--- a/public/documentazione/Registro_Dev_Deploy_Portale_CWP.docx
+++ b/public/documentazione/Registro_Dev_Deploy_Portale_CWP.docx
@@ -302,7 +302,7 @@
                 <w:sz w:val="20"/>
                 <w:szCs w:val="20"/>
               </w:rPr>
-              <w:t xml:space="preserve">Rev. 1.0</w:t>
+              <w:t xml:space="preserve">Rev. 1.1</w:t>
             </w:r>
           </w:p>
         </w:tc>
@@ -719,6 +719,140 @@
                 <w:sz w:val="18"/>
                 <w:szCs w:val="18"/>
               </w:rPr>
+              <w:t xml:space="preserve">1.1</w:t>
+            </w:r>
+          </w:p>
+        </w:tc>
+        <w:tc>
+          <w:tcPr>
+            <w:tcW w:type="dxa" w:w="1300"/>
+            <w:tcBorders>
+              <w:top w:val="single" w:color="D9D4C5" w:sz="4"/>
+              <w:left w:val="single" w:color="D9D4C5" w:sz="4"/>
+              <w:bottom w:val="single" w:color="D9D4C5" w:sz="4"/>
+              <w:right w:val="single" w:color="D9D4C5" w:sz="4"/>
+            </w:tcBorders>
+            <w:tcMar>
+              <w:top w:type="dxa" w:w="70"/>
+              <w:left w:type="dxa" w:w="110"/>
+              <w:bottom w:type="dxa" w:w="70"/>
+              <w:right w:type="dxa" w:w="110"/>
+            </w:tcMar>
+            <w:vAlign w:val="center"/>
+          </w:tcPr>
+          <w:p>
+            <w:pPr>
+              <w:spacing w:after="0" w:before="0"/>
+            </w:pPr>
+            <w:r>
+              <w:rPr>
+                <w:rFonts w:ascii="Arial" w:cs="Arial" w:eastAsia="Arial" w:hAnsi="Arial"/>
+                <w:color w:val="1B2118"/>
+                <w:sz w:val="18"/>
+                <w:szCs w:val="18"/>
+              </w:rPr>
+              <w:t xml:space="preserve">18/10/2026</w:t>
+            </w:r>
+          </w:p>
+        </w:tc>
+        <w:tc>
+          <w:tcPr>
+            <w:tcW w:type="dxa" w:w="5538"/>
+            <w:tcBorders>
+              <w:top w:val="single" w:color="D9D4C5" w:sz="4"/>
+              <w:left w:val="single" w:color="D9D4C5" w:sz="4"/>
+              <w:bottom w:val="single" w:color="D9D4C5" w:sz="4"/>
+              <w:right w:val="single" w:color="D9D4C5" w:sz="4"/>
+            </w:tcBorders>
+            <w:tcMar>
+              <w:top w:type="dxa" w:w="70"/>
+              <w:left w:type="dxa" w:w="110"/>
+              <w:bottom w:type="dxa" w:w="70"/>
+              <w:right w:type="dxa" w:w="110"/>
+            </w:tcMar>
+            <w:vAlign w:val="center"/>
+          </w:tcPr>
+          <w:p>
+            <w:pPr>
+              <w:spacing w:after="0" w:before="0"/>
+            </w:pPr>
+            <w:r>
+              <w:rPr>
+                <w:rFonts w:ascii="Arial" w:cs="Arial" w:eastAsia="Arial" w:hAnsi="Arial"/>
+                <w:color w:val="1B2118"/>
+                <w:sz w:val="18"/>
+                <w:szCs w:val="18"/>
+              </w:rPr>
+              <w:t xml:space="preserve">Pagina Documentazione; backlog riordinato; decisione di passare Vercel e Supabase a piani a pagamento (punto 29); riservatezza della documentazione (punto 28).</w:t>
+            </w:r>
+          </w:p>
+        </w:tc>
+        <w:tc>
+          <w:tcPr>
+            <w:tcW w:type="dxa" w:w="2000"/>
+            <w:tcBorders>
+              <w:top w:val="single" w:color="D9D4C5" w:sz="4"/>
+              <w:left w:val="single" w:color="D9D4C5" w:sz="4"/>
+              <w:bottom w:val="single" w:color="D9D4C5" w:sz="4"/>
+              <w:right w:val="single" w:color="D9D4C5" w:sz="4"/>
+            </w:tcBorders>
+            <w:tcMar>
+              <w:top w:type="dxa" w:w="70"/>
+              <w:left w:type="dxa" w:w="110"/>
+              <w:bottom w:type="dxa" w:w="70"/>
+              <w:right w:type="dxa" w:w="110"/>
+            </w:tcMar>
+            <w:vAlign w:val="center"/>
+          </w:tcPr>
+          <w:p>
+            <w:pPr>
+              <w:spacing w:after="0" w:before="0"/>
+            </w:pPr>
+            <w:r>
+              <w:rPr>
+                <w:rFonts w:ascii="Arial" w:cs="Arial" w:eastAsia="Arial" w:hAnsi="Arial"/>
+                <w:color w:val="1B2118"/>
+                <w:sz w:val="18"/>
+                <w:szCs w:val="18"/>
+              </w:rPr>
+              <w:t xml:space="preserve">Fondazione Operate</w:t>
+            </w:r>
+          </w:p>
+        </w:tc>
+      </w:tr>
+      <w:tr>
+        <w:trPr>
+          <w:cantSplit/>
+        </w:trPr>
+        <w:tc>
+          <w:tcPr>
+            <w:tcW w:type="dxa" w:w="800"/>
+            <w:tcBorders>
+              <w:top w:val="single" w:color="D9D4C5" w:sz="4"/>
+              <w:left w:val="single" w:color="D9D4C5" w:sz="4"/>
+              <w:bottom w:val="single" w:color="D9D4C5" w:sz="4"/>
+              <w:right w:val="single" w:color="D9D4C5" w:sz="4"/>
+            </w:tcBorders>
+            <w:shd w:fill="F6F4EE" w:color="auto" w:val="clear"/>
+            <w:tcMar>
+              <w:top w:type="dxa" w:w="70"/>
+              <w:left w:type="dxa" w:w="110"/>
+              <w:bottom w:type="dxa" w:w="70"/>
+              <w:right w:type="dxa" w:w="110"/>
+            </w:tcMar>
+            <w:vAlign w:val="center"/>
+          </w:tcPr>
+          <w:p>
+            <w:pPr>
+              <w:spacing w:after="0" w:before="0"/>
+            </w:pPr>
+            <w:r>
+              <w:rPr>
+                <w:rFonts w:ascii="Arial" w:cs="Arial" w:eastAsia="Arial" w:hAnsi="Arial"/>
+                <w:color w:val="1B2118"/>
+                <w:sz w:val="18"/>
+                <w:szCs w:val="18"/>
+              </w:rPr>
               <w:t xml:space="preserve">1.0</w:t>
             </w:r>
           </w:p>
@@ -732,6 +866,7 @@
               <w:bottom w:val="single" w:color="D9D4C5" w:sz="4"/>
               <w:right w:val="single" w:color="D9D4C5" w:sz="4"/>
             </w:tcBorders>
+            <w:shd w:fill="F6F4EE" w:color="auto" w:val="clear"/>
             <w:tcMar>
               <w:top w:type="dxa" w:w="70"/>
               <w:left w:type="dxa" w:w="110"/>
@@ -764,6 +899,7 @@
               <w:bottom w:val="single" w:color="D9D4C5" w:sz="4"/>
               <w:right w:val="single" w:color="D9D4C5" w:sz="4"/>
             </w:tcBorders>
+            <w:shd w:fill="F6F4EE" w:color="auto" w:val="clear"/>
             <w:tcMar>
               <w:top w:type="dxa" w:w="70"/>
               <w:left w:type="dxa" w:w="110"/>
@@ -796,6 +932,7 @@
               <w:bottom w:val="single" w:color="D9D4C5" w:sz="4"/>
               <w:right w:val="single" w:color="D9D4C5" w:sz="4"/>
             </w:tcBorders>
+            <w:shd w:fill="F6F4EE" w:color="auto" w:val="clear"/>
             <w:tcMar>
               <w:top w:type="dxa" w:w="70"/>
               <w:left w:type="dxa" w:w="110"/>
@@ -837,7 +974,7 @@
           <w:sz w:val="20"/>
           <w:szCs w:val="20"/>
         </w:rPr>
-        <w:t xml:space="preserve">Fotografia del registro alla revisione 1.0 del 18/10/2026. Il registro è aggiornato a ogni nuova funzione, servizio o rilascio; la versione corrente si scarica dall'area Documentazione del portale (solo Amministratori).</w:t>
+        <w:t xml:space="preserve">Fotografia del registro alla revisione 1.1 del 18/10/2026. Il registro è aggiornato a ogni nuova funzione, servizio o rilascio; la versione corrente si scarica dall'area Documentazione del portale (solo Amministratori).</w:t>
       </w:r>
     </w:p>
     <w:p>
@@ -3882,6 +4019,36 @@
     </w:p>
     <w:p>
       <w:pPr>
+        <w:pStyle w:val="ListParagraph"/>
+        <w:numPr>
+          <w:ilvl w:val="0"/>
+          <w:numId w:val="3"/>
+        </w:numPr>
+        <w:spacing w:after="70" w:line="290"/>
+      </w:pPr>
+      <w:r>
+        <w:rPr>
+          <w:rFonts w:ascii="Arial" w:cs="Arial" w:eastAsia="Arial" w:hAnsi="Arial"/>
+          <w:b/>
+          <w:bCs/>
+          <w:color w:val="1B2118"/>
+          <w:sz w:val="21"/>
+          <w:szCs w:val="21"/>
+        </w:rPr>
+        <w:t xml:space="preserve">Decisione del 18/10:</w:t>
+      </w:r>
+      <w:r>
+        <w:rPr>
+          <w:rFonts w:ascii="Arial" w:cs="Arial" w:eastAsia="Arial" w:hAnsi="Arial"/>
+          <w:color w:val="1B2118"/>
+          <w:sz w:val="21"/>
+          <w:szCs w:val="21"/>
+        </w:rPr>
+        <w:t xml:space="preserve"> Vercel e Supabase passeranno a piani a pagamento (backlog punto 29). I limiti dei piani gratuiti descritti qui sopra valgono fino ad allora.</w:t>
+      </w:r>
+    </w:p>
+    <w:p>
+      <w:pPr>
         <w:pStyle w:val="Heading1"/>
         <w:pageBreakBefore/>
         <w:pBdr>
@@ -13135,7 +13302,7 @@
               </w:rPr>
               <w:t xml:space="preserve">Claude Doc: </w:t>
             </w:r>
-            <w:hyperlink w:history="1" r:id="rIduvxoypxnm898waedlghf7">
+            <w:hyperlink w:history="1" r:id="rIdvfkaeikvnymhcygn4m6vf">
               <w:r>
                 <w:rPr>
                   <w:rFonts w:ascii="Arial" w:cs="Arial" w:eastAsia="Arial" w:hAnsi="Arial"/>
@@ -13482,7 +13649,7 @@
               </w:rPr>
               <w:t xml:space="preserve">Claude Doc: </w:t>
             </w:r>
-            <w:hyperlink w:history="1" r:id="rIdd8cwour6bhpg8irvt2tip">
+            <w:hyperlink w:history="1" r:id="rIdwfhvxssjjy_rtjmfpfvaq">
               <w:r>
                 <w:rPr>
                   <w:rFonts w:ascii="Arial" w:cs="Arial" w:eastAsia="Arial" w:hAnsi="Arial"/>
@@ -13891,7 +14058,7 @@
               </w:rPr>
               <w:t xml:space="preserve">Claude Doc: </w:t>
             </w:r>
-            <w:hyperlink w:history="1" r:id="rIdavjzseufd1rvjsib7if6r">
+            <w:hyperlink w:history="1" r:id="rIdijvu6q9gtbe7f5t-7utki">
               <w:r>
                 <w:rPr>
                   <w:rFonts w:ascii="Arial" w:cs="Arial" w:eastAsia="Arial" w:hAnsi="Arial"/>
@@ -14434,7 +14601,7 @@
             <w:pPr>
               <w:spacing w:after="0" w:before="0"/>
             </w:pPr>
-            <w:hyperlink w:history="1" r:id="rIds72mspyku2d523rbgwrmr">
+            <w:hyperlink w:history="1" r:id="rId6xklsbazvb6kyqelg2nrc">
               <w:r>
                 <w:rPr>
                   <w:rFonts w:ascii="Arial" w:cs="Arial" w:eastAsia="Arial" w:hAnsi="Arial"/>
@@ -14813,22 +14980,6 @@
     </w:p>
     <w:p>
       <w:pPr>
-        <w:spacing w:after="140" w:line="300"/>
-      </w:pPr>
-      <w:r>
-        <w:rPr>
-          <w:rFonts w:ascii="Arial" w:cs="Arial" w:eastAsia="Arial" w:hAnsi="Arial"/>
-          <w:b/>
-          <w:bCs/>
-          <w:color w:val="1B2118"/>
-          <w:sz w:val="21"/>
-          <w:szCs w:val="21"/>
-        </w:rPr>
-        <w:t xml:space="preserve">Aperte</w:t>
-      </w:r>
-    </w:p>
-    <w:p>
-      <w:pPr>
         <w:pStyle w:val="ListParagraph"/>
         <w:numPr>
           <w:ilvl w:val="0"/>
@@ -14843,7 +14994,43 @@
           <w:sz w:val="21"/>
           <w:szCs w:val="21"/>
         </w:rPr>
-        <w:t xml:space="preserve">A. Una nuova versione di documento durante una fase fa ripartire il termine?</w:t>
+        <w:t xml:space="preserve">18/10 — </w:t>
+      </w:r>
+      <w:r>
+        <w:rPr>
+          <w:rFonts w:ascii="Arial" w:cs="Arial" w:eastAsia="Arial" w:hAnsi="Arial"/>
+          <w:b/>
+          <w:bCs/>
+          <w:color w:val="1B2118"/>
+          <w:sz w:val="21"/>
+          <w:szCs w:val="21"/>
+        </w:rPr>
+        <w:t xml:space="preserve">Vercel e Supabase passeranno a piani a pagamento</w:t>
+      </w:r>
+      <w:r>
+        <w:rPr>
+          <w:rFonts w:ascii="Arial" w:cs="Arial" w:eastAsia="Arial" w:hAnsi="Arial"/>
+          <w:color w:val="1B2118"/>
+          <w:sz w:val="21"/>
+          <w:szCs w:val="21"/>
+        </w:rPr>
+        <w:t xml:space="preserve"> (decisione di Luca). Conseguenze previste, da verificare al momento dell'attivazione: repository GitHub di nuovo privato (il piano gratuito di Vercel lo impedisce), nessuna pausa del database per inattività, backup automatici giornalieri di Supabase, limite per file caricato aumentabile oltre 50 MB.</w:t>
+      </w:r>
+    </w:p>
+    <w:p>
+      <w:pPr>
+        <w:spacing w:after="140" w:line="300"/>
+      </w:pPr>
+      <w:r>
+        <w:rPr>
+          <w:rFonts w:ascii="Arial" w:cs="Arial" w:eastAsia="Arial" w:hAnsi="Arial"/>
+          <w:b/>
+          <w:bCs/>
+          <w:color w:val="1B2118"/>
+          <w:sz w:val="21"/>
+          <w:szCs w:val="21"/>
+        </w:rPr>
+        <w:t xml:space="preserve">Aperte</w:t>
       </w:r>
     </w:p>
     <w:p>
@@ -14862,7 +15049,7 @@
           <w:sz w:val="21"/>
           <w:szCs w:val="21"/>
         </w:rPr>
-        <w:t xml:space="preserve">B. Errata corrige in consultazione: i 30 giorni ripartono?</w:t>
+        <w:t xml:space="preserve">A. Una nuova versione di documento durante una fase fa ripartire il termine?</w:t>
       </w:r>
     </w:p>
     <w:p>
@@ -14881,7 +15068,7 @@
           <w:sz w:val="21"/>
           <w:szCs w:val="21"/>
         </w:rPr>
-        <w:t xml:space="preserve">D. Identificazione dei commentatori esterni.</w:t>
+        <w:t xml:space="preserve">B. Errata corrige in consultazione: i 30 giorni ripartono?</w:t>
       </w:r>
     </w:p>
     <w:p>
@@ -14900,7 +15087,7 @@
           <w:sz w:val="21"/>
           <w:szCs w:val="21"/>
         </w:rPr>
-        <w:t xml:space="preserve">Scelte interpretative del calcolo crediti (soprattutto il segno del riuso, formule 26 e 29).</w:t>
+        <w:t xml:space="preserve">D. Identificazione dei commentatori esterni.</w:t>
       </w:r>
     </w:p>
     <w:p>
@@ -14919,6 +15106,25 @@
           <w:sz w:val="21"/>
           <w:szCs w:val="21"/>
         </w:rPr>
+        <w:t xml:space="preserve">Scelte interpretative del calcolo crediti (soprattutto il segno del riuso, formule 26 e 29).</w:t>
+      </w:r>
+    </w:p>
+    <w:p>
+      <w:pPr>
+        <w:pStyle w:val="ListParagraph"/>
+        <w:numPr>
+          <w:ilvl w:val="0"/>
+          <w:numId w:val="3"/>
+        </w:numPr>
+        <w:spacing w:after="70" w:line="290"/>
+      </w:pPr>
+      <w:r>
+        <w:rPr>
+          <w:rFonts w:ascii="Arial" w:cs="Arial" w:eastAsia="Arial" w:hAnsi="Arial"/>
+          <w:color w:val="1B2118"/>
+          <w:sz w:val="21"/>
+          <w:szCs w:val="21"/>
+        </w:rPr>
         <w:t xml:space="preserve">Antivirus: ClamAV su server proprio o servizio a pagamento.</w:t>
       </w:r>
     </w:p>
@@ -15887,6 +16093,92 @@
           <w:szCs w:val="21"/>
         </w:rPr>
         <w:t xml:space="preserve"> Riservatezza della documentazione: il registro è nel repository pubblico e i suoi file Word/PDF sono raggiungibili da chi conosce l'indirizzo (il portale li mostra solo agli Amministratori). Per renderli davvero riservati: archivio privato su Supabase con accesso solo Admin, o repository privato (oggi incompatibile con il piano gratuito di Vercel).</w:t>
+      </w:r>
+    </w:p>
+    <w:p>
+      <w:pPr>
+        <w:spacing w:after="140" w:line="300"/>
+      </w:pPr>
+      <w:r>
+        <w:rPr>
+          <w:rFonts w:ascii="Arial" w:cs="Arial" w:eastAsia="Arial" w:hAnsi="Arial"/>
+          <w:b/>
+          <w:bCs/>
+          <w:color w:val="1B2118"/>
+          <w:sz w:val="21"/>
+          <w:szCs w:val="21"/>
+        </w:rPr>
+        <w:t xml:space="preserve">Infrastruttura</w:t>
+      </w:r>
+    </w:p>
+    <w:p>
+      <w:pPr>
+        <w:pStyle w:val="ListParagraph"/>
+        <w:numPr>
+          <w:ilvl w:val="0"/>
+          <w:numId w:val="3"/>
+        </w:numPr>
+        <w:spacing w:after="70" w:line="290"/>
+      </w:pPr>
+      <w:r>
+        <w:rPr>
+          <w:rFonts w:ascii="Arial" w:cs="Arial" w:eastAsia="Arial" w:hAnsi="Arial"/>
+          <w:b/>
+          <w:bCs/>
+          <w:color w:val="1B2118"/>
+          <w:sz w:val="21"/>
+          <w:szCs w:val="21"/>
+        </w:rPr>
+        <w:t xml:space="preserve">29.</w:t>
+      </w:r>
+      <w:r>
+        <w:rPr>
+          <w:rFonts w:ascii="Arial" w:cs="Arial" w:eastAsia="Arial" w:hAnsi="Arial"/>
+          <w:color w:val="1B2118"/>
+          <w:sz w:val="21"/>
+          <w:szCs w:val="21"/>
+        </w:rPr>
+        <w:t xml:space="preserve"> Passaggio a piani a pagamento di </w:t>
+      </w:r>
+      <w:r>
+        <w:rPr>
+          <w:rFonts w:ascii="Arial" w:cs="Arial" w:eastAsia="Arial" w:hAnsi="Arial"/>
+          <w:b/>
+          <w:bCs/>
+          <w:color w:val="1B2118"/>
+          <w:sz w:val="21"/>
+          <w:szCs w:val="21"/>
+        </w:rPr>
+        <w:t xml:space="preserve">Vercel</w:t>
+      </w:r>
+      <w:r>
+        <w:rPr>
+          <w:rFonts w:ascii="Arial" w:cs="Arial" w:eastAsia="Arial" w:hAnsi="Arial"/>
+          <w:color w:val="1B2118"/>
+          <w:sz w:val="21"/>
+          <w:szCs w:val="21"/>
+        </w:rPr>
+        <w:t xml:space="preserve"> e </w:t>
+      </w:r>
+      <w:r>
+        <w:rPr>
+          <w:rFonts w:ascii="Arial" w:cs="Arial" w:eastAsia="Arial" w:hAnsi="Arial"/>
+          <w:b/>
+          <w:bCs/>
+          <w:color w:val="1B2118"/>
+          <w:sz w:val="21"/>
+          <w:szCs w:val="21"/>
+        </w:rPr>
+        <w:t xml:space="preserve">Supabase</w:t>
+      </w:r>
+      <w:r>
+        <w:rPr>
+          <w:rFonts w:ascii="Arial" w:cs="Arial" w:eastAsia="Arial" w:hAnsi="Arial"/>
+          <w:color w:val="1B2118"/>
+          <w:sz w:val="21"/>
+          <w:szCs w:val="21"/>
+        </w:rPr>
+        <w:t xml:space="preserve"> (decisione del 18/10). Dopo l'attivazione: rendere privato il repository GitHub e ricollegarlo a Vercel (risolve in buona parte il punto 28); verificare i backup automatici di Supabase e scrivere la procedura di ripristino (punto 18); valutare l'ambiente di prova separato (punto 18); decidere se alzare il limite di 50 MB per file; aggiornare i §2-3 di questo registro con piani, costi e intestatario dei contratti.</w:t>
       </w:r>
     </w:p>
     <w:p>
@@ -16738,7 +17030,7 @@
         <w:szCs w:val="16"/>
       </w:rPr>
       <w:tab/>
-      <w:t xml:space="preserve">Registro sviluppo e deploy · Rev. 1.0 · 18/10/2026</w:t>
+      <w:t xml:space="preserve">Registro sviluppo e deploy · Rev. 1.1 · 18/10/2026</w:t>
     </w:r>
   </w:p>
 </w:hdr>
@@ -16803,7 +17095,7 @@
         <w:szCs w:val="16"/>
       </w:rPr>
       <w:tab/>
-      <w:t xml:space="preserve">Registro sviluppo e deploy · Rev. 1.0 · 18/10/2026</w:t>
+      <w:t xml:space="preserve">Registro sviluppo e deploy · Rev. 1.1 · 18/10/2026</w:t>
     </w:r>
   </w:p>
 </w:hdr>

--- a/public/documentazione/Registro_Dev_Deploy_Portale_CWP.docx
+++ b/public/documentazione/Registro_Dev_Deploy_Portale_CWP.docx
@@ -5739,6 +5739,143 @@
           </w:p>
         </w:tc>
       </w:tr>
+      <w:tr>
+        <w:trPr>
+          <w:cantSplit/>
+        </w:trPr>
+        <w:tc>
+          <w:tcPr>
+            <w:tcW w:type="dxa" w:w="3213"/>
+            <w:tcBorders>
+              <w:top w:val="single" w:color="D9D4C5" w:sz="4"/>
+              <w:left w:val="single" w:color="D9D4C5" w:sz="4"/>
+              <w:bottom w:val="single" w:color="D9D4C5" w:sz="4"/>
+              <w:right w:val="single" w:color="D9D4C5" w:sz="4"/>
+            </w:tcBorders>
+            <w:tcMar>
+              <w:top w:type="dxa" w:w="70"/>
+              <w:left w:type="dxa" w:w="110"/>
+              <w:bottom w:type="dxa" w:w="70"/>
+              <w:right w:type="dxa" w:w="110"/>
+            </w:tcMar>
+            <w:vAlign w:val="center"/>
+          </w:tcPr>
+          <w:p>
+            <w:pPr>
+              <w:spacing w:after="0" w:before="0"/>
+            </w:pPr>
+            <w:r>
+              <w:rPr>
+                <w:rFonts w:ascii="Consolas" w:cs="Consolas" w:eastAsia="Consolas" w:hAnsi="Consolas"/>
+                <w:color w:val="2F5D3A"/>
+                <w:sz w:val="18"/>
+                <w:szCs w:val="18"/>
+              </w:rPr>
+              <w:t xml:space="preserve">15_password.sql</w:t>
+            </w:r>
+          </w:p>
+        </w:tc>
+        <w:tc>
+          <w:tcPr>
+            <w:tcW w:type="dxa" w:w="4016"/>
+            <w:tcBorders>
+              <w:top w:val="single" w:color="D9D4C5" w:sz="4"/>
+              <w:left w:val="single" w:color="D9D4C5" w:sz="4"/>
+              <w:bottom w:val="single" w:color="D9D4C5" w:sz="4"/>
+              <w:right w:val="single" w:color="D9D4C5" w:sz="4"/>
+            </w:tcBorders>
+            <w:tcMar>
+              <w:top w:type="dxa" w:w="70"/>
+              <w:left w:type="dxa" w:w="110"/>
+              <w:bottom w:type="dxa" w:w="70"/>
+              <w:right w:type="dxa" w:w="110"/>
+            </w:tcMar>
+            <w:vAlign w:val="center"/>
+          </w:tcPr>
+          <w:p>
+            <w:pPr>
+              <w:spacing w:after="0" w:before="0"/>
+            </w:pPr>
+            <w:r>
+              <w:rPr>
+                <w:rFonts w:ascii="Arial" w:cs="Arial" w:eastAsia="Arial" w:hAnsi="Arial"/>
+                <w:color w:val="1B2118"/>
+                <w:sz w:val="18"/>
+                <w:szCs w:val="18"/>
+              </w:rPr>
+              <w:t xml:space="preserve">Cambio obbligatorio dopo password temporanea (</w:t>
+            </w:r>
+            <w:r>
+              <w:rPr>
+                <w:rFonts w:ascii="Consolas" w:cs="Consolas" w:eastAsia="Consolas" w:hAnsi="Consolas"/>
+                <w:color w:val="2F5D3A"/>
+                <w:sz w:val="18"/>
+                <w:szCs w:val="18"/>
+              </w:rPr>
+              <w:t xml:space="preserve">password_temporanea</w:t>
+            </w:r>
+            <w:r>
+              <w:rPr>
+                <w:rFonts w:ascii="Arial" w:cs="Arial" w:eastAsia="Arial" w:hAnsi="Arial"/>
+                <w:color w:val="1B2118"/>
+                <w:sz w:val="18"/>
+                <w:szCs w:val="18"/>
+              </w:rPr>
+              <w:t xml:space="preserve">), funzione </w:t>
+            </w:r>
+            <w:r>
+              <w:rPr>
+                <w:rFonts w:ascii="Consolas" w:cs="Consolas" w:eastAsia="Consolas" w:hAnsi="Consolas"/>
+                <w:color w:val="2F5D3A"/>
+                <w:sz w:val="18"/>
+                <w:szCs w:val="18"/>
+              </w:rPr>
+              <w:t xml:space="preserve">password_cambiata</w:t>
+            </w:r>
+            <w:r>
+              <w:rPr>
+                <w:rFonts w:ascii="Arial" w:cs="Arial" w:eastAsia="Arial" w:hAnsi="Arial"/>
+                <w:color w:val="1B2118"/>
+                <w:sz w:val="18"/>
+                <w:szCs w:val="18"/>
+              </w:rPr>
+              <w:t xml:space="preserve">, audit dei cambi password</w:t>
+            </w:r>
+          </w:p>
+        </w:tc>
+        <w:tc>
+          <w:tcPr>
+            <w:tcW w:type="dxa" w:w="2409"/>
+            <w:tcBorders>
+              <w:top w:val="single" w:color="D9D4C5" w:sz="4"/>
+              <w:left w:val="single" w:color="D9D4C5" w:sz="4"/>
+              <w:bottom w:val="single" w:color="D9D4C5" w:sz="4"/>
+              <w:right w:val="single" w:color="D9D4C5" w:sz="4"/>
+            </w:tcBorders>
+            <w:tcMar>
+              <w:top w:type="dxa" w:w="70"/>
+              <w:left w:type="dxa" w:w="110"/>
+              <w:bottom w:type="dxa" w:w="70"/>
+              <w:right w:type="dxa" w:w="110"/>
+            </w:tcMar>
+            <w:vAlign w:val="center"/>
+          </w:tcPr>
+          <w:p>
+            <w:pPr>
+              <w:spacing w:after="0" w:before="0"/>
+            </w:pPr>
+            <w:r>
+              <w:rPr>
+                <w:rFonts w:ascii="Arial" w:cs="Arial" w:eastAsia="Arial" w:hAnsi="Arial"/>
+                <w:color w:val="1B2118"/>
+                <w:sz w:val="18"/>
+                <w:szCs w:val="18"/>
+              </w:rPr>
+              <w:t xml:space="preserve">18/10/2026</w:t>
+            </w:r>
+          </w:p>
+        </w:tc>
+      </w:tr>
     </w:tbl>
     <w:p>
       <w:pPr>
@@ -6647,10 +6784,10 @@
         <w:tblLayout w:type="fixed"/>
       </w:tblPr>
       <w:tblGrid>
-        <w:gridCol w:w="2760"/>
-        <w:gridCol w:w="2293"/>
-        <w:gridCol w:w="2293"/>
-        <w:gridCol w:w="2292"/>
+        <w:gridCol w:w="2685"/>
+        <w:gridCol w:w="2318"/>
+        <w:gridCol w:w="2318"/>
+        <w:gridCol w:w="2317"/>
       </w:tblGrid>
       <w:tr>
         <w:trPr>
@@ -6658,7 +6795,7 @@
         </w:trPr>
         <w:tc>
           <w:tcPr>
-            <w:tcW w:type="dxa" w:w="2760"/>
+            <w:tcW w:type="dxa" w:w="2685"/>
             <w:tcBorders>
               <w:top w:val="single" w:color="D9D4C5" w:sz="4"/>
               <w:left w:val="single" w:color="D9D4C5" w:sz="4"/>
@@ -6693,7 +6830,7 @@
         </w:tc>
         <w:tc>
           <w:tcPr>
-            <w:tcW w:type="dxa" w:w="2293"/>
+            <w:tcW w:type="dxa" w:w="2318"/>
             <w:tcBorders>
               <w:top w:val="single" w:color="D9D4C5" w:sz="4"/>
               <w:left w:val="single" w:color="D9D4C5" w:sz="4"/>
@@ -6728,7 +6865,7 @@
         </w:tc>
         <w:tc>
           <w:tcPr>
-            <w:tcW w:type="dxa" w:w="2293"/>
+            <w:tcW w:type="dxa" w:w="2318"/>
             <w:tcBorders>
               <w:top w:val="single" w:color="D9D4C5" w:sz="4"/>
               <w:left w:val="single" w:color="D9D4C5" w:sz="4"/>
@@ -6763,7 +6900,7 @@
         </w:tc>
         <w:tc>
           <w:tcPr>
-            <w:tcW w:type="dxa" w:w="2292"/>
+            <w:tcW w:type="dxa" w:w="2317"/>
             <w:tcBorders>
               <w:top w:val="single" w:color="D9D4C5" w:sz="4"/>
               <w:left w:val="single" w:color="D9D4C5" w:sz="4"/>
@@ -6803,7 +6940,7 @@
         </w:trPr>
         <w:tc>
           <w:tcPr>
-            <w:tcW w:type="dxa" w:w="2760"/>
+            <w:tcW w:type="dxa" w:w="2685"/>
             <w:tcBorders>
               <w:top w:val="single" w:color="D9D4C5" w:sz="4"/>
               <w:left w:val="single" w:color="D9D4C5" w:sz="4"/>
@@ -6835,7 +6972,7 @@
         </w:tc>
         <w:tc>
           <w:tcPr>
-            <w:tcW w:type="dxa" w:w="2293"/>
+            <w:tcW w:type="dxa" w:w="2318"/>
             <w:tcBorders>
               <w:top w:val="single" w:color="D9D4C5" w:sz="4"/>
               <w:left w:val="single" w:color="D9D4C5" w:sz="4"/>
@@ -6867,7 +7004,7 @@
         </w:tc>
         <w:tc>
           <w:tcPr>
-            <w:tcW w:type="dxa" w:w="2293"/>
+            <w:tcW w:type="dxa" w:w="2318"/>
             <w:tcBorders>
               <w:top w:val="single" w:color="D9D4C5" w:sz="4"/>
               <w:left w:val="single" w:color="D9D4C5" w:sz="4"/>
@@ -6917,7 +7054,7 @@
         </w:tc>
         <w:tc>
           <w:tcPr>
-            <w:tcW w:type="dxa" w:w="2292"/>
+            <w:tcW w:type="dxa" w:w="2317"/>
             <w:tcBorders>
               <w:top w:val="single" w:color="D9D4C5" w:sz="4"/>
               <w:left w:val="single" w:color="D9D4C5" w:sz="4"/>
@@ -6954,7 +7091,7 @@
         </w:trPr>
         <w:tc>
           <w:tcPr>
-            <w:tcW w:type="dxa" w:w="2760"/>
+            <w:tcW w:type="dxa" w:w="2685"/>
             <w:tcBorders>
               <w:top w:val="single" w:color="D9D4C5" w:sz="4"/>
               <w:left w:val="single" w:color="D9D4C5" w:sz="4"/>
@@ -6981,20 +7118,173 @@
                 <w:sz w:val="18"/>
                 <w:szCs w:val="18"/>
               </w:rPr>
+              <w:t xml:space="preserve">reimposta-password</w:t>
+            </w:r>
+          </w:p>
+        </w:tc>
+        <w:tc>
+          <w:tcPr>
+            <w:tcW w:type="dxa" w:w="2318"/>
+            <w:tcBorders>
+              <w:top w:val="single" w:color="D9D4C5" w:sz="4"/>
+              <w:left w:val="single" w:color="D9D4C5" w:sz="4"/>
+              <w:bottom w:val="single" w:color="D9D4C5" w:sz="4"/>
+              <w:right w:val="single" w:color="D9D4C5" w:sz="4"/>
+            </w:tcBorders>
+            <w:shd w:fill="F6F4EE" w:color="auto" w:val="clear"/>
+            <w:tcMar>
+              <w:top w:type="dxa" w:w="70"/>
+              <w:left w:type="dxa" w:w="110"/>
+              <w:bottom w:type="dxa" w:w="70"/>
+              <w:right w:type="dxa" w:w="110"/>
+            </w:tcMar>
+            <w:vAlign w:val="center"/>
+          </w:tcPr>
+          <w:p>
+            <w:pPr>
+              <w:spacing w:after="0" w:before="0"/>
+            </w:pPr>
+            <w:r>
+              <w:rPr>
+                <w:rFonts w:ascii="Arial" w:cs="Arial" w:eastAsia="Arial" w:hAnsi="Arial"/>
+                <w:color w:val="1B2118"/>
+                <w:sz w:val="18"/>
+                <w:szCs w:val="18"/>
+              </w:rPr>
+              <w:t xml:space="preserve">L'Amministratore assegna una password temporanea a un Cliente o Operatore; il flag obbliga al cambio al primo accesso; audit</w:t>
+            </w:r>
+          </w:p>
+        </w:tc>
+        <w:tc>
+          <w:tcPr>
+            <w:tcW w:type="dxa" w:w="2318"/>
+            <w:tcBorders>
+              <w:top w:val="single" w:color="D9D4C5" w:sz="4"/>
+              <w:left w:val="single" w:color="D9D4C5" w:sz="4"/>
+              <w:bottom w:val="single" w:color="D9D4C5" w:sz="4"/>
+              <w:right w:val="single" w:color="D9D4C5" w:sz="4"/>
+            </w:tcBorders>
+            <w:shd w:fill="F6F4EE" w:color="auto" w:val="clear"/>
+            <w:tcMar>
+              <w:top w:type="dxa" w:w="70"/>
+              <w:left w:type="dxa" w:w="110"/>
+              <w:bottom w:type="dxa" w:w="70"/>
+              <w:right w:type="dxa" w:w="110"/>
+            </w:tcMar>
+            <w:vAlign w:val="center"/>
+          </w:tcPr>
+          <w:p>
+            <w:pPr>
+              <w:spacing w:after="0" w:before="0"/>
+            </w:pPr>
+            <w:r>
+              <w:rPr>
+                <w:rFonts w:ascii="Arial" w:cs="Arial" w:eastAsia="Arial" w:hAnsi="Arial"/>
+                <w:color w:val="1B2118"/>
+                <w:sz w:val="18"/>
+                <w:szCs w:val="18"/>
+              </w:rPr>
+              <w:t xml:space="preserve">Verifica </w:t>
+            </w:r>
+            <w:r>
+              <w:rPr>
+                <w:rFonts w:ascii="Consolas" w:cs="Consolas" w:eastAsia="Consolas" w:hAnsi="Consolas"/>
+                <w:color w:val="2F5D3A"/>
+                <w:sz w:val="18"/>
+                <w:szCs w:val="18"/>
+              </w:rPr>
+              <w:t xml:space="preserve">sono_admin</w:t>
+            </w:r>
+            <w:r>
+              <w:rPr>
+                <w:rFonts w:ascii="Arial" w:cs="Arial" w:eastAsia="Arial" w:hAnsi="Arial"/>
+                <w:color w:val="1B2118"/>
+                <w:sz w:val="18"/>
+                <w:szCs w:val="18"/>
+              </w:rPr>
+              <w:t xml:space="preserve">; esclusi amministratori e sé stessi</w:t>
+            </w:r>
+          </w:p>
+        </w:tc>
+        <w:tc>
+          <w:tcPr>
+            <w:tcW w:type="dxa" w:w="2317"/>
+            <w:tcBorders>
+              <w:top w:val="single" w:color="D9D4C5" w:sz="4"/>
+              <w:left w:val="single" w:color="D9D4C5" w:sz="4"/>
+              <w:bottom w:val="single" w:color="D9D4C5" w:sz="4"/>
+              <w:right w:val="single" w:color="D9D4C5" w:sz="4"/>
+            </w:tcBorders>
+            <w:shd w:fill="F6F4EE" w:color="auto" w:val="clear"/>
+            <w:tcMar>
+              <w:top w:type="dxa" w:w="70"/>
+              <w:left w:type="dxa" w:w="110"/>
+              <w:bottom w:type="dxa" w:w="70"/>
+              <w:right w:type="dxa" w:w="110"/>
+            </w:tcMar>
+            <w:vAlign w:val="center"/>
+          </w:tcPr>
+          <w:p>
+            <w:pPr>
+              <w:spacing w:after="0" w:before="0"/>
+            </w:pPr>
+            <w:r>
+              <w:rPr>
+                <w:rFonts w:ascii="Arial" w:cs="Arial" w:eastAsia="Arial" w:hAnsi="Arial"/>
+                <w:color w:val="1B2118"/>
+                <w:sz w:val="18"/>
+                <w:szCs w:val="18"/>
+              </w:rPr>
+              <w:t xml:space="preserve">Dashboard Supabase (editor web), 18/10; Verify JWT attivo</w:t>
+            </w:r>
+          </w:p>
+        </w:tc>
+      </w:tr>
+      <w:tr>
+        <w:trPr>
+          <w:cantSplit/>
+        </w:trPr>
+        <w:tc>
+          <w:tcPr>
+            <w:tcW w:type="dxa" w:w="2685"/>
+            <w:tcBorders>
+              <w:top w:val="single" w:color="D9D4C5" w:sz="4"/>
+              <w:left w:val="single" w:color="D9D4C5" w:sz="4"/>
+              <w:bottom w:val="single" w:color="D9D4C5" w:sz="4"/>
+              <w:right w:val="single" w:color="D9D4C5" w:sz="4"/>
+            </w:tcBorders>
+            <w:tcMar>
+              <w:top w:type="dxa" w:w="70"/>
+              <w:left w:type="dxa" w:w="110"/>
+              <w:bottom w:type="dxa" w:w="70"/>
+              <w:right w:type="dxa" w:w="110"/>
+            </w:tcMar>
+            <w:vAlign w:val="center"/>
+          </w:tcPr>
+          <w:p>
+            <w:pPr>
+              <w:spacing w:after="0" w:before="0"/>
+            </w:pPr>
+            <w:r>
+              <w:rPr>
+                <w:rFonts w:ascii="Consolas" w:cs="Consolas" w:eastAsia="Consolas" w:hAnsi="Consolas"/>
+                <w:color w:val="2F5D3A"/>
+                <w:sz w:val="18"/>
+                <w:szCs w:val="18"/>
+              </w:rPr>
               <w:t xml:space="preserve">invia-email-notifica</w:t>
             </w:r>
           </w:p>
         </w:tc>
         <w:tc>
           <w:tcPr>
-            <w:tcW w:type="dxa" w:w="2293"/>
-            <w:tcBorders>
-              <w:top w:val="single" w:color="D9D4C5" w:sz="4"/>
-              <w:left w:val="single" w:color="D9D4C5" w:sz="4"/>
-              <w:bottom w:val="single" w:color="D9D4C5" w:sz="4"/>
-              <w:right w:val="single" w:color="D9D4C5" w:sz="4"/>
-            </w:tcBorders>
-            <w:shd w:fill="F6F4EE" w:color="auto" w:val="clear"/>
+            <w:tcW w:type="dxa" w:w="2318"/>
+            <w:tcBorders>
+              <w:top w:val="single" w:color="D9D4C5" w:sz="4"/>
+              <w:left w:val="single" w:color="D9D4C5" w:sz="4"/>
+              <w:bottom w:val="single" w:color="D9D4C5" w:sz="4"/>
+              <w:right w:val="single" w:color="D9D4C5" w:sz="4"/>
+            </w:tcBorders>
             <w:tcMar>
               <w:top w:type="dxa" w:w="70"/>
               <w:left w:type="dxa" w:w="110"/>
@@ -7020,14 +7310,13 @@
         </w:tc>
         <w:tc>
           <w:tcPr>
-            <w:tcW w:type="dxa" w:w="2293"/>
-            <w:tcBorders>
-              <w:top w:val="single" w:color="D9D4C5" w:sz="4"/>
-              <w:left w:val="single" w:color="D9D4C5" w:sz="4"/>
-              <w:bottom w:val="single" w:color="D9D4C5" w:sz="4"/>
-              <w:right w:val="single" w:color="D9D4C5" w:sz="4"/>
-            </w:tcBorders>
-            <w:shd w:fill="F6F4EE" w:color="auto" w:val="clear"/>
+            <w:tcW w:type="dxa" w:w="2318"/>
+            <w:tcBorders>
+              <w:top w:val="single" w:color="D9D4C5" w:sz="4"/>
+              <w:left w:val="single" w:color="D9D4C5" w:sz="4"/>
+              <w:bottom w:val="single" w:color="D9D4C5" w:sz="4"/>
+              <w:right w:val="single" w:color="D9D4C5" w:sz="4"/>
+            </w:tcBorders>
             <w:tcMar>
               <w:top w:type="dxa" w:w="70"/>
               <w:left w:type="dxa" w:w="110"/>
@@ -7073,14 +7362,13 @@
         </w:tc>
         <w:tc>
           <w:tcPr>
-            <w:tcW w:type="dxa" w:w="2292"/>
-            <w:tcBorders>
-              <w:top w:val="single" w:color="D9D4C5" w:sz="4"/>
-              <w:left w:val="single" w:color="D9D4C5" w:sz="4"/>
-              <w:bottom w:val="single" w:color="D9D4C5" w:sz="4"/>
-              <w:right w:val="single" w:color="D9D4C5" w:sz="4"/>
-            </w:tcBorders>
-            <w:shd w:fill="F6F4EE" w:color="auto" w:val="clear"/>
+            <w:tcW w:type="dxa" w:w="2317"/>
+            <w:tcBorders>
+              <w:top w:val="single" w:color="D9D4C5" w:sz="4"/>
+              <w:left w:val="single" w:color="D9D4C5" w:sz="4"/>
+              <w:bottom w:val="single" w:color="D9D4C5" w:sz="4"/>
+              <w:right w:val="single" w:color="D9D4C5" w:sz="4"/>
+            </w:tcBorders>
             <w:tcMar>
               <w:top w:type="dxa" w:w="70"/>
               <w:left w:type="dxa" w:w="110"/>
@@ -7286,9 +7574,9 @@
         <w:tblLayout w:type="fixed"/>
       </w:tblPr>
       <w:tblGrid>
-        <w:gridCol w:w="2135"/>
-        <w:gridCol w:w="5512"/>
-        <w:gridCol w:w="1991"/>
+        <w:gridCol w:w="2635"/>
+        <w:gridCol w:w="4990"/>
+        <w:gridCol w:w="2013"/>
       </w:tblGrid>
       <w:tr>
         <w:trPr>
@@ -7296,7 +7584,7 @@
         </w:trPr>
         <w:tc>
           <w:tcPr>
-            <w:tcW w:type="dxa" w:w="2135"/>
+            <w:tcW w:type="dxa" w:w="2635"/>
             <w:tcBorders>
               <w:top w:val="single" w:color="D9D4C5" w:sz="4"/>
               <w:left w:val="single" w:color="D9D4C5" w:sz="4"/>
@@ -7331,7 +7619,7 @@
         </w:tc>
         <w:tc>
           <w:tcPr>
-            <w:tcW w:type="dxa" w:w="5512"/>
+            <w:tcW w:type="dxa" w:w="4990"/>
             <w:tcBorders>
               <w:top w:val="single" w:color="D9D4C5" w:sz="4"/>
               <w:left w:val="single" w:color="D9D4C5" w:sz="4"/>
@@ -7366,7 +7654,7 @@
         </w:tc>
         <w:tc>
           <w:tcPr>
-            <w:tcW w:type="dxa" w:w="1991"/>
+            <w:tcW w:type="dxa" w:w="2013"/>
             <w:tcBorders>
               <w:top w:val="single" w:color="D9D4C5" w:sz="4"/>
               <w:left w:val="single" w:color="D9D4C5" w:sz="4"/>
@@ -7406,7 +7694,7 @@
         </w:trPr>
         <w:tc>
           <w:tcPr>
-            <w:tcW w:type="dxa" w:w="2135"/>
+            <w:tcW w:type="dxa" w:w="2635"/>
             <w:tcBorders>
               <w:top w:val="single" w:color="D9D4C5" w:sz="4"/>
               <w:left w:val="single" w:color="D9D4C5" w:sz="4"/>
@@ -7438,39 +7726,39 @@
         </w:tc>
         <w:tc>
           <w:tcPr>
-            <w:tcW w:type="dxa" w:w="5512"/>
-            <w:tcBorders>
-              <w:top w:val="single" w:color="D9D4C5" w:sz="4"/>
-              <w:left w:val="single" w:color="D9D4C5" w:sz="4"/>
-              <w:bottom w:val="single" w:color="D9D4C5" w:sz="4"/>
-              <w:right w:val="single" w:color="D9D4C5" w:sz="4"/>
-            </w:tcBorders>
-            <w:tcMar>
-              <w:top w:type="dxa" w:w="70"/>
-              <w:left w:type="dxa" w:w="110"/>
-              <w:bottom w:type="dxa" w:w="70"/>
-              <w:right w:type="dxa" w:w="110"/>
-            </w:tcMar>
-            <w:vAlign w:val="center"/>
-          </w:tcPr>
-          <w:p>
-            <w:pPr>
-              <w:spacing w:after="0" w:before="0"/>
-            </w:pPr>
-            <w:r>
-              <w:rPr>
-                <w:rFonts w:ascii="Arial" w:cs="Arial" w:eastAsia="Arial" w:hAnsi="Arial"/>
-                <w:color w:val="1B2118"/>
-                <w:sz w:val="18"/>
-                <w:szCs w:val="18"/>
-              </w:rPr>
-              <w:t xml:space="preserve">Accesso</w:t>
-            </w:r>
-          </w:p>
-        </w:tc>
-        <w:tc>
-          <w:tcPr>
-            <w:tcW w:type="dxa" w:w="1991"/>
+            <w:tcW w:type="dxa" w:w="4990"/>
+            <w:tcBorders>
+              <w:top w:val="single" w:color="D9D4C5" w:sz="4"/>
+              <w:left w:val="single" w:color="D9D4C5" w:sz="4"/>
+              <w:bottom w:val="single" w:color="D9D4C5" w:sz="4"/>
+              <w:right w:val="single" w:color="D9D4C5" w:sz="4"/>
+            </w:tcBorders>
+            <w:tcMar>
+              <w:top w:type="dxa" w:w="70"/>
+              <w:left w:type="dxa" w:w="110"/>
+              <w:bottom w:type="dxa" w:w="70"/>
+              <w:right w:type="dxa" w:w="110"/>
+            </w:tcMar>
+            <w:vAlign w:val="center"/>
+          </w:tcPr>
+          <w:p>
+            <w:pPr>
+              <w:spacing w:after="0" w:before="0"/>
+            </w:pPr>
+            <w:r>
+              <w:rPr>
+                <w:rFonts w:ascii="Arial" w:cs="Arial" w:eastAsia="Arial" w:hAnsi="Arial"/>
+                <w:color w:val="1B2118"/>
+                <w:sz w:val="18"/>
+                <w:szCs w:val="18"/>
+              </w:rPr>
+              <w:t xml:space="preserve">Accesso, «Password dimenticata?»</w:t>
+            </w:r>
+          </w:p>
+        </w:tc>
+        <w:tc>
+          <w:tcPr>
+            <w:tcW w:type="dxa" w:w="2013"/>
             <w:tcBorders>
               <w:top w:val="single" w:color="D9D4C5" w:sz="4"/>
               <w:left w:val="single" w:color="D9D4C5" w:sz="4"/>
@@ -7507,7 +7795,7 @@
         </w:trPr>
         <w:tc>
           <w:tcPr>
-            <w:tcW w:type="dxa" w:w="2135"/>
+            <w:tcW w:type="dxa" w:w="2635"/>
             <w:tcBorders>
               <w:top w:val="single" w:color="D9D4C5" w:sz="4"/>
               <w:left w:val="single" w:color="D9D4C5" w:sz="4"/>
@@ -7534,13 +7822,13 @@
                 <w:sz w:val="18"/>
                 <w:szCs w:val="18"/>
               </w:rPr>
-              <w:t xml:space="preserve">/formato-dati</w:t>
-            </w:r>
-          </w:p>
-        </w:tc>
-        <w:tc>
-          <w:tcPr>
-            <w:tcW w:type="dxa" w:w="5512"/>
+              <w:t xml:space="preserve">/reimposta-password</w:t>
+            </w:r>
+          </w:p>
+        </w:tc>
+        <w:tc>
+          <w:tcPr>
+            <w:tcW w:type="dxa" w:w="4990"/>
             <w:tcBorders>
               <w:top w:val="single" w:color="D9D4C5" w:sz="4"/>
               <w:left w:val="single" w:color="D9D4C5" w:sz="4"/>
@@ -7567,13 +7855,13 @@
                 <w:sz w:val="18"/>
                 <w:szCs w:val="18"/>
               </w:rPr>
-              <w:t xml:space="preserve">Formato dei dati per il calcolo crediti, download del tracciato Excel</w:t>
-            </w:r>
-          </w:p>
-        </w:tc>
-        <w:tc>
-          <w:tcPr>
-            <w:tcW w:type="dxa" w:w="1991"/>
+              <w:t xml:space="preserve">Nuova password dal link dell'email di recupero</w:t>
+            </w:r>
+          </w:p>
+        </w:tc>
+        <w:tc>
+          <w:tcPr>
+            <w:tcW w:type="dxa" w:w="2013"/>
             <w:tcBorders>
               <w:top w:val="single" w:color="D9D4C5" w:sz="4"/>
               <w:left w:val="single" w:color="D9D4C5" w:sz="4"/>
@@ -7611,7 +7899,7 @@
                 <w:sz w:val="18"/>
                 <w:szCs w:val="18"/>
               </w:rPr>
-              <w:t xml:space="preserve">, senza login</w:t>
+              <w:t xml:space="preserve"> (sessione di recupero)</w:t>
             </w:r>
           </w:p>
         </w:tc>
@@ -7622,7 +7910,7 @@
         </w:trPr>
         <w:tc>
           <w:tcPr>
-            <w:tcW w:type="dxa" w:w="2135"/>
+            <w:tcW w:type="dxa" w:w="2635"/>
             <w:tcBorders>
               <w:top w:val="single" w:color="D9D4C5" w:sz="4"/>
               <w:left w:val="single" w:color="D9D4C5" w:sz="4"/>
@@ -7648,45 +7936,45 @@
                 <w:sz w:val="18"/>
                 <w:szCs w:val="18"/>
               </w:rPr>
-              <w:t xml:space="preserve">/</w:t>
-            </w:r>
-          </w:p>
-        </w:tc>
-        <w:tc>
-          <w:tcPr>
-            <w:tcW w:type="dxa" w:w="5512"/>
-            <w:tcBorders>
-              <w:top w:val="single" w:color="D9D4C5" w:sz="4"/>
-              <w:left w:val="single" w:color="D9D4C5" w:sz="4"/>
-              <w:bottom w:val="single" w:color="D9D4C5" w:sz="4"/>
-              <w:right w:val="single" w:color="D9D4C5" w:sz="4"/>
-            </w:tcBorders>
-            <w:tcMar>
-              <w:top w:type="dxa" w:w="70"/>
-              <w:left w:type="dxa" w:w="110"/>
-              <w:bottom w:type="dxa" w:w="70"/>
-              <w:right w:type="dxa" w:w="110"/>
-            </w:tcMar>
-            <w:vAlign w:val="center"/>
-          </w:tcPr>
-          <w:p>
-            <w:pPr>
-              <w:spacing w:after="0" w:before="0"/>
-            </w:pPr>
-            <w:r>
-              <w:rPr>
-                <w:rFonts w:ascii="Arial" w:cs="Arial" w:eastAsia="Arial" w:hAnsi="Arial"/>
-                <w:color w:val="1B2118"/>
-                <w:sz w:val="18"/>
-                <w:szCs w:val="18"/>
-              </w:rPr>
-              <w:t xml:space="preserve">Cruscotto (staff) oppure Le mie pratiche (cliente)</w:t>
-            </w:r>
-          </w:p>
-        </w:tc>
-        <w:tc>
-          <w:tcPr>
-            <w:tcW w:type="dxa" w:w="1991"/>
+              <w:t xml:space="preserve">/password</w:t>
+            </w:r>
+          </w:p>
+        </w:tc>
+        <w:tc>
+          <w:tcPr>
+            <w:tcW w:type="dxa" w:w="4990"/>
+            <w:tcBorders>
+              <w:top w:val="single" w:color="D9D4C5" w:sz="4"/>
+              <w:left w:val="single" w:color="D9D4C5" w:sz="4"/>
+              <w:bottom w:val="single" w:color="D9D4C5" w:sz="4"/>
+              <w:right w:val="single" w:color="D9D4C5" w:sz="4"/>
+            </w:tcBorders>
+            <w:tcMar>
+              <w:top w:type="dxa" w:w="70"/>
+              <w:left w:type="dxa" w:w="110"/>
+              <w:bottom w:type="dxa" w:w="70"/>
+              <w:right w:type="dxa" w:w="110"/>
+            </w:tcMar>
+            <w:vAlign w:val="center"/>
+          </w:tcPr>
+          <w:p>
+            <w:pPr>
+              <w:spacing w:after="0" w:before="0"/>
+            </w:pPr>
+            <w:r>
+              <w:rPr>
+                <w:rFonts w:ascii="Arial" w:cs="Arial" w:eastAsia="Arial" w:hAnsi="Arial"/>
+                <w:color w:val="1B2118"/>
+                <w:sz w:val="18"/>
+                <w:szCs w:val="18"/>
+              </w:rPr>
+              <w:t xml:space="preserve">Cambio password volontario</w:t>
+            </w:r>
+          </w:p>
+        </w:tc>
+        <w:tc>
+          <w:tcPr>
+            <w:tcW w:type="dxa" w:w="2013"/>
             <w:tcBorders>
               <w:top w:val="single" w:color="D9D4C5" w:sz="4"/>
               <w:left w:val="single" w:color="D9D4C5" w:sz="4"/>
@@ -7723,7 +8011,7 @@
         </w:trPr>
         <w:tc>
           <w:tcPr>
-            <w:tcW w:type="dxa" w:w="2135"/>
+            <w:tcW w:type="dxa" w:w="2635"/>
             <w:tcBorders>
               <w:top w:val="single" w:color="D9D4C5" w:sz="4"/>
               <w:left w:val="single" w:color="D9D4C5" w:sz="4"/>
@@ -7750,13 +8038,13 @@
                 <w:sz w:val="18"/>
                 <w:szCs w:val="18"/>
               </w:rPr>
-              <w:t xml:space="preserve">/pratiche</w:t>
-            </w:r>
-          </w:p>
-        </w:tc>
-        <w:tc>
-          <w:tcPr>
-            <w:tcW w:type="dxa" w:w="5512"/>
+              <w:t xml:space="preserve">/formato-dati</w:t>
+            </w:r>
+          </w:p>
+        </w:tc>
+        <w:tc>
+          <w:tcPr>
+            <w:tcW w:type="dxa" w:w="4990"/>
             <w:tcBorders>
               <w:top w:val="single" w:color="D9D4C5" w:sz="4"/>
               <w:left w:val="single" w:color="D9D4C5" w:sz="4"/>
@@ -7783,31 +8071,13 @@
                 <w:sz w:val="18"/>
                 <w:szCs w:val="18"/>
               </w:rPr>
-              <w:t xml:space="preserve">Back-office: elenco e dettaglio pratiche (</w:t>
-            </w:r>
-            <w:r>
-              <w:rPr>
-                <w:rFonts w:ascii="Consolas" w:cs="Consolas" w:eastAsia="Consolas" w:hAnsi="Consolas"/>
-                <w:color w:val="2F5D3A"/>
-                <w:sz w:val="18"/>
-                <w:szCs w:val="18"/>
-              </w:rPr>
-              <w:t xml:space="preserve">?id=</w:t>
-            </w:r>
-            <w:r>
-              <w:rPr>
-                <w:rFonts w:ascii="Arial" w:cs="Arial" w:eastAsia="Arial" w:hAnsi="Arial"/>
-                <w:color w:val="1B2118"/>
-                <w:sz w:val="18"/>
-                <w:szCs w:val="18"/>
-              </w:rPr>
-              <w:t xml:space="preserve"> apre una pratica)</w:t>
-            </w:r>
-          </w:p>
-        </w:tc>
-        <w:tc>
-          <w:tcPr>
-            <w:tcW w:type="dxa" w:w="1991"/>
+              <w:t xml:space="preserve">Formato dei dati per il calcolo crediti, download del tracciato Excel</w:t>
+            </w:r>
+          </w:p>
+        </w:tc>
+        <w:tc>
+          <w:tcPr>
+            <w:tcW w:type="dxa" w:w="2013"/>
             <w:tcBorders>
               <w:top w:val="single" w:color="D9D4C5" w:sz="4"/>
               <w:left w:val="single" w:color="D9D4C5" w:sz="4"/>
@@ -7830,11 +8100,22 @@
             <w:r>
               <w:rPr>
                 <w:rFonts w:ascii="Arial" w:cs="Arial" w:eastAsia="Arial" w:hAnsi="Arial"/>
-                <w:color w:val="1B2118"/>
-                <w:sz w:val="18"/>
-                <w:szCs w:val="18"/>
-              </w:rPr>
-              <w:t xml:space="preserve">Operatore, Admin</w:t>
+                <w:b/>
+                <w:bCs/>
+                <w:color w:val="1B2118"/>
+                <w:sz w:val="18"/>
+                <w:szCs w:val="18"/>
+              </w:rPr>
+              <w:t xml:space="preserve">pubblica</w:t>
+            </w:r>
+            <w:r>
+              <w:rPr>
+                <w:rFonts w:ascii="Arial" w:cs="Arial" w:eastAsia="Arial" w:hAnsi="Arial"/>
+                <w:color w:val="1B2118"/>
+                <w:sz w:val="18"/>
+                <w:szCs w:val="18"/>
+              </w:rPr>
+              <w:t xml:space="preserve">, senza login</w:t>
             </w:r>
           </w:p>
         </w:tc>
@@ -7845,7 +8126,7 @@
         </w:trPr>
         <w:tc>
           <w:tcPr>
-            <w:tcW w:type="dxa" w:w="2135"/>
+            <w:tcW w:type="dxa" w:w="2635"/>
             <w:tcBorders>
               <w:top w:val="single" w:color="D9D4C5" w:sz="4"/>
               <w:left w:val="single" w:color="D9D4C5" w:sz="4"/>
@@ -7871,71 +8152,71 @@
                 <w:sz w:val="18"/>
                 <w:szCs w:val="18"/>
               </w:rPr>
-              <w:t xml:space="preserve">/documenti</w:t>
-            </w:r>
-          </w:p>
-        </w:tc>
-        <w:tc>
-          <w:tcPr>
-            <w:tcW w:type="dxa" w:w="5512"/>
-            <w:tcBorders>
-              <w:top w:val="single" w:color="D9D4C5" w:sz="4"/>
-              <w:left w:val="single" w:color="D9D4C5" w:sz="4"/>
-              <w:bottom w:val="single" w:color="D9D4C5" w:sz="4"/>
-              <w:right w:val="single" w:color="D9D4C5" w:sz="4"/>
-            </w:tcBorders>
-            <w:tcMar>
-              <w:top w:type="dxa" w:w="70"/>
-              <w:left w:type="dxa" w:w="110"/>
-              <w:bottom w:type="dxa" w:w="70"/>
-              <w:right w:type="dxa" w:w="110"/>
-            </w:tcMar>
-            <w:vAlign w:val="center"/>
-          </w:tcPr>
-          <w:p>
-            <w:pPr>
-              <w:spacing w:after="0" w:before="0"/>
-            </w:pPr>
-            <w:r>
-              <w:rPr>
-                <w:rFonts w:ascii="Arial" w:cs="Arial" w:eastAsia="Arial" w:hAnsi="Arial"/>
-                <w:color w:val="1B2118"/>
-                <w:sz w:val="18"/>
-                <w:szCs w:val="18"/>
-              </w:rPr>
-              <w:t xml:space="preserve">I tuoi documenti</w:t>
-            </w:r>
-          </w:p>
-        </w:tc>
-        <w:tc>
-          <w:tcPr>
-            <w:tcW w:type="dxa" w:w="1991"/>
-            <w:tcBorders>
-              <w:top w:val="single" w:color="D9D4C5" w:sz="4"/>
-              <w:left w:val="single" w:color="D9D4C5" w:sz="4"/>
-              <w:bottom w:val="single" w:color="D9D4C5" w:sz="4"/>
-              <w:right w:val="single" w:color="D9D4C5" w:sz="4"/>
-            </w:tcBorders>
-            <w:tcMar>
-              <w:top w:type="dxa" w:w="70"/>
-              <w:left w:type="dxa" w:w="110"/>
-              <w:bottom w:type="dxa" w:w="70"/>
-              <w:right w:type="dxa" w:w="110"/>
-            </w:tcMar>
-            <w:vAlign w:val="center"/>
-          </w:tcPr>
-          <w:p>
-            <w:pPr>
-              <w:spacing w:after="0" w:before="0"/>
-            </w:pPr>
-            <w:r>
-              <w:rPr>
-                <w:rFonts w:ascii="Arial" w:cs="Arial" w:eastAsia="Arial" w:hAnsi="Arial"/>
-                <w:color w:val="1B2118"/>
-                <w:sz w:val="18"/>
-                <w:szCs w:val="18"/>
-              </w:rPr>
-              <w:t xml:space="preserve">Cliente</w:t>
+              <w:t xml:space="preserve">/</w:t>
+            </w:r>
+          </w:p>
+        </w:tc>
+        <w:tc>
+          <w:tcPr>
+            <w:tcW w:type="dxa" w:w="4990"/>
+            <w:tcBorders>
+              <w:top w:val="single" w:color="D9D4C5" w:sz="4"/>
+              <w:left w:val="single" w:color="D9D4C5" w:sz="4"/>
+              <w:bottom w:val="single" w:color="D9D4C5" w:sz="4"/>
+              <w:right w:val="single" w:color="D9D4C5" w:sz="4"/>
+            </w:tcBorders>
+            <w:tcMar>
+              <w:top w:type="dxa" w:w="70"/>
+              <w:left w:type="dxa" w:w="110"/>
+              <w:bottom w:type="dxa" w:w="70"/>
+              <w:right w:type="dxa" w:w="110"/>
+            </w:tcMar>
+            <w:vAlign w:val="center"/>
+          </w:tcPr>
+          <w:p>
+            <w:pPr>
+              <w:spacing w:after="0" w:before="0"/>
+            </w:pPr>
+            <w:r>
+              <w:rPr>
+                <w:rFonts w:ascii="Arial" w:cs="Arial" w:eastAsia="Arial" w:hAnsi="Arial"/>
+                <w:color w:val="1B2118"/>
+                <w:sz w:val="18"/>
+                <w:szCs w:val="18"/>
+              </w:rPr>
+              <w:t xml:space="preserve">Cruscotto (staff) oppure Le mie pratiche (cliente)</w:t>
+            </w:r>
+          </w:p>
+        </w:tc>
+        <w:tc>
+          <w:tcPr>
+            <w:tcW w:type="dxa" w:w="2013"/>
+            <w:tcBorders>
+              <w:top w:val="single" w:color="D9D4C5" w:sz="4"/>
+              <w:left w:val="single" w:color="D9D4C5" w:sz="4"/>
+              <w:bottom w:val="single" w:color="D9D4C5" w:sz="4"/>
+              <w:right w:val="single" w:color="D9D4C5" w:sz="4"/>
+            </w:tcBorders>
+            <w:tcMar>
+              <w:top w:type="dxa" w:w="70"/>
+              <w:left w:type="dxa" w:w="110"/>
+              <w:bottom w:type="dxa" w:w="70"/>
+              <w:right w:type="dxa" w:w="110"/>
+            </w:tcMar>
+            <w:vAlign w:val="center"/>
+          </w:tcPr>
+          <w:p>
+            <w:pPr>
+              <w:spacing w:after="0" w:before="0"/>
+            </w:pPr>
+            <w:r>
+              <w:rPr>
+                <w:rFonts w:ascii="Arial" w:cs="Arial" w:eastAsia="Arial" w:hAnsi="Arial"/>
+                <w:color w:val="1B2118"/>
+                <w:sz w:val="18"/>
+                <w:szCs w:val="18"/>
+              </w:rPr>
+              <w:t xml:space="preserve">tutti</w:t>
             </w:r>
           </w:p>
         </w:tc>
@@ -7946,7 +8227,7 @@
         </w:trPr>
         <w:tc>
           <w:tcPr>
-            <w:tcW w:type="dxa" w:w="2135"/>
+            <w:tcW w:type="dxa" w:w="2635"/>
             <w:tcBorders>
               <w:top w:val="single" w:color="D9D4C5" w:sz="4"/>
               <w:left w:val="single" w:color="D9D4C5" w:sz="4"/>
@@ -7973,13 +8254,13 @@
                 <w:sz w:val="18"/>
                 <w:szCs w:val="18"/>
               </w:rPr>
-              <w:t xml:space="preserve">/utenti</w:t>
-            </w:r>
-          </w:p>
-        </w:tc>
-        <w:tc>
-          <w:tcPr>
-            <w:tcW w:type="dxa" w:w="5512"/>
+              <w:t xml:space="preserve">/pratiche</w:t>
+            </w:r>
+          </w:p>
+        </w:tc>
+        <w:tc>
+          <w:tcPr>
+            <w:tcW w:type="dxa" w:w="4990"/>
             <w:tcBorders>
               <w:top w:val="single" w:color="D9D4C5" w:sz="4"/>
               <w:left w:val="single" w:color="D9D4C5" w:sz="4"/>
@@ -8006,13 +8287,31 @@
                 <w:sz w:val="18"/>
                 <w:szCs w:val="18"/>
               </w:rPr>
-              <w:t xml:space="preserve">Gestione utenti</w:t>
-            </w:r>
-          </w:p>
-        </w:tc>
-        <w:tc>
-          <w:tcPr>
-            <w:tcW w:type="dxa" w:w="1991"/>
+              <w:t xml:space="preserve">Back-office: elenco e dettaglio pratiche (</w:t>
+            </w:r>
+            <w:r>
+              <w:rPr>
+                <w:rFonts w:ascii="Consolas" w:cs="Consolas" w:eastAsia="Consolas" w:hAnsi="Consolas"/>
+                <w:color w:val="2F5D3A"/>
+                <w:sz w:val="18"/>
+                <w:szCs w:val="18"/>
+              </w:rPr>
+              <w:t xml:space="preserve">?id=</w:t>
+            </w:r>
+            <w:r>
+              <w:rPr>
+                <w:rFonts w:ascii="Arial" w:cs="Arial" w:eastAsia="Arial" w:hAnsi="Arial"/>
+                <w:color w:val="1B2118"/>
+                <w:sz w:val="18"/>
+                <w:szCs w:val="18"/>
+              </w:rPr>
+              <w:t xml:space="preserve"> apre una pratica)</w:t>
+            </w:r>
+          </w:p>
+        </w:tc>
+        <w:tc>
+          <w:tcPr>
+            <w:tcW w:type="dxa" w:w="2013"/>
             <w:tcBorders>
               <w:top w:val="single" w:color="D9D4C5" w:sz="4"/>
               <w:left w:val="single" w:color="D9D4C5" w:sz="4"/>
@@ -8039,7 +8338,7 @@
                 <w:sz w:val="18"/>
                 <w:szCs w:val="18"/>
               </w:rPr>
-              <w:t xml:space="preserve">Admin</w:t>
+              <w:t xml:space="preserve">Operatore, Admin</w:t>
             </w:r>
           </w:p>
         </w:tc>
@@ -8050,7 +8349,7 @@
         </w:trPr>
         <w:tc>
           <w:tcPr>
-            <w:tcW w:type="dxa" w:w="2135"/>
+            <w:tcW w:type="dxa" w:w="2635"/>
             <w:tcBorders>
               <w:top w:val="single" w:color="D9D4C5" w:sz="4"/>
               <w:left w:val="single" w:color="D9D4C5" w:sz="4"/>
@@ -8076,71 +8375,71 @@
                 <w:sz w:val="18"/>
                 <w:szCs w:val="18"/>
               </w:rPr>
-              <w:t xml:space="preserve">/audit</w:t>
-            </w:r>
-          </w:p>
-        </w:tc>
-        <w:tc>
-          <w:tcPr>
-            <w:tcW w:type="dxa" w:w="5512"/>
-            <w:tcBorders>
-              <w:top w:val="single" w:color="D9D4C5" w:sz="4"/>
-              <w:left w:val="single" w:color="D9D4C5" w:sz="4"/>
-              <w:bottom w:val="single" w:color="D9D4C5" w:sz="4"/>
-              <w:right w:val="single" w:color="D9D4C5" w:sz="4"/>
-            </w:tcBorders>
-            <w:tcMar>
-              <w:top w:type="dxa" w:w="70"/>
-              <w:left w:type="dxa" w:w="110"/>
-              <w:bottom w:type="dxa" w:w="70"/>
-              <w:right w:type="dxa" w:w="110"/>
-            </w:tcMar>
-            <w:vAlign w:val="center"/>
-          </w:tcPr>
-          <w:p>
-            <w:pPr>
-              <w:spacing w:after="0" w:before="0"/>
-            </w:pPr>
-            <w:r>
-              <w:rPr>
-                <w:rFonts w:ascii="Arial" w:cs="Arial" w:eastAsia="Arial" w:hAnsi="Arial"/>
-                <w:color w:val="1B2118"/>
-                <w:sz w:val="18"/>
-                <w:szCs w:val="18"/>
-              </w:rPr>
-              <w:t xml:space="preserve">Audit trail</w:t>
-            </w:r>
-          </w:p>
-        </w:tc>
-        <w:tc>
-          <w:tcPr>
-            <w:tcW w:type="dxa" w:w="1991"/>
-            <w:tcBorders>
-              <w:top w:val="single" w:color="D9D4C5" w:sz="4"/>
-              <w:left w:val="single" w:color="D9D4C5" w:sz="4"/>
-              <w:bottom w:val="single" w:color="D9D4C5" w:sz="4"/>
-              <w:right w:val="single" w:color="D9D4C5" w:sz="4"/>
-            </w:tcBorders>
-            <w:tcMar>
-              <w:top w:type="dxa" w:w="70"/>
-              <w:left w:type="dxa" w:w="110"/>
-              <w:bottom w:type="dxa" w:w="70"/>
-              <w:right w:type="dxa" w:w="110"/>
-            </w:tcMar>
-            <w:vAlign w:val="center"/>
-          </w:tcPr>
-          <w:p>
-            <w:pPr>
-              <w:spacing w:after="0" w:before="0"/>
-            </w:pPr>
-            <w:r>
-              <w:rPr>
-                <w:rFonts w:ascii="Arial" w:cs="Arial" w:eastAsia="Arial" w:hAnsi="Arial"/>
-                <w:color w:val="1B2118"/>
-                <w:sz w:val="18"/>
-                <w:szCs w:val="18"/>
-              </w:rPr>
-              <w:t xml:space="preserve">Admin</w:t>
+              <w:t xml:space="preserve">/documenti</w:t>
+            </w:r>
+          </w:p>
+        </w:tc>
+        <w:tc>
+          <w:tcPr>
+            <w:tcW w:type="dxa" w:w="4990"/>
+            <w:tcBorders>
+              <w:top w:val="single" w:color="D9D4C5" w:sz="4"/>
+              <w:left w:val="single" w:color="D9D4C5" w:sz="4"/>
+              <w:bottom w:val="single" w:color="D9D4C5" w:sz="4"/>
+              <w:right w:val="single" w:color="D9D4C5" w:sz="4"/>
+            </w:tcBorders>
+            <w:tcMar>
+              <w:top w:type="dxa" w:w="70"/>
+              <w:left w:type="dxa" w:w="110"/>
+              <w:bottom w:type="dxa" w:w="70"/>
+              <w:right w:type="dxa" w:w="110"/>
+            </w:tcMar>
+            <w:vAlign w:val="center"/>
+          </w:tcPr>
+          <w:p>
+            <w:pPr>
+              <w:spacing w:after="0" w:before="0"/>
+            </w:pPr>
+            <w:r>
+              <w:rPr>
+                <w:rFonts w:ascii="Arial" w:cs="Arial" w:eastAsia="Arial" w:hAnsi="Arial"/>
+                <w:color w:val="1B2118"/>
+                <w:sz w:val="18"/>
+                <w:szCs w:val="18"/>
+              </w:rPr>
+              <w:t xml:space="preserve">I tuoi documenti</w:t>
+            </w:r>
+          </w:p>
+        </w:tc>
+        <w:tc>
+          <w:tcPr>
+            <w:tcW w:type="dxa" w:w="2013"/>
+            <w:tcBorders>
+              <w:top w:val="single" w:color="D9D4C5" w:sz="4"/>
+              <w:left w:val="single" w:color="D9D4C5" w:sz="4"/>
+              <w:bottom w:val="single" w:color="D9D4C5" w:sz="4"/>
+              <w:right w:val="single" w:color="D9D4C5" w:sz="4"/>
+            </w:tcBorders>
+            <w:tcMar>
+              <w:top w:type="dxa" w:w="70"/>
+              <w:left w:type="dxa" w:w="110"/>
+              <w:bottom w:type="dxa" w:w="70"/>
+              <w:right w:type="dxa" w:w="110"/>
+            </w:tcMar>
+            <w:vAlign w:val="center"/>
+          </w:tcPr>
+          <w:p>
+            <w:pPr>
+              <w:spacing w:after="0" w:before="0"/>
+            </w:pPr>
+            <w:r>
+              <w:rPr>
+                <w:rFonts w:ascii="Arial" w:cs="Arial" w:eastAsia="Arial" w:hAnsi="Arial"/>
+                <w:color w:val="1B2118"/>
+                <w:sz w:val="18"/>
+                <w:szCs w:val="18"/>
+              </w:rPr>
+              <w:t xml:space="preserve">Cliente</w:t>
             </w:r>
           </w:p>
         </w:tc>
@@ -8151,7 +8450,7 @@
         </w:trPr>
         <w:tc>
           <w:tcPr>
-            <w:tcW w:type="dxa" w:w="2135"/>
+            <w:tcW w:type="dxa" w:w="2635"/>
             <w:tcBorders>
               <w:top w:val="single" w:color="D9D4C5" w:sz="4"/>
               <w:left w:val="single" w:color="D9D4C5" w:sz="4"/>
@@ -8178,31 +8477,13 @@
                 <w:sz w:val="18"/>
                 <w:szCs w:val="18"/>
               </w:rPr>
-              <w:t xml:space="preserve">/crediti</w:t>
-            </w:r>
-            <w:r>
-              <w:rPr>
-                <w:rFonts w:ascii="Arial" w:cs="Arial" w:eastAsia="Arial" w:hAnsi="Arial"/>
-                <w:color w:val="1B2118"/>
-                <w:sz w:val="18"/>
-                <w:szCs w:val="18"/>
-              </w:rPr>
-              <w:t xml:space="preserve">, </w:t>
-            </w:r>
-            <w:r>
-              <w:rPr>
-                <w:rFonts w:ascii="Consolas" w:cs="Consolas" w:eastAsia="Consolas" w:hAnsi="Consolas"/>
-                <w:color w:val="2F5D3A"/>
-                <w:sz w:val="18"/>
-                <w:szCs w:val="18"/>
-              </w:rPr>
-              <w:t xml:space="preserve">/crediti/:id</w:t>
-            </w:r>
-          </w:p>
-        </w:tc>
-        <w:tc>
-          <w:tcPr>
-            <w:tcW w:type="dxa" w:w="5512"/>
+              <w:t xml:space="preserve">/utenti</w:t>
+            </w:r>
+          </w:p>
+        </w:tc>
+        <w:tc>
+          <w:tcPr>
+            <w:tcW w:type="dxa" w:w="4990"/>
             <w:tcBorders>
               <w:top w:val="single" w:color="D9D4C5" w:sz="4"/>
               <w:left w:val="single" w:color="D9D4C5" w:sz="4"/>
@@ -8229,13 +8510,13 @@
                 <w:sz w:val="18"/>
                 <w:szCs w:val="18"/>
               </w:rPr>
-              <w:t xml:space="preserve">Calcolo crediti CWP</w:t>
-            </w:r>
-          </w:p>
-        </w:tc>
-        <w:tc>
-          <w:tcPr>
-            <w:tcW w:type="dxa" w:w="1991"/>
+              <w:t xml:space="preserve">Gestione utenti</w:t>
+            </w:r>
+          </w:p>
+        </w:tc>
+        <w:tc>
+          <w:tcPr>
+            <w:tcW w:type="dxa" w:w="2013"/>
             <w:tcBorders>
               <w:top w:val="single" w:color="D9D4C5" w:sz="4"/>
               <w:left w:val="single" w:color="D9D4C5" w:sz="4"/>
@@ -8273,7 +8554,7 @@
         </w:trPr>
         <w:tc>
           <w:tcPr>
-            <w:tcW w:type="dxa" w:w="2135"/>
+            <w:tcW w:type="dxa" w:w="2635"/>
             <w:tcBorders>
               <w:top w:val="single" w:color="D9D4C5" w:sz="4"/>
               <w:left w:val="single" w:color="D9D4C5" w:sz="4"/>
@@ -8299,45 +8580,45 @@
                 <w:sz w:val="18"/>
                 <w:szCs w:val="18"/>
               </w:rPr>
-              <w:t xml:space="preserve">/impostazioni</w:t>
-            </w:r>
-          </w:p>
-        </w:tc>
-        <w:tc>
-          <w:tcPr>
-            <w:tcW w:type="dxa" w:w="5512"/>
-            <w:tcBorders>
-              <w:top w:val="single" w:color="D9D4C5" w:sz="4"/>
-              <w:left w:val="single" w:color="D9D4C5" w:sz="4"/>
-              <w:bottom w:val="single" w:color="D9D4C5" w:sz="4"/>
-              <w:right w:val="single" w:color="D9D4C5" w:sz="4"/>
-            </w:tcBorders>
-            <w:tcMar>
-              <w:top w:type="dxa" w:w="70"/>
-              <w:left w:type="dxa" w:w="110"/>
-              <w:bottom w:type="dxa" w:w="70"/>
-              <w:right w:type="dxa" w:w="110"/>
-            </w:tcMar>
-            <w:vAlign w:val="center"/>
-          </w:tcPr>
-          <w:p>
-            <w:pPr>
-              <w:spacing w:after="0" w:before="0"/>
-            </w:pPr>
-            <w:r>
-              <w:rPr>
-                <w:rFonts w:ascii="Arial" w:cs="Arial" w:eastAsia="Arial" w:hAnsi="Arial"/>
-                <w:color w:val="1B2118"/>
-                <w:sz w:val="18"/>
-                <w:szCs w:val="18"/>
-              </w:rPr>
-              <w:t xml:space="preserve">Durata delle fasi</w:t>
-            </w:r>
-          </w:p>
-        </w:tc>
-        <w:tc>
-          <w:tcPr>
-            <w:tcW w:type="dxa" w:w="1991"/>
+              <w:t xml:space="preserve">/audit</w:t>
+            </w:r>
+          </w:p>
+        </w:tc>
+        <w:tc>
+          <w:tcPr>
+            <w:tcW w:type="dxa" w:w="4990"/>
+            <w:tcBorders>
+              <w:top w:val="single" w:color="D9D4C5" w:sz="4"/>
+              <w:left w:val="single" w:color="D9D4C5" w:sz="4"/>
+              <w:bottom w:val="single" w:color="D9D4C5" w:sz="4"/>
+              <w:right w:val="single" w:color="D9D4C5" w:sz="4"/>
+            </w:tcBorders>
+            <w:tcMar>
+              <w:top w:type="dxa" w:w="70"/>
+              <w:left w:type="dxa" w:w="110"/>
+              <w:bottom w:type="dxa" w:w="70"/>
+              <w:right w:type="dxa" w:w="110"/>
+            </w:tcMar>
+            <w:vAlign w:val="center"/>
+          </w:tcPr>
+          <w:p>
+            <w:pPr>
+              <w:spacing w:after="0" w:before="0"/>
+            </w:pPr>
+            <w:r>
+              <w:rPr>
+                <w:rFonts w:ascii="Arial" w:cs="Arial" w:eastAsia="Arial" w:hAnsi="Arial"/>
+                <w:color w:val="1B2118"/>
+                <w:sz w:val="18"/>
+                <w:szCs w:val="18"/>
+              </w:rPr>
+              <w:t xml:space="preserve">Audit trail</w:t>
+            </w:r>
+          </w:p>
+        </w:tc>
+        <w:tc>
+          <w:tcPr>
+            <w:tcW w:type="dxa" w:w="2013"/>
             <w:tcBorders>
               <w:top w:val="single" w:color="D9D4C5" w:sz="4"/>
               <w:left w:val="single" w:color="D9D4C5" w:sz="4"/>
@@ -8374,7 +8655,7 @@
         </w:trPr>
         <w:tc>
           <w:tcPr>
-            <w:tcW w:type="dxa" w:w="2135"/>
+            <w:tcW w:type="dxa" w:w="2635"/>
             <w:tcBorders>
               <w:top w:val="single" w:color="D9D4C5" w:sz="4"/>
               <w:left w:val="single" w:color="D9D4C5" w:sz="4"/>
@@ -8401,13 +8682,236 @@
                 <w:sz w:val="18"/>
                 <w:szCs w:val="18"/>
               </w:rPr>
+              <w:t xml:space="preserve">/crediti</w:t>
+            </w:r>
+            <w:r>
+              <w:rPr>
+                <w:rFonts w:ascii="Arial" w:cs="Arial" w:eastAsia="Arial" w:hAnsi="Arial"/>
+                <w:color w:val="1B2118"/>
+                <w:sz w:val="18"/>
+                <w:szCs w:val="18"/>
+              </w:rPr>
+              <w:t xml:space="preserve">, </w:t>
+            </w:r>
+            <w:r>
+              <w:rPr>
+                <w:rFonts w:ascii="Consolas" w:cs="Consolas" w:eastAsia="Consolas" w:hAnsi="Consolas"/>
+                <w:color w:val="2F5D3A"/>
+                <w:sz w:val="18"/>
+                <w:szCs w:val="18"/>
+              </w:rPr>
+              <w:t xml:space="preserve">/crediti/:id</w:t>
+            </w:r>
+          </w:p>
+        </w:tc>
+        <w:tc>
+          <w:tcPr>
+            <w:tcW w:type="dxa" w:w="4990"/>
+            <w:tcBorders>
+              <w:top w:val="single" w:color="D9D4C5" w:sz="4"/>
+              <w:left w:val="single" w:color="D9D4C5" w:sz="4"/>
+              <w:bottom w:val="single" w:color="D9D4C5" w:sz="4"/>
+              <w:right w:val="single" w:color="D9D4C5" w:sz="4"/>
+            </w:tcBorders>
+            <w:shd w:fill="F6F4EE" w:color="auto" w:val="clear"/>
+            <w:tcMar>
+              <w:top w:type="dxa" w:w="70"/>
+              <w:left w:type="dxa" w:w="110"/>
+              <w:bottom w:type="dxa" w:w="70"/>
+              <w:right w:type="dxa" w:w="110"/>
+            </w:tcMar>
+            <w:vAlign w:val="center"/>
+          </w:tcPr>
+          <w:p>
+            <w:pPr>
+              <w:spacing w:after="0" w:before="0"/>
+            </w:pPr>
+            <w:r>
+              <w:rPr>
+                <w:rFonts w:ascii="Arial" w:cs="Arial" w:eastAsia="Arial" w:hAnsi="Arial"/>
+                <w:color w:val="1B2118"/>
+                <w:sz w:val="18"/>
+                <w:szCs w:val="18"/>
+              </w:rPr>
+              <w:t xml:space="preserve">Calcolo crediti CWP</w:t>
+            </w:r>
+          </w:p>
+        </w:tc>
+        <w:tc>
+          <w:tcPr>
+            <w:tcW w:type="dxa" w:w="2013"/>
+            <w:tcBorders>
+              <w:top w:val="single" w:color="D9D4C5" w:sz="4"/>
+              <w:left w:val="single" w:color="D9D4C5" w:sz="4"/>
+              <w:bottom w:val="single" w:color="D9D4C5" w:sz="4"/>
+              <w:right w:val="single" w:color="D9D4C5" w:sz="4"/>
+            </w:tcBorders>
+            <w:shd w:fill="F6F4EE" w:color="auto" w:val="clear"/>
+            <w:tcMar>
+              <w:top w:type="dxa" w:w="70"/>
+              <w:left w:type="dxa" w:w="110"/>
+              <w:bottom w:type="dxa" w:w="70"/>
+              <w:right w:type="dxa" w:w="110"/>
+            </w:tcMar>
+            <w:vAlign w:val="center"/>
+          </w:tcPr>
+          <w:p>
+            <w:pPr>
+              <w:spacing w:after="0" w:before="0"/>
+            </w:pPr>
+            <w:r>
+              <w:rPr>
+                <w:rFonts w:ascii="Arial" w:cs="Arial" w:eastAsia="Arial" w:hAnsi="Arial"/>
+                <w:color w:val="1B2118"/>
+                <w:sz w:val="18"/>
+                <w:szCs w:val="18"/>
+              </w:rPr>
+              <w:t xml:space="preserve">Admin</w:t>
+            </w:r>
+          </w:p>
+        </w:tc>
+      </w:tr>
+      <w:tr>
+        <w:trPr>
+          <w:cantSplit/>
+        </w:trPr>
+        <w:tc>
+          <w:tcPr>
+            <w:tcW w:type="dxa" w:w="2635"/>
+            <w:tcBorders>
+              <w:top w:val="single" w:color="D9D4C5" w:sz="4"/>
+              <w:left w:val="single" w:color="D9D4C5" w:sz="4"/>
+              <w:bottom w:val="single" w:color="D9D4C5" w:sz="4"/>
+              <w:right w:val="single" w:color="D9D4C5" w:sz="4"/>
+            </w:tcBorders>
+            <w:tcMar>
+              <w:top w:type="dxa" w:w="70"/>
+              <w:left w:type="dxa" w:w="110"/>
+              <w:bottom w:type="dxa" w:w="70"/>
+              <w:right w:type="dxa" w:w="110"/>
+            </w:tcMar>
+            <w:vAlign w:val="center"/>
+          </w:tcPr>
+          <w:p>
+            <w:pPr>
+              <w:spacing w:after="0" w:before="0"/>
+            </w:pPr>
+            <w:r>
+              <w:rPr>
+                <w:rFonts w:ascii="Consolas" w:cs="Consolas" w:eastAsia="Consolas" w:hAnsi="Consolas"/>
+                <w:color w:val="2F5D3A"/>
+                <w:sz w:val="18"/>
+                <w:szCs w:val="18"/>
+              </w:rPr>
+              <w:t xml:space="preserve">/impostazioni</w:t>
+            </w:r>
+          </w:p>
+        </w:tc>
+        <w:tc>
+          <w:tcPr>
+            <w:tcW w:type="dxa" w:w="4990"/>
+            <w:tcBorders>
+              <w:top w:val="single" w:color="D9D4C5" w:sz="4"/>
+              <w:left w:val="single" w:color="D9D4C5" w:sz="4"/>
+              <w:bottom w:val="single" w:color="D9D4C5" w:sz="4"/>
+              <w:right w:val="single" w:color="D9D4C5" w:sz="4"/>
+            </w:tcBorders>
+            <w:tcMar>
+              <w:top w:type="dxa" w:w="70"/>
+              <w:left w:type="dxa" w:w="110"/>
+              <w:bottom w:type="dxa" w:w="70"/>
+              <w:right w:type="dxa" w:w="110"/>
+            </w:tcMar>
+            <w:vAlign w:val="center"/>
+          </w:tcPr>
+          <w:p>
+            <w:pPr>
+              <w:spacing w:after="0" w:before="0"/>
+            </w:pPr>
+            <w:r>
+              <w:rPr>
+                <w:rFonts w:ascii="Arial" w:cs="Arial" w:eastAsia="Arial" w:hAnsi="Arial"/>
+                <w:color w:val="1B2118"/>
+                <w:sz w:val="18"/>
+                <w:szCs w:val="18"/>
+              </w:rPr>
+              <w:t xml:space="preserve">Durata delle fasi</w:t>
+            </w:r>
+          </w:p>
+        </w:tc>
+        <w:tc>
+          <w:tcPr>
+            <w:tcW w:type="dxa" w:w="2013"/>
+            <w:tcBorders>
+              <w:top w:val="single" w:color="D9D4C5" w:sz="4"/>
+              <w:left w:val="single" w:color="D9D4C5" w:sz="4"/>
+              <w:bottom w:val="single" w:color="D9D4C5" w:sz="4"/>
+              <w:right w:val="single" w:color="D9D4C5" w:sz="4"/>
+            </w:tcBorders>
+            <w:tcMar>
+              <w:top w:type="dxa" w:w="70"/>
+              <w:left w:type="dxa" w:w="110"/>
+              <w:bottom w:type="dxa" w:w="70"/>
+              <w:right w:type="dxa" w:w="110"/>
+            </w:tcMar>
+            <w:vAlign w:val="center"/>
+          </w:tcPr>
+          <w:p>
+            <w:pPr>
+              <w:spacing w:after="0" w:before="0"/>
+            </w:pPr>
+            <w:r>
+              <w:rPr>
+                <w:rFonts w:ascii="Arial" w:cs="Arial" w:eastAsia="Arial" w:hAnsi="Arial"/>
+                <w:color w:val="1B2118"/>
+                <w:sz w:val="18"/>
+                <w:szCs w:val="18"/>
+              </w:rPr>
+              <w:t xml:space="preserve">Admin</w:t>
+            </w:r>
+          </w:p>
+        </w:tc>
+      </w:tr>
+      <w:tr>
+        <w:trPr>
+          <w:cantSplit/>
+        </w:trPr>
+        <w:tc>
+          <w:tcPr>
+            <w:tcW w:type="dxa" w:w="2635"/>
+            <w:tcBorders>
+              <w:top w:val="single" w:color="D9D4C5" w:sz="4"/>
+              <w:left w:val="single" w:color="D9D4C5" w:sz="4"/>
+              <w:bottom w:val="single" w:color="D9D4C5" w:sz="4"/>
+              <w:right w:val="single" w:color="D9D4C5" w:sz="4"/>
+            </w:tcBorders>
+            <w:shd w:fill="F6F4EE" w:color="auto" w:val="clear"/>
+            <w:tcMar>
+              <w:top w:type="dxa" w:w="70"/>
+              <w:left w:type="dxa" w:w="110"/>
+              <w:bottom w:type="dxa" w:w="70"/>
+              <w:right w:type="dxa" w:w="110"/>
+            </w:tcMar>
+            <w:vAlign w:val="center"/>
+          </w:tcPr>
+          <w:p>
+            <w:pPr>
+              <w:spacing w:after="0" w:before="0"/>
+            </w:pPr>
+            <w:r>
+              <w:rPr>
+                <w:rFonts w:ascii="Consolas" w:cs="Consolas" w:eastAsia="Consolas" w:hAnsi="Consolas"/>
+                <w:color w:val="2F5D3A"/>
+                <w:sz w:val="18"/>
+                <w:szCs w:val="18"/>
+              </w:rPr>
               <w:t xml:space="preserve">/documentazione</w:t>
             </w:r>
           </w:p>
         </w:tc>
         <w:tc>
           <w:tcPr>
-            <w:tcW w:type="dxa" w:w="5512"/>
+            <w:tcW w:type="dxa" w:w="4990"/>
             <w:tcBorders>
               <w:top w:val="single" w:color="D9D4C5" w:sz="4"/>
               <w:left w:val="single" w:color="D9D4C5" w:sz="4"/>
@@ -8440,7 +8944,7 @@
         </w:tc>
         <w:tc>
           <w:tcPr>
-            <w:tcW w:type="dxa" w:w="1991"/>
+            <w:tcW w:type="dxa" w:w="2013"/>
             <w:tcBorders>
               <w:top w:val="single" w:color="D9D4C5" w:sz="4"/>
               <w:left w:val="single" w:color="D9D4C5" w:sz="4"/>
@@ -9359,7 +9863,7 @@
                 <w:sz w:val="18"/>
                 <w:szCs w:val="18"/>
               </w:rPr>
-              <w:t xml:space="preserve">Email+password, tre ruoli, utenti multi-organizzazione, disattivazione; MFA pronta ma spenta</w:t>
+              <w:t xml:space="preserve">Email+password, tre ruoli, utenti multi-organizzazione, disattivazione; password temporanea da cambiare al primo accesso, cambio e recupero password, reimpostazione dall'Admin; MFA pronta ma spenta</w:t>
             </w:r>
           </w:p>
         </w:tc>
@@ -11307,6 +11811,200 @@
           <w:szCs w:val="25"/>
         </w:rPr>
         <w:t xml:space="preserve">18 ottobre 2026</w:t>
+      </w:r>
+    </w:p>
+    <w:p>
+      <w:pPr>
+        <w:pStyle w:val="ListParagraph"/>
+        <w:numPr>
+          <w:ilvl w:val="0"/>
+          <w:numId w:val="3"/>
+        </w:numPr>
+        <w:spacing w:after="70" w:line="290"/>
+      </w:pPr>
+      <w:r>
+        <w:rPr>
+          <w:rFonts w:ascii="Arial" w:cs="Arial" w:eastAsia="Arial" w:hAnsi="Arial"/>
+          <w:b/>
+          <w:bCs/>
+          <w:color w:val="1B2118"/>
+          <w:sz w:val="21"/>
+          <w:szCs w:val="21"/>
+        </w:rPr>
+        <w:t xml:space="preserve">Password: primo accesso, cambio, recupero, reimpostazione</w:t>
+      </w:r>
+      <w:r>
+        <w:rPr>
+          <w:rFonts w:ascii="Arial" w:cs="Arial" w:eastAsia="Arial" w:hAnsi="Arial"/>
+          <w:color w:val="1B2118"/>
+          <w:sz w:val="21"/>
+          <w:szCs w:val="21"/>
+        </w:rPr>
+        <w:t xml:space="preserve"> — script </w:t>
+      </w:r>
+      <w:r>
+        <w:rPr>
+          <w:rFonts w:ascii="Consolas" w:cs="Consolas" w:eastAsia="Consolas" w:hAnsi="Consolas"/>
+          <w:color w:val="2F5D3A"/>
+          <w:sz w:val="21"/>
+          <w:szCs w:val="21"/>
+        </w:rPr>
+        <w:t xml:space="preserve">15_password.sql</w:t>
+      </w:r>
+      <w:r>
+        <w:rPr>
+          <w:rFonts w:ascii="Arial" w:cs="Arial" w:eastAsia="Arial" w:hAnsi="Arial"/>
+          <w:color w:val="1B2118"/>
+          <w:sz w:val="21"/>
+          <w:szCs w:val="21"/>
+        </w:rPr>
+        <w:t xml:space="preserve"> (colonna </w:t>
+      </w:r>
+      <w:r>
+        <w:rPr>
+          <w:rFonts w:ascii="Consolas" w:cs="Consolas" w:eastAsia="Consolas" w:hAnsi="Consolas"/>
+          <w:color w:val="2F5D3A"/>
+          <w:sz w:val="21"/>
+          <w:szCs w:val="21"/>
+        </w:rPr>
+        <w:t xml:space="preserve">password_temporanea</w:t>
+      </w:r>
+      <w:r>
+        <w:rPr>
+          <w:rFonts w:ascii="Arial" w:cs="Arial" w:eastAsia="Arial" w:hAnsi="Arial"/>
+          <w:color w:val="1B2118"/>
+          <w:sz w:val="21"/>
+          <w:szCs w:val="21"/>
+        </w:rPr>
+        <w:t xml:space="preserve"> sul profilo, funzione </w:t>
+      </w:r>
+      <w:r>
+        <w:rPr>
+          <w:rFonts w:ascii="Consolas" w:cs="Consolas" w:eastAsia="Consolas" w:hAnsi="Consolas"/>
+          <w:color w:val="2F5D3A"/>
+          <w:sz w:val="21"/>
+          <w:szCs w:val="21"/>
+        </w:rPr>
+        <w:t xml:space="preserve">password_cambiata</w:t>
+      </w:r>
+      <w:r>
+        <w:rPr>
+          <w:rFonts w:ascii="Arial" w:cs="Arial" w:eastAsia="Arial" w:hAnsi="Arial"/>
+          <w:color w:val="1B2118"/>
+          <w:sz w:val="21"/>
+          <w:szCs w:val="21"/>
+        </w:rPr>
+        <w:t xml:space="preserve">, protezione del flag); Edge Function </w:t>
+      </w:r>
+      <w:r>
+        <w:rPr>
+          <w:rFonts w:ascii="Consolas" w:cs="Consolas" w:eastAsia="Consolas" w:hAnsi="Consolas"/>
+          <w:color w:val="2F5D3A"/>
+          <w:sz w:val="21"/>
+          <w:szCs w:val="21"/>
+        </w:rPr>
+        <w:t xml:space="preserve">reimposta-password</w:t>
+      </w:r>
+      <w:r>
+        <w:rPr>
+          <w:rFonts w:ascii="Arial" w:cs="Arial" w:eastAsia="Arial" w:hAnsi="Arial"/>
+          <w:color w:val="1B2118"/>
+          <w:sz w:val="21"/>
+          <w:szCs w:val="21"/>
+        </w:rPr>
+        <w:t xml:space="preserve"> (pubblicata dalla dashboard, Verify JWT attivo); pagina </w:t>
+      </w:r>
+      <w:r>
+        <w:rPr>
+          <w:rFonts w:ascii="Consolas" w:cs="Consolas" w:eastAsia="Consolas" w:hAnsi="Consolas"/>
+          <w:color w:val="2F5D3A"/>
+          <w:sz w:val="21"/>
+          <w:szCs w:val="21"/>
+        </w:rPr>
+        <w:t xml:space="preserve">CambiaPassword</w:t>
+      </w:r>
+      <w:r>
+        <w:rPr>
+          <w:rFonts w:ascii="Arial" w:cs="Arial" w:eastAsia="Arial" w:hAnsi="Arial"/>
+          <w:color w:val="1B2118"/>
+          <w:sz w:val="21"/>
+          <w:szCs w:val="21"/>
+        </w:rPr>
+        <w:t xml:space="preserve"> (cambio obbligatorio dopo password temporanea, cambio volontario su </w:t>
+      </w:r>
+      <w:r>
+        <w:rPr>
+          <w:rFonts w:ascii="Consolas" w:cs="Consolas" w:eastAsia="Consolas" w:hAnsi="Consolas"/>
+          <w:color w:val="2F5D3A"/>
+          <w:sz w:val="21"/>
+          <w:szCs w:val="21"/>
+        </w:rPr>
+        <w:t xml:space="preserve">/password</w:t>
+      </w:r>
+      <w:r>
+        <w:rPr>
+          <w:rFonts w:ascii="Arial" w:cs="Arial" w:eastAsia="Arial" w:hAnsi="Arial"/>
+          <w:color w:val="1B2118"/>
+          <w:sz w:val="21"/>
+          <w:szCs w:val="21"/>
+        </w:rPr>
+        <w:t xml:space="preserve">, recupero su </w:t>
+      </w:r>
+      <w:r>
+        <w:rPr>
+          <w:rFonts w:ascii="Consolas" w:cs="Consolas" w:eastAsia="Consolas" w:hAnsi="Consolas"/>
+          <w:color w:val="2F5D3A"/>
+          <w:sz w:val="21"/>
+          <w:szCs w:val="21"/>
+        </w:rPr>
+        <w:t xml:space="preserve">/reimposta-password</w:t>
+      </w:r>
+      <w:r>
+        <w:rPr>
+          <w:rFonts w:ascii="Arial" w:cs="Arial" w:eastAsia="Arial" w:hAnsi="Arial"/>
+          <w:color w:val="1B2118"/>
+          <w:sz w:val="21"/>
+          <w:szCs w:val="21"/>
+        </w:rPr>
+        <w:t xml:space="preserve">), «Password dimenticata?» nella pagina di accesso, «Cambia password» sotto l'email in alto, «Reimposta password» in Gestione utenti; dopo l'accesso da un link email si torna alla pagina richiesta. Verificato: banco di prova locale (flag, protezione, audit) e controllo in produzione (2 utenti esistenti non obbligati). </w:t>
+      </w:r>
+      <w:r>
+        <w:rPr>
+          <w:rFonts w:ascii="Arial" w:cs="Arial" w:eastAsia="Arial" w:hAnsi="Arial"/>
+          <w:b/>
+          <w:bCs/>
+          <w:color w:val="1B2118"/>
+          <w:sz w:val="21"/>
+          <w:szCs w:val="21"/>
+        </w:rPr>
+        <w:t xml:space="preserve">Da completare in Supabase</w:t>
+      </w:r>
+      <w:r>
+        <w:rPr>
+          <w:rFonts w:ascii="Arial" w:cs="Arial" w:eastAsia="Arial" w:hAnsi="Arial"/>
+          <w:color w:val="1B2118"/>
+          <w:sz w:val="21"/>
+          <w:szCs w:val="21"/>
+        </w:rPr>
+        <w:t xml:space="preserve"> per il recupero via email: Site URL e Redirect URLs (oggi </w:t>
+      </w:r>
+      <w:r>
+        <w:rPr>
+          <w:rFonts w:ascii="Consolas" w:cs="Consolas" w:eastAsia="Consolas" w:hAnsi="Consolas"/>
+          <w:color w:val="2F5D3A"/>
+          <w:sz w:val="21"/>
+          <w:szCs w:val="21"/>
+        </w:rPr>
+        <w:t xml:space="preserve">localhost:3000</w:t>
+      </w:r>
+      <w:r>
+        <w:rPr>
+          <w:rFonts w:ascii="Arial" w:cs="Arial" w:eastAsia="Arial" w:hAnsi="Arial"/>
+          <w:color w:val="1B2118"/>
+          <w:sz w:val="21"/>
+          <w:szCs w:val="21"/>
+        </w:rPr>
+        <w:t xml:space="preserve">) e SMTP personalizzato con Resend.</w:t>
       </w:r>
     </w:p>
     <w:p>
@@ -13302,7 +14000,7 @@
               </w:rPr>
               <w:t xml:space="preserve">Claude Doc: </w:t>
             </w:r>
-            <w:hyperlink w:history="1" r:id="rIdvfkaeikvnymhcygn4m6vf">
+            <w:hyperlink w:history="1" r:id="rIdy-glhnji9nygpwy1obrer">
               <w:r>
                 <w:rPr>
                   <w:rFonts w:ascii="Arial" w:cs="Arial" w:eastAsia="Arial" w:hAnsi="Arial"/>
@@ -13649,7 +14347,7 @@
               </w:rPr>
               <w:t xml:space="preserve">Claude Doc: </w:t>
             </w:r>
-            <w:hyperlink w:history="1" r:id="rIdwfhvxssjjy_rtjmfpfvaq">
+            <w:hyperlink w:history="1" r:id="rId_e6cizuakk8o_pictdw1p">
               <w:r>
                 <w:rPr>
                   <w:rFonts w:ascii="Arial" w:cs="Arial" w:eastAsia="Arial" w:hAnsi="Arial"/>
@@ -14058,7 +14756,7 @@
               </w:rPr>
               <w:t xml:space="preserve">Claude Doc: </w:t>
             </w:r>
-            <w:hyperlink w:history="1" r:id="rIdijvu6q9gtbe7f5t-7utki">
+            <w:hyperlink w:history="1" r:id="rId_xr06phf3lg-iosf89v0g">
               <w:r>
                 <w:rPr>
                   <w:rFonts w:ascii="Arial" w:cs="Arial" w:eastAsia="Arial" w:hAnsi="Arial"/>
@@ -14601,7 +15299,7 @@
             <w:pPr>
               <w:spacing w:after="0" w:before="0"/>
             </w:pPr>
-            <w:hyperlink w:history="1" r:id="rId6xklsbazvb6kyqelg2nrc">
+            <w:hyperlink w:history="1" r:id="rId38h8exrzpl2ckpblx6k4r">
               <w:r>
                 <w:rPr>
                   <w:rFonts w:ascii="Arial" w:cs="Arial" w:eastAsia="Arial" w:hAnsi="Arial"/>
@@ -15897,6 +16595,15 @@
       <w:r>
         <w:rPr>
           <w:rFonts w:ascii="Arial" w:cs="Arial" w:eastAsia="Arial" w:hAnsi="Arial"/>
+          <w:color w:val="1B2118"/>
+          <w:sz w:val="21"/>
+          <w:szCs w:val="21"/>
+        </w:rPr>
+        <w:t xml:space="preserve">~~</w:t>
+      </w:r>
+      <w:r>
+        <w:rPr>
+          <w:rFonts w:ascii="Arial" w:cs="Arial" w:eastAsia="Arial" w:hAnsi="Arial"/>
           <w:b/>
           <w:bCs/>
           <w:color w:val="1B2118"/>
@@ -15912,7 +16619,7 @@
           <w:sz w:val="21"/>
           <w:szCs w:val="21"/>
         </w:rPr>
-        <w:t xml:space="preserve"> Recupero e cambio password per gli utenti (oggi assenti: la password la riassegna la Fondazione) — priorità alta.</w:t>
+        <w:t xml:space="preserve"> Recupero e cambio password per gli utenti~~ — fatto il 18/10 (resta la configurazione di Site URL, Redirect URLs e SMTP in Supabase per l'email di recupero).</w:t>
       </w:r>
     </w:p>
     <w:p>
@@ -15927,6 +16634,15 @@
       <w:r>
         <w:rPr>
           <w:rFonts w:ascii="Arial" w:cs="Arial" w:eastAsia="Arial" w:hAnsi="Arial"/>
+          <w:color w:val="1B2118"/>
+          <w:sz w:val="21"/>
+          <w:szCs w:val="21"/>
+        </w:rPr>
+        <w:t xml:space="preserve">~~</w:t>
+      </w:r>
+      <w:r>
+        <w:rPr>
+          <w:rFonts w:ascii="Arial" w:cs="Arial" w:eastAsia="Arial" w:hAnsi="Arial"/>
           <w:b/>
           <w:bCs/>
           <w:color w:val="1B2118"/>
@@ -15942,7 +16658,7 @@
           <w:sz w:val="21"/>
           <w:szCs w:val="21"/>
         </w:rPr>
-        <w:t xml:space="preserve"> Dopo l'accesso da un link email, riportare l'utente alla pratica del link (oggi va alla pagina iniziale).</w:t>
+        <w:t xml:space="preserve"> Dopo l'accesso da un link email, riportare l'utente alla pratica del link~~ — fatto il 18/10.</w:t>
       </w:r>
     </w:p>
     <w:p>
@@ -16179,6 +16895,282 @@
           <w:szCs w:val="21"/>
         </w:rPr>
         <w:t xml:space="preserve"> (decisione del 18/10). Dopo l'attivazione: rendere privato il repository GitHub e ricollegarlo a Vercel (risolve in buona parte il punto 28); verificare i backup automatici di Supabase e scrivere la procedura di ripristino (punto 18); valutare l'ambiente di prova separato (punto 18); decidere se alzare il limite di 50 MB per file; aggiornare i §2-3 di questo registro con piani, costi e intestatario dei contratti.</w:t>
+      </w:r>
+    </w:p>
+    <w:p>
+      <w:pPr>
+        <w:spacing w:after="140" w:line="300"/>
+      </w:pPr>
+      <w:r>
+        <w:rPr>
+          <w:rFonts w:ascii="Arial" w:cs="Arial" w:eastAsia="Arial" w:hAnsi="Arial"/>
+          <w:b/>
+          <w:bCs/>
+          <w:color w:val="1B2118"/>
+          <w:sz w:val="21"/>
+          <w:szCs w:val="21"/>
+        </w:rPr>
+        <w:t xml:space="preserve">Sicurezza informatica (cyber security) — richiesta di Luca del 18/10</w:t>
+      </w:r>
+    </w:p>
+    <w:p>
+      <w:pPr>
+        <w:pStyle w:val="ListParagraph"/>
+        <w:numPr>
+          <w:ilvl w:val="0"/>
+          <w:numId w:val="3"/>
+        </w:numPr>
+        <w:spacing w:after="70" w:line="290"/>
+      </w:pPr>
+      <w:r>
+        <w:rPr>
+          <w:rFonts w:ascii="Arial" w:cs="Arial" w:eastAsia="Arial" w:hAnsi="Arial"/>
+          <w:b/>
+          <w:bCs/>
+          <w:color w:val="1B2118"/>
+          <w:sz w:val="21"/>
+          <w:szCs w:val="21"/>
+        </w:rPr>
+        <w:t xml:space="preserve">30.</w:t>
+      </w:r>
+      <w:r>
+        <w:rPr>
+          <w:rFonts w:ascii="Arial" w:cs="Arial" w:eastAsia="Arial" w:hAnsi="Arial"/>
+          <w:color w:val="1B2118"/>
+          <w:sz w:val="21"/>
+          <w:szCs w:val="21"/>
+        </w:rPr>
+        <w:t xml:space="preserve"> Protezione dagli attacchi informatici, in un piano unico che riprende anche i punti 14-18. Da fare:</w:t>
+      </w:r>
+    </w:p>
+    <w:p>
+      <w:pPr>
+        <w:pStyle w:val="ListParagraph"/>
+        <w:numPr>
+          <w:ilvl w:val="1"/>
+          <w:numId w:val="3"/>
+        </w:numPr>
+        <w:spacing w:after="70" w:line="290"/>
+      </w:pPr>
+      <w:r>
+        <w:rPr>
+          <w:rFonts w:ascii="Arial" w:cs="Arial" w:eastAsia="Arial" w:hAnsi="Arial"/>
+          <w:b/>
+          <w:bCs/>
+          <w:color w:val="1B2118"/>
+          <w:sz w:val="20"/>
+          <w:szCs w:val="20"/>
+        </w:rPr>
+        <w:t xml:space="preserve">Verifica di sicurezza</w:t>
+      </w:r>
+      <w:r>
+        <w:rPr>
+          <w:rFonts w:ascii="Arial" w:cs="Arial" w:eastAsia="Arial" w:hAnsi="Arial"/>
+          <w:color w:val="1B2118"/>
+          <w:sz w:val="20"/>
+          <w:szCs w:val="20"/>
+        </w:rPr>
+        <w:t xml:space="preserve"> del portale secondo le linee OWASP (accessi, permessi, caricamento file, iniezioni) e controllo automatico delle regole del database con il </w:t>
+      </w:r>
+      <w:r>
+        <w:rPr>
+          <w:rFonts w:ascii="Arial" w:cs="Arial" w:eastAsia="Arial" w:hAnsi="Arial"/>
+          <w:i/>
+          <w:iCs/>
+          <w:color w:val="1B2118"/>
+          <w:sz w:val="20"/>
+          <w:szCs w:val="20"/>
+        </w:rPr>
+        <w:t xml:space="preserve">Security Advisor</w:t>
+      </w:r>
+      <w:r>
+        <w:rPr>
+          <w:rFonts w:ascii="Arial" w:cs="Arial" w:eastAsia="Arial" w:hAnsi="Arial"/>
+          <w:color w:val="1B2118"/>
+          <w:sz w:val="20"/>
+          <w:szCs w:val="20"/>
+        </w:rPr>
+        <w:t xml:space="preserve"> di Supabase; a fine sviluppo, test di intrusione (penetration test) affidato a terzi.</w:t>
+      </w:r>
+    </w:p>
+    <w:p>
+      <w:pPr>
+        <w:pStyle w:val="ListParagraph"/>
+        <w:numPr>
+          <w:ilvl w:val="1"/>
+          <w:numId w:val="3"/>
+        </w:numPr>
+        <w:spacing w:after="70" w:line="290"/>
+      </w:pPr>
+      <w:r>
+        <w:rPr>
+          <w:rFonts w:ascii="Arial" w:cs="Arial" w:eastAsia="Arial" w:hAnsi="Arial"/>
+          <w:b/>
+          <w:bCs/>
+          <w:color w:val="1B2118"/>
+          <w:sz w:val="20"/>
+          <w:szCs w:val="20"/>
+        </w:rPr>
+        <w:t xml:space="preserve">Intestazioni di sicurezza</w:t>
+      </w:r>
+      <w:r>
+        <w:rPr>
+          <w:rFonts w:ascii="Arial" w:cs="Arial" w:eastAsia="Arial" w:hAnsi="Arial"/>
+          <w:color w:val="1B2118"/>
+          <w:sz w:val="20"/>
+          <w:szCs w:val="20"/>
+        </w:rPr>
+        <w:t xml:space="preserve"> del sito (Content-Security-Policy, HSTS, protezione dal clickjacking, nessun riferimento esterno non necessario) configurate su Vercel.</w:t>
+      </w:r>
+    </w:p>
+    <w:p>
+      <w:pPr>
+        <w:pStyle w:val="ListParagraph"/>
+        <w:numPr>
+          <w:ilvl w:val="1"/>
+          <w:numId w:val="3"/>
+        </w:numPr>
+        <w:spacing w:after="70" w:line="290"/>
+      </w:pPr>
+      <w:r>
+        <w:rPr>
+          <w:rFonts w:ascii="Arial" w:cs="Arial" w:eastAsia="Arial" w:hAnsi="Arial"/>
+          <w:b/>
+          <w:bCs/>
+          <w:color w:val="1B2118"/>
+          <w:sz w:val="20"/>
+          <w:szCs w:val="20"/>
+        </w:rPr>
+        <w:t xml:space="preserve">Protezione degli accessi</w:t>
+      </w:r>
+      <w:r>
+        <w:rPr>
+          <w:rFonts w:ascii="Arial" w:cs="Arial" w:eastAsia="Arial" w:hAnsi="Arial"/>
+          <w:color w:val="1B2118"/>
+          <w:sz w:val="20"/>
+          <w:szCs w:val="20"/>
+        </w:rPr>
+        <w:t xml:space="preserve">: limiti ai tentativi di login e di recupero password, CAPTCHA sulle pagine pubbliche, verifica in due passaggi per lo staff (punto 15), regole sulle password, scadenza delle sessioni inattive.</w:t>
+      </w:r>
+    </w:p>
+    <w:p>
+      <w:pPr>
+        <w:pStyle w:val="ListParagraph"/>
+        <w:numPr>
+          <w:ilvl w:val="1"/>
+          <w:numId w:val="3"/>
+        </w:numPr>
+        <w:spacing w:after="70" w:line="290"/>
+      </w:pPr>
+      <w:r>
+        <w:rPr>
+          <w:rFonts w:ascii="Arial" w:cs="Arial" w:eastAsia="Arial" w:hAnsi="Arial"/>
+          <w:b/>
+          <w:bCs/>
+          <w:color w:val="1B2118"/>
+          <w:sz w:val="20"/>
+          <w:szCs w:val="20"/>
+        </w:rPr>
+        <w:t xml:space="preserve">Dipendenze e segreti</w:t>
+      </w:r>
+      <w:r>
+        <w:rPr>
+          <w:rFonts w:ascii="Arial" w:cs="Arial" w:eastAsia="Arial" w:hAnsi="Arial"/>
+          <w:color w:val="1B2118"/>
+          <w:sz w:val="20"/>
+          <w:szCs w:val="20"/>
+        </w:rPr>
+        <w:t xml:space="preserve">: controllo periodico delle librerie vulnerabili (npm audit, avvisi automatici di GitHub), scansione dei segreti nel repository, rotazione delle chiavi.</w:t>
+      </w:r>
+    </w:p>
+    <w:p>
+      <w:pPr>
+        <w:pStyle w:val="ListParagraph"/>
+        <w:numPr>
+          <w:ilvl w:val="1"/>
+          <w:numId w:val="3"/>
+        </w:numPr>
+        <w:spacing w:after="70" w:line="290"/>
+      </w:pPr>
+      <w:r>
+        <w:rPr>
+          <w:rFonts w:ascii="Arial" w:cs="Arial" w:eastAsia="Arial" w:hAnsi="Arial"/>
+          <w:b/>
+          <w:bCs/>
+          <w:color w:val="1B2118"/>
+          <w:sz w:val="20"/>
+          <w:szCs w:val="20"/>
+        </w:rPr>
+        <w:t xml:space="preserve">Monitoraggio e allarmi</w:t>
+      </w:r>
+      <w:r>
+        <w:rPr>
+          <w:rFonts w:ascii="Arial" w:cs="Arial" w:eastAsia="Arial" w:hAnsi="Arial"/>
+          <w:color w:val="1B2118"/>
+          <w:sz w:val="20"/>
+          <w:szCs w:val="20"/>
+        </w:rPr>
+        <w:t xml:space="preserve">: registro di sicurezza (punto 14), avvisi su accessi anomali, errori e indisponibilità del portale.</w:t>
+      </w:r>
+    </w:p>
+    <w:p>
+      <w:pPr>
+        <w:pStyle w:val="ListParagraph"/>
+        <w:numPr>
+          <w:ilvl w:val="1"/>
+          <w:numId w:val="3"/>
+        </w:numPr>
+        <w:spacing w:after="70" w:line="290"/>
+      </w:pPr>
+      <w:r>
+        <w:rPr>
+          <w:rFonts w:ascii="Arial" w:cs="Arial" w:eastAsia="Arial" w:hAnsi="Arial"/>
+          <w:b/>
+          <w:bCs/>
+          <w:color w:val="1B2118"/>
+          <w:sz w:val="20"/>
+          <w:szCs w:val="20"/>
+        </w:rPr>
+        <w:t xml:space="preserve">Continuità</w:t>
+      </w:r>
+      <w:r>
+        <w:rPr>
+          <w:rFonts w:ascii="Arial" w:cs="Arial" w:eastAsia="Arial" w:hAnsi="Arial"/>
+          <w:color w:val="1B2118"/>
+          <w:sz w:val="20"/>
+          <w:szCs w:val="20"/>
+        </w:rPr>
+        <w:t xml:space="preserve">: backup verificati e prova di ripristino (punti 18 e 29), antivirus sui file (punto 16).</w:t>
+      </w:r>
+    </w:p>
+    <w:p>
+      <w:pPr>
+        <w:pStyle w:val="ListParagraph"/>
+        <w:numPr>
+          <w:ilvl w:val="1"/>
+          <w:numId w:val="3"/>
+        </w:numPr>
+        <w:spacing w:after="70" w:line="290"/>
+      </w:pPr>
+      <w:r>
+        <w:rPr>
+          <w:rFonts w:ascii="Arial" w:cs="Arial" w:eastAsia="Arial" w:hAnsi="Arial"/>
+          <w:b/>
+          <w:bCs/>
+          <w:color w:val="1B2118"/>
+          <w:sz w:val="20"/>
+          <w:szCs w:val="20"/>
+        </w:rPr>
+        <w:t xml:space="preserve">Organizzazione e privacy</w:t>
+      </w:r>
+      <w:r>
+        <w:rPr>
+          <w:rFonts w:ascii="Arial" w:cs="Arial" w:eastAsia="Arial" w:hAnsi="Arial"/>
+          <w:color w:val="1B2118"/>
+          <w:sz w:val="20"/>
+          <w:szCs w:val="20"/>
+        </w:rPr>
+        <w:t xml:space="preserve">: procedura di risposta agli incidenti, valutazione d'impatto sulla protezione dei dati (DPIA) e registro dei trattamenti per i dati delle utenze, nomina dei fornitori (Vercel, Supabase, Resend) come responsabili del trattamento.</w:t>
       </w:r>
     </w:p>
     <w:p>
@@ -16785,6 +17777,200 @@
                 <w:szCs w:val="18"/>
               </w:rPr>
               <w:t xml:space="preserve">Verifica del dominio da completare</w:t>
+            </w:r>
+          </w:p>
+        </w:tc>
+      </w:tr>
+      <w:tr>
+        <w:trPr>
+          <w:cantSplit/>
+        </w:trPr>
+        <w:tc>
+          <w:tcPr>
+            <w:tcW w:type="dxa" w:w="4819"/>
+            <w:tcBorders>
+              <w:top w:val="single" w:color="D9D4C5" w:sz="4"/>
+              <w:left w:val="single" w:color="D9D4C5" w:sz="4"/>
+              <w:bottom w:val="single" w:color="D9D4C5" w:sz="4"/>
+              <w:right w:val="single" w:color="D9D4C5" w:sz="4"/>
+            </w:tcBorders>
+            <w:tcMar>
+              <w:top w:type="dxa" w:w="70"/>
+              <w:left w:type="dxa" w:w="110"/>
+              <w:bottom w:type="dxa" w:w="70"/>
+              <w:right w:type="dxa" w:w="110"/>
+            </w:tcMar>
+            <w:vAlign w:val="center"/>
+          </w:tcPr>
+          <w:p>
+            <w:pPr>
+              <w:spacing w:after="0" w:before="0"/>
+            </w:pPr>
+            <w:r>
+              <w:rPr>
+                <w:rFonts w:ascii="Arial" w:cs="Arial" w:eastAsia="Arial" w:hAnsi="Arial"/>
+                <w:color w:val="1B2118"/>
+                <w:sz w:val="18"/>
+                <w:szCs w:val="18"/>
+              </w:rPr>
+              <w:t xml:space="preserve">Site URL di Supabase Auth ancora </w:t>
+            </w:r>
+            <w:r>
+              <w:rPr>
+                <w:rFonts w:ascii="Consolas" w:cs="Consolas" w:eastAsia="Consolas" w:hAnsi="Consolas"/>
+                <w:color w:val="2F5D3A"/>
+                <w:sz w:val="18"/>
+                <w:szCs w:val="18"/>
+              </w:rPr>
+              <w:t xml:space="preserve">http://localhost:3000</w:t>
+            </w:r>
+            <w:r>
+              <w:rPr>
+                <w:rFonts w:ascii="Arial" w:cs="Arial" w:eastAsia="Arial" w:hAnsi="Arial"/>
+                <w:color w:val="1B2118"/>
+                <w:sz w:val="18"/>
+                <w:szCs w:val="18"/>
+              </w:rPr>
+              <w:t xml:space="preserve"> e nessun Redirect URL: i link delle email di Supabase (recupero password) non funzionerebbero</w:t>
+            </w:r>
+          </w:p>
+        </w:tc>
+        <w:tc>
+          <w:tcPr>
+            <w:tcW w:type="dxa" w:w="4819"/>
+            <w:tcBorders>
+              <w:top w:val="single" w:color="D9D4C5" w:sz="4"/>
+              <w:left w:val="single" w:color="D9D4C5" w:sz="4"/>
+              <w:bottom w:val="single" w:color="D9D4C5" w:sz="4"/>
+              <w:right w:val="single" w:color="D9D4C5" w:sz="4"/>
+            </w:tcBorders>
+            <w:tcMar>
+              <w:top w:type="dxa" w:w="70"/>
+              <w:left w:type="dxa" w:w="110"/>
+              <w:bottom w:type="dxa" w:w="70"/>
+              <w:right w:type="dxa" w:w="110"/>
+            </w:tcMar>
+            <w:vAlign w:val="center"/>
+          </w:tcPr>
+          <w:p>
+            <w:pPr>
+              <w:spacing w:after="0" w:before="0"/>
+            </w:pPr>
+            <w:r>
+              <w:rPr>
+                <w:rFonts w:ascii="Arial" w:cs="Arial" w:eastAsia="Arial" w:hAnsi="Arial"/>
+                <w:color w:val="1B2118"/>
+                <w:sz w:val="18"/>
+                <w:szCs w:val="18"/>
+              </w:rPr>
+              <w:t xml:space="preserve">Da impostare </w:t>
+            </w:r>
+            <w:r>
+              <w:rPr>
+                <w:rFonts w:ascii="Consolas" w:cs="Consolas" w:eastAsia="Consolas" w:hAnsi="Consolas"/>
+                <w:color w:val="2F5D3A"/>
+                <w:sz w:val="18"/>
+                <w:szCs w:val="18"/>
+              </w:rPr>
+              <w:t xml:space="preserve">https://portale-cwp.vercel.app</w:t>
+            </w:r>
+            <w:r>
+              <w:rPr>
+                <w:rFonts w:ascii="Arial" w:cs="Arial" w:eastAsia="Arial" w:hAnsi="Arial"/>
+                <w:color w:val="1B2118"/>
+                <w:sz w:val="18"/>
+                <w:szCs w:val="18"/>
+              </w:rPr>
+              <w:t xml:space="preserve"> e </w:t>
+            </w:r>
+            <w:r>
+              <w:rPr>
+                <w:rFonts w:ascii="Consolas" w:cs="Consolas" w:eastAsia="Consolas" w:hAnsi="Consolas"/>
+                <w:color w:val="2F5D3A"/>
+                <w:sz w:val="18"/>
+                <w:szCs w:val="18"/>
+              </w:rPr>
+              <w:t xml:space="preserve">https://portale-cwp.vercel.app/**</w:t>
+            </w:r>
+            <w:r>
+              <w:rPr>
+                <w:rFonts w:ascii="Arial" w:cs="Arial" w:eastAsia="Arial" w:hAnsi="Arial"/>
+                <w:color w:val="1B2118"/>
+                <w:sz w:val="18"/>
+                <w:szCs w:val="18"/>
+              </w:rPr>
+              <w:t xml:space="preserve"> (in attesa di conferma di Luca)</w:t>
+            </w:r>
+          </w:p>
+        </w:tc>
+      </w:tr>
+      <w:tr>
+        <w:trPr>
+          <w:cantSplit/>
+        </w:trPr>
+        <w:tc>
+          <w:tcPr>
+            <w:tcW w:type="dxa" w:w="4819"/>
+            <w:tcBorders>
+              <w:top w:val="single" w:color="D9D4C5" w:sz="4"/>
+              <w:left w:val="single" w:color="D9D4C5" w:sz="4"/>
+              <w:bottom w:val="single" w:color="D9D4C5" w:sz="4"/>
+              <w:right w:val="single" w:color="D9D4C5" w:sz="4"/>
+            </w:tcBorders>
+            <w:shd w:fill="F6F4EE" w:color="auto" w:val="clear"/>
+            <w:tcMar>
+              <w:top w:type="dxa" w:w="70"/>
+              <w:left w:type="dxa" w:w="110"/>
+              <w:bottom w:type="dxa" w:w="70"/>
+              <w:right w:type="dxa" w:w="110"/>
+            </w:tcMar>
+            <w:vAlign w:val="center"/>
+          </w:tcPr>
+          <w:p>
+            <w:pPr>
+              <w:spacing w:after="0" w:before="0"/>
+            </w:pPr>
+            <w:r>
+              <w:rPr>
+                <w:rFonts w:ascii="Arial" w:cs="Arial" w:eastAsia="Arial" w:hAnsi="Arial"/>
+                <w:color w:val="1B2118"/>
+                <w:sz w:val="18"/>
+                <w:szCs w:val="18"/>
+              </w:rPr>
+              <w:t xml:space="preserve">Il servizio email predefinito di Supabase Auth consegna solo ai membri del progetto</w:t>
+            </w:r>
+          </w:p>
+        </w:tc>
+        <w:tc>
+          <w:tcPr>
+            <w:tcW w:type="dxa" w:w="4819"/>
+            <w:tcBorders>
+              <w:top w:val="single" w:color="D9D4C5" w:sz="4"/>
+              <w:left w:val="single" w:color="D9D4C5" w:sz="4"/>
+              <w:bottom w:val="single" w:color="D9D4C5" w:sz="4"/>
+              <w:right w:val="single" w:color="D9D4C5" w:sz="4"/>
+            </w:tcBorders>
+            <w:shd w:fill="F6F4EE" w:color="auto" w:val="clear"/>
+            <w:tcMar>
+              <w:top w:type="dxa" w:w="70"/>
+              <w:left w:type="dxa" w:w="110"/>
+              <w:bottom w:type="dxa" w:w="70"/>
+              <w:right w:type="dxa" w:w="110"/>
+            </w:tcMar>
+            <w:vAlign w:val="center"/>
+          </w:tcPr>
+          <w:p>
+            <w:pPr>
+              <w:spacing w:after="0" w:before="0"/>
+            </w:pPr>
+            <w:r>
+              <w:rPr>
+                <w:rFonts w:ascii="Arial" w:cs="Arial" w:eastAsia="Arial" w:hAnsi="Arial"/>
+                <w:color w:val="1B2118"/>
+                <w:sz w:val="18"/>
+                <w:szCs w:val="18"/>
+              </w:rPr>
+              <w:t xml:space="preserve">Configurare SMTP personalizzato (Resend) in Authentication → Emails</w:t>
             </w:r>
           </w:p>
         </w:tc>
@@ -17196,6 +18382,18 @@
       <w:lvlJc w:val="left"/>
       <w:pPr>
         <w:ind w:left="540" w:hanging="270"/>
+      </w:pPr>
+      <w:rPr>
+        <w:color w:val="2F5D3A"/>
+      </w:rPr>
+    </w:lvl>
+    <w:lvl w:ilvl="1" w15:tentative="1">
+      <w:start w:val="1"/>
+      <w:numFmt w:val="bullet"/>
+      <w:lvlText w:val="–"/>
+      <w:lvlJc w:val="left"/>
+      <w:pPr>
+        <w:ind w:left="1000" w:hanging="270"/>
       </w:pPr>
       <w:rPr>
         <w:color w:val="2F5D3A"/>

--- a/public/documentazione/Registro_Dev_Deploy_Portale_CWP.docx
+++ b/public/documentazione/Registro_Dev_Deploy_Portale_CWP.docx
@@ -1473,7 +1473,7 @@
             <w:szCs w:val="22"/>
           </w:rPr>
           <w:tab/>
-          <w:t xml:space="preserve">15</w:t>
+          <w:t xml:space="preserve">16</w:t>
         </w:r>
       </w:hyperlink>
     </w:p>
@@ -1502,7 +1502,7 @@
             <w:szCs w:val="22"/>
           </w:rPr>
           <w:tab/>
-          <w:t xml:space="preserve">16</w:t>
+          <w:t xml:space="preserve">17</w:t>
         </w:r>
       </w:hyperlink>
     </w:p>
@@ -1531,7 +1531,7 @@
             <w:szCs w:val="22"/>
           </w:rPr>
           <w:tab/>
-          <w:t xml:space="preserve">17</w:t>
+          <w:t xml:space="preserve">18</w:t>
         </w:r>
       </w:hyperlink>
     </w:p>
@@ -1560,7 +1560,7 @@
             <w:szCs w:val="22"/>
           </w:rPr>
           <w:tab/>
-          <w:t xml:space="preserve">19</w:t>
+          <w:t xml:space="preserve">20</w:t>
         </w:r>
       </w:hyperlink>
     </w:p>
@@ -11694,7 +11694,7 @@
           <w:sz w:val="21"/>
           <w:szCs w:val="21"/>
         </w:rPr>
-        <w:t xml:space="preserve"> e LibreOffice) e si pubblica con commit e push. I file vanno in </w:t>
+        <w:t xml:space="preserve">, LibreOffice e, per il PDF impaginato, WeasyPrint) e si pubblica con commit e push. I file vanno in </w:t>
       </w:r>
       <w:r>
         <w:rPr>
@@ -12005,6 +12005,72 @@
           <w:szCs w:val="21"/>
         </w:rPr>
         <w:t xml:space="preserve">) e SMTP personalizzato con Resend.</w:t>
+      </w:r>
+    </w:p>
+    <w:p>
+      <w:pPr>
+        <w:pStyle w:val="ListParagraph"/>
+        <w:numPr>
+          <w:ilvl w:val="0"/>
+          <w:numId w:val="3"/>
+        </w:numPr>
+        <w:spacing w:after="70" w:line="290"/>
+      </w:pPr>
+      <w:r>
+        <w:rPr>
+          <w:rFonts w:ascii="Arial" w:cs="Arial" w:eastAsia="Arial" w:hAnsi="Arial"/>
+          <w:b/>
+          <w:bCs/>
+          <w:color w:val="1B2118"/>
+          <w:sz w:val="21"/>
+          <w:szCs w:val="21"/>
+        </w:rPr>
+        <w:t xml:space="preserve">PDF impaginati tipograficamente</w:t>
+      </w:r>
+      <w:r>
+        <w:rPr>
+          <w:rFonts w:ascii="Arial" w:cs="Arial" w:eastAsia="Arial" w:hAnsi="Arial"/>
+          <w:color w:val="1B2118"/>
+          <w:sz w:val="21"/>
+          <w:szCs w:val="21"/>
+        </w:rPr>
+        <w:t xml:space="preserve"> (Manuale Utente e Registro): copertina a tutta pagina con loghi, scheda del documento e revisioni, sommario con pagine reali, aperture di capitolo numerate, passi numerati, riquadri «Da sapere / Attenzione / Suggerimento», schema delle 7 fasi, intestazioni correnti. Script </w:t>
+      </w:r>
+      <w:r>
+        <w:rPr>
+          <w:rFonts w:ascii="Consolas" w:cs="Consolas" w:eastAsia="Consolas" w:hAnsi="Consolas"/>
+          <w:color w:val="2F5D3A"/>
+          <w:sz w:val="21"/>
+          <w:szCs w:val="21"/>
+        </w:rPr>
+        <w:t xml:space="preserve">strumenti/impagina_pdf.py</w:t>
+      </w:r>
+      <w:r>
+        <w:rPr>
+          <w:rFonts w:ascii="Arial" w:cs="Arial" w:eastAsia="Arial" w:hAnsi="Arial"/>
+          <w:color w:val="1B2118"/>
+          <w:sz w:val="21"/>
+          <w:szCs w:val="21"/>
+        </w:rPr>
+        <w:t xml:space="preserve"> (WeasyPrint), chiamato da </w:t>
+      </w:r>
+      <w:r>
+        <w:rPr>
+          <w:rFonts w:ascii="Consolas" w:cs="Consolas" w:eastAsia="Consolas" w:hAnsi="Consolas"/>
+          <w:color w:val="2F5D3A"/>
+          <w:sz w:val="21"/>
+          <w:szCs w:val="21"/>
+        </w:rPr>
+        <w:t xml:space="preserve">strumenti/genera_documenti.cjs</w:t>
+      </w:r>
+      <w:r>
+        <w:rPr>
+          <w:rFonts w:ascii="Arial" w:cs="Arial" w:eastAsia="Arial" w:hAnsi="Arial"/>
+          <w:color w:val="1B2118"/>
+          <w:sz w:val="21"/>
+          <w:szCs w:val="21"/>
+        </w:rPr>
+        <w:t xml:space="preserve">; il Word resta la versione modificabile.</w:t>
       </w:r>
     </w:p>
     <w:p>
@@ -14000,7 +14066,7 @@
               </w:rPr>
               <w:t xml:space="preserve">Claude Doc: </w:t>
             </w:r>
-            <w:hyperlink w:history="1" r:id="rIdy-glhnji9nygpwy1obrer">
+            <w:hyperlink w:history="1" r:id="rIdvrftwbp-fsadzmvamktd2">
               <w:r>
                 <w:rPr>
                   <w:rFonts w:ascii="Arial" w:cs="Arial" w:eastAsia="Arial" w:hAnsi="Arial"/>
@@ -14347,7 +14413,7 @@
               </w:rPr>
               <w:t xml:space="preserve">Claude Doc: </w:t>
             </w:r>
-            <w:hyperlink w:history="1" r:id="rId_e6cizuakk8o_pictdw1p">
+            <w:hyperlink w:history="1" r:id="rIdiovkj7p5bhids6hb5msh2">
               <w:r>
                 <w:rPr>
                   <w:rFonts w:ascii="Arial" w:cs="Arial" w:eastAsia="Arial" w:hAnsi="Arial"/>
@@ -14756,7 +14822,7 @@
               </w:rPr>
               <w:t xml:space="preserve">Claude Doc: </w:t>
             </w:r>
-            <w:hyperlink w:history="1" r:id="rId_xr06phf3lg-iosf89v0g">
+            <w:hyperlink w:history="1" r:id="rIdxckevbcus5kfmpxqfqovf">
               <w:r>
                 <w:rPr>
                   <w:rFonts w:ascii="Arial" w:cs="Arial" w:eastAsia="Arial" w:hAnsi="Arial"/>
@@ -15299,7 +15365,7 @@
             <w:pPr>
               <w:spacing w:after="0" w:before="0"/>
             </w:pPr>
-            <w:hyperlink w:history="1" r:id="rId38h8exrzpl2ckpblx6k4r">
+            <w:hyperlink w:history="1" r:id="rIdql6zpfphh9jhrkqo8dvxv">
               <w:r>
                 <w:rPr>
                   <w:rFonts w:ascii="Arial" w:cs="Arial" w:eastAsia="Arial" w:hAnsi="Arial"/>
@@ -16595,18 +16661,10 @@
       <w:r>
         <w:rPr>
           <w:rFonts w:ascii="Arial" w:cs="Arial" w:eastAsia="Arial" w:hAnsi="Arial"/>
-          <w:color w:val="1B2118"/>
-          <w:sz w:val="21"/>
-          <w:szCs w:val="21"/>
-        </w:rPr>
-        <w:t xml:space="preserve">~~</w:t>
-      </w:r>
-      <w:r>
-        <w:rPr>
-          <w:rFonts w:ascii="Arial" w:cs="Arial" w:eastAsia="Arial" w:hAnsi="Arial"/>
           <w:b/>
           <w:bCs/>
-          <w:color w:val="1B2118"/>
+          <w:strike/>
+          <w:color w:val="5A5E54"/>
           <w:sz w:val="21"/>
           <w:szCs w:val="21"/>
         </w:rPr>
@@ -16615,11 +16673,21 @@
       <w:r>
         <w:rPr>
           <w:rFonts w:ascii="Arial" w:cs="Arial" w:eastAsia="Arial" w:hAnsi="Arial"/>
-          <w:color w:val="1B2118"/>
-          <w:sz w:val="21"/>
-          <w:szCs w:val="21"/>
-        </w:rPr>
-        <w:t xml:space="preserve"> Recupero e cambio password per gli utenti~~ — fatto il 18/10 (resta la configurazione di Site URL, Redirect URLs e SMTP in Supabase per l'email di recupero).</w:t>
+          <w:strike/>
+          <w:color w:val="5A5E54"/>
+          <w:sz w:val="21"/>
+          <w:szCs w:val="21"/>
+        </w:rPr>
+        <w:t xml:space="preserve"> Recupero e cambio password per gli utenti</w:t>
+      </w:r>
+      <w:r>
+        <w:rPr>
+          <w:rFonts w:ascii="Arial" w:cs="Arial" w:eastAsia="Arial" w:hAnsi="Arial"/>
+          <w:color w:val="1B2118"/>
+          <w:sz w:val="21"/>
+          <w:szCs w:val="21"/>
+        </w:rPr>
+        <w:t xml:space="preserve"> — fatto il 18/10 (resta la configurazione di Site URL, Redirect URLs e SMTP in Supabase per l'email di recupero).</w:t>
       </w:r>
     </w:p>
     <w:p>
@@ -16634,18 +16702,10 @@
       <w:r>
         <w:rPr>
           <w:rFonts w:ascii="Arial" w:cs="Arial" w:eastAsia="Arial" w:hAnsi="Arial"/>
-          <w:color w:val="1B2118"/>
-          <w:sz w:val="21"/>
-          <w:szCs w:val="21"/>
-        </w:rPr>
-        <w:t xml:space="preserve">~~</w:t>
-      </w:r>
-      <w:r>
-        <w:rPr>
-          <w:rFonts w:ascii="Arial" w:cs="Arial" w:eastAsia="Arial" w:hAnsi="Arial"/>
           <w:b/>
           <w:bCs/>
-          <w:color w:val="1B2118"/>
+          <w:strike/>
+          <w:color w:val="5A5E54"/>
           <w:sz w:val="21"/>
           <w:szCs w:val="21"/>
         </w:rPr>
@@ -16654,11 +16714,21 @@
       <w:r>
         <w:rPr>
           <w:rFonts w:ascii="Arial" w:cs="Arial" w:eastAsia="Arial" w:hAnsi="Arial"/>
-          <w:color w:val="1B2118"/>
-          <w:sz w:val="21"/>
-          <w:szCs w:val="21"/>
-        </w:rPr>
-        <w:t xml:space="preserve"> Dopo l'accesso da un link email, riportare l'utente alla pratica del link~~ — fatto il 18/10.</w:t>
+          <w:strike/>
+          <w:color w:val="5A5E54"/>
+          <w:sz w:val="21"/>
+          <w:szCs w:val="21"/>
+        </w:rPr>
+        <w:t xml:space="preserve"> Dopo l'accesso da un link email, riportare l'utente alla pratica del link</w:t>
+      </w:r>
+      <w:r>
+        <w:rPr>
+          <w:rFonts w:ascii="Arial" w:cs="Arial" w:eastAsia="Arial" w:hAnsi="Arial"/>
+          <w:color w:val="1B2118"/>
+          <w:sz w:val="21"/>
+          <w:szCs w:val="21"/>
+        </w:rPr>
+        <w:t xml:space="preserve"> — fatto il 18/10.</w:t>
       </w:r>
     </w:p>
     <w:p>

--- a/public/documentazione/Registro_Dev_Deploy_Portale_CWP.docx
+++ b/public/documentazione/Registro_Dev_Deploy_Portale_CWP.docx
@@ -2916,10 +2916,10 @@
       </w:tblPr>
       <w:tblGrid>
         <w:gridCol w:w="971"/>
-        <w:gridCol w:w="2276"/>
+        <w:gridCol w:w="2465"/>
         <w:gridCol w:w="1260"/>
-        <w:gridCol w:w="2565"/>
-        <w:gridCol w:w="2566"/>
+        <w:gridCol w:w="2477"/>
+        <w:gridCol w:w="2465"/>
       </w:tblGrid>
       <w:tr>
         <w:trPr>
@@ -2962,7 +2962,7 @@
         </w:tc>
         <w:tc>
           <w:tcPr>
-            <w:tcW w:type="dxa" w:w="2276"/>
+            <w:tcW w:type="dxa" w:w="2465"/>
             <w:tcBorders>
               <w:top w:val="single" w:color="D9D4C5" w:sz="4"/>
               <w:left w:val="single" w:color="D9D4C5" w:sz="4"/>
@@ -3032,7 +3032,7 @@
         </w:tc>
         <w:tc>
           <w:tcPr>
-            <w:tcW w:type="dxa" w:w="2565"/>
+            <w:tcW w:type="dxa" w:w="2477"/>
             <w:tcBorders>
               <w:top w:val="single" w:color="D9D4C5" w:sz="4"/>
               <w:left w:val="single" w:color="D9D4C5" w:sz="4"/>
@@ -3067,7 +3067,7 @@
         </w:tc>
         <w:tc>
           <w:tcPr>
-            <w:tcW w:type="dxa" w:w="2566"/>
+            <w:tcW w:type="dxa" w:w="2465"/>
             <w:tcBorders>
               <w:top w:val="single" w:color="D9D4C5" w:sz="4"/>
               <w:left w:val="single" w:color="D9D4C5" w:sz="4"/>
@@ -3139,7 +3139,7 @@
         </w:tc>
         <w:tc>
           <w:tcPr>
-            <w:tcW w:type="dxa" w:w="2276"/>
+            <w:tcW w:type="dxa" w:w="2465"/>
             <w:tcBorders>
               <w:top w:val="single" w:color="D9D4C5" w:sz="4"/>
               <w:left w:val="single" w:color="D9D4C5" w:sz="4"/>
@@ -3203,7 +3203,7 @@
         </w:tc>
         <w:tc>
           <w:tcPr>
-            <w:tcW w:type="dxa" w:w="2565"/>
+            <w:tcW w:type="dxa" w:w="2477"/>
             <w:tcBorders>
               <w:top w:val="single" w:color="D9D4C5" w:sz="4"/>
               <w:left w:val="single" w:color="D9D4C5" w:sz="4"/>
@@ -3235,7 +3235,7 @@
         </w:tc>
         <w:tc>
           <w:tcPr>
-            <w:tcW w:type="dxa" w:w="2566"/>
+            <w:tcW w:type="dxa" w:w="2465"/>
             <w:tcBorders>
               <w:top w:val="single" w:color="D9D4C5" w:sz="4"/>
               <w:left w:val="single" w:color="D9D4C5" w:sz="4"/>
@@ -3305,7 +3305,7 @@
         </w:tc>
         <w:tc>
           <w:tcPr>
-            <w:tcW w:type="dxa" w:w="2276"/>
+            <w:tcW w:type="dxa" w:w="2465"/>
             <w:tcBorders>
               <w:top w:val="single" w:color="D9D4C5" w:sz="4"/>
               <w:left w:val="single" w:color="D9D4C5" w:sz="4"/>
@@ -3380,7 +3380,7 @@
         </w:tc>
         <w:tc>
           <w:tcPr>
-            <w:tcW w:type="dxa" w:w="2565"/>
+            <w:tcW w:type="dxa" w:w="2477"/>
             <w:tcBorders>
               <w:top w:val="single" w:color="D9D4C5" w:sz="4"/>
               <w:left w:val="single" w:color="D9D4C5" w:sz="4"/>
@@ -3413,7 +3413,7 @@
         </w:tc>
         <w:tc>
           <w:tcPr>
-            <w:tcW w:type="dxa" w:w="2566"/>
+            <w:tcW w:type="dxa" w:w="2465"/>
             <w:tcBorders>
               <w:top w:val="single" w:color="D9D4C5" w:sz="4"/>
               <w:left w:val="single" w:color="D9D4C5" w:sz="4"/>
@@ -3501,7 +3501,7 @@
         </w:tc>
         <w:tc>
           <w:tcPr>
-            <w:tcW w:type="dxa" w:w="2276"/>
+            <w:tcW w:type="dxa" w:w="2465"/>
             <w:tcBorders>
               <w:top w:val="single" w:color="D9D4C5" w:sz="4"/>
               <w:left w:val="single" w:color="D9D4C5" w:sz="4"/>
@@ -3565,7 +3565,7 @@
         </w:tc>
         <w:tc>
           <w:tcPr>
-            <w:tcW w:type="dxa" w:w="2565"/>
+            <w:tcW w:type="dxa" w:w="2477"/>
             <w:tcBorders>
               <w:top w:val="single" w:color="D9D4C5" w:sz="4"/>
               <w:left w:val="single" w:color="D9D4C5" w:sz="4"/>
@@ -3602,11 +3602,47 @@
               </w:rPr>
               <w:t xml:space="preserve">ajxrnofgunynkynozmrn</w:t>
             </w:r>
-          </w:p>
-        </w:tc>
-        <w:tc>
-          <w:tcPr>
-            <w:tcW w:type="dxa" w:w="2566"/>
+            <w:r>
+              <w:rPr>
+                <w:rFonts w:ascii="Arial" w:cs="Arial" w:eastAsia="Arial" w:hAnsi="Arial"/>
+                <w:color w:val="1B2118"/>
+                <w:sz w:val="18"/>
+                <w:szCs w:val="18"/>
+              </w:rPr>
+              <w:t xml:space="preserve">; Auth: Site URL </w:t>
+            </w:r>
+            <w:r>
+              <w:rPr>
+                <w:rFonts w:ascii="Consolas" w:cs="Consolas" w:eastAsia="Consolas" w:hAnsi="Consolas"/>
+                <w:color w:val="2F5D3A"/>
+                <w:sz w:val="18"/>
+                <w:szCs w:val="18"/>
+              </w:rPr>
+              <w:t xml:space="preserve">https://portale-cwp.vercel.app</w:t>
+            </w:r>
+            <w:r>
+              <w:rPr>
+                <w:rFonts w:ascii="Arial" w:cs="Arial" w:eastAsia="Arial" w:hAnsi="Arial"/>
+                <w:color w:val="1B2118"/>
+                <w:sz w:val="18"/>
+                <w:szCs w:val="18"/>
+              </w:rPr>
+              <w:t xml:space="preserve">, Redirect URL </w:t>
+            </w:r>
+            <w:r>
+              <w:rPr>
+                <w:rFonts w:ascii="Consolas" w:cs="Consolas" w:eastAsia="Consolas" w:hAnsi="Consolas"/>
+                <w:color w:val="2F5D3A"/>
+                <w:sz w:val="18"/>
+                <w:szCs w:val="18"/>
+              </w:rPr>
+              <w:t xml:space="preserve">https://portale-cwp.vercel.app/**</w:t>
+            </w:r>
+          </w:p>
+        </w:tc>
+        <w:tc>
+          <w:tcPr>
+            <w:tcW w:type="dxa" w:w="2465"/>
             <w:tcBorders>
               <w:top w:val="single" w:color="D9D4C5" w:sz="4"/>
               <w:left w:val="single" w:color="D9D4C5" w:sz="4"/>
@@ -3730,7 +3766,7 @@
         </w:tc>
         <w:tc>
           <w:tcPr>
-            <w:tcW w:type="dxa" w:w="2276"/>
+            <w:tcW w:type="dxa" w:w="2465"/>
             <w:tcBorders>
               <w:top w:val="single" w:color="D9D4C5" w:sz="4"/>
               <w:left w:val="single" w:color="D9D4C5" w:sz="4"/>
@@ -3757,7 +3793,7 @@
                 <w:sz w:val="18"/>
                 <w:szCs w:val="18"/>
               </w:rPr>
-              <w:t xml:space="preserve">Invio email delle notifiche</w:t>
+              <w:t xml:space="preserve">Invio email delle notifiche (Edge Function) e delle email di autenticazione (SMTP di Supabase Auth)</w:t>
             </w:r>
           </w:p>
         </w:tc>
@@ -3796,7 +3832,7 @@
         </w:tc>
         <w:tc>
           <w:tcPr>
-            <w:tcW w:type="dxa" w:w="2565"/>
+            <w:tcW w:type="dxa" w:w="2477"/>
             <w:tcBorders>
               <w:top w:val="single" w:color="D9D4C5" w:sz="4"/>
               <w:left w:val="single" w:color="D9D4C5" w:sz="4"/>
@@ -3829,7 +3865,7 @@
         </w:tc>
         <w:tc>
           <w:tcPr>
-            <w:tcW w:type="dxa" w:w="2566"/>
+            <w:tcW w:type="dxa" w:w="2465"/>
             <w:tcBorders>
               <w:top w:val="single" w:color="D9D4C5" w:sz="4"/>
               <w:left w:val="single" w:color="D9D4C5" w:sz="4"/>
@@ -3856,7 +3892,7 @@
                 <w:sz w:val="18"/>
                 <w:szCs w:val="18"/>
               </w:rPr>
-              <w:t xml:space="preserve">Chiave API → in Supabase</w:t>
+              <w:t xml:space="preserve">Chiave API → Secrets di Supabase e password SMTP in Authentication → Emails</w:t>
             </w:r>
           </w:p>
         </w:tc>
@@ -7575,8 +7611,8 @@
       </w:tblPr>
       <w:tblGrid>
         <w:gridCol w:w="2635"/>
-        <w:gridCol w:w="4990"/>
-        <w:gridCol w:w="2013"/>
+        <w:gridCol w:w="5135"/>
+        <w:gridCol w:w="1868"/>
       </w:tblGrid>
       <w:tr>
         <w:trPr>
@@ -7619,7 +7655,7 @@
         </w:tc>
         <w:tc>
           <w:tcPr>
-            <w:tcW w:type="dxa" w:w="4990"/>
+            <w:tcW w:type="dxa" w:w="5135"/>
             <w:tcBorders>
               <w:top w:val="single" w:color="D9D4C5" w:sz="4"/>
               <w:left w:val="single" w:color="D9D4C5" w:sz="4"/>
@@ -7654,7 +7690,7 @@
         </w:tc>
         <w:tc>
           <w:tcPr>
-            <w:tcW w:type="dxa" w:w="2013"/>
+            <w:tcW w:type="dxa" w:w="1868"/>
             <w:tcBorders>
               <w:top w:val="single" w:color="D9D4C5" w:sz="4"/>
               <w:left w:val="single" w:color="D9D4C5" w:sz="4"/>
@@ -7726,7 +7762,7 @@
         </w:tc>
         <w:tc>
           <w:tcPr>
-            <w:tcW w:type="dxa" w:w="4990"/>
+            <w:tcW w:type="dxa" w:w="5135"/>
             <w:tcBorders>
               <w:top w:val="single" w:color="D9D4C5" w:sz="4"/>
               <w:left w:val="single" w:color="D9D4C5" w:sz="4"/>
@@ -7758,7 +7794,7 @@
         </w:tc>
         <w:tc>
           <w:tcPr>
-            <w:tcW w:type="dxa" w:w="2013"/>
+            <w:tcW w:type="dxa" w:w="1868"/>
             <w:tcBorders>
               <w:top w:val="single" w:color="D9D4C5" w:sz="4"/>
               <w:left w:val="single" w:color="D9D4C5" w:sz="4"/>
@@ -7828,7 +7864,7 @@
         </w:tc>
         <w:tc>
           <w:tcPr>
-            <w:tcW w:type="dxa" w:w="4990"/>
+            <w:tcW w:type="dxa" w:w="5135"/>
             <w:tcBorders>
               <w:top w:val="single" w:color="D9D4C5" w:sz="4"/>
               <w:left w:val="single" w:color="D9D4C5" w:sz="4"/>
@@ -7861,7 +7897,7 @@
         </w:tc>
         <w:tc>
           <w:tcPr>
-            <w:tcW w:type="dxa" w:w="2013"/>
+            <w:tcW w:type="dxa" w:w="1868"/>
             <w:tcBorders>
               <w:top w:val="single" w:color="D9D4C5" w:sz="4"/>
               <w:left w:val="single" w:color="D9D4C5" w:sz="4"/>
@@ -7936,45 +7972,45 @@
                 <w:sz w:val="18"/>
                 <w:szCs w:val="18"/>
               </w:rPr>
-              <w:t xml:space="preserve">/password</w:t>
-            </w:r>
-          </w:p>
-        </w:tc>
-        <w:tc>
-          <w:tcPr>
-            <w:tcW w:type="dxa" w:w="4990"/>
-            <w:tcBorders>
-              <w:top w:val="single" w:color="D9D4C5" w:sz="4"/>
-              <w:left w:val="single" w:color="D9D4C5" w:sz="4"/>
-              <w:bottom w:val="single" w:color="D9D4C5" w:sz="4"/>
-              <w:right w:val="single" w:color="D9D4C5" w:sz="4"/>
-            </w:tcBorders>
-            <w:tcMar>
-              <w:top w:type="dxa" w:w="70"/>
-              <w:left w:type="dxa" w:w="110"/>
-              <w:bottom w:type="dxa" w:w="70"/>
-              <w:right w:type="dxa" w:w="110"/>
-            </w:tcMar>
-            <w:vAlign w:val="center"/>
-          </w:tcPr>
-          <w:p>
-            <w:pPr>
-              <w:spacing w:after="0" w:before="0"/>
-            </w:pPr>
-            <w:r>
-              <w:rPr>
-                <w:rFonts w:ascii="Arial" w:cs="Arial" w:eastAsia="Arial" w:hAnsi="Arial"/>
-                <w:color w:val="1B2118"/>
-                <w:sz w:val="18"/>
-                <w:szCs w:val="18"/>
-              </w:rPr>
-              <w:t xml:space="preserve">Cambio password volontario</w:t>
-            </w:r>
-          </w:p>
-        </w:tc>
-        <w:tc>
-          <w:tcPr>
-            <w:tcW w:type="dxa" w:w="2013"/>
+              <w:t xml:space="preserve">/profilo</w:t>
+            </w:r>
+          </w:p>
+        </w:tc>
+        <w:tc>
+          <w:tcPr>
+            <w:tcW w:type="dxa" w:w="5135"/>
+            <w:tcBorders>
+              <w:top w:val="single" w:color="D9D4C5" w:sz="4"/>
+              <w:left w:val="single" w:color="D9D4C5" w:sz="4"/>
+              <w:bottom w:val="single" w:color="D9D4C5" w:sz="4"/>
+              <w:right w:val="single" w:color="D9D4C5" w:sz="4"/>
+            </w:tcBorders>
+            <w:tcMar>
+              <w:top w:type="dxa" w:w="70"/>
+              <w:left w:type="dxa" w:w="110"/>
+              <w:bottom w:type="dxa" w:w="70"/>
+              <w:right w:type="dxa" w:w="110"/>
+            </w:tcMar>
+            <w:vAlign w:val="center"/>
+          </w:tcPr>
+          <w:p>
+            <w:pPr>
+              <w:spacing w:after="0" w:before="0"/>
+            </w:pPr>
+            <w:r>
+              <w:rPr>
+                <w:rFonts w:ascii="Arial" w:cs="Arial" w:eastAsia="Arial" w:hAnsi="Arial"/>
+                <w:color w:val="1B2118"/>
+                <w:sz w:val="18"/>
+                <w:szCs w:val="18"/>
+              </w:rPr>
+              <w:t xml:space="preserve">Il mio profilo: account, cambio password, manuali e documentazione per ruolo</w:t>
+            </w:r>
+          </w:p>
+        </w:tc>
+        <w:tc>
+          <w:tcPr>
+            <w:tcW w:type="dxa" w:w="1868"/>
             <w:tcBorders>
               <w:top w:val="single" w:color="D9D4C5" w:sz="4"/>
               <w:left w:val="single" w:color="D9D4C5" w:sz="4"/>
@@ -8038,13 +8074,13 @@
                 <w:sz w:val="18"/>
                 <w:szCs w:val="18"/>
               </w:rPr>
-              <w:t xml:space="preserve">/formato-dati</w:t>
-            </w:r>
-          </w:p>
-        </w:tc>
-        <w:tc>
-          <w:tcPr>
-            <w:tcW w:type="dxa" w:w="4990"/>
+              <w:t xml:space="preserve">/password</w:t>
+            </w:r>
+          </w:p>
+        </w:tc>
+        <w:tc>
+          <w:tcPr>
+            <w:tcW w:type="dxa" w:w="5135"/>
             <w:tcBorders>
               <w:top w:val="single" w:color="D9D4C5" w:sz="4"/>
               <w:left w:val="single" w:color="D9D4C5" w:sz="4"/>
@@ -8071,13 +8107,13 @@
                 <w:sz w:val="18"/>
                 <w:szCs w:val="18"/>
               </w:rPr>
-              <w:t xml:space="preserve">Formato dei dati per il calcolo crediti, download del tracciato Excel</w:t>
-            </w:r>
-          </w:p>
-        </w:tc>
-        <w:tc>
-          <w:tcPr>
-            <w:tcW w:type="dxa" w:w="2013"/>
+              <w:t xml:space="preserve">Cambio password volontario</w:t>
+            </w:r>
+          </w:p>
+        </w:tc>
+        <w:tc>
+          <w:tcPr>
+            <w:tcW w:type="dxa" w:w="1868"/>
             <w:tcBorders>
               <w:top w:val="single" w:color="D9D4C5" w:sz="4"/>
               <w:left w:val="single" w:color="D9D4C5" w:sz="4"/>
@@ -8100,22 +8136,11 @@
             <w:r>
               <w:rPr>
                 <w:rFonts w:ascii="Arial" w:cs="Arial" w:eastAsia="Arial" w:hAnsi="Arial"/>
-                <w:b/>
-                <w:bCs/>
-                <w:color w:val="1B2118"/>
-                <w:sz w:val="18"/>
-                <w:szCs w:val="18"/>
-              </w:rPr>
-              <w:t xml:space="preserve">pubblica</w:t>
-            </w:r>
-            <w:r>
-              <w:rPr>
-                <w:rFonts w:ascii="Arial" w:cs="Arial" w:eastAsia="Arial" w:hAnsi="Arial"/>
-                <w:color w:val="1B2118"/>
-                <w:sz w:val="18"/>
-                <w:szCs w:val="18"/>
-              </w:rPr>
-              <w:t xml:space="preserve">, senza login</w:t>
+                <w:color w:val="1B2118"/>
+                <w:sz w:val="18"/>
+                <w:szCs w:val="18"/>
+              </w:rPr>
+              <w:t xml:space="preserve">tutti</w:t>
             </w:r>
           </w:p>
         </w:tc>
@@ -8152,71 +8177,82 @@
                 <w:sz w:val="18"/>
                 <w:szCs w:val="18"/>
               </w:rPr>
-              <w:t xml:space="preserve">/</w:t>
-            </w:r>
-          </w:p>
-        </w:tc>
-        <w:tc>
-          <w:tcPr>
-            <w:tcW w:type="dxa" w:w="4990"/>
-            <w:tcBorders>
-              <w:top w:val="single" w:color="D9D4C5" w:sz="4"/>
-              <w:left w:val="single" w:color="D9D4C5" w:sz="4"/>
-              <w:bottom w:val="single" w:color="D9D4C5" w:sz="4"/>
-              <w:right w:val="single" w:color="D9D4C5" w:sz="4"/>
-            </w:tcBorders>
-            <w:tcMar>
-              <w:top w:type="dxa" w:w="70"/>
-              <w:left w:type="dxa" w:w="110"/>
-              <w:bottom w:type="dxa" w:w="70"/>
-              <w:right w:type="dxa" w:w="110"/>
-            </w:tcMar>
-            <w:vAlign w:val="center"/>
-          </w:tcPr>
-          <w:p>
-            <w:pPr>
-              <w:spacing w:after="0" w:before="0"/>
-            </w:pPr>
-            <w:r>
-              <w:rPr>
-                <w:rFonts w:ascii="Arial" w:cs="Arial" w:eastAsia="Arial" w:hAnsi="Arial"/>
-                <w:color w:val="1B2118"/>
-                <w:sz w:val="18"/>
-                <w:szCs w:val="18"/>
-              </w:rPr>
-              <w:t xml:space="preserve">Cruscotto (staff) oppure Le mie pratiche (cliente)</w:t>
-            </w:r>
-          </w:p>
-        </w:tc>
-        <w:tc>
-          <w:tcPr>
-            <w:tcW w:type="dxa" w:w="2013"/>
-            <w:tcBorders>
-              <w:top w:val="single" w:color="D9D4C5" w:sz="4"/>
-              <w:left w:val="single" w:color="D9D4C5" w:sz="4"/>
-              <w:bottom w:val="single" w:color="D9D4C5" w:sz="4"/>
-              <w:right w:val="single" w:color="D9D4C5" w:sz="4"/>
-            </w:tcBorders>
-            <w:tcMar>
-              <w:top w:type="dxa" w:w="70"/>
-              <w:left w:type="dxa" w:w="110"/>
-              <w:bottom w:type="dxa" w:w="70"/>
-              <w:right w:type="dxa" w:w="110"/>
-            </w:tcMar>
-            <w:vAlign w:val="center"/>
-          </w:tcPr>
-          <w:p>
-            <w:pPr>
-              <w:spacing w:after="0" w:before="0"/>
-            </w:pPr>
-            <w:r>
-              <w:rPr>
-                <w:rFonts w:ascii="Arial" w:cs="Arial" w:eastAsia="Arial" w:hAnsi="Arial"/>
-                <w:color w:val="1B2118"/>
-                <w:sz w:val="18"/>
-                <w:szCs w:val="18"/>
-              </w:rPr>
-              <w:t xml:space="preserve">tutti</w:t>
+              <w:t xml:space="preserve">/formato-dati</w:t>
+            </w:r>
+          </w:p>
+        </w:tc>
+        <w:tc>
+          <w:tcPr>
+            <w:tcW w:type="dxa" w:w="5135"/>
+            <w:tcBorders>
+              <w:top w:val="single" w:color="D9D4C5" w:sz="4"/>
+              <w:left w:val="single" w:color="D9D4C5" w:sz="4"/>
+              <w:bottom w:val="single" w:color="D9D4C5" w:sz="4"/>
+              <w:right w:val="single" w:color="D9D4C5" w:sz="4"/>
+            </w:tcBorders>
+            <w:tcMar>
+              <w:top w:type="dxa" w:w="70"/>
+              <w:left w:type="dxa" w:w="110"/>
+              <w:bottom w:type="dxa" w:w="70"/>
+              <w:right w:type="dxa" w:w="110"/>
+            </w:tcMar>
+            <w:vAlign w:val="center"/>
+          </w:tcPr>
+          <w:p>
+            <w:pPr>
+              <w:spacing w:after="0" w:before="0"/>
+            </w:pPr>
+            <w:r>
+              <w:rPr>
+                <w:rFonts w:ascii="Arial" w:cs="Arial" w:eastAsia="Arial" w:hAnsi="Arial"/>
+                <w:color w:val="1B2118"/>
+                <w:sz w:val="18"/>
+                <w:szCs w:val="18"/>
+              </w:rPr>
+              <w:t xml:space="preserve">Formato dei dati per il calcolo crediti, download del tracciato Excel</w:t>
+            </w:r>
+          </w:p>
+        </w:tc>
+        <w:tc>
+          <w:tcPr>
+            <w:tcW w:type="dxa" w:w="1868"/>
+            <w:tcBorders>
+              <w:top w:val="single" w:color="D9D4C5" w:sz="4"/>
+              <w:left w:val="single" w:color="D9D4C5" w:sz="4"/>
+              <w:bottom w:val="single" w:color="D9D4C5" w:sz="4"/>
+              <w:right w:val="single" w:color="D9D4C5" w:sz="4"/>
+            </w:tcBorders>
+            <w:tcMar>
+              <w:top w:type="dxa" w:w="70"/>
+              <w:left w:type="dxa" w:w="110"/>
+              <w:bottom w:type="dxa" w:w="70"/>
+              <w:right w:type="dxa" w:w="110"/>
+            </w:tcMar>
+            <w:vAlign w:val="center"/>
+          </w:tcPr>
+          <w:p>
+            <w:pPr>
+              <w:spacing w:after="0" w:before="0"/>
+            </w:pPr>
+            <w:r>
+              <w:rPr>
+                <w:rFonts w:ascii="Arial" w:cs="Arial" w:eastAsia="Arial" w:hAnsi="Arial"/>
+                <w:b/>
+                <w:bCs/>
+                <w:color w:val="1B2118"/>
+                <w:sz w:val="18"/>
+                <w:szCs w:val="18"/>
+              </w:rPr>
+              <w:t xml:space="preserve">pubblica</w:t>
+            </w:r>
+            <w:r>
+              <w:rPr>
+                <w:rFonts w:ascii="Arial" w:cs="Arial" w:eastAsia="Arial" w:hAnsi="Arial"/>
+                <w:color w:val="1B2118"/>
+                <w:sz w:val="18"/>
+                <w:szCs w:val="18"/>
+              </w:rPr>
+              <w:t xml:space="preserve">, senza login</w:t>
             </w:r>
           </w:p>
         </w:tc>
@@ -8254,13 +8290,13 @@
                 <w:sz w:val="18"/>
                 <w:szCs w:val="18"/>
               </w:rPr>
-              <w:t xml:space="preserve">/pratiche</w:t>
-            </w:r>
-          </w:p>
-        </w:tc>
-        <w:tc>
-          <w:tcPr>
-            <w:tcW w:type="dxa" w:w="4990"/>
+              <w:t xml:space="preserve">/</w:t>
+            </w:r>
+          </w:p>
+        </w:tc>
+        <w:tc>
+          <w:tcPr>
+            <w:tcW w:type="dxa" w:w="5135"/>
             <w:tcBorders>
               <w:top w:val="single" w:color="D9D4C5" w:sz="4"/>
               <w:left w:val="single" w:color="D9D4C5" w:sz="4"/>
@@ -8287,31 +8323,13 @@
                 <w:sz w:val="18"/>
                 <w:szCs w:val="18"/>
               </w:rPr>
-              <w:t xml:space="preserve">Back-office: elenco e dettaglio pratiche (</w:t>
-            </w:r>
-            <w:r>
-              <w:rPr>
-                <w:rFonts w:ascii="Consolas" w:cs="Consolas" w:eastAsia="Consolas" w:hAnsi="Consolas"/>
-                <w:color w:val="2F5D3A"/>
-                <w:sz w:val="18"/>
-                <w:szCs w:val="18"/>
-              </w:rPr>
-              <w:t xml:space="preserve">?id=</w:t>
-            </w:r>
-            <w:r>
-              <w:rPr>
-                <w:rFonts w:ascii="Arial" w:cs="Arial" w:eastAsia="Arial" w:hAnsi="Arial"/>
-                <w:color w:val="1B2118"/>
-                <w:sz w:val="18"/>
-                <w:szCs w:val="18"/>
-              </w:rPr>
-              <w:t xml:space="preserve"> apre una pratica)</w:t>
-            </w:r>
-          </w:p>
-        </w:tc>
-        <w:tc>
-          <w:tcPr>
-            <w:tcW w:type="dxa" w:w="2013"/>
+              <w:t xml:space="preserve">Cruscotto (staff) oppure Le mie pratiche (cliente)</w:t>
+            </w:r>
+          </w:p>
+        </w:tc>
+        <w:tc>
+          <w:tcPr>
+            <w:tcW w:type="dxa" w:w="1868"/>
             <w:tcBorders>
               <w:top w:val="single" w:color="D9D4C5" w:sz="4"/>
               <w:left w:val="single" w:color="D9D4C5" w:sz="4"/>
@@ -8338,7 +8356,7 @@
                 <w:sz w:val="18"/>
                 <w:szCs w:val="18"/>
               </w:rPr>
-              <w:t xml:space="preserve">Operatore, Admin</w:t>
+              <w:t xml:space="preserve">tutti</w:t>
             </w:r>
           </w:p>
         </w:tc>
@@ -8375,71 +8393,89 @@
                 <w:sz w:val="18"/>
                 <w:szCs w:val="18"/>
               </w:rPr>
-              <w:t xml:space="preserve">/documenti</w:t>
-            </w:r>
-          </w:p>
-        </w:tc>
-        <w:tc>
-          <w:tcPr>
-            <w:tcW w:type="dxa" w:w="4990"/>
-            <w:tcBorders>
-              <w:top w:val="single" w:color="D9D4C5" w:sz="4"/>
-              <w:left w:val="single" w:color="D9D4C5" w:sz="4"/>
-              <w:bottom w:val="single" w:color="D9D4C5" w:sz="4"/>
-              <w:right w:val="single" w:color="D9D4C5" w:sz="4"/>
-            </w:tcBorders>
-            <w:tcMar>
-              <w:top w:type="dxa" w:w="70"/>
-              <w:left w:type="dxa" w:w="110"/>
-              <w:bottom w:type="dxa" w:w="70"/>
-              <w:right w:type="dxa" w:w="110"/>
-            </w:tcMar>
-            <w:vAlign w:val="center"/>
-          </w:tcPr>
-          <w:p>
-            <w:pPr>
-              <w:spacing w:after="0" w:before="0"/>
-            </w:pPr>
-            <w:r>
-              <w:rPr>
-                <w:rFonts w:ascii="Arial" w:cs="Arial" w:eastAsia="Arial" w:hAnsi="Arial"/>
-                <w:color w:val="1B2118"/>
-                <w:sz w:val="18"/>
-                <w:szCs w:val="18"/>
-              </w:rPr>
-              <w:t xml:space="preserve">I tuoi documenti</w:t>
-            </w:r>
-          </w:p>
-        </w:tc>
-        <w:tc>
-          <w:tcPr>
-            <w:tcW w:type="dxa" w:w="2013"/>
-            <w:tcBorders>
-              <w:top w:val="single" w:color="D9D4C5" w:sz="4"/>
-              <w:left w:val="single" w:color="D9D4C5" w:sz="4"/>
-              <w:bottom w:val="single" w:color="D9D4C5" w:sz="4"/>
-              <w:right w:val="single" w:color="D9D4C5" w:sz="4"/>
-            </w:tcBorders>
-            <w:tcMar>
-              <w:top w:type="dxa" w:w="70"/>
-              <w:left w:type="dxa" w:w="110"/>
-              <w:bottom w:type="dxa" w:w="70"/>
-              <w:right w:type="dxa" w:w="110"/>
-            </w:tcMar>
-            <w:vAlign w:val="center"/>
-          </w:tcPr>
-          <w:p>
-            <w:pPr>
-              <w:spacing w:after="0" w:before="0"/>
-            </w:pPr>
-            <w:r>
-              <w:rPr>
-                <w:rFonts w:ascii="Arial" w:cs="Arial" w:eastAsia="Arial" w:hAnsi="Arial"/>
-                <w:color w:val="1B2118"/>
-                <w:sz w:val="18"/>
-                <w:szCs w:val="18"/>
-              </w:rPr>
-              <w:t xml:space="preserve">Cliente</w:t>
+              <w:t xml:space="preserve">/pratiche</w:t>
+            </w:r>
+          </w:p>
+        </w:tc>
+        <w:tc>
+          <w:tcPr>
+            <w:tcW w:type="dxa" w:w="5135"/>
+            <w:tcBorders>
+              <w:top w:val="single" w:color="D9D4C5" w:sz="4"/>
+              <w:left w:val="single" w:color="D9D4C5" w:sz="4"/>
+              <w:bottom w:val="single" w:color="D9D4C5" w:sz="4"/>
+              <w:right w:val="single" w:color="D9D4C5" w:sz="4"/>
+            </w:tcBorders>
+            <w:tcMar>
+              <w:top w:type="dxa" w:w="70"/>
+              <w:left w:type="dxa" w:w="110"/>
+              <w:bottom w:type="dxa" w:w="70"/>
+              <w:right w:type="dxa" w:w="110"/>
+            </w:tcMar>
+            <w:vAlign w:val="center"/>
+          </w:tcPr>
+          <w:p>
+            <w:pPr>
+              <w:spacing w:after="0" w:before="0"/>
+            </w:pPr>
+            <w:r>
+              <w:rPr>
+                <w:rFonts w:ascii="Arial" w:cs="Arial" w:eastAsia="Arial" w:hAnsi="Arial"/>
+                <w:color w:val="1B2118"/>
+                <w:sz w:val="18"/>
+                <w:szCs w:val="18"/>
+              </w:rPr>
+              <w:t xml:space="preserve">Back-office: elenco e dettaglio pratiche (</w:t>
+            </w:r>
+            <w:r>
+              <w:rPr>
+                <w:rFonts w:ascii="Consolas" w:cs="Consolas" w:eastAsia="Consolas" w:hAnsi="Consolas"/>
+                <w:color w:val="2F5D3A"/>
+                <w:sz w:val="18"/>
+                <w:szCs w:val="18"/>
+              </w:rPr>
+              <w:t xml:space="preserve">?id=</w:t>
+            </w:r>
+            <w:r>
+              <w:rPr>
+                <w:rFonts w:ascii="Arial" w:cs="Arial" w:eastAsia="Arial" w:hAnsi="Arial"/>
+                <w:color w:val="1B2118"/>
+                <w:sz w:val="18"/>
+                <w:szCs w:val="18"/>
+              </w:rPr>
+              <w:t xml:space="preserve"> apre una pratica)</w:t>
+            </w:r>
+          </w:p>
+        </w:tc>
+        <w:tc>
+          <w:tcPr>
+            <w:tcW w:type="dxa" w:w="1868"/>
+            <w:tcBorders>
+              <w:top w:val="single" w:color="D9D4C5" w:sz="4"/>
+              <w:left w:val="single" w:color="D9D4C5" w:sz="4"/>
+              <w:bottom w:val="single" w:color="D9D4C5" w:sz="4"/>
+              <w:right w:val="single" w:color="D9D4C5" w:sz="4"/>
+            </w:tcBorders>
+            <w:tcMar>
+              <w:top w:type="dxa" w:w="70"/>
+              <w:left w:type="dxa" w:w="110"/>
+              <w:bottom w:type="dxa" w:w="70"/>
+              <w:right w:type="dxa" w:w="110"/>
+            </w:tcMar>
+            <w:vAlign w:val="center"/>
+          </w:tcPr>
+          <w:p>
+            <w:pPr>
+              <w:spacing w:after="0" w:before="0"/>
+            </w:pPr>
+            <w:r>
+              <w:rPr>
+                <w:rFonts w:ascii="Arial" w:cs="Arial" w:eastAsia="Arial" w:hAnsi="Arial"/>
+                <w:color w:val="1B2118"/>
+                <w:sz w:val="18"/>
+                <w:szCs w:val="18"/>
+              </w:rPr>
+              <w:t xml:space="preserve">Operatore, Admin</w:t>
             </w:r>
           </w:p>
         </w:tc>
@@ -8477,13 +8513,13 @@
                 <w:sz w:val="18"/>
                 <w:szCs w:val="18"/>
               </w:rPr>
-              <w:t xml:space="preserve">/utenti</w:t>
-            </w:r>
-          </w:p>
-        </w:tc>
-        <w:tc>
-          <w:tcPr>
-            <w:tcW w:type="dxa" w:w="4990"/>
+              <w:t xml:space="preserve">/documenti</w:t>
+            </w:r>
+          </w:p>
+        </w:tc>
+        <w:tc>
+          <w:tcPr>
+            <w:tcW w:type="dxa" w:w="5135"/>
             <w:tcBorders>
               <w:top w:val="single" w:color="D9D4C5" w:sz="4"/>
               <w:left w:val="single" w:color="D9D4C5" w:sz="4"/>
@@ -8510,13 +8546,13 @@
                 <w:sz w:val="18"/>
                 <w:szCs w:val="18"/>
               </w:rPr>
-              <w:t xml:space="preserve">Gestione utenti</w:t>
-            </w:r>
-          </w:p>
-        </w:tc>
-        <w:tc>
-          <w:tcPr>
-            <w:tcW w:type="dxa" w:w="2013"/>
+              <w:t xml:space="preserve">I tuoi documenti</w:t>
+            </w:r>
+          </w:p>
+        </w:tc>
+        <w:tc>
+          <w:tcPr>
+            <w:tcW w:type="dxa" w:w="1868"/>
             <w:tcBorders>
               <w:top w:val="single" w:color="D9D4C5" w:sz="4"/>
               <w:left w:val="single" w:color="D9D4C5" w:sz="4"/>
@@ -8543,7 +8579,7 @@
                 <w:sz w:val="18"/>
                 <w:szCs w:val="18"/>
               </w:rPr>
-              <w:t xml:space="preserve">Admin</w:t>
+              <w:t xml:space="preserve">Cliente</w:t>
             </w:r>
           </w:p>
         </w:tc>
@@ -8580,45 +8616,45 @@
                 <w:sz w:val="18"/>
                 <w:szCs w:val="18"/>
               </w:rPr>
-              <w:t xml:space="preserve">/audit</w:t>
-            </w:r>
-          </w:p>
-        </w:tc>
-        <w:tc>
-          <w:tcPr>
-            <w:tcW w:type="dxa" w:w="4990"/>
-            <w:tcBorders>
-              <w:top w:val="single" w:color="D9D4C5" w:sz="4"/>
-              <w:left w:val="single" w:color="D9D4C5" w:sz="4"/>
-              <w:bottom w:val="single" w:color="D9D4C5" w:sz="4"/>
-              <w:right w:val="single" w:color="D9D4C5" w:sz="4"/>
-            </w:tcBorders>
-            <w:tcMar>
-              <w:top w:type="dxa" w:w="70"/>
-              <w:left w:type="dxa" w:w="110"/>
-              <w:bottom w:type="dxa" w:w="70"/>
-              <w:right w:type="dxa" w:w="110"/>
-            </w:tcMar>
-            <w:vAlign w:val="center"/>
-          </w:tcPr>
-          <w:p>
-            <w:pPr>
-              <w:spacing w:after="0" w:before="0"/>
-            </w:pPr>
-            <w:r>
-              <w:rPr>
-                <w:rFonts w:ascii="Arial" w:cs="Arial" w:eastAsia="Arial" w:hAnsi="Arial"/>
-                <w:color w:val="1B2118"/>
-                <w:sz w:val="18"/>
-                <w:szCs w:val="18"/>
-              </w:rPr>
-              <w:t xml:space="preserve">Audit trail</w:t>
-            </w:r>
-          </w:p>
-        </w:tc>
-        <w:tc>
-          <w:tcPr>
-            <w:tcW w:type="dxa" w:w="2013"/>
+              <w:t xml:space="preserve">/utenti</w:t>
+            </w:r>
+          </w:p>
+        </w:tc>
+        <w:tc>
+          <w:tcPr>
+            <w:tcW w:type="dxa" w:w="5135"/>
+            <w:tcBorders>
+              <w:top w:val="single" w:color="D9D4C5" w:sz="4"/>
+              <w:left w:val="single" w:color="D9D4C5" w:sz="4"/>
+              <w:bottom w:val="single" w:color="D9D4C5" w:sz="4"/>
+              <w:right w:val="single" w:color="D9D4C5" w:sz="4"/>
+            </w:tcBorders>
+            <w:tcMar>
+              <w:top w:type="dxa" w:w="70"/>
+              <w:left w:type="dxa" w:w="110"/>
+              <w:bottom w:type="dxa" w:w="70"/>
+              <w:right w:type="dxa" w:w="110"/>
+            </w:tcMar>
+            <w:vAlign w:val="center"/>
+          </w:tcPr>
+          <w:p>
+            <w:pPr>
+              <w:spacing w:after="0" w:before="0"/>
+            </w:pPr>
+            <w:r>
+              <w:rPr>
+                <w:rFonts w:ascii="Arial" w:cs="Arial" w:eastAsia="Arial" w:hAnsi="Arial"/>
+                <w:color w:val="1B2118"/>
+                <w:sz w:val="18"/>
+                <w:szCs w:val="18"/>
+              </w:rPr>
+              <w:t xml:space="preserve">Gestione utenti</w:t>
+            </w:r>
+          </w:p>
+        </w:tc>
+        <w:tc>
+          <w:tcPr>
+            <w:tcW w:type="dxa" w:w="1868"/>
             <w:tcBorders>
               <w:top w:val="single" w:color="D9D4C5" w:sz="4"/>
               <w:left w:val="single" w:color="D9D4C5" w:sz="4"/>
@@ -8682,31 +8718,13 @@
                 <w:sz w:val="18"/>
                 <w:szCs w:val="18"/>
               </w:rPr>
-              <w:t xml:space="preserve">/crediti</w:t>
-            </w:r>
-            <w:r>
-              <w:rPr>
-                <w:rFonts w:ascii="Arial" w:cs="Arial" w:eastAsia="Arial" w:hAnsi="Arial"/>
-                <w:color w:val="1B2118"/>
-                <w:sz w:val="18"/>
-                <w:szCs w:val="18"/>
-              </w:rPr>
-              <w:t xml:space="preserve">, </w:t>
-            </w:r>
-            <w:r>
-              <w:rPr>
-                <w:rFonts w:ascii="Consolas" w:cs="Consolas" w:eastAsia="Consolas" w:hAnsi="Consolas"/>
-                <w:color w:val="2F5D3A"/>
-                <w:sz w:val="18"/>
-                <w:szCs w:val="18"/>
-              </w:rPr>
-              <w:t xml:space="preserve">/crediti/:id</w:t>
-            </w:r>
-          </w:p>
-        </w:tc>
-        <w:tc>
-          <w:tcPr>
-            <w:tcW w:type="dxa" w:w="4990"/>
+              <w:t xml:space="preserve">/audit</w:t>
+            </w:r>
+          </w:p>
+        </w:tc>
+        <w:tc>
+          <w:tcPr>
+            <w:tcW w:type="dxa" w:w="5135"/>
             <w:tcBorders>
               <w:top w:val="single" w:color="D9D4C5" w:sz="4"/>
               <w:left w:val="single" w:color="D9D4C5" w:sz="4"/>
@@ -8733,13 +8751,13 @@
                 <w:sz w:val="18"/>
                 <w:szCs w:val="18"/>
               </w:rPr>
-              <w:t xml:space="preserve">Calcolo crediti CWP</w:t>
-            </w:r>
-          </w:p>
-        </w:tc>
-        <w:tc>
-          <w:tcPr>
-            <w:tcW w:type="dxa" w:w="2013"/>
+              <w:t xml:space="preserve">Audit trail</w:t>
+            </w:r>
+          </w:p>
+        </w:tc>
+        <w:tc>
+          <w:tcPr>
+            <w:tcW w:type="dxa" w:w="1868"/>
             <w:tcBorders>
               <w:top w:val="single" w:color="D9D4C5" w:sz="4"/>
               <w:left w:val="single" w:color="D9D4C5" w:sz="4"/>
@@ -8803,45 +8821,63 @@
                 <w:sz w:val="18"/>
                 <w:szCs w:val="18"/>
               </w:rPr>
-              <w:t xml:space="preserve">/impostazioni</w:t>
-            </w:r>
-          </w:p>
-        </w:tc>
-        <w:tc>
-          <w:tcPr>
-            <w:tcW w:type="dxa" w:w="4990"/>
-            <w:tcBorders>
-              <w:top w:val="single" w:color="D9D4C5" w:sz="4"/>
-              <w:left w:val="single" w:color="D9D4C5" w:sz="4"/>
-              <w:bottom w:val="single" w:color="D9D4C5" w:sz="4"/>
-              <w:right w:val="single" w:color="D9D4C5" w:sz="4"/>
-            </w:tcBorders>
-            <w:tcMar>
-              <w:top w:type="dxa" w:w="70"/>
-              <w:left w:type="dxa" w:w="110"/>
-              <w:bottom w:type="dxa" w:w="70"/>
-              <w:right w:type="dxa" w:w="110"/>
-            </w:tcMar>
-            <w:vAlign w:val="center"/>
-          </w:tcPr>
-          <w:p>
-            <w:pPr>
-              <w:spacing w:after="0" w:before="0"/>
-            </w:pPr>
-            <w:r>
-              <w:rPr>
-                <w:rFonts w:ascii="Arial" w:cs="Arial" w:eastAsia="Arial" w:hAnsi="Arial"/>
-                <w:color w:val="1B2118"/>
-                <w:sz w:val="18"/>
-                <w:szCs w:val="18"/>
-              </w:rPr>
-              <w:t xml:space="preserve">Durata delle fasi</w:t>
-            </w:r>
-          </w:p>
-        </w:tc>
-        <w:tc>
-          <w:tcPr>
-            <w:tcW w:type="dxa" w:w="2013"/>
+              <w:t xml:space="preserve">/crediti</w:t>
+            </w:r>
+            <w:r>
+              <w:rPr>
+                <w:rFonts w:ascii="Arial" w:cs="Arial" w:eastAsia="Arial" w:hAnsi="Arial"/>
+                <w:color w:val="1B2118"/>
+                <w:sz w:val="18"/>
+                <w:szCs w:val="18"/>
+              </w:rPr>
+              <w:t xml:space="preserve">, </w:t>
+            </w:r>
+            <w:r>
+              <w:rPr>
+                <w:rFonts w:ascii="Consolas" w:cs="Consolas" w:eastAsia="Consolas" w:hAnsi="Consolas"/>
+                <w:color w:val="2F5D3A"/>
+                <w:sz w:val="18"/>
+                <w:szCs w:val="18"/>
+              </w:rPr>
+              <w:t xml:space="preserve">/crediti/:id</w:t>
+            </w:r>
+          </w:p>
+        </w:tc>
+        <w:tc>
+          <w:tcPr>
+            <w:tcW w:type="dxa" w:w="5135"/>
+            <w:tcBorders>
+              <w:top w:val="single" w:color="D9D4C5" w:sz="4"/>
+              <w:left w:val="single" w:color="D9D4C5" w:sz="4"/>
+              <w:bottom w:val="single" w:color="D9D4C5" w:sz="4"/>
+              <w:right w:val="single" w:color="D9D4C5" w:sz="4"/>
+            </w:tcBorders>
+            <w:tcMar>
+              <w:top w:type="dxa" w:w="70"/>
+              <w:left w:type="dxa" w:w="110"/>
+              <w:bottom w:type="dxa" w:w="70"/>
+              <w:right w:type="dxa" w:w="110"/>
+            </w:tcMar>
+            <w:vAlign w:val="center"/>
+          </w:tcPr>
+          <w:p>
+            <w:pPr>
+              <w:spacing w:after="0" w:before="0"/>
+            </w:pPr>
+            <w:r>
+              <w:rPr>
+                <w:rFonts w:ascii="Arial" w:cs="Arial" w:eastAsia="Arial" w:hAnsi="Arial"/>
+                <w:color w:val="1B2118"/>
+                <w:sz w:val="18"/>
+                <w:szCs w:val="18"/>
+              </w:rPr>
+              <w:t xml:space="preserve">Calcolo crediti CWP</w:t>
+            </w:r>
+          </w:p>
+        </w:tc>
+        <w:tc>
+          <w:tcPr>
+            <w:tcW w:type="dxa" w:w="1868"/>
             <w:tcBorders>
               <w:top w:val="single" w:color="D9D4C5" w:sz="4"/>
               <w:left w:val="single" w:color="D9D4C5" w:sz="4"/>
@@ -8905,20 +8941,122 @@
                 <w:sz w:val="18"/>
                 <w:szCs w:val="18"/>
               </w:rPr>
+              <w:t xml:space="preserve">/impostazioni</w:t>
+            </w:r>
+          </w:p>
+        </w:tc>
+        <w:tc>
+          <w:tcPr>
+            <w:tcW w:type="dxa" w:w="5135"/>
+            <w:tcBorders>
+              <w:top w:val="single" w:color="D9D4C5" w:sz="4"/>
+              <w:left w:val="single" w:color="D9D4C5" w:sz="4"/>
+              <w:bottom w:val="single" w:color="D9D4C5" w:sz="4"/>
+              <w:right w:val="single" w:color="D9D4C5" w:sz="4"/>
+            </w:tcBorders>
+            <w:shd w:fill="F6F4EE" w:color="auto" w:val="clear"/>
+            <w:tcMar>
+              <w:top w:type="dxa" w:w="70"/>
+              <w:left w:type="dxa" w:w="110"/>
+              <w:bottom w:type="dxa" w:w="70"/>
+              <w:right w:type="dxa" w:w="110"/>
+            </w:tcMar>
+            <w:vAlign w:val="center"/>
+          </w:tcPr>
+          <w:p>
+            <w:pPr>
+              <w:spacing w:after="0" w:before="0"/>
+            </w:pPr>
+            <w:r>
+              <w:rPr>
+                <w:rFonts w:ascii="Arial" w:cs="Arial" w:eastAsia="Arial" w:hAnsi="Arial"/>
+                <w:color w:val="1B2118"/>
+                <w:sz w:val="18"/>
+                <w:szCs w:val="18"/>
+              </w:rPr>
+              <w:t xml:space="preserve">Durata delle fasi</w:t>
+            </w:r>
+          </w:p>
+        </w:tc>
+        <w:tc>
+          <w:tcPr>
+            <w:tcW w:type="dxa" w:w="1868"/>
+            <w:tcBorders>
+              <w:top w:val="single" w:color="D9D4C5" w:sz="4"/>
+              <w:left w:val="single" w:color="D9D4C5" w:sz="4"/>
+              <w:bottom w:val="single" w:color="D9D4C5" w:sz="4"/>
+              <w:right w:val="single" w:color="D9D4C5" w:sz="4"/>
+            </w:tcBorders>
+            <w:shd w:fill="F6F4EE" w:color="auto" w:val="clear"/>
+            <w:tcMar>
+              <w:top w:type="dxa" w:w="70"/>
+              <w:left w:type="dxa" w:w="110"/>
+              <w:bottom w:type="dxa" w:w="70"/>
+              <w:right w:type="dxa" w:w="110"/>
+            </w:tcMar>
+            <w:vAlign w:val="center"/>
+          </w:tcPr>
+          <w:p>
+            <w:pPr>
+              <w:spacing w:after="0" w:before="0"/>
+            </w:pPr>
+            <w:r>
+              <w:rPr>
+                <w:rFonts w:ascii="Arial" w:cs="Arial" w:eastAsia="Arial" w:hAnsi="Arial"/>
+                <w:color w:val="1B2118"/>
+                <w:sz w:val="18"/>
+                <w:szCs w:val="18"/>
+              </w:rPr>
+              <w:t xml:space="preserve">Admin</w:t>
+            </w:r>
+          </w:p>
+        </w:tc>
+      </w:tr>
+      <w:tr>
+        <w:trPr>
+          <w:cantSplit/>
+        </w:trPr>
+        <w:tc>
+          <w:tcPr>
+            <w:tcW w:type="dxa" w:w="2635"/>
+            <w:tcBorders>
+              <w:top w:val="single" w:color="D9D4C5" w:sz="4"/>
+              <w:left w:val="single" w:color="D9D4C5" w:sz="4"/>
+              <w:bottom w:val="single" w:color="D9D4C5" w:sz="4"/>
+              <w:right w:val="single" w:color="D9D4C5" w:sz="4"/>
+            </w:tcBorders>
+            <w:tcMar>
+              <w:top w:type="dxa" w:w="70"/>
+              <w:left w:type="dxa" w:w="110"/>
+              <w:bottom w:type="dxa" w:w="70"/>
+              <w:right w:type="dxa" w:w="110"/>
+            </w:tcMar>
+            <w:vAlign w:val="center"/>
+          </w:tcPr>
+          <w:p>
+            <w:pPr>
+              <w:spacing w:after="0" w:before="0"/>
+            </w:pPr>
+            <w:r>
+              <w:rPr>
+                <w:rFonts w:ascii="Consolas" w:cs="Consolas" w:eastAsia="Consolas" w:hAnsi="Consolas"/>
+                <w:color w:val="2F5D3A"/>
+                <w:sz w:val="18"/>
+                <w:szCs w:val="18"/>
+              </w:rPr>
               <w:t xml:space="preserve">/documentazione</w:t>
             </w:r>
           </w:p>
         </w:tc>
         <w:tc>
           <w:tcPr>
-            <w:tcW w:type="dxa" w:w="4990"/>
-            <w:tcBorders>
-              <w:top w:val="single" w:color="D9D4C5" w:sz="4"/>
-              <w:left w:val="single" w:color="D9D4C5" w:sz="4"/>
-              <w:bottom w:val="single" w:color="D9D4C5" w:sz="4"/>
-              <w:right w:val="single" w:color="D9D4C5" w:sz="4"/>
-            </w:tcBorders>
-            <w:shd w:fill="F6F4EE" w:color="auto" w:val="clear"/>
+            <w:tcW w:type="dxa" w:w="5135"/>
+            <w:tcBorders>
+              <w:top w:val="single" w:color="D9D4C5" w:sz="4"/>
+              <w:left w:val="single" w:color="D9D4C5" w:sz="4"/>
+              <w:bottom w:val="single" w:color="D9D4C5" w:sz="4"/>
+              <w:right w:val="single" w:color="D9D4C5" w:sz="4"/>
+            </w:tcBorders>
             <w:tcMar>
               <w:top w:type="dxa" w:w="70"/>
               <w:left w:type="dxa" w:w="110"/>
@@ -8944,14 +9082,13 @@
         </w:tc>
         <w:tc>
           <w:tcPr>
-            <w:tcW w:type="dxa" w:w="2013"/>
-            <w:tcBorders>
-              <w:top w:val="single" w:color="D9D4C5" w:sz="4"/>
-              <w:left w:val="single" w:color="D9D4C5" w:sz="4"/>
-              <w:bottom w:val="single" w:color="D9D4C5" w:sz="4"/>
-              <w:right w:val="single" w:color="D9D4C5" w:sz="4"/>
-            </w:tcBorders>
-            <w:shd w:fill="F6F4EE" w:color="auto" w:val="clear"/>
+            <w:tcW w:type="dxa" w:w="1868"/>
+            <w:tcBorders>
+              <w:top w:val="single" w:color="D9D4C5" w:sz="4"/>
+              <w:left w:val="single" w:color="D9D4C5" w:sz="4"/>
+              <w:bottom w:val="single" w:color="D9D4C5" w:sz="4"/>
+              <w:right w:val="single" w:color="D9D4C5" w:sz="4"/>
+            </w:tcBorders>
             <w:tcMar>
               <w:top w:type="dxa" w:w="70"/>
               <w:left w:type="dxa" w:w="110"/>
@@ -11831,16 +11968,16 @@
           <w:sz w:val="21"/>
           <w:szCs w:val="21"/>
         </w:rPr>
-        <w:t xml:space="preserve">Password: primo accesso, cambio, recupero, reimpostazione</w:t>
-      </w:r>
-      <w:r>
-        <w:rPr>
-          <w:rFonts w:ascii="Arial" w:cs="Arial" w:eastAsia="Arial" w:hAnsi="Arial"/>
-          <w:color w:val="1B2118"/>
-          <w:sz w:val="21"/>
-          <w:szCs w:val="21"/>
-        </w:rPr>
-        <w:t xml:space="preserve"> — script </w:t>
+        <w:t xml:space="preserve">Pagina «Il mio profilo»</w:t>
+      </w:r>
+      <w:r>
+        <w:rPr>
+          <w:rFonts w:ascii="Arial" w:cs="Arial" w:eastAsia="Arial" w:hAnsi="Arial"/>
+          <w:color w:val="1B2118"/>
+          <w:sz w:val="21"/>
+          <w:szCs w:val="21"/>
+        </w:rPr>
+        <w:t xml:space="preserve"> (</w:t>
       </w:r>
       <w:r>
         <w:rPr>
@@ -11849,16 +11986,16 @@
           <w:sz w:val="21"/>
           <w:szCs w:val="21"/>
         </w:rPr>
-        <w:t xml:space="preserve">15_password.sql</w:t>
-      </w:r>
-      <w:r>
-        <w:rPr>
-          <w:rFonts w:ascii="Arial" w:cs="Arial" w:eastAsia="Arial" w:hAnsi="Arial"/>
-          <w:color w:val="1B2118"/>
-          <w:sz w:val="21"/>
-          <w:szCs w:val="21"/>
-        </w:rPr>
-        <w:t xml:space="preserve"> (colonna </w:t>
+        <w:t xml:space="preserve">/profilo</w:t>
+      </w:r>
+      <w:r>
+        <w:rPr>
+          <w:rFonts w:ascii="Arial" w:cs="Arial" w:eastAsia="Arial" w:hAnsi="Arial"/>
+          <w:color w:val="1B2118"/>
+          <w:sz w:val="21"/>
+          <w:szCs w:val="21"/>
+        </w:rPr>
+        <w:t xml:space="preserve">, collegamento sotto l'email in alto): dati dell'account, «Cambia password» e documenti da scaricare per il ruolo (Manuale Utente per tutti; Registro sviluppo e deploy solo per gli Amministratori); componente </w:t>
       </w:r>
       <w:r>
         <w:rPr>
@@ -11867,16 +12004,16 @@
           <w:sz w:val="21"/>
           <w:szCs w:val="21"/>
         </w:rPr>
-        <w:t xml:space="preserve">password_temporanea</w:t>
-      </w:r>
-      <w:r>
-        <w:rPr>
-          <w:rFonts w:ascii="Arial" w:cs="Arial" w:eastAsia="Arial" w:hAnsi="Arial"/>
-          <w:color w:val="1B2118"/>
-          <w:sz w:val="21"/>
-          <w:szCs w:val="21"/>
-        </w:rPr>
-        <w:t xml:space="preserve"> sul profilo, funzione </w:t>
+        <w:t xml:space="preserve">ElencoDocumenti</w:t>
+      </w:r>
+      <w:r>
+        <w:rPr>
+          <w:rFonts w:ascii="Arial" w:cs="Arial" w:eastAsia="Arial" w:hAnsi="Arial"/>
+          <w:color w:val="1B2118"/>
+          <w:sz w:val="21"/>
+          <w:szCs w:val="21"/>
+        </w:rPr>
+        <w:t xml:space="preserve"> condiviso con </w:t>
       </w:r>
       <w:r>
         <w:rPr>
@@ -11885,16 +12022,46 @@
           <w:sz w:val="21"/>
           <w:szCs w:val="21"/>
         </w:rPr>
-        <w:t xml:space="preserve">password_cambiata</w:t>
-      </w:r>
-      <w:r>
-        <w:rPr>
-          <w:rFonts w:ascii="Arial" w:cs="Arial" w:eastAsia="Arial" w:hAnsi="Arial"/>
-          <w:color w:val="1B2118"/>
-          <w:sz w:val="21"/>
-          <w:szCs w:val="21"/>
-        </w:rPr>
-        <w:t xml:space="preserve">, protezione del flag); Edge Function </w:t>
+        <w:t xml:space="preserve">/documentazione</w:t>
+      </w:r>
+      <w:r>
+        <w:rPr>
+          <w:rFonts w:ascii="Arial" w:cs="Arial" w:eastAsia="Arial" w:hAnsi="Arial"/>
+          <w:color w:val="1B2118"/>
+          <w:sz w:val="21"/>
+          <w:szCs w:val="21"/>
+        </w:rPr>
+        <w:t xml:space="preserve">. Su segnalazione di Luca, che cercava i PDF nel profilo.</w:t>
+      </w:r>
+    </w:p>
+    <w:p>
+      <w:pPr>
+        <w:pStyle w:val="ListParagraph"/>
+        <w:numPr>
+          <w:ilvl w:val="0"/>
+          <w:numId w:val="3"/>
+        </w:numPr>
+        <w:spacing w:after="70" w:line="290"/>
+      </w:pPr>
+      <w:r>
+        <w:rPr>
+          <w:rFonts w:ascii="Arial" w:cs="Arial" w:eastAsia="Arial" w:hAnsi="Arial"/>
+          <w:b/>
+          <w:bCs/>
+          <w:color w:val="1B2118"/>
+          <w:sz w:val="21"/>
+          <w:szCs w:val="21"/>
+        </w:rPr>
+        <w:t xml:space="preserve">Password: primo accesso, cambio, recupero, reimpostazione</w:t>
+      </w:r>
+      <w:r>
+        <w:rPr>
+          <w:rFonts w:ascii="Arial" w:cs="Arial" w:eastAsia="Arial" w:hAnsi="Arial"/>
+          <w:color w:val="1B2118"/>
+          <w:sz w:val="21"/>
+          <w:szCs w:val="21"/>
+        </w:rPr>
+        <w:t xml:space="preserve"> — script </w:t>
       </w:r>
       <w:r>
         <w:rPr>
@@ -11903,16 +12070,16 @@
           <w:sz w:val="21"/>
           <w:szCs w:val="21"/>
         </w:rPr>
-        <w:t xml:space="preserve">reimposta-password</w:t>
-      </w:r>
-      <w:r>
-        <w:rPr>
-          <w:rFonts w:ascii="Arial" w:cs="Arial" w:eastAsia="Arial" w:hAnsi="Arial"/>
-          <w:color w:val="1B2118"/>
-          <w:sz w:val="21"/>
-          <w:szCs w:val="21"/>
-        </w:rPr>
-        <w:t xml:space="preserve"> (pubblicata dalla dashboard, Verify JWT attivo); pagina </w:t>
+        <w:t xml:space="preserve">15_password.sql</w:t>
+      </w:r>
+      <w:r>
+        <w:rPr>
+          <w:rFonts w:ascii="Arial" w:cs="Arial" w:eastAsia="Arial" w:hAnsi="Arial"/>
+          <w:color w:val="1B2118"/>
+          <w:sz w:val="21"/>
+          <w:szCs w:val="21"/>
+        </w:rPr>
+        <w:t xml:space="preserve"> (colonna </w:t>
       </w:r>
       <w:r>
         <w:rPr>
@@ -11921,16 +12088,16 @@
           <w:sz w:val="21"/>
           <w:szCs w:val="21"/>
         </w:rPr>
-        <w:t xml:space="preserve">CambiaPassword</w:t>
-      </w:r>
-      <w:r>
-        <w:rPr>
-          <w:rFonts w:ascii="Arial" w:cs="Arial" w:eastAsia="Arial" w:hAnsi="Arial"/>
-          <w:color w:val="1B2118"/>
-          <w:sz w:val="21"/>
-          <w:szCs w:val="21"/>
-        </w:rPr>
-        <w:t xml:space="preserve"> (cambio obbligatorio dopo password temporanea, cambio volontario su </w:t>
+        <w:t xml:space="preserve">password_temporanea</w:t>
+      </w:r>
+      <w:r>
+        <w:rPr>
+          <w:rFonts w:ascii="Arial" w:cs="Arial" w:eastAsia="Arial" w:hAnsi="Arial"/>
+          <w:color w:val="1B2118"/>
+          <w:sz w:val="21"/>
+          <w:szCs w:val="21"/>
+        </w:rPr>
+        <w:t xml:space="preserve"> sul profilo, funzione </w:t>
       </w:r>
       <w:r>
         <w:rPr>
@@ -11939,16 +12106,16 @@
           <w:sz w:val="21"/>
           <w:szCs w:val="21"/>
         </w:rPr>
-        <w:t xml:space="preserve">/password</w:t>
-      </w:r>
-      <w:r>
-        <w:rPr>
-          <w:rFonts w:ascii="Arial" w:cs="Arial" w:eastAsia="Arial" w:hAnsi="Arial"/>
-          <w:color w:val="1B2118"/>
-          <w:sz w:val="21"/>
-          <w:szCs w:val="21"/>
-        </w:rPr>
-        <w:t xml:space="preserve">, recupero su </w:t>
+        <w:t xml:space="preserve">password_cambiata</w:t>
+      </w:r>
+      <w:r>
+        <w:rPr>
+          <w:rFonts w:ascii="Arial" w:cs="Arial" w:eastAsia="Arial" w:hAnsi="Arial"/>
+          <w:color w:val="1B2118"/>
+          <w:sz w:val="21"/>
+          <w:szCs w:val="21"/>
+        </w:rPr>
+        <w:t xml:space="preserve">, protezione del flag); Edge Function </w:t>
       </w:r>
       <w:r>
         <w:rPr>
@@ -11957,36 +12124,16 @@
           <w:sz w:val="21"/>
           <w:szCs w:val="21"/>
         </w:rPr>
-        <w:t xml:space="preserve">/reimposta-password</w:t>
-      </w:r>
-      <w:r>
-        <w:rPr>
-          <w:rFonts w:ascii="Arial" w:cs="Arial" w:eastAsia="Arial" w:hAnsi="Arial"/>
-          <w:color w:val="1B2118"/>
-          <w:sz w:val="21"/>
-          <w:szCs w:val="21"/>
-        </w:rPr>
-        <w:t xml:space="preserve">), «Password dimenticata?» nella pagina di accesso, «Cambia password» sotto l'email in alto, «Reimposta password» in Gestione utenti; dopo l'accesso da un link email si torna alla pagina richiesta. Verificato: banco di prova locale (flag, protezione, audit) e controllo in produzione (2 utenti esistenti non obbligati). </w:t>
-      </w:r>
-      <w:r>
-        <w:rPr>
-          <w:rFonts w:ascii="Arial" w:cs="Arial" w:eastAsia="Arial" w:hAnsi="Arial"/>
-          <w:b/>
-          <w:bCs/>
-          <w:color w:val="1B2118"/>
-          <w:sz w:val="21"/>
-          <w:szCs w:val="21"/>
-        </w:rPr>
-        <w:t xml:space="preserve">Da completare in Supabase</w:t>
-      </w:r>
-      <w:r>
-        <w:rPr>
-          <w:rFonts w:ascii="Arial" w:cs="Arial" w:eastAsia="Arial" w:hAnsi="Arial"/>
-          <w:color w:val="1B2118"/>
-          <w:sz w:val="21"/>
-          <w:szCs w:val="21"/>
-        </w:rPr>
-        <w:t xml:space="preserve"> per il recupero via email: Site URL e Redirect URLs (oggi </w:t>
+        <w:t xml:space="preserve">reimposta-password</w:t>
+      </w:r>
+      <w:r>
+        <w:rPr>
+          <w:rFonts w:ascii="Arial" w:cs="Arial" w:eastAsia="Arial" w:hAnsi="Arial"/>
+          <w:color w:val="1B2118"/>
+          <w:sz w:val="21"/>
+          <w:szCs w:val="21"/>
+        </w:rPr>
+        <w:t xml:space="preserve"> (pubblicata dalla dashboard, Verify JWT attivo); pagina </w:t>
       </w:r>
       <w:r>
         <w:rPr>
@@ -11995,16 +12142,160 @@
           <w:sz w:val="21"/>
           <w:szCs w:val="21"/>
         </w:rPr>
-        <w:t xml:space="preserve">localhost:3000</w:t>
-      </w:r>
-      <w:r>
-        <w:rPr>
-          <w:rFonts w:ascii="Arial" w:cs="Arial" w:eastAsia="Arial" w:hAnsi="Arial"/>
-          <w:color w:val="1B2118"/>
-          <w:sz w:val="21"/>
-          <w:szCs w:val="21"/>
-        </w:rPr>
-        <w:t xml:space="preserve">) e SMTP personalizzato con Resend.</w:t>
+        <w:t xml:space="preserve">CambiaPassword</w:t>
+      </w:r>
+      <w:r>
+        <w:rPr>
+          <w:rFonts w:ascii="Arial" w:cs="Arial" w:eastAsia="Arial" w:hAnsi="Arial"/>
+          <w:color w:val="1B2118"/>
+          <w:sz w:val="21"/>
+          <w:szCs w:val="21"/>
+        </w:rPr>
+        <w:t xml:space="preserve"> (cambio obbligatorio dopo password temporanea, cambio volontario su </w:t>
+      </w:r>
+      <w:r>
+        <w:rPr>
+          <w:rFonts w:ascii="Consolas" w:cs="Consolas" w:eastAsia="Consolas" w:hAnsi="Consolas"/>
+          <w:color w:val="2F5D3A"/>
+          <w:sz w:val="21"/>
+          <w:szCs w:val="21"/>
+        </w:rPr>
+        <w:t xml:space="preserve">/password</w:t>
+      </w:r>
+      <w:r>
+        <w:rPr>
+          <w:rFonts w:ascii="Arial" w:cs="Arial" w:eastAsia="Arial" w:hAnsi="Arial"/>
+          <w:color w:val="1B2118"/>
+          <w:sz w:val="21"/>
+          <w:szCs w:val="21"/>
+        </w:rPr>
+        <w:t xml:space="preserve">, recupero su </w:t>
+      </w:r>
+      <w:r>
+        <w:rPr>
+          <w:rFonts w:ascii="Consolas" w:cs="Consolas" w:eastAsia="Consolas" w:hAnsi="Consolas"/>
+          <w:color w:val="2F5D3A"/>
+          <w:sz w:val="21"/>
+          <w:szCs w:val="21"/>
+        </w:rPr>
+        <w:t xml:space="preserve">/reimposta-password</w:t>
+      </w:r>
+      <w:r>
+        <w:rPr>
+          <w:rFonts w:ascii="Arial" w:cs="Arial" w:eastAsia="Arial" w:hAnsi="Arial"/>
+          <w:color w:val="1B2118"/>
+          <w:sz w:val="21"/>
+          <w:szCs w:val="21"/>
+        </w:rPr>
+        <w:t xml:space="preserve">), «Password dimenticata?» nella pagina di accesso, «Cambia password» sotto l'email in alto, «Reimposta password» in Gestione utenti; dopo l'accesso da un link email si torna alla pagina richiesta. Verificato: banco di prova locale (flag, protezione, audit) e controllo in produzione (2 utenti esistenti non obbligati). Supabase Auth → URL Configuration: Site URL </w:t>
+      </w:r>
+      <w:r>
+        <w:rPr>
+          <w:rFonts w:ascii="Consolas" w:cs="Consolas" w:eastAsia="Consolas" w:hAnsi="Consolas"/>
+          <w:color w:val="2F5D3A"/>
+          <w:sz w:val="21"/>
+          <w:szCs w:val="21"/>
+        </w:rPr>
+        <w:t xml:space="preserve">https://portale-cwp.vercel.app</w:t>
+      </w:r>
+      <w:r>
+        <w:rPr>
+          <w:rFonts w:ascii="Arial" w:cs="Arial" w:eastAsia="Arial" w:hAnsi="Arial"/>
+          <w:color w:val="1B2118"/>
+          <w:sz w:val="21"/>
+          <w:szCs w:val="21"/>
+        </w:rPr>
+        <w:t xml:space="preserve"> e Redirect URL </w:t>
+      </w:r>
+      <w:r>
+        <w:rPr>
+          <w:rFonts w:ascii="Consolas" w:cs="Consolas" w:eastAsia="Consolas" w:hAnsi="Consolas"/>
+          <w:color w:val="2F5D3A"/>
+          <w:sz w:val="21"/>
+          <w:szCs w:val="21"/>
+        </w:rPr>
+        <w:t xml:space="preserve">https://portale-cwp.vercel.app/**</w:t>
+      </w:r>
+      <w:r>
+        <w:rPr>
+          <w:rFonts w:ascii="Arial" w:cs="Arial" w:eastAsia="Arial" w:hAnsi="Arial"/>
+          <w:color w:val="1B2118"/>
+          <w:sz w:val="21"/>
+          <w:szCs w:val="21"/>
+        </w:rPr>
+        <w:t xml:space="preserve"> impostati e verificati. SMTP personalizzato attivo (Resend: </w:t>
+      </w:r>
+      <w:r>
+        <w:rPr>
+          <w:rFonts w:ascii="Consolas" w:cs="Consolas" w:eastAsia="Consolas" w:hAnsi="Consolas"/>
+          <w:color w:val="2F5D3A"/>
+          <w:sz w:val="21"/>
+          <w:szCs w:val="21"/>
+        </w:rPr>
+        <w:t xml:space="preserve">smtp.resend.com</w:t>
+      </w:r>
+      <w:r>
+        <w:rPr>
+          <w:rFonts w:ascii="Arial" w:cs="Arial" w:eastAsia="Arial" w:hAnsi="Arial"/>
+          <w:color w:val="1B2118"/>
+          <w:sz w:val="21"/>
+          <w:szCs w:val="21"/>
+        </w:rPr>
+        <w:t xml:space="preserve">, porta 465, utente </w:t>
+      </w:r>
+      <w:r>
+        <w:rPr>
+          <w:rFonts w:ascii="Consolas" w:cs="Consolas" w:eastAsia="Consolas" w:hAnsi="Consolas"/>
+          <w:color w:val="2F5D3A"/>
+          <w:sz w:val="21"/>
+          <w:szCs w:val="21"/>
+        </w:rPr>
+        <w:t xml:space="preserve">resend</w:t>
+      </w:r>
+      <w:r>
+        <w:rPr>
+          <w:rFonts w:ascii="Arial" w:cs="Arial" w:eastAsia="Arial" w:hAnsi="Arial"/>
+          <w:color w:val="1B2118"/>
+          <w:sz w:val="21"/>
+          <w:szCs w:val="21"/>
+        </w:rPr>
+        <w:t xml:space="preserve">, chiave inserita da Luca; mittente provvisorio </w:t>
+      </w:r>
+      <w:r>
+        <w:rPr>
+          <w:rFonts w:ascii="Consolas" w:cs="Consolas" w:eastAsia="Consolas" w:hAnsi="Consolas"/>
+          <w:color w:val="2F5D3A"/>
+          <w:sz w:val="21"/>
+          <w:szCs w:val="21"/>
+        </w:rPr>
+        <w:t xml:space="preserve">onboarding@resend.dev</w:t>
+      </w:r>
+      <w:r>
+        <w:rPr>
+          <w:rFonts w:ascii="Arial" w:cs="Arial" w:eastAsia="Arial" w:hAnsi="Arial"/>
+          <w:color w:val="1B2118"/>
+          <w:sz w:val="21"/>
+          <w:szCs w:val="21"/>
+        </w:rPr>
+        <w:t xml:space="preserve">, nome «Portale CWP»). Email di recupero in italiano (Authentication → Emails → Templates → Reset password; copia in </w:t>
+      </w:r>
+      <w:r>
+        <w:rPr>
+          <w:rFonts w:ascii="Consolas" w:cs="Consolas" w:eastAsia="Consolas" w:hAnsi="Consolas"/>
+          <w:color w:val="2F5D3A"/>
+          <w:sz w:val="21"/>
+          <w:szCs w:val="21"/>
+        </w:rPr>
+        <w:t xml:space="preserve">supabase/email/reset-password.html</w:t>
+      </w:r>
+      <w:r>
+        <w:rPr>
+          <w:rFonts w:ascii="Arial" w:cs="Arial" w:eastAsia="Arial" w:hAnsi="Arial"/>
+          <w:color w:val="1B2118"/>
+          <w:sz w:val="21"/>
+          <w:szCs w:val="21"/>
+        </w:rPr>
+        <w:t xml:space="preserve">; oggetto «Portale Carbon WastePrint (CWP) — Richiesta di reimpostazione della password», testo che dichiara la provenienza dal portale). Prova: richieste di recupero per luca.moretti@operate.it accettate da Supabase (risposta 200) e consegnate; le prime due sono arrivate ancora con il testo inglese predefinito: Supabase applica un modello modificato solo dopo alcuni minuti. Dopo la verifica del dominio: cambiare il mittente SMTP con l'indirizzo del dominio.</w:t>
       </w:r>
     </w:p>
     <w:p>
@@ -14066,7 +14357,7 @@
               </w:rPr>
               <w:t xml:space="preserve">Claude Doc: </w:t>
             </w:r>
-            <w:hyperlink w:history="1" r:id="rIdvrftwbp-fsadzmvamktd2">
+            <w:hyperlink w:history="1" r:id="rIdvlazqbztmly4asi8prfsw">
               <w:r>
                 <w:rPr>
                   <w:rFonts w:ascii="Arial" w:cs="Arial" w:eastAsia="Arial" w:hAnsi="Arial"/>
@@ -14413,7 +14704,7 @@
               </w:rPr>
               <w:t xml:space="preserve">Claude Doc: </w:t>
             </w:r>
-            <w:hyperlink w:history="1" r:id="rIdiovkj7p5bhids6hb5msh2">
+            <w:hyperlink w:history="1" r:id="rIdemnpq6oojb_hhuwxitbqc">
               <w:r>
                 <w:rPr>
                   <w:rFonts w:ascii="Arial" w:cs="Arial" w:eastAsia="Arial" w:hAnsi="Arial"/>
@@ -14822,7 +15113,7 @@
               </w:rPr>
               <w:t xml:space="preserve">Claude Doc: </w:t>
             </w:r>
-            <w:hyperlink w:history="1" r:id="rIdxckevbcus5kfmpxqfqovf">
+            <w:hyperlink w:history="1" r:id="rIdefpg0hl6uwcoztoexqrbr">
               <w:r>
                 <w:rPr>
                   <w:rFonts w:ascii="Arial" w:cs="Arial" w:eastAsia="Arial" w:hAnsi="Arial"/>
@@ -15365,7 +15656,7 @@
             <w:pPr>
               <w:spacing w:after="0" w:before="0"/>
             </w:pPr>
-            <w:hyperlink w:history="1" r:id="rIdql6zpfphh9jhrkqo8dvxv">
+            <w:hyperlink w:history="1" r:id="rIdade59zvhnppl_9ie2wlw5">
               <w:r>
                 <w:rPr>
                   <w:rFonts w:ascii="Arial" w:cs="Arial" w:eastAsia="Arial" w:hAnsi="Arial"/>
@@ -17901,7 +18192,7 @@
                 <w:sz w:val="18"/>
                 <w:szCs w:val="18"/>
               </w:rPr>
-              <w:t xml:space="preserve"> e nessun Redirect URL: i link delle email di Supabase (recupero password) non funzionerebbero</w:t>
+              <w:t xml:space="preserve"> e nessun Redirect URL: i link delle email di Supabase (recupero password) non funzionavano</w:t>
             </w:r>
           </w:p>
         </w:tc>
@@ -17933,7 +18224,7 @@
                 <w:sz w:val="18"/>
                 <w:szCs w:val="18"/>
               </w:rPr>
-              <w:t xml:space="preserve">Da impostare </w:t>
+              <w:t xml:space="preserve">Impostati il 18/10 (autorizzazione di Luca): Site URL </w:t>
             </w:r>
             <w:r>
               <w:rPr>
@@ -17951,7 +18242,7 @@
                 <w:sz w:val="18"/>
                 <w:szCs w:val="18"/>
               </w:rPr>
-              <w:t xml:space="preserve"> e </w:t>
+              <w:t xml:space="preserve">, Redirect URL </w:t>
             </w:r>
             <w:r>
               <w:rPr>
@@ -17961,15 +18252,6 @@
                 <w:szCs w:val="18"/>
               </w:rPr>
               <w:t xml:space="preserve">https://portale-cwp.vercel.app/**</w:t>
-            </w:r>
-            <w:r>
-              <w:rPr>
-                <w:rFonts w:ascii="Arial" w:cs="Arial" w:eastAsia="Arial" w:hAnsi="Arial"/>
-                <w:color w:val="1B2118"/>
-                <w:sz w:val="18"/>
-                <w:szCs w:val="18"/>
-              </w:rPr>
-              <w:t xml:space="preserve"> (in attesa di conferma di Luca)</w:t>
             </w:r>
           </w:p>
         </w:tc>
@@ -18040,7 +18322,7 @@
                 <w:sz w:val="18"/>
                 <w:szCs w:val="18"/>
               </w:rPr>
-              <w:t xml:space="preserve">Configurare SMTP personalizzato (Resend) in Authentication → Emails</w:t>
+              <w:t xml:space="preserve">SMTP personalizzato con Resend attivato il 18/10 (Authentication → Emails → SMTP Settings); limite 30 email di autenticazione all'ora, modificabile in Rate Limits</w:t>
             </w:r>
           </w:p>
         </w:tc>

--- a/public/documentazione/Registro_Dev_Deploy_Portale_CWP.docx
+++ b/public/documentazione/Registro_Dev_Deploy_Portale_CWP.docx
@@ -302,7 +302,7 @@
                 <w:sz w:val="20"/>
                 <w:szCs w:val="20"/>
               </w:rPr>
-              <w:t xml:space="preserve">Rev. 1.1</w:t>
+              <w:t xml:space="preserve">Rev. 1.2</w:t>
             </w:r>
           </w:p>
         </w:tc>
@@ -719,7 +719,7 @@
                 <w:sz w:val="18"/>
                 <w:szCs w:val="18"/>
               </w:rPr>
-              <w:t xml:space="preserve">1.1</w:t>
+              <w:t xml:space="preserve">1.2</w:t>
             </w:r>
           </w:p>
         </w:tc>
@@ -783,7 +783,7 @@
                 <w:sz w:val="18"/>
                 <w:szCs w:val="18"/>
               </w:rPr>
-              <w:t xml:space="preserve">Pagina Documentazione; backlog riordinato; decisione di passare Vercel e Supabase a piani a pagamento (punto 29); riservatezza della documentazione (punto 28).</w:t>
+              <w:t xml:space="preserve">Pagina «Il mio profilo»; password (script 15 e 16, Edge Functions reimposta-password e recupera-password); SMTP Resend; email di recupero in italiano spedita dal portale.</w:t>
             </w:r>
           </w:p>
         </w:tc>
@@ -853,6 +853,142 @@
                 <w:sz w:val="18"/>
                 <w:szCs w:val="18"/>
               </w:rPr>
+              <w:t xml:space="preserve">1.1</w:t>
+            </w:r>
+          </w:p>
+        </w:tc>
+        <w:tc>
+          <w:tcPr>
+            <w:tcW w:type="dxa" w:w="1300"/>
+            <w:tcBorders>
+              <w:top w:val="single" w:color="D9D4C5" w:sz="4"/>
+              <w:left w:val="single" w:color="D9D4C5" w:sz="4"/>
+              <w:bottom w:val="single" w:color="D9D4C5" w:sz="4"/>
+              <w:right w:val="single" w:color="D9D4C5" w:sz="4"/>
+            </w:tcBorders>
+            <w:shd w:fill="F6F4EE" w:color="auto" w:val="clear"/>
+            <w:tcMar>
+              <w:top w:type="dxa" w:w="70"/>
+              <w:left w:type="dxa" w:w="110"/>
+              <w:bottom w:type="dxa" w:w="70"/>
+              <w:right w:type="dxa" w:w="110"/>
+            </w:tcMar>
+            <w:vAlign w:val="center"/>
+          </w:tcPr>
+          <w:p>
+            <w:pPr>
+              <w:spacing w:after="0" w:before="0"/>
+            </w:pPr>
+            <w:r>
+              <w:rPr>
+                <w:rFonts w:ascii="Arial" w:cs="Arial" w:eastAsia="Arial" w:hAnsi="Arial"/>
+                <w:color w:val="1B2118"/>
+                <w:sz w:val="18"/>
+                <w:szCs w:val="18"/>
+              </w:rPr>
+              <w:t xml:space="preserve">18/10/2026</w:t>
+            </w:r>
+          </w:p>
+        </w:tc>
+        <w:tc>
+          <w:tcPr>
+            <w:tcW w:type="dxa" w:w="5538"/>
+            <w:tcBorders>
+              <w:top w:val="single" w:color="D9D4C5" w:sz="4"/>
+              <w:left w:val="single" w:color="D9D4C5" w:sz="4"/>
+              <w:bottom w:val="single" w:color="D9D4C5" w:sz="4"/>
+              <w:right w:val="single" w:color="D9D4C5" w:sz="4"/>
+            </w:tcBorders>
+            <w:shd w:fill="F6F4EE" w:color="auto" w:val="clear"/>
+            <w:tcMar>
+              <w:top w:type="dxa" w:w="70"/>
+              <w:left w:type="dxa" w:w="110"/>
+              <w:bottom w:type="dxa" w:w="70"/>
+              <w:right w:type="dxa" w:w="110"/>
+            </w:tcMar>
+            <w:vAlign w:val="center"/>
+          </w:tcPr>
+          <w:p>
+            <w:pPr>
+              <w:spacing w:after="0" w:before="0"/>
+            </w:pPr>
+            <w:r>
+              <w:rPr>
+                <w:rFonts w:ascii="Arial" w:cs="Arial" w:eastAsia="Arial" w:hAnsi="Arial"/>
+                <w:color w:val="1B2118"/>
+                <w:sz w:val="18"/>
+                <w:szCs w:val="18"/>
+              </w:rPr>
+              <w:t xml:space="preserve">Pagina Documentazione; backlog riordinato; decisione di passare Vercel e Supabase a piani a pagamento (punto 29); riservatezza della documentazione (punto 28).</w:t>
+            </w:r>
+          </w:p>
+        </w:tc>
+        <w:tc>
+          <w:tcPr>
+            <w:tcW w:type="dxa" w:w="2000"/>
+            <w:tcBorders>
+              <w:top w:val="single" w:color="D9D4C5" w:sz="4"/>
+              <w:left w:val="single" w:color="D9D4C5" w:sz="4"/>
+              <w:bottom w:val="single" w:color="D9D4C5" w:sz="4"/>
+              <w:right w:val="single" w:color="D9D4C5" w:sz="4"/>
+            </w:tcBorders>
+            <w:shd w:fill="F6F4EE" w:color="auto" w:val="clear"/>
+            <w:tcMar>
+              <w:top w:type="dxa" w:w="70"/>
+              <w:left w:type="dxa" w:w="110"/>
+              <w:bottom w:type="dxa" w:w="70"/>
+              <w:right w:type="dxa" w:w="110"/>
+            </w:tcMar>
+            <w:vAlign w:val="center"/>
+          </w:tcPr>
+          <w:p>
+            <w:pPr>
+              <w:spacing w:after="0" w:before="0"/>
+            </w:pPr>
+            <w:r>
+              <w:rPr>
+                <w:rFonts w:ascii="Arial" w:cs="Arial" w:eastAsia="Arial" w:hAnsi="Arial"/>
+                <w:color w:val="1B2118"/>
+                <w:sz w:val="18"/>
+                <w:szCs w:val="18"/>
+              </w:rPr>
+              <w:t xml:space="preserve">Fondazione Operate</w:t>
+            </w:r>
+          </w:p>
+        </w:tc>
+      </w:tr>
+      <w:tr>
+        <w:trPr>
+          <w:cantSplit/>
+        </w:trPr>
+        <w:tc>
+          <w:tcPr>
+            <w:tcW w:type="dxa" w:w="800"/>
+            <w:tcBorders>
+              <w:top w:val="single" w:color="D9D4C5" w:sz="4"/>
+              <w:left w:val="single" w:color="D9D4C5" w:sz="4"/>
+              <w:bottom w:val="single" w:color="D9D4C5" w:sz="4"/>
+              <w:right w:val="single" w:color="D9D4C5" w:sz="4"/>
+            </w:tcBorders>
+            <w:tcMar>
+              <w:top w:type="dxa" w:w="70"/>
+              <w:left w:type="dxa" w:w="110"/>
+              <w:bottom w:type="dxa" w:w="70"/>
+              <w:right w:type="dxa" w:w="110"/>
+            </w:tcMar>
+            <w:vAlign w:val="center"/>
+          </w:tcPr>
+          <w:p>
+            <w:pPr>
+              <w:spacing w:after="0" w:before="0"/>
+            </w:pPr>
+            <w:r>
+              <w:rPr>
+                <w:rFonts w:ascii="Arial" w:cs="Arial" w:eastAsia="Arial" w:hAnsi="Arial"/>
+                <w:color w:val="1B2118"/>
+                <w:sz w:val="18"/>
+                <w:szCs w:val="18"/>
+              </w:rPr>
               <w:t xml:space="preserve">1.0</w:t>
             </w:r>
           </w:p>
@@ -866,7 +1002,6 @@
               <w:bottom w:val="single" w:color="D9D4C5" w:sz="4"/>
               <w:right w:val="single" w:color="D9D4C5" w:sz="4"/>
             </w:tcBorders>
-            <w:shd w:fill="F6F4EE" w:color="auto" w:val="clear"/>
             <w:tcMar>
               <w:top w:type="dxa" w:w="70"/>
               <w:left w:type="dxa" w:w="110"/>
@@ -899,7 +1034,6 @@
               <w:bottom w:val="single" w:color="D9D4C5" w:sz="4"/>
               <w:right w:val="single" w:color="D9D4C5" w:sz="4"/>
             </w:tcBorders>
-            <w:shd w:fill="F6F4EE" w:color="auto" w:val="clear"/>
             <w:tcMar>
               <w:top w:type="dxa" w:w="70"/>
               <w:left w:type="dxa" w:w="110"/>
@@ -932,7 +1066,6 @@
               <w:bottom w:val="single" w:color="D9D4C5" w:sz="4"/>
               <w:right w:val="single" w:color="D9D4C5" w:sz="4"/>
             </w:tcBorders>
-            <w:shd w:fill="F6F4EE" w:color="auto" w:val="clear"/>
             <w:tcMar>
               <w:top w:type="dxa" w:w="70"/>
               <w:left w:type="dxa" w:w="110"/>
@@ -974,7 +1107,7 @@
           <w:sz w:val="20"/>
           <w:szCs w:val="20"/>
         </w:rPr>
-        <w:t xml:space="preserve">Fotografia del registro alla revisione 1.1 del 18/10/2026. Il registro è aggiornato a ogni nuova funzione, servizio o rilascio; la versione corrente si scarica dall'area Documentazione del portale (solo Amministratori).</w:t>
+        <w:t xml:space="preserve">Fotografia del registro alla revisione 1.2 del 18/10/2026. Il registro è aggiornato a ogni nuova funzione, servizio o rilascio; la versione corrente si scarica dall'area Documentazione del portale (solo Amministratori).</w:t>
       </w:r>
     </w:p>
     <w:p>
@@ -5912,6 +6045,146 @@
           </w:p>
         </w:tc>
       </w:tr>
+      <w:tr>
+        <w:trPr>
+          <w:cantSplit/>
+        </w:trPr>
+        <w:tc>
+          <w:tcPr>
+            <w:tcW w:type="dxa" w:w="3213"/>
+            <w:tcBorders>
+              <w:top w:val="single" w:color="D9D4C5" w:sz="4"/>
+              <w:left w:val="single" w:color="D9D4C5" w:sz="4"/>
+              <w:bottom w:val="single" w:color="D9D4C5" w:sz="4"/>
+              <w:right w:val="single" w:color="D9D4C5" w:sz="4"/>
+            </w:tcBorders>
+            <w:shd w:fill="F6F4EE" w:color="auto" w:val="clear"/>
+            <w:tcMar>
+              <w:top w:type="dxa" w:w="70"/>
+              <w:left w:type="dxa" w:w="110"/>
+              <w:bottom w:type="dxa" w:w="70"/>
+              <w:right w:type="dxa" w:w="110"/>
+            </w:tcMar>
+            <w:vAlign w:val="center"/>
+          </w:tcPr>
+          <w:p>
+            <w:pPr>
+              <w:spacing w:after="0" w:before="0"/>
+            </w:pPr>
+            <w:r>
+              <w:rPr>
+                <w:rFonts w:ascii="Consolas" w:cs="Consolas" w:eastAsia="Consolas" w:hAnsi="Consolas"/>
+                <w:color w:val="2F5D3A"/>
+                <w:sz w:val="18"/>
+                <w:szCs w:val="18"/>
+              </w:rPr>
+              <w:t xml:space="preserve">16_recupero_password.sql</w:t>
+            </w:r>
+          </w:p>
+        </w:tc>
+        <w:tc>
+          <w:tcPr>
+            <w:tcW w:type="dxa" w:w="4016"/>
+            <w:tcBorders>
+              <w:top w:val="single" w:color="D9D4C5" w:sz="4"/>
+              <w:left w:val="single" w:color="D9D4C5" w:sz="4"/>
+              <w:bottom w:val="single" w:color="D9D4C5" w:sz="4"/>
+              <w:right w:val="single" w:color="D9D4C5" w:sz="4"/>
+            </w:tcBorders>
+            <w:shd w:fill="F6F4EE" w:color="auto" w:val="clear"/>
+            <w:tcMar>
+              <w:top w:type="dxa" w:w="70"/>
+              <w:left w:type="dxa" w:w="110"/>
+              <w:bottom w:type="dxa" w:w="70"/>
+              <w:right w:type="dxa" w:w="110"/>
+            </w:tcMar>
+            <w:vAlign w:val="center"/>
+          </w:tcPr>
+          <w:p>
+            <w:pPr>
+              <w:spacing w:after="0" w:before="0"/>
+            </w:pPr>
+            <w:r>
+              <w:rPr>
+                <w:rFonts w:ascii="Arial" w:cs="Arial" w:eastAsia="Arial" w:hAnsi="Arial"/>
+                <w:color w:val="1B2118"/>
+                <w:sz w:val="18"/>
+                <w:szCs w:val="18"/>
+              </w:rPr>
+              <w:t xml:space="preserve">Tabella </w:t>
+            </w:r>
+            <w:r>
+              <w:rPr>
+                <w:rFonts w:ascii="Consolas" w:cs="Consolas" w:eastAsia="Consolas" w:hAnsi="Consolas"/>
+                <w:color w:val="2F5D3A"/>
+                <w:sz w:val="18"/>
+                <w:szCs w:val="18"/>
+              </w:rPr>
+              <w:t xml:space="preserve">recupero_password_richiesta</w:t>
+            </w:r>
+            <w:r>
+              <w:rPr>
+                <w:rFonts w:ascii="Arial" w:cs="Arial" w:eastAsia="Arial" w:hAnsi="Arial"/>
+                <w:color w:val="1B2118"/>
+                <w:sz w:val="18"/>
+                <w:szCs w:val="18"/>
+              </w:rPr>
+              <w:t xml:space="preserve"> (ultima richiesta di recupero per indirizzo, nessuna policy: la usa solo la funzione </w:t>
+            </w:r>
+            <w:r>
+              <w:rPr>
+                <w:rFonts w:ascii="Consolas" w:cs="Consolas" w:eastAsia="Consolas" w:hAnsi="Consolas"/>
+                <w:color w:val="2F5D3A"/>
+                <w:sz w:val="18"/>
+                <w:szCs w:val="18"/>
+              </w:rPr>
+              <w:t xml:space="preserve">recupera-password</w:t>
+            </w:r>
+            <w:r>
+              <w:rPr>
+                <w:rFonts w:ascii="Arial" w:cs="Arial" w:eastAsia="Arial" w:hAnsi="Arial"/>
+                <w:color w:val="1B2118"/>
+                <w:sz w:val="18"/>
+                <w:szCs w:val="18"/>
+              </w:rPr>
+              <w:t xml:space="preserve">)</w:t>
+            </w:r>
+          </w:p>
+        </w:tc>
+        <w:tc>
+          <w:tcPr>
+            <w:tcW w:type="dxa" w:w="2409"/>
+            <w:tcBorders>
+              <w:top w:val="single" w:color="D9D4C5" w:sz="4"/>
+              <w:left w:val="single" w:color="D9D4C5" w:sz="4"/>
+              <w:bottom w:val="single" w:color="D9D4C5" w:sz="4"/>
+              <w:right w:val="single" w:color="D9D4C5" w:sz="4"/>
+            </w:tcBorders>
+            <w:shd w:fill="F6F4EE" w:color="auto" w:val="clear"/>
+            <w:tcMar>
+              <w:top w:type="dxa" w:w="70"/>
+              <w:left w:type="dxa" w:w="110"/>
+              <w:bottom w:type="dxa" w:w="70"/>
+              <w:right w:type="dxa" w:w="110"/>
+            </w:tcMar>
+            <w:vAlign w:val="center"/>
+          </w:tcPr>
+          <w:p>
+            <w:pPr>
+              <w:spacing w:after="0" w:before="0"/>
+            </w:pPr>
+            <w:r>
+              <w:rPr>
+                <w:rFonts w:ascii="Arial" w:cs="Arial" w:eastAsia="Arial" w:hAnsi="Arial"/>
+                <w:color w:val="1B2118"/>
+                <w:sz w:val="18"/>
+                <w:szCs w:val="18"/>
+              </w:rPr>
+              <w:t xml:space="preserve">18/10/2026</w:t>
+            </w:r>
+          </w:p>
+        </w:tc>
+      </w:tr>
     </w:tbl>
     <w:p>
       <w:pPr>
@@ -5963,7 +6236,7 @@
           <w:sz w:val="21"/>
           <w:szCs w:val="21"/>
         </w:rPr>
-        <w:t xml:space="preserve">: organizzazione, utente_organizzazione, ente_validazione, profilo, pratica, fase, durata_fase, documento, richiesta_integrazione, consultazione, commento, pagamento, notifica, audit_event, impostazione, calcolo_crediti, calcolo_conferimento, calcolo_riuso.</w:t>
+        <w:t xml:space="preserve">: organizzazione, utente_organizzazione, ente_validazione, profilo, pratica, fase, durata_fase, documento, richiesta_integrazione, consultazione, commento, pagamento, notifica, audit_event, impostazione, calcolo_crediti, calcolo_conferimento, calcolo_riuso, recupero_password_richiesta.</w:t>
       </w:r>
     </w:p>
     <w:p>
@@ -6820,10 +7093,10 @@
         <w:tblLayout w:type="fixed"/>
       </w:tblPr>
       <w:tblGrid>
-        <w:gridCol w:w="2685"/>
-        <w:gridCol w:w="2318"/>
-        <w:gridCol w:w="2318"/>
-        <w:gridCol w:w="2317"/>
+        <w:gridCol w:w="2426"/>
+        <w:gridCol w:w="2824"/>
+        <w:gridCol w:w="2194"/>
+        <w:gridCol w:w="2194"/>
       </w:tblGrid>
       <w:tr>
         <w:trPr>
@@ -6831,7 +7104,7 @@
         </w:trPr>
         <w:tc>
           <w:tcPr>
-            <w:tcW w:type="dxa" w:w="2685"/>
+            <w:tcW w:type="dxa" w:w="2426"/>
             <w:tcBorders>
               <w:top w:val="single" w:color="D9D4C5" w:sz="4"/>
               <w:left w:val="single" w:color="D9D4C5" w:sz="4"/>
@@ -6866,7 +7139,7 @@
         </w:tc>
         <w:tc>
           <w:tcPr>
-            <w:tcW w:type="dxa" w:w="2318"/>
+            <w:tcW w:type="dxa" w:w="2824"/>
             <w:tcBorders>
               <w:top w:val="single" w:color="D9D4C5" w:sz="4"/>
               <w:left w:val="single" w:color="D9D4C5" w:sz="4"/>
@@ -6901,7 +7174,7 @@
         </w:tc>
         <w:tc>
           <w:tcPr>
-            <w:tcW w:type="dxa" w:w="2318"/>
+            <w:tcW w:type="dxa" w:w="2194"/>
             <w:tcBorders>
               <w:top w:val="single" w:color="D9D4C5" w:sz="4"/>
               <w:left w:val="single" w:color="D9D4C5" w:sz="4"/>
@@ -6936,7 +7209,7 @@
         </w:tc>
         <w:tc>
           <w:tcPr>
-            <w:tcW w:type="dxa" w:w="2317"/>
+            <w:tcW w:type="dxa" w:w="2194"/>
             <w:tcBorders>
               <w:top w:val="single" w:color="D9D4C5" w:sz="4"/>
               <w:left w:val="single" w:color="D9D4C5" w:sz="4"/>
@@ -6976,7 +7249,7 @@
         </w:trPr>
         <w:tc>
           <w:tcPr>
-            <w:tcW w:type="dxa" w:w="2685"/>
+            <w:tcW w:type="dxa" w:w="2426"/>
             <w:tcBorders>
               <w:top w:val="single" w:color="D9D4C5" w:sz="4"/>
               <w:left w:val="single" w:color="D9D4C5" w:sz="4"/>
@@ -7008,7 +7281,7 @@
         </w:tc>
         <w:tc>
           <w:tcPr>
-            <w:tcW w:type="dxa" w:w="2318"/>
+            <w:tcW w:type="dxa" w:w="2824"/>
             <w:tcBorders>
               <w:top w:val="single" w:color="D9D4C5" w:sz="4"/>
               <w:left w:val="single" w:color="D9D4C5" w:sz="4"/>
@@ -7040,7 +7313,7 @@
         </w:tc>
         <w:tc>
           <w:tcPr>
-            <w:tcW w:type="dxa" w:w="2318"/>
+            <w:tcW w:type="dxa" w:w="2194"/>
             <w:tcBorders>
               <w:top w:val="single" w:color="D9D4C5" w:sz="4"/>
               <w:left w:val="single" w:color="D9D4C5" w:sz="4"/>
@@ -7090,7 +7363,7 @@
         </w:tc>
         <w:tc>
           <w:tcPr>
-            <w:tcW w:type="dxa" w:w="2317"/>
+            <w:tcW w:type="dxa" w:w="2194"/>
             <w:tcBorders>
               <w:top w:val="single" w:color="D9D4C5" w:sz="4"/>
               <w:left w:val="single" w:color="D9D4C5" w:sz="4"/>
@@ -7127,7 +7400,7 @@
         </w:trPr>
         <w:tc>
           <w:tcPr>
-            <w:tcW w:type="dxa" w:w="2685"/>
+            <w:tcW w:type="dxa" w:w="2426"/>
             <w:tcBorders>
               <w:top w:val="single" w:color="D9D4C5" w:sz="4"/>
               <w:left w:val="single" w:color="D9D4C5" w:sz="4"/>
@@ -7160,7 +7433,7 @@
         </w:tc>
         <w:tc>
           <w:tcPr>
-            <w:tcW w:type="dxa" w:w="2318"/>
+            <w:tcW w:type="dxa" w:w="2824"/>
             <w:tcBorders>
               <w:top w:val="single" w:color="D9D4C5" w:sz="4"/>
               <w:left w:val="single" w:color="D9D4C5" w:sz="4"/>
@@ -7193,7 +7466,7 @@
         </w:tc>
         <w:tc>
           <w:tcPr>
-            <w:tcW w:type="dxa" w:w="2318"/>
+            <w:tcW w:type="dxa" w:w="2194"/>
             <w:tcBorders>
               <w:top w:val="single" w:color="D9D4C5" w:sz="4"/>
               <w:left w:val="single" w:color="D9D4C5" w:sz="4"/>
@@ -7244,7 +7517,7 @@
         </w:tc>
         <w:tc>
           <w:tcPr>
-            <w:tcW w:type="dxa" w:w="2317"/>
+            <w:tcW w:type="dxa" w:w="2194"/>
             <w:tcBorders>
               <w:top w:val="single" w:color="D9D4C5" w:sz="4"/>
               <w:left w:val="single" w:color="D9D4C5" w:sz="4"/>
@@ -7282,7 +7555,7 @@
         </w:trPr>
         <w:tc>
           <w:tcPr>
-            <w:tcW w:type="dxa" w:w="2685"/>
+            <w:tcW w:type="dxa" w:w="2426"/>
             <w:tcBorders>
               <w:top w:val="single" w:color="D9D4C5" w:sz="4"/>
               <w:left w:val="single" w:color="D9D4C5" w:sz="4"/>
@@ -7308,45 +7581,63 @@
                 <w:sz w:val="18"/>
                 <w:szCs w:val="18"/>
               </w:rPr>
-              <w:t xml:space="preserve">invia-email-notifica</w:t>
-            </w:r>
-          </w:p>
-        </w:tc>
-        <w:tc>
-          <w:tcPr>
-            <w:tcW w:type="dxa" w:w="2318"/>
-            <w:tcBorders>
-              <w:top w:val="single" w:color="D9D4C5" w:sz="4"/>
-              <w:left w:val="single" w:color="D9D4C5" w:sz="4"/>
-              <w:bottom w:val="single" w:color="D9D4C5" w:sz="4"/>
-              <w:right w:val="single" w:color="D9D4C5" w:sz="4"/>
-            </w:tcBorders>
-            <w:tcMar>
-              <w:top w:type="dxa" w:w="70"/>
-              <w:left w:type="dxa" w:w="110"/>
-              <w:bottom w:type="dxa" w:w="70"/>
-              <w:right w:type="dxa" w:w="110"/>
-            </w:tcMar>
-            <w:vAlign w:val="center"/>
-          </w:tcPr>
-          <w:p>
-            <w:pPr>
-              <w:spacing w:after="0" w:before="0"/>
-            </w:pPr>
-            <w:r>
-              <w:rPr>
-                <w:rFonts w:ascii="Arial" w:cs="Arial" w:eastAsia="Arial" w:hAnsi="Arial"/>
-                <w:color w:val="1B2118"/>
-                <w:sz w:val="18"/>
-                <w:szCs w:val="18"/>
-              </w:rPr>
-              <w:t xml:space="preserve">Spedisce per email una notifica interna (pulsante "Apri nel portale") tramite Resend</w:t>
-            </w:r>
-          </w:p>
-        </w:tc>
-        <w:tc>
-          <w:tcPr>
-            <w:tcW w:type="dxa" w:w="2318"/>
+              <w:t xml:space="preserve">recupera-password</w:t>
+            </w:r>
+          </w:p>
+        </w:tc>
+        <w:tc>
+          <w:tcPr>
+            <w:tcW w:type="dxa" w:w="2824"/>
+            <w:tcBorders>
+              <w:top w:val="single" w:color="D9D4C5" w:sz="4"/>
+              <w:left w:val="single" w:color="D9D4C5" w:sz="4"/>
+              <w:bottom w:val="single" w:color="D9D4C5" w:sz="4"/>
+              <w:right w:val="single" w:color="D9D4C5" w:sz="4"/>
+            </w:tcBorders>
+            <w:tcMar>
+              <w:top w:type="dxa" w:w="70"/>
+              <w:left w:type="dxa" w:w="110"/>
+              <w:bottom w:type="dxa" w:w="70"/>
+              <w:right w:type="dxa" w:w="110"/>
+            </w:tcMar>
+            <w:vAlign w:val="center"/>
+          </w:tcPr>
+          <w:p>
+            <w:pPr>
+              <w:spacing w:after="0" w:before="0"/>
+            </w:pPr>
+            <w:r>
+              <w:rPr>
+                <w:rFonts w:ascii="Arial" w:cs="Arial" w:eastAsia="Arial" w:hAnsi="Arial"/>
+                <w:color w:val="1B2118"/>
+                <w:sz w:val="18"/>
+                <w:szCs w:val="18"/>
+              </w:rPr>
+              <w:t xml:space="preserve">«Password dimenticata?»: genera il collegamento di recupero (</w:t>
+            </w:r>
+            <w:r>
+              <w:rPr>
+                <w:rFonts w:ascii="Consolas" w:cs="Consolas" w:eastAsia="Consolas" w:hAnsi="Consolas"/>
+                <w:color w:val="2F5D3A"/>
+                <w:sz w:val="18"/>
+                <w:szCs w:val="18"/>
+              </w:rPr>
+              <w:t xml:space="preserve">auth.admin.generateLink</w:t>
+            </w:r>
+            <w:r>
+              <w:rPr>
+                <w:rFonts w:ascii="Arial" w:cs="Arial" w:eastAsia="Arial" w:hAnsi="Arial"/>
+                <w:color w:val="1B2118"/>
+                <w:sz w:val="18"/>
+                <w:szCs w:val="18"/>
+              </w:rPr>
+              <w:t xml:space="preserve">) e spedisce con Resend l'email in italiano «Portale Carbon WastePrint (CWP) — Richiesta di reimpostazione della password», al posto del modello email di Supabase</w:t>
+            </w:r>
+          </w:p>
+        </w:tc>
+        <w:tc>
+          <w:tcPr>
+            <w:tcW w:type="dxa" w:w="2194"/>
             <w:tcBorders>
               <w:top w:val="single" w:color="D9D4C5" w:sz="4"/>
               <w:left w:val="single" w:color="D9D4C5" w:sz="4"/>
@@ -7392,19 +7683,194 @@
                 <w:sz w:val="18"/>
                 <w:szCs w:val="18"/>
               </w:rPr>
+              <w:t xml:space="preserve"> di proposito (la chiama chi non ha fatto l'accesso): risponde sempre </w:t>
+            </w:r>
+            <w:r>
+              <w:rPr>
+                <w:rFonts w:ascii="Consolas" w:cs="Consolas" w:eastAsia="Consolas" w:hAnsi="Consolas"/>
+                <w:color w:val="2F5D3A"/>
+                <w:sz w:val="18"/>
+                <w:szCs w:val="18"/>
+              </w:rPr>
+              <w:t xml:space="preserve">ok</w:t>
+            </w:r>
+            <w:r>
+              <w:rPr>
+                <w:rFonts w:ascii="Arial" w:cs="Arial" w:eastAsia="Arial" w:hAnsi="Arial"/>
+                <w:color w:val="1B2118"/>
+                <w:sz w:val="18"/>
+                <w:szCs w:val="18"/>
+              </w:rPr>
+              <w:t xml:space="preserve"> senza rivelare se l'indirizzo esiste; niente email agli utenti disattivati; massimo una richiesta ogni 2 minuti per indirizzo; il collegamento porta solo al portale</w:t>
+            </w:r>
+          </w:p>
+        </w:tc>
+        <w:tc>
+          <w:tcPr>
+            <w:tcW w:type="dxa" w:w="2194"/>
+            <w:tcBorders>
+              <w:top w:val="single" w:color="D9D4C5" w:sz="4"/>
+              <w:left w:val="single" w:color="D9D4C5" w:sz="4"/>
+              <w:bottom w:val="single" w:color="D9D4C5" w:sz="4"/>
+              <w:right w:val="single" w:color="D9D4C5" w:sz="4"/>
+            </w:tcBorders>
+            <w:tcMar>
+              <w:top w:type="dxa" w:w="70"/>
+              <w:left w:type="dxa" w:w="110"/>
+              <w:bottom w:type="dxa" w:w="70"/>
+              <w:right w:type="dxa" w:w="110"/>
+            </w:tcMar>
+            <w:vAlign w:val="center"/>
+          </w:tcPr>
+          <w:p>
+            <w:pPr>
+              <w:spacing w:after="0" w:before="0"/>
+            </w:pPr>
+            <w:r>
+              <w:rPr>
+                <w:rFonts w:ascii="Arial" w:cs="Arial" w:eastAsia="Arial" w:hAnsi="Arial"/>
+                <w:color w:val="1B2118"/>
+                <w:sz w:val="18"/>
+                <w:szCs w:val="18"/>
+              </w:rPr>
+              <w:t xml:space="preserve">Dashboard Supabase (editor web), 18/10</w:t>
+            </w:r>
+          </w:p>
+        </w:tc>
+      </w:tr>
+      <w:tr>
+        <w:trPr>
+          <w:cantSplit/>
+        </w:trPr>
+        <w:tc>
+          <w:tcPr>
+            <w:tcW w:type="dxa" w:w="2426"/>
+            <w:tcBorders>
+              <w:top w:val="single" w:color="D9D4C5" w:sz="4"/>
+              <w:left w:val="single" w:color="D9D4C5" w:sz="4"/>
+              <w:bottom w:val="single" w:color="D9D4C5" w:sz="4"/>
+              <w:right w:val="single" w:color="D9D4C5" w:sz="4"/>
+            </w:tcBorders>
+            <w:shd w:fill="F6F4EE" w:color="auto" w:val="clear"/>
+            <w:tcMar>
+              <w:top w:type="dxa" w:w="70"/>
+              <w:left w:type="dxa" w:w="110"/>
+              <w:bottom w:type="dxa" w:w="70"/>
+              <w:right w:type="dxa" w:w="110"/>
+            </w:tcMar>
+            <w:vAlign w:val="center"/>
+          </w:tcPr>
+          <w:p>
+            <w:pPr>
+              <w:spacing w:after="0" w:before="0"/>
+            </w:pPr>
+            <w:r>
+              <w:rPr>
+                <w:rFonts w:ascii="Consolas" w:cs="Consolas" w:eastAsia="Consolas" w:hAnsi="Consolas"/>
+                <w:color w:val="2F5D3A"/>
+                <w:sz w:val="18"/>
+                <w:szCs w:val="18"/>
+              </w:rPr>
+              <w:t xml:space="preserve">invia-email-notifica</w:t>
+            </w:r>
+          </w:p>
+        </w:tc>
+        <w:tc>
+          <w:tcPr>
+            <w:tcW w:type="dxa" w:w="2824"/>
+            <w:tcBorders>
+              <w:top w:val="single" w:color="D9D4C5" w:sz="4"/>
+              <w:left w:val="single" w:color="D9D4C5" w:sz="4"/>
+              <w:bottom w:val="single" w:color="D9D4C5" w:sz="4"/>
+              <w:right w:val="single" w:color="D9D4C5" w:sz="4"/>
+            </w:tcBorders>
+            <w:shd w:fill="F6F4EE" w:color="auto" w:val="clear"/>
+            <w:tcMar>
+              <w:top w:type="dxa" w:w="70"/>
+              <w:left w:type="dxa" w:w="110"/>
+              <w:bottom w:type="dxa" w:w="70"/>
+              <w:right w:type="dxa" w:w="110"/>
+            </w:tcMar>
+            <w:vAlign w:val="center"/>
+          </w:tcPr>
+          <w:p>
+            <w:pPr>
+              <w:spacing w:after="0" w:before="0"/>
+            </w:pPr>
+            <w:r>
+              <w:rPr>
+                <w:rFonts w:ascii="Arial" w:cs="Arial" w:eastAsia="Arial" w:hAnsi="Arial"/>
+                <w:color w:val="1B2118"/>
+                <w:sz w:val="18"/>
+                <w:szCs w:val="18"/>
+              </w:rPr>
+              <w:t xml:space="preserve">Spedisce per email una notifica interna (pulsante "Apri nel portale") tramite Resend</w:t>
+            </w:r>
+          </w:p>
+        </w:tc>
+        <w:tc>
+          <w:tcPr>
+            <w:tcW w:type="dxa" w:w="2194"/>
+            <w:tcBorders>
+              <w:top w:val="single" w:color="D9D4C5" w:sz="4"/>
+              <w:left w:val="single" w:color="D9D4C5" w:sz="4"/>
+              <w:bottom w:val="single" w:color="D9D4C5" w:sz="4"/>
+              <w:right w:val="single" w:color="D9D4C5" w:sz="4"/>
+            </w:tcBorders>
+            <w:shd w:fill="F6F4EE" w:color="auto" w:val="clear"/>
+            <w:tcMar>
+              <w:top w:type="dxa" w:w="70"/>
+              <w:left w:type="dxa" w:w="110"/>
+              <w:bottom w:type="dxa" w:w="70"/>
+              <w:right w:type="dxa" w:w="110"/>
+            </w:tcMar>
+            <w:vAlign w:val="center"/>
+          </w:tcPr>
+          <w:p>
+            <w:pPr>
+              <w:spacing w:after="0" w:before="0"/>
+            </w:pPr>
+            <w:r>
+              <w:rPr>
+                <w:rFonts w:ascii="Arial" w:cs="Arial" w:eastAsia="Arial" w:hAnsi="Arial"/>
+                <w:color w:val="1B2118"/>
+                <w:sz w:val="18"/>
+                <w:szCs w:val="18"/>
+              </w:rPr>
+              <w:t xml:space="preserve">Verify JWT </w:t>
+            </w:r>
+            <w:r>
+              <w:rPr>
+                <w:rFonts w:ascii="Arial" w:cs="Arial" w:eastAsia="Arial" w:hAnsi="Arial"/>
+                <w:b/>
+                <w:bCs/>
+                <w:color w:val="1B2118"/>
+                <w:sz w:val="18"/>
+                <w:szCs w:val="18"/>
+              </w:rPr>
+              <w:t xml:space="preserve">disattivato</w:t>
+            </w:r>
+            <w:r>
+              <w:rPr>
+                <w:rFonts w:ascii="Arial" w:cs="Arial" w:eastAsia="Arial" w:hAnsi="Arial"/>
+                <w:color w:val="1B2118"/>
+                <w:sz w:val="18"/>
+                <w:szCs w:val="18"/>
+              </w:rPr>
               <w:t xml:space="preserve"> di proposito: usa solo l'id ricevuto e rilegge tutto dal database; ogni notifica parte una volta sola</w:t>
             </w:r>
           </w:p>
         </w:tc>
         <w:tc>
           <w:tcPr>
-            <w:tcW w:type="dxa" w:w="2317"/>
-            <w:tcBorders>
-              <w:top w:val="single" w:color="D9D4C5" w:sz="4"/>
-              <w:left w:val="single" w:color="D9D4C5" w:sz="4"/>
-              <w:bottom w:val="single" w:color="D9D4C5" w:sz="4"/>
-              <w:right w:val="single" w:color="D9D4C5" w:sz="4"/>
-            </w:tcBorders>
+            <w:tcW w:type="dxa" w:w="2194"/>
+            <w:tcBorders>
+              <w:top w:val="single" w:color="D9D4C5" w:sz="4"/>
+              <w:left w:val="single" w:color="D9D4C5" w:sz="4"/>
+              <w:bottom w:val="single" w:color="D9D4C5" w:sz="4"/>
+              <w:right w:val="single" w:color="D9D4C5" w:sz="4"/>
+            </w:tcBorders>
+            <w:shd w:fill="F6F4EE" w:color="auto" w:val="clear"/>
             <w:tcMar>
               <w:top w:type="dxa" w:w="70"/>
               <w:left w:type="dxa" w:w="110"/>
@@ -11968,6 +12434,126 @@
           <w:sz w:val="21"/>
           <w:szCs w:val="21"/>
         </w:rPr>
+        <w:t xml:space="preserve">Email di recupero password spedita dal portale</w:t>
+      </w:r>
+      <w:r>
+        <w:rPr>
+          <w:rFonts w:ascii="Arial" w:cs="Arial" w:eastAsia="Arial" w:hAnsi="Arial"/>
+          <w:color w:val="1B2118"/>
+          <w:sz w:val="21"/>
+          <w:szCs w:val="21"/>
+        </w:rPr>
+        <w:t xml:space="preserve"> — le email di recupero arrivavano con il testo inglese predefinito di Supabase anche dopo aver salvato il modello italiano (tre prove, anche dopo il riavvio del servizio Auth). Soluzione: nuova Edge Function </w:t>
+      </w:r>
+      <w:r>
+        <w:rPr>
+          <w:rFonts w:ascii="Consolas" w:cs="Consolas" w:eastAsia="Consolas" w:hAnsi="Consolas"/>
+          <w:color w:val="2F5D3A"/>
+          <w:sz w:val="21"/>
+          <w:szCs w:val="21"/>
+        </w:rPr>
+        <w:t xml:space="preserve">recupera-password</w:t>
+      </w:r>
+      <w:r>
+        <w:rPr>
+          <w:rFonts w:ascii="Arial" w:cs="Arial" w:eastAsia="Arial" w:hAnsi="Arial"/>
+          <w:color w:val="1B2118"/>
+          <w:sz w:val="21"/>
+          <w:szCs w:val="21"/>
+        </w:rPr>
+        <w:t xml:space="preserve"> (Verify JWT disattivato) che genera il collegamento di recupero e spedisce con Resend l'email in italiano con la grafica delle notifiche (oggetto «Portale Carbon WastePrint (CWP) — Richiesta di reimpostazione della password», pulsante «Scegli una nuova password →»); script </w:t>
+      </w:r>
+      <w:r>
+        <w:rPr>
+          <w:rFonts w:ascii="Consolas" w:cs="Consolas" w:eastAsia="Consolas" w:hAnsi="Consolas"/>
+          <w:color w:val="2F5D3A"/>
+          <w:sz w:val="21"/>
+          <w:szCs w:val="21"/>
+        </w:rPr>
+        <w:t xml:space="preserve">16_recupero_password.sql</w:t>
+      </w:r>
+      <w:r>
+        <w:rPr>
+          <w:rFonts w:ascii="Arial" w:cs="Arial" w:eastAsia="Arial" w:hAnsi="Arial"/>
+          <w:color w:val="1B2118"/>
+          <w:sz w:val="21"/>
+          <w:szCs w:val="21"/>
+        </w:rPr>
+        <w:t xml:space="preserve"> (limite di una richiesta ogni 2 minuti per indirizzo); </w:t>
+      </w:r>
+      <w:r>
+        <w:rPr>
+          <w:rFonts w:ascii="Consolas" w:cs="Consolas" w:eastAsia="Consolas" w:hAnsi="Consolas"/>
+          <w:color w:val="2F5D3A"/>
+          <w:sz w:val="21"/>
+          <w:szCs w:val="21"/>
+        </w:rPr>
+        <w:t xml:space="preserve">AuthContext.richiediRecuperoPassword</w:t>
+      </w:r>
+      <w:r>
+        <w:rPr>
+          <w:rFonts w:ascii="Arial" w:cs="Arial" w:eastAsia="Arial" w:hAnsi="Arial"/>
+          <w:color w:val="1B2118"/>
+          <w:sz w:val="21"/>
+          <w:szCs w:val="21"/>
+        </w:rPr>
+        <w:t xml:space="preserve"> chiama la funzione invece di </w:t>
+      </w:r>
+      <w:r>
+        <w:rPr>
+          <w:rFonts w:ascii="Consolas" w:cs="Consolas" w:eastAsia="Consolas" w:hAnsi="Consolas"/>
+          <w:color w:val="2F5D3A"/>
+          <w:sz w:val="21"/>
+          <w:szCs w:val="21"/>
+        </w:rPr>
+        <w:t xml:space="preserve">resetPasswordForEmail</w:t>
+      </w:r>
+      <w:r>
+        <w:rPr>
+          <w:rFonts w:ascii="Arial" w:cs="Arial" w:eastAsia="Arial" w:hAnsi="Arial"/>
+          <w:color w:val="1B2118"/>
+          <w:sz w:val="21"/>
+          <w:szCs w:val="21"/>
+        </w:rPr>
+        <w:t xml:space="preserve"> (commit 21306fb). Il modello italiano resta salvato in Supabase ma non è più usato dal portale. Prova in produzione: richiesta per luca.moretti@operate.it accettata, collegamento generato (</w:t>
+      </w:r>
+      <w:r>
+        <w:rPr>
+          <w:rFonts w:ascii="Consolas" w:cs="Consolas" w:eastAsia="Consolas" w:hAnsi="Consolas"/>
+          <w:color w:val="2F5D3A"/>
+          <w:sz w:val="21"/>
+          <w:szCs w:val="21"/>
+        </w:rPr>
+        <w:t xml:space="preserve">recovery_sent_at</w:t>
+      </w:r>
+      <w:r>
+        <w:rPr>
+          <w:rFonts w:ascii="Arial" w:cs="Arial" w:eastAsia="Arial" w:hAnsi="Arial"/>
+          <w:color w:val="1B2118"/>
+          <w:sz w:val="21"/>
+          <w:szCs w:val="21"/>
+        </w:rPr>
+        <w:t xml:space="preserve"> aggiornato), email inviata con Resend.</w:t>
+      </w:r>
+    </w:p>
+    <w:p>
+      <w:pPr>
+        <w:pStyle w:val="ListParagraph"/>
+        <w:numPr>
+          <w:ilvl w:val="0"/>
+          <w:numId w:val="3"/>
+        </w:numPr>
+        <w:spacing w:after="70" w:line="290"/>
+      </w:pPr>
+      <w:r>
+        <w:rPr>
+          <w:rFonts w:ascii="Arial" w:cs="Arial" w:eastAsia="Arial" w:hAnsi="Arial"/>
+          <w:b/>
+          <w:bCs/>
+          <w:color w:val="1B2118"/>
+          <w:sz w:val="21"/>
+          <w:szCs w:val="21"/>
+        </w:rPr>
         <w:t xml:space="preserve">Pagina «Il mio profilo»</w:t>
       </w:r>
       <w:r>
@@ -14357,7 +14943,7 @@
               </w:rPr>
               <w:t xml:space="preserve">Claude Doc: </w:t>
             </w:r>
-            <w:hyperlink w:history="1" r:id="rIdvlazqbztmly4asi8prfsw">
+            <w:hyperlink w:history="1" r:id="rIdpmwlgn8n-lcmxzxhzjx9y">
               <w:r>
                 <w:rPr>
                   <w:rFonts w:ascii="Arial" w:cs="Arial" w:eastAsia="Arial" w:hAnsi="Arial"/>
@@ -14704,7 +15290,7 @@
               </w:rPr>
               <w:t xml:space="preserve">Claude Doc: </w:t>
             </w:r>
-            <w:hyperlink w:history="1" r:id="rIdemnpq6oojb_hhuwxitbqc">
+            <w:hyperlink w:history="1" r:id="rId181zxzmywawbqyx-z0r2i">
               <w:r>
                 <w:rPr>
                   <w:rFonts w:ascii="Arial" w:cs="Arial" w:eastAsia="Arial" w:hAnsi="Arial"/>
@@ -15113,7 +15699,7 @@
               </w:rPr>
               <w:t xml:space="preserve">Claude Doc: </w:t>
             </w:r>
-            <w:hyperlink w:history="1" r:id="rIdefpg0hl6uwcoztoexqrbr">
+            <w:hyperlink w:history="1" r:id="rIdqixg_0kp8rm8atg9anwbf">
               <w:r>
                 <w:rPr>
                   <w:rFonts w:ascii="Arial" w:cs="Arial" w:eastAsia="Arial" w:hAnsi="Arial"/>
@@ -15656,7 +16242,7 @@
             <w:pPr>
               <w:spacing w:after="0" w:before="0"/>
             </w:pPr>
-            <w:hyperlink w:history="1" r:id="rIdade59zvhnppl_9ie2wlw5">
+            <w:hyperlink w:history="1" r:id="rIdmztu44byyqmcbh7h0nwv5">
               <w:r>
                 <w:rPr>
                   <w:rFonts w:ascii="Arial" w:cs="Arial" w:eastAsia="Arial" w:hAnsi="Arial"/>
@@ -18568,7 +19154,7 @@
         <w:szCs w:val="16"/>
       </w:rPr>
       <w:tab/>
-      <w:t xml:space="preserve">Registro sviluppo e deploy · Rev. 1.1 · 18/10/2026</w:t>
+      <w:t xml:space="preserve">Registro sviluppo e deploy · Rev. 1.2 · 18/10/2026</w:t>
     </w:r>
   </w:p>
 </w:hdr>
@@ -18633,7 +19219,7 @@
         <w:szCs w:val="16"/>
       </w:rPr>
       <w:tab/>
-      <w:t xml:space="preserve">Registro sviluppo e deploy · Rev. 1.1 · 18/10/2026</w:t>
+      <w:t xml:space="preserve">Registro sviluppo e deploy · Rev. 1.2 · 18/10/2026</w:t>
     </w:r>
   </w:p>
 </w:hdr>

--- a/public/documentazione/Registro_Dev_Deploy_Portale_CWP.docx
+++ b/public/documentazione/Registro_Dev_Deploy_Portale_CWP.docx
@@ -12533,7 +12533,7 @@
           <w:sz w:val="21"/>
           <w:szCs w:val="21"/>
         </w:rPr>
-        <w:t xml:space="preserve"> aggiornato), email inviata con Resend.</w:t>
+        <w:t xml:space="preserve"> aggiornato), email arrivata alle 14:04 in italiano con oggetto, testo e pulsante corretti (confermato da Luca).</w:t>
       </w:r>
     </w:p>
     <w:p>
@@ -14943,7 +14943,7 @@
               </w:rPr>
               <w:t xml:space="preserve">Claude Doc: </w:t>
             </w:r>
-            <w:hyperlink w:history="1" r:id="rIdpmwlgn8n-lcmxzxhzjx9y">
+            <w:hyperlink w:history="1" r:id="rIdsmbng0t3y53etclc7ut9w">
               <w:r>
                 <w:rPr>
                   <w:rFonts w:ascii="Arial" w:cs="Arial" w:eastAsia="Arial" w:hAnsi="Arial"/>
@@ -15290,7 +15290,7 @@
               </w:rPr>
               <w:t xml:space="preserve">Claude Doc: </w:t>
             </w:r>
-            <w:hyperlink w:history="1" r:id="rId181zxzmywawbqyx-z0r2i">
+            <w:hyperlink w:history="1" r:id="rIdqaxuv-xbbynkyf5uqyey1">
               <w:r>
                 <w:rPr>
                   <w:rFonts w:ascii="Arial" w:cs="Arial" w:eastAsia="Arial" w:hAnsi="Arial"/>
@@ -15699,7 +15699,7 @@
               </w:rPr>
               <w:t xml:space="preserve">Claude Doc: </w:t>
             </w:r>
-            <w:hyperlink w:history="1" r:id="rIdqixg_0kp8rm8atg9anwbf">
+            <w:hyperlink w:history="1" r:id="rIdfcfhi-c5xy4-acvyiesqu">
               <w:r>
                 <w:rPr>
                   <w:rFonts w:ascii="Arial" w:cs="Arial" w:eastAsia="Arial" w:hAnsi="Arial"/>
@@ -16242,7 +16242,7 @@
             <w:pPr>
               <w:spacing w:after="0" w:before="0"/>
             </w:pPr>
-            <w:hyperlink w:history="1" r:id="rIdmztu44byyqmcbh7h0nwv5">
+            <w:hyperlink w:history="1" r:id="rIdyrx6lgjpmtt6nbxsi4ept">
               <w:r>
                 <w:rPr>
                   <w:rFonts w:ascii="Arial" w:cs="Arial" w:eastAsia="Arial" w:hAnsi="Arial"/>

--- a/public/documentazione/Registro_Dev_Deploy_Portale_CWP.docx
+++ b/public/documentazione/Registro_Dev_Deploy_Portale_CWP.docx
@@ -302,7 +302,7 @@
                 <w:sz w:val="20"/>
                 <w:szCs w:val="20"/>
               </w:rPr>
-              <w:t xml:space="preserve">Rev. 1.2</w:t>
+              <w:t xml:space="preserve">Rev. 1.3</w:t>
             </w:r>
           </w:p>
         </w:tc>
@@ -719,7 +719,7 @@
                 <w:sz w:val="18"/>
                 <w:szCs w:val="18"/>
               </w:rPr>
-              <w:t xml:space="preserve">1.2</w:t>
+              <w:t xml:space="preserve">1.3</w:t>
             </w:r>
           </w:p>
         </w:tc>
@@ -783,7 +783,7 @@
                 <w:sz w:val="18"/>
                 <w:szCs w:val="18"/>
               </w:rPr>
-              <w:t xml:space="preserve">Pagina «Il mio profilo»; password (script 15 e 16, Edge Functions reimposta-password e recupera-password); SMTP Resend; email di recupero in italiano spedita dal portale.</w:t>
+              <w:t xml:space="preserve">Manuale Amministratore in Word/PDF; Manuale Utente solo in PDF per gli utenti e anche in «I tuoi documenti».</w:t>
             </w:r>
           </w:p>
         </w:tc>
@@ -853,7 +853,7 @@
                 <w:sz w:val="18"/>
                 <w:szCs w:val="18"/>
               </w:rPr>
-              <w:t xml:space="preserve">1.1</w:t>
+              <w:t xml:space="preserve">1.2</w:t>
             </w:r>
           </w:p>
         </w:tc>
@@ -919,7 +919,7 @@
                 <w:sz w:val="18"/>
                 <w:szCs w:val="18"/>
               </w:rPr>
-              <w:t xml:space="preserve">Pagina Documentazione; backlog riordinato; decisione di passare Vercel e Supabase a piani a pagamento (punto 29); riservatezza della documentazione (punto 28).</w:t>
+              <w:t xml:space="preserve">Pagina «Il mio profilo»; password (script 15 e 16, Edge Functions reimposta-password e recupera-password); SMTP Resend; email di recupero in italiano spedita dal portale.</w:t>
             </w:r>
           </w:p>
         </w:tc>
@@ -989,6 +989,140 @@
                 <w:sz w:val="18"/>
                 <w:szCs w:val="18"/>
               </w:rPr>
+              <w:t xml:space="preserve">1.1</w:t>
+            </w:r>
+          </w:p>
+        </w:tc>
+        <w:tc>
+          <w:tcPr>
+            <w:tcW w:type="dxa" w:w="1300"/>
+            <w:tcBorders>
+              <w:top w:val="single" w:color="D9D4C5" w:sz="4"/>
+              <w:left w:val="single" w:color="D9D4C5" w:sz="4"/>
+              <w:bottom w:val="single" w:color="D9D4C5" w:sz="4"/>
+              <w:right w:val="single" w:color="D9D4C5" w:sz="4"/>
+            </w:tcBorders>
+            <w:tcMar>
+              <w:top w:type="dxa" w:w="70"/>
+              <w:left w:type="dxa" w:w="110"/>
+              <w:bottom w:type="dxa" w:w="70"/>
+              <w:right w:type="dxa" w:w="110"/>
+            </w:tcMar>
+            <w:vAlign w:val="center"/>
+          </w:tcPr>
+          <w:p>
+            <w:pPr>
+              <w:spacing w:after="0" w:before="0"/>
+            </w:pPr>
+            <w:r>
+              <w:rPr>
+                <w:rFonts w:ascii="Arial" w:cs="Arial" w:eastAsia="Arial" w:hAnsi="Arial"/>
+                <w:color w:val="1B2118"/>
+                <w:sz w:val="18"/>
+                <w:szCs w:val="18"/>
+              </w:rPr>
+              <w:t xml:space="preserve">18/10/2026</w:t>
+            </w:r>
+          </w:p>
+        </w:tc>
+        <w:tc>
+          <w:tcPr>
+            <w:tcW w:type="dxa" w:w="5538"/>
+            <w:tcBorders>
+              <w:top w:val="single" w:color="D9D4C5" w:sz="4"/>
+              <w:left w:val="single" w:color="D9D4C5" w:sz="4"/>
+              <w:bottom w:val="single" w:color="D9D4C5" w:sz="4"/>
+              <w:right w:val="single" w:color="D9D4C5" w:sz="4"/>
+            </w:tcBorders>
+            <w:tcMar>
+              <w:top w:type="dxa" w:w="70"/>
+              <w:left w:type="dxa" w:w="110"/>
+              <w:bottom w:type="dxa" w:w="70"/>
+              <w:right w:type="dxa" w:w="110"/>
+            </w:tcMar>
+            <w:vAlign w:val="center"/>
+          </w:tcPr>
+          <w:p>
+            <w:pPr>
+              <w:spacing w:after="0" w:before="0"/>
+            </w:pPr>
+            <w:r>
+              <w:rPr>
+                <w:rFonts w:ascii="Arial" w:cs="Arial" w:eastAsia="Arial" w:hAnsi="Arial"/>
+                <w:color w:val="1B2118"/>
+                <w:sz w:val="18"/>
+                <w:szCs w:val="18"/>
+              </w:rPr>
+              <w:t xml:space="preserve">Pagina Documentazione; backlog riordinato; decisione di passare Vercel e Supabase a piani a pagamento (punto 29); riservatezza della documentazione (punto 28).</w:t>
+            </w:r>
+          </w:p>
+        </w:tc>
+        <w:tc>
+          <w:tcPr>
+            <w:tcW w:type="dxa" w:w="2000"/>
+            <w:tcBorders>
+              <w:top w:val="single" w:color="D9D4C5" w:sz="4"/>
+              <w:left w:val="single" w:color="D9D4C5" w:sz="4"/>
+              <w:bottom w:val="single" w:color="D9D4C5" w:sz="4"/>
+              <w:right w:val="single" w:color="D9D4C5" w:sz="4"/>
+            </w:tcBorders>
+            <w:tcMar>
+              <w:top w:type="dxa" w:w="70"/>
+              <w:left w:type="dxa" w:w="110"/>
+              <w:bottom w:type="dxa" w:w="70"/>
+              <w:right w:type="dxa" w:w="110"/>
+            </w:tcMar>
+            <w:vAlign w:val="center"/>
+          </w:tcPr>
+          <w:p>
+            <w:pPr>
+              <w:spacing w:after="0" w:before="0"/>
+            </w:pPr>
+            <w:r>
+              <w:rPr>
+                <w:rFonts w:ascii="Arial" w:cs="Arial" w:eastAsia="Arial" w:hAnsi="Arial"/>
+                <w:color w:val="1B2118"/>
+                <w:sz w:val="18"/>
+                <w:szCs w:val="18"/>
+              </w:rPr>
+              <w:t xml:space="preserve">Fondazione Operate</w:t>
+            </w:r>
+          </w:p>
+        </w:tc>
+      </w:tr>
+      <w:tr>
+        <w:trPr>
+          <w:cantSplit/>
+        </w:trPr>
+        <w:tc>
+          <w:tcPr>
+            <w:tcW w:type="dxa" w:w="800"/>
+            <w:tcBorders>
+              <w:top w:val="single" w:color="D9D4C5" w:sz="4"/>
+              <w:left w:val="single" w:color="D9D4C5" w:sz="4"/>
+              <w:bottom w:val="single" w:color="D9D4C5" w:sz="4"/>
+              <w:right w:val="single" w:color="D9D4C5" w:sz="4"/>
+            </w:tcBorders>
+            <w:shd w:fill="F6F4EE" w:color="auto" w:val="clear"/>
+            <w:tcMar>
+              <w:top w:type="dxa" w:w="70"/>
+              <w:left w:type="dxa" w:w="110"/>
+              <w:bottom w:type="dxa" w:w="70"/>
+              <w:right w:type="dxa" w:w="110"/>
+            </w:tcMar>
+            <w:vAlign w:val="center"/>
+          </w:tcPr>
+          <w:p>
+            <w:pPr>
+              <w:spacing w:after="0" w:before="0"/>
+            </w:pPr>
+            <w:r>
+              <w:rPr>
+                <w:rFonts w:ascii="Arial" w:cs="Arial" w:eastAsia="Arial" w:hAnsi="Arial"/>
+                <w:color w:val="1B2118"/>
+                <w:sz w:val="18"/>
+                <w:szCs w:val="18"/>
+              </w:rPr>
               <w:t xml:space="preserve">1.0</w:t>
             </w:r>
           </w:p>
@@ -1002,6 +1136,7 @@
               <w:bottom w:val="single" w:color="D9D4C5" w:sz="4"/>
               <w:right w:val="single" w:color="D9D4C5" w:sz="4"/>
             </w:tcBorders>
+            <w:shd w:fill="F6F4EE" w:color="auto" w:val="clear"/>
             <w:tcMar>
               <w:top w:type="dxa" w:w="70"/>
               <w:left w:type="dxa" w:w="110"/>
@@ -1034,6 +1169,7 @@
               <w:bottom w:val="single" w:color="D9D4C5" w:sz="4"/>
               <w:right w:val="single" w:color="D9D4C5" w:sz="4"/>
             </w:tcBorders>
+            <w:shd w:fill="F6F4EE" w:color="auto" w:val="clear"/>
             <w:tcMar>
               <w:top w:type="dxa" w:w="70"/>
               <w:left w:type="dxa" w:w="110"/>
@@ -1066,6 +1202,7 @@
               <w:bottom w:val="single" w:color="D9D4C5" w:sz="4"/>
               <w:right w:val="single" w:color="D9D4C5" w:sz="4"/>
             </w:tcBorders>
+            <w:shd w:fill="F6F4EE" w:color="auto" w:val="clear"/>
             <w:tcMar>
               <w:top w:type="dxa" w:w="70"/>
               <w:left w:type="dxa" w:w="110"/>
@@ -1107,7 +1244,7 @@
           <w:sz w:val="20"/>
           <w:szCs w:val="20"/>
         </w:rPr>
-        <w:t xml:space="preserve">Fotografia del registro alla revisione 1.2 del 18/10/2026. Il registro è aggiornato a ogni nuova funzione, servizio o rilascio; la versione corrente si scarica dall'area Documentazione del portale (solo Amministratori).</w:t>
+        <w:t xml:space="preserve">Fotografia del registro alla revisione 1.3 del 18/10/2026. Il registro è aggiornato a ogni nuova funzione, servizio o rilascio; la versione corrente si scarica dall'area Documentazione del portale (solo Amministratori).</w:t>
       </w:r>
     </w:p>
     <w:p>
@@ -8077,8 +8214,8 @@
       </w:tblPr>
       <w:tblGrid>
         <w:gridCol w:w="2635"/>
-        <w:gridCol w:w="5135"/>
-        <w:gridCol w:w="1868"/>
+        <w:gridCol w:w="5190"/>
+        <w:gridCol w:w="1813"/>
       </w:tblGrid>
       <w:tr>
         <w:trPr>
@@ -8121,7 +8258,7 @@
         </w:tc>
         <w:tc>
           <w:tcPr>
-            <w:tcW w:type="dxa" w:w="5135"/>
+            <w:tcW w:type="dxa" w:w="5190"/>
             <w:tcBorders>
               <w:top w:val="single" w:color="D9D4C5" w:sz="4"/>
               <w:left w:val="single" w:color="D9D4C5" w:sz="4"/>
@@ -8156,7 +8293,7 @@
         </w:tc>
         <w:tc>
           <w:tcPr>
-            <w:tcW w:type="dxa" w:w="1868"/>
+            <w:tcW w:type="dxa" w:w="1813"/>
             <w:tcBorders>
               <w:top w:val="single" w:color="D9D4C5" w:sz="4"/>
               <w:left w:val="single" w:color="D9D4C5" w:sz="4"/>
@@ -8228,7 +8365,7 @@
         </w:tc>
         <w:tc>
           <w:tcPr>
-            <w:tcW w:type="dxa" w:w="5135"/>
+            <w:tcW w:type="dxa" w:w="5190"/>
             <w:tcBorders>
               <w:top w:val="single" w:color="D9D4C5" w:sz="4"/>
               <w:left w:val="single" w:color="D9D4C5" w:sz="4"/>
@@ -8260,7 +8397,7 @@
         </w:tc>
         <w:tc>
           <w:tcPr>
-            <w:tcW w:type="dxa" w:w="1868"/>
+            <w:tcW w:type="dxa" w:w="1813"/>
             <w:tcBorders>
               <w:top w:val="single" w:color="D9D4C5" w:sz="4"/>
               <w:left w:val="single" w:color="D9D4C5" w:sz="4"/>
@@ -8330,7 +8467,7 @@
         </w:tc>
         <w:tc>
           <w:tcPr>
-            <w:tcW w:type="dxa" w:w="5135"/>
+            <w:tcW w:type="dxa" w:w="5190"/>
             <w:tcBorders>
               <w:top w:val="single" w:color="D9D4C5" w:sz="4"/>
               <w:left w:val="single" w:color="D9D4C5" w:sz="4"/>
@@ -8363,7 +8500,7 @@
         </w:tc>
         <w:tc>
           <w:tcPr>
-            <w:tcW w:type="dxa" w:w="1868"/>
+            <w:tcW w:type="dxa" w:w="1813"/>
             <w:tcBorders>
               <w:top w:val="single" w:color="D9D4C5" w:sz="4"/>
               <w:left w:val="single" w:color="D9D4C5" w:sz="4"/>
@@ -8444,7 +8581,7 @@
         </w:tc>
         <w:tc>
           <w:tcPr>
-            <w:tcW w:type="dxa" w:w="5135"/>
+            <w:tcW w:type="dxa" w:w="5190"/>
             <w:tcBorders>
               <w:top w:val="single" w:color="D9D4C5" w:sz="4"/>
               <w:left w:val="single" w:color="D9D4C5" w:sz="4"/>
@@ -8476,7 +8613,7 @@
         </w:tc>
         <w:tc>
           <w:tcPr>
-            <w:tcW w:type="dxa" w:w="1868"/>
+            <w:tcW w:type="dxa" w:w="1813"/>
             <w:tcBorders>
               <w:top w:val="single" w:color="D9D4C5" w:sz="4"/>
               <w:left w:val="single" w:color="D9D4C5" w:sz="4"/>
@@ -8546,7 +8683,7 @@
         </w:tc>
         <w:tc>
           <w:tcPr>
-            <w:tcW w:type="dxa" w:w="5135"/>
+            <w:tcW w:type="dxa" w:w="5190"/>
             <w:tcBorders>
               <w:top w:val="single" w:color="D9D4C5" w:sz="4"/>
               <w:left w:val="single" w:color="D9D4C5" w:sz="4"/>
@@ -8579,7 +8716,7 @@
         </w:tc>
         <w:tc>
           <w:tcPr>
-            <w:tcW w:type="dxa" w:w="1868"/>
+            <w:tcW w:type="dxa" w:w="1813"/>
             <w:tcBorders>
               <w:top w:val="single" w:color="D9D4C5" w:sz="4"/>
               <w:left w:val="single" w:color="D9D4C5" w:sz="4"/>
@@ -8649,7 +8786,7 @@
         </w:tc>
         <w:tc>
           <w:tcPr>
-            <w:tcW w:type="dxa" w:w="5135"/>
+            <w:tcW w:type="dxa" w:w="5190"/>
             <w:tcBorders>
               <w:top w:val="single" w:color="D9D4C5" w:sz="4"/>
               <w:left w:val="single" w:color="D9D4C5" w:sz="4"/>
@@ -8681,7 +8818,7 @@
         </w:tc>
         <w:tc>
           <w:tcPr>
-            <w:tcW w:type="dxa" w:w="1868"/>
+            <w:tcW w:type="dxa" w:w="1813"/>
             <w:tcBorders>
               <w:top w:val="single" w:color="D9D4C5" w:sz="4"/>
               <w:left w:val="single" w:color="D9D4C5" w:sz="4"/>
@@ -8762,7 +8899,7 @@
         </w:tc>
         <w:tc>
           <w:tcPr>
-            <w:tcW w:type="dxa" w:w="5135"/>
+            <w:tcW w:type="dxa" w:w="5190"/>
             <w:tcBorders>
               <w:top w:val="single" w:color="D9D4C5" w:sz="4"/>
               <w:left w:val="single" w:color="D9D4C5" w:sz="4"/>
@@ -8795,7 +8932,7 @@
         </w:tc>
         <w:tc>
           <w:tcPr>
-            <w:tcW w:type="dxa" w:w="1868"/>
+            <w:tcW w:type="dxa" w:w="1813"/>
             <w:tcBorders>
               <w:top w:val="single" w:color="D9D4C5" w:sz="4"/>
               <w:left w:val="single" w:color="D9D4C5" w:sz="4"/>
@@ -8865,7 +9002,7 @@
         </w:tc>
         <w:tc>
           <w:tcPr>
-            <w:tcW w:type="dxa" w:w="5135"/>
+            <w:tcW w:type="dxa" w:w="5190"/>
             <w:tcBorders>
               <w:top w:val="single" w:color="D9D4C5" w:sz="4"/>
               <w:left w:val="single" w:color="D9D4C5" w:sz="4"/>
@@ -8915,7 +9052,7 @@
         </w:tc>
         <w:tc>
           <w:tcPr>
-            <w:tcW w:type="dxa" w:w="1868"/>
+            <w:tcW w:type="dxa" w:w="1813"/>
             <w:tcBorders>
               <w:top w:val="single" w:color="D9D4C5" w:sz="4"/>
               <w:left w:val="single" w:color="D9D4C5" w:sz="4"/>
@@ -8985,7 +9122,7 @@
         </w:tc>
         <w:tc>
           <w:tcPr>
-            <w:tcW w:type="dxa" w:w="5135"/>
+            <w:tcW w:type="dxa" w:w="5190"/>
             <w:tcBorders>
               <w:top w:val="single" w:color="D9D4C5" w:sz="4"/>
               <w:left w:val="single" w:color="D9D4C5" w:sz="4"/>
@@ -9018,7 +9155,7 @@
         </w:tc>
         <w:tc>
           <w:tcPr>
-            <w:tcW w:type="dxa" w:w="1868"/>
+            <w:tcW w:type="dxa" w:w="1813"/>
             <w:tcBorders>
               <w:top w:val="single" w:color="D9D4C5" w:sz="4"/>
               <w:left w:val="single" w:color="D9D4C5" w:sz="4"/>
@@ -9088,7 +9225,7 @@
         </w:tc>
         <w:tc>
           <w:tcPr>
-            <w:tcW w:type="dxa" w:w="5135"/>
+            <w:tcW w:type="dxa" w:w="5190"/>
             <w:tcBorders>
               <w:top w:val="single" w:color="D9D4C5" w:sz="4"/>
               <w:left w:val="single" w:color="D9D4C5" w:sz="4"/>
@@ -9120,7 +9257,7 @@
         </w:tc>
         <w:tc>
           <w:tcPr>
-            <w:tcW w:type="dxa" w:w="1868"/>
+            <w:tcW w:type="dxa" w:w="1813"/>
             <w:tcBorders>
               <w:top w:val="single" w:color="D9D4C5" w:sz="4"/>
               <w:left w:val="single" w:color="D9D4C5" w:sz="4"/>
@@ -9190,7 +9327,7 @@
         </w:tc>
         <w:tc>
           <w:tcPr>
-            <w:tcW w:type="dxa" w:w="5135"/>
+            <w:tcW w:type="dxa" w:w="5190"/>
             <w:tcBorders>
               <w:top w:val="single" w:color="D9D4C5" w:sz="4"/>
               <w:left w:val="single" w:color="D9D4C5" w:sz="4"/>
@@ -9223,7 +9360,7 @@
         </w:tc>
         <w:tc>
           <w:tcPr>
-            <w:tcW w:type="dxa" w:w="1868"/>
+            <w:tcW w:type="dxa" w:w="1813"/>
             <w:tcBorders>
               <w:top w:val="single" w:color="D9D4C5" w:sz="4"/>
               <w:left w:val="single" w:color="D9D4C5" w:sz="4"/>
@@ -9311,7 +9448,7 @@
         </w:tc>
         <w:tc>
           <w:tcPr>
-            <w:tcW w:type="dxa" w:w="5135"/>
+            <w:tcW w:type="dxa" w:w="5190"/>
             <w:tcBorders>
               <w:top w:val="single" w:color="D9D4C5" w:sz="4"/>
               <w:left w:val="single" w:color="D9D4C5" w:sz="4"/>
@@ -9343,7 +9480,7 @@
         </w:tc>
         <w:tc>
           <w:tcPr>
-            <w:tcW w:type="dxa" w:w="1868"/>
+            <w:tcW w:type="dxa" w:w="1813"/>
             <w:tcBorders>
               <w:top w:val="single" w:color="D9D4C5" w:sz="4"/>
               <w:left w:val="single" w:color="D9D4C5" w:sz="4"/>
@@ -9413,7 +9550,7 @@
         </w:tc>
         <w:tc>
           <w:tcPr>
-            <w:tcW w:type="dxa" w:w="5135"/>
+            <w:tcW w:type="dxa" w:w="5190"/>
             <w:tcBorders>
               <w:top w:val="single" w:color="D9D4C5" w:sz="4"/>
               <w:left w:val="single" w:color="D9D4C5" w:sz="4"/>
@@ -9446,7 +9583,7 @@
         </w:tc>
         <w:tc>
           <w:tcPr>
-            <w:tcW w:type="dxa" w:w="1868"/>
+            <w:tcW w:type="dxa" w:w="1813"/>
             <w:tcBorders>
               <w:top w:val="single" w:color="D9D4C5" w:sz="4"/>
               <w:left w:val="single" w:color="D9D4C5" w:sz="4"/>
@@ -9516,39 +9653,39 @@
         </w:tc>
         <w:tc>
           <w:tcPr>
-            <w:tcW w:type="dxa" w:w="5135"/>
-            <w:tcBorders>
-              <w:top w:val="single" w:color="D9D4C5" w:sz="4"/>
-              <w:left w:val="single" w:color="D9D4C5" w:sz="4"/>
-              <w:bottom w:val="single" w:color="D9D4C5" w:sz="4"/>
-              <w:right w:val="single" w:color="D9D4C5" w:sz="4"/>
-            </w:tcBorders>
-            <w:tcMar>
-              <w:top w:type="dxa" w:w="70"/>
-              <w:left w:type="dxa" w:w="110"/>
-              <w:bottom w:type="dxa" w:w="70"/>
-              <w:right w:type="dxa" w:w="110"/>
-            </w:tcMar>
-            <w:vAlign w:val="center"/>
-          </w:tcPr>
-          <w:p>
-            <w:pPr>
-              <w:spacing w:after="0" w:before="0"/>
-            </w:pPr>
-            <w:r>
-              <w:rPr>
-                <w:rFonts w:ascii="Arial" w:cs="Arial" w:eastAsia="Arial" w:hAnsi="Arial"/>
-                <w:color w:val="1B2118"/>
-                <w:sz w:val="18"/>
-                <w:szCs w:val="18"/>
-              </w:rPr>
-              <w:t xml:space="preserve">Documentazione: Registro (solo Admin) e Manuale Utente, in Word e PDF</w:t>
-            </w:r>
-          </w:p>
-        </w:tc>
-        <w:tc>
-          <w:tcPr>
-            <w:tcW w:type="dxa" w:w="1868"/>
+            <w:tcW w:type="dxa" w:w="5190"/>
+            <w:tcBorders>
+              <w:top w:val="single" w:color="D9D4C5" w:sz="4"/>
+              <w:left w:val="single" w:color="D9D4C5" w:sz="4"/>
+              <w:bottom w:val="single" w:color="D9D4C5" w:sz="4"/>
+              <w:right w:val="single" w:color="D9D4C5" w:sz="4"/>
+            </w:tcBorders>
+            <w:tcMar>
+              <w:top w:type="dxa" w:w="70"/>
+              <w:left w:type="dxa" w:w="110"/>
+              <w:bottom w:type="dxa" w:w="70"/>
+              <w:right w:type="dxa" w:w="110"/>
+            </w:tcMar>
+            <w:vAlign w:val="center"/>
+          </w:tcPr>
+          <w:p>
+            <w:pPr>
+              <w:spacing w:after="0" w:before="0"/>
+            </w:pPr>
+            <w:r>
+              <w:rPr>
+                <w:rFonts w:ascii="Arial" w:cs="Arial" w:eastAsia="Arial" w:hAnsi="Arial"/>
+                <w:color w:val="1B2118"/>
+                <w:sz w:val="18"/>
+                <w:szCs w:val="18"/>
+              </w:rPr>
+              <w:t xml:space="preserve">Documentazione: Manuale Utente (PDF; Word solo Admin), Manuale Amministratore e Registro (solo Admin)</w:t>
+            </w:r>
+          </w:p>
+        </w:tc>
+        <w:tc>
+          <w:tcPr>
+            <w:tcW w:type="dxa" w:w="1813"/>
             <w:tcBorders>
               <w:top w:val="single" w:color="D9D4C5" w:sz="4"/>
               <w:left w:val="single" w:color="D9D4C5" w:sz="4"/>
@@ -12198,7 +12335,7 @@
           <w:sz w:val="21"/>
           <w:szCs w:val="21"/>
         </w:rPr>
-        <w:t xml:space="preserve">Documenti in Word/PDF (Manuale Utente e questo Registro)</w:t>
+        <w:t xml:space="preserve">Documenti in Word/PDF (Manuale Utente, Manuale Amministratore e questo Registro)</w:t>
       </w:r>
       <w:r>
         <w:rPr>
@@ -12217,6 +12354,24 @@
           <w:szCs w:val="21"/>
         </w:rPr>
         <w:t xml:space="preserve">docs/manuale-utente.md</w:t>
+      </w:r>
+      <w:r>
+        <w:rPr>
+          <w:rFonts w:ascii="Arial" w:cs="Arial" w:eastAsia="Arial" w:hAnsi="Arial"/>
+          <w:color w:val="1B2118"/>
+          <w:sz w:val="21"/>
+          <w:szCs w:val="21"/>
+        </w:rPr>
+        <w:t xml:space="preserve"> o </w:t>
+      </w:r>
+      <w:r>
+        <w:rPr>
+          <w:rFonts w:ascii="Consolas" w:cs="Consolas" w:eastAsia="Consolas" w:hAnsi="Consolas"/>
+          <w:color w:val="2F5D3A"/>
+          <w:sz w:val="21"/>
+          <w:szCs w:val="21"/>
+        </w:rPr>
+        <w:t xml:space="preserve">docs/manuale-amministratore.md</w:t>
       </w:r>
       <w:r>
         <w:rPr>
@@ -12414,6 +12569,242 @@
           <w:szCs w:val="25"/>
         </w:rPr>
         <w:t xml:space="preserve">18 ottobre 2026</w:t>
+      </w:r>
+    </w:p>
+    <w:p>
+      <w:pPr>
+        <w:pStyle w:val="ListParagraph"/>
+        <w:numPr>
+          <w:ilvl w:val="0"/>
+          <w:numId w:val="3"/>
+        </w:numPr>
+        <w:spacing w:after="70" w:line="290"/>
+      </w:pPr>
+      <w:r>
+        <w:rPr>
+          <w:rFonts w:ascii="Arial" w:cs="Arial" w:eastAsia="Arial" w:hAnsi="Arial"/>
+          <w:b/>
+          <w:bCs/>
+          <w:color w:val="1B2118"/>
+          <w:sz w:val="21"/>
+          <w:szCs w:val="21"/>
+        </w:rPr>
+        <w:t xml:space="preserve">Manuale Amministratore in Word e PDF</w:t>
+      </w:r>
+      <w:r>
+        <w:rPr>
+          <w:rFonts w:ascii="Arial" w:cs="Arial" w:eastAsia="Arial" w:hAnsi="Arial"/>
+          <w:color w:val="1B2118"/>
+          <w:sz w:val="21"/>
+          <w:szCs w:val="21"/>
+        </w:rPr>
+        <w:t xml:space="preserve"> (richiesta di Luca) — terzo documento, riservato agli Amministratori: funzioni della Fondazione (back-office, utenti, audit, impostazioni, notifiche, documentazione, manutenzione) e capitolo dettagliato sul </w:t>
+      </w:r>
+      <w:r>
+        <w:rPr>
+          <w:rFonts w:ascii="Arial" w:cs="Arial" w:eastAsia="Arial" w:hAnsi="Arial"/>
+          <w:b/>
+          <w:bCs/>
+          <w:color w:val="1B2118"/>
+          <w:sz w:val="21"/>
+          <w:szCs w:val="21"/>
+        </w:rPr>
+        <w:t xml:space="preserve">calcolo dei crediti CWP</w:t>
+      </w:r>
+      <w:r>
+        <w:rPr>
+          <w:rFonts w:ascii="Arial" w:cs="Arial" w:eastAsia="Arial" w:hAnsi="Arial"/>
+          <w:color w:val="1B2118"/>
+          <w:sz w:val="21"/>
+          <w:szCs w:val="21"/>
+        </w:rPr>
+        <w:t xml:space="preserve"> (concetti, preparazione dei dati dal tracciato, sette passi, lettura dei risultati, conferma e nuove versioni, scelte da confermare). Sorgente </w:t>
+      </w:r>
+      <w:r>
+        <w:rPr>
+          <w:rFonts w:ascii="Consolas" w:cs="Consolas" w:eastAsia="Consolas" w:hAnsi="Consolas"/>
+          <w:color w:val="2F5D3A"/>
+          <w:sz w:val="21"/>
+          <w:szCs w:val="21"/>
+        </w:rPr>
+        <w:t xml:space="preserve">docs/manuale-amministratore.md</w:t>
+      </w:r>
+      <w:r>
+        <w:rPr>
+          <w:rFonts w:ascii="Arial" w:cs="Arial" w:eastAsia="Arial" w:hAnsi="Arial"/>
+          <w:color w:val="1B2118"/>
+          <w:sz w:val="21"/>
+          <w:szCs w:val="21"/>
+        </w:rPr>
+        <w:t xml:space="preserve">, generato da </w:t>
+      </w:r>
+      <w:r>
+        <w:rPr>
+          <w:rFonts w:ascii="Consolas" w:cs="Consolas" w:eastAsia="Consolas" w:hAnsi="Consolas"/>
+          <w:color w:val="2F5D3A"/>
+          <w:sz w:val="21"/>
+          <w:szCs w:val="21"/>
+        </w:rPr>
+        <w:t xml:space="preserve">strumenti/genera_documenti.cjs</w:t>
+      </w:r>
+      <w:r>
+        <w:rPr>
+          <w:rFonts w:ascii="Arial" w:cs="Arial" w:eastAsia="Arial" w:hAnsi="Arial"/>
+          <w:color w:val="1B2118"/>
+          <w:sz w:val="21"/>
+          <w:szCs w:val="21"/>
+        </w:rPr>
+        <w:t xml:space="preserve"> e </w:t>
+      </w:r>
+      <w:r>
+        <w:rPr>
+          <w:rFonts w:ascii="Consolas" w:cs="Consolas" w:eastAsia="Consolas" w:hAnsi="Consolas"/>
+          <w:color w:val="2F5D3A"/>
+          <w:sz w:val="21"/>
+          <w:szCs w:val="21"/>
+        </w:rPr>
+        <w:t xml:space="preserve">strumenti/impagina_pdf.py</w:t>
+      </w:r>
+      <w:r>
+        <w:rPr>
+          <w:rFonts w:ascii="Arial" w:cs="Arial" w:eastAsia="Arial" w:hAnsi="Arial"/>
+          <w:color w:val="1B2118"/>
+          <w:sz w:val="21"/>
+          <w:szCs w:val="21"/>
+        </w:rPr>
+        <w:t xml:space="preserve"> (chiave </w:t>
+      </w:r>
+      <w:r>
+        <w:rPr>
+          <w:rFonts w:ascii="Consolas" w:cs="Consolas" w:eastAsia="Consolas" w:hAnsi="Consolas"/>
+          <w:color w:val="2F5D3A"/>
+          <w:sz w:val="21"/>
+          <w:szCs w:val="21"/>
+        </w:rPr>
+        <w:t xml:space="preserve">amministratore</w:t>
+      </w:r>
+      <w:r>
+        <w:rPr>
+          <w:rFonts w:ascii="Arial" w:cs="Arial" w:eastAsia="Arial" w:hAnsi="Arial"/>
+          <w:color w:val="1B2118"/>
+          <w:sz w:val="21"/>
+          <w:szCs w:val="21"/>
+        </w:rPr>
+        <w:t xml:space="preserve">), file in </w:t>
+      </w:r>
+      <w:r>
+        <w:rPr>
+          <w:rFonts w:ascii="Consolas" w:cs="Consolas" w:eastAsia="Consolas" w:hAnsi="Consolas"/>
+          <w:color w:val="2F5D3A"/>
+          <w:sz w:val="21"/>
+          <w:szCs w:val="21"/>
+        </w:rPr>
+        <w:t xml:space="preserve">public/documentazione/Manuale_Amministratore_Portale_CWP.{docx,pdf}</w:t>
+      </w:r>
+      <w:r>
+        <w:rPr>
+          <w:rFonts w:ascii="Arial" w:cs="Arial" w:eastAsia="Arial" w:hAnsi="Arial"/>
+          <w:color w:val="1B2118"/>
+          <w:sz w:val="21"/>
+          <w:szCs w:val="21"/>
+        </w:rPr>
+        <w:t xml:space="preserve">; scaricabile da Documentazione e dal profilo (solo Admin). Rev. 1.0.</w:t>
+      </w:r>
+    </w:p>
+    <w:p>
+      <w:pPr>
+        <w:pStyle w:val="ListParagraph"/>
+        <w:numPr>
+          <w:ilvl w:val="0"/>
+          <w:numId w:val="3"/>
+        </w:numPr>
+        <w:spacing w:after="70" w:line="290"/>
+      </w:pPr>
+      <w:r>
+        <w:rPr>
+          <w:rFonts w:ascii="Arial" w:cs="Arial" w:eastAsia="Arial" w:hAnsi="Arial"/>
+          <w:b/>
+          <w:bCs/>
+          <w:color w:val="1B2118"/>
+          <w:sz w:val="21"/>
+          <w:szCs w:val="21"/>
+        </w:rPr>
+        <w:t xml:space="preserve">Manuale Utente solo in PDF per gli utenti</w:t>
+      </w:r>
+      <w:r>
+        <w:rPr>
+          <w:rFonts w:ascii="Arial" w:cs="Arial" w:eastAsia="Arial" w:hAnsi="Arial"/>
+          <w:color w:val="1B2118"/>
+          <w:sz w:val="21"/>
+          <w:szCs w:val="21"/>
+        </w:rPr>
+        <w:t xml:space="preserve"> (richiesta di Luca): il pulsante «Scarica Word» resta solo agli Amministratori; tolto il link Word da «Le mie pratiche».</w:t>
+      </w:r>
+    </w:p>
+    <w:p>
+      <w:pPr>
+        <w:pStyle w:val="ListParagraph"/>
+        <w:numPr>
+          <w:ilvl w:val="0"/>
+          <w:numId w:val="3"/>
+        </w:numPr>
+        <w:spacing w:after="70" w:line="290"/>
+      </w:pPr>
+      <w:r>
+        <w:rPr>
+          <w:rFonts w:ascii="Arial" w:cs="Arial" w:eastAsia="Arial" w:hAnsi="Arial"/>
+          <w:b/>
+          <w:bCs/>
+          <w:color w:val="1B2118"/>
+          <w:sz w:val="21"/>
+          <w:szCs w:val="21"/>
+        </w:rPr>
+        <w:t xml:space="preserve">Manuale anche in «I tuoi documenti»</w:t>
+      </w:r>
+      <w:r>
+        <w:rPr>
+          <w:rFonts w:ascii="Arial" w:cs="Arial" w:eastAsia="Arial" w:hAnsi="Arial"/>
+          <w:color w:val="1B2118"/>
+          <w:sz w:val="21"/>
+          <w:szCs w:val="21"/>
+        </w:rPr>
+        <w:t xml:space="preserve"> — su segnalazione di Luca (prova come referente): riquadro «Manuale del portale» in fondo alla pagina </w:t>
+      </w:r>
+      <w:r>
+        <w:rPr>
+          <w:rFonts w:ascii="Consolas" w:cs="Consolas" w:eastAsia="Consolas" w:hAnsi="Consolas"/>
+          <w:color w:val="2F5D3A"/>
+          <w:sz w:val="21"/>
+          <w:szCs w:val="21"/>
+        </w:rPr>
+        <w:t xml:space="preserve">/documenti</w:t>
+      </w:r>
+      <w:r>
+        <w:rPr>
+          <w:rFonts w:ascii="Arial" w:cs="Arial" w:eastAsia="Arial" w:hAnsi="Arial"/>
+          <w:color w:val="1B2118"/>
+          <w:sz w:val="21"/>
+          <w:szCs w:val="21"/>
+        </w:rPr>
+        <w:t xml:space="preserve"> (componente </w:t>
+      </w:r>
+      <w:r>
+        <w:rPr>
+          <w:rFonts w:ascii="Consolas" w:cs="Consolas" w:eastAsia="Consolas" w:hAnsi="Consolas"/>
+          <w:color w:val="2F5D3A"/>
+          <w:sz w:val="21"/>
+          <w:szCs w:val="21"/>
+        </w:rPr>
+        <w:t xml:space="preserve">ElencoDocumenti</w:t>
+      </w:r>
+      <w:r>
+        <w:rPr>
+          <w:rFonts w:ascii="Arial" w:cs="Arial" w:eastAsia="Arial" w:hAnsi="Arial"/>
+          <w:color w:val="1B2118"/>
+          <w:sz w:val="21"/>
+          <w:szCs w:val="21"/>
+        </w:rPr>
+        <w:t xml:space="preserve">). Manuale Utente Rev. 1.5.</w:t>
       </w:r>
     </w:p>
     <w:p>
@@ -14763,9 +15154,9 @@
         <w:tblLayout w:type="fixed"/>
       </w:tblPr>
       <w:tblGrid>
-        <w:gridCol w:w="2827"/>
-        <w:gridCol w:w="3565"/>
-        <w:gridCol w:w="3246"/>
+        <w:gridCol w:w="2834"/>
+        <w:gridCol w:w="3543"/>
+        <w:gridCol w:w="3261"/>
       </w:tblGrid>
       <w:tr>
         <w:trPr>
@@ -14773,7 +15164,7 @@
         </w:trPr>
         <w:tc>
           <w:tcPr>
-            <w:tcW w:type="dxa" w:w="2827"/>
+            <w:tcW w:type="dxa" w:w="2834"/>
             <w:tcBorders>
               <w:top w:val="single" w:color="D9D4C5" w:sz="4"/>
               <w:left w:val="single" w:color="D9D4C5" w:sz="4"/>
@@ -14808,7 +15199,7 @@
         </w:tc>
         <w:tc>
           <w:tcPr>
-            <w:tcW w:type="dxa" w:w="3565"/>
+            <w:tcW w:type="dxa" w:w="3543"/>
             <w:tcBorders>
               <w:top w:val="single" w:color="D9D4C5" w:sz="4"/>
               <w:left w:val="single" w:color="D9D4C5" w:sz="4"/>
@@ -14843,7 +15234,7 @@
         </w:tc>
         <w:tc>
           <w:tcPr>
-            <w:tcW w:type="dxa" w:w="3246"/>
+            <w:tcW w:type="dxa" w:w="3261"/>
             <w:tcBorders>
               <w:top w:val="single" w:color="D9D4C5" w:sz="4"/>
               <w:left w:val="single" w:color="D9D4C5" w:sz="4"/>
@@ -14883,7 +15274,7 @@
         </w:trPr>
         <w:tc>
           <w:tcPr>
-            <w:tcW w:type="dxa" w:w="2827"/>
+            <w:tcW w:type="dxa" w:w="2834"/>
             <w:tcBorders>
               <w:top w:val="single" w:color="D9D4C5" w:sz="4"/>
               <w:left w:val="single" w:color="D9D4C5" w:sz="4"/>
@@ -14915,7 +15306,7 @@
         </w:tc>
         <w:tc>
           <w:tcPr>
-            <w:tcW w:type="dxa" w:w="3565"/>
+            <w:tcW w:type="dxa" w:w="3543"/>
             <w:tcBorders>
               <w:top w:val="single" w:color="D9D4C5" w:sz="4"/>
               <w:left w:val="single" w:color="D9D4C5" w:sz="4"/>
@@ -14943,7 +15334,7 @@
               </w:rPr>
               <w:t xml:space="preserve">Claude Doc: </w:t>
             </w:r>
-            <w:hyperlink w:history="1" r:id="rIdsmbng0t3y53etclc7ut9w">
+            <w:hyperlink w:history="1" r:id="rIdrrep3paupvvisxwlk-p2u">
               <w:r>
                 <w:rPr>
                   <w:rFonts w:ascii="Arial" w:cs="Arial" w:eastAsia="Arial" w:hAnsi="Arial"/>
@@ -14959,7 +15350,7 @@
         </w:tc>
         <w:tc>
           <w:tcPr>
-            <w:tcW w:type="dxa" w:w="3246"/>
+            <w:tcW w:type="dxa" w:w="3261"/>
             <w:tcBorders>
               <w:top w:val="single" w:color="D9D4C5" w:sz="4"/>
               <w:left w:val="single" w:color="D9D4C5" w:sz="4"/>
@@ -14996,7 +15387,7 @@
         </w:trPr>
         <w:tc>
           <w:tcPr>
-            <w:tcW w:type="dxa" w:w="2827"/>
+            <w:tcW w:type="dxa" w:w="2834"/>
             <w:tcBorders>
               <w:top w:val="single" w:color="D9D4C5" w:sz="4"/>
               <w:left w:val="single" w:color="D9D4C5" w:sz="4"/>
@@ -15029,7 +15420,7 @@
         </w:tc>
         <w:tc>
           <w:tcPr>
-            <w:tcW w:type="dxa" w:w="3565"/>
+            <w:tcW w:type="dxa" w:w="3543"/>
             <w:tcBorders>
               <w:top w:val="single" w:color="D9D4C5" w:sz="4"/>
               <w:left w:val="single" w:color="D9D4C5" w:sz="4"/>
@@ -15071,7 +15462,7 @@
         </w:tc>
         <w:tc>
           <w:tcPr>
-            <w:tcW w:type="dxa" w:w="3246"/>
+            <w:tcW w:type="dxa" w:w="3261"/>
             <w:tcBorders>
               <w:top w:val="single" w:color="D9D4C5" w:sz="4"/>
               <w:left w:val="single" w:color="D9D4C5" w:sz="4"/>
@@ -15109,7 +15500,7 @@
         </w:trPr>
         <w:tc>
           <w:tcPr>
-            <w:tcW w:type="dxa" w:w="2827"/>
+            <w:tcW w:type="dxa" w:w="2834"/>
             <w:tcBorders>
               <w:top w:val="single" w:color="D9D4C5" w:sz="4"/>
               <w:left w:val="single" w:color="D9D4C5" w:sz="4"/>
@@ -15141,7 +15532,7 @@
         </w:tc>
         <w:tc>
           <w:tcPr>
-            <w:tcW w:type="dxa" w:w="3565"/>
+            <w:tcW w:type="dxa" w:w="3543"/>
             <w:tcBorders>
               <w:top w:val="single" w:color="D9D4C5" w:sz="4"/>
               <w:left w:val="single" w:color="D9D4C5" w:sz="4"/>
@@ -15191,7 +15582,7 @@
         </w:tc>
         <w:tc>
           <w:tcPr>
-            <w:tcW w:type="dxa" w:w="3246"/>
+            <w:tcW w:type="dxa" w:w="3261"/>
             <w:tcBorders>
               <w:top w:val="single" w:color="D9D4C5" w:sz="4"/>
               <w:left w:val="single" w:color="D9D4C5" w:sz="4"/>
@@ -15228,7 +15619,7 @@
         </w:trPr>
         <w:tc>
           <w:tcPr>
-            <w:tcW w:type="dxa" w:w="2827"/>
+            <w:tcW w:type="dxa" w:w="2834"/>
             <w:tcBorders>
               <w:top w:val="single" w:color="D9D4C5" w:sz="4"/>
               <w:left w:val="single" w:color="D9D4C5" w:sz="4"/>
@@ -15261,7 +15652,7 @@
         </w:tc>
         <w:tc>
           <w:tcPr>
-            <w:tcW w:type="dxa" w:w="3565"/>
+            <w:tcW w:type="dxa" w:w="3543"/>
             <w:tcBorders>
               <w:top w:val="single" w:color="D9D4C5" w:sz="4"/>
               <w:left w:val="single" w:color="D9D4C5" w:sz="4"/>
@@ -15290,7 +15681,7 @@
               </w:rPr>
               <w:t xml:space="preserve">Claude Doc: </w:t>
             </w:r>
-            <w:hyperlink w:history="1" r:id="rIdqaxuv-xbbynkyf5uqyey1">
+            <w:hyperlink w:history="1" r:id="rIdqebwppijnbsbqnhheeszv">
               <w:r>
                 <w:rPr>
                   <w:rFonts w:ascii="Arial" w:cs="Arial" w:eastAsia="Arial" w:hAnsi="Arial"/>
@@ -15315,7 +15706,7 @@
         </w:tc>
         <w:tc>
           <w:tcPr>
-            <w:tcW w:type="dxa" w:w="3246"/>
+            <w:tcW w:type="dxa" w:w="3261"/>
             <w:tcBorders>
               <w:top w:val="single" w:color="D9D4C5" w:sz="4"/>
               <w:left w:val="single" w:color="D9D4C5" w:sz="4"/>
@@ -15353,7 +15744,7 @@
         </w:trPr>
         <w:tc>
           <w:tcPr>
-            <w:tcW w:type="dxa" w:w="2827"/>
+            <w:tcW w:type="dxa" w:w="2834"/>
             <w:tcBorders>
               <w:top w:val="single" w:color="D9D4C5" w:sz="4"/>
               <w:left w:val="single" w:color="D9D4C5" w:sz="4"/>
@@ -15385,7 +15776,7 @@
         </w:tc>
         <w:tc>
           <w:tcPr>
-            <w:tcW w:type="dxa" w:w="3565"/>
+            <w:tcW w:type="dxa" w:w="3543"/>
             <w:tcBorders>
               <w:top w:val="single" w:color="D9D4C5" w:sz="4"/>
               <w:left w:val="single" w:color="D9D4C5" w:sz="4"/>
@@ -15453,7 +15844,7 @@
         </w:tc>
         <w:tc>
           <w:tcPr>
-            <w:tcW w:type="dxa" w:w="3246"/>
+            <w:tcW w:type="dxa" w:w="3261"/>
             <w:tcBorders>
               <w:top w:val="single" w:color="D9D4C5" w:sz="4"/>
               <w:left w:val="single" w:color="D9D4C5" w:sz="4"/>
@@ -15490,7 +15881,7 @@
         </w:trPr>
         <w:tc>
           <w:tcPr>
-            <w:tcW w:type="dxa" w:w="2827"/>
+            <w:tcW w:type="dxa" w:w="2834"/>
             <w:tcBorders>
               <w:top w:val="single" w:color="D9D4C5" w:sz="4"/>
               <w:left w:val="single" w:color="D9D4C5" w:sz="4"/>
@@ -15523,7 +15914,7 @@
         </w:tc>
         <w:tc>
           <w:tcPr>
-            <w:tcW w:type="dxa" w:w="3565"/>
+            <w:tcW w:type="dxa" w:w="3543"/>
             <w:tcBorders>
               <w:top w:val="single" w:color="D9D4C5" w:sz="4"/>
               <w:left w:val="single" w:color="D9D4C5" w:sz="4"/>
@@ -15601,7 +15992,7 @@
         </w:tc>
         <w:tc>
           <w:tcPr>
-            <w:tcW w:type="dxa" w:w="3246"/>
+            <w:tcW w:type="dxa" w:w="3261"/>
             <w:tcBorders>
               <w:top w:val="single" w:color="D9D4C5" w:sz="4"/>
               <w:left w:val="single" w:color="D9D4C5" w:sz="4"/>
@@ -15639,45 +16030,211 @@
         </w:trPr>
         <w:tc>
           <w:tcPr>
-            <w:tcW w:type="dxa" w:w="2827"/>
-            <w:tcBorders>
-              <w:top w:val="single" w:color="D9D4C5" w:sz="4"/>
-              <w:left w:val="single" w:color="D9D4C5" w:sz="4"/>
-              <w:bottom w:val="single" w:color="D9D4C5" w:sz="4"/>
-              <w:right w:val="single" w:color="D9D4C5" w:sz="4"/>
-            </w:tcBorders>
-            <w:tcMar>
-              <w:top w:type="dxa" w:w="70"/>
-              <w:left w:type="dxa" w:w="110"/>
-              <w:bottom w:type="dxa" w:w="70"/>
-              <w:right w:type="dxa" w:w="110"/>
-            </w:tcMar>
-            <w:vAlign w:val="center"/>
-          </w:tcPr>
-          <w:p>
-            <w:pPr>
-              <w:spacing w:after="0" w:before="0"/>
-            </w:pPr>
-            <w:r>
-              <w:rPr>
-                <w:rFonts w:ascii="Arial" w:cs="Arial" w:eastAsia="Arial" w:hAnsi="Arial"/>
-                <w:color w:val="1B2118"/>
-                <w:sz w:val="18"/>
-                <w:szCs w:val="18"/>
-              </w:rPr>
-              <w:t xml:space="preserve">Manuale Amministratore</w:t>
-            </w:r>
-          </w:p>
-        </w:tc>
-        <w:tc>
-          <w:tcPr>
-            <w:tcW w:type="dxa" w:w="3565"/>
-            <w:tcBorders>
-              <w:top w:val="single" w:color="D9D4C5" w:sz="4"/>
-              <w:left w:val="single" w:color="D9D4C5" w:sz="4"/>
-              <w:bottom w:val="single" w:color="D9D4C5" w:sz="4"/>
-              <w:right w:val="single" w:color="D9D4C5" w:sz="4"/>
-            </w:tcBorders>
+            <w:tcW w:type="dxa" w:w="2834"/>
+            <w:tcBorders>
+              <w:top w:val="single" w:color="D9D4C5" w:sz="4"/>
+              <w:left w:val="single" w:color="D9D4C5" w:sz="4"/>
+              <w:bottom w:val="single" w:color="D9D4C5" w:sz="4"/>
+              <w:right w:val="single" w:color="D9D4C5" w:sz="4"/>
+            </w:tcBorders>
+            <w:tcMar>
+              <w:top w:type="dxa" w:w="70"/>
+              <w:left w:type="dxa" w:w="110"/>
+              <w:bottom w:type="dxa" w:w="70"/>
+              <w:right w:type="dxa" w:w="110"/>
+            </w:tcMar>
+            <w:vAlign w:val="center"/>
+          </w:tcPr>
+          <w:p>
+            <w:pPr>
+              <w:spacing w:after="0" w:before="0"/>
+            </w:pPr>
+            <w:r>
+              <w:rPr>
+                <w:rFonts w:ascii="Arial" w:cs="Arial" w:eastAsia="Arial" w:hAnsi="Arial"/>
+                <w:color w:val="1B2118"/>
+                <w:sz w:val="18"/>
+                <w:szCs w:val="18"/>
+              </w:rPr>
+              <w:t xml:space="preserve">Manuale Amministratore in Word/PDF</w:t>
+            </w:r>
+          </w:p>
+        </w:tc>
+        <w:tc>
+          <w:tcPr>
+            <w:tcW w:type="dxa" w:w="3543"/>
+            <w:tcBorders>
+              <w:top w:val="single" w:color="D9D4C5" w:sz="4"/>
+              <w:left w:val="single" w:color="D9D4C5" w:sz="4"/>
+              <w:bottom w:val="single" w:color="D9D4C5" w:sz="4"/>
+              <w:right w:val="single" w:color="D9D4C5" w:sz="4"/>
+            </w:tcBorders>
+            <w:tcMar>
+              <w:top w:type="dxa" w:w="70"/>
+              <w:left w:type="dxa" w:w="110"/>
+              <w:bottom w:type="dxa" w:w="70"/>
+              <w:right w:type="dxa" w:w="110"/>
+            </w:tcMar>
+            <w:vAlign w:val="center"/>
+          </w:tcPr>
+          <w:p>
+            <w:pPr>
+              <w:spacing w:after="0" w:before="0"/>
+            </w:pPr>
+            <w:r>
+              <w:rPr>
+                <w:rFonts w:ascii="Consolas" w:cs="Consolas" w:eastAsia="Consolas" w:hAnsi="Consolas"/>
+                <w:color w:val="2F5D3A"/>
+                <w:sz w:val="18"/>
+                <w:szCs w:val="18"/>
+              </w:rPr>
+              <w:t xml:space="preserve">docs/manuale-amministratore.md</w:t>
+            </w:r>
+            <w:r>
+              <w:rPr>
+                <w:rFonts w:ascii="Arial" w:cs="Arial" w:eastAsia="Arial" w:hAnsi="Arial"/>
+                <w:color w:val="1B2118"/>
+                <w:sz w:val="18"/>
+                <w:szCs w:val="18"/>
+              </w:rPr>
+              <w:t xml:space="preserve"> → </w:t>
+            </w:r>
+            <w:r>
+              <w:rPr>
+                <w:rFonts w:ascii="Consolas" w:cs="Consolas" w:eastAsia="Consolas" w:hAnsi="Consolas"/>
+                <w:color w:val="2F5D3A"/>
+                <w:sz w:val="18"/>
+                <w:szCs w:val="18"/>
+              </w:rPr>
+              <w:t xml:space="preserve">public/documentazione/Manuale_Amministratore_Portale_CWP.docx</w:t>
+            </w:r>
+            <w:r>
+              <w:rPr>
+                <w:rFonts w:ascii="Arial" w:cs="Arial" w:eastAsia="Arial" w:hAnsi="Arial"/>
+                <w:color w:val="1B2118"/>
+                <w:sz w:val="18"/>
+                <w:szCs w:val="18"/>
+              </w:rPr>
+              <w:t xml:space="preserve"> e </w:t>
+            </w:r>
+            <w:r>
+              <w:rPr>
+                <w:rFonts w:ascii="Consolas" w:cs="Consolas" w:eastAsia="Consolas" w:hAnsi="Consolas"/>
+                <w:color w:val="2F5D3A"/>
+                <w:sz w:val="18"/>
+                <w:szCs w:val="18"/>
+              </w:rPr>
+              <w:t xml:space="preserve">.pdf</w:t>
+            </w:r>
+            <w:r>
+              <w:rPr>
+                <w:rFonts w:ascii="Arial" w:cs="Arial" w:eastAsia="Arial" w:hAnsi="Arial"/>
+                <w:color w:val="1B2118"/>
+                <w:sz w:val="18"/>
+                <w:szCs w:val="18"/>
+              </w:rPr>
+              <w:t xml:space="preserve">, scaricabile da </w:t>
+            </w:r>
+            <w:r>
+              <w:rPr>
+                <w:rFonts w:ascii="Consolas" w:cs="Consolas" w:eastAsia="Consolas" w:hAnsi="Consolas"/>
+                <w:color w:val="2F5D3A"/>
+                <w:sz w:val="18"/>
+                <w:szCs w:val="18"/>
+              </w:rPr>
+              <w:t xml:space="preserve">/documentazione</w:t>
+            </w:r>
+            <w:r>
+              <w:rPr>
+                <w:rFonts w:ascii="Arial" w:cs="Arial" w:eastAsia="Arial" w:hAnsi="Arial"/>
+                <w:color w:val="1B2118"/>
+                <w:sz w:val="18"/>
+                <w:szCs w:val="18"/>
+              </w:rPr>
+              <w:t xml:space="preserve"> (Admin)</w:t>
+            </w:r>
+          </w:p>
+        </w:tc>
+        <w:tc>
+          <w:tcPr>
+            <w:tcW w:type="dxa" w:w="3261"/>
+            <w:tcBorders>
+              <w:top w:val="single" w:color="D9D4C5" w:sz="4"/>
+              <w:left w:val="single" w:color="D9D4C5" w:sz="4"/>
+              <w:bottom w:val="single" w:color="D9D4C5" w:sz="4"/>
+              <w:right w:val="single" w:color="D9D4C5" w:sz="4"/>
+            </w:tcBorders>
+            <w:tcMar>
+              <w:top w:type="dxa" w:w="70"/>
+              <w:left w:type="dxa" w:w="110"/>
+              <w:bottom w:type="dxa" w:w="70"/>
+              <w:right w:type="dxa" w:w="110"/>
+            </w:tcMar>
+            <w:vAlign w:val="center"/>
+          </w:tcPr>
+          <w:p>
+            <w:pPr>
+              <w:spacing w:after="0" w:before="0"/>
+            </w:pPr>
+            <w:r>
+              <w:rPr>
+                <w:rFonts w:ascii="Arial" w:cs="Arial" w:eastAsia="Arial" w:hAnsi="Arial"/>
+                <w:color w:val="1B2118"/>
+                <w:sz w:val="18"/>
+                <w:szCs w:val="18"/>
+              </w:rPr>
+              <w:t xml:space="preserve">Versione impaginata e riservata del manuale per la Fondazione</w:t>
+            </w:r>
+          </w:p>
+        </w:tc>
+      </w:tr>
+      <w:tr>
+        <w:trPr>
+          <w:cantSplit/>
+        </w:trPr>
+        <w:tc>
+          <w:tcPr>
+            <w:tcW w:type="dxa" w:w="2834"/>
+            <w:tcBorders>
+              <w:top w:val="single" w:color="D9D4C5" w:sz="4"/>
+              <w:left w:val="single" w:color="D9D4C5" w:sz="4"/>
+              <w:bottom w:val="single" w:color="D9D4C5" w:sz="4"/>
+              <w:right w:val="single" w:color="D9D4C5" w:sz="4"/>
+            </w:tcBorders>
+            <w:shd w:fill="F6F4EE" w:color="auto" w:val="clear"/>
+            <w:tcMar>
+              <w:top w:type="dxa" w:w="70"/>
+              <w:left w:type="dxa" w:w="110"/>
+              <w:bottom w:type="dxa" w:w="70"/>
+              <w:right w:type="dxa" w:w="110"/>
+            </w:tcMar>
+            <w:vAlign w:val="center"/>
+          </w:tcPr>
+          <w:p>
+            <w:pPr>
+              <w:spacing w:after="0" w:before="0"/>
+            </w:pPr>
+            <w:r>
+              <w:rPr>
+                <w:rFonts w:ascii="Arial" w:cs="Arial" w:eastAsia="Arial" w:hAnsi="Arial"/>
+                <w:color w:val="1B2118"/>
+                <w:sz w:val="18"/>
+                <w:szCs w:val="18"/>
+              </w:rPr>
+              <w:t xml:space="preserve">Manuale Amministratore online</w:t>
+            </w:r>
+          </w:p>
+        </w:tc>
+        <w:tc>
+          <w:tcPr>
+            <w:tcW w:type="dxa" w:w="3543"/>
+            <w:tcBorders>
+              <w:top w:val="single" w:color="D9D4C5" w:sz="4"/>
+              <w:left w:val="single" w:color="D9D4C5" w:sz="4"/>
+              <w:bottom w:val="single" w:color="D9D4C5" w:sz="4"/>
+              <w:right w:val="single" w:color="D9D4C5" w:sz="4"/>
+            </w:tcBorders>
+            <w:shd w:fill="F6F4EE" w:color="auto" w:val="clear"/>
             <w:tcMar>
               <w:top w:type="dxa" w:w="70"/>
               <w:left w:type="dxa" w:w="110"/>
@@ -15699,7 +16256,7 @@
               </w:rPr>
               <w:t xml:space="preserve">Claude Doc: </w:t>
             </w:r>
-            <w:hyperlink w:history="1" r:id="rIdfcfhi-c5xy4-acvyiesqu">
+            <w:hyperlink w:history="1" r:id="rIdkdxfk6waupujjpv2vzm4b">
               <w:r>
                 <w:rPr>
                   <w:rFonts w:ascii="Arial" w:cs="Arial" w:eastAsia="Arial" w:hAnsi="Arial"/>
@@ -15724,13 +16281,14 @@
         </w:tc>
         <w:tc>
           <w:tcPr>
-            <w:tcW w:type="dxa" w:w="3246"/>
-            <w:tcBorders>
-              <w:top w:val="single" w:color="D9D4C5" w:sz="4"/>
-              <w:left w:val="single" w:color="D9D4C5" w:sz="4"/>
-              <w:bottom w:val="single" w:color="D9D4C5" w:sz="4"/>
-              <w:right w:val="single" w:color="D9D4C5" w:sz="4"/>
-            </w:tcBorders>
+            <w:tcW w:type="dxa" w:w="3261"/>
+            <w:tcBorders>
+              <w:top w:val="single" w:color="D9D4C5" w:sz="4"/>
+              <w:left w:val="single" w:color="D9D4C5" w:sz="4"/>
+              <w:bottom w:val="single" w:color="D9D4C5" w:sz="4"/>
+              <w:right w:val="single" w:color="D9D4C5" w:sz="4"/>
+            </w:tcBorders>
+            <w:shd w:fill="F6F4EE" w:color="auto" w:val="clear"/>
             <w:tcMar>
               <w:top w:type="dxa" w:w="70"/>
               <w:left w:type="dxa" w:w="110"/>
@@ -15761,14 +16319,13 @@
         </w:trPr>
         <w:tc>
           <w:tcPr>
-            <w:tcW w:type="dxa" w:w="2827"/>
-            <w:tcBorders>
-              <w:top w:val="single" w:color="D9D4C5" w:sz="4"/>
-              <w:left w:val="single" w:color="D9D4C5" w:sz="4"/>
-              <w:bottom w:val="single" w:color="D9D4C5" w:sz="4"/>
-              <w:right w:val="single" w:color="D9D4C5" w:sz="4"/>
-            </w:tcBorders>
-            <w:shd w:fill="F6F4EE" w:color="auto" w:val="clear"/>
+            <w:tcW w:type="dxa" w:w="2834"/>
+            <w:tcBorders>
+              <w:top w:val="single" w:color="D9D4C5" w:sz="4"/>
+              <w:left w:val="single" w:color="D9D4C5" w:sz="4"/>
+              <w:bottom w:val="single" w:color="D9D4C5" w:sz="4"/>
+              <w:right w:val="single" w:color="D9D4C5" w:sz="4"/>
+            </w:tcBorders>
             <w:tcMar>
               <w:top w:type="dxa" w:w="70"/>
               <w:left w:type="dxa" w:w="110"/>
@@ -15794,14 +16351,13 @@
         </w:tc>
         <w:tc>
           <w:tcPr>
-            <w:tcW w:type="dxa" w:w="3565"/>
-            <w:tcBorders>
-              <w:top w:val="single" w:color="D9D4C5" w:sz="4"/>
-              <w:left w:val="single" w:color="D9D4C5" w:sz="4"/>
-              <w:bottom w:val="single" w:color="D9D4C5" w:sz="4"/>
-              <w:right w:val="single" w:color="D9D4C5" w:sz="4"/>
-            </w:tcBorders>
-            <w:shd w:fill="F6F4EE" w:color="auto" w:val="clear"/>
+            <w:tcW w:type="dxa" w:w="3543"/>
+            <w:tcBorders>
+              <w:top w:val="single" w:color="D9D4C5" w:sz="4"/>
+              <w:left w:val="single" w:color="D9D4C5" w:sz="4"/>
+              <w:bottom w:val="single" w:color="D9D4C5" w:sz="4"/>
+              <w:right w:val="single" w:color="D9D4C5" w:sz="4"/>
+            </w:tcBorders>
             <w:tcMar>
               <w:top w:type="dxa" w:w="70"/>
               <w:left w:type="dxa" w:w="110"/>
@@ -15845,14 +16401,13 @@
         </w:tc>
         <w:tc>
           <w:tcPr>
-            <w:tcW w:type="dxa" w:w="3246"/>
-            <w:tcBorders>
-              <w:top w:val="single" w:color="D9D4C5" w:sz="4"/>
-              <w:left w:val="single" w:color="D9D4C5" w:sz="4"/>
-              <w:bottom w:val="single" w:color="D9D4C5" w:sz="4"/>
-              <w:right w:val="single" w:color="D9D4C5" w:sz="4"/>
-            </w:tcBorders>
-            <w:shd w:fill="F6F4EE" w:color="auto" w:val="clear"/>
+            <w:tcW w:type="dxa" w:w="3261"/>
+            <w:tcBorders>
+              <w:top w:val="single" w:color="D9D4C5" w:sz="4"/>
+              <w:left w:val="single" w:color="D9D4C5" w:sz="4"/>
+              <w:bottom w:val="single" w:color="D9D4C5" w:sz="4"/>
+              <w:right w:val="single" w:color="D9D4C5" w:sz="4"/>
+            </w:tcBorders>
             <w:tcMar>
               <w:top w:type="dxa" w:w="70"/>
               <w:left w:type="dxa" w:w="110"/>
@@ -15883,13 +16438,14 @@
         </w:trPr>
         <w:tc>
           <w:tcPr>
-            <w:tcW w:type="dxa" w:w="2827"/>
-            <w:tcBorders>
-              <w:top w:val="single" w:color="D9D4C5" w:sz="4"/>
-              <w:left w:val="single" w:color="D9D4C5" w:sz="4"/>
-              <w:bottom w:val="single" w:color="D9D4C5" w:sz="4"/>
-              <w:right w:val="single" w:color="D9D4C5" w:sz="4"/>
-            </w:tcBorders>
+            <w:tcW w:type="dxa" w:w="2834"/>
+            <w:tcBorders>
+              <w:top w:val="single" w:color="D9D4C5" w:sz="4"/>
+              <w:left w:val="single" w:color="D9D4C5" w:sz="4"/>
+              <w:bottom w:val="single" w:color="D9D4C5" w:sz="4"/>
+              <w:right w:val="single" w:color="D9D4C5" w:sz="4"/>
+            </w:tcBorders>
+            <w:shd w:fill="F6F4EE" w:color="auto" w:val="clear"/>
             <w:tcMar>
               <w:top w:type="dxa" w:w="70"/>
               <w:left w:type="dxa" w:w="110"/>
@@ -15915,13 +16471,14 @@
         </w:tc>
         <w:tc>
           <w:tcPr>
-            <w:tcW w:type="dxa" w:w="3565"/>
-            <w:tcBorders>
-              <w:top w:val="single" w:color="D9D4C5" w:sz="4"/>
-              <w:left w:val="single" w:color="D9D4C5" w:sz="4"/>
-              <w:bottom w:val="single" w:color="D9D4C5" w:sz="4"/>
-              <w:right w:val="single" w:color="D9D4C5" w:sz="4"/>
-            </w:tcBorders>
+            <w:tcW w:type="dxa" w:w="3543"/>
+            <w:tcBorders>
+              <w:top w:val="single" w:color="D9D4C5" w:sz="4"/>
+              <w:left w:val="single" w:color="D9D4C5" w:sz="4"/>
+              <w:bottom w:val="single" w:color="D9D4C5" w:sz="4"/>
+              <w:right w:val="single" w:color="D9D4C5" w:sz="4"/>
+            </w:tcBorders>
+            <w:shd w:fill="F6F4EE" w:color="auto" w:val="clear"/>
             <w:tcMar>
               <w:top w:type="dxa" w:w="70"/>
               <w:left w:type="dxa" w:w="110"/>
@@ -15947,13 +16504,14 @@
         </w:tc>
         <w:tc>
           <w:tcPr>
-            <w:tcW w:type="dxa" w:w="3246"/>
-            <w:tcBorders>
-              <w:top w:val="single" w:color="D9D4C5" w:sz="4"/>
-              <w:left w:val="single" w:color="D9D4C5" w:sz="4"/>
-              <w:bottom w:val="single" w:color="D9D4C5" w:sz="4"/>
-              <w:right w:val="single" w:color="D9D4C5" w:sz="4"/>
-            </w:tcBorders>
+            <w:tcW w:type="dxa" w:w="3261"/>
+            <w:tcBorders>
+              <w:top w:val="single" w:color="D9D4C5" w:sz="4"/>
+              <w:left w:val="single" w:color="D9D4C5" w:sz="4"/>
+              <w:bottom w:val="single" w:color="D9D4C5" w:sz="4"/>
+              <w:right w:val="single" w:color="D9D4C5" w:sz="4"/>
+            </w:tcBorders>
+            <w:shd w:fill="F6F4EE" w:color="auto" w:val="clear"/>
             <w:tcMar>
               <w:top w:type="dxa" w:w="70"/>
               <w:left w:type="dxa" w:w="110"/>
@@ -15984,14 +16542,13 @@
         </w:trPr>
         <w:tc>
           <w:tcPr>
-            <w:tcW w:type="dxa" w:w="2827"/>
-            <w:tcBorders>
-              <w:top w:val="single" w:color="D9D4C5" w:sz="4"/>
-              <w:left w:val="single" w:color="D9D4C5" w:sz="4"/>
-              <w:bottom w:val="single" w:color="D9D4C5" w:sz="4"/>
-              <w:right w:val="single" w:color="D9D4C5" w:sz="4"/>
-            </w:tcBorders>
-            <w:shd w:fill="F6F4EE" w:color="auto" w:val="clear"/>
+            <w:tcW w:type="dxa" w:w="2834"/>
+            <w:tcBorders>
+              <w:top w:val="single" w:color="D9D4C5" w:sz="4"/>
+              <w:left w:val="single" w:color="D9D4C5" w:sz="4"/>
+              <w:bottom w:val="single" w:color="D9D4C5" w:sz="4"/>
+              <w:right w:val="single" w:color="D9D4C5" w:sz="4"/>
+            </w:tcBorders>
             <w:tcMar>
               <w:top w:type="dxa" w:w="70"/>
               <w:left w:type="dxa" w:w="110"/>
@@ -16017,14 +16574,13 @@
         </w:tc>
         <w:tc>
           <w:tcPr>
-            <w:tcW w:type="dxa" w:w="3565"/>
-            <w:tcBorders>
-              <w:top w:val="single" w:color="D9D4C5" w:sz="4"/>
-              <w:left w:val="single" w:color="D9D4C5" w:sz="4"/>
-              <w:bottom w:val="single" w:color="D9D4C5" w:sz="4"/>
-              <w:right w:val="single" w:color="D9D4C5" w:sz="4"/>
-            </w:tcBorders>
-            <w:shd w:fill="F6F4EE" w:color="auto" w:val="clear"/>
+            <w:tcW w:type="dxa" w:w="3543"/>
+            <w:tcBorders>
+              <w:top w:val="single" w:color="D9D4C5" w:sz="4"/>
+              <w:left w:val="single" w:color="D9D4C5" w:sz="4"/>
+              <w:bottom w:val="single" w:color="D9D4C5" w:sz="4"/>
+              <w:right w:val="single" w:color="D9D4C5" w:sz="4"/>
+            </w:tcBorders>
             <w:tcMar>
               <w:top w:type="dxa" w:w="70"/>
               <w:left w:type="dxa" w:w="110"/>
@@ -16050,14 +16606,13 @@
         </w:tc>
         <w:tc>
           <w:tcPr>
-            <w:tcW w:type="dxa" w:w="3246"/>
-            <w:tcBorders>
-              <w:top w:val="single" w:color="D9D4C5" w:sz="4"/>
-              <w:left w:val="single" w:color="D9D4C5" w:sz="4"/>
-              <w:bottom w:val="single" w:color="D9D4C5" w:sz="4"/>
-              <w:right w:val="single" w:color="D9D4C5" w:sz="4"/>
-            </w:tcBorders>
-            <w:shd w:fill="F6F4EE" w:color="auto" w:val="clear"/>
+            <w:tcW w:type="dxa" w:w="3261"/>
+            <w:tcBorders>
+              <w:top w:val="single" w:color="D9D4C5" w:sz="4"/>
+              <w:left w:val="single" w:color="D9D4C5" w:sz="4"/>
+              <w:bottom w:val="single" w:color="D9D4C5" w:sz="4"/>
+              <w:right w:val="single" w:color="D9D4C5" w:sz="4"/>
+            </w:tcBorders>
             <w:tcMar>
               <w:top w:type="dxa" w:w="70"/>
               <w:left w:type="dxa" w:w="110"/>
@@ -16088,13 +16643,14 @@
         </w:trPr>
         <w:tc>
           <w:tcPr>
-            <w:tcW w:type="dxa" w:w="2827"/>
-            <w:tcBorders>
-              <w:top w:val="single" w:color="D9D4C5" w:sz="4"/>
-              <w:left w:val="single" w:color="D9D4C5" w:sz="4"/>
-              <w:bottom w:val="single" w:color="D9D4C5" w:sz="4"/>
-              <w:right w:val="single" w:color="D9D4C5" w:sz="4"/>
-            </w:tcBorders>
+            <w:tcW w:type="dxa" w:w="2834"/>
+            <w:tcBorders>
+              <w:top w:val="single" w:color="D9D4C5" w:sz="4"/>
+              <w:left w:val="single" w:color="D9D4C5" w:sz="4"/>
+              <w:bottom w:val="single" w:color="D9D4C5" w:sz="4"/>
+              <w:right w:val="single" w:color="D9D4C5" w:sz="4"/>
+            </w:tcBorders>
+            <w:shd w:fill="F6F4EE" w:color="auto" w:val="clear"/>
             <w:tcMar>
               <w:top w:type="dxa" w:w="70"/>
               <w:left w:type="dxa" w:w="110"/>
@@ -16120,13 +16676,14 @@
         </w:tc>
         <w:tc>
           <w:tcPr>
-            <w:tcW w:type="dxa" w:w="3565"/>
-            <w:tcBorders>
-              <w:top w:val="single" w:color="D9D4C5" w:sz="4"/>
-              <w:left w:val="single" w:color="D9D4C5" w:sz="4"/>
-              <w:bottom w:val="single" w:color="D9D4C5" w:sz="4"/>
-              <w:right w:val="single" w:color="D9D4C5" w:sz="4"/>
-            </w:tcBorders>
+            <w:tcW w:type="dxa" w:w="3543"/>
+            <w:tcBorders>
+              <w:top w:val="single" w:color="D9D4C5" w:sz="4"/>
+              <w:left w:val="single" w:color="D9D4C5" w:sz="4"/>
+              <w:bottom w:val="single" w:color="D9D4C5" w:sz="4"/>
+              <w:right w:val="single" w:color="D9D4C5" w:sz="4"/>
+            </w:tcBorders>
+            <w:shd w:fill="F6F4EE" w:color="auto" w:val="clear"/>
             <w:tcMar>
               <w:top w:type="dxa" w:w="70"/>
               <w:left w:type="dxa" w:w="110"/>
@@ -16152,13 +16709,14 @@
         </w:tc>
         <w:tc>
           <w:tcPr>
-            <w:tcW w:type="dxa" w:w="3246"/>
-            <w:tcBorders>
-              <w:top w:val="single" w:color="D9D4C5" w:sz="4"/>
-              <w:left w:val="single" w:color="D9D4C5" w:sz="4"/>
-              <w:bottom w:val="single" w:color="D9D4C5" w:sz="4"/>
-              <w:right w:val="single" w:color="D9D4C5" w:sz="4"/>
-            </w:tcBorders>
+            <w:tcW w:type="dxa" w:w="3261"/>
+            <w:tcBorders>
+              <w:top w:val="single" w:color="D9D4C5" w:sz="4"/>
+              <w:left w:val="single" w:color="D9D4C5" w:sz="4"/>
+              <w:bottom w:val="single" w:color="D9D4C5" w:sz="4"/>
+              <w:right w:val="single" w:color="D9D4C5" w:sz="4"/>
+            </w:tcBorders>
+            <w:shd w:fill="F6F4EE" w:color="auto" w:val="clear"/>
             <w:tcMar>
               <w:top w:type="dxa" w:w="70"/>
               <w:left w:type="dxa" w:w="110"/>
@@ -16189,14 +16747,13 @@
         </w:trPr>
         <w:tc>
           <w:tcPr>
-            <w:tcW w:type="dxa" w:w="2827"/>
-            <w:tcBorders>
-              <w:top w:val="single" w:color="D9D4C5" w:sz="4"/>
-              <w:left w:val="single" w:color="D9D4C5" w:sz="4"/>
-              <w:bottom w:val="single" w:color="D9D4C5" w:sz="4"/>
-              <w:right w:val="single" w:color="D9D4C5" w:sz="4"/>
-            </w:tcBorders>
-            <w:shd w:fill="F6F4EE" w:color="auto" w:val="clear"/>
+            <w:tcW w:type="dxa" w:w="2834"/>
+            <w:tcBorders>
+              <w:top w:val="single" w:color="D9D4C5" w:sz="4"/>
+              <w:left w:val="single" w:color="D9D4C5" w:sz="4"/>
+              <w:bottom w:val="single" w:color="D9D4C5" w:sz="4"/>
+              <w:right w:val="single" w:color="D9D4C5" w:sz="4"/>
+            </w:tcBorders>
             <w:tcMar>
               <w:top w:type="dxa" w:w="70"/>
               <w:left w:type="dxa" w:w="110"/>
@@ -16222,27 +16779,26 @@
         </w:tc>
         <w:tc>
           <w:tcPr>
-            <w:tcW w:type="dxa" w:w="3565"/>
-            <w:tcBorders>
-              <w:top w:val="single" w:color="D9D4C5" w:sz="4"/>
-              <w:left w:val="single" w:color="D9D4C5" w:sz="4"/>
-              <w:bottom w:val="single" w:color="D9D4C5" w:sz="4"/>
-              <w:right w:val="single" w:color="D9D4C5" w:sz="4"/>
-            </w:tcBorders>
-            <w:shd w:fill="F6F4EE" w:color="auto" w:val="clear"/>
-            <w:tcMar>
-              <w:top w:type="dxa" w:w="70"/>
-              <w:left w:type="dxa" w:w="110"/>
-              <w:bottom w:type="dxa" w:w="70"/>
-              <w:right w:type="dxa" w:w="110"/>
-            </w:tcMar>
-            <w:vAlign w:val="center"/>
-          </w:tcPr>
-          <w:p>
-            <w:pPr>
-              <w:spacing w:after="0" w:before="0"/>
-            </w:pPr>
-            <w:hyperlink w:history="1" r:id="rIdyrx6lgjpmtt6nbxsi4ept">
+            <w:tcW w:type="dxa" w:w="3543"/>
+            <w:tcBorders>
+              <w:top w:val="single" w:color="D9D4C5" w:sz="4"/>
+              <w:left w:val="single" w:color="D9D4C5" w:sz="4"/>
+              <w:bottom w:val="single" w:color="D9D4C5" w:sz="4"/>
+              <w:right w:val="single" w:color="D9D4C5" w:sz="4"/>
+            </w:tcBorders>
+            <w:tcMar>
+              <w:top w:type="dxa" w:w="70"/>
+              <w:left w:type="dxa" w:w="110"/>
+              <w:bottom w:type="dxa" w:w="70"/>
+              <w:right w:type="dxa" w:w="110"/>
+            </w:tcMar>
+            <w:vAlign w:val="center"/>
+          </w:tcPr>
+          <w:p>
+            <w:pPr>
+              <w:spacing w:after="0" w:before="0"/>
+            </w:pPr>
+            <w:hyperlink w:history="1" r:id="rIdpmg5jdenao3eccock6b3a">
               <w:r>
                 <w:rPr>
                   <w:rFonts w:ascii="Arial" w:cs="Arial" w:eastAsia="Arial" w:hAnsi="Arial"/>
@@ -16267,14 +16823,13 @@
         </w:tc>
         <w:tc>
           <w:tcPr>
-            <w:tcW w:type="dxa" w:w="3246"/>
-            <w:tcBorders>
-              <w:top w:val="single" w:color="D9D4C5" w:sz="4"/>
-              <w:left w:val="single" w:color="D9D4C5" w:sz="4"/>
-              <w:bottom w:val="single" w:color="D9D4C5" w:sz="4"/>
-              <w:right w:val="single" w:color="D9D4C5" w:sz="4"/>
-            </w:tcBorders>
-            <w:shd w:fill="F6F4EE" w:color="auto" w:val="clear"/>
+            <w:tcW w:type="dxa" w:w="3261"/>
+            <w:tcBorders>
+              <w:top w:val="single" w:color="D9D4C5" w:sz="4"/>
+              <w:left w:val="single" w:color="D9D4C5" w:sz="4"/>
+              <w:bottom w:val="single" w:color="D9D4C5" w:sz="4"/>
+              <w:right w:val="single" w:color="D9D4C5" w:sz="4"/>
+            </w:tcBorders>
             <w:tcMar>
               <w:top w:type="dxa" w:w="70"/>
               <w:left w:type="dxa" w:w="110"/>
@@ -16305,13 +16860,14 @@
         </w:trPr>
         <w:tc>
           <w:tcPr>
-            <w:tcW w:type="dxa" w:w="2827"/>
-            <w:tcBorders>
-              <w:top w:val="single" w:color="D9D4C5" w:sz="4"/>
-              <w:left w:val="single" w:color="D9D4C5" w:sz="4"/>
-              <w:bottom w:val="single" w:color="D9D4C5" w:sz="4"/>
-              <w:right w:val="single" w:color="D9D4C5" w:sz="4"/>
-            </w:tcBorders>
+            <w:tcW w:type="dxa" w:w="2834"/>
+            <w:tcBorders>
+              <w:top w:val="single" w:color="D9D4C5" w:sz="4"/>
+              <w:left w:val="single" w:color="D9D4C5" w:sz="4"/>
+              <w:bottom w:val="single" w:color="D9D4C5" w:sz="4"/>
+              <w:right w:val="single" w:color="D9D4C5" w:sz="4"/>
+            </w:tcBorders>
+            <w:shd w:fill="F6F4EE" w:color="auto" w:val="clear"/>
             <w:tcMar>
               <w:top w:type="dxa" w:w="70"/>
               <w:left w:type="dxa" w:w="110"/>
@@ -16337,13 +16893,14 @@
         </w:tc>
         <w:tc>
           <w:tcPr>
-            <w:tcW w:type="dxa" w:w="3565"/>
-            <w:tcBorders>
-              <w:top w:val="single" w:color="D9D4C5" w:sz="4"/>
-              <w:left w:val="single" w:color="D9D4C5" w:sz="4"/>
-              <w:bottom w:val="single" w:color="D9D4C5" w:sz="4"/>
-              <w:right w:val="single" w:color="D9D4C5" w:sz="4"/>
-            </w:tcBorders>
+            <w:tcW w:type="dxa" w:w="3543"/>
+            <w:tcBorders>
+              <w:top w:val="single" w:color="D9D4C5" w:sz="4"/>
+              <w:left w:val="single" w:color="D9D4C5" w:sz="4"/>
+              <w:bottom w:val="single" w:color="D9D4C5" w:sz="4"/>
+              <w:right w:val="single" w:color="D9D4C5" w:sz="4"/>
+            </w:tcBorders>
+            <w:shd w:fill="F6F4EE" w:color="auto" w:val="clear"/>
             <w:tcMar>
               <w:top w:type="dxa" w:w="70"/>
               <w:left w:type="dxa" w:w="110"/>
@@ -16369,13 +16926,14 @@
         </w:tc>
         <w:tc>
           <w:tcPr>
-            <w:tcW w:type="dxa" w:w="3246"/>
-            <w:tcBorders>
-              <w:top w:val="single" w:color="D9D4C5" w:sz="4"/>
-              <w:left w:val="single" w:color="D9D4C5" w:sz="4"/>
-              <w:bottom w:val="single" w:color="D9D4C5" w:sz="4"/>
-              <w:right w:val="single" w:color="D9D4C5" w:sz="4"/>
-            </w:tcBorders>
+            <w:tcW w:type="dxa" w:w="3261"/>
+            <w:tcBorders>
+              <w:top w:val="single" w:color="D9D4C5" w:sz="4"/>
+              <w:left w:val="single" w:color="D9D4C5" w:sz="4"/>
+              <w:bottom w:val="single" w:color="D9D4C5" w:sz="4"/>
+              <w:right w:val="single" w:color="D9D4C5" w:sz="4"/>
+            </w:tcBorders>
+            <w:shd w:fill="F6F4EE" w:color="auto" w:val="clear"/>
             <w:tcMar>
               <w:top w:type="dxa" w:w="70"/>
               <w:left w:type="dxa" w:w="110"/>
@@ -19154,7 +19712,7 @@
         <w:szCs w:val="16"/>
       </w:rPr>
       <w:tab/>
-      <w:t xml:space="preserve">Registro sviluppo e deploy · Rev. 1.2 · 18/10/2026</w:t>
+      <w:t xml:space="preserve">Registro sviluppo e deploy · Rev. 1.3 · 18/10/2026</w:t>
     </w:r>
   </w:p>
 </w:hdr>
@@ -19219,7 +19777,7 @@
         <w:szCs w:val="16"/>
       </w:rPr>
       <w:tab/>
-      <w:t xml:space="preserve">Registro sviluppo e deploy · Rev. 1.2 · 18/10/2026</w:t>
+      <w:t xml:space="preserve">Registro sviluppo e deploy · Rev. 1.3 · 18/10/2026</w:t>
     </w:r>
   </w:p>
 </w:hdr>

--- a/public/documentazione/Registro_Dev_Deploy_Portale_CWP.docx
+++ b/public/documentazione/Registro_Dev_Deploy_Portale_CWP.docx
@@ -302,7 +302,7 @@
                 <w:sz w:val="20"/>
                 <w:szCs w:val="20"/>
               </w:rPr>
-              <w:t xml:space="preserve">Rev. 1.3</w:t>
+              <w:t xml:space="preserve">Rev. 1.4</w:t>
             </w:r>
           </w:p>
         </w:tc>
@@ -719,7 +719,7 @@
                 <w:sz w:val="18"/>
                 <w:szCs w:val="18"/>
               </w:rPr>
-              <w:t xml:space="preserve">1.3</w:t>
+              <w:t xml:space="preserve">1.4</w:t>
             </w:r>
           </w:p>
         </w:tc>
@@ -783,7 +783,7 @@
                 <w:sz w:val="18"/>
                 <w:szCs w:val="18"/>
               </w:rPr>
-              <w:t xml:space="preserve">Manuale Amministratore in Word/PDF; Manuale Utente solo in PDF per gli utenti e anche in «I tuoi documenti».</w:t>
+              <w:t xml:space="preserve">Manuale Test; regole di lavoro (quattro documenti aggiornati insieme, codice commentato); backlog 31 e 32.</w:t>
             </w:r>
           </w:p>
         </w:tc>
@@ -853,7 +853,7 @@
                 <w:sz w:val="18"/>
                 <w:szCs w:val="18"/>
               </w:rPr>
-              <w:t xml:space="preserve">1.2</w:t>
+              <w:t xml:space="preserve">1.3</w:t>
             </w:r>
           </w:p>
         </w:tc>
@@ -919,7 +919,7 @@
                 <w:sz w:val="18"/>
                 <w:szCs w:val="18"/>
               </w:rPr>
-              <w:t xml:space="preserve">Pagina «Il mio profilo»; password (script 15 e 16, Edge Functions reimposta-password e recupera-password); SMTP Resend; email di recupero in italiano spedita dal portale.</w:t>
+              <w:t xml:space="preserve">Manuale Amministratore in Word/PDF; Manuale Utente solo in PDF per gli utenti e anche in «I tuoi documenti».</w:t>
             </w:r>
           </w:p>
         </w:tc>
@@ -989,7 +989,7 @@
                 <w:sz w:val="18"/>
                 <w:szCs w:val="18"/>
               </w:rPr>
-              <w:t xml:space="preserve">1.1</w:t>
+              <w:t xml:space="preserve">1.2</w:t>
             </w:r>
           </w:p>
         </w:tc>
@@ -1053,7 +1053,7 @@
                 <w:sz w:val="18"/>
                 <w:szCs w:val="18"/>
               </w:rPr>
-              <w:t xml:space="preserve">Pagina Documentazione; backlog riordinato; decisione di passare Vercel e Supabase a piani a pagamento (punto 29); riservatezza della documentazione (punto 28).</w:t>
+              <w:t xml:space="preserve">Pagina «Il mio profilo»; password (script 15 e 16, Edge Functions reimposta-password e recupera-password); SMTP Resend; email di recupero in italiano spedita dal portale.</w:t>
             </w:r>
           </w:p>
         </w:tc>
@@ -1123,6 +1123,142 @@
                 <w:sz w:val="18"/>
                 <w:szCs w:val="18"/>
               </w:rPr>
+              <w:t xml:space="preserve">1.1</w:t>
+            </w:r>
+          </w:p>
+        </w:tc>
+        <w:tc>
+          <w:tcPr>
+            <w:tcW w:type="dxa" w:w="1300"/>
+            <w:tcBorders>
+              <w:top w:val="single" w:color="D9D4C5" w:sz="4"/>
+              <w:left w:val="single" w:color="D9D4C5" w:sz="4"/>
+              <w:bottom w:val="single" w:color="D9D4C5" w:sz="4"/>
+              <w:right w:val="single" w:color="D9D4C5" w:sz="4"/>
+            </w:tcBorders>
+            <w:shd w:fill="F6F4EE" w:color="auto" w:val="clear"/>
+            <w:tcMar>
+              <w:top w:type="dxa" w:w="70"/>
+              <w:left w:type="dxa" w:w="110"/>
+              <w:bottom w:type="dxa" w:w="70"/>
+              <w:right w:type="dxa" w:w="110"/>
+            </w:tcMar>
+            <w:vAlign w:val="center"/>
+          </w:tcPr>
+          <w:p>
+            <w:pPr>
+              <w:spacing w:after="0" w:before="0"/>
+            </w:pPr>
+            <w:r>
+              <w:rPr>
+                <w:rFonts w:ascii="Arial" w:cs="Arial" w:eastAsia="Arial" w:hAnsi="Arial"/>
+                <w:color w:val="1B2118"/>
+                <w:sz w:val="18"/>
+                <w:szCs w:val="18"/>
+              </w:rPr>
+              <w:t xml:space="preserve">18/10/2026</w:t>
+            </w:r>
+          </w:p>
+        </w:tc>
+        <w:tc>
+          <w:tcPr>
+            <w:tcW w:type="dxa" w:w="5538"/>
+            <w:tcBorders>
+              <w:top w:val="single" w:color="D9D4C5" w:sz="4"/>
+              <w:left w:val="single" w:color="D9D4C5" w:sz="4"/>
+              <w:bottom w:val="single" w:color="D9D4C5" w:sz="4"/>
+              <w:right w:val="single" w:color="D9D4C5" w:sz="4"/>
+            </w:tcBorders>
+            <w:shd w:fill="F6F4EE" w:color="auto" w:val="clear"/>
+            <w:tcMar>
+              <w:top w:type="dxa" w:w="70"/>
+              <w:left w:type="dxa" w:w="110"/>
+              <w:bottom w:type="dxa" w:w="70"/>
+              <w:right w:type="dxa" w:w="110"/>
+            </w:tcMar>
+            <w:vAlign w:val="center"/>
+          </w:tcPr>
+          <w:p>
+            <w:pPr>
+              <w:spacing w:after="0" w:before="0"/>
+            </w:pPr>
+            <w:r>
+              <w:rPr>
+                <w:rFonts w:ascii="Arial" w:cs="Arial" w:eastAsia="Arial" w:hAnsi="Arial"/>
+                <w:color w:val="1B2118"/>
+                <w:sz w:val="18"/>
+                <w:szCs w:val="18"/>
+              </w:rPr>
+              <w:t xml:space="preserve">Pagina Documentazione; backlog riordinato; decisione di passare Vercel e Supabase a piani a pagamento (punto 29); riservatezza della documentazione (punto 28).</w:t>
+            </w:r>
+          </w:p>
+        </w:tc>
+        <w:tc>
+          <w:tcPr>
+            <w:tcW w:type="dxa" w:w="2000"/>
+            <w:tcBorders>
+              <w:top w:val="single" w:color="D9D4C5" w:sz="4"/>
+              <w:left w:val="single" w:color="D9D4C5" w:sz="4"/>
+              <w:bottom w:val="single" w:color="D9D4C5" w:sz="4"/>
+              <w:right w:val="single" w:color="D9D4C5" w:sz="4"/>
+            </w:tcBorders>
+            <w:shd w:fill="F6F4EE" w:color="auto" w:val="clear"/>
+            <w:tcMar>
+              <w:top w:type="dxa" w:w="70"/>
+              <w:left w:type="dxa" w:w="110"/>
+              <w:bottom w:type="dxa" w:w="70"/>
+              <w:right w:type="dxa" w:w="110"/>
+            </w:tcMar>
+            <w:vAlign w:val="center"/>
+          </w:tcPr>
+          <w:p>
+            <w:pPr>
+              <w:spacing w:after="0" w:before="0"/>
+            </w:pPr>
+            <w:r>
+              <w:rPr>
+                <w:rFonts w:ascii="Arial" w:cs="Arial" w:eastAsia="Arial" w:hAnsi="Arial"/>
+                <w:color w:val="1B2118"/>
+                <w:sz w:val="18"/>
+                <w:szCs w:val="18"/>
+              </w:rPr>
+              <w:t xml:space="preserve">Fondazione Operate</w:t>
+            </w:r>
+          </w:p>
+        </w:tc>
+      </w:tr>
+      <w:tr>
+        <w:trPr>
+          <w:cantSplit/>
+        </w:trPr>
+        <w:tc>
+          <w:tcPr>
+            <w:tcW w:type="dxa" w:w="800"/>
+            <w:tcBorders>
+              <w:top w:val="single" w:color="D9D4C5" w:sz="4"/>
+              <w:left w:val="single" w:color="D9D4C5" w:sz="4"/>
+              <w:bottom w:val="single" w:color="D9D4C5" w:sz="4"/>
+              <w:right w:val="single" w:color="D9D4C5" w:sz="4"/>
+            </w:tcBorders>
+            <w:tcMar>
+              <w:top w:type="dxa" w:w="70"/>
+              <w:left w:type="dxa" w:w="110"/>
+              <w:bottom w:type="dxa" w:w="70"/>
+              <w:right w:type="dxa" w:w="110"/>
+            </w:tcMar>
+            <w:vAlign w:val="center"/>
+          </w:tcPr>
+          <w:p>
+            <w:pPr>
+              <w:spacing w:after="0" w:before="0"/>
+            </w:pPr>
+            <w:r>
+              <w:rPr>
+                <w:rFonts w:ascii="Arial" w:cs="Arial" w:eastAsia="Arial" w:hAnsi="Arial"/>
+                <w:color w:val="1B2118"/>
+                <w:sz w:val="18"/>
+                <w:szCs w:val="18"/>
+              </w:rPr>
               <w:t xml:space="preserve">1.0</w:t>
             </w:r>
           </w:p>
@@ -1136,7 +1272,6 @@
               <w:bottom w:val="single" w:color="D9D4C5" w:sz="4"/>
               <w:right w:val="single" w:color="D9D4C5" w:sz="4"/>
             </w:tcBorders>
-            <w:shd w:fill="F6F4EE" w:color="auto" w:val="clear"/>
             <w:tcMar>
               <w:top w:type="dxa" w:w="70"/>
               <w:left w:type="dxa" w:w="110"/>
@@ -1169,7 +1304,6 @@
               <w:bottom w:val="single" w:color="D9D4C5" w:sz="4"/>
               <w:right w:val="single" w:color="D9D4C5" w:sz="4"/>
             </w:tcBorders>
-            <w:shd w:fill="F6F4EE" w:color="auto" w:val="clear"/>
             <w:tcMar>
               <w:top w:type="dxa" w:w="70"/>
               <w:left w:type="dxa" w:w="110"/>
@@ -1202,7 +1336,6 @@
               <w:bottom w:val="single" w:color="D9D4C5" w:sz="4"/>
               <w:right w:val="single" w:color="D9D4C5" w:sz="4"/>
             </w:tcBorders>
-            <w:shd w:fill="F6F4EE" w:color="auto" w:val="clear"/>
             <w:tcMar>
               <w:top w:type="dxa" w:w="70"/>
               <w:left w:type="dxa" w:w="110"/>
@@ -1244,7 +1377,7 @@
           <w:sz w:val="20"/>
           <w:szCs w:val="20"/>
         </w:rPr>
-        <w:t xml:space="preserve">Fotografia del registro alla revisione 1.3 del 18/10/2026. Il registro è aggiornato a ogni nuova funzione, servizio o rilascio; la versione corrente si scarica dall'area Documentazione del portale (solo Amministratori).</w:t>
+        <w:t xml:space="preserve">Fotografia del registro alla revisione 1.4 del 18/10/2026. Il registro è aggiornato a ogni nuova funzione, servizio o rilascio; la versione corrente si scarica dall'area Documentazione del portale (solo Amministratori).</w:t>
       </w:r>
     </w:p>
     <w:p>
@@ -1743,7 +1876,7 @@
             <w:szCs w:val="22"/>
           </w:rPr>
           <w:tab/>
-          <w:t xml:space="preserve">16</w:t>
+          <w:t xml:space="preserve">17</w:t>
         </w:r>
       </w:hyperlink>
     </w:p>
@@ -1772,7 +1905,7 @@
             <w:szCs w:val="22"/>
           </w:rPr>
           <w:tab/>
-          <w:t xml:space="preserve">17</w:t>
+          <w:t xml:space="preserve">18</w:t>
         </w:r>
       </w:hyperlink>
     </w:p>
@@ -1801,7 +1934,7 @@
             <w:szCs w:val="22"/>
           </w:rPr>
           <w:tab/>
-          <w:t xml:space="preserve">18</w:t>
+          <w:t xml:space="preserve">19</w:t>
         </w:r>
       </w:hyperlink>
     </w:p>
@@ -1830,7 +1963,7 @@
             <w:szCs w:val="22"/>
           </w:rPr>
           <w:tab/>
-          <w:t xml:space="preserve">20</w:t>
+          <w:t xml:space="preserve">21</w:t>
         </w:r>
       </w:hyperlink>
     </w:p>
@@ -12504,6 +12637,78 @@
           <w:sz w:val="21"/>
           <w:szCs w:val="21"/>
         </w:rPr>
+        <w:t xml:space="preserve">Regole di lavoro (richieste di Luca del 18/10)</w:t>
+      </w:r>
+    </w:p>
+    <w:p>
+      <w:pPr>
+        <w:pStyle w:val="ListParagraph"/>
+        <w:numPr>
+          <w:ilvl w:val="0"/>
+          <w:numId w:val="3"/>
+        </w:numPr>
+        <w:spacing w:after="70" w:line="290"/>
+      </w:pPr>
+      <w:r>
+        <w:rPr>
+          <w:rFonts w:ascii="Arial" w:cs="Arial" w:eastAsia="Arial" w:hAnsi="Arial"/>
+          <w:color w:val="1B2118"/>
+          <w:sz w:val="21"/>
+          <w:szCs w:val="21"/>
+        </w:rPr>
+        <w:t xml:space="preserve">A ogni rilascio si aggiornano insieme quattro documenti: questo Registro, il Manuale Utente, il Manuale Amministratore e il Manuale Test (</w:t>
+      </w:r>
+      <w:r>
+        <w:rPr>
+          <w:rFonts w:ascii="Consolas" w:cs="Consolas" w:eastAsia="Consolas" w:hAnsi="Consolas"/>
+          <w:color w:val="2F5D3A"/>
+          <w:sz w:val="21"/>
+          <w:szCs w:val="21"/>
+        </w:rPr>
+        <w:t xml:space="preserve">docs/manuale-test.md</w:t>
+      </w:r>
+      <w:r>
+        <w:rPr>
+          <w:rFonts w:ascii="Arial" w:cs="Arial" w:eastAsia="Arial" w:hAnsi="Arial"/>
+          <w:color w:val="1B2118"/>
+          <w:sz w:val="21"/>
+          <w:szCs w:val="21"/>
+        </w:rPr>
+        <w:t xml:space="preserve">, sintetico, per i collaudatori).</w:t>
+      </w:r>
+    </w:p>
+    <w:p>
+      <w:pPr>
+        <w:pStyle w:val="ListParagraph"/>
+        <w:numPr>
+          <w:ilvl w:val="0"/>
+          <w:numId w:val="3"/>
+        </w:numPr>
+        <w:spacing w:after="70" w:line="290"/>
+      </w:pPr>
+      <w:r>
+        <w:rPr>
+          <w:rFonts w:ascii="Arial" w:cs="Arial" w:eastAsia="Arial" w:hAnsi="Arial"/>
+          <w:color w:val="1B2118"/>
+          <w:sz w:val="21"/>
+          <w:szCs w:val="21"/>
+        </w:rPr>
+        <w:t xml:space="preserve">Il codice si commenta in italiano mentre si scrive: in testa a ogni file lo scopo e il capitolo del registro di riferimento; sopra ogni funzione cosa fa; nel corpo le regole di sicurezza e i passaggi non ovvi (punto 31).</w:t>
+      </w:r>
+    </w:p>
+    <w:p>
+      <w:pPr>
+        <w:spacing w:after="140" w:line="300"/>
+      </w:pPr>
+      <w:r>
+        <w:rPr>
+          <w:rFonts w:ascii="Arial" w:cs="Arial" w:eastAsia="Arial" w:hAnsi="Arial"/>
+          <w:b/>
+          <w:bCs/>
+          <w:color w:val="1B2118"/>
+          <w:sz w:val="21"/>
+          <w:szCs w:val="21"/>
+        </w:rPr>
         <w:t xml:space="preserve">Segreti</w:t>
       </w:r>
       <w:r>
@@ -12569,6 +12774,72 @@
           <w:szCs w:val="25"/>
         </w:rPr>
         <w:t xml:space="preserve">18 ottobre 2026</w:t>
+      </w:r>
+    </w:p>
+    <w:p>
+      <w:pPr>
+        <w:pStyle w:val="ListParagraph"/>
+        <w:numPr>
+          <w:ilvl w:val="0"/>
+          <w:numId w:val="3"/>
+        </w:numPr>
+        <w:spacing w:after="70" w:line="290"/>
+      </w:pPr>
+      <w:r>
+        <w:rPr>
+          <w:rFonts w:ascii="Arial" w:cs="Arial" w:eastAsia="Arial" w:hAnsi="Arial"/>
+          <w:b/>
+          <w:bCs/>
+          <w:color w:val="1B2118"/>
+          <w:sz w:val="21"/>
+          <w:szCs w:val="21"/>
+        </w:rPr>
+        <w:t xml:space="preserve">Manuale Test (test-user)</w:t>
+      </w:r>
+      <w:r>
+        <w:rPr>
+          <w:rFonts w:ascii="Arial" w:cs="Arial" w:eastAsia="Arial" w:hAnsi="Arial"/>
+          <w:color w:val="1B2118"/>
+          <w:sz w:val="21"/>
+          <w:szCs w:val="21"/>
+        </w:rPr>
+        <w:t xml:space="preserve"> — richiesta di Luca: guida sintetica per chi collauda il portale senza conoscere il Programma (metodo CWP in breve, ruolo del portale, percorso di prova in 8 blocchi dalla fase 1 al calcolo dei crediti con i risultati attesi, limiti noti). Sorgente </w:t>
+      </w:r>
+      <w:r>
+        <w:rPr>
+          <w:rFonts w:ascii="Consolas" w:cs="Consolas" w:eastAsia="Consolas" w:hAnsi="Consolas"/>
+          <w:color w:val="2F5D3A"/>
+          <w:sz w:val="21"/>
+          <w:szCs w:val="21"/>
+        </w:rPr>
+        <w:t xml:space="preserve">docs/manuale-test.md</w:t>
+      </w:r>
+      <w:r>
+        <w:rPr>
+          <w:rFonts w:ascii="Arial" w:cs="Arial" w:eastAsia="Arial" w:hAnsi="Arial"/>
+          <w:color w:val="1B2118"/>
+          <w:sz w:val="21"/>
+          <w:szCs w:val="21"/>
+        </w:rPr>
+        <w:t xml:space="preserve">, file </w:t>
+      </w:r>
+      <w:r>
+        <w:rPr>
+          <w:rFonts w:ascii="Consolas" w:cs="Consolas" w:eastAsia="Consolas" w:hAnsi="Consolas"/>
+          <w:color w:val="2F5D3A"/>
+          <w:sz w:val="21"/>
+          <w:szCs w:val="21"/>
+        </w:rPr>
+        <w:t xml:space="preserve">public/documentazione/Manuale_Test_Portale_CWP.{docx,pdf}</w:t>
+      </w:r>
+      <w:r>
+        <w:rPr>
+          <w:rFonts w:ascii="Arial" w:cs="Arial" w:eastAsia="Arial" w:hAnsi="Arial"/>
+          <w:color w:val="1B2118"/>
+          <w:sz w:val="21"/>
+          <w:szCs w:val="21"/>
+        </w:rPr>
+        <w:t xml:space="preserve">, scaricabile da Documentazione e dal profilo (solo Admin). Rev. 1.0. Aggiunti al backlog i punti 31 (codice commentato) e 32.</w:t>
       </w:r>
     </w:p>
     <w:p>
@@ -15334,7 +15605,7 @@
               </w:rPr>
               <w:t xml:space="preserve">Claude Doc: </w:t>
             </w:r>
-            <w:hyperlink w:history="1" r:id="rIdrrep3paupvvisxwlk-p2u">
+            <w:hyperlink w:history="1" r:id="rIdgilsn8rdsxbxq1a7b_8d5">
               <w:r>
                 <w:rPr>
                   <w:rFonts w:ascii="Arial" w:cs="Arial" w:eastAsia="Arial" w:hAnsi="Arial"/>
@@ -15681,7 +15952,7 @@
               </w:rPr>
               <w:t xml:space="preserve">Claude Doc: </w:t>
             </w:r>
-            <w:hyperlink w:history="1" r:id="rIdqebwppijnbsbqnhheeszv">
+            <w:hyperlink w:history="1" r:id="rIdd2y92fmzqye9qqkvw6y-e">
               <w:r>
                 <w:rPr>
                   <w:rFonts w:ascii="Arial" w:cs="Arial" w:eastAsia="Arial" w:hAnsi="Arial"/>
@@ -16256,7 +16527,7 @@
               </w:rPr>
               <w:t xml:space="preserve">Claude Doc: </w:t>
             </w:r>
-            <w:hyperlink w:history="1" r:id="rIdkdxfk6waupujjpv2vzm4b">
+            <w:hyperlink w:history="1" r:id="rIdqfmef7xdc_gtdf0jhcx0u">
               <w:r>
                 <w:rPr>
                   <w:rFonts w:ascii="Arial" w:cs="Arial" w:eastAsia="Arial" w:hAnsi="Arial"/>
@@ -16798,7 +17069,7 @@
             <w:pPr>
               <w:spacing w:after="0" w:before="0"/>
             </w:pPr>
-            <w:hyperlink w:history="1" r:id="rIdpmg5jdenao3eccock6b3a">
+            <w:hyperlink w:history="1" r:id="rIdtwoojn9mebopjhhiwacai">
               <w:r>
                 <w:rPr>
                   <w:rFonts w:ascii="Arial" w:cs="Arial" w:eastAsia="Arial" w:hAnsi="Arial"/>
@@ -18676,6 +18947,82 @@
           <w:szCs w:val="20"/>
         </w:rPr>
         <w:t xml:space="preserve">: procedura di risposta agli incidenti, valutazione d'impatto sulla protezione dei dati (DPIA) e registro dei trattamenti per i dati delle utenze, nomina dei fornitori (Vercel, Supabase, Resend) come responsabili del trattamento.</w:t>
+      </w:r>
+    </w:p>
+    <w:p>
+      <w:pPr>
+        <w:spacing w:after="140" w:line="300"/>
+      </w:pPr>
+      <w:r>
+        <w:rPr>
+          <w:rFonts w:ascii="Arial" w:cs="Arial" w:eastAsia="Arial" w:hAnsi="Arial"/>
+          <w:b/>
+          <w:bCs/>
+          <w:color w:val="1B2118"/>
+          <w:sz w:val="21"/>
+          <w:szCs w:val="21"/>
+        </w:rPr>
+        <w:t xml:space="preserve">Codice e documentazione — richieste di Luca del 18/10</w:t>
+      </w:r>
+    </w:p>
+    <w:p>
+      <w:pPr>
+        <w:pStyle w:val="ListParagraph"/>
+        <w:numPr>
+          <w:ilvl w:val="0"/>
+          <w:numId w:val="3"/>
+        </w:numPr>
+        <w:spacing w:after="70" w:line="290"/>
+      </w:pPr>
+      <w:r>
+        <w:rPr>
+          <w:rFonts w:ascii="Arial" w:cs="Arial" w:eastAsia="Arial" w:hAnsi="Arial"/>
+          <w:b/>
+          <w:bCs/>
+          <w:color w:val="1B2118"/>
+          <w:sz w:val="21"/>
+          <w:szCs w:val="21"/>
+        </w:rPr>
+        <w:t xml:space="preserve">31.</w:t>
+      </w:r>
+      <w:r>
+        <w:rPr>
+          <w:rFonts w:ascii="Arial" w:cs="Arial" w:eastAsia="Arial" w:hAnsi="Arial"/>
+          <w:color w:val="1B2118"/>
+          <w:sz w:val="21"/>
+          <w:szCs w:val="21"/>
+        </w:rPr>
+        <w:t xml:space="preserve"> Codice sorgente commentato per sviluppatori umani: ogni file (portale, script SQL, Edge Functions, strumenti) deve avere in testa lo scopo e il collegamento al capitolo del registro, e commenti in italiano su funzioni, regole di sicurezza e passaggi non ovvi. Vale anche per tutto il codice nuovo. Da completare con una revisione file per file.</w:t>
+      </w:r>
+    </w:p>
+    <w:p>
+      <w:pPr>
+        <w:pStyle w:val="ListParagraph"/>
+        <w:numPr>
+          <w:ilvl w:val="0"/>
+          <w:numId w:val="3"/>
+        </w:numPr>
+        <w:spacing w:after="70" w:line="290"/>
+      </w:pPr>
+      <w:r>
+        <w:rPr>
+          <w:rFonts w:ascii="Arial" w:cs="Arial" w:eastAsia="Arial" w:hAnsi="Arial"/>
+          <w:b/>
+          <w:bCs/>
+          <w:color w:val="1B2118"/>
+          <w:sz w:val="21"/>
+          <w:szCs w:val="21"/>
+        </w:rPr>
+        <w:t xml:space="preserve">32.</w:t>
+      </w:r>
+      <w:r>
+        <w:rPr>
+          <w:rFonts w:ascii="Arial" w:cs="Arial" w:eastAsia="Arial" w:hAnsi="Arial"/>
+          <w:color w:val="1B2118"/>
+          <w:sz w:val="21"/>
+          <w:szCs w:val="21"/>
+        </w:rPr>
+        <w:t xml:space="preserve"> Manuale Test (test-user): guida sintetica per i collaudatori, riservata agli Amministratori, da aggiornare a ogni rilascio insieme a registro, Manuale Utente e Manuale Amministratore.</w:t>
       </w:r>
     </w:p>
     <w:p>
@@ -19712,7 +20059,7 @@
         <w:szCs w:val="16"/>
       </w:rPr>
       <w:tab/>
-      <w:t xml:space="preserve">Registro sviluppo e deploy · Rev. 1.3 · 18/10/2026</w:t>
+      <w:t xml:space="preserve">Registro sviluppo e deploy · Rev. 1.4 · 18/10/2026</w:t>
     </w:r>
   </w:p>
 </w:hdr>
@@ -19777,7 +20124,7 @@
         <w:szCs w:val="16"/>
       </w:rPr>
       <w:tab/>
-      <w:t xml:space="preserve">Registro sviluppo e deploy · Rev. 1.3 · 18/10/2026</w:t>
+      <w:t xml:space="preserve">Registro sviluppo e deploy · Rev. 1.4 · 18/10/2026</w:t>
     </w:r>
   </w:p>
 </w:hdr>

--- a/public/documentazione/Registro_Dev_Deploy_Portale_CWP.docx
+++ b/public/documentazione/Registro_Dev_Deploy_Portale_CWP.docx
@@ -302,7 +302,7 @@
                 <w:sz w:val="20"/>
                 <w:szCs w:val="20"/>
               </w:rPr>
-              <w:t xml:space="preserve">Rev. 1.4</w:t>
+              <w:t xml:space="preserve">Rev. 1.5</w:t>
             </w:r>
           </w:p>
         </w:tc>
@@ -719,7 +719,7 @@
                 <w:sz w:val="18"/>
                 <w:szCs w:val="18"/>
               </w:rPr>
-              <w:t xml:space="preserve">1.4</w:t>
+              <w:t xml:space="preserve">1.5</w:t>
             </w:r>
           </w:p>
         </w:tc>
@@ -783,7 +783,7 @@
                 <w:sz w:val="18"/>
                 <w:szCs w:val="18"/>
               </w:rPr>
-              <w:t xml:space="preserve">Manuale Test; regole di lavoro (quattro documenti aggiornati insieme, codice commentato); backlog 31 e 32.</w:t>
+              <w:t xml:space="preserve">Capitolo pratiche: script 17, funzione consultazione-pubblica, note di fase, Enti di Validazione, modelli, messaggi, pagamenti al Comune, consultazione pubblica con email confermata ed errata corrige; decisioni A, B, D.</w:t>
             </w:r>
           </w:p>
         </w:tc>
@@ -853,7 +853,7 @@
                 <w:sz w:val="18"/>
                 <w:szCs w:val="18"/>
               </w:rPr>
-              <w:t xml:space="preserve">1.3</w:t>
+              <w:t xml:space="preserve">1.4</w:t>
             </w:r>
           </w:p>
         </w:tc>
@@ -919,7 +919,7 @@
                 <w:sz w:val="18"/>
                 <w:szCs w:val="18"/>
               </w:rPr>
-              <w:t xml:space="preserve">Manuale Amministratore in Word/PDF; Manuale Utente solo in PDF per gli utenti e anche in «I tuoi documenti».</w:t>
+              <w:t xml:space="preserve">Manuale Test; regole di lavoro (quattro documenti aggiornati insieme, codice commentato); backlog 31 e 32.</w:t>
             </w:r>
           </w:p>
         </w:tc>
@@ -989,7 +989,7 @@
                 <w:sz w:val="18"/>
                 <w:szCs w:val="18"/>
               </w:rPr>
-              <w:t xml:space="preserve">1.2</w:t>
+              <w:t xml:space="preserve">1.3</w:t>
             </w:r>
           </w:p>
         </w:tc>
@@ -1053,7 +1053,7 @@
                 <w:sz w:val="18"/>
                 <w:szCs w:val="18"/>
               </w:rPr>
-              <w:t xml:space="preserve">Pagina «Il mio profilo»; password (script 15 e 16, Edge Functions reimposta-password e recupera-password); SMTP Resend; email di recupero in italiano spedita dal portale.</w:t>
+              <w:t xml:space="preserve">Manuale Amministratore in Word/PDF; Manuale Utente solo in PDF per gli utenti e anche in «I tuoi documenti».</w:t>
             </w:r>
           </w:p>
         </w:tc>
@@ -1123,7 +1123,7 @@
                 <w:sz w:val="18"/>
                 <w:szCs w:val="18"/>
               </w:rPr>
-              <w:t xml:space="preserve">1.1</w:t>
+              <w:t xml:space="preserve">1.2</w:t>
             </w:r>
           </w:p>
         </w:tc>
@@ -1189,7 +1189,7 @@
                 <w:sz w:val="18"/>
                 <w:szCs w:val="18"/>
               </w:rPr>
-              <w:t xml:space="preserve">Pagina Documentazione; backlog riordinato; decisione di passare Vercel e Supabase a piani a pagamento (punto 29); riservatezza della documentazione (punto 28).</w:t>
+              <w:t xml:space="preserve">Pagina «Il mio profilo»; password (script 15 e 16, Edge Functions reimposta-password e recupera-password); SMTP Resend; email di recupero in italiano spedita dal portale.</w:t>
             </w:r>
           </w:p>
         </w:tc>
@@ -1259,6 +1259,140 @@
                 <w:sz w:val="18"/>
                 <w:szCs w:val="18"/>
               </w:rPr>
+              <w:t xml:space="preserve">1.1</w:t>
+            </w:r>
+          </w:p>
+        </w:tc>
+        <w:tc>
+          <w:tcPr>
+            <w:tcW w:type="dxa" w:w="1300"/>
+            <w:tcBorders>
+              <w:top w:val="single" w:color="D9D4C5" w:sz="4"/>
+              <w:left w:val="single" w:color="D9D4C5" w:sz="4"/>
+              <w:bottom w:val="single" w:color="D9D4C5" w:sz="4"/>
+              <w:right w:val="single" w:color="D9D4C5" w:sz="4"/>
+            </w:tcBorders>
+            <w:tcMar>
+              <w:top w:type="dxa" w:w="70"/>
+              <w:left w:type="dxa" w:w="110"/>
+              <w:bottom w:type="dxa" w:w="70"/>
+              <w:right w:type="dxa" w:w="110"/>
+            </w:tcMar>
+            <w:vAlign w:val="center"/>
+          </w:tcPr>
+          <w:p>
+            <w:pPr>
+              <w:spacing w:after="0" w:before="0"/>
+            </w:pPr>
+            <w:r>
+              <w:rPr>
+                <w:rFonts w:ascii="Arial" w:cs="Arial" w:eastAsia="Arial" w:hAnsi="Arial"/>
+                <w:color w:val="1B2118"/>
+                <w:sz w:val="18"/>
+                <w:szCs w:val="18"/>
+              </w:rPr>
+              <w:t xml:space="preserve">18/10/2026</w:t>
+            </w:r>
+          </w:p>
+        </w:tc>
+        <w:tc>
+          <w:tcPr>
+            <w:tcW w:type="dxa" w:w="5538"/>
+            <w:tcBorders>
+              <w:top w:val="single" w:color="D9D4C5" w:sz="4"/>
+              <w:left w:val="single" w:color="D9D4C5" w:sz="4"/>
+              <w:bottom w:val="single" w:color="D9D4C5" w:sz="4"/>
+              <w:right w:val="single" w:color="D9D4C5" w:sz="4"/>
+            </w:tcBorders>
+            <w:tcMar>
+              <w:top w:type="dxa" w:w="70"/>
+              <w:left w:type="dxa" w:w="110"/>
+              <w:bottom w:type="dxa" w:w="70"/>
+              <w:right w:type="dxa" w:w="110"/>
+            </w:tcMar>
+            <w:vAlign w:val="center"/>
+          </w:tcPr>
+          <w:p>
+            <w:pPr>
+              <w:spacing w:after="0" w:before="0"/>
+            </w:pPr>
+            <w:r>
+              <w:rPr>
+                <w:rFonts w:ascii="Arial" w:cs="Arial" w:eastAsia="Arial" w:hAnsi="Arial"/>
+                <w:color w:val="1B2118"/>
+                <w:sz w:val="18"/>
+                <w:szCs w:val="18"/>
+              </w:rPr>
+              <w:t xml:space="preserve">Pagina Documentazione; backlog riordinato; decisione di passare Vercel e Supabase a piani a pagamento (punto 29); riservatezza della documentazione (punto 28).</w:t>
+            </w:r>
+          </w:p>
+        </w:tc>
+        <w:tc>
+          <w:tcPr>
+            <w:tcW w:type="dxa" w:w="2000"/>
+            <w:tcBorders>
+              <w:top w:val="single" w:color="D9D4C5" w:sz="4"/>
+              <w:left w:val="single" w:color="D9D4C5" w:sz="4"/>
+              <w:bottom w:val="single" w:color="D9D4C5" w:sz="4"/>
+              <w:right w:val="single" w:color="D9D4C5" w:sz="4"/>
+            </w:tcBorders>
+            <w:tcMar>
+              <w:top w:type="dxa" w:w="70"/>
+              <w:left w:type="dxa" w:w="110"/>
+              <w:bottom w:type="dxa" w:w="70"/>
+              <w:right w:type="dxa" w:w="110"/>
+            </w:tcMar>
+            <w:vAlign w:val="center"/>
+          </w:tcPr>
+          <w:p>
+            <w:pPr>
+              <w:spacing w:after="0" w:before="0"/>
+            </w:pPr>
+            <w:r>
+              <w:rPr>
+                <w:rFonts w:ascii="Arial" w:cs="Arial" w:eastAsia="Arial" w:hAnsi="Arial"/>
+                <w:color w:val="1B2118"/>
+                <w:sz w:val="18"/>
+                <w:szCs w:val="18"/>
+              </w:rPr>
+              <w:t xml:space="preserve">Fondazione Operate</w:t>
+            </w:r>
+          </w:p>
+        </w:tc>
+      </w:tr>
+      <w:tr>
+        <w:trPr>
+          <w:cantSplit/>
+        </w:trPr>
+        <w:tc>
+          <w:tcPr>
+            <w:tcW w:type="dxa" w:w="800"/>
+            <w:tcBorders>
+              <w:top w:val="single" w:color="D9D4C5" w:sz="4"/>
+              <w:left w:val="single" w:color="D9D4C5" w:sz="4"/>
+              <w:bottom w:val="single" w:color="D9D4C5" w:sz="4"/>
+              <w:right w:val="single" w:color="D9D4C5" w:sz="4"/>
+            </w:tcBorders>
+            <w:shd w:fill="F6F4EE" w:color="auto" w:val="clear"/>
+            <w:tcMar>
+              <w:top w:type="dxa" w:w="70"/>
+              <w:left w:type="dxa" w:w="110"/>
+              <w:bottom w:type="dxa" w:w="70"/>
+              <w:right w:type="dxa" w:w="110"/>
+            </w:tcMar>
+            <w:vAlign w:val="center"/>
+          </w:tcPr>
+          <w:p>
+            <w:pPr>
+              <w:spacing w:after="0" w:before="0"/>
+            </w:pPr>
+            <w:r>
+              <w:rPr>
+                <w:rFonts w:ascii="Arial" w:cs="Arial" w:eastAsia="Arial" w:hAnsi="Arial"/>
+                <w:color w:val="1B2118"/>
+                <w:sz w:val="18"/>
+                <w:szCs w:val="18"/>
+              </w:rPr>
               <w:t xml:space="preserve">1.0</w:t>
             </w:r>
           </w:p>
@@ -1272,6 +1406,7 @@
               <w:bottom w:val="single" w:color="D9D4C5" w:sz="4"/>
               <w:right w:val="single" w:color="D9D4C5" w:sz="4"/>
             </w:tcBorders>
+            <w:shd w:fill="F6F4EE" w:color="auto" w:val="clear"/>
             <w:tcMar>
               <w:top w:type="dxa" w:w="70"/>
               <w:left w:type="dxa" w:w="110"/>
@@ -1304,6 +1439,7 @@
               <w:bottom w:val="single" w:color="D9D4C5" w:sz="4"/>
               <w:right w:val="single" w:color="D9D4C5" w:sz="4"/>
             </w:tcBorders>
+            <w:shd w:fill="F6F4EE" w:color="auto" w:val="clear"/>
             <w:tcMar>
               <w:top w:type="dxa" w:w="70"/>
               <w:left w:type="dxa" w:w="110"/>
@@ -1336,6 +1472,7 @@
               <w:bottom w:val="single" w:color="D9D4C5" w:sz="4"/>
               <w:right w:val="single" w:color="D9D4C5" w:sz="4"/>
             </w:tcBorders>
+            <w:shd w:fill="F6F4EE" w:color="auto" w:val="clear"/>
             <w:tcMar>
               <w:top w:type="dxa" w:w="70"/>
               <w:left w:type="dxa" w:w="110"/>
@@ -1377,7 +1514,7 @@
           <w:sz w:val="20"/>
           <w:szCs w:val="20"/>
         </w:rPr>
-        <w:t xml:space="preserve">Fotografia del registro alla revisione 1.4 del 18/10/2026. Il registro è aggiornato a ogni nuova funzione, servizio o rilascio; la versione corrente si scarica dall'area Documentazione del portale (solo Amministratori).</w:t>
+        <w:t xml:space="preserve">Fotografia del registro alla revisione 1.5 del 18/10/2026. Il registro è aggiornato a ogni nuova funzione, servizio o rilascio; la versione corrente si scarica dall'area Documentazione del portale (solo Amministratori).</w:t>
       </w:r>
     </w:p>
     <w:p>
@@ -1789,7 +1926,7 @@
             <w:szCs w:val="22"/>
           </w:rPr>
           <w:tab/>
-          <w:t xml:space="preserve">11</w:t>
+          <w:t xml:space="preserve">12</w:t>
         </w:r>
       </w:hyperlink>
     </w:p>
@@ -1818,7 +1955,7 @@
             <w:szCs w:val="22"/>
           </w:rPr>
           <w:tab/>
-          <w:t xml:space="preserve">12</w:t>
+          <w:t xml:space="preserve">13</w:t>
         </w:r>
       </w:hyperlink>
     </w:p>
@@ -1847,7 +1984,7 @@
             <w:szCs w:val="22"/>
           </w:rPr>
           <w:tab/>
-          <w:t xml:space="preserve">13</w:t>
+          <w:t xml:space="preserve">14</w:t>
         </w:r>
       </w:hyperlink>
     </w:p>
@@ -1876,7 +2013,7 @@
             <w:szCs w:val="22"/>
           </w:rPr>
           <w:tab/>
-          <w:t xml:space="preserve">17</w:t>
+          <w:t xml:space="preserve">18</w:t>
         </w:r>
       </w:hyperlink>
     </w:p>
@@ -1905,7 +2042,7 @@
             <w:szCs w:val="22"/>
           </w:rPr>
           <w:tab/>
-          <w:t xml:space="preserve">18</w:t>
+          <w:t xml:space="preserve">19</w:t>
         </w:r>
       </w:hyperlink>
     </w:p>
@@ -1934,7 +2071,7 @@
             <w:szCs w:val="22"/>
           </w:rPr>
           <w:tab/>
-          <w:t xml:space="preserve">19</w:t>
+          <w:t xml:space="preserve">20</w:t>
         </w:r>
       </w:hyperlink>
     </w:p>
@@ -1963,7 +2100,7 @@
             <w:szCs w:val="22"/>
           </w:rPr>
           <w:tab/>
-          <w:t xml:space="preserve">21</w:t>
+          <w:t xml:space="preserve">22</w:t>
         </w:r>
       </w:hyperlink>
     </w:p>
@@ -6348,7 +6485,7 @@
                 <w:sz w:val="18"/>
                 <w:szCs w:val="18"/>
               </w:rPr>
-              <w:t xml:space="preserve">16_recupero_password.sql</w:t>
+              <w:t xml:space="preserve">17_pratiche.sql</w:t>
             </w:r>
           </w:p>
         </w:tc>
@@ -6381,7 +6518,7 @@
                 <w:sz w:val="18"/>
                 <w:szCs w:val="18"/>
               </w:rPr>
-              <w:t xml:space="preserve">Tabella </w:t>
+              <w:t xml:space="preserve">Pagamenti leggibili dal Comune; note di fase (</w:t>
             </w:r>
             <w:r>
               <w:rPr>
@@ -6390,16 +6527,16 @@
                 <w:sz w:val="18"/>
                 <w:szCs w:val="18"/>
               </w:rPr>
-              <w:t xml:space="preserve">recupero_password_richiesta</w:t>
-            </w:r>
-            <w:r>
-              <w:rPr>
-                <w:rFonts w:ascii="Arial" w:cs="Arial" w:eastAsia="Arial" w:hAnsi="Arial"/>
-                <w:color w:val="1B2118"/>
-                <w:sz w:val="18"/>
-                <w:szCs w:val="18"/>
-              </w:rPr>
-              <w:t xml:space="preserve"> (ultima richiesta di recupero per indirizzo, nessuna policy: la usa solo la funzione </w:t>
+              <w:t xml:space="preserve">nota_fase</w:t>
+            </w:r>
+            <w:r>
+              <w:rPr>
+                <w:rFonts w:ascii="Arial" w:cs="Arial" w:eastAsia="Arial" w:hAnsi="Arial"/>
+                <w:color w:val="1B2118"/>
+                <w:sz w:val="18"/>
+                <w:szCs w:val="18"/>
+              </w:rPr>
+              <w:t xml:space="preserve">); anagrafica Enti di Validazione (solo Admin) e </w:t>
             </w:r>
             <w:r>
               <w:rPr>
@@ -6408,6 +6545,288 @@
                 <w:sz w:val="18"/>
                 <w:szCs w:val="18"/>
               </w:rPr>
+              <w:t xml:space="preserve">staff_imposta_ente_validazione</w:t>
+            </w:r>
+            <w:r>
+              <w:rPr>
+                <w:rFonts w:ascii="Arial" w:cs="Arial" w:eastAsia="Arial" w:hAnsi="Arial"/>
+                <w:color w:val="1B2118"/>
+                <w:sz w:val="18"/>
+                <w:szCs w:val="18"/>
+              </w:rPr>
+              <w:t xml:space="preserve">; modelli di documento (</w:t>
+            </w:r>
+            <w:r>
+              <w:rPr>
+                <w:rFonts w:ascii="Consolas" w:cs="Consolas" w:eastAsia="Consolas" w:hAnsi="Consolas"/>
+                <w:color w:val="2F5D3A"/>
+                <w:sz w:val="18"/>
+                <w:szCs w:val="18"/>
+              </w:rPr>
+              <w:t xml:space="preserve">modello_documento</w:t>
+            </w:r>
+            <w:r>
+              <w:rPr>
+                <w:rFonts w:ascii="Arial" w:cs="Arial" w:eastAsia="Arial" w:hAnsi="Arial"/>
+                <w:color w:val="1B2118"/>
+                <w:sz w:val="18"/>
+                <w:szCs w:val="18"/>
+              </w:rPr>
+              <w:t xml:space="preserve">, archivio </w:t>
+            </w:r>
+            <w:r>
+              <w:rPr>
+                <w:rFonts w:ascii="Consolas" w:cs="Consolas" w:eastAsia="Consolas" w:hAnsi="Consolas"/>
+                <w:color w:val="2F5D3A"/>
+                <w:sz w:val="18"/>
+                <w:szCs w:val="18"/>
+              </w:rPr>
+              <w:t xml:space="preserve">modelli</w:t>
+            </w:r>
+            <w:r>
+              <w:rPr>
+                <w:rFonts w:ascii="Arial" w:cs="Arial" w:eastAsia="Arial" w:hAnsi="Arial"/>
+                <w:color w:val="1B2118"/>
+                <w:sz w:val="18"/>
+                <w:szCs w:val="18"/>
+              </w:rPr>
+              <w:t xml:space="preserve">); messaggi (</w:t>
+            </w:r>
+            <w:r>
+              <w:rPr>
+                <w:rFonts w:ascii="Consolas" w:cs="Consolas" w:eastAsia="Consolas" w:hAnsi="Consolas"/>
+                <w:color w:val="2F5D3A"/>
+                <w:sz w:val="18"/>
+                <w:szCs w:val="18"/>
+              </w:rPr>
+              <w:t xml:space="preserve">messaggio</w:t>
+            </w:r>
+            <w:r>
+              <w:rPr>
+                <w:rFonts w:ascii="Arial" w:cs="Arial" w:eastAsia="Arial" w:hAnsi="Arial"/>
+                <w:color w:val="1B2118"/>
+                <w:sz w:val="18"/>
+                <w:szCs w:val="18"/>
+              </w:rPr>
+              <w:t xml:space="preserve">); consultazione pubblica: dati dell'autore sul commento, </w:t>
+            </w:r>
+            <w:r>
+              <w:rPr>
+                <w:rFonts w:ascii="Consolas" w:cs="Consolas" w:eastAsia="Consolas" w:hAnsi="Consolas"/>
+                <w:color w:val="2F5D3A"/>
+                <w:sz w:val="18"/>
+                <w:szCs w:val="18"/>
+              </w:rPr>
+              <w:t xml:space="preserve">commento_in_attesa</w:t>
+            </w:r>
+            <w:r>
+              <w:rPr>
+                <w:rFonts w:ascii="Arial" w:cs="Arial" w:eastAsia="Arial" w:hAnsi="Arial"/>
+                <w:color w:val="1B2118"/>
+                <w:sz w:val="18"/>
+                <w:szCs w:val="18"/>
+              </w:rPr>
+              <w:t xml:space="preserve">, archivio </w:t>
+            </w:r>
+            <w:r>
+              <w:rPr>
+                <w:rFonts w:ascii="Consolas" w:cs="Consolas" w:eastAsia="Consolas" w:hAnsi="Consolas"/>
+                <w:color w:val="2F5D3A"/>
+                <w:sz w:val="18"/>
+                <w:szCs w:val="18"/>
+              </w:rPr>
+              <w:t xml:space="preserve">allegati-consultazione</w:t>
+            </w:r>
+            <w:r>
+              <w:rPr>
+                <w:rFonts w:ascii="Arial" w:cs="Arial" w:eastAsia="Arial" w:hAnsi="Arial"/>
+                <w:color w:val="1B2118"/>
+                <w:sz w:val="18"/>
+                <w:szCs w:val="18"/>
+              </w:rPr>
+              <w:t xml:space="preserve">, errata corrige (</w:t>
+            </w:r>
+            <w:r>
+              <w:rPr>
+                <w:rFonts w:ascii="Consolas" w:cs="Consolas" w:eastAsia="Consolas" w:hAnsi="Consolas"/>
+                <w:color w:val="2F5D3A"/>
+                <w:sz w:val="18"/>
+                <w:szCs w:val="18"/>
+              </w:rPr>
+              <w:t xml:space="preserve">consultazione_errata</w:t>
+            </w:r>
+            <w:r>
+              <w:rPr>
+                <w:rFonts w:ascii="Arial" w:cs="Arial" w:eastAsia="Arial" w:hAnsi="Arial"/>
+                <w:color w:val="1B2118"/>
+                <w:sz w:val="18"/>
+                <w:szCs w:val="18"/>
+              </w:rPr>
+              <w:t xml:space="preserve">, </w:t>
+            </w:r>
+            <w:r>
+              <w:rPr>
+                <w:rFonts w:ascii="Consolas" w:cs="Consolas" w:eastAsia="Consolas" w:hAnsi="Consolas"/>
+                <w:color w:val="2F5D3A"/>
+                <w:sz w:val="18"/>
+                <w:szCs w:val="18"/>
+              </w:rPr>
+              <w:t xml:space="preserve">staff_errata_corrige</w:t>
+            </w:r>
+            <w:r>
+              <w:rPr>
+                <w:rFonts w:ascii="Arial" w:cs="Arial" w:eastAsia="Arial" w:hAnsi="Arial"/>
+                <w:color w:val="1B2118"/>
+                <w:sz w:val="18"/>
+                <w:szCs w:val="18"/>
+              </w:rPr>
+              <w:t xml:space="preserve">), </w:t>
+            </w:r>
+            <w:r>
+              <w:rPr>
+                <w:rFonts w:ascii="Consolas" w:cs="Consolas" w:eastAsia="Consolas" w:hAnsi="Consolas"/>
+                <w:color w:val="2F5D3A"/>
+                <w:sz w:val="18"/>
+                <w:szCs w:val="18"/>
+              </w:rPr>
+              <w:t xml:space="preserve">staff_autori_commenti</w:t>
+            </w:r>
+            <w:r>
+              <w:rPr>
+                <w:rFonts w:ascii="Arial" w:cs="Arial" w:eastAsia="Arial" w:hAnsi="Arial"/>
+                <w:color w:val="1B2118"/>
+                <w:sz w:val="18"/>
+                <w:szCs w:val="18"/>
+              </w:rPr>
+              <w:t xml:space="preserve">; inserimento diretto dei commenti dal portale tolto; audit e notifiche per le nuove tabelle</w:t>
+            </w:r>
+          </w:p>
+        </w:tc>
+        <w:tc>
+          <w:tcPr>
+            <w:tcW w:type="dxa" w:w="2409"/>
+            <w:tcBorders>
+              <w:top w:val="single" w:color="D9D4C5" w:sz="4"/>
+              <w:left w:val="single" w:color="D9D4C5" w:sz="4"/>
+              <w:bottom w:val="single" w:color="D9D4C5" w:sz="4"/>
+              <w:right w:val="single" w:color="D9D4C5" w:sz="4"/>
+            </w:tcBorders>
+            <w:shd w:fill="F6F4EE" w:color="auto" w:val="clear"/>
+            <w:tcMar>
+              <w:top w:type="dxa" w:w="70"/>
+              <w:left w:type="dxa" w:w="110"/>
+              <w:bottom w:type="dxa" w:w="70"/>
+              <w:right w:type="dxa" w:w="110"/>
+            </w:tcMar>
+            <w:vAlign w:val="center"/>
+          </w:tcPr>
+          <w:p>
+            <w:pPr>
+              <w:spacing w:after="0" w:before="0"/>
+            </w:pPr>
+            <w:r>
+              <w:rPr>
+                <w:rFonts w:ascii="Arial" w:cs="Arial" w:eastAsia="Arial" w:hAnsi="Arial"/>
+                <w:color w:val="1B2118"/>
+                <w:sz w:val="18"/>
+                <w:szCs w:val="18"/>
+              </w:rPr>
+              <w:t xml:space="preserve">18/10/2026</w:t>
+            </w:r>
+          </w:p>
+        </w:tc>
+      </w:tr>
+      <w:tr>
+        <w:trPr>
+          <w:cantSplit/>
+        </w:trPr>
+        <w:tc>
+          <w:tcPr>
+            <w:tcW w:type="dxa" w:w="3213"/>
+            <w:tcBorders>
+              <w:top w:val="single" w:color="D9D4C5" w:sz="4"/>
+              <w:left w:val="single" w:color="D9D4C5" w:sz="4"/>
+              <w:bottom w:val="single" w:color="D9D4C5" w:sz="4"/>
+              <w:right w:val="single" w:color="D9D4C5" w:sz="4"/>
+            </w:tcBorders>
+            <w:tcMar>
+              <w:top w:type="dxa" w:w="70"/>
+              <w:left w:type="dxa" w:w="110"/>
+              <w:bottom w:type="dxa" w:w="70"/>
+              <w:right w:type="dxa" w:w="110"/>
+            </w:tcMar>
+            <w:vAlign w:val="center"/>
+          </w:tcPr>
+          <w:p>
+            <w:pPr>
+              <w:spacing w:after="0" w:before="0"/>
+            </w:pPr>
+            <w:r>
+              <w:rPr>
+                <w:rFonts w:ascii="Consolas" w:cs="Consolas" w:eastAsia="Consolas" w:hAnsi="Consolas"/>
+                <w:color w:val="2F5D3A"/>
+                <w:sz w:val="18"/>
+                <w:szCs w:val="18"/>
+              </w:rPr>
+              <w:t xml:space="preserve">16_recupero_password.sql</w:t>
+            </w:r>
+          </w:p>
+        </w:tc>
+        <w:tc>
+          <w:tcPr>
+            <w:tcW w:type="dxa" w:w="4016"/>
+            <w:tcBorders>
+              <w:top w:val="single" w:color="D9D4C5" w:sz="4"/>
+              <w:left w:val="single" w:color="D9D4C5" w:sz="4"/>
+              <w:bottom w:val="single" w:color="D9D4C5" w:sz="4"/>
+              <w:right w:val="single" w:color="D9D4C5" w:sz="4"/>
+            </w:tcBorders>
+            <w:tcMar>
+              <w:top w:type="dxa" w:w="70"/>
+              <w:left w:type="dxa" w:w="110"/>
+              <w:bottom w:type="dxa" w:w="70"/>
+              <w:right w:type="dxa" w:w="110"/>
+            </w:tcMar>
+            <w:vAlign w:val="center"/>
+          </w:tcPr>
+          <w:p>
+            <w:pPr>
+              <w:spacing w:after="0" w:before="0"/>
+            </w:pPr>
+            <w:r>
+              <w:rPr>
+                <w:rFonts w:ascii="Arial" w:cs="Arial" w:eastAsia="Arial" w:hAnsi="Arial"/>
+                <w:color w:val="1B2118"/>
+                <w:sz w:val="18"/>
+                <w:szCs w:val="18"/>
+              </w:rPr>
+              <w:t xml:space="preserve">Tabella </w:t>
+            </w:r>
+            <w:r>
+              <w:rPr>
+                <w:rFonts w:ascii="Consolas" w:cs="Consolas" w:eastAsia="Consolas" w:hAnsi="Consolas"/>
+                <w:color w:val="2F5D3A"/>
+                <w:sz w:val="18"/>
+                <w:szCs w:val="18"/>
+              </w:rPr>
+              <w:t xml:space="preserve">recupero_password_richiesta</w:t>
+            </w:r>
+            <w:r>
+              <w:rPr>
+                <w:rFonts w:ascii="Arial" w:cs="Arial" w:eastAsia="Arial" w:hAnsi="Arial"/>
+                <w:color w:val="1B2118"/>
+                <w:sz w:val="18"/>
+                <w:szCs w:val="18"/>
+              </w:rPr>
+              <w:t xml:space="preserve"> (ultima richiesta di recupero per indirizzo, nessuna policy: la usa solo la funzione </w:t>
+            </w:r>
+            <w:r>
+              <w:rPr>
+                <w:rFonts w:ascii="Consolas" w:cs="Consolas" w:eastAsia="Consolas" w:hAnsi="Consolas"/>
+                <w:color w:val="2F5D3A"/>
+                <w:sz w:val="18"/>
+                <w:szCs w:val="18"/>
+              </w:rPr>
               <w:t xml:space="preserve">recupera-password</w:t>
             </w:r>
             <w:r>
@@ -6430,7 +6849,6 @@
               <w:bottom w:val="single" w:color="D9D4C5" w:sz="4"/>
               <w:right w:val="single" w:color="D9D4C5" w:sz="4"/>
             </w:tcBorders>
-            <w:shd w:fill="F6F4EE" w:color="auto" w:val="clear"/>
             <w:tcMar>
               <w:top w:type="dxa" w:w="70"/>
               <w:left w:type="dxa" w:w="110"/>
@@ -6506,7 +6924,104 @@
           <w:sz w:val="21"/>
           <w:szCs w:val="21"/>
         </w:rPr>
-        <w:t xml:space="preserve">: organizzazione, utente_organizzazione, ente_validazione, profilo, pratica, fase, durata_fase, documento, richiesta_integrazione, consultazione, commento, pagamento, notifica, audit_event, impostazione, calcolo_crediti, calcolo_conferimento, calcolo_riuso, recupero_password_richiesta.</w:t>
+        <w:t xml:space="preserve">: organizzazione, utente_organizzazione, ente_validazione, profilo, pratica, fase, durata_fase, documento, richiesta_integrazione, consultazione, commento, pagamento, notifica, audit_event, impostazione, calcolo_crediti, calcolo_conferimento, calcolo_riuso, recupero_password_richiesta, nota_fase, messaggio, modello_documento, consultazione_errata, commento_in_attesa.</w:t>
+      </w:r>
+    </w:p>
+    <w:p>
+      <w:pPr>
+        <w:spacing w:after="140" w:line="300"/>
+      </w:pPr>
+      <w:r>
+        <w:rPr>
+          <w:rFonts w:ascii="Arial" w:cs="Arial" w:eastAsia="Arial" w:hAnsi="Arial"/>
+          <w:b/>
+          <w:bCs/>
+          <w:color w:val="1B2118"/>
+          <w:sz w:val="21"/>
+          <w:szCs w:val="21"/>
+        </w:rPr>
+        <w:t xml:space="preserve">Archivi (Storage)</w:t>
+      </w:r>
+      <w:r>
+        <w:rPr>
+          <w:rFonts w:ascii="Arial" w:cs="Arial" w:eastAsia="Arial" w:hAnsi="Arial"/>
+          <w:color w:val="1B2118"/>
+          <w:sz w:val="21"/>
+          <w:szCs w:val="21"/>
+        </w:rPr>
+        <w:t xml:space="preserve">: </w:t>
+      </w:r>
+      <w:r>
+        <w:rPr>
+          <w:rFonts w:ascii="Consolas" w:cs="Consolas" w:eastAsia="Consolas" w:hAnsi="Consolas"/>
+          <w:color w:val="2F5D3A"/>
+          <w:sz w:val="21"/>
+          <w:szCs w:val="21"/>
+        </w:rPr>
+        <w:t xml:space="preserve">documenti</w:t>
+      </w:r>
+      <w:r>
+        <w:rPr>
+          <w:rFonts w:ascii="Arial" w:cs="Arial" w:eastAsia="Arial" w:hAnsi="Arial"/>
+          <w:color w:val="1B2118"/>
+          <w:sz w:val="21"/>
+          <w:szCs w:val="21"/>
+        </w:rPr>
+        <w:t xml:space="preserve"> (file delle pratiche, 50 MB), </w:t>
+      </w:r>
+      <w:r>
+        <w:rPr>
+          <w:rFonts w:ascii="Consolas" w:cs="Consolas" w:eastAsia="Consolas" w:hAnsi="Consolas"/>
+          <w:color w:val="2F5D3A"/>
+          <w:sz w:val="21"/>
+          <w:szCs w:val="21"/>
+        </w:rPr>
+        <w:t xml:space="preserve">modelli</w:t>
+      </w:r>
+      <w:r>
+        <w:rPr>
+          <w:rFonts w:ascii="Arial" w:cs="Arial" w:eastAsia="Arial" w:hAnsi="Arial"/>
+          <w:color w:val="1B2118"/>
+          <w:sz w:val="21"/>
+          <w:szCs w:val="21"/>
+        </w:rPr>
+        <w:t xml:space="preserve"> (modelli di documento, lettura per chi ha l'accesso), </w:t>
+      </w:r>
+      <w:r>
+        <w:rPr>
+          <w:rFonts w:ascii="Consolas" w:cs="Consolas" w:eastAsia="Consolas" w:hAnsi="Consolas"/>
+          <w:color w:val="2F5D3A"/>
+          <w:sz w:val="21"/>
+          <w:szCs w:val="21"/>
+        </w:rPr>
+        <w:t xml:space="preserve">allegati-consultazione</w:t>
+      </w:r>
+      <w:r>
+        <w:rPr>
+          <w:rFonts w:ascii="Arial" w:cs="Arial" w:eastAsia="Arial" w:hAnsi="Arial"/>
+          <w:color w:val="1B2118"/>
+          <w:sz w:val="21"/>
+          <w:szCs w:val="21"/>
+        </w:rPr>
+        <w:t xml:space="preserve"> (allegati alle osservazioni, 10 MB, scritto solo dalla funzione </w:t>
+      </w:r>
+      <w:r>
+        <w:rPr>
+          <w:rFonts w:ascii="Consolas" w:cs="Consolas" w:eastAsia="Consolas" w:hAnsi="Consolas"/>
+          <w:color w:val="2F5D3A"/>
+          <w:sz w:val="21"/>
+          <w:szCs w:val="21"/>
+        </w:rPr>
+        <w:t xml:space="preserve">consultazione-pubblica</w:t>
+      </w:r>
+      <w:r>
+        <w:rPr>
+          <w:rFonts w:ascii="Arial" w:cs="Arial" w:eastAsia="Arial" w:hAnsi="Arial"/>
+          <w:color w:val="1B2118"/>
+          <w:sz w:val="21"/>
+          <w:szCs w:val="21"/>
+        </w:rPr>
+        <w:t xml:space="preserve">).</w:t>
       </w:r>
     </w:p>
     <w:p>
@@ -7363,10 +7878,10 @@
         <w:tblLayout w:type="fixed"/>
       </w:tblPr>
       <w:tblGrid>
-        <w:gridCol w:w="2426"/>
-        <w:gridCol w:w="2824"/>
-        <w:gridCol w:w="2194"/>
-        <w:gridCol w:w="2194"/>
+        <w:gridCol w:w="2581"/>
+        <w:gridCol w:w="2754"/>
+        <w:gridCol w:w="2152"/>
+        <w:gridCol w:w="2151"/>
       </w:tblGrid>
       <w:tr>
         <w:trPr>
@@ -7374,7 +7889,7 @@
         </w:trPr>
         <w:tc>
           <w:tcPr>
-            <w:tcW w:type="dxa" w:w="2426"/>
+            <w:tcW w:type="dxa" w:w="2581"/>
             <w:tcBorders>
               <w:top w:val="single" w:color="D9D4C5" w:sz="4"/>
               <w:left w:val="single" w:color="D9D4C5" w:sz="4"/>
@@ -7409,7 +7924,7 @@
         </w:tc>
         <w:tc>
           <w:tcPr>
-            <w:tcW w:type="dxa" w:w="2824"/>
+            <w:tcW w:type="dxa" w:w="2754"/>
             <w:tcBorders>
               <w:top w:val="single" w:color="D9D4C5" w:sz="4"/>
               <w:left w:val="single" w:color="D9D4C5" w:sz="4"/>
@@ -7444,7 +7959,7 @@
         </w:tc>
         <w:tc>
           <w:tcPr>
-            <w:tcW w:type="dxa" w:w="2194"/>
+            <w:tcW w:type="dxa" w:w="2152"/>
             <w:tcBorders>
               <w:top w:val="single" w:color="D9D4C5" w:sz="4"/>
               <w:left w:val="single" w:color="D9D4C5" w:sz="4"/>
@@ -7479,7 +7994,7 @@
         </w:tc>
         <w:tc>
           <w:tcPr>
-            <w:tcW w:type="dxa" w:w="2194"/>
+            <w:tcW w:type="dxa" w:w="2151"/>
             <w:tcBorders>
               <w:top w:val="single" w:color="D9D4C5" w:sz="4"/>
               <w:left w:val="single" w:color="D9D4C5" w:sz="4"/>
@@ -7519,7 +8034,7 @@
         </w:trPr>
         <w:tc>
           <w:tcPr>
-            <w:tcW w:type="dxa" w:w="2426"/>
+            <w:tcW w:type="dxa" w:w="2581"/>
             <w:tcBorders>
               <w:top w:val="single" w:color="D9D4C5" w:sz="4"/>
               <w:left w:val="single" w:color="D9D4C5" w:sz="4"/>
@@ -7551,7 +8066,7 @@
         </w:tc>
         <w:tc>
           <w:tcPr>
-            <w:tcW w:type="dxa" w:w="2824"/>
+            <w:tcW w:type="dxa" w:w="2754"/>
             <w:tcBorders>
               <w:top w:val="single" w:color="D9D4C5" w:sz="4"/>
               <w:left w:val="single" w:color="D9D4C5" w:sz="4"/>
@@ -7583,7 +8098,7 @@
         </w:tc>
         <w:tc>
           <w:tcPr>
-            <w:tcW w:type="dxa" w:w="2194"/>
+            <w:tcW w:type="dxa" w:w="2152"/>
             <w:tcBorders>
               <w:top w:val="single" w:color="D9D4C5" w:sz="4"/>
               <w:left w:val="single" w:color="D9D4C5" w:sz="4"/>
@@ -7633,7 +8148,7 @@
         </w:tc>
         <w:tc>
           <w:tcPr>
-            <w:tcW w:type="dxa" w:w="2194"/>
+            <w:tcW w:type="dxa" w:w="2151"/>
             <w:tcBorders>
               <w:top w:val="single" w:color="D9D4C5" w:sz="4"/>
               <w:left w:val="single" w:color="D9D4C5" w:sz="4"/>
@@ -7670,7 +8185,7 @@
         </w:trPr>
         <w:tc>
           <w:tcPr>
-            <w:tcW w:type="dxa" w:w="2426"/>
+            <w:tcW w:type="dxa" w:w="2581"/>
             <w:tcBorders>
               <w:top w:val="single" w:color="D9D4C5" w:sz="4"/>
               <w:left w:val="single" w:color="D9D4C5" w:sz="4"/>
@@ -7703,7 +8218,7 @@
         </w:tc>
         <w:tc>
           <w:tcPr>
-            <w:tcW w:type="dxa" w:w="2824"/>
+            <w:tcW w:type="dxa" w:w="2754"/>
             <w:tcBorders>
               <w:top w:val="single" w:color="D9D4C5" w:sz="4"/>
               <w:left w:val="single" w:color="D9D4C5" w:sz="4"/>
@@ -7736,7 +8251,7 @@
         </w:tc>
         <w:tc>
           <w:tcPr>
-            <w:tcW w:type="dxa" w:w="2194"/>
+            <w:tcW w:type="dxa" w:w="2152"/>
             <w:tcBorders>
               <w:top w:val="single" w:color="D9D4C5" w:sz="4"/>
               <w:left w:val="single" w:color="D9D4C5" w:sz="4"/>
@@ -7787,7 +8302,7 @@
         </w:tc>
         <w:tc>
           <w:tcPr>
-            <w:tcW w:type="dxa" w:w="2194"/>
+            <w:tcW w:type="dxa" w:w="2151"/>
             <w:tcBorders>
               <w:top w:val="single" w:color="D9D4C5" w:sz="4"/>
               <w:left w:val="single" w:color="D9D4C5" w:sz="4"/>
@@ -7825,7 +8340,7 @@
         </w:trPr>
         <w:tc>
           <w:tcPr>
-            <w:tcW w:type="dxa" w:w="2426"/>
+            <w:tcW w:type="dxa" w:w="2581"/>
             <w:tcBorders>
               <w:top w:val="single" w:color="D9D4C5" w:sz="4"/>
               <w:left w:val="single" w:color="D9D4C5" w:sz="4"/>
@@ -7851,63 +8366,65 @@
                 <w:sz w:val="18"/>
                 <w:szCs w:val="18"/>
               </w:rPr>
-              <w:t xml:space="preserve">recupera-password</w:t>
-            </w:r>
-          </w:p>
-        </w:tc>
-        <w:tc>
-          <w:tcPr>
-            <w:tcW w:type="dxa" w:w="2824"/>
-            <w:tcBorders>
-              <w:top w:val="single" w:color="D9D4C5" w:sz="4"/>
-              <w:left w:val="single" w:color="D9D4C5" w:sz="4"/>
-              <w:bottom w:val="single" w:color="D9D4C5" w:sz="4"/>
-              <w:right w:val="single" w:color="D9D4C5" w:sz="4"/>
-            </w:tcBorders>
-            <w:tcMar>
-              <w:top w:type="dxa" w:w="70"/>
-              <w:left w:type="dxa" w:w="110"/>
-              <w:bottom w:type="dxa" w:w="70"/>
-              <w:right w:type="dxa" w:w="110"/>
-            </w:tcMar>
-            <w:vAlign w:val="center"/>
-          </w:tcPr>
-          <w:p>
-            <w:pPr>
-              <w:spacing w:after="0" w:before="0"/>
-            </w:pPr>
-            <w:r>
-              <w:rPr>
-                <w:rFonts w:ascii="Arial" w:cs="Arial" w:eastAsia="Arial" w:hAnsi="Arial"/>
-                <w:color w:val="1B2118"/>
-                <w:sz w:val="18"/>
-                <w:szCs w:val="18"/>
-              </w:rPr>
-              <w:t xml:space="preserve">«Password dimenticata?»: genera il collegamento di recupero (</w:t>
-            </w:r>
-            <w:r>
-              <w:rPr>
-                <w:rFonts w:ascii="Consolas" w:cs="Consolas" w:eastAsia="Consolas" w:hAnsi="Consolas"/>
-                <w:color w:val="2F5D3A"/>
-                <w:sz w:val="18"/>
-                <w:szCs w:val="18"/>
-              </w:rPr>
-              <w:t xml:space="preserve">auth.admin.generateLink</w:t>
-            </w:r>
-            <w:r>
-              <w:rPr>
-                <w:rFonts w:ascii="Arial" w:cs="Arial" w:eastAsia="Arial" w:hAnsi="Arial"/>
-                <w:color w:val="1B2118"/>
-                <w:sz w:val="18"/>
-                <w:szCs w:val="18"/>
-              </w:rPr>
-              <w:t xml:space="preserve">) e spedisce con Resend l'email in italiano «Portale Carbon WastePrint (CWP) — Richiesta di reimpostazione della password», al posto del modello email di Supabase</w:t>
-            </w:r>
-          </w:p>
-        </w:tc>
-        <w:tc>
-          <w:tcPr>
-            <w:tcW w:type="dxa" w:w="2194"/>
+              <w:t xml:space="preserve">consultazione-pubblica</w:t>
+            </w:r>
+          </w:p>
+        </w:tc>
+        <w:tc>
+          <w:tcPr>
+            <w:tcW w:type="dxa" w:w="2754"/>
+            <w:tcBorders>
+              <w:top w:val="single" w:color="D9D4C5" w:sz="4"/>
+              <w:left w:val="single" w:color="D9D4C5" w:sz="4"/>
+              <w:bottom w:val="single" w:color="D9D4C5" w:sz="4"/>
+              <w:right w:val="single" w:color="D9D4C5" w:sz="4"/>
+            </w:tcBorders>
+            <w:tcMar>
+              <w:top w:type="dxa" w:w="70"/>
+              <w:left w:type="dxa" w:w="110"/>
+              <w:bottom w:type="dxa" w:w="70"/>
+              <w:right w:type="dxa" w:w="110"/>
+            </w:tcMar>
+            <w:vAlign w:val="center"/>
+          </w:tcPr>
+          <w:p>
+            <w:pPr>
+              <w:spacing w:after="0" w:before="0"/>
+            </w:pPr>
+            <w:r>
+              <w:rPr>
+                <w:rFonts w:ascii="Arial" w:cs="Arial" w:eastAsia="Arial" w:hAnsi="Arial"/>
+                <w:color w:val="1B2118"/>
+                <w:sz w:val="18"/>
+                <w:szCs w:val="18"/>
+              </w:rPr>
+              <w:t xml:space="preserve">Pagine pubbliche della consultazione: elenco, dettaglio (documento, errata corrige, osservazioni ammesse), invio di un'osservazione con allegato facoltativo ed email di conferma, conferma dell'email (l'osservazione diventa </w:t>
+            </w:r>
+            <w:r>
+              <w:rPr>
+                <w:rFonts w:ascii="Arial" w:cs="Arial" w:eastAsia="Arial" w:hAnsi="Arial"/>
+                <w:i/>
+                <w:iCs/>
+                <w:color w:val="1B2118"/>
+                <w:sz w:val="18"/>
+                <w:szCs w:val="18"/>
+              </w:rPr>
+              <w:t xml:space="preserve">Ricevuto</w:t>
+            </w:r>
+            <w:r>
+              <w:rPr>
+                <w:rFonts w:ascii="Arial" w:cs="Arial" w:eastAsia="Arial" w:hAnsi="Arial"/>
+                <w:color w:val="1B2118"/>
+                <w:sz w:val="18"/>
+                <w:szCs w:val="18"/>
+              </w:rPr>
+              <w:t xml:space="preserve">)</w:t>
+            </w:r>
+          </w:p>
+        </w:tc>
+        <w:tc>
+          <w:tcPr>
+            <w:tcW w:type="dxa" w:w="2152"/>
             <w:tcBorders>
               <w:top w:val="single" w:color="D9D4C5" w:sz="4"/>
               <w:left w:val="single" w:color="D9D4C5" w:sz="4"/>
@@ -7953,31 +8470,13 @@
                 <w:sz w:val="18"/>
                 <w:szCs w:val="18"/>
               </w:rPr>
-              <w:t xml:space="preserve"> di proposito (la chiama chi non ha fatto l'accesso): risponde sempre </w:t>
-            </w:r>
-            <w:r>
-              <w:rPr>
-                <w:rFonts w:ascii="Consolas" w:cs="Consolas" w:eastAsia="Consolas" w:hAnsi="Consolas"/>
-                <w:color w:val="2F5D3A"/>
-                <w:sz w:val="18"/>
-                <w:szCs w:val="18"/>
-              </w:rPr>
-              <w:t xml:space="preserve">ok</w:t>
-            </w:r>
-            <w:r>
-              <w:rPr>
-                <w:rFonts w:ascii="Arial" w:cs="Arial" w:eastAsia="Arial" w:hAnsi="Arial"/>
-                <w:color w:val="1B2118"/>
-                <w:sz w:val="18"/>
-                <w:szCs w:val="18"/>
-              </w:rPr>
-              <w:t xml:space="preserve"> senza rivelare se l'indirizzo esiste; niente email agli utenti disattivati; massimo una richiesta ogni 2 minuti per indirizzo; il collegamento porta solo al portale</w:t>
-            </w:r>
-          </w:p>
-        </w:tc>
-        <w:tc>
-          <w:tcPr>
-            <w:tcW w:type="dxa" w:w="2194"/>
+              <w:t xml:space="preserve"> di proposito (pubblico senza account): nessun dato personale restituito, 3 invii/ora per indirizzo e 100/ora per consultazione, campo trappola anti-robot, allegati max 10 MB con controllo del contenuto, token monouso 48 ore salvato come SHA-256</w:t>
+            </w:r>
+          </w:p>
+        </w:tc>
+        <w:tc>
+          <w:tcPr>
+            <w:tcW w:type="dxa" w:w="2151"/>
             <w:tcBorders>
               <w:top w:val="single" w:color="D9D4C5" w:sz="4"/>
               <w:left w:val="single" w:color="D9D4C5" w:sz="4"/>
@@ -8014,7 +8513,7 @@
         </w:trPr>
         <w:tc>
           <w:tcPr>
-            <w:tcW w:type="dxa" w:w="2426"/>
+            <w:tcW w:type="dxa" w:w="2581"/>
             <w:tcBorders>
               <w:top w:val="single" w:color="D9D4C5" w:sz="4"/>
               <w:left w:val="single" w:color="D9D4C5" w:sz="4"/>
@@ -8041,13 +8540,13 @@
                 <w:sz w:val="18"/>
                 <w:szCs w:val="18"/>
               </w:rPr>
-              <w:t xml:space="preserve">invia-email-notifica</w:t>
-            </w:r>
-          </w:p>
-        </w:tc>
-        <w:tc>
-          <w:tcPr>
-            <w:tcW w:type="dxa" w:w="2824"/>
+              <w:t xml:space="preserve">recupera-password</w:t>
+            </w:r>
+          </w:p>
+        </w:tc>
+        <w:tc>
+          <w:tcPr>
+            <w:tcW w:type="dxa" w:w="2754"/>
             <w:tcBorders>
               <w:top w:val="single" w:color="D9D4C5" w:sz="4"/>
               <w:left w:val="single" w:color="D9D4C5" w:sz="4"/>
@@ -8074,13 +8573,31 @@
                 <w:sz w:val="18"/>
                 <w:szCs w:val="18"/>
               </w:rPr>
-              <w:t xml:space="preserve">Spedisce per email una notifica interna (pulsante "Apri nel portale") tramite Resend</w:t>
-            </w:r>
-          </w:p>
-        </w:tc>
-        <w:tc>
-          <w:tcPr>
-            <w:tcW w:type="dxa" w:w="2194"/>
+              <w:t xml:space="preserve">«Password dimenticata?»: genera il collegamento di recupero (</w:t>
+            </w:r>
+            <w:r>
+              <w:rPr>
+                <w:rFonts w:ascii="Consolas" w:cs="Consolas" w:eastAsia="Consolas" w:hAnsi="Consolas"/>
+                <w:color w:val="2F5D3A"/>
+                <w:sz w:val="18"/>
+                <w:szCs w:val="18"/>
+              </w:rPr>
+              <w:t xml:space="preserve">auth.admin.generateLink</w:t>
+            </w:r>
+            <w:r>
+              <w:rPr>
+                <w:rFonts w:ascii="Arial" w:cs="Arial" w:eastAsia="Arial" w:hAnsi="Arial"/>
+                <w:color w:val="1B2118"/>
+                <w:sz w:val="18"/>
+                <w:szCs w:val="18"/>
+              </w:rPr>
+              <w:t xml:space="preserve">) e spedisce con Resend l'email in italiano «Portale Carbon WastePrint (CWP) — Richiesta di reimpostazione della password», al posto del modello email di Supabase</w:t>
+            </w:r>
+          </w:p>
+        </w:tc>
+        <w:tc>
+          <w:tcPr>
+            <w:tcW w:type="dxa" w:w="2152"/>
             <w:tcBorders>
               <w:top w:val="single" w:color="D9D4C5" w:sz="4"/>
               <w:left w:val="single" w:color="D9D4C5" w:sz="4"/>
@@ -8127,20 +8644,191 @@
                 <w:sz w:val="18"/>
                 <w:szCs w:val="18"/>
               </w:rPr>
+              <w:t xml:space="preserve"> di proposito (la chiama chi non ha fatto l'accesso): risponde sempre </w:t>
+            </w:r>
+            <w:r>
+              <w:rPr>
+                <w:rFonts w:ascii="Consolas" w:cs="Consolas" w:eastAsia="Consolas" w:hAnsi="Consolas"/>
+                <w:color w:val="2F5D3A"/>
+                <w:sz w:val="18"/>
+                <w:szCs w:val="18"/>
+              </w:rPr>
+              <w:t xml:space="preserve">ok</w:t>
+            </w:r>
+            <w:r>
+              <w:rPr>
+                <w:rFonts w:ascii="Arial" w:cs="Arial" w:eastAsia="Arial" w:hAnsi="Arial"/>
+                <w:color w:val="1B2118"/>
+                <w:sz w:val="18"/>
+                <w:szCs w:val="18"/>
+              </w:rPr>
+              <w:t xml:space="preserve"> senza rivelare se l'indirizzo esiste; niente email agli utenti disattivati; massimo una richiesta ogni 2 minuti per indirizzo; il collegamento porta solo al portale</w:t>
+            </w:r>
+          </w:p>
+        </w:tc>
+        <w:tc>
+          <w:tcPr>
+            <w:tcW w:type="dxa" w:w="2151"/>
+            <w:tcBorders>
+              <w:top w:val="single" w:color="D9D4C5" w:sz="4"/>
+              <w:left w:val="single" w:color="D9D4C5" w:sz="4"/>
+              <w:bottom w:val="single" w:color="D9D4C5" w:sz="4"/>
+              <w:right w:val="single" w:color="D9D4C5" w:sz="4"/>
+            </w:tcBorders>
+            <w:shd w:fill="F6F4EE" w:color="auto" w:val="clear"/>
+            <w:tcMar>
+              <w:top w:type="dxa" w:w="70"/>
+              <w:left w:type="dxa" w:w="110"/>
+              <w:bottom w:type="dxa" w:w="70"/>
+              <w:right w:type="dxa" w:w="110"/>
+            </w:tcMar>
+            <w:vAlign w:val="center"/>
+          </w:tcPr>
+          <w:p>
+            <w:pPr>
+              <w:spacing w:after="0" w:before="0"/>
+            </w:pPr>
+            <w:r>
+              <w:rPr>
+                <w:rFonts w:ascii="Arial" w:cs="Arial" w:eastAsia="Arial" w:hAnsi="Arial"/>
+                <w:color w:val="1B2118"/>
+                <w:sz w:val="18"/>
+                <w:szCs w:val="18"/>
+              </w:rPr>
+              <w:t xml:space="preserve">Dashboard Supabase (editor web), 18/10</w:t>
+            </w:r>
+          </w:p>
+        </w:tc>
+      </w:tr>
+      <w:tr>
+        <w:trPr>
+          <w:cantSplit/>
+        </w:trPr>
+        <w:tc>
+          <w:tcPr>
+            <w:tcW w:type="dxa" w:w="2581"/>
+            <w:tcBorders>
+              <w:top w:val="single" w:color="D9D4C5" w:sz="4"/>
+              <w:left w:val="single" w:color="D9D4C5" w:sz="4"/>
+              <w:bottom w:val="single" w:color="D9D4C5" w:sz="4"/>
+              <w:right w:val="single" w:color="D9D4C5" w:sz="4"/>
+            </w:tcBorders>
+            <w:tcMar>
+              <w:top w:type="dxa" w:w="70"/>
+              <w:left w:type="dxa" w:w="110"/>
+              <w:bottom w:type="dxa" w:w="70"/>
+              <w:right w:type="dxa" w:w="110"/>
+            </w:tcMar>
+            <w:vAlign w:val="center"/>
+          </w:tcPr>
+          <w:p>
+            <w:pPr>
+              <w:spacing w:after="0" w:before="0"/>
+            </w:pPr>
+            <w:r>
+              <w:rPr>
+                <w:rFonts w:ascii="Consolas" w:cs="Consolas" w:eastAsia="Consolas" w:hAnsi="Consolas"/>
+                <w:color w:val="2F5D3A"/>
+                <w:sz w:val="18"/>
+                <w:szCs w:val="18"/>
+              </w:rPr>
+              <w:t xml:space="preserve">invia-email-notifica</w:t>
+            </w:r>
+          </w:p>
+        </w:tc>
+        <w:tc>
+          <w:tcPr>
+            <w:tcW w:type="dxa" w:w="2754"/>
+            <w:tcBorders>
+              <w:top w:val="single" w:color="D9D4C5" w:sz="4"/>
+              <w:left w:val="single" w:color="D9D4C5" w:sz="4"/>
+              <w:bottom w:val="single" w:color="D9D4C5" w:sz="4"/>
+              <w:right w:val="single" w:color="D9D4C5" w:sz="4"/>
+            </w:tcBorders>
+            <w:tcMar>
+              <w:top w:type="dxa" w:w="70"/>
+              <w:left w:type="dxa" w:w="110"/>
+              <w:bottom w:type="dxa" w:w="70"/>
+              <w:right w:type="dxa" w:w="110"/>
+            </w:tcMar>
+            <w:vAlign w:val="center"/>
+          </w:tcPr>
+          <w:p>
+            <w:pPr>
+              <w:spacing w:after="0" w:before="0"/>
+            </w:pPr>
+            <w:r>
+              <w:rPr>
+                <w:rFonts w:ascii="Arial" w:cs="Arial" w:eastAsia="Arial" w:hAnsi="Arial"/>
+                <w:color w:val="1B2118"/>
+                <w:sz w:val="18"/>
+                <w:szCs w:val="18"/>
+              </w:rPr>
+              <w:t xml:space="preserve">Spedisce per email una notifica interna (pulsante "Apri nel portale") tramite Resend</w:t>
+            </w:r>
+          </w:p>
+        </w:tc>
+        <w:tc>
+          <w:tcPr>
+            <w:tcW w:type="dxa" w:w="2152"/>
+            <w:tcBorders>
+              <w:top w:val="single" w:color="D9D4C5" w:sz="4"/>
+              <w:left w:val="single" w:color="D9D4C5" w:sz="4"/>
+              <w:bottom w:val="single" w:color="D9D4C5" w:sz="4"/>
+              <w:right w:val="single" w:color="D9D4C5" w:sz="4"/>
+            </w:tcBorders>
+            <w:tcMar>
+              <w:top w:type="dxa" w:w="70"/>
+              <w:left w:type="dxa" w:w="110"/>
+              <w:bottom w:type="dxa" w:w="70"/>
+              <w:right w:type="dxa" w:w="110"/>
+            </w:tcMar>
+            <w:vAlign w:val="center"/>
+          </w:tcPr>
+          <w:p>
+            <w:pPr>
+              <w:spacing w:after="0" w:before="0"/>
+            </w:pPr>
+            <w:r>
+              <w:rPr>
+                <w:rFonts w:ascii="Arial" w:cs="Arial" w:eastAsia="Arial" w:hAnsi="Arial"/>
+                <w:color w:val="1B2118"/>
+                <w:sz w:val="18"/>
+                <w:szCs w:val="18"/>
+              </w:rPr>
+              <w:t xml:space="preserve">Verify JWT </w:t>
+            </w:r>
+            <w:r>
+              <w:rPr>
+                <w:rFonts w:ascii="Arial" w:cs="Arial" w:eastAsia="Arial" w:hAnsi="Arial"/>
+                <w:b/>
+                <w:bCs/>
+                <w:color w:val="1B2118"/>
+                <w:sz w:val="18"/>
+                <w:szCs w:val="18"/>
+              </w:rPr>
+              <w:t xml:space="preserve">disattivato</w:t>
+            </w:r>
+            <w:r>
+              <w:rPr>
+                <w:rFonts w:ascii="Arial" w:cs="Arial" w:eastAsia="Arial" w:hAnsi="Arial"/>
+                <w:color w:val="1B2118"/>
+                <w:sz w:val="18"/>
+                <w:szCs w:val="18"/>
+              </w:rPr>
               <w:t xml:space="preserve"> di proposito: usa solo l'id ricevuto e rilegge tutto dal database; ogni notifica parte una volta sola</w:t>
             </w:r>
           </w:p>
         </w:tc>
         <w:tc>
           <w:tcPr>
-            <w:tcW w:type="dxa" w:w="2194"/>
-            <w:tcBorders>
-              <w:top w:val="single" w:color="D9D4C5" w:sz="4"/>
-              <w:left w:val="single" w:color="D9D4C5" w:sz="4"/>
-              <w:bottom w:val="single" w:color="D9D4C5" w:sz="4"/>
-              <w:right w:val="single" w:color="D9D4C5" w:sz="4"/>
-            </w:tcBorders>
-            <w:shd w:fill="F6F4EE" w:color="auto" w:val="clear"/>
+            <w:tcW w:type="dxa" w:w="2151"/>
+            <w:tcBorders>
+              <w:top w:val="single" w:color="D9D4C5" w:sz="4"/>
+              <w:left w:val="single" w:color="D9D4C5" w:sz="4"/>
+              <w:bottom w:val="single" w:color="D9D4C5" w:sz="4"/>
+              <w:right w:val="single" w:color="D9D4C5" w:sz="4"/>
+            </w:tcBorders>
             <w:tcMar>
               <w:top w:type="dxa" w:w="70"/>
               <w:left w:type="dxa" w:w="110"/>
@@ -8346,9 +9034,9 @@
         <w:tblLayout w:type="fixed"/>
       </w:tblPr>
       <w:tblGrid>
-        <w:gridCol w:w="2635"/>
-        <w:gridCol w:w="5190"/>
-        <w:gridCol w:w="1813"/>
+        <w:gridCol w:w="3135"/>
+        <w:gridCol w:w="4796"/>
+        <w:gridCol w:w="1707"/>
       </w:tblGrid>
       <w:tr>
         <w:trPr>
@@ -8356,7 +9044,7 @@
         </w:trPr>
         <w:tc>
           <w:tcPr>
-            <w:tcW w:type="dxa" w:w="2635"/>
+            <w:tcW w:type="dxa" w:w="3135"/>
             <w:tcBorders>
               <w:top w:val="single" w:color="D9D4C5" w:sz="4"/>
               <w:left w:val="single" w:color="D9D4C5" w:sz="4"/>
@@ -8391,7 +9079,7 @@
         </w:tc>
         <w:tc>
           <w:tcPr>
-            <w:tcW w:type="dxa" w:w="5190"/>
+            <w:tcW w:type="dxa" w:w="4796"/>
             <w:tcBorders>
               <w:top w:val="single" w:color="D9D4C5" w:sz="4"/>
               <w:left w:val="single" w:color="D9D4C5" w:sz="4"/>
@@ -8426,7 +9114,7 @@
         </w:tc>
         <w:tc>
           <w:tcPr>
-            <w:tcW w:type="dxa" w:w="1813"/>
+            <w:tcW w:type="dxa" w:w="1707"/>
             <w:tcBorders>
               <w:top w:val="single" w:color="D9D4C5" w:sz="4"/>
               <w:left w:val="single" w:color="D9D4C5" w:sz="4"/>
@@ -8466,7 +9154,7 @@
         </w:trPr>
         <w:tc>
           <w:tcPr>
-            <w:tcW w:type="dxa" w:w="2635"/>
+            <w:tcW w:type="dxa" w:w="3135"/>
             <w:tcBorders>
               <w:top w:val="single" w:color="D9D4C5" w:sz="4"/>
               <w:left w:val="single" w:color="D9D4C5" w:sz="4"/>
@@ -8498,7 +9186,7 @@
         </w:tc>
         <w:tc>
           <w:tcPr>
-            <w:tcW w:type="dxa" w:w="5190"/>
+            <w:tcW w:type="dxa" w:w="4796"/>
             <w:tcBorders>
               <w:top w:val="single" w:color="D9D4C5" w:sz="4"/>
               <w:left w:val="single" w:color="D9D4C5" w:sz="4"/>
@@ -8530,7 +9218,7 @@
         </w:tc>
         <w:tc>
           <w:tcPr>
-            <w:tcW w:type="dxa" w:w="1813"/>
+            <w:tcW w:type="dxa" w:w="1707"/>
             <w:tcBorders>
               <w:top w:val="single" w:color="D9D4C5" w:sz="4"/>
               <w:left w:val="single" w:color="D9D4C5" w:sz="4"/>
@@ -8567,7 +9255,7 @@
         </w:trPr>
         <w:tc>
           <w:tcPr>
-            <w:tcW w:type="dxa" w:w="2635"/>
+            <w:tcW w:type="dxa" w:w="3135"/>
             <w:tcBorders>
               <w:top w:val="single" w:color="D9D4C5" w:sz="4"/>
               <w:left w:val="single" w:color="D9D4C5" w:sz="4"/>
@@ -8600,7 +9288,7 @@
         </w:tc>
         <w:tc>
           <w:tcPr>
-            <w:tcW w:type="dxa" w:w="5190"/>
+            <w:tcW w:type="dxa" w:w="4796"/>
             <w:tcBorders>
               <w:top w:val="single" w:color="D9D4C5" w:sz="4"/>
               <w:left w:val="single" w:color="D9D4C5" w:sz="4"/>
@@ -8633,7 +9321,7 @@
         </w:tc>
         <w:tc>
           <w:tcPr>
-            <w:tcW w:type="dxa" w:w="1813"/>
+            <w:tcW w:type="dxa" w:w="1707"/>
             <w:tcBorders>
               <w:top w:val="single" w:color="D9D4C5" w:sz="4"/>
               <w:left w:val="single" w:color="D9D4C5" w:sz="4"/>
@@ -8682,7 +9370,7 @@
         </w:trPr>
         <w:tc>
           <w:tcPr>
-            <w:tcW w:type="dxa" w:w="2635"/>
+            <w:tcW w:type="dxa" w:w="3135"/>
             <w:tcBorders>
               <w:top w:val="single" w:color="D9D4C5" w:sz="4"/>
               <w:left w:val="single" w:color="D9D4C5" w:sz="4"/>
@@ -8714,7 +9402,7 @@
         </w:tc>
         <w:tc>
           <w:tcPr>
-            <w:tcW w:type="dxa" w:w="5190"/>
+            <w:tcW w:type="dxa" w:w="4796"/>
             <w:tcBorders>
               <w:top w:val="single" w:color="D9D4C5" w:sz="4"/>
               <w:left w:val="single" w:color="D9D4C5" w:sz="4"/>
@@ -8746,7 +9434,7 @@
         </w:tc>
         <w:tc>
           <w:tcPr>
-            <w:tcW w:type="dxa" w:w="1813"/>
+            <w:tcW w:type="dxa" w:w="1707"/>
             <w:tcBorders>
               <w:top w:val="single" w:color="D9D4C5" w:sz="4"/>
               <w:left w:val="single" w:color="D9D4C5" w:sz="4"/>
@@ -8783,7 +9471,7 @@
         </w:trPr>
         <w:tc>
           <w:tcPr>
-            <w:tcW w:type="dxa" w:w="2635"/>
+            <w:tcW w:type="dxa" w:w="3135"/>
             <w:tcBorders>
               <w:top w:val="single" w:color="D9D4C5" w:sz="4"/>
               <w:left w:val="single" w:color="D9D4C5" w:sz="4"/>
@@ -8816,7 +9504,7 @@
         </w:tc>
         <w:tc>
           <w:tcPr>
-            <w:tcW w:type="dxa" w:w="5190"/>
+            <w:tcW w:type="dxa" w:w="4796"/>
             <w:tcBorders>
               <w:top w:val="single" w:color="D9D4C5" w:sz="4"/>
               <w:left w:val="single" w:color="D9D4C5" w:sz="4"/>
@@ -8849,7 +9537,7 @@
         </w:tc>
         <w:tc>
           <w:tcPr>
-            <w:tcW w:type="dxa" w:w="1813"/>
+            <w:tcW w:type="dxa" w:w="1707"/>
             <w:tcBorders>
               <w:top w:val="single" w:color="D9D4C5" w:sz="4"/>
               <w:left w:val="single" w:color="D9D4C5" w:sz="4"/>
@@ -8887,7 +9575,7 @@
         </w:trPr>
         <w:tc>
           <w:tcPr>
-            <w:tcW w:type="dxa" w:w="2635"/>
+            <w:tcW w:type="dxa" w:w="3135"/>
             <w:tcBorders>
               <w:top w:val="single" w:color="D9D4C5" w:sz="4"/>
               <w:left w:val="single" w:color="D9D4C5" w:sz="4"/>
@@ -8913,45 +9601,81 @@
                 <w:sz w:val="18"/>
                 <w:szCs w:val="18"/>
               </w:rPr>
-              <w:t xml:space="preserve">/formato-dati</w:t>
-            </w:r>
-          </w:p>
-        </w:tc>
-        <w:tc>
-          <w:tcPr>
-            <w:tcW w:type="dxa" w:w="5190"/>
-            <w:tcBorders>
-              <w:top w:val="single" w:color="D9D4C5" w:sz="4"/>
-              <w:left w:val="single" w:color="D9D4C5" w:sz="4"/>
-              <w:bottom w:val="single" w:color="D9D4C5" w:sz="4"/>
-              <w:right w:val="single" w:color="D9D4C5" w:sz="4"/>
-            </w:tcBorders>
-            <w:tcMar>
-              <w:top w:type="dxa" w:w="70"/>
-              <w:left w:type="dxa" w:w="110"/>
-              <w:bottom w:type="dxa" w:w="70"/>
-              <w:right w:type="dxa" w:w="110"/>
-            </w:tcMar>
-            <w:vAlign w:val="center"/>
-          </w:tcPr>
-          <w:p>
-            <w:pPr>
-              <w:spacing w:after="0" w:before="0"/>
-            </w:pPr>
-            <w:r>
-              <w:rPr>
-                <w:rFonts w:ascii="Arial" w:cs="Arial" w:eastAsia="Arial" w:hAnsi="Arial"/>
-                <w:color w:val="1B2118"/>
-                <w:sz w:val="18"/>
-                <w:szCs w:val="18"/>
-              </w:rPr>
-              <w:t xml:space="preserve">Formato dei dati per il calcolo crediti, download del tracciato Excel</w:t>
-            </w:r>
-          </w:p>
-        </w:tc>
-        <w:tc>
-          <w:tcPr>
-            <w:tcW w:type="dxa" w:w="1813"/>
+              <w:t xml:space="preserve">/consultazioni</w:t>
+            </w:r>
+            <w:r>
+              <w:rPr>
+                <w:rFonts w:ascii="Arial" w:cs="Arial" w:eastAsia="Arial" w:hAnsi="Arial"/>
+                <w:color w:val="1B2118"/>
+                <w:sz w:val="18"/>
+                <w:szCs w:val="18"/>
+              </w:rPr>
+              <w:t xml:space="preserve">, </w:t>
+            </w:r>
+            <w:r>
+              <w:rPr>
+                <w:rFonts w:ascii="Consolas" w:cs="Consolas" w:eastAsia="Consolas" w:hAnsi="Consolas"/>
+                <w:color w:val="2F5D3A"/>
+                <w:sz w:val="18"/>
+                <w:szCs w:val="18"/>
+              </w:rPr>
+              <w:t xml:space="preserve">/consultazioni/:id</w:t>
+            </w:r>
+            <w:r>
+              <w:rPr>
+                <w:rFonts w:ascii="Arial" w:cs="Arial" w:eastAsia="Arial" w:hAnsi="Arial"/>
+                <w:color w:val="1B2118"/>
+                <w:sz w:val="18"/>
+                <w:szCs w:val="18"/>
+              </w:rPr>
+              <w:t xml:space="preserve">, </w:t>
+            </w:r>
+            <w:r>
+              <w:rPr>
+                <w:rFonts w:ascii="Consolas" w:cs="Consolas" w:eastAsia="Consolas" w:hAnsi="Consolas"/>
+                <w:color w:val="2F5D3A"/>
+                <w:sz w:val="18"/>
+                <w:szCs w:val="18"/>
+              </w:rPr>
+              <w:t xml:space="preserve">/consultazioni/conferma</w:t>
+            </w:r>
+          </w:p>
+        </w:tc>
+        <w:tc>
+          <w:tcPr>
+            <w:tcW w:type="dxa" w:w="4796"/>
+            <w:tcBorders>
+              <w:top w:val="single" w:color="D9D4C5" w:sz="4"/>
+              <w:left w:val="single" w:color="D9D4C5" w:sz="4"/>
+              <w:bottom w:val="single" w:color="D9D4C5" w:sz="4"/>
+              <w:right w:val="single" w:color="D9D4C5" w:sz="4"/>
+            </w:tcBorders>
+            <w:tcMar>
+              <w:top w:type="dxa" w:w="70"/>
+              <w:left w:type="dxa" w:w="110"/>
+              <w:bottom w:type="dxa" w:w="70"/>
+              <w:right w:type="dxa" w:w="110"/>
+            </w:tcMar>
+            <w:vAlign w:val="center"/>
+          </w:tcPr>
+          <w:p>
+            <w:pPr>
+              <w:spacing w:after="0" w:before="0"/>
+            </w:pPr>
+            <w:r>
+              <w:rPr>
+                <w:rFonts w:ascii="Arial" w:cs="Arial" w:eastAsia="Arial" w:hAnsi="Arial"/>
+                <w:color w:val="1B2118"/>
+                <w:sz w:val="18"/>
+                <w:szCs w:val="18"/>
+              </w:rPr>
+              <w:t xml:space="preserve">Consultazioni pubbliche: elenco, documento e osservazioni, invio con conferma dell'email</w:t>
+            </w:r>
+          </w:p>
+        </w:tc>
+        <w:tc>
+          <w:tcPr>
+            <w:tcW w:type="dxa" w:w="1707"/>
             <w:tcBorders>
               <w:top w:val="single" w:color="D9D4C5" w:sz="4"/>
               <w:left w:val="single" w:color="D9D4C5" w:sz="4"/>
@@ -8979,7 +9703,7 @@
                 <w:sz w:val="18"/>
                 <w:szCs w:val="18"/>
               </w:rPr>
-              <w:t xml:space="preserve">pubblica</w:t>
+              <w:t xml:space="preserve">pubbliche</w:t>
             </w:r>
             <w:r>
               <w:rPr>
@@ -8999,7 +9723,7 @@
         </w:trPr>
         <w:tc>
           <w:tcPr>
-            <w:tcW w:type="dxa" w:w="2635"/>
+            <w:tcW w:type="dxa" w:w="3135"/>
             <w:tcBorders>
               <w:top w:val="single" w:color="D9D4C5" w:sz="4"/>
               <w:left w:val="single" w:color="D9D4C5" w:sz="4"/>
@@ -9026,13 +9750,13 @@
                 <w:sz w:val="18"/>
                 <w:szCs w:val="18"/>
               </w:rPr>
-              <w:t xml:space="preserve">/</w:t>
-            </w:r>
-          </w:p>
-        </w:tc>
-        <w:tc>
-          <w:tcPr>
-            <w:tcW w:type="dxa" w:w="5190"/>
+              <w:t xml:space="preserve">/formato-dati</w:t>
+            </w:r>
+          </w:p>
+        </w:tc>
+        <w:tc>
+          <w:tcPr>
+            <w:tcW w:type="dxa" w:w="4796"/>
             <w:tcBorders>
               <w:top w:val="single" w:color="D9D4C5" w:sz="4"/>
               <w:left w:val="single" w:color="D9D4C5" w:sz="4"/>
@@ -9059,13 +9783,13 @@
                 <w:sz w:val="18"/>
                 <w:szCs w:val="18"/>
               </w:rPr>
-              <w:t xml:space="preserve">Cruscotto (staff) oppure Le mie pratiche (cliente)</w:t>
-            </w:r>
-          </w:p>
-        </w:tc>
-        <w:tc>
-          <w:tcPr>
-            <w:tcW w:type="dxa" w:w="1813"/>
+              <w:t xml:space="preserve">Formato dei dati per il calcolo crediti, download del tracciato Excel</w:t>
+            </w:r>
+          </w:p>
+        </w:tc>
+        <w:tc>
+          <w:tcPr>
+            <w:tcW w:type="dxa" w:w="1707"/>
             <w:tcBorders>
               <w:top w:val="single" w:color="D9D4C5" w:sz="4"/>
               <w:left w:val="single" w:color="D9D4C5" w:sz="4"/>
@@ -9088,11 +9812,22 @@
             <w:r>
               <w:rPr>
                 <w:rFonts w:ascii="Arial" w:cs="Arial" w:eastAsia="Arial" w:hAnsi="Arial"/>
-                <w:color w:val="1B2118"/>
-                <w:sz w:val="18"/>
-                <w:szCs w:val="18"/>
-              </w:rPr>
-              <w:t xml:space="preserve">tutti</w:t>
+                <w:b/>
+                <w:bCs/>
+                <w:color w:val="1B2118"/>
+                <w:sz w:val="18"/>
+                <w:szCs w:val="18"/>
+              </w:rPr>
+              <w:t xml:space="preserve">pubblica</w:t>
+            </w:r>
+            <w:r>
+              <w:rPr>
+                <w:rFonts w:ascii="Arial" w:cs="Arial" w:eastAsia="Arial" w:hAnsi="Arial"/>
+                <w:color w:val="1B2118"/>
+                <w:sz w:val="18"/>
+                <w:szCs w:val="18"/>
+              </w:rPr>
+              <w:t xml:space="preserve">, senza login</w:t>
             </w:r>
           </w:p>
         </w:tc>
@@ -9103,7 +9838,7 @@
         </w:trPr>
         <w:tc>
           <w:tcPr>
-            <w:tcW w:type="dxa" w:w="2635"/>
+            <w:tcW w:type="dxa" w:w="3135"/>
             <w:tcBorders>
               <w:top w:val="single" w:color="D9D4C5" w:sz="4"/>
               <w:left w:val="single" w:color="D9D4C5" w:sz="4"/>
@@ -9129,89 +9864,71 @@
                 <w:sz w:val="18"/>
                 <w:szCs w:val="18"/>
               </w:rPr>
-              <w:t xml:space="preserve">/pratiche</w:t>
-            </w:r>
-          </w:p>
-        </w:tc>
-        <w:tc>
-          <w:tcPr>
-            <w:tcW w:type="dxa" w:w="5190"/>
-            <w:tcBorders>
-              <w:top w:val="single" w:color="D9D4C5" w:sz="4"/>
-              <w:left w:val="single" w:color="D9D4C5" w:sz="4"/>
-              <w:bottom w:val="single" w:color="D9D4C5" w:sz="4"/>
-              <w:right w:val="single" w:color="D9D4C5" w:sz="4"/>
-            </w:tcBorders>
-            <w:tcMar>
-              <w:top w:type="dxa" w:w="70"/>
-              <w:left w:type="dxa" w:w="110"/>
-              <w:bottom w:type="dxa" w:w="70"/>
-              <w:right w:type="dxa" w:w="110"/>
-            </w:tcMar>
-            <w:vAlign w:val="center"/>
-          </w:tcPr>
-          <w:p>
-            <w:pPr>
-              <w:spacing w:after="0" w:before="0"/>
-            </w:pPr>
-            <w:r>
-              <w:rPr>
-                <w:rFonts w:ascii="Arial" w:cs="Arial" w:eastAsia="Arial" w:hAnsi="Arial"/>
-                <w:color w:val="1B2118"/>
-                <w:sz w:val="18"/>
-                <w:szCs w:val="18"/>
-              </w:rPr>
-              <w:t xml:space="preserve">Back-office: elenco e dettaglio pratiche (</w:t>
-            </w:r>
-            <w:r>
-              <w:rPr>
-                <w:rFonts w:ascii="Consolas" w:cs="Consolas" w:eastAsia="Consolas" w:hAnsi="Consolas"/>
-                <w:color w:val="2F5D3A"/>
-                <w:sz w:val="18"/>
-                <w:szCs w:val="18"/>
-              </w:rPr>
-              <w:t xml:space="preserve">?id=</w:t>
-            </w:r>
-            <w:r>
-              <w:rPr>
-                <w:rFonts w:ascii="Arial" w:cs="Arial" w:eastAsia="Arial" w:hAnsi="Arial"/>
-                <w:color w:val="1B2118"/>
-                <w:sz w:val="18"/>
-                <w:szCs w:val="18"/>
-              </w:rPr>
-              <w:t xml:space="preserve"> apre una pratica)</w:t>
-            </w:r>
-          </w:p>
-        </w:tc>
-        <w:tc>
-          <w:tcPr>
-            <w:tcW w:type="dxa" w:w="1813"/>
-            <w:tcBorders>
-              <w:top w:val="single" w:color="D9D4C5" w:sz="4"/>
-              <w:left w:val="single" w:color="D9D4C5" w:sz="4"/>
-              <w:bottom w:val="single" w:color="D9D4C5" w:sz="4"/>
-              <w:right w:val="single" w:color="D9D4C5" w:sz="4"/>
-            </w:tcBorders>
-            <w:tcMar>
-              <w:top w:type="dxa" w:w="70"/>
-              <w:left w:type="dxa" w:w="110"/>
-              <w:bottom w:type="dxa" w:w="70"/>
-              <w:right w:type="dxa" w:w="110"/>
-            </w:tcMar>
-            <w:vAlign w:val="center"/>
-          </w:tcPr>
-          <w:p>
-            <w:pPr>
-              <w:spacing w:after="0" w:before="0"/>
-            </w:pPr>
-            <w:r>
-              <w:rPr>
-                <w:rFonts w:ascii="Arial" w:cs="Arial" w:eastAsia="Arial" w:hAnsi="Arial"/>
-                <w:color w:val="1B2118"/>
-                <w:sz w:val="18"/>
-                <w:szCs w:val="18"/>
-              </w:rPr>
-              <w:t xml:space="preserve">Operatore, Admin</w:t>
+              <w:t xml:space="preserve">/</w:t>
+            </w:r>
+          </w:p>
+        </w:tc>
+        <w:tc>
+          <w:tcPr>
+            <w:tcW w:type="dxa" w:w="4796"/>
+            <w:tcBorders>
+              <w:top w:val="single" w:color="D9D4C5" w:sz="4"/>
+              <w:left w:val="single" w:color="D9D4C5" w:sz="4"/>
+              <w:bottom w:val="single" w:color="D9D4C5" w:sz="4"/>
+              <w:right w:val="single" w:color="D9D4C5" w:sz="4"/>
+            </w:tcBorders>
+            <w:tcMar>
+              <w:top w:type="dxa" w:w="70"/>
+              <w:left w:type="dxa" w:w="110"/>
+              <w:bottom w:type="dxa" w:w="70"/>
+              <w:right w:type="dxa" w:w="110"/>
+            </w:tcMar>
+            <w:vAlign w:val="center"/>
+          </w:tcPr>
+          <w:p>
+            <w:pPr>
+              <w:spacing w:after="0" w:before="0"/>
+            </w:pPr>
+            <w:r>
+              <w:rPr>
+                <w:rFonts w:ascii="Arial" w:cs="Arial" w:eastAsia="Arial" w:hAnsi="Arial"/>
+                <w:color w:val="1B2118"/>
+                <w:sz w:val="18"/>
+                <w:szCs w:val="18"/>
+              </w:rPr>
+              <w:t xml:space="preserve">Cruscotto (staff) oppure Le mie pratiche (cliente)</w:t>
+            </w:r>
+          </w:p>
+        </w:tc>
+        <w:tc>
+          <w:tcPr>
+            <w:tcW w:type="dxa" w:w="1707"/>
+            <w:tcBorders>
+              <w:top w:val="single" w:color="D9D4C5" w:sz="4"/>
+              <w:left w:val="single" w:color="D9D4C5" w:sz="4"/>
+              <w:bottom w:val="single" w:color="D9D4C5" w:sz="4"/>
+              <w:right w:val="single" w:color="D9D4C5" w:sz="4"/>
+            </w:tcBorders>
+            <w:tcMar>
+              <w:top w:type="dxa" w:w="70"/>
+              <w:left w:type="dxa" w:w="110"/>
+              <w:bottom w:type="dxa" w:w="70"/>
+              <w:right w:type="dxa" w:w="110"/>
+            </w:tcMar>
+            <w:vAlign w:val="center"/>
+          </w:tcPr>
+          <w:p>
+            <w:pPr>
+              <w:spacing w:after="0" w:before="0"/>
+            </w:pPr>
+            <w:r>
+              <w:rPr>
+                <w:rFonts w:ascii="Arial" w:cs="Arial" w:eastAsia="Arial" w:hAnsi="Arial"/>
+                <w:color w:val="1B2118"/>
+                <w:sz w:val="18"/>
+                <w:szCs w:val="18"/>
+              </w:rPr>
+              <w:t xml:space="preserve">tutti</w:t>
             </w:r>
           </w:p>
         </w:tc>
@@ -9222,7 +9939,7 @@
         </w:trPr>
         <w:tc>
           <w:tcPr>
-            <w:tcW w:type="dxa" w:w="2635"/>
+            <w:tcW w:type="dxa" w:w="3135"/>
             <w:tcBorders>
               <w:top w:val="single" w:color="D9D4C5" w:sz="4"/>
               <w:left w:val="single" w:color="D9D4C5" w:sz="4"/>
@@ -9249,13 +9966,13 @@
                 <w:sz w:val="18"/>
                 <w:szCs w:val="18"/>
               </w:rPr>
-              <w:t xml:space="preserve">/documenti</w:t>
-            </w:r>
-          </w:p>
-        </w:tc>
-        <w:tc>
-          <w:tcPr>
-            <w:tcW w:type="dxa" w:w="5190"/>
+              <w:t xml:space="preserve">/pratiche</w:t>
+            </w:r>
+          </w:p>
+        </w:tc>
+        <w:tc>
+          <w:tcPr>
+            <w:tcW w:type="dxa" w:w="4796"/>
             <w:tcBorders>
               <w:top w:val="single" w:color="D9D4C5" w:sz="4"/>
               <w:left w:val="single" w:color="D9D4C5" w:sz="4"/>
@@ -9282,13 +9999,31 @@
                 <w:sz w:val="18"/>
                 <w:szCs w:val="18"/>
               </w:rPr>
-              <w:t xml:space="preserve">I tuoi documenti</w:t>
-            </w:r>
-          </w:p>
-        </w:tc>
-        <w:tc>
-          <w:tcPr>
-            <w:tcW w:type="dxa" w:w="1813"/>
+              <w:t xml:space="preserve">Back-office: elenco e dettaglio pratiche (</w:t>
+            </w:r>
+            <w:r>
+              <w:rPr>
+                <w:rFonts w:ascii="Consolas" w:cs="Consolas" w:eastAsia="Consolas" w:hAnsi="Consolas"/>
+                <w:color w:val="2F5D3A"/>
+                <w:sz w:val="18"/>
+                <w:szCs w:val="18"/>
+              </w:rPr>
+              <w:t xml:space="preserve">?id=</w:t>
+            </w:r>
+            <w:r>
+              <w:rPr>
+                <w:rFonts w:ascii="Arial" w:cs="Arial" w:eastAsia="Arial" w:hAnsi="Arial"/>
+                <w:color w:val="1B2118"/>
+                <w:sz w:val="18"/>
+                <w:szCs w:val="18"/>
+              </w:rPr>
+              <w:t xml:space="preserve"> apre una pratica)</w:t>
+            </w:r>
+          </w:p>
+        </w:tc>
+        <w:tc>
+          <w:tcPr>
+            <w:tcW w:type="dxa" w:w="1707"/>
             <w:tcBorders>
               <w:top w:val="single" w:color="D9D4C5" w:sz="4"/>
               <w:left w:val="single" w:color="D9D4C5" w:sz="4"/>
@@ -9315,7 +10050,7 @@
                 <w:sz w:val="18"/>
                 <w:szCs w:val="18"/>
               </w:rPr>
-              <w:t xml:space="preserve">Cliente</w:t>
+              <w:t xml:space="preserve">Operatore, Admin</w:t>
             </w:r>
           </w:p>
         </w:tc>
@@ -9326,7 +10061,7 @@
         </w:trPr>
         <w:tc>
           <w:tcPr>
-            <w:tcW w:type="dxa" w:w="2635"/>
+            <w:tcW w:type="dxa" w:w="3135"/>
             <w:tcBorders>
               <w:top w:val="single" w:color="D9D4C5" w:sz="4"/>
               <w:left w:val="single" w:color="D9D4C5" w:sz="4"/>
@@ -9352,71 +10087,71 @@
                 <w:sz w:val="18"/>
                 <w:szCs w:val="18"/>
               </w:rPr>
-              <w:t xml:space="preserve">/utenti</w:t>
-            </w:r>
-          </w:p>
-        </w:tc>
-        <w:tc>
-          <w:tcPr>
-            <w:tcW w:type="dxa" w:w="5190"/>
-            <w:tcBorders>
-              <w:top w:val="single" w:color="D9D4C5" w:sz="4"/>
-              <w:left w:val="single" w:color="D9D4C5" w:sz="4"/>
-              <w:bottom w:val="single" w:color="D9D4C5" w:sz="4"/>
-              <w:right w:val="single" w:color="D9D4C5" w:sz="4"/>
-            </w:tcBorders>
-            <w:tcMar>
-              <w:top w:type="dxa" w:w="70"/>
-              <w:left w:type="dxa" w:w="110"/>
-              <w:bottom w:type="dxa" w:w="70"/>
-              <w:right w:type="dxa" w:w="110"/>
-            </w:tcMar>
-            <w:vAlign w:val="center"/>
-          </w:tcPr>
-          <w:p>
-            <w:pPr>
-              <w:spacing w:after="0" w:before="0"/>
-            </w:pPr>
-            <w:r>
-              <w:rPr>
-                <w:rFonts w:ascii="Arial" w:cs="Arial" w:eastAsia="Arial" w:hAnsi="Arial"/>
-                <w:color w:val="1B2118"/>
-                <w:sz w:val="18"/>
-                <w:szCs w:val="18"/>
-              </w:rPr>
-              <w:t xml:space="preserve">Gestione utenti</w:t>
-            </w:r>
-          </w:p>
-        </w:tc>
-        <w:tc>
-          <w:tcPr>
-            <w:tcW w:type="dxa" w:w="1813"/>
-            <w:tcBorders>
-              <w:top w:val="single" w:color="D9D4C5" w:sz="4"/>
-              <w:left w:val="single" w:color="D9D4C5" w:sz="4"/>
-              <w:bottom w:val="single" w:color="D9D4C5" w:sz="4"/>
-              <w:right w:val="single" w:color="D9D4C5" w:sz="4"/>
-            </w:tcBorders>
-            <w:tcMar>
-              <w:top w:type="dxa" w:w="70"/>
-              <w:left w:type="dxa" w:w="110"/>
-              <w:bottom w:type="dxa" w:w="70"/>
-              <w:right w:type="dxa" w:w="110"/>
-            </w:tcMar>
-            <w:vAlign w:val="center"/>
-          </w:tcPr>
-          <w:p>
-            <w:pPr>
-              <w:spacing w:after="0" w:before="0"/>
-            </w:pPr>
-            <w:r>
-              <w:rPr>
-                <w:rFonts w:ascii="Arial" w:cs="Arial" w:eastAsia="Arial" w:hAnsi="Arial"/>
-                <w:color w:val="1B2118"/>
-                <w:sz w:val="18"/>
-                <w:szCs w:val="18"/>
-              </w:rPr>
-              <w:t xml:space="preserve">Admin</w:t>
+              <w:t xml:space="preserve">/documenti</w:t>
+            </w:r>
+          </w:p>
+        </w:tc>
+        <w:tc>
+          <w:tcPr>
+            <w:tcW w:type="dxa" w:w="4796"/>
+            <w:tcBorders>
+              <w:top w:val="single" w:color="D9D4C5" w:sz="4"/>
+              <w:left w:val="single" w:color="D9D4C5" w:sz="4"/>
+              <w:bottom w:val="single" w:color="D9D4C5" w:sz="4"/>
+              <w:right w:val="single" w:color="D9D4C5" w:sz="4"/>
+            </w:tcBorders>
+            <w:tcMar>
+              <w:top w:type="dxa" w:w="70"/>
+              <w:left w:type="dxa" w:w="110"/>
+              <w:bottom w:type="dxa" w:w="70"/>
+              <w:right w:type="dxa" w:w="110"/>
+            </w:tcMar>
+            <w:vAlign w:val="center"/>
+          </w:tcPr>
+          <w:p>
+            <w:pPr>
+              <w:spacing w:after="0" w:before="0"/>
+            </w:pPr>
+            <w:r>
+              <w:rPr>
+                <w:rFonts w:ascii="Arial" w:cs="Arial" w:eastAsia="Arial" w:hAnsi="Arial"/>
+                <w:color w:val="1B2118"/>
+                <w:sz w:val="18"/>
+                <w:szCs w:val="18"/>
+              </w:rPr>
+              <w:t xml:space="preserve">I tuoi documenti, modelli generali, manuale</w:t>
+            </w:r>
+          </w:p>
+        </w:tc>
+        <w:tc>
+          <w:tcPr>
+            <w:tcW w:type="dxa" w:w="1707"/>
+            <w:tcBorders>
+              <w:top w:val="single" w:color="D9D4C5" w:sz="4"/>
+              <w:left w:val="single" w:color="D9D4C5" w:sz="4"/>
+              <w:bottom w:val="single" w:color="D9D4C5" w:sz="4"/>
+              <w:right w:val="single" w:color="D9D4C5" w:sz="4"/>
+            </w:tcBorders>
+            <w:tcMar>
+              <w:top w:type="dxa" w:w="70"/>
+              <w:left w:type="dxa" w:w="110"/>
+              <w:bottom w:type="dxa" w:w="70"/>
+              <w:right w:type="dxa" w:w="110"/>
+            </w:tcMar>
+            <w:vAlign w:val="center"/>
+          </w:tcPr>
+          <w:p>
+            <w:pPr>
+              <w:spacing w:after="0" w:before="0"/>
+            </w:pPr>
+            <w:r>
+              <w:rPr>
+                <w:rFonts w:ascii="Arial" w:cs="Arial" w:eastAsia="Arial" w:hAnsi="Arial"/>
+                <w:color w:val="1B2118"/>
+                <w:sz w:val="18"/>
+                <w:szCs w:val="18"/>
+              </w:rPr>
+              <w:t xml:space="preserve">Cliente</w:t>
             </w:r>
           </w:p>
         </w:tc>
@@ -9427,7 +10162,7 @@
         </w:trPr>
         <w:tc>
           <w:tcPr>
-            <w:tcW w:type="dxa" w:w="2635"/>
+            <w:tcW w:type="dxa" w:w="3135"/>
             <w:tcBorders>
               <w:top w:val="single" w:color="D9D4C5" w:sz="4"/>
               <w:left w:val="single" w:color="D9D4C5" w:sz="4"/>
@@ -9454,13 +10189,13 @@
                 <w:sz w:val="18"/>
                 <w:szCs w:val="18"/>
               </w:rPr>
-              <w:t xml:space="preserve">/audit</w:t>
-            </w:r>
-          </w:p>
-        </w:tc>
-        <w:tc>
-          <w:tcPr>
-            <w:tcW w:type="dxa" w:w="5190"/>
+              <w:t xml:space="preserve">/utenti</w:t>
+            </w:r>
+          </w:p>
+        </w:tc>
+        <w:tc>
+          <w:tcPr>
+            <w:tcW w:type="dxa" w:w="4796"/>
             <w:tcBorders>
               <w:top w:val="single" w:color="D9D4C5" w:sz="4"/>
               <w:left w:val="single" w:color="D9D4C5" w:sz="4"/>
@@ -9487,13 +10222,13 @@
                 <w:sz w:val="18"/>
                 <w:szCs w:val="18"/>
               </w:rPr>
-              <w:t xml:space="preserve">Audit trail</w:t>
-            </w:r>
-          </w:p>
-        </w:tc>
-        <w:tc>
-          <w:tcPr>
-            <w:tcW w:type="dxa" w:w="1813"/>
+              <w:t xml:space="preserve">Gestione utenti</w:t>
+            </w:r>
+          </w:p>
+        </w:tc>
+        <w:tc>
+          <w:tcPr>
+            <w:tcW w:type="dxa" w:w="1707"/>
             <w:tcBorders>
               <w:top w:val="single" w:color="D9D4C5" w:sz="4"/>
               <w:left w:val="single" w:color="D9D4C5" w:sz="4"/>
@@ -9531,7 +10266,7 @@
         </w:trPr>
         <w:tc>
           <w:tcPr>
-            <w:tcW w:type="dxa" w:w="2635"/>
+            <w:tcW w:type="dxa" w:w="3135"/>
             <w:tcBorders>
               <w:top w:val="single" w:color="D9D4C5" w:sz="4"/>
               <w:left w:val="single" w:color="D9D4C5" w:sz="4"/>
@@ -9557,63 +10292,45 @@
                 <w:sz w:val="18"/>
                 <w:szCs w:val="18"/>
               </w:rPr>
-              <w:t xml:space="preserve">/crediti</w:t>
-            </w:r>
-            <w:r>
-              <w:rPr>
-                <w:rFonts w:ascii="Arial" w:cs="Arial" w:eastAsia="Arial" w:hAnsi="Arial"/>
-                <w:color w:val="1B2118"/>
-                <w:sz w:val="18"/>
-                <w:szCs w:val="18"/>
-              </w:rPr>
-              <w:t xml:space="preserve">, </w:t>
-            </w:r>
-            <w:r>
-              <w:rPr>
-                <w:rFonts w:ascii="Consolas" w:cs="Consolas" w:eastAsia="Consolas" w:hAnsi="Consolas"/>
-                <w:color w:val="2F5D3A"/>
-                <w:sz w:val="18"/>
-                <w:szCs w:val="18"/>
-              </w:rPr>
-              <w:t xml:space="preserve">/crediti/:id</w:t>
-            </w:r>
-          </w:p>
-        </w:tc>
-        <w:tc>
-          <w:tcPr>
-            <w:tcW w:type="dxa" w:w="5190"/>
-            <w:tcBorders>
-              <w:top w:val="single" w:color="D9D4C5" w:sz="4"/>
-              <w:left w:val="single" w:color="D9D4C5" w:sz="4"/>
-              <w:bottom w:val="single" w:color="D9D4C5" w:sz="4"/>
-              <w:right w:val="single" w:color="D9D4C5" w:sz="4"/>
-            </w:tcBorders>
-            <w:tcMar>
-              <w:top w:type="dxa" w:w="70"/>
-              <w:left w:type="dxa" w:w="110"/>
-              <w:bottom w:type="dxa" w:w="70"/>
-              <w:right w:type="dxa" w:w="110"/>
-            </w:tcMar>
-            <w:vAlign w:val="center"/>
-          </w:tcPr>
-          <w:p>
-            <w:pPr>
-              <w:spacing w:after="0" w:before="0"/>
-            </w:pPr>
-            <w:r>
-              <w:rPr>
-                <w:rFonts w:ascii="Arial" w:cs="Arial" w:eastAsia="Arial" w:hAnsi="Arial"/>
-                <w:color w:val="1B2118"/>
-                <w:sz w:val="18"/>
-                <w:szCs w:val="18"/>
-              </w:rPr>
-              <w:t xml:space="preserve">Calcolo crediti CWP</w:t>
-            </w:r>
-          </w:p>
-        </w:tc>
-        <w:tc>
-          <w:tcPr>
-            <w:tcW w:type="dxa" w:w="1813"/>
+              <w:t xml:space="preserve">/audit</w:t>
+            </w:r>
+          </w:p>
+        </w:tc>
+        <w:tc>
+          <w:tcPr>
+            <w:tcW w:type="dxa" w:w="4796"/>
+            <w:tcBorders>
+              <w:top w:val="single" w:color="D9D4C5" w:sz="4"/>
+              <w:left w:val="single" w:color="D9D4C5" w:sz="4"/>
+              <w:bottom w:val="single" w:color="D9D4C5" w:sz="4"/>
+              <w:right w:val="single" w:color="D9D4C5" w:sz="4"/>
+            </w:tcBorders>
+            <w:tcMar>
+              <w:top w:type="dxa" w:w="70"/>
+              <w:left w:type="dxa" w:w="110"/>
+              <w:bottom w:type="dxa" w:w="70"/>
+              <w:right w:type="dxa" w:w="110"/>
+            </w:tcMar>
+            <w:vAlign w:val="center"/>
+          </w:tcPr>
+          <w:p>
+            <w:pPr>
+              <w:spacing w:after="0" w:before="0"/>
+            </w:pPr>
+            <w:r>
+              <w:rPr>
+                <w:rFonts w:ascii="Arial" w:cs="Arial" w:eastAsia="Arial" w:hAnsi="Arial"/>
+                <w:color w:val="1B2118"/>
+                <w:sz w:val="18"/>
+                <w:szCs w:val="18"/>
+              </w:rPr>
+              <w:t xml:space="preserve">Audit trail</w:t>
+            </w:r>
+          </w:p>
+        </w:tc>
+        <w:tc>
+          <w:tcPr>
+            <w:tcW w:type="dxa" w:w="1707"/>
             <w:tcBorders>
               <w:top w:val="single" w:color="D9D4C5" w:sz="4"/>
               <w:left w:val="single" w:color="D9D4C5" w:sz="4"/>
@@ -9650,7 +10367,7 @@
         </w:trPr>
         <w:tc>
           <w:tcPr>
-            <w:tcW w:type="dxa" w:w="2635"/>
+            <w:tcW w:type="dxa" w:w="3135"/>
             <w:tcBorders>
               <w:top w:val="single" w:color="D9D4C5" w:sz="4"/>
               <w:left w:val="single" w:color="D9D4C5" w:sz="4"/>
@@ -9677,13 +10394,31 @@
                 <w:sz w:val="18"/>
                 <w:szCs w:val="18"/>
               </w:rPr>
-              <w:t xml:space="preserve">/impostazioni</w:t>
-            </w:r>
-          </w:p>
-        </w:tc>
-        <w:tc>
-          <w:tcPr>
-            <w:tcW w:type="dxa" w:w="5190"/>
+              <w:t xml:space="preserve">/crediti</w:t>
+            </w:r>
+            <w:r>
+              <w:rPr>
+                <w:rFonts w:ascii="Arial" w:cs="Arial" w:eastAsia="Arial" w:hAnsi="Arial"/>
+                <w:color w:val="1B2118"/>
+                <w:sz w:val="18"/>
+                <w:szCs w:val="18"/>
+              </w:rPr>
+              <w:t xml:space="preserve">, </w:t>
+            </w:r>
+            <w:r>
+              <w:rPr>
+                <w:rFonts w:ascii="Consolas" w:cs="Consolas" w:eastAsia="Consolas" w:hAnsi="Consolas"/>
+                <w:color w:val="2F5D3A"/>
+                <w:sz w:val="18"/>
+                <w:szCs w:val="18"/>
+              </w:rPr>
+              <w:t xml:space="preserve">/crediti/:id</w:t>
+            </w:r>
+          </w:p>
+        </w:tc>
+        <w:tc>
+          <w:tcPr>
+            <w:tcW w:type="dxa" w:w="4796"/>
             <w:tcBorders>
               <w:top w:val="single" w:color="D9D4C5" w:sz="4"/>
               <w:left w:val="single" w:color="D9D4C5" w:sz="4"/>
@@ -9710,13 +10445,13 @@
                 <w:sz w:val="18"/>
                 <w:szCs w:val="18"/>
               </w:rPr>
-              <w:t xml:space="preserve">Durata delle fasi</w:t>
-            </w:r>
-          </w:p>
-        </w:tc>
-        <w:tc>
-          <w:tcPr>
-            <w:tcW w:type="dxa" w:w="1813"/>
+              <w:t xml:space="preserve">Calcolo crediti CWP</w:t>
+            </w:r>
+          </w:p>
+        </w:tc>
+        <w:tc>
+          <w:tcPr>
+            <w:tcW w:type="dxa" w:w="1707"/>
             <w:tcBorders>
               <w:top w:val="single" w:color="D9D4C5" w:sz="4"/>
               <w:left w:val="single" w:color="D9D4C5" w:sz="4"/>
@@ -9754,7 +10489,7 @@
         </w:trPr>
         <w:tc>
           <w:tcPr>
-            <w:tcW w:type="dxa" w:w="2635"/>
+            <w:tcW w:type="dxa" w:w="3135"/>
             <w:tcBorders>
               <w:top w:val="single" w:color="D9D4C5" w:sz="4"/>
               <w:left w:val="single" w:color="D9D4C5" w:sz="4"/>
@@ -9780,19 +10515,122 @@
                 <w:sz w:val="18"/>
                 <w:szCs w:val="18"/>
               </w:rPr>
+              <w:t xml:space="preserve">/impostazioni</w:t>
+            </w:r>
+          </w:p>
+        </w:tc>
+        <w:tc>
+          <w:tcPr>
+            <w:tcW w:type="dxa" w:w="4796"/>
+            <w:tcBorders>
+              <w:top w:val="single" w:color="D9D4C5" w:sz="4"/>
+              <w:left w:val="single" w:color="D9D4C5" w:sz="4"/>
+              <w:bottom w:val="single" w:color="D9D4C5" w:sz="4"/>
+              <w:right w:val="single" w:color="D9D4C5" w:sz="4"/>
+            </w:tcBorders>
+            <w:tcMar>
+              <w:top w:type="dxa" w:w="70"/>
+              <w:left w:type="dxa" w:w="110"/>
+              <w:bottom w:type="dxa" w:w="70"/>
+              <w:right w:type="dxa" w:w="110"/>
+            </w:tcMar>
+            <w:vAlign w:val="center"/>
+          </w:tcPr>
+          <w:p>
+            <w:pPr>
+              <w:spacing w:after="0" w:before="0"/>
+            </w:pPr>
+            <w:r>
+              <w:rPr>
+                <w:rFonts w:ascii="Arial" w:cs="Arial" w:eastAsia="Arial" w:hAnsi="Arial"/>
+                <w:color w:val="1B2118"/>
+                <w:sz w:val="18"/>
+                <w:szCs w:val="18"/>
+              </w:rPr>
+              <w:t xml:space="preserve">Durata delle fasi, Enti di Validazione, Modelli di documento</w:t>
+            </w:r>
+          </w:p>
+        </w:tc>
+        <w:tc>
+          <w:tcPr>
+            <w:tcW w:type="dxa" w:w="1707"/>
+            <w:tcBorders>
+              <w:top w:val="single" w:color="D9D4C5" w:sz="4"/>
+              <w:left w:val="single" w:color="D9D4C5" w:sz="4"/>
+              <w:bottom w:val="single" w:color="D9D4C5" w:sz="4"/>
+              <w:right w:val="single" w:color="D9D4C5" w:sz="4"/>
+            </w:tcBorders>
+            <w:tcMar>
+              <w:top w:type="dxa" w:w="70"/>
+              <w:left w:type="dxa" w:w="110"/>
+              <w:bottom w:type="dxa" w:w="70"/>
+              <w:right w:type="dxa" w:w="110"/>
+            </w:tcMar>
+            <w:vAlign w:val="center"/>
+          </w:tcPr>
+          <w:p>
+            <w:pPr>
+              <w:spacing w:after="0" w:before="0"/>
+            </w:pPr>
+            <w:r>
+              <w:rPr>
+                <w:rFonts w:ascii="Arial" w:cs="Arial" w:eastAsia="Arial" w:hAnsi="Arial"/>
+                <w:color w:val="1B2118"/>
+                <w:sz w:val="18"/>
+                <w:szCs w:val="18"/>
+              </w:rPr>
+              <w:t xml:space="preserve">Admin</w:t>
+            </w:r>
+          </w:p>
+        </w:tc>
+      </w:tr>
+      <w:tr>
+        <w:trPr>
+          <w:cantSplit/>
+        </w:trPr>
+        <w:tc>
+          <w:tcPr>
+            <w:tcW w:type="dxa" w:w="3135"/>
+            <w:tcBorders>
+              <w:top w:val="single" w:color="D9D4C5" w:sz="4"/>
+              <w:left w:val="single" w:color="D9D4C5" w:sz="4"/>
+              <w:bottom w:val="single" w:color="D9D4C5" w:sz="4"/>
+              <w:right w:val="single" w:color="D9D4C5" w:sz="4"/>
+            </w:tcBorders>
+            <w:shd w:fill="F6F4EE" w:color="auto" w:val="clear"/>
+            <w:tcMar>
+              <w:top w:type="dxa" w:w="70"/>
+              <w:left w:type="dxa" w:w="110"/>
+              <w:bottom w:type="dxa" w:w="70"/>
+              <w:right w:type="dxa" w:w="110"/>
+            </w:tcMar>
+            <w:vAlign w:val="center"/>
+          </w:tcPr>
+          <w:p>
+            <w:pPr>
+              <w:spacing w:after="0" w:before="0"/>
+            </w:pPr>
+            <w:r>
+              <w:rPr>
+                <w:rFonts w:ascii="Consolas" w:cs="Consolas" w:eastAsia="Consolas" w:hAnsi="Consolas"/>
+                <w:color w:val="2F5D3A"/>
+                <w:sz w:val="18"/>
+                <w:szCs w:val="18"/>
+              </w:rPr>
               <w:t xml:space="preserve">/documentazione</w:t>
             </w:r>
           </w:p>
         </w:tc>
         <w:tc>
           <w:tcPr>
-            <w:tcW w:type="dxa" w:w="5190"/>
-            <w:tcBorders>
-              <w:top w:val="single" w:color="D9D4C5" w:sz="4"/>
-              <w:left w:val="single" w:color="D9D4C5" w:sz="4"/>
-              <w:bottom w:val="single" w:color="D9D4C5" w:sz="4"/>
-              <w:right w:val="single" w:color="D9D4C5" w:sz="4"/>
-            </w:tcBorders>
+            <w:tcW w:type="dxa" w:w="4796"/>
+            <w:tcBorders>
+              <w:top w:val="single" w:color="D9D4C5" w:sz="4"/>
+              <w:left w:val="single" w:color="D9D4C5" w:sz="4"/>
+              <w:bottom w:val="single" w:color="D9D4C5" w:sz="4"/>
+              <w:right w:val="single" w:color="D9D4C5" w:sz="4"/>
+            </w:tcBorders>
+            <w:shd w:fill="F6F4EE" w:color="auto" w:val="clear"/>
             <w:tcMar>
               <w:top w:type="dxa" w:w="70"/>
               <w:left w:type="dxa" w:w="110"/>
@@ -9818,13 +10656,14 @@
         </w:tc>
         <w:tc>
           <w:tcPr>
-            <w:tcW w:type="dxa" w:w="1813"/>
-            <w:tcBorders>
-              <w:top w:val="single" w:color="D9D4C5" w:sz="4"/>
-              <w:left w:val="single" w:color="D9D4C5" w:sz="4"/>
-              <w:bottom w:val="single" w:color="D9D4C5" w:sz="4"/>
-              <w:right w:val="single" w:color="D9D4C5" w:sz="4"/>
-            </w:tcBorders>
+            <w:tcW w:type="dxa" w:w="1707"/>
+            <w:tcBorders>
+              <w:top w:val="single" w:color="D9D4C5" w:sz="4"/>
+              <w:left w:val="single" w:color="D9D4C5" w:sz="4"/>
+              <w:bottom w:val="single" w:color="D9D4C5" w:sz="4"/>
+              <w:right w:val="single" w:color="D9D4C5" w:sz="4"/>
+            </w:tcBorders>
+            <w:shd w:fill="F6F4EE" w:color="auto" w:val="clear"/>
             <w:tcMar>
               <w:top w:type="dxa" w:w="70"/>
               <w:left w:type="dxa" w:w="110"/>
@@ -9914,7 +10753,25 @@
           <w:sz w:val="21"/>
           <w:szCs w:val="21"/>
         </w:rPr>
-        <w:t xml:space="preserve">).</w:t>
+        <w:t xml:space="preserve">; </w:t>
+      </w:r>
+      <w:r>
+        <w:rPr>
+          <w:rFonts w:ascii="Consolas" w:cs="Consolas" w:eastAsia="Consolas" w:hAnsi="Consolas"/>
+          <w:color w:val="2F5D3A"/>
+          <w:sz w:val="21"/>
+          <w:szCs w:val="21"/>
+        </w:rPr>
+        <w:t xml:space="preserve">ConsultazioniPubbliche.jsx</w:t>
+      </w:r>
+      <w:r>
+        <w:rPr>
+          <w:rFonts w:ascii="Arial" w:cs="Arial" w:eastAsia="Arial" w:hAnsi="Arial"/>
+          <w:color w:val="1B2118"/>
+          <w:sz w:val="21"/>
+          <w:szCs w:val="21"/>
+        </w:rPr>
+        <w:t xml:space="preserve"> contiene le tre pagine pubbliche).</w:t>
       </w:r>
     </w:p>
     <w:p>
@@ -10096,6 +10953,78 @@
           <w:szCs w:val="21"/>
         </w:rPr>
         <w:t xml:space="preserve">Header</w:t>
+      </w:r>
+      <w:r>
+        <w:rPr>
+          <w:rFonts w:ascii="Arial" w:cs="Arial" w:eastAsia="Arial" w:hAnsi="Arial"/>
+          <w:color w:val="1B2118"/>
+          <w:sz w:val="21"/>
+          <w:szCs w:val="21"/>
+        </w:rPr>
+        <w:t xml:space="preserve">, </w:t>
+      </w:r>
+      <w:r>
+        <w:rPr>
+          <w:rFonts w:ascii="Consolas" w:cs="Consolas" w:eastAsia="Consolas" w:hAnsi="Consolas"/>
+          <w:color w:val="2F5D3A"/>
+          <w:sz w:val="21"/>
+          <w:szCs w:val="21"/>
+        </w:rPr>
+        <w:t xml:space="preserve">Messaggi</w:t>
+      </w:r>
+      <w:r>
+        <w:rPr>
+          <w:rFonts w:ascii="Arial" w:cs="Arial" w:eastAsia="Arial" w:hAnsi="Arial"/>
+          <w:color w:val="1B2118"/>
+          <w:sz w:val="21"/>
+          <w:szCs w:val="21"/>
+        </w:rPr>
+        <w:t xml:space="preserve">, </w:t>
+      </w:r>
+      <w:r>
+        <w:rPr>
+          <w:rFonts w:ascii="Consolas" w:cs="Consolas" w:eastAsia="Consolas" w:hAnsi="Consolas"/>
+          <w:color w:val="2F5D3A"/>
+          <w:sz w:val="21"/>
+          <w:szCs w:val="21"/>
+        </w:rPr>
+        <w:t xml:space="preserve">NoteFase</w:t>
+      </w:r>
+      <w:r>
+        <w:rPr>
+          <w:rFonts w:ascii="Arial" w:cs="Arial" w:eastAsia="Arial" w:hAnsi="Arial"/>
+          <w:color w:val="1B2118"/>
+          <w:sz w:val="21"/>
+          <w:szCs w:val="21"/>
+        </w:rPr>
+        <w:t xml:space="preserve">, </w:t>
+      </w:r>
+      <w:r>
+        <w:rPr>
+          <w:rFonts w:ascii="Consolas" w:cs="Consolas" w:eastAsia="Consolas" w:hAnsi="Consolas"/>
+          <w:color w:val="2F5D3A"/>
+          <w:sz w:val="21"/>
+          <w:szCs w:val="21"/>
+        </w:rPr>
+        <w:t xml:space="preserve">stili.js</w:t>
+      </w:r>
+      <w:r>
+        <w:rPr>
+          <w:rFonts w:ascii="Arial" w:cs="Arial" w:eastAsia="Arial" w:hAnsi="Arial"/>
+          <w:color w:val="1B2118"/>
+          <w:sz w:val="21"/>
+          <w:szCs w:val="21"/>
+        </w:rPr>
+        <w:t xml:space="preserve"> (stili condivisi), </w:t>
+      </w:r>
+      <w:r>
+        <w:rPr>
+          <w:rFonts w:ascii="Consolas" w:cs="Consolas" w:eastAsia="Consolas" w:hAnsi="Consolas"/>
+          <w:color w:val="2F5D3A"/>
+          <w:sz w:val="21"/>
+          <w:szCs w:val="21"/>
+        </w:rPr>
+        <w:t xml:space="preserve">impostazioni/{EntiValidazione,ModelliDocumento}</w:t>
       </w:r>
       <w:r>
         <w:rPr>
@@ -10526,9 +11455,9 @@
         <w:tblLayout w:type="fixed"/>
       </w:tblPr>
       <w:tblGrid>
-        <w:gridCol w:w="2410"/>
-        <w:gridCol w:w="1619"/>
-        <w:gridCol w:w="5609"/>
+        <w:gridCol w:w="2443"/>
+        <w:gridCol w:w="1510"/>
+        <w:gridCol w:w="5685"/>
       </w:tblGrid>
       <w:tr>
         <w:trPr>
@@ -10536,7 +11465,7 @@
         </w:trPr>
         <w:tc>
           <w:tcPr>
-            <w:tcW w:type="dxa" w:w="2410"/>
+            <w:tcW w:type="dxa" w:w="2443"/>
             <w:tcBorders>
               <w:top w:val="single" w:color="D9D4C5" w:sz="4"/>
               <w:left w:val="single" w:color="D9D4C5" w:sz="4"/>
@@ -10571,7 +11500,7 @@
         </w:tc>
         <w:tc>
           <w:tcPr>
-            <w:tcW w:type="dxa" w:w="1619"/>
+            <w:tcW w:type="dxa" w:w="1510"/>
             <w:tcBorders>
               <w:top w:val="single" w:color="D9D4C5" w:sz="4"/>
               <w:left w:val="single" w:color="D9D4C5" w:sz="4"/>
@@ -10606,7 +11535,7 @@
         </w:tc>
         <w:tc>
           <w:tcPr>
-            <w:tcW w:type="dxa" w:w="5609"/>
+            <w:tcW w:type="dxa" w:w="5685"/>
             <w:tcBorders>
               <w:top w:val="single" w:color="D9D4C5" w:sz="4"/>
               <w:left w:val="single" w:color="D9D4C5" w:sz="4"/>
@@ -10646,7 +11575,7 @@
         </w:trPr>
         <w:tc>
           <w:tcPr>
-            <w:tcW w:type="dxa" w:w="2410"/>
+            <w:tcW w:type="dxa" w:w="2443"/>
             <w:tcBorders>
               <w:top w:val="single" w:color="D9D4C5" w:sz="4"/>
               <w:left w:val="single" w:color="D9D4C5" w:sz="4"/>
@@ -10678,7 +11607,7 @@
         </w:tc>
         <w:tc>
           <w:tcPr>
-            <w:tcW w:type="dxa" w:w="1619"/>
+            <w:tcW w:type="dxa" w:w="1510"/>
             <w:tcBorders>
               <w:top w:val="single" w:color="D9D4C5" w:sz="4"/>
               <w:left w:val="single" w:color="D9D4C5" w:sz="4"/>
@@ -10710,7 +11639,7 @@
         </w:tc>
         <w:tc>
           <w:tcPr>
-            <w:tcW w:type="dxa" w:w="5609"/>
+            <w:tcW w:type="dxa" w:w="5685"/>
             <w:tcBorders>
               <w:top w:val="single" w:color="D9D4C5" w:sz="4"/>
               <w:left w:val="single" w:color="D9D4C5" w:sz="4"/>
@@ -10747,7 +11676,7 @@
         </w:trPr>
         <w:tc>
           <w:tcPr>
-            <w:tcW w:type="dxa" w:w="2410"/>
+            <w:tcW w:type="dxa" w:w="2443"/>
             <w:tcBorders>
               <w:top w:val="single" w:color="D9D4C5" w:sz="4"/>
               <w:left w:val="single" w:color="D9D4C5" w:sz="4"/>
@@ -10780,7 +11709,7 @@
         </w:tc>
         <w:tc>
           <w:tcPr>
-            <w:tcW w:type="dxa" w:w="1619"/>
+            <w:tcW w:type="dxa" w:w="1510"/>
             <w:tcBorders>
               <w:top w:val="single" w:color="D9D4C5" w:sz="4"/>
               <w:left w:val="single" w:color="D9D4C5" w:sz="4"/>
@@ -10813,7 +11742,7 @@
         </w:tc>
         <w:tc>
           <w:tcPr>
-            <w:tcW w:type="dxa" w:w="5609"/>
+            <w:tcW w:type="dxa" w:w="5685"/>
             <w:tcBorders>
               <w:top w:val="single" w:color="D9D4C5" w:sz="4"/>
               <w:left w:val="single" w:color="D9D4C5" w:sz="4"/>
@@ -10851,7 +11780,7 @@
         </w:trPr>
         <w:tc>
           <w:tcPr>
-            <w:tcW w:type="dxa" w:w="2410"/>
+            <w:tcW w:type="dxa" w:w="2443"/>
             <w:tcBorders>
               <w:top w:val="single" w:color="D9D4C5" w:sz="4"/>
               <w:left w:val="single" w:color="D9D4C5" w:sz="4"/>
@@ -10883,65 +11812,65 @@
         </w:tc>
         <w:tc>
           <w:tcPr>
-            <w:tcW w:type="dxa" w:w="1619"/>
-            <w:tcBorders>
-              <w:top w:val="single" w:color="D9D4C5" w:sz="4"/>
-              <w:left w:val="single" w:color="D9D4C5" w:sz="4"/>
-              <w:bottom w:val="single" w:color="D9D4C5" w:sz="4"/>
-              <w:right w:val="single" w:color="D9D4C5" w:sz="4"/>
-            </w:tcBorders>
-            <w:tcMar>
-              <w:top w:type="dxa" w:w="70"/>
-              <w:left w:type="dxa" w:w="110"/>
-              <w:bottom w:type="dxa" w:w="70"/>
-              <w:right w:type="dxa" w:w="110"/>
-            </w:tcMar>
-            <w:vAlign w:val="center"/>
-          </w:tcPr>
-          <w:p>
-            <w:pPr>
-              <w:spacing w:after="0" w:before="0"/>
-            </w:pPr>
-            <w:r>
-              <w:rPr>
-                <w:rFonts w:ascii="Arial" w:cs="Arial" w:eastAsia="Arial" w:hAnsi="Arial"/>
-                <w:color w:val="1B2118"/>
-                <w:sz w:val="18"/>
-                <w:szCs w:val="18"/>
-              </w:rPr>
-              <w:t xml:space="preserve">Fatto (manca note di fase)</w:t>
-            </w:r>
-          </w:p>
-        </w:tc>
-        <w:tc>
-          <w:tcPr>
-            <w:tcW w:type="dxa" w:w="5609"/>
-            <w:tcBorders>
-              <w:top w:val="single" w:color="D9D4C5" w:sz="4"/>
-              <w:left w:val="single" w:color="D9D4C5" w:sz="4"/>
-              <w:bottom w:val="single" w:color="D9D4C5" w:sz="4"/>
-              <w:right w:val="single" w:color="D9D4C5" w:sz="4"/>
-            </w:tcBorders>
-            <w:tcMar>
-              <w:top w:type="dxa" w:w="70"/>
-              <w:left w:type="dxa" w:w="110"/>
-              <w:bottom w:type="dxa" w:w="70"/>
-              <w:right w:type="dxa" w:w="110"/>
-            </w:tcMar>
-            <w:vAlign w:val="center"/>
-          </w:tcPr>
-          <w:p>
-            <w:pPr>
-              <w:spacing w:after="0" w:before="0"/>
-            </w:pPr>
-            <w:r>
-              <w:rPr>
-                <w:rFonts w:ascii="Arial" w:cs="Arial" w:eastAsia="Arial" w:hAnsi="Arial"/>
-                <w:color w:val="1B2118"/>
-                <w:sz w:val="18"/>
-                <w:szCs w:val="18"/>
-              </w:rPr>
-              <w:t xml:space="preserve">7 fasi, apertura con scadenza automatica, chiusura, modifica scadenza; durata modificabile dall'Admin</w:t>
+            <w:tcW w:type="dxa" w:w="1510"/>
+            <w:tcBorders>
+              <w:top w:val="single" w:color="D9D4C5" w:sz="4"/>
+              <w:left w:val="single" w:color="D9D4C5" w:sz="4"/>
+              <w:bottom w:val="single" w:color="D9D4C5" w:sz="4"/>
+              <w:right w:val="single" w:color="D9D4C5" w:sz="4"/>
+            </w:tcBorders>
+            <w:tcMar>
+              <w:top w:type="dxa" w:w="70"/>
+              <w:left w:type="dxa" w:w="110"/>
+              <w:bottom w:type="dxa" w:w="70"/>
+              <w:right w:type="dxa" w:w="110"/>
+            </w:tcMar>
+            <w:vAlign w:val="center"/>
+          </w:tcPr>
+          <w:p>
+            <w:pPr>
+              <w:spacing w:after="0" w:before="0"/>
+            </w:pPr>
+            <w:r>
+              <w:rPr>
+                <w:rFonts w:ascii="Arial" w:cs="Arial" w:eastAsia="Arial" w:hAnsi="Arial"/>
+                <w:color w:val="1B2118"/>
+                <w:sz w:val="18"/>
+                <w:szCs w:val="18"/>
+              </w:rPr>
+              <w:t xml:space="preserve">Fatto</w:t>
+            </w:r>
+          </w:p>
+        </w:tc>
+        <w:tc>
+          <w:tcPr>
+            <w:tcW w:type="dxa" w:w="5685"/>
+            <w:tcBorders>
+              <w:top w:val="single" w:color="D9D4C5" w:sz="4"/>
+              <w:left w:val="single" w:color="D9D4C5" w:sz="4"/>
+              <w:bottom w:val="single" w:color="D9D4C5" w:sz="4"/>
+              <w:right w:val="single" w:color="D9D4C5" w:sz="4"/>
+            </w:tcBorders>
+            <w:tcMar>
+              <w:top w:type="dxa" w:w="70"/>
+              <w:left w:type="dxa" w:w="110"/>
+              <w:bottom w:type="dxa" w:w="70"/>
+              <w:right w:type="dxa" w:w="110"/>
+            </w:tcMar>
+            <w:vAlign w:val="center"/>
+          </w:tcPr>
+          <w:p>
+            <w:pPr>
+              <w:spacing w:after="0" w:before="0"/>
+            </w:pPr>
+            <w:r>
+              <w:rPr>
+                <w:rFonts w:ascii="Arial" w:cs="Arial" w:eastAsia="Arial" w:hAnsi="Arial"/>
+                <w:color w:val="1B2118"/>
+                <w:sz w:val="18"/>
+                <w:szCs w:val="18"/>
+              </w:rPr>
+              <w:t xml:space="preserve">7 fasi, apertura con scadenza automatica, chiusura, modifica scadenza; durata modificabile dall'Admin; note di fase interne o condivise</w:t>
             </w:r>
           </w:p>
         </w:tc>
@@ -10952,7 +11881,7 @@
         </w:trPr>
         <w:tc>
           <w:tcPr>
-            <w:tcW w:type="dxa" w:w="2410"/>
+            <w:tcW w:type="dxa" w:w="2443"/>
             <w:tcBorders>
               <w:top w:val="single" w:color="D9D4C5" w:sz="4"/>
               <w:left w:val="single" w:color="D9D4C5" w:sz="4"/>
@@ -10985,7 +11914,7 @@
         </w:tc>
         <w:tc>
           <w:tcPr>
-            <w:tcW w:type="dxa" w:w="1619"/>
+            <w:tcW w:type="dxa" w:w="1510"/>
             <w:tcBorders>
               <w:top w:val="single" w:color="D9D4C5" w:sz="4"/>
               <w:left w:val="single" w:color="D9D4C5" w:sz="4"/>
@@ -11018,7 +11947,7 @@
         </w:tc>
         <w:tc>
           <w:tcPr>
-            <w:tcW w:type="dxa" w:w="5609"/>
+            <w:tcW w:type="dxa" w:w="5685"/>
             <w:tcBorders>
               <w:top w:val="single" w:color="D9D4C5" w:sz="4"/>
               <w:left w:val="single" w:color="D9D4C5" w:sz="4"/>
@@ -11056,7 +11985,7 @@
         </w:trPr>
         <w:tc>
           <w:tcPr>
-            <w:tcW w:type="dxa" w:w="2410"/>
+            <w:tcW w:type="dxa" w:w="2443"/>
             <w:tcBorders>
               <w:top w:val="single" w:color="D9D4C5" w:sz="4"/>
               <w:left w:val="single" w:color="D9D4C5" w:sz="4"/>
@@ -11088,7 +12017,7 @@
         </w:tc>
         <w:tc>
           <w:tcPr>
-            <w:tcW w:type="dxa" w:w="1619"/>
+            <w:tcW w:type="dxa" w:w="1510"/>
             <w:tcBorders>
               <w:top w:val="single" w:color="D9D4C5" w:sz="4"/>
               <w:left w:val="single" w:color="D9D4C5" w:sz="4"/>
@@ -11120,7 +12049,7 @@
         </w:tc>
         <w:tc>
           <w:tcPr>
-            <w:tcW w:type="dxa" w:w="5609"/>
+            <w:tcW w:type="dxa" w:w="5685"/>
             <w:tcBorders>
               <w:top w:val="single" w:color="D9D4C5" w:sz="4"/>
               <w:left w:val="single" w:color="D9D4C5" w:sz="4"/>
@@ -11157,7 +12086,7 @@
         </w:trPr>
         <w:tc>
           <w:tcPr>
-            <w:tcW w:type="dxa" w:w="2410"/>
+            <w:tcW w:type="dxa" w:w="2443"/>
             <w:tcBorders>
               <w:top w:val="single" w:color="D9D4C5" w:sz="4"/>
               <w:left w:val="single" w:color="D9D4C5" w:sz="4"/>
@@ -11190,7 +12119,7 @@
         </w:tc>
         <w:tc>
           <w:tcPr>
-            <w:tcW w:type="dxa" w:w="1619"/>
+            <w:tcW w:type="dxa" w:w="1510"/>
             <w:tcBorders>
               <w:top w:val="single" w:color="D9D4C5" w:sz="4"/>
               <w:left w:val="single" w:color="D9D4C5" w:sz="4"/>
@@ -11217,13 +12146,13 @@
                 <w:sz w:val="18"/>
                 <w:szCs w:val="18"/>
               </w:rPr>
-              <w:t xml:space="preserve">Parziale</w:t>
-            </w:r>
-          </w:p>
-        </w:tc>
-        <w:tc>
-          <w:tcPr>
-            <w:tcW w:type="dxa" w:w="5609"/>
+              <w:t xml:space="preserve">Fatto</w:t>
+            </w:r>
+          </w:p>
+        </w:tc>
+        <w:tc>
+          <w:tcPr>
+            <w:tcW w:type="dxa" w:w="5685"/>
             <w:tcBorders>
               <w:top w:val="single" w:color="D9D4C5" w:sz="4"/>
               <w:left w:val="single" w:color="D9D4C5" w:sz="4"/>
@@ -11250,7 +12179,7 @@
                 <w:sz w:val="18"/>
                 <w:szCs w:val="18"/>
               </w:rPr>
-              <w:t xml:space="preserve">30 giorni, commenti anonimi moderati, risposte; mancano errata corrige, allegati ai commenti, identificazione commentatori esterni</w:t>
+              <w:t xml:space="preserve">Pagina pubblica, osservazioni con email confermata e allegato, moderazione, firma «Partecipante» o nome a scelta dell'autore, risposte del Comune, errata corrige con ripartenza facoltativa dei 30 giorni</w:t>
             </w:r>
           </w:p>
         </w:tc>
@@ -11261,7 +12190,7 @@
         </w:trPr>
         <w:tc>
           <w:tcPr>
-            <w:tcW w:type="dxa" w:w="2410"/>
+            <w:tcW w:type="dxa" w:w="2443"/>
             <w:tcBorders>
               <w:top w:val="single" w:color="D9D4C5" w:sz="4"/>
               <w:left w:val="single" w:color="D9D4C5" w:sz="4"/>
@@ -11293,7 +12222,7 @@
         </w:tc>
         <w:tc>
           <w:tcPr>
-            <w:tcW w:type="dxa" w:w="1619"/>
+            <w:tcW w:type="dxa" w:w="1510"/>
             <w:tcBorders>
               <w:top w:val="single" w:color="D9D4C5" w:sz="4"/>
               <w:left w:val="single" w:color="D9D4C5" w:sz="4"/>
@@ -11325,33 +12254,33 @@
         </w:tc>
         <w:tc>
           <w:tcPr>
-            <w:tcW w:type="dxa" w:w="5609"/>
-            <w:tcBorders>
-              <w:top w:val="single" w:color="D9D4C5" w:sz="4"/>
-              <w:left w:val="single" w:color="D9D4C5" w:sz="4"/>
-              <w:bottom w:val="single" w:color="D9D4C5" w:sz="4"/>
-              <w:right w:val="single" w:color="D9D4C5" w:sz="4"/>
-            </w:tcBorders>
-            <w:tcMar>
-              <w:top w:type="dxa" w:w="70"/>
-              <w:left w:type="dxa" w:w="110"/>
-              <w:bottom w:type="dxa" w:w="70"/>
-              <w:right w:type="dxa" w:w="110"/>
-            </w:tcMar>
-            <w:vAlign w:val="center"/>
-          </w:tcPr>
-          <w:p>
-            <w:pPr>
-              <w:spacing w:after="0" w:before="0"/>
-            </w:pPr>
-            <w:r>
-              <w:rPr>
-                <w:rFonts w:ascii="Arial" w:cs="Arial" w:eastAsia="Arial" w:hAnsi="Arial"/>
-                <w:color w:val="1B2118"/>
-                <w:sz w:val="18"/>
-                <w:szCs w:val="18"/>
-              </w:rPr>
-              <w:t xml:space="preserve">Voci, incassi, operatore registrato</w:t>
+            <w:tcW w:type="dxa" w:w="5685"/>
+            <w:tcBorders>
+              <w:top w:val="single" w:color="D9D4C5" w:sz="4"/>
+              <w:left w:val="single" w:color="D9D4C5" w:sz="4"/>
+              <w:bottom w:val="single" w:color="D9D4C5" w:sz="4"/>
+              <w:right w:val="single" w:color="D9D4C5" w:sz="4"/>
+            </w:tcBorders>
+            <w:tcMar>
+              <w:top w:type="dxa" w:w="70"/>
+              <w:left w:type="dxa" w:w="110"/>
+              <w:bottom w:type="dxa" w:w="70"/>
+              <w:right w:type="dxa" w:w="110"/>
+            </w:tcMar>
+            <w:vAlign w:val="center"/>
+          </w:tcPr>
+          <w:p>
+            <w:pPr>
+              <w:spacing w:after="0" w:before="0"/>
+            </w:pPr>
+            <w:r>
+              <w:rPr>
+                <w:rFonts w:ascii="Arial" w:cs="Arial" w:eastAsia="Arial" w:hAnsi="Arial"/>
+                <w:color w:val="1B2118"/>
+                <w:sz w:val="18"/>
+                <w:szCs w:val="18"/>
+              </w:rPr>
+              <w:t xml:space="preserve">Voci, incassi, operatore registrato; visibili al Comune in sola lettura</w:t>
             </w:r>
           </w:p>
         </w:tc>
@@ -11362,7 +12291,7 @@
         </w:trPr>
         <w:tc>
           <w:tcPr>
-            <w:tcW w:type="dxa" w:w="2410"/>
+            <w:tcW w:type="dxa" w:w="2443"/>
             <w:tcBorders>
               <w:top w:val="single" w:color="D9D4C5" w:sz="4"/>
               <w:left w:val="single" w:color="D9D4C5" w:sz="4"/>
@@ -11395,7 +12324,7 @@
         </w:tc>
         <w:tc>
           <w:tcPr>
-            <w:tcW w:type="dxa" w:w="1619"/>
+            <w:tcW w:type="dxa" w:w="1510"/>
             <w:tcBorders>
               <w:top w:val="single" w:color="D9D4C5" w:sz="4"/>
               <w:left w:val="single" w:color="D9D4C5" w:sz="4"/>
@@ -11428,7 +12357,7 @@
         </w:tc>
         <w:tc>
           <w:tcPr>
-            <w:tcW w:type="dxa" w:w="5609"/>
+            <w:tcW w:type="dxa" w:w="5685"/>
             <w:tcBorders>
               <w:top w:val="single" w:color="D9D4C5" w:sz="4"/>
               <w:left w:val="single" w:color="D9D4C5" w:sz="4"/>
@@ -11466,7 +12395,7 @@
         </w:trPr>
         <w:tc>
           <w:tcPr>
-            <w:tcW w:type="dxa" w:w="2410"/>
+            <w:tcW w:type="dxa" w:w="2443"/>
             <w:tcBorders>
               <w:top w:val="single" w:color="D9D4C5" w:sz="4"/>
               <w:left w:val="single" w:color="D9D4C5" w:sz="4"/>
@@ -11498,7 +12427,7 @@
         </w:tc>
         <w:tc>
           <w:tcPr>
-            <w:tcW w:type="dxa" w:w="1619"/>
+            <w:tcW w:type="dxa" w:w="1510"/>
             <w:tcBorders>
               <w:top w:val="single" w:color="D9D4C5" w:sz="4"/>
               <w:left w:val="single" w:color="D9D4C5" w:sz="4"/>
@@ -11530,33 +12459,33 @@
         </w:tc>
         <w:tc>
           <w:tcPr>
-            <w:tcW w:type="dxa" w:w="5609"/>
-            <w:tcBorders>
-              <w:top w:val="single" w:color="D9D4C5" w:sz="4"/>
-              <w:left w:val="single" w:color="D9D4C5" w:sz="4"/>
-              <w:bottom w:val="single" w:color="D9D4C5" w:sz="4"/>
-              <w:right w:val="single" w:color="D9D4C5" w:sz="4"/>
-            </w:tcBorders>
-            <w:tcMar>
-              <w:top w:type="dxa" w:w="70"/>
-              <w:left w:type="dxa" w:w="110"/>
-              <w:bottom w:type="dxa" w:w="70"/>
-              <w:right w:type="dxa" w:w="110"/>
-            </w:tcMar>
-            <w:vAlign w:val="center"/>
-          </w:tcPr>
-          <w:p>
-            <w:pPr>
-              <w:spacing w:after="0" w:before="0"/>
-            </w:pPr>
-            <w:r>
-              <w:rPr>
-                <w:rFonts w:ascii="Arial" w:cs="Arial" w:eastAsia="Arial" w:hAnsi="Arial"/>
-                <w:color w:val="1B2118"/>
-                <w:sz w:val="18"/>
-                <w:szCs w:val="18"/>
-              </w:rPr>
-              <w:t xml:space="preserve">Interne + email (Resend); manca verifica dominio</w:t>
+            <w:tcW w:type="dxa" w:w="5685"/>
+            <w:tcBorders>
+              <w:top w:val="single" w:color="D9D4C5" w:sz="4"/>
+              <w:left w:val="single" w:color="D9D4C5" w:sz="4"/>
+              <w:bottom w:val="single" w:color="D9D4C5" w:sz="4"/>
+              <w:right w:val="single" w:color="D9D4C5" w:sz="4"/>
+            </w:tcBorders>
+            <w:tcMar>
+              <w:top w:type="dxa" w:w="70"/>
+              <w:left w:type="dxa" w:w="110"/>
+              <w:bottom w:type="dxa" w:w="70"/>
+              <w:right w:type="dxa" w:w="110"/>
+            </w:tcMar>
+            <w:vAlign w:val="center"/>
+          </w:tcPr>
+          <w:p>
+            <w:pPr>
+              <w:spacing w:after="0" w:before="0"/>
+            </w:pPr>
+            <w:r>
+              <w:rPr>
+                <w:rFonts w:ascii="Arial" w:cs="Arial" w:eastAsia="Arial" w:hAnsi="Arial"/>
+                <w:color w:val="1B2118"/>
+                <w:sz w:val="18"/>
+                <w:szCs w:val="18"/>
+              </w:rPr>
+              <w:t xml:space="preserve">Interne + email (Resend); messaggi Comune-Fondazione nella pratica; manca verifica dominio</w:t>
             </w:r>
           </w:p>
         </w:tc>
@@ -11567,7 +12496,7 @@
         </w:trPr>
         <w:tc>
           <w:tcPr>
-            <w:tcW w:type="dxa" w:w="2410"/>
+            <w:tcW w:type="dxa" w:w="2443"/>
             <w:tcBorders>
               <w:top w:val="single" w:color="D9D4C5" w:sz="4"/>
               <w:left w:val="single" w:color="D9D4C5" w:sz="4"/>
@@ -11600,7 +12529,7 @@
         </w:tc>
         <w:tc>
           <w:tcPr>
-            <w:tcW w:type="dxa" w:w="1619"/>
+            <w:tcW w:type="dxa" w:w="1510"/>
             <w:tcBorders>
               <w:top w:val="single" w:color="D9D4C5" w:sz="4"/>
               <w:left w:val="single" w:color="D9D4C5" w:sz="4"/>
@@ -11633,7 +12562,7 @@
         </w:tc>
         <w:tc>
           <w:tcPr>
-            <w:tcW w:type="dxa" w:w="5609"/>
+            <w:tcW w:type="dxa" w:w="5685"/>
             <w:tcBorders>
               <w:top w:val="single" w:color="D9D4C5" w:sz="4"/>
               <w:left w:val="single" w:color="D9D4C5" w:sz="4"/>
@@ -11671,7 +12600,7 @@
         </w:trPr>
         <w:tc>
           <w:tcPr>
-            <w:tcW w:type="dxa" w:w="2410"/>
+            <w:tcW w:type="dxa" w:w="2443"/>
             <w:tcBorders>
               <w:top w:val="single" w:color="D9D4C5" w:sz="4"/>
               <w:left w:val="single" w:color="D9D4C5" w:sz="4"/>
@@ -11703,7 +12632,7 @@
         </w:tc>
         <w:tc>
           <w:tcPr>
-            <w:tcW w:type="dxa" w:w="1619"/>
+            <w:tcW w:type="dxa" w:w="1510"/>
             <w:tcBorders>
               <w:top w:val="single" w:color="D9D4C5" w:sz="4"/>
               <w:left w:val="single" w:color="D9D4C5" w:sz="4"/>
@@ -11735,7 +12664,7 @@
         </w:tc>
         <w:tc>
           <w:tcPr>
-            <w:tcW w:type="dxa" w:w="5609"/>
+            <w:tcW w:type="dxa" w:w="5685"/>
             <w:tcBorders>
               <w:top w:val="single" w:color="D9D4C5" w:sz="4"/>
               <w:left w:val="single" w:color="D9D4C5" w:sz="4"/>
@@ -11772,7 +12701,7 @@
         </w:trPr>
         <w:tc>
           <w:tcPr>
-            <w:tcW w:type="dxa" w:w="2410"/>
+            <w:tcW w:type="dxa" w:w="2443"/>
             <w:tcBorders>
               <w:top w:val="single" w:color="D9D4C5" w:sz="4"/>
               <w:left w:val="single" w:color="D9D4C5" w:sz="4"/>
@@ -11805,7 +12734,7 @@
         </w:tc>
         <w:tc>
           <w:tcPr>
-            <w:tcW w:type="dxa" w:w="1619"/>
+            <w:tcW w:type="dxa" w:w="1510"/>
             <w:tcBorders>
               <w:top w:val="single" w:color="D9D4C5" w:sz="4"/>
               <w:left w:val="single" w:color="D9D4C5" w:sz="4"/>
@@ -11838,7 +12767,7 @@
         </w:tc>
         <w:tc>
           <w:tcPr>
-            <w:tcW w:type="dxa" w:w="5609"/>
+            <w:tcW w:type="dxa" w:w="5685"/>
             <w:tcBorders>
               <w:top w:val="single" w:color="D9D4C5" w:sz="4"/>
               <w:left w:val="single" w:color="D9D4C5" w:sz="4"/>
@@ -11876,7 +12805,7 @@
         </w:trPr>
         <w:tc>
           <w:tcPr>
-            <w:tcW w:type="dxa" w:w="2410"/>
+            <w:tcW w:type="dxa" w:w="2443"/>
             <w:tcBorders>
               <w:top w:val="single" w:color="D9D4C5" w:sz="4"/>
               <w:left w:val="single" w:color="D9D4C5" w:sz="4"/>
@@ -11908,65 +12837,65 @@
         </w:tc>
         <w:tc>
           <w:tcPr>
-            <w:tcW w:type="dxa" w:w="1619"/>
-            <w:tcBorders>
-              <w:top w:val="single" w:color="D9D4C5" w:sz="4"/>
-              <w:left w:val="single" w:color="D9D4C5" w:sz="4"/>
-              <w:bottom w:val="single" w:color="D9D4C5" w:sz="4"/>
-              <w:right w:val="single" w:color="D9D4C5" w:sz="4"/>
-            </w:tcBorders>
-            <w:tcMar>
-              <w:top w:type="dxa" w:w="70"/>
-              <w:left w:type="dxa" w:w="110"/>
-              <w:bottom w:type="dxa" w:w="70"/>
-              <w:right w:type="dxa" w:w="110"/>
-            </w:tcMar>
-            <w:vAlign w:val="center"/>
-          </w:tcPr>
-          <w:p>
-            <w:pPr>
-              <w:spacing w:after="0" w:before="0"/>
-            </w:pPr>
-            <w:r>
-              <w:rPr>
-                <w:rFonts w:ascii="Arial" w:cs="Arial" w:eastAsia="Arial" w:hAnsi="Arial"/>
-                <w:color w:val="1B2118"/>
-                <w:sz w:val="18"/>
-                <w:szCs w:val="18"/>
-              </w:rPr>
-              <w:t xml:space="preserve">Parziale</w:t>
-            </w:r>
-          </w:p>
-        </w:tc>
-        <w:tc>
-          <w:tcPr>
-            <w:tcW w:type="dxa" w:w="5609"/>
-            <w:tcBorders>
-              <w:top w:val="single" w:color="D9D4C5" w:sz="4"/>
-              <w:left w:val="single" w:color="D9D4C5" w:sz="4"/>
-              <w:bottom w:val="single" w:color="D9D4C5" w:sz="4"/>
-              <w:right w:val="single" w:color="D9D4C5" w:sz="4"/>
-            </w:tcBorders>
-            <w:tcMar>
-              <w:top w:type="dxa" w:w="70"/>
-              <w:left w:type="dxa" w:w="110"/>
-              <w:bottom w:type="dxa" w:w="70"/>
-              <w:right w:type="dxa" w:w="110"/>
-            </w:tcMar>
-            <w:vAlign w:val="center"/>
-          </w:tcPr>
-          <w:p>
-            <w:pPr>
-              <w:spacing w:after="0" w:before="0"/>
-            </w:pPr>
-            <w:r>
-              <w:rPr>
-                <w:rFonts w:ascii="Arial" w:cs="Arial" w:eastAsia="Arial" w:hAnsi="Arial"/>
-                <w:color w:val="1B2118"/>
-                <w:sz w:val="18"/>
-                <w:szCs w:val="18"/>
-              </w:rPr>
-              <w:t xml:space="preserve">Utenti, audit, impostazioni (durata fasi); mancano template documenti e schermata Enti di Validazione</w:t>
+            <w:tcW w:type="dxa" w:w="1510"/>
+            <w:tcBorders>
+              <w:top w:val="single" w:color="D9D4C5" w:sz="4"/>
+              <w:left w:val="single" w:color="D9D4C5" w:sz="4"/>
+              <w:bottom w:val="single" w:color="D9D4C5" w:sz="4"/>
+              <w:right w:val="single" w:color="D9D4C5" w:sz="4"/>
+            </w:tcBorders>
+            <w:tcMar>
+              <w:top w:type="dxa" w:w="70"/>
+              <w:left w:type="dxa" w:w="110"/>
+              <w:bottom w:type="dxa" w:w="70"/>
+              <w:right w:type="dxa" w:w="110"/>
+            </w:tcMar>
+            <w:vAlign w:val="center"/>
+          </w:tcPr>
+          <w:p>
+            <w:pPr>
+              <w:spacing w:after="0" w:before="0"/>
+            </w:pPr>
+            <w:r>
+              <w:rPr>
+                <w:rFonts w:ascii="Arial" w:cs="Arial" w:eastAsia="Arial" w:hAnsi="Arial"/>
+                <w:color w:val="1B2118"/>
+                <w:sz w:val="18"/>
+                <w:szCs w:val="18"/>
+              </w:rPr>
+              <w:t xml:space="preserve">Fatto</w:t>
+            </w:r>
+          </w:p>
+        </w:tc>
+        <w:tc>
+          <w:tcPr>
+            <w:tcW w:type="dxa" w:w="5685"/>
+            <w:tcBorders>
+              <w:top w:val="single" w:color="D9D4C5" w:sz="4"/>
+              <w:left w:val="single" w:color="D9D4C5" w:sz="4"/>
+              <w:bottom w:val="single" w:color="D9D4C5" w:sz="4"/>
+              <w:right w:val="single" w:color="D9D4C5" w:sz="4"/>
+            </w:tcBorders>
+            <w:tcMar>
+              <w:top w:type="dxa" w:w="70"/>
+              <w:left w:type="dxa" w:w="110"/>
+              <w:bottom w:type="dxa" w:w="70"/>
+              <w:right w:type="dxa" w:w="110"/>
+            </w:tcMar>
+            <w:vAlign w:val="center"/>
+          </w:tcPr>
+          <w:p>
+            <w:pPr>
+              <w:spacing w:after="0" w:before="0"/>
+            </w:pPr>
+            <w:r>
+              <w:rPr>
+                <w:rFonts w:ascii="Arial" w:cs="Arial" w:eastAsia="Arial" w:hAnsi="Arial"/>
+                <w:color w:val="1B2118"/>
+                <w:sz w:val="18"/>
+                <w:szCs w:val="18"/>
+              </w:rPr>
+              <w:t xml:space="preserve">Utenti, audit, impostazioni: durata fasi, Enti di Validazione, modelli di documento</w:t>
             </w:r>
           </w:p>
         </w:tc>
@@ -11977,7 +12906,7 @@
         </w:trPr>
         <w:tc>
           <w:tcPr>
-            <w:tcW w:type="dxa" w:w="2410"/>
+            <w:tcW w:type="dxa" w:w="2443"/>
             <w:tcBorders>
               <w:top w:val="single" w:color="D9D4C5" w:sz="4"/>
               <w:left w:val="single" w:color="D9D4C5" w:sz="4"/>
@@ -12010,7 +12939,7 @@
         </w:tc>
         <w:tc>
           <w:tcPr>
-            <w:tcW w:type="dxa" w:w="1619"/>
+            <w:tcW w:type="dxa" w:w="1510"/>
             <w:tcBorders>
               <w:top w:val="single" w:color="D9D4C5" w:sz="4"/>
               <w:left w:val="single" w:color="D9D4C5" w:sz="4"/>
@@ -12043,7 +12972,7 @@
         </w:tc>
         <w:tc>
           <w:tcPr>
-            <w:tcW w:type="dxa" w:w="5609"/>
+            <w:tcW w:type="dxa" w:w="5685"/>
             <w:tcBorders>
               <w:top w:val="single" w:color="D9D4C5" w:sz="4"/>
               <w:left w:val="single" w:color="D9D4C5" w:sz="4"/>
@@ -12774,6 +13703,144 @@
           <w:szCs w:val="25"/>
         </w:rPr>
         <w:t xml:space="preserve">18 ottobre 2026</w:t>
+      </w:r>
+    </w:p>
+    <w:p>
+      <w:pPr>
+        <w:pStyle w:val="ListParagraph"/>
+        <w:numPr>
+          <w:ilvl w:val="0"/>
+          <w:numId w:val="3"/>
+        </w:numPr>
+        <w:spacing w:after="70" w:line="290"/>
+      </w:pPr>
+      <w:r>
+        <w:rPr>
+          <w:rFonts w:ascii="Arial" w:cs="Arial" w:eastAsia="Arial" w:hAnsi="Arial"/>
+          <w:b/>
+          <w:bCs/>
+          <w:color w:val="1B2118"/>
+          <w:sz w:val="21"/>
+          <w:szCs w:val="21"/>
+        </w:rPr>
+        <w:t xml:space="preserve">Capitolo pratiche (backlog 10-13, 20, 24-27)</w:t>
+      </w:r>
+      <w:r>
+        <w:rPr>
+          <w:rFonts w:ascii="Arial" w:cs="Arial" w:eastAsia="Arial" w:hAnsi="Arial"/>
+          <w:color w:val="1B2118"/>
+          <w:sz w:val="21"/>
+          <w:szCs w:val="21"/>
+        </w:rPr>
+        <w:t xml:space="preserve"> — script </w:t>
+      </w:r>
+      <w:r>
+        <w:rPr>
+          <w:rFonts w:ascii="Consolas" w:cs="Consolas" w:eastAsia="Consolas" w:hAnsi="Consolas"/>
+          <w:color w:val="2F5D3A"/>
+          <w:sz w:val="21"/>
+          <w:szCs w:val="21"/>
+        </w:rPr>
+        <w:t xml:space="preserve">17_pratiche.sql</w:t>
+      </w:r>
+      <w:r>
+        <w:rPr>
+          <w:rFonts w:ascii="Arial" w:cs="Arial" w:eastAsia="Arial" w:hAnsi="Arial"/>
+          <w:color w:val="1B2118"/>
+          <w:sz w:val="21"/>
+          <w:szCs w:val="21"/>
+        </w:rPr>
+        <w:t xml:space="preserve"> (provato sul banco locale: permessi di Comune, Operatore e Admin, autore dei messaggi forzato dal database, errata corrige con e senza motivazione, notifiche e voci di audit; eseguito in produzione e verificato: 5 tabelle, 2 archivi, 3 funzioni, 10 trigger di notifica); Edge Function </w:t>
+      </w:r>
+      <w:r>
+        <w:rPr>
+          <w:rFonts w:ascii="Consolas" w:cs="Consolas" w:eastAsia="Consolas" w:hAnsi="Consolas"/>
+          <w:color w:val="2F5D3A"/>
+          <w:sz w:val="21"/>
+          <w:szCs w:val="21"/>
+        </w:rPr>
+        <w:t xml:space="preserve">consultazione-pubblica</w:t>
+      </w:r>
+      <w:r>
+        <w:rPr>
+          <w:rFonts w:ascii="Arial" w:cs="Arial" w:eastAsia="Arial" w:hAnsi="Arial"/>
+          <w:color w:val="1B2118"/>
+          <w:sz w:val="21"/>
+          <w:szCs w:val="21"/>
+        </w:rPr>
+        <w:t xml:space="preserve"> (Verify JWT disattivato; provati elenco, dettaglio e invio con email di conferma a luca.moretti@operate.it). Portale: note di fase (</w:t>
+      </w:r>
+      <w:r>
+        <w:rPr>
+          <w:rFonts w:ascii="Consolas" w:cs="Consolas" w:eastAsia="Consolas" w:hAnsi="Consolas"/>
+          <w:color w:val="2F5D3A"/>
+          <w:sz w:val="21"/>
+          <w:szCs w:val="21"/>
+        </w:rPr>
+        <w:t xml:space="preserve">NoteFase</w:t>
+      </w:r>
+      <w:r>
+        <w:rPr>
+          <w:rFonts w:ascii="Arial" w:cs="Arial" w:eastAsia="Arial" w:hAnsi="Arial"/>
+          <w:color w:val="1B2118"/>
+          <w:sz w:val="21"/>
+          <w:szCs w:val="21"/>
+        </w:rPr>
+        <w:t xml:space="preserve">), messaggi (</w:t>
+      </w:r>
+      <w:r>
+        <w:rPr>
+          <w:rFonts w:ascii="Consolas" w:cs="Consolas" w:eastAsia="Consolas" w:hAnsi="Consolas"/>
+          <w:color w:val="2F5D3A"/>
+          <w:sz w:val="21"/>
+          <w:szCs w:val="21"/>
+        </w:rPr>
+        <w:t xml:space="preserve">Messaggi</w:t>
+      </w:r>
+      <w:r>
+        <w:rPr>
+          <w:rFonts w:ascii="Arial" w:cs="Arial" w:eastAsia="Arial" w:hAnsi="Arial"/>
+          <w:color w:val="1B2118"/>
+          <w:sz w:val="21"/>
+          <w:szCs w:val="21"/>
+        </w:rPr>
+        <w:t xml:space="preserve">), Ente di Validazione nell'intestazione della pratica, modelli per fase e generali, pagamenti in sola lettura per il Comune, avviso e niente «+ Carica» sulle pratiche non attive, consultazione rifatta (date gg/mm/aaaa, autori e allegati per lo staff, errata corrige, link alla pagina pubblica; tolto l'invio di osservazioni dal portale), pagine pubbliche </w:t>
+      </w:r>
+      <w:r>
+        <w:rPr>
+          <w:rFonts w:ascii="Consolas" w:cs="Consolas" w:eastAsia="Consolas" w:hAnsi="Consolas"/>
+          <w:color w:val="2F5D3A"/>
+          <w:sz w:val="21"/>
+          <w:szCs w:val="21"/>
+        </w:rPr>
+        <w:t xml:space="preserve">/consultazioni</w:t>
+      </w:r>
+      <w:r>
+        <w:rPr>
+          <w:rFonts w:ascii="Arial" w:cs="Arial" w:eastAsia="Arial" w:hAnsi="Arial"/>
+          <w:color w:val="1B2118"/>
+          <w:sz w:val="21"/>
+          <w:szCs w:val="21"/>
+        </w:rPr>
+        <w:t xml:space="preserve"> con link dalla pagina di accesso, Impostazioni con Enti di Validazione e Modelli di documento. Decisioni A, B, D e pagamenti registrate. Commit </w:t>
+      </w:r>
+      <w:r>
+        <w:rPr>
+          <w:rFonts w:ascii="Consolas" w:cs="Consolas" w:eastAsia="Consolas" w:hAnsi="Consolas"/>
+          <w:color w:val="2F5D3A"/>
+          <w:sz w:val="21"/>
+          <w:szCs w:val="21"/>
+        </w:rPr>
+        <w:t xml:space="preserve">502e5ce</w:t>
+      </w:r>
+      <w:r>
+        <w:rPr>
+          <w:rFonts w:ascii="Arial" w:cs="Arial" w:eastAsia="Arial" w:hAnsi="Arial"/>
+          <w:color w:val="1B2118"/>
+          <w:sz w:val="21"/>
+          <w:szCs w:val="21"/>
+        </w:rPr>
+        <w:t xml:space="preserve">.</w:t>
       </w:r>
     </w:p>
     <w:p>
@@ -15605,7 +16672,7 @@
               </w:rPr>
               <w:t xml:space="preserve">Claude Doc: </w:t>
             </w:r>
-            <w:hyperlink w:history="1" r:id="rIdgilsn8rdsxbxq1a7b_8d5">
+            <w:hyperlink w:history="1" r:id="rId5nur9dophjum_c5rxxgy5">
               <w:r>
                 <w:rPr>
                   <w:rFonts w:ascii="Arial" w:cs="Arial" w:eastAsia="Arial" w:hAnsi="Arial"/>
@@ -15952,7 +17019,7 @@
               </w:rPr>
               <w:t xml:space="preserve">Claude Doc: </w:t>
             </w:r>
-            <w:hyperlink w:history="1" r:id="rIdd2y92fmzqye9qqkvw6y-e">
+            <w:hyperlink w:history="1" r:id="rId7njy4wpoyi5wxhrar9kjq">
               <w:r>
                 <w:rPr>
                   <w:rFonts w:ascii="Arial" w:cs="Arial" w:eastAsia="Arial" w:hAnsi="Arial"/>
@@ -16527,7 +17594,7 @@
               </w:rPr>
               <w:t xml:space="preserve">Claude Doc: </w:t>
             </w:r>
-            <w:hyperlink w:history="1" r:id="rIdqfmef7xdc_gtdf0jhcx0u">
+            <w:hyperlink w:history="1" r:id="rIdg09ud6tebd5eece4sbt1-">
               <w:r>
                 <w:rPr>
                   <w:rFonts w:ascii="Arial" w:cs="Arial" w:eastAsia="Arial" w:hAnsi="Arial"/>
@@ -17069,7 +18136,7 @@
             <w:pPr>
               <w:spacing w:after="0" w:before="0"/>
             </w:pPr>
-            <w:hyperlink w:history="1" r:id="rIdtwoojn9mebopjhhiwacai">
+            <w:hyperlink w:history="1" r:id="rIdi1p7hqsg2rbikmcwhhthx">
               <w:r>
                 <w:rPr>
                   <w:rFonts w:ascii="Arial" w:cs="Arial" w:eastAsia="Arial" w:hAnsi="Arial"/>
@@ -17489,22 +18556,6 @@
     </w:p>
     <w:p>
       <w:pPr>
-        <w:spacing w:after="140" w:line="300"/>
-      </w:pPr>
-      <w:r>
-        <w:rPr>
-          <w:rFonts w:ascii="Arial" w:cs="Arial" w:eastAsia="Arial" w:hAnsi="Arial"/>
-          <w:b/>
-          <w:bCs/>
-          <w:color w:val="1B2118"/>
-          <w:sz w:val="21"/>
-          <w:szCs w:val="21"/>
-        </w:rPr>
-        <w:t xml:space="preserve">Aperte</w:t>
-      </w:r>
-    </w:p>
-    <w:p>
-      <w:pPr>
         <w:pStyle w:val="ListParagraph"/>
         <w:numPr>
           <w:ilvl w:val="0"/>
@@ -17519,7 +18570,47 @@
           <w:sz w:val="21"/>
           <w:szCs w:val="21"/>
         </w:rPr>
-        <w:t xml:space="preserve">A. Una nuova versione di documento durante una fase fa ripartire il termine?</w:t>
+        <w:t xml:space="preserve">18/10 — </w:t>
+      </w:r>
+      <w:r>
+        <w:rPr>
+          <w:rFonts w:ascii="Arial" w:cs="Arial" w:eastAsia="Arial" w:hAnsi="Arial"/>
+          <w:b/>
+          <w:bCs/>
+          <w:color w:val="1B2118"/>
+          <w:sz w:val="21"/>
+          <w:szCs w:val="21"/>
+        </w:rPr>
+        <w:t xml:space="preserve">A</w:t>
+      </w:r>
+      <w:r>
+        <w:rPr>
+          <w:rFonts w:ascii="Arial" w:cs="Arial" w:eastAsia="Arial" w:hAnsi="Arial"/>
+          <w:color w:val="1B2118"/>
+          <w:sz w:val="21"/>
+          <w:szCs w:val="21"/>
+        </w:rPr>
+        <w:t xml:space="preserve">: una nuova versione di un documento durante una fase </w:t>
+      </w:r>
+      <w:r>
+        <w:rPr>
+          <w:rFonts w:ascii="Arial" w:cs="Arial" w:eastAsia="Arial" w:hAnsi="Arial"/>
+          <w:b/>
+          <w:bCs/>
+          <w:color w:val="1B2118"/>
+          <w:sz w:val="21"/>
+          <w:szCs w:val="21"/>
+        </w:rPr>
+        <w:t xml:space="preserve">non</w:t>
+      </w:r>
+      <w:r>
+        <w:rPr>
+          <w:rFonts w:ascii="Arial" w:cs="Arial" w:eastAsia="Arial" w:hAnsi="Arial"/>
+          <w:color w:val="1B2118"/>
+          <w:sz w:val="21"/>
+          <w:szCs w:val="21"/>
+        </w:rPr>
+        <w:t xml:space="preserve"> fa ripartire il termine (resta la modifica manuale della scadenza).</w:t>
       </w:r>
     </w:p>
     <w:p>
@@ -17538,7 +18629,27 @@
           <w:sz w:val="21"/>
           <w:szCs w:val="21"/>
         </w:rPr>
-        <w:t xml:space="preserve">B. Errata corrige in consultazione: i 30 giorni ripartono?</w:t>
+        <w:t xml:space="preserve">18/10 — </w:t>
+      </w:r>
+      <w:r>
+        <w:rPr>
+          <w:rFonts w:ascii="Arial" w:cs="Arial" w:eastAsia="Arial" w:hAnsi="Arial"/>
+          <w:b/>
+          <w:bCs/>
+          <w:color w:val="1B2118"/>
+          <w:sz w:val="21"/>
+          <w:szCs w:val="21"/>
+        </w:rPr>
+        <w:t xml:space="preserve">B</w:t>
+      </w:r>
+      <w:r>
+        <w:rPr>
+          <w:rFonts w:ascii="Arial" w:cs="Arial" w:eastAsia="Arial" w:hAnsi="Arial"/>
+          <w:color w:val="1B2118"/>
+          <w:sz w:val="21"/>
+          <w:szCs w:val="21"/>
+        </w:rPr>
+        <w:t xml:space="preserve">: con un'errata corrige in consultazione decide lo staff, caso per caso e con motivazione, se far ripartire i 30 giorni.</w:t>
       </w:r>
     </w:p>
     <w:p>
@@ -17557,7 +18668,27 @@
           <w:sz w:val="21"/>
           <w:szCs w:val="21"/>
         </w:rPr>
-        <w:t xml:space="preserve">D. Identificazione dei commentatori esterni.</w:t>
+        <w:t xml:space="preserve">18/10 — </w:t>
+      </w:r>
+      <w:r>
+        <w:rPr>
+          <w:rFonts w:ascii="Arial" w:cs="Arial" w:eastAsia="Arial" w:hAnsi="Arial"/>
+          <w:b/>
+          <w:bCs/>
+          <w:color w:val="1B2118"/>
+          <w:sz w:val="21"/>
+          <w:szCs w:val="21"/>
+        </w:rPr>
+        <w:t xml:space="preserve">D</w:t>
+      </w:r>
+      <w:r>
+        <w:rPr>
+          <w:rFonts w:ascii="Arial" w:cs="Arial" w:eastAsia="Arial" w:hAnsi="Arial"/>
+          <w:color w:val="1B2118"/>
+          <w:sz w:val="21"/>
+          <w:szCs w:val="21"/>
+        </w:rPr>
+        <w:t xml:space="preserve">: chi commenta dall'esterno conferma la propria email; nome ed email li vede solo lo staff; il nome è pubblicato solo se l'autore lo sceglie.</w:t>
       </w:r>
     </w:p>
     <w:p>
@@ -17576,7 +18707,23 @@
           <w:sz w:val="21"/>
           <w:szCs w:val="21"/>
         </w:rPr>
-        <w:t xml:space="preserve">Scelte interpretative del calcolo crediti (soprattutto il segno del riuso, formule 26 e 29).</w:t>
+        <w:t xml:space="preserve">18/10 — Pagamenti visibili al Comune in sola lettura.</w:t>
+      </w:r>
+    </w:p>
+    <w:p>
+      <w:pPr>
+        <w:spacing w:after="140" w:line="300"/>
+      </w:pPr>
+      <w:r>
+        <w:rPr>
+          <w:rFonts w:ascii="Arial" w:cs="Arial" w:eastAsia="Arial" w:hAnsi="Arial"/>
+          <w:b/>
+          <w:bCs/>
+          <w:color w:val="1B2118"/>
+          <w:sz w:val="21"/>
+          <w:szCs w:val="21"/>
+        </w:rPr>
+        <w:t xml:space="preserve">Aperte</w:t>
       </w:r>
     </w:p>
     <w:p>
@@ -17595,6 +18742,25 @@
           <w:sz w:val="21"/>
           <w:szCs w:val="21"/>
         </w:rPr>
+        <w:t xml:space="preserve">Scelte interpretative del calcolo crediti (soprattutto il segno del riuso, formule 26 e 29).</w:t>
+      </w:r>
+    </w:p>
+    <w:p>
+      <w:pPr>
+        <w:pStyle w:val="ListParagraph"/>
+        <w:numPr>
+          <w:ilvl w:val="0"/>
+          <w:numId w:val="3"/>
+        </w:numPr>
+        <w:spacing w:after="70" w:line="290"/>
+      </w:pPr>
+      <w:r>
+        <w:rPr>
+          <w:rFonts w:ascii="Arial" w:cs="Arial" w:eastAsia="Arial" w:hAnsi="Arial"/>
+          <w:color w:val="1B2118"/>
+          <w:sz w:val="21"/>
+          <w:szCs w:val="21"/>
+        </w:rPr>
         <w:t xml:space="preserve">Antivirus: ClamAV su server proprio o servizio a pagamento.</w:t>
       </w:r>
     </w:p>
@@ -17991,7 +19157,8 @@
           <w:rFonts w:ascii="Arial" w:cs="Arial" w:eastAsia="Arial" w:hAnsi="Arial"/>
           <w:b/>
           <w:bCs/>
-          <w:color w:val="1B2118"/>
+          <w:strike/>
+          <w:color w:val="5A5E54"/>
           <w:sz w:val="21"/>
           <w:szCs w:val="21"/>
         </w:rPr>
@@ -18000,11 +19167,21 @@
       <w:r>
         <w:rPr>
           <w:rFonts w:ascii="Arial" w:cs="Arial" w:eastAsia="Arial" w:hAnsi="Arial"/>
-          <w:color w:val="1B2118"/>
-          <w:sz w:val="21"/>
-          <w:szCs w:val="21"/>
-        </w:rPr>
-        <w:t xml:space="preserve"> Note di fase.</w:t>
+          <w:strike/>
+          <w:color w:val="5A5E54"/>
+          <w:sz w:val="21"/>
+          <w:szCs w:val="21"/>
+        </w:rPr>
+        <w:t xml:space="preserve"> Note di fase</w:t>
+      </w:r>
+      <w:r>
+        <w:rPr>
+          <w:rFonts w:ascii="Arial" w:cs="Arial" w:eastAsia="Arial" w:hAnsi="Arial"/>
+          <w:color w:val="1B2118"/>
+          <w:sz w:val="21"/>
+          <w:szCs w:val="21"/>
+        </w:rPr>
+        <w:t xml:space="preserve"> — fatto il 18/10 (script 17).</w:t>
       </w:r>
     </w:p>
     <w:p>
@@ -18021,7 +19198,8 @@
           <w:rFonts w:ascii="Arial" w:cs="Arial" w:eastAsia="Arial" w:hAnsi="Arial"/>
           <w:b/>
           <w:bCs/>
-          <w:color w:val="1B2118"/>
+          <w:strike/>
+          <w:color w:val="5A5E54"/>
           <w:sz w:val="21"/>
           <w:szCs w:val="21"/>
         </w:rPr>
@@ -18030,11 +19208,21 @@
       <w:r>
         <w:rPr>
           <w:rFonts w:ascii="Arial" w:cs="Arial" w:eastAsia="Arial" w:hAnsi="Arial"/>
-          <w:color w:val="1B2118"/>
-          <w:sz w:val="21"/>
-          <w:szCs w:val="21"/>
-        </w:rPr>
-        <w:t xml:space="preserve"> Schermata Enti di Validazione.</w:t>
+          <w:strike/>
+          <w:color w:val="5A5E54"/>
+          <w:sz w:val="21"/>
+          <w:szCs w:val="21"/>
+        </w:rPr>
+        <w:t xml:space="preserve"> Schermata Enti di Validazione</w:t>
+      </w:r>
+      <w:r>
+        <w:rPr>
+          <w:rFonts w:ascii="Arial" w:cs="Arial" w:eastAsia="Arial" w:hAnsi="Arial"/>
+          <w:color w:val="1B2118"/>
+          <w:sz w:val="21"/>
+          <w:szCs w:val="21"/>
+        </w:rPr>
+        <w:t xml:space="preserve"> — fatto il 18/10 (Impostazioni).</w:t>
       </w:r>
     </w:p>
     <w:p>
@@ -18051,7 +19239,8 @@
           <w:rFonts w:ascii="Arial" w:cs="Arial" w:eastAsia="Arial" w:hAnsi="Arial"/>
           <w:b/>
           <w:bCs/>
-          <w:color w:val="1B2118"/>
+          <w:strike/>
+          <w:color w:val="5A5E54"/>
           <w:sz w:val="21"/>
           <w:szCs w:val="21"/>
         </w:rPr>
@@ -18060,11 +19249,21 @@
       <w:r>
         <w:rPr>
           <w:rFonts w:ascii="Arial" w:cs="Arial" w:eastAsia="Arial" w:hAnsi="Arial"/>
-          <w:color w:val="1B2118"/>
-          <w:sz w:val="21"/>
-          <w:szCs w:val="21"/>
-        </w:rPr>
-        <w:t xml:space="preserve"> Template di documenti scaricabili dai Comuni.</w:t>
+          <w:strike/>
+          <w:color w:val="5A5E54"/>
+          <w:sz w:val="21"/>
+          <w:szCs w:val="21"/>
+        </w:rPr>
+        <w:t xml:space="preserve"> Template di documenti scaricabili dai Comuni</w:t>
+      </w:r>
+      <w:r>
+        <w:rPr>
+          <w:rFonts w:ascii="Arial" w:cs="Arial" w:eastAsia="Arial" w:hAnsi="Arial"/>
+          <w:color w:val="1B2118"/>
+          <w:sz w:val="21"/>
+          <w:szCs w:val="21"/>
+        </w:rPr>
+        <w:t xml:space="preserve"> — fatto il 18/10 (Impostazioni → Modelli).</w:t>
       </w:r>
     </w:p>
     <w:p>
@@ -18081,7 +19280,8 @@
           <w:rFonts w:ascii="Arial" w:cs="Arial" w:eastAsia="Arial" w:hAnsi="Arial"/>
           <w:b/>
           <w:bCs/>
-          <w:color w:val="1B2118"/>
+          <w:strike/>
+          <w:color w:val="5A5E54"/>
           <w:sz w:val="21"/>
           <w:szCs w:val="21"/>
         </w:rPr>
@@ -18090,11 +19290,39 @@
       <w:r>
         <w:rPr>
           <w:rFonts w:ascii="Arial" w:cs="Arial" w:eastAsia="Arial" w:hAnsi="Arial"/>
-          <w:color w:val="1B2118"/>
-          <w:sz w:val="21"/>
-          <w:szCs w:val="21"/>
-        </w:rPr>
-        <w:t xml:space="preserve"> Consultazione: errata corrige, allegati ai commenti, identificazione dei commentatori esterni.</w:t>
+          <w:strike/>
+          <w:color w:val="5A5E54"/>
+          <w:sz w:val="21"/>
+          <w:szCs w:val="21"/>
+        </w:rPr>
+        <w:t xml:space="preserve"> Consultazione: errata corrige, allegati ai commenti, identificazione dei commentatori esterni</w:t>
+      </w:r>
+      <w:r>
+        <w:rPr>
+          <w:rFonts w:ascii="Arial" w:cs="Arial" w:eastAsia="Arial" w:hAnsi="Arial"/>
+          <w:color w:val="1B2118"/>
+          <w:sz w:val="21"/>
+          <w:szCs w:val="21"/>
+        </w:rPr>
+        <w:t xml:space="preserve"> — fatto il 18/10 (pagina pubblica, funzione </w:t>
+      </w:r>
+      <w:r>
+        <w:rPr>
+          <w:rFonts w:ascii="Consolas" w:cs="Consolas" w:eastAsia="Consolas" w:hAnsi="Consolas"/>
+          <w:color w:val="2F5D3A"/>
+          <w:sz w:val="21"/>
+          <w:szCs w:val="21"/>
+        </w:rPr>
+        <w:t xml:space="preserve">consultazione-pubblica</w:t>
+      </w:r>
+      <w:r>
+        <w:rPr>
+          <w:rFonts w:ascii="Arial" w:cs="Arial" w:eastAsia="Arial" w:hAnsi="Arial"/>
+          <w:color w:val="1B2118"/>
+          <w:sz w:val="21"/>
+          <w:szCs w:val="21"/>
+        </w:rPr>
+        <w:t xml:space="preserve">).</w:t>
       </w:r>
     </w:p>
     <w:p>
@@ -18323,7 +19551,8 @@
           <w:rFonts w:ascii="Arial" w:cs="Arial" w:eastAsia="Arial" w:hAnsi="Arial"/>
           <w:b/>
           <w:bCs/>
-          <w:color w:val="1B2118"/>
+          <w:strike/>
+          <w:color w:val="5A5E54"/>
           <w:sz w:val="21"/>
           <w:szCs w:val="21"/>
         </w:rPr>
@@ -18332,11 +19561,21 @@
       <w:r>
         <w:rPr>
           <w:rFonts w:ascii="Arial" w:cs="Arial" w:eastAsia="Arial" w:hAnsi="Arial"/>
-          <w:color w:val="1B2118"/>
-          <w:sz w:val="21"/>
-          <w:szCs w:val="21"/>
-        </w:rPr>
-        <w:t xml:space="preserve"> Decisioni A e B della Fondazione.</w:t>
+          <w:strike/>
+          <w:color w:val="5A5E54"/>
+          <w:sz w:val="21"/>
+          <w:szCs w:val="21"/>
+        </w:rPr>
+        <w:t xml:space="preserve"> Decisioni A e B della Fondazione</w:t>
+      </w:r>
+      <w:r>
+        <w:rPr>
+          <w:rFonts w:ascii="Arial" w:cs="Arial" w:eastAsia="Arial" w:hAnsi="Arial"/>
+          <w:color w:val="1B2118"/>
+          <w:sz w:val="21"/>
+          <w:szCs w:val="21"/>
+        </w:rPr>
+        <w:t xml:space="preserve"> — prese il 18/10 (capitolo Decisioni).</w:t>
       </w:r>
     </w:p>
     <w:p>
@@ -18451,7 +19690,8 @@
           <w:rFonts w:ascii="Arial" w:cs="Arial" w:eastAsia="Arial" w:hAnsi="Arial"/>
           <w:b/>
           <w:bCs/>
-          <w:color w:val="1B2118"/>
+          <w:strike/>
+          <w:color w:val="5A5E54"/>
           <w:sz w:val="21"/>
           <w:szCs w:val="21"/>
         </w:rPr>
@@ -18460,11 +19700,21 @@
       <w:r>
         <w:rPr>
           <w:rFonts w:ascii="Arial" w:cs="Arial" w:eastAsia="Arial" w:hAnsi="Arial"/>
-          <w:color w:val="1B2118"/>
-          <w:sz w:val="21"/>
-          <w:szCs w:val="21"/>
-        </w:rPr>
-        <w:t xml:space="preserve"> Pratica non attiva: spiegare perché i pulsanti di risposta alle integrazioni non compaiono e nascondere "+ Carica".</w:t>
+          <w:strike/>
+          <w:color w:val="5A5E54"/>
+          <w:sz w:val="21"/>
+          <w:szCs w:val="21"/>
+        </w:rPr>
+        <w:t xml:space="preserve"> Pratica non attiva: spiegare perché i pulsanti di risposta alle integrazioni non compaiono e nascondere "+ Carica"</w:t>
+      </w:r>
+      <w:r>
+        <w:rPr>
+          <w:rFonts w:ascii="Arial" w:cs="Arial" w:eastAsia="Arial" w:hAnsi="Arial"/>
+          <w:color w:val="1B2118"/>
+          <w:sz w:val="21"/>
+          <w:szCs w:val="21"/>
+        </w:rPr>
+        <w:t xml:space="preserve"> — fatto il 18/10.</w:t>
       </w:r>
     </w:p>
     <w:p>
@@ -18481,7 +19731,8 @@
           <w:rFonts w:ascii="Arial" w:cs="Arial" w:eastAsia="Arial" w:hAnsi="Arial"/>
           <w:b/>
           <w:bCs/>
-          <w:color w:val="1B2118"/>
+          <w:strike/>
+          <w:color w:val="5A5E54"/>
           <w:sz w:val="21"/>
           <w:szCs w:val="21"/>
         </w:rPr>
@@ -18490,11 +19741,21 @@
       <w:r>
         <w:rPr>
           <w:rFonts w:ascii="Arial" w:cs="Arial" w:eastAsia="Arial" w:hAnsi="Arial"/>
-          <w:color w:val="1B2118"/>
-          <w:sz w:val="21"/>
-          <w:szCs w:val="21"/>
-        </w:rPr>
-        <w:t xml:space="preserve"> Date della consultazione in formato gg/mm/aaaa (oggi aaaa-mm-gg).</w:t>
+          <w:strike/>
+          <w:color w:val="5A5E54"/>
+          <w:sz w:val="21"/>
+          <w:szCs w:val="21"/>
+        </w:rPr>
+        <w:t xml:space="preserve"> Date della consultazione in formato gg/mm/aaaa</w:t>
+      </w:r>
+      <w:r>
+        <w:rPr>
+          <w:rFonts w:ascii="Arial" w:cs="Arial" w:eastAsia="Arial" w:hAnsi="Arial"/>
+          <w:color w:val="1B2118"/>
+          <w:sz w:val="21"/>
+          <w:szCs w:val="21"/>
+        </w:rPr>
+        <w:t xml:space="preserve"> — fatto il 18/10.</w:t>
       </w:r>
     </w:p>
     <w:p>
@@ -18511,7 +19772,8 @@
           <w:rFonts w:ascii="Arial" w:cs="Arial" w:eastAsia="Arial" w:hAnsi="Arial"/>
           <w:b/>
           <w:bCs/>
-          <w:color w:val="1B2118"/>
+          <w:strike/>
+          <w:color w:val="5A5E54"/>
           <w:sz w:val="21"/>
           <w:szCs w:val="21"/>
         </w:rPr>
@@ -18520,11 +19782,21 @@
       <w:r>
         <w:rPr>
           <w:rFonts w:ascii="Arial" w:cs="Arial" w:eastAsia="Arial" w:hAnsi="Arial"/>
-          <w:color w:val="1B2118"/>
-          <w:sz w:val="21"/>
-          <w:szCs w:val="21"/>
-        </w:rPr>
-        <w:t xml:space="preserve"> Canale di messaggi tra Comune e Fondazione nella pratica (oggi solo la nota delle integrazioni).</w:t>
+          <w:strike/>
+          <w:color w:val="5A5E54"/>
+          <w:sz w:val="21"/>
+          <w:szCs w:val="21"/>
+        </w:rPr>
+        <w:t xml:space="preserve"> Canale di messaggi tra Comune e Fondazione nella pratica</w:t>
+      </w:r>
+      <w:r>
+        <w:rPr>
+          <w:rFonts w:ascii="Arial" w:cs="Arial" w:eastAsia="Arial" w:hAnsi="Arial"/>
+          <w:color w:val="1B2118"/>
+          <w:sz w:val="21"/>
+          <w:szCs w:val="21"/>
+        </w:rPr>
+        <w:t xml:space="preserve"> — fatto il 18/10 (sezione Messaggi).</w:t>
       </w:r>
     </w:p>
     <w:p>
@@ -18541,7 +19813,8 @@
           <w:rFonts w:ascii="Arial" w:cs="Arial" w:eastAsia="Arial" w:hAnsi="Arial"/>
           <w:b/>
           <w:bCs/>
-          <w:color w:val="1B2118"/>
+          <w:strike/>
+          <w:color w:val="5A5E54"/>
           <w:sz w:val="21"/>
           <w:szCs w:val="21"/>
         </w:rPr>
@@ -18550,11 +19823,21 @@
       <w:r>
         <w:rPr>
           <w:rFonts w:ascii="Arial" w:cs="Arial" w:eastAsia="Arial" w:hAnsi="Arial"/>
-          <w:color w:val="1B2118"/>
-          <w:sz w:val="21"/>
-          <w:szCs w:val="21"/>
-        </w:rPr>
-        <w:t xml:space="preserve"> Valutare se mostrare ai Comuni le voci di pagamento (oggi solo staff).</w:t>
+          <w:strike/>
+          <w:color w:val="5A5E54"/>
+          <w:sz w:val="21"/>
+          <w:szCs w:val="21"/>
+        </w:rPr>
+        <w:t xml:space="preserve"> Mostrare ai Comuni le voci di pagamento</w:t>
+      </w:r>
+      <w:r>
+        <w:rPr>
+          <w:rFonts w:ascii="Arial" w:cs="Arial" w:eastAsia="Arial" w:hAnsi="Arial"/>
+          <w:color w:val="1B2118"/>
+          <w:sz w:val="21"/>
+          <w:szCs w:val="21"/>
+        </w:rPr>
+        <w:t xml:space="preserve"> — fatto il 18/10 (sola lettura).</w:t>
       </w:r>
     </w:p>
     <w:p>
@@ -20059,7 +21342,7 @@
         <w:szCs w:val="16"/>
       </w:rPr>
       <w:tab/>
-      <w:t xml:space="preserve">Registro sviluppo e deploy · Rev. 1.4 · 18/10/2026</w:t>
+      <w:t xml:space="preserve">Registro sviluppo e deploy · Rev. 1.5 · 18/10/2026</w:t>
     </w:r>
   </w:p>
 </w:hdr>
@@ -20124,7 +21407,7 @@
         <w:szCs w:val="16"/>
       </w:rPr>
       <w:tab/>
-      <w:t xml:space="preserve">Registro sviluppo e deploy · Rev. 1.4 · 18/10/2026</w:t>
+      <w:t xml:space="preserve">Registro sviluppo e deploy · Rev. 1.5 · 18/10/2026</w:t>
     </w:r>
   </w:p>
 </w:hdr>

--- a/public/documentazione/Registro_Dev_Deploy_Portale_CWP.docx
+++ b/public/documentazione/Registro_Dev_Deploy_Portale_CWP.docx
@@ -302,7 +302,7 @@
                 <w:sz w:val="20"/>
                 <w:szCs w:val="20"/>
               </w:rPr>
-              <w:t xml:space="preserve">Rev. 1.5</w:t>
+              <w:t xml:space="preserve">Rev. 1.6</w:t>
             </w:r>
           </w:p>
         </w:tc>
@@ -719,7 +719,7 @@
                 <w:sz w:val="18"/>
                 <w:szCs w:val="18"/>
               </w:rPr>
-              <w:t xml:space="preserve">1.5</w:t>
+              <w:t xml:space="preserve">1.6</w:t>
             </w:r>
           </w:p>
         </w:tc>
@@ -783,7 +783,7 @@
                 <w:sz w:val="18"/>
                 <w:szCs w:val="18"/>
               </w:rPr>
-              <w:t xml:space="preserve">Capitolo pratiche: script 17, funzione consultazione-pubblica, note di fase, Enti di Validazione, modelli, messaggi, pagamenti al Comune, consultazione pubblica con email confermata ed errata corrige; decisioni A, B, D.</w:t>
+              <w:t xml:space="preserve">Crediti: import diretto del tracciato, aggregazione delle letture, blocco dei dati personali, controlli di coerenza (backlog 1-5).</w:t>
             </w:r>
           </w:p>
         </w:tc>
@@ -853,7 +853,7 @@
                 <w:sz w:val="18"/>
                 <w:szCs w:val="18"/>
               </w:rPr>
-              <w:t xml:space="preserve">1.4</w:t>
+              <w:t xml:space="preserve">1.5</w:t>
             </w:r>
           </w:p>
         </w:tc>
@@ -919,7 +919,7 @@
                 <w:sz w:val="18"/>
                 <w:szCs w:val="18"/>
               </w:rPr>
-              <w:t xml:space="preserve">Manuale Test; regole di lavoro (quattro documenti aggiornati insieme, codice commentato); backlog 31 e 32.</w:t>
+              <w:t xml:space="preserve">Capitolo pratiche: script 17, funzione consultazione-pubblica, note di fase, Enti di Validazione, modelli, messaggi, pagamenti al Comune, consultazione pubblica con email confermata ed errata corrige; decisioni A, B, D.</w:t>
             </w:r>
           </w:p>
         </w:tc>
@@ -989,7 +989,7 @@
                 <w:sz w:val="18"/>
                 <w:szCs w:val="18"/>
               </w:rPr>
-              <w:t xml:space="preserve">1.3</w:t>
+              <w:t xml:space="preserve">1.4</w:t>
             </w:r>
           </w:p>
         </w:tc>
@@ -1053,7 +1053,7 @@
                 <w:sz w:val="18"/>
                 <w:szCs w:val="18"/>
               </w:rPr>
-              <w:t xml:space="preserve">Manuale Amministratore in Word/PDF; Manuale Utente solo in PDF per gli utenti e anche in «I tuoi documenti».</w:t>
+              <w:t xml:space="preserve">Manuale Test; regole di lavoro (quattro documenti aggiornati insieme, codice commentato); backlog 31 e 32.</w:t>
             </w:r>
           </w:p>
         </w:tc>
@@ -1123,7 +1123,7 @@
                 <w:sz w:val="18"/>
                 <w:szCs w:val="18"/>
               </w:rPr>
-              <w:t xml:space="preserve">1.2</w:t>
+              <w:t xml:space="preserve">1.3</w:t>
             </w:r>
           </w:p>
         </w:tc>
@@ -1189,7 +1189,7 @@
                 <w:sz w:val="18"/>
                 <w:szCs w:val="18"/>
               </w:rPr>
-              <w:t xml:space="preserve">Pagina «Il mio profilo»; password (script 15 e 16, Edge Functions reimposta-password e recupera-password); SMTP Resend; email di recupero in italiano spedita dal portale.</w:t>
+              <w:t xml:space="preserve">Manuale Amministratore in Word/PDF; Manuale Utente solo in PDF per gli utenti e anche in «I tuoi documenti».</w:t>
             </w:r>
           </w:p>
         </w:tc>
@@ -1259,7 +1259,7 @@
                 <w:sz w:val="18"/>
                 <w:szCs w:val="18"/>
               </w:rPr>
-              <w:t xml:space="preserve">1.1</w:t>
+              <w:t xml:space="preserve">1.2</w:t>
             </w:r>
           </w:p>
         </w:tc>
@@ -1323,7 +1323,7 @@
                 <w:sz w:val="18"/>
                 <w:szCs w:val="18"/>
               </w:rPr>
-              <w:t xml:space="preserve">Pagina Documentazione; backlog riordinato; decisione di passare Vercel e Supabase a piani a pagamento (punto 29); riservatezza della documentazione (punto 28).</w:t>
+              <w:t xml:space="preserve">Pagina «Il mio profilo»; password (script 15 e 16, Edge Functions reimposta-password e recupera-password); SMTP Resend; email di recupero in italiano spedita dal portale.</w:t>
             </w:r>
           </w:p>
         </w:tc>
@@ -1393,6 +1393,142 @@
                 <w:sz w:val="18"/>
                 <w:szCs w:val="18"/>
               </w:rPr>
+              <w:t xml:space="preserve">1.1</w:t>
+            </w:r>
+          </w:p>
+        </w:tc>
+        <w:tc>
+          <w:tcPr>
+            <w:tcW w:type="dxa" w:w="1300"/>
+            <w:tcBorders>
+              <w:top w:val="single" w:color="D9D4C5" w:sz="4"/>
+              <w:left w:val="single" w:color="D9D4C5" w:sz="4"/>
+              <w:bottom w:val="single" w:color="D9D4C5" w:sz="4"/>
+              <w:right w:val="single" w:color="D9D4C5" w:sz="4"/>
+            </w:tcBorders>
+            <w:shd w:fill="F6F4EE" w:color="auto" w:val="clear"/>
+            <w:tcMar>
+              <w:top w:type="dxa" w:w="70"/>
+              <w:left w:type="dxa" w:w="110"/>
+              <w:bottom w:type="dxa" w:w="70"/>
+              <w:right w:type="dxa" w:w="110"/>
+            </w:tcMar>
+            <w:vAlign w:val="center"/>
+          </w:tcPr>
+          <w:p>
+            <w:pPr>
+              <w:spacing w:after="0" w:before="0"/>
+            </w:pPr>
+            <w:r>
+              <w:rPr>
+                <w:rFonts w:ascii="Arial" w:cs="Arial" w:eastAsia="Arial" w:hAnsi="Arial"/>
+                <w:color w:val="1B2118"/>
+                <w:sz w:val="18"/>
+                <w:szCs w:val="18"/>
+              </w:rPr>
+              <w:t xml:space="preserve">18/10/2026</w:t>
+            </w:r>
+          </w:p>
+        </w:tc>
+        <w:tc>
+          <w:tcPr>
+            <w:tcW w:type="dxa" w:w="5538"/>
+            <w:tcBorders>
+              <w:top w:val="single" w:color="D9D4C5" w:sz="4"/>
+              <w:left w:val="single" w:color="D9D4C5" w:sz="4"/>
+              <w:bottom w:val="single" w:color="D9D4C5" w:sz="4"/>
+              <w:right w:val="single" w:color="D9D4C5" w:sz="4"/>
+            </w:tcBorders>
+            <w:shd w:fill="F6F4EE" w:color="auto" w:val="clear"/>
+            <w:tcMar>
+              <w:top w:type="dxa" w:w="70"/>
+              <w:left w:type="dxa" w:w="110"/>
+              <w:bottom w:type="dxa" w:w="70"/>
+              <w:right w:type="dxa" w:w="110"/>
+            </w:tcMar>
+            <w:vAlign w:val="center"/>
+          </w:tcPr>
+          <w:p>
+            <w:pPr>
+              <w:spacing w:after="0" w:before="0"/>
+            </w:pPr>
+            <w:r>
+              <w:rPr>
+                <w:rFonts w:ascii="Arial" w:cs="Arial" w:eastAsia="Arial" w:hAnsi="Arial"/>
+                <w:color w:val="1B2118"/>
+                <w:sz w:val="18"/>
+                <w:szCs w:val="18"/>
+              </w:rPr>
+              <w:t xml:space="preserve">Pagina Documentazione; backlog riordinato; decisione di passare Vercel e Supabase a piani a pagamento (punto 29); riservatezza della documentazione (punto 28).</w:t>
+            </w:r>
+          </w:p>
+        </w:tc>
+        <w:tc>
+          <w:tcPr>
+            <w:tcW w:type="dxa" w:w="2000"/>
+            <w:tcBorders>
+              <w:top w:val="single" w:color="D9D4C5" w:sz="4"/>
+              <w:left w:val="single" w:color="D9D4C5" w:sz="4"/>
+              <w:bottom w:val="single" w:color="D9D4C5" w:sz="4"/>
+              <w:right w:val="single" w:color="D9D4C5" w:sz="4"/>
+            </w:tcBorders>
+            <w:shd w:fill="F6F4EE" w:color="auto" w:val="clear"/>
+            <w:tcMar>
+              <w:top w:type="dxa" w:w="70"/>
+              <w:left w:type="dxa" w:w="110"/>
+              <w:bottom w:type="dxa" w:w="70"/>
+              <w:right w:type="dxa" w:w="110"/>
+            </w:tcMar>
+            <w:vAlign w:val="center"/>
+          </w:tcPr>
+          <w:p>
+            <w:pPr>
+              <w:spacing w:after="0" w:before="0"/>
+            </w:pPr>
+            <w:r>
+              <w:rPr>
+                <w:rFonts w:ascii="Arial" w:cs="Arial" w:eastAsia="Arial" w:hAnsi="Arial"/>
+                <w:color w:val="1B2118"/>
+                <w:sz w:val="18"/>
+                <w:szCs w:val="18"/>
+              </w:rPr>
+              <w:t xml:space="preserve">Fondazione Operate</w:t>
+            </w:r>
+          </w:p>
+        </w:tc>
+      </w:tr>
+      <w:tr>
+        <w:trPr>
+          <w:cantSplit/>
+        </w:trPr>
+        <w:tc>
+          <w:tcPr>
+            <w:tcW w:type="dxa" w:w="800"/>
+            <w:tcBorders>
+              <w:top w:val="single" w:color="D9D4C5" w:sz="4"/>
+              <w:left w:val="single" w:color="D9D4C5" w:sz="4"/>
+              <w:bottom w:val="single" w:color="D9D4C5" w:sz="4"/>
+              <w:right w:val="single" w:color="D9D4C5" w:sz="4"/>
+            </w:tcBorders>
+            <w:tcMar>
+              <w:top w:type="dxa" w:w="70"/>
+              <w:left w:type="dxa" w:w="110"/>
+              <w:bottom w:type="dxa" w:w="70"/>
+              <w:right w:type="dxa" w:w="110"/>
+            </w:tcMar>
+            <w:vAlign w:val="center"/>
+          </w:tcPr>
+          <w:p>
+            <w:pPr>
+              <w:spacing w:after="0" w:before="0"/>
+            </w:pPr>
+            <w:r>
+              <w:rPr>
+                <w:rFonts w:ascii="Arial" w:cs="Arial" w:eastAsia="Arial" w:hAnsi="Arial"/>
+                <w:color w:val="1B2118"/>
+                <w:sz w:val="18"/>
+                <w:szCs w:val="18"/>
+              </w:rPr>
               <w:t xml:space="preserve">1.0</w:t>
             </w:r>
           </w:p>
@@ -1406,7 +1542,6 @@
               <w:bottom w:val="single" w:color="D9D4C5" w:sz="4"/>
               <w:right w:val="single" w:color="D9D4C5" w:sz="4"/>
             </w:tcBorders>
-            <w:shd w:fill="F6F4EE" w:color="auto" w:val="clear"/>
             <w:tcMar>
               <w:top w:type="dxa" w:w="70"/>
               <w:left w:type="dxa" w:w="110"/>
@@ -1439,7 +1574,6 @@
               <w:bottom w:val="single" w:color="D9D4C5" w:sz="4"/>
               <w:right w:val="single" w:color="D9D4C5" w:sz="4"/>
             </w:tcBorders>
-            <w:shd w:fill="F6F4EE" w:color="auto" w:val="clear"/>
             <w:tcMar>
               <w:top w:type="dxa" w:w="70"/>
               <w:left w:type="dxa" w:w="110"/>
@@ -1472,7 +1606,6 @@
               <w:bottom w:val="single" w:color="D9D4C5" w:sz="4"/>
               <w:right w:val="single" w:color="D9D4C5" w:sz="4"/>
             </w:tcBorders>
-            <w:shd w:fill="F6F4EE" w:color="auto" w:val="clear"/>
             <w:tcMar>
               <w:top w:type="dxa" w:w="70"/>
               <w:left w:type="dxa" w:w="110"/>
@@ -1514,7 +1647,7 @@
           <w:sz w:val="20"/>
           <w:szCs w:val="20"/>
         </w:rPr>
-        <w:t xml:space="preserve">Fotografia del registro alla revisione 1.5 del 18/10/2026. Il registro è aggiornato a ogni nuova funzione, servizio o rilascio; la versione corrente si scarica dall'area Documentazione del portale (solo Amministratori).</w:t>
+        <w:t xml:space="preserve">Fotografia del registro alla revisione 1.6 del 18/10/2026. Il registro è aggiornato a ogni nuova funzione, servizio o rilascio; la versione corrente si scarica dall'area Documentazione del portale (solo Amministratori).</w:t>
       </w:r>
     </w:p>
     <w:p>
@@ -11369,7 +11502,7 @@
           <w:sz w:val="21"/>
           <w:szCs w:val="21"/>
         </w:rPr>
-        <w:t xml:space="preserve"> — test del motore crediti e del lettore CSV (</w:t>
+        <w:t xml:space="preserve"> — test del motore crediti, del lettore CSV e dell'import del tracciato (</w:t>
       </w:r>
       <w:r>
         <w:rPr>
@@ -11387,7 +11520,25 @@
           <w:sz w:val="21"/>
           <w:szCs w:val="21"/>
         </w:rPr>
-        <w:t xml:space="preserve">).</w:t>
+        <w:t xml:space="preserve">); </w:t>
+      </w:r>
+      <w:r>
+        <w:rPr>
+          <w:rFonts w:ascii="Consolas" w:cs="Consolas" w:eastAsia="Consolas" w:hAnsi="Consolas"/>
+          <w:color w:val="2F5D3A"/>
+          <w:sz w:val="21"/>
+          <w:szCs w:val="21"/>
+        </w:rPr>
+        <w:t xml:space="preserve">test/dati/</w:t>
+      </w:r>
+      <w:r>
+        <w:rPr>
+          <w:rFonts w:ascii="Arial" w:cs="Arial" w:eastAsia="Arial" w:hAnsi="Arial"/>
+          <w:color w:val="1B2118"/>
+          <w:sz w:val="21"/>
+          <w:szCs w:val="21"/>
+        </w:rPr>
+        <w:t xml:space="preserve"> file di esempio.</w:t>
       </w:r>
     </w:p>
     <w:p>
@@ -11415,7 +11566,25 @@
           <w:sz w:val="21"/>
           <w:szCs w:val="21"/>
         </w:rPr>
-        <w:t xml:space="preserve"> — rigenera il tracciato Excel.</w:t>
+        <w:t xml:space="preserve"> — rigenera il tracciato Excel; </w:t>
+      </w:r>
+      <w:r>
+        <w:rPr>
+          <w:rFonts w:ascii="Consolas" w:cs="Consolas" w:eastAsia="Consolas" w:hAnsi="Consolas"/>
+          <w:color w:val="2F5D3A"/>
+          <w:sz w:val="21"/>
+          <w:szCs w:val="21"/>
+        </w:rPr>
+        <w:t xml:space="preserve">strumenti/genera_esempi_tracciato.py</w:t>
+      </w:r>
+      <w:r>
+        <w:rPr>
+          <w:rFonts w:ascii="Arial" w:cs="Arial" w:eastAsia="Arial" w:hAnsi="Arial"/>
+          <w:color w:val="1B2118"/>
+          <w:sz w:val="21"/>
+          <w:szCs w:val="21"/>
+        </w:rPr>
+        <w:t xml:space="preserve"> — file di esempio compilati.</w:t>
       </w:r>
     </w:p>
     <w:p>
@@ -12794,7 +12963,7 @@
                 <w:sz w:val="18"/>
                 <w:szCs w:val="18"/>
               </w:rPr>
-              <w:t xml:space="preserve">Motore formule 1-32, Tabelle 3-5, 8, 15, 16; sei passi di acquisizione; calcoli confermati immutabili; tracciato dati standard pubblicato; mancano import diretto del tracciato, aggregazione letture, rapporto PDF, registro crediti</w:t>
+              <w:t xml:space="preserve">Motore formule 1-32, Tabelle 3-5, 8, 15, 16; import diretto del tracciato con aggregazione delle letture, blocco dei dati personali e controlli di coerenza; calcoli confermati immutabili; mancano rapporto PDF e registro crediti</w:t>
             </w:r>
           </w:p>
         </w:tc>
@@ -13703,6 +13872,162 @@
           <w:szCs w:val="25"/>
         </w:rPr>
         <w:t xml:space="preserve">18 ottobre 2026</w:t>
+      </w:r>
+    </w:p>
+    <w:p>
+      <w:pPr>
+        <w:pStyle w:val="ListParagraph"/>
+        <w:numPr>
+          <w:ilvl w:val="0"/>
+          <w:numId w:val="3"/>
+        </w:numPr>
+        <w:spacing w:after="70" w:line="290"/>
+      </w:pPr>
+      <w:r>
+        <w:rPr>
+          <w:rFonts w:ascii="Arial" w:cs="Arial" w:eastAsia="Arial" w:hAnsi="Arial"/>
+          <w:b/>
+          <w:bCs/>
+          <w:color w:val="1B2118"/>
+          <w:sz w:val="21"/>
+          <w:szCs w:val="21"/>
+        </w:rPr>
+        <w:t xml:space="preserve">Crediti: import diretto del tracciato dati (backlog 1-5)</w:t>
+      </w:r>
+      <w:r>
+        <w:rPr>
+          <w:rFonts w:ascii="Arial" w:cs="Arial" w:eastAsia="Arial" w:hAnsi="Arial"/>
+          <w:color w:val="1B2118"/>
+          <w:sz w:val="21"/>
+          <w:szCs w:val="21"/>
+        </w:rPr>
+        <w:t xml:space="preserve"> — nuovo passo «Importa il tracciato» nel calcolo: file .xlsx (letto nel browser con JSZip, senza librerie esterne) o ZIP di CSV, scelto dai documenti della pratica del calcolo o dal computer; aggregazione del foglio 6_Letture per utenza e tipologia (letture fuori anno escluse); blocco dell'import se ci sono dati personali (codici fiscali, email, IBAN, telefoni, indirizzi, colonne nome/indirizzo…); controlli di coerenza (PEF, classi, utenze, valori anomali, totali del territorio) mostrati anche nei passi 5 e 7; file di origine annotato nel calcolo (</w:t>
+      </w:r>
+      <w:r>
+        <w:rPr>
+          <w:rFonts w:ascii="Consolas" w:cs="Consolas" w:eastAsia="Consolas" w:hAnsi="Consolas"/>
+          <w:color w:val="2F5D3A"/>
+          <w:sz w:val="21"/>
+          <w:szCs w:val="21"/>
+        </w:rPr>
+        <w:t xml:space="preserve">dati.importazione</w:t>
+      </w:r>
+      <w:r>
+        <w:rPr>
+          <w:rFonts w:ascii="Arial" w:cs="Arial" w:eastAsia="Arial" w:hAnsi="Arial"/>
+          <w:color w:val="1B2118"/>
+          <w:sz w:val="21"/>
+          <w:szCs w:val="21"/>
+        </w:rPr>
+        <w:t xml:space="preserve">). Codice: </w:t>
+      </w:r>
+      <w:r>
+        <w:rPr>
+          <w:rFonts w:ascii="Consolas" w:cs="Consolas" w:eastAsia="Consolas" w:hAnsi="Consolas"/>
+          <w:color w:val="2F5D3A"/>
+          <w:sz w:val="21"/>
+          <w:szCs w:val="21"/>
+        </w:rPr>
+        <w:t xml:space="preserve">src/lib/crediti/tracciato.js</w:t>
+      </w:r>
+      <w:r>
+        <w:rPr>
+          <w:rFonts w:ascii="Arial" w:cs="Arial" w:eastAsia="Arial" w:hAnsi="Arial"/>
+          <w:color w:val="1B2118"/>
+          <w:sz w:val="21"/>
+          <w:szCs w:val="21"/>
+        </w:rPr>
+        <w:t xml:space="preserve">, </w:t>
+      </w:r>
+      <w:r>
+        <w:rPr>
+          <w:rFonts w:ascii="Consolas" w:cs="Consolas" w:eastAsia="Consolas" w:hAnsi="Consolas"/>
+          <w:color w:val="2F5D3A"/>
+          <w:sz w:val="21"/>
+          <w:szCs w:val="21"/>
+        </w:rPr>
+        <w:t xml:space="preserve">src/components/crediti/ImportaTracciato.jsx</w:t>
+      </w:r>
+      <w:r>
+        <w:rPr>
+          <w:rFonts w:ascii="Arial" w:cs="Arial" w:eastAsia="Arial" w:hAnsi="Arial"/>
+          <w:color w:val="1B2118"/>
+          <w:sz w:val="21"/>
+          <w:szCs w:val="21"/>
+        </w:rPr>
+        <w:t xml:space="preserve">; test </w:t>
+      </w:r>
+      <w:r>
+        <w:rPr>
+          <w:rFonts w:ascii="Consolas" w:cs="Consolas" w:eastAsia="Consolas" w:hAnsi="Consolas"/>
+          <w:color w:val="2F5D3A"/>
+          <w:sz w:val="21"/>
+          <w:szCs w:val="21"/>
+        </w:rPr>
+        <w:t xml:space="preserve">test/tracciato.test.mjs</w:t>
+      </w:r>
+      <w:r>
+        <w:rPr>
+          <w:rFonts w:ascii="Arial" w:cs="Arial" w:eastAsia="Arial" w:hAnsi="Arial"/>
+          <w:color w:val="1B2118"/>
+          <w:sz w:val="21"/>
+          <w:szCs w:val="21"/>
+        </w:rPr>
+        <w:t xml:space="preserve"> (5 prove) con i file generati da </w:t>
+      </w:r>
+      <w:r>
+        <w:rPr>
+          <w:rFonts w:ascii="Consolas" w:cs="Consolas" w:eastAsia="Consolas" w:hAnsi="Consolas"/>
+          <w:color w:val="2F5D3A"/>
+          <w:sz w:val="21"/>
+          <w:szCs w:val="21"/>
+        </w:rPr>
+        <w:t xml:space="preserve">strumenti/genera_esempi_tracciato.py</w:t>
+      </w:r>
+      <w:r>
+        <w:rPr>
+          <w:rFonts w:ascii="Arial" w:cs="Arial" w:eastAsia="Arial" w:hAnsi="Arial"/>
+          <w:color w:val="1B2118"/>
+          <w:sz w:val="21"/>
+          <w:szCs w:val="21"/>
+        </w:rPr>
+        <w:t xml:space="preserve">, pubblicati anche in </w:t>
+      </w:r>
+      <w:r>
+        <w:rPr>
+          <w:rFonts w:ascii="Consolas" w:cs="Consolas" w:eastAsia="Consolas" w:hAnsi="Consolas"/>
+          <w:color w:val="2F5D3A"/>
+          <w:sz w:val="21"/>
+          <w:szCs w:val="21"/>
+        </w:rPr>
+        <w:t xml:space="preserve">public/documentazione/esempi/</w:t>
+      </w:r>
+      <w:r>
+        <w:rPr>
+          <w:rFonts w:ascii="Arial" w:cs="Arial" w:eastAsia="Arial" w:hAnsi="Arial"/>
+          <w:color w:val="1B2118"/>
+          <w:sz w:val="21"/>
+          <w:szCs w:val="21"/>
+        </w:rPr>
+        <w:t xml:space="preserve"> per i collaudatori. Commit </w:t>
+      </w:r>
+      <w:r>
+        <w:rPr>
+          <w:rFonts w:ascii="Consolas" w:cs="Consolas" w:eastAsia="Consolas" w:hAnsi="Consolas"/>
+          <w:color w:val="2F5D3A"/>
+          <w:sz w:val="21"/>
+          <w:szCs w:val="21"/>
+        </w:rPr>
+        <w:t xml:space="preserve">f72cc67</w:t>
+      </w:r>
+      <w:r>
+        <w:rPr>
+          <w:rFonts w:ascii="Arial" w:cs="Arial" w:eastAsia="Arial" w:hAnsi="Arial"/>
+          <w:color w:val="1B2118"/>
+          <w:sz w:val="21"/>
+          <w:szCs w:val="21"/>
+        </w:rPr>
+        <w:t xml:space="preserve">.</w:t>
       </w:r>
     </w:p>
     <w:p>
@@ -16492,9 +16817,9 @@
         <w:tblLayout w:type="fixed"/>
       </w:tblPr>
       <w:tblGrid>
-        <w:gridCol w:w="2834"/>
-        <w:gridCol w:w="3543"/>
-        <w:gridCol w:w="3261"/>
+        <w:gridCol w:w="2754"/>
+        <w:gridCol w:w="3442"/>
+        <w:gridCol w:w="3442"/>
       </w:tblGrid>
       <w:tr>
         <w:trPr>
@@ -16502,7 +16827,7 @@
         </w:trPr>
         <w:tc>
           <w:tcPr>
-            <w:tcW w:type="dxa" w:w="2834"/>
+            <w:tcW w:type="dxa" w:w="2754"/>
             <w:tcBorders>
               <w:top w:val="single" w:color="D9D4C5" w:sz="4"/>
               <w:left w:val="single" w:color="D9D4C5" w:sz="4"/>
@@ -16537,7 +16862,7 @@
         </w:tc>
         <w:tc>
           <w:tcPr>
-            <w:tcW w:type="dxa" w:w="3543"/>
+            <w:tcW w:type="dxa" w:w="3442"/>
             <w:tcBorders>
               <w:top w:val="single" w:color="D9D4C5" w:sz="4"/>
               <w:left w:val="single" w:color="D9D4C5" w:sz="4"/>
@@ -16572,7 +16897,7 @@
         </w:tc>
         <w:tc>
           <w:tcPr>
-            <w:tcW w:type="dxa" w:w="3261"/>
+            <w:tcW w:type="dxa" w:w="3442"/>
             <w:tcBorders>
               <w:top w:val="single" w:color="D9D4C5" w:sz="4"/>
               <w:left w:val="single" w:color="D9D4C5" w:sz="4"/>
@@ -16612,7 +16937,7 @@
         </w:trPr>
         <w:tc>
           <w:tcPr>
-            <w:tcW w:type="dxa" w:w="2834"/>
+            <w:tcW w:type="dxa" w:w="2754"/>
             <w:tcBorders>
               <w:top w:val="single" w:color="D9D4C5" w:sz="4"/>
               <w:left w:val="single" w:color="D9D4C5" w:sz="4"/>
@@ -16644,7 +16969,7 @@
         </w:tc>
         <w:tc>
           <w:tcPr>
-            <w:tcW w:type="dxa" w:w="3543"/>
+            <w:tcW w:type="dxa" w:w="3442"/>
             <w:tcBorders>
               <w:top w:val="single" w:color="D9D4C5" w:sz="4"/>
               <w:left w:val="single" w:color="D9D4C5" w:sz="4"/>
@@ -16672,7 +16997,7 @@
               </w:rPr>
               <w:t xml:space="preserve">Claude Doc: </w:t>
             </w:r>
-            <w:hyperlink w:history="1" r:id="rId5nur9dophjum_c5rxxgy5">
+            <w:hyperlink w:history="1" r:id="rIdatcjbmivijww5ssxrk2c9">
               <w:r>
                 <w:rPr>
                   <w:rFonts w:ascii="Arial" w:cs="Arial" w:eastAsia="Arial" w:hAnsi="Arial"/>
@@ -16688,7 +17013,7 @@
         </w:tc>
         <w:tc>
           <w:tcPr>
-            <w:tcW w:type="dxa" w:w="3261"/>
+            <w:tcW w:type="dxa" w:w="3442"/>
             <w:tcBorders>
               <w:top w:val="single" w:color="D9D4C5" w:sz="4"/>
               <w:left w:val="single" w:color="D9D4C5" w:sz="4"/>
@@ -16725,7 +17050,7 @@
         </w:trPr>
         <w:tc>
           <w:tcPr>
-            <w:tcW w:type="dxa" w:w="2834"/>
+            <w:tcW w:type="dxa" w:w="2754"/>
             <w:tcBorders>
               <w:top w:val="single" w:color="D9D4C5" w:sz="4"/>
               <w:left w:val="single" w:color="D9D4C5" w:sz="4"/>
@@ -16758,7 +17083,7 @@
         </w:tc>
         <w:tc>
           <w:tcPr>
-            <w:tcW w:type="dxa" w:w="3543"/>
+            <w:tcW w:type="dxa" w:w="3442"/>
             <w:tcBorders>
               <w:top w:val="single" w:color="D9D4C5" w:sz="4"/>
               <w:left w:val="single" w:color="D9D4C5" w:sz="4"/>
@@ -16800,7 +17125,7 @@
         </w:tc>
         <w:tc>
           <w:tcPr>
-            <w:tcW w:type="dxa" w:w="3261"/>
+            <w:tcW w:type="dxa" w:w="3442"/>
             <w:tcBorders>
               <w:top w:val="single" w:color="D9D4C5" w:sz="4"/>
               <w:left w:val="single" w:color="D9D4C5" w:sz="4"/>
@@ -16838,7 +17163,7 @@
         </w:trPr>
         <w:tc>
           <w:tcPr>
-            <w:tcW w:type="dxa" w:w="2834"/>
+            <w:tcW w:type="dxa" w:w="2754"/>
             <w:tcBorders>
               <w:top w:val="single" w:color="D9D4C5" w:sz="4"/>
               <w:left w:val="single" w:color="D9D4C5" w:sz="4"/>
@@ -16870,7 +17195,7 @@
         </w:tc>
         <w:tc>
           <w:tcPr>
-            <w:tcW w:type="dxa" w:w="3543"/>
+            <w:tcW w:type="dxa" w:w="3442"/>
             <w:tcBorders>
               <w:top w:val="single" w:color="D9D4C5" w:sz="4"/>
               <w:left w:val="single" w:color="D9D4C5" w:sz="4"/>
@@ -16920,7 +17245,7 @@
         </w:tc>
         <w:tc>
           <w:tcPr>
-            <w:tcW w:type="dxa" w:w="3261"/>
+            <w:tcW w:type="dxa" w:w="3442"/>
             <w:tcBorders>
               <w:top w:val="single" w:color="D9D4C5" w:sz="4"/>
               <w:left w:val="single" w:color="D9D4C5" w:sz="4"/>
@@ -16957,7 +17282,7 @@
         </w:trPr>
         <w:tc>
           <w:tcPr>
-            <w:tcW w:type="dxa" w:w="2834"/>
+            <w:tcW w:type="dxa" w:w="2754"/>
             <w:tcBorders>
               <w:top w:val="single" w:color="D9D4C5" w:sz="4"/>
               <w:left w:val="single" w:color="D9D4C5" w:sz="4"/>
@@ -16990,7 +17315,7 @@
         </w:tc>
         <w:tc>
           <w:tcPr>
-            <w:tcW w:type="dxa" w:w="3543"/>
+            <w:tcW w:type="dxa" w:w="3442"/>
             <w:tcBorders>
               <w:top w:val="single" w:color="D9D4C5" w:sz="4"/>
               <w:left w:val="single" w:color="D9D4C5" w:sz="4"/>
@@ -17019,7 +17344,7 @@
               </w:rPr>
               <w:t xml:space="preserve">Claude Doc: </w:t>
             </w:r>
-            <w:hyperlink w:history="1" r:id="rId7njy4wpoyi5wxhrar9kjq">
+            <w:hyperlink w:history="1" r:id="rIdipu8muncymhwfly04n11u">
               <w:r>
                 <w:rPr>
                   <w:rFonts w:ascii="Arial" w:cs="Arial" w:eastAsia="Arial" w:hAnsi="Arial"/>
@@ -17044,7 +17369,7 @@
         </w:tc>
         <w:tc>
           <w:tcPr>
-            <w:tcW w:type="dxa" w:w="3261"/>
+            <w:tcW w:type="dxa" w:w="3442"/>
             <w:tcBorders>
               <w:top w:val="single" w:color="D9D4C5" w:sz="4"/>
               <w:left w:val="single" w:color="D9D4C5" w:sz="4"/>
@@ -17071,7 +17396,36 @@
                 <w:sz w:val="18"/>
                 <w:szCs w:val="18"/>
               </w:rPr>
-              <w:t xml:space="preserve">Uso del portale per i Clienti, passo per passo</w:t>
+              <w:t xml:space="preserve">Prima stesura online, </w:t>
+            </w:r>
+            <w:r>
+              <w:rPr>
+                <w:rFonts w:ascii="Arial" w:cs="Arial" w:eastAsia="Arial" w:hAnsi="Arial"/>
+                <w:b/>
+                <w:bCs/>
+                <w:color w:val="1B2118"/>
+                <w:sz w:val="18"/>
+                <w:szCs w:val="18"/>
+              </w:rPr>
+              <w:t xml:space="preserve">superata</w:t>
+            </w:r>
+            <w:r>
+              <w:rPr>
+                <w:rFonts w:ascii="Arial" w:cs="Arial" w:eastAsia="Arial" w:hAnsi="Arial"/>
+                <w:color w:val="1B2118"/>
+                <w:sz w:val="18"/>
+                <w:szCs w:val="18"/>
+              </w:rPr>
+              <w:t xml:space="preserve"> dal 18/10 (ferma alla Rev. 1.4, con avviso in testa): fa fede il Word/PDF generato da </w:t>
+            </w:r>
+            <w:r>
+              <w:rPr>
+                <w:rFonts w:ascii="Consolas" w:cs="Consolas" w:eastAsia="Consolas" w:hAnsi="Consolas"/>
+                <w:color w:val="2F5D3A"/>
+                <w:sz w:val="18"/>
+                <w:szCs w:val="18"/>
+              </w:rPr>
+              <w:t xml:space="preserve">docs/manuale-utente.md</w:t>
             </w:r>
           </w:p>
         </w:tc>
@@ -17082,7 +17436,7 @@
         </w:trPr>
         <w:tc>
           <w:tcPr>
-            <w:tcW w:type="dxa" w:w="2834"/>
+            <w:tcW w:type="dxa" w:w="2754"/>
             <w:tcBorders>
               <w:top w:val="single" w:color="D9D4C5" w:sz="4"/>
               <w:left w:val="single" w:color="D9D4C5" w:sz="4"/>
@@ -17114,7 +17468,7 @@
         </w:tc>
         <w:tc>
           <w:tcPr>
-            <w:tcW w:type="dxa" w:w="3543"/>
+            <w:tcW w:type="dxa" w:w="3442"/>
             <w:tcBorders>
               <w:top w:val="single" w:color="D9D4C5" w:sz="4"/>
               <w:left w:val="single" w:color="D9D4C5" w:sz="4"/>
@@ -17182,7 +17536,7 @@
         </w:tc>
         <w:tc>
           <w:tcPr>
-            <w:tcW w:type="dxa" w:w="3261"/>
+            <w:tcW w:type="dxa" w:w="3442"/>
             <w:tcBorders>
               <w:top w:val="single" w:color="D9D4C5" w:sz="4"/>
               <w:left w:val="single" w:color="D9D4C5" w:sz="4"/>
@@ -17219,7 +17573,7 @@
         </w:trPr>
         <w:tc>
           <w:tcPr>
-            <w:tcW w:type="dxa" w:w="2834"/>
+            <w:tcW w:type="dxa" w:w="2754"/>
             <w:tcBorders>
               <w:top w:val="single" w:color="D9D4C5" w:sz="4"/>
               <w:left w:val="single" w:color="D9D4C5" w:sz="4"/>
@@ -17252,7 +17606,7 @@
         </w:tc>
         <w:tc>
           <w:tcPr>
-            <w:tcW w:type="dxa" w:w="3543"/>
+            <w:tcW w:type="dxa" w:w="3442"/>
             <w:tcBorders>
               <w:top w:val="single" w:color="D9D4C5" w:sz="4"/>
               <w:left w:val="single" w:color="D9D4C5" w:sz="4"/>
@@ -17330,7 +17684,7 @@
         </w:tc>
         <w:tc>
           <w:tcPr>
-            <w:tcW w:type="dxa" w:w="3261"/>
+            <w:tcW w:type="dxa" w:w="3442"/>
             <w:tcBorders>
               <w:top w:val="single" w:color="D9D4C5" w:sz="4"/>
               <w:left w:val="single" w:color="D9D4C5" w:sz="4"/>
@@ -17368,7 +17722,7 @@
         </w:trPr>
         <w:tc>
           <w:tcPr>
-            <w:tcW w:type="dxa" w:w="2834"/>
+            <w:tcW w:type="dxa" w:w="2754"/>
             <w:tcBorders>
               <w:top w:val="single" w:color="D9D4C5" w:sz="4"/>
               <w:left w:val="single" w:color="D9D4C5" w:sz="4"/>
@@ -17400,7 +17754,7 @@
         </w:tc>
         <w:tc>
           <w:tcPr>
-            <w:tcW w:type="dxa" w:w="3543"/>
+            <w:tcW w:type="dxa" w:w="3442"/>
             <w:tcBorders>
               <w:top w:val="single" w:color="D9D4C5" w:sz="4"/>
               <w:left w:val="single" w:color="D9D4C5" w:sz="4"/>
@@ -17495,7 +17849,7 @@
         </w:tc>
         <w:tc>
           <w:tcPr>
-            <w:tcW w:type="dxa" w:w="3261"/>
+            <w:tcW w:type="dxa" w:w="3442"/>
             <w:tcBorders>
               <w:top w:val="single" w:color="D9D4C5" w:sz="4"/>
               <w:left w:val="single" w:color="D9D4C5" w:sz="4"/>
@@ -17532,7 +17886,7 @@
         </w:trPr>
         <w:tc>
           <w:tcPr>
-            <w:tcW w:type="dxa" w:w="2834"/>
+            <w:tcW w:type="dxa" w:w="2754"/>
             <w:tcBorders>
               <w:top w:val="single" w:color="D9D4C5" w:sz="4"/>
               <w:left w:val="single" w:color="D9D4C5" w:sz="4"/>
@@ -17565,7 +17919,7 @@
         </w:tc>
         <w:tc>
           <w:tcPr>
-            <w:tcW w:type="dxa" w:w="3543"/>
+            <w:tcW w:type="dxa" w:w="3442"/>
             <w:tcBorders>
               <w:top w:val="single" w:color="D9D4C5" w:sz="4"/>
               <w:left w:val="single" w:color="D9D4C5" w:sz="4"/>
@@ -17594,7 +17948,7 @@
               </w:rPr>
               <w:t xml:space="preserve">Claude Doc: </w:t>
             </w:r>
-            <w:hyperlink w:history="1" r:id="rIdg09ud6tebd5eece4sbt1-">
+            <w:hyperlink w:history="1" r:id="rId20k5vyfb-atavrk_tzbbs">
               <w:r>
                 <w:rPr>
                   <w:rFonts w:ascii="Arial" w:cs="Arial" w:eastAsia="Arial" w:hAnsi="Arial"/>
@@ -17619,7 +17973,7 @@
         </w:tc>
         <w:tc>
           <w:tcPr>
-            <w:tcW w:type="dxa" w:w="3261"/>
+            <w:tcW w:type="dxa" w:w="3442"/>
             <w:tcBorders>
               <w:top w:val="single" w:color="D9D4C5" w:sz="4"/>
               <w:left w:val="single" w:color="D9D4C5" w:sz="4"/>
@@ -17646,7 +18000,36 @@
                 <w:sz w:val="18"/>
                 <w:szCs w:val="18"/>
               </w:rPr>
-              <w:t xml:space="preserve">Back-office, utenti, impostazioni, calcolo crediti, manutenzione</w:t>
+              <w:t xml:space="preserve">Prima stesura online, </w:t>
+            </w:r>
+            <w:r>
+              <w:rPr>
+                <w:rFonts w:ascii="Arial" w:cs="Arial" w:eastAsia="Arial" w:hAnsi="Arial"/>
+                <w:b/>
+                <w:bCs/>
+                <w:color w:val="1B2118"/>
+                <w:sz w:val="18"/>
+                <w:szCs w:val="18"/>
+              </w:rPr>
+              <w:t xml:space="preserve">superata</w:t>
+            </w:r>
+            <w:r>
+              <w:rPr>
+                <w:rFonts w:ascii="Arial" w:cs="Arial" w:eastAsia="Arial" w:hAnsi="Arial"/>
+                <w:color w:val="1B2118"/>
+                <w:sz w:val="18"/>
+                <w:szCs w:val="18"/>
+              </w:rPr>
+              <w:t xml:space="preserve"> dal 18/10 (avviso in testa): fa fede il Word/PDF generato da </w:t>
+            </w:r>
+            <w:r>
+              <w:rPr>
+                <w:rFonts w:ascii="Consolas" w:cs="Consolas" w:eastAsia="Consolas" w:hAnsi="Consolas"/>
+                <w:color w:val="2F5D3A"/>
+                <w:sz w:val="18"/>
+                <w:szCs w:val="18"/>
+              </w:rPr>
+              <w:t xml:space="preserve">docs/manuale-amministratore.md</w:t>
             </w:r>
           </w:p>
         </w:tc>
@@ -17657,7 +18040,7 @@
         </w:trPr>
         <w:tc>
           <w:tcPr>
-            <w:tcW w:type="dxa" w:w="2834"/>
+            <w:tcW w:type="dxa" w:w="2754"/>
             <w:tcBorders>
               <w:top w:val="single" w:color="D9D4C5" w:sz="4"/>
               <w:left w:val="single" w:color="D9D4C5" w:sz="4"/>
@@ -17689,7 +18072,7 @@
         </w:tc>
         <w:tc>
           <w:tcPr>
-            <w:tcW w:type="dxa" w:w="3543"/>
+            <w:tcW w:type="dxa" w:w="3442"/>
             <w:tcBorders>
               <w:top w:val="single" w:color="D9D4C5" w:sz="4"/>
               <w:left w:val="single" w:color="D9D4C5" w:sz="4"/>
@@ -17739,7 +18122,7 @@
         </w:tc>
         <w:tc>
           <w:tcPr>
-            <w:tcW w:type="dxa" w:w="3261"/>
+            <w:tcW w:type="dxa" w:w="3442"/>
             <w:tcBorders>
               <w:top w:val="single" w:color="D9D4C5" w:sz="4"/>
               <w:left w:val="single" w:color="D9D4C5" w:sz="4"/>
@@ -17776,7 +18159,7 @@
         </w:trPr>
         <w:tc>
           <w:tcPr>
-            <w:tcW w:type="dxa" w:w="2834"/>
+            <w:tcW w:type="dxa" w:w="2754"/>
             <w:tcBorders>
               <w:top w:val="single" w:color="D9D4C5" w:sz="4"/>
               <w:left w:val="single" w:color="D9D4C5" w:sz="4"/>
@@ -17809,7 +18192,7 @@
         </w:tc>
         <w:tc>
           <w:tcPr>
-            <w:tcW w:type="dxa" w:w="3543"/>
+            <w:tcW w:type="dxa" w:w="3442"/>
             <w:tcBorders>
               <w:top w:val="single" w:color="D9D4C5" w:sz="4"/>
               <w:left w:val="single" w:color="D9D4C5" w:sz="4"/>
@@ -17842,7 +18225,7 @@
         </w:tc>
         <w:tc>
           <w:tcPr>
-            <w:tcW w:type="dxa" w:w="3261"/>
+            <w:tcW w:type="dxa" w:w="3442"/>
             <w:tcBorders>
               <w:top w:val="single" w:color="D9D4C5" w:sz="4"/>
               <w:left w:val="single" w:color="D9D4C5" w:sz="4"/>
@@ -17880,7 +18263,7 @@
         </w:trPr>
         <w:tc>
           <w:tcPr>
-            <w:tcW w:type="dxa" w:w="2834"/>
+            <w:tcW w:type="dxa" w:w="2754"/>
             <w:tcBorders>
               <w:top w:val="single" w:color="D9D4C5" w:sz="4"/>
               <w:left w:val="single" w:color="D9D4C5" w:sz="4"/>
@@ -17912,7 +18295,7 @@
         </w:tc>
         <w:tc>
           <w:tcPr>
-            <w:tcW w:type="dxa" w:w="3543"/>
+            <w:tcW w:type="dxa" w:w="3442"/>
             <w:tcBorders>
               <w:top w:val="single" w:color="D9D4C5" w:sz="4"/>
               <w:left w:val="single" w:color="D9D4C5" w:sz="4"/>
@@ -17944,7 +18327,7 @@
         </w:tc>
         <w:tc>
           <w:tcPr>
-            <w:tcW w:type="dxa" w:w="3261"/>
+            <w:tcW w:type="dxa" w:w="3442"/>
             <w:tcBorders>
               <w:top w:val="single" w:color="D9D4C5" w:sz="4"/>
               <w:left w:val="single" w:color="D9D4C5" w:sz="4"/>
@@ -17981,7 +18364,7 @@
         </w:trPr>
         <w:tc>
           <w:tcPr>
-            <w:tcW w:type="dxa" w:w="2834"/>
+            <w:tcW w:type="dxa" w:w="2754"/>
             <w:tcBorders>
               <w:top w:val="single" w:color="D9D4C5" w:sz="4"/>
               <w:left w:val="single" w:color="D9D4C5" w:sz="4"/>
@@ -18014,7 +18397,7 @@
         </w:tc>
         <w:tc>
           <w:tcPr>
-            <w:tcW w:type="dxa" w:w="3543"/>
+            <w:tcW w:type="dxa" w:w="3442"/>
             <w:tcBorders>
               <w:top w:val="single" w:color="D9D4C5" w:sz="4"/>
               <w:left w:val="single" w:color="D9D4C5" w:sz="4"/>
@@ -18047,7 +18430,7 @@
         </w:tc>
         <w:tc>
           <w:tcPr>
-            <w:tcW w:type="dxa" w:w="3261"/>
+            <w:tcW w:type="dxa" w:w="3442"/>
             <w:tcBorders>
               <w:top w:val="single" w:color="D9D4C5" w:sz="4"/>
               <w:left w:val="single" w:color="D9D4C5" w:sz="4"/>
@@ -18085,7 +18468,7 @@
         </w:trPr>
         <w:tc>
           <w:tcPr>
-            <w:tcW w:type="dxa" w:w="2834"/>
+            <w:tcW w:type="dxa" w:w="2754"/>
             <w:tcBorders>
               <w:top w:val="single" w:color="D9D4C5" w:sz="4"/>
               <w:left w:val="single" w:color="D9D4C5" w:sz="4"/>
@@ -18117,26 +18500,26 @@
         </w:tc>
         <w:tc>
           <w:tcPr>
-            <w:tcW w:type="dxa" w:w="3543"/>
-            <w:tcBorders>
-              <w:top w:val="single" w:color="D9D4C5" w:sz="4"/>
-              <w:left w:val="single" w:color="D9D4C5" w:sz="4"/>
-              <w:bottom w:val="single" w:color="D9D4C5" w:sz="4"/>
-              <w:right w:val="single" w:color="D9D4C5" w:sz="4"/>
-            </w:tcBorders>
-            <w:tcMar>
-              <w:top w:type="dxa" w:w="70"/>
-              <w:left w:type="dxa" w:w="110"/>
-              <w:bottom w:type="dxa" w:w="70"/>
-              <w:right w:type="dxa" w:w="110"/>
-            </w:tcMar>
-            <w:vAlign w:val="center"/>
-          </w:tcPr>
-          <w:p>
-            <w:pPr>
-              <w:spacing w:after="0" w:before="0"/>
-            </w:pPr>
-            <w:hyperlink w:history="1" r:id="rIdi1p7hqsg2rbikmcwhhthx">
+            <w:tcW w:type="dxa" w:w="3442"/>
+            <w:tcBorders>
+              <w:top w:val="single" w:color="D9D4C5" w:sz="4"/>
+              <w:left w:val="single" w:color="D9D4C5" w:sz="4"/>
+              <w:bottom w:val="single" w:color="D9D4C5" w:sz="4"/>
+              <w:right w:val="single" w:color="D9D4C5" w:sz="4"/>
+            </w:tcBorders>
+            <w:tcMar>
+              <w:top w:type="dxa" w:w="70"/>
+              <w:left w:type="dxa" w:w="110"/>
+              <w:bottom w:type="dxa" w:w="70"/>
+              <w:right w:type="dxa" w:w="110"/>
+            </w:tcMar>
+            <w:vAlign w:val="center"/>
+          </w:tcPr>
+          <w:p>
+            <w:pPr>
+              <w:spacing w:after="0" w:before="0"/>
+            </w:pPr>
+            <w:hyperlink w:history="1" r:id="rIdc65ikp2wa2sgccatjna05">
               <w:r>
                 <w:rPr>
                   <w:rFonts w:ascii="Arial" w:cs="Arial" w:eastAsia="Arial" w:hAnsi="Arial"/>
@@ -18161,7 +18544,7 @@
         </w:tc>
         <w:tc>
           <w:tcPr>
-            <w:tcW w:type="dxa" w:w="3261"/>
+            <w:tcW w:type="dxa" w:w="3442"/>
             <w:tcBorders>
               <w:top w:val="single" w:color="D9D4C5" w:sz="4"/>
               <w:left w:val="single" w:color="D9D4C5" w:sz="4"/>
@@ -18198,7 +18581,7 @@
         </w:trPr>
         <w:tc>
           <w:tcPr>
-            <w:tcW w:type="dxa" w:w="2834"/>
+            <w:tcW w:type="dxa" w:w="2754"/>
             <w:tcBorders>
               <w:top w:val="single" w:color="D9D4C5" w:sz="4"/>
               <w:left w:val="single" w:color="D9D4C5" w:sz="4"/>
@@ -18231,7 +18614,7 @@
         </w:tc>
         <w:tc>
           <w:tcPr>
-            <w:tcW w:type="dxa" w:w="3543"/>
+            <w:tcW w:type="dxa" w:w="3442"/>
             <w:tcBorders>
               <w:top w:val="single" w:color="D9D4C5" w:sz="4"/>
               <w:left w:val="single" w:color="D9D4C5" w:sz="4"/>
@@ -18264,7 +18647,7 @@
         </w:tc>
         <w:tc>
           <w:tcPr>
-            <w:tcW w:type="dxa" w:w="3261"/>
+            <w:tcW w:type="dxa" w:w="3442"/>
             <w:tcBorders>
               <w:top w:val="single" w:color="D9D4C5" w:sz="4"/>
               <w:left w:val="single" w:color="D9D4C5" w:sz="4"/>
@@ -18831,7 +19214,8 @@
           <w:rFonts w:ascii="Arial" w:cs="Arial" w:eastAsia="Arial" w:hAnsi="Arial"/>
           <w:b/>
           <w:bCs/>
-          <w:color w:val="1B2118"/>
+          <w:strike/>
+          <w:color w:val="5A5E54"/>
           <w:sz w:val="21"/>
           <w:szCs w:val="21"/>
         </w:rPr>
@@ -18840,11 +19224,21 @@
       <w:r>
         <w:rPr>
           <w:rFonts w:ascii="Arial" w:cs="Arial" w:eastAsia="Arial" w:hAnsi="Arial"/>
-          <w:color w:val="1B2118"/>
-          <w:sz w:val="21"/>
-          <w:szCs w:val="21"/>
-        </w:rPr>
-        <w:t xml:space="preserve"> Import diretto del tracciato dati (Excel/ZIP) nel calcolo.</w:t>
+          <w:strike/>
+          <w:color w:val="5A5E54"/>
+          <w:sz w:val="21"/>
+          <w:szCs w:val="21"/>
+        </w:rPr>
+        <w:t xml:space="preserve"> Import diretto del tracciato dati (Excel/ZIP) nel calcolo</w:t>
+      </w:r>
+      <w:r>
+        <w:rPr>
+          <w:rFonts w:ascii="Arial" w:cs="Arial" w:eastAsia="Arial" w:hAnsi="Arial"/>
+          <w:color w:val="1B2118"/>
+          <w:sz w:val="21"/>
+          <w:szCs w:val="21"/>
+        </w:rPr>
+        <w:t xml:space="preserve"> — fatto il 18/10.</w:t>
       </w:r>
     </w:p>
     <w:p>
@@ -18861,7 +19255,8 @@
           <w:rFonts w:ascii="Arial" w:cs="Arial" w:eastAsia="Arial" w:hAnsi="Arial"/>
           <w:b/>
           <w:bCs/>
-          <w:color w:val="1B2118"/>
+          <w:strike/>
+          <w:color w:val="5A5E54"/>
           <w:sz w:val="21"/>
           <w:szCs w:val="21"/>
         </w:rPr>
@@ -18870,11 +19265,21 @@
       <w:r>
         <w:rPr>
           <w:rFonts w:ascii="Arial" w:cs="Arial" w:eastAsia="Arial" w:hAnsi="Arial"/>
-          <w:color w:val="1B2118"/>
-          <w:sz w:val="21"/>
-          <w:szCs w:val="21"/>
-        </w:rPr>
-        <w:t xml:space="preserve"> Aggregazione automatica delle singole letture (foglio 6_Letture).</w:t>
+          <w:strike/>
+          <w:color w:val="5A5E54"/>
+          <w:sz w:val="21"/>
+          <w:szCs w:val="21"/>
+        </w:rPr>
+        <w:t xml:space="preserve"> Aggregazione automatica delle singole letture (foglio 6_Letture)</w:t>
+      </w:r>
+      <w:r>
+        <w:rPr>
+          <w:rFonts w:ascii="Arial" w:cs="Arial" w:eastAsia="Arial" w:hAnsi="Arial"/>
+          <w:color w:val="1B2118"/>
+          <w:sz w:val="21"/>
+          <w:szCs w:val="21"/>
+        </w:rPr>
+        <w:t xml:space="preserve"> — fatto il 18/10.</w:t>
       </w:r>
     </w:p>
     <w:p>
@@ -18891,7 +19296,8 @@
           <w:rFonts w:ascii="Arial" w:cs="Arial" w:eastAsia="Arial" w:hAnsi="Arial"/>
           <w:b/>
           <w:bCs/>
-          <w:color w:val="1B2118"/>
+          <w:strike/>
+          <w:color w:val="5A5E54"/>
           <w:sz w:val="21"/>
           <w:szCs w:val="21"/>
         </w:rPr>
@@ -18900,11 +19306,21 @@
       <w:r>
         <w:rPr>
           <w:rFonts w:ascii="Arial" w:cs="Arial" w:eastAsia="Arial" w:hAnsi="Arial"/>
-          <w:color w:val="1B2118"/>
-          <w:sz w:val="21"/>
-          <w:szCs w:val="21"/>
-        </w:rPr>
-        <w:t xml:space="preserve"> Controllo privacy all'import (colonne con dati personali).</w:t>
+          <w:strike/>
+          <w:color w:val="5A5E54"/>
+          <w:sz w:val="21"/>
+          <w:szCs w:val="21"/>
+        </w:rPr>
+        <w:t xml:space="preserve"> Controllo privacy all'import</w:t>
+      </w:r>
+      <w:r>
+        <w:rPr>
+          <w:rFonts w:ascii="Arial" w:cs="Arial" w:eastAsia="Arial" w:hAnsi="Arial"/>
+          <w:color w:val="1B2118"/>
+          <w:sz w:val="21"/>
+          <w:szCs w:val="21"/>
+        </w:rPr>
+        <w:t xml:space="preserve"> — fatto il 18/10 (blocco dell'import).</w:t>
       </w:r>
     </w:p>
     <w:p>
@@ -18921,7 +19337,8 @@
           <w:rFonts w:ascii="Arial" w:cs="Arial" w:eastAsia="Arial" w:hAnsi="Arial"/>
           <w:b/>
           <w:bCs/>
-          <w:color w:val="1B2118"/>
+          <w:strike/>
+          <w:color w:val="5A5E54"/>
           <w:sz w:val="21"/>
           <w:szCs w:val="21"/>
         </w:rPr>
@@ -18930,11 +19347,21 @@
       <w:r>
         <w:rPr>
           <w:rFonts w:ascii="Arial" w:cs="Arial" w:eastAsia="Arial" w:hAnsi="Arial"/>
-          <w:color w:val="1B2118"/>
-          <w:sz w:val="21"/>
-          <w:szCs w:val="21"/>
-        </w:rPr>
-        <w:t xml:space="preserve"> Scelta del file direttamente dalla pratica del Comune.</w:t>
+          <w:strike/>
+          <w:color w:val="5A5E54"/>
+          <w:sz w:val="21"/>
+          <w:szCs w:val="21"/>
+        </w:rPr>
+        <w:t xml:space="preserve"> Scelta del file direttamente dalla pratica del Comune</w:t>
+      </w:r>
+      <w:r>
+        <w:rPr>
+          <w:rFonts w:ascii="Arial" w:cs="Arial" w:eastAsia="Arial" w:hAnsi="Arial"/>
+          <w:color w:val="1B2118"/>
+          <w:sz w:val="21"/>
+          <w:szCs w:val="21"/>
+        </w:rPr>
+        <w:t xml:space="preserve"> — fatto il 18/10.</w:t>
       </w:r>
     </w:p>
     <w:p>
@@ -18951,7 +19378,8 @@
           <w:rFonts w:ascii="Arial" w:cs="Arial" w:eastAsia="Arial" w:hAnsi="Arial"/>
           <w:b/>
           <w:bCs/>
-          <w:color w:val="1B2118"/>
+          <w:strike/>
+          <w:color w:val="5A5E54"/>
           <w:sz w:val="21"/>
           <w:szCs w:val="21"/>
         </w:rPr>
@@ -18960,11 +19388,21 @@
       <w:r>
         <w:rPr>
           <w:rFonts w:ascii="Arial" w:cs="Arial" w:eastAsia="Arial" w:hAnsi="Arial"/>
-          <w:color w:val="1B2118"/>
-          <w:sz w:val="21"/>
-          <w:szCs w:val="21"/>
-        </w:rPr>
-        <w:t xml:space="preserve"> Controlli di coerenza (classi, totali, valori anomali).</w:t>
+          <w:strike/>
+          <w:color w:val="5A5E54"/>
+          <w:sz w:val="21"/>
+          <w:szCs w:val="21"/>
+        </w:rPr>
+        <w:t xml:space="preserve"> Controlli di coerenza (classi, totali, valori anomali)</w:t>
+      </w:r>
+      <w:r>
+        <w:rPr>
+          <w:rFonts w:ascii="Arial" w:cs="Arial" w:eastAsia="Arial" w:hAnsi="Arial"/>
+          <w:color w:val="1B2118"/>
+          <w:sz w:val="21"/>
+          <w:szCs w:val="21"/>
+        </w:rPr>
+        <w:t xml:space="preserve"> — fatto il 18/10.</w:t>
       </w:r>
     </w:p>
     <w:p>
@@ -21342,7 +21780,7 @@
         <w:szCs w:val="16"/>
       </w:rPr>
       <w:tab/>
-      <w:t xml:space="preserve">Registro sviluppo e deploy · Rev. 1.5 · 18/10/2026</w:t>
+      <w:t xml:space="preserve">Registro sviluppo e deploy · Rev. 1.6 · 18/10/2026</w:t>
     </w:r>
   </w:p>
 </w:hdr>
@@ -21407,7 +21845,7 @@
         <w:szCs w:val="16"/>
       </w:rPr>
       <w:tab/>
-      <w:t xml:space="preserve">Registro sviluppo e deploy · Rev. 1.5 · 18/10/2026</w:t>
+      <w:t xml:space="preserve">Registro sviluppo e deploy · Rev. 1.6 · 18/10/2026</w:t>
     </w:r>
   </w:p>
 </w:hdr>

--- a/public/documentazione/Registro_Dev_Deploy_Portale_CWP.docx
+++ b/public/documentazione/Registro_Dev_Deploy_Portale_CWP.docx
@@ -302,7 +302,7 @@
                 <w:sz w:val="20"/>
                 <w:szCs w:val="20"/>
               </w:rPr>
-              <w:t xml:space="preserve">Rev. 1.6</w:t>
+              <w:t xml:space="preserve">Rev. 1.7</w:t>
             </w:r>
           </w:p>
         </w:tc>
@@ -719,7 +719,7 @@
                 <w:sz w:val="18"/>
                 <w:szCs w:val="18"/>
               </w:rPr>
-              <w:t xml:space="preserve">1.6</w:t>
+              <w:t xml:space="preserve">1.7</w:t>
             </w:r>
           </w:p>
         </w:tc>
@@ -783,7 +783,7 @@
                 <w:sz w:val="18"/>
                 <w:szCs w:val="18"/>
               </w:rPr>
-              <w:t xml:space="preserve">Crediti: import diretto del tracciato, aggregazione delle letture, blocco dei dati personali, controlli di coerenza (backlog 1-5).</w:t>
+              <w:t xml:space="preserve">Crediti: rapporto di calcolo in PDF, numero di registro (script 18) e registro dei crediti; avvisi di npm audit nel punto 30.</w:t>
             </w:r>
           </w:p>
         </w:tc>
@@ -853,7 +853,7 @@
                 <w:sz w:val="18"/>
                 <w:szCs w:val="18"/>
               </w:rPr>
-              <w:t xml:space="preserve">1.5</w:t>
+              <w:t xml:space="preserve">1.6</w:t>
             </w:r>
           </w:p>
         </w:tc>
@@ -919,7 +919,7 @@
                 <w:sz w:val="18"/>
                 <w:szCs w:val="18"/>
               </w:rPr>
-              <w:t xml:space="preserve">Capitolo pratiche: script 17, funzione consultazione-pubblica, note di fase, Enti di Validazione, modelli, messaggi, pagamenti al Comune, consultazione pubblica con email confermata ed errata corrige; decisioni A, B, D.</w:t>
+              <w:t xml:space="preserve">Crediti: import diretto del tracciato, aggregazione delle letture, blocco dei dati personali, controlli di coerenza (backlog 1-5).</w:t>
             </w:r>
           </w:p>
         </w:tc>
@@ -989,7 +989,7 @@
                 <w:sz w:val="18"/>
                 <w:szCs w:val="18"/>
               </w:rPr>
-              <w:t xml:space="preserve">1.4</w:t>
+              <w:t xml:space="preserve">1.5</w:t>
             </w:r>
           </w:p>
         </w:tc>
@@ -1053,7 +1053,7 @@
                 <w:sz w:val="18"/>
                 <w:szCs w:val="18"/>
               </w:rPr>
-              <w:t xml:space="preserve">Manuale Test; regole di lavoro (quattro documenti aggiornati insieme, codice commentato); backlog 31 e 32.</w:t>
+              <w:t xml:space="preserve">Capitolo pratiche: script 17, funzione consultazione-pubblica, note di fase, Enti di Validazione, modelli, messaggi, pagamenti al Comune, consultazione pubblica con email confermata ed errata corrige; decisioni A, B, D.</w:t>
             </w:r>
           </w:p>
         </w:tc>
@@ -1123,7 +1123,7 @@
                 <w:sz w:val="18"/>
                 <w:szCs w:val="18"/>
               </w:rPr>
-              <w:t xml:space="preserve">1.3</w:t>
+              <w:t xml:space="preserve">1.4</w:t>
             </w:r>
           </w:p>
         </w:tc>
@@ -1189,7 +1189,7 @@
                 <w:sz w:val="18"/>
                 <w:szCs w:val="18"/>
               </w:rPr>
-              <w:t xml:space="preserve">Manuale Amministratore in Word/PDF; Manuale Utente solo in PDF per gli utenti e anche in «I tuoi documenti».</w:t>
+              <w:t xml:space="preserve">Manuale Test; regole di lavoro (quattro documenti aggiornati insieme, codice commentato); backlog 31 e 32.</w:t>
             </w:r>
           </w:p>
         </w:tc>
@@ -1259,7 +1259,7 @@
                 <w:sz w:val="18"/>
                 <w:szCs w:val="18"/>
               </w:rPr>
-              <w:t xml:space="preserve">1.2</w:t>
+              <w:t xml:space="preserve">1.3</w:t>
             </w:r>
           </w:p>
         </w:tc>
@@ -1323,7 +1323,7 @@
                 <w:sz w:val="18"/>
                 <w:szCs w:val="18"/>
               </w:rPr>
-              <w:t xml:space="preserve">Pagina «Il mio profilo»; password (script 15 e 16, Edge Functions reimposta-password e recupera-password); SMTP Resend; email di recupero in italiano spedita dal portale.</w:t>
+              <w:t xml:space="preserve">Manuale Amministratore in Word/PDF; Manuale Utente solo in PDF per gli utenti e anche in «I tuoi documenti».</w:t>
             </w:r>
           </w:p>
         </w:tc>
@@ -1393,7 +1393,7 @@
                 <w:sz w:val="18"/>
                 <w:szCs w:val="18"/>
               </w:rPr>
-              <w:t xml:space="preserve">1.1</w:t>
+              <w:t xml:space="preserve">1.2</w:t>
             </w:r>
           </w:p>
         </w:tc>
@@ -1459,7 +1459,7 @@
                 <w:sz w:val="18"/>
                 <w:szCs w:val="18"/>
               </w:rPr>
-              <w:t xml:space="preserve">Pagina Documentazione; backlog riordinato; decisione di passare Vercel e Supabase a piani a pagamento (punto 29); riservatezza della documentazione (punto 28).</w:t>
+              <w:t xml:space="preserve">Pagina «Il mio profilo»; password (script 15 e 16, Edge Functions reimposta-password e recupera-password); SMTP Resend; email di recupero in italiano spedita dal portale.</w:t>
             </w:r>
           </w:p>
         </w:tc>
@@ -1529,6 +1529,140 @@
                 <w:sz w:val="18"/>
                 <w:szCs w:val="18"/>
               </w:rPr>
+              <w:t xml:space="preserve">1.1</w:t>
+            </w:r>
+          </w:p>
+        </w:tc>
+        <w:tc>
+          <w:tcPr>
+            <w:tcW w:type="dxa" w:w="1300"/>
+            <w:tcBorders>
+              <w:top w:val="single" w:color="D9D4C5" w:sz="4"/>
+              <w:left w:val="single" w:color="D9D4C5" w:sz="4"/>
+              <w:bottom w:val="single" w:color="D9D4C5" w:sz="4"/>
+              <w:right w:val="single" w:color="D9D4C5" w:sz="4"/>
+            </w:tcBorders>
+            <w:tcMar>
+              <w:top w:type="dxa" w:w="70"/>
+              <w:left w:type="dxa" w:w="110"/>
+              <w:bottom w:type="dxa" w:w="70"/>
+              <w:right w:type="dxa" w:w="110"/>
+            </w:tcMar>
+            <w:vAlign w:val="center"/>
+          </w:tcPr>
+          <w:p>
+            <w:pPr>
+              <w:spacing w:after="0" w:before="0"/>
+            </w:pPr>
+            <w:r>
+              <w:rPr>
+                <w:rFonts w:ascii="Arial" w:cs="Arial" w:eastAsia="Arial" w:hAnsi="Arial"/>
+                <w:color w:val="1B2118"/>
+                <w:sz w:val="18"/>
+                <w:szCs w:val="18"/>
+              </w:rPr>
+              <w:t xml:space="preserve">18/10/2026</w:t>
+            </w:r>
+          </w:p>
+        </w:tc>
+        <w:tc>
+          <w:tcPr>
+            <w:tcW w:type="dxa" w:w="5538"/>
+            <w:tcBorders>
+              <w:top w:val="single" w:color="D9D4C5" w:sz="4"/>
+              <w:left w:val="single" w:color="D9D4C5" w:sz="4"/>
+              <w:bottom w:val="single" w:color="D9D4C5" w:sz="4"/>
+              <w:right w:val="single" w:color="D9D4C5" w:sz="4"/>
+            </w:tcBorders>
+            <w:tcMar>
+              <w:top w:type="dxa" w:w="70"/>
+              <w:left w:type="dxa" w:w="110"/>
+              <w:bottom w:type="dxa" w:w="70"/>
+              <w:right w:type="dxa" w:w="110"/>
+            </w:tcMar>
+            <w:vAlign w:val="center"/>
+          </w:tcPr>
+          <w:p>
+            <w:pPr>
+              <w:spacing w:after="0" w:before="0"/>
+            </w:pPr>
+            <w:r>
+              <w:rPr>
+                <w:rFonts w:ascii="Arial" w:cs="Arial" w:eastAsia="Arial" w:hAnsi="Arial"/>
+                <w:color w:val="1B2118"/>
+                <w:sz w:val="18"/>
+                <w:szCs w:val="18"/>
+              </w:rPr>
+              <w:t xml:space="preserve">Pagina Documentazione; backlog riordinato; decisione di passare Vercel e Supabase a piani a pagamento (punto 29); riservatezza della documentazione (punto 28).</w:t>
+            </w:r>
+          </w:p>
+        </w:tc>
+        <w:tc>
+          <w:tcPr>
+            <w:tcW w:type="dxa" w:w="2000"/>
+            <w:tcBorders>
+              <w:top w:val="single" w:color="D9D4C5" w:sz="4"/>
+              <w:left w:val="single" w:color="D9D4C5" w:sz="4"/>
+              <w:bottom w:val="single" w:color="D9D4C5" w:sz="4"/>
+              <w:right w:val="single" w:color="D9D4C5" w:sz="4"/>
+            </w:tcBorders>
+            <w:tcMar>
+              <w:top w:type="dxa" w:w="70"/>
+              <w:left w:type="dxa" w:w="110"/>
+              <w:bottom w:type="dxa" w:w="70"/>
+              <w:right w:type="dxa" w:w="110"/>
+            </w:tcMar>
+            <w:vAlign w:val="center"/>
+          </w:tcPr>
+          <w:p>
+            <w:pPr>
+              <w:spacing w:after="0" w:before="0"/>
+            </w:pPr>
+            <w:r>
+              <w:rPr>
+                <w:rFonts w:ascii="Arial" w:cs="Arial" w:eastAsia="Arial" w:hAnsi="Arial"/>
+                <w:color w:val="1B2118"/>
+                <w:sz w:val="18"/>
+                <w:szCs w:val="18"/>
+              </w:rPr>
+              <w:t xml:space="preserve">Fondazione Operate</w:t>
+            </w:r>
+          </w:p>
+        </w:tc>
+      </w:tr>
+      <w:tr>
+        <w:trPr>
+          <w:cantSplit/>
+        </w:trPr>
+        <w:tc>
+          <w:tcPr>
+            <w:tcW w:type="dxa" w:w="800"/>
+            <w:tcBorders>
+              <w:top w:val="single" w:color="D9D4C5" w:sz="4"/>
+              <w:left w:val="single" w:color="D9D4C5" w:sz="4"/>
+              <w:bottom w:val="single" w:color="D9D4C5" w:sz="4"/>
+              <w:right w:val="single" w:color="D9D4C5" w:sz="4"/>
+            </w:tcBorders>
+            <w:shd w:fill="F6F4EE" w:color="auto" w:val="clear"/>
+            <w:tcMar>
+              <w:top w:type="dxa" w:w="70"/>
+              <w:left w:type="dxa" w:w="110"/>
+              <w:bottom w:type="dxa" w:w="70"/>
+              <w:right w:type="dxa" w:w="110"/>
+            </w:tcMar>
+            <w:vAlign w:val="center"/>
+          </w:tcPr>
+          <w:p>
+            <w:pPr>
+              <w:spacing w:after="0" w:before="0"/>
+            </w:pPr>
+            <w:r>
+              <w:rPr>
+                <w:rFonts w:ascii="Arial" w:cs="Arial" w:eastAsia="Arial" w:hAnsi="Arial"/>
+                <w:color w:val="1B2118"/>
+                <w:sz w:val="18"/>
+                <w:szCs w:val="18"/>
+              </w:rPr>
               <w:t xml:space="preserve">1.0</w:t>
             </w:r>
           </w:p>
@@ -1542,6 +1676,7 @@
               <w:bottom w:val="single" w:color="D9D4C5" w:sz="4"/>
               <w:right w:val="single" w:color="D9D4C5" w:sz="4"/>
             </w:tcBorders>
+            <w:shd w:fill="F6F4EE" w:color="auto" w:val="clear"/>
             <w:tcMar>
               <w:top w:type="dxa" w:w="70"/>
               <w:left w:type="dxa" w:w="110"/>
@@ -1574,6 +1709,7 @@
               <w:bottom w:val="single" w:color="D9D4C5" w:sz="4"/>
               <w:right w:val="single" w:color="D9D4C5" w:sz="4"/>
             </w:tcBorders>
+            <w:shd w:fill="F6F4EE" w:color="auto" w:val="clear"/>
             <w:tcMar>
               <w:top w:type="dxa" w:w="70"/>
               <w:left w:type="dxa" w:w="110"/>
@@ -1606,6 +1742,7 @@
               <w:bottom w:val="single" w:color="D9D4C5" w:sz="4"/>
               <w:right w:val="single" w:color="D9D4C5" w:sz="4"/>
             </w:tcBorders>
+            <w:shd w:fill="F6F4EE" w:color="auto" w:val="clear"/>
             <w:tcMar>
               <w:top w:type="dxa" w:w="70"/>
               <w:left w:type="dxa" w:w="110"/>
@@ -1647,7 +1784,7 @@
           <w:sz w:val="20"/>
           <w:szCs w:val="20"/>
         </w:rPr>
-        <w:t xml:space="preserve">Fotografia del registro alla revisione 1.6 del 18/10/2026. Il registro è aggiornato a ogni nuova funzione, servizio o rilascio; la versione corrente si scarica dall'area Documentazione del portale (solo Amministratori).</w:t>
+        <w:t xml:space="preserve">Fotografia del registro alla revisione 1.7 del 18/10/2026. Il registro è aggiornato a ogni nuova funzione, servizio o rilascio; la versione corrente si scarica dall'area Documentazione del portale (solo Amministratori).</w:t>
       </w:r>
     </w:p>
     <w:p>
@@ -2001,7 +2138,7 @@
             <w:szCs w:val="22"/>
           </w:rPr>
           <w:tab/>
-          <w:t xml:space="preserve">9</w:t>
+          <w:t xml:space="preserve">10</w:t>
         </w:r>
       </w:hyperlink>
     </w:p>
@@ -2030,7 +2167,7 @@
             <w:szCs w:val="22"/>
           </w:rPr>
           <w:tab/>
-          <w:t xml:space="preserve">10</w:t>
+          <w:t xml:space="preserve">11</w:t>
         </w:r>
       </w:hyperlink>
     </w:p>
@@ -2059,7 +2196,7 @@
             <w:szCs w:val="22"/>
           </w:rPr>
           <w:tab/>
-          <w:t xml:space="preserve">12</w:t>
+          <w:t xml:space="preserve">13</w:t>
         </w:r>
       </w:hyperlink>
     </w:p>
@@ -2088,7 +2225,7 @@
             <w:szCs w:val="22"/>
           </w:rPr>
           <w:tab/>
-          <w:t xml:space="preserve">13</w:t>
+          <w:t xml:space="preserve">14</w:t>
         </w:r>
       </w:hyperlink>
     </w:p>
@@ -2117,7 +2254,7 @@
             <w:szCs w:val="22"/>
           </w:rPr>
           <w:tab/>
-          <w:t xml:space="preserve">14</w:t>
+          <w:t xml:space="preserve">15</w:t>
         </w:r>
       </w:hyperlink>
     </w:p>
@@ -2146,7 +2283,7 @@
             <w:szCs w:val="22"/>
           </w:rPr>
           <w:tab/>
-          <w:t xml:space="preserve">18</w:t>
+          <w:t xml:space="preserve">19</w:t>
         </w:r>
       </w:hyperlink>
     </w:p>
@@ -2175,7 +2312,7 @@
             <w:szCs w:val="22"/>
           </w:rPr>
           <w:tab/>
-          <w:t xml:space="preserve">19</w:t>
+          <w:t xml:space="preserve">20</w:t>
         </w:r>
       </w:hyperlink>
     </w:p>
@@ -2204,7 +2341,7 @@
             <w:szCs w:val="22"/>
           </w:rPr>
           <w:tab/>
-          <w:t xml:space="preserve">20</w:t>
+          <w:t xml:space="preserve">21</w:t>
         </w:r>
       </w:hyperlink>
     </w:p>
@@ -2233,7 +2370,7 @@
             <w:szCs w:val="22"/>
           </w:rPr>
           <w:tab/>
-          <w:t xml:space="preserve">22</w:t>
+          <w:t xml:space="preserve">24</w:t>
         </w:r>
       </w:hyperlink>
     </w:p>
@@ -6618,7 +6755,7 @@
                 <w:sz w:val="18"/>
                 <w:szCs w:val="18"/>
               </w:rPr>
-              <w:t xml:space="preserve">17_pratiche.sql</w:t>
+              <w:t xml:space="preserve">18_registro_crediti.sql</w:t>
             </w:r>
           </w:p>
         </w:tc>
@@ -6651,7 +6788,7 @@
                 <w:sz w:val="18"/>
                 <w:szCs w:val="18"/>
               </w:rPr>
-              <w:t xml:space="preserve">Pagamenti leggibili dal Comune; note di fase (</w:t>
+              <w:t xml:space="preserve">Numero di registro </w:t>
             </w:r>
             <w:r>
               <w:rPr>
@@ -6660,16 +6797,16 @@
                 <w:sz w:val="18"/>
                 <w:szCs w:val="18"/>
               </w:rPr>
-              <w:t xml:space="preserve">nota_fase</w:t>
-            </w:r>
-            <w:r>
-              <w:rPr>
-                <w:rFonts w:ascii="Arial" w:cs="Arial" w:eastAsia="Arial" w:hAnsi="Arial"/>
-                <w:color w:val="1B2118"/>
-                <w:sz w:val="18"/>
-                <w:szCs w:val="18"/>
-              </w:rPr>
-              <w:t xml:space="preserve">); anagrafica Enti di Validazione (solo Admin) e </w:t>
+              <w:t xml:space="preserve">CWP-REG-AAAA-NNNN</w:t>
+            </w:r>
+            <w:r>
+              <w:rPr>
+                <w:rFonts w:ascii="Arial" w:cs="Arial" w:eastAsia="Arial" w:hAnsi="Arial"/>
+                <w:color w:val="1B2118"/>
+                <w:sz w:val="18"/>
+                <w:szCs w:val="18"/>
+              </w:rPr>
+              <w:t xml:space="preserve"> assegnato alla conferma dei calcoli ex post (contatore per anno </w:t>
             </w:r>
             <w:r>
               <w:rPr>
@@ -6678,16 +6815,16 @@
                 <w:sz w:val="18"/>
                 <w:szCs w:val="18"/>
               </w:rPr>
-              <w:t xml:space="preserve">staff_imposta_ente_validazione</w:t>
-            </w:r>
-            <w:r>
-              <w:rPr>
-                <w:rFonts w:ascii="Arial" w:cs="Arial" w:eastAsia="Arial" w:hAnsi="Arial"/>
-                <w:color w:val="1B2118"/>
-                <w:sz w:val="18"/>
-                <w:szCs w:val="18"/>
-              </w:rPr>
-              <w:t xml:space="preserve">; modelli di documento (</w:t>
+              <w:t xml:space="preserve">contatore_registro</w:t>
+            </w:r>
+            <w:r>
+              <w:rPr>
+                <w:rFonts w:ascii="Arial" w:cs="Arial" w:eastAsia="Arial" w:hAnsi="Arial"/>
+                <w:color w:val="1B2118"/>
+                <w:sz w:val="18"/>
+                <w:szCs w:val="18"/>
+              </w:rPr>
+              <w:t xml:space="preserve">, funzione </w:t>
             </w:r>
             <w:r>
               <w:rPr>
@@ -6696,16 +6833,16 @@
                 <w:sz w:val="18"/>
                 <w:szCs w:val="18"/>
               </w:rPr>
-              <w:t xml:space="preserve">modello_documento</w:t>
-            </w:r>
-            <w:r>
-              <w:rPr>
-                <w:rFonts w:ascii="Arial" w:cs="Arial" w:eastAsia="Arial" w:hAnsi="Arial"/>
-                <w:color w:val="1B2118"/>
-                <w:sz w:val="18"/>
-                <w:szCs w:val="18"/>
-              </w:rPr>
-              <w:t xml:space="preserve">, archivio </w:t>
+              <w:t xml:space="preserve">cwp_numero_registro</w:t>
+            </w:r>
+            <w:r>
+              <w:rPr>
+                <w:rFonts w:ascii="Arial" w:cs="Arial" w:eastAsia="Arial" w:hAnsi="Arial"/>
+                <w:color w:val="1B2118"/>
+                <w:sz w:val="18"/>
+                <w:szCs w:val="18"/>
+              </w:rPr>
+              <w:t xml:space="preserve">, </w:t>
             </w:r>
             <w:r>
               <w:rPr>
@@ -6714,16 +6851,16 @@
                 <w:sz w:val="18"/>
                 <w:szCs w:val="18"/>
               </w:rPr>
-              <w:t xml:space="preserve">modelli</w:t>
-            </w:r>
-            <w:r>
-              <w:rPr>
-                <w:rFonts w:ascii="Arial" w:cs="Arial" w:eastAsia="Arial" w:hAnsi="Arial"/>
-                <w:color w:val="1B2118"/>
-                <w:sz w:val="18"/>
-                <w:szCs w:val="18"/>
-              </w:rPr>
-              <w:t xml:space="preserve">); messaggi (</w:t>
+              <w:t xml:space="preserve">calcolo_immutabile</w:t>
+            </w:r>
+            <w:r>
+              <w:rPr>
+                <w:rFonts w:ascii="Arial" w:cs="Arial" w:eastAsia="Arial" w:hAnsi="Arial"/>
+                <w:color w:val="1B2118"/>
+                <w:sz w:val="18"/>
+                <w:szCs w:val="18"/>
+              </w:rPr>
+              <w:t xml:space="preserve"> aggiornata, numero vietato su inserimento e bozze); funzione </w:t>
             </w:r>
             <w:r>
               <w:rPr>
@@ -6732,106 +6869,16 @@
                 <w:sz w:val="18"/>
                 <w:szCs w:val="18"/>
               </w:rPr>
-              <w:t xml:space="preserve">messaggio</w:t>
-            </w:r>
-            <w:r>
-              <w:rPr>
-                <w:rFonts w:ascii="Arial" w:cs="Arial" w:eastAsia="Arial" w:hAnsi="Arial"/>
-                <w:color w:val="1B2118"/>
-                <w:sz w:val="18"/>
-                <w:szCs w:val="18"/>
-              </w:rPr>
-              <w:t xml:space="preserve">); consultazione pubblica: dati dell'autore sul commento, </w:t>
-            </w:r>
-            <w:r>
-              <w:rPr>
-                <w:rFonts w:ascii="Consolas" w:cs="Consolas" w:eastAsia="Consolas" w:hAnsi="Consolas"/>
-                <w:color w:val="2F5D3A"/>
-                <w:sz w:val="18"/>
-                <w:szCs w:val="18"/>
-              </w:rPr>
-              <w:t xml:space="preserve">commento_in_attesa</w:t>
-            </w:r>
-            <w:r>
-              <w:rPr>
-                <w:rFonts w:ascii="Arial" w:cs="Arial" w:eastAsia="Arial" w:hAnsi="Arial"/>
-                <w:color w:val="1B2118"/>
-                <w:sz w:val="18"/>
-                <w:szCs w:val="18"/>
-              </w:rPr>
-              <w:t xml:space="preserve">, archivio </w:t>
-            </w:r>
-            <w:r>
-              <w:rPr>
-                <w:rFonts w:ascii="Consolas" w:cs="Consolas" w:eastAsia="Consolas" w:hAnsi="Consolas"/>
-                <w:color w:val="2F5D3A"/>
-                <w:sz w:val="18"/>
-                <w:szCs w:val="18"/>
-              </w:rPr>
-              <w:t xml:space="preserve">allegati-consultazione</w:t>
-            </w:r>
-            <w:r>
-              <w:rPr>
-                <w:rFonts w:ascii="Arial" w:cs="Arial" w:eastAsia="Arial" w:hAnsi="Arial"/>
-                <w:color w:val="1B2118"/>
-                <w:sz w:val="18"/>
-                <w:szCs w:val="18"/>
-              </w:rPr>
-              <w:t xml:space="preserve">, errata corrige (</w:t>
-            </w:r>
-            <w:r>
-              <w:rPr>
-                <w:rFonts w:ascii="Consolas" w:cs="Consolas" w:eastAsia="Consolas" w:hAnsi="Consolas"/>
-                <w:color w:val="2F5D3A"/>
-                <w:sz w:val="18"/>
-                <w:szCs w:val="18"/>
-              </w:rPr>
-              <w:t xml:space="preserve">consultazione_errata</w:t>
-            </w:r>
-            <w:r>
-              <w:rPr>
-                <w:rFonts w:ascii="Arial" w:cs="Arial" w:eastAsia="Arial" w:hAnsi="Arial"/>
-                <w:color w:val="1B2118"/>
-                <w:sz w:val="18"/>
-                <w:szCs w:val="18"/>
-              </w:rPr>
-              <w:t xml:space="preserve">, </w:t>
-            </w:r>
-            <w:r>
-              <w:rPr>
-                <w:rFonts w:ascii="Consolas" w:cs="Consolas" w:eastAsia="Consolas" w:hAnsi="Consolas"/>
-                <w:color w:val="2F5D3A"/>
-                <w:sz w:val="18"/>
-                <w:szCs w:val="18"/>
-              </w:rPr>
-              <w:t xml:space="preserve">staff_errata_corrige</w:t>
-            </w:r>
-            <w:r>
-              <w:rPr>
-                <w:rFonts w:ascii="Arial" w:cs="Arial" w:eastAsia="Arial" w:hAnsi="Arial"/>
-                <w:color w:val="1B2118"/>
-                <w:sz w:val="18"/>
-                <w:szCs w:val="18"/>
-              </w:rPr>
-              <w:t xml:space="preserve">), </w:t>
-            </w:r>
-            <w:r>
-              <w:rPr>
-                <w:rFonts w:ascii="Consolas" w:cs="Consolas" w:eastAsia="Consolas" w:hAnsi="Consolas"/>
-                <w:color w:val="2F5D3A"/>
-                <w:sz w:val="18"/>
-                <w:szCs w:val="18"/>
-              </w:rPr>
-              <w:t xml:space="preserve">staff_autori_commenti</w:t>
-            </w:r>
-            <w:r>
-              <w:rPr>
-                <w:rFonts w:ascii="Arial" w:cs="Arial" w:eastAsia="Arial" w:hAnsi="Arial"/>
-                <w:color w:val="1B2118"/>
-                <w:sz w:val="18"/>
-                <w:szCs w:val="18"/>
-              </w:rPr>
-              <w:t xml:space="preserve">; inserimento diretto dei commenti dal portale tolto; audit e notifiche per le nuove tabelle</w:t>
+              <w:t xml:space="preserve">admin_registro_crediti</w:t>
+            </w:r>
+            <w:r>
+              <w:rPr>
+                <w:rFonts w:ascii="Arial" w:cs="Arial" w:eastAsia="Arial" w:hAnsi="Arial"/>
+                <w:color w:val="1B2118"/>
+                <w:sz w:val="18"/>
+                <w:szCs w:val="18"/>
+              </w:rPr>
+              <w:t xml:space="preserve"> (stato valido / sostituito)</w:t>
             </w:r>
           </w:p>
         </w:tc>
@@ -6901,7 +6948,7 @@
                 <w:sz w:val="18"/>
                 <w:szCs w:val="18"/>
               </w:rPr>
-              <w:t xml:space="preserve">16_recupero_password.sql</w:t>
+              <w:t xml:space="preserve">17_pratiche.sql</w:t>
             </w:r>
           </w:p>
         </w:tc>
@@ -6933,7 +6980,7 @@
                 <w:sz w:val="18"/>
                 <w:szCs w:val="18"/>
               </w:rPr>
-              <w:t xml:space="preserve">Tabella </w:t>
+              <w:t xml:space="preserve">Pagamenti leggibili dal Comune; note di fase (</w:t>
             </w:r>
             <w:r>
               <w:rPr>
@@ -6942,16 +6989,16 @@
                 <w:sz w:val="18"/>
                 <w:szCs w:val="18"/>
               </w:rPr>
-              <w:t xml:space="preserve">recupero_password_richiesta</w:t>
-            </w:r>
-            <w:r>
-              <w:rPr>
-                <w:rFonts w:ascii="Arial" w:cs="Arial" w:eastAsia="Arial" w:hAnsi="Arial"/>
-                <w:color w:val="1B2118"/>
-                <w:sz w:val="18"/>
-                <w:szCs w:val="18"/>
-              </w:rPr>
-              <w:t xml:space="preserve"> (ultima richiesta di recupero per indirizzo, nessuna policy: la usa solo la funzione </w:t>
+              <w:t xml:space="preserve">nota_fase</w:t>
+            </w:r>
+            <w:r>
+              <w:rPr>
+                <w:rFonts w:ascii="Arial" w:cs="Arial" w:eastAsia="Arial" w:hAnsi="Arial"/>
+                <w:color w:val="1B2118"/>
+                <w:sz w:val="18"/>
+                <w:szCs w:val="18"/>
+              </w:rPr>
+              <w:t xml:space="preserve">); anagrafica Enti di Validazione (solo Admin) e </w:t>
             </w:r>
             <w:r>
               <w:rPr>
@@ -6960,6 +7007,289 @@
                 <w:sz w:val="18"/>
                 <w:szCs w:val="18"/>
               </w:rPr>
+              <w:t xml:space="preserve">staff_imposta_ente_validazione</w:t>
+            </w:r>
+            <w:r>
+              <w:rPr>
+                <w:rFonts w:ascii="Arial" w:cs="Arial" w:eastAsia="Arial" w:hAnsi="Arial"/>
+                <w:color w:val="1B2118"/>
+                <w:sz w:val="18"/>
+                <w:szCs w:val="18"/>
+              </w:rPr>
+              <w:t xml:space="preserve">; modelli di documento (</w:t>
+            </w:r>
+            <w:r>
+              <w:rPr>
+                <w:rFonts w:ascii="Consolas" w:cs="Consolas" w:eastAsia="Consolas" w:hAnsi="Consolas"/>
+                <w:color w:val="2F5D3A"/>
+                <w:sz w:val="18"/>
+                <w:szCs w:val="18"/>
+              </w:rPr>
+              <w:t xml:space="preserve">modello_documento</w:t>
+            </w:r>
+            <w:r>
+              <w:rPr>
+                <w:rFonts w:ascii="Arial" w:cs="Arial" w:eastAsia="Arial" w:hAnsi="Arial"/>
+                <w:color w:val="1B2118"/>
+                <w:sz w:val="18"/>
+                <w:szCs w:val="18"/>
+              </w:rPr>
+              <w:t xml:space="preserve">, archivio </w:t>
+            </w:r>
+            <w:r>
+              <w:rPr>
+                <w:rFonts w:ascii="Consolas" w:cs="Consolas" w:eastAsia="Consolas" w:hAnsi="Consolas"/>
+                <w:color w:val="2F5D3A"/>
+                <w:sz w:val="18"/>
+                <w:szCs w:val="18"/>
+              </w:rPr>
+              <w:t xml:space="preserve">modelli</w:t>
+            </w:r>
+            <w:r>
+              <w:rPr>
+                <w:rFonts w:ascii="Arial" w:cs="Arial" w:eastAsia="Arial" w:hAnsi="Arial"/>
+                <w:color w:val="1B2118"/>
+                <w:sz w:val="18"/>
+                <w:szCs w:val="18"/>
+              </w:rPr>
+              <w:t xml:space="preserve">); messaggi (</w:t>
+            </w:r>
+            <w:r>
+              <w:rPr>
+                <w:rFonts w:ascii="Consolas" w:cs="Consolas" w:eastAsia="Consolas" w:hAnsi="Consolas"/>
+                <w:color w:val="2F5D3A"/>
+                <w:sz w:val="18"/>
+                <w:szCs w:val="18"/>
+              </w:rPr>
+              <w:t xml:space="preserve">messaggio</w:t>
+            </w:r>
+            <w:r>
+              <w:rPr>
+                <w:rFonts w:ascii="Arial" w:cs="Arial" w:eastAsia="Arial" w:hAnsi="Arial"/>
+                <w:color w:val="1B2118"/>
+                <w:sz w:val="18"/>
+                <w:szCs w:val="18"/>
+              </w:rPr>
+              <w:t xml:space="preserve">); consultazione pubblica: dati dell'autore sul commento, </w:t>
+            </w:r>
+            <w:r>
+              <w:rPr>
+                <w:rFonts w:ascii="Consolas" w:cs="Consolas" w:eastAsia="Consolas" w:hAnsi="Consolas"/>
+                <w:color w:val="2F5D3A"/>
+                <w:sz w:val="18"/>
+                <w:szCs w:val="18"/>
+              </w:rPr>
+              <w:t xml:space="preserve">commento_in_attesa</w:t>
+            </w:r>
+            <w:r>
+              <w:rPr>
+                <w:rFonts w:ascii="Arial" w:cs="Arial" w:eastAsia="Arial" w:hAnsi="Arial"/>
+                <w:color w:val="1B2118"/>
+                <w:sz w:val="18"/>
+                <w:szCs w:val="18"/>
+              </w:rPr>
+              <w:t xml:space="preserve">, archivio </w:t>
+            </w:r>
+            <w:r>
+              <w:rPr>
+                <w:rFonts w:ascii="Consolas" w:cs="Consolas" w:eastAsia="Consolas" w:hAnsi="Consolas"/>
+                <w:color w:val="2F5D3A"/>
+                <w:sz w:val="18"/>
+                <w:szCs w:val="18"/>
+              </w:rPr>
+              <w:t xml:space="preserve">allegati-consultazione</w:t>
+            </w:r>
+            <w:r>
+              <w:rPr>
+                <w:rFonts w:ascii="Arial" w:cs="Arial" w:eastAsia="Arial" w:hAnsi="Arial"/>
+                <w:color w:val="1B2118"/>
+                <w:sz w:val="18"/>
+                <w:szCs w:val="18"/>
+              </w:rPr>
+              <w:t xml:space="preserve">, errata corrige (</w:t>
+            </w:r>
+            <w:r>
+              <w:rPr>
+                <w:rFonts w:ascii="Consolas" w:cs="Consolas" w:eastAsia="Consolas" w:hAnsi="Consolas"/>
+                <w:color w:val="2F5D3A"/>
+                <w:sz w:val="18"/>
+                <w:szCs w:val="18"/>
+              </w:rPr>
+              <w:t xml:space="preserve">consultazione_errata</w:t>
+            </w:r>
+            <w:r>
+              <w:rPr>
+                <w:rFonts w:ascii="Arial" w:cs="Arial" w:eastAsia="Arial" w:hAnsi="Arial"/>
+                <w:color w:val="1B2118"/>
+                <w:sz w:val="18"/>
+                <w:szCs w:val="18"/>
+              </w:rPr>
+              <w:t xml:space="preserve">, </w:t>
+            </w:r>
+            <w:r>
+              <w:rPr>
+                <w:rFonts w:ascii="Consolas" w:cs="Consolas" w:eastAsia="Consolas" w:hAnsi="Consolas"/>
+                <w:color w:val="2F5D3A"/>
+                <w:sz w:val="18"/>
+                <w:szCs w:val="18"/>
+              </w:rPr>
+              <w:t xml:space="preserve">staff_errata_corrige</w:t>
+            </w:r>
+            <w:r>
+              <w:rPr>
+                <w:rFonts w:ascii="Arial" w:cs="Arial" w:eastAsia="Arial" w:hAnsi="Arial"/>
+                <w:color w:val="1B2118"/>
+                <w:sz w:val="18"/>
+                <w:szCs w:val="18"/>
+              </w:rPr>
+              <w:t xml:space="preserve">), </w:t>
+            </w:r>
+            <w:r>
+              <w:rPr>
+                <w:rFonts w:ascii="Consolas" w:cs="Consolas" w:eastAsia="Consolas" w:hAnsi="Consolas"/>
+                <w:color w:val="2F5D3A"/>
+                <w:sz w:val="18"/>
+                <w:szCs w:val="18"/>
+              </w:rPr>
+              <w:t xml:space="preserve">staff_autori_commenti</w:t>
+            </w:r>
+            <w:r>
+              <w:rPr>
+                <w:rFonts w:ascii="Arial" w:cs="Arial" w:eastAsia="Arial" w:hAnsi="Arial"/>
+                <w:color w:val="1B2118"/>
+                <w:sz w:val="18"/>
+                <w:szCs w:val="18"/>
+              </w:rPr>
+              <w:t xml:space="preserve">; inserimento diretto dei commenti dal portale tolto; audit e notifiche per le nuove tabelle</w:t>
+            </w:r>
+          </w:p>
+        </w:tc>
+        <w:tc>
+          <w:tcPr>
+            <w:tcW w:type="dxa" w:w="2409"/>
+            <w:tcBorders>
+              <w:top w:val="single" w:color="D9D4C5" w:sz="4"/>
+              <w:left w:val="single" w:color="D9D4C5" w:sz="4"/>
+              <w:bottom w:val="single" w:color="D9D4C5" w:sz="4"/>
+              <w:right w:val="single" w:color="D9D4C5" w:sz="4"/>
+            </w:tcBorders>
+            <w:tcMar>
+              <w:top w:type="dxa" w:w="70"/>
+              <w:left w:type="dxa" w:w="110"/>
+              <w:bottom w:type="dxa" w:w="70"/>
+              <w:right w:type="dxa" w:w="110"/>
+            </w:tcMar>
+            <w:vAlign w:val="center"/>
+          </w:tcPr>
+          <w:p>
+            <w:pPr>
+              <w:spacing w:after="0" w:before="0"/>
+            </w:pPr>
+            <w:r>
+              <w:rPr>
+                <w:rFonts w:ascii="Arial" w:cs="Arial" w:eastAsia="Arial" w:hAnsi="Arial"/>
+                <w:color w:val="1B2118"/>
+                <w:sz w:val="18"/>
+                <w:szCs w:val="18"/>
+              </w:rPr>
+              <w:t xml:space="preserve">18/10/2026</w:t>
+            </w:r>
+          </w:p>
+        </w:tc>
+      </w:tr>
+      <w:tr>
+        <w:trPr>
+          <w:cantSplit/>
+        </w:trPr>
+        <w:tc>
+          <w:tcPr>
+            <w:tcW w:type="dxa" w:w="3213"/>
+            <w:tcBorders>
+              <w:top w:val="single" w:color="D9D4C5" w:sz="4"/>
+              <w:left w:val="single" w:color="D9D4C5" w:sz="4"/>
+              <w:bottom w:val="single" w:color="D9D4C5" w:sz="4"/>
+              <w:right w:val="single" w:color="D9D4C5" w:sz="4"/>
+            </w:tcBorders>
+            <w:shd w:fill="F6F4EE" w:color="auto" w:val="clear"/>
+            <w:tcMar>
+              <w:top w:type="dxa" w:w="70"/>
+              <w:left w:type="dxa" w:w="110"/>
+              <w:bottom w:type="dxa" w:w="70"/>
+              <w:right w:type="dxa" w:w="110"/>
+            </w:tcMar>
+            <w:vAlign w:val="center"/>
+          </w:tcPr>
+          <w:p>
+            <w:pPr>
+              <w:spacing w:after="0" w:before="0"/>
+            </w:pPr>
+            <w:r>
+              <w:rPr>
+                <w:rFonts w:ascii="Consolas" w:cs="Consolas" w:eastAsia="Consolas" w:hAnsi="Consolas"/>
+                <w:color w:val="2F5D3A"/>
+                <w:sz w:val="18"/>
+                <w:szCs w:val="18"/>
+              </w:rPr>
+              <w:t xml:space="preserve">16_recupero_password.sql</w:t>
+            </w:r>
+          </w:p>
+        </w:tc>
+        <w:tc>
+          <w:tcPr>
+            <w:tcW w:type="dxa" w:w="4016"/>
+            <w:tcBorders>
+              <w:top w:val="single" w:color="D9D4C5" w:sz="4"/>
+              <w:left w:val="single" w:color="D9D4C5" w:sz="4"/>
+              <w:bottom w:val="single" w:color="D9D4C5" w:sz="4"/>
+              <w:right w:val="single" w:color="D9D4C5" w:sz="4"/>
+            </w:tcBorders>
+            <w:shd w:fill="F6F4EE" w:color="auto" w:val="clear"/>
+            <w:tcMar>
+              <w:top w:type="dxa" w:w="70"/>
+              <w:left w:type="dxa" w:w="110"/>
+              <w:bottom w:type="dxa" w:w="70"/>
+              <w:right w:type="dxa" w:w="110"/>
+            </w:tcMar>
+            <w:vAlign w:val="center"/>
+          </w:tcPr>
+          <w:p>
+            <w:pPr>
+              <w:spacing w:after="0" w:before="0"/>
+            </w:pPr>
+            <w:r>
+              <w:rPr>
+                <w:rFonts w:ascii="Arial" w:cs="Arial" w:eastAsia="Arial" w:hAnsi="Arial"/>
+                <w:color w:val="1B2118"/>
+                <w:sz w:val="18"/>
+                <w:szCs w:val="18"/>
+              </w:rPr>
+              <w:t xml:space="preserve">Tabella </w:t>
+            </w:r>
+            <w:r>
+              <w:rPr>
+                <w:rFonts w:ascii="Consolas" w:cs="Consolas" w:eastAsia="Consolas" w:hAnsi="Consolas"/>
+                <w:color w:val="2F5D3A"/>
+                <w:sz w:val="18"/>
+                <w:szCs w:val="18"/>
+              </w:rPr>
+              <w:t xml:space="preserve">recupero_password_richiesta</w:t>
+            </w:r>
+            <w:r>
+              <w:rPr>
+                <w:rFonts w:ascii="Arial" w:cs="Arial" w:eastAsia="Arial" w:hAnsi="Arial"/>
+                <w:color w:val="1B2118"/>
+                <w:sz w:val="18"/>
+                <w:szCs w:val="18"/>
+              </w:rPr>
+              <w:t xml:space="preserve"> (ultima richiesta di recupero per indirizzo, nessuna policy: la usa solo la funzione </w:t>
+            </w:r>
+            <w:r>
+              <w:rPr>
+                <w:rFonts w:ascii="Consolas" w:cs="Consolas" w:eastAsia="Consolas" w:hAnsi="Consolas"/>
+                <w:color w:val="2F5D3A"/>
+                <w:sz w:val="18"/>
+                <w:szCs w:val="18"/>
+              </w:rPr>
               <w:t xml:space="preserve">recupera-password</w:t>
             </w:r>
             <w:r>
@@ -6982,6 +7312,7 @@
               <w:bottom w:val="single" w:color="D9D4C5" w:sz="4"/>
               <w:right w:val="single" w:color="D9D4C5" w:sz="4"/>
             </w:tcBorders>
+            <w:shd w:fill="F6F4EE" w:color="auto" w:val="clear"/>
             <w:tcMar>
               <w:top w:type="dxa" w:w="70"/>
               <w:left w:type="dxa" w:w="110"/>
@@ -9125,6 +9456,42 @@
           <w:sz w:val="21"/>
           <w:szCs w:val="21"/>
         </w:rPr>
+        <w:t xml:space="preserve">jspdf</w:t>
+      </w:r>
+      <w:r>
+        <w:rPr>
+          <w:rFonts w:ascii="Arial" w:cs="Arial" w:eastAsia="Arial" w:hAnsi="Arial"/>
+          <w:color w:val="1B2118"/>
+          <w:sz w:val="21"/>
+          <w:szCs w:val="21"/>
+        </w:rPr>
+        <w:t xml:space="preserve"> e </w:t>
+      </w:r>
+      <w:r>
+        <w:rPr>
+          <w:rFonts w:ascii="Consolas" w:cs="Consolas" w:eastAsia="Consolas" w:hAnsi="Consolas"/>
+          <w:color w:val="2F5D3A"/>
+          <w:sz w:val="21"/>
+          <w:szCs w:val="21"/>
+        </w:rPr>
+        <w:t xml:space="preserve">jspdf-autotable</w:t>
+      </w:r>
+      <w:r>
+        <w:rPr>
+          <w:rFonts w:ascii="Arial" w:cs="Arial" w:eastAsia="Arial" w:hAnsi="Arial"/>
+          <w:color w:val="1B2118"/>
+          <w:sz w:val="21"/>
+          <w:szCs w:val="21"/>
+        </w:rPr>
+        <w:t xml:space="preserve"> (rapporto di calcolo), </w:t>
+      </w:r>
+      <w:r>
+        <w:rPr>
+          <w:rFonts w:ascii="Consolas" w:cs="Consolas" w:eastAsia="Consolas" w:hAnsi="Consolas"/>
+          <w:color w:val="2F5D3A"/>
+          <w:sz w:val="21"/>
+          <w:szCs w:val="21"/>
+        </w:rPr>
         <w:t xml:space="preserve">jszip</w:t>
       </w:r>
       <w:r>
@@ -9134,7 +9501,7 @@
           <w:sz w:val="21"/>
           <w:szCs w:val="21"/>
         </w:rPr>
-        <w:t xml:space="preserve"> (export fascicolo). Nessun server proprio: tutto passa da Supabase.</w:t>
+        <w:t xml:space="preserve"> (lettura del tracciato ed export fascicolo). Nessun server proprio: tutto passa da Supabase.</w:t>
       </w:r>
     </w:p>
     <w:p>
@@ -12963,7 +13330,7 @@
                 <w:sz w:val="18"/>
                 <w:szCs w:val="18"/>
               </w:rPr>
-              <w:t xml:space="preserve">Motore formule 1-32, Tabelle 3-5, 8, 15, 16; import diretto del tracciato con aggregazione delle letture, blocco dei dati personali e controlli di coerenza; calcoli confermati immutabili; mancano rapporto PDF e registro crediti</w:t>
+              <w:t xml:space="preserve">Motore formule 1-32, Tabelle 3-5, 8, 15, 16; import diretto del tracciato con aggregazione delle letture, blocco dei dati personali e controlli di coerenza; calcoli confermati immutabili con numero di registro; rapporto PDF; registro dei crediti (manca la parte prevista dallo Standard CWP)</w:t>
             </w:r>
           </w:p>
         </w:tc>
@@ -13872,6 +14239,108 @@
           <w:szCs w:val="25"/>
         </w:rPr>
         <w:t xml:space="preserve">18 ottobre 2026</w:t>
+      </w:r>
+    </w:p>
+    <w:p>
+      <w:pPr>
+        <w:pStyle w:val="ListParagraph"/>
+        <w:numPr>
+          <w:ilvl w:val="0"/>
+          <w:numId w:val="3"/>
+        </w:numPr>
+        <w:spacing w:after="70" w:line="290"/>
+      </w:pPr>
+      <w:r>
+        <w:rPr>
+          <w:rFonts w:ascii="Arial" w:cs="Arial" w:eastAsia="Arial" w:hAnsi="Arial"/>
+          <w:b/>
+          <w:bCs/>
+          <w:color w:val="1B2118"/>
+          <w:sz w:val="21"/>
+          <w:szCs w:val="21"/>
+        </w:rPr>
+        <w:t xml:space="preserve">Crediti: rapporto di calcolo in PDF e registro dei crediti (backlog 6, 7)</w:t>
+      </w:r>
+      <w:r>
+        <w:rPr>
+          <w:rFonts w:ascii="Arial" w:cs="Arial" w:eastAsia="Arial" w:hAnsi="Arial"/>
+          <w:color w:val="1B2118"/>
+          <w:sz w:val="21"/>
+          <w:szCs w:val="21"/>
+        </w:rPr>
+        <w:t xml:space="preserve"> — </w:t>
+      </w:r>
+      <w:r>
+        <w:rPr>
+          <w:rFonts w:ascii="Consolas" w:cs="Consolas" w:eastAsia="Consolas" w:hAnsi="Consolas"/>
+          <w:color w:val="2F5D3A"/>
+          <w:sz w:val="21"/>
+          <w:szCs w:val="21"/>
+        </w:rPr>
+        <w:t xml:space="preserve">src/lib/crediti/rapportoPdf.js</w:t>
+      </w:r>
+      <w:r>
+        <w:rPr>
+          <w:rFonts w:ascii="Arial" w:cs="Arial" w:eastAsia="Arial" w:hAnsi="Arial"/>
+          <w:color w:val="1B2118"/>
+          <w:sz w:val="21"/>
+          <w:szCs w:val="21"/>
+        </w:rPr>
+        <w:t xml:space="preserve"> (jsPDF 4.2.1 + jspdf-autotable 5.0.9, caricati solo quando servono): scheda con numero di registro e impronta SHA-256 di dati e risultato, sintesi, buffer, dati di ingresso, risultati per tipologia e classe, avvisi e coerenza, scelte interpretative, filigrana BOZZA; pulsanti «Scarica il rapporto (PDF)» e «Archivia il rapporto nella pratica» (documento non visibile al Comune, nuova tipologia «Rapporto di calcolo dei crediti»). Script </w:t>
+      </w:r>
+      <w:r>
+        <w:rPr>
+          <w:rFonts w:ascii="Consolas" w:cs="Consolas" w:eastAsia="Consolas" w:hAnsi="Consolas"/>
+          <w:color w:val="2F5D3A"/>
+          <w:sz w:val="21"/>
+          <w:szCs w:val="21"/>
+        </w:rPr>
+        <w:t xml:space="preserve">18_registro_crediti.sql</w:t>
+      </w:r>
+      <w:r>
+        <w:rPr>
+          <w:rFonts w:ascii="Arial" w:cs="Arial" w:eastAsia="Arial" w:hAnsi="Arial"/>
+          <w:color w:val="1B2118"/>
+          <w:sz w:val="21"/>
+          <w:szCs w:val="21"/>
+        </w:rPr>
+        <w:t xml:space="preserve"> (provato sul banco locale: numero assegnato solo agli ex post alla conferma, non falsificabile, sostituzione con nuova versione, accesso solo Admin; eseguito in produzione e verificato); vista «Registro dei crediti» in Crediti CWP (</w:t>
+      </w:r>
+      <w:r>
+        <w:rPr>
+          <w:rFonts w:ascii="Consolas" w:cs="Consolas" w:eastAsia="Consolas" w:hAnsi="Consolas"/>
+          <w:color w:val="2F5D3A"/>
+          <w:sz w:val="21"/>
+          <w:szCs w:val="21"/>
+        </w:rPr>
+        <w:t xml:space="preserve">RegistroCrediti</w:t>
+      </w:r>
+      <w:r>
+        <w:rPr>
+          <w:rFonts w:ascii="Arial" w:cs="Arial" w:eastAsia="Arial" w:hAnsi="Arial"/>
+          <w:color w:val="1B2118"/>
+          <w:sz w:val="21"/>
+          <w:szCs w:val="21"/>
+        </w:rPr>
+        <w:t xml:space="preserve">), con totali per ente e anno ed export CSV. Regole di emissione e annullamento in attesa dello Standard CWP. Commit </w:t>
+      </w:r>
+      <w:r>
+        <w:rPr>
+          <w:rFonts w:ascii="Consolas" w:cs="Consolas" w:eastAsia="Consolas" w:hAnsi="Consolas"/>
+          <w:color w:val="2F5D3A"/>
+          <w:sz w:val="21"/>
+          <w:szCs w:val="21"/>
+        </w:rPr>
+        <w:t xml:space="preserve">f84e49a</w:t>
+      </w:r>
+      <w:r>
+        <w:rPr>
+          <w:rFonts w:ascii="Arial" w:cs="Arial" w:eastAsia="Arial" w:hAnsi="Arial"/>
+          <w:color w:val="1B2118"/>
+          <w:sz w:val="21"/>
+          <w:szCs w:val="21"/>
+        </w:rPr>
+        <w:t xml:space="preserve">.</w:t>
       </w:r>
     </w:p>
     <w:p>
@@ -16997,7 +17466,7 @@
               </w:rPr>
               <w:t xml:space="preserve">Claude Doc: </w:t>
             </w:r>
-            <w:hyperlink w:history="1" r:id="rIdatcjbmivijww5ssxrk2c9">
+            <w:hyperlink w:history="1" r:id="rIdsfyspl52bw2ztpzw8rnt6">
               <w:r>
                 <w:rPr>
                   <w:rFonts w:ascii="Arial" w:cs="Arial" w:eastAsia="Arial" w:hAnsi="Arial"/>
@@ -17344,7 +17813,7 @@
               </w:rPr>
               <w:t xml:space="preserve">Claude Doc: </w:t>
             </w:r>
-            <w:hyperlink w:history="1" r:id="rIdipu8muncymhwfly04n11u">
+            <w:hyperlink w:history="1" r:id="rIdcjl2e21aqp4qh0seywm1d">
               <w:r>
                 <w:rPr>
                   <w:rFonts w:ascii="Arial" w:cs="Arial" w:eastAsia="Arial" w:hAnsi="Arial"/>
@@ -17948,7 +18417,7 @@
               </w:rPr>
               <w:t xml:space="preserve">Claude Doc: </w:t>
             </w:r>
-            <w:hyperlink w:history="1" r:id="rId20k5vyfb-atavrk_tzbbs">
+            <w:hyperlink w:history="1" r:id="rIdopfkqhmdmjw3lyqunqwkj">
               <w:r>
                 <w:rPr>
                   <w:rFonts w:ascii="Arial" w:cs="Arial" w:eastAsia="Arial" w:hAnsi="Arial"/>
@@ -18519,7 +18988,7 @@
             <w:pPr>
               <w:spacing w:after="0" w:before="0"/>
             </w:pPr>
-            <w:hyperlink w:history="1" r:id="rIdc65ikp2wa2sgccatjna05">
+            <w:hyperlink w:history="1" r:id="rIdyv3syupkvkcj4-1062jsd">
               <w:r>
                 <w:rPr>
                   <w:rFonts w:ascii="Arial" w:cs="Arial" w:eastAsia="Arial" w:hAnsi="Arial"/>
@@ -19419,7 +19888,8 @@
           <w:rFonts w:ascii="Arial" w:cs="Arial" w:eastAsia="Arial" w:hAnsi="Arial"/>
           <w:b/>
           <w:bCs/>
-          <w:color w:val="1B2118"/>
+          <w:strike/>
+          <w:color w:val="5A5E54"/>
           <w:sz w:val="21"/>
           <w:szCs w:val="21"/>
         </w:rPr>
@@ -19428,11 +19898,21 @@
       <w:r>
         <w:rPr>
           <w:rFonts w:ascii="Arial" w:cs="Arial" w:eastAsia="Arial" w:hAnsi="Arial"/>
-          <w:color w:val="1B2118"/>
-          <w:sz w:val="21"/>
-          <w:szCs w:val="21"/>
-        </w:rPr>
-        <w:t xml:space="preserve"> Rapporto di calcolo in PDF.</w:t>
+          <w:strike/>
+          <w:color w:val="5A5E54"/>
+          <w:sz w:val="21"/>
+          <w:szCs w:val="21"/>
+        </w:rPr>
+        <w:t xml:space="preserve"> Rapporto di calcolo in PDF</w:t>
+      </w:r>
+      <w:r>
+        <w:rPr>
+          <w:rFonts w:ascii="Arial" w:cs="Arial" w:eastAsia="Arial" w:hAnsi="Arial"/>
+          <w:color w:val="1B2118"/>
+          <w:sz w:val="21"/>
+          <w:szCs w:val="21"/>
+        </w:rPr>
+        <w:t xml:space="preserve"> — fatto il 18/10.</w:t>
       </w:r>
     </w:p>
     <w:p>
@@ -19462,7 +19942,7 @@
           <w:sz w:val="21"/>
           <w:szCs w:val="21"/>
         </w:rPr>
-        <w:t xml:space="preserve"> Registro dei crediti calcolati e confermati (forma da </w:t>
+        <w:t xml:space="preserve"> Registro dei crediti calcolati e confermati — base fatta il 18/10 (numero di registro, stato valido/sostituito, totali); da completare con le regole di </w:t>
       </w:r>
       <w:r>
         <w:rPr>
@@ -19502,7 +19982,7 @@
           <w:sz w:val="21"/>
           <w:szCs w:val="21"/>
         </w:rPr>
-        <w:t xml:space="preserve">).</w:t>
+        <w:t xml:space="preserve"> (emissione, trasferimento, annullamento).</w:t>
       </w:r>
     </w:p>
     <w:p>
@@ -20577,7 +21057,25 @@
           <w:sz w:val="20"/>
           <w:szCs w:val="20"/>
         </w:rPr>
-        <w:t xml:space="preserve">: controllo periodico delle librerie vulnerabili (npm audit, avvisi automatici di GitHub), scansione dei segreti nel repository, rotazione delle chiavi.</w:t>
+        <w:t xml:space="preserve">: controllo periodico delle librerie vulnerabili (npm audit, avvisi automatici di GitHub), scansione dei segreti nel repository, rotazione delle chiavi. </w:t>
+      </w:r>
+      <w:r>
+        <w:rPr>
+          <w:rFonts w:ascii="Consolas" w:cs="Consolas" w:eastAsia="Consolas" w:hAnsi="Consolas"/>
+          <w:color w:val="2F5D3A"/>
+          <w:sz w:val="20"/>
+          <w:szCs w:val="20"/>
+        </w:rPr>
+        <w:t xml:space="preserve">npm audit</w:t>
+      </w:r>
+      <w:r>
+        <w:rPr>
+          <w:rFonts w:ascii="Arial" w:cs="Arial" w:eastAsia="Arial" w:hAnsi="Arial"/>
+          <w:color w:val="1B2118"/>
+          <w:sz w:val="20"/>
+          <w:szCs w:val="20"/>
+        </w:rPr>
+        <w:t xml:space="preserve"> del 18/10 segnala due avvisi moderati da risolvere con aggiornamenti maggiori: esbuild/vite (solo server di sviluppo, non il portale pubblicato) e react-router 6 (open redirect: aggiornare a react-router 7).</w:t>
       </w:r>
     </w:p>
     <w:p>
@@ -21780,7 +22278,7 @@
         <w:szCs w:val="16"/>
       </w:rPr>
       <w:tab/>
-      <w:t xml:space="preserve">Registro sviluppo e deploy · Rev. 1.6 · 18/10/2026</w:t>
+      <w:t xml:space="preserve">Registro sviluppo e deploy · Rev. 1.7 · 18/10/2026</w:t>
     </w:r>
   </w:p>
 </w:hdr>
@@ -21845,7 +22343,7 @@
         <w:szCs w:val="16"/>
       </w:rPr>
       <w:tab/>
-      <w:t xml:space="preserve">Registro sviluppo e deploy · Rev. 1.6 · 18/10/2026</w:t>
+      <w:t xml:space="preserve">Registro sviluppo e deploy · Rev. 1.7 · 18/10/2026</w:t>
     </w:r>
   </w:p>
 </w:hdr>

--- a/public/documentazione/Registro_Dev_Deploy_Portale_CWP.docx
+++ b/public/documentazione/Registro_Dev_Deploy_Portale_CWP.docx
@@ -20545,7 +20545,7 @@
               </w:rPr>
               <w:t xml:space="preserve">Claude Doc: </w:t>
             </w:r>
-            <w:hyperlink w:history="1" r:id="rIdavoinxjxe193_pcsn9fas">
+            <w:hyperlink w:history="1" r:id="rIdvu-g-a_nuuwpepadzgroo">
               <w:r>
                 <w:rPr>
                   <w:rFonts w:ascii="Arial" w:cs="Arial" w:eastAsia="Arial" w:hAnsi="Arial"/>
@@ -20892,7 +20892,7 @@
               </w:rPr>
               <w:t xml:space="preserve">Claude Doc: </w:t>
             </w:r>
-            <w:hyperlink w:history="1" r:id="rIdhpajggzjuqid0hab-pjbl">
+            <w:hyperlink w:history="1" r:id="rIdf84lbgbf5cj11wwjjihod">
               <w:r>
                 <w:rPr>
                   <w:rFonts w:ascii="Arial" w:cs="Arial" w:eastAsia="Arial" w:hAnsi="Arial"/>
@@ -21496,7 +21496,7 @@
               </w:rPr>
               <w:t xml:space="preserve">Claude Doc: </w:t>
             </w:r>
-            <w:hyperlink w:history="1" r:id="rIdbeouleqb8txpeenw5p7bz">
+            <w:hyperlink w:history="1" r:id="rIdnzrf1d4ydo7yrmny0ktez">
               <w:r>
                 <w:rPr>
                   <w:rFonts w:ascii="Arial" w:cs="Arial" w:eastAsia="Arial" w:hAnsi="Arial"/>
@@ -22067,7 +22067,7 @@
             <w:pPr>
               <w:spacing w:after="0" w:before="0"/>
             </w:pPr>
-            <w:hyperlink w:history="1" r:id="rId3djjxf0vfiwfwregyelym">
+            <w:hyperlink w:history="1" r:id="rIdsmgy6nfvxxk9qdcvhdv0o">
               <w:r>
                 <w:rPr>
                   <w:rFonts w:ascii="Arial" w:cs="Arial" w:eastAsia="Arial" w:hAnsi="Arial"/>
@@ -32227,7 +32227,7 @@
           <w:sz w:val="21"/>
           <w:szCs w:val="21"/>
         </w:rPr>
-        <w:t xml:space="preserve">: 91 file, 19.494 righe in tutto.</w:t>
+        <w:t xml:space="preserve">: 91 file, 19.500 righe in tutto.</w:t>
       </w:r>
     </w:p>
     <w:p>
@@ -42709,7 +42709,7 @@
                 <w:sz w:val="18"/>
                 <w:szCs w:val="18"/>
               </w:rPr>
-              <w:t xml:space="preserve">160</w:t>
+              <w:t xml:space="preserve">166</w:t>
             </w:r>
           </w:p>
         </w:tc>

--- a/public/documentazione/Registro_Dev_Deploy_Portale_CWP.docx
+++ b/public/documentazione/Registro_Dev_Deploy_Portale_CWP.docx
@@ -302,7 +302,7 @@
                 <w:sz w:val="20"/>
                 <w:szCs w:val="20"/>
               </w:rPr>
-              <w:t xml:space="preserve">Rev. 1.8</w:t>
+              <w:t xml:space="preserve">Rev. 1.9</w:t>
             </w:r>
           </w:p>
         </w:tc>
@@ -719,7 +719,7 @@
                 <w:sz w:val="18"/>
                 <w:szCs w:val="18"/>
               </w:rPr>
-              <w:t xml:space="preserve">1.8</w:t>
+              <w:t xml:space="preserve">1.9</w:t>
             </w:r>
           </w:p>
         </w:tc>
@@ -783,7 +783,7 @@
                 <w:sz w:val="18"/>
                 <w:szCs w:val="18"/>
               </w:rPr>
-              <w:t xml:space="preserve">Codice sorgente interamente commentato (punto 31 completato); nuovi rinforzi nel punto 33; intestazione aggiornata alla versione 0.19.</w:t>
+              <w:t xml:space="preserve">Script 20 (rinforzi di integrità, ora italiana nel database), funzioni crea-utente e consultazione-pubblica ripubblicate, punto 33 quasi completato.</w:t>
             </w:r>
           </w:p>
         </w:tc>
@@ -853,7 +853,7 @@
                 <w:sz w:val="18"/>
                 <w:szCs w:val="18"/>
               </w:rPr>
-              <w:t xml:space="preserve">1.7</w:t>
+              <w:t xml:space="preserve">1.8</w:t>
             </w:r>
           </w:p>
         </w:tc>
@@ -919,7 +919,7 @@
                 <w:sz w:val="18"/>
                 <w:szCs w:val="18"/>
               </w:rPr>
-              <w:t xml:space="preserve">Crediti: rapporto di calcolo in PDF, numero di registro (script 18) e registro dei crediti; avvisi di npm audit nel punto 30.</w:t>
+              <w:t xml:space="preserve">Codice sorgente interamente commentato (punto 31 completato); nuovi rinforzi nel punto 33; intestazione aggiornata alla versione 0.19.</w:t>
             </w:r>
           </w:p>
         </w:tc>
@@ -989,7 +989,7 @@
                 <w:sz w:val="18"/>
                 <w:szCs w:val="18"/>
               </w:rPr>
-              <w:t xml:space="preserve">1.6</w:t>
+              <w:t xml:space="preserve">1.7</w:t>
             </w:r>
           </w:p>
         </w:tc>
@@ -1053,7 +1053,7 @@
                 <w:sz w:val="18"/>
                 <w:szCs w:val="18"/>
               </w:rPr>
-              <w:t xml:space="preserve">Crediti: import diretto del tracciato, aggregazione delle letture, blocco dei dati personali, controlli di coerenza (backlog 1-5).</w:t>
+              <w:t xml:space="preserve">Crediti: rapporto di calcolo in PDF, numero di registro (script 18) e registro dei crediti; avvisi di npm audit nel punto 30.</w:t>
             </w:r>
           </w:p>
         </w:tc>
@@ -1123,7 +1123,7 @@
                 <w:sz w:val="18"/>
                 <w:szCs w:val="18"/>
               </w:rPr>
-              <w:t xml:space="preserve">1.5</w:t>
+              <w:t xml:space="preserve">1.6</w:t>
             </w:r>
           </w:p>
         </w:tc>
@@ -1189,7 +1189,7 @@
                 <w:sz w:val="18"/>
                 <w:szCs w:val="18"/>
               </w:rPr>
-              <w:t xml:space="preserve">Capitolo pratiche: script 17, funzione consultazione-pubblica, note di fase, Enti di Validazione, modelli, messaggi, pagamenti al Comune, consultazione pubblica con email confermata ed errata corrige; decisioni A, B, D.</w:t>
+              <w:t xml:space="preserve">Crediti: import diretto del tracciato, aggregazione delle letture, blocco dei dati personali, controlli di coerenza (backlog 1-5).</w:t>
             </w:r>
           </w:p>
         </w:tc>
@@ -1259,7 +1259,7 @@
                 <w:sz w:val="18"/>
                 <w:szCs w:val="18"/>
               </w:rPr>
-              <w:t xml:space="preserve">1.4</w:t>
+              <w:t xml:space="preserve">1.5</w:t>
             </w:r>
           </w:p>
         </w:tc>
@@ -1323,7 +1323,7 @@
                 <w:sz w:val="18"/>
                 <w:szCs w:val="18"/>
               </w:rPr>
-              <w:t xml:space="preserve">Manuale Test; regole di lavoro (quattro documenti aggiornati insieme, codice commentato); backlog 31 e 32.</w:t>
+              <w:t xml:space="preserve">Capitolo pratiche: script 17, funzione consultazione-pubblica, note di fase, Enti di Validazione, modelli, messaggi, pagamenti al Comune, consultazione pubblica con email confermata ed errata corrige; decisioni A, B, D.</w:t>
             </w:r>
           </w:p>
         </w:tc>
@@ -1393,7 +1393,7 @@
                 <w:sz w:val="18"/>
                 <w:szCs w:val="18"/>
               </w:rPr>
-              <w:t xml:space="preserve">1.3</w:t>
+              <w:t xml:space="preserve">1.4</w:t>
             </w:r>
           </w:p>
         </w:tc>
@@ -1459,7 +1459,7 @@
                 <w:sz w:val="18"/>
                 <w:szCs w:val="18"/>
               </w:rPr>
-              <w:t xml:space="preserve">Manuale Amministratore in Word/PDF; Manuale Utente solo in PDF per gli utenti e anche in «I tuoi documenti».</w:t>
+              <w:t xml:space="preserve">Manuale Test; regole di lavoro (quattro documenti aggiornati insieme, codice commentato); backlog 31 e 32.</w:t>
             </w:r>
           </w:p>
         </w:tc>
@@ -1529,7 +1529,7 @@
                 <w:sz w:val="18"/>
                 <w:szCs w:val="18"/>
               </w:rPr>
-              <w:t xml:space="preserve">1.2</w:t>
+              <w:t xml:space="preserve">1.3</w:t>
             </w:r>
           </w:p>
         </w:tc>
@@ -1593,7 +1593,7 @@
                 <w:sz w:val="18"/>
                 <w:szCs w:val="18"/>
               </w:rPr>
-              <w:t xml:space="preserve">Pagina «Il mio profilo»; password (script 15 e 16, Edge Functions reimposta-password e recupera-password); SMTP Resend; email di recupero in italiano spedita dal portale.</w:t>
+              <w:t xml:space="preserve">Manuale Amministratore in Word/PDF; Manuale Utente solo in PDF per gli utenti e anche in «I tuoi documenti».</w:t>
             </w:r>
           </w:p>
         </w:tc>
@@ -1663,7 +1663,7 @@
                 <w:sz w:val="18"/>
                 <w:szCs w:val="18"/>
               </w:rPr>
-              <w:t xml:space="preserve">1.1</w:t>
+              <w:t xml:space="preserve">1.2</w:t>
             </w:r>
           </w:p>
         </w:tc>
@@ -1729,7 +1729,7 @@
                 <w:sz w:val="18"/>
                 <w:szCs w:val="18"/>
               </w:rPr>
-              <w:t xml:space="preserve">Pagina Documentazione; backlog riordinato; decisione di passare Vercel e Supabase a piani a pagamento (punto 29); riservatezza della documentazione (punto 28).</w:t>
+              <w:t xml:space="preserve">Pagina «Il mio profilo»; password (script 15 e 16, Edge Functions reimposta-password e recupera-password); SMTP Resend; email di recupero in italiano spedita dal portale.</w:t>
             </w:r>
           </w:p>
         </w:tc>
@@ -1799,6 +1799,140 @@
                 <w:sz w:val="18"/>
                 <w:szCs w:val="18"/>
               </w:rPr>
+              <w:t xml:space="preserve">1.1</w:t>
+            </w:r>
+          </w:p>
+        </w:tc>
+        <w:tc>
+          <w:tcPr>
+            <w:tcW w:type="dxa" w:w="1300"/>
+            <w:tcBorders>
+              <w:top w:val="single" w:color="D9D4C5" w:sz="4"/>
+              <w:left w:val="single" w:color="D9D4C5" w:sz="4"/>
+              <w:bottom w:val="single" w:color="D9D4C5" w:sz="4"/>
+              <w:right w:val="single" w:color="D9D4C5" w:sz="4"/>
+            </w:tcBorders>
+            <w:tcMar>
+              <w:top w:type="dxa" w:w="70"/>
+              <w:left w:type="dxa" w:w="110"/>
+              <w:bottom w:type="dxa" w:w="70"/>
+              <w:right w:type="dxa" w:w="110"/>
+            </w:tcMar>
+            <w:vAlign w:val="center"/>
+          </w:tcPr>
+          <w:p>
+            <w:pPr>
+              <w:spacing w:after="0" w:before="0"/>
+            </w:pPr>
+            <w:r>
+              <w:rPr>
+                <w:rFonts w:ascii="Arial" w:cs="Arial" w:eastAsia="Arial" w:hAnsi="Arial"/>
+                <w:color w:val="1B2118"/>
+                <w:sz w:val="18"/>
+                <w:szCs w:val="18"/>
+              </w:rPr>
+              <w:t xml:space="preserve">18/10/2026</w:t>
+            </w:r>
+          </w:p>
+        </w:tc>
+        <w:tc>
+          <w:tcPr>
+            <w:tcW w:type="dxa" w:w="5538"/>
+            <w:tcBorders>
+              <w:top w:val="single" w:color="D9D4C5" w:sz="4"/>
+              <w:left w:val="single" w:color="D9D4C5" w:sz="4"/>
+              <w:bottom w:val="single" w:color="D9D4C5" w:sz="4"/>
+              <w:right w:val="single" w:color="D9D4C5" w:sz="4"/>
+            </w:tcBorders>
+            <w:tcMar>
+              <w:top w:type="dxa" w:w="70"/>
+              <w:left w:type="dxa" w:w="110"/>
+              <w:bottom w:type="dxa" w:w="70"/>
+              <w:right w:type="dxa" w:w="110"/>
+            </w:tcMar>
+            <w:vAlign w:val="center"/>
+          </w:tcPr>
+          <w:p>
+            <w:pPr>
+              <w:spacing w:after="0" w:before="0"/>
+            </w:pPr>
+            <w:r>
+              <w:rPr>
+                <w:rFonts w:ascii="Arial" w:cs="Arial" w:eastAsia="Arial" w:hAnsi="Arial"/>
+                <w:color w:val="1B2118"/>
+                <w:sz w:val="18"/>
+                <w:szCs w:val="18"/>
+              </w:rPr>
+              <w:t xml:space="preserve">Pagina Documentazione; backlog riordinato; decisione di passare Vercel e Supabase a piani a pagamento (punto 29); riservatezza della documentazione (punto 28).</w:t>
+            </w:r>
+          </w:p>
+        </w:tc>
+        <w:tc>
+          <w:tcPr>
+            <w:tcW w:type="dxa" w:w="2000"/>
+            <w:tcBorders>
+              <w:top w:val="single" w:color="D9D4C5" w:sz="4"/>
+              <w:left w:val="single" w:color="D9D4C5" w:sz="4"/>
+              <w:bottom w:val="single" w:color="D9D4C5" w:sz="4"/>
+              <w:right w:val="single" w:color="D9D4C5" w:sz="4"/>
+            </w:tcBorders>
+            <w:tcMar>
+              <w:top w:type="dxa" w:w="70"/>
+              <w:left w:type="dxa" w:w="110"/>
+              <w:bottom w:type="dxa" w:w="70"/>
+              <w:right w:type="dxa" w:w="110"/>
+            </w:tcMar>
+            <w:vAlign w:val="center"/>
+          </w:tcPr>
+          <w:p>
+            <w:pPr>
+              <w:spacing w:after="0" w:before="0"/>
+            </w:pPr>
+            <w:r>
+              <w:rPr>
+                <w:rFonts w:ascii="Arial" w:cs="Arial" w:eastAsia="Arial" w:hAnsi="Arial"/>
+                <w:color w:val="1B2118"/>
+                <w:sz w:val="18"/>
+                <w:szCs w:val="18"/>
+              </w:rPr>
+              <w:t xml:space="preserve">Fondazione Operate</w:t>
+            </w:r>
+          </w:p>
+        </w:tc>
+      </w:tr>
+      <w:tr>
+        <w:trPr>
+          <w:cantSplit/>
+        </w:trPr>
+        <w:tc>
+          <w:tcPr>
+            <w:tcW w:type="dxa" w:w="800"/>
+            <w:tcBorders>
+              <w:top w:val="single" w:color="D9D4C5" w:sz="4"/>
+              <w:left w:val="single" w:color="D9D4C5" w:sz="4"/>
+              <w:bottom w:val="single" w:color="D9D4C5" w:sz="4"/>
+              <w:right w:val="single" w:color="D9D4C5" w:sz="4"/>
+            </w:tcBorders>
+            <w:shd w:fill="F6F4EE" w:color="auto" w:val="clear"/>
+            <w:tcMar>
+              <w:top w:type="dxa" w:w="70"/>
+              <w:left w:type="dxa" w:w="110"/>
+              <w:bottom w:type="dxa" w:w="70"/>
+              <w:right w:type="dxa" w:w="110"/>
+            </w:tcMar>
+            <w:vAlign w:val="center"/>
+          </w:tcPr>
+          <w:p>
+            <w:pPr>
+              <w:spacing w:after="0" w:before="0"/>
+            </w:pPr>
+            <w:r>
+              <w:rPr>
+                <w:rFonts w:ascii="Arial" w:cs="Arial" w:eastAsia="Arial" w:hAnsi="Arial"/>
+                <w:color w:val="1B2118"/>
+                <w:sz w:val="18"/>
+                <w:szCs w:val="18"/>
+              </w:rPr>
               <w:t xml:space="preserve">1.0</w:t>
             </w:r>
           </w:p>
@@ -1812,6 +1946,7 @@
               <w:bottom w:val="single" w:color="D9D4C5" w:sz="4"/>
               <w:right w:val="single" w:color="D9D4C5" w:sz="4"/>
             </w:tcBorders>
+            <w:shd w:fill="F6F4EE" w:color="auto" w:val="clear"/>
             <w:tcMar>
               <w:top w:type="dxa" w:w="70"/>
               <w:left w:type="dxa" w:w="110"/>
@@ -1844,6 +1979,7 @@
               <w:bottom w:val="single" w:color="D9D4C5" w:sz="4"/>
               <w:right w:val="single" w:color="D9D4C5" w:sz="4"/>
             </w:tcBorders>
+            <w:shd w:fill="F6F4EE" w:color="auto" w:val="clear"/>
             <w:tcMar>
               <w:top w:type="dxa" w:w="70"/>
               <w:left w:type="dxa" w:w="110"/>
@@ -1876,6 +2012,7 @@
               <w:bottom w:val="single" w:color="D9D4C5" w:sz="4"/>
               <w:right w:val="single" w:color="D9D4C5" w:sz="4"/>
             </w:tcBorders>
+            <w:shd w:fill="F6F4EE" w:color="auto" w:val="clear"/>
             <w:tcMar>
               <w:top w:type="dxa" w:w="70"/>
               <w:left w:type="dxa" w:w="110"/>
@@ -1917,7 +2054,7 @@
           <w:sz w:val="20"/>
           <w:szCs w:val="20"/>
         </w:rPr>
-        <w:t xml:space="preserve">Fotografia del registro alla revisione 1.8 del 18/10/2026. Il registro è aggiornato a ogni nuova funzione, servizio o rilascio; la versione corrente si scarica dall'area Documentazione del portale (solo Amministratori).</w:t>
+        <w:t xml:space="preserve">Fotografia del registro alla revisione 1.9 del 18/10/2026. Il registro è aggiornato a ogni nuova funzione, servizio o rilascio; la versione corrente si scarica dall'area Documentazione del portale (solo Amministratori).</w:t>
       </w:r>
     </w:p>
     <w:p>
@@ -5525,7 +5662,7 @@
           <w:sz w:val="21"/>
           <w:szCs w:val="21"/>
         </w:rPr>
-        <w:t xml:space="preserve">).</w:t>
+        <w:t xml:space="preserve">). Con la password temporanea anche il database non riconosce ruolo e organizzazioni (script 20): finché non la cambia, l'utente non vede né scrive dati, qualunque cosa faccia il browser.</w:t>
       </w:r>
     </w:p>
     <w:p>
@@ -9394,7 +9531,7 @@
                 <w:sz w:val="18"/>
                 <w:szCs w:val="18"/>
               </w:rPr>
-              <w:t xml:space="preserve">19_correzioni_revisione_codice.sql</w:t>
+              <w:t xml:space="preserve">16_recupero_password.sql</w:t>
             </w:r>
           </w:p>
         </w:tc>
@@ -9427,7 +9564,7 @@
                 <w:sz w:val="18"/>
                 <w:szCs w:val="18"/>
               </w:rPr>
-              <w:t xml:space="preserve">Il Comune legge solo le osservazioni ammesse della consultazione (policy </w:t>
+              <w:t xml:space="preserve">Tabella </w:t>
             </w:r>
             <w:r>
               <w:rPr>
@@ -9436,16 +9573,16 @@
                 <w:sz w:val="18"/>
                 <w:szCs w:val="18"/>
               </w:rPr>
-              <w:t xml:space="preserve">commento_select</w:t>
-            </w:r>
-            <w:r>
-              <w:rPr>
-                <w:rFonts w:ascii="Arial" w:cs="Arial" w:eastAsia="Arial" w:hAnsi="Arial"/>
-                <w:color w:val="1B2118"/>
-                <w:sz w:val="18"/>
-                <w:szCs w:val="18"/>
-              </w:rPr>
-              <w:t xml:space="preserve">); un Amministratore non può cambiare il ruolo di un altro Amministratore né il proprio (</w:t>
+              <w:t xml:space="preserve">recupero_password_richiesta</w:t>
+            </w:r>
+            <w:r>
+              <w:rPr>
+                <w:rFonts w:ascii="Arial" w:cs="Arial" w:eastAsia="Arial" w:hAnsi="Arial"/>
+                <w:color w:val="1B2118"/>
+                <w:sz w:val="18"/>
+                <w:szCs w:val="18"/>
+              </w:rPr>
+              <w:t xml:space="preserve"> (ultima richiesta di recupero per indirizzo, nessuna policy: la usa solo la funzione </w:t>
             </w:r>
             <w:r>
               <w:rPr>
@@ -9454,7 +9591,7 @@
                 <w:sz w:val="18"/>
                 <w:szCs w:val="18"/>
               </w:rPr>
-              <w:t xml:space="preserve">admin_aggiorna_utente</w:t>
+              <w:t xml:space="preserve">recupera-password</w:t>
             </w:r>
             <w:r>
               <w:rPr>
@@ -9533,7 +9670,7 @@
                 <w:sz w:val="18"/>
                 <w:szCs w:val="18"/>
               </w:rPr>
-              <w:t xml:space="preserve">18_registro_crediti.sql</w:t>
+              <w:t xml:space="preserve">17_pratiche.sql</w:t>
             </w:r>
           </w:p>
         </w:tc>
@@ -9565,7 +9702,7 @@
                 <w:sz w:val="18"/>
                 <w:szCs w:val="18"/>
               </w:rPr>
-              <w:t xml:space="preserve">Numero di registro </w:t>
+              <w:t xml:space="preserve">Pagamenti leggibili dal Comune; note di fase (</w:t>
             </w:r>
             <w:r>
               <w:rPr>
@@ -9574,16 +9711,16 @@
                 <w:sz w:val="18"/>
                 <w:szCs w:val="18"/>
               </w:rPr>
-              <w:t xml:space="preserve">CWP-REG-AAAA-NNNN</w:t>
-            </w:r>
-            <w:r>
-              <w:rPr>
-                <w:rFonts w:ascii="Arial" w:cs="Arial" w:eastAsia="Arial" w:hAnsi="Arial"/>
-                <w:color w:val="1B2118"/>
-                <w:sz w:val="18"/>
-                <w:szCs w:val="18"/>
-              </w:rPr>
-              <w:t xml:space="preserve"> assegnato alla conferma dei calcoli ex post (contatore per anno </w:t>
+              <w:t xml:space="preserve">nota_fase</w:t>
+            </w:r>
+            <w:r>
+              <w:rPr>
+                <w:rFonts w:ascii="Arial" w:cs="Arial" w:eastAsia="Arial" w:hAnsi="Arial"/>
+                <w:color w:val="1B2118"/>
+                <w:sz w:val="18"/>
+                <w:szCs w:val="18"/>
+              </w:rPr>
+              <w:t xml:space="preserve">); anagrafica Enti di Validazione (solo Admin) e </w:t>
             </w:r>
             <w:r>
               <w:rPr>
@@ -9592,16 +9729,16 @@
                 <w:sz w:val="18"/>
                 <w:szCs w:val="18"/>
               </w:rPr>
-              <w:t xml:space="preserve">contatore_registro</w:t>
-            </w:r>
-            <w:r>
-              <w:rPr>
-                <w:rFonts w:ascii="Arial" w:cs="Arial" w:eastAsia="Arial" w:hAnsi="Arial"/>
-                <w:color w:val="1B2118"/>
-                <w:sz w:val="18"/>
-                <w:szCs w:val="18"/>
-              </w:rPr>
-              <w:t xml:space="preserve">, funzione </w:t>
+              <w:t xml:space="preserve">staff_imposta_ente_validazione</w:t>
+            </w:r>
+            <w:r>
+              <w:rPr>
+                <w:rFonts w:ascii="Arial" w:cs="Arial" w:eastAsia="Arial" w:hAnsi="Arial"/>
+                <w:color w:val="1B2118"/>
+                <w:sz w:val="18"/>
+                <w:szCs w:val="18"/>
+              </w:rPr>
+              <w:t xml:space="preserve">; modelli di documento (</w:t>
             </w:r>
             <w:r>
               <w:rPr>
@@ -9610,16 +9747,16 @@
                 <w:sz w:val="18"/>
                 <w:szCs w:val="18"/>
               </w:rPr>
-              <w:t xml:space="preserve">cwp_numero_registro</w:t>
-            </w:r>
-            <w:r>
-              <w:rPr>
-                <w:rFonts w:ascii="Arial" w:cs="Arial" w:eastAsia="Arial" w:hAnsi="Arial"/>
-                <w:color w:val="1B2118"/>
-                <w:sz w:val="18"/>
-                <w:szCs w:val="18"/>
-              </w:rPr>
-              <w:t xml:space="preserve">, </w:t>
+              <w:t xml:space="preserve">modello_documento</w:t>
+            </w:r>
+            <w:r>
+              <w:rPr>
+                <w:rFonts w:ascii="Arial" w:cs="Arial" w:eastAsia="Arial" w:hAnsi="Arial"/>
+                <w:color w:val="1B2118"/>
+                <w:sz w:val="18"/>
+                <w:szCs w:val="18"/>
+              </w:rPr>
+              <w:t xml:space="preserve">, archivio </w:t>
             </w:r>
             <w:r>
               <w:rPr>
@@ -9628,16 +9765,16 @@
                 <w:sz w:val="18"/>
                 <w:szCs w:val="18"/>
               </w:rPr>
-              <w:t xml:space="preserve">calcolo_immutabile</w:t>
-            </w:r>
-            <w:r>
-              <w:rPr>
-                <w:rFonts w:ascii="Arial" w:cs="Arial" w:eastAsia="Arial" w:hAnsi="Arial"/>
-                <w:color w:val="1B2118"/>
-                <w:sz w:val="18"/>
-                <w:szCs w:val="18"/>
-              </w:rPr>
-              <w:t xml:space="preserve"> aggiornata, numero vietato su inserimento e bozze); funzione </w:t>
+              <w:t xml:space="preserve">modelli</w:t>
+            </w:r>
+            <w:r>
+              <w:rPr>
+                <w:rFonts w:ascii="Arial" w:cs="Arial" w:eastAsia="Arial" w:hAnsi="Arial"/>
+                <w:color w:val="1B2118"/>
+                <w:sz w:val="18"/>
+                <w:szCs w:val="18"/>
+              </w:rPr>
+              <w:t xml:space="preserve">); messaggi (</w:t>
             </w:r>
             <w:r>
               <w:rPr>
@@ -9646,16 +9783,106 @@
                 <w:sz w:val="18"/>
                 <w:szCs w:val="18"/>
               </w:rPr>
-              <w:t xml:space="preserve">admin_registro_crediti</w:t>
-            </w:r>
-            <w:r>
-              <w:rPr>
-                <w:rFonts w:ascii="Arial" w:cs="Arial" w:eastAsia="Arial" w:hAnsi="Arial"/>
-                <w:color w:val="1B2118"/>
-                <w:sz w:val="18"/>
-                <w:szCs w:val="18"/>
-              </w:rPr>
-              <w:t xml:space="preserve"> (stato valido / sostituito)</w:t>
+              <w:t xml:space="preserve">messaggio</w:t>
+            </w:r>
+            <w:r>
+              <w:rPr>
+                <w:rFonts w:ascii="Arial" w:cs="Arial" w:eastAsia="Arial" w:hAnsi="Arial"/>
+                <w:color w:val="1B2118"/>
+                <w:sz w:val="18"/>
+                <w:szCs w:val="18"/>
+              </w:rPr>
+              <w:t xml:space="preserve">); consultazione pubblica: dati dell'autore sul commento, </w:t>
+            </w:r>
+            <w:r>
+              <w:rPr>
+                <w:rFonts w:ascii="Consolas" w:cs="Consolas" w:eastAsia="Consolas" w:hAnsi="Consolas"/>
+                <w:color w:val="2F5D3A"/>
+                <w:sz w:val="18"/>
+                <w:szCs w:val="18"/>
+              </w:rPr>
+              <w:t xml:space="preserve">commento_in_attesa</w:t>
+            </w:r>
+            <w:r>
+              <w:rPr>
+                <w:rFonts w:ascii="Arial" w:cs="Arial" w:eastAsia="Arial" w:hAnsi="Arial"/>
+                <w:color w:val="1B2118"/>
+                <w:sz w:val="18"/>
+                <w:szCs w:val="18"/>
+              </w:rPr>
+              <w:t xml:space="preserve">, archivio </w:t>
+            </w:r>
+            <w:r>
+              <w:rPr>
+                <w:rFonts w:ascii="Consolas" w:cs="Consolas" w:eastAsia="Consolas" w:hAnsi="Consolas"/>
+                <w:color w:val="2F5D3A"/>
+                <w:sz w:val="18"/>
+                <w:szCs w:val="18"/>
+              </w:rPr>
+              <w:t xml:space="preserve">allegati-consultazione</w:t>
+            </w:r>
+            <w:r>
+              <w:rPr>
+                <w:rFonts w:ascii="Arial" w:cs="Arial" w:eastAsia="Arial" w:hAnsi="Arial"/>
+                <w:color w:val="1B2118"/>
+                <w:sz w:val="18"/>
+                <w:szCs w:val="18"/>
+              </w:rPr>
+              <w:t xml:space="preserve">, errata corrige (</w:t>
+            </w:r>
+            <w:r>
+              <w:rPr>
+                <w:rFonts w:ascii="Consolas" w:cs="Consolas" w:eastAsia="Consolas" w:hAnsi="Consolas"/>
+                <w:color w:val="2F5D3A"/>
+                <w:sz w:val="18"/>
+                <w:szCs w:val="18"/>
+              </w:rPr>
+              <w:t xml:space="preserve">consultazione_errata</w:t>
+            </w:r>
+            <w:r>
+              <w:rPr>
+                <w:rFonts w:ascii="Arial" w:cs="Arial" w:eastAsia="Arial" w:hAnsi="Arial"/>
+                <w:color w:val="1B2118"/>
+                <w:sz w:val="18"/>
+                <w:szCs w:val="18"/>
+              </w:rPr>
+              <w:t xml:space="preserve">, </w:t>
+            </w:r>
+            <w:r>
+              <w:rPr>
+                <w:rFonts w:ascii="Consolas" w:cs="Consolas" w:eastAsia="Consolas" w:hAnsi="Consolas"/>
+                <w:color w:val="2F5D3A"/>
+                <w:sz w:val="18"/>
+                <w:szCs w:val="18"/>
+              </w:rPr>
+              <w:t xml:space="preserve">staff_errata_corrige</w:t>
+            </w:r>
+            <w:r>
+              <w:rPr>
+                <w:rFonts w:ascii="Arial" w:cs="Arial" w:eastAsia="Arial" w:hAnsi="Arial"/>
+                <w:color w:val="1B2118"/>
+                <w:sz w:val="18"/>
+                <w:szCs w:val="18"/>
+              </w:rPr>
+              <w:t xml:space="preserve">), </w:t>
+            </w:r>
+            <w:r>
+              <w:rPr>
+                <w:rFonts w:ascii="Consolas" w:cs="Consolas" w:eastAsia="Consolas" w:hAnsi="Consolas"/>
+                <w:color w:val="2F5D3A"/>
+                <w:sz w:val="18"/>
+                <w:szCs w:val="18"/>
+              </w:rPr>
+              <w:t xml:space="preserve">staff_autori_commenti</w:t>
+            </w:r>
+            <w:r>
+              <w:rPr>
+                <w:rFonts w:ascii="Arial" w:cs="Arial" w:eastAsia="Arial" w:hAnsi="Arial"/>
+                <w:color w:val="1B2118"/>
+                <w:sz w:val="18"/>
+                <w:szCs w:val="18"/>
+              </w:rPr>
+              <w:t xml:space="preserve">; inserimento diretto dei commenti dal portale tolto; audit e notifiche per le nuove tabelle</w:t>
             </w:r>
           </w:p>
         </w:tc>
@@ -9725,7 +9952,7 @@
                 <w:sz w:val="18"/>
                 <w:szCs w:val="18"/>
               </w:rPr>
-              <w:t xml:space="preserve">17_pratiche.sql</w:t>
+              <w:t xml:space="preserve">18_registro_crediti.sql</w:t>
             </w:r>
           </w:p>
         </w:tc>
@@ -9758,7 +9985,7 @@
                 <w:sz w:val="18"/>
                 <w:szCs w:val="18"/>
               </w:rPr>
-              <w:t xml:space="preserve">Pagamenti leggibili dal Comune; note di fase (</w:t>
+              <w:t xml:space="preserve">Numero di registro </w:t>
             </w:r>
             <w:r>
               <w:rPr>
@@ -9767,16 +9994,16 @@
                 <w:sz w:val="18"/>
                 <w:szCs w:val="18"/>
               </w:rPr>
-              <w:t xml:space="preserve">nota_fase</w:t>
-            </w:r>
-            <w:r>
-              <w:rPr>
-                <w:rFonts w:ascii="Arial" w:cs="Arial" w:eastAsia="Arial" w:hAnsi="Arial"/>
-                <w:color w:val="1B2118"/>
-                <w:sz w:val="18"/>
-                <w:szCs w:val="18"/>
-              </w:rPr>
-              <w:t xml:space="preserve">); anagrafica Enti di Validazione (solo Admin) e </w:t>
+              <w:t xml:space="preserve">CWP-REG-AAAA-NNNN</w:t>
+            </w:r>
+            <w:r>
+              <w:rPr>
+                <w:rFonts w:ascii="Arial" w:cs="Arial" w:eastAsia="Arial" w:hAnsi="Arial"/>
+                <w:color w:val="1B2118"/>
+                <w:sz w:val="18"/>
+                <w:szCs w:val="18"/>
+              </w:rPr>
+              <w:t xml:space="preserve"> assegnato alla conferma dei calcoli ex post (contatore per anno </w:t>
             </w:r>
             <w:r>
               <w:rPr>
@@ -9785,16 +10012,16 @@
                 <w:sz w:val="18"/>
                 <w:szCs w:val="18"/>
               </w:rPr>
-              <w:t xml:space="preserve">staff_imposta_ente_validazione</w:t>
-            </w:r>
-            <w:r>
-              <w:rPr>
-                <w:rFonts w:ascii="Arial" w:cs="Arial" w:eastAsia="Arial" w:hAnsi="Arial"/>
-                <w:color w:val="1B2118"/>
-                <w:sz w:val="18"/>
-                <w:szCs w:val="18"/>
-              </w:rPr>
-              <w:t xml:space="preserve">; modelli di documento (</w:t>
+              <w:t xml:space="preserve">contatore_registro</w:t>
+            </w:r>
+            <w:r>
+              <w:rPr>
+                <w:rFonts w:ascii="Arial" w:cs="Arial" w:eastAsia="Arial" w:hAnsi="Arial"/>
+                <w:color w:val="1B2118"/>
+                <w:sz w:val="18"/>
+                <w:szCs w:val="18"/>
+              </w:rPr>
+              <w:t xml:space="preserve">, funzione </w:t>
             </w:r>
             <w:r>
               <w:rPr>
@@ -9803,16 +10030,16 @@
                 <w:sz w:val="18"/>
                 <w:szCs w:val="18"/>
               </w:rPr>
-              <w:t xml:space="preserve">modello_documento</w:t>
-            </w:r>
-            <w:r>
-              <w:rPr>
-                <w:rFonts w:ascii="Arial" w:cs="Arial" w:eastAsia="Arial" w:hAnsi="Arial"/>
-                <w:color w:val="1B2118"/>
-                <w:sz w:val="18"/>
-                <w:szCs w:val="18"/>
-              </w:rPr>
-              <w:t xml:space="preserve">, archivio </w:t>
+              <w:t xml:space="preserve">cwp_numero_registro</w:t>
+            </w:r>
+            <w:r>
+              <w:rPr>
+                <w:rFonts w:ascii="Arial" w:cs="Arial" w:eastAsia="Arial" w:hAnsi="Arial"/>
+                <w:color w:val="1B2118"/>
+                <w:sz w:val="18"/>
+                <w:szCs w:val="18"/>
+              </w:rPr>
+              <w:t xml:space="preserve">, </w:t>
             </w:r>
             <w:r>
               <w:rPr>
@@ -9821,16 +10048,16 @@
                 <w:sz w:val="18"/>
                 <w:szCs w:val="18"/>
               </w:rPr>
-              <w:t xml:space="preserve">modelli</w:t>
-            </w:r>
-            <w:r>
-              <w:rPr>
-                <w:rFonts w:ascii="Arial" w:cs="Arial" w:eastAsia="Arial" w:hAnsi="Arial"/>
-                <w:color w:val="1B2118"/>
-                <w:sz w:val="18"/>
-                <w:szCs w:val="18"/>
-              </w:rPr>
-              <w:t xml:space="preserve">); messaggi (</w:t>
+              <w:t xml:space="preserve">calcolo_immutabile</w:t>
+            </w:r>
+            <w:r>
+              <w:rPr>
+                <w:rFonts w:ascii="Arial" w:cs="Arial" w:eastAsia="Arial" w:hAnsi="Arial"/>
+                <w:color w:val="1B2118"/>
+                <w:sz w:val="18"/>
+                <w:szCs w:val="18"/>
+              </w:rPr>
+              <w:t xml:space="preserve"> aggiornata, numero vietato su inserimento e bozze); funzione </w:t>
             </w:r>
             <w:r>
               <w:rPr>
@@ -9839,106 +10066,16 @@
                 <w:sz w:val="18"/>
                 <w:szCs w:val="18"/>
               </w:rPr>
-              <w:t xml:space="preserve">messaggio</w:t>
-            </w:r>
-            <w:r>
-              <w:rPr>
-                <w:rFonts w:ascii="Arial" w:cs="Arial" w:eastAsia="Arial" w:hAnsi="Arial"/>
-                <w:color w:val="1B2118"/>
-                <w:sz w:val="18"/>
-                <w:szCs w:val="18"/>
-              </w:rPr>
-              <w:t xml:space="preserve">); consultazione pubblica: dati dell'autore sul commento, </w:t>
-            </w:r>
-            <w:r>
-              <w:rPr>
-                <w:rFonts w:ascii="Consolas" w:cs="Consolas" w:eastAsia="Consolas" w:hAnsi="Consolas"/>
-                <w:color w:val="2F5D3A"/>
-                <w:sz w:val="18"/>
-                <w:szCs w:val="18"/>
-              </w:rPr>
-              <w:t xml:space="preserve">commento_in_attesa</w:t>
-            </w:r>
-            <w:r>
-              <w:rPr>
-                <w:rFonts w:ascii="Arial" w:cs="Arial" w:eastAsia="Arial" w:hAnsi="Arial"/>
-                <w:color w:val="1B2118"/>
-                <w:sz w:val="18"/>
-                <w:szCs w:val="18"/>
-              </w:rPr>
-              <w:t xml:space="preserve">, archivio </w:t>
-            </w:r>
-            <w:r>
-              <w:rPr>
-                <w:rFonts w:ascii="Consolas" w:cs="Consolas" w:eastAsia="Consolas" w:hAnsi="Consolas"/>
-                <w:color w:val="2F5D3A"/>
-                <w:sz w:val="18"/>
-                <w:szCs w:val="18"/>
-              </w:rPr>
-              <w:t xml:space="preserve">allegati-consultazione</w:t>
-            </w:r>
-            <w:r>
-              <w:rPr>
-                <w:rFonts w:ascii="Arial" w:cs="Arial" w:eastAsia="Arial" w:hAnsi="Arial"/>
-                <w:color w:val="1B2118"/>
-                <w:sz w:val="18"/>
-                <w:szCs w:val="18"/>
-              </w:rPr>
-              <w:t xml:space="preserve">, errata corrige (</w:t>
-            </w:r>
-            <w:r>
-              <w:rPr>
-                <w:rFonts w:ascii="Consolas" w:cs="Consolas" w:eastAsia="Consolas" w:hAnsi="Consolas"/>
-                <w:color w:val="2F5D3A"/>
-                <w:sz w:val="18"/>
-                <w:szCs w:val="18"/>
-              </w:rPr>
-              <w:t xml:space="preserve">consultazione_errata</w:t>
-            </w:r>
-            <w:r>
-              <w:rPr>
-                <w:rFonts w:ascii="Arial" w:cs="Arial" w:eastAsia="Arial" w:hAnsi="Arial"/>
-                <w:color w:val="1B2118"/>
-                <w:sz w:val="18"/>
-                <w:szCs w:val="18"/>
-              </w:rPr>
-              <w:t xml:space="preserve">, </w:t>
-            </w:r>
-            <w:r>
-              <w:rPr>
-                <w:rFonts w:ascii="Consolas" w:cs="Consolas" w:eastAsia="Consolas" w:hAnsi="Consolas"/>
-                <w:color w:val="2F5D3A"/>
-                <w:sz w:val="18"/>
-                <w:szCs w:val="18"/>
-              </w:rPr>
-              <w:t xml:space="preserve">staff_errata_corrige</w:t>
-            </w:r>
-            <w:r>
-              <w:rPr>
-                <w:rFonts w:ascii="Arial" w:cs="Arial" w:eastAsia="Arial" w:hAnsi="Arial"/>
-                <w:color w:val="1B2118"/>
-                <w:sz w:val="18"/>
-                <w:szCs w:val="18"/>
-              </w:rPr>
-              <w:t xml:space="preserve">), </w:t>
-            </w:r>
-            <w:r>
-              <w:rPr>
-                <w:rFonts w:ascii="Consolas" w:cs="Consolas" w:eastAsia="Consolas" w:hAnsi="Consolas"/>
-                <w:color w:val="2F5D3A"/>
-                <w:sz w:val="18"/>
-                <w:szCs w:val="18"/>
-              </w:rPr>
-              <w:t xml:space="preserve">staff_autori_commenti</w:t>
-            </w:r>
-            <w:r>
-              <w:rPr>
-                <w:rFonts w:ascii="Arial" w:cs="Arial" w:eastAsia="Arial" w:hAnsi="Arial"/>
-                <w:color w:val="1B2118"/>
-                <w:sz w:val="18"/>
-                <w:szCs w:val="18"/>
-              </w:rPr>
-              <w:t xml:space="preserve">; inserimento diretto dei commenti dal portale tolto; audit e notifiche per le nuove tabelle</w:t>
+              <w:t xml:space="preserve">admin_registro_crediti</w:t>
+            </w:r>
+            <w:r>
+              <w:rPr>
+                <w:rFonts w:ascii="Arial" w:cs="Arial" w:eastAsia="Arial" w:hAnsi="Arial"/>
+                <w:color w:val="1B2118"/>
+                <w:sz w:val="18"/>
+                <w:szCs w:val="18"/>
+              </w:rPr>
+              <w:t xml:space="preserve"> (stato valido / sostituito)</w:t>
             </w:r>
           </w:p>
         </w:tc>
@@ -10008,7 +10145,7 @@
                 <w:sz w:val="18"/>
                 <w:szCs w:val="18"/>
               </w:rPr>
-              <w:t xml:space="preserve">16_recupero_password.sql</w:t>
+              <w:t xml:space="preserve">19_correzioni_revisione_codice.sql</w:t>
             </w:r>
           </w:p>
         </w:tc>
@@ -10040,7 +10177,7 @@
                 <w:sz w:val="18"/>
                 <w:szCs w:val="18"/>
               </w:rPr>
-              <w:t xml:space="preserve">Tabella </w:t>
+              <w:t xml:space="preserve">Il Comune legge solo le osservazioni ammesse della consultazione (policy </w:t>
             </w:r>
             <w:r>
               <w:rPr>
@@ -10049,16 +10186,16 @@
                 <w:sz w:val="18"/>
                 <w:szCs w:val="18"/>
               </w:rPr>
-              <w:t xml:space="preserve">recupero_password_richiesta</w:t>
-            </w:r>
-            <w:r>
-              <w:rPr>
-                <w:rFonts w:ascii="Arial" w:cs="Arial" w:eastAsia="Arial" w:hAnsi="Arial"/>
-                <w:color w:val="1B2118"/>
-                <w:sz w:val="18"/>
-                <w:szCs w:val="18"/>
-              </w:rPr>
-              <w:t xml:space="preserve"> (ultima richiesta di recupero per indirizzo, nessuna policy: la usa solo la funzione </w:t>
+              <w:t xml:space="preserve">commento_select</w:t>
+            </w:r>
+            <w:r>
+              <w:rPr>
+                <w:rFonts w:ascii="Arial" w:cs="Arial" w:eastAsia="Arial" w:hAnsi="Arial"/>
+                <w:color w:val="1B2118"/>
+                <w:sz w:val="18"/>
+                <w:szCs w:val="18"/>
+              </w:rPr>
+              <w:t xml:space="preserve">); un Amministratore non può cambiare il ruolo di un altro Amministratore né il proprio (</w:t>
             </w:r>
             <w:r>
               <w:rPr>
@@ -10067,7 +10204,7 @@
                 <w:sz w:val="18"/>
                 <w:szCs w:val="18"/>
               </w:rPr>
-              <w:t xml:space="preserve">recupera-password</w:t>
+              <w:t xml:space="preserve">admin_aggiorna_utente</w:t>
             </w:r>
             <w:r>
               <w:rPr>
@@ -10089,6 +10226,272 @@
               <w:bottom w:val="single" w:color="D9D4C5" w:sz="4"/>
               <w:right w:val="single" w:color="D9D4C5" w:sz="4"/>
             </w:tcBorders>
+            <w:tcMar>
+              <w:top w:type="dxa" w:w="70"/>
+              <w:left w:type="dxa" w:w="110"/>
+              <w:bottom w:type="dxa" w:w="70"/>
+              <w:right w:type="dxa" w:w="110"/>
+            </w:tcMar>
+            <w:vAlign w:val="center"/>
+          </w:tcPr>
+          <w:p>
+            <w:pPr>
+              <w:spacing w:after="0" w:before="0"/>
+            </w:pPr>
+            <w:r>
+              <w:rPr>
+                <w:rFonts w:ascii="Arial" w:cs="Arial" w:eastAsia="Arial" w:hAnsi="Arial"/>
+                <w:color w:val="1B2118"/>
+                <w:sz w:val="18"/>
+                <w:szCs w:val="18"/>
+              </w:rPr>
+              <w:t xml:space="preserve">18/10/2026</w:t>
+            </w:r>
+          </w:p>
+        </w:tc>
+      </w:tr>
+      <w:tr>
+        <w:trPr>
+          <w:cantSplit/>
+        </w:trPr>
+        <w:tc>
+          <w:tcPr>
+            <w:tcW w:type="dxa" w:w="3213"/>
+            <w:tcBorders>
+              <w:top w:val="single" w:color="D9D4C5" w:sz="4"/>
+              <w:left w:val="single" w:color="D9D4C5" w:sz="4"/>
+              <w:bottom w:val="single" w:color="D9D4C5" w:sz="4"/>
+              <w:right w:val="single" w:color="D9D4C5" w:sz="4"/>
+            </w:tcBorders>
+            <w:shd w:fill="F6F4EE" w:color="auto" w:val="clear"/>
+            <w:tcMar>
+              <w:top w:type="dxa" w:w="70"/>
+              <w:left w:type="dxa" w:w="110"/>
+              <w:bottom w:type="dxa" w:w="70"/>
+              <w:right w:type="dxa" w:w="110"/>
+            </w:tcMar>
+            <w:vAlign w:val="center"/>
+          </w:tcPr>
+          <w:p>
+            <w:pPr>
+              <w:spacing w:after="0" w:before="0"/>
+            </w:pPr>
+            <w:r>
+              <w:rPr>
+                <w:rFonts w:ascii="Consolas" w:cs="Consolas" w:eastAsia="Consolas" w:hAnsi="Consolas"/>
+                <w:color w:val="2F5D3A"/>
+                <w:sz w:val="18"/>
+                <w:szCs w:val="18"/>
+              </w:rPr>
+              <w:t xml:space="preserve">20_rinforzi_integrita.sql</w:t>
+            </w:r>
+          </w:p>
+        </w:tc>
+        <w:tc>
+          <w:tcPr>
+            <w:tcW w:type="dxa" w:w="4016"/>
+            <w:tcBorders>
+              <w:top w:val="single" w:color="D9D4C5" w:sz="4"/>
+              <w:left w:val="single" w:color="D9D4C5" w:sz="4"/>
+              <w:bottom w:val="single" w:color="D9D4C5" w:sz="4"/>
+              <w:right w:val="single" w:color="D9D4C5" w:sz="4"/>
+            </w:tcBorders>
+            <w:shd w:fill="F6F4EE" w:color="auto" w:val="clear"/>
+            <w:tcMar>
+              <w:top w:type="dxa" w:w="70"/>
+              <w:left w:type="dxa" w:w="110"/>
+              <w:bottom w:type="dxa" w:w="70"/>
+              <w:right w:type="dxa" w:w="110"/>
+            </w:tcMar>
+            <w:vAlign w:val="center"/>
+          </w:tcPr>
+          <w:p>
+            <w:pPr>
+              <w:spacing w:after="0" w:before="0"/>
+            </w:pPr>
+            <w:r>
+              <w:rPr>
+                <w:rFonts w:ascii="Arial" w:cs="Arial" w:eastAsia="Arial" w:hAnsi="Arial"/>
+                <w:color w:val="1B2118"/>
+                <w:sz w:val="18"/>
+                <w:szCs w:val="18"/>
+              </w:rPr>
+              <w:t xml:space="preserve">Data italiana nel database (</w:t>
+            </w:r>
+            <w:r>
+              <w:rPr>
+                <w:rFonts w:ascii="Consolas" w:cs="Consolas" w:eastAsia="Consolas" w:hAnsi="Consolas"/>
+                <w:color w:val="2F5D3A"/>
+                <w:sz w:val="18"/>
+                <w:szCs w:val="18"/>
+              </w:rPr>
+              <w:t xml:space="preserve">timezone = Europe/Rome</w:t>
+            </w:r>
+            <w:r>
+              <w:rPr>
+                <w:rFonts w:ascii="Arial" w:cs="Arial" w:eastAsia="Arial" w:hAnsi="Arial"/>
+                <w:color w:val="1B2118"/>
+                <w:sz w:val="18"/>
+                <w:szCs w:val="18"/>
+              </w:rPr>
+              <w:t xml:space="preserve">); </w:t>
+            </w:r>
+            <w:r>
+              <w:rPr>
+                <w:rFonts w:ascii="Consolas" w:cs="Consolas" w:eastAsia="Consolas" w:hAnsi="Consolas"/>
+                <w:color w:val="2F5D3A"/>
+                <w:sz w:val="18"/>
+                <w:szCs w:val="18"/>
+              </w:rPr>
+              <w:t xml:space="preserve">staff_crea_pratica</w:t>
+            </w:r>
+            <w:r>
+              <w:rPr>
+                <w:rFonts w:ascii="Arial" w:cs="Arial" w:eastAsia="Arial" w:hAnsi="Arial"/>
+                <w:color w:val="1B2118"/>
+                <w:sz w:val="18"/>
+                <w:szCs w:val="18"/>
+              </w:rPr>
+              <w:t xml:space="preserve"> (pratica e 7 fasi insieme); </w:t>
+            </w:r>
+            <w:r>
+              <w:rPr>
+                <w:rFonts w:ascii="Consolas" w:cs="Consolas" w:eastAsia="Consolas" w:hAnsi="Consolas"/>
+                <w:color w:val="2F5D3A"/>
+                <w:sz w:val="18"/>
+                <w:szCs w:val="18"/>
+              </w:rPr>
+              <w:t xml:space="preserve">admin_aggiorna_utente_completo</w:t>
+            </w:r>
+            <w:r>
+              <w:rPr>
+                <w:rFonts w:ascii="Arial" w:cs="Arial" w:eastAsia="Arial" w:hAnsi="Arial"/>
+                <w:color w:val="1B2118"/>
+                <w:sz w:val="18"/>
+                <w:szCs w:val="18"/>
+              </w:rPr>
+              <w:t xml:space="preserve"> (ruolo e organizzazioni insieme); calcolo crediti: trigger </w:t>
+            </w:r>
+            <w:r>
+              <w:rPr>
+                <w:rFonts w:ascii="Consolas" w:cs="Consolas" w:eastAsia="Consolas" w:hAnsi="Consolas"/>
+                <w:color w:val="2F5D3A"/>
+                <w:sz w:val="18"/>
+                <w:szCs w:val="18"/>
+              </w:rPr>
+              <w:t xml:space="preserve">trg_calcolo_coerenza</w:t>
+            </w:r>
+            <w:r>
+              <w:rPr>
+                <w:rFonts w:ascii="Arial" w:cs="Arial" w:eastAsia="Arial" w:hAnsi="Arial"/>
+                <w:color w:val="1B2118"/>
+                <w:sz w:val="18"/>
+                <w:szCs w:val="18"/>
+              </w:rPr>
+              <w:t xml:space="preserve"> (risultato azzerato se cambiano i dati, controllo delle righe della Banca Dati alla conferma) e </w:t>
+            </w:r>
+            <w:r>
+              <w:rPr>
+                <w:rFonts w:ascii="Consolas" w:cs="Consolas" w:eastAsia="Consolas" w:hAnsi="Consolas"/>
+                <w:color w:val="2F5D3A"/>
+                <w:sz w:val="18"/>
+                <w:szCs w:val="18"/>
+              </w:rPr>
+              <w:t xml:space="preserve">trg_*_bdu_*</w:t>
+            </w:r>
+            <w:r>
+              <w:rPr>
+                <w:rFonts w:ascii="Arial" w:cs="Arial" w:eastAsia="Arial" w:hAnsi="Arial"/>
+                <w:color w:val="1B2118"/>
+                <w:sz w:val="18"/>
+                <w:szCs w:val="18"/>
+              </w:rPr>
+              <w:t xml:space="preserve"> (risultato azzerato se cambia la Banca Dati), </w:t>
+            </w:r>
+            <w:r>
+              <w:rPr>
+                <w:rFonts w:ascii="Consolas" w:cs="Consolas" w:eastAsia="Consolas" w:hAnsi="Consolas"/>
+                <w:color w:val="2F5D3A"/>
+                <w:sz w:val="18"/>
+                <w:szCs w:val="18"/>
+              </w:rPr>
+              <w:t xml:space="preserve">admin_nuova_versione_calcolo</w:t>
+            </w:r>
+            <w:r>
+              <w:rPr>
+                <w:rFonts w:ascii="Arial" w:cs="Arial" w:eastAsia="Arial" w:hAnsi="Arial"/>
+                <w:color w:val="1B2118"/>
+                <w:sz w:val="18"/>
+                <w:szCs w:val="18"/>
+              </w:rPr>
+              <w:t xml:space="preserve">; password temporanea: </w:t>
+            </w:r>
+            <w:r>
+              <w:rPr>
+                <w:rFonts w:ascii="Consolas" w:cs="Consolas" w:eastAsia="Consolas" w:hAnsi="Consolas"/>
+                <w:color w:val="2F5D3A"/>
+                <w:sz w:val="18"/>
+                <w:szCs w:val="18"/>
+              </w:rPr>
+              <w:t xml:space="preserve">app_ruolo</w:t>
+            </w:r>
+            <w:r>
+              <w:rPr>
+                <w:rFonts w:ascii="Arial" w:cs="Arial" w:eastAsia="Arial" w:hAnsi="Arial"/>
+                <w:color w:val="1B2118"/>
+                <w:sz w:val="18"/>
+                <w:szCs w:val="18"/>
+              </w:rPr>
+              <w:t xml:space="preserve">, </w:t>
+            </w:r>
+            <w:r>
+              <w:rPr>
+                <w:rFonts w:ascii="Consolas" w:cs="Consolas" w:eastAsia="Consolas" w:hAnsi="Consolas"/>
+                <w:color w:val="2F5D3A"/>
+                <w:sz w:val="18"/>
+                <w:szCs w:val="18"/>
+              </w:rPr>
+              <w:t xml:space="preserve">app_organizzazione</w:t>
+            </w:r>
+            <w:r>
+              <w:rPr>
+                <w:rFonts w:ascii="Arial" w:cs="Arial" w:eastAsia="Arial" w:hAnsi="Arial"/>
+                <w:color w:val="1B2118"/>
+                <w:sz w:val="18"/>
+                <w:szCs w:val="18"/>
+              </w:rPr>
+              <w:t xml:space="preserve">, </w:t>
+            </w:r>
+            <w:r>
+              <w:rPr>
+                <w:rFonts w:ascii="Consolas" w:cs="Consolas" w:eastAsia="Consolas" w:hAnsi="Consolas"/>
+                <w:color w:val="2F5D3A"/>
+                <w:sz w:val="18"/>
+                <w:szCs w:val="18"/>
+              </w:rPr>
+              <w:t xml:space="preserve">app_org_mia</w:t>
+            </w:r>
+            <w:r>
+              <w:rPr>
+                <w:rFonts w:ascii="Arial" w:cs="Arial" w:eastAsia="Arial" w:hAnsi="Arial"/>
+                <w:color w:val="1B2118"/>
+                <w:sz w:val="18"/>
+                <w:szCs w:val="18"/>
+              </w:rPr>
+              <w:t xml:space="preserve"> non riconoscono chi deve ancora cambiarla</w:t>
+            </w:r>
+          </w:p>
+        </w:tc>
+        <w:tc>
+          <w:tcPr>
+            <w:tcW w:type="dxa" w:w="2409"/>
+            <w:tcBorders>
+              <w:top w:val="single" w:color="D9D4C5" w:sz="4"/>
+              <w:left w:val="single" w:color="D9D4C5" w:sz="4"/>
+              <w:bottom w:val="single" w:color="D9D4C5" w:sz="4"/>
+              <w:right w:val="single" w:color="D9D4C5" w:sz="4"/>
+            </w:tcBorders>
+            <w:shd w:fill="F6F4EE" w:color="auto" w:val="clear"/>
             <w:tcMar>
               <w:top w:type="dxa" w:w="70"/>
               <w:left w:type="dxa" w:w="110"/>
@@ -10367,7 +10770,7 @@
           <w:sz w:val="21"/>
           <w:szCs w:val="21"/>
         </w:rPr>
-        <w:t xml:space="preserve">staff_richiedi_integrazione</w:t>
+        <w:t xml:space="preserve">staff_crea_pratica</w:t>
       </w:r>
       <w:r>
         <w:rPr>
@@ -10385,7 +10788,7 @@
           <w:sz w:val="21"/>
           <w:szCs w:val="21"/>
         </w:rPr>
-        <w:t xml:space="preserve">staff_chiudi_integrazione</w:t>
+        <w:t xml:space="preserve">staff_richiedi_integrazione</w:t>
       </w:r>
       <w:r>
         <w:rPr>
@@ -10403,7 +10806,7 @@
           <w:sz w:val="21"/>
           <w:szCs w:val="21"/>
         </w:rPr>
-        <w:t xml:space="preserve">cliente_rispondi_integrazione</w:t>
+        <w:t xml:space="preserve">staff_chiudi_integrazione</w:t>
       </w:r>
       <w:r>
         <w:rPr>
@@ -10421,7 +10824,7 @@
           <w:sz w:val="21"/>
           <w:szCs w:val="21"/>
         </w:rPr>
-        <w:t xml:space="preserve">rispondi_commento</w:t>
+        <w:t xml:space="preserve">cliente_rispondi_integrazione</w:t>
       </w:r>
       <w:r>
         <w:rPr>
@@ -10439,7 +10842,7 @@
           <w:sz w:val="21"/>
           <w:szCs w:val="21"/>
         </w:rPr>
-        <w:t xml:space="preserve">staff_cruscotto</w:t>
+        <w:t xml:space="preserve">rispondi_commento</w:t>
       </w:r>
       <w:r>
         <w:rPr>
@@ -10457,7 +10860,7 @@
           <w:sz w:val="21"/>
           <w:szCs w:val="21"/>
         </w:rPr>
-        <w:t xml:space="preserve">admin_elenco_utenti</w:t>
+        <w:t xml:space="preserve">staff_cruscotto</w:t>
       </w:r>
       <w:r>
         <w:rPr>
@@ -10475,7 +10878,7 @@
           <w:sz w:val="21"/>
           <w:szCs w:val="21"/>
         </w:rPr>
-        <w:t xml:space="preserve">admin_aggiorna_utente</w:t>
+        <w:t xml:space="preserve">admin_elenco_utenti</w:t>
       </w:r>
       <w:r>
         <w:rPr>
@@ -10493,7 +10896,61 @@
           <w:sz w:val="21"/>
           <w:szCs w:val="21"/>
         </w:rPr>
+        <w:t xml:space="preserve">admin_aggiorna_utente_completo</w:t>
+      </w:r>
+      <w:r>
+        <w:rPr>
+          <w:rFonts w:ascii="Arial" w:cs="Arial" w:eastAsia="Arial" w:hAnsi="Arial"/>
+          <w:color w:val="1B2118"/>
+          <w:sz w:val="21"/>
+          <w:szCs w:val="21"/>
+        </w:rPr>
+        <w:t xml:space="preserve">, </w:t>
+      </w:r>
+      <w:r>
+        <w:rPr>
+          <w:rFonts w:ascii="Consolas" w:cs="Consolas" w:eastAsia="Consolas" w:hAnsi="Consolas"/>
+          <w:color w:val="2F5D3A"/>
+          <w:sz w:val="21"/>
+          <w:szCs w:val="21"/>
+        </w:rPr>
         <w:t xml:space="preserve">admin_imposta_organizzazioni</w:t>
+      </w:r>
+      <w:r>
+        <w:rPr>
+          <w:rFonts w:ascii="Arial" w:cs="Arial" w:eastAsia="Arial" w:hAnsi="Arial"/>
+          <w:color w:val="1B2118"/>
+          <w:sz w:val="21"/>
+          <w:szCs w:val="21"/>
+        </w:rPr>
+        <w:t xml:space="preserve">, </w:t>
+      </w:r>
+      <w:r>
+        <w:rPr>
+          <w:rFonts w:ascii="Consolas" w:cs="Consolas" w:eastAsia="Consolas" w:hAnsi="Consolas"/>
+          <w:color w:val="2F5D3A"/>
+          <w:sz w:val="21"/>
+          <w:szCs w:val="21"/>
+        </w:rPr>
+        <w:t xml:space="preserve">admin_nuova_versione_calcolo</w:t>
+      </w:r>
+      <w:r>
+        <w:rPr>
+          <w:rFonts w:ascii="Arial" w:cs="Arial" w:eastAsia="Arial" w:hAnsi="Arial"/>
+          <w:color w:val="1B2118"/>
+          <w:sz w:val="21"/>
+          <w:szCs w:val="21"/>
+        </w:rPr>
+        <w:t xml:space="preserve">, </w:t>
+      </w:r>
+      <w:r>
+        <w:rPr>
+          <w:rFonts w:ascii="Consolas" w:cs="Consolas" w:eastAsia="Consolas" w:hAnsi="Consolas"/>
+          <w:color w:val="2F5D3A"/>
+          <w:sz w:val="21"/>
+          <w:szCs w:val="21"/>
+        </w:rPr>
+        <w:t xml:space="preserve">admin_registro_crediti</w:t>
       </w:r>
       <w:r>
         <w:rPr>
@@ -10626,8 +11083,8 @@
       </w:tblPr>
       <w:tblGrid>
         <w:gridCol w:w="3010"/>
-        <w:gridCol w:w="2012"/>
-        <w:gridCol w:w="4616"/>
+        <w:gridCol w:w="3527"/>
+        <w:gridCol w:w="3101"/>
       </w:tblGrid>
       <w:tr>
         <w:trPr>
@@ -10670,7 +11127,7 @@
         </w:tc>
         <w:tc>
           <w:tcPr>
-            <w:tcW w:type="dxa" w:w="2012"/>
+            <w:tcW w:type="dxa" w:w="3527"/>
             <w:tcBorders>
               <w:top w:val="single" w:color="D9D4C5" w:sz="4"/>
               <w:left w:val="single" w:color="D9D4C5" w:sz="4"/>
@@ -10705,7 +11162,7 @@
         </w:tc>
         <w:tc>
           <w:tcPr>
-            <w:tcW w:type="dxa" w:w="4616"/>
+            <w:tcW w:type="dxa" w:w="3101"/>
             <w:tcBorders>
               <w:top w:val="single" w:color="D9D4C5" w:sz="4"/>
               <w:left w:val="single" w:color="D9D4C5" w:sz="4"/>
@@ -10777,39 +11234,39 @@
         </w:tc>
         <w:tc>
           <w:tcPr>
-            <w:tcW w:type="dxa" w:w="2012"/>
-            <w:tcBorders>
-              <w:top w:val="single" w:color="D9D4C5" w:sz="4"/>
-              <w:left w:val="single" w:color="D9D4C5" w:sz="4"/>
-              <w:bottom w:val="single" w:color="D9D4C5" w:sz="4"/>
-              <w:right w:val="single" w:color="D9D4C5" w:sz="4"/>
-            </w:tcBorders>
-            <w:tcMar>
-              <w:top w:type="dxa" w:w="70"/>
-              <w:left w:type="dxa" w:w="110"/>
-              <w:bottom w:type="dxa" w:w="70"/>
-              <w:right w:type="dxa" w:w="110"/>
-            </w:tcMar>
-            <w:vAlign w:val="center"/>
-          </w:tcPr>
-          <w:p>
-            <w:pPr>
-              <w:spacing w:after="0" w:before="0"/>
-            </w:pPr>
-            <w:r>
-              <w:rPr>
-                <w:rFonts w:ascii="Arial" w:cs="Arial" w:eastAsia="Arial" w:hAnsi="Arial"/>
-                <w:color w:val="1B2118"/>
-                <w:sz w:val="18"/>
-                <w:szCs w:val="18"/>
-              </w:rPr>
-              <w:t xml:space="preserve">ogni giorno alle 05:00 UTC</w:t>
-            </w:r>
-          </w:p>
-        </w:tc>
-        <w:tc>
-          <w:tcPr>
-            <w:tcW w:type="dxa" w:w="4616"/>
+            <w:tcW w:type="dxa" w:w="3527"/>
+            <w:tcBorders>
+              <w:top w:val="single" w:color="D9D4C5" w:sz="4"/>
+              <w:left w:val="single" w:color="D9D4C5" w:sz="4"/>
+              <w:bottom w:val="single" w:color="D9D4C5" w:sz="4"/>
+              <w:right w:val="single" w:color="D9D4C5" w:sz="4"/>
+            </w:tcBorders>
+            <w:tcMar>
+              <w:top w:type="dxa" w:w="70"/>
+              <w:left w:type="dxa" w:w="110"/>
+              <w:bottom w:type="dxa" w:w="70"/>
+              <w:right w:type="dxa" w:w="110"/>
+            </w:tcMar>
+            <w:vAlign w:val="center"/>
+          </w:tcPr>
+          <w:p>
+            <w:pPr>
+              <w:spacing w:after="0" w:before="0"/>
+            </w:pPr>
+            <w:r>
+              <w:rPr>
+                <w:rFonts w:ascii="Arial" w:cs="Arial" w:eastAsia="Arial" w:hAnsi="Arial"/>
+                <w:color w:val="1B2118"/>
+                <w:sz w:val="18"/>
+                <w:szCs w:val="18"/>
+              </w:rPr>
+              <w:t xml:space="preserve">ogni giorno alle 05:00 UTC (07:00 in Italia con l'ora legale, 06:00 con l'ora solare)</w:t>
+            </w:r>
+          </w:p>
+        </w:tc>
+        <w:tc>
+          <w:tcPr>
+            <w:tcW w:type="dxa" w:w="3101"/>
             <w:tcBorders>
               <w:top w:val="single" w:color="D9D4C5" w:sz="4"/>
               <w:left w:val="single" w:color="D9D4C5" w:sz="4"/>
@@ -10879,7 +11336,7 @@
         </w:tc>
         <w:tc>
           <w:tcPr>
-            <w:tcW w:type="dxa" w:w="2012"/>
+            <w:tcW w:type="dxa" w:w="3527"/>
             <w:tcBorders>
               <w:top w:val="single" w:color="D9D4C5" w:sz="4"/>
               <w:left w:val="single" w:color="D9D4C5" w:sz="4"/>
@@ -10912,7 +11369,7 @@
         </w:tc>
         <w:tc>
           <w:tcPr>
-            <w:tcW w:type="dxa" w:w="4616"/>
+            <w:tcW w:type="dxa" w:w="3101"/>
             <w:tcBorders>
               <w:top w:val="single" w:color="D9D4C5" w:sz="4"/>
               <w:left w:val="single" w:color="D9D4C5" w:sz="4"/>
@@ -10949,6 +11406,103 @@
       <w:pPr>
         <w:spacing w:after="160"/>
       </w:pPr>
+    </w:p>
+    <w:p>
+      <w:pPr>
+        <w:spacing w:after="140" w:line="300"/>
+      </w:pPr>
+      <w:r>
+        <w:rPr>
+          <w:rFonts w:ascii="Arial" w:cs="Arial" w:eastAsia="Arial" w:hAnsi="Arial"/>
+          <w:b/>
+          <w:bCs/>
+          <w:color w:val="1B2118"/>
+          <w:sz w:val="21"/>
+          <w:szCs w:val="21"/>
+        </w:rPr>
+        <w:t xml:space="preserve">Fuso orario</w:t>
+      </w:r>
+      <w:r>
+        <w:rPr>
+          <w:rFonts w:ascii="Arial" w:cs="Arial" w:eastAsia="Arial" w:hAnsi="Arial"/>
+          <w:color w:val="1B2118"/>
+          <w:sz w:val="21"/>
+          <w:szCs w:val="21"/>
+        </w:rPr>
+        <w:t xml:space="preserve">: dal 18/10 (script 20) il database lavora in ora italiana (</w:t>
+      </w:r>
+      <w:r>
+        <w:rPr>
+          <w:rFonts w:ascii="Consolas" w:cs="Consolas" w:eastAsia="Consolas" w:hAnsi="Consolas"/>
+          <w:color w:val="2F5D3A"/>
+          <w:sz w:val="21"/>
+          <w:szCs w:val="21"/>
+        </w:rPr>
+        <w:t xml:space="preserve">Europe/Rome</w:t>
+      </w:r>
+      <w:r>
+        <w:rPr>
+          <w:rFonts w:ascii="Arial" w:cs="Arial" w:eastAsia="Arial" w:hAnsi="Arial"/>
+          <w:color w:val="1B2118"/>
+          <w:sz w:val="21"/>
+          <w:szCs w:val="21"/>
+        </w:rPr>
+        <w:t xml:space="preserve">, impostazione del database): «oggi» per scadenze di fasi, consultazioni e pagamenti è la data italiana. Il portale (</w:t>
+      </w:r>
+      <w:r>
+        <w:rPr>
+          <w:rFonts w:ascii="Consolas" w:cs="Consolas" w:eastAsia="Consolas" w:hAnsi="Consolas"/>
+          <w:color w:val="2F5D3A"/>
+          <w:sz w:val="21"/>
+          <w:szCs w:val="21"/>
+        </w:rPr>
+        <w:t xml:space="preserve">oggiItalia</w:t>
+      </w:r>
+      <w:r>
+        <w:rPr>
+          <w:rFonts w:ascii="Arial" w:cs="Arial" w:eastAsia="Arial" w:hAnsi="Arial"/>
+          <w:color w:val="1B2118"/>
+          <w:sz w:val="21"/>
+          <w:szCs w:val="21"/>
+        </w:rPr>
+        <w:t xml:space="preserve"> in </w:t>
+      </w:r>
+      <w:r>
+        <w:rPr>
+          <w:rFonts w:ascii="Consolas" w:cs="Consolas" w:eastAsia="Consolas" w:hAnsi="Consolas"/>
+          <w:color w:val="2F5D3A"/>
+          <w:sz w:val="21"/>
+          <w:szCs w:val="21"/>
+        </w:rPr>
+        <w:t xml:space="preserve">src/lib/date.js</w:t>
+      </w:r>
+      <w:r>
+        <w:rPr>
+          <w:rFonts w:ascii="Arial" w:cs="Arial" w:eastAsia="Arial" w:hAnsi="Arial"/>
+          <w:color w:val="1B2118"/>
+          <w:sz w:val="21"/>
+          <w:szCs w:val="21"/>
+        </w:rPr>
+        <w:t xml:space="preserve">) e la funzione </w:t>
+      </w:r>
+      <w:r>
+        <w:rPr>
+          <w:rFonts w:ascii="Consolas" w:cs="Consolas" w:eastAsia="Consolas" w:hAnsi="Consolas"/>
+          <w:color w:val="2F5D3A"/>
+          <w:sz w:val="21"/>
+          <w:szCs w:val="21"/>
+        </w:rPr>
+        <w:t xml:space="preserve">consultazione-pubblica</w:t>
+      </w:r>
+      <w:r>
+        <w:rPr>
+          <w:rFonts w:ascii="Arial" w:cs="Arial" w:eastAsia="Arial" w:hAnsi="Arial"/>
+          <w:color w:val="1B2118"/>
+          <w:sz w:val="21"/>
+          <w:szCs w:val="21"/>
+        </w:rPr>
+        <w:t xml:space="preserve"> usano la stessa data. Gli orari di pg_cron restano in UTC.</w:t>
+      </w:r>
     </w:p>
     <w:p>
       <w:pPr>
@@ -11332,39 +11886,7 @@
                 <w:sz w:val="18"/>
                 <w:szCs w:val="18"/>
               </w:rPr>
-              <w:t xml:space="preserve">L'Amministratore crea un utente con password temporanea e lo associa a organizzazioni</w:t>
-            </w:r>
-          </w:p>
-        </w:tc>
-        <w:tc>
-          <w:tcPr>
-            <w:tcW w:type="dxa" w:w="2152"/>
-            <w:tcBorders>
-              <w:top w:val="single" w:color="D9D4C5" w:sz="4"/>
-              <w:left w:val="single" w:color="D9D4C5" w:sz="4"/>
-              <w:bottom w:val="single" w:color="D9D4C5" w:sz="4"/>
-              <w:right w:val="single" w:color="D9D4C5" w:sz="4"/>
-            </w:tcBorders>
-            <w:tcMar>
-              <w:top w:type="dxa" w:w="70"/>
-              <w:left w:type="dxa" w:w="110"/>
-              <w:bottom w:type="dxa" w:w="70"/>
-              <w:right w:type="dxa" w:w="110"/>
-            </w:tcMar>
-            <w:vAlign w:val="center"/>
-          </w:tcPr>
-          <w:p>
-            <w:pPr>
-              <w:spacing w:after="0" w:before="0"/>
-            </w:pPr>
-            <w:r>
-              <w:rPr>
-                <w:rFonts w:ascii="Arial" w:cs="Arial" w:eastAsia="Arial" w:hAnsi="Arial"/>
-                <w:color w:val="1B2118"/>
-                <w:sz w:val="18"/>
-                <w:szCs w:val="18"/>
-              </w:rPr>
-              <w:t xml:space="preserve">Verifica che il chiamante sia Admin (</w:t>
+              <w:t xml:space="preserve">L'Amministratore crea un utente con password temporanea e lo associa a tutte le sue organizzazioni (</w:t>
             </w:r>
             <w:r>
               <w:rPr>
@@ -11373,6 +11895,56 @@
                 <w:sz w:val="18"/>
                 <w:szCs w:val="18"/>
               </w:rPr>
+              <w:t xml:space="preserve">admin_imposta_organizzazioni</w:t>
+            </w:r>
+            <w:r>
+              <w:rPr>
+                <w:rFonts w:ascii="Arial" w:cs="Arial" w:eastAsia="Arial" w:hAnsi="Arial"/>
+                <w:color w:val="1B2118"/>
+                <w:sz w:val="18"/>
+                <w:szCs w:val="18"/>
+              </w:rPr>
+              <w:t xml:space="preserve"> con il token dell'Admin); se un passo fallisce l'account appena creato viene eliminato</w:t>
+            </w:r>
+          </w:p>
+        </w:tc>
+        <w:tc>
+          <w:tcPr>
+            <w:tcW w:type="dxa" w:w="2152"/>
+            <w:tcBorders>
+              <w:top w:val="single" w:color="D9D4C5" w:sz="4"/>
+              <w:left w:val="single" w:color="D9D4C5" w:sz="4"/>
+              <w:bottom w:val="single" w:color="D9D4C5" w:sz="4"/>
+              <w:right w:val="single" w:color="D9D4C5" w:sz="4"/>
+            </w:tcBorders>
+            <w:tcMar>
+              <w:top w:type="dxa" w:w="70"/>
+              <w:left w:type="dxa" w:w="110"/>
+              <w:bottom w:type="dxa" w:w="70"/>
+              <w:right w:type="dxa" w:w="110"/>
+            </w:tcMar>
+            <w:vAlign w:val="center"/>
+          </w:tcPr>
+          <w:p>
+            <w:pPr>
+              <w:spacing w:after="0" w:before="0"/>
+            </w:pPr>
+            <w:r>
+              <w:rPr>
+                <w:rFonts w:ascii="Arial" w:cs="Arial" w:eastAsia="Arial" w:hAnsi="Arial"/>
+                <w:color w:val="1B2118"/>
+                <w:sz w:val="18"/>
+                <w:szCs w:val="18"/>
+              </w:rPr>
+              <w:t xml:space="preserve">Verifica che il chiamante sia Admin (</w:t>
+            </w:r>
+            <w:r>
+              <w:rPr>
+                <w:rFonts w:ascii="Consolas" w:cs="Consolas" w:eastAsia="Consolas" w:hAnsi="Consolas"/>
+                <w:color w:val="2F5D3A"/>
+                <w:sz w:val="18"/>
+                <w:szCs w:val="18"/>
+              </w:rPr>
               <w:t xml:space="preserve">sono_admin</w:t>
             </w:r>
             <w:r>
@@ -11382,7 +11954,7 @@
                 <w:sz w:val="18"/>
                 <w:szCs w:val="18"/>
               </w:rPr>
-              <w:t xml:space="preserve">)</w:t>
+              <w:t xml:space="preserve">); password temporanea di almeno 10 caratteri con lettere e numeri; niente creazione di Admin</w:t>
             </w:r>
           </w:p>
         </w:tc>
@@ -11414,7 +11986,7 @@
                 <w:sz w:val="18"/>
                 <w:szCs w:val="18"/>
               </w:rPr>
-              <w:t xml:space="preserve">Dashboard Supabase (editor web); ripubblicata 17/10</w:t>
+              <w:t xml:space="preserve">Dashboard Supabase (editor web); ripubblicata 18/10 (script 20); Verify JWT attivo</w:t>
             </w:r>
           </w:p>
         </w:tc>
@@ -11638,7 +12210,7 @@
                 <w:sz w:val="18"/>
                 <w:szCs w:val="18"/>
               </w:rPr>
-              <w:t xml:space="preserve">Pagine pubbliche della consultazione: elenco, dettaglio (documento, errata corrige, osservazioni ammesse), invio di un'osservazione con allegato facoltativo ed email di conferma, conferma dell'email (l'osservazione diventa </w:t>
+              <w:t xml:space="preserve">Pagine pubbliche della consultazione (data di «oggi» in ora italiana dal 18/10): elenco, dettaglio (documento, errata corrige, osservazioni ammesse), invio di un'osservazione con allegato facoltativo ed email di conferma, conferma dell'email (l'osservazione diventa </w:t>
             </w:r>
             <w:r>
               <w:rPr>
@@ -17062,6 +17634,110 @@
           <w:sz w:val="21"/>
           <w:szCs w:val="21"/>
         </w:rPr>
+        <w:t xml:space="preserve">Rinforzi di integrità (punto 33)</w:t>
+      </w:r>
+      <w:r>
+        <w:rPr>
+          <w:rFonts w:ascii="Arial" w:cs="Arial" w:eastAsia="Arial" w:hAnsi="Arial"/>
+          <w:color w:val="1B2118"/>
+          <w:sz w:val="21"/>
+          <w:szCs w:val="21"/>
+        </w:rPr>
+        <w:t xml:space="preserve"> — script </w:t>
+      </w:r>
+      <w:r>
+        <w:rPr>
+          <w:rFonts w:ascii="Consolas" w:cs="Consolas" w:eastAsia="Consolas" w:hAnsi="Consolas"/>
+          <w:color w:val="2F5D3A"/>
+          <w:sz w:val="21"/>
+          <w:szCs w:val="21"/>
+        </w:rPr>
+        <w:t xml:space="preserve">20_rinforzi_integrita.sql</w:t>
+      </w:r>
+      <w:r>
+        <w:rPr>
+          <w:rFonts w:ascii="Arial" w:cs="Arial" w:eastAsia="Arial" w:hAnsi="Arial"/>
+          <w:color w:val="1B2118"/>
+          <w:sz w:val="21"/>
+          <w:szCs w:val="21"/>
+        </w:rPr>
+        <w:t xml:space="preserve"> (provato sul banco locale, eseguito e verificato in produzione), portale e Edge Functions </w:t>
+      </w:r>
+      <w:r>
+        <w:rPr>
+          <w:rFonts w:ascii="Consolas" w:cs="Consolas" w:eastAsia="Consolas" w:hAnsi="Consolas"/>
+          <w:color w:val="2F5D3A"/>
+          <w:sz w:val="21"/>
+          <w:szCs w:val="21"/>
+        </w:rPr>
+        <w:t xml:space="preserve">crea-utente</w:t>
+      </w:r>
+      <w:r>
+        <w:rPr>
+          <w:rFonts w:ascii="Arial" w:cs="Arial" w:eastAsia="Arial" w:hAnsi="Arial"/>
+          <w:color w:val="1B2118"/>
+          <w:sz w:val="21"/>
+          <w:szCs w:val="21"/>
+        </w:rPr>
+        <w:t xml:space="preserve"> e </w:t>
+      </w:r>
+      <w:r>
+        <w:rPr>
+          <w:rFonts w:ascii="Consolas" w:cs="Consolas" w:eastAsia="Consolas" w:hAnsi="Consolas"/>
+          <w:color w:val="2F5D3A"/>
+          <w:sz w:val="21"/>
+          <w:szCs w:val="21"/>
+        </w:rPr>
+        <w:t xml:space="preserve">consultazione-pubblica</w:t>
+      </w:r>
+      <w:r>
+        <w:rPr>
+          <w:rFonts w:ascii="Arial" w:cs="Arial" w:eastAsia="Arial" w:hAnsi="Arial"/>
+          <w:color w:val="1B2118"/>
+          <w:sz w:val="21"/>
+          <w:szCs w:val="21"/>
+        </w:rPr>
+        <w:t xml:space="preserve"> ripubblicate. Cosa cambia: (1) il database ragiona in ora italiana, come il portale e la pagina pubblica della consultazione (prima, tra mezzanotte e le 2, «oggi» era ancora il giorno prima); (2) una nuova pratica nasce con le 7 fasi in un'unica operazione; (3) ruolo e organizzazioni di un utente si salvano insieme; la creazione di un utente imposta tutte le organizzazioni e, se qualcosa fallisce, l'account non resta a metà; la password temporanea scritta a mano deve avere 10 caratteri con lettere e numeri; (4) calcolo dei crediti: </w:t>
+      </w:r>
+      <w:r>
+        <w:rPr>
+          <w:rFonts w:ascii="Arial" w:cs="Arial" w:eastAsia="Arial" w:hAnsi="Arial"/>
+          <w:b/>
+          <w:bCs/>
+          <w:color w:val="1B2118"/>
+          <w:sz w:val="21"/>
+          <w:szCs w:val="21"/>
+        </w:rPr>
+        <w:t xml:space="preserve">corretto un difetto</w:t>
+      </w:r>
+      <w:r>
+        <w:rPr>
+          <w:rFonts w:ascii="Arial" w:cs="Arial" w:eastAsia="Arial" w:hAnsi="Arial"/>
+          <w:color w:val="1B2118"/>
+          <w:sz w:val="21"/>
+          <w:szCs w:val="21"/>
+        </w:rPr>
+        <w:t xml:space="preserve"> per cui si potevano salvare dati nuovi e confermare il risultato calcolato su quelli vecchi; ora ogni modifica dei dati o della Banca Dati Utenze azzera il risultato salvato, la conferma richiede che le righe salvate siano quelle usate nel calcolo e la nuova versione si crea nel database in un'unica operazione; (5) chi ha una password temporanea non vede né scrive dati finché non la cambia (prima lo imponeva solo l'interfaccia). Rimossi i componenti del prototipo non usati. Il limite di 10 Rapporti era già garantito dal database (segnalazione del 18/10 errata). Effetto pratico: i calcoli in bozza calcolati prima di oggi vanno ricalcolati («Calcola») prima della conferma.</w:t>
+      </w:r>
+    </w:p>
+    <w:p>
+      <w:pPr>
+        <w:pStyle w:val="ListParagraph"/>
+        <w:numPr>
+          <w:ilvl w:val="0"/>
+          <w:numId w:val="3"/>
+        </w:numPr>
+        <w:spacing w:after="70" w:line="290"/>
+      </w:pPr>
+      <w:r>
+        <w:rPr>
+          <w:rFonts w:ascii="Arial" w:cs="Arial" w:eastAsia="Arial" w:hAnsi="Arial"/>
+          <w:b/>
+          <w:bCs/>
+          <w:color w:val="1B2118"/>
+          <w:sz w:val="21"/>
+          <w:szCs w:val="21"/>
+        </w:rPr>
         <w:t xml:space="preserve">Codice commentato: punto 31 completato</w:t>
       </w:r>
       <w:r>
@@ -20545,7 +21221,7 @@
               </w:rPr>
               <w:t xml:space="preserve">Claude Doc: </w:t>
             </w:r>
-            <w:hyperlink w:history="1" r:id="rIdvu-g-a_nuuwpepadzgroo">
+            <w:hyperlink w:history="1" r:id="rIdlavd2pjturlxo4kfcuxtv">
               <w:r>
                 <w:rPr>
                   <w:rFonts w:ascii="Arial" w:cs="Arial" w:eastAsia="Arial" w:hAnsi="Arial"/>
@@ -20892,7 +21568,7 @@
               </w:rPr>
               <w:t xml:space="preserve">Claude Doc: </w:t>
             </w:r>
-            <w:hyperlink w:history="1" r:id="rIdf84lbgbf5cj11wwjjihod">
+            <w:hyperlink w:history="1" r:id="rIdst5jdaz_hmf8v-msp4uu3">
               <w:r>
                 <w:rPr>
                   <w:rFonts w:ascii="Arial" w:cs="Arial" w:eastAsia="Arial" w:hAnsi="Arial"/>
@@ -21496,7 +22172,7 @@
               </w:rPr>
               <w:t xml:space="preserve">Claude Doc: </w:t>
             </w:r>
-            <w:hyperlink w:history="1" r:id="rIdnzrf1d4ydo7yrmny0ktez">
+            <w:hyperlink w:history="1" r:id="rIdtn7xv01c68xi-ecw5w93a">
               <w:r>
                 <w:rPr>
                   <w:rFonts w:ascii="Arial" w:cs="Arial" w:eastAsia="Arial" w:hAnsi="Arial"/>
@@ -22067,7 +22743,7 @@
             <w:pPr>
               <w:spacing w:after="0" w:before="0"/>
             </w:pPr>
-            <w:hyperlink w:history="1" r:id="rIdsmgy6nfvxxk9qdcvhdv0o">
+            <w:hyperlink w:history="1" r:id="rIdvkmyhotibftpjwrvvfbwv">
               <w:r>
                 <w:rPr>
                   <w:rFonts w:ascii="Arial" w:cs="Arial" w:eastAsia="Arial" w:hAnsi="Arial"/>
@@ -24399,7 +25075,7 @@
           <w:sz w:val="21"/>
           <w:szCs w:val="21"/>
         </w:rPr>
-        <w:t xml:space="preserve"> Pulizia e rinforzi emersi dalla revisione del codice del 18/10:</w:t>
+        <w:t xml:space="preserve"> Pulizia e rinforzi emersi dalla revisione del codice del 18/10 — in gran parte fatto il 18/10 (script 20):</w:t>
       </w:r>
     </w:p>
     <w:p>
@@ -24414,11 +25090,39 @@
       <w:r>
         <w:rPr>
           <w:rFonts w:ascii="Arial" w:cs="Arial" w:eastAsia="Arial" w:hAnsi="Arial"/>
-          <w:color w:val="1B2118"/>
+          <w:strike/>
+          <w:color w:val="5A5E54"/>
           <w:sz w:val="20"/>
           <w:szCs w:val="20"/>
         </w:rPr>
-        <w:t xml:space="preserve">creazione del Progetto e delle sue 7 fasi in un'unica funzione del database (oggi due inserimenti: se il secondo fallisce la pratica resta senza fasi);</w:t>
+        <w:t xml:space="preserve">creazione del Progetto e delle sue 7 fasi in un'unica funzione del database</w:t>
+      </w:r>
+      <w:r>
+        <w:rPr>
+          <w:rFonts w:ascii="Arial" w:cs="Arial" w:eastAsia="Arial" w:hAnsi="Arial"/>
+          <w:color w:val="1B2118"/>
+          <w:sz w:val="20"/>
+          <w:szCs w:val="20"/>
+        </w:rPr>
+        <w:t xml:space="preserve"> — fatto (</w:t>
+      </w:r>
+      <w:r>
+        <w:rPr>
+          <w:rFonts w:ascii="Consolas" w:cs="Consolas" w:eastAsia="Consolas" w:hAnsi="Consolas"/>
+          <w:color w:val="2F5D3A"/>
+          <w:sz w:val="20"/>
+          <w:szCs w:val="20"/>
+        </w:rPr>
+        <w:t xml:space="preserve">staff_crea_pratica</w:t>
+      </w:r>
+      <w:r>
+        <w:rPr>
+          <w:rFonts w:ascii="Arial" w:cs="Arial" w:eastAsia="Arial" w:hAnsi="Arial"/>
+          <w:color w:val="1B2118"/>
+          <w:sz w:val="20"/>
+          <w:szCs w:val="20"/>
+        </w:rPr>
+        <w:t xml:space="preserve">);</w:t>
       </w:r>
     </w:p>
     <w:p>
@@ -24433,11 +25137,21 @@
       <w:r>
         <w:rPr>
           <w:rFonts w:ascii="Arial" w:cs="Arial" w:eastAsia="Arial" w:hAnsi="Arial"/>
-          <w:color w:val="1B2118"/>
+          <w:strike/>
+          <w:color w:val="5A5E54"/>
           <w:sz w:val="20"/>
           <w:szCs w:val="20"/>
         </w:rPr>
-        <w:t xml:space="preserve">import della Banca Dati Utenze in un'unica transazione (oggi cancella e reinserisce a blocchi);</w:t>
+        <w:t xml:space="preserve">import della Banca Dati Utenze</w:t>
+      </w:r>
+      <w:r>
+        <w:rPr>
+          <w:rFonts w:ascii="Arial" w:cs="Arial" w:eastAsia="Arial" w:hAnsi="Arial"/>
+          <w:color w:val="1B2118"/>
+          <w:sz w:val="20"/>
+          <w:szCs w:val="20"/>
+        </w:rPr>
+        <w:t xml:space="preserve"> — resta a blocchi (una sola chiamata non regge centinaia di migliaia di righe), ma un salvataggio a metà non si può più confermare: fatto;</w:t>
       </w:r>
     </w:p>
     <w:p>
@@ -24452,15 +25166,17 @@
       <w:r>
         <w:rPr>
           <w:rFonts w:ascii="Arial" w:cs="Arial" w:eastAsia="Arial" w:hAnsi="Arial"/>
-          <w:color w:val="1B2118"/>
+          <w:strike/>
+          <w:color w:val="5A5E54"/>
           <w:sz w:val="20"/>
           <w:szCs w:val="20"/>
         </w:rPr>
-        <w:t xml:space="preserve">password temporanee: la funzione </w:t>
+        <w:t xml:space="preserve">password temporanee: allineare </w:t>
       </w:r>
       <w:r>
         <w:rPr>
           <w:rFonts w:ascii="Consolas" w:cs="Consolas" w:eastAsia="Consolas" w:hAnsi="Consolas"/>
+          <w:strike/>
           <w:color w:val="2F5D3A"/>
           <w:sz w:val="20"/>
           <w:szCs w:val="20"/>
@@ -24470,11 +25186,21 @@
       <w:r>
         <w:rPr>
           <w:rFonts w:ascii="Arial" w:cs="Arial" w:eastAsia="Arial" w:hAnsi="Arial"/>
-          <w:color w:val="1B2118"/>
+          <w:strike/>
+          <w:color w:val="5A5E54"/>
           <w:sz w:val="20"/>
           <w:szCs w:val="20"/>
         </w:rPr>
-        <w:t xml:space="preserve"> accetta 8 caratteri, le password personali ne chiedono 10 con lettere e numeri: allineare;</w:t>
+        <w:t xml:space="preserve"> alla regola dei 10 caratteri con lettere e numeri</w:t>
+      </w:r>
+      <w:r>
+        <w:rPr>
+          <w:rFonts w:ascii="Arial" w:cs="Arial" w:eastAsia="Arial" w:hAnsi="Arial"/>
+          <w:color w:val="1B2118"/>
+          <w:sz w:val="20"/>
+          <w:szCs w:val="20"/>
+        </w:rPr>
+        <w:t xml:space="preserve"> — fatto;</w:t>
       </w:r>
     </w:p>
     <w:p>
@@ -24489,11 +25215,21 @@
       <w:r>
         <w:rPr>
           <w:rFonts w:ascii="Arial" w:cs="Arial" w:eastAsia="Arial" w:hAnsi="Arial"/>
-          <w:color w:val="1B2118"/>
+          <w:strike/>
+          <w:color w:val="5A5E54"/>
           <w:sz w:val="20"/>
           <w:szCs w:val="20"/>
         </w:rPr>
-        <w:t xml:space="preserve">obbligo di cambio della password temporanea: oggi lo impone l'interfaccia (il database impedisce solo di togliersi l'obbligo);</w:t>
+        <w:t xml:space="preserve">obbligo di cambio della password temporanea imposto anche dal database</w:t>
+      </w:r>
+      <w:r>
+        <w:rPr>
+          <w:rFonts w:ascii="Arial" w:cs="Arial" w:eastAsia="Arial" w:hAnsi="Arial"/>
+          <w:color w:val="1B2118"/>
+          <w:sz w:val="20"/>
+          <w:szCs w:val="20"/>
+        </w:rPr>
+        <w:t xml:space="preserve"> — fatto;</w:t>
       </w:r>
     </w:p>
     <w:p>
@@ -24508,11 +25244,21 @@
       <w:r>
         <w:rPr>
           <w:rFonts w:ascii="Arial" w:cs="Arial" w:eastAsia="Arial" w:hAnsi="Arial"/>
-          <w:color w:val="1B2118"/>
+          <w:strike/>
+          <w:color w:val="5A5E54"/>
           <w:sz w:val="20"/>
           <w:szCs w:val="20"/>
         </w:rPr>
-        <w:t xml:space="preserve">audit leggibile dal database da tutto lo staff (serve all'export del fascicolo degli Operatori), mentre la pagina Audit è solo Admin: decidere se limitarlo;</w:t>
+        <w:t xml:space="preserve">modifica di un utente, nuova versione di un calcolo, creazione di un utente non atomiche</w:t>
+      </w:r>
+      <w:r>
+        <w:rPr>
+          <w:rFonts w:ascii="Arial" w:cs="Arial" w:eastAsia="Arial" w:hAnsi="Arial"/>
+          <w:color w:val="1B2118"/>
+          <w:sz w:val="20"/>
+          <w:szCs w:val="20"/>
+        </w:rPr>
+        <w:t xml:space="preserve"> — fatto;</w:t>
       </w:r>
     </w:p>
     <w:p>
@@ -24527,173 +25273,21 @@
       <w:r>
         <w:rPr>
           <w:rFonts w:ascii="Arial" w:cs="Arial" w:eastAsia="Arial" w:hAnsi="Arial"/>
-          <w:color w:val="1B2118"/>
+          <w:strike/>
+          <w:color w:val="5A5E54"/>
           <w:sz w:val="20"/>
           <w:szCs w:val="20"/>
         </w:rPr>
-        <w:t xml:space="preserve">eliminare i componenti del prototipo non usati (</w:t>
-      </w:r>
-      <w:r>
-        <w:rPr>
-          <w:rFonts w:ascii="Consolas" w:cs="Consolas" w:eastAsia="Consolas" w:hAnsi="Consolas"/>
-          <w:color w:val="2F5D3A"/>
+        <w:t xml:space="preserve">data della consultazione in ora italiana</w:t>
+      </w:r>
+      <w:r>
+        <w:rPr>
+          <w:rFonts w:ascii="Arial" w:cs="Arial" w:eastAsia="Arial" w:hAnsi="Arial"/>
+          <w:color w:val="1B2118"/>
           <w:sz w:val="20"/>
           <w:szCs w:val="20"/>
         </w:rPr>
-        <w:t xml:space="preserve">Timeline</w:t>
-      </w:r>
-      <w:r>
-        <w:rPr>
-          <w:rFonts w:ascii="Arial" w:cs="Arial" w:eastAsia="Arial" w:hAnsi="Arial"/>
-          <w:color w:val="1B2118"/>
-          <w:sz w:val="20"/>
-          <w:szCs w:val="20"/>
-        </w:rPr>
-        <w:t xml:space="preserve">, </w:t>
-      </w:r>
-      <w:r>
-        <w:rPr>
-          <w:rFonts w:ascii="Consolas" w:cs="Consolas" w:eastAsia="Consolas" w:hAnsi="Consolas"/>
-          <w:color w:val="2F5D3A"/>
-          <w:sz w:val="20"/>
-          <w:szCs w:val="20"/>
-        </w:rPr>
-        <w:t xml:space="preserve">AzioniRuolo</w:t>
-      </w:r>
-      <w:r>
-        <w:rPr>
-          <w:rFonts w:ascii="Arial" w:cs="Arial" w:eastAsia="Arial" w:hAnsi="Arial"/>
-          <w:color w:val="1B2118"/>
-          <w:sz w:val="20"/>
-          <w:szCs w:val="20"/>
-        </w:rPr>
-        <w:t xml:space="preserve">, </w:t>
-      </w:r>
-      <w:r>
-        <w:rPr>
-          <w:rFonts w:ascii="Consolas" w:cs="Consolas" w:eastAsia="Consolas" w:hAnsi="Consolas"/>
-          <w:color w:val="2F5D3A"/>
-          <w:sz w:val="20"/>
-          <w:szCs w:val="20"/>
-        </w:rPr>
-        <w:t xml:space="preserve">ProjectCard</w:t>
-      </w:r>
-      <w:r>
-        <w:rPr>
-          <w:rFonts w:ascii="Arial" w:cs="Arial" w:eastAsia="Arial" w:hAnsi="Arial"/>
-          <w:color w:val="1B2118"/>
-          <w:sz w:val="20"/>
-          <w:szCs w:val="20"/>
-        </w:rPr>
-        <w:t xml:space="preserve">, </w:t>
-      </w:r>
-      <w:r>
-        <w:rPr>
-          <w:rFonts w:ascii="Consolas" w:cs="Consolas" w:eastAsia="Consolas" w:hAnsi="Consolas"/>
-          <w:color w:val="2F5D3A"/>
-          <w:sz w:val="20"/>
-          <w:szCs w:val="20"/>
-        </w:rPr>
-        <w:t xml:space="preserve">Stat</w:t>
-      </w:r>
-      <w:r>
-        <w:rPr>
-          <w:rFonts w:ascii="Arial" w:cs="Arial" w:eastAsia="Arial" w:hAnsi="Arial"/>
-          <w:color w:val="1B2118"/>
-          <w:sz w:val="20"/>
-          <w:szCs w:val="20"/>
-        </w:rPr>
-        <w:t xml:space="preserve">, </w:t>
-      </w:r>
-      <w:r>
-        <w:rPr>
-          <w:rFonts w:ascii="Consolas" w:cs="Consolas" w:eastAsia="Consolas" w:hAnsi="Consolas"/>
-          <w:color w:val="2F5D3A"/>
-          <w:sz w:val="20"/>
-          <w:szCs w:val="20"/>
-        </w:rPr>
-        <w:t xml:space="preserve">Pill</w:t>
-      </w:r>
-      <w:r>
-        <w:rPr>
-          <w:rFonts w:ascii="Arial" w:cs="Arial" w:eastAsia="Arial" w:hAnsi="Arial"/>
-          <w:color w:val="1B2118"/>
-          <w:sz w:val="20"/>
-          <w:szCs w:val="20"/>
-        </w:rPr>
-        <w:t xml:space="preserve">), lo stile </w:t>
-      </w:r>
-      <w:r>
-        <w:rPr>
-          <w:rFonts w:ascii="Consolas" w:cs="Consolas" w:eastAsia="Consolas" w:hAnsi="Consolas"/>
-          <w:color w:val="2F5D3A"/>
-          <w:sz w:val="20"/>
-          <w:szCs w:val="20"/>
-        </w:rPr>
-        <w:t xml:space="preserve">avviso</w:t>
-      </w:r>
-      <w:r>
-        <w:rPr>
-          <w:rFonts w:ascii="Arial" w:cs="Arial" w:eastAsia="Arial" w:hAnsi="Arial"/>
-          <w:color w:val="1B2118"/>
-          <w:sz w:val="20"/>
-          <w:szCs w:val="20"/>
-        </w:rPr>
-        <w:t xml:space="preserve">, il file </w:t>
-      </w:r>
-      <w:r>
-        <w:rPr>
-          <w:rFonts w:ascii="Consolas" w:cs="Consolas" w:eastAsia="Consolas" w:hAnsi="Consolas"/>
-          <w:color w:val="2F5D3A"/>
-          <w:sz w:val="20"/>
-          <w:szCs w:val="20"/>
-        </w:rPr>
-        <w:t xml:space="preserve">src/lib/datiEsempio.js</w:t>
-      </w:r>
-      <w:r>
-        <w:rPr>
-          <w:rFonts w:ascii="Arial" w:cs="Arial" w:eastAsia="Arial" w:hAnsi="Arial"/>
-          <w:color w:val="1B2118"/>
-          <w:sz w:val="20"/>
-          <w:szCs w:val="20"/>
-        </w:rPr>
-        <w:t xml:space="preserve"> e la funzione </w:t>
-      </w:r>
-      <w:r>
-        <w:rPr>
-          <w:rFonts w:ascii="Consolas" w:cs="Consolas" w:eastAsia="Consolas" w:hAnsi="Consolas"/>
-          <w:color w:val="2F5D3A"/>
-          <w:sz w:val="20"/>
-          <w:szCs w:val="20"/>
-        </w:rPr>
-        <w:t xml:space="preserve">etichetta()</w:t>
-      </w:r>
-      <w:r>
-        <w:rPr>
-          <w:rFonts w:ascii="Arial" w:cs="Arial" w:eastAsia="Arial" w:hAnsi="Arial"/>
-          <w:color w:val="1B2118"/>
-          <w:sz w:val="20"/>
-          <w:szCs w:val="20"/>
-        </w:rPr>
-        <w:t xml:space="preserve"> di </w:t>
-      </w:r>
-      <w:r>
-        <w:rPr>
-          <w:rFonts w:ascii="Consolas" w:cs="Consolas" w:eastAsia="Consolas" w:hAnsi="Consolas"/>
-          <w:color w:val="2F5D3A"/>
-          <w:sz w:val="20"/>
-          <w:szCs w:val="20"/>
-        </w:rPr>
-        <w:t xml:space="preserve">strumenti/impagina_pdf.py</w:t>
-      </w:r>
-      <w:r>
-        <w:rPr>
-          <w:rFonts w:ascii="Arial" w:cs="Arial" w:eastAsia="Arial" w:hAnsi="Arial"/>
-          <w:color w:val="1B2118"/>
-          <w:sz w:val="20"/>
-          <w:szCs w:val="20"/>
-        </w:rPr>
-        <w:t xml:space="preserve">;</w:t>
+        <w:t xml:space="preserve"> — fatto (tutto il database in ora italiana);</w:t>
       </w:r>
     </w:p>
     <w:p>
@@ -24708,47 +25302,21 @@
       <w:r>
         <w:rPr>
           <w:rFonts w:ascii="Arial" w:cs="Arial" w:eastAsia="Arial" w:hAnsi="Arial"/>
-          <w:color w:val="1B2118"/>
+          <w:strike/>
+          <w:color w:val="5A5E54"/>
           <w:sz w:val="20"/>
           <w:szCs w:val="20"/>
         </w:rPr>
-        <w:t xml:space="preserve">altre operazioni in più passaggi non atomici: modifica di un utente (</w:t>
-      </w:r>
-      <w:r>
-        <w:rPr>
-          <w:rFonts w:ascii="Consolas" w:cs="Consolas" w:eastAsia="Consolas" w:hAnsi="Consolas"/>
-          <w:color w:val="2F5D3A"/>
+        <w:t xml:space="preserve">limite di 10 Rapporti di Monitoraggio nel database</w:t>
+      </w:r>
+      <w:r>
+        <w:rPr>
+          <w:rFonts w:ascii="Arial" w:cs="Arial" w:eastAsia="Arial" w:hAnsi="Arial"/>
+          <w:color w:val="1B2118"/>
           <w:sz w:val="20"/>
           <w:szCs w:val="20"/>
         </w:rPr>
-        <w:t xml:space="preserve">aggiornaUtente</w:t>
-      </w:r>
-      <w:r>
-        <w:rPr>
-          <w:rFonts w:ascii="Arial" w:cs="Arial" w:eastAsia="Arial" w:hAnsi="Arial"/>
-          <w:color w:val="1B2118"/>
-          <w:sz w:val="20"/>
-          <w:szCs w:val="20"/>
-        </w:rPr>
-        <w:t xml:space="preserve">), sostituzione e nuova versione di un documento, creazione di un utente (</w:t>
-      </w:r>
-      <w:r>
-        <w:rPr>
-          <w:rFonts w:ascii="Consolas" w:cs="Consolas" w:eastAsia="Consolas" w:hAnsi="Consolas"/>
-          <w:color w:val="2F5D3A"/>
-          <w:sz w:val="20"/>
-          <w:szCs w:val="20"/>
-        </w:rPr>
-        <w:t xml:space="preserve">crea-utente</w:t>
-      </w:r>
-      <w:r>
-        <w:rPr>
-          <w:rFonts w:ascii="Arial" w:cs="Arial" w:eastAsia="Arial" w:hAnsi="Arial"/>
-          <w:color w:val="1B2118"/>
-          <w:sz w:val="20"/>
-          <w:szCs w:val="20"/>
-        </w:rPr>
-        <w:t xml:space="preserve"> non controlla l'esito dell'aggiornamento del profilo);</w:t>
+        <w:t xml:space="preserve"> — era già garantito (vincolo e indice dello script 01);</w:t>
       </w:r>
     </w:p>
     <w:p>
@@ -24763,11 +25331,81 @@
       <w:r>
         <w:rPr>
           <w:rFonts w:ascii="Arial" w:cs="Arial" w:eastAsia="Arial" w:hAnsi="Arial"/>
-          <w:color w:val="1B2118"/>
+          <w:strike/>
+          <w:color w:val="5A5E54"/>
           <w:sz w:val="20"/>
           <w:szCs w:val="20"/>
         </w:rPr>
-        <w:t xml:space="preserve">apertura della consultazione: la scadenza è calcolata come 30 giorni esatti in orario UTC; valutare la chiusura a fine giornata (ora italiana);</w:t>
+        <w:t xml:space="preserve">componenti del prototipo, stile </w:t>
+      </w:r>
+      <w:r>
+        <w:rPr>
+          <w:rFonts w:ascii="Consolas" w:cs="Consolas" w:eastAsia="Consolas" w:hAnsi="Consolas"/>
+          <w:strike/>
+          <w:color w:val="2F5D3A"/>
+          <w:sz w:val="20"/>
+          <w:szCs w:val="20"/>
+        </w:rPr>
+        <w:t xml:space="preserve">avviso</w:t>
+      </w:r>
+      <w:r>
+        <w:rPr>
+          <w:rFonts w:ascii="Arial" w:cs="Arial" w:eastAsia="Arial" w:hAnsi="Arial"/>
+          <w:strike/>
+          <w:color w:val="5A5E54"/>
+          <w:sz w:val="20"/>
+          <w:szCs w:val="20"/>
+        </w:rPr>
+        <w:t xml:space="preserve">, </w:t>
+      </w:r>
+      <w:r>
+        <w:rPr>
+          <w:rFonts w:ascii="Consolas" w:cs="Consolas" w:eastAsia="Consolas" w:hAnsi="Consolas"/>
+          <w:strike/>
+          <w:color w:val="2F5D3A"/>
+          <w:sz w:val="20"/>
+          <w:szCs w:val="20"/>
+        </w:rPr>
+        <w:t xml:space="preserve">datiEsempio.js</w:t>
+      </w:r>
+      <w:r>
+        <w:rPr>
+          <w:rFonts w:ascii="Arial" w:cs="Arial" w:eastAsia="Arial" w:hAnsi="Arial"/>
+          <w:strike/>
+          <w:color w:val="5A5E54"/>
+          <w:sz w:val="20"/>
+          <w:szCs w:val="20"/>
+        </w:rPr>
+        <w:t xml:space="preserve">, </w:t>
+      </w:r>
+      <w:r>
+        <w:rPr>
+          <w:rFonts w:ascii="Consolas" w:cs="Consolas" w:eastAsia="Consolas" w:hAnsi="Consolas"/>
+          <w:strike/>
+          <w:color w:val="2F5D3A"/>
+          <w:sz w:val="20"/>
+          <w:szCs w:val="20"/>
+        </w:rPr>
+        <w:t xml:space="preserve">etichetta()</w:t>
+      </w:r>
+      <w:r>
+        <w:rPr>
+          <w:rFonts w:ascii="Arial" w:cs="Arial" w:eastAsia="Arial" w:hAnsi="Arial"/>
+          <w:strike/>
+          <w:color w:val="5A5E54"/>
+          <w:sz w:val="20"/>
+          <w:szCs w:val="20"/>
+        </w:rPr>
+        <w:t xml:space="preserve"> non usati</w:t>
+      </w:r>
+      <w:r>
+        <w:rPr>
+          <w:rFonts w:ascii="Arial" w:cs="Arial" w:eastAsia="Arial" w:hAnsi="Arial"/>
+          <w:color w:val="1B2118"/>
+          <w:sz w:val="20"/>
+          <w:szCs w:val="20"/>
+        </w:rPr>
+        <w:t xml:space="preserve"> — eliminati;</w:t>
       </w:r>
     </w:p>
     <w:p>
@@ -24782,11 +25420,22 @@
       <w:r>
         <w:rPr>
           <w:rFonts w:ascii="Arial" w:cs="Arial" w:eastAsia="Arial" w:hAnsi="Arial"/>
+          <w:b/>
+          <w:bCs/>
           <w:color w:val="1B2118"/>
           <w:sz w:val="20"/>
           <w:szCs w:val="20"/>
         </w:rPr>
-        <w:t xml:space="preserve">limite di 10 Rapporti di monitoraggio: oggi lo applica solo l'interfaccia, portarlo nel database.</w:t>
+        <w:t xml:space="preserve">da decidere (Luca):</w:t>
+      </w:r>
+      <w:r>
+        <w:rPr>
+          <w:rFonts w:ascii="Arial" w:cs="Arial" w:eastAsia="Arial" w:hAnsi="Arial"/>
+          <w:color w:val="1B2118"/>
+          <w:sz w:val="20"/>
+          <w:szCs w:val="20"/>
+        </w:rPr>
+        <w:t xml:space="preserve"> il registro di audit è leggibile dal database da tutto lo staff (serve all'export del fascicolo degli Operatori), mentre la pagina Audit è solo Admin: lasciarlo così o limitarlo agli Amministratori (in quel caso il fascicolo esportato da un Operatore non conterrebbe più la cronologia).</w:t>
       </w:r>
     </w:p>
     <w:p>
@@ -32227,7 +32876,7 @@
           <w:sz w:val="21"/>
           <w:szCs w:val="21"/>
         </w:rPr>
-        <w:t xml:space="preserve">: 91 file, 19.500 righe in tutto.</w:t>
+        <w:t xml:space="preserve">: 86 file, 19.430 righe in tutto.</w:t>
       </w:r>
     </w:p>
     <w:p>
@@ -33101,7 +33750,7 @@
                 <w:sz w:val="18"/>
                 <w:szCs w:val="18"/>
               </w:rPr>
-              <w:t xml:space="preserve">1344</w:t>
+              <w:t xml:space="preserve">1371</w:t>
             </w:r>
           </w:p>
         </w:tc>
@@ -33818,7 +34467,7 @@
                 <w:sz w:val="18"/>
                 <w:szCs w:val="18"/>
               </w:rPr>
-              <w:t xml:space="preserve">625</w:t>
+              <w:t xml:space="preserve">603</w:t>
             </w:r>
           </w:p>
         </w:tc>
@@ -34405,9 +35054,9 @@
         <w:tblLayout w:type="fixed"/>
       </w:tblPr>
       <w:tblGrid>
-        <w:gridCol w:w="3451"/>
-        <w:gridCol w:w="958"/>
-        <w:gridCol w:w="5229"/>
+        <w:gridCol w:w="3487"/>
+        <w:gridCol w:w="953"/>
+        <w:gridCol w:w="5198"/>
       </w:tblGrid>
       <w:tr>
         <w:trPr>
@@ -34415,7 +35064,7 @@
         </w:trPr>
         <w:tc>
           <w:tcPr>
-            <w:tcW w:type="dxa" w:w="3451"/>
+            <w:tcW w:type="dxa" w:w="3487"/>
             <w:tcBorders>
               <w:top w:val="single" w:color="D9D4C5" w:sz="4"/>
               <w:left w:val="single" w:color="D9D4C5" w:sz="4"/>
@@ -34450,7 +35099,7 @@
         </w:tc>
         <w:tc>
           <w:tcPr>
-            <w:tcW w:type="dxa" w:w="958"/>
+            <w:tcW w:type="dxa" w:w="953"/>
             <w:tcBorders>
               <w:top w:val="single" w:color="D9D4C5" w:sz="4"/>
               <w:left w:val="single" w:color="D9D4C5" w:sz="4"/>
@@ -34485,7 +35134,7 @@
         </w:tc>
         <w:tc>
           <w:tcPr>
-            <w:tcW w:type="dxa" w:w="5229"/>
+            <w:tcW w:type="dxa" w:w="5198"/>
             <w:tcBorders>
               <w:top w:val="single" w:color="D9D4C5" w:sz="4"/>
               <w:left w:val="single" w:color="D9D4C5" w:sz="4"/>
@@ -34525,7 +35174,7 @@
         </w:trPr>
         <w:tc>
           <w:tcPr>
-            <w:tcW w:type="dxa" w:w="3451"/>
+            <w:tcW w:type="dxa" w:w="3487"/>
             <w:tcBorders>
               <w:top w:val="single" w:color="D9D4C5" w:sz="4"/>
               <w:left w:val="single" w:color="D9D4C5" w:sz="4"/>
@@ -34551,71 +35200,71 @@
                 <w:sz w:val="18"/>
                 <w:szCs w:val="18"/>
               </w:rPr>
-              <w:t xml:space="preserve">src/components/AzioniRuolo.jsx</w:t>
-            </w:r>
-          </w:p>
-        </w:tc>
-        <w:tc>
-          <w:tcPr>
-            <w:tcW w:type="dxa" w:w="958"/>
-            <w:tcBorders>
-              <w:top w:val="single" w:color="D9D4C5" w:sz="4"/>
-              <w:left w:val="single" w:color="D9D4C5" w:sz="4"/>
-              <w:bottom w:val="single" w:color="D9D4C5" w:sz="4"/>
-              <w:right w:val="single" w:color="D9D4C5" w:sz="4"/>
-            </w:tcBorders>
-            <w:tcMar>
-              <w:top w:type="dxa" w:w="70"/>
-              <w:left w:type="dxa" w:w="110"/>
-              <w:bottom w:type="dxa" w:w="70"/>
-              <w:right w:type="dxa" w:w="110"/>
-            </w:tcMar>
-            <w:vAlign w:val="center"/>
-          </w:tcPr>
-          <w:p>
-            <w:pPr>
-              <w:spacing w:after="0" w:before="0"/>
-            </w:pPr>
-            <w:r>
-              <w:rPr>
-                <w:rFonts w:ascii="Arial" w:cs="Arial" w:eastAsia="Arial" w:hAnsi="Arial"/>
-                <w:color w:val="1B2118"/>
-                <w:sz w:val="18"/>
-                <w:szCs w:val="18"/>
-              </w:rPr>
-              <w:t xml:space="preserve">83</w:t>
-            </w:r>
-          </w:p>
-        </w:tc>
-        <w:tc>
-          <w:tcPr>
-            <w:tcW w:type="dxa" w:w="5229"/>
-            <w:tcBorders>
-              <w:top w:val="single" w:color="D9D4C5" w:sz="4"/>
-              <w:left w:val="single" w:color="D9D4C5" w:sz="4"/>
-              <w:bottom w:val="single" w:color="D9D4C5" w:sz="4"/>
-              <w:right w:val="single" w:color="D9D4C5" w:sz="4"/>
-            </w:tcBorders>
-            <w:tcMar>
-              <w:top w:type="dxa" w:w="70"/>
-              <w:left w:type="dxa" w:w="110"/>
-              <w:bottom w:type="dxa" w:w="70"/>
-              <w:right w:type="dxa" w:w="110"/>
-            </w:tcMar>
-            <w:vAlign w:val="center"/>
-          </w:tcPr>
-          <w:p>
-            <w:pPr>
-              <w:spacing w:after="0" w:before="0"/>
-            </w:pPr>
-            <w:r>
-              <w:rPr>
-                <w:rFonts w:ascii="Arial" w:cs="Arial" w:eastAsia="Arial" w:hAnsi="Arial"/>
-                <w:color w:val="1B2118"/>
-                <w:sz w:val="18"/>
-                <w:szCs w:val="18"/>
-              </w:rPr>
-              <w:t xml:space="preserve">pulsanti di azione del prototipo, diversi per ruolo (promotore, operate, validatore), con il pulsante «avanza fase» attivo solo quando tocca a quel ruolo.</w:t>
+              <w:t xml:space="preserve">src/components/Badge.jsx</w:t>
+            </w:r>
+          </w:p>
+        </w:tc>
+        <w:tc>
+          <w:tcPr>
+            <w:tcW w:type="dxa" w:w="953"/>
+            <w:tcBorders>
+              <w:top w:val="single" w:color="D9D4C5" w:sz="4"/>
+              <w:left w:val="single" w:color="D9D4C5" w:sz="4"/>
+              <w:bottom w:val="single" w:color="D9D4C5" w:sz="4"/>
+              <w:right w:val="single" w:color="D9D4C5" w:sz="4"/>
+            </w:tcBorders>
+            <w:tcMar>
+              <w:top w:type="dxa" w:w="70"/>
+              <w:left w:type="dxa" w:w="110"/>
+              <w:bottom w:type="dxa" w:w="70"/>
+              <w:right w:type="dxa" w:w="110"/>
+            </w:tcMar>
+            <w:vAlign w:val="center"/>
+          </w:tcPr>
+          <w:p>
+            <w:pPr>
+              <w:spacing w:after="0" w:before="0"/>
+            </w:pPr>
+            <w:r>
+              <w:rPr>
+                <w:rFonts w:ascii="Arial" w:cs="Arial" w:eastAsia="Arial" w:hAnsi="Arial"/>
+                <w:color w:val="1B2118"/>
+                <w:sz w:val="18"/>
+                <w:szCs w:val="18"/>
+              </w:rPr>
+              <w:t xml:space="preserve">37</w:t>
+            </w:r>
+          </w:p>
+        </w:tc>
+        <w:tc>
+          <w:tcPr>
+            <w:tcW w:type="dxa" w:w="5198"/>
+            <w:tcBorders>
+              <w:top w:val="single" w:color="D9D4C5" w:sz="4"/>
+              <w:left w:val="single" w:color="D9D4C5" w:sz="4"/>
+              <w:bottom w:val="single" w:color="D9D4C5" w:sz="4"/>
+              <w:right w:val="single" w:color="D9D4C5" w:sz="4"/>
+            </w:tcBorders>
+            <w:tcMar>
+              <w:top w:type="dxa" w:w="70"/>
+              <w:left w:type="dxa" w:w="110"/>
+              <w:bottom w:type="dxa" w:w="70"/>
+              <w:right w:type="dxa" w:w="110"/>
+            </w:tcMar>
+            <w:vAlign w:val="center"/>
+          </w:tcPr>
+          <w:p>
+            <w:pPr>
+              <w:spacing w:after="0" w:before="0"/>
+            </w:pPr>
+            <w:r>
+              <w:rPr>
+                <w:rFonts w:ascii="Arial" w:cs="Arial" w:eastAsia="Arial" w:hAnsi="Arial"/>
+                <w:color w:val="1B2118"/>
+                <w:sz w:val="18"/>
+                <w:szCs w:val="18"/>
+              </w:rPr>
+              <w:t xml:space="preserve">etichetta colorata compatta per mostrare uno stato (pratica, fase, documento, pagamento, calcolo…). Solo grafica.</w:t>
             </w:r>
           </w:p>
         </w:tc>
@@ -34626,7 +35275,7 @@
         </w:trPr>
         <w:tc>
           <w:tcPr>
-            <w:tcW w:type="dxa" w:w="3451"/>
+            <w:tcW w:type="dxa" w:w="3487"/>
             <w:tcBorders>
               <w:top w:val="single" w:color="D9D4C5" w:sz="4"/>
               <w:left w:val="single" w:color="D9D4C5" w:sz="4"/>
@@ -34653,13 +35302,13 @@
                 <w:sz w:val="18"/>
                 <w:szCs w:val="18"/>
               </w:rPr>
-              <w:t xml:space="preserve">src/components/Badge.jsx</w:t>
-            </w:r>
-          </w:p>
-        </w:tc>
-        <w:tc>
-          <w:tcPr>
-            <w:tcW w:type="dxa" w:w="958"/>
+              <w:t xml:space="preserve">src/components/Consultazione.jsx</w:t>
+            </w:r>
+          </w:p>
+        </w:tc>
+        <w:tc>
+          <w:tcPr>
+            <w:tcW w:type="dxa" w:w="953"/>
             <w:tcBorders>
               <w:top w:val="single" w:color="D9D4C5" w:sz="4"/>
               <w:left w:val="single" w:color="D9D4C5" w:sz="4"/>
@@ -34686,13 +35335,13 @@
                 <w:sz w:val="18"/>
                 <w:szCs w:val="18"/>
               </w:rPr>
-              <w:t xml:space="preserve">37</w:t>
-            </w:r>
-          </w:p>
-        </w:tc>
-        <w:tc>
-          <w:tcPr>
-            <w:tcW w:type="dxa" w:w="5229"/>
+              <w:t xml:space="preserve">388</w:t>
+            </w:r>
+          </w:p>
+        </w:tc>
+        <w:tc>
+          <w:tcPr>
+            <w:tcW w:type="dxa" w:w="5198"/>
             <w:tcBorders>
               <w:top w:val="single" w:color="D9D4C5" w:sz="4"/>
               <w:left w:val="single" w:color="D9D4C5" w:sz="4"/>
@@ -34719,7 +35368,7 @@
                 <w:sz w:val="18"/>
                 <w:szCs w:val="18"/>
               </w:rPr>
-              <w:t xml:space="preserve">etichetta colorata compatta per mostrare uno stato (pratica, fase, documento, pagamento, calcolo…). Solo grafica.</w:t>
+              <w:t xml:space="preserve">riquadro «Consultazione pubblica» di un Progetto (fase 3, requisiti §6). Lo staff apre la consultazione pubblicando un documento per 30 giorni, modera le osservazioni, pubblica errata corrige e la chiude. Il Comune legge le…</w:t>
             </w:r>
           </w:p>
         </w:tc>
@@ -34730,7 +35379,7 @@
         </w:trPr>
         <w:tc>
           <w:tcPr>
-            <w:tcW w:type="dxa" w:w="3451"/>
+            <w:tcW w:type="dxa" w:w="3487"/>
             <w:tcBorders>
               <w:top w:val="single" w:color="D9D4C5" w:sz="4"/>
               <w:left w:val="single" w:color="D9D4C5" w:sz="4"/>
@@ -34756,71 +35405,71 @@
                 <w:sz w:val="18"/>
                 <w:szCs w:val="18"/>
               </w:rPr>
-              <w:t xml:space="preserve">src/components/Consultazione.jsx</w:t>
-            </w:r>
-          </w:p>
-        </w:tc>
-        <w:tc>
-          <w:tcPr>
-            <w:tcW w:type="dxa" w:w="958"/>
-            <w:tcBorders>
-              <w:top w:val="single" w:color="D9D4C5" w:sz="4"/>
-              <w:left w:val="single" w:color="D9D4C5" w:sz="4"/>
-              <w:bottom w:val="single" w:color="D9D4C5" w:sz="4"/>
-              <w:right w:val="single" w:color="D9D4C5" w:sz="4"/>
-            </w:tcBorders>
-            <w:tcMar>
-              <w:top w:type="dxa" w:w="70"/>
-              <w:left w:type="dxa" w:w="110"/>
-              <w:bottom w:type="dxa" w:w="70"/>
-              <w:right w:type="dxa" w:w="110"/>
-            </w:tcMar>
-            <w:vAlign w:val="center"/>
-          </w:tcPr>
-          <w:p>
-            <w:pPr>
-              <w:spacing w:after="0" w:before="0"/>
-            </w:pPr>
-            <w:r>
-              <w:rPr>
-                <w:rFonts w:ascii="Arial" w:cs="Arial" w:eastAsia="Arial" w:hAnsi="Arial"/>
-                <w:color w:val="1B2118"/>
-                <w:sz w:val="18"/>
-                <w:szCs w:val="18"/>
-              </w:rPr>
-              <w:t xml:space="preserve">388</w:t>
-            </w:r>
-          </w:p>
-        </w:tc>
-        <w:tc>
-          <w:tcPr>
-            <w:tcW w:type="dxa" w:w="5229"/>
-            <w:tcBorders>
-              <w:top w:val="single" w:color="D9D4C5" w:sz="4"/>
-              <w:left w:val="single" w:color="D9D4C5" w:sz="4"/>
-              <w:bottom w:val="single" w:color="D9D4C5" w:sz="4"/>
-              <w:right w:val="single" w:color="D9D4C5" w:sz="4"/>
-            </w:tcBorders>
-            <w:tcMar>
-              <w:top w:type="dxa" w:w="70"/>
-              <w:left w:type="dxa" w:w="110"/>
-              <w:bottom w:type="dxa" w:w="70"/>
-              <w:right w:type="dxa" w:w="110"/>
-            </w:tcMar>
-            <w:vAlign w:val="center"/>
-          </w:tcPr>
-          <w:p>
-            <w:pPr>
-              <w:spacing w:after="0" w:before="0"/>
-            </w:pPr>
-            <w:r>
-              <w:rPr>
-                <w:rFonts w:ascii="Arial" w:cs="Arial" w:eastAsia="Arial" w:hAnsi="Arial"/>
-                <w:color w:val="1B2118"/>
-                <w:sz w:val="18"/>
-                <w:szCs w:val="18"/>
-              </w:rPr>
-              <w:t xml:space="preserve">riquadro «Consultazione pubblica» di un Progetto (fase 3, requisiti §6). Lo staff apre la consultazione pubblicando un documento per 30 giorni, modera le osservazioni, pubblica errata corrige e la chiude. Il Comune legge le…</w:t>
+              <w:t xml:space="preserve">src/components/DettaglioPratica.jsx</w:t>
+            </w:r>
+          </w:p>
+        </w:tc>
+        <w:tc>
+          <w:tcPr>
+            <w:tcW w:type="dxa" w:w="953"/>
+            <w:tcBorders>
+              <w:top w:val="single" w:color="D9D4C5" w:sz="4"/>
+              <w:left w:val="single" w:color="D9D4C5" w:sz="4"/>
+              <w:bottom w:val="single" w:color="D9D4C5" w:sz="4"/>
+              <w:right w:val="single" w:color="D9D4C5" w:sz="4"/>
+            </w:tcBorders>
+            <w:tcMar>
+              <w:top w:type="dxa" w:w="70"/>
+              <w:left w:type="dxa" w:w="110"/>
+              <w:bottom w:type="dxa" w:w="70"/>
+              <w:right w:type="dxa" w:w="110"/>
+            </w:tcMar>
+            <w:vAlign w:val="center"/>
+          </w:tcPr>
+          <w:p>
+            <w:pPr>
+              <w:spacing w:after="0" w:before="0"/>
+            </w:pPr>
+            <w:r>
+              <w:rPr>
+                <w:rFonts w:ascii="Arial" w:cs="Arial" w:eastAsia="Arial" w:hAnsi="Arial"/>
+                <w:color w:val="1B2118"/>
+                <w:sz w:val="18"/>
+                <w:szCs w:val="18"/>
+              </w:rPr>
+              <w:t xml:space="preserve">655</w:t>
+            </w:r>
+          </w:p>
+        </w:tc>
+        <w:tc>
+          <w:tcPr>
+            <w:tcW w:type="dxa" w:w="5198"/>
+            <w:tcBorders>
+              <w:top w:val="single" w:color="D9D4C5" w:sz="4"/>
+              <w:left w:val="single" w:color="D9D4C5" w:sz="4"/>
+              <w:bottom w:val="single" w:color="D9D4C5" w:sz="4"/>
+              <w:right w:val="single" w:color="D9D4C5" w:sz="4"/>
+            </w:tcBorders>
+            <w:tcMar>
+              <w:top w:type="dxa" w:w="70"/>
+              <w:left w:type="dxa" w:w="110"/>
+              <w:bottom w:type="dxa" w:w="70"/>
+              <w:right w:type="dxa" w:w="110"/>
+            </w:tcMar>
+            <w:vAlign w:val="center"/>
+          </w:tcPr>
+          <w:p>
+            <w:pPr>
+              <w:spacing w:after="0" w:before="0"/>
+            </w:pPr>
+            <w:r>
+              <w:rPr>
+                <w:rFonts w:ascii="Arial" w:cs="Arial" w:eastAsia="Arial" w:hAnsi="Arial"/>
+                <w:color w:val="1B2118"/>
+                <w:sz w:val="18"/>
+                <w:szCs w:val="18"/>
+              </w:rPr>
+              <w:t xml:space="preserve">pagina di dettaglio di una pratica (Progetto o Rapporto di Monitoraggio) con le sue 7 fasi. Riunisce in un'unica vista: intestazione e stato, Ente di Validazione, cambio di stato, le fasi (azioni, integrazioni, note, modelli,…</w:t>
             </w:r>
           </w:p>
         </w:tc>
@@ -34831,7 +35480,7 @@
         </w:trPr>
         <w:tc>
           <w:tcPr>
-            <w:tcW w:type="dxa" w:w="3451"/>
+            <w:tcW w:type="dxa" w:w="3487"/>
             <w:tcBorders>
               <w:top w:val="single" w:color="D9D4C5" w:sz="4"/>
               <w:left w:val="single" w:color="D9D4C5" w:sz="4"/>
@@ -34858,13 +35507,13 @@
                 <w:sz w:val="18"/>
                 <w:szCs w:val="18"/>
               </w:rPr>
-              <w:t xml:space="preserve">src/components/DettaglioPratica.jsx</w:t>
-            </w:r>
-          </w:p>
-        </w:tc>
-        <w:tc>
-          <w:tcPr>
-            <w:tcW w:type="dxa" w:w="958"/>
+              <w:t xml:space="preserve">src/components/Documenti.jsx</w:t>
+            </w:r>
+          </w:p>
+        </w:tc>
+        <w:tc>
+          <w:tcPr>
+            <w:tcW w:type="dxa" w:w="953"/>
             <w:tcBorders>
               <w:top w:val="single" w:color="D9D4C5" w:sz="4"/>
               <w:left w:val="single" w:color="D9D4C5" w:sz="4"/>
@@ -34891,13 +35540,13 @@
                 <w:sz w:val="18"/>
                 <w:szCs w:val="18"/>
               </w:rPr>
-              <w:t xml:space="preserve">655</w:t>
-            </w:r>
-          </w:p>
-        </w:tc>
-        <w:tc>
-          <w:tcPr>
-            <w:tcW w:type="dxa" w:w="5229"/>
+              <w:t xml:space="preserve">293</w:t>
+            </w:r>
+          </w:p>
+        </w:tc>
+        <w:tc>
+          <w:tcPr>
+            <w:tcW w:type="dxa" w:w="5198"/>
             <w:tcBorders>
               <w:top w:val="single" w:color="D9D4C5" w:sz="4"/>
               <w:left w:val="single" w:color="D9D4C5" w:sz="4"/>
@@ -34924,7 +35573,7 @@
                 <w:sz w:val="18"/>
                 <w:szCs w:val="18"/>
               </w:rPr>
-              <w:t xml:space="preserve">pagina di dettaglio di una pratica (Progetto o Rapporto di Monitoraggio) con le sue 7 fasi. Riunisce in un'unica vista: intestazione e stato, Ente di Validazione, cambio di stato, le fasi (azioni, integrazioni, note, modelli,…</w:t>
+              <w:t xml:space="preserve">gestione documentale di una pratica: elenco con versioni, caricamento di nuovi file e download. Lo staff sceglie anche tipologia e visibilità (Cliente, Pubblico) e può cambiarle dopo il caricamento.</w:t>
             </w:r>
           </w:p>
         </w:tc>
@@ -34935,7 +35584,7 @@
         </w:trPr>
         <w:tc>
           <w:tcPr>
-            <w:tcW w:type="dxa" w:w="3451"/>
+            <w:tcW w:type="dxa" w:w="3487"/>
             <w:tcBorders>
               <w:top w:val="single" w:color="D9D4C5" w:sz="4"/>
               <w:left w:val="single" w:color="D9D4C5" w:sz="4"/>
@@ -34961,71 +35610,71 @@
                 <w:sz w:val="18"/>
                 <w:szCs w:val="18"/>
               </w:rPr>
-              <w:t xml:space="preserve">src/components/Documenti.jsx</w:t>
-            </w:r>
-          </w:p>
-        </w:tc>
-        <w:tc>
-          <w:tcPr>
-            <w:tcW w:type="dxa" w:w="958"/>
-            <w:tcBorders>
-              <w:top w:val="single" w:color="D9D4C5" w:sz="4"/>
-              <w:left w:val="single" w:color="D9D4C5" w:sz="4"/>
-              <w:bottom w:val="single" w:color="D9D4C5" w:sz="4"/>
-              <w:right w:val="single" w:color="D9D4C5" w:sz="4"/>
-            </w:tcBorders>
-            <w:tcMar>
-              <w:top w:type="dxa" w:w="70"/>
-              <w:left w:type="dxa" w:w="110"/>
-              <w:bottom w:type="dxa" w:w="70"/>
-              <w:right w:type="dxa" w:w="110"/>
-            </w:tcMar>
-            <w:vAlign w:val="center"/>
-          </w:tcPr>
-          <w:p>
-            <w:pPr>
-              <w:spacing w:after="0" w:before="0"/>
-            </w:pPr>
-            <w:r>
-              <w:rPr>
-                <w:rFonts w:ascii="Arial" w:cs="Arial" w:eastAsia="Arial" w:hAnsi="Arial"/>
-                <w:color w:val="1B2118"/>
-                <w:sz w:val="18"/>
-                <w:szCs w:val="18"/>
-              </w:rPr>
-              <w:t xml:space="preserve">293</w:t>
-            </w:r>
-          </w:p>
-        </w:tc>
-        <w:tc>
-          <w:tcPr>
-            <w:tcW w:type="dxa" w:w="5229"/>
-            <w:tcBorders>
-              <w:top w:val="single" w:color="D9D4C5" w:sz="4"/>
-              <w:left w:val="single" w:color="D9D4C5" w:sz="4"/>
-              <w:bottom w:val="single" w:color="D9D4C5" w:sz="4"/>
-              <w:right w:val="single" w:color="D9D4C5" w:sz="4"/>
-            </w:tcBorders>
-            <w:tcMar>
-              <w:top w:type="dxa" w:w="70"/>
-              <w:left w:type="dxa" w:w="110"/>
-              <w:bottom w:type="dxa" w:w="70"/>
-              <w:right w:type="dxa" w:w="110"/>
-            </w:tcMar>
-            <w:vAlign w:val="center"/>
-          </w:tcPr>
-          <w:p>
-            <w:pPr>
-              <w:spacing w:after="0" w:before="0"/>
-            </w:pPr>
-            <w:r>
-              <w:rPr>
-                <w:rFonts w:ascii="Arial" w:cs="Arial" w:eastAsia="Arial" w:hAnsi="Arial"/>
-                <w:color w:val="1B2118"/>
-                <w:sz w:val="18"/>
-                <w:szCs w:val="18"/>
-              </w:rPr>
-              <w:t xml:space="preserve">gestione documentale di una pratica: elenco con versioni, caricamento di nuovi file e download. Lo staff sceglie anche tipologia e visibilità (Cliente, Pubblico) e può cambiarle dopo il caricamento.</w:t>
+              <w:t xml:space="preserve">src/components/Header.jsx</w:t>
+            </w:r>
+          </w:p>
+        </w:tc>
+        <w:tc>
+          <w:tcPr>
+            <w:tcW w:type="dxa" w:w="953"/>
+            <w:tcBorders>
+              <w:top w:val="single" w:color="D9D4C5" w:sz="4"/>
+              <w:left w:val="single" w:color="D9D4C5" w:sz="4"/>
+              <w:bottom w:val="single" w:color="D9D4C5" w:sz="4"/>
+              <w:right w:val="single" w:color="D9D4C5" w:sz="4"/>
+            </w:tcBorders>
+            <w:tcMar>
+              <w:top w:type="dxa" w:w="70"/>
+              <w:left w:type="dxa" w:w="110"/>
+              <w:bottom w:type="dxa" w:w="70"/>
+              <w:right w:type="dxa" w:w="110"/>
+            </w:tcMar>
+            <w:vAlign w:val="center"/>
+          </w:tcPr>
+          <w:p>
+            <w:pPr>
+              <w:spacing w:after="0" w:before="0"/>
+            </w:pPr>
+            <w:r>
+              <w:rPr>
+                <w:rFonts w:ascii="Arial" w:cs="Arial" w:eastAsia="Arial" w:hAnsi="Arial"/>
+                <w:color w:val="1B2118"/>
+                <w:sz w:val="18"/>
+                <w:szCs w:val="18"/>
+              </w:rPr>
+              <w:t xml:space="preserve">154</w:t>
+            </w:r>
+          </w:p>
+        </w:tc>
+        <w:tc>
+          <w:tcPr>
+            <w:tcW w:type="dxa" w:w="5198"/>
+            <w:tcBorders>
+              <w:top w:val="single" w:color="D9D4C5" w:sz="4"/>
+              <w:left w:val="single" w:color="D9D4C5" w:sz="4"/>
+              <w:bottom w:val="single" w:color="D9D4C5" w:sz="4"/>
+              <w:right w:val="single" w:color="D9D4C5" w:sz="4"/>
+            </w:tcBorders>
+            <w:tcMar>
+              <w:top w:type="dxa" w:w="70"/>
+              <w:left w:type="dxa" w:w="110"/>
+              <w:bottom w:type="dxa" w:w="70"/>
+              <w:right w:type="dxa" w:w="110"/>
+            </w:tcMar>
+            <w:vAlign w:val="center"/>
+          </w:tcPr>
+          <w:p>
+            <w:pPr>
+              <w:spacing w:after="0" w:before="0"/>
+            </w:pPr>
+            <w:r>
+              <w:rPr>
+                <w:rFonts w:ascii="Arial" w:cs="Arial" w:eastAsia="Arial" w:hAnsi="Arial"/>
+                <w:color w:val="1B2118"/>
+                <w:sz w:val="18"/>
+                <w:szCs w:val="18"/>
+              </w:rPr>
+              <w:t xml:space="preserve">intestazione in cima a ogni pagina riservata. A sinistra i loghi (Carbon WastePrint, Fondazione Operate, RINA, Carbon Credit) con collegamento alla pagina iniziale; a destra, se l'utente ha fatto l'accesso: menu per ruolo,…</w:t>
             </w:r>
           </w:p>
         </w:tc>
@@ -35036,7 +35685,7 @@
         </w:trPr>
         <w:tc>
           <w:tcPr>
-            <w:tcW w:type="dxa" w:w="3451"/>
+            <w:tcW w:type="dxa" w:w="3487"/>
             <w:tcBorders>
               <w:top w:val="single" w:color="D9D4C5" w:sz="4"/>
               <w:left w:val="single" w:color="D9D4C5" w:sz="4"/>
@@ -35063,13 +35712,13 @@
                 <w:sz w:val="18"/>
                 <w:szCs w:val="18"/>
               </w:rPr>
-              <w:t xml:space="preserve">src/components/Header.jsx</w:t>
-            </w:r>
-          </w:p>
-        </w:tc>
-        <w:tc>
-          <w:tcPr>
-            <w:tcW w:type="dxa" w:w="958"/>
+              <w:t xml:space="preserve">src/components/Integrazioni.jsx</w:t>
+            </w:r>
+          </w:p>
+        </w:tc>
+        <w:tc>
+          <w:tcPr>
+            <w:tcW w:type="dxa" w:w="953"/>
             <w:tcBorders>
               <w:top w:val="single" w:color="D9D4C5" w:sz="4"/>
               <w:left w:val="single" w:color="D9D4C5" w:sz="4"/>
@@ -35096,13 +35745,13 @@
                 <w:sz w:val="18"/>
                 <w:szCs w:val="18"/>
               </w:rPr>
-              <w:t xml:space="preserve">154</w:t>
-            </w:r>
-          </w:p>
-        </w:tc>
-        <w:tc>
-          <w:tcPr>
-            <w:tcW w:type="dxa" w:w="5229"/>
+              <w:t xml:space="preserve">266</w:t>
+            </w:r>
+          </w:p>
+        </w:tc>
+        <w:tc>
+          <w:tcPr>
+            <w:tcW w:type="dxa" w:w="5198"/>
             <w:tcBorders>
               <w:top w:val="single" w:color="D9D4C5" w:sz="4"/>
               <w:left w:val="single" w:color="D9D4C5" w:sz="4"/>
@@ -35129,7 +35778,7 @@
                 <w:sz w:val="18"/>
                 <w:szCs w:val="18"/>
               </w:rPr>
-              <w:t xml:space="preserve">intestazione in cima a ogni pagina riservata. A sinistra i loghi (Carbon WastePrint, Fondazione Operate, RINA, Carbon Credit) con collegamento alla pagina iniziale; a destra, se l'utente ha fatto l'accesso: menu per ruolo,…</w:t>
+              <w:t xml:space="preserve">richieste di integrazione di una fase (requisiti §4). Ciclo: l'Operatore richiede → il Cliente carica un documento e risponde → l'Operatore chiude la richiesta. Con la chiusura della fase la possibilità di integrare termina. La…</w:t>
             </w:r>
           </w:p>
         </w:tc>
@@ -35140,7 +35789,7 @@
         </w:trPr>
         <w:tc>
           <w:tcPr>
-            <w:tcW w:type="dxa" w:w="3451"/>
+            <w:tcW w:type="dxa" w:w="3487"/>
             <w:tcBorders>
               <w:top w:val="single" w:color="D9D4C5" w:sz="4"/>
               <w:left w:val="single" w:color="D9D4C5" w:sz="4"/>
@@ -35166,71 +35815,71 @@
                 <w:sz w:val="18"/>
                 <w:szCs w:val="18"/>
               </w:rPr>
-              <w:t xml:space="preserve">src/components/Integrazioni.jsx</w:t>
-            </w:r>
-          </w:p>
-        </w:tc>
-        <w:tc>
-          <w:tcPr>
-            <w:tcW w:type="dxa" w:w="958"/>
-            <w:tcBorders>
-              <w:top w:val="single" w:color="D9D4C5" w:sz="4"/>
-              <w:left w:val="single" w:color="D9D4C5" w:sz="4"/>
-              <w:bottom w:val="single" w:color="D9D4C5" w:sz="4"/>
-              <w:right w:val="single" w:color="D9D4C5" w:sz="4"/>
-            </w:tcBorders>
-            <w:tcMar>
-              <w:top w:type="dxa" w:w="70"/>
-              <w:left w:type="dxa" w:w="110"/>
-              <w:bottom w:type="dxa" w:w="70"/>
-              <w:right w:type="dxa" w:w="110"/>
-            </w:tcMar>
-            <w:vAlign w:val="center"/>
-          </w:tcPr>
-          <w:p>
-            <w:pPr>
-              <w:spacing w:after="0" w:before="0"/>
-            </w:pPr>
-            <w:r>
-              <w:rPr>
-                <w:rFonts w:ascii="Arial" w:cs="Arial" w:eastAsia="Arial" w:hAnsi="Arial"/>
-                <w:color w:val="1B2118"/>
-                <w:sz w:val="18"/>
-                <w:szCs w:val="18"/>
-              </w:rPr>
-              <w:t xml:space="preserve">266</w:t>
-            </w:r>
-          </w:p>
-        </w:tc>
-        <w:tc>
-          <w:tcPr>
-            <w:tcW w:type="dxa" w:w="5229"/>
-            <w:tcBorders>
-              <w:top w:val="single" w:color="D9D4C5" w:sz="4"/>
-              <w:left w:val="single" w:color="D9D4C5" w:sz="4"/>
-              <w:bottom w:val="single" w:color="D9D4C5" w:sz="4"/>
-              <w:right w:val="single" w:color="D9D4C5" w:sz="4"/>
-            </w:tcBorders>
-            <w:tcMar>
-              <w:top w:type="dxa" w:w="70"/>
-              <w:left w:type="dxa" w:w="110"/>
-              <w:bottom w:type="dxa" w:w="70"/>
-              <w:right w:type="dxa" w:w="110"/>
-            </w:tcMar>
-            <w:vAlign w:val="center"/>
-          </w:tcPr>
-          <w:p>
-            <w:pPr>
-              <w:spacing w:after="0" w:before="0"/>
-            </w:pPr>
-            <w:r>
-              <w:rPr>
-                <w:rFonts w:ascii="Arial" w:cs="Arial" w:eastAsia="Arial" w:hAnsi="Arial"/>
-                <w:color w:val="1B2118"/>
-                <w:sz w:val="18"/>
-                <w:szCs w:val="18"/>
-              </w:rPr>
-              <w:t xml:space="preserve">richieste di integrazione di una fase (requisiti §4). Ciclo: l'Operatore richiede → il Cliente carica un documento e risponde → l'Operatore chiude la richiesta. Con la chiusura della fase la possibilità di integrare termina. La…</w:t>
+              <w:t xml:space="preserve">src/components/Messaggi.jsx</w:t>
+            </w:r>
+          </w:p>
+        </w:tc>
+        <w:tc>
+          <w:tcPr>
+            <w:tcW w:type="dxa" w:w="953"/>
+            <w:tcBorders>
+              <w:top w:val="single" w:color="D9D4C5" w:sz="4"/>
+              <w:left w:val="single" w:color="D9D4C5" w:sz="4"/>
+              <w:bottom w:val="single" w:color="D9D4C5" w:sz="4"/>
+              <w:right w:val="single" w:color="D9D4C5" w:sz="4"/>
+            </w:tcBorders>
+            <w:tcMar>
+              <w:top w:type="dxa" w:w="70"/>
+              <w:left w:type="dxa" w:w="110"/>
+              <w:bottom w:type="dxa" w:w="70"/>
+              <w:right w:type="dxa" w:w="110"/>
+            </w:tcMar>
+            <w:vAlign w:val="center"/>
+          </w:tcPr>
+          <w:p>
+            <w:pPr>
+              <w:spacing w:after="0" w:before="0"/>
+            </w:pPr>
+            <w:r>
+              <w:rPr>
+                <w:rFonts w:ascii="Arial" w:cs="Arial" w:eastAsia="Arial" w:hAnsi="Arial"/>
+                <w:color w:val="1B2118"/>
+                <w:sz w:val="18"/>
+                <w:szCs w:val="18"/>
+              </w:rPr>
+              <w:t xml:space="preserve">129</w:t>
+            </w:r>
+          </w:p>
+        </w:tc>
+        <w:tc>
+          <w:tcPr>
+            <w:tcW w:type="dxa" w:w="5198"/>
+            <w:tcBorders>
+              <w:top w:val="single" w:color="D9D4C5" w:sz="4"/>
+              <w:left w:val="single" w:color="D9D4C5" w:sz="4"/>
+              <w:bottom w:val="single" w:color="D9D4C5" w:sz="4"/>
+              <w:right w:val="single" w:color="D9D4C5" w:sz="4"/>
+            </w:tcBorders>
+            <w:tcMar>
+              <w:top w:type="dxa" w:w="70"/>
+              <w:left w:type="dxa" w:w="110"/>
+              <w:bottom w:type="dxa" w:w="70"/>
+              <w:right w:type="dxa" w:w="110"/>
+            </w:tcMar>
+            <w:vAlign w:val="center"/>
+          </w:tcPr>
+          <w:p>
+            <w:pPr>
+              <w:spacing w:after="0" w:before="0"/>
+            </w:pPr>
+            <w:r>
+              <w:rPr>
+                <w:rFonts w:ascii="Arial" w:cs="Arial" w:eastAsia="Arial" w:hAnsi="Arial"/>
+                <w:color w:val="1B2118"/>
+                <w:sz w:val="18"/>
+                <w:szCs w:val="18"/>
+              </w:rPr>
+              <w:t xml:space="preserve">conversazione tra Comune e Fondazione Operate dentro una pratica (backlog 26). Mostra i messaggi in ordine di data, quelli dell'utente a destra, e permette di scriverne di nuovi.</w:t>
             </w:r>
           </w:p>
         </w:tc>
@@ -35241,7 +35890,7 @@
         </w:trPr>
         <w:tc>
           <w:tcPr>
-            <w:tcW w:type="dxa" w:w="3451"/>
+            <w:tcW w:type="dxa" w:w="3487"/>
             <w:tcBorders>
               <w:top w:val="single" w:color="D9D4C5" w:sz="4"/>
               <w:left w:val="single" w:color="D9D4C5" w:sz="4"/>
@@ -35268,13 +35917,13 @@
                 <w:sz w:val="18"/>
                 <w:szCs w:val="18"/>
               </w:rPr>
-              <w:t xml:space="preserve">src/components/Messaggi.jsx</w:t>
-            </w:r>
-          </w:p>
-        </w:tc>
-        <w:tc>
-          <w:tcPr>
-            <w:tcW w:type="dxa" w:w="958"/>
+              <w:t xml:space="preserve">src/components/NoteFase.jsx</w:t>
+            </w:r>
+          </w:p>
+        </w:tc>
+        <w:tc>
+          <w:tcPr>
+            <w:tcW w:type="dxa" w:w="953"/>
             <w:tcBorders>
               <w:top w:val="single" w:color="D9D4C5" w:sz="4"/>
               <w:left w:val="single" w:color="D9D4C5" w:sz="4"/>
@@ -35301,13 +35950,13 @@
                 <w:sz w:val="18"/>
                 <w:szCs w:val="18"/>
               </w:rPr>
-              <w:t xml:space="preserve">129</w:t>
-            </w:r>
-          </w:p>
-        </w:tc>
-        <w:tc>
-          <w:tcPr>
-            <w:tcW w:type="dxa" w:w="5229"/>
+              <w:t xml:space="preserve">108</w:t>
+            </w:r>
+          </w:p>
+        </w:tc>
+        <w:tc>
+          <w:tcPr>
+            <w:tcW w:type="dxa" w:w="5198"/>
             <w:tcBorders>
               <w:top w:val="single" w:color="D9D4C5" w:sz="4"/>
               <w:left w:val="single" w:color="D9D4C5" w:sz="4"/>
@@ -35334,7 +35983,7 @@
                 <w:sz w:val="18"/>
                 <w:szCs w:val="18"/>
               </w:rPr>
-              <w:t xml:space="preserve">conversazione tra Comune e Fondazione Operate dentro una pratica (backlog 26). Mostra i messaggi in ordine di data, quelli dell'utente a destra, e permette di scriverne di nuovi.</w:t>
+              <w:t xml:space="preserve">note scritte sotto una delle 7 fasi di una pratica (backlog 10). Lo staff legge tutte le note e ne aggiunge di nuove, interne (solo Fondazione) o condivise con il Comune; il Comune vede solo le condivise.</w:t>
             </w:r>
           </w:p>
         </w:tc>
@@ -35345,7 +35994,7 @@
         </w:trPr>
         <w:tc>
           <w:tcPr>
-            <w:tcW w:type="dxa" w:w="3451"/>
+            <w:tcW w:type="dxa" w:w="3487"/>
             <w:tcBorders>
               <w:top w:val="single" w:color="D9D4C5" w:sz="4"/>
               <w:left w:val="single" w:color="D9D4C5" w:sz="4"/>
@@ -35371,71 +36020,71 @@
                 <w:sz w:val="18"/>
                 <w:szCs w:val="18"/>
               </w:rPr>
-              <w:t xml:space="preserve">src/components/NoteFase.jsx</w:t>
-            </w:r>
-          </w:p>
-        </w:tc>
-        <w:tc>
-          <w:tcPr>
-            <w:tcW w:type="dxa" w:w="958"/>
-            <w:tcBorders>
-              <w:top w:val="single" w:color="D9D4C5" w:sz="4"/>
-              <w:left w:val="single" w:color="D9D4C5" w:sz="4"/>
-              <w:bottom w:val="single" w:color="D9D4C5" w:sz="4"/>
-              <w:right w:val="single" w:color="D9D4C5" w:sz="4"/>
-            </w:tcBorders>
-            <w:tcMar>
-              <w:top w:type="dxa" w:w="70"/>
-              <w:left w:type="dxa" w:w="110"/>
-              <w:bottom w:type="dxa" w:w="70"/>
-              <w:right w:type="dxa" w:w="110"/>
-            </w:tcMar>
-            <w:vAlign w:val="center"/>
-          </w:tcPr>
-          <w:p>
-            <w:pPr>
-              <w:spacing w:after="0" w:before="0"/>
-            </w:pPr>
-            <w:r>
-              <w:rPr>
-                <w:rFonts w:ascii="Arial" w:cs="Arial" w:eastAsia="Arial" w:hAnsi="Arial"/>
-                <w:color w:val="1B2118"/>
-                <w:sz w:val="18"/>
-                <w:szCs w:val="18"/>
-              </w:rPr>
-              <w:t xml:space="preserve">108</w:t>
-            </w:r>
-          </w:p>
-        </w:tc>
-        <w:tc>
-          <w:tcPr>
-            <w:tcW w:type="dxa" w:w="5229"/>
-            <w:tcBorders>
-              <w:top w:val="single" w:color="D9D4C5" w:sz="4"/>
-              <w:left w:val="single" w:color="D9D4C5" w:sz="4"/>
-              <w:bottom w:val="single" w:color="D9D4C5" w:sz="4"/>
-              <w:right w:val="single" w:color="D9D4C5" w:sz="4"/>
-            </w:tcBorders>
-            <w:tcMar>
-              <w:top w:type="dxa" w:w="70"/>
-              <w:left w:type="dxa" w:w="110"/>
-              <w:bottom w:type="dxa" w:w="70"/>
-              <w:right w:type="dxa" w:w="110"/>
-            </w:tcMar>
-            <w:vAlign w:val="center"/>
-          </w:tcPr>
-          <w:p>
-            <w:pPr>
-              <w:spacing w:after="0" w:before="0"/>
-            </w:pPr>
-            <w:r>
-              <w:rPr>
-                <w:rFonts w:ascii="Arial" w:cs="Arial" w:eastAsia="Arial" w:hAnsi="Arial"/>
-                <w:color w:val="1B2118"/>
-                <w:sz w:val="18"/>
-                <w:szCs w:val="18"/>
-              </w:rPr>
-              <w:t xml:space="preserve">note scritte sotto una delle 7 fasi di una pratica (backlog 10). Lo staff legge tutte le note e ne aggiunge di nuove, interne (solo Fondazione) o condivise con il Comune; il Comune vede solo le condivise.</w:t>
+              <w:t xml:space="preserve">src/components/Notifiche.jsx</w:t>
+            </w:r>
+          </w:p>
+        </w:tc>
+        <w:tc>
+          <w:tcPr>
+            <w:tcW w:type="dxa" w:w="953"/>
+            <w:tcBorders>
+              <w:top w:val="single" w:color="D9D4C5" w:sz="4"/>
+              <w:left w:val="single" w:color="D9D4C5" w:sz="4"/>
+              <w:bottom w:val="single" w:color="D9D4C5" w:sz="4"/>
+              <w:right w:val="single" w:color="D9D4C5" w:sz="4"/>
+            </w:tcBorders>
+            <w:tcMar>
+              <w:top w:type="dxa" w:w="70"/>
+              <w:left w:type="dxa" w:w="110"/>
+              <w:bottom w:type="dxa" w:w="70"/>
+              <w:right w:type="dxa" w:w="110"/>
+            </w:tcMar>
+            <w:vAlign w:val="center"/>
+          </w:tcPr>
+          <w:p>
+            <w:pPr>
+              <w:spacing w:after="0" w:before="0"/>
+            </w:pPr>
+            <w:r>
+              <w:rPr>
+                <w:rFonts w:ascii="Arial" w:cs="Arial" w:eastAsia="Arial" w:hAnsi="Arial"/>
+                <w:color w:val="1B2118"/>
+                <w:sz w:val="18"/>
+                <w:szCs w:val="18"/>
+              </w:rPr>
+              <w:t xml:space="preserve">177</w:t>
+            </w:r>
+          </w:p>
+        </w:tc>
+        <w:tc>
+          <w:tcPr>
+            <w:tcW w:type="dxa" w:w="5198"/>
+            <w:tcBorders>
+              <w:top w:val="single" w:color="D9D4C5" w:sz="4"/>
+              <w:left w:val="single" w:color="D9D4C5" w:sz="4"/>
+              <w:bottom w:val="single" w:color="D9D4C5" w:sz="4"/>
+              <w:right w:val="single" w:color="D9D4C5" w:sz="4"/>
+            </w:tcBorders>
+            <w:tcMar>
+              <w:top w:type="dxa" w:w="70"/>
+              <w:left w:type="dxa" w:w="110"/>
+              <w:bottom w:type="dxa" w:w="70"/>
+              <w:right w:type="dxa" w:w="110"/>
+            </w:tcMar>
+            <w:vAlign w:val="center"/>
+          </w:tcPr>
+          <w:p>
+            <w:pPr>
+              <w:spacing w:after="0" w:before="0"/>
+            </w:pPr>
+            <w:r>
+              <w:rPr>
+                <w:rFonts w:ascii="Arial" w:cs="Arial" w:eastAsia="Arial" w:hAnsi="Arial"/>
+                <w:color w:val="1B2118"/>
+                <w:sz w:val="18"/>
+                <w:szCs w:val="18"/>
+              </w:rPr>
+              <w:t xml:space="preserve">campanella delle notifiche interne (requisiti §9) nell'intestazione. Mostra il numero delle non lette, apre un elenco a tendina delle ultime 50 notifiche, segna come lette e porta alla pratica collegata.</w:t>
             </w:r>
           </w:p>
         </w:tc>
@@ -35446,7 +36095,7 @@
         </w:trPr>
         <w:tc>
           <w:tcPr>
-            <w:tcW w:type="dxa" w:w="3451"/>
+            <w:tcW w:type="dxa" w:w="3487"/>
             <w:tcBorders>
               <w:top w:val="single" w:color="D9D4C5" w:sz="4"/>
               <w:left w:val="single" w:color="D9D4C5" w:sz="4"/>
@@ -35473,13 +36122,13 @@
                 <w:sz w:val="18"/>
                 <w:szCs w:val="18"/>
               </w:rPr>
-              <w:t xml:space="preserve">src/components/Notifiche.jsx</w:t>
-            </w:r>
-          </w:p>
-        </w:tc>
-        <w:tc>
-          <w:tcPr>
-            <w:tcW w:type="dxa" w:w="958"/>
+              <w:t xml:space="preserve">src/components/NuovoProgetto.jsx</w:t>
+            </w:r>
+          </w:p>
+        </w:tc>
+        <w:tc>
+          <w:tcPr>
+            <w:tcW w:type="dxa" w:w="953"/>
             <w:tcBorders>
               <w:top w:val="single" w:color="D9D4C5" w:sz="4"/>
               <w:left w:val="single" w:color="D9D4C5" w:sz="4"/>
@@ -35506,13 +36155,13 @@
                 <w:sz w:val="18"/>
                 <w:szCs w:val="18"/>
               </w:rPr>
-              <w:t xml:space="preserve">177</w:t>
-            </w:r>
-          </w:p>
-        </w:tc>
-        <w:tc>
-          <w:tcPr>
-            <w:tcW w:type="dxa" w:w="5229"/>
+              <w:t xml:space="preserve">260</w:t>
+            </w:r>
+          </w:p>
+        </w:tc>
+        <w:tc>
+          <w:tcPr>
+            <w:tcW w:type="dxa" w:w="5198"/>
             <w:tcBorders>
               <w:top w:val="single" w:color="D9D4C5" w:sz="4"/>
               <w:left w:val="single" w:color="D9D4C5" w:sz="4"/>
@@ -35539,7 +36188,7 @@
                 <w:sz w:val="18"/>
                 <w:szCs w:val="18"/>
               </w:rPr>
-              <w:t xml:space="preserve">campanella delle notifiche interne (requisiti §9) nell'intestazione. Mostra il numero delle non lette, apre un elenco a tendina delle ultime 50 notifiche, segna come lette e porta alla pratica collegata.</w:t>
+              <w:t xml:space="preserve">finestra (sovrapposta alla pagina) per creare un nuovo Progetto. Si sceglie un'organizzazione esistente o se ne crea una nuova, si indicano codice (facoltativo) e titolo; alla creazione vengono generate le 7 fasi, con la fase 1…</w:t>
             </w:r>
           </w:p>
         </w:tc>
@@ -35550,7 +36199,7 @@
         </w:trPr>
         <w:tc>
           <w:tcPr>
-            <w:tcW w:type="dxa" w:w="3451"/>
+            <w:tcW w:type="dxa" w:w="3487"/>
             <w:tcBorders>
               <w:top w:val="single" w:color="D9D4C5" w:sz="4"/>
               <w:left w:val="single" w:color="D9D4C5" w:sz="4"/>
@@ -35576,71 +36225,71 @@
                 <w:sz w:val="18"/>
                 <w:szCs w:val="18"/>
               </w:rPr>
-              <w:t xml:space="preserve">src/components/NuovoProgetto.jsx</w:t>
-            </w:r>
-          </w:p>
-        </w:tc>
-        <w:tc>
-          <w:tcPr>
-            <w:tcW w:type="dxa" w:w="958"/>
-            <w:tcBorders>
-              <w:top w:val="single" w:color="D9D4C5" w:sz="4"/>
-              <w:left w:val="single" w:color="D9D4C5" w:sz="4"/>
-              <w:bottom w:val="single" w:color="D9D4C5" w:sz="4"/>
-              <w:right w:val="single" w:color="D9D4C5" w:sz="4"/>
-            </w:tcBorders>
-            <w:tcMar>
-              <w:top w:type="dxa" w:w="70"/>
-              <w:left w:type="dxa" w:w="110"/>
-              <w:bottom w:type="dxa" w:w="70"/>
-              <w:right w:type="dxa" w:w="110"/>
-            </w:tcMar>
-            <w:vAlign w:val="center"/>
-          </w:tcPr>
-          <w:p>
-            <w:pPr>
-              <w:spacing w:after="0" w:before="0"/>
-            </w:pPr>
-            <w:r>
-              <w:rPr>
-                <w:rFonts w:ascii="Arial" w:cs="Arial" w:eastAsia="Arial" w:hAnsi="Arial"/>
-                <w:color w:val="1B2118"/>
-                <w:sz w:val="18"/>
-                <w:szCs w:val="18"/>
-              </w:rPr>
-              <w:t xml:space="preserve">260</w:t>
-            </w:r>
-          </w:p>
-        </w:tc>
-        <w:tc>
-          <w:tcPr>
-            <w:tcW w:type="dxa" w:w="5229"/>
-            <w:tcBorders>
-              <w:top w:val="single" w:color="D9D4C5" w:sz="4"/>
-              <w:left w:val="single" w:color="D9D4C5" w:sz="4"/>
-              <w:bottom w:val="single" w:color="D9D4C5" w:sz="4"/>
-              <w:right w:val="single" w:color="D9D4C5" w:sz="4"/>
-            </w:tcBorders>
-            <w:tcMar>
-              <w:top w:type="dxa" w:w="70"/>
-              <w:left w:type="dxa" w:w="110"/>
-              <w:bottom w:type="dxa" w:w="70"/>
-              <w:right w:type="dxa" w:w="110"/>
-            </w:tcMar>
-            <w:vAlign w:val="center"/>
-          </w:tcPr>
-          <w:p>
-            <w:pPr>
-              <w:spacing w:after="0" w:before="0"/>
-            </w:pPr>
-            <w:r>
-              <w:rPr>
-                <w:rFonts w:ascii="Arial" w:cs="Arial" w:eastAsia="Arial" w:hAnsi="Arial"/>
-                <w:color w:val="1B2118"/>
-                <w:sz w:val="18"/>
-                <w:szCs w:val="18"/>
-              </w:rPr>
-              <w:t xml:space="preserve">finestra (sovrapposta alla pagina) per creare un nuovo Progetto. Si sceglie un'organizzazione esistente o se ne crea una nuova, si indicano codice (facoltativo) e titolo; alla creazione vengono generate le 7 fasi, con la fase 1…</w:t>
+              <w:t xml:space="preserve">src/components/Pagamenti.jsx</w:t>
+            </w:r>
+          </w:p>
+        </w:tc>
+        <w:tc>
+          <w:tcPr>
+            <w:tcW w:type="dxa" w:w="953"/>
+            <w:tcBorders>
+              <w:top w:val="single" w:color="D9D4C5" w:sz="4"/>
+              <w:left w:val="single" w:color="D9D4C5" w:sz="4"/>
+              <w:bottom w:val="single" w:color="D9D4C5" w:sz="4"/>
+              <w:right w:val="single" w:color="D9D4C5" w:sz="4"/>
+            </w:tcBorders>
+            <w:tcMar>
+              <w:top w:type="dxa" w:w="70"/>
+              <w:left w:type="dxa" w:w="110"/>
+              <w:bottom w:type="dxa" w:w="70"/>
+              <w:right w:type="dxa" w:w="110"/>
+            </w:tcMar>
+            <w:vAlign w:val="center"/>
+          </w:tcPr>
+          <w:p>
+            <w:pPr>
+              <w:spacing w:after="0" w:before="0"/>
+            </w:pPr>
+            <w:r>
+              <w:rPr>
+                <w:rFonts w:ascii="Arial" w:cs="Arial" w:eastAsia="Arial" w:hAnsi="Arial"/>
+                <w:color w:val="1B2118"/>
+                <w:sz w:val="18"/>
+                <w:szCs w:val="18"/>
+              </w:rPr>
+              <w:t xml:space="preserve">221</w:t>
+            </w:r>
+          </w:p>
+        </w:tc>
+        <w:tc>
+          <w:tcPr>
+            <w:tcW w:type="dxa" w:w="5198"/>
+            <w:tcBorders>
+              <w:top w:val="single" w:color="D9D4C5" w:sz="4"/>
+              <w:left w:val="single" w:color="D9D4C5" w:sz="4"/>
+              <w:bottom w:val="single" w:color="D9D4C5" w:sz="4"/>
+              <w:right w:val="single" w:color="D9D4C5" w:sz="4"/>
+            </w:tcBorders>
+            <w:tcMar>
+              <w:top w:type="dxa" w:w="70"/>
+              <w:left w:type="dxa" w:w="110"/>
+              <w:bottom w:type="dxa" w:w="70"/>
+              <w:right w:type="dxa" w:w="110"/>
+            </w:tcMar>
+            <w:vAlign w:val="center"/>
+          </w:tcPr>
+          <w:p>
+            <w:pPr>
+              <w:spacing w:after="0" w:before="0"/>
+            </w:pPr>
+            <w:r>
+              <w:rPr>
+                <w:rFonts w:ascii="Arial" w:cs="Arial" w:eastAsia="Arial" w:hAnsi="Arial"/>
+                <w:color w:val="1B2118"/>
+                <w:sz w:val="18"/>
+                <w:szCs w:val="18"/>
+              </w:rPr>
+              <w:t xml:space="preserve">riquadro «Pagamenti» di una pratica (requisiti §7). Nessun incasso online: il back-office censisce il piano previsto (più voci con scadenze diverse) e registra a mano gli incassi. Mostra totali, incassato, da incassare e lo…</w:t>
             </w:r>
           </w:p>
         </w:tc>
@@ -35651,7 +36300,7 @@
         </w:trPr>
         <w:tc>
           <w:tcPr>
-            <w:tcW w:type="dxa" w:w="3451"/>
+            <w:tcW w:type="dxa" w:w="3487"/>
             <w:tcBorders>
               <w:top w:val="single" w:color="D9D4C5" w:sz="4"/>
               <w:left w:val="single" w:color="D9D4C5" w:sz="4"/>
@@ -35678,13 +36327,13 @@
                 <w:sz w:val="18"/>
                 <w:szCs w:val="18"/>
               </w:rPr>
-              <w:t xml:space="preserve">src/components/Pagamenti.jsx</w:t>
-            </w:r>
-          </w:p>
-        </w:tc>
-        <w:tc>
-          <w:tcPr>
-            <w:tcW w:type="dxa" w:w="958"/>
+              <w:t xml:space="preserve">src/components/Rapporti.jsx</w:t>
+            </w:r>
+          </w:p>
+        </w:tc>
+        <w:tc>
+          <w:tcPr>
+            <w:tcW w:type="dxa" w:w="953"/>
             <w:tcBorders>
               <w:top w:val="single" w:color="D9D4C5" w:sz="4"/>
               <w:left w:val="single" w:color="D9D4C5" w:sz="4"/>
@@ -35711,13 +36360,13 @@
                 <w:sz w:val="18"/>
                 <w:szCs w:val="18"/>
               </w:rPr>
-              <w:t xml:space="preserve">221</w:t>
-            </w:r>
-          </w:p>
-        </w:tc>
-        <w:tc>
-          <w:tcPr>
-            <w:tcW w:type="dxa" w:w="5229"/>
+              <w:t xml:space="preserve">122</w:t>
+            </w:r>
+          </w:p>
+        </w:tc>
+        <w:tc>
+          <w:tcPr>
+            <w:tcW w:type="dxa" w:w="5198"/>
             <w:tcBorders>
               <w:top w:val="single" w:color="D9D4C5" w:sz="4"/>
               <w:left w:val="single" w:color="D9D4C5" w:sz="4"/>
@@ -35744,7 +36393,7 @@
                 <w:sz w:val="18"/>
                 <w:szCs w:val="18"/>
               </w:rPr>
-              <w:t xml:space="preserve">riquadro «Pagamenti» di una pratica (requisiti §7). Nessun incasso online: il back-office censisce il piano previsto (più voci con scadenze diverse) e registra a mano gli incassi. Mostra totali, incassato, da incassare e lo…</w:t>
+              <w:t xml:space="preserve">elenco dei Rapporti di Monitoraggio annuali di un Progetto (requisiti §2): fino a 10, uno per anno, in sequenza. Ognuno è una pratica autonoma (tipo «rapporto») con le sue 7 fasi. Lo staff può creare il Rapporto dell'anno…</w:t>
             </w:r>
           </w:p>
         </w:tc>
@@ -35755,7 +36404,7 @@
         </w:trPr>
         <w:tc>
           <w:tcPr>
-            <w:tcW w:type="dxa" w:w="3451"/>
+            <w:tcW w:type="dxa" w:w="3487"/>
             <w:tcBorders>
               <w:top w:val="single" w:color="D9D4C5" w:sz="4"/>
               <w:left w:val="single" w:color="D9D4C5" w:sz="4"/>
@@ -35781,71 +36430,71 @@
                 <w:sz w:val="18"/>
                 <w:szCs w:val="18"/>
               </w:rPr>
-              <w:t xml:space="preserve">src/components/Pill.jsx</w:t>
-            </w:r>
-          </w:p>
-        </w:tc>
-        <w:tc>
-          <w:tcPr>
-            <w:tcW w:type="dxa" w:w="958"/>
-            <w:tcBorders>
-              <w:top w:val="single" w:color="D9D4C5" w:sz="4"/>
-              <w:left w:val="single" w:color="D9D4C5" w:sz="4"/>
-              <w:bottom w:val="single" w:color="D9D4C5" w:sz="4"/>
-              <w:right w:val="single" w:color="D9D4C5" w:sz="4"/>
-            </w:tcBorders>
-            <w:tcMar>
-              <w:top w:type="dxa" w:w="70"/>
-              <w:left w:type="dxa" w:w="110"/>
-              <w:bottom w:type="dxa" w:w="70"/>
-              <w:right w:type="dxa" w:w="110"/>
-            </w:tcMar>
-            <w:vAlign w:val="center"/>
-          </w:tcPr>
-          <w:p>
-            <w:pPr>
-              <w:spacing w:after="0" w:before="0"/>
-            </w:pPr>
-            <w:r>
-              <w:rPr>
-                <w:rFonts w:ascii="Arial" w:cs="Arial" w:eastAsia="Arial" w:hAnsi="Arial"/>
-                <w:color w:val="1B2118"/>
-                <w:sz w:val="18"/>
-                <w:szCs w:val="18"/>
-              </w:rPr>
-              <w:t xml:space="preserve">32</w:t>
-            </w:r>
-          </w:p>
-        </w:tc>
-        <w:tc>
-          <w:tcPr>
-            <w:tcW w:type="dxa" w:w="5229"/>
-            <w:tcBorders>
-              <w:top w:val="single" w:color="D9D4C5" w:sz="4"/>
-              <w:left w:val="single" w:color="D9D4C5" w:sz="4"/>
-              <w:bottom w:val="single" w:color="D9D4C5" w:sz="4"/>
-              <w:right w:val="single" w:color="D9D4C5" w:sz="4"/>
-            </w:tcBorders>
-            <w:tcMar>
-              <w:top w:type="dxa" w:w="70"/>
-              <w:left w:type="dxa" w:w="110"/>
-              <w:bottom w:type="dxa" w:w="70"/>
-              <w:right w:type="dxa" w:w="110"/>
-            </w:tcMar>
-            <w:vAlign w:val="center"/>
-          </w:tcPr>
-          <w:p>
-            <w:pPr>
-              <w:spacing w:after="0" w:before="0"/>
-            </w:pPr>
-            <w:r>
-              <w:rPr>
-                <w:rFonts w:ascii="Arial" w:cs="Arial" w:eastAsia="Arial" w:hAnsi="Arial"/>
-                <w:color w:val="1B2118"/>
-                <w:sz w:val="18"/>
-                <w:szCs w:val="18"/>
-              </w:rPr>
-              <w:t xml:space="preserve">etichetta colorata compatta, a forma di pillola.</w:t>
+              <w:t xml:space="preserve">src/components/crediti/ImportaTracciato.jsx</w:t>
+            </w:r>
+          </w:p>
+        </w:tc>
+        <w:tc>
+          <w:tcPr>
+            <w:tcW w:type="dxa" w:w="953"/>
+            <w:tcBorders>
+              <w:top w:val="single" w:color="D9D4C5" w:sz="4"/>
+              <w:left w:val="single" w:color="D9D4C5" w:sz="4"/>
+              <w:bottom w:val="single" w:color="D9D4C5" w:sz="4"/>
+              <w:right w:val="single" w:color="D9D4C5" w:sz="4"/>
+            </w:tcBorders>
+            <w:tcMar>
+              <w:top w:type="dxa" w:w="70"/>
+              <w:left w:type="dxa" w:w="110"/>
+              <w:bottom w:type="dxa" w:w="70"/>
+              <w:right w:type="dxa" w:w="110"/>
+            </w:tcMar>
+            <w:vAlign w:val="center"/>
+          </w:tcPr>
+          <w:p>
+            <w:pPr>
+              <w:spacing w:after="0" w:before="0"/>
+            </w:pPr>
+            <w:r>
+              <w:rPr>
+                <w:rFonts w:ascii="Arial" w:cs="Arial" w:eastAsia="Arial" w:hAnsi="Arial"/>
+                <w:color w:val="1B2118"/>
+                <w:sz w:val="18"/>
+                <w:szCs w:val="18"/>
+              </w:rPr>
+              <w:t xml:space="preserve">283</w:t>
+            </w:r>
+          </w:p>
+        </w:tc>
+        <w:tc>
+          <w:tcPr>
+            <w:tcW w:type="dxa" w:w="5198"/>
+            <w:tcBorders>
+              <w:top w:val="single" w:color="D9D4C5" w:sz="4"/>
+              <w:left w:val="single" w:color="D9D4C5" w:sz="4"/>
+              <w:bottom w:val="single" w:color="D9D4C5" w:sz="4"/>
+              <w:right w:val="single" w:color="D9D4C5" w:sz="4"/>
+            </w:tcBorders>
+            <w:tcMar>
+              <w:top w:type="dxa" w:w="70"/>
+              <w:left w:type="dxa" w:w="110"/>
+              <w:bottom w:type="dxa" w:w="70"/>
+              <w:right w:type="dxa" w:w="110"/>
+            </w:tcMar>
+            <w:vAlign w:val="center"/>
+          </w:tcPr>
+          <w:p>
+            <w:pPr>
+              <w:spacing w:after="0" w:before="0"/>
+            </w:pPr>
+            <w:r>
+              <w:rPr>
+                <w:rFonts w:ascii="Arial" w:cs="Arial" w:eastAsia="Arial" w:hAnsi="Arial"/>
+                <w:color w:val="1B2118"/>
+                <w:sz w:val="18"/>
+                <w:szCs w:val="18"/>
+              </w:rPr>
+              <w:t xml:space="preserve">passo «Importa il tracciato» del calcolo dei crediti (backlog 1-5). L'Amministratore sceglie il tracciato dati del Comune: - dai documenti della pratica del calcolo (file .xlsx o .zip caricati dal Comune), oppure dal proprio…</w:t>
             </w:r>
           </w:p>
         </w:tc>
@@ -35856,7 +36505,7 @@
         </w:trPr>
         <w:tc>
           <w:tcPr>
-            <w:tcW w:type="dxa" w:w="3451"/>
+            <w:tcW w:type="dxa" w:w="3487"/>
             <w:tcBorders>
               <w:top w:val="single" w:color="D9D4C5" w:sz="4"/>
               <w:left w:val="single" w:color="D9D4C5" w:sz="4"/>
@@ -35883,13 +36532,13 @@
                 <w:sz w:val="18"/>
                 <w:szCs w:val="18"/>
               </w:rPr>
-              <w:t xml:space="preserve">src/components/ProjectCard.jsx</w:t>
-            </w:r>
-          </w:p>
-        </w:tc>
-        <w:tc>
-          <w:tcPr>
-            <w:tcW w:type="dxa" w:w="958"/>
+              <w:t xml:space="preserve">src/components/crediti/RegistroCrediti.jsx</w:t>
+            </w:r>
+          </w:p>
+        </w:tc>
+        <w:tc>
+          <w:tcPr>
+            <w:tcW w:type="dxa" w:w="953"/>
             <w:tcBorders>
               <w:top w:val="single" w:color="D9D4C5" w:sz="4"/>
               <w:left w:val="single" w:color="D9D4C5" w:sz="4"/>
@@ -35916,13 +36565,13 @@
                 <w:sz w:val="18"/>
                 <w:szCs w:val="18"/>
               </w:rPr>
-              <w:t xml:space="preserve">63</w:t>
-            </w:r>
-          </w:p>
-        </w:tc>
-        <w:tc>
-          <w:tcPr>
-            <w:tcW w:type="dxa" w:w="5229"/>
+              <w:t xml:space="preserve">165</w:t>
+            </w:r>
+          </w:p>
+        </w:tc>
+        <w:tc>
+          <w:tcPr>
+            <w:tcW w:type="dxa" w:w="5198"/>
             <w:tcBorders>
               <w:top w:val="single" w:color="D9D4C5" w:sz="4"/>
               <w:left w:val="single" w:color="D9D4C5" w:sz="4"/>
@@ -35949,7 +36598,7 @@
                 <w:sz w:val="18"/>
                 <w:szCs w:val="18"/>
               </w:rPr>
-              <w:t xml:space="preserve">scheda di una pratica nella lista laterale del prototipo (nome, stato, codice, barra di avanzamento in giorni su 150).</w:t>
+              <w:t xml:space="preserve">registro dei crediti (backlog 7), vista «Registro» della pagina Crediti CWP. Elenca i calcoli ex post confermati con il numero di registro assegnato dal database alla conferma (CWP-REG-AAAA-NNNN). Un calcolo corretto con una…</w:t>
             </w:r>
           </w:p>
         </w:tc>
@@ -35960,7 +36609,7 @@
         </w:trPr>
         <w:tc>
           <w:tcPr>
-            <w:tcW w:type="dxa" w:w="3451"/>
+            <w:tcW w:type="dxa" w:w="3487"/>
             <w:tcBorders>
               <w:top w:val="single" w:color="D9D4C5" w:sz="4"/>
               <w:left w:val="single" w:color="D9D4C5" w:sz="4"/>
@@ -35986,71 +36635,71 @@
                 <w:sz w:val="18"/>
                 <w:szCs w:val="18"/>
               </w:rPr>
-              <w:t xml:space="preserve">src/components/Rapporti.jsx</w:t>
-            </w:r>
-          </w:p>
-        </w:tc>
-        <w:tc>
-          <w:tcPr>
-            <w:tcW w:type="dxa" w:w="958"/>
-            <w:tcBorders>
-              <w:top w:val="single" w:color="D9D4C5" w:sz="4"/>
-              <w:left w:val="single" w:color="D9D4C5" w:sz="4"/>
-              <w:bottom w:val="single" w:color="D9D4C5" w:sz="4"/>
-              <w:right w:val="single" w:color="D9D4C5" w:sz="4"/>
-            </w:tcBorders>
-            <w:tcMar>
-              <w:top w:type="dxa" w:w="70"/>
-              <w:left w:type="dxa" w:w="110"/>
-              <w:bottom w:type="dxa" w:w="70"/>
-              <w:right w:type="dxa" w:w="110"/>
-            </w:tcMar>
-            <w:vAlign w:val="center"/>
-          </w:tcPr>
-          <w:p>
-            <w:pPr>
-              <w:spacing w:after="0" w:before="0"/>
-            </w:pPr>
-            <w:r>
-              <w:rPr>
-                <w:rFonts w:ascii="Arial" w:cs="Arial" w:eastAsia="Arial" w:hAnsi="Arial"/>
-                <w:color w:val="1B2118"/>
-                <w:sz w:val="18"/>
-                <w:szCs w:val="18"/>
-              </w:rPr>
-              <w:t xml:space="preserve">122</w:t>
-            </w:r>
-          </w:p>
-        </w:tc>
-        <w:tc>
-          <w:tcPr>
-            <w:tcW w:type="dxa" w:w="5229"/>
-            <w:tcBorders>
-              <w:top w:val="single" w:color="D9D4C5" w:sz="4"/>
-              <w:left w:val="single" w:color="D9D4C5" w:sz="4"/>
-              <w:bottom w:val="single" w:color="D9D4C5" w:sz="4"/>
-              <w:right w:val="single" w:color="D9D4C5" w:sz="4"/>
-            </w:tcBorders>
-            <w:tcMar>
-              <w:top w:type="dxa" w:w="70"/>
-              <w:left w:type="dxa" w:w="110"/>
-              <w:bottom w:type="dxa" w:w="70"/>
-              <w:right w:type="dxa" w:w="110"/>
-            </w:tcMar>
-            <w:vAlign w:val="center"/>
-          </w:tcPr>
-          <w:p>
-            <w:pPr>
-              <w:spacing w:after="0" w:before="0"/>
-            </w:pPr>
-            <w:r>
-              <w:rPr>
-                <w:rFonts w:ascii="Arial" w:cs="Arial" w:eastAsia="Arial" w:hAnsi="Arial"/>
-                <w:color w:val="1B2118"/>
-                <w:sz w:val="18"/>
-                <w:szCs w:val="18"/>
-              </w:rPr>
-              <w:t xml:space="preserve">elenco dei Rapporti di Monitoraggio annuali di un Progetto (requisiti §2): fino a 10, uno per anno, in sequenza. Ognuno è una pratica autonoma (tipo «rapporto») con le sue 7 fasi. Lo staff può creare il Rapporto dell'anno…</w:t>
+              <w:t xml:space="preserve">src/components/crediti/TabellaDati.jsx</w:t>
+            </w:r>
+          </w:p>
+        </w:tc>
+        <w:tc>
+          <w:tcPr>
+            <w:tcW w:type="dxa" w:w="953"/>
+            <w:tcBorders>
+              <w:top w:val="single" w:color="D9D4C5" w:sz="4"/>
+              <w:left w:val="single" w:color="D9D4C5" w:sz="4"/>
+              <w:bottom w:val="single" w:color="D9D4C5" w:sz="4"/>
+              <w:right w:val="single" w:color="D9D4C5" w:sz="4"/>
+            </w:tcBorders>
+            <w:tcMar>
+              <w:top w:type="dxa" w:w="70"/>
+              <w:left w:type="dxa" w:w="110"/>
+              <w:bottom w:type="dxa" w:w="70"/>
+              <w:right w:type="dxa" w:w="110"/>
+            </w:tcMar>
+            <w:vAlign w:val="center"/>
+          </w:tcPr>
+          <w:p>
+            <w:pPr>
+              <w:spacing w:after="0" w:before="0"/>
+            </w:pPr>
+            <w:r>
+              <w:rPr>
+                <w:rFonts w:ascii="Arial" w:cs="Arial" w:eastAsia="Arial" w:hAnsi="Arial"/>
+                <w:color w:val="1B2118"/>
+                <w:sz w:val="18"/>
+                <w:szCs w:val="18"/>
+              </w:rPr>
+              <w:t xml:space="preserve">208</w:t>
+            </w:r>
+          </w:p>
+        </w:tc>
+        <w:tc>
+          <w:tcPr>
+            <w:tcW w:type="dxa" w:w="5198"/>
+            <w:tcBorders>
+              <w:top w:val="single" w:color="D9D4C5" w:sz="4"/>
+              <w:left w:val="single" w:color="D9D4C5" w:sz="4"/>
+              <w:bottom w:val="single" w:color="D9D4C5" w:sz="4"/>
+              <w:right w:val="single" w:color="D9D4C5" w:sz="4"/>
+            </w:tcBorders>
+            <w:tcMar>
+              <w:top w:type="dxa" w:w="70"/>
+              <w:left w:type="dxa" w:w="110"/>
+              <w:bottom w:type="dxa" w:w="70"/>
+              <w:right w:type="dxa" w:w="110"/>
+            </w:tcMar>
+            <w:vAlign w:val="center"/>
+          </w:tcPr>
+          <w:p>
+            <w:pPr>
+              <w:spacing w:after="0" w:before="0"/>
+            </w:pPr>
+            <w:r>
+              <w:rPr>
+                <w:rFonts w:ascii="Arial" w:cs="Arial" w:eastAsia="Arial" w:hAnsi="Arial"/>
+                <w:color w:val="1B2118"/>
+                <w:sz w:val="18"/>
+                <w:szCs w:val="18"/>
+              </w:rPr>
+              <w:t xml:space="preserve">tabella di dati modificabile in pagina per il calcolo dei crediti CWP (conferimenti, utenze, riuso…), con aggiunta ed eliminazione di righe, importazione da CSV (anche salvato da Excel in italiano) e scaricamento di un modello…</w:t>
             </w:r>
           </w:p>
         </w:tc>
@@ -36061,7 +36710,7 @@
         </w:trPr>
         <w:tc>
           <w:tcPr>
-            <w:tcW w:type="dxa" w:w="3451"/>
+            <w:tcW w:type="dxa" w:w="3487"/>
             <w:tcBorders>
               <w:top w:val="single" w:color="D9D4C5" w:sz="4"/>
               <w:left w:val="single" w:color="D9D4C5" w:sz="4"/>
@@ -36088,13 +36737,13 @@
                 <w:sz w:val="18"/>
                 <w:szCs w:val="18"/>
               </w:rPr>
-              <w:t xml:space="preserve">src/components/Stat.jsx</w:t>
-            </w:r>
-          </w:p>
-        </w:tc>
-        <w:tc>
-          <w:tcPr>
-            <w:tcW w:type="dxa" w:w="958"/>
+              <w:t xml:space="preserve">src/components/impostazioni/EntiValidazione.jsx</w:t>
+            </w:r>
+          </w:p>
+        </w:tc>
+        <w:tc>
+          <w:tcPr>
+            <w:tcW w:type="dxa" w:w="953"/>
             <w:tcBorders>
               <w:top w:val="single" w:color="D9D4C5" w:sz="4"/>
               <w:left w:val="single" w:color="D9D4C5" w:sz="4"/>
@@ -36121,13 +36770,13 @@
                 <w:sz w:val="18"/>
                 <w:szCs w:val="18"/>
               </w:rPr>
-              <w:t xml:space="preserve">47</w:t>
-            </w:r>
-          </w:p>
-        </w:tc>
-        <w:tc>
-          <w:tcPr>
-            <w:tcW w:type="dxa" w:w="5229"/>
+              <w:t xml:space="preserve">129</w:t>
+            </w:r>
+          </w:p>
+        </w:tc>
+        <w:tc>
+          <w:tcPr>
+            <w:tcW w:type="dxa" w:w="5198"/>
             <w:tcBorders>
               <w:top w:val="single" w:color="D9D4C5" w:sz="4"/>
               <w:left w:val="single" w:color="D9D4C5" w:sz="4"/>
@@ -36154,7 +36803,7 @@
                 <w:sz w:val="18"/>
                 <w:szCs w:val="18"/>
               </w:rPr>
-              <w:t xml:space="preserve">riquadro con un dato numerico in evidenza (etichetta, valore, unità di misura facoltativa).</w:t>
+              <w:t xml:space="preserve">anagrafica degli Enti di Validazione (backlog 11), sezione della pagina Impostazioni. Elenco degli enti, inserimento di un nuovo ente, modifica e disattivazione. L'ente non accede al portale: serve per assegnarlo alle pratiche…</w:t>
             </w:r>
           </w:p>
         </w:tc>
@@ -36165,7 +36814,7 @@
         </w:trPr>
         <w:tc>
           <w:tcPr>
-            <w:tcW w:type="dxa" w:w="3451"/>
+            <w:tcW w:type="dxa" w:w="3487"/>
             <w:tcBorders>
               <w:top w:val="single" w:color="D9D4C5" w:sz="4"/>
               <w:left w:val="single" w:color="D9D4C5" w:sz="4"/>
@@ -36191,71 +36840,71 @@
                 <w:sz w:val="18"/>
                 <w:szCs w:val="18"/>
               </w:rPr>
-              <w:t xml:space="preserve">src/components/Timeline.jsx</w:t>
-            </w:r>
-          </w:p>
-        </w:tc>
-        <w:tc>
-          <w:tcPr>
-            <w:tcW w:type="dxa" w:w="958"/>
-            <w:tcBorders>
-              <w:top w:val="single" w:color="D9D4C5" w:sz="4"/>
-              <w:left w:val="single" w:color="D9D4C5" w:sz="4"/>
-              <w:bottom w:val="single" w:color="D9D4C5" w:sz="4"/>
-              <w:right w:val="single" w:color="D9D4C5" w:sz="4"/>
-            </w:tcBorders>
-            <w:tcMar>
-              <w:top w:type="dxa" w:w="70"/>
-              <w:left w:type="dxa" w:w="110"/>
-              <w:bottom w:type="dxa" w:w="70"/>
-              <w:right w:type="dxa" w:w="110"/>
-            </w:tcMar>
-            <w:vAlign w:val="center"/>
-          </w:tcPr>
-          <w:p>
-            <w:pPr>
-              <w:spacing w:after="0" w:before="0"/>
-            </w:pPr>
-            <w:r>
-              <w:rPr>
-                <w:rFonts w:ascii="Arial" w:cs="Arial" w:eastAsia="Arial" w:hAnsi="Arial"/>
-                <w:color w:val="1B2118"/>
-                <w:sz w:val="18"/>
-                <w:szCs w:val="18"/>
-              </w:rPr>
-              <w:t xml:space="preserve">105</w:t>
-            </w:r>
-          </w:p>
-        </w:tc>
-        <w:tc>
-          <w:tcPr>
-            <w:tcW w:type="dxa" w:w="5229"/>
-            <w:tcBorders>
-              <w:top w:val="single" w:color="D9D4C5" w:sz="4"/>
-              <w:left w:val="single" w:color="D9D4C5" w:sz="4"/>
-              <w:bottom w:val="single" w:color="D9D4C5" w:sz="4"/>
-              <w:right w:val="single" w:color="D9D4C5" w:sz="4"/>
-            </w:tcBorders>
-            <w:tcMar>
-              <w:top w:type="dxa" w:w="70"/>
-              <w:left w:type="dxa" w:w="110"/>
-              <w:bottom w:type="dxa" w:w="70"/>
-              <w:right w:type="dxa" w:w="110"/>
-            </w:tcMar>
-            <w:vAlign w:val="center"/>
-          </w:tcPr>
-          <w:p>
-            <w:pPr>
-              <w:spacing w:after="0" w:before="0"/>
-            </w:pPr>
-            <w:r>
-              <w:rPr>
-                <w:rFonts w:ascii="Arial" w:cs="Arial" w:eastAsia="Arial" w:hAnsi="Arial"/>
-                <w:color w:val="1B2118"/>
-                <w:sz w:val="18"/>
-                <w:szCs w:val="18"/>
-              </w:rPr>
-              <w:t xml:space="preserve">linea del tempo orizzontale delle fasi di una pratica, con la barra di avanzamento in giorni e il responsabile di ogni fase.</w:t>
+              <w:t xml:space="preserve">src/components/impostazioni/ModelliDocumento.jsx</w:t>
+            </w:r>
+          </w:p>
+        </w:tc>
+        <w:tc>
+          <w:tcPr>
+            <w:tcW w:type="dxa" w:w="953"/>
+            <w:tcBorders>
+              <w:top w:val="single" w:color="D9D4C5" w:sz="4"/>
+              <w:left w:val="single" w:color="D9D4C5" w:sz="4"/>
+              <w:bottom w:val="single" w:color="D9D4C5" w:sz="4"/>
+              <w:right w:val="single" w:color="D9D4C5" w:sz="4"/>
+            </w:tcBorders>
+            <w:tcMar>
+              <w:top w:type="dxa" w:w="70"/>
+              <w:left w:type="dxa" w:w="110"/>
+              <w:bottom w:type="dxa" w:w="70"/>
+              <w:right w:type="dxa" w:w="110"/>
+            </w:tcMar>
+            <w:vAlign w:val="center"/>
+          </w:tcPr>
+          <w:p>
+            <w:pPr>
+              <w:spacing w:after="0" w:before="0"/>
+            </w:pPr>
+            <w:r>
+              <w:rPr>
+                <w:rFonts w:ascii="Arial" w:cs="Arial" w:eastAsia="Arial" w:hAnsi="Arial"/>
+                <w:color w:val="1B2118"/>
+                <w:sz w:val="18"/>
+                <w:szCs w:val="18"/>
+              </w:rPr>
+              <w:t xml:space="preserve">147</w:t>
+            </w:r>
+          </w:p>
+        </w:tc>
+        <w:tc>
+          <w:tcPr>
+            <w:tcW w:type="dxa" w:w="5198"/>
+            <w:tcBorders>
+              <w:top w:val="single" w:color="D9D4C5" w:sz="4"/>
+              <w:left w:val="single" w:color="D9D4C5" w:sz="4"/>
+              <w:bottom w:val="single" w:color="D9D4C5" w:sz="4"/>
+              <w:right w:val="single" w:color="D9D4C5" w:sz="4"/>
+            </w:tcBorders>
+            <w:tcMar>
+              <w:top w:type="dxa" w:w="70"/>
+              <w:left w:type="dxa" w:w="110"/>
+              <w:bottom w:type="dxa" w:w="70"/>
+              <w:right w:type="dxa" w:w="110"/>
+            </w:tcMar>
+            <w:vAlign w:val="center"/>
+          </w:tcPr>
+          <w:p>
+            <w:pPr>
+              <w:spacing w:after="0" w:before="0"/>
+            </w:pPr>
+            <w:r>
+              <w:rPr>
+                <w:rFonts w:ascii="Arial" w:cs="Arial" w:eastAsia="Arial" w:hAnsi="Arial"/>
+                <w:color w:val="1B2118"/>
+                <w:sz w:val="18"/>
+                <w:szCs w:val="18"/>
+              </w:rPr>
+              <w:t xml:space="preserve">modelli di documento (backlog 12), sezione della pagina Impostazioni. L'Amministratore carica i modelli che i Comuni scaricano: un modello può valere per una fase (compare dentro quella fase in ogni pratica) o essere generale…</w:t>
             </w:r>
           </w:p>
         </w:tc>
@@ -36266,7 +36915,7 @@
         </w:trPr>
         <w:tc>
           <w:tcPr>
-            <w:tcW w:type="dxa" w:w="3451"/>
+            <w:tcW w:type="dxa" w:w="3487"/>
             <w:tcBorders>
               <w:top w:val="single" w:color="D9D4C5" w:sz="4"/>
               <w:left w:val="single" w:color="D9D4C5" w:sz="4"/>
@@ -36293,13 +36942,13 @@
                 <w:sz w:val="18"/>
                 <w:szCs w:val="18"/>
               </w:rPr>
-              <w:t xml:space="preserve">src/components/crediti/ImportaTracciato.jsx</w:t>
-            </w:r>
-          </w:p>
-        </w:tc>
-        <w:tc>
-          <w:tcPr>
-            <w:tcW w:type="dxa" w:w="958"/>
+              <w:t xml:space="preserve">src/components/stili.js</w:t>
+            </w:r>
+          </w:p>
+        </w:tc>
+        <w:tc>
+          <w:tcPr>
+            <w:tcW w:type="dxa" w:w="953"/>
             <w:tcBorders>
               <w:top w:val="single" w:color="D9D4C5" w:sz="4"/>
               <w:left w:val="single" w:color="D9D4C5" w:sz="4"/>
@@ -36326,13 +36975,13 @@
                 <w:sz w:val="18"/>
                 <w:szCs w:val="18"/>
               </w:rPr>
-              <w:t xml:space="preserve">283</w:t>
-            </w:r>
-          </w:p>
-        </w:tc>
-        <w:tc>
-          <w:tcPr>
-            <w:tcW w:type="dxa" w:w="5229"/>
+              <w:t xml:space="preserve">85</w:t>
+            </w:r>
+          </w:p>
+        </w:tc>
+        <w:tc>
+          <w:tcPr>
+            <w:tcW w:type="dxa" w:w="5198"/>
             <w:tcBorders>
               <w:top w:val="single" w:color="D9D4C5" w:sz="4"/>
               <w:left w:val="single" w:color="D9D4C5" w:sz="4"/>
@@ -36340,517 +36989,6 @@
               <w:right w:val="single" w:color="D9D4C5" w:sz="4"/>
             </w:tcBorders>
             <w:shd w:fill="F6F4EE" w:color="auto" w:val="clear"/>
-            <w:tcMar>
-              <w:top w:type="dxa" w:w="70"/>
-              <w:left w:type="dxa" w:w="110"/>
-              <w:bottom w:type="dxa" w:w="70"/>
-              <w:right w:type="dxa" w:w="110"/>
-            </w:tcMar>
-            <w:vAlign w:val="center"/>
-          </w:tcPr>
-          <w:p>
-            <w:pPr>
-              <w:spacing w:after="0" w:before="0"/>
-            </w:pPr>
-            <w:r>
-              <w:rPr>
-                <w:rFonts w:ascii="Arial" w:cs="Arial" w:eastAsia="Arial" w:hAnsi="Arial"/>
-                <w:color w:val="1B2118"/>
-                <w:sz w:val="18"/>
-                <w:szCs w:val="18"/>
-              </w:rPr>
-              <w:t xml:space="preserve">passo «Importa il tracciato» del calcolo dei crediti (backlog 1-5). L'Amministratore sceglie il tracciato dati del Comune: - dai documenti della pratica del calcolo (file .xlsx o .zip caricati dal Comune), oppure dal proprio…</w:t>
-            </w:r>
-          </w:p>
-        </w:tc>
-      </w:tr>
-      <w:tr>
-        <w:trPr>
-          <w:cantSplit/>
-        </w:trPr>
-        <w:tc>
-          <w:tcPr>
-            <w:tcW w:type="dxa" w:w="3451"/>
-            <w:tcBorders>
-              <w:top w:val="single" w:color="D9D4C5" w:sz="4"/>
-              <w:left w:val="single" w:color="D9D4C5" w:sz="4"/>
-              <w:bottom w:val="single" w:color="D9D4C5" w:sz="4"/>
-              <w:right w:val="single" w:color="D9D4C5" w:sz="4"/>
-            </w:tcBorders>
-            <w:tcMar>
-              <w:top w:type="dxa" w:w="70"/>
-              <w:left w:type="dxa" w:w="110"/>
-              <w:bottom w:type="dxa" w:w="70"/>
-              <w:right w:type="dxa" w:w="110"/>
-            </w:tcMar>
-            <w:vAlign w:val="center"/>
-          </w:tcPr>
-          <w:p>
-            <w:pPr>
-              <w:spacing w:after="0" w:before="0"/>
-            </w:pPr>
-            <w:r>
-              <w:rPr>
-                <w:rFonts w:ascii="Consolas" w:cs="Consolas" w:eastAsia="Consolas" w:hAnsi="Consolas"/>
-                <w:color w:val="2F5D3A"/>
-                <w:sz w:val="18"/>
-                <w:szCs w:val="18"/>
-              </w:rPr>
-              <w:t xml:space="preserve">src/components/crediti/RegistroCrediti.jsx</w:t>
-            </w:r>
-          </w:p>
-        </w:tc>
-        <w:tc>
-          <w:tcPr>
-            <w:tcW w:type="dxa" w:w="958"/>
-            <w:tcBorders>
-              <w:top w:val="single" w:color="D9D4C5" w:sz="4"/>
-              <w:left w:val="single" w:color="D9D4C5" w:sz="4"/>
-              <w:bottom w:val="single" w:color="D9D4C5" w:sz="4"/>
-              <w:right w:val="single" w:color="D9D4C5" w:sz="4"/>
-            </w:tcBorders>
-            <w:tcMar>
-              <w:top w:type="dxa" w:w="70"/>
-              <w:left w:type="dxa" w:w="110"/>
-              <w:bottom w:type="dxa" w:w="70"/>
-              <w:right w:type="dxa" w:w="110"/>
-            </w:tcMar>
-            <w:vAlign w:val="center"/>
-          </w:tcPr>
-          <w:p>
-            <w:pPr>
-              <w:spacing w:after="0" w:before="0"/>
-            </w:pPr>
-            <w:r>
-              <w:rPr>
-                <w:rFonts w:ascii="Arial" w:cs="Arial" w:eastAsia="Arial" w:hAnsi="Arial"/>
-                <w:color w:val="1B2118"/>
-                <w:sz w:val="18"/>
-                <w:szCs w:val="18"/>
-              </w:rPr>
-              <w:t xml:space="preserve">165</w:t>
-            </w:r>
-          </w:p>
-        </w:tc>
-        <w:tc>
-          <w:tcPr>
-            <w:tcW w:type="dxa" w:w="5229"/>
-            <w:tcBorders>
-              <w:top w:val="single" w:color="D9D4C5" w:sz="4"/>
-              <w:left w:val="single" w:color="D9D4C5" w:sz="4"/>
-              <w:bottom w:val="single" w:color="D9D4C5" w:sz="4"/>
-              <w:right w:val="single" w:color="D9D4C5" w:sz="4"/>
-            </w:tcBorders>
-            <w:tcMar>
-              <w:top w:type="dxa" w:w="70"/>
-              <w:left w:type="dxa" w:w="110"/>
-              <w:bottom w:type="dxa" w:w="70"/>
-              <w:right w:type="dxa" w:w="110"/>
-            </w:tcMar>
-            <w:vAlign w:val="center"/>
-          </w:tcPr>
-          <w:p>
-            <w:pPr>
-              <w:spacing w:after="0" w:before="0"/>
-            </w:pPr>
-            <w:r>
-              <w:rPr>
-                <w:rFonts w:ascii="Arial" w:cs="Arial" w:eastAsia="Arial" w:hAnsi="Arial"/>
-                <w:color w:val="1B2118"/>
-                <w:sz w:val="18"/>
-                <w:szCs w:val="18"/>
-              </w:rPr>
-              <w:t xml:space="preserve">registro dei crediti (backlog 7), vista «Registro» della pagina Crediti CWP. Elenca i calcoli ex post confermati con il numero di registro assegnato dal database alla conferma (CWP-REG-AAAA-NNNN). Un calcolo corretto con una…</w:t>
-            </w:r>
-          </w:p>
-        </w:tc>
-      </w:tr>
-      <w:tr>
-        <w:trPr>
-          <w:cantSplit/>
-        </w:trPr>
-        <w:tc>
-          <w:tcPr>
-            <w:tcW w:type="dxa" w:w="3451"/>
-            <w:tcBorders>
-              <w:top w:val="single" w:color="D9D4C5" w:sz="4"/>
-              <w:left w:val="single" w:color="D9D4C5" w:sz="4"/>
-              <w:bottom w:val="single" w:color="D9D4C5" w:sz="4"/>
-              <w:right w:val="single" w:color="D9D4C5" w:sz="4"/>
-            </w:tcBorders>
-            <w:shd w:fill="F6F4EE" w:color="auto" w:val="clear"/>
-            <w:tcMar>
-              <w:top w:type="dxa" w:w="70"/>
-              <w:left w:type="dxa" w:w="110"/>
-              <w:bottom w:type="dxa" w:w="70"/>
-              <w:right w:type="dxa" w:w="110"/>
-            </w:tcMar>
-            <w:vAlign w:val="center"/>
-          </w:tcPr>
-          <w:p>
-            <w:pPr>
-              <w:spacing w:after="0" w:before="0"/>
-            </w:pPr>
-            <w:r>
-              <w:rPr>
-                <w:rFonts w:ascii="Consolas" w:cs="Consolas" w:eastAsia="Consolas" w:hAnsi="Consolas"/>
-                <w:color w:val="2F5D3A"/>
-                <w:sz w:val="18"/>
-                <w:szCs w:val="18"/>
-              </w:rPr>
-              <w:t xml:space="preserve">src/components/crediti/TabellaDati.jsx</w:t>
-            </w:r>
-          </w:p>
-        </w:tc>
-        <w:tc>
-          <w:tcPr>
-            <w:tcW w:type="dxa" w:w="958"/>
-            <w:tcBorders>
-              <w:top w:val="single" w:color="D9D4C5" w:sz="4"/>
-              <w:left w:val="single" w:color="D9D4C5" w:sz="4"/>
-              <w:bottom w:val="single" w:color="D9D4C5" w:sz="4"/>
-              <w:right w:val="single" w:color="D9D4C5" w:sz="4"/>
-            </w:tcBorders>
-            <w:shd w:fill="F6F4EE" w:color="auto" w:val="clear"/>
-            <w:tcMar>
-              <w:top w:type="dxa" w:w="70"/>
-              <w:left w:type="dxa" w:w="110"/>
-              <w:bottom w:type="dxa" w:w="70"/>
-              <w:right w:type="dxa" w:w="110"/>
-            </w:tcMar>
-            <w:vAlign w:val="center"/>
-          </w:tcPr>
-          <w:p>
-            <w:pPr>
-              <w:spacing w:after="0" w:before="0"/>
-            </w:pPr>
-            <w:r>
-              <w:rPr>
-                <w:rFonts w:ascii="Arial" w:cs="Arial" w:eastAsia="Arial" w:hAnsi="Arial"/>
-                <w:color w:val="1B2118"/>
-                <w:sz w:val="18"/>
-                <w:szCs w:val="18"/>
-              </w:rPr>
-              <w:t xml:space="preserve">208</w:t>
-            </w:r>
-          </w:p>
-        </w:tc>
-        <w:tc>
-          <w:tcPr>
-            <w:tcW w:type="dxa" w:w="5229"/>
-            <w:tcBorders>
-              <w:top w:val="single" w:color="D9D4C5" w:sz="4"/>
-              <w:left w:val="single" w:color="D9D4C5" w:sz="4"/>
-              <w:bottom w:val="single" w:color="D9D4C5" w:sz="4"/>
-              <w:right w:val="single" w:color="D9D4C5" w:sz="4"/>
-            </w:tcBorders>
-            <w:shd w:fill="F6F4EE" w:color="auto" w:val="clear"/>
-            <w:tcMar>
-              <w:top w:type="dxa" w:w="70"/>
-              <w:left w:type="dxa" w:w="110"/>
-              <w:bottom w:type="dxa" w:w="70"/>
-              <w:right w:type="dxa" w:w="110"/>
-            </w:tcMar>
-            <w:vAlign w:val="center"/>
-          </w:tcPr>
-          <w:p>
-            <w:pPr>
-              <w:spacing w:after="0" w:before="0"/>
-            </w:pPr>
-            <w:r>
-              <w:rPr>
-                <w:rFonts w:ascii="Arial" w:cs="Arial" w:eastAsia="Arial" w:hAnsi="Arial"/>
-                <w:color w:val="1B2118"/>
-                <w:sz w:val="18"/>
-                <w:szCs w:val="18"/>
-              </w:rPr>
-              <w:t xml:space="preserve">tabella di dati modificabile in pagina per il calcolo dei crediti CWP (conferimenti, utenze, riuso…), con aggiunta ed eliminazione di righe, importazione da CSV (anche salvato da Excel in italiano) e scaricamento di un modello…</w:t>
-            </w:r>
-          </w:p>
-        </w:tc>
-      </w:tr>
-      <w:tr>
-        <w:trPr>
-          <w:cantSplit/>
-        </w:trPr>
-        <w:tc>
-          <w:tcPr>
-            <w:tcW w:type="dxa" w:w="3451"/>
-            <w:tcBorders>
-              <w:top w:val="single" w:color="D9D4C5" w:sz="4"/>
-              <w:left w:val="single" w:color="D9D4C5" w:sz="4"/>
-              <w:bottom w:val="single" w:color="D9D4C5" w:sz="4"/>
-              <w:right w:val="single" w:color="D9D4C5" w:sz="4"/>
-            </w:tcBorders>
-            <w:tcMar>
-              <w:top w:type="dxa" w:w="70"/>
-              <w:left w:type="dxa" w:w="110"/>
-              <w:bottom w:type="dxa" w:w="70"/>
-              <w:right w:type="dxa" w:w="110"/>
-            </w:tcMar>
-            <w:vAlign w:val="center"/>
-          </w:tcPr>
-          <w:p>
-            <w:pPr>
-              <w:spacing w:after="0" w:before="0"/>
-            </w:pPr>
-            <w:r>
-              <w:rPr>
-                <w:rFonts w:ascii="Consolas" w:cs="Consolas" w:eastAsia="Consolas" w:hAnsi="Consolas"/>
-                <w:color w:val="2F5D3A"/>
-                <w:sz w:val="18"/>
-                <w:szCs w:val="18"/>
-              </w:rPr>
-              <w:t xml:space="preserve">src/components/impostazioni/EntiValidazione.jsx</w:t>
-            </w:r>
-          </w:p>
-        </w:tc>
-        <w:tc>
-          <w:tcPr>
-            <w:tcW w:type="dxa" w:w="958"/>
-            <w:tcBorders>
-              <w:top w:val="single" w:color="D9D4C5" w:sz="4"/>
-              <w:left w:val="single" w:color="D9D4C5" w:sz="4"/>
-              <w:bottom w:val="single" w:color="D9D4C5" w:sz="4"/>
-              <w:right w:val="single" w:color="D9D4C5" w:sz="4"/>
-            </w:tcBorders>
-            <w:tcMar>
-              <w:top w:type="dxa" w:w="70"/>
-              <w:left w:type="dxa" w:w="110"/>
-              <w:bottom w:type="dxa" w:w="70"/>
-              <w:right w:type="dxa" w:w="110"/>
-            </w:tcMar>
-            <w:vAlign w:val="center"/>
-          </w:tcPr>
-          <w:p>
-            <w:pPr>
-              <w:spacing w:after="0" w:before="0"/>
-            </w:pPr>
-            <w:r>
-              <w:rPr>
-                <w:rFonts w:ascii="Arial" w:cs="Arial" w:eastAsia="Arial" w:hAnsi="Arial"/>
-                <w:color w:val="1B2118"/>
-                <w:sz w:val="18"/>
-                <w:szCs w:val="18"/>
-              </w:rPr>
-              <w:t xml:space="preserve">129</w:t>
-            </w:r>
-          </w:p>
-        </w:tc>
-        <w:tc>
-          <w:tcPr>
-            <w:tcW w:type="dxa" w:w="5229"/>
-            <w:tcBorders>
-              <w:top w:val="single" w:color="D9D4C5" w:sz="4"/>
-              <w:left w:val="single" w:color="D9D4C5" w:sz="4"/>
-              <w:bottom w:val="single" w:color="D9D4C5" w:sz="4"/>
-              <w:right w:val="single" w:color="D9D4C5" w:sz="4"/>
-            </w:tcBorders>
-            <w:tcMar>
-              <w:top w:type="dxa" w:w="70"/>
-              <w:left w:type="dxa" w:w="110"/>
-              <w:bottom w:type="dxa" w:w="70"/>
-              <w:right w:type="dxa" w:w="110"/>
-            </w:tcMar>
-            <w:vAlign w:val="center"/>
-          </w:tcPr>
-          <w:p>
-            <w:pPr>
-              <w:spacing w:after="0" w:before="0"/>
-            </w:pPr>
-            <w:r>
-              <w:rPr>
-                <w:rFonts w:ascii="Arial" w:cs="Arial" w:eastAsia="Arial" w:hAnsi="Arial"/>
-                <w:color w:val="1B2118"/>
-                <w:sz w:val="18"/>
-                <w:szCs w:val="18"/>
-              </w:rPr>
-              <w:t xml:space="preserve">anagrafica degli Enti di Validazione (backlog 11), sezione della pagina Impostazioni. Elenco degli enti, inserimento di un nuovo ente, modifica e disattivazione. L'ente non accede al portale: serve per assegnarlo alle pratiche…</w:t>
-            </w:r>
-          </w:p>
-        </w:tc>
-      </w:tr>
-      <w:tr>
-        <w:trPr>
-          <w:cantSplit/>
-        </w:trPr>
-        <w:tc>
-          <w:tcPr>
-            <w:tcW w:type="dxa" w:w="3451"/>
-            <w:tcBorders>
-              <w:top w:val="single" w:color="D9D4C5" w:sz="4"/>
-              <w:left w:val="single" w:color="D9D4C5" w:sz="4"/>
-              <w:bottom w:val="single" w:color="D9D4C5" w:sz="4"/>
-              <w:right w:val="single" w:color="D9D4C5" w:sz="4"/>
-            </w:tcBorders>
-            <w:shd w:fill="F6F4EE" w:color="auto" w:val="clear"/>
-            <w:tcMar>
-              <w:top w:type="dxa" w:w="70"/>
-              <w:left w:type="dxa" w:w="110"/>
-              <w:bottom w:type="dxa" w:w="70"/>
-              <w:right w:type="dxa" w:w="110"/>
-            </w:tcMar>
-            <w:vAlign w:val="center"/>
-          </w:tcPr>
-          <w:p>
-            <w:pPr>
-              <w:spacing w:after="0" w:before="0"/>
-            </w:pPr>
-            <w:r>
-              <w:rPr>
-                <w:rFonts w:ascii="Consolas" w:cs="Consolas" w:eastAsia="Consolas" w:hAnsi="Consolas"/>
-                <w:color w:val="2F5D3A"/>
-                <w:sz w:val="18"/>
-                <w:szCs w:val="18"/>
-              </w:rPr>
-              <w:t xml:space="preserve">src/components/impostazioni/ModelliDocumento.jsx</w:t>
-            </w:r>
-          </w:p>
-        </w:tc>
-        <w:tc>
-          <w:tcPr>
-            <w:tcW w:type="dxa" w:w="958"/>
-            <w:tcBorders>
-              <w:top w:val="single" w:color="D9D4C5" w:sz="4"/>
-              <w:left w:val="single" w:color="D9D4C5" w:sz="4"/>
-              <w:bottom w:val="single" w:color="D9D4C5" w:sz="4"/>
-              <w:right w:val="single" w:color="D9D4C5" w:sz="4"/>
-            </w:tcBorders>
-            <w:shd w:fill="F6F4EE" w:color="auto" w:val="clear"/>
-            <w:tcMar>
-              <w:top w:type="dxa" w:w="70"/>
-              <w:left w:type="dxa" w:w="110"/>
-              <w:bottom w:type="dxa" w:w="70"/>
-              <w:right w:type="dxa" w:w="110"/>
-            </w:tcMar>
-            <w:vAlign w:val="center"/>
-          </w:tcPr>
-          <w:p>
-            <w:pPr>
-              <w:spacing w:after="0" w:before="0"/>
-            </w:pPr>
-            <w:r>
-              <w:rPr>
-                <w:rFonts w:ascii="Arial" w:cs="Arial" w:eastAsia="Arial" w:hAnsi="Arial"/>
-                <w:color w:val="1B2118"/>
-                <w:sz w:val="18"/>
-                <w:szCs w:val="18"/>
-              </w:rPr>
-              <w:t xml:space="preserve">147</w:t>
-            </w:r>
-          </w:p>
-        </w:tc>
-        <w:tc>
-          <w:tcPr>
-            <w:tcW w:type="dxa" w:w="5229"/>
-            <w:tcBorders>
-              <w:top w:val="single" w:color="D9D4C5" w:sz="4"/>
-              <w:left w:val="single" w:color="D9D4C5" w:sz="4"/>
-              <w:bottom w:val="single" w:color="D9D4C5" w:sz="4"/>
-              <w:right w:val="single" w:color="D9D4C5" w:sz="4"/>
-            </w:tcBorders>
-            <w:shd w:fill="F6F4EE" w:color="auto" w:val="clear"/>
-            <w:tcMar>
-              <w:top w:type="dxa" w:w="70"/>
-              <w:left w:type="dxa" w:w="110"/>
-              <w:bottom w:type="dxa" w:w="70"/>
-              <w:right w:type="dxa" w:w="110"/>
-            </w:tcMar>
-            <w:vAlign w:val="center"/>
-          </w:tcPr>
-          <w:p>
-            <w:pPr>
-              <w:spacing w:after="0" w:before="0"/>
-            </w:pPr>
-            <w:r>
-              <w:rPr>
-                <w:rFonts w:ascii="Arial" w:cs="Arial" w:eastAsia="Arial" w:hAnsi="Arial"/>
-                <w:color w:val="1B2118"/>
-                <w:sz w:val="18"/>
-                <w:szCs w:val="18"/>
-              </w:rPr>
-              <w:t xml:space="preserve">modelli di documento (backlog 12), sezione della pagina Impostazioni. L'Amministratore carica i modelli che i Comuni scaricano: un modello può valere per una fase (compare dentro quella fase in ogni pratica) o essere generale…</w:t>
-            </w:r>
-          </w:p>
-        </w:tc>
-      </w:tr>
-      <w:tr>
-        <w:trPr>
-          <w:cantSplit/>
-        </w:trPr>
-        <w:tc>
-          <w:tcPr>
-            <w:tcW w:type="dxa" w:w="3451"/>
-            <w:tcBorders>
-              <w:top w:val="single" w:color="D9D4C5" w:sz="4"/>
-              <w:left w:val="single" w:color="D9D4C5" w:sz="4"/>
-              <w:bottom w:val="single" w:color="D9D4C5" w:sz="4"/>
-              <w:right w:val="single" w:color="D9D4C5" w:sz="4"/>
-            </w:tcBorders>
-            <w:tcMar>
-              <w:top w:type="dxa" w:w="70"/>
-              <w:left w:type="dxa" w:w="110"/>
-              <w:bottom w:type="dxa" w:w="70"/>
-              <w:right w:type="dxa" w:w="110"/>
-            </w:tcMar>
-            <w:vAlign w:val="center"/>
-          </w:tcPr>
-          <w:p>
-            <w:pPr>
-              <w:spacing w:after="0" w:before="0"/>
-            </w:pPr>
-            <w:r>
-              <w:rPr>
-                <w:rFonts w:ascii="Consolas" w:cs="Consolas" w:eastAsia="Consolas" w:hAnsi="Consolas"/>
-                <w:color w:val="2F5D3A"/>
-                <w:sz w:val="18"/>
-                <w:szCs w:val="18"/>
-              </w:rPr>
-              <w:t xml:space="preserve">src/components/stili.js</w:t>
-            </w:r>
-          </w:p>
-        </w:tc>
-        <w:tc>
-          <w:tcPr>
-            <w:tcW w:type="dxa" w:w="958"/>
-            <w:tcBorders>
-              <w:top w:val="single" w:color="D9D4C5" w:sz="4"/>
-              <w:left w:val="single" w:color="D9D4C5" w:sz="4"/>
-              <w:bottom w:val="single" w:color="D9D4C5" w:sz="4"/>
-              <w:right w:val="single" w:color="D9D4C5" w:sz="4"/>
-            </w:tcBorders>
-            <w:tcMar>
-              <w:top w:type="dxa" w:w="70"/>
-              <w:left w:type="dxa" w:w="110"/>
-              <w:bottom w:type="dxa" w:w="70"/>
-              <w:right w:type="dxa" w:w="110"/>
-            </w:tcMar>
-            <w:vAlign w:val="center"/>
-          </w:tcPr>
-          <w:p>
-            <w:pPr>
-              <w:spacing w:after="0" w:before="0"/>
-            </w:pPr>
-            <w:r>
-              <w:rPr>
-                <w:rFonts w:ascii="Arial" w:cs="Arial" w:eastAsia="Arial" w:hAnsi="Arial"/>
-                <w:color w:val="1B2118"/>
-                <w:sz w:val="18"/>
-                <w:szCs w:val="18"/>
-              </w:rPr>
-              <w:t xml:space="preserve">96</w:t>
-            </w:r>
-          </w:p>
-        </w:tc>
-        <w:tc>
-          <w:tcPr>
-            <w:tcW w:type="dxa" w:w="5229"/>
-            <w:tcBorders>
-              <w:top w:val="single" w:color="D9D4C5" w:sz="4"/>
-              <w:left w:val="single" w:color="D9D4C5" w:sz="4"/>
-              <w:bottom w:val="single" w:color="D9D4C5" w:sz="4"/>
-              <w:right w:val="single" w:color="D9D4C5" w:sz="4"/>
-            </w:tcBorders>
             <w:tcMar>
               <w:top w:type="dxa" w:w="70"/>
               <w:left w:type="dxa" w:w="110"/>
@@ -37192,7 +37330,7 @@
                 <w:sz w:val="18"/>
                 <w:szCs w:val="18"/>
               </w:rPr>
-              <w:t xml:space="preserve">252</w:t>
+              <w:t xml:space="preserve">244</w:t>
             </w:r>
           </w:p>
         </w:tc>
@@ -37909,7 +38047,7 @@
                 <w:sz w:val="18"/>
                 <w:szCs w:val="18"/>
               </w:rPr>
-              <w:t xml:space="preserve">50</w:t>
+              <w:t xml:space="preserve">67</w:t>
             </w:r>
           </w:p>
         </w:tc>
@@ -37941,7 +38079,7 @@
                 <w:sz w:val="18"/>
                 <w:szCs w:val="18"/>
               </w:rPr>
-              <w:t xml:space="preserve">formattare le date del database (gg/mm/aaaa), contare i giorni alle scadenze e ottenere la data di oggi in formato ISO.</w:t>
+              <w:t xml:space="preserve">formattare le date del database (gg/mm/aaaa), contare i giorni alle scadenze e ottenere la data di oggi in formato ISO (anche la data italiana, indipendente dal fuso del computer).</w:t>
             </w:r>
           </w:p>
         </w:tc>
@@ -38012,7 +38150,7 @@
                 <w:sz w:val="18"/>
                 <w:szCs w:val="18"/>
               </w:rPr>
-              <w:t xml:space="preserve">838</w:t>
+              <w:t xml:space="preserve">817</w:t>
             </w:r>
           </w:p>
         </w:tc>
@@ -38082,7 +38220,7 @@
                 <w:sz w:val="18"/>
                 <w:szCs w:val="18"/>
               </w:rPr>
-              <w:t xml:space="preserve">src/lib/datiEsempio.js</w:t>
+              <w:t xml:space="preserve">src/lib/fascicolo.js</w:t>
             </w:r>
           </w:p>
         </w:tc>
@@ -38114,7 +38252,7 @@
                 <w:sz w:val="18"/>
                 <w:szCs w:val="18"/>
               </w:rPr>
-              <w:t xml:space="preserve">71</w:t>
+              <w:t xml:space="preserve">255</w:t>
             </w:r>
           </w:p>
         </w:tc>
@@ -38146,7 +38284,7 @@
                 <w:sz w:val="18"/>
                 <w:szCs w:val="18"/>
               </w:rPr>
-              <w:t xml:space="preserve">tre progetti fittizi a stadi diversi di avanzamento. Servivano finché il backend Supabase non era attivo; oggi le pratiche reali si leggono dal database (src/lib/dati.js).</w:t>
+              <w:t xml:space="preserve">ZIP con: dati della pratica, fasi, tutti i documenti in tutte le versioni, integrazioni, consultazione (documento pubblicato, osservazioni, risposte), pagamenti e audit (questi ultimi due solo nell'export dello staff: l'audit lo…</w:t>
             </w:r>
           </w:p>
         </w:tc>
@@ -38184,7 +38322,7 @@
                 <w:sz w:val="18"/>
                 <w:szCs w:val="18"/>
               </w:rPr>
-              <w:t xml:space="preserve">src/lib/fascicolo.js</w:t>
+              <w:t xml:space="preserve">src/lib/file.js</w:t>
             </w:r>
           </w:p>
         </w:tc>
@@ -38217,7 +38355,7 @@
                 <w:sz w:val="18"/>
                 <w:szCs w:val="18"/>
               </w:rPr>
-              <w:t xml:space="preserve">254</w:t>
+              <w:t xml:space="preserve">158</w:t>
             </w:r>
           </w:p>
         </w:tc>
@@ -38250,7 +38388,7 @@
                 <w:sz w:val="18"/>
                 <w:szCs w:val="18"/>
               </w:rPr>
-              <w:t xml:space="preserve">ZIP con: dati della pratica, fasi, tutti i documenti in tutte le versioni, integrazioni, consultazione (documento pubblicato, osservazioni, risposte), pagamenti e audit (questi ultimi due solo nell'export dello staff: l'audit lo…</w:t>
+              <w:t xml:space="preserve">prima di inviare un file all'archivio controlla formato ammesso, dimensione, contenuto reale (primi byte, "firma" del formato) e prepara un nome sicuro per il percorso nell'archivio. Traduce anche gli errori dello Storage di…</w:t>
             </w:r>
           </w:p>
         </w:tc>
@@ -38287,7 +38425,7 @@
                 <w:sz w:val="18"/>
                 <w:szCs w:val="18"/>
               </w:rPr>
-              <w:t xml:space="preserve">src/lib/file.js</w:t>
+              <w:t xml:space="preserve">src/lib/password.js</w:t>
             </w:r>
           </w:p>
         </w:tc>
@@ -38319,7 +38457,7 @@
                 <w:sz w:val="18"/>
                 <w:szCs w:val="18"/>
               </w:rPr>
-              <w:t xml:space="preserve">158</w:t>
+              <w:t xml:space="preserve">70</w:t>
             </w:r>
           </w:p>
         </w:tc>
@@ -38351,212 +38489,7 @@
                 <w:sz w:val="18"/>
                 <w:szCs w:val="18"/>
               </w:rPr>
-              <w:t xml:space="preserve">prima di inviare un file all'archivio controlla formato ammesso, dimensione, contenuto reale (primi byte, "firma" del formato) e prepara un nome sicuro per il percorso nell'archivio. Traduce anche gli errori dello Storage di…</w:t>
-            </w:r>
-          </w:p>
-        </w:tc>
-      </w:tr>
-      <w:tr>
-        <w:trPr>
-          <w:cantSplit/>
-        </w:trPr>
-        <w:tc>
-          <w:tcPr>
-            <w:tcW w:type="dxa" w:w="3213"/>
-            <w:tcBorders>
-              <w:top w:val="single" w:color="D9D4C5" w:sz="4"/>
-              <w:left w:val="single" w:color="D9D4C5" w:sz="4"/>
-              <w:bottom w:val="single" w:color="D9D4C5" w:sz="4"/>
-              <w:right w:val="single" w:color="D9D4C5" w:sz="4"/>
-            </w:tcBorders>
-            <w:shd w:fill="F6F4EE" w:color="auto" w:val="clear"/>
-            <w:tcMar>
-              <w:top w:type="dxa" w:w="70"/>
-              <w:left w:type="dxa" w:w="110"/>
-              <w:bottom w:type="dxa" w:w="70"/>
-              <w:right w:type="dxa" w:w="110"/>
-            </w:tcMar>
-            <w:vAlign w:val="center"/>
-          </w:tcPr>
-          <w:p>
-            <w:pPr>
-              <w:spacing w:after="0" w:before="0"/>
-            </w:pPr>
-            <w:r>
-              <w:rPr>
-                <w:rFonts w:ascii="Consolas" w:cs="Consolas" w:eastAsia="Consolas" w:hAnsi="Consolas"/>
-                <w:color w:val="2F5D3A"/>
-                <w:sz w:val="18"/>
-                <w:szCs w:val="18"/>
-              </w:rPr>
-              <w:t xml:space="preserve">src/lib/password.js</w:t>
-            </w:r>
-          </w:p>
-        </w:tc>
-        <w:tc>
-          <w:tcPr>
-            <w:tcW w:type="dxa" w:w="995"/>
-            <w:tcBorders>
-              <w:top w:val="single" w:color="D9D4C5" w:sz="4"/>
-              <w:left w:val="single" w:color="D9D4C5" w:sz="4"/>
-              <w:bottom w:val="single" w:color="D9D4C5" w:sz="4"/>
-              <w:right w:val="single" w:color="D9D4C5" w:sz="4"/>
-            </w:tcBorders>
-            <w:shd w:fill="F6F4EE" w:color="auto" w:val="clear"/>
-            <w:tcMar>
-              <w:top w:type="dxa" w:w="70"/>
-              <w:left w:type="dxa" w:w="110"/>
-              <w:bottom w:type="dxa" w:w="70"/>
-              <w:right w:type="dxa" w:w="110"/>
-            </w:tcMar>
-            <w:vAlign w:val="center"/>
-          </w:tcPr>
-          <w:p>
-            <w:pPr>
-              <w:spacing w:after="0" w:before="0"/>
-            </w:pPr>
-            <w:r>
-              <w:rPr>
-                <w:rFonts w:ascii="Arial" w:cs="Arial" w:eastAsia="Arial" w:hAnsi="Arial"/>
-                <w:color w:val="1B2118"/>
-                <w:sz w:val="18"/>
-                <w:szCs w:val="18"/>
-              </w:rPr>
-              <w:t xml:space="preserve">70</w:t>
-            </w:r>
-          </w:p>
-        </w:tc>
-        <w:tc>
-          <w:tcPr>
-            <w:tcW w:type="dxa" w:w="5430"/>
-            <w:tcBorders>
-              <w:top w:val="single" w:color="D9D4C5" w:sz="4"/>
-              <w:left w:val="single" w:color="D9D4C5" w:sz="4"/>
-              <w:bottom w:val="single" w:color="D9D4C5" w:sz="4"/>
-              <w:right w:val="single" w:color="D9D4C5" w:sz="4"/>
-            </w:tcBorders>
-            <w:shd w:fill="F6F4EE" w:color="auto" w:val="clear"/>
-            <w:tcMar>
-              <w:top w:type="dxa" w:w="70"/>
-              <w:left w:type="dxa" w:w="110"/>
-              <w:bottom w:type="dxa" w:w="70"/>
-              <w:right w:type="dxa" w:w="110"/>
-            </w:tcMar>
-            <w:vAlign w:val="center"/>
-          </w:tcPr>
-          <w:p>
-            <w:pPr>
-              <w:spacing w:after="0" w:before="0"/>
-            </w:pPr>
-            <w:r>
-              <w:rPr>
-                <w:rFonts w:ascii="Arial" w:cs="Arial" w:eastAsia="Arial" w:hAnsi="Arial"/>
-                <w:color w:val="1B2118"/>
-                <w:sz w:val="18"/>
-                <w:szCs w:val="18"/>
-              </w:rPr>
               <w:t xml:space="preserve">controllo delle regole della password prima dell'invio, generazione della password temporanea assegnata dall'Amministratore, traduzione in italiano degli errori di Supabase Auth.</w:t>
-            </w:r>
-          </w:p>
-        </w:tc>
-      </w:tr>
-      <w:tr>
-        <w:trPr>
-          <w:cantSplit/>
-        </w:trPr>
-        <w:tc>
-          <w:tcPr>
-            <w:tcW w:type="dxa" w:w="3213"/>
-            <w:tcBorders>
-              <w:top w:val="single" w:color="D9D4C5" w:sz="4"/>
-              <w:left w:val="single" w:color="D9D4C5" w:sz="4"/>
-              <w:bottom w:val="single" w:color="D9D4C5" w:sz="4"/>
-              <w:right w:val="single" w:color="D9D4C5" w:sz="4"/>
-            </w:tcBorders>
-            <w:tcMar>
-              <w:top w:type="dxa" w:w="70"/>
-              <w:left w:type="dxa" w:w="110"/>
-              <w:bottom w:type="dxa" w:w="70"/>
-              <w:right w:type="dxa" w:w="110"/>
-            </w:tcMar>
-            <w:vAlign w:val="center"/>
-          </w:tcPr>
-          <w:p>
-            <w:pPr>
-              <w:spacing w:after="0" w:before="0"/>
-            </w:pPr>
-            <w:r>
-              <w:rPr>
-                <w:rFonts w:ascii="Consolas" w:cs="Consolas" w:eastAsia="Consolas" w:hAnsi="Consolas"/>
-                <w:color w:val="2F5D3A"/>
-                <w:sz w:val="18"/>
-                <w:szCs w:val="18"/>
-              </w:rPr>
-              <w:t xml:space="preserve">src/lib/stato.js</w:t>
-            </w:r>
-          </w:p>
-        </w:tc>
-        <w:tc>
-          <w:tcPr>
-            <w:tcW w:type="dxa" w:w="995"/>
-            <w:tcBorders>
-              <w:top w:val="single" w:color="D9D4C5" w:sz="4"/>
-              <w:left w:val="single" w:color="D9D4C5" w:sz="4"/>
-              <w:bottom w:val="single" w:color="D9D4C5" w:sz="4"/>
-              <w:right w:val="single" w:color="D9D4C5" w:sz="4"/>
-            </w:tcBorders>
-            <w:tcMar>
-              <w:top w:type="dxa" w:w="70"/>
-              <w:left w:type="dxa" w:w="110"/>
-              <w:bottom w:type="dxa" w:w="70"/>
-              <w:right w:type="dxa" w:w="110"/>
-            </w:tcMar>
-            <w:vAlign w:val="center"/>
-          </w:tcPr>
-          <w:p>
-            <w:pPr>
-              <w:spacing w:after="0" w:before="0"/>
-            </w:pPr>
-            <w:r>
-              <w:rPr>
-                <w:rFonts w:ascii="Arial" w:cs="Arial" w:eastAsia="Arial" w:hAnsi="Arial"/>
-                <w:color w:val="1B2118"/>
-                <w:sz w:val="18"/>
-                <w:szCs w:val="18"/>
-              </w:rPr>
-              <w:t xml:space="preserve">30</w:t>
-            </w:r>
-          </w:p>
-        </w:tc>
-        <w:tc>
-          <w:tcPr>
-            <w:tcW w:type="dxa" w:w="5430"/>
-            <w:tcBorders>
-              <w:top w:val="single" w:color="D9D4C5" w:sz="4"/>
-              <w:left w:val="single" w:color="D9D4C5" w:sz="4"/>
-              <w:bottom w:val="single" w:color="D9D4C5" w:sz="4"/>
-              <w:right w:val="single" w:color="D9D4C5" w:sz="4"/>
-            </w:tcBorders>
-            <w:tcMar>
-              <w:top w:type="dxa" w:w="70"/>
-              <w:left w:type="dxa" w:w="110"/>
-              <w:bottom w:type="dxa" w:w="70"/>
-              <w:right w:type="dxa" w:w="110"/>
-            </w:tcMar>
-            <w:vAlign w:val="center"/>
-          </w:tcPr>
-          <w:p>
-            <w:pPr>
-              <w:spacing w:after="0" w:before="0"/>
-            </w:pPr>
-            <w:r>
-              <w:rPr>
-                <w:rFonts w:ascii="Arial" w:cs="Arial" w:eastAsia="Arial" w:hAnsi="Arial"/>
-                <w:color w:val="1B2118"/>
-                <w:sz w:val="18"/>
-                <w:szCs w:val="18"/>
-              </w:rPr>
-              <w:t xml:space="preserve">restituisce i colori di sfondo e testo per gli stati usati dai dati di esempio ("Validato", "In istruttoria", "Adesione"). Le pratiche reali usano invece STATI_PRATICA e STATI_FASE di cwpProgram.js.</w:t>
             </w:r>
           </w:p>
         </w:tc>
@@ -38701,9 +38634,9 @@
         <w:tblLayout w:type="fixed"/>
       </w:tblPr>
       <w:tblGrid>
-        <w:gridCol w:w="3330"/>
-        <w:gridCol w:w="977"/>
-        <w:gridCol w:w="5331"/>
+        <w:gridCol w:w="3335"/>
+        <w:gridCol w:w="976"/>
+        <w:gridCol w:w="5327"/>
       </w:tblGrid>
       <w:tr>
         <w:trPr>
@@ -38711,7 +38644,7 @@
         </w:trPr>
         <w:tc>
           <w:tcPr>
-            <w:tcW w:type="dxa" w:w="3330"/>
+            <w:tcW w:type="dxa" w:w="3335"/>
             <w:tcBorders>
               <w:top w:val="single" w:color="D9D4C5" w:sz="4"/>
               <w:left w:val="single" w:color="D9D4C5" w:sz="4"/>
@@ -38746,7 +38679,7 @@
         </w:tc>
         <w:tc>
           <w:tcPr>
-            <w:tcW w:type="dxa" w:w="977"/>
+            <w:tcW w:type="dxa" w:w="976"/>
             <w:tcBorders>
               <w:top w:val="single" w:color="D9D4C5" w:sz="4"/>
               <w:left w:val="single" w:color="D9D4C5" w:sz="4"/>
@@ -38781,7 +38714,7 @@
         </w:tc>
         <w:tc>
           <w:tcPr>
-            <w:tcW w:type="dxa" w:w="5331"/>
+            <w:tcW w:type="dxa" w:w="5327"/>
             <w:tcBorders>
               <w:top w:val="single" w:color="D9D4C5" w:sz="4"/>
               <w:left w:val="single" w:color="D9D4C5" w:sz="4"/>
@@ -38821,7 +38754,7 @@
         </w:trPr>
         <w:tc>
           <w:tcPr>
-            <w:tcW w:type="dxa" w:w="3330"/>
+            <w:tcW w:type="dxa" w:w="3335"/>
             <w:tcBorders>
               <w:top w:val="single" w:color="D9D4C5" w:sz="4"/>
               <w:left w:val="single" w:color="D9D4C5" w:sz="4"/>
@@ -38853,7 +38786,7 @@
         </w:tc>
         <w:tc>
           <w:tcPr>
-            <w:tcW w:type="dxa" w:w="977"/>
+            <w:tcW w:type="dxa" w:w="976"/>
             <w:tcBorders>
               <w:top w:val="single" w:color="D9D4C5" w:sz="4"/>
               <w:left w:val="single" w:color="D9D4C5" w:sz="4"/>
@@ -38885,7 +38818,7 @@
         </w:tc>
         <w:tc>
           <w:tcPr>
-            <w:tcW w:type="dxa" w:w="5331"/>
+            <w:tcW w:type="dxa" w:w="5327"/>
             <w:tcBorders>
               <w:top w:val="single" w:color="D9D4C5" w:sz="4"/>
               <w:left w:val="single" w:color="D9D4C5" w:sz="4"/>
@@ -38922,7 +38855,7 @@
         </w:trPr>
         <w:tc>
           <w:tcPr>
-            <w:tcW w:type="dxa" w:w="3330"/>
+            <w:tcW w:type="dxa" w:w="3335"/>
             <w:tcBorders>
               <w:top w:val="single" w:color="D9D4C5" w:sz="4"/>
               <w:left w:val="single" w:color="D9D4C5" w:sz="4"/>
@@ -38955,7 +38888,7 @@
         </w:tc>
         <w:tc>
           <w:tcPr>
-            <w:tcW w:type="dxa" w:w="977"/>
+            <w:tcW w:type="dxa" w:w="976"/>
             <w:tcBorders>
               <w:top w:val="single" w:color="D9D4C5" w:sz="4"/>
               <w:left w:val="single" w:color="D9D4C5" w:sz="4"/>
@@ -38988,7 +38921,7 @@
         </w:tc>
         <w:tc>
           <w:tcPr>
-            <w:tcW w:type="dxa" w:w="5331"/>
+            <w:tcW w:type="dxa" w:w="5327"/>
             <w:tcBorders>
               <w:top w:val="single" w:color="D9D4C5" w:sz="4"/>
               <w:left w:val="single" w:color="D9D4C5" w:sz="4"/>
@@ -39026,7 +38959,7 @@
         </w:trPr>
         <w:tc>
           <w:tcPr>
-            <w:tcW w:type="dxa" w:w="3330"/>
+            <w:tcW w:type="dxa" w:w="3335"/>
             <w:tcBorders>
               <w:top w:val="single" w:color="D9D4C5" w:sz="4"/>
               <w:left w:val="single" w:color="D9D4C5" w:sz="4"/>
@@ -39058,7 +38991,7 @@
         </w:tc>
         <w:tc>
           <w:tcPr>
-            <w:tcW w:type="dxa" w:w="977"/>
+            <w:tcW w:type="dxa" w:w="976"/>
             <w:tcBorders>
               <w:top w:val="single" w:color="D9D4C5" w:sz="4"/>
               <w:left w:val="single" w:color="D9D4C5" w:sz="4"/>
@@ -39090,7 +39023,7 @@
         </w:tc>
         <w:tc>
           <w:tcPr>
-            <w:tcW w:type="dxa" w:w="5331"/>
+            <w:tcW w:type="dxa" w:w="5327"/>
             <w:tcBorders>
               <w:top w:val="single" w:color="D9D4C5" w:sz="4"/>
               <w:left w:val="single" w:color="D9D4C5" w:sz="4"/>
@@ -39127,7 +39060,7 @@
         </w:trPr>
         <w:tc>
           <w:tcPr>
-            <w:tcW w:type="dxa" w:w="3330"/>
+            <w:tcW w:type="dxa" w:w="3335"/>
             <w:tcBorders>
               <w:top w:val="single" w:color="D9D4C5" w:sz="4"/>
               <w:left w:val="single" w:color="D9D4C5" w:sz="4"/>
@@ -39160,7 +39093,7 @@
         </w:tc>
         <w:tc>
           <w:tcPr>
-            <w:tcW w:type="dxa" w:w="977"/>
+            <w:tcW w:type="dxa" w:w="976"/>
             <w:tcBorders>
               <w:top w:val="single" w:color="D9D4C5" w:sz="4"/>
               <w:left w:val="single" w:color="D9D4C5" w:sz="4"/>
@@ -39193,7 +39126,7 @@
         </w:tc>
         <w:tc>
           <w:tcPr>
-            <w:tcW w:type="dxa" w:w="5331"/>
+            <w:tcW w:type="dxa" w:w="5327"/>
             <w:tcBorders>
               <w:top w:val="single" w:color="D9D4C5" w:sz="4"/>
               <w:left w:val="single" w:color="D9D4C5" w:sz="4"/>
@@ -39231,7 +39164,7 @@
         </w:trPr>
         <w:tc>
           <w:tcPr>
-            <w:tcW w:type="dxa" w:w="3330"/>
+            <w:tcW w:type="dxa" w:w="3335"/>
             <w:tcBorders>
               <w:top w:val="single" w:color="D9D4C5" w:sz="4"/>
               <w:left w:val="single" w:color="D9D4C5" w:sz="4"/>
@@ -39263,7 +39196,7 @@
         </w:tc>
         <w:tc>
           <w:tcPr>
-            <w:tcW w:type="dxa" w:w="977"/>
+            <w:tcW w:type="dxa" w:w="976"/>
             <w:tcBorders>
               <w:top w:val="single" w:color="D9D4C5" w:sz="4"/>
               <w:left w:val="single" w:color="D9D4C5" w:sz="4"/>
@@ -39295,7 +39228,7 @@
         </w:tc>
         <w:tc>
           <w:tcPr>
-            <w:tcW w:type="dxa" w:w="5331"/>
+            <w:tcW w:type="dxa" w:w="5327"/>
             <w:tcBorders>
               <w:top w:val="single" w:color="D9D4C5" w:sz="4"/>
               <w:left w:val="single" w:color="D9D4C5" w:sz="4"/>
@@ -39332,7 +39265,7 @@
         </w:trPr>
         <w:tc>
           <w:tcPr>
-            <w:tcW w:type="dxa" w:w="3330"/>
+            <w:tcW w:type="dxa" w:w="3335"/>
             <w:tcBorders>
               <w:top w:val="single" w:color="D9D4C5" w:sz="4"/>
               <w:left w:val="single" w:color="D9D4C5" w:sz="4"/>
@@ -39365,7 +39298,7 @@
         </w:tc>
         <w:tc>
           <w:tcPr>
-            <w:tcW w:type="dxa" w:w="977"/>
+            <w:tcW w:type="dxa" w:w="976"/>
             <w:tcBorders>
               <w:top w:val="single" w:color="D9D4C5" w:sz="4"/>
               <w:left w:val="single" w:color="D9D4C5" w:sz="4"/>
@@ -39398,7 +39331,7 @@
         </w:tc>
         <w:tc>
           <w:tcPr>
-            <w:tcW w:type="dxa" w:w="5331"/>
+            <w:tcW w:type="dxa" w:w="5327"/>
             <w:tcBorders>
               <w:top w:val="single" w:color="D9D4C5" w:sz="4"/>
               <w:left w:val="single" w:color="D9D4C5" w:sz="4"/>
@@ -39436,7 +39369,7 @@
         </w:trPr>
         <w:tc>
           <w:tcPr>
-            <w:tcW w:type="dxa" w:w="3330"/>
+            <w:tcW w:type="dxa" w:w="3335"/>
             <w:tcBorders>
               <w:top w:val="single" w:color="D9D4C5" w:sz="4"/>
               <w:left w:val="single" w:color="D9D4C5" w:sz="4"/>
@@ -39468,7 +39401,7 @@
         </w:tc>
         <w:tc>
           <w:tcPr>
-            <w:tcW w:type="dxa" w:w="977"/>
+            <w:tcW w:type="dxa" w:w="976"/>
             <w:tcBorders>
               <w:top w:val="single" w:color="D9D4C5" w:sz="4"/>
               <w:left w:val="single" w:color="D9D4C5" w:sz="4"/>
@@ -39500,7 +39433,7 @@
         </w:tc>
         <w:tc>
           <w:tcPr>
-            <w:tcW w:type="dxa" w:w="5331"/>
+            <w:tcW w:type="dxa" w:w="5327"/>
             <w:tcBorders>
               <w:top w:val="single" w:color="D9D4C5" w:sz="4"/>
               <w:left w:val="single" w:color="D9D4C5" w:sz="4"/>
@@ -39537,7 +39470,7 @@
         </w:trPr>
         <w:tc>
           <w:tcPr>
-            <w:tcW w:type="dxa" w:w="3330"/>
+            <w:tcW w:type="dxa" w:w="3335"/>
             <w:tcBorders>
               <w:top w:val="single" w:color="D9D4C5" w:sz="4"/>
               <w:left w:val="single" w:color="D9D4C5" w:sz="4"/>
@@ -39570,7 +39503,7 @@
         </w:tc>
         <w:tc>
           <w:tcPr>
-            <w:tcW w:type="dxa" w:w="977"/>
+            <w:tcW w:type="dxa" w:w="976"/>
             <w:tcBorders>
               <w:top w:val="single" w:color="D9D4C5" w:sz="4"/>
               <w:left w:val="single" w:color="D9D4C5" w:sz="4"/>
@@ -39603,7 +39536,7 @@
         </w:tc>
         <w:tc>
           <w:tcPr>
-            <w:tcW w:type="dxa" w:w="5331"/>
+            <w:tcW w:type="dxa" w:w="5327"/>
             <w:tcBorders>
               <w:top w:val="single" w:color="D9D4C5" w:sz="4"/>
               <w:left w:val="single" w:color="D9D4C5" w:sz="4"/>
@@ -39641,7 +39574,7 @@
         </w:trPr>
         <w:tc>
           <w:tcPr>
-            <w:tcW w:type="dxa" w:w="3330"/>
+            <w:tcW w:type="dxa" w:w="3335"/>
             <w:tcBorders>
               <w:top w:val="single" w:color="D9D4C5" w:sz="4"/>
               <w:left w:val="single" w:color="D9D4C5" w:sz="4"/>
@@ -39673,7 +39606,7 @@
         </w:tc>
         <w:tc>
           <w:tcPr>
-            <w:tcW w:type="dxa" w:w="977"/>
+            <w:tcW w:type="dxa" w:w="976"/>
             <w:tcBorders>
               <w:top w:val="single" w:color="D9D4C5" w:sz="4"/>
               <w:left w:val="single" w:color="D9D4C5" w:sz="4"/>
@@ -39705,7 +39638,7 @@
         </w:tc>
         <w:tc>
           <w:tcPr>
-            <w:tcW w:type="dxa" w:w="5331"/>
+            <w:tcW w:type="dxa" w:w="5327"/>
             <w:tcBorders>
               <w:top w:val="single" w:color="D9D4C5" w:sz="4"/>
               <w:left w:val="single" w:color="D9D4C5" w:sz="4"/>
@@ -39742,7 +39675,7 @@
         </w:trPr>
         <w:tc>
           <w:tcPr>
-            <w:tcW w:type="dxa" w:w="3330"/>
+            <w:tcW w:type="dxa" w:w="3335"/>
             <w:tcBorders>
               <w:top w:val="single" w:color="D9D4C5" w:sz="4"/>
               <w:left w:val="single" w:color="D9D4C5" w:sz="4"/>
@@ -39775,7 +39708,7 @@
         </w:tc>
         <w:tc>
           <w:tcPr>
-            <w:tcW w:type="dxa" w:w="977"/>
+            <w:tcW w:type="dxa" w:w="976"/>
             <w:tcBorders>
               <w:top w:val="single" w:color="D9D4C5" w:sz="4"/>
               <w:left w:val="single" w:color="D9D4C5" w:sz="4"/>
@@ -39808,7 +39741,7 @@
         </w:tc>
         <w:tc>
           <w:tcPr>
-            <w:tcW w:type="dxa" w:w="5331"/>
+            <w:tcW w:type="dxa" w:w="5327"/>
             <w:tcBorders>
               <w:top w:val="single" w:color="D9D4C5" w:sz="4"/>
               <w:left w:val="single" w:color="D9D4C5" w:sz="4"/>
@@ -39846,7 +39779,7 @@
         </w:trPr>
         <w:tc>
           <w:tcPr>
-            <w:tcW w:type="dxa" w:w="3330"/>
+            <w:tcW w:type="dxa" w:w="3335"/>
             <w:tcBorders>
               <w:top w:val="single" w:color="D9D4C5" w:sz="4"/>
               <w:left w:val="single" w:color="D9D4C5" w:sz="4"/>
@@ -39878,7 +39811,7 @@
         </w:tc>
         <w:tc>
           <w:tcPr>
-            <w:tcW w:type="dxa" w:w="977"/>
+            <w:tcW w:type="dxa" w:w="976"/>
             <w:tcBorders>
               <w:top w:val="single" w:color="D9D4C5" w:sz="4"/>
               <w:left w:val="single" w:color="D9D4C5" w:sz="4"/>
@@ -39910,7 +39843,7 @@
         </w:tc>
         <w:tc>
           <w:tcPr>
-            <w:tcW w:type="dxa" w:w="5331"/>
+            <w:tcW w:type="dxa" w:w="5327"/>
             <w:tcBorders>
               <w:top w:val="single" w:color="D9D4C5" w:sz="4"/>
               <w:left w:val="single" w:color="D9D4C5" w:sz="4"/>
@@ -39947,7 +39880,7 @@
         </w:trPr>
         <w:tc>
           <w:tcPr>
-            <w:tcW w:type="dxa" w:w="3330"/>
+            <w:tcW w:type="dxa" w:w="3335"/>
             <w:tcBorders>
               <w:top w:val="single" w:color="D9D4C5" w:sz="4"/>
               <w:left w:val="single" w:color="D9D4C5" w:sz="4"/>
@@ -39980,7 +39913,7 @@
         </w:tc>
         <w:tc>
           <w:tcPr>
-            <w:tcW w:type="dxa" w:w="977"/>
+            <w:tcW w:type="dxa" w:w="976"/>
             <w:tcBorders>
               <w:top w:val="single" w:color="D9D4C5" w:sz="4"/>
               <w:left w:val="single" w:color="D9D4C5" w:sz="4"/>
@@ -40013,7 +39946,7 @@
         </w:tc>
         <w:tc>
           <w:tcPr>
-            <w:tcW w:type="dxa" w:w="5331"/>
+            <w:tcW w:type="dxa" w:w="5327"/>
             <w:tcBorders>
               <w:top w:val="single" w:color="D9D4C5" w:sz="4"/>
               <w:left w:val="single" w:color="D9D4C5" w:sz="4"/>
@@ -40051,7 +39984,7 @@
         </w:trPr>
         <w:tc>
           <w:tcPr>
-            <w:tcW w:type="dxa" w:w="3330"/>
+            <w:tcW w:type="dxa" w:w="3335"/>
             <w:tcBorders>
               <w:top w:val="single" w:color="D9D4C5" w:sz="4"/>
               <w:left w:val="single" w:color="D9D4C5" w:sz="4"/>
@@ -40083,7 +40016,7 @@
         </w:tc>
         <w:tc>
           <w:tcPr>
-            <w:tcW w:type="dxa" w:w="977"/>
+            <w:tcW w:type="dxa" w:w="976"/>
             <w:tcBorders>
               <w:top w:val="single" w:color="D9D4C5" w:sz="4"/>
               <w:left w:val="single" w:color="D9D4C5" w:sz="4"/>
@@ -40115,7 +40048,7 @@
         </w:tc>
         <w:tc>
           <w:tcPr>
-            <w:tcW w:type="dxa" w:w="5331"/>
+            <w:tcW w:type="dxa" w:w="5327"/>
             <w:tcBorders>
               <w:top w:val="single" w:color="D9D4C5" w:sz="4"/>
               <w:left w:val="single" w:color="D9D4C5" w:sz="4"/>
@@ -40152,7 +40085,7 @@
         </w:trPr>
         <w:tc>
           <w:tcPr>
-            <w:tcW w:type="dxa" w:w="3330"/>
+            <w:tcW w:type="dxa" w:w="3335"/>
             <w:tcBorders>
               <w:top w:val="single" w:color="D9D4C5" w:sz="4"/>
               <w:left w:val="single" w:color="D9D4C5" w:sz="4"/>
@@ -40185,7 +40118,7 @@
         </w:tc>
         <w:tc>
           <w:tcPr>
-            <w:tcW w:type="dxa" w:w="977"/>
+            <w:tcW w:type="dxa" w:w="976"/>
             <w:tcBorders>
               <w:top w:val="single" w:color="D9D4C5" w:sz="4"/>
               <w:left w:val="single" w:color="D9D4C5" w:sz="4"/>
@@ -40218,7 +40151,7 @@
         </w:tc>
         <w:tc>
           <w:tcPr>
-            <w:tcW w:type="dxa" w:w="5331"/>
+            <w:tcW w:type="dxa" w:w="5327"/>
             <w:tcBorders>
               <w:top w:val="single" w:color="D9D4C5" w:sz="4"/>
               <w:left w:val="single" w:color="D9D4C5" w:sz="4"/>
@@ -40256,7 +40189,7 @@
         </w:trPr>
         <w:tc>
           <w:tcPr>
-            <w:tcW w:type="dxa" w:w="3330"/>
+            <w:tcW w:type="dxa" w:w="3335"/>
             <w:tcBorders>
               <w:top w:val="single" w:color="D9D4C5" w:sz="4"/>
               <w:left w:val="single" w:color="D9D4C5" w:sz="4"/>
@@ -40288,7 +40221,7 @@
         </w:tc>
         <w:tc>
           <w:tcPr>
-            <w:tcW w:type="dxa" w:w="977"/>
+            <w:tcW w:type="dxa" w:w="976"/>
             <w:tcBorders>
               <w:top w:val="single" w:color="D9D4C5" w:sz="4"/>
               <w:left w:val="single" w:color="D9D4C5" w:sz="4"/>
@@ -40320,7 +40253,7 @@
         </w:tc>
         <w:tc>
           <w:tcPr>
-            <w:tcW w:type="dxa" w:w="5331"/>
+            <w:tcW w:type="dxa" w:w="5327"/>
             <w:tcBorders>
               <w:top w:val="single" w:color="D9D4C5" w:sz="4"/>
               <w:left w:val="single" w:color="D9D4C5" w:sz="4"/>
@@ -40357,7 +40290,7 @@
         </w:trPr>
         <w:tc>
           <w:tcPr>
-            <w:tcW w:type="dxa" w:w="3330"/>
+            <w:tcW w:type="dxa" w:w="3335"/>
             <w:tcBorders>
               <w:top w:val="single" w:color="D9D4C5" w:sz="4"/>
               <w:left w:val="single" w:color="D9D4C5" w:sz="4"/>
@@ -40390,7 +40323,7 @@
         </w:tc>
         <w:tc>
           <w:tcPr>
-            <w:tcW w:type="dxa" w:w="977"/>
+            <w:tcW w:type="dxa" w:w="976"/>
             <w:tcBorders>
               <w:top w:val="single" w:color="D9D4C5" w:sz="4"/>
               <w:left w:val="single" w:color="D9D4C5" w:sz="4"/>
@@ -40423,7 +40356,7 @@
         </w:tc>
         <w:tc>
           <w:tcPr>
-            <w:tcW w:type="dxa" w:w="5331"/>
+            <w:tcW w:type="dxa" w:w="5327"/>
             <w:tcBorders>
               <w:top w:val="single" w:color="D9D4C5" w:sz="4"/>
               <w:left w:val="single" w:color="D9D4C5" w:sz="4"/>
@@ -40461,7 +40394,7 @@
         </w:trPr>
         <w:tc>
           <w:tcPr>
-            <w:tcW w:type="dxa" w:w="3330"/>
+            <w:tcW w:type="dxa" w:w="3335"/>
             <w:tcBorders>
               <w:top w:val="single" w:color="D9D4C5" w:sz="4"/>
               <w:left w:val="single" w:color="D9D4C5" w:sz="4"/>
@@ -40493,7 +40426,7 @@
         </w:tc>
         <w:tc>
           <w:tcPr>
-            <w:tcW w:type="dxa" w:w="977"/>
+            <w:tcW w:type="dxa" w:w="976"/>
             <w:tcBorders>
               <w:top w:val="single" w:color="D9D4C5" w:sz="4"/>
               <w:left w:val="single" w:color="D9D4C5" w:sz="4"/>
@@ -40525,7 +40458,7 @@
         </w:tc>
         <w:tc>
           <w:tcPr>
-            <w:tcW w:type="dxa" w:w="5331"/>
+            <w:tcW w:type="dxa" w:w="5327"/>
             <w:tcBorders>
               <w:top w:val="single" w:color="D9D4C5" w:sz="4"/>
               <w:left w:val="single" w:color="D9D4C5" w:sz="4"/>
@@ -40562,7 +40495,7 @@
         </w:trPr>
         <w:tc>
           <w:tcPr>
-            <w:tcW w:type="dxa" w:w="3330"/>
+            <w:tcW w:type="dxa" w:w="3335"/>
             <w:tcBorders>
               <w:top w:val="single" w:color="D9D4C5" w:sz="4"/>
               <w:left w:val="single" w:color="D9D4C5" w:sz="4"/>
@@ -40595,7 +40528,7 @@
         </w:tc>
         <w:tc>
           <w:tcPr>
-            <w:tcW w:type="dxa" w:w="977"/>
+            <w:tcW w:type="dxa" w:w="976"/>
             <w:tcBorders>
               <w:top w:val="single" w:color="D9D4C5" w:sz="4"/>
               <w:left w:val="single" w:color="D9D4C5" w:sz="4"/>
@@ -40628,7 +40561,7 @@
         </w:tc>
         <w:tc>
           <w:tcPr>
-            <w:tcW w:type="dxa" w:w="5331"/>
+            <w:tcW w:type="dxa" w:w="5327"/>
             <w:tcBorders>
               <w:top w:val="single" w:color="D9D4C5" w:sz="4"/>
               <w:left w:val="single" w:color="D9D4C5" w:sz="4"/>
@@ -40666,7 +40599,7 @@
         </w:trPr>
         <w:tc>
           <w:tcPr>
-            <w:tcW w:type="dxa" w:w="3330"/>
+            <w:tcW w:type="dxa" w:w="3335"/>
             <w:tcBorders>
               <w:top w:val="single" w:color="D9D4C5" w:sz="4"/>
               <w:left w:val="single" w:color="D9D4C5" w:sz="4"/>
@@ -40698,7 +40631,7 @@
         </w:tc>
         <w:tc>
           <w:tcPr>
-            <w:tcW w:type="dxa" w:w="977"/>
+            <w:tcW w:type="dxa" w:w="976"/>
             <w:tcBorders>
               <w:top w:val="single" w:color="D9D4C5" w:sz="4"/>
               <w:left w:val="single" w:color="D9D4C5" w:sz="4"/>
@@ -40730,7 +40663,7 @@
         </w:tc>
         <w:tc>
           <w:tcPr>
-            <w:tcW w:type="dxa" w:w="5331"/>
+            <w:tcW w:type="dxa" w:w="5327"/>
             <w:tcBorders>
               <w:top w:val="single" w:color="D9D4C5" w:sz="4"/>
               <w:left w:val="single" w:color="D9D4C5" w:sz="4"/>
@@ -40767,7 +40700,7 @@
         </w:trPr>
         <w:tc>
           <w:tcPr>
-            <w:tcW w:type="dxa" w:w="3330"/>
+            <w:tcW w:type="dxa" w:w="3335"/>
             <w:tcBorders>
               <w:top w:val="single" w:color="D9D4C5" w:sz="4"/>
               <w:left w:val="single" w:color="D9D4C5" w:sz="4"/>
@@ -40794,20 +40727,122 @@
                 <w:sz w:val="18"/>
                 <w:szCs w:val="18"/>
               </w:rPr>
+              <w:t xml:space="preserve">supabase/20_rinforzi_integrita.sql</w:t>
+            </w:r>
+          </w:p>
+        </w:tc>
+        <w:tc>
+          <w:tcPr>
+            <w:tcW w:type="dxa" w:w="976"/>
+            <w:tcBorders>
+              <w:top w:val="single" w:color="D9D4C5" w:sz="4"/>
+              <w:left w:val="single" w:color="D9D4C5" w:sz="4"/>
+              <w:bottom w:val="single" w:color="D9D4C5" w:sz="4"/>
+              <w:right w:val="single" w:color="D9D4C5" w:sz="4"/>
+            </w:tcBorders>
+            <w:shd w:fill="F6F4EE" w:color="auto" w:val="clear"/>
+            <w:tcMar>
+              <w:top w:type="dxa" w:w="70"/>
+              <w:left w:type="dxa" w:w="110"/>
+              <w:bottom w:type="dxa" w:w="70"/>
+              <w:right w:type="dxa" w:w="110"/>
+            </w:tcMar>
+            <w:vAlign w:val="center"/>
+          </w:tcPr>
+          <w:p>
+            <w:pPr>
+              <w:spacing w:after="0" w:before="0"/>
+            </w:pPr>
+            <w:r>
+              <w:rPr>
+                <w:rFonts w:ascii="Arial" w:cs="Arial" w:eastAsia="Arial" w:hAnsi="Arial"/>
+                <w:color w:val="1B2118"/>
+                <w:sz w:val="18"/>
+                <w:szCs w:val="18"/>
+              </w:rPr>
+              <w:t xml:space="preserve">300</w:t>
+            </w:r>
+          </w:p>
+        </w:tc>
+        <w:tc>
+          <w:tcPr>
+            <w:tcW w:type="dxa" w:w="5327"/>
+            <w:tcBorders>
+              <w:top w:val="single" w:color="D9D4C5" w:sz="4"/>
+              <w:left w:val="single" w:color="D9D4C5" w:sz="4"/>
+              <w:bottom w:val="single" w:color="D9D4C5" w:sz="4"/>
+              <w:right w:val="single" w:color="D9D4C5" w:sz="4"/>
+            </w:tcBorders>
+            <w:shd w:fill="F6F4EE" w:color="auto" w:val="clear"/>
+            <w:tcMar>
+              <w:top w:type="dxa" w:w="70"/>
+              <w:left w:type="dxa" w:w="110"/>
+              <w:bottom w:type="dxa" w:w="70"/>
+              <w:right w:type="dxa" w:w="110"/>
+            </w:tcMar>
+            <w:vAlign w:val="center"/>
+          </w:tcPr>
+          <w:p>
+            <w:pPr>
+              <w:spacing w:after="0" w:before="0"/>
+            </w:pPr>
+            <w:r>
+              <w:rPr>
+                <w:rFonts w:ascii="Arial" w:cs="Arial" w:eastAsia="Arial" w:hAnsi="Arial"/>
+                <w:color w:val="1B2118"/>
+                <w:sz w:val="18"/>
+                <w:szCs w:val="18"/>
+              </w:rPr>
+              <w:t xml:space="preserve">RINFORZI DI INTEGRITÀ (backlog 33, 18/10/2026)</w:t>
+            </w:r>
+          </w:p>
+        </w:tc>
+      </w:tr>
+      <w:tr>
+        <w:trPr>
+          <w:cantSplit/>
+        </w:trPr>
+        <w:tc>
+          <w:tcPr>
+            <w:tcW w:type="dxa" w:w="3335"/>
+            <w:tcBorders>
+              <w:top w:val="single" w:color="D9D4C5" w:sz="4"/>
+              <w:left w:val="single" w:color="D9D4C5" w:sz="4"/>
+              <w:bottom w:val="single" w:color="D9D4C5" w:sz="4"/>
+              <w:right w:val="single" w:color="D9D4C5" w:sz="4"/>
+            </w:tcBorders>
+            <w:tcMar>
+              <w:top w:type="dxa" w:w="70"/>
+              <w:left w:type="dxa" w:w="110"/>
+              <w:bottom w:type="dxa" w:w="70"/>
+              <w:right w:type="dxa" w:w="110"/>
+            </w:tcMar>
+            <w:vAlign w:val="center"/>
+          </w:tcPr>
+          <w:p>
+            <w:pPr>
+              <w:spacing w:after="0" w:before="0"/>
+            </w:pPr>
+            <w:r>
+              <w:rPr>
+                <w:rFonts w:ascii="Consolas" w:cs="Consolas" w:eastAsia="Consolas" w:hAnsi="Consolas"/>
+                <w:color w:val="2F5D3A"/>
+                <w:sz w:val="18"/>
+                <w:szCs w:val="18"/>
+              </w:rPr>
               <w:t xml:space="preserve">supabase/schema_completo.sql</w:t>
             </w:r>
           </w:p>
         </w:tc>
         <w:tc>
           <w:tcPr>
-            <w:tcW w:type="dxa" w:w="977"/>
-            <w:tcBorders>
-              <w:top w:val="single" w:color="D9D4C5" w:sz="4"/>
-              <w:left w:val="single" w:color="D9D4C5" w:sz="4"/>
-              <w:bottom w:val="single" w:color="D9D4C5" w:sz="4"/>
-              <w:right w:val="single" w:color="D9D4C5" w:sz="4"/>
-            </w:tcBorders>
-            <w:shd w:fill="F6F4EE" w:color="auto" w:val="clear"/>
+            <w:tcW w:type="dxa" w:w="976"/>
+            <w:tcBorders>
+              <w:top w:val="single" w:color="D9D4C5" w:sz="4"/>
+              <w:left w:val="single" w:color="D9D4C5" w:sz="4"/>
+              <w:bottom w:val="single" w:color="D9D4C5" w:sz="4"/>
+              <w:right w:val="single" w:color="D9D4C5" w:sz="4"/>
+            </w:tcBorders>
             <w:tcMar>
               <w:top w:type="dxa" w:w="70"/>
               <w:left w:type="dxa" w:w="110"/>
@@ -40833,14 +40868,13 @@
         </w:tc>
         <w:tc>
           <w:tcPr>
-            <w:tcW w:type="dxa" w:w="5331"/>
-            <w:tcBorders>
-              <w:top w:val="single" w:color="D9D4C5" w:sz="4"/>
-              <w:left w:val="single" w:color="D9D4C5" w:sz="4"/>
-              <w:bottom w:val="single" w:color="D9D4C5" w:sz="4"/>
-              <w:right w:val="single" w:color="D9D4C5" w:sz="4"/>
-            </w:tcBorders>
-            <w:shd w:fill="F6F4EE" w:color="auto" w:val="clear"/>
+            <w:tcW w:type="dxa" w:w="5327"/>
+            <w:tcBorders>
+              <w:top w:val="single" w:color="D9D4C5" w:sz="4"/>
+              <w:left w:val="single" w:color="D9D4C5" w:sz="4"/>
+              <w:bottom w:val="single" w:color="D9D4C5" w:sz="4"/>
+              <w:right w:val="single" w:color="D9D4C5" w:sz="4"/>
+            </w:tcBorders>
             <w:tcMar>
               <w:top w:type="dxa" w:w="70"/>
               <w:left w:type="dxa" w:w="110"/>
@@ -41079,7 +41113,7 @@
                 <w:sz w:val="18"/>
                 <w:szCs w:val="18"/>
               </w:rPr>
-              <w:t xml:space="preserve">391</w:t>
+              <w:t xml:space="preserve">396</w:t>
             </w:r>
           </w:p>
         </w:tc>
@@ -41182,7 +41216,7 @@
                 <w:sz w:val="18"/>
                 <w:szCs w:val="18"/>
               </w:rPr>
-              <w:t xml:space="preserve">129</w:t>
+              <w:t xml:space="preserve">156</w:t>
             </w:r>
           </w:p>
         </w:tc>
@@ -41913,6 +41947,108 @@
                 <w:sz w:val="18"/>
                 <w:szCs w:val="18"/>
               </w:rPr>
+              <w:t xml:space="preserve">test/date.test.mjs</w:t>
+            </w:r>
+          </w:p>
+        </w:tc>
+        <w:tc>
+          <w:tcPr>
+            <w:tcW w:type="dxa" w:w="1008"/>
+            <w:tcBorders>
+              <w:top w:val="single" w:color="D9D4C5" w:sz="4"/>
+              <w:left w:val="single" w:color="D9D4C5" w:sz="4"/>
+              <w:bottom w:val="single" w:color="D9D4C5" w:sz="4"/>
+              <w:right w:val="single" w:color="D9D4C5" w:sz="4"/>
+            </w:tcBorders>
+            <w:tcMar>
+              <w:top w:type="dxa" w:w="70"/>
+              <w:left w:type="dxa" w:w="110"/>
+              <w:bottom w:type="dxa" w:w="70"/>
+              <w:right w:type="dxa" w:w="110"/>
+            </w:tcMar>
+            <w:vAlign w:val="center"/>
+          </w:tcPr>
+          <w:p>
+            <w:pPr>
+              <w:spacing w:after="0" w:before="0"/>
+            </w:pPr>
+            <w:r>
+              <w:rPr>
+                <w:rFonts w:ascii="Arial" w:cs="Arial" w:eastAsia="Arial" w:hAnsi="Arial"/>
+                <w:color w:val="1B2118"/>
+                <w:sz w:val="18"/>
+                <w:szCs w:val="18"/>
+              </w:rPr>
+              <w:t xml:space="preserve">31</w:t>
+            </w:r>
+          </w:p>
+        </w:tc>
+        <w:tc>
+          <w:tcPr>
+            <w:tcW w:type="dxa" w:w="5495"/>
+            <w:tcBorders>
+              <w:top w:val="single" w:color="D9D4C5" w:sz="4"/>
+              <w:left w:val="single" w:color="D9D4C5" w:sz="4"/>
+              <w:bottom w:val="single" w:color="D9D4C5" w:sz="4"/>
+              <w:right w:val="single" w:color="D9D4C5" w:sz="4"/>
+            </w:tcBorders>
+            <w:tcMar>
+              <w:top w:type="dxa" w:w="70"/>
+              <w:left w:type="dxa" w:w="110"/>
+              <w:bottom w:type="dxa" w:w="70"/>
+              <w:right w:type="dxa" w:w="110"/>
+            </w:tcMar>
+            <w:vAlign w:val="center"/>
+          </w:tcPr>
+          <w:p>
+            <w:pPr>
+              <w:spacing w:after="0" w:before="0"/>
+            </w:pPr>
+            <w:r>
+              <w:rPr>
+                <w:rFonts w:ascii="Arial" w:cs="Arial" w:eastAsia="Arial" w:hAnsi="Arial"/>
+                <w:color w:val="1B2118"/>
+                <w:sz w:val="18"/>
+                <w:szCs w:val="18"/>
+              </w:rPr>
+              <w:t xml:space="preserve">verificare le date in ora italiana usate per aprire le consultazioni (30 giorni) e per i nomi dei file: oggiItalia() deve dare sempre aaaa-mm-gg in fuso Europe/Rome, aggiungiGiorni() deve contare i giorni sul calendario (fine…</w:t>
+            </w:r>
+          </w:p>
+        </w:tc>
+      </w:tr>
+      <w:tr>
+        <w:trPr>
+          <w:cantSplit/>
+        </w:trPr>
+        <w:tc>
+          <w:tcPr>
+            <w:tcW w:type="dxa" w:w="3135"/>
+            <w:tcBorders>
+              <w:top w:val="single" w:color="D9D4C5" w:sz="4"/>
+              <w:left w:val="single" w:color="D9D4C5" w:sz="4"/>
+              <w:bottom w:val="single" w:color="D9D4C5" w:sz="4"/>
+              <w:right w:val="single" w:color="D9D4C5" w:sz="4"/>
+            </w:tcBorders>
+            <w:shd w:fill="F6F4EE" w:color="auto" w:val="clear"/>
+            <w:tcMar>
+              <w:top w:type="dxa" w:w="70"/>
+              <w:left w:type="dxa" w:w="110"/>
+              <w:bottom w:type="dxa" w:w="70"/>
+              <w:right w:type="dxa" w:w="110"/>
+            </w:tcMar>
+            <w:vAlign w:val="center"/>
+          </w:tcPr>
+          <w:p>
+            <w:pPr>
+              <w:spacing w:after="0" w:before="0"/>
+            </w:pPr>
+            <w:r>
+              <w:rPr>
+                <w:rFonts w:ascii="Consolas" w:cs="Consolas" w:eastAsia="Consolas" w:hAnsi="Consolas"/>
+                <w:color w:val="2F5D3A"/>
+                <w:sz w:val="18"/>
+                <w:szCs w:val="18"/>
+              </w:rPr>
               <w:t xml:space="preserve">test/tracciato.test.mjs</w:t>
             </w:r>
           </w:p>
@@ -41926,6 +42062,7 @@
               <w:bottom w:val="single" w:color="D9D4C5" w:sz="4"/>
               <w:right w:val="single" w:color="D9D4C5" w:sz="4"/>
             </w:tcBorders>
+            <w:shd w:fill="F6F4EE" w:color="auto" w:val="clear"/>
             <w:tcMar>
               <w:top w:type="dxa" w:w="70"/>
               <w:left w:type="dxa" w:w="110"/>
@@ -41958,6 +42095,7 @@
               <w:bottom w:val="single" w:color="D9D4C5" w:sz="4"/>
               <w:right w:val="single" w:color="D9D4C5" w:sz="4"/>
             </w:tcBorders>
+            <w:shd w:fill="F6F4EE" w:color="auto" w:val="clear"/>
             <w:tcMar>
               <w:top w:type="dxa" w:w="70"/>
               <w:left w:type="dxa" w:w="110"/>
@@ -42504,7 +42642,7 @@
                 <w:sz w:val="18"/>
                 <w:szCs w:val="18"/>
               </w:rPr>
-              <w:t xml:space="preserve">419</w:t>
+              <w:t xml:space="preserve">416</w:t>
             </w:r>
           </w:p>
         </w:tc>
@@ -42709,7 +42847,7 @@
                 <w:sz w:val="18"/>
                 <w:szCs w:val="18"/>
               </w:rPr>
-              <w:t xml:space="preserve">166</w:t>
+              <w:t xml:space="preserve">184</w:t>
             </w:r>
           </w:p>
         </w:tc>
@@ -42842,9 +42980,9 @@
         <w:tblLayout w:type="fixed"/>
       </w:tblPr>
       <w:tblGrid>
-        <w:gridCol w:w="2391"/>
-        <w:gridCol w:w="3938"/>
-        <w:gridCol w:w="3309"/>
+        <w:gridCol w:w="2244"/>
+        <w:gridCol w:w="3697"/>
+        <w:gridCol w:w="3697"/>
       </w:tblGrid>
       <w:tr>
         <w:trPr>
@@ -42852,7 +42990,7 @@
         </w:trPr>
         <w:tc>
           <w:tcPr>
-            <w:tcW w:type="dxa" w:w="2391"/>
+            <w:tcW w:type="dxa" w:w="2244"/>
             <w:tcBorders>
               <w:top w:val="single" w:color="D9D4C5" w:sz="4"/>
               <w:left w:val="single" w:color="D9D4C5" w:sz="4"/>
@@ -42887,7 +43025,7 @@
         </w:tc>
         <w:tc>
           <w:tcPr>
-            <w:tcW w:type="dxa" w:w="3938"/>
+            <w:tcW w:type="dxa" w:w="3697"/>
             <w:tcBorders>
               <w:top w:val="single" w:color="D9D4C5" w:sz="4"/>
               <w:left w:val="single" w:color="D9D4C5" w:sz="4"/>
@@ -42922,7 +43060,7 @@
         </w:tc>
         <w:tc>
           <w:tcPr>
-            <w:tcW w:type="dxa" w:w="3309"/>
+            <w:tcW w:type="dxa" w:w="3697"/>
             <w:tcBorders>
               <w:top w:val="single" w:color="D9D4C5" w:sz="4"/>
               <w:left w:val="single" w:color="D9D4C5" w:sz="4"/>
@@ -42962,7 +43100,7 @@
         </w:trPr>
         <w:tc>
           <w:tcPr>
-            <w:tcW w:type="dxa" w:w="2391"/>
+            <w:tcW w:type="dxa" w:w="2244"/>
             <w:tcBorders>
               <w:top w:val="single" w:color="D9D4C5" w:sz="4"/>
               <w:left w:val="single" w:color="D9D4C5" w:sz="4"/>
@@ -42994,7 +43132,7 @@
         </w:tc>
         <w:tc>
           <w:tcPr>
-            <w:tcW w:type="dxa" w:w="3938"/>
+            <w:tcW w:type="dxa" w:w="3697"/>
             <w:tcBorders>
               <w:top w:val="single" w:color="D9D4C5" w:sz="4"/>
               <w:left w:val="single" w:color="D9D4C5" w:sz="4"/>
@@ -43044,7 +43182,7 @@
         </w:tc>
         <w:tc>
           <w:tcPr>
-            <w:tcW w:type="dxa" w:w="3309"/>
+            <w:tcW w:type="dxa" w:w="3697"/>
             <w:tcBorders>
               <w:top w:val="single" w:color="D9D4C5" w:sz="4"/>
               <w:left w:val="single" w:color="D9D4C5" w:sz="4"/>
@@ -43108,7 +43246,7 @@
         </w:trPr>
         <w:tc>
           <w:tcPr>
-            <w:tcW w:type="dxa" w:w="2391"/>
+            <w:tcW w:type="dxa" w:w="2244"/>
             <w:tcBorders>
               <w:top w:val="single" w:color="D9D4C5" w:sz="4"/>
               <w:left w:val="single" w:color="D9D4C5" w:sz="4"/>
@@ -43141,7 +43279,7 @@
         </w:tc>
         <w:tc>
           <w:tcPr>
-            <w:tcW w:type="dxa" w:w="3938"/>
+            <w:tcW w:type="dxa" w:w="3697"/>
             <w:tcBorders>
               <w:top w:val="single" w:color="D9D4C5" w:sz="4"/>
               <w:left w:val="single" w:color="D9D4C5" w:sz="4"/>
@@ -43210,7 +43348,7 @@
         </w:tc>
         <w:tc>
           <w:tcPr>
-            <w:tcW w:type="dxa" w:w="3309"/>
+            <w:tcW w:type="dxa" w:w="3697"/>
             <w:tcBorders>
               <w:top w:val="single" w:color="D9D4C5" w:sz="4"/>
               <w:left w:val="single" w:color="D9D4C5" w:sz="4"/>
@@ -43293,7 +43431,7 @@
         </w:trPr>
         <w:tc>
           <w:tcPr>
-            <w:tcW w:type="dxa" w:w="2391"/>
+            <w:tcW w:type="dxa" w:w="2244"/>
             <w:tcBorders>
               <w:top w:val="single" w:color="D9D4C5" w:sz="4"/>
               <w:left w:val="single" w:color="D9D4C5" w:sz="4"/>
@@ -43325,7 +43463,7 @@
         </w:tc>
         <w:tc>
           <w:tcPr>
-            <w:tcW w:type="dxa" w:w="3938"/>
+            <w:tcW w:type="dxa" w:w="3697"/>
             <w:tcBorders>
               <w:top w:val="single" w:color="D9D4C5" w:sz="4"/>
               <w:left w:val="single" w:color="D9D4C5" w:sz="4"/>
@@ -43357,7 +43495,7 @@
         </w:tc>
         <w:tc>
           <w:tcPr>
-            <w:tcW w:type="dxa" w:w="3309"/>
+            <w:tcW w:type="dxa" w:w="3697"/>
             <w:tcBorders>
               <w:top w:val="single" w:color="D9D4C5" w:sz="4"/>
               <w:left w:val="single" w:color="D9D4C5" w:sz="4"/>
@@ -43394,7 +43532,7 @@
         </w:trPr>
         <w:tc>
           <w:tcPr>
-            <w:tcW w:type="dxa" w:w="2391"/>
+            <w:tcW w:type="dxa" w:w="2244"/>
             <w:tcBorders>
               <w:top w:val="single" w:color="D9D4C5" w:sz="4"/>
               <w:left w:val="single" w:color="D9D4C5" w:sz="4"/>
@@ -43427,7 +43565,7 @@
         </w:tc>
         <w:tc>
           <w:tcPr>
-            <w:tcW w:type="dxa" w:w="3938"/>
+            <w:tcW w:type="dxa" w:w="3697"/>
             <w:tcBorders>
               <w:top w:val="single" w:color="D9D4C5" w:sz="4"/>
               <w:left w:val="single" w:color="D9D4C5" w:sz="4"/>
@@ -43478,7 +43616,7 @@
         </w:tc>
         <w:tc>
           <w:tcPr>
-            <w:tcW w:type="dxa" w:w="3309"/>
+            <w:tcW w:type="dxa" w:w="3697"/>
             <w:tcBorders>
               <w:top w:val="single" w:color="D9D4C5" w:sz="4"/>
               <w:left w:val="single" w:color="D9D4C5" w:sz="4"/>
@@ -43525,7 +43663,7 @@
         </w:trPr>
         <w:tc>
           <w:tcPr>
-            <w:tcW w:type="dxa" w:w="2391"/>
+            <w:tcW w:type="dxa" w:w="2244"/>
             <w:tcBorders>
               <w:top w:val="single" w:color="D9D4C5" w:sz="4"/>
               <w:left w:val="single" w:color="D9D4C5" w:sz="4"/>
@@ -43557,7 +43695,7 @@
         </w:tc>
         <w:tc>
           <w:tcPr>
-            <w:tcW w:type="dxa" w:w="3938"/>
+            <w:tcW w:type="dxa" w:w="3697"/>
             <w:tcBorders>
               <w:top w:val="single" w:color="D9D4C5" w:sz="4"/>
               <w:left w:val="single" w:color="D9D4C5" w:sz="4"/>
@@ -43589,7 +43727,7 @@
         </w:tc>
         <w:tc>
           <w:tcPr>
-            <w:tcW w:type="dxa" w:w="3309"/>
+            <w:tcW w:type="dxa" w:w="3697"/>
             <w:tcBorders>
               <w:top w:val="single" w:color="D9D4C5" w:sz="4"/>
               <w:left w:val="single" w:color="D9D4C5" w:sz="4"/>
@@ -43633,7 +43771,61 @@
                 <w:sz w:val="18"/>
                 <w:szCs w:val="18"/>
               </w:rPr>
-              <w:t xml:space="preserve"> (11, 18)</w:t>
+              <w:t xml:space="preserve"> (11, 18); coerenza del risultato: </w:t>
+            </w:r>
+            <w:r>
+              <w:rPr>
+                <w:rFonts w:ascii="Consolas" w:cs="Consolas" w:eastAsia="Consolas" w:hAnsi="Consolas"/>
+                <w:color w:val="2F5D3A"/>
+                <w:sz w:val="18"/>
+                <w:szCs w:val="18"/>
+              </w:rPr>
+              <w:t xml:space="preserve">calcolo_coerenza</w:t>
+            </w:r>
+            <w:r>
+              <w:rPr>
+                <w:rFonts w:ascii="Arial" w:cs="Arial" w:eastAsia="Arial" w:hAnsi="Arial"/>
+                <w:color w:val="1B2118"/>
+                <w:sz w:val="18"/>
+                <w:szCs w:val="18"/>
+              </w:rPr>
+              <w:t xml:space="preserve">, </w:t>
+            </w:r>
+            <w:r>
+              <w:rPr>
+                <w:rFonts w:ascii="Consolas" w:cs="Consolas" w:eastAsia="Consolas" w:hAnsi="Consolas"/>
+                <w:color w:val="2F5D3A"/>
+                <w:sz w:val="18"/>
+                <w:szCs w:val="18"/>
+              </w:rPr>
+              <w:t xml:space="preserve">calcolo_bdu_modificata</w:t>
+            </w:r>
+            <w:r>
+              <w:rPr>
+                <w:rFonts w:ascii="Arial" w:cs="Arial" w:eastAsia="Arial" w:hAnsi="Arial"/>
+                <w:color w:val="1B2118"/>
+                <w:sz w:val="18"/>
+                <w:szCs w:val="18"/>
+              </w:rPr>
+              <w:t xml:space="preserve">; nuova versione: </w:t>
+            </w:r>
+            <w:r>
+              <w:rPr>
+                <w:rFonts w:ascii="Consolas" w:cs="Consolas" w:eastAsia="Consolas" w:hAnsi="Consolas"/>
+                <w:color w:val="2F5D3A"/>
+                <w:sz w:val="18"/>
+                <w:szCs w:val="18"/>
+              </w:rPr>
+              <w:t xml:space="preserve">admin_nuova_versione_calcolo</w:t>
+            </w:r>
+            <w:r>
+              <w:rPr>
+                <w:rFonts w:ascii="Arial" w:cs="Arial" w:eastAsia="Arial" w:hAnsi="Arial"/>
+                <w:color w:val="1B2118"/>
+                <w:sz w:val="18"/>
+                <w:szCs w:val="18"/>
+              </w:rPr>
+              <w:t xml:space="preserve"> (20)</w:t>
             </w:r>
           </w:p>
         </w:tc>
@@ -43644,7 +43836,7 @@
         </w:trPr>
         <w:tc>
           <w:tcPr>
-            <w:tcW w:type="dxa" w:w="2391"/>
+            <w:tcW w:type="dxa" w:w="2244"/>
             <w:tcBorders>
               <w:top w:val="single" w:color="D9D4C5" w:sz="4"/>
               <w:left w:val="single" w:color="D9D4C5" w:sz="4"/>
@@ -43677,7 +43869,7 @@
         </w:tc>
         <w:tc>
           <w:tcPr>
-            <w:tcW w:type="dxa" w:w="3938"/>
+            <w:tcW w:type="dxa" w:w="3697"/>
             <w:tcBorders>
               <w:top w:val="single" w:color="D9D4C5" w:sz="4"/>
               <w:left w:val="single" w:color="D9D4C5" w:sz="4"/>
@@ -43710,7 +43902,7 @@
         </w:tc>
         <w:tc>
           <w:tcPr>
-            <w:tcW w:type="dxa" w:w="3309"/>
+            <w:tcW w:type="dxa" w:w="3697"/>
             <w:tcBorders>
               <w:top w:val="single" w:color="D9D4C5" w:sz="4"/>
               <w:left w:val="single" w:color="D9D4C5" w:sz="4"/>
@@ -43766,7 +43958,7 @@
         </w:trPr>
         <w:tc>
           <w:tcPr>
-            <w:tcW w:type="dxa" w:w="2391"/>
+            <w:tcW w:type="dxa" w:w="2244"/>
             <w:tcBorders>
               <w:top w:val="single" w:color="D9D4C5" w:sz="4"/>
               <w:left w:val="single" w:color="D9D4C5" w:sz="4"/>
@@ -43798,7 +43990,7 @@
         </w:tc>
         <w:tc>
           <w:tcPr>
-            <w:tcW w:type="dxa" w:w="3938"/>
+            <w:tcW w:type="dxa" w:w="3697"/>
             <w:tcBorders>
               <w:top w:val="single" w:color="D9D4C5" w:sz="4"/>
               <w:left w:val="single" w:color="D9D4C5" w:sz="4"/>
@@ -43844,11 +44036,29 @@
               </w:rPr>
               <w:t xml:space="preserve">test/tracciato.test.mjs</w:t>
             </w:r>
-          </w:p>
-        </w:tc>
-        <w:tc>
-          <w:tcPr>
-            <w:tcW w:type="dxa" w:w="3309"/>
+            <w:r>
+              <w:rPr>
+                <w:rFonts w:ascii="Arial" w:cs="Arial" w:eastAsia="Arial" w:hAnsi="Arial"/>
+                <w:color w:val="1B2118"/>
+                <w:sz w:val="18"/>
+                <w:szCs w:val="18"/>
+              </w:rPr>
+              <w:t xml:space="preserve">, </w:t>
+            </w:r>
+            <w:r>
+              <w:rPr>
+                <w:rFonts w:ascii="Consolas" w:cs="Consolas" w:eastAsia="Consolas" w:hAnsi="Consolas"/>
+                <w:color w:val="2F5D3A"/>
+                <w:sz w:val="18"/>
+                <w:szCs w:val="18"/>
+              </w:rPr>
+              <w:t xml:space="preserve">test/date.test.mjs</w:t>
+            </w:r>
+          </w:p>
+        </w:tc>
+        <w:tc>
+          <w:tcPr>
+            <w:tcW w:type="dxa" w:w="3697"/>
             <w:tcBorders>
               <w:top w:val="single" w:color="D9D4C5" w:sz="4"/>
               <w:left w:val="single" w:color="D9D4C5" w:sz="4"/>
@@ -43979,6 +44189,49 @@
           <w:sz w:val="21"/>
           <w:szCs w:val="21"/>
         </w:rPr>
+        <w:t xml:space="preserve">Coerenza del risultato (script 20)</w:t>
+      </w:r>
+      <w:r>
+        <w:rPr>
+          <w:rFonts w:ascii="Arial" w:cs="Arial" w:eastAsia="Arial" w:hAnsi="Arial"/>
+          <w:color w:val="1B2118"/>
+          <w:sz w:val="21"/>
+          <w:szCs w:val="21"/>
+        </w:rPr>
+        <w:t xml:space="preserve">: il risultato salvato vale solo per i dati con cui è stato calcolato. Se cambiano dati, anno, tipo, data di avvio o le righe della Banca Dati Utenze senza un nuovo «Calcola», il database azzera il risultato (e i crediti) della bozza. «Calcola» scrive in </w:t>
+      </w:r>
+      <w:r>
+        <w:rPr>
+          <w:rFonts w:ascii="Consolas" w:cs="Consolas" w:eastAsia="Consolas" w:hAnsi="Consolas"/>
+          <w:color w:val="2F5D3A"/>
+          <w:sz w:val="21"/>
+          <w:szCs w:val="21"/>
+        </w:rPr>
+        <w:t xml:space="preserve">risultato.righe</w:t>
+      </w:r>
+      <w:r>
+        <w:rPr>
+          <w:rFonts w:ascii="Arial" w:cs="Arial" w:eastAsia="Arial" w:hAnsi="Arial"/>
+          <w:color w:val="1B2118"/>
+          <w:sz w:val="21"/>
+          <w:szCs w:val="21"/>
+        </w:rPr>
+        <w:t xml:space="preserve"> quante righe di conferimento e di riuso ha usato; alla conferma il database le confronta con quelle salvate e rifiuta la conferma se non coincidono. I calcoli in bozza calcolati prima del 18/10 vanno ricalcolati prima della conferma.</w:t>
+      </w:r>
+    </w:p>
+    <w:p>
+      <w:pPr>
+        <w:spacing w:after="140" w:line="300"/>
+      </w:pPr>
+      <w:r>
+        <w:rPr>
+          <w:rFonts w:ascii="Arial" w:cs="Arial" w:eastAsia="Arial" w:hAnsi="Arial"/>
+          <w:b/>
+          <w:bCs/>
+          <w:color w:val="1B2118"/>
+          <w:sz w:val="21"/>
+          <w:szCs w:val="21"/>
+        </w:rPr>
         <w:t xml:space="preserve">Limiti noti</w:t>
       </w:r>
       <w:r>
@@ -43988,7 +44241,7 @@
           <w:sz w:val="21"/>
           <w:szCs w:val="21"/>
         </w:rPr>
-        <w:t xml:space="preserve">: l'import della Banca Dati Utenze cancella e reinserisce a blocchi senza transazione (un errore a metà lascia dati incompleti: ripetere l'import); scelte interpretative da confermare (capitolo 11); regole di emissione e annullamento dei crediti in attesa dello Standard CWP (backlog 7).</w:t>
+        <w:t xml:space="preserve">: l'import della Banca Dati Utenze cancella e reinserisce a blocchi senza transazione (un errore a metà lascia dati incompleti, che però non si possono confermare: ripetere l'import e «Calcola»); scelte interpretative da confermare (capitolo 11); regole di emissione e annullamento dei crediti in attesa dello Standard CWP (backlog 7).</w:t>
       </w:r>
     </w:p>
     <w:sectPr>
@@ -44226,7 +44479,7 @@
         <w:szCs w:val="16"/>
       </w:rPr>
       <w:tab/>
-      <w:t xml:space="preserve">Registro sviluppo e deploy · Rev. 1.8 · 18/10/2026</w:t>
+      <w:t xml:space="preserve">Registro sviluppo e deploy · Rev. 1.9 · 18/10/2026</w:t>
     </w:r>
   </w:p>
 </w:hdr>
@@ -44291,7 +44544,7 @@
         <w:szCs w:val="16"/>
       </w:rPr>
       <w:tab/>
-      <w:t xml:space="preserve">Registro sviluppo e deploy · Rev. 1.8 · 18/10/2026</w:t>
+      <w:t xml:space="preserve">Registro sviluppo e deploy · Rev. 1.9 · 18/10/2026</w:t>
     </w:r>
   </w:p>
 </w:hdr>

--- a/public/documentazione/Registro_Dev_Deploy_Portale_CWP.docx
+++ b/public/documentazione/Registro_Dev_Deploy_Portale_CWP.docx
@@ -783,7 +783,7 @@
                 <w:sz w:val="18"/>
                 <w:szCs w:val="18"/>
               </w:rPr>
-              <w:t xml:space="preserve">Script 20 (rinforzi di integrità, ora italiana nel database), funzioni crea-utente e consultazione-pubblica ripubblicate, punto 33 quasi completato.</w:t>
+              <w:t xml:space="preserve">Script 20 (rinforzi di integrità, ora italiana nel database), funzioni crea-utente e consultazione-pubblica ripubblicate, punto 33 completato; decisione sull'audit.</w:t>
             </w:r>
           </w:p>
         </w:tc>
@@ -17717,7 +17717,7 @@
           <w:sz w:val="21"/>
           <w:szCs w:val="21"/>
         </w:rPr>
-        <w:t xml:space="preserve"> per cui si potevano salvare dati nuovi e confermare il risultato calcolato su quelli vecchi; ora ogni modifica dei dati o della Banca Dati Utenze azzera il risultato salvato, la conferma richiede che le righe salvate siano quelle usate nel calcolo e la nuova versione si crea nel database in un'unica operazione; (5) chi ha una password temporanea non vede né scrive dati finché non la cambia (prima lo imponeva solo l'interfaccia). Rimossi i componenti del prototipo non usati. Il limite di 10 Rapporti era già garantito dal database (segnalazione del 18/10 errata). Effetto pratico: i calcoli in bozza calcolati prima di oggi vanno ricalcolati («Calcola») prima della conferma.</w:t>
+        <w:t xml:space="preserve"> per cui si potevano salvare dati nuovi e confermare il risultato calcolato su quelli vecchi; ora ogni modifica dei dati o della Banca Dati Utenze azzera il risultato salvato, la conferma richiede che le righe salvate siano quelle usate nel calcolo e la nuova versione si crea nel database in un'unica operazione; (5) chi ha una password temporanea non vede né scrive dati finché non la cambia (prima lo imponeva solo l'interfaccia). Rimossi i componenti del prototipo non usati. Decisione di Luca: l'audit resta leggibile da tutto lo staff. Il limite di 10 Rapporti era già garantito dal database (segnalazione del 18/10 errata). Effetto pratico: i calcoli in bozza calcolati prima di oggi vanno ricalcolati («Calcola») prima della conferma.</w:t>
       </w:r>
     </w:p>
     <w:p>
@@ -21221,7 +21221,7 @@
               </w:rPr>
               <w:t xml:space="preserve">Claude Doc: </w:t>
             </w:r>
-            <w:hyperlink w:history="1" r:id="rIdlavd2pjturlxo4kfcuxtv">
+            <w:hyperlink w:history="1" r:id="rIdndc44vv_3e3f2_66mezcv">
               <w:r>
                 <w:rPr>
                   <w:rFonts w:ascii="Arial" w:cs="Arial" w:eastAsia="Arial" w:hAnsi="Arial"/>
@@ -21568,7 +21568,7 @@
               </w:rPr>
               <w:t xml:space="preserve">Claude Doc: </w:t>
             </w:r>
-            <w:hyperlink w:history="1" r:id="rIdst5jdaz_hmf8v-msp4uu3">
+            <w:hyperlink w:history="1" r:id="rIdqaxcyk9vozky4hxwkczm5">
               <w:r>
                 <w:rPr>
                   <w:rFonts w:ascii="Arial" w:cs="Arial" w:eastAsia="Arial" w:hAnsi="Arial"/>
@@ -22172,7 +22172,7 @@
               </w:rPr>
               <w:t xml:space="preserve">Claude Doc: </w:t>
             </w:r>
-            <w:hyperlink w:history="1" r:id="rIdtn7xv01c68xi-ecw5w93a">
+            <w:hyperlink w:history="1" r:id="rIdeki15ndobmeot6-mxdila">
               <w:r>
                 <w:rPr>
                   <w:rFonts w:ascii="Arial" w:cs="Arial" w:eastAsia="Arial" w:hAnsi="Arial"/>
@@ -22743,7 +22743,7 @@
             <w:pPr>
               <w:spacing w:after="0" w:before="0"/>
             </w:pPr>
-            <w:hyperlink w:history="1" r:id="rIdvkmyhotibftpjwrvvfbwv">
+            <w:hyperlink w:history="1" r:id="rIdpbyu2afkj3emoegjk7zzm">
               <w:r>
                 <w:rPr>
                   <w:rFonts w:ascii="Arial" w:cs="Arial" w:eastAsia="Arial" w:hAnsi="Arial"/>
@@ -23319,6 +23319,25 @@
     </w:p>
     <w:p>
       <w:pPr>
+        <w:pStyle w:val="ListParagraph"/>
+        <w:numPr>
+          <w:ilvl w:val="0"/>
+          <w:numId w:val="3"/>
+        </w:numPr>
+        <w:spacing w:after="70" w:line="290"/>
+      </w:pPr>
+      <w:r>
+        <w:rPr>
+          <w:rFonts w:ascii="Arial" w:cs="Arial" w:eastAsia="Arial" w:hAnsi="Arial"/>
+          <w:color w:val="1B2118"/>
+          <w:sz w:val="21"/>
+          <w:szCs w:val="21"/>
+        </w:rPr>
+        <w:t xml:space="preserve">18/10 — Audit: resta leggibile dal database da tutto lo staff (serve alla cronologia nel fascicolo esportato dagli Operatori); la pagina Audit resta solo per gli Amministratori.</w:t>
+      </w:r>
+    </w:p>
+    <w:p>
+      <w:pPr>
         <w:spacing w:after="140" w:line="300"/>
       </w:pPr>
       <w:r>
@@ -25062,7 +25081,8 @@
           <w:rFonts w:ascii="Arial" w:cs="Arial" w:eastAsia="Arial" w:hAnsi="Arial"/>
           <w:b/>
           <w:bCs/>
-          <w:color w:val="1B2118"/>
+          <w:strike/>
+          <w:color w:val="5A5E54"/>
           <w:sz w:val="21"/>
           <w:szCs w:val="21"/>
         </w:rPr>
@@ -25071,11 +25091,21 @@
       <w:r>
         <w:rPr>
           <w:rFonts w:ascii="Arial" w:cs="Arial" w:eastAsia="Arial" w:hAnsi="Arial"/>
-          <w:color w:val="1B2118"/>
-          <w:sz w:val="21"/>
-          <w:szCs w:val="21"/>
-        </w:rPr>
-        <w:t xml:space="preserve"> Pulizia e rinforzi emersi dalla revisione del codice del 18/10 — in gran parte fatto il 18/10 (script 20):</w:t>
+          <w:strike/>
+          <w:color w:val="5A5E54"/>
+          <w:sz w:val="21"/>
+          <w:szCs w:val="21"/>
+        </w:rPr>
+        <w:t xml:space="preserve"> Pulizia e rinforzi emersi dalla revisione del codice del 18/10</w:t>
+      </w:r>
+      <w:r>
+        <w:rPr>
+          <w:rFonts w:ascii="Arial" w:cs="Arial" w:eastAsia="Arial" w:hAnsi="Arial"/>
+          <w:color w:val="1B2118"/>
+          <w:sz w:val="21"/>
+          <w:szCs w:val="21"/>
+        </w:rPr>
+        <w:t xml:space="preserve"> — fatto il 18/10 (script 20):</w:t>
       </w:r>
     </w:p>
     <w:p>
@@ -25420,13 +25450,12 @@
       <w:r>
         <w:rPr>
           <w:rFonts w:ascii="Arial" w:cs="Arial" w:eastAsia="Arial" w:hAnsi="Arial"/>
-          <w:b/>
-          <w:bCs/>
-          <w:color w:val="1B2118"/>
+          <w:strike/>
+          <w:color w:val="5A5E54"/>
           <w:sz w:val="20"/>
           <w:szCs w:val="20"/>
         </w:rPr>
-        <w:t xml:space="preserve">da decidere (Luca):</w:t>
+        <w:t xml:space="preserve">audit leggibile da tutto lo staff</w:t>
       </w:r>
       <w:r>
         <w:rPr>
@@ -25435,7 +25464,7 @@
           <w:sz w:val="20"/>
           <w:szCs w:val="20"/>
         </w:rPr>
-        <w:t xml:space="preserve"> il registro di audit è leggibile dal database da tutto lo staff (serve all'export del fascicolo degli Operatori), mentre la pagina Audit è solo Admin: lasciarlo così o limitarlo agli Amministratori (in quel caso il fascicolo esportato da un Operatore non conterrebbe più la cronologia).</w:t>
+        <w:t xml:space="preserve"> — decisione di Luca del 18/10: resta così (capitolo Decisioni).</w:t>
       </w:r>
     </w:p>
     <w:p>

--- a/public/documentazione/Registro_Dev_Deploy_Portale_CWP.docx
+++ b/public/documentazione/Registro_Dev_Deploy_Portale_CWP.docx
@@ -302,7 +302,7 @@
                 <w:sz w:val="20"/>
                 <w:szCs w:val="20"/>
               </w:rPr>
-              <w:t xml:space="preserve">Rev. 1.9</w:t>
+              <w:t xml:space="preserve">Rev. 2.0</w:t>
             </w:r>
           </w:p>
         </w:tc>
@@ -719,7 +719,7 @@
                 <w:sz w:val="18"/>
                 <w:szCs w:val="18"/>
               </w:rPr>
-              <w:t xml:space="preserve">1.9</w:t>
+              <w:t xml:space="preserve">2.0</w:t>
             </w:r>
           </w:p>
         </w:tc>
@@ -783,7 +783,7 @@
                 <w:sz w:val="18"/>
                 <w:szCs w:val="18"/>
               </w:rPr>
-              <w:t xml:space="preserve">Script 20 (rinforzi di integrità, ora italiana nel database), funzioni crea-utente e consultazione-pubblica ripubblicate, punto 33 completato; decisione sull'audit.</w:t>
+              <w:t xml:space="preserve">Completamento funzionale dai requisiti (script 21): Rapporti a 4 fasi, documenti richiesti, anagrafiche per lo staff, consultazione bloccata e numerata, conservazione 10 anni, fascicolo completo; funzione consultazione-pubblica ripubblicata.</w:t>
             </w:r>
           </w:p>
         </w:tc>
@@ -853,7 +853,7 @@
                 <w:sz w:val="18"/>
                 <w:szCs w:val="18"/>
               </w:rPr>
-              <w:t xml:space="preserve">1.8</w:t>
+              <w:t xml:space="preserve">1.9</w:t>
             </w:r>
           </w:p>
         </w:tc>
@@ -919,7 +919,7 @@
                 <w:sz w:val="18"/>
                 <w:szCs w:val="18"/>
               </w:rPr>
-              <w:t xml:space="preserve">Codice sorgente interamente commentato (punto 31 completato); nuovi rinforzi nel punto 33; intestazione aggiornata alla versione 0.19.</w:t>
+              <w:t xml:space="preserve">Script 20 (rinforzi di integrità, ora italiana nel database), funzioni crea-utente e consultazione-pubblica ripubblicate, punto 33 completato; decisione sull'audit.</w:t>
             </w:r>
           </w:p>
         </w:tc>
@@ -989,7 +989,7 @@
                 <w:sz w:val="18"/>
                 <w:szCs w:val="18"/>
               </w:rPr>
-              <w:t xml:space="preserve">1.7</w:t>
+              <w:t xml:space="preserve">1.8</w:t>
             </w:r>
           </w:p>
         </w:tc>
@@ -1053,7 +1053,7 @@
                 <w:sz w:val="18"/>
                 <w:szCs w:val="18"/>
               </w:rPr>
-              <w:t xml:space="preserve">Crediti: rapporto di calcolo in PDF, numero di registro (script 18) e registro dei crediti; avvisi di npm audit nel punto 30.</w:t>
+              <w:t xml:space="preserve">Codice sorgente interamente commentato (punto 31 completato); nuovi rinforzi nel punto 33; intestazione aggiornata alla versione 0.19.</w:t>
             </w:r>
           </w:p>
         </w:tc>
@@ -1123,7 +1123,7 @@
                 <w:sz w:val="18"/>
                 <w:szCs w:val="18"/>
               </w:rPr>
-              <w:t xml:space="preserve">1.6</w:t>
+              <w:t xml:space="preserve">1.7</w:t>
             </w:r>
           </w:p>
         </w:tc>
@@ -1189,7 +1189,7 @@
                 <w:sz w:val="18"/>
                 <w:szCs w:val="18"/>
               </w:rPr>
-              <w:t xml:space="preserve">Crediti: import diretto del tracciato, aggregazione delle letture, blocco dei dati personali, controlli di coerenza (backlog 1-5).</w:t>
+              <w:t xml:space="preserve">Crediti: rapporto di calcolo in PDF, numero di registro (script 18) e registro dei crediti; avvisi di npm audit nel punto 30.</w:t>
             </w:r>
           </w:p>
         </w:tc>
@@ -1259,7 +1259,7 @@
                 <w:sz w:val="18"/>
                 <w:szCs w:val="18"/>
               </w:rPr>
-              <w:t xml:space="preserve">1.5</w:t>
+              <w:t xml:space="preserve">1.6</w:t>
             </w:r>
           </w:p>
         </w:tc>
@@ -1323,7 +1323,7 @@
                 <w:sz w:val="18"/>
                 <w:szCs w:val="18"/>
               </w:rPr>
-              <w:t xml:space="preserve">Capitolo pratiche: script 17, funzione consultazione-pubblica, note di fase, Enti di Validazione, modelli, messaggi, pagamenti al Comune, consultazione pubblica con email confermata ed errata corrige; decisioni A, B, D.</w:t>
+              <w:t xml:space="preserve">Crediti: import diretto del tracciato, aggregazione delle letture, blocco dei dati personali, controlli di coerenza (backlog 1-5).</w:t>
             </w:r>
           </w:p>
         </w:tc>
@@ -1393,7 +1393,7 @@
                 <w:sz w:val="18"/>
                 <w:szCs w:val="18"/>
               </w:rPr>
-              <w:t xml:space="preserve">1.4</w:t>
+              <w:t xml:space="preserve">1.5</w:t>
             </w:r>
           </w:p>
         </w:tc>
@@ -1459,7 +1459,7 @@
                 <w:sz w:val="18"/>
                 <w:szCs w:val="18"/>
               </w:rPr>
-              <w:t xml:space="preserve">Manuale Test; regole di lavoro (quattro documenti aggiornati insieme, codice commentato); backlog 31 e 32.</w:t>
+              <w:t xml:space="preserve">Capitolo pratiche: script 17, funzione consultazione-pubblica, note di fase, Enti di Validazione, modelli, messaggi, pagamenti al Comune, consultazione pubblica con email confermata ed errata corrige; decisioni A, B, D.</w:t>
             </w:r>
           </w:p>
         </w:tc>
@@ -1529,7 +1529,7 @@
                 <w:sz w:val="18"/>
                 <w:szCs w:val="18"/>
               </w:rPr>
-              <w:t xml:space="preserve">1.3</w:t>
+              <w:t xml:space="preserve">1.4</w:t>
             </w:r>
           </w:p>
         </w:tc>
@@ -1593,7 +1593,7 @@
                 <w:sz w:val="18"/>
                 <w:szCs w:val="18"/>
               </w:rPr>
-              <w:t xml:space="preserve">Manuale Amministratore in Word/PDF; Manuale Utente solo in PDF per gli utenti e anche in «I tuoi documenti».</w:t>
+              <w:t xml:space="preserve">Manuale Test; regole di lavoro (quattro documenti aggiornati insieme, codice commentato); backlog 31 e 32.</w:t>
             </w:r>
           </w:p>
         </w:tc>
@@ -1663,7 +1663,7 @@
                 <w:sz w:val="18"/>
                 <w:szCs w:val="18"/>
               </w:rPr>
-              <w:t xml:space="preserve">1.2</w:t>
+              <w:t xml:space="preserve">1.3</w:t>
             </w:r>
           </w:p>
         </w:tc>
@@ -1729,7 +1729,7 @@
                 <w:sz w:val="18"/>
                 <w:szCs w:val="18"/>
               </w:rPr>
-              <w:t xml:space="preserve">Pagina «Il mio profilo»; password (script 15 e 16, Edge Functions reimposta-password e recupera-password); SMTP Resend; email di recupero in italiano spedita dal portale.</w:t>
+              <w:t xml:space="preserve">Manuale Amministratore in Word/PDF; Manuale Utente solo in PDF per gli utenti e anche in «I tuoi documenti».</w:t>
             </w:r>
           </w:p>
         </w:tc>
@@ -1799,7 +1799,7 @@
                 <w:sz w:val="18"/>
                 <w:szCs w:val="18"/>
               </w:rPr>
-              <w:t xml:space="preserve">1.1</w:t>
+              <w:t xml:space="preserve">1.2</w:t>
             </w:r>
           </w:p>
         </w:tc>
@@ -1863,7 +1863,7 @@
                 <w:sz w:val="18"/>
                 <w:szCs w:val="18"/>
               </w:rPr>
-              <w:t xml:space="preserve">Pagina Documentazione; backlog riordinato; decisione di passare Vercel e Supabase a piani a pagamento (punto 29); riservatezza della documentazione (punto 28).</w:t>
+              <w:t xml:space="preserve">Pagina «Il mio profilo»; password (script 15 e 16, Edge Functions reimposta-password e recupera-password); SMTP Resend; email di recupero in italiano spedita dal portale.</w:t>
             </w:r>
           </w:p>
         </w:tc>
@@ -1933,6 +1933,142 @@
                 <w:sz w:val="18"/>
                 <w:szCs w:val="18"/>
               </w:rPr>
+              <w:t xml:space="preserve">1.1</w:t>
+            </w:r>
+          </w:p>
+        </w:tc>
+        <w:tc>
+          <w:tcPr>
+            <w:tcW w:type="dxa" w:w="1300"/>
+            <w:tcBorders>
+              <w:top w:val="single" w:color="D9D4C5" w:sz="4"/>
+              <w:left w:val="single" w:color="D9D4C5" w:sz="4"/>
+              <w:bottom w:val="single" w:color="D9D4C5" w:sz="4"/>
+              <w:right w:val="single" w:color="D9D4C5" w:sz="4"/>
+            </w:tcBorders>
+            <w:shd w:fill="F6F4EE" w:color="auto" w:val="clear"/>
+            <w:tcMar>
+              <w:top w:type="dxa" w:w="70"/>
+              <w:left w:type="dxa" w:w="110"/>
+              <w:bottom w:type="dxa" w:w="70"/>
+              <w:right w:type="dxa" w:w="110"/>
+            </w:tcMar>
+            <w:vAlign w:val="center"/>
+          </w:tcPr>
+          <w:p>
+            <w:pPr>
+              <w:spacing w:after="0" w:before="0"/>
+            </w:pPr>
+            <w:r>
+              <w:rPr>
+                <w:rFonts w:ascii="Arial" w:cs="Arial" w:eastAsia="Arial" w:hAnsi="Arial"/>
+                <w:color w:val="1B2118"/>
+                <w:sz w:val="18"/>
+                <w:szCs w:val="18"/>
+              </w:rPr>
+              <w:t xml:space="preserve">18/10/2026</w:t>
+            </w:r>
+          </w:p>
+        </w:tc>
+        <w:tc>
+          <w:tcPr>
+            <w:tcW w:type="dxa" w:w="5538"/>
+            <w:tcBorders>
+              <w:top w:val="single" w:color="D9D4C5" w:sz="4"/>
+              <w:left w:val="single" w:color="D9D4C5" w:sz="4"/>
+              <w:bottom w:val="single" w:color="D9D4C5" w:sz="4"/>
+              <w:right w:val="single" w:color="D9D4C5" w:sz="4"/>
+            </w:tcBorders>
+            <w:shd w:fill="F6F4EE" w:color="auto" w:val="clear"/>
+            <w:tcMar>
+              <w:top w:type="dxa" w:w="70"/>
+              <w:left w:type="dxa" w:w="110"/>
+              <w:bottom w:type="dxa" w:w="70"/>
+              <w:right w:type="dxa" w:w="110"/>
+            </w:tcMar>
+            <w:vAlign w:val="center"/>
+          </w:tcPr>
+          <w:p>
+            <w:pPr>
+              <w:spacing w:after="0" w:before="0"/>
+            </w:pPr>
+            <w:r>
+              <w:rPr>
+                <w:rFonts w:ascii="Arial" w:cs="Arial" w:eastAsia="Arial" w:hAnsi="Arial"/>
+                <w:color w:val="1B2118"/>
+                <w:sz w:val="18"/>
+                <w:szCs w:val="18"/>
+              </w:rPr>
+              <w:t xml:space="preserve">Pagina Documentazione; backlog riordinato; decisione di passare Vercel e Supabase a piani a pagamento (punto 29); riservatezza della documentazione (punto 28).</w:t>
+            </w:r>
+          </w:p>
+        </w:tc>
+        <w:tc>
+          <w:tcPr>
+            <w:tcW w:type="dxa" w:w="2000"/>
+            <w:tcBorders>
+              <w:top w:val="single" w:color="D9D4C5" w:sz="4"/>
+              <w:left w:val="single" w:color="D9D4C5" w:sz="4"/>
+              <w:bottom w:val="single" w:color="D9D4C5" w:sz="4"/>
+              <w:right w:val="single" w:color="D9D4C5" w:sz="4"/>
+            </w:tcBorders>
+            <w:shd w:fill="F6F4EE" w:color="auto" w:val="clear"/>
+            <w:tcMar>
+              <w:top w:type="dxa" w:w="70"/>
+              <w:left w:type="dxa" w:w="110"/>
+              <w:bottom w:type="dxa" w:w="70"/>
+              <w:right w:type="dxa" w:w="110"/>
+            </w:tcMar>
+            <w:vAlign w:val="center"/>
+          </w:tcPr>
+          <w:p>
+            <w:pPr>
+              <w:spacing w:after="0" w:before="0"/>
+            </w:pPr>
+            <w:r>
+              <w:rPr>
+                <w:rFonts w:ascii="Arial" w:cs="Arial" w:eastAsia="Arial" w:hAnsi="Arial"/>
+                <w:color w:val="1B2118"/>
+                <w:sz w:val="18"/>
+                <w:szCs w:val="18"/>
+              </w:rPr>
+              <w:t xml:space="preserve">Fondazione Operate</w:t>
+            </w:r>
+          </w:p>
+        </w:tc>
+      </w:tr>
+      <w:tr>
+        <w:trPr>
+          <w:cantSplit/>
+        </w:trPr>
+        <w:tc>
+          <w:tcPr>
+            <w:tcW w:type="dxa" w:w="800"/>
+            <w:tcBorders>
+              <w:top w:val="single" w:color="D9D4C5" w:sz="4"/>
+              <w:left w:val="single" w:color="D9D4C5" w:sz="4"/>
+              <w:bottom w:val="single" w:color="D9D4C5" w:sz="4"/>
+              <w:right w:val="single" w:color="D9D4C5" w:sz="4"/>
+            </w:tcBorders>
+            <w:tcMar>
+              <w:top w:type="dxa" w:w="70"/>
+              <w:left w:type="dxa" w:w="110"/>
+              <w:bottom w:type="dxa" w:w="70"/>
+              <w:right w:type="dxa" w:w="110"/>
+            </w:tcMar>
+            <w:vAlign w:val="center"/>
+          </w:tcPr>
+          <w:p>
+            <w:pPr>
+              <w:spacing w:after="0" w:before="0"/>
+            </w:pPr>
+            <w:r>
+              <w:rPr>
+                <w:rFonts w:ascii="Arial" w:cs="Arial" w:eastAsia="Arial" w:hAnsi="Arial"/>
+                <w:color w:val="1B2118"/>
+                <w:sz w:val="18"/>
+                <w:szCs w:val="18"/>
+              </w:rPr>
               <w:t xml:space="preserve">1.0</w:t>
             </w:r>
           </w:p>
@@ -1946,7 +2082,6 @@
               <w:bottom w:val="single" w:color="D9D4C5" w:sz="4"/>
               <w:right w:val="single" w:color="D9D4C5" w:sz="4"/>
             </w:tcBorders>
-            <w:shd w:fill="F6F4EE" w:color="auto" w:val="clear"/>
             <w:tcMar>
               <w:top w:type="dxa" w:w="70"/>
               <w:left w:type="dxa" w:w="110"/>
@@ -1979,7 +2114,6 @@
               <w:bottom w:val="single" w:color="D9D4C5" w:sz="4"/>
               <w:right w:val="single" w:color="D9D4C5" w:sz="4"/>
             </w:tcBorders>
-            <w:shd w:fill="F6F4EE" w:color="auto" w:val="clear"/>
             <w:tcMar>
               <w:top w:type="dxa" w:w="70"/>
               <w:left w:type="dxa" w:w="110"/>
@@ -2012,7 +2146,6 @@
               <w:bottom w:val="single" w:color="D9D4C5" w:sz="4"/>
               <w:right w:val="single" w:color="D9D4C5" w:sz="4"/>
             </w:tcBorders>
-            <w:shd w:fill="F6F4EE" w:color="auto" w:val="clear"/>
             <w:tcMar>
               <w:top w:type="dxa" w:w="70"/>
               <w:left w:type="dxa" w:w="110"/>
@@ -2054,7 +2187,7 @@
           <w:sz w:val="20"/>
           <w:szCs w:val="20"/>
         </w:rPr>
-        <w:t xml:space="preserve">Fotografia del registro alla revisione 1.9 del 18/10/2026. Il registro è aggiornato a ogni nuova funzione, servizio o rilascio; la versione corrente si scarica dall'area Documentazione del portale (solo Amministratori).</w:t>
+        <w:t xml:space="preserve">Fotografia del registro alla revisione 2.0 del 18/10/2026. Il registro è aggiornato a ogni nuova funzione, servizio o rilascio; la versione corrente si scarica dall'area Documentazione del portale (solo Amministratori).</w:t>
       </w:r>
     </w:p>
     <w:p>
@@ -2408,7 +2541,7 @@
             <w:szCs w:val="22"/>
           </w:rPr>
           <w:tab/>
-          <w:t xml:space="preserve">12</w:t>
+          <w:t xml:space="preserve">13</w:t>
         </w:r>
       </w:hyperlink>
     </w:p>
@@ -2437,7 +2570,7 @@
             <w:szCs w:val="22"/>
           </w:rPr>
           <w:tab/>
-          <w:t xml:space="preserve">13</w:t>
+          <w:t xml:space="preserve">14</w:t>
         </w:r>
       </w:hyperlink>
     </w:p>
@@ -2466,7 +2599,7 @@
             <w:szCs w:val="22"/>
           </w:rPr>
           <w:tab/>
-          <w:t xml:space="preserve">15</w:t>
+          <w:t xml:space="preserve">16</w:t>
         </w:r>
       </w:hyperlink>
     </w:p>
@@ -2495,7 +2628,7 @@
             <w:szCs w:val="22"/>
           </w:rPr>
           <w:tab/>
-          <w:t xml:space="preserve">16</w:t>
+          <w:t xml:space="preserve">17</w:t>
         </w:r>
       </w:hyperlink>
     </w:p>
@@ -2524,7 +2657,7 @@
             <w:szCs w:val="22"/>
           </w:rPr>
           <w:tab/>
-          <w:t xml:space="preserve">17</w:t>
+          <w:t xml:space="preserve">18</w:t>
         </w:r>
       </w:hyperlink>
     </w:p>
@@ -2553,7 +2686,7 @@
             <w:szCs w:val="22"/>
           </w:rPr>
           <w:tab/>
-          <w:t xml:space="preserve">22</w:t>
+          <w:t xml:space="preserve">23</w:t>
         </w:r>
       </w:hyperlink>
     </w:p>
@@ -2582,7 +2715,7 @@
             <w:szCs w:val="22"/>
           </w:rPr>
           <w:tab/>
-          <w:t xml:space="preserve">23</w:t>
+          <w:t xml:space="preserve">24</w:t>
         </w:r>
       </w:hyperlink>
     </w:p>
@@ -2611,7 +2744,7 @@
             <w:szCs w:val="22"/>
           </w:rPr>
           <w:tab/>
-          <w:t xml:space="preserve">24</w:t>
+          <w:t xml:space="preserve">25</w:t>
         </w:r>
       </w:hyperlink>
     </w:p>
@@ -2640,7 +2773,7 @@
             <w:szCs w:val="22"/>
           </w:rPr>
           <w:tab/>
-          <w:t xml:space="preserve">27</w:t>
+          <w:t xml:space="preserve">28</w:t>
         </w:r>
       </w:hyperlink>
     </w:p>
@@ -2669,7 +2802,7 @@
             <w:szCs w:val="22"/>
           </w:rPr>
           <w:tab/>
-          <w:t xml:space="preserve">28</w:t>
+          <w:t xml:space="preserve">29</w:t>
         </w:r>
       </w:hyperlink>
     </w:p>
@@ -2698,7 +2831,7 @@
             <w:szCs w:val="22"/>
           </w:rPr>
           <w:tab/>
-          <w:t xml:space="preserve">38</w:t>
+          <w:t xml:space="preserve">39</w:t>
         </w:r>
       </w:hyperlink>
     </w:p>
@@ -10516,6 +10649,377 @@
           </w:p>
         </w:tc>
       </w:tr>
+      <w:tr>
+        <w:trPr>
+          <w:cantSplit/>
+        </w:trPr>
+        <w:tc>
+          <w:tcPr>
+            <w:tcW w:type="dxa" w:w="3213"/>
+            <w:tcBorders>
+              <w:top w:val="single" w:color="D9D4C5" w:sz="4"/>
+              <w:left w:val="single" w:color="D9D4C5" w:sz="4"/>
+              <w:bottom w:val="single" w:color="D9D4C5" w:sz="4"/>
+              <w:right w:val="single" w:color="D9D4C5" w:sz="4"/>
+            </w:tcBorders>
+            <w:tcMar>
+              <w:top w:type="dxa" w:w="70"/>
+              <w:left w:type="dxa" w:w="110"/>
+              <w:bottom w:type="dxa" w:w="70"/>
+              <w:right w:type="dxa" w:w="110"/>
+            </w:tcMar>
+            <w:vAlign w:val="center"/>
+          </w:tcPr>
+          <w:p>
+            <w:pPr>
+              <w:spacing w:after="0" w:before="0"/>
+            </w:pPr>
+            <w:r>
+              <w:rPr>
+                <w:rFonts w:ascii="Consolas" w:cs="Consolas" w:eastAsia="Consolas" w:hAnsi="Consolas"/>
+                <w:color w:val="2F5D3A"/>
+                <w:sz w:val="18"/>
+                <w:szCs w:val="18"/>
+              </w:rPr>
+              <w:t xml:space="preserve">21_completamento_funzionale.sql</w:t>
+            </w:r>
+          </w:p>
+        </w:tc>
+        <w:tc>
+          <w:tcPr>
+            <w:tcW w:type="dxa" w:w="4016"/>
+            <w:tcBorders>
+              <w:top w:val="single" w:color="D9D4C5" w:sz="4"/>
+              <w:left w:val="single" w:color="D9D4C5" w:sz="4"/>
+              <w:bottom w:val="single" w:color="D9D4C5" w:sz="4"/>
+              <w:right w:val="single" w:color="D9D4C5" w:sz="4"/>
+            </w:tcBorders>
+            <w:tcMar>
+              <w:top w:type="dxa" w:w="70"/>
+              <w:left w:type="dxa" w:w="110"/>
+              <w:bottom w:type="dxa" w:w="70"/>
+              <w:right w:type="dxa" w:w="110"/>
+            </w:tcMar>
+            <w:vAlign w:val="center"/>
+          </w:tcPr>
+          <w:p>
+            <w:pPr>
+              <w:spacing w:after="0" w:before="0"/>
+            </w:pPr>
+            <w:r>
+              <w:rPr>
+                <w:rFonts w:ascii="Arial" w:cs="Arial" w:eastAsia="Arial" w:hAnsi="Arial"/>
+                <w:color w:val="1B2118"/>
+                <w:sz w:val="18"/>
+                <w:szCs w:val="18"/>
+              </w:rPr>
+              <w:t xml:space="preserve">Rapporti con 4 fasi (</w:t>
+            </w:r>
+            <w:r>
+              <w:rPr>
+                <w:rFonts w:ascii="Consolas" w:cs="Consolas" w:eastAsia="Consolas" w:hAnsi="Consolas"/>
+                <w:color w:val="2F5D3A"/>
+                <w:sz w:val="18"/>
+                <w:szCs w:val="18"/>
+              </w:rPr>
+              <w:t xml:space="preserve">durata_fase.tipo_pratica</w:t>
+            </w:r>
+            <w:r>
+              <w:rPr>
+                <w:rFonts w:ascii="Arial" w:cs="Arial" w:eastAsia="Arial" w:hAnsi="Arial"/>
+                <w:color w:val="1B2118"/>
+                <w:sz w:val="18"/>
+                <w:szCs w:val="18"/>
+              </w:rPr>
+              <w:t xml:space="preserve">, </w:t>
+            </w:r>
+            <w:r>
+              <w:rPr>
+                <w:rFonts w:ascii="Consolas" w:cs="Consolas" w:eastAsia="Consolas" w:hAnsi="Consolas"/>
+                <w:color w:val="2F5D3A"/>
+                <w:sz w:val="18"/>
+                <w:szCs w:val="18"/>
+              </w:rPr>
+              <w:t xml:space="preserve">cwp_numero_fasi</w:t>
+            </w:r>
+            <w:r>
+              <w:rPr>
+                <w:rFonts w:ascii="Arial" w:cs="Arial" w:eastAsia="Arial" w:hAnsi="Arial"/>
+                <w:color w:val="1B2118"/>
+                <w:sz w:val="18"/>
+                <w:szCs w:val="18"/>
+              </w:rPr>
+              <w:t xml:space="preserve">, </w:t>
+            </w:r>
+            <w:r>
+              <w:rPr>
+                <w:rFonts w:ascii="Consolas" w:cs="Consolas" w:eastAsia="Consolas" w:hAnsi="Consolas"/>
+                <w:color w:val="2F5D3A"/>
+                <w:sz w:val="18"/>
+                <w:szCs w:val="18"/>
+              </w:rPr>
+              <w:t xml:space="preserve">cwp_durata_fase(tipo, numero)</w:t>
+            </w:r>
+            <w:r>
+              <w:rPr>
+                <w:rFonts w:ascii="Arial" w:cs="Arial" w:eastAsia="Arial" w:hAnsi="Arial"/>
+                <w:color w:val="1B2118"/>
+                <w:sz w:val="18"/>
+                <w:szCs w:val="18"/>
+              </w:rPr>
+              <w:t xml:space="preserve">, </w:t>
+            </w:r>
+            <w:r>
+              <w:rPr>
+                <w:rFonts w:ascii="Consolas" w:cs="Consolas" w:eastAsia="Consolas" w:hAnsi="Consolas"/>
+                <w:color w:val="2F5D3A"/>
+                <w:sz w:val="18"/>
+                <w:szCs w:val="18"/>
+              </w:rPr>
+              <w:t xml:space="preserve">staff_apri_fase</w:t>
+            </w:r>
+            <w:r>
+              <w:rPr>
+                <w:rFonts w:ascii="Arial" w:cs="Arial" w:eastAsia="Arial" w:hAnsi="Arial"/>
+                <w:color w:val="1B2118"/>
+                <w:sz w:val="18"/>
+                <w:szCs w:val="18"/>
+              </w:rPr>
+              <w:t xml:space="preserve"> e </w:t>
+            </w:r>
+            <w:r>
+              <w:rPr>
+                <w:rFonts w:ascii="Consolas" w:cs="Consolas" w:eastAsia="Consolas" w:hAnsi="Consolas"/>
+                <w:color w:val="2F5D3A"/>
+                <w:sz w:val="18"/>
+                <w:szCs w:val="18"/>
+              </w:rPr>
+              <w:t xml:space="preserve">admin_imposta_durata_fase</w:t>
+            </w:r>
+            <w:r>
+              <w:rPr>
+                <w:rFonts w:ascii="Arial" w:cs="Arial" w:eastAsia="Arial" w:hAnsi="Arial"/>
+                <w:color w:val="1B2118"/>
+                <w:sz w:val="18"/>
+                <w:szCs w:val="18"/>
+              </w:rPr>
+              <w:t xml:space="preserve"> per tipo, </w:t>
+            </w:r>
+            <w:r>
+              <w:rPr>
+                <w:rFonts w:ascii="Consolas" w:cs="Consolas" w:eastAsia="Consolas" w:hAnsi="Consolas"/>
+                <w:color w:val="2F5D3A"/>
+                <w:sz w:val="18"/>
+                <w:szCs w:val="18"/>
+              </w:rPr>
+              <w:t xml:space="preserve">staff_crea_pratica</w:t>
+            </w:r>
+            <w:r>
+              <w:rPr>
+                <w:rFonts w:ascii="Arial" w:cs="Arial" w:eastAsia="Arial" w:hAnsi="Arial"/>
+                <w:color w:val="1B2118"/>
+                <w:sz w:val="18"/>
+                <w:szCs w:val="18"/>
+              </w:rPr>
+              <w:t xml:space="preserve"> con 7 o 4 fasi, </w:t>
+            </w:r>
+            <w:r>
+              <w:rPr>
+                <w:rFonts w:ascii="Consolas" w:cs="Consolas" w:eastAsia="Consolas" w:hAnsi="Consolas"/>
+                <w:color w:val="2F5D3A"/>
+                <w:sz w:val="18"/>
+                <w:szCs w:val="18"/>
+              </w:rPr>
+              <w:t xml:space="preserve">modello_documento.tipo_pratica</w:t>
+            </w:r>
+            <w:r>
+              <w:rPr>
+                <w:rFonts w:ascii="Arial" w:cs="Arial" w:eastAsia="Arial" w:hAnsi="Arial"/>
+                <w:color w:val="1B2118"/>
+                <w:sz w:val="18"/>
+                <w:szCs w:val="18"/>
+              </w:rPr>
+              <w:t xml:space="preserve">); tabella </w:t>
+            </w:r>
+            <w:r>
+              <w:rPr>
+                <w:rFonts w:ascii="Consolas" w:cs="Consolas" w:eastAsia="Consolas" w:hAnsi="Consolas"/>
+                <w:color w:val="2F5D3A"/>
+                <w:sz w:val="18"/>
+                <w:szCs w:val="18"/>
+              </w:rPr>
+              <w:t xml:space="preserve">documento_richiesto</w:t>
+            </w:r>
+            <w:r>
+              <w:rPr>
+                <w:rFonts w:ascii="Arial" w:cs="Arial" w:eastAsia="Arial" w:hAnsi="Arial"/>
+                <w:color w:val="1B2118"/>
+                <w:sz w:val="18"/>
+                <w:szCs w:val="18"/>
+              </w:rPr>
+              <w:t xml:space="preserve">; Organizzazioni ed Enti scrivibili dallo staff (niente cancellazioni); consultazione: </w:t>
+            </w:r>
+            <w:r>
+              <w:rPr>
+                <w:rFonts w:ascii="Consolas" w:cs="Consolas" w:eastAsia="Consolas" w:hAnsi="Consolas"/>
+                <w:color w:val="2F5D3A"/>
+                <w:sz w:val="18"/>
+                <w:szCs w:val="18"/>
+              </w:rPr>
+              <w:t xml:space="preserve">staff_apri_consultazione</w:t>
+            </w:r>
+            <w:r>
+              <w:rPr>
+                <w:rFonts w:ascii="Arial" w:cs="Arial" w:eastAsia="Arial" w:hAnsi="Arial"/>
+                <w:color w:val="1B2118"/>
+                <w:sz w:val="18"/>
+                <w:szCs w:val="18"/>
+              </w:rPr>
+              <w:t xml:space="preserve">, </w:t>
+            </w:r>
+            <w:r>
+              <w:rPr>
+                <w:rFonts w:ascii="Consolas" w:cs="Consolas" w:eastAsia="Consolas" w:hAnsi="Consolas"/>
+                <w:color w:val="2F5D3A"/>
+                <w:sz w:val="18"/>
+                <w:szCs w:val="18"/>
+              </w:rPr>
+              <w:t xml:space="preserve">staff_chiudi_consultazione</w:t>
+            </w:r>
+            <w:r>
+              <w:rPr>
+                <w:rFonts w:ascii="Arial" w:cs="Arial" w:eastAsia="Arial" w:hAnsi="Arial"/>
+                <w:color w:val="1B2118"/>
+                <w:sz w:val="18"/>
+                <w:szCs w:val="18"/>
+              </w:rPr>
+              <w:t xml:space="preserve">, documento bloccato (</w:t>
+            </w:r>
+            <w:r>
+              <w:rPr>
+                <w:rFonts w:ascii="Consolas" w:cs="Consolas" w:eastAsia="Consolas" w:hAnsi="Consolas"/>
+                <w:color w:val="2F5D3A"/>
+                <w:sz w:val="18"/>
+                <w:szCs w:val="18"/>
+              </w:rPr>
+              <w:t xml:space="preserve">trg_documento_bloccato</w:t>
+            </w:r>
+            <w:r>
+              <w:rPr>
+                <w:rFonts w:ascii="Arial" w:cs="Arial" w:eastAsia="Arial" w:hAnsi="Arial"/>
+                <w:color w:val="1B2118"/>
+                <w:sz w:val="18"/>
+                <w:szCs w:val="18"/>
+              </w:rPr>
+              <w:t xml:space="preserve">), </w:t>
+            </w:r>
+            <w:r>
+              <w:rPr>
+                <w:rFonts w:ascii="Consolas" w:cs="Consolas" w:eastAsia="Consolas" w:hAnsi="Consolas"/>
+                <w:color w:val="2F5D3A"/>
+                <w:sz w:val="18"/>
+                <w:szCs w:val="18"/>
+              </w:rPr>
+              <w:t xml:space="preserve">commento.numero</w:t>
+            </w:r>
+            <w:r>
+              <w:rPr>
+                <w:rFonts w:ascii="Arial" w:cs="Arial" w:eastAsia="Arial" w:hAnsi="Arial"/>
+                <w:color w:val="1B2118"/>
+                <w:sz w:val="18"/>
+                <w:szCs w:val="18"/>
+              </w:rPr>
+              <w:t xml:space="preserve">; conservazione: nessuna cancellazione o modifica diretta di pratiche, fasi, integrazioni, consultazioni, pagamenti, file; </w:t>
+            </w:r>
+            <w:r>
+              <w:rPr>
+                <w:rFonts w:ascii="Consolas" w:cs="Consolas" w:eastAsia="Consolas" w:hAnsi="Consolas"/>
+                <w:color w:val="2F5D3A"/>
+                <w:sz w:val="18"/>
+                <w:szCs w:val="18"/>
+              </w:rPr>
+              <w:t xml:space="preserve">pratica.conservare_fino_al</w:t>
+            </w:r>
+            <w:r>
+              <w:rPr>
+                <w:rFonts w:ascii="Arial" w:cs="Arial" w:eastAsia="Arial" w:hAnsi="Arial"/>
+                <w:color w:val="1B2118"/>
+                <w:sz w:val="18"/>
+                <w:szCs w:val="18"/>
+              </w:rPr>
+              <w:t xml:space="preserve">; il Comune carica solo nelle fasi aperte (</w:t>
+            </w:r>
+            <w:r>
+              <w:rPr>
+                <w:rFonts w:ascii="Consolas" w:cs="Consolas" w:eastAsia="Consolas" w:hAnsi="Consolas"/>
+                <w:color w:val="2F5D3A"/>
+                <w:sz w:val="18"/>
+                <w:szCs w:val="18"/>
+              </w:rPr>
+              <w:t xml:space="preserve">fase_aperta</w:t>
+            </w:r>
+            <w:r>
+              <w:rPr>
+                <w:rFonts w:ascii="Arial" w:cs="Arial" w:eastAsia="Arial" w:hAnsi="Arial"/>
+                <w:color w:val="1B2118"/>
+                <w:sz w:val="18"/>
+                <w:szCs w:val="18"/>
+              </w:rPr>
+              <w:t xml:space="preserve">, policy </w:t>
+            </w:r>
+            <w:r>
+              <w:rPr>
+                <w:rFonts w:ascii="Consolas" w:cs="Consolas" w:eastAsia="Consolas" w:hAnsi="Consolas"/>
+                <w:color w:val="2F5D3A"/>
+                <w:sz w:val="18"/>
+                <w:szCs w:val="18"/>
+              </w:rPr>
+              <w:t xml:space="preserve">doc_insert</w:t>
+            </w:r>
+            <w:r>
+              <w:rPr>
+                <w:rFonts w:ascii="Arial" w:cs="Arial" w:eastAsia="Arial" w:hAnsi="Arial"/>
+                <w:color w:val="1B2118"/>
+                <w:sz w:val="18"/>
+                <w:szCs w:val="18"/>
+              </w:rPr>
+              <w:t xml:space="preserve">); notifiche di apertura della fase 1 e di osservazione ammessa; audit dei documenti richiesti</w:t>
+            </w:r>
+          </w:p>
+        </w:tc>
+        <w:tc>
+          <w:tcPr>
+            <w:tcW w:type="dxa" w:w="2409"/>
+            <w:tcBorders>
+              <w:top w:val="single" w:color="D9D4C5" w:sz="4"/>
+              <w:left w:val="single" w:color="D9D4C5" w:sz="4"/>
+              <w:bottom w:val="single" w:color="D9D4C5" w:sz="4"/>
+              <w:right w:val="single" w:color="D9D4C5" w:sz="4"/>
+            </w:tcBorders>
+            <w:tcMar>
+              <w:top w:type="dxa" w:w="70"/>
+              <w:left w:type="dxa" w:w="110"/>
+              <w:bottom w:type="dxa" w:w="70"/>
+              <w:right w:type="dxa" w:w="110"/>
+            </w:tcMar>
+            <w:vAlign w:val="center"/>
+          </w:tcPr>
+          <w:p>
+            <w:pPr>
+              <w:spacing w:after="0" w:before="0"/>
+            </w:pPr>
+            <w:r>
+              <w:rPr>
+                <w:rFonts w:ascii="Arial" w:cs="Arial" w:eastAsia="Arial" w:hAnsi="Arial"/>
+                <w:color w:val="1B2118"/>
+                <w:sz w:val="18"/>
+                <w:szCs w:val="18"/>
+              </w:rPr>
+              <w:t xml:space="preserve">18/10/2026</w:t>
+            </w:r>
+          </w:p>
+        </w:tc>
+      </w:tr>
     </w:tbl>
     <w:p>
       <w:pPr>
@@ -10567,7 +11071,7 @@
           <w:sz w:val="21"/>
           <w:szCs w:val="21"/>
         </w:rPr>
-        <w:t xml:space="preserve">: organizzazione, utente_organizzazione, ente_validazione, profilo, pratica, fase, durata_fase, documento, richiesta_integrazione, consultazione, commento, pagamento, notifica, audit_event, impostazione, calcolo_crediti, calcolo_conferimento, calcolo_riuso, recupero_password_richiesta, nota_fase, messaggio, modello_documento, consultazione_errata, commento_in_attesa.</w:t>
+        <w:t xml:space="preserve">: organizzazione, utente_organizzazione, ente_validazione, profilo, pratica, fase, durata_fase, documento, richiesta_integrazione, consultazione, commento, pagamento, notifica, audit_event, impostazione, calcolo_crediti, calcolo_conferimento, calcolo_riuso, recupero_password_richiesta, nota_fase, messaggio, modello_documento, consultazione_errata, commento_in_attesa, documento_richiesto.</w:t>
       </w:r>
     </w:p>
     <w:p>
@@ -10583,16 +11087,16 @@
           <w:sz w:val="21"/>
           <w:szCs w:val="21"/>
         </w:rPr>
-        <w:t xml:space="preserve">Archivi (Storage)</w:t>
-      </w:r>
-      <w:r>
-        <w:rPr>
-          <w:rFonts w:ascii="Arial" w:cs="Arial" w:eastAsia="Arial" w:hAnsi="Arial"/>
-          <w:color w:val="1B2118"/>
-          <w:sz w:val="21"/>
-          <w:szCs w:val="21"/>
-        </w:rPr>
-        <w:t xml:space="preserve">: </w:t>
+        <w:t xml:space="preserve">Conservazione (script 21)</w:t>
+      </w:r>
+      <w:r>
+        <w:rPr>
+          <w:rFonts w:ascii="Arial" w:cs="Arial" w:eastAsia="Arial" w:hAnsi="Arial"/>
+          <w:color w:val="1B2118"/>
+          <w:sz w:val="21"/>
+          <w:szCs w:val="21"/>
+        </w:rPr>
+        <w:t xml:space="preserve">: nessuna regola consente di cancellare pratiche, fasi, documenti, integrazioni, consultazioni, osservazioni, pagamenti, organizzazioni, enti o file dei documenti (si cancella solo un file rimasto orfano); pratiche e fasi si modificano solo con le funzioni che chiedono la motivazione. Alla chiusura o all'annullamento la pratica riceve </w:t>
       </w:r>
       <w:r>
         <w:rPr>
@@ -10601,70 +11105,16 @@
           <w:sz w:val="21"/>
           <w:szCs w:val="21"/>
         </w:rPr>
-        <w:t xml:space="preserve">documenti</w:t>
-      </w:r>
-      <w:r>
-        <w:rPr>
-          <w:rFonts w:ascii="Arial" w:cs="Arial" w:eastAsia="Arial" w:hAnsi="Arial"/>
-          <w:color w:val="1B2118"/>
-          <w:sz w:val="21"/>
-          <w:szCs w:val="21"/>
-        </w:rPr>
-        <w:t xml:space="preserve"> (file delle pratiche, 50 MB), </w:t>
-      </w:r>
-      <w:r>
-        <w:rPr>
-          <w:rFonts w:ascii="Consolas" w:cs="Consolas" w:eastAsia="Consolas" w:hAnsi="Consolas"/>
-          <w:color w:val="2F5D3A"/>
-          <w:sz w:val="21"/>
-          <w:szCs w:val="21"/>
-        </w:rPr>
-        <w:t xml:space="preserve">modelli</w:t>
-      </w:r>
-      <w:r>
-        <w:rPr>
-          <w:rFonts w:ascii="Arial" w:cs="Arial" w:eastAsia="Arial" w:hAnsi="Arial"/>
-          <w:color w:val="1B2118"/>
-          <w:sz w:val="21"/>
-          <w:szCs w:val="21"/>
-        </w:rPr>
-        <w:t xml:space="preserve"> (modelli di documento, lettura per chi ha l'accesso), </w:t>
-      </w:r>
-      <w:r>
-        <w:rPr>
-          <w:rFonts w:ascii="Consolas" w:cs="Consolas" w:eastAsia="Consolas" w:hAnsi="Consolas"/>
-          <w:color w:val="2F5D3A"/>
-          <w:sz w:val="21"/>
-          <w:szCs w:val="21"/>
-        </w:rPr>
-        <w:t xml:space="preserve">allegati-consultazione</w:t>
-      </w:r>
-      <w:r>
-        <w:rPr>
-          <w:rFonts w:ascii="Arial" w:cs="Arial" w:eastAsia="Arial" w:hAnsi="Arial"/>
-          <w:color w:val="1B2118"/>
-          <w:sz w:val="21"/>
-          <w:szCs w:val="21"/>
-        </w:rPr>
-        <w:t xml:space="preserve"> (allegati alle osservazioni, 10 MB, scritto solo dalla funzione </w:t>
-      </w:r>
-      <w:r>
-        <w:rPr>
-          <w:rFonts w:ascii="Consolas" w:cs="Consolas" w:eastAsia="Consolas" w:hAnsi="Consolas"/>
-          <w:color w:val="2F5D3A"/>
-          <w:sz w:val="21"/>
-          <w:szCs w:val="21"/>
-        </w:rPr>
-        <w:t xml:space="preserve">consultazione-pubblica</w:t>
-      </w:r>
-      <w:r>
-        <w:rPr>
-          <w:rFonts w:ascii="Arial" w:cs="Arial" w:eastAsia="Arial" w:hAnsi="Arial"/>
-          <w:color w:val="1B2118"/>
-          <w:sz w:val="21"/>
-          <w:szCs w:val="21"/>
-        </w:rPr>
-        <w:t xml:space="preserve">).</w:t>
+        <w:t xml:space="preserve">conservare_fino_al</w:t>
+      </w:r>
+      <w:r>
+        <w:rPr>
+          <w:rFonts w:ascii="Arial" w:cs="Arial" w:eastAsia="Arial" w:hAnsi="Arial"/>
+          <w:color w:val="1B2118"/>
+          <w:sz w:val="21"/>
+          <w:szCs w:val="21"/>
+        </w:rPr>
+        <w:t xml:space="preserve"> = oggi + 10 anni.</w:t>
       </w:r>
     </w:p>
     <w:p>
@@ -10680,16 +11130,16 @@
           <w:sz w:val="21"/>
           <w:szCs w:val="21"/>
         </w:rPr>
-        <w:t xml:space="preserve">Funzioni del database usate dal portale</w:t>
-      </w:r>
-      <w:r>
-        <w:rPr>
-          <w:rFonts w:ascii="Arial" w:cs="Arial" w:eastAsia="Arial" w:hAnsi="Arial"/>
-          <w:color w:val="1B2118"/>
-          <w:sz w:val="21"/>
-          <w:szCs w:val="21"/>
-        </w:rPr>
-        <w:t xml:space="preserve"> (selezione): </w:t>
+        <w:t xml:space="preserve">Archivi (Storage)</w:t>
+      </w:r>
+      <w:r>
+        <w:rPr>
+          <w:rFonts w:ascii="Arial" w:cs="Arial" w:eastAsia="Arial" w:hAnsi="Arial"/>
+          <w:color w:val="1B2118"/>
+          <w:sz w:val="21"/>
+          <w:szCs w:val="21"/>
+        </w:rPr>
+        <w:t xml:space="preserve">: </w:t>
       </w:r>
       <w:r>
         <w:rPr>
@@ -10698,16 +11148,16 @@
           <w:sz w:val="21"/>
           <w:szCs w:val="21"/>
         </w:rPr>
-        <w:t xml:space="preserve">staff_apri_fase</w:t>
-      </w:r>
-      <w:r>
-        <w:rPr>
-          <w:rFonts w:ascii="Arial" w:cs="Arial" w:eastAsia="Arial" w:hAnsi="Arial"/>
-          <w:color w:val="1B2118"/>
-          <w:sz w:val="21"/>
-          <w:szCs w:val="21"/>
-        </w:rPr>
-        <w:t xml:space="preserve">, </w:t>
+        <w:t xml:space="preserve">documenti</w:t>
+      </w:r>
+      <w:r>
+        <w:rPr>
+          <w:rFonts w:ascii="Arial" w:cs="Arial" w:eastAsia="Arial" w:hAnsi="Arial"/>
+          <w:color w:val="1B2118"/>
+          <w:sz w:val="21"/>
+          <w:szCs w:val="21"/>
+        </w:rPr>
+        <w:t xml:space="preserve"> (file delle pratiche, 50 MB), </w:t>
       </w:r>
       <w:r>
         <w:rPr>
@@ -10716,16 +11166,16 @@
           <w:sz w:val="21"/>
           <w:szCs w:val="21"/>
         </w:rPr>
-        <w:t xml:space="preserve">staff_chiudi_fase</w:t>
-      </w:r>
-      <w:r>
-        <w:rPr>
-          <w:rFonts w:ascii="Arial" w:cs="Arial" w:eastAsia="Arial" w:hAnsi="Arial"/>
-          <w:color w:val="1B2118"/>
-          <w:sz w:val="21"/>
-          <w:szCs w:val="21"/>
-        </w:rPr>
-        <w:t xml:space="preserve">, </w:t>
+        <w:t xml:space="preserve">modelli</w:t>
+      </w:r>
+      <w:r>
+        <w:rPr>
+          <w:rFonts w:ascii="Arial" w:cs="Arial" w:eastAsia="Arial" w:hAnsi="Arial"/>
+          <w:color w:val="1B2118"/>
+          <w:sz w:val="21"/>
+          <w:szCs w:val="21"/>
+        </w:rPr>
+        <w:t xml:space="preserve"> (modelli di documento, lettura per chi ha l'accesso), </w:t>
       </w:r>
       <w:r>
         <w:rPr>
@@ -10734,16 +11184,16 @@
           <w:sz w:val="21"/>
           <w:szCs w:val="21"/>
         </w:rPr>
-        <w:t xml:space="preserve">staff_modifica_scadenza</w:t>
-      </w:r>
-      <w:r>
-        <w:rPr>
-          <w:rFonts w:ascii="Arial" w:cs="Arial" w:eastAsia="Arial" w:hAnsi="Arial"/>
-          <w:color w:val="1B2118"/>
-          <w:sz w:val="21"/>
-          <w:szCs w:val="21"/>
-        </w:rPr>
-        <w:t xml:space="preserve">, </w:t>
+        <w:t xml:space="preserve">allegati-consultazione</w:t>
+      </w:r>
+      <w:r>
+        <w:rPr>
+          <w:rFonts w:ascii="Arial" w:cs="Arial" w:eastAsia="Arial" w:hAnsi="Arial"/>
+          <w:color w:val="1B2118"/>
+          <w:sz w:val="21"/>
+          <w:szCs w:val="21"/>
+        </w:rPr>
+        <w:t xml:space="preserve"> (allegati alle osservazioni, 10 MB, scritto solo dalla funzione </w:t>
       </w:r>
       <w:r>
         <w:rPr>
@@ -10752,16 +11202,41 @@
           <w:sz w:val="21"/>
           <w:szCs w:val="21"/>
         </w:rPr>
-        <w:t xml:space="preserve">staff_cambia_stato_pratica</w:t>
-      </w:r>
-      <w:r>
-        <w:rPr>
-          <w:rFonts w:ascii="Arial" w:cs="Arial" w:eastAsia="Arial" w:hAnsi="Arial"/>
-          <w:color w:val="1B2118"/>
-          <w:sz w:val="21"/>
-          <w:szCs w:val="21"/>
-        </w:rPr>
-        <w:t xml:space="preserve">, </w:t>
+        <w:t xml:space="preserve">consultazione-pubblica</w:t>
+      </w:r>
+      <w:r>
+        <w:rPr>
+          <w:rFonts w:ascii="Arial" w:cs="Arial" w:eastAsia="Arial" w:hAnsi="Arial"/>
+          <w:color w:val="1B2118"/>
+          <w:sz w:val="21"/>
+          <w:szCs w:val="21"/>
+        </w:rPr>
+        <w:t xml:space="preserve">).</w:t>
+      </w:r>
+    </w:p>
+    <w:p>
+      <w:pPr>
+        <w:spacing w:after="140" w:line="300"/>
+      </w:pPr>
+      <w:r>
+        <w:rPr>
+          <w:rFonts w:ascii="Arial" w:cs="Arial" w:eastAsia="Arial" w:hAnsi="Arial"/>
+          <w:b/>
+          <w:bCs/>
+          <w:color w:val="1B2118"/>
+          <w:sz w:val="21"/>
+          <w:szCs w:val="21"/>
+        </w:rPr>
+        <w:t xml:space="preserve">Funzioni del database usate dal portale</w:t>
+      </w:r>
+      <w:r>
+        <w:rPr>
+          <w:rFonts w:ascii="Arial" w:cs="Arial" w:eastAsia="Arial" w:hAnsi="Arial"/>
+          <w:color w:val="1B2118"/>
+          <w:sz w:val="21"/>
+          <w:szCs w:val="21"/>
+        </w:rPr>
+        <w:t xml:space="preserve"> (selezione): </w:t>
       </w:r>
       <w:r>
         <w:rPr>
@@ -10770,7 +11245,115 @@
           <w:sz w:val="21"/>
           <w:szCs w:val="21"/>
         </w:rPr>
+        <w:t xml:space="preserve">staff_apri_fase</w:t>
+      </w:r>
+      <w:r>
+        <w:rPr>
+          <w:rFonts w:ascii="Arial" w:cs="Arial" w:eastAsia="Arial" w:hAnsi="Arial"/>
+          <w:color w:val="1B2118"/>
+          <w:sz w:val="21"/>
+          <w:szCs w:val="21"/>
+        </w:rPr>
+        <w:t xml:space="preserve">, </w:t>
+      </w:r>
+      <w:r>
+        <w:rPr>
+          <w:rFonts w:ascii="Consolas" w:cs="Consolas" w:eastAsia="Consolas" w:hAnsi="Consolas"/>
+          <w:color w:val="2F5D3A"/>
+          <w:sz w:val="21"/>
+          <w:szCs w:val="21"/>
+        </w:rPr>
+        <w:t xml:space="preserve">staff_chiudi_fase</w:t>
+      </w:r>
+      <w:r>
+        <w:rPr>
+          <w:rFonts w:ascii="Arial" w:cs="Arial" w:eastAsia="Arial" w:hAnsi="Arial"/>
+          <w:color w:val="1B2118"/>
+          <w:sz w:val="21"/>
+          <w:szCs w:val="21"/>
+        </w:rPr>
+        <w:t xml:space="preserve">, </w:t>
+      </w:r>
+      <w:r>
+        <w:rPr>
+          <w:rFonts w:ascii="Consolas" w:cs="Consolas" w:eastAsia="Consolas" w:hAnsi="Consolas"/>
+          <w:color w:val="2F5D3A"/>
+          <w:sz w:val="21"/>
+          <w:szCs w:val="21"/>
+        </w:rPr>
+        <w:t xml:space="preserve">staff_modifica_scadenza</w:t>
+      </w:r>
+      <w:r>
+        <w:rPr>
+          <w:rFonts w:ascii="Arial" w:cs="Arial" w:eastAsia="Arial" w:hAnsi="Arial"/>
+          <w:color w:val="1B2118"/>
+          <w:sz w:val="21"/>
+          <w:szCs w:val="21"/>
+        </w:rPr>
+        <w:t xml:space="preserve">, </w:t>
+      </w:r>
+      <w:r>
+        <w:rPr>
+          <w:rFonts w:ascii="Consolas" w:cs="Consolas" w:eastAsia="Consolas" w:hAnsi="Consolas"/>
+          <w:color w:val="2F5D3A"/>
+          <w:sz w:val="21"/>
+          <w:szCs w:val="21"/>
+        </w:rPr>
+        <w:t xml:space="preserve">staff_cambia_stato_pratica</w:t>
+      </w:r>
+      <w:r>
+        <w:rPr>
+          <w:rFonts w:ascii="Arial" w:cs="Arial" w:eastAsia="Arial" w:hAnsi="Arial"/>
+          <w:color w:val="1B2118"/>
+          <w:sz w:val="21"/>
+          <w:szCs w:val="21"/>
+        </w:rPr>
+        <w:t xml:space="preserve">, </w:t>
+      </w:r>
+      <w:r>
+        <w:rPr>
+          <w:rFonts w:ascii="Consolas" w:cs="Consolas" w:eastAsia="Consolas" w:hAnsi="Consolas"/>
+          <w:color w:val="2F5D3A"/>
+          <w:sz w:val="21"/>
+          <w:szCs w:val="21"/>
+        </w:rPr>
         <w:t xml:space="preserve">staff_crea_pratica</w:t>
+      </w:r>
+      <w:r>
+        <w:rPr>
+          <w:rFonts w:ascii="Arial" w:cs="Arial" w:eastAsia="Arial" w:hAnsi="Arial"/>
+          <w:color w:val="1B2118"/>
+          <w:sz w:val="21"/>
+          <w:szCs w:val="21"/>
+        </w:rPr>
+        <w:t xml:space="preserve">, </w:t>
+      </w:r>
+      <w:r>
+        <w:rPr>
+          <w:rFonts w:ascii="Consolas" w:cs="Consolas" w:eastAsia="Consolas" w:hAnsi="Consolas"/>
+          <w:color w:val="2F5D3A"/>
+          <w:sz w:val="21"/>
+          <w:szCs w:val="21"/>
+        </w:rPr>
+        <w:t xml:space="preserve">staff_apri_consultazione</w:t>
+      </w:r>
+      <w:r>
+        <w:rPr>
+          <w:rFonts w:ascii="Arial" w:cs="Arial" w:eastAsia="Arial" w:hAnsi="Arial"/>
+          <w:color w:val="1B2118"/>
+          <w:sz w:val="21"/>
+          <w:szCs w:val="21"/>
+        </w:rPr>
+        <w:t xml:space="preserve">, </w:t>
+      </w:r>
+      <w:r>
+        <w:rPr>
+          <w:rFonts w:ascii="Consolas" w:cs="Consolas" w:eastAsia="Consolas" w:hAnsi="Consolas"/>
+          <w:color w:val="2F5D3A"/>
+          <w:sz w:val="21"/>
+          <w:szCs w:val="21"/>
+        </w:rPr>
+        <w:t xml:space="preserve">staff_chiudi_consultazione</w:t>
       </w:r>
       <w:r>
         <w:rPr>
@@ -12210,7 +12793,7 @@
                 <w:sz w:val="18"/>
                 <w:szCs w:val="18"/>
               </w:rPr>
-              <w:t xml:space="preserve">Pagine pubbliche della consultazione (data di «oggi» in ora italiana dal 18/10): elenco, dettaglio (documento, errata corrige, osservazioni ammesse), invio di un'osservazione con allegato facoltativo ed email di conferma, conferma dell'email (l'osservazione diventa </w:t>
+              <w:t xml:space="preserve">Pagine pubbliche della consultazione (data di «oggi» in ora italiana dal 18/10; numero delle osservazioni dallo script 21, ripubblicata il 18/10): elenco, dettaglio (documento, errata corrige, osservazioni ammesse), invio di un'osservazione con allegato facoltativo ed email di conferma, conferma dell'email (l'osservazione diventa </w:t>
             </w:r>
             <w:r>
               <w:rPr>
@@ -12883,8 +13466,8 @@
       </w:tblPr>
       <w:tblGrid>
         <w:gridCol w:w="3135"/>
-        <w:gridCol w:w="4796"/>
-        <w:gridCol w:w="1707"/>
+        <w:gridCol w:w="4787"/>
+        <w:gridCol w:w="1716"/>
       </w:tblGrid>
       <w:tr>
         <w:trPr>
@@ -12927,7 +13510,7 @@
         </w:tc>
         <w:tc>
           <w:tcPr>
-            <w:tcW w:type="dxa" w:w="4796"/>
+            <w:tcW w:type="dxa" w:w="4787"/>
             <w:tcBorders>
               <w:top w:val="single" w:color="D9D4C5" w:sz="4"/>
               <w:left w:val="single" w:color="D9D4C5" w:sz="4"/>
@@ -12962,7 +13545,7 @@
         </w:tc>
         <w:tc>
           <w:tcPr>
-            <w:tcW w:type="dxa" w:w="1707"/>
+            <w:tcW w:type="dxa" w:w="1716"/>
             <w:tcBorders>
               <w:top w:val="single" w:color="D9D4C5" w:sz="4"/>
               <w:left w:val="single" w:color="D9D4C5" w:sz="4"/>
@@ -13034,7 +13617,7 @@
         </w:tc>
         <w:tc>
           <w:tcPr>
-            <w:tcW w:type="dxa" w:w="4796"/>
+            <w:tcW w:type="dxa" w:w="4787"/>
             <w:tcBorders>
               <w:top w:val="single" w:color="D9D4C5" w:sz="4"/>
               <w:left w:val="single" w:color="D9D4C5" w:sz="4"/>
@@ -13066,7 +13649,7 @@
         </w:tc>
         <w:tc>
           <w:tcPr>
-            <w:tcW w:type="dxa" w:w="1707"/>
+            <w:tcW w:type="dxa" w:w="1716"/>
             <w:tcBorders>
               <w:top w:val="single" w:color="D9D4C5" w:sz="4"/>
               <w:left w:val="single" w:color="D9D4C5" w:sz="4"/>
@@ -13136,7 +13719,7 @@
         </w:tc>
         <w:tc>
           <w:tcPr>
-            <w:tcW w:type="dxa" w:w="4796"/>
+            <w:tcW w:type="dxa" w:w="4787"/>
             <w:tcBorders>
               <w:top w:val="single" w:color="D9D4C5" w:sz="4"/>
               <w:left w:val="single" w:color="D9D4C5" w:sz="4"/>
@@ -13169,7 +13752,7 @@
         </w:tc>
         <w:tc>
           <w:tcPr>
-            <w:tcW w:type="dxa" w:w="1707"/>
+            <w:tcW w:type="dxa" w:w="1716"/>
             <w:tcBorders>
               <w:top w:val="single" w:color="D9D4C5" w:sz="4"/>
               <w:left w:val="single" w:color="D9D4C5" w:sz="4"/>
@@ -13250,7 +13833,7 @@
         </w:tc>
         <w:tc>
           <w:tcPr>
-            <w:tcW w:type="dxa" w:w="4796"/>
+            <w:tcW w:type="dxa" w:w="4787"/>
             <w:tcBorders>
               <w:top w:val="single" w:color="D9D4C5" w:sz="4"/>
               <w:left w:val="single" w:color="D9D4C5" w:sz="4"/>
@@ -13282,7 +13865,7 @@
         </w:tc>
         <w:tc>
           <w:tcPr>
-            <w:tcW w:type="dxa" w:w="1707"/>
+            <w:tcW w:type="dxa" w:w="1716"/>
             <w:tcBorders>
               <w:top w:val="single" w:color="D9D4C5" w:sz="4"/>
               <w:left w:val="single" w:color="D9D4C5" w:sz="4"/>
@@ -13352,7 +13935,7 @@
         </w:tc>
         <w:tc>
           <w:tcPr>
-            <w:tcW w:type="dxa" w:w="4796"/>
+            <w:tcW w:type="dxa" w:w="4787"/>
             <w:tcBorders>
               <w:top w:val="single" w:color="D9D4C5" w:sz="4"/>
               <w:left w:val="single" w:color="D9D4C5" w:sz="4"/>
@@ -13385,7 +13968,7 @@
         </w:tc>
         <w:tc>
           <w:tcPr>
-            <w:tcW w:type="dxa" w:w="1707"/>
+            <w:tcW w:type="dxa" w:w="1716"/>
             <w:tcBorders>
               <w:top w:val="single" w:color="D9D4C5" w:sz="4"/>
               <w:left w:val="single" w:color="D9D4C5" w:sz="4"/>
@@ -13491,7 +14074,7 @@
         </w:tc>
         <w:tc>
           <w:tcPr>
-            <w:tcW w:type="dxa" w:w="4796"/>
+            <w:tcW w:type="dxa" w:w="4787"/>
             <w:tcBorders>
               <w:top w:val="single" w:color="D9D4C5" w:sz="4"/>
               <w:left w:val="single" w:color="D9D4C5" w:sz="4"/>
@@ -13523,7 +14106,7 @@
         </w:tc>
         <w:tc>
           <w:tcPr>
-            <w:tcW w:type="dxa" w:w="1707"/>
+            <w:tcW w:type="dxa" w:w="1716"/>
             <w:tcBorders>
               <w:top w:val="single" w:color="D9D4C5" w:sz="4"/>
               <w:left w:val="single" w:color="D9D4C5" w:sz="4"/>
@@ -13604,7 +14187,7 @@
         </w:tc>
         <w:tc>
           <w:tcPr>
-            <w:tcW w:type="dxa" w:w="4796"/>
+            <w:tcW w:type="dxa" w:w="4787"/>
             <w:tcBorders>
               <w:top w:val="single" w:color="D9D4C5" w:sz="4"/>
               <w:left w:val="single" w:color="D9D4C5" w:sz="4"/>
@@ -13637,7 +14220,7 @@
         </w:tc>
         <w:tc>
           <w:tcPr>
-            <w:tcW w:type="dxa" w:w="1707"/>
+            <w:tcW w:type="dxa" w:w="1716"/>
             <w:tcBorders>
               <w:top w:val="single" w:color="D9D4C5" w:sz="4"/>
               <w:left w:val="single" w:color="D9D4C5" w:sz="4"/>
@@ -13718,7 +14301,7 @@
         </w:tc>
         <w:tc>
           <w:tcPr>
-            <w:tcW w:type="dxa" w:w="4796"/>
+            <w:tcW w:type="dxa" w:w="4787"/>
             <w:tcBorders>
               <w:top w:val="single" w:color="D9D4C5" w:sz="4"/>
               <w:left w:val="single" w:color="D9D4C5" w:sz="4"/>
@@ -13750,7 +14333,7 @@
         </w:tc>
         <w:tc>
           <w:tcPr>
-            <w:tcW w:type="dxa" w:w="1707"/>
+            <w:tcW w:type="dxa" w:w="1716"/>
             <w:tcBorders>
               <w:top w:val="single" w:color="D9D4C5" w:sz="4"/>
               <w:left w:val="single" w:color="D9D4C5" w:sz="4"/>
@@ -13820,7 +14403,7 @@
         </w:tc>
         <w:tc>
           <w:tcPr>
-            <w:tcW w:type="dxa" w:w="4796"/>
+            <w:tcW w:type="dxa" w:w="4787"/>
             <w:tcBorders>
               <w:top w:val="single" w:color="D9D4C5" w:sz="4"/>
               <w:left w:val="single" w:color="D9D4C5" w:sz="4"/>
@@ -13871,7 +14454,7 @@
         </w:tc>
         <w:tc>
           <w:tcPr>
-            <w:tcW w:type="dxa" w:w="1707"/>
+            <w:tcW w:type="dxa" w:w="1716"/>
             <w:tcBorders>
               <w:top w:val="single" w:color="D9D4C5" w:sz="4"/>
               <w:left w:val="single" w:color="D9D4C5" w:sz="4"/>
@@ -13935,71 +14518,71 @@
                 <w:sz w:val="18"/>
                 <w:szCs w:val="18"/>
               </w:rPr>
-              <w:t xml:space="preserve">/documenti</w:t>
-            </w:r>
-          </w:p>
-        </w:tc>
-        <w:tc>
-          <w:tcPr>
-            <w:tcW w:type="dxa" w:w="4796"/>
-            <w:tcBorders>
-              <w:top w:val="single" w:color="D9D4C5" w:sz="4"/>
-              <w:left w:val="single" w:color="D9D4C5" w:sz="4"/>
-              <w:bottom w:val="single" w:color="D9D4C5" w:sz="4"/>
-              <w:right w:val="single" w:color="D9D4C5" w:sz="4"/>
-            </w:tcBorders>
-            <w:tcMar>
-              <w:top w:type="dxa" w:w="70"/>
-              <w:left w:type="dxa" w:w="110"/>
-              <w:bottom w:type="dxa" w:w="70"/>
-              <w:right w:type="dxa" w:w="110"/>
-            </w:tcMar>
-            <w:vAlign w:val="center"/>
-          </w:tcPr>
-          <w:p>
-            <w:pPr>
-              <w:spacing w:after="0" w:before="0"/>
-            </w:pPr>
-            <w:r>
-              <w:rPr>
-                <w:rFonts w:ascii="Arial" w:cs="Arial" w:eastAsia="Arial" w:hAnsi="Arial"/>
-                <w:color w:val="1B2118"/>
-                <w:sz w:val="18"/>
-                <w:szCs w:val="18"/>
-              </w:rPr>
-              <w:t xml:space="preserve">I tuoi documenti, modelli generali, manuale</w:t>
-            </w:r>
-          </w:p>
-        </w:tc>
-        <w:tc>
-          <w:tcPr>
-            <w:tcW w:type="dxa" w:w="1707"/>
-            <w:tcBorders>
-              <w:top w:val="single" w:color="D9D4C5" w:sz="4"/>
-              <w:left w:val="single" w:color="D9D4C5" w:sz="4"/>
-              <w:bottom w:val="single" w:color="D9D4C5" w:sz="4"/>
-              <w:right w:val="single" w:color="D9D4C5" w:sz="4"/>
-            </w:tcBorders>
-            <w:tcMar>
-              <w:top w:type="dxa" w:w="70"/>
-              <w:left w:type="dxa" w:w="110"/>
-              <w:bottom w:type="dxa" w:w="70"/>
-              <w:right w:type="dxa" w:w="110"/>
-            </w:tcMar>
-            <w:vAlign w:val="center"/>
-          </w:tcPr>
-          <w:p>
-            <w:pPr>
-              <w:spacing w:after="0" w:before="0"/>
-            </w:pPr>
-            <w:r>
-              <w:rPr>
-                <w:rFonts w:ascii="Arial" w:cs="Arial" w:eastAsia="Arial" w:hAnsi="Arial"/>
-                <w:color w:val="1B2118"/>
-                <w:sz w:val="18"/>
-                <w:szCs w:val="18"/>
-              </w:rPr>
-              <w:t xml:space="preserve">Cliente</w:t>
+              <w:t xml:space="preserve">/anagrafiche</w:t>
+            </w:r>
+          </w:p>
+        </w:tc>
+        <w:tc>
+          <w:tcPr>
+            <w:tcW w:type="dxa" w:w="4787"/>
+            <w:tcBorders>
+              <w:top w:val="single" w:color="D9D4C5" w:sz="4"/>
+              <w:left w:val="single" w:color="D9D4C5" w:sz="4"/>
+              <w:bottom w:val="single" w:color="D9D4C5" w:sz="4"/>
+              <w:right w:val="single" w:color="D9D4C5" w:sz="4"/>
+            </w:tcBorders>
+            <w:tcMar>
+              <w:top w:type="dxa" w:w="70"/>
+              <w:left w:type="dxa" w:w="110"/>
+              <w:bottom w:type="dxa" w:w="70"/>
+              <w:right w:type="dxa" w:w="110"/>
+            </w:tcMar>
+            <w:vAlign w:val="center"/>
+          </w:tcPr>
+          <w:p>
+            <w:pPr>
+              <w:spacing w:after="0" w:before="0"/>
+            </w:pPr>
+            <w:r>
+              <w:rPr>
+                <w:rFonts w:ascii="Arial" w:cs="Arial" w:eastAsia="Arial" w:hAnsi="Arial"/>
+                <w:color w:val="1B2118"/>
+                <w:sz w:val="18"/>
+                <w:szCs w:val="18"/>
+              </w:rPr>
+              <w:t xml:space="preserve">Organizzazioni ed Enti di Validazione, con le pratiche collegate</w:t>
+            </w:r>
+          </w:p>
+        </w:tc>
+        <w:tc>
+          <w:tcPr>
+            <w:tcW w:type="dxa" w:w="1716"/>
+            <w:tcBorders>
+              <w:top w:val="single" w:color="D9D4C5" w:sz="4"/>
+              <w:left w:val="single" w:color="D9D4C5" w:sz="4"/>
+              <w:bottom w:val="single" w:color="D9D4C5" w:sz="4"/>
+              <w:right w:val="single" w:color="D9D4C5" w:sz="4"/>
+            </w:tcBorders>
+            <w:tcMar>
+              <w:top w:type="dxa" w:w="70"/>
+              <w:left w:type="dxa" w:w="110"/>
+              <w:bottom w:type="dxa" w:w="70"/>
+              <w:right w:type="dxa" w:w="110"/>
+            </w:tcMar>
+            <w:vAlign w:val="center"/>
+          </w:tcPr>
+          <w:p>
+            <w:pPr>
+              <w:spacing w:after="0" w:before="0"/>
+            </w:pPr>
+            <w:r>
+              <w:rPr>
+                <w:rFonts w:ascii="Arial" w:cs="Arial" w:eastAsia="Arial" w:hAnsi="Arial"/>
+                <w:color w:val="1B2118"/>
+                <w:sz w:val="18"/>
+                <w:szCs w:val="18"/>
+              </w:rPr>
+              <w:t xml:space="preserve">Operatore, Admin</w:t>
             </w:r>
           </w:p>
         </w:tc>
@@ -14037,13 +14620,13 @@
                 <w:sz w:val="18"/>
                 <w:szCs w:val="18"/>
               </w:rPr>
-              <w:t xml:space="preserve">/utenti</w:t>
-            </w:r>
-          </w:p>
-        </w:tc>
-        <w:tc>
-          <w:tcPr>
-            <w:tcW w:type="dxa" w:w="4796"/>
+              <w:t xml:space="preserve">/documenti</w:t>
+            </w:r>
+          </w:p>
+        </w:tc>
+        <w:tc>
+          <w:tcPr>
+            <w:tcW w:type="dxa" w:w="4787"/>
             <w:tcBorders>
               <w:top w:val="single" w:color="D9D4C5" w:sz="4"/>
               <w:left w:val="single" w:color="D9D4C5" w:sz="4"/>
@@ -14070,13 +14653,13 @@
                 <w:sz w:val="18"/>
                 <w:szCs w:val="18"/>
               </w:rPr>
-              <w:t xml:space="preserve">Gestione utenti</w:t>
-            </w:r>
-          </w:p>
-        </w:tc>
-        <w:tc>
-          <w:tcPr>
-            <w:tcW w:type="dxa" w:w="1707"/>
+              <w:t xml:space="preserve">I tuoi documenti, modelli generali, manuale</w:t>
+            </w:r>
+          </w:p>
+        </w:tc>
+        <w:tc>
+          <w:tcPr>
+            <w:tcW w:type="dxa" w:w="1716"/>
             <w:tcBorders>
               <w:top w:val="single" w:color="D9D4C5" w:sz="4"/>
               <w:left w:val="single" w:color="D9D4C5" w:sz="4"/>
@@ -14103,7 +14686,7 @@
                 <w:sz w:val="18"/>
                 <w:szCs w:val="18"/>
               </w:rPr>
-              <w:t xml:space="preserve">Admin</w:t>
+              <w:t xml:space="preserve">Cliente</w:t>
             </w:r>
           </w:p>
         </w:tc>
@@ -14140,45 +14723,45 @@
                 <w:sz w:val="18"/>
                 <w:szCs w:val="18"/>
               </w:rPr>
-              <w:t xml:space="preserve">/audit</w:t>
-            </w:r>
-          </w:p>
-        </w:tc>
-        <w:tc>
-          <w:tcPr>
-            <w:tcW w:type="dxa" w:w="4796"/>
-            <w:tcBorders>
-              <w:top w:val="single" w:color="D9D4C5" w:sz="4"/>
-              <w:left w:val="single" w:color="D9D4C5" w:sz="4"/>
-              <w:bottom w:val="single" w:color="D9D4C5" w:sz="4"/>
-              <w:right w:val="single" w:color="D9D4C5" w:sz="4"/>
-            </w:tcBorders>
-            <w:tcMar>
-              <w:top w:type="dxa" w:w="70"/>
-              <w:left w:type="dxa" w:w="110"/>
-              <w:bottom w:type="dxa" w:w="70"/>
-              <w:right w:type="dxa" w:w="110"/>
-            </w:tcMar>
-            <w:vAlign w:val="center"/>
-          </w:tcPr>
-          <w:p>
-            <w:pPr>
-              <w:spacing w:after="0" w:before="0"/>
-            </w:pPr>
-            <w:r>
-              <w:rPr>
-                <w:rFonts w:ascii="Arial" w:cs="Arial" w:eastAsia="Arial" w:hAnsi="Arial"/>
-                <w:color w:val="1B2118"/>
-                <w:sz w:val="18"/>
-                <w:szCs w:val="18"/>
-              </w:rPr>
-              <w:t xml:space="preserve">Audit trail</w:t>
-            </w:r>
-          </w:p>
-        </w:tc>
-        <w:tc>
-          <w:tcPr>
-            <w:tcW w:type="dxa" w:w="1707"/>
+              <w:t xml:space="preserve">/utenti</w:t>
+            </w:r>
+          </w:p>
+        </w:tc>
+        <w:tc>
+          <w:tcPr>
+            <w:tcW w:type="dxa" w:w="4787"/>
+            <w:tcBorders>
+              <w:top w:val="single" w:color="D9D4C5" w:sz="4"/>
+              <w:left w:val="single" w:color="D9D4C5" w:sz="4"/>
+              <w:bottom w:val="single" w:color="D9D4C5" w:sz="4"/>
+              <w:right w:val="single" w:color="D9D4C5" w:sz="4"/>
+            </w:tcBorders>
+            <w:tcMar>
+              <w:top w:type="dxa" w:w="70"/>
+              <w:left w:type="dxa" w:w="110"/>
+              <w:bottom w:type="dxa" w:w="70"/>
+              <w:right w:type="dxa" w:w="110"/>
+            </w:tcMar>
+            <w:vAlign w:val="center"/>
+          </w:tcPr>
+          <w:p>
+            <w:pPr>
+              <w:spacing w:after="0" w:before="0"/>
+            </w:pPr>
+            <w:r>
+              <w:rPr>
+                <w:rFonts w:ascii="Arial" w:cs="Arial" w:eastAsia="Arial" w:hAnsi="Arial"/>
+                <w:color w:val="1B2118"/>
+                <w:sz w:val="18"/>
+                <w:szCs w:val="18"/>
+              </w:rPr>
+              <w:t xml:space="preserve">Gestione utenti</w:t>
+            </w:r>
+          </w:p>
+        </w:tc>
+        <w:tc>
+          <w:tcPr>
+            <w:tcW w:type="dxa" w:w="1716"/>
             <w:tcBorders>
               <w:top w:val="single" w:color="D9D4C5" w:sz="4"/>
               <w:left w:val="single" w:color="D9D4C5" w:sz="4"/>
@@ -14242,31 +14825,13 @@
                 <w:sz w:val="18"/>
                 <w:szCs w:val="18"/>
               </w:rPr>
-              <w:t xml:space="preserve">/crediti</w:t>
-            </w:r>
-            <w:r>
-              <w:rPr>
-                <w:rFonts w:ascii="Arial" w:cs="Arial" w:eastAsia="Arial" w:hAnsi="Arial"/>
-                <w:color w:val="1B2118"/>
-                <w:sz w:val="18"/>
-                <w:szCs w:val="18"/>
-              </w:rPr>
-              <w:t xml:space="preserve">, </w:t>
-            </w:r>
-            <w:r>
-              <w:rPr>
-                <w:rFonts w:ascii="Consolas" w:cs="Consolas" w:eastAsia="Consolas" w:hAnsi="Consolas"/>
-                <w:color w:val="2F5D3A"/>
-                <w:sz w:val="18"/>
-                <w:szCs w:val="18"/>
-              </w:rPr>
-              <w:t xml:space="preserve">/crediti/:id</w:t>
-            </w:r>
-          </w:p>
-        </w:tc>
-        <w:tc>
-          <w:tcPr>
-            <w:tcW w:type="dxa" w:w="4796"/>
+              <w:t xml:space="preserve">/audit</w:t>
+            </w:r>
+          </w:p>
+        </w:tc>
+        <w:tc>
+          <w:tcPr>
+            <w:tcW w:type="dxa" w:w="4787"/>
             <w:tcBorders>
               <w:top w:val="single" w:color="D9D4C5" w:sz="4"/>
               <w:left w:val="single" w:color="D9D4C5" w:sz="4"/>
@@ -14293,13 +14858,13 @@
                 <w:sz w:val="18"/>
                 <w:szCs w:val="18"/>
               </w:rPr>
-              <w:t xml:space="preserve">Calcolo crediti CWP</w:t>
-            </w:r>
-          </w:p>
-        </w:tc>
-        <w:tc>
-          <w:tcPr>
-            <w:tcW w:type="dxa" w:w="1707"/>
+              <w:t xml:space="preserve">Audit trail</w:t>
+            </w:r>
+          </w:p>
+        </w:tc>
+        <w:tc>
+          <w:tcPr>
+            <w:tcW w:type="dxa" w:w="1716"/>
             <w:tcBorders>
               <w:top w:val="single" w:color="D9D4C5" w:sz="4"/>
               <w:left w:val="single" w:color="D9D4C5" w:sz="4"/>
@@ -14363,45 +14928,63 @@
                 <w:sz w:val="18"/>
                 <w:szCs w:val="18"/>
               </w:rPr>
-              <w:t xml:space="preserve">/impostazioni</w:t>
-            </w:r>
-          </w:p>
-        </w:tc>
-        <w:tc>
-          <w:tcPr>
-            <w:tcW w:type="dxa" w:w="4796"/>
-            <w:tcBorders>
-              <w:top w:val="single" w:color="D9D4C5" w:sz="4"/>
-              <w:left w:val="single" w:color="D9D4C5" w:sz="4"/>
-              <w:bottom w:val="single" w:color="D9D4C5" w:sz="4"/>
-              <w:right w:val="single" w:color="D9D4C5" w:sz="4"/>
-            </w:tcBorders>
-            <w:tcMar>
-              <w:top w:type="dxa" w:w="70"/>
-              <w:left w:type="dxa" w:w="110"/>
-              <w:bottom w:type="dxa" w:w="70"/>
-              <w:right w:type="dxa" w:w="110"/>
-            </w:tcMar>
-            <w:vAlign w:val="center"/>
-          </w:tcPr>
-          <w:p>
-            <w:pPr>
-              <w:spacing w:after="0" w:before="0"/>
-            </w:pPr>
-            <w:r>
-              <w:rPr>
-                <w:rFonts w:ascii="Arial" w:cs="Arial" w:eastAsia="Arial" w:hAnsi="Arial"/>
-                <w:color w:val="1B2118"/>
-                <w:sz w:val="18"/>
-                <w:szCs w:val="18"/>
-              </w:rPr>
-              <w:t xml:space="preserve">Durata delle fasi, Enti di Validazione, Modelli di documento</w:t>
-            </w:r>
-          </w:p>
-        </w:tc>
-        <w:tc>
-          <w:tcPr>
-            <w:tcW w:type="dxa" w:w="1707"/>
+              <w:t xml:space="preserve">/crediti</w:t>
+            </w:r>
+            <w:r>
+              <w:rPr>
+                <w:rFonts w:ascii="Arial" w:cs="Arial" w:eastAsia="Arial" w:hAnsi="Arial"/>
+                <w:color w:val="1B2118"/>
+                <w:sz w:val="18"/>
+                <w:szCs w:val="18"/>
+              </w:rPr>
+              <w:t xml:space="preserve">, </w:t>
+            </w:r>
+            <w:r>
+              <w:rPr>
+                <w:rFonts w:ascii="Consolas" w:cs="Consolas" w:eastAsia="Consolas" w:hAnsi="Consolas"/>
+                <w:color w:val="2F5D3A"/>
+                <w:sz w:val="18"/>
+                <w:szCs w:val="18"/>
+              </w:rPr>
+              <w:t xml:space="preserve">/crediti/:id</w:t>
+            </w:r>
+          </w:p>
+        </w:tc>
+        <w:tc>
+          <w:tcPr>
+            <w:tcW w:type="dxa" w:w="4787"/>
+            <w:tcBorders>
+              <w:top w:val="single" w:color="D9D4C5" w:sz="4"/>
+              <w:left w:val="single" w:color="D9D4C5" w:sz="4"/>
+              <w:bottom w:val="single" w:color="D9D4C5" w:sz="4"/>
+              <w:right w:val="single" w:color="D9D4C5" w:sz="4"/>
+            </w:tcBorders>
+            <w:tcMar>
+              <w:top w:type="dxa" w:w="70"/>
+              <w:left w:type="dxa" w:w="110"/>
+              <w:bottom w:type="dxa" w:w="70"/>
+              <w:right w:type="dxa" w:w="110"/>
+            </w:tcMar>
+            <w:vAlign w:val="center"/>
+          </w:tcPr>
+          <w:p>
+            <w:pPr>
+              <w:spacing w:after="0" w:before="0"/>
+            </w:pPr>
+            <w:r>
+              <w:rPr>
+                <w:rFonts w:ascii="Arial" w:cs="Arial" w:eastAsia="Arial" w:hAnsi="Arial"/>
+                <w:color w:val="1B2118"/>
+                <w:sz w:val="18"/>
+                <w:szCs w:val="18"/>
+              </w:rPr>
+              <w:t xml:space="preserve">Calcolo crediti CWP</w:t>
+            </w:r>
+          </w:p>
+        </w:tc>
+        <w:tc>
+          <w:tcPr>
+            <w:tcW w:type="dxa" w:w="1716"/>
             <w:tcBorders>
               <w:top w:val="single" w:color="D9D4C5" w:sz="4"/>
               <w:left w:val="single" w:color="D9D4C5" w:sz="4"/>
@@ -14465,20 +15048,122 @@
                 <w:sz w:val="18"/>
                 <w:szCs w:val="18"/>
               </w:rPr>
+              <w:t xml:space="preserve">/impostazioni</w:t>
+            </w:r>
+          </w:p>
+        </w:tc>
+        <w:tc>
+          <w:tcPr>
+            <w:tcW w:type="dxa" w:w="4787"/>
+            <w:tcBorders>
+              <w:top w:val="single" w:color="D9D4C5" w:sz="4"/>
+              <w:left w:val="single" w:color="D9D4C5" w:sz="4"/>
+              <w:bottom w:val="single" w:color="D9D4C5" w:sz="4"/>
+              <w:right w:val="single" w:color="D9D4C5" w:sz="4"/>
+            </w:tcBorders>
+            <w:shd w:fill="F6F4EE" w:color="auto" w:val="clear"/>
+            <w:tcMar>
+              <w:top w:type="dxa" w:w="70"/>
+              <w:left w:type="dxa" w:w="110"/>
+              <w:bottom w:type="dxa" w:w="70"/>
+              <w:right w:type="dxa" w:w="110"/>
+            </w:tcMar>
+            <w:vAlign w:val="center"/>
+          </w:tcPr>
+          <w:p>
+            <w:pPr>
+              <w:spacing w:after="0" w:before="0"/>
+            </w:pPr>
+            <w:r>
+              <w:rPr>
+                <w:rFonts w:ascii="Arial" w:cs="Arial" w:eastAsia="Arial" w:hAnsi="Arial"/>
+                <w:color w:val="1B2118"/>
+                <w:sz w:val="18"/>
+                <w:szCs w:val="18"/>
+              </w:rPr>
+              <w:t xml:space="preserve">Durata delle fasi (Progetto e Rapporto), documenti richiesti per fase, modelli di documento</w:t>
+            </w:r>
+          </w:p>
+        </w:tc>
+        <w:tc>
+          <w:tcPr>
+            <w:tcW w:type="dxa" w:w="1716"/>
+            <w:tcBorders>
+              <w:top w:val="single" w:color="D9D4C5" w:sz="4"/>
+              <w:left w:val="single" w:color="D9D4C5" w:sz="4"/>
+              <w:bottom w:val="single" w:color="D9D4C5" w:sz="4"/>
+              <w:right w:val="single" w:color="D9D4C5" w:sz="4"/>
+            </w:tcBorders>
+            <w:shd w:fill="F6F4EE" w:color="auto" w:val="clear"/>
+            <w:tcMar>
+              <w:top w:type="dxa" w:w="70"/>
+              <w:left w:type="dxa" w:w="110"/>
+              <w:bottom w:type="dxa" w:w="70"/>
+              <w:right w:type="dxa" w:w="110"/>
+            </w:tcMar>
+            <w:vAlign w:val="center"/>
+          </w:tcPr>
+          <w:p>
+            <w:pPr>
+              <w:spacing w:after="0" w:before="0"/>
+            </w:pPr>
+            <w:r>
+              <w:rPr>
+                <w:rFonts w:ascii="Arial" w:cs="Arial" w:eastAsia="Arial" w:hAnsi="Arial"/>
+                <w:color w:val="1B2118"/>
+                <w:sz w:val="18"/>
+                <w:szCs w:val="18"/>
+              </w:rPr>
+              <w:t xml:space="preserve">Admin</w:t>
+            </w:r>
+          </w:p>
+        </w:tc>
+      </w:tr>
+      <w:tr>
+        <w:trPr>
+          <w:cantSplit/>
+        </w:trPr>
+        <w:tc>
+          <w:tcPr>
+            <w:tcW w:type="dxa" w:w="3135"/>
+            <w:tcBorders>
+              <w:top w:val="single" w:color="D9D4C5" w:sz="4"/>
+              <w:left w:val="single" w:color="D9D4C5" w:sz="4"/>
+              <w:bottom w:val="single" w:color="D9D4C5" w:sz="4"/>
+              <w:right w:val="single" w:color="D9D4C5" w:sz="4"/>
+            </w:tcBorders>
+            <w:tcMar>
+              <w:top w:type="dxa" w:w="70"/>
+              <w:left w:type="dxa" w:w="110"/>
+              <w:bottom w:type="dxa" w:w="70"/>
+              <w:right w:type="dxa" w:w="110"/>
+            </w:tcMar>
+            <w:vAlign w:val="center"/>
+          </w:tcPr>
+          <w:p>
+            <w:pPr>
+              <w:spacing w:after="0" w:before="0"/>
+            </w:pPr>
+            <w:r>
+              <w:rPr>
+                <w:rFonts w:ascii="Consolas" w:cs="Consolas" w:eastAsia="Consolas" w:hAnsi="Consolas"/>
+                <w:color w:val="2F5D3A"/>
+                <w:sz w:val="18"/>
+                <w:szCs w:val="18"/>
+              </w:rPr>
               <w:t xml:space="preserve">/documentazione</w:t>
             </w:r>
           </w:p>
         </w:tc>
         <w:tc>
           <w:tcPr>
-            <w:tcW w:type="dxa" w:w="4796"/>
-            <w:tcBorders>
-              <w:top w:val="single" w:color="D9D4C5" w:sz="4"/>
-              <w:left w:val="single" w:color="D9D4C5" w:sz="4"/>
-              <w:bottom w:val="single" w:color="D9D4C5" w:sz="4"/>
-              <w:right w:val="single" w:color="D9D4C5" w:sz="4"/>
-            </w:tcBorders>
-            <w:shd w:fill="F6F4EE" w:color="auto" w:val="clear"/>
+            <w:tcW w:type="dxa" w:w="4787"/>
+            <w:tcBorders>
+              <w:top w:val="single" w:color="D9D4C5" w:sz="4"/>
+              <w:left w:val="single" w:color="D9D4C5" w:sz="4"/>
+              <w:bottom w:val="single" w:color="D9D4C5" w:sz="4"/>
+              <w:right w:val="single" w:color="D9D4C5" w:sz="4"/>
+            </w:tcBorders>
             <w:tcMar>
               <w:top w:type="dxa" w:w="70"/>
               <w:left w:type="dxa" w:w="110"/>
@@ -14504,14 +15189,13 @@
         </w:tc>
         <w:tc>
           <w:tcPr>
-            <w:tcW w:type="dxa" w:w="1707"/>
-            <w:tcBorders>
-              <w:top w:val="single" w:color="D9D4C5" w:sz="4"/>
-              <w:left w:val="single" w:color="D9D4C5" w:sz="4"/>
-              <w:bottom w:val="single" w:color="D9D4C5" w:sz="4"/>
-              <w:right w:val="single" w:color="D9D4C5" w:sz="4"/>
-            </w:tcBorders>
-            <w:shd w:fill="F6F4EE" w:color="auto" w:val="clear"/>
+            <w:tcW w:type="dxa" w:w="1716"/>
+            <w:tcBorders>
+              <w:top w:val="single" w:color="D9D4C5" w:sz="4"/>
+              <w:left w:val="single" w:color="D9D4C5" w:sz="4"/>
+              <w:bottom w:val="single" w:color="D9D4C5" w:sz="4"/>
+              <w:right w:val="single" w:color="D9D4C5" w:sz="4"/>
+            </w:tcBorders>
             <w:tcMar>
               <w:top w:type="dxa" w:w="70"/>
               <w:left w:type="dxa" w:w="110"/>
@@ -14881,7 +15565,7 @@
           <w:sz w:val="21"/>
           <w:szCs w:val="21"/>
         </w:rPr>
-        <w:t xml:space="preserve">impostazioni/{EntiValidazione,ModelliDocumento}</w:t>
+        <w:t xml:space="preserve">impostazioni/{DurateFasi,DocumentiRichiesti,EntiValidazione,ModelliDocumento}</w:t>
       </w:r>
       <w:r>
         <w:rPr>
@@ -14899,88 +15583,16 @@
           <w:sz w:val="21"/>
           <w:szCs w:val="21"/>
         </w:rPr>
-        <w:t xml:space="preserve">crediti/TabellaDati</w:t>
-      </w:r>
-      <w:r>
-        <w:rPr>
-          <w:rFonts w:ascii="Arial" w:cs="Arial" w:eastAsia="Arial" w:hAnsi="Arial"/>
-          <w:color w:val="1B2118"/>
-          <w:sz w:val="21"/>
-          <w:szCs w:val="21"/>
-        </w:rPr>
-        <w:t xml:space="preserve">; (</w:t>
-      </w:r>
-      <w:r>
-        <w:rPr>
-          <w:rFonts w:ascii="Consolas" w:cs="Consolas" w:eastAsia="Consolas" w:hAnsi="Consolas"/>
-          <w:color w:val="2F5D3A"/>
-          <w:sz w:val="21"/>
-          <w:szCs w:val="21"/>
-        </w:rPr>
-        <w:t xml:space="preserve">Timeline</w:t>
-      </w:r>
-      <w:r>
-        <w:rPr>
-          <w:rFonts w:ascii="Arial" w:cs="Arial" w:eastAsia="Arial" w:hAnsi="Arial"/>
-          <w:color w:val="1B2118"/>
-          <w:sz w:val="21"/>
-          <w:szCs w:val="21"/>
-        </w:rPr>
-        <w:t xml:space="preserve">, </w:t>
-      </w:r>
-      <w:r>
-        <w:rPr>
-          <w:rFonts w:ascii="Consolas" w:cs="Consolas" w:eastAsia="Consolas" w:hAnsi="Consolas"/>
-          <w:color w:val="2F5D3A"/>
-          <w:sz w:val="21"/>
-          <w:szCs w:val="21"/>
-        </w:rPr>
-        <w:t xml:space="preserve">AzioniRuolo</w:t>
-      </w:r>
-      <w:r>
-        <w:rPr>
-          <w:rFonts w:ascii="Arial" w:cs="Arial" w:eastAsia="Arial" w:hAnsi="Arial"/>
-          <w:color w:val="1B2118"/>
-          <w:sz w:val="21"/>
-          <w:szCs w:val="21"/>
-        </w:rPr>
-        <w:t xml:space="preserve">, </w:t>
-      </w:r>
-      <w:r>
-        <w:rPr>
-          <w:rFonts w:ascii="Consolas" w:cs="Consolas" w:eastAsia="Consolas" w:hAnsi="Consolas"/>
-          <w:color w:val="2F5D3A"/>
-          <w:sz w:val="21"/>
-          <w:szCs w:val="21"/>
-        </w:rPr>
-        <w:t xml:space="preserve">ProjectCard</w:t>
-      </w:r>
-      <w:r>
-        <w:rPr>
-          <w:rFonts w:ascii="Arial" w:cs="Arial" w:eastAsia="Arial" w:hAnsi="Arial"/>
-          <w:color w:val="1B2118"/>
-          <w:sz w:val="21"/>
-          <w:szCs w:val="21"/>
-        </w:rPr>
-        <w:t xml:space="preserve">, </w:t>
-      </w:r>
-      <w:r>
-        <w:rPr>
-          <w:rFonts w:ascii="Consolas" w:cs="Consolas" w:eastAsia="Consolas" w:hAnsi="Consolas"/>
-          <w:color w:val="2F5D3A"/>
-          <w:sz w:val="21"/>
-          <w:szCs w:val="21"/>
-        </w:rPr>
-        <w:t xml:space="preserve">Stat</w:t>
-      </w:r>
-      <w:r>
-        <w:rPr>
-          <w:rFonts w:ascii="Arial" w:cs="Arial" w:eastAsia="Arial" w:hAnsi="Arial"/>
-          <w:color w:val="1B2118"/>
-          <w:sz w:val="21"/>
-          <w:szCs w:val="21"/>
-        </w:rPr>
-        <w:t xml:space="preserve"> sono resti del prototipo, non più usati).</w:t>
+        <w:t xml:space="preserve">crediti/{ImportaTracciato,RegistroCrediti,TabellaDati}</w:t>
+      </w:r>
+      <w:r>
+        <w:rPr>
+          <w:rFonts w:ascii="Arial" w:cs="Arial" w:eastAsia="Arial" w:hAnsi="Arial"/>
+          <w:color w:val="1B2118"/>
+          <w:sz w:val="21"/>
+          <w:szCs w:val="21"/>
+        </w:rPr>
+        <w:t xml:space="preserve">.</w:t>
       </w:r>
     </w:p>
     <w:p>
@@ -15080,7 +15692,25 @@
           <w:sz w:val="21"/>
           <w:szCs w:val="21"/>
         </w:rPr>
-        <w:t xml:space="preserve"> (export ZIP), </w:t>
+        <w:t xml:space="preserve"> (export ZIP) e </w:t>
+      </w:r>
+      <w:r>
+        <w:rPr>
+          <w:rFonts w:ascii="Consolas" w:cs="Consolas" w:eastAsia="Consolas" w:hAnsi="Consolas"/>
+          <w:color w:val="2F5D3A"/>
+          <w:sz w:val="21"/>
+          <w:szCs w:val="21"/>
+        </w:rPr>
+        <w:t xml:space="preserve">fascicoloPdf.js</w:t>
+      </w:r>
+      <w:r>
+        <w:rPr>
+          <w:rFonts w:ascii="Arial" w:cs="Arial" w:eastAsia="Arial" w:hAnsi="Arial"/>
+          <w:color w:val="1B2118"/>
+          <w:sz w:val="21"/>
+          <w:szCs w:val="21"/>
+        </w:rPr>
+        <w:t xml:space="preserve"> (riepilogo PDF del fascicolo), </w:t>
       </w:r>
       <w:r>
         <w:rPr>
@@ -15596,7 +16226,7 @@
                 <w:sz w:val="18"/>
                 <w:szCs w:val="18"/>
               </w:rPr>
-              <w:t xml:space="preserve">Pratiche (§2)</w:t>
+              <w:t xml:space="preserve">Anagrafiche (§3)</w:t>
             </w:r>
           </w:p>
         </w:tc>
@@ -15662,7 +16292,7 @@
                 <w:sz w:val="18"/>
                 <w:szCs w:val="18"/>
               </w:rPr>
-              <w:t xml:space="preserve">Progetti e Rapporti di Monitoraggio annuali, codice automatico, stati attiva/sospesa/annullata/chiusa con motivazione</w:t>
+              <w:t xml:space="preserve">Organizzazioni ed Enti di Validazione censiti da Operatori e Admin, con le pratiche collegate</w:t>
             </w:r>
           </w:p>
         </w:tc>
@@ -15699,7 +16329,7 @@
                 <w:sz w:val="18"/>
                 <w:szCs w:val="18"/>
               </w:rPr>
-              <w:t xml:space="preserve">Fasi (§4)</w:t>
+              <w:t xml:space="preserve">Pratiche (§2)</w:t>
             </w:r>
           </w:p>
         </w:tc>
@@ -15763,7 +16393,7 @@
                 <w:sz w:val="18"/>
                 <w:szCs w:val="18"/>
               </w:rPr>
-              <w:t xml:space="preserve">7 fasi, apertura con scadenza automatica, chiusura, modifica scadenza; durata modificabile dall'Admin; note di fase interne o condivise</w:t>
+              <w:t xml:space="preserve">Progetti (7 fasi) e Rapporti di Monitoraggio annuali (4 fasi, senza consultazione), codice automatico, stati attiva/sospesa/annullata/chiusa con motivazione</w:t>
             </w:r>
           </w:p>
         </w:tc>
@@ -15801,7 +16431,7 @@
                 <w:sz w:val="18"/>
                 <w:szCs w:val="18"/>
               </w:rPr>
-              <w:t xml:space="preserve">Documenti (§5)</w:t>
+              <w:t xml:space="preserve">Fasi (§4)</w:t>
             </w:r>
           </w:p>
         </w:tc>
@@ -15834,7 +16464,7 @@
                 <w:sz w:val="18"/>
                 <w:szCs w:val="18"/>
               </w:rPr>
-              <w:t xml:space="preserve">Fatto (manca antivirus)</w:t>
+              <w:t xml:space="preserve">Fatto</w:t>
             </w:r>
           </w:p>
         </w:tc>
@@ -15867,7 +16497,7 @@
                 <w:sz w:val="18"/>
                 <w:szCs w:val="18"/>
               </w:rPr>
-              <w:t xml:space="preserve">Versioni mai sovrascritte, hash SHA-256, visibilità Cliente/Fondazione/Pubblico, per fase o generali; limite 50 MB, formati ammessi, controllo contenuto</w:t>
+              <w:t xml:space="preserve">Apertura con scadenza automatica, chiusura, modifica scadenza; durate per Progetto e Rapporto modificabili dall'Admin; note di fase interne o condivise; documenti richiesti per fase (indicatore); il Comune carica solo nelle fasi aperte</w:t>
             </w:r>
           </w:p>
         </w:tc>
@@ -15904,7 +16534,7 @@
                 <w:sz w:val="18"/>
                 <w:szCs w:val="18"/>
               </w:rPr>
-              <w:t xml:space="preserve">Integrazioni (§4)</w:t>
+              <w:t xml:space="preserve">Documenti (§5)</w:t>
             </w:r>
           </w:p>
         </w:tc>
@@ -15936,7 +16566,7 @@
                 <w:sz w:val="18"/>
                 <w:szCs w:val="18"/>
               </w:rPr>
-              <w:t xml:space="preserve">Fatto</w:t>
+              <w:t xml:space="preserve">Fatto (manca antivirus)</w:t>
             </w:r>
           </w:p>
         </w:tc>
@@ -15968,7 +16598,7 @@
                 <w:sz w:val="18"/>
                 <w:szCs w:val="18"/>
               </w:rPr>
-              <w:t xml:space="preserve">Richiesta → risposta del Cliente con documento → chiusura; fase "in attesa di integrazione"</w:t>
+              <w:t xml:space="preserve">Versioni mai sovrascritte, hash SHA-256, visibilità Cliente/Fondazione/Pubblico, per fase o generali; limite 50 MB, formati ammessi, controllo contenuto</w:t>
             </w:r>
           </w:p>
         </w:tc>
@@ -16006,7 +16636,7 @@
                 <w:sz w:val="18"/>
                 <w:szCs w:val="18"/>
               </w:rPr>
-              <w:t xml:space="preserve">Consultazione pubblica (§6)</w:t>
+              <w:t xml:space="preserve">Integrazioni (§4)</w:t>
             </w:r>
           </w:p>
         </w:tc>
@@ -16072,7 +16702,7 @@
                 <w:sz w:val="18"/>
                 <w:szCs w:val="18"/>
               </w:rPr>
-              <w:t xml:space="preserve">Pagina pubblica, osservazioni con email confermata e allegato, moderazione, firma «Partecipante» o nome a scelta dell'autore, risposte del Comune, errata corrige con ripartenza facoltativa dei 30 giorni</w:t>
+              <w:t xml:space="preserve">Richiesta → risposta del Cliente con documento → chiusura; fase "in attesa di integrazione"</w:t>
             </w:r>
           </w:p>
         </w:tc>
@@ -16109,7 +16739,7 @@
                 <w:sz w:val="18"/>
                 <w:szCs w:val="18"/>
               </w:rPr>
-              <w:t xml:space="preserve">Pagamenti (§7)</w:t>
+              <w:t xml:space="preserve">Consultazione pubblica (§6)</w:t>
             </w:r>
           </w:p>
         </w:tc>
@@ -16173,7 +16803,7 @@
                 <w:sz w:val="18"/>
                 <w:szCs w:val="18"/>
               </w:rPr>
-              <w:t xml:space="preserve">Voci, incassi, operatore registrato; visibili al Comune in sola lettura</w:t>
+              <w:t xml:space="preserve">Pagina pubblica, documento pubblicato e bloccato, osservazioni numerate con email confermata e allegato, moderazione con motivazione facoltativa, firma «Partecipante» o nome a scelta dell'autore, risposte del Comune, errata corrige con ripartenza facoltativa dei 30 giorni</w:t>
             </w:r>
           </w:p>
         </w:tc>
@@ -16211,7 +16841,7 @@
                 <w:sz w:val="18"/>
                 <w:szCs w:val="18"/>
               </w:rPr>
-              <w:t xml:space="preserve">Back-office (§8)</w:t>
+              <w:t xml:space="preserve">Pagamenti (§7)</w:t>
             </w:r>
           </w:p>
         </w:tc>
@@ -16277,7 +16907,7 @@
                 <w:sz w:val="18"/>
                 <w:szCs w:val="18"/>
               </w:rPr>
-              <w:t xml:space="preserve">Cruscotto con scadenze/scaduti, ricerca, azioni con motivazione</w:t>
+              <w:t xml:space="preserve">Voci, incassi, operatore registrato e mostrato allo staff; visibili al Comune in sola lettura</w:t>
             </w:r>
           </w:p>
         </w:tc>
@@ -16314,7 +16944,7 @@
                 <w:sz w:val="18"/>
                 <w:szCs w:val="18"/>
               </w:rPr>
-              <w:t xml:space="preserve">Notifiche (§9)</w:t>
+              <w:t xml:space="preserve">Back-office (§8)</w:t>
             </w:r>
           </w:p>
         </w:tc>
@@ -16378,7 +17008,7 @@
                 <w:sz w:val="18"/>
                 <w:szCs w:val="18"/>
               </w:rPr>
-              <w:t xml:space="preserve">Interne + email (Resend); messaggi Comune-Fondazione nella pratica; manca verifica dominio</w:t>
+              <w:t xml:space="preserve">Cruscotto con scadenze/scaduti, ricerca, azioni con motivazione</w:t>
             </w:r>
           </w:p>
         </w:tc>
@@ -16416,7 +17046,7 @@
                 <w:sz w:val="18"/>
                 <w:szCs w:val="18"/>
               </w:rPr>
-              <w:t xml:space="preserve">Audit (§10)</w:t>
+              <w:t xml:space="preserve">Notifiche (§9)</w:t>
             </w:r>
           </w:p>
         </w:tc>
@@ -16482,7 +17112,7 @@
                 <w:sz w:val="18"/>
                 <w:szCs w:val="18"/>
               </w:rPr>
-              <w:t xml:space="preserve">Scritto dal database, immutabile, pagina di consultazione</w:t>
+              <w:t xml:space="preserve">Interne + email (Resend); messaggi Comune-Fondazione nella pratica; manca verifica dominio</w:t>
             </w:r>
           </w:p>
         </w:tc>
@@ -16519,7 +17149,7 @@
                 <w:sz w:val="18"/>
                 <w:szCs w:val="18"/>
               </w:rPr>
-              <w:t xml:space="preserve">Export fascicolo (§11)</w:t>
+              <w:t xml:space="preserve">Audit (§10)</w:t>
             </w:r>
           </w:p>
         </w:tc>
@@ -16583,7 +17213,7 @@
                 <w:sz w:val="18"/>
                 <w:szCs w:val="18"/>
               </w:rPr>
-              <w:t xml:space="preserve">ZIP con documenti e riepiloghi</w:t>
+              <w:t xml:space="preserve">Scritto dal database, immutabile, pagina di consultazione</w:t>
             </w:r>
           </w:p>
         </w:tc>
@@ -16621,7 +17251,7 @@
                 <w:sz w:val="18"/>
                 <w:szCs w:val="18"/>
               </w:rPr>
-              <w:t xml:space="preserve">Calcolo crediti (Metodologia v1.2)</w:t>
+              <w:t xml:space="preserve">Export fascicolo (§11)</w:t>
             </w:r>
           </w:p>
         </w:tc>
@@ -16654,7 +17284,7 @@
                 <w:sz w:val="18"/>
                 <w:szCs w:val="18"/>
               </w:rPr>
-              <w:t xml:space="preserve">Parziale</w:t>
+              <w:t xml:space="preserve">Fatto</w:t>
             </w:r>
           </w:p>
         </w:tc>
@@ -16687,7 +17317,7 @@
                 <w:sz w:val="18"/>
                 <w:szCs w:val="18"/>
               </w:rPr>
-              <w:t xml:space="preserve">Motore formule 1-32, Tabelle 3-5, 8, 15, 16; import diretto del tracciato con aggregazione delle letture, blocco dei dati personali e controlli di coerenza; calcoli confermati immutabili con numero di registro; rapporto PDF; registro dei crediti (manca la parte prevista dallo Standard CWP)</w:t>
+              <w:t xml:space="preserve">ZIP con riepilogo PDF, documenti, validazione, consultazioni con allegati ed errata corrige, note, messaggi, pagamenti e audit con i nomi</w:t>
             </w:r>
           </w:p>
         </w:tc>
@@ -16724,6 +17354,211 @@
                 <w:sz w:val="18"/>
                 <w:szCs w:val="18"/>
               </w:rPr>
+              <w:t xml:space="preserve">Conservazione (§12)</w:t>
+            </w:r>
+          </w:p>
+        </w:tc>
+        <w:tc>
+          <w:tcPr>
+            <w:tcW w:type="dxa" w:w="1510"/>
+            <w:tcBorders>
+              <w:top w:val="single" w:color="D9D4C5" w:sz="4"/>
+              <w:left w:val="single" w:color="D9D4C5" w:sz="4"/>
+              <w:bottom w:val="single" w:color="D9D4C5" w:sz="4"/>
+              <w:right w:val="single" w:color="D9D4C5" w:sz="4"/>
+            </w:tcBorders>
+            <w:tcMar>
+              <w:top w:type="dxa" w:w="70"/>
+              <w:left w:type="dxa" w:w="110"/>
+              <w:bottom w:type="dxa" w:w="70"/>
+              <w:right w:type="dxa" w:w="110"/>
+            </w:tcMar>
+            <w:vAlign w:val="center"/>
+          </w:tcPr>
+          <w:p>
+            <w:pPr>
+              <w:spacing w:after="0" w:before="0"/>
+            </w:pPr>
+            <w:r>
+              <w:rPr>
+                <w:rFonts w:ascii="Arial" w:cs="Arial" w:eastAsia="Arial" w:hAnsi="Arial"/>
+                <w:color w:val="1B2118"/>
+                <w:sz w:val="18"/>
+                <w:szCs w:val="18"/>
+              </w:rPr>
+              <w:t xml:space="preserve">Fatto (parte tecnica)</w:t>
+            </w:r>
+          </w:p>
+        </w:tc>
+        <w:tc>
+          <w:tcPr>
+            <w:tcW w:type="dxa" w:w="5685"/>
+            <w:tcBorders>
+              <w:top w:val="single" w:color="D9D4C5" w:sz="4"/>
+              <w:left w:val="single" w:color="D9D4C5" w:sz="4"/>
+              <w:bottom w:val="single" w:color="D9D4C5" w:sz="4"/>
+              <w:right w:val="single" w:color="D9D4C5" w:sz="4"/>
+            </w:tcBorders>
+            <w:tcMar>
+              <w:top w:type="dxa" w:w="70"/>
+              <w:left w:type="dxa" w:w="110"/>
+              <w:bottom w:type="dxa" w:w="70"/>
+              <w:right w:type="dxa" w:w="110"/>
+            </w:tcMar>
+            <w:vAlign w:val="center"/>
+          </w:tcPr>
+          <w:p>
+            <w:pPr>
+              <w:spacing w:after="0" w:before="0"/>
+            </w:pPr>
+            <w:r>
+              <w:rPr>
+                <w:rFonts w:ascii="Arial" w:cs="Arial" w:eastAsia="Arial" w:hAnsi="Arial"/>
+                <w:color w:val="1B2118"/>
+                <w:sz w:val="18"/>
+                <w:szCs w:val="18"/>
+              </w:rPr>
+              <w:t xml:space="preserve">Nessuna cancellazione; data di conservazione a 10 anni; la procedura di cancellazione a fine periodo la definirà la Fondazione</w:t>
+            </w:r>
+          </w:p>
+        </w:tc>
+      </w:tr>
+      <w:tr>
+        <w:trPr>
+          <w:cantSplit/>
+        </w:trPr>
+        <w:tc>
+          <w:tcPr>
+            <w:tcW w:type="dxa" w:w="2443"/>
+            <w:tcBorders>
+              <w:top w:val="single" w:color="D9D4C5" w:sz="4"/>
+              <w:left w:val="single" w:color="D9D4C5" w:sz="4"/>
+              <w:bottom w:val="single" w:color="D9D4C5" w:sz="4"/>
+              <w:right w:val="single" w:color="D9D4C5" w:sz="4"/>
+            </w:tcBorders>
+            <w:shd w:fill="F6F4EE" w:color="auto" w:val="clear"/>
+            <w:tcMar>
+              <w:top w:type="dxa" w:w="70"/>
+              <w:left w:type="dxa" w:w="110"/>
+              <w:bottom w:type="dxa" w:w="70"/>
+              <w:right w:type="dxa" w:w="110"/>
+            </w:tcMar>
+            <w:vAlign w:val="center"/>
+          </w:tcPr>
+          <w:p>
+            <w:pPr>
+              <w:spacing w:after="0" w:before="0"/>
+            </w:pPr>
+            <w:r>
+              <w:rPr>
+                <w:rFonts w:ascii="Arial" w:cs="Arial" w:eastAsia="Arial" w:hAnsi="Arial"/>
+                <w:color w:val="1B2118"/>
+                <w:sz w:val="18"/>
+                <w:szCs w:val="18"/>
+              </w:rPr>
+              <w:t xml:space="preserve">Calcolo crediti (Metodologia v1.2)</w:t>
+            </w:r>
+          </w:p>
+        </w:tc>
+        <w:tc>
+          <w:tcPr>
+            <w:tcW w:type="dxa" w:w="1510"/>
+            <w:tcBorders>
+              <w:top w:val="single" w:color="D9D4C5" w:sz="4"/>
+              <w:left w:val="single" w:color="D9D4C5" w:sz="4"/>
+              <w:bottom w:val="single" w:color="D9D4C5" w:sz="4"/>
+              <w:right w:val="single" w:color="D9D4C5" w:sz="4"/>
+            </w:tcBorders>
+            <w:shd w:fill="F6F4EE" w:color="auto" w:val="clear"/>
+            <w:tcMar>
+              <w:top w:type="dxa" w:w="70"/>
+              <w:left w:type="dxa" w:w="110"/>
+              <w:bottom w:type="dxa" w:w="70"/>
+              <w:right w:type="dxa" w:w="110"/>
+            </w:tcMar>
+            <w:vAlign w:val="center"/>
+          </w:tcPr>
+          <w:p>
+            <w:pPr>
+              <w:spacing w:after="0" w:before="0"/>
+            </w:pPr>
+            <w:r>
+              <w:rPr>
+                <w:rFonts w:ascii="Arial" w:cs="Arial" w:eastAsia="Arial" w:hAnsi="Arial"/>
+                <w:color w:val="1B2118"/>
+                <w:sz w:val="18"/>
+                <w:szCs w:val="18"/>
+              </w:rPr>
+              <w:t xml:space="preserve">Parziale</w:t>
+            </w:r>
+          </w:p>
+        </w:tc>
+        <w:tc>
+          <w:tcPr>
+            <w:tcW w:type="dxa" w:w="5685"/>
+            <w:tcBorders>
+              <w:top w:val="single" w:color="D9D4C5" w:sz="4"/>
+              <w:left w:val="single" w:color="D9D4C5" w:sz="4"/>
+              <w:bottom w:val="single" w:color="D9D4C5" w:sz="4"/>
+              <w:right w:val="single" w:color="D9D4C5" w:sz="4"/>
+            </w:tcBorders>
+            <w:shd w:fill="F6F4EE" w:color="auto" w:val="clear"/>
+            <w:tcMar>
+              <w:top w:type="dxa" w:w="70"/>
+              <w:left w:type="dxa" w:w="110"/>
+              <w:bottom w:type="dxa" w:w="70"/>
+              <w:right w:type="dxa" w:w="110"/>
+            </w:tcMar>
+            <w:vAlign w:val="center"/>
+          </w:tcPr>
+          <w:p>
+            <w:pPr>
+              <w:spacing w:after="0" w:before="0"/>
+            </w:pPr>
+            <w:r>
+              <w:rPr>
+                <w:rFonts w:ascii="Arial" w:cs="Arial" w:eastAsia="Arial" w:hAnsi="Arial"/>
+                <w:color w:val="1B2118"/>
+                <w:sz w:val="18"/>
+                <w:szCs w:val="18"/>
+              </w:rPr>
+              <w:t xml:space="preserve">Motore formule 1-32, Tabelle 3-5, 8, 15, 16; import diretto del tracciato con aggregazione delle letture, blocco dei dati personali e controlli di coerenza; calcoli confermati immutabili con numero di registro; rapporto PDF; registro dei crediti (manca la parte prevista dallo Standard CWP)</w:t>
+            </w:r>
+          </w:p>
+        </w:tc>
+      </w:tr>
+      <w:tr>
+        <w:trPr>
+          <w:cantSplit/>
+        </w:trPr>
+        <w:tc>
+          <w:tcPr>
+            <w:tcW w:type="dxa" w:w="2443"/>
+            <w:tcBorders>
+              <w:top w:val="single" w:color="D9D4C5" w:sz="4"/>
+              <w:left w:val="single" w:color="D9D4C5" w:sz="4"/>
+              <w:bottom w:val="single" w:color="D9D4C5" w:sz="4"/>
+              <w:right w:val="single" w:color="D9D4C5" w:sz="4"/>
+            </w:tcBorders>
+            <w:tcMar>
+              <w:top w:type="dxa" w:w="70"/>
+              <w:left w:type="dxa" w:w="110"/>
+              <w:bottom w:type="dxa" w:w="70"/>
+              <w:right w:type="dxa" w:w="110"/>
+            </w:tcMar>
+            <w:vAlign w:val="center"/>
+          </w:tcPr>
+          <w:p>
+            <w:pPr>
+              <w:spacing w:after="0" w:before="0"/>
+            </w:pPr>
+            <w:r>
+              <w:rPr>
+                <w:rFonts w:ascii="Arial" w:cs="Arial" w:eastAsia="Arial" w:hAnsi="Arial"/>
+                <w:color w:val="1B2118"/>
+                <w:sz w:val="18"/>
+                <w:szCs w:val="18"/>
+              </w:rPr>
               <w:t xml:space="preserve">Amministrazione</w:t>
             </w:r>
           </w:p>
@@ -16788,7 +17623,7 @@
                 <w:sz w:val="18"/>
                 <w:szCs w:val="18"/>
               </w:rPr>
-              <w:t xml:space="preserve">Utenti, audit, impostazioni: durata fasi, Enti di Validazione, modelli di documento</w:t>
+              <w:t xml:space="preserve">Utenti, audit, impostazioni: durata fasi, documenti richiesti, modelli di documento</w:t>
             </w:r>
           </w:p>
         </w:tc>
@@ -17614,6 +18449,128 @@
           <w:szCs w:val="25"/>
         </w:rPr>
         <w:t xml:space="preserve">18 ottobre 2026</w:t>
+      </w:r>
+    </w:p>
+    <w:p>
+      <w:pPr>
+        <w:pStyle w:val="ListParagraph"/>
+        <w:numPr>
+          <w:ilvl w:val="0"/>
+          <w:numId w:val="3"/>
+        </w:numPr>
+        <w:spacing w:after="70" w:line="290"/>
+      </w:pPr>
+      <w:r>
+        <w:rPr>
+          <w:rFonts w:ascii="Arial" w:cs="Arial" w:eastAsia="Arial" w:hAnsi="Arial"/>
+          <w:b/>
+          <w:bCs/>
+          <w:color w:val="1B2118"/>
+          <w:sz w:val="21"/>
+          <w:szCs w:val="21"/>
+        </w:rPr>
+        <w:t xml:space="preserve">Completamento funzionale dal confronto con i requisiti (punto 34)</w:t>
+      </w:r>
+      <w:r>
+        <w:rPr>
+          <w:rFonts w:ascii="Arial" w:cs="Arial" w:eastAsia="Arial" w:hAnsi="Arial"/>
+          <w:color w:val="1B2118"/>
+          <w:sz w:val="21"/>
+          <w:szCs w:val="21"/>
+        </w:rPr>
+        <w:t xml:space="preserve"> — script </w:t>
+      </w:r>
+      <w:r>
+        <w:rPr>
+          <w:rFonts w:ascii="Consolas" w:cs="Consolas" w:eastAsia="Consolas" w:hAnsi="Consolas"/>
+          <w:color w:val="2F5D3A"/>
+          <w:sz w:val="21"/>
+          <w:szCs w:val="21"/>
+        </w:rPr>
+        <w:t xml:space="preserve">21_completamento_funzionale.sql</w:t>
+      </w:r>
+      <w:r>
+        <w:rPr>
+          <w:rFonts w:ascii="Arial" w:cs="Arial" w:eastAsia="Arial" w:hAnsi="Arial"/>
+          <w:color w:val="1B2118"/>
+          <w:sz w:val="21"/>
+          <w:szCs w:val="21"/>
+        </w:rPr>
+        <w:t xml:space="preserve"> (provato sul banco locale, eseguito e verificato in produzione), funzione </w:t>
+      </w:r>
+      <w:r>
+        <w:rPr>
+          <w:rFonts w:ascii="Consolas" w:cs="Consolas" w:eastAsia="Consolas" w:hAnsi="Consolas"/>
+          <w:color w:val="2F5D3A"/>
+          <w:sz w:val="21"/>
+          <w:szCs w:val="21"/>
+        </w:rPr>
+        <w:t xml:space="preserve">consultazione-pubblica</w:t>
+      </w:r>
+      <w:r>
+        <w:rPr>
+          <w:rFonts w:ascii="Arial" w:cs="Arial" w:eastAsia="Arial" w:hAnsi="Arial"/>
+          <w:color w:val="1B2118"/>
+          <w:sz w:val="21"/>
+          <w:szCs w:val="21"/>
+        </w:rPr>
+        <w:t xml:space="preserve"> ripubblicata, portale. Novità: Rapporti di Monitoraggio con 4 fasi e durate proprie; documenti richiesti per fase con indicatore presente / manca (il Comune sceglie la tipologia quando carica); pagina </w:t>
+      </w:r>
+      <w:r>
+        <w:rPr>
+          <w:rFonts w:ascii="Arial" w:cs="Arial" w:eastAsia="Arial" w:hAnsi="Arial"/>
+          <w:b/>
+          <w:bCs/>
+          <w:color w:val="1B2118"/>
+          <w:sz w:val="21"/>
+          <w:szCs w:val="21"/>
+        </w:rPr>
+        <w:t xml:space="preserve">Anagrafiche</w:t>
+      </w:r>
+      <w:r>
+        <w:rPr>
+          <w:rFonts w:ascii="Arial" w:cs="Arial" w:eastAsia="Arial" w:hAnsi="Arial"/>
+          <w:color w:val="1B2118"/>
+          <w:sz w:val="21"/>
+          <w:szCs w:val="21"/>
+        </w:rPr>
+        <w:t xml:space="preserve"> per Operatori e Admin (Organizzazioni con dati fiscali e pratiche, Enti di Validazione con le pratiche assegnate); consultazione aperta e chiusa da funzioni del database, documento pubblicato e bloccato fino alla chiusura, osservazioni numerate, motivazione della non pubblicazione scritta dal moderatore, notifica al Comune per le osservazioni ammesse; conservazione per 10 anni (nessuna cancellazione, data di conservazione sulle pratiche chiuse o annullate); il Comune carica solo nelle fasi aperte; operatore mostrato nei pagamenti; notifica di apertura della fase 1; fascicolo con riepilogo PDF, cartella Validazione, contratto del Progetto nei Rapporti, tutte le consultazioni con errata corrige e allegati, note di fase, messaggi, nomi nello storico. Le Impostazioni sono state divise in componenti (</w:t>
+      </w:r>
+      <w:r>
+        <w:rPr>
+          <w:rFonts w:ascii="Consolas" w:cs="Consolas" w:eastAsia="Consolas" w:hAnsi="Consolas"/>
+          <w:color w:val="2F5D3A"/>
+          <w:sz w:val="21"/>
+          <w:szCs w:val="21"/>
+        </w:rPr>
+        <w:t xml:space="preserve">DurateFasi</w:t>
+      </w:r>
+      <w:r>
+        <w:rPr>
+          <w:rFonts w:ascii="Arial" w:cs="Arial" w:eastAsia="Arial" w:hAnsi="Arial"/>
+          <w:color w:val="1B2118"/>
+          <w:sz w:val="21"/>
+          <w:szCs w:val="21"/>
+        </w:rPr>
+        <w:t xml:space="preserve">, </w:t>
+      </w:r>
+      <w:r>
+        <w:rPr>
+          <w:rFonts w:ascii="Consolas" w:cs="Consolas" w:eastAsia="Consolas" w:hAnsi="Consolas"/>
+          <w:color w:val="2F5D3A"/>
+          <w:sz w:val="21"/>
+          <w:szCs w:val="21"/>
+        </w:rPr>
+        <w:t xml:space="preserve">DocumentiRichiesti</w:t>
+      </w:r>
+      <w:r>
+        <w:rPr>
+          <w:rFonts w:ascii="Arial" w:cs="Arial" w:eastAsia="Arial" w:hAnsi="Arial"/>
+          <w:color w:val="1B2118"/>
+          <w:sz w:val="21"/>
+          <w:szCs w:val="21"/>
+        </w:rPr>
+        <w:t xml:space="preserve">).</w:t>
       </w:r>
     </w:p>
     <w:p>
@@ -21221,7 +22178,7 @@
               </w:rPr>
               <w:t xml:space="preserve">Claude Doc: </w:t>
             </w:r>
-            <w:hyperlink w:history="1" r:id="rIdndc44vv_3e3f2_66mezcv">
+            <w:hyperlink w:history="1" r:id="rIdbaoa-2gl84tr0lw2ie9w_">
               <w:r>
                 <w:rPr>
                   <w:rFonts w:ascii="Arial" w:cs="Arial" w:eastAsia="Arial" w:hAnsi="Arial"/>
@@ -21568,7 +22525,7 @@
               </w:rPr>
               <w:t xml:space="preserve">Claude Doc: </w:t>
             </w:r>
-            <w:hyperlink w:history="1" r:id="rIdqaxcyk9vozky4hxwkczm5">
+            <w:hyperlink w:history="1" r:id="rIdu0k1uvp-kpt50cpn8i4su">
               <w:r>
                 <w:rPr>
                   <w:rFonts w:ascii="Arial" w:cs="Arial" w:eastAsia="Arial" w:hAnsi="Arial"/>
@@ -22172,7 +23129,7 @@
               </w:rPr>
               <w:t xml:space="preserve">Claude Doc: </w:t>
             </w:r>
-            <w:hyperlink w:history="1" r:id="rIdeki15ndobmeot6-mxdila">
+            <w:hyperlink w:history="1" r:id="rIddmnip8a4fhcfbbud8bspw">
               <w:r>
                 <w:rPr>
                   <w:rFonts w:ascii="Arial" w:cs="Arial" w:eastAsia="Arial" w:hAnsi="Arial"/>
@@ -22743,7 +23700,7 @@
             <w:pPr>
               <w:spacing w:after="0" w:before="0"/>
             </w:pPr>
-            <w:hyperlink w:history="1" r:id="rIdpbyu2afkj3emoegjk7zzm">
+            <w:hyperlink w:history="1" r:id="rIdugbyxolftvsclgbrjap8o">
               <w:r>
                 <w:rPr>
                   <w:rFonts w:ascii="Arial" w:cs="Arial" w:eastAsia="Arial" w:hAnsi="Arial"/>
@@ -23333,6 +24290,63 @@
           <w:sz w:val="21"/>
           <w:szCs w:val="21"/>
         </w:rPr>
+        <w:t xml:space="preserve">18/10 — Rapporti di Monitoraggio: percorso di 4 fasi senza consultazione (Caricamento del rapporto, Verifica documentale, Validazione e verifica, Chiusura); si creano in qualsiasi momento mentre il Progetto è attivo.</w:t>
+      </w:r>
+    </w:p>
+    <w:p>
+      <w:pPr>
+        <w:pStyle w:val="ListParagraph"/>
+        <w:numPr>
+          <w:ilvl w:val="0"/>
+          <w:numId w:val="3"/>
+        </w:numPr>
+        <w:spacing w:after="70" w:line="290"/>
+      </w:pPr>
+      <w:r>
+        <w:rPr>
+          <w:rFonts w:ascii="Arial" w:cs="Arial" w:eastAsia="Arial" w:hAnsi="Arial"/>
+          <w:color w:val="1B2118"/>
+          <w:sz w:val="21"/>
+          <w:szCs w:val="21"/>
+        </w:rPr>
+        <w:t xml:space="preserve">18/10 — La pratica la chiude sempre lo staff a mano (la chiusura della fase finale non la chiude).</w:t>
+      </w:r>
+    </w:p>
+    <w:p>
+      <w:pPr>
+        <w:pStyle w:val="ListParagraph"/>
+        <w:numPr>
+          <w:ilvl w:val="0"/>
+          <w:numId w:val="3"/>
+        </w:numPr>
+        <w:spacing w:after="70" w:line="290"/>
+      </w:pPr>
+      <w:r>
+        <w:rPr>
+          <w:rFonts w:ascii="Arial" w:cs="Arial" w:eastAsia="Arial" w:hAnsi="Arial"/>
+          <w:color w:val="1B2118"/>
+          <w:sz w:val="21"/>
+          <w:szCs w:val="21"/>
+        </w:rPr>
+        <w:t xml:space="preserve">18/10 — Documenti richiesti per fase: elenco configurabile dall'Admin, solo indicatore (non blocca la chiusura della fase).</w:t>
+      </w:r>
+    </w:p>
+    <w:p>
+      <w:pPr>
+        <w:pStyle w:val="ListParagraph"/>
+        <w:numPr>
+          <w:ilvl w:val="0"/>
+          <w:numId w:val="3"/>
+        </w:numPr>
+        <w:spacing w:after="70" w:line="290"/>
+      </w:pPr>
+      <w:r>
+        <w:rPr>
+          <w:rFonts w:ascii="Arial" w:cs="Arial" w:eastAsia="Arial" w:hAnsi="Arial"/>
+          <w:color w:val="1B2118"/>
+          <w:sz w:val="21"/>
+          <w:szCs w:val="21"/>
+        </w:rPr>
         <w:t xml:space="preserve">18/10 — Audit: resta leggibile dal database da tutto lo staff (serve alla cronologia nel fascicolo esportato dagli Operatori); la pagina Audit resta solo per gli Amministratori.</w:t>
       </w:r>
     </w:p>
@@ -25465,6 +26479,63 @@
           <w:szCs w:val="20"/>
         </w:rPr>
         <w:t xml:space="preserve"> — decisione di Luca del 18/10: resta così (capitolo Decisioni).</w:t>
+      </w:r>
+    </w:p>
+    <w:p>
+      <w:pPr>
+        <w:spacing w:after="140" w:line="300"/>
+      </w:pPr>
+      <w:r>
+        <w:rPr>
+          <w:rFonts w:ascii="Arial" w:cs="Arial" w:eastAsia="Arial" w:hAnsi="Arial"/>
+          <w:b/>
+          <w:bCs/>
+          <w:color w:val="1B2118"/>
+          <w:sz w:val="21"/>
+          <w:szCs w:val="21"/>
+        </w:rPr>
+        <w:t xml:space="preserve">Completamento funzionale — confronto con i requisiti del 15/09 (18/10)</w:t>
+      </w:r>
+    </w:p>
+    <w:p>
+      <w:pPr>
+        <w:pStyle w:val="ListParagraph"/>
+        <w:numPr>
+          <w:ilvl w:val="0"/>
+          <w:numId w:val="3"/>
+        </w:numPr>
+        <w:spacing w:after="70" w:line="290"/>
+      </w:pPr>
+      <w:r>
+        <w:rPr>
+          <w:rFonts w:ascii="Arial" w:cs="Arial" w:eastAsia="Arial" w:hAnsi="Arial"/>
+          <w:b/>
+          <w:bCs/>
+          <w:strike/>
+          <w:color w:val="5A5E54"/>
+          <w:sz w:val="21"/>
+          <w:szCs w:val="21"/>
+        </w:rPr>
+        <w:t xml:space="preserve">34.</w:t>
+      </w:r>
+      <w:r>
+        <w:rPr>
+          <w:rFonts w:ascii="Arial" w:cs="Arial" w:eastAsia="Arial" w:hAnsi="Arial"/>
+          <w:strike/>
+          <w:color w:val="5A5E54"/>
+          <w:sz w:val="21"/>
+          <w:szCs w:val="21"/>
+        </w:rPr>
+        <w:t xml:space="preserve"> Parti dei requisiti mancanti o incomplete</w:t>
+      </w:r>
+      <w:r>
+        <w:rPr>
+          <w:rFonts w:ascii="Arial" w:cs="Arial" w:eastAsia="Arial" w:hAnsi="Arial"/>
+          <w:color w:val="1B2118"/>
+          <w:sz w:val="21"/>
+          <w:szCs w:val="21"/>
+        </w:rPr>
+        <w:t xml:space="preserve"> — fatto il 18/10 (script 21): Rapporti con percorso proprio, documenti richiesti per fase, censimento di Organizzazioni ed Enti da parte degli Operatori con i Progetti associati, blocco del documento in consultazione, numero e motivazione delle osservazioni, conservazione per 10 anni, caricamenti solo nelle fasi aperte, fascicolo completo con riepilogo PDF. Restano fuori, per scelta o perché dipendono da altri: la regola «una sola utenza per Organizzazione» (non vincolante, decisione del 18/10), la procedura di cancellazione a fine conservazione (la definirà la Fondazione), le regole del registro dei crediti (punto 7).</w:t>
       </w:r>
     </w:p>
     <w:p>
@@ -32905,7 +33976,7 @@
           <w:sz w:val="21"/>
           <w:szCs w:val="21"/>
         </w:rPr>
-        <w:t xml:space="preserve">: 86 file, 19.430 righe in tutto.</w:t>
+        <w:t xml:space="preserve">: 91 file, 20.947 righe in tutto.</w:t>
       </w:r>
     </w:p>
     <w:p>
@@ -33116,7 +34187,7 @@
                 <w:sz w:val="18"/>
                 <w:szCs w:val="18"/>
               </w:rPr>
-              <w:t xml:space="preserve">204</w:t>
+              <w:t xml:space="preserve">214</w:t>
             </w:r>
           </w:p>
         </w:tc>
@@ -33439,7 +34510,7 @@
                 <w:sz w:val="18"/>
                 <w:szCs w:val="18"/>
               </w:rPr>
-              <w:t xml:space="preserve">src/pages/AreaCliente.jsx</w:t>
+              <w:t xml:space="preserve">src/pages/Anagrafiche.jsx</w:t>
             </w:r>
           </w:p>
         </w:tc>
@@ -33471,7 +34542,7 @@
                 <w:sz w:val="18"/>
                 <w:szCs w:val="18"/>
               </w:rPr>
-              <w:t xml:space="preserve">138</w:t>
+              <w:t xml:space="preserve">179</w:t>
             </w:r>
           </w:p>
         </w:tc>
@@ -33503,7 +34574,7 @@
                 <w:sz w:val="18"/>
                 <w:szCs w:val="18"/>
               </w:rPr>
-              <w:t xml:space="preserve">il Comune/azienda vede l'elenco dei propri Progetti (schede compatte con stato) e, sotto, il dettaglio della pratica selezionata: fasi, documenti, integrazioni, messaggi. Link al Manuale Utente in PDF.</w:t>
+              <w:t xml:space="preserve">censimento di Organizzazioni ed Enti di Validazione (requisiti §3: l'Operatore «censisce Organizzazioni ed Enti di Validazione»). - Organizzazioni: elenco con ricerca, dati essenziali (tipo, codice fiscale, partita IVA, PEC,…</w:t>
             </w:r>
           </w:p>
         </w:tc>
@@ -33541,7 +34612,7 @@
                 <w:sz w:val="18"/>
                 <w:szCs w:val="18"/>
               </w:rPr>
-              <w:t xml:space="preserve">src/pages/Audit.jsx</w:t>
+              <w:t xml:space="preserve">src/pages/AreaCliente.jsx</w:t>
             </w:r>
           </w:p>
         </w:tc>
@@ -33574,7 +34645,7 @@
                 <w:sz w:val="18"/>
                 <w:szCs w:val="18"/>
               </w:rPr>
-              <w:t xml:space="preserve">143</w:t>
+              <w:t xml:space="preserve">138</w:t>
             </w:r>
           </w:p>
         </w:tc>
@@ -33607,7 +34678,7 @@
                 <w:sz w:val="18"/>
                 <w:szCs w:val="18"/>
               </w:rPr>
-              <w:t xml:space="preserve">tabella degli eventi registrati (data, utente, operazione, pratica, passaggio di stato, motivazione), con ricerca testuale e pulsante per caricare eventi meno recenti (requisiti §10).</w:t>
+              <w:t xml:space="preserve">il Comune/azienda vede l'elenco dei propri Progetti (schede compatte con stato) e, sotto, il dettaglio della pratica selezionata: fasi, documenti, integrazioni, messaggi. Link al Manuale Utente in PDF.</w:t>
             </w:r>
           </w:p>
         </w:tc>
@@ -33644,7 +34715,7 @@
                 <w:sz w:val="18"/>
                 <w:szCs w:val="18"/>
               </w:rPr>
-              <w:t xml:space="preserve">src/pages/BackOffice.jsx</w:t>
+              <w:t xml:space="preserve">src/pages/Audit.jsx</w:t>
             </w:r>
           </w:p>
         </w:tc>
@@ -33676,7 +34747,7 @@
                 <w:sz w:val="18"/>
                 <w:szCs w:val="18"/>
               </w:rPr>
-              <w:t xml:space="preserve">221</w:t>
+              <w:t xml:space="preserve">143</w:t>
             </w:r>
           </w:p>
         </w:tc>
@@ -33708,7 +34779,7 @@
                 <w:sz w:val="18"/>
                 <w:szCs w:val="18"/>
               </w:rPr>
-              <w:t xml:space="preserve">a sinistra l'elenco dei Progetti (con ricerca oltre 4 voci), a destra il dettaglio della pratica scelta con le 7 fasi, documenti, integrazioni, consultazione, pagamenti, rapporti. Pulsante «+ Nuovo progetto» per registrare un…</w:t>
+              <w:t xml:space="preserve">tabella degli eventi registrati (data, utente, operazione, pratica, passaggio di stato, motivazione), con ricerca testuale e pulsante per caricare eventi meno recenti (requisiti §10).</w:t>
             </w:r>
           </w:p>
         </w:tc>
@@ -33746,7 +34817,7 @@
                 <w:sz w:val="18"/>
                 <w:szCs w:val="18"/>
               </w:rPr>
-              <w:t xml:space="preserve">src/pages/CalcoloCrediti.jsx</w:t>
+              <w:t xml:space="preserve">src/pages/BackOffice.jsx</w:t>
             </w:r>
           </w:p>
         </w:tc>
@@ -33779,7 +34850,7 @@
                 <w:sz w:val="18"/>
                 <w:szCs w:val="18"/>
               </w:rPr>
-              <w:t xml:space="preserve">1371</w:t>
+              <w:t xml:space="preserve">221</w:t>
             </w:r>
           </w:p>
         </w:tc>
@@ -33812,7 +34883,7 @@
                 <w:sz w:val="18"/>
                 <w:szCs w:val="18"/>
               </w:rPr>
-              <w:t xml:space="preserve">editor di un calcolo dei crediti di CO₂eq secondo la Metodologia CWP v1.2, a passi (menu a sinistra): import del tracciato dati, impostazioni, rifiuti del territorio, delibera tariffaria, fattori di emissione, Banca Dati Utenze,…</w:t>
+              <w:t xml:space="preserve">a sinistra l'elenco dei Progetti (con ricerca oltre 4 voci), a destra il dettaglio della pratica scelta con le sue fasi, documenti, integrazioni, consultazione, pagamenti, rapporti. Pulsante «+ Nuovo progetto» per registrare un…</w:t>
             </w:r>
           </w:p>
         </w:tc>
@@ -33849,7 +34920,7 @@
                 <w:sz w:val="18"/>
                 <w:szCs w:val="18"/>
               </w:rPr>
-              <w:t xml:space="preserve">src/pages/CambiaPassword.jsx</w:t>
+              <w:t xml:space="preserve">src/pages/CalcoloCrediti.jsx</w:t>
             </w:r>
           </w:p>
         </w:tc>
@@ -33881,7 +34952,7 @@
                 <w:sz w:val="18"/>
                 <w:szCs w:val="18"/>
               </w:rPr>
-              <w:t xml:space="preserve">163</w:t>
+              <w:t xml:space="preserve">1371</w:t>
             </w:r>
           </w:p>
         </w:tc>
@@ -33913,7 +34984,7 @@
                 <w:sz w:val="18"/>
                 <w:szCs w:val="18"/>
               </w:rPr>
-              <w:t xml:space="preserve">scegliere una nuova password, con le regole di src/lib/password.js. - "obbligatorio": primo accesso con password temporanea (o reimpostata dall'Amministratore): finché non la cambia l'utente non entra; - "volontario": l'utente…</w:t>
+              <w:t xml:space="preserve">editor di un calcolo dei crediti di CO₂eq secondo la Metodologia CWP v1.2, a passi (menu a sinistra): import del tracciato dati, impostazioni, rifiuti del territorio, delibera tariffaria, fattori di emissione, Banca Dati Utenze,…</w:t>
             </w:r>
           </w:p>
         </w:tc>
@@ -33951,7 +35022,7 @@
                 <w:sz w:val="18"/>
                 <w:szCs w:val="18"/>
               </w:rPr>
-              <w:t xml:space="preserve">src/pages/ConsultazioniPubbliche.jsx</w:t>
+              <w:t xml:space="preserve">src/pages/CambiaPassword.jsx</w:t>
             </w:r>
           </w:p>
         </w:tc>
@@ -33984,7 +35055,7 @@
                 <w:sz w:val="18"/>
                 <w:szCs w:val="18"/>
               </w:rPr>
-              <w:t xml:space="preserve">325</w:t>
+              <w:t xml:space="preserve">163</w:t>
             </w:r>
           </w:p>
         </w:tc>
@@ -34017,7 +35088,7 @@
                 <w:sz w:val="18"/>
                 <w:szCs w:val="18"/>
               </w:rPr>
-              <w:t xml:space="preserve">permettere a chiunque di leggere il Progetto in consultazione per 30 giorni e inviare osservazioni, che Fondazione Operate modera e a cui il Comune risponde (la moderazione avviene nel back-office, componente Consultazione).</w:t>
+              <w:t xml:space="preserve">scegliere una nuova password, con le regole di src/lib/password.js. - "obbligatorio": primo accesso con password temporanea (o reimpostata dall'Amministratore): finché non la cambia l'utente non entra; - "volontario": l'utente…</w:t>
             </w:r>
           </w:p>
         </w:tc>
@@ -34054,7 +35125,7 @@
                 <w:sz w:val="18"/>
                 <w:szCs w:val="18"/>
               </w:rPr>
-              <w:t xml:space="preserve">src/pages/Crediti.jsx</w:t>
+              <w:t xml:space="preserve">src/pages/ConsultazioniPubbliche.jsx</w:t>
             </w:r>
           </w:p>
         </w:tc>
@@ -34086,7 +35157,7 @@
                 <w:sz w:val="18"/>
                 <w:szCs w:val="18"/>
               </w:rPr>
-              <w:t xml:space="preserve">230</w:t>
+              <w:t xml:space="preserve">326</w:t>
             </w:r>
           </w:p>
         </w:tc>
@@ -34118,7 +35189,7 @@
                 <w:sz w:val="18"/>
                 <w:szCs w:val="18"/>
               </w:rPr>
-              <w:t xml:space="preserve">sezione del calcolo dei crediti di CO₂eq (Metodologia Carbon WastePrint® v1.2). Due viste: - «Calcoli»: elenco di tutti i calcoli (titolo, pratica, anno e tipo, crediti netti, stato bozza/confermato) e modulo «+ Nuovo calcolo»…</w:t>
+              <w:t xml:space="preserve">permettere a chiunque di leggere il Progetto in consultazione per 30 giorni e inviare osservazioni, che Fondazione Operate modera e a cui il Comune risponde (la moderazione avviene nel back-office, componente Consultazione).</w:t>
             </w:r>
           </w:p>
         </w:tc>
@@ -34156,7 +35227,7 @@
                 <w:sz w:val="18"/>
                 <w:szCs w:val="18"/>
               </w:rPr>
-              <w:t xml:space="preserve">src/pages/Cruscotto.jsx</w:t>
+              <w:t xml:space="preserve">src/pages/Crediti.jsx</w:t>
             </w:r>
           </w:p>
         </w:tc>
@@ -34189,7 +35260,7 @@
                 <w:sz w:val="18"/>
                 <w:szCs w:val="18"/>
               </w:rPr>
-              <w:t xml:space="preserve">268</w:t>
+              <w:t xml:space="preserve">230</w:t>
             </w:r>
           </w:p>
         </w:tc>
@@ -34222,7 +35293,7 @@
                 <w:sz w:val="18"/>
                 <w:szCs w:val="18"/>
               </w:rPr>
-              <w:t xml:space="preserve">(requisiti §8) riquadri di sintesi cliccabili (pratiche in corso, in scadenza, scadute, in attesa del Cliente, integrazioni da verificare, consultazioni attive) e tabella di tutte le pratiche, Progetti e Rapporti, con ricerca e…</w:t>
+              <w:t xml:space="preserve">sezione del calcolo dei crediti di CO₂eq (Metodologia Carbon WastePrint® v1.2). Due viste: - «Calcoli»: elenco di tutti i calcoli (titolo, pratica, anno e tipo, crediti netti, stato bozza/confermato) e modulo «+ Nuovo calcolo»…</w:t>
             </w:r>
           </w:p>
         </w:tc>
@@ -34259,7 +35330,7 @@
                 <w:sz w:val="18"/>
                 <w:szCs w:val="18"/>
               </w:rPr>
-              <w:t xml:space="preserve">src/pages/Documentazione.jsx</w:t>
+              <w:t xml:space="preserve">src/pages/Cruscotto.jsx</w:t>
             </w:r>
           </w:p>
         </w:tc>
@@ -34291,7 +35362,7 @@
                 <w:sz w:val="18"/>
                 <w:szCs w:val="18"/>
               </w:rPr>
-              <w:t xml:space="preserve">137</w:t>
+              <w:t xml:space="preserve">268</w:t>
             </w:r>
           </w:p>
         </w:tc>
@@ -34323,7 +35394,7 @@
                 <w:sz w:val="18"/>
                 <w:szCs w:val="18"/>
               </w:rPr>
-              <w:t xml:space="preserve">elenco dei documenti del portale da aprire in PDF o scaricare in Word, ciascuno con la revisione più recente e la sua data. - Manuale Utente: per tutti i ruoli (in PDF; il Word solo agli Amministratori). - Manuale…</w:t>
+              <w:t xml:space="preserve">(requisiti §8) riquadri di sintesi cliccabili (pratiche in corso, in scadenza, scadute, in attesa del Cliente, integrazioni da verificare, consultazioni attive) e tabella di tutte le pratiche, Progetti e Rapporti, con ricerca e…</w:t>
             </w:r>
           </w:p>
         </w:tc>
@@ -34361,7 +35432,7 @@
                 <w:sz w:val="18"/>
                 <w:szCs w:val="18"/>
               </w:rPr>
-              <w:t xml:space="preserve">src/pages/FormatoDati.jsx</w:t>
+              <w:t xml:space="preserve">src/pages/Documentazione.jsx</w:t>
             </w:r>
           </w:p>
         </w:tc>
@@ -34394,7 +35465,7 @@
                 <w:sz w:val="18"/>
                 <w:szCs w:val="18"/>
               </w:rPr>
-              <w:t xml:space="preserve">136</w:t>
+              <w:t xml:space="preserve">137</w:t>
             </w:r>
           </w:p>
         </w:tc>
@@ -34427,7 +35498,7 @@
                 <w:sz w:val="18"/>
                 <w:szCs w:val="18"/>
               </w:rPr>
-              <w:t xml:space="preserve">spiega lo standard dei dati da inviare per il calcolo dei crediti e permette di scaricare il tracciato Excel. Il link si può mandare a Comuni e gestori anche senza credenziali. Contiene: elenco dei fogli del tracciato,…</w:t>
+              <w:t xml:space="preserve">elenco dei documenti del portale da aprire in PDF o scaricare in Word, ciascuno con la revisione più recente e la sua data. - Manuale Utente: per tutti i ruoli (in PDF; il Word solo agli Amministratori). - Manuale…</w:t>
             </w:r>
           </w:p>
         </w:tc>
@@ -34464,7 +35535,7 @@
                 <w:sz w:val="18"/>
                 <w:szCs w:val="18"/>
               </w:rPr>
-              <w:t xml:space="preserve">src/pages/GestioneUtenti.jsx</w:t>
+              <w:t xml:space="preserve">src/pages/FormatoDati.jsx</w:t>
             </w:r>
           </w:p>
         </w:tc>
@@ -34496,7 +35567,7 @@
                 <w:sz w:val="18"/>
                 <w:szCs w:val="18"/>
               </w:rPr>
-              <w:t xml:space="preserve">603</w:t>
+              <w:t xml:space="preserve">136</w:t>
             </w:r>
           </w:p>
         </w:tc>
@@ -34528,7 +35599,7 @@
                 <w:sz w:val="18"/>
                 <w:szCs w:val="18"/>
               </w:rPr>
-              <w:t xml:space="preserve">elenco di tutti gli utenti (nome, email, organizzazioni, ruolo, stato) con, per ciascuno: modifica di ruolo e organizzazioni, reimpostazione della password temporanea, disattivazione/riattivazione. Pulsante «+ Nuovo utente» per…</w:t>
+              <w:t xml:space="preserve">spiega lo standard dei dati da inviare per il calcolo dei crediti e permette di scaricare il tracciato Excel. Il link si può mandare a Comuni e gestori anche senza credenziali. Contiene: elenco dei fogli del tracciato,…</w:t>
             </w:r>
           </w:p>
         </w:tc>
@@ -34566,7 +35637,7 @@
                 <w:sz w:val="18"/>
                 <w:szCs w:val="18"/>
               </w:rPr>
-              <w:t xml:space="preserve">src/pages/Impostazioni.jsx</w:t>
+              <w:t xml:space="preserve">src/pages/GestioneUtenti.jsx</w:t>
             </w:r>
           </w:p>
         </w:tc>
@@ -34599,7 +35670,7 @@
                 <w:sz w:val="18"/>
                 <w:szCs w:val="18"/>
               </w:rPr>
-              <w:t xml:space="preserve">244</w:t>
+              <w:t xml:space="preserve">603</w:t>
             </w:r>
           </w:p>
         </w:tc>
@@ -34632,7 +35703,7 @@
                 <w:sz w:val="18"/>
                 <w:szCs w:val="18"/>
               </w:rPr>
-              <w:t xml:space="preserve">parametri del Programma modificabili dagli Amministratori, in tre sezioni: - Durata delle fasi (script 13): tabella delle 7 fasi con la durata in giorni modificabile (dalla fase 2 alla 7), giorno di inizio e fine calcolati e…</w:t>
+              <w:t xml:space="preserve">elenco di tutti gli utenti (nome, email, organizzazioni, ruolo, stato) con, per ciascuno: modifica di ruolo e organizzazioni, reimpostazione della password temporanea, disattivazione/riattivazione. Pulsante «+ Nuovo utente» per…</w:t>
             </w:r>
           </w:p>
         </w:tc>
@@ -34669,7 +35740,7 @@
                 <w:sz w:val="18"/>
                 <w:szCs w:val="18"/>
               </w:rPr>
-              <w:t xml:space="preserve">src/pages/Login.jsx</w:t>
+              <w:t xml:space="preserve">src/pages/Impostazioni.jsx</w:t>
             </w:r>
           </w:p>
         </w:tc>
@@ -34701,7 +35772,7 @@
                 <w:sz w:val="18"/>
                 <w:szCs w:val="18"/>
               </w:rPr>
-              <w:t xml:space="preserve">259</w:t>
+              <w:t xml:space="preserve">56</w:t>
             </w:r>
           </w:p>
         </w:tc>
@@ -34733,7 +35804,7 @@
                 <w:sz w:val="18"/>
                 <w:szCs w:val="18"/>
               </w:rPr>
-              <w:t xml:space="preserve">accesso con email e password; «Password dimenticata?» per farsi mandare il collegamento di reimpostazione; link alle pagine pubbliche (formato dei dati, consultazioni pubbliche, Manuale Utente in PDF). Dopo l'accesso riuscito…</w:t>
+              <w:t xml:space="preserve">parametri del Programma modificabili dagli Amministratori: - Durata delle fasi del Progetto e del Rapporto di Monitoraggio (script 13 e 21, componente DurateFasi); - Documenti richiesti per fase (script 21, componente…</w:t>
             </w:r>
           </w:p>
         </w:tc>
@@ -34771,7 +35842,7 @@
                 <w:sz w:val="18"/>
                 <w:szCs w:val="18"/>
               </w:rPr>
-              <w:t xml:space="preserve">src/pages/Profilo.jsx</w:t>
+              <w:t xml:space="preserve">src/pages/Login.jsx</w:t>
             </w:r>
           </w:p>
         </w:tc>
@@ -34804,7 +35875,7 @@
                 <w:sz w:val="18"/>
                 <w:szCs w:val="18"/>
               </w:rPr>
-              <w:t xml:space="preserve">66</w:t>
+              <w:t xml:space="preserve">259</w:t>
             </w:r>
           </w:p>
         </w:tc>
@@ -34837,7 +35908,7 @@
                 <w:sz w:val="18"/>
                 <w:szCs w:val="18"/>
               </w:rPr>
-              <w:t xml:space="preserve">mostra i dati dell'account (nome, email di accesso, ruolo), il collegamento al cambio password («/password») e i documenti da scaricare per il proprio ruolo: Manuale Utente per tutti; Manuale Amministratore e Registro sviluppo e…</w:t>
+              <w:t xml:space="preserve">accesso con email e password; «Password dimenticata?» per farsi mandare il collegamento di reimpostazione; link alle pagine pubbliche (formato dei dati, consultazioni pubbliche, Manuale Utente in PDF). Dopo l'accesso riuscito…</w:t>
             </w:r>
           </w:p>
         </w:tc>
@@ -34874,7 +35945,7 @@
                 <w:sz w:val="18"/>
                 <w:szCs w:val="18"/>
               </w:rPr>
-              <w:t xml:space="preserve">src/pages/TuoiDocumenti.jsx</w:t>
+              <w:t xml:space="preserve">src/pages/Profilo.jsx</w:t>
             </w:r>
           </w:p>
         </w:tc>
@@ -34906,7 +35977,7 @@
                 <w:sz w:val="18"/>
                 <w:szCs w:val="18"/>
               </w:rPr>
-              <w:t xml:space="preserve">175</w:t>
+              <w:t xml:space="preserve">66</w:t>
             </w:r>
           </w:p>
         </w:tc>
@@ -34938,7 +36009,7 @@
                 <w:sz w:val="18"/>
                 <w:szCs w:val="18"/>
               </w:rPr>
-              <w:t xml:space="preserve">(requisiti §5) raccoglie i documenti GENERALI (non legati a una fase) di tutte le pratiche dell'organizzazione: contratto, allegati, documentazione amministrativa e altri documenti della Fondazione, raggruppati per tipologia,…</w:t>
+              <w:t xml:space="preserve">mostra i dati dell'account (nome, email di accesso, ruolo), il collegamento al cambio password («/password») e i documenti da scaricare per il proprio ruolo: Manuale Utente per tutti; Manuale Amministratore e Registro sviluppo e…</w:t>
             </w:r>
           </w:p>
         </w:tc>
@@ -34976,6 +36047,109 @@
                 <w:sz w:val="18"/>
                 <w:szCs w:val="18"/>
               </w:rPr>
+              <w:t xml:space="preserve">src/pages/TuoiDocumenti.jsx</w:t>
+            </w:r>
+          </w:p>
+        </w:tc>
+        <w:tc>
+          <w:tcPr>
+            <w:tcW w:type="dxa" w:w="995"/>
+            <w:tcBorders>
+              <w:top w:val="single" w:color="D9D4C5" w:sz="4"/>
+              <w:left w:val="single" w:color="D9D4C5" w:sz="4"/>
+              <w:bottom w:val="single" w:color="D9D4C5" w:sz="4"/>
+              <w:right w:val="single" w:color="D9D4C5" w:sz="4"/>
+            </w:tcBorders>
+            <w:shd w:fill="F6F4EE" w:color="auto" w:val="clear"/>
+            <w:tcMar>
+              <w:top w:type="dxa" w:w="70"/>
+              <w:left w:type="dxa" w:w="110"/>
+              <w:bottom w:type="dxa" w:w="70"/>
+              <w:right w:type="dxa" w:w="110"/>
+            </w:tcMar>
+            <w:vAlign w:val="center"/>
+          </w:tcPr>
+          <w:p>
+            <w:pPr>
+              <w:spacing w:after="0" w:before="0"/>
+            </w:pPr>
+            <w:r>
+              <w:rPr>
+                <w:rFonts w:ascii="Arial" w:cs="Arial" w:eastAsia="Arial" w:hAnsi="Arial"/>
+                <w:color w:val="1B2118"/>
+                <w:sz w:val="18"/>
+                <w:szCs w:val="18"/>
+              </w:rPr>
+              <w:t xml:space="preserve">175</w:t>
+            </w:r>
+          </w:p>
+        </w:tc>
+        <w:tc>
+          <w:tcPr>
+            <w:tcW w:type="dxa" w:w="5430"/>
+            <w:tcBorders>
+              <w:top w:val="single" w:color="D9D4C5" w:sz="4"/>
+              <w:left w:val="single" w:color="D9D4C5" w:sz="4"/>
+              <w:bottom w:val="single" w:color="D9D4C5" w:sz="4"/>
+              <w:right w:val="single" w:color="D9D4C5" w:sz="4"/>
+            </w:tcBorders>
+            <w:shd w:fill="F6F4EE" w:color="auto" w:val="clear"/>
+            <w:tcMar>
+              <w:top w:type="dxa" w:w="70"/>
+              <w:left w:type="dxa" w:w="110"/>
+              <w:bottom w:type="dxa" w:w="70"/>
+              <w:right w:type="dxa" w:w="110"/>
+            </w:tcMar>
+            <w:vAlign w:val="center"/>
+          </w:tcPr>
+          <w:p>
+            <w:pPr>
+              <w:spacing w:after="0" w:before="0"/>
+            </w:pPr>
+            <w:r>
+              <w:rPr>
+                <w:rFonts w:ascii="Arial" w:cs="Arial" w:eastAsia="Arial" w:hAnsi="Arial"/>
+                <w:color w:val="1B2118"/>
+                <w:sz w:val="18"/>
+                <w:szCs w:val="18"/>
+              </w:rPr>
+              <w:t xml:space="preserve">(requisiti §5) raccoglie i documenti GENERALI (non legati a una fase) di tutte le pratiche dell'organizzazione: contratto, allegati, documentazione amministrativa e altri documenti della Fondazione, raggruppati per tipologia,…</w:t>
+            </w:r>
+          </w:p>
+        </w:tc>
+      </w:tr>
+      <w:tr>
+        <w:trPr>
+          <w:cantSplit/>
+        </w:trPr>
+        <w:tc>
+          <w:tcPr>
+            <w:tcW w:type="dxa" w:w="3213"/>
+            <w:tcBorders>
+              <w:top w:val="single" w:color="D9D4C5" w:sz="4"/>
+              <w:left w:val="single" w:color="D9D4C5" w:sz="4"/>
+              <w:bottom w:val="single" w:color="D9D4C5" w:sz="4"/>
+              <w:right w:val="single" w:color="D9D4C5" w:sz="4"/>
+            </w:tcBorders>
+            <w:tcMar>
+              <w:top w:type="dxa" w:w="70"/>
+              <w:left w:type="dxa" w:w="110"/>
+              <w:bottom w:type="dxa" w:w="70"/>
+              <w:right w:type="dxa" w:w="110"/>
+            </w:tcMar>
+            <w:vAlign w:val="center"/>
+          </w:tcPr>
+          <w:p>
+            <w:pPr>
+              <w:spacing w:after="0" w:before="0"/>
+            </w:pPr>
+            <w:r>
+              <w:rPr>
+                <w:rFonts w:ascii="Consolas" w:cs="Consolas" w:eastAsia="Consolas" w:hAnsi="Consolas"/>
+                <w:color w:val="2F5D3A"/>
+                <w:sz w:val="18"/>
+                <w:szCs w:val="18"/>
+              </w:rPr>
               <w:t xml:space="preserve">src/pages/VerificaMfa.jsx</w:t>
             </w:r>
           </w:p>
@@ -34989,7 +36163,6 @@
               <w:bottom w:val="single" w:color="D9D4C5" w:sz="4"/>
               <w:right w:val="single" w:color="D9D4C5" w:sz="4"/>
             </w:tcBorders>
-            <w:shd w:fill="F6F4EE" w:color="auto" w:val="clear"/>
             <w:tcMar>
               <w:top w:type="dxa" w:w="70"/>
               <w:left w:type="dxa" w:w="110"/>
@@ -35022,7 +36195,6 @@
               <w:bottom w:val="single" w:color="D9D4C5" w:sz="4"/>
               <w:right w:val="single" w:color="D9D4C5" w:sz="4"/>
             </w:tcBorders>
-            <w:shd w:fill="F6F4EE" w:color="auto" w:val="clear"/>
             <w:tcMar>
               <w:top w:type="dxa" w:w="70"/>
               <w:left w:type="dxa" w:w="110"/>
@@ -35083,9 +36255,9 @@
         <w:tblLayout w:type="fixed"/>
       </w:tblPr>
       <w:tblGrid>
-        <w:gridCol w:w="3487"/>
-        <w:gridCol w:w="953"/>
-        <w:gridCol w:w="5198"/>
+        <w:gridCol w:w="3578"/>
+        <w:gridCol w:w="939"/>
+        <w:gridCol w:w="5121"/>
       </w:tblGrid>
       <w:tr>
         <w:trPr>
@@ -35093,7 +36265,7 @@
         </w:trPr>
         <w:tc>
           <w:tcPr>
-            <w:tcW w:type="dxa" w:w="3487"/>
+            <w:tcW w:type="dxa" w:w="3578"/>
             <w:tcBorders>
               <w:top w:val="single" w:color="D9D4C5" w:sz="4"/>
               <w:left w:val="single" w:color="D9D4C5" w:sz="4"/>
@@ -35128,7 +36300,7 @@
         </w:tc>
         <w:tc>
           <w:tcPr>
-            <w:tcW w:type="dxa" w:w="953"/>
+            <w:tcW w:type="dxa" w:w="939"/>
             <w:tcBorders>
               <w:top w:val="single" w:color="D9D4C5" w:sz="4"/>
               <w:left w:val="single" w:color="D9D4C5" w:sz="4"/>
@@ -35163,7 +36335,7 @@
         </w:tc>
         <w:tc>
           <w:tcPr>
-            <w:tcW w:type="dxa" w:w="5198"/>
+            <w:tcW w:type="dxa" w:w="5121"/>
             <w:tcBorders>
               <w:top w:val="single" w:color="D9D4C5" w:sz="4"/>
               <w:left w:val="single" w:color="D9D4C5" w:sz="4"/>
@@ -35203,7 +36375,7 @@
         </w:trPr>
         <w:tc>
           <w:tcPr>
-            <w:tcW w:type="dxa" w:w="3487"/>
+            <w:tcW w:type="dxa" w:w="3578"/>
             <w:tcBorders>
               <w:top w:val="single" w:color="D9D4C5" w:sz="4"/>
               <w:left w:val="single" w:color="D9D4C5" w:sz="4"/>
@@ -35235,7 +36407,7 @@
         </w:tc>
         <w:tc>
           <w:tcPr>
-            <w:tcW w:type="dxa" w:w="953"/>
+            <w:tcW w:type="dxa" w:w="939"/>
             <w:tcBorders>
               <w:top w:val="single" w:color="D9D4C5" w:sz="4"/>
               <w:left w:val="single" w:color="D9D4C5" w:sz="4"/>
@@ -35267,7 +36439,7 @@
         </w:tc>
         <w:tc>
           <w:tcPr>
-            <w:tcW w:type="dxa" w:w="5198"/>
+            <w:tcW w:type="dxa" w:w="5121"/>
             <w:tcBorders>
               <w:top w:val="single" w:color="D9D4C5" w:sz="4"/>
               <w:left w:val="single" w:color="D9D4C5" w:sz="4"/>
@@ -35304,7 +36476,7 @@
         </w:trPr>
         <w:tc>
           <w:tcPr>
-            <w:tcW w:type="dxa" w:w="3487"/>
+            <w:tcW w:type="dxa" w:w="3578"/>
             <w:tcBorders>
               <w:top w:val="single" w:color="D9D4C5" w:sz="4"/>
               <w:left w:val="single" w:color="D9D4C5" w:sz="4"/>
@@ -35337,7 +36509,7 @@
         </w:tc>
         <w:tc>
           <w:tcPr>
-            <w:tcW w:type="dxa" w:w="953"/>
+            <w:tcW w:type="dxa" w:w="939"/>
             <w:tcBorders>
               <w:top w:val="single" w:color="D9D4C5" w:sz="4"/>
               <w:left w:val="single" w:color="D9D4C5" w:sz="4"/>
@@ -35364,13 +36536,13 @@
                 <w:sz w:val="18"/>
                 <w:szCs w:val="18"/>
               </w:rPr>
-              <w:t xml:space="preserve">388</w:t>
-            </w:r>
-          </w:p>
-        </w:tc>
-        <w:tc>
-          <w:tcPr>
-            <w:tcW w:type="dxa" w:w="5198"/>
+              <w:t xml:space="preserve">422</w:t>
+            </w:r>
+          </w:p>
+        </w:tc>
+        <w:tc>
+          <w:tcPr>
+            <w:tcW w:type="dxa" w:w="5121"/>
             <w:tcBorders>
               <w:top w:val="single" w:color="D9D4C5" w:sz="4"/>
               <w:left w:val="single" w:color="D9D4C5" w:sz="4"/>
@@ -35408,7 +36580,7 @@
         </w:trPr>
         <w:tc>
           <w:tcPr>
-            <w:tcW w:type="dxa" w:w="3487"/>
+            <w:tcW w:type="dxa" w:w="3578"/>
             <w:tcBorders>
               <w:top w:val="single" w:color="D9D4C5" w:sz="4"/>
               <w:left w:val="single" w:color="D9D4C5" w:sz="4"/>
@@ -35440,65 +36612,65 @@
         </w:tc>
         <w:tc>
           <w:tcPr>
-            <w:tcW w:type="dxa" w:w="953"/>
-            <w:tcBorders>
-              <w:top w:val="single" w:color="D9D4C5" w:sz="4"/>
-              <w:left w:val="single" w:color="D9D4C5" w:sz="4"/>
-              <w:bottom w:val="single" w:color="D9D4C5" w:sz="4"/>
-              <w:right w:val="single" w:color="D9D4C5" w:sz="4"/>
-            </w:tcBorders>
-            <w:tcMar>
-              <w:top w:type="dxa" w:w="70"/>
-              <w:left w:type="dxa" w:w="110"/>
-              <w:bottom w:type="dxa" w:w="70"/>
-              <w:right w:type="dxa" w:w="110"/>
-            </w:tcMar>
-            <w:vAlign w:val="center"/>
-          </w:tcPr>
-          <w:p>
-            <w:pPr>
-              <w:spacing w:after="0" w:before="0"/>
-            </w:pPr>
-            <w:r>
-              <w:rPr>
-                <w:rFonts w:ascii="Arial" w:cs="Arial" w:eastAsia="Arial" w:hAnsi="Arial"/>
-                <w:color w:val="1B2118"/>
-                <w:sz w:val="18"/>
-                <w:szCs w:val="18"/>
-              </w:rPr>
-              <w:t xml:space="preserve">655</w:t>
-            </w:r>
-          </w:p>
-        </w:tc>
-        <w:tc>
-          <w:tcPr>
-            <w:tcW w:type="dxa" w:w="5198"/>
-            <w:tcBorders>
-              <w:top w:val="single" w:color="D9D4C5" w:sz="4"/>
-              <w:left w:val="single" w:color="D9D4C5" w:sz="4"/>
-              <w:bottom w:val="single" w:color="D9D4C5" w:sz="4"/>
-              <w:right w:val="single" w:color="D9D4C5" w:sz="4"/>
-            </w:tcBorders>
-            <w:tcMar>
-              <w:top w:type="dxa" w:w="70"/>
-              <w:left w:type="dxa" w:w="110"/>
-              <w:bottom w:type="dxa" w:w="70"/>
-              <w:right w:type="dxa" w:w="110"/>
-            </w:tcMar>
-            <w:vAlign w:val="center"/>
-          </w:tcPr>
-          <w:p>
-            <w:pPr>
-              <w:spacing w:after="0" w:before="0"/>
-            </w:pPr>
-            <w:r>
-              <w:rPr>
-                <w:rFonts w:ascii="Arial" w:cs="Arial" w:eastAsia="Arial" w:hAnsi="Arial"/>
-                <w:color w:val="1B2118"/>
-                <w:sz w:val="18"/>
-                <w:szCs w:val="18"/>
-              </w:rPr>
-              <w:t xml:space="preserve">pagina di dettaglio di una pratica (Progetto o Rapporto di Monitoraggio) con le sue 7 fasi. Riunisce in un'unica vista: intestazione e stato, Ente di Validazione, cambio di stato, le fasi (azioni, integrazioni, note, modelli,…</w:t>
+            <w:tcW w:type="dxa" w:w="939"/>
+            <w:tcBorders>
+              <w:top w:val="single" w:color="D9D4C5" w:sz="4"/>
+              <w:left w:val="single" w:color="D9D4C5" w:sz="4"/>
+              <w:bottom w:val="single" w:color="D9D4C5" w:sz="4"/>
+              <w:right w:val="single" w:color="D9D4C5" w:sz="4"/>
+            </w:tcBorders>
+            <w:tcMar>
+              <w:top w:type="dxa" w:w="70"/>
+              <w:left w:type="dxa" w:w="110"/>
+              <w:bottom w:type="dxa" w:w="70"/>
+              <w:right w:type="dxa" w:w="110"/>
+            </w:tcMar>
+            <w:vAlign w:val="center"/>
+          </w:tcPr>
+          <w:p>
+            <w:pPr>
+              <w:spacing w:after="0" w:before="0"/>
+            </w:pPr>
+            <w:r>
+              <w:rPr>
+                <w:rFonts w:ascii="Arial" w:cs="Arial" w:eastAsia="Arial" w:hAnsi="Arial"/>
+                <w:color w:val="1B2118"/>
+                <w:sz w:val="18"/>
+                <w:szCs w:val="18"/>
+              </w:rPr>
+              <w:t xml:space="preserve">723</w:t>
+            </w:r>
+          </w:p>
+        </w:tc>
+        <w:tc>
+          <w:tcPr>
+            <w:tcW w:type="dxa" w:w="5121"/>
+            <w:tcBorders>
+              <w:top w:val="single" w:color="D9D4C5" w:sz="4"/>
+              <w:left w:val="single" w:color="D9D4C5" w:sz="4"/>
+              <w:bottom w:val="single" w:color="D9D4C5" w:sz="4"/>
+              <w:right w:val="single" w:color="D9D4C5" w:sz="4"/>
+            </w:tcBorders>
+            <w:tcMar>
+              <w:top w:type="dxa" w:w="70"/>
+              <w:left w:type="dxa" w:w="110"/>
+              <w:bottom w:type="dxa" w:w="70"/>
+              <w:right w:type="dxa" w:w="110"/>
+            </w:tcMar>
+            <w:vAlign w:val="center"/>
+          </w:tcPr>
+          <w:p>
+            <w:pPr>
+              <w:spacing w:after="0" w:before="0"/>
+            </w:pPr>
+            <w:r>
+              <w:rPr>
+                <w:rFonts w:ascii="Arial" w:cs="Arial" w:eastAsia="Arial" w:hAnsi="Arial"/>
+                <w:color w:val="1B2118"/>
+                <w:sz w:val="18"/>
+                <w:szCs w:val="18"/>
+              </w:rPr>
+              <w:t xml:space="preserve">pagina di dettaglio di una pratica (Progetto o Rapporto di Monitoraggio) con le sue fasi (7 per il Progetto, 4 per il Rapporto).</w:t>
             </w:r>
           </w:p>
         </w:tc>
@@ -35509,7 +36681,7 @@
         </w:trPr>
         <w:tc>
           <w:tcPr>
-            <w:tcW w:type="dxa" w:w="3487"/>
+            <w:tcW w:type="dxa" w:w="3578"/>
             <w:tcBorders>
               <w:top w:val="single" w:color="D9D4C5" w:sz="4"/>
               <w:left w:val="single" w:color="D9D4C5" w:sz="4"/>
@@ -35542,7 +36714,7 @@
         </w:tc>
         <w:tc>
           <w:tcPr>
-            <w:tcW w:type="dxa" w:w="953"/>
+            <w:tcW w:type="dxa" w:w="939"/>
             <w:tcBorders>
               <w:top w:val="single" w:color="D9D4C5" w:sz="4"/>
               <w:left w:val="single" w:color="D9D4C5" w:sz="4"/>
@@ -35569,13 +36741,13 @@
                 <w:sz w:val="18"/>
                 <w:szCs w:val="18"/>
               </w:rPr>
-              <w:t xml:space="preserve">293</w:t>
-            </w:r>
-          </w:p>
-        </w:tc>
-        <w:tc>
-          <w:tcPr>
-            <w:tcW w:type="dxa" w:w="5198"/>
+              <w:t xml:space="preserve">315</w:t>
+            </w:r>
+          </w:p>
+        </w:tc>
+        <w:tc>
+          <w:tcPr>
+            <w:tcW w:type="dxa" w:w="5121"/>
             <w:tcBorders>
               <w:top w:val="single" w:color="D9D4C5" w:sz="4"/>
               <w:left w:val="single" w:color="D9D4C5" w:sz="4"/>
@@ -35613,7 +36785,7 @@
         </w:trPr>
         <w:tc>
           <w:tcPr>
-            <w:tcW w:type="dxa" w:w="3487"/>
+            <w:tcW w:type="dxa" w:w="3578"/>
             <w:tcBorders>
               <w:top w:val="single" w:color="D9D4C5" w:sz="4"/>
               <w:left w:val="single" w:color="D9D4C5" w:sz="4"/>
@@ -35645,39 +36817,39 @@
         </w:tc>
         <w:tc>
           <w:tcPr>
-            <w:tcW w:type="dxa" w:w="953"/>
-            <w:tcBorders>
-              <w:top w:val="single" w:color="D9D4C5" w:sz="4"/>
-              <w:left w:val="single" w:color="D9D4C5" w:sz="4"/>
-              <w:bottom w:val="single" w:color="D9D4C5" w:sz="4"/>
-              <w:right w:val="single" w:color="D9D4C5" w:sz="4"/>
-            </w:tcBorders>
-            <w:tcMar>
-              <w:top w:type="dxa" w:w="70"/>
-              <w:left w:type="dxa" w:w="110"/>
-              <w:bottom w:type="dxa" w:w="70"/>
-              <w:right w:type="dxa" w:w="110"/>
-            </w:tcMar>
-            <w:vAlign w:val="center"/>
-          </w:tcPr>
-          <w:p>
-            <w:pPr>
-              <w:spacing w:after="0" w:before="0"/>
-            </w:pPr>
-            <w:r>
-              <w:rPr>
-                <w:rFonts w:ascii="Arial" w:cs="Arial" w:eastAsia="Arial" w:hAnsi="Arial"/>
-                <w:color w:val="1B2118"/>
-                <w:sz w:val="18"/>
-                <w:szCs w:val="18"/>
-              </w:rPr>
-              <w:t xml:space="preserve">154</w:t>
-            </w:r>
-          </w:p>
-        </w:tc>
-        <w:tc>
-          <w:tcPr>
-            <w:tcW w:type="dxa" w:w="5198"/>
+            <w:tcW w:type="dxa" w:w="939"/>
+            <w:tcBorders>
+              <w:top w:val="single" w:color="D9D4C5" w:sz="4"/>
+              <w:left w:val="single" w:color="D9D4C5" w:sz="4"/>
+              <w:bottom w:val="single" w:color="D9D4C5" w:sz="4"/>
+              <w:right w:val="single" w:color="D9D4C5" w:sz="4"/>
+            </w:tcBorders>
+            <w:tcMar>
+              <w:top w:type="dxa" w:w="70"/>
+              <w:left w:type="dxa" w:w="110"/>
+              <w:bottom w:type="dxa" w:w="70"/>
+              <w:right w:type="dxa" w:w="110"/>
+            </w:tcMar>
+            <w:vAlign w:val="center"/>
+          </w:tcPr>
+          <w:p>
+            <w:pPr>
+              <w:spacing w:after="0" w:before="0"/>
+            </w:pPr>
+            <w:r>
+              <w:rPr>
+                <w:rFonts w:ascii="Arial" w:cs="Arial" w:eastAsia="Arial" w:hAnsi="Arial"/>
+                <w:color w:val="1B2118"/>
+                <w:sz w:val="18"/>
+                <w:szCs w:val="18"/>
+              </w:rPr>
+              <w:t xml:space="preserve">156</w:t>
+            </w:r>
+          </w:p>
+        </w:tc>
+        <w:tc>
+          <w:tcPr>
+            <w:tcW w:type="dxa" w:w="5121"/>
             <w:tcBorders>
               <w:top w:val="single" w:color="D9D4C5" w:sz="4"/>
               <w:left w:val="single" w:color="D9D4C5" w:sz="4"/>
@@ -35714,7 +36886,7 @@
         </w:trPr>
         <w:tc>
           <w:tcPr>
-            <w:tcW w:type="dxa" w:w="3487"/>
+            <w:tcW w:type="dxa" w:w="3578"/>
             <w:tcBorders>
               <w:top w:val="single" w:color="D9D4C5" w:sz="4"/>
               <w:left w:val="single" w:color="D9D4C5" w:sz="4"/>
@@ -35747,7 +36919,7 @@
         </w:tc>
         <w:tc>
           <w:tcPr>
-            <w:tcW w:type="dxa" w:w="953"/>
+            <w:tcW w:type="dxa" w:w="939"/>
             <w:tcBorders>
               <w:top w:val="single" w:color="D9D4C5" w:sz="4"/>
               <w:left w:val="single" w:color="D9D4C5" w:sz="4"/>
@@ -35780,7 +36952,7 @@
         </w:tc>
         <w:tc>
           <w:tcPr>
-            <w:tcW w:type="dxa" w:w="5198"/>
+            <w:tcW w:type="dxa" w:w="5121"/>
             <w:tcBorders>
               <w:top w:val="single" w:color="D9D4C5" w:sz="4"/>
               <w:left w:val="single" w:color="D9D4C5" w:sz="4"/>
@@ -35818,7 +36990,7 @@
         </w:trPr>
         <w:tc>
           <w:tcPr>
-            <w:tcW w:type="dxa" w:w="3487"/>
+            <w:tcW w:type="dxa" w:w="3578"/>
             <w:tcBorders>
               <w:top w:val="single" w:color="D9D4C5" w:sz="4"/>
               <w:left w:val="single" w:color="D9D4C5" w:sz="4"/>
@@ -35850,7 +37022,7 @@
         </w:tc>
         <w:tc>
           <w:tcPr>
-            <w:tcW w:type="dxa" w:w="953"/>
+            <w:tcW w:type="dxa" w:w="939"/>
             <w:tcBorders>
               <w:top w:val="single" w:color="D9D4C5" w:sz="4"/>
               <w:left w:val="single" w:color="D9D4C5" w:sz="4"/>
@@ -35882,7 +37054,7 @@
         </w:tc>
         <w:tc>
           <w:tcPr>
-            <w:tcW w:type="dxa" w:w="5198"/>
+            <w:tcW w:type="dxa" w:w="5121"/>
             <w:tcBorders>
               <w:top w:val="single" w:color="D9D4C5" w:sz="4"/>
               <w:left w:val="single" w:color="D9D4C5" w:sz="4"/>
@@ -35919,7 +37091,7 @@
         </w:trPr>
         <w:tc>
           <w:tcPr>
-            <w:tcW w:type="dxa" w:w="3487"/>
+            <w:tcW w:type="dxa" w:w="3578"/>
             <w:tcBorders>
               <w:top w:val="single" w:color="D9D4C5" w:sz="4"/>
               <w:left w:val="single" w:color="D9D4C5" w:sz="4"/>
@@ -35952,7 +37124,7 @@
         </w:tc>
         <w:tc>
           <w:tcPr>
-            <w:tcW w:type="dxa" w:w="953"/>
+            <w:tcW w:type="dxa" w:w="939"/>
             <w:tcBorders>
               <w:top w:val="single" w:color="D9D4C5" w:sz="4"/>
               <w:left w:val="single" w:color="D9D4C5" w:sz="4"/>
@@ -35985,7 +37157,7 @@
         </w:tc>
         <w:tc>
           <w:tcPr>
-            <w:tcW w:type="dxa" w:w="5198"/>
+            <w:tcW w:type="dxa" w:w="5121"/>
             <w:tcBorders>
               <w:top w:val="single" w:color="D9D4C5" w:sz="4"/>
               <w:left w:val="single" w:color="D9D4C5" w:sz="4"/>
@@ -36012,7 +37184,7 @@
                 <w:sz w:val="18"/>
                 <w:szCs w:val="18"/>
               </w:rPr>
-              <w:t xml:space="preserve">note scritte sotto una delle 7 fasi di una pratica (backlog 10). Lo staff legge tutte le note e ne aggiunge di nuove, interne (solo Fondazione) o condivise con il Comune; il Comune vede solo le condivise.</w:t>
+              <w:t xml:space="preserve">note scritte sotto una delle fasi di una pratica (backlog 10). Lo staff legge tutte le note e ne aggiunge di nuove, interne (solo Fondazione) o condivise con il Comune; il Comune vede solo le condivise.</w:t>
             </w:r>
           </w:p>
         </w:tc>
@@ -36023,7 +37195,7 @@
         </w:trPr>
         <w:tc>
           <w:tcPr>
-            <w:tcW w:type="dxa" w:w="3487"/>
+            <w:tcW w:type="dxa" w:w="3578"/>
             <w:tcBorders>
               <w:top w:val="single" w:color="D9D4C5" w:sz="4"/>
               <w:left w:val="single" w:color="D9D4C5" w:sz="4"/>
@@ -36055,7 +37227,7 @@
         </w:tc>
         <w:tc>
           <w:tcPr>
-            <w:tcW w:type="dxa" w:w="953"/>
+            <w:tcW w:type="dxa" w:w="939"/>
             <w:tcBorders>
               <w:top w:val="single" w:color="D9D4C5" w:sz="4"/>
               <w:left w:val="single" w:color="D9D4C5" w:sz="4"/>
@@ -36087,7 +37259,7 @@
         </w:tc>
         <w:tc>
           <w:tcPr>
-            <w:tcW w:type="dxa" w:w="5198"/>
+            <w:tcW w:type="dxa" w:w="5121"/>
             <w:tcBorders>
               <w:top w:val="single" w:color="D9D4C5" w:sz="4"/>
               <w:left w:val="single" w:color="D9D4C5" w:sz="4"/>
@@ -36124,7 +37296,7 @@
         </w:trPr>
         <w:tc>
           <w:tcPr>
-            <w:tcW w:type="dxa" w:w="3487"/>
+            <w:tcW w:type="dxa" w:w="3578"/>
             <w:tcBorders>
               <w:top w:val="single" w:color="D9D4C5" w:sz="4"/>
               <w:left w:val="single" w:color="D9D4C5" w:sz="4"/>
@@ -36157,7 +37329,7 @@
         </w:tc>
         <w:tc>
           <w:tcPr>
-            <w:tcW w:type="dxa" w:w="953"/>
+            <w:tcW w:type="dxa" w:w="939"/>
             <w:tcBorders>
               <w:top w:val="single" w:color="D9D4C5" w:sz="4"/>
               <w:left w:val="single" w:color="D9D4C5" w:sz="4"/>
@@ -36190,7 +37362,7 @@
         </w:tc>
         <w:tc>
           <w:tcPr>
-            <w:tcW w:type="dxa" w:w="5198"/>
+            <w:tcW w:type="dxa" w:w="5121"/>
             <w:tcBorders>
               <w:top w:val="single" w:color="D9D4C5" w:sz="4"/>
               <w:left w:val="single" w:color="D9D4C5" w:sz="4"/>
@@ -36228,7 +37400,7 @@
         </w:trPr>
         <w:tc>
           <w:tcPr>
-            <w:tcW w:type="dxa" w:w="3487"/>
+            <w:tcW w:type="dxa" w:w="3578"/>
             <w:tcBorders>
               <w:top w:val="single" w:color="D9D4C5" w:sz="4"/>
               <w:left w:val="single" w:color="D9D4C5" w:sz="4"/>
@@ -36260,39 +37432,39 @@
         </w:tc>
         <w:tc>
           <w:tcPr>
-            <w:tcW w:type="dxa" w:w="953"/>
-            <w:tcBorders>
-              <w:top w:val="single" w:color="D9D4C5" w:sz="4"/>
-              <w:left w:val="single" w:color="D9D4C5" w:sz="4"/>
-              <w:bottom w:val="single" w:color="D9D4C5" w:sz="4"/>
-              <w:right w:val="single" w:color="D9D4C5" w:sz="4"/>
-            </w:tcBorders>
-            <w:tcMar>
-              <w:top w:type="dxa" w:w="70"/>
-              <w:left w:type="dxa" w:w="110"/>
-              <w:bottom w:type="dxa" w:w="70"/>
-              <w:right w:type="dxa" w:w="110"/>
-            </w:tcMar>
-            <w:vAlign w:val="center"/>
-          </w:tcPr>
-          <w:p>
-            <w:pPr>
-              <w:spacing w:after="0" w:before="0"/>
-            </w:pPr>
-            <w:r>
-              <w:rPr>
-                <w:rFonts w:ascii="Arial" w:cs="Arial" w:eastAsia="Arial" w:hAnsi="Arial"/>
-                <w:color w:val="1B2118"/>
-                <w:sz w:val="18"/>
-                <w:szCs w:val="18"/>
-              </w:rPr>
-              <w:t xml:space="preserve">221</w:t>
-            </w:r>
-          </w:p>
-        </w:tc>
-        <w:tc>
-          <w:tcPr>
-            <w:tcW w:type="dxa" w:w="5198"/>
+            <w:tcW w:type="dxa" w:w="939"/>
+            <w:tcBorders>
+              <w:top w:val="single" w:color="D9D4C5" w:sz="4"/>
+              <w:left w:val="single" w:color="D9D4C5" w:sz="4"/>
+              <w:bottom w:val="single" w:color="D9D4C5" w:sz="4"/>
+              <w:right w:val="single" w:color="D9D4C5" w:sz="4"/>
+            </w:tcBorders>
+            <w:tcMar>
+              <w:top w:type="dxa" w:w="70"/>
+              <w:left w:type="dxa" w:w="110"/>
+              <w:bottom w:type="dxa" w:w="70"/>
+              <w:right w:type="dxa" w:w="110"/>
+            </w:tcMar>
+            <w:vAlign w:val="center"/>
+          </w:tcPr>
+          <w:p>
+            <w:pPr>
+              <w:spacing w:after="0" w:before="0"/>
+            </w:pPr>
+            <w:r>
+              <w:rPr>
+                <w:rFonts w:ascii="Arial" w:cs="Arial" w:eastAsia="Arial" w:hAnsi="Arial"/>
+                <w:color w:val="1B2118"/>
+                <w:sz w:val="18"/>
+                <w:szCs w:val="18"/>
+              </w:rPr>
+              <w:t xml:space="preserve">226</w:t>
+            </w:r>
+          </w:p>
+        </w:tc>
+        <w:tc>
+          <w:tcPr>
+            <w:tcW w:type="dxa" w:w="5121"/>
             <w:tcBorders>
               <w:top w:val="single" w:color="D9D4C5" w:sz="4"/>
               <w:left w:val="single" w:color="D9D4C5" w:sz="4"/>
@@ -36329,7 +37501,7 @@
         </w:trPr>
         <w:tc>
           <w:tcPr>
-            <w:tcW w:type="dxa" w:w="3487"/>
+            <w:tcW w:type="dxa" w:w="3578"/>
             <w:tcBorders>
               <w:top w:val="single" w:color="D9D4C5" w:sz="4"/>
               <w:left w:val="single" w:color="D9D4C5" w:sz="4"/>
@@ -36362,7 +37534,7 @@
         </w:tc>
         <w:tc>
           <w:tcPr>
-            <w:tcW w:type="dxa" w:w="953"/>
+            <w:tcW w:type="dxa" w:w="939"/>
             <w:tcBorders>
               <w:top w:val="single" w:color="D9D4C5" w:sz="4"/>
               <w:left w:val="single" w:color="D9D4C5" w:sz="4"/>
@@ -36389,13 +37561,13 @@
                 <w:sz w:val="18"/>
                 <w:szCs w:val="18"/>
               </w:rPr>
-              <w:t xml:space="preserve">122</w:t>
-            </w:r>
-          </w:p>
-        </w:tc>
-        <w:tc>
-          <w:tcPr>
-            <w:tcW w:type="dxa" w:w="5198"/>
+              <w:t xml:space="preserve">124</w:t>
+            </w:r>
+          </w:p>
+        </w:tc>
+        <w:tc>
+          <w:tcPr>
+            <w:tcW w:type="dxa" w:w="5121"/>
             <w:tcBorders>
               <w:top w:val="single" w:color="D9D4C5" w:sz="4"/>
               <w:left w:val="single" w:color="D9D4C5" w:sz="4"/>
@@ -36422,7 +37594,7 @@
                 <w:sz w:val="18"/>
                 <w:szCs w:val="18"/>
               </w:rPr>
-              <w:t xml:space="preserve">elenco dei Rapporti di Monitoraggio annuali di un Progetto (requisiti §2): fino a 10, uno per anno, in sequenza. Ognuno è una pratica autonoma (tipo «rapporto») con le sue 7 fasi. Lo staff può creare il Rapporto dell'anno…</w:t>
+              <w:t xml:space="preserve">elenco dei Rapporti di Monitoraggio annuali di un Progetto (requisiti §2): fino a 10, uno per anno, in sequenza. Ognuno è una pratica autonoma (tipo «rapporto») con le sue 4 fasi (Caricamento del rapporto, Verifica documentale,…</w:t>
             </w:r>
           </w:p>
         </w:tc>
@@ -36433,7 +37605,7 @@
         </w:trPr>
         <w:tc>
           <w:tcPr>
-            <w:tcW w:type="dxa" w:w="3487"/>
+            <w:tcW w:type="dxa" w:w="3578"/>
             <w:tcBorders>
               <w:top w:val="single" w:color="D9D4C5" w:sz="4"/>
               <w:left w:val="single" w:color="D9D4C5" w:sz="4"/>
@@ -36465,7 +37637,7 @@
         </w:tc>
         <w:tc>
           <w:tcPr>
-            <w:tcW w:type="dxa" w:w="953"/>
+            <w:tcW w:type="dxa" w:w="939"/>
             <w:tcBorders>
               <w:top w:val="single" w:color="D9D4C5" w:sz="4"/>
               <w:left w:val="single" w:color="D9D4C5" w:sz="4"/>
@@ -36497,7 +37669,7 @@
         </w:tc>
         <w:tc>
           <w:tcPr>
-            <w:tcW w:type="dxa" w:w="5198"/>
+            <w:tcW w:type="dxa" w:w="5121"/>
             <w:tcBorders>
               <w:top w:val="single" w:color="D9D4C5" w:sz="4"/>
               <w:left w:val="single" w:color="D9D4C5" w:sz="4"/>
@@ -36534,7 +37706,7 @@
         </w:trPr>
         <w:tc>
           <w:tcPr>
-            <w:tcW w:type="dxa" w:w="3487"/>
+            <w:tcW w:type="dxa" w:w="3578"/>
             <w:tcBorders>
               <w:top w:val="single" w:color="D9D4C5" w:sz="4"/>
               <w:left w:val="single" w:color="D9D4C5" w:sz="4"/>
@@ -36567,7 +37739,7 @@
         </w:tc>
         <w:tc>
           <w:tcPr>
-            <w:tcW w:type="dxa" w:w="953"/>
+            <w:tcW w:type="dxa" w:w="939"/>
             <w:tcBorders>
               <w:top w:val="single" w:color="D9D4C5" w:sz="4"/>
               <w:left w:val="single" w:color="D9D4C5" w:sz="4"/>
@@ -36600,7 +37772,7 @@
         </w:tc>
         <w:tc>
           <w:tcPr>
-            <w:tcW w:type="dxa" w:w="5198"/>
+            <w:tcW w:type="dxa" w:w="5121"/>
             <w:tcBorders>
               <w:top w:val="single" w:color="D9D4C5" w:sz="4"/>
               <w:left w:val="single" w:color="D9D4C5" w:sz="4"/>
@@ -36638,7 +37810,7 @@
         </w:trPr>
         <w:tc>
           <w:tcPr>
-            <w:tcW w:type="dxa" w:w="3487"/>
+            <w:tcW w:type="dxa" w:w="3578"/>
             <w:tcBorders>
               <w:top w:val="single" w:color="D9D4C5" w:sz="4"/>
               <w:left w:val="single" w:color="D9D4C5" w:sz="4"/>
@@ -36670,7 +37842,7 @@
         </w:tc>
         <w:tc>
           <w:tcPr>
-            <w:tcW w:type="dxa" w:w="953"/>
+            <w:tcW w:type="dxa" w:w="939"/>
             <w:tcBorders>
               <w:top w:val="single" w:color="D9D4C5" w:sz="4"/>
               <w:left w:val="single" w:color="D9D4C5" w:sz="4"/>
@@ -36702,7 +37874,7 @@
         </w:tc>
         <w:tc>
           <w:tcPr>
-            <w:tcW w:type="dxa" w:w="5198"/>
+            <w:tcW w:type="dxa" w:w="5121"/>
             <w:tcBorders>
               <w:top w:val="single" w:color="D9D4C5" w:sz="4"/>
               <w:left w:val="single" w:color="D9D4C5" w:sz="4"/>
@@ -36739,7 +37911,7 @@
         </w:trPr>
         <w:tc>
           <w:tcPr>
-            <w:tcW w:type="dxa" w:w="3487"/>
+            <w:tcW w:type="dxa" w:w="3578"/>
             <w:tcBorders>
               <w:top w:val="single" w:color="D9D4C5" w:sz="4"/>
               <w:left w:val="single" w:color="D9D4C5" w:sz="4"/>
@@ -36766,13 +37938,13 @@
                 <w:sz w:val="18"/>
                 <w:szCs w:val="18"/>
               </w:rPr>
-              <w:t xml:space="preserve">src/components/impostazioni/EntiValidazione.jsx</w:t>
-            </w:r>
-          </w:p>
-        </w:tc>
-        <w:tc>
-          <w:tcPr>
-            <w:tcW w:type="dxa" w:w="953"/>
+              <w:t xml:space="preserve">src/components/impostazioni/DocumentiRichiesti.jsx</w:t>
+            </w:r>
+          </w:p>
+        </w:tc>
+        <w:tc>
+          <w:tcPr>
+            <w:tcW w:type="dxa" w:w="939"/>
             <w:tcBorders>
               <w:top w:val="single" w:color="D9D4C5" w:sz="4"/>
               <w:left w:val="single" w:color="D9D4C5" w:sz="4"/>
@@ -36799,13 +37971,13 @@
                 <w:sz w:val="18"/>
                 <w:szCs w:val="18"/>
               </w:rPr>
-              <w:t xml:space="preserve">129</w:t>
-            </w:r>
-          </w:p>
-        </w:tc>
-        <w:tc>
-          <w:tcPr>
-            <w:tcW w:type="dxa" w:w="5198"/>
+              <w:t xml:space="preserve">153</w:t>
+            </w:r>
+          </w:p>
+        </w:tc>
+        <w:tc>
+          <w:tcPr>
+            <w:tcW w:type="dxa" w:w="5121"/>
             <w:tcBorders>
               <w:top w:val="single" w:color="D9D4C5" w:sz="4"/>
               <w:left w:val="single" w:color="D9D4C5" w:sz="4"/>
@@ -36832,7 +38004,7 @@
                 <w:sz w:val="18"/>
                 <w:szCs w:val="18"/>
               </w:rPr>
-              <w:t xml:space="preserve">anagrafica degli Enti di Validazione (backlog 11), sezione della pagina Impostazioni. Elenco degli enti, inserimento di un nuovo ente, modifica e disattivazione. L'ente non accede al portale: serve per assegnarlo alle pratiche…</w:t>
+              <w:t xml:space="preserve">elenco dei documenti richiesti in ogni fase (requisiti §4, «eventuali documenti richiesti»), per Progetto e Rapporto di Monitoraggio. Ogni voce è una tipologia di documento attesa in una fase; nella pratica la fase mostra…</w:t>
             </w:r>
           </w:p>
         </w:tc>
@@ -36843,7 +38015,7 @@
         </w:trPr>
         <w:tc>
           <w:tcPr>
-            <w:tcW w:type="dxa" w:w="3487"/>
+            <w:tcW w:type="dxa" w:w="3578"/>
             <w:tcBorders>
               <w:top w:val="single" w:color="D9D4C5" w:sz="4"/>
               <w:left w:val="single" w:color="D9D4C5" w:sz="4"/>
@@ -36869,71 +38041,71 @@
                 <w:sz w:val="18"/>
                 <w:szCs w:val="18"/>
               </w:rPr>
-              <w:t xml:space="preserve">src/components/impostazioni/ModelliDocumento.jsx</w:t>
-            </w:r>
-          </w:p>
-        </w:tc>
-        <w:tc>
-          <w:tcPr>
-            <w:tcW w:type="dxa" w:w="953"/>
-            <w:tcBorders>
-              <w:top w:val="single" w:color="D9D4C5" w:sz="4"/>
-              <w:left w:val="single" w:color="D9D4C5" w:sz="4"/>
-              <w:bottom w:val="single" w:color="D9D4C5" w:sz="4"/>
-              <w:right w:val="single" w:color="D9D4C5" w:sz="4"/>
-            </w:tcBorders>
-            <w:tcMar>
-              <w:top w:type="dxa" w:w="70"/>
-              <w:left w:type="dxa" w:w="110"/>
-              <w:bottom w:type="dxa" w:w="70"/>
-              <w:right w:type="dxa" w:w="110"/>
-            </w:tcMar>
-            <w:vAlign w:val="center"/>
-          </w:tcPr>
-          <w:p>
-            <w:pPr>
-              <w:spacing w:after="0" w:before="0"/>
-            </w:pPr>
-            <w:r>
-              <w:rPr>
-                <w:rFonts w:ascii="Arial" w:cs="Arial" w:eastAsia="Arial" w:hAnsi="Arial"/>
-                <w:color w:val="1B2118"/>
-                <w:sz w:val="18"/>
-                <w:szCs w:val="18"/>
-              </w:rPr>
-              <w:t xml:space="preserve">147</w:t>
-            </w:r>
-          </w:p>
-        </w:tc>
-        <w:tc>
-          <w:tcPr>
-            <w:tcW w:type="dxa" w:w="5198"/>
-            <w:tcBorders>
-              <w:top w:val="single" w:color="D9D4C5" w:sz="4"/>
-              <w:left w:val="single" w:color="D9D4C5" w:sz="4"/>
-              <w:bottom w:val="single" w:color="D9D4C5" w:sz="4"/>
-              <w:right w:val="single" w:color="D9D4C5" w:sz="4"/>
-            </w:tcBorders>
-            <w:tcMar>
-              <w:top w:type="dxa" w:w="70"/>
-              <w:left w:type="dxa" w:w="110"/>
-              <w:bottom w:type="dxa" w:w="70"/>
-              <w:right w:type="dxa" w:w="110"/>
-            </w:tcMar>
-            <w:vAlign w:val="center"/>
-          </w:tcPr>
-          <w:p>
-            <w:pPr>
-              <w:spacing w:after="0" w:before="0"/>
-            </w:pPr>
-            <w:r>
-              <w:rPr>
-                <w:rFonts w:ascii="Arial" w:cs="Arial" w:eastAsia="Arial" w:hAnsi="Arial"/>
-                <w:color w:val="1B2118"/>
-                <w:sz w:val="18"/>
-                <w:szCs w:val="18"/>
-              </w:rPr>
-              <w:t xml:space="preserve">modelli di documento (backlog 12), sezione della pagina Impostazioni. L'Amministratore carica i modelli che i Comuni scaricano: un modello può valere per una fase (compare dentro quella fase in ogni pratica) o essere generale…</w:t>
+              <w:t xml:space="preserve">src/components/impostazioni/DurateFasi.jsx</w:t>
+            </w:r>
+          </w:p>
+        </w:tc>
+        <w:tc>
+          <w:tcPr>
+            <w:tcW w:type="dxa" w:w="939"/>
+            <w:tcBorders>
+              <w:top w:val="single" w:color="D9D4C5" w:sz="4"/>
+              <w:left w:val="single" w:color="D9D4C5" w:sz="4"/>
+              <w:bottom w:val="single" w:color="D9D4C5" w:sz="4"/>
+              <w:right w:val="single" w:color="D9D4C5" w:sz="4"/>
+            </w:tcBorders>
+            <w:tcMar>
+              <w:top w:type="dxa" w:w="70"/>
+              <w:left w:type="dxa" w:w="110"/>
+              <w:bottom w:type="dxa" w:w="70"/>
+              <w:right w:type="dxa" w:w="110"/>
+            </w:tcMar>
+            <w:vAlign w:val="center"/>
+          </w:tcPr>
+          <w:p>
+            <w:pPr>
+              <w:spacing w:after="0" w:before="0"/>
+            </w:pPr>
+            <w:r>
+              <w:rPr>
+                <w:rFonts w:ascii="Arial" w:cs="Arial" w:eastAsia="Arial" w:hAnsi="Arial"/>
+                <w:color w:val="1B2118"/>
+                <w:sz w:val="18"/>
+                <w:szCs w:val="18"/>
+              </w:rPr>
+              <w:t xml:space="preserve">214</w:t>
+            </w:r>
+          </w:p>
+        </w:tc>
+        <w:tc>
+          <w:tcPr>
+            <w:tcW w:type="dxa" w:w="5121"/>
+            <w:tcBorders>
+              <w:top w:val="single" w:color="D9D4C5" w:sz="4"/>
+              <w:left w:val="single" w:color="D9D4C5" w:sz="4"/>
+              <w:bottom w:val="single" w:color="D9D4C5" w:sz="4"/>
+              <w:right w:val="single" w:color="D9D4C5" w:sz="4"/>
+            </w:tcBorders>
+            <w:tcMar>
+              <w:top w:type="dxa" w:w="70"/>
+              <w:left w:type="dxa" w:w="110"/>
+              <w:bottom w:type="dxa" w:w="70"/>
+              <w:right w:type="dxa" w:w="110"/>
+            </w:tcMar>
+            <w:vAlign w:val="center"/>
+          </w:tcPr>
+          <w:p>
+            <w:pPr>
+              <w:spacing w:after="0" w:before="0"/>
+            </w:pPr>
+            <w:r>
+              <w:rPr>
+                <w:rFonts w:ascii="Arial" w:cs="Arial" w:eastAsia="Arial" w:hAnsi="Arial"/>
+                <w:color w:val="1B2118"/>
+                <w:sz w:val="18"/>
+                <w:szCs w:val="18"/>
+              </w:rPr>
+              <w:t xml:space="preserve">sezione «Durata delle fasi» delle Impostazioni, una per tipo di pratica: Progetto (7 fasi) e Rapporto di Monitoraggio (4 fasi, script 21). Tabella delle fasi con la durata in giorni modificabile (dalla fase 2 in poi; la fase 1 è…</w:t>
             </w:r>
           </w:p>
         </w:tc>
@@ -36944,7 +38116,7 @@
         </w:trPr>
         <w:tc>
           <w:tcPr>
-            <w:tcW w:type="dxa" w:w="3487"/>
+            <w:tcW w:type="dxa" w:w="3578"/>
             <w:tcBorders>
               <w:top w:val="single" w:color="D9D4C5" w:sz="4"/>
               <w:left w:val="single" w:color="D9D4C5" w:sz="4"/>
@@ -36971,13 +38143,218 @@
                 <w:sz w:val="18"/>
                 <w:szCs w:val="18"/>
               </w:rPr>
+              <w:t xml:space="preserve">src/components/impostazioni/EntiValidazione.jsx</w:t>
+            </w:r>
+          </w:p>
+        </w:tc>
+        <w:tc>
+          <w:tcPr>
+            <w:tcW w:type="dxa" w:w="939"/>
+            <w:tcBorders>
+              <w:top w:val="single" w:color="D9D4C5" w:sz="4"/>
+              <w:left w:val="single" w:color="D9D4C5" w:sz="4"/>
+              <w:bottom w:val="single" w:color="D9D4C5" w:sz="4"/>
+              <w:right w:val="single" w:color="D9D4C5" w:sz="4"/>
+            </w:tcBorders>
+            <w:shd w:fill="F6F4EE" w:color="auto" w:val="clear"/>
+            <w:tcMar>
+              <w:top w:type="dxa" w:w="70"/>
+              <w:left w:type="dxa" w:w="110"/>
+              <w:bottom w:type="dxa" w:w="70"/>
+              <w:right w:type="dxa" w:w="110"/>
+            </w:tcMar>
+            <w:vAlign w:val="center"/>
+          </w:tcPr>
+          <w:p>
+            <w:pPr>
+              <w:spacing w:after="0" w:before="0"/>
+            </w:pPr>
+            <w:r>
+              <w:rPr>
+                <w:rFonts w:ascii="Arial" w:cs="Arial" w:eastAsia="Arial" w:hAnsi="Arial"/>
+                <w:color w:val="1B2118"/>
+                <w:sz w:val="18"/>
+                <w:szCs w:val="18"/>
+              </w:rPr>
+              <w:t xml:space="preserve">139</w:t>
+            </w:r>
+          </w:p>
+        </w:tc>
+        <w:tc>
+          <w:tcPr>
+            <w:tcW w:type="dxa" w:w="5121"/>
+            <w:tcBorders>
+              <w:top w:val="single" w:color="D9D4C5" w:sz="4"/>
+              <w:left w:val="single" w:color="D9D4C5" w:sz="4"/>
+              <w:bottom w:val="single" w:color="D9D4C5" w:sz="4"/>
+              <w:right w:val="single" w:color="D9D4C5" w:sz="4"/>
+            </w:tcBorders>
+            <w:shd w:fill="F6F4EE" w:color="auto" w:val="clear"/>
+            <w:tcMar>
+              <w:top w:type="dxa" w:w="70"/>
+              <w:left w:type="dxa" w:w="110"/>
+              <w:bottom w:type="dxa" w:w="70"/>
+              <w:right w:type="dxa" w:w="110"/>
+            </w:tcMar>
+            <w:vAlign w:val="center"/>
+          </w:tcPr>
+          <w:p>
+            <w:pPr>
+              <w:spacing w:after="0" w:before="0"/>
+            </w:pPr>
+            <w:r>
+              <w:rPr>
+                <w:rFonts w:ascii="Arial" w:cs="Arial" w:eastAsia="Arial" w:hAnsi="Arial"/>
+                <w:color w:val="1B2118"/>
+                <w:sz w:val="18"/>
+                <w:szCs w:val="18"/>
+              </w:rPr>
+              <w:t xml:space="preserve">anagrafica degli Enti di Validazione (backlog 11), sezione della pagina Anagrafiche. Elenco degli enti con i Progetti a cui sono assegnati (requisiti §3), inserimento di un nuovo ente, modifica e disattivazione. L'ente non…</w:t>
+            </w:r>
+          </w:p>
+        </w:tc>
+      </w:tr>
+      <w:tr>
+        <w:trPr>
+          <w:cantSplit/>
+        </w:trPr>
+        <w:tc>
+          <w:tcPr>
+            <w:tcW w:type="dxa" w:w="3578"/>
+            <w:tcBorders>
+              <w:top w:val="single" w:color="D9D4C5" w:sz="4"/>
+              <w:left w:val="single" w:color="D9D4C5" w:sz="4"/>
+              <w:bottom w:val="single" w:color="D9D4C5" w:sz="4"/>
+              <w:right w:val="single" w:color="D9D4C5" w:sz="4"/>
+            </w:tcBorders>
+            <w:tcMar>
+              <w:top w:type="dxa" w:w="70"/>
+              <w:left w:type="dxa" w:w="110"/>
+              <w:bottom w:type="dxa" w:w="70"/>
+              <w:right w:type="dxa" w:w="110"/>
+            </w:tcMar>
+            <w:vAlign w:val="center"/>
+          </w:tcPr>
+          <w:p>
+            <w:pPr>
+              <w:spacing w:after="0" w:before="0"/>
+            </w:pPr>
+            <w:r>
+              <w:rPr>
+                <w:rFonts w:ascii="Consolas" w:cs="Consolas" w:eastAsia="Consolas" w:hAnsi="Consolas"/>
+                <w:color w:val="2F5D3A"/>
+                <w:sz w:val="18"/>
+                <w:szCs w:val="18"/>
+              </w:rPr>
+              <w:t xml:space="preserve">src/components/impostazioni/ModelliDocumento.jsx</w:t>
+            </w:r>
+          </w:p>
+        </w:tc>
+        <w:tc>
+          <w:tcPr>
+            <w:tcW w:type="dxa" w:w="939"/>
+            <w:tcBorders>
+              <w:top w:val="single" w:color="D9D4C5" w:sz="4"/>
+              <w:left w:val="single" w:color="D9D4C5" w:sz="4"/>
+              <w:bottom w:val="single" w:color="D9D4C5" w:sz="4"/>
+              <w:right w:val="single" w:color="D9D4C5" w:sz="4"/>
+            </w:tcBorders>
+            <w:tcMar>
+              <w:top w:type="dxa" w:w="70"/>
+              <w:left w:type="dxa" w:w="110"/>
+              <w:bottom w:type="dxa" w:w="70"/>
+              <w:right w:type="dxa" w:w="110"/>
+            </w:tcMar>
+            <w:vAlign w:val="center"/>
+          </w:tcPr>
+          <w:p>
+            <w:pPr>
+              <w:spacing w:after="0" w:before="0"/>
+            </w:pPr>
+            <w:r>
+              <w:rPr>
+                <w:rFonts w:ascii="Arial" w:cs="Arial" w:eastAsia="Arial" w:hAnsi="Arial"/>
+                <w:color w:val="1B2118"/>
+                <w:sz w:val="18"/>
+                <w:szCs w:val="18"/>
+              </w:rPr>
+              <w:t xml:space="preserve">156</w:t>
+            </w:r>
+          </w:p>
+        </w:tc>
+        <w:tc>
+          <w:tcPr>
+            <w:tcW w:type="dxa" w:w="5121"/>
+            <w:tcBorders>
+              <w:top w:val="single" w:color="D9D4C5" w:sz="4"/>
+              <w:left w:val="single" w:color="D9D4C5" w:sz="4"/>
+              <w:bottom w:val="single" w:color="D9D4C5" w:sz="4"/>
+              <w:right w:val="single" w:color="D9D4C5" w:sz="4"/>
+            </w:tcBorders>
+            <w:tcMar>
+              <w:top w:type="dxa" w:w="70"/>
+              <w:left w:type="dxa" w:w="110"/>
+              <w:bottom w:type="dxa" w:w="70"/>
+              <w:right w:type="dxa" w:w="110"/>
+            </w:tcMar>
+            <w:vAlign w:val="center"/>
+          </w:tcPr>
+          <w:p>
+            <w:pPr>
+              <w:spacing w:after="0" w:before="0"/>
+            </w:pPr>
+            <w:r>
+              <w:rPr>
+                <w:rFonts w:ascii="Arial" w:cs="Arial" w:eastAsia="Arial" w:hAnsi="Arial"/>
+                <w:color w:val="1B2118"/>
+                <w:sz w:val="18"/>
+                <w:szCs w:val="18"/>
+              </w:rPr>
+              <w:t xml:space="preserve">modelli di documento (backlog 12), sezione della pagina Impostazioni. L'Amministratore carica i modelli che i Comuni scaricano: un modello può valere per una fase di un tipo di pratica (Progetto o</w:t>
+            </w:r>
+          </w:p>
+        </w:tc>
+      </w:tr>
+      <w:tr>
+        <w:trPr>
+          <w:cantSplit/>
+        </w:trPr>
+        <w:tc>
+          <w:tcPr>
+            <w:tcW w:type="dxa" w:w="3578"/>
+            <w:tcBorders>
+              <w:top w:val="single" w:color="D9D4C5" w:sz="4"/>
+              <w:left w:val="single" w:color="D9D4C5" w:sz="4"/>
+              <w:bottom w:val="single" w:color="D9D4C5" w:sz="4"/>
+              <w:right w:val="single" w:color="D9D4C5" w:sz="4"/>
+            </w:tcBorders>
+            <w:shd w:fill="F6F4EE" w:color="auto" w:val="clear"/>
+            <w:tcMar>
+              <w:top w:type="dxa" w:w="70"/>
+              <w:left w:type="dxa" w:w="110"/>
+              <w:bottom w:type="dxa" w:w="70"/>
+              <w:right w:type="dxa" w:w="110"/>
+            </w:tcMar>
+            <w:vAlign w:val="center"/>
+          </w:tcPr>
+          <w:p>
+            <w:pPr>
+              <w:spacing w:after="0" w:before="0"/>
+            </w:pPr>
+            <w:r>
+              <w:rPr>
+                <w:rFonts w:ascii="Consolas" w:cs="Consolas" w:eastAsia="Consolas" w:hAnsi="Consolas"/>
+                <w:color w:val="2F5D3A"/>
+                <w:sz w:val="18"/>
+                <w:szCs w:val="18"/>
+              </w:rPr>
               <w:t xml:space="preserve">src/components/stili.js</w:t>
             </w:r>
           </w:p>
         </w:tc>
         <w:tc>
           <w:tcPr>
-            <w:tcW w:type="dxa" w:w="953"/>
+            <w:tcW w:type="dxa" w:w="939"/>
             <w:tcBorders>
               <w:top w:val="single" w:color="D9D4C5" w:sz="4"/>
               <w:left w:val="single" w:color="D9D4C5" w:sz="4"/>
@@ -37010,7 +38387,7 @@
         </w:tc>
         <w:tc>
           <w:tcPr>
-            <w:tcW w:type="dxa" w:w="5198"/>
+            <w:tcW w:type="dxa" w:w="5121"/>
             <w:tcBorders>
               <w:top w:val="single" w:color="D9D4C5" w:sz="4"/>
               <w:left w:val="single" w:color="D9D4C5" w:sz="4"/>
@@ -37974,7 +39351,7 @@
                 <w:sz w:val="18"/>
                 <w:szCs w:val="18"/>
               </w:rPr>
-              <w:t xml:space="preserve">103</w:t>
+              <w:t xml:space="preserve">119</w:t>
             </w:r>
           </w:p>
         </w:tc>
@@ -38007,7 +39384,7 @@
                 <w:sz w:val="18"/>
                 <w:szCs w:val="18"/>
               </w:rPr>
-              <w:t xml:space="preserve">costanti condivise da tutto il portale, allineate all'analisi funzionale: le 7 fasi, i 3 ruoli applicativi, gli stati di pratica e di fase (con i colori dei badge), la palette e le tipologie di documento.</w:t>
+              <w:t xml:space="preserve">costanti condivise da tutto il portale, allineate all'analisi funzionale: le 7 fasi del Progetto e le 4 del Rapporto, i 3 ruoli applicativi, gli stati di pratica e di fase (con i colori dei badge), la palette e le tipologie di…</w:t>
             </w:r>
           </w:p>
         </w:tc>
@@ -38076,7 +39453,7 @@
                 <w:sz w:val="18"/>
                 <w:szCs w:val="18"/>
               </w:rPr>
-              <w:t xml:space="preserve">67</w:t>
+              <w:t xml:space="preserve">68</w:t>
             </w:r>
           </w:p>
         </w:tc>
@@ -38179,7 +39556,7 @@
                 <w:sz w:val="18"/>
                 <w:szCs w:val="18"/>
               </w:rPr>
-              <w:t xml:space="preserve">817</w:t>
+              <w:t xml:space="preserve">865</w:t>
             </w:r>
           </w:p>
         </w:tc>
@@ -38281,7 +39658,7 @@
                 <w:sz w:val="18"/>
                 <w:szCs w:val="18"/>
               </w:rPr>
-              <w:t xml:space="preserve">255</w:t>
+              <w:t xml:space="preserve">352</w:t>
             </w:r>
           </w:p>
         </w:tc>
@@ -38313,7 +39690,7 @@
                 <w:sz w:val="18"/>
                 <w:szCs w:val="18"/>
               </w:rPr>
-              <w:t xml:space="preserve">ZIP con: dati della pratica, fasi, tutti i documenti in tutte le versioni, integrazioni, consultazione (documento pubblicato, osservazioni, risposte), pagamenti e audit (questi ultimi due solo nell'export dello staff: l'audit lo…</w:t>
+              <w:t xml:space="preserve">ZIP con: riepilogo PDF (Riepilogo.pdf, src/lib/fascicoloPdf.js), dati della pratica con l'Ente di Validazione, fasi, tutti i documenti in tutte le versioni (cartella Validazione per il rapporto dell'Ente; per i Rapporti anche il…</w:t>
             </w:r>
           </w:p>
         </w:tc>
@@ -38351,7 +39728,7 @@
                 <w:sz w:val="18"/>
                 <w:szCs w:val="18"/>
               </w:rPr>
-              <w:t xml:space="preserve">src/lib/file.js</w:t>
+              <w:t xml:space="preserve">src/lib/fascicoloPdf.js</w:t>
             </w:r>
           </w:p>
         </w:tc>
@@ -38384,7 +39761,7 @@
                 <w:sz w:val="18"/>
                 <w:szCs w:val="18"/>
               </w:rPr>
-              <w:t xml:space="preserve">158</w:t>
+              <w:t xml:space="preserve">129</w:t>
             </w:r>
           </w:p>
         </w:tc>
@@ -38417,7 +39794,7 @@
                 <w:sz w:val="18"/>
                 <w:szCs w:val="18"/>
               </w:rPr>
-              <w:t xml:space="preserve">prima di inviare un file all'archivio controlla formato ammesso, dimensione, contenuto reale (primi byte, "firma" del formato) e prepara un nome sicuro per il percorso nell'archivio. Traduce anche gli errori dello Storage di…</w:t>
+              <w:t xml:space="preserve">un documento leggibile da stampare o archiviare insieme ai file del fascicolo: dati della pratica e dell'Ente di Validazione, fasi, elenco dei documenti (con l'impronta SHA-256), integrazioni, consultazioni pubbliche, pagamenti…</w:t>
             </w:r>
           </w:p>
         </w:tc>
@@ -38454,7 +39831,7 @@
                 <w:sz w:val="18"/>
                 <w:szCs w:val="18"/>
               </w:rPr>
-              <w:t xml:space="preserve">src/lib/password.js</w:t>
+              <w:t xml:space="preserve">src/lib/file.js</w:t>
             </w:r>
           </w:p>
         </w:tc>
@@ -38486,7 +39863,7 @@
                 <w:sz w:val="18"/>
                 <w:szCs w:val="18"/>
               </w:rPr>
-              <w:t xml:space="preserve">70</w:t>
+              <w:t xml:space="preserve">158</w:t>
             </w:r>
           </w:p>
         </w:tc>
@@ -38518,7 +39895,7 @@
                 <w:sz w:val="18"/>
                 <w:szCs w:val="18"/>
               </w:rPr>
-              <w:t xml:space="preserve">controllo delle regole della password prima dell'invio, generazione della password temporanea assegnata dall'Amministratore, traduzione in italiano degli errori di Supabase Auth.</w:t>
+              <w:t xml:space="preserve">prima di inviare un file all'archivio controlla formato ammesso, dimensione, contenuto reale (primi byte, "firma" del formato) e prepara un nome sicuro per il percorso nell'archivio. Traduce anche gli errori dello Storage di…</w:t>
             </w:r>
           </w:p>
         </w:tc>
@@ -38556,6 +39933,109 @@
                 <w:sz w:val="18"/>
                 <w:szCs w:val="18"/>
               </w:rPr>
+              <w:t xml:space="preserve">src/lib/password.js</w:t>
+            </w:r>
+          </w:p>
+        </w:tc>
+        <w:tc>
+          <w:tcPr>
+            <w:tcW w:type="dxa" w:w="995"/>
+            <w:tcBorders>
+              <w:top w:val="single" w:color="D9D4C5" w:sz="4"/>
+              <w:left w:val="single" w:color="D9D4C5" w:sz="4"/>
+              <w:bottom w:val="single" w:color="D9D4C5" w:sz="4"/>
+              <w:right w:val="single" w:color="D9D4C5" w:sz="4"/>
+            </w:tcBorders>
+            <w:shd w:fill="F6F4EE" w:color="auto" w:val="clear"/>
+            <w:tcMar>
+              <w:top w:type="dxa" w:w="70"/>
+              <w:left w:type="dxa" w:w="110"/>
+              <w:bottom w:type="dxa" w:w="70"/>
+              <w:right w:type="dxa" w:w="110"/>
+            </w:tcMar>
+            <w:vAlign w:val="center"/>
+          </w:tcPr>
+          <w:p>
+            <w:pPr>
+              <w:spacing w:after="0" w:before="0"/>
+            </w:pPr>
+            <w:r>
+              <w:rPr>
+                <w:rFonts w:ascii="Arial" w:cs="Arial" w:eastAsia="Arial" w:hAnsi="Arial"/>
+                <w:color w:val="1B2118"/>
+                <w:sz w:val="18"/>
+                <w:szCs w:val="18"/>
+              </w:rPr>
+              <w:t xml:space="preserve">70</w:t>
+            </w:r>
+          </w:p>
+        </w:tc>
+        <w:tc>
+          <w:tcPr>
+            <w:tcW w:type="dxa" w:w="5430"/>
+            <w:tcBorders>
+              <w:top w:val="single" w:color="D9D4C5" w:sz="4"/>
+              <w:left w:val="single" w:color="D9D4C5" w:sz="4"/>
+              <w:bottom w:val="single" w:color="D9D4C5" w:sz="4"/>
+              <w:right w:val="single" w:color="D9D4C5" w:sz="4"/>
+            </w:tcBorders>
+            <w:shd w:fill="F6F4EE" w:color="auto" w:val="clear"/>
+            <w:tcMar>
+              <w:top w:type="dxa" w:w="70"/>
+              <w:left w:type="dxa" w:w="110"/>
+              <w:bottom w:type="dxa" w:w="70"/>
+              <w:right w:type="dxa" w:w="110"/>
+            </w:tcMar>
+            <w:vAlign w:val="center"/>
+          </w:tcPr>
+          <w:p>
+            <w:pPr>
+              <w:spacing w:after="0" w:before="0"/>
+            </w:pPr>
+            <w:r>
+              <w:rPr>
+                <w:rFonts w:ascii="Arial" w:cs="Arial" w:eastAsia="Arial" w:hAnsi="Arial"/>
+                <w:color w:val="1B2118"/>
+                <w:sz w:val="18"/>
+                <w:szCs w:val="18"/>
+              </w:rPr>
+              <w:t xml:space="preserve">controllo delle regole della password prima dell'invio, generazione della password temporanea assegnata dall'Amministratore, traduzione in italiano degli errori di Supabase Auth.</w:t>
+            </w:r>
+          </w:p>
+        </w:tc>
+      </w:tr>
+      <w:tr>
+        <w:trPr>
+          <w:cantSplit/>
+        </w:trPr>
+        <w:tc>
+          <w:tcPr>
+            <w:tcW w:type="dxa" w:w="3213"/>
+            <w:tcBorders>
+              <w:top w:val="single" w:color="D9D4C5" w:sz="4"/>
+              <w:left w:val="single" w:color="D9D4C5" w:sz="4"/>
+              <w:bottom w:val="single" w:color="D9D4C5" w:sz="4"/>
+              <w:right w:val="single" w:color="D9D4C5" w:sz="4"/>
+            </w:tcBorders>
+            <w:tcMar>
+              <w:top w:type="dxa" w:w="70"/>
+              <w:left w:type="dxa" w:w="110"/>
+              <w:bottom w:type="dxa" w:w="70"/>
+              <w:right w:type="dxa" w:w="110"/>
+            </w:tcMar>
+            <w:vAlign w:val="center"/>
+          </w:tcPr>
+          <w:p>
+            <w:pPr>
+              <w:spacing w:after="0" w:before="0"/>
+            </w:pPr>
+            <w:r>
+              <w:rPr>
+                <w:rFonts w:ascii="Consolas" w:cs="Consolas" w:eastAsia="Consolas" w:hAnsi="Consolas"/>
+                <w:color w:val="2F5D3A"/>
+                <w:sz w:val="18"/>
+                <w:szCs w:val="18"/>
+              </w:rPr>
               <w:t xml:space="preserve">src/lib/supabase.js</w:t>
             </w:r>
           </w:p>
@@ -38569,7 +40049,6 @@
               <w:bottom w:val="single" w:color="D9D4C5" w:sz="4"/>
               <w:right w:val="single" w:color="D9D4C5" w:sz="4"/>
             </w:tcBorders>
-            <w:shd w:fill="F6F4EE" w:color="auto" w:val="clear"/>
             <w:tcMar>
               <w:top w:type="dxa" w:w="70"/>
               <w:left w:type="dxa" w:w="110"/>
@@ -38602,7 +40081,6 @@
               <w:bottom w:val="single" w:color="D9D4C5" w:sz="4"/>
               <w:right w:val="single" w:color="D9D4C5" w:sz="4"/>
             </w:tcBorders>
-            <w:shd w:fill="F6F4EE" w:color="auto" w:val="clear"/>
             <w:tcMar>
               <w:top w:type="dxa" w:w="70"/>
               <w:left w:type="dxa" w:w="110"/>
@@ -38663,9 +40141,9 @@
         <w:tblLayout w:type="fixed"/>
       </w:tblPr>
       <w:tblGrid>
-        <w:gridCol w:w="3335"/>
-        <w:gridCol w:w="976"/>
-        <w:gridCol w:w="5327"/>
+        <w:gridCol w:w="3348"/>
+        <w:gridCol w:w="974"/>
+        <w:gridCol w:w="5316"/>
       </w:tblGrid>
       <w:tr>
         <w:trPr>
@@ -38673,7 +40151,7 @@
         </w:trPr>
         <w:tc>
           <w:tcPr>
-            <w:tcW w:type="dxa" w:w="3335"/>
+            <w:tcW w:type="dxa" w:w="3348"/>
             <w:tcBorders>
               <w:top w:val="single" w:color="D9D4C5" w:sz="4"/>
               <w:left w:val="single" w:color="D9D4C5" w:sz="4"/>
@@ -38708,7 +40186,7 @@
         </w:tc>
         <w:tc>
           <w:tcPr>
-            <w:tcW w:type="dxa" w:w="976"/>
+            <w:tcW w:type="dxa" w:w="974"/>
             <w:tcBorders>
               <w:top w:val="single" w:color="D9D4C5" w:sz="4"/>
               <w:left w:val="single" w:color="D9D4C5" w:sz="4"/>
@@ -38743,7 +40221,7 @@
         </w:tc>
         <w:tc>
           <w:tcPr>
-            <w:tcW w:type="dxa" w:w="5327"/>
+            <w:tcW w:type="dxa" w:w="5316"/>
             <w:tcBorders>
               <w:top w:val="single" w:color="D9D4C5" w:sz="4"/>
               <w:left w:val="single" w:color="D9D4C5" w:sz="4"/>
@@ -38783,7 +40261,7 @@
         </w:trPr>
         <w:tc>
           <w:tcPr>
-            <w:tcW w:type="dxa" w:w="3335"/>
+            <w:tcW w:type="dxa" w:w="3348"/>
             <w:tcBorders>
               <w:top w:val="single" w:color="D9D4C5" w:sz="4"/>
               <w:left w:val="single" w:color="D9D4C5" w:sz="4"/>
@@ -38815,7 +40293,7 @@
         </w:tc>
         <w:tc>
           <w:tcPr>
-            <w:tcW w:type="dxa" w:w="976"/>
+            <w:tcW w:type="dxa" w:w="974"/>
             <w:tcBorders>
               <w:top w:val="single" w:color="D9D4C5" w:sz="4"/>
               <w:left w:val="single" w:color="D9D4C5" w:sz="4"/>
@@ -38847,7 +40325,7 @@
         </w:tc>
         <w:tc>
           <w:tcPr>
-            <w:tcW w:type="dxa" w:w="5327"/>
+            <w:tcW w:type="dxa" w:w="5316"/>
             <w:tcBorders>
               <w:top w:val="single" w:color="D9D4C5" w:sz="4"/>
               <w:left w:val="single" w:color="D9D4C5" w:sz="4"/>
@@ -38884,7 +40362,7 @@
         </w:trPr>
         <w:tc>
           <w:tcPr>
-            <w:tcW w:type="dxa" w:w="3335"/>
+            <w:tcW w:type="dxa" w:w="3348"/>
             <w:tcBorders>
               <w:top w:val="single" w:color="D9D4C5" w:sz="4"/>
               <w:left w:val="single" w:color="D9D4C5" w:sz="4"/>
@@ -38917,7 +40395,7 @@
         </w:tc>
         <w:tc>
           <w:tcPr>
-            <w:tcW w:type="dxa" w:w="976"/>
+            <w:tcW w:type="dxa" w:w="974"/>
             <w:tcBorders>
               <w:top w:val="single" w:color="D9D4C5" w:sz="4"/>
               <w:left w:val="single" w:color="D9D4C5" w:sz="4"/>
@@ -38950,7 +40428,7 @@
         </w:tc>
         <w:tc>
           <w:tcPr>
-            <w:tcW w:type="dxa" w:w="5327"/>
+            <w:tcW w:type="dxa" w:w="5316"/>
             <w:tcBorders>
               <w:top w:val="single" w:color="D9D4C5" w:sz="4"/>
               <w:left w:val="single" w:color="D9D4C5" w:sz="4"/>
@@ -38988,7 +40466,7 @@
         </w:trPr>
         <w:tc>
           <w:tcPr>
-            <w:tcW w:type="dxa" w:w="3335"/>
+            <w:tcW w:type="dxa" w:w="3348"/>
             <w:tcBorders>
               <w:top w:val="single" w:color="D9D4C5" w:sz="4"/>
               <w:left w:val="single" w:color="D9D4C5" w:sz="4"/>
@@ -39020,7 +40498,7 @@
         </w:tc>
         <w:tc>
           <w:tcPr>
-            <w:tcW w:type="dxa" w:w="976"/>
+            <w:tcW w:type="dxa" w:w="974"/>
             <w:tcBorders>
               <w:top w:val="single" w:color="D9D4C5" w:sz="4"/>
               <w:left w:val="single" w:color="D9D4C5" w:sz="4"/>
@@ -39052,7 +40530,7 @@
         </w:tc>
         <w:tc>
           <w:tcPr>
-            <w:tcW w:type="dxa" w:w="5327"/>
+            <w:tcW w:type="dxa" w:w="5316"/>
             <w:tcBorders>
               <w:top w:val="single" w:color="D9D4C5" w:sz="4"/>
               <w:left w:val="single" w:color="D9D4C5" w:sz="4"/>
@@ -39089,7 +40567,7 @@
         </w:trPr>
         <w:tc>
           <w:tcPr>
-            <w:tcW w:type="dxa" w:w="3335"/>
+            <w:tcW w:type="dxa" w:w="3348"/>
             <w:tcBorders>
               <w:top w:val="single" w:color="D9D4C5" w:sz="4"/>
               <w:left w:val="single" w:color="D9D4C5" w:sz="4"/>
@@ -39122,7 +40600,7 @@
         </w:tc>
         <w:tc>
           <w:tcPr>
-            <w:tcW w:type="dxa" w:w="976"/>
+            <w:tcW w:type="dxa" w:w="974"/>
             <w:tcBorders>
               <w:top w:val="single" w:color="D9D4C5" w:sz="4"/>
               <w:left w:val="single" w:color="D9D4C5" w:sz="4"/>
@@ -39155,7 +40633,7 @@
         </w:tc>
         <w:tc>
           <w:tcPr>
-            <w:tcW w:type="dxa" w:w="5327"/>
+            <w:tcW w:type="dxa" w:w="5316"/>
             <w:tcBorders>
               <w:top w:val="single" w:color="D9D4C5" w:sz="4"/>
               <w:left w:val="single" w:color="D9D4C5" w:sz="4"/>
@@ -39193,7 +40671,7 @@
         </w:trPr>
         <w:tc>
           <w:tcPr>
-            <w:tcW w:type="dxa" w:w="3335"/>
+            <w:tcW w:type="dxa" w:w="3348"/>
             <w:tcBorders>
               <w:top w:val="single" w:color="D9D4C5" w:sz="4"/>
               <w:left w:val="single" w:color="D9D4C5" w:sz="4"/>
@@ -39225,7 +40703,7 @@
         </w:tc>
         <w:tc>
           <w:tcPr>
-            <w:tcW w:type="dxa" w:w="976"/>
+            <w:tcW w:type="dxa" w:w="974"/>
             <w:tcBorders>
               <w:top w:val="single" w:color="D9D4C5" w:sz="4"/>
               <w:left w:val="single" w:color="D9D4C5" w:sz="4"/>
@@ -39257,7 +40735,7 @@
         </w:tc>
         <w:tc>
           <w:tcPr>
-            <w:tcW w:type="dxa" w:w="5327"/>
+            <w:tcW w:type="dxa" w:w="5316"/>
             <w:tcBorders>
               <w:top w:val="single" w:color="D9D4C5" w:sz="4"/>
               <w:left w:val="single" w:color="D9D4C5" w:sz="4"/>
@@ -39294,7 +40772,7 @@
         </w:trPr>
         <w:tc>
           <w:tcPr>
-            <w:tcW w:type="dxa" w:w="3335"/>
+            <w:tcW w:type="dxa" w:w="3348"/>
             <w:tcBorders>
               <w:top w:val="single" w:color="D9D4C5" w:sz="4"/>
               <w:left w:val="single" w:color="D9D4C5" w:sz="4"/>
@@ -39327,7 +40805,7 @@
         </w:tc>
         <w:tc>
           <w:tcPr>
-            <w:tcW w:type="dxa" w:w="976"/>
+            <w:tcW w:type="dxa" w:w="974"/>
             <w:tcBorders>
               <w:top w:val="single" w:color="D9D4C5" w:sz="4"/>
               <w:left w:val="single" w:color="D9D4C5" w:sz="4"/>
@@ -39360,7 +40838,7 @@
         </w:tc>
         <w:tc>
           <w:tcPr>
-            <w:tcW w:type="dxa" w:w="5327"/>
+            <w:tcW w:type="dxa" w:w="5316"/>
             <w:tcBorders>
               <w:top w:val="single" w:color="D9D4C5" w:sz="4"/>
               <w:left w:val="single" w:color="D9D4C5" w:sz="4"/>
@@ -39398,7 +40876,7 @@
         </w:trPr>
         <w:tc>
           <w:tcPr>
-            <w:tcW w:type="dxa" w:w="3335"/>
+            <w:tcW w:type="dxa" w:w="3348"/>
             <w:tcBorders>
               <w:top w:val="single" w:color="D9D4C5" w:sz="4"/>
               <w:left w:val="single" w:color="D9D4C5" w:sz="4"/>
@@ -39430,7 +40908,7 @@
         </w:tc>
         <w:tc>
           <w:tcPr>
-            <w:tcW w:type="dxa" w:w="976"/>
+            <w:tcW w:type="dxa" w:w="974"/>
             <w:tcBorders>
               <w:top w:val="single" w:color="D9D4C5" w:sz="4"/>
               <w:left w:val="single" w:color="D9D4C5" w:sz="4"/>
@@ -39462,7 +40940,7 @@
         </w:tc>
         <w:tc>
           <w:tcPr>
-            <w:tcW w:type="dxa" w:w="5327"/>
+            <w:tcW w:type="dxa" w:w="5316"/>
             <w:tcBorders>
               <w:top w:val="single" w:color="D9D4C5" w:sz="4"/>
               <w:left w:val="single" w:color="D9D4C5" w:sz="4"/>
@@ -39499,7 +40977,7 @@
         </w:trPr>
         <w:tc>
           <w:tcPr>
-            <w:tcW w:type="dxa" w:w="3335"/>
+            <w:tcW w:type="dxa" w:w="3348"/>
             <w:tcBorders>
               <w:top w:val="single" w:color="D9D4C5" w:sz="4"/>
               <w:left w:val="single" w:color="D9D4C5" w:sz="4"/>
@@ -39532,7 +41010,7 @@
         </w:tc>
         <w:tc>
           <w:tcPr>
-            <w:tcW w:type="dxa" w:w="976"/>
+            <w:tcW w:type="dxa" w:w="974"/>
             <w:tcBorders>
               <w:top w:val="single" w:color="D9D4C5" w:sz="4"/>
               <w:left w:val="single" w:color="D9D4C5" w:sz="4"/>
@@ -39565,7 +41043,7 @@
         </w:tc>
         <w:tc>
           <w:tcPr>
-            <w:tcW w:type="dxa" w:w="5327"/>
+            <w:tcW w:type="dxa" w:w="5316"/>
             <w:tcBorders>
               <w:top w:val="single" w:color="D9D4C5" w:sz="4"/>
               <w:left w:val="single" w:color="D9D4C5" w:sz="4"/>
@@ -39603,7 +41081,7 @@
         </w:trPr>
         <w:tc>
           <w:tcPr>
-            <w:tcW w:type="dxa" w:w="3335"/>
+            <w:tcW w:type="dxa" w:w="3348"/>
             <w:tcBorders>
               <w:top w:val="single" w:color="D9D4C5" w:sz="4"/>
               <w:left w:val="single" w:color="D9D4C5" w:sz="4"/>
@@ -39635,7 +41113,7 @@
         </w:tc>
         <w:tc>
           <w:tcPr>
-            <w:tcW w:type="dxa" w:w="976"/>
+            <w:tcW w:type="dxa" w:w="974"/>
             <w:tcBorders>
               <w:top w:val="single" w:color="D9D4C5" w:sz="4"/>
               <w:left w:val="single" w:color="D9D4C5" w:sz="4"/>
@@ -39667,7 +41145,7 @@
         </w:tc>
         <w:tc>
           <w:tcPr>
-            <w:tcW w:type="dxa" w:w="5327"/>
+            <w:tcW w:type="dxa" w:w="5316"/>
             <w:tcBorders>
               <w:top w:val="single" w:color="D9D4C5" w:sz="4"/>
               <w:left w:val="single" w:color="D9D4C5" w:sz="4"/>
@@ -39704,7 +41182,7 @@
         </w:trPr>
         <w:tc>
           <w:tcPr>
-            <w:tcW w:type="dxa" w:w="3335"/>
+            <w:tcW w:type="dxa" w:w="3348"/>
             <w:tcBorders>
               <w:top w:val="single" w:color="D9D4C5" w:sz="4"/>
               <w:left w:val="single" w:color="D9D4C5" w:sz="4"/>
@@ -39737,7 +41215,7 @@
         </w:tc>
         <w:tc>
           <w:tcPr>
-            <w:tcW w:type="dxa" w:w="976"/>
+            <w:tcW w:type="dxa" w:w="974"/>
             <w:tcBorders>
               <w:top w:val="single" w:color="D9D4C5" w:sz="4"/>
               <w:left w:val="single" w:color="D9D4C5" w:sz="4"/>
@@ -39770,7 +41248,7 @@
         </w:tc>
         <w:tc>
           <w:tcPr>
-            <w:tcW w:type="dxa" w:w="5327"/>
+            <w:tcW w:type="dxa" w:w="5316"/>
             <w:tcBorders>
               <w:top w:val="single" w:color="D9D4C5" w:sz="4"/>
               <w:left w:val="single" w:color="D9D4C5" w:sz="4"/>
@@ -39808,7 +41286,7 @@
         </w:trPr>
         <w:tc>
           <w:tcPr>
-            <w:tcW w:type="dxa" w:w="3335"/>
+            <w:tcW w:type="dxa" w:w="3348"/>
             <w:tcBorders>
               <w:top w:val="single" w:color="D9D4C5" w:sz="4"/>
               <w:left w:val="single" w:color="D9D4C5" w:sz="4"/>
@@ -39840,7 +41318,7 @@
         </w:tc>
         <w:tc>
           <w:tcPr>
-            <w:tcW w:type="dxa" w:w="976"/>
+            <w:tcW w:type="dxa" w:w="974"/>
             <w:tcBorders>
               <w:top w:val="single" w:color="D9D4C5" w:sz="4"/>
               <w:left w:val="single" w:color="D9D4C5" w:sz="4"/>
@@ -39872,7 +41350,7 @@
         </w:tc>
         <w:tc>
           <w:tcPr>
-            <w:tcW w:type="dxa" w:w="5327"/>
+            <w:tcW w:type="dxa" w:w="5316"/>
             <w:tcBorders>
               <w:top w:val="single" w:color="D9D4C5" w:sz="4"/>
               <w:left w:val="single" w:color="D9D4C5" w:sz="4"/>
@@ -39909,7 +41387,7 @@
         </w:trPr>
         <w:tc>
           <w:tcPr>
-            <w:tcW w:type="dxa" w:w="3335"/>
+            <w:tcW w:type="dxa" w:w="3348"/>
             <w:tcBorders>
               <w:top w:val="single" w:color="D9D4C5" w:sz="4"/>
               <w:left w:val="single" w:color="D9D4C5" w:sz="4"/>
@@ -39942,7 +41420,7 @@
         </w:tc>
         <w:tc>
           <w:tcPr>
-            <w:tcW w:type="dxa" w:w="976"/>
+            <w:tcW w:type="dxa" w:w="974"/>
             <w:tcBorders>
               <w:top w:val="single" w:color="D9D4C5" w:sz="4"/>
               <w:left w:val="single" w:color="D9D4C5" w:sz="4"/>
@@ -39975,7 +41453,7 @@
         </w:tc>
         <w:tc>
           <w:tcPr>
-            <w:tcW w:type="dxa" w:w="5327"/>
+            <w:tcW w:type="dxa" w:w="5316"/>
             <w:tcBorders>
               <w:top w:val="single" w:color="D9D4C5" w:sz="4"/>
               <w:left w:val="single" w:color="D9D4C5" w:sz="4"/>
@@ -40013,7 +41491,7 @@
         </w:trPr>
         <w:tc>
           <w:tcPr>
-            <w:tcW w:type="dxa" w:w="3335"/>
+            <w:tcW w:type="dxa" w:w="3348"/>
             <w:tcBorders>
               <w:top w:val="single" w:color="D9D4C5" w:sz="4"/>
               <w:left w:val="single" w:color="D9D4C5" w:sz="4"/>
@@ -40045,7 +41523,7 @@
         </w:tc>
         <w:tc>
           <w:tcPr>
-            <w:tcW w:type="dxa" w:w="976"/>
+            <w:tcW w:type="dxa" w:w="974"/>
             <w:tcBorders>
               <w:top w:val="single" w:color="D9D4C5" w:sz="4"/>
               <w:left w:val="single" w:color="D9D4C5" w:sz="4"/>
@@ -40077,7 +41555,7 @@
         </w:tc>
         <w:tc>
           <w:tcPr>
-            <w:tcW w:type="dxa" w:w="5327"/>
+            <w:tcW w:type="dxa" w:w="5316"/>
             <w:tcBorders>
               <w:top w:val="single" w:color="D9D4C5" w:sz="4"/>
               <w:left w:val="single" w:color="D9D4C5" w:sz="4"/>
@@ -40114,7 +41592,7 @@
         </w:trPr>
         <w:tc>
           <w:tcPr>
-            <w:tcW w:type="dxa" w:w="3335"/>
+            <w:tcW w:type="dxa" w:w="3348"/>
             <w:tcBorders>
               <w:top w:val="single" w:color="D9D4C5" w:sz="4"/>
               <w:left w:val="single" w:color="D9D4C5" w:sz="4"/>
@@ -40147,7 +41625,7 @@
         </w:tc>
         <w:tc>
           <w:tcPr>
-            <w:tcW w:type="dxa" w:w="976"/>
+            <w:tcW w:type="dxa" w:w="974"/>
             <w:tcBorders>
               <w:top w:val="single" w:color="D9D4C5" w:sz="4"/>
               <w:left w:val="single" w:color="D9D4C5" w:sz="4"/>
@@ -40180,7 +41658,7 @@
         </w:tc>
         <w:tc>
           <w:tcPr>
-            <w:tcW w:type="dxa" w:w="5327"/>
+            <w:tcW w:type="dxa" w:w="5316"/>
             <w:tcBorders>
               <w:top w:val="single" w:color="D9D4C5" w:sz="4"/>
               <w:left w:val="single" w:color="D9D4C5" w:sz="4"/>
@@ -40218,7 +41696,7 @@
         </w:trPr>
         <w:tc>
           <w:tcPr>
-            <w:tcW w:type="dxa" w:w="3335"/>
+            <w:tcW w:type="dxa" w:w="3348"/>
             <w:tcBorders>
               <w:top w:val="single" w:color="D9D4C5" w:sz="4"/>
               <w:left w:val="single" w:color="D9D4C5" w:sz="4"/>
@@ -40250,7 +41728,7 @@
         </w:tc>
         <w:tc>
           <w:tcPr>
-            <w:tcW w:type="dxa" w:w="976"/>
+            <w:tcW w:type="dxa" w:w="974"/>
             <w:tcBorders>
               <w:top w:val="single" w:color="D9D4C5" w:sz="4"/>
               <w:left w:val="single" w:color="D9D4C5" w:sz="4"/>
@@ -40282,7 +41760,7 @@
         </w:tc>
         <w:tc>
           <w:tcPr>
-            <w:tcW w:type="dxa" w:w="5327"/>
+            <w:tcW w:type="dxa" w:w="5316"/>
             <w:tcBorders>
               <w:top w:val="single" w:color="D9D4C5" w:sz="4"/>
               <w:left w:val="single" w:color="D9D4C5" w:sz="4"/>
@@ -40319,7 +41797,7 @@
         </w:trPr>
         <w:tc>
           <w:tcPr>
-            <w:tcW w:type="dxa" w:w="3335"/>
+            <w:tcW w:type="dxa" w:w="3348"/>
             <w:tcBorders>
               <w:top w:val="single" w:color="D9D4C5" w:sz="4"/>
               <w:left w:val="single" w:color="D9D4C5" w:sz="4"/>
@@ -40352,7 +41830,7 @@
         </w:tc>
         <w:tc>
           <w:tcPr>
-            <w:tcW w:type="dxa" w:w="976"/>
+            <w:tcW w:type="dxa" w:w="974"/>
             <w:tcBorders>
               <w:top w:val="single" w:color="D9D4C5" w:sz="4"/>
               <w:left w:val="single" w:color="D9D4C5" w:sz="4"/>
@@ -40385,7 +41863,7 @@
         </w:tc>
         <w:tc>
           <w:tcPr>
-            <w:tcW w:type="dxa" w:w="5327"/>
+            <w:tcW w:type="dxa" w:w="5316"/>
             <w:tcBorders>
               <w:top w:val="single" w:color="D9D4C5" w:sz="4"/>
               <w:left w:val="single" w:color="D9D4C5" w:sz="4"/>
@@ -40423,7 +41901,7 @@
         </w:trPr>
         <w:tc>
           <w:tcPr>
-            <w:tcW w:type="dxa" w:w="3335"/>
+            <w:tcW w:type="dxa" w:w="3348"/>
             <w:tcBorders>
               <w:top w:val="single" w:color="D9D4C5" w:sz="4"/>
               <w:left w:val="single" w:color="D9D4C5" w:sz="4"/>
@@ -40455,7 +41933,7 @@
         </w:tc>
         <w:tc>
           <w:tcPr>
-            <w:tcW w:type="dxa" w:w="976"/>
+            <w:tcW w:type="dxa" w:w="974"/>
             <w:tcBorders>
               <w:top w:val="single" w:color="D9D4C5" w:sz="4"/>
               <w:left w:val="single" w:color="D9D4C5" w:sz="4"/>
@@ -40487,7 +41965,7 @@
         </w:tc>
         <w:tc>
           <w:tcPr>
-            <w:tcW w:type="dxa" w:w="5327"/>
+            <w:tcW w:type="dxa" w:w="5316"/>
             <w:tcBorders>
               <w:top w:val="single" w:color="D9D4C5" w:sz="4"/>
               <w:left w:val="single" w:color="D9D4C5" w:sz="4"/>
@@ -40524,7 +42002,7 @@
         </w:trPr>
         <w:tc>
           <w:tcPr>
-            <w:tcW w:type="dxa" w:w="3335"/>
+            <w:tcW w:type="dxa" w:w="3348"/>
             <w:tcBorders>
               <w:top w:val="single" w:color="D9D4C5" w:sz="4"/>
               <w:left w:val="single" w:color="D9D4C5" w:sz="4"/>
@@ -40557,7 +42035,7 @@
         </w:tc>
         <w:tc>
           <w:tcPr>
-            <w:tcW w:type="dxa" w:w="976"/>
+            <w:tcW w:type="dxa" w:w="974"/>
             <w:tcBorders>
               <w:top w:val="single" w:color="D9D4C5" w:sz="4"/>
               <w:left w:val="single" w:color="D9D4C5" w:sz="4"/>
@@ -40590,7 +42068,7 @@
         </w:tc>
         <w:tc>
           <w:tcPr>
-            <w:tcW w:type="dxa" w:w="5327"/>
+            <w:tcW w:type="dxa" w:w="5316"/>
             <w:tcBorders>
               <w:top w:val="single" w:color="D9D4C5" w:sz="4"/>
               <w:left w:val="single" w:color="D9D4C5" w:sz="4"/>
@@ -40628,7 +42106,7 @@
         </w:trPr>
         <w:tc>
           <w:tcPr>
-            <w:tcW w:type="dxa" w:w="3335"/>
+            <w:tcW w:type="dxa" w:w="3348"/>
             <w:tcBorders>
               <w:top w:val="single" w:color="D9D4C5" w:sz="4"/>
               <w:left w:val="single" w:color="D9D4C5" w:sz="4"/>
@@ -40660,7 +42138,7 @@
         </w:tc>
         <w:tc>
           <w:tcPr>
-            <w:tcW w:type="dxa" w:w="976"/>
+            <w:tcW w:type="dxa" w:w="974"/>
             <w:tcBorders>
               <w:top w:val="single" w:color="D9D4C5" w:sz="4"/>
               <w:left w:val="single" w:color="D9D4C5" w:sz="4"/>
@@ -40692,7 +42170,7 @@
         </w:tc>
         <w:tc>
           <w:tcPr>
-            <w:tcW w:type="dxa" w:w="5327"/>
+            <w:tcW w:type="dxa" w:w="5316"/>
             <w:tcBorders>
               <w:top w:val="single" w:color="D9D4C5" w:sz="4"/>
               <w:left w:val="single" w:color="D9D4C5" w:sz="4"/>
@@ -40729,7 +42207,7 @@
         </w:trPr>
         <w:tc>
           <w:tcPr>
-            <w:tcW w:type="dxa" w:w="3335"/>
+            <w:tcW w:type="dxa" w:w="3348"/>
             <w:tcBorders>
               <w:top w:val="single" w:color="D9D4C5" w:sz="4"/>
               <w:left w:val="single" w:color="D9D4C5" w:sz="4"/>
@@ -40762,7 +42240,7 @@
         </w:tc>
         <w:tc>
           <w:tcPr>
-            <w:tcW w:type="dxa" w:w="976"/>
+            <w:tcW w:type="dxa" w:w="974"/>
             <w:tcBorders>
               <w:top w:val="single" w:color="D9D4C5" w:sz="4"/>
               <w:left w:val="single" w:color="D9D4C5" w:sz="4"/>
@@ -40795,7 +42273,7 @@
         </w:tc>
         <w:tc>
           <w:tcPr>
-            <w:tcW w:type="dxa" w:w="5327"/>
+            <w:tcW w:type="dxa" w:w="5316"/>
             <w:tcBorders>
               <w:top w:val="single" w:color="D9D4C5" w:sz="4"/>
               <w:left w:val="single" w:color="D9D4C5" w:sz="4"/>
@@ -40833,7 +42311,7 @@
         </w:trPr>
         <w:tc>
           <w:tcPr>
-            <w:tcW w:type="dxa" w:w="3335"/>
+            <w:tcW w:type="dxa" w:w="3348"/>
             <w:tcBorders>
               <w:top w:val="single" w:color="D9D4C5" w:sz="4"/>
               <w:left w:val="single" w:color="D9D4C5" w:sz="4"/>
@@ -40859,19 +42337,122 @@
                 <w:sz w:val="18"/>
                 <w:szCs w:val="18"/>
               </w:rPr>
+              <w:t xml:space="preserve">supabase/21_completamento_funzionale.sql</w:t>
+            </w:r>
+          </w:p>
+        </w:tc>
+        <w:tc>
+          <w:tcPr>
+            <w:tcW w:type="dxa" w:w="974"/>
+            <w:tcBorders>
+              <w:top w:val="single" w:color="D9D4C5" w:sz="4"/>
+              <w:left w:val="single" w:color="D9D4C5" w:sz="4"/>
+              <w:bottom w:val="single" w:color="D9D4C5" w:sz="4"/>
+              <w:right w:val="single" w:color="D9D4C5" w:sz="4"/>
+            </w:tcBorders>
+            <w:tcMar>
+              <w:top w:type="dxa" w:w="70"/>
+              <w:left w:type="dxa" w:w="110"/>
+              <w:bottom w:type="dxa" w:w="70"/>
+              <w:right w:type="dxa" w:w="110"/>
+            </w:tcMar>
+            <w:vAlign w:val="center"/>
+          </w:tcPr>
+          <w:p>
+            <w:pPr>
+              <w:spacing w:after="0" w:before="0"/>
+            </w:pPr>
+            <w:r>
+              <w:rPr>
+                <w:rFonts w:ascii="Arial" w:cs="Arial" w:eastAsia="Arial" w:hAnsi="Arial"/>
+                <w:color w:val="1B2118"/>
+                <w:sz w:val="18"/>
+                <w:szCs w:val="18"/>
+              </w:rPr>
+              <w:t xml:space="preserve">679</w:t>
+            </w:r>
+          </w:p>
+        </w:tc>
+        <w:tc>
+          <w:tcPr>
+            <w:tcW w:type="dxa" w:w="5316"/>
+            <w:tcBorders>
+              <w:top w:val="single" w:color="D9D4C5" w:sz="4"/>
+              <w:left w:val="single" w:color="D9D4C5" w:sz="4"/>
+              <w:bottom w:val="single" w:color="D9D4C5" w:sz="4"/>
+              <w:right w:val="single" w:color="D9D4C5" w:sz="4"/>
+            </w:tcBorders>
+            <w:tcMar>
+              <w:top w:type="dxa" w:w="70"/>
+              <w:left w:type="dxa" w:w="110"/>
+              <w:bottom w:type="dxa" w:w="70"/>
+              <w:right w:type="dxa" w:w="110"/>
+            </w:tcMar>
+            <w:vAlign w:val="center"/>
+          </w:tcPr>
+          <w:p>
+            <w:pPr>
+              <w:spacing w:after="0" w:before="0"/>
+            </w:pPr>
+            <w:r>
+              <w:rPr>
+                <w:rFonts w:ascii="Arial" w:cs="Arial" w:eastAsia="Arial" w:hAnsi="Arial"/>
+                <w:color w:val="1B2118"/>
+                <w:sz w:val="18"/>
+                <w:szCs w:val="18"/>
+              </w:rPr>
+              <w:t xml:space="preserve">COMPLETAMENTO FUNZIONALE (confronto con i requisiti, 18/10/2026)</w:t>
+            </w:r>
+          </w:p>
+        </w:tc>
+      </w:tr>
+      <w:tr>
+        <w:trPr>
+          <w:cantSplit/>
+        </w:trPr>
+        <w:tc>
+          <w:tcPr>
+            <w:tcW w:type="dxa" w:w="3348"/>
+            <w:tcBorders>
+              <w:top w:val="single" w:color="D9D4C5" w:sz="4"/>
+              <w:left w:val="single" w:color="D9D4C5" w:sz="4"/>
+              <w:bottom w:val="single" w:color="D9D4C5" w:sz="4"/>
+              <w:right w:val="single" w:color="D9D4C5" w:sz="4"/>
+            </w:tcBorders>
+            <w:shd w:fill="F6F4EE" w:color="auto" w:val="clear"/>
+            <w:tcMar>
+              <w:top w:type="dxa" w:w="70"/>
+              <w:left w:type="dxa" w:w="110"/>
+              <w:bottom w:type="dxa" w:w="70"/>
+              <w:right w:type="dxa" w:w="110"/>
+            </w:tcMar>
+            <w:vAlign w:val="center"/>
+          </w:tcPr>
+          <w:p>
+            <w:pPr>
+              <w:spacing w:after="0" w:before="0"/>
+            </w:pPr>
+            <w:r>
+              <w:rPr>
+                <w:rFonts w:ascii="Consolas" w:cs="Consolas" w:eastAsia="Consolas" w:hAnsi="Consolas"/>
+                <w:color w:val="2F5D3A"/>
+                <w:sz w:val="18"/>
+                <w:szCs w:val="18"/>
+              </w:rPr>
               <w:t xml:space="preserve">supabase/schema_completo.sql</w:t>
             </w:r>
           </w:p>
         </w:tc>
         <w:tc>
           <w:tcPr>
-            <w:tcW w:type="dxa" w:w="976"/>
-            <w:tcBorders>
-              <w:top w:val="single" w:color="D9D4C5" w:sz="4"/>
-              <w:left w:val="single" w:color="D9D4C5" w:sz="4"/>
-              <w:bottom w:val="single" w:color="D9D4C5" w:sz="4"/>
-              <w:right w:val="single" w:color="D9D4C5" w:sz="4"/>
-            </w:tcBorders>
+            <w:tcW w:type="dxa" w:w="974"/>
+            <w:tcBorders>
+              <w:top w:val="single" w:color="D9D4C5" w:sz="4"/>
+              <w:left w:val="single" w:color="D9D4C5" w:sz="4"/>
+              <w:bottom w:val="single" w:color="D9D4C5" w:sz="4"/>
+              <w:right w:val="single" w:color="D9D4C5" w:sz="4"/>
+            </w:tcBorders>
+            <w:shd w:fill="F6F4EE" w:color="auto" w:val="clear"/>
             <w:tcMar>
               <w:top w:type="dxa" w:w="70"/>
               <w:left w:type="dxa" w:w="110"/>
@@ -40897,13 +42478,14 @@
         </w:tc>
         <w:tc>
           <w:tcPr>
-            <w:tcW w:type="dxa" w:w="5327"/>
-            <w:tcBorders>
-              <w:top w:val="single" w:color="D9D4C5" w:sz="4"/>
-              <w:left w:val="single" w:color="D9D4C5" w:sz="4"/>
-              <w:bottom w:val="single" w:color="D9D4C5" w:sz="4"/>
-              <w:right w:val="single" w:color="D9D4C5" w:sz="4"/>
-            </w:tcBorders>
+            <w:tcW w:type="dxa" w:w="5316"/>
+            <w:tcBorders>
+              <w:top w:val="single" w:color="D9D4C5" w:sz="4"/>
+              <w:left w:val="single" w:color="D9D4C5" w:sz="4"/>
+              <w:bottom w:val="single" w:color="D9D4C5" w:sz="4"/>
+              <w:right w:val="single" w:color="D9D4C5" w:sz="4"/>
+            </w:tcBorders>
+            <w:shd w:fill="F6F4EE" w:color="auto" w:val="clear"/>
             <w:tcMar>
               <w:top w:type="dxa" w:w="70"/>
               <w:left w:type="dxa" w:w="110"/>
@@ -41142,7 +42724,7 @@
                 <w:sz w:val="18"/>
                 <w:szCs w:val="18"/>
               </w:rPr>
-              <w:t xml:space="preserve">396</w:t>
+              <w:t xml:space="preserve">398</w:t>
             </w:r>
           </w:p>
         </w:tc>
@@ -42876,7 +44458,7 @@
                 <w:sz w:val="18"/>
                 <w:szCs w:val="18"/>
               </w:rPr>
-              <w:t xml:space="preserve">184</w:t>
+              <w:t xml:space="preserve">208</w:t>
             </w:r>
           </w:p>
         </w:tc>
@@ -44508,7 +46090,7 @@
         <w:szCs w:val="16"/>
       </w:rPr>
       <w:tab/>
-      <w:t xml:space="preserve">Registro sviluppo e deploy · Rev. 1.9 · 18/10/2026</w:t>
+      <w:t xml:space="preserve">Registro sviluppo e deploy · Rev. 2.0 · 18/10/2026</w:t>
     </w:r>
   </w:p>
 </w:hdr>
@@ -44573,7 +46155,7 @@
         <w:szCs w:val="16"/>
       </w:rPr>
       <w:tab/>
-      <w:t xml:space="preserve">Registro sviluppo e deploy · Rev. 1.9 · 18/10/2026</w:t>
+      <w:t xml:space="preserve">Registro sviluppo e deploy · Rev. 2.0 · 18/10/2026</w:t>
     </w:r>
   </w:p>
 </w:hdr>

--- a/public/documentazione/Registro_Dev_Deploy_Portale_CWP.docx
+++ b/public/documentazione/Registro_Dev_Deploy_Portale_CWP.docx
@@ -302,7 +302,7 @@
                 <w:sz w:val="20"/>
                 <w:szCs w:val="20"/>
               </w:rPr>
-              <w:t xml:space="preserve">Rev. 2.0</w:t>
+              <w:t xml:space="preserve">Rev. 2.1</w:t>
             </w:r>
           </w:p>
         </w:tc>
@@ -719,7 +719,7 @@
                 <w:sz w:val="18"/>
                 <w:szCs w:val="18"/>
               </w:rPr>
-              <w:t xml:space="preserve">2.0</w:t>
+              <w:t xml:space="preserve">2.1</w:t>
             </w:r>
           </w:p>
         </w:tc>
@@ -783,7 +783,7 @@
                 <w:sz w:val="18"/>
                 <w:szCs w:val="18"/>
               </w:rPr>
-              <w:t xml:space="preserve">Completamento funzionale dai requisiti (script 21): Rapporti a 4 fasi, documenti richiesti, anagrafiche per lo staff, consultazione bloccata e numerata, conservazione 10 anni, fascicolo completo; funzione consultazione-pubblica ripubblicata.</w:t>
+              <w:t xml:space="preserve">Rilettura dei documenti ufficiali del Programma: differenze con il portale tra le decisioni aperte; correzione del buffer nei manuali.</w:t>
             </w:r>
           </w:p>
         </w:tc>
@@ -853,7 +853,7 @@
                 <w:sz w:val="18"/>
                 <w:szCs w:val="18"/>
               </w:rPr>
-              <w:t xml:space="preserve">1.9</w:t>
+              <w:t xml:space="preserve">2.0</w:t>
             </w:r>
           </w:p>
         </w:tc>
@@ -919,7 +919,7 @@
                 <w:sz w:val="18"/>
                 <w:szCs w:val="18"/>
               </w:rPr>
-              <w:t xml:space="preserve">Script 20 (rinforzi di integrità, ora italiana nel database), funzioni crea-utente e consultazione-pubblica ripubblicate, punto 33 completato; decisione sull'audit.</w:t>
+              <w:t xml:space="preserve">Completamento funzionale dai requisiti (script 21): Rapporti a 4 fasi, documenti richiesti, anagrafiche per lo staff, consultazione bloccata e numerata, conservazione 10 anni, fascicolo completo; funzione consultazione-pubblica ripubblicata.</w:t>
             </w:r>
           </w:p>
         </w:tc>
@@ -989,7 +989,7 @@
                 <w:sz w:val="18"/>
                 <w:szCs w:val="18"/>
               </w:rPr>
-              <w:t xml:space="preserve">1.8</w:t>
+              <w:t xml:space="preserve">1.9</w:t>
             </w:r>
           </w:p>
         </w:tc>
@@ -1053,7 +1053,7 @@
                 <w:sz w:val="18"/>
                 <w:szCs w:val="18"/>
               </w:rPr>
-              <w:t xml:space="preserve">Codice sorgente interamente commentato (punto 31 completato); nuovi rinforzi nel punto 33; intestazione aggiornata alla versione 0.19.</w:t>
+              <w:t xml:space="preserve">Script 20 (rinforzi di integrità, ora italiana nel database), funzioni crea-utente e consultazione-pubblica ripubblicate, punto 33 completato; decisione sull'audit.</w:t>
             </w:r>
           </w:p>
         </w:tc>
@@ -1123,7 +1123,7 @@
                 <w:sz w:val="18"/>
                 <w:szCs w:val="18"/>
               </w:rPr>
-              <w:t xml:space="preserve">1.7</w:t>
+              <w:t xml:space="preserve">1.8</w:t>
             </w:r>
           </w:p>
         </w:tc>
@@ -1189,7 +1189,7 @@
                 <w:sz w:val="18"/>
                 <w:szCs w:val="18"/>
               </w:rPr>
-              <w:t xml:space="preserve">Crediti: rapporto di calcolo in PDF, numero di registro (script 18) e registro dei crediti; avvisi di npm audit nel punto 30.</w:t>
+              <w:t xml:space="preserve">Codice sorgente interamente commentato (punto 31 completato); nuovi rinforzi nel punto 33; intestazione aggiornata alla versione 0.19.</w:t>
             </w:r>
           </w:p>
         </w:tc>
@@ -1259,7 +1259,7 @@
                 <w:sz w:val="18"/>
                 <w:szCs w:val="18"/>
               </w:rPr>
-              <w:t xml:space="preserve">1.6</w:t>
+              <w:t xml:space="preserve">1.7</w:t>
             </w:r>
           </w:p>
         </w:tc>
@@ -1323,7 +1323,7 @@
                 <w:sz w:val="18"/>
                 <w:szCs w:val="18"/>
               </w:rPr>
-              <w:t xml:space="preserve">Crediti: import diretto del tracciato, aggregazione delle letture, blocco dei dati personali, controlli di coerenza (backlog 1-5).</w:t>
+              <w:t xml:space="preserve">Crediti: rapporto di calcolo in PDF, numero di registro (script 18) e registro dei crediti; avvisi di npm audit nel punto 30.</w:t>
             </w:r>
           </w:p>
         </w:tc>
@@ -1393,7 +1393,7 @@
                 <w:sz w:val="18"/>
                 <w:szCs w:val="18"/>
               </w:rPr>
-              <w:t xml:space="preserve">1.5</w:t>
+              <w:t xml:space="preserve">1.6</w:t>
             </w:r>
           </w:p>
         </w:tc>
@@ -1459,7 +1459,7 @@
                 <w:sz w:val="18"/>
                 <w:szCs w:val="18"/>
               </w:rPr>
-              <w:t xml:space="preserve">Capitolo pratiche: script 17, funzione consultazione-pubblica, note di fase, Enti di Validazione, modelli, messaggi, pagamenti al Comune, consultazione pubblica con email confermata ed errata corrige; decisioni A, B, D.</w:t>
+              <w:t xml:space="preserve">Crediti: import diretto del tracciato, aggregazione delle letture, blocco dei dati personali, controlli di coerenza (backlog 1-5).</w:t>
             </w:r>
           </w:p>
         </w:tc>
@@ -1529,7 +1529,7 @@
                 <w:sz w:val="18"/>
                 <w:szCs w:val="18"/>
               </w:rPr>
-              <w:t xml:space="preserve">1.4</w:t>
+              <w:t xml:space="preserve">1.5</w:t>
             </w:r>
           </w:p>
         </w:tc>
@@ -1593,7 +1593,7 @@
                 <w:sz w:val="18"/>
                 <w:szCs w:val="18"/>
               </w:rPr>
-              <w:t xml:space="preserve">Manuale Test; regole di lavoro (quattro documenti aggiornati insieme, codice commentato); backlog 31 e 32.</w:t>
+              <w:t xml:space="preserve">Capitolo pratiche: script 17, funzione consultazione-pubblica, note di fase, Enti di Validazione, modelli, messaggi, pagamenti al Comune, consultazione pubblica con email confermata ed errata corrige; decisioni A, B, D.</w:t>
             </w:r>
           </w:p>
         </w:tc>
@@ -1663,7 +1663,7 @@
                 <w:sz w:val="18"/>
                 <w:szCs w:val="18"/>
               </w:rPr>
-              <w:t xml:space="preserve">1.3</w:t>
+              <w:t xml:space="preserve">1.4</w:t>
             </w:r>
           </w:p>
         </w:tc>
@@ -1729,7 +1729,7 @@
                 <w:sz w:val="18"/>
                 <w:szCs w:val="18"/>
               </w:rPr>
-              <w:t xml:space="preserve">Manuale Amministratore in Word/PDF; Manuale Utente solo in PDF per gli utenti e anche in «I tuoi documenti».</w:t>
+              <w:t xml:space="preserve">Manuale Test; regole di lavoro (quattro documenti aggiornati insieme, codice commentato); backlog 31 e 32.</w:t>
             </w:r>
           </w:p>
         </w:tc>
@@ -1799,7 +1799,7 @@
                 <w:sz w:val="18"/>
                 <w:szCs w:val="18"/>
               </w:rPr>
-              <w:t xml:space="preserve">1.2</w:t>
+              <w:t xml:space="preserve">1.3</w:t>
             </w:r>
           </w:p>
         </w:tc>
@@ -1863,7 +1863,7 @@
                 <w:sz w:val="18"/>
                 <w:szCs w:val="18"/>
               </w:rPr>
-              <w:t xml:space="preserve">Pagina «Il mio profilo»; password (script 15 e 16, Edge Functions reimposta-password e recupera-password); SMTP Resend; email di recupero in italiano spedita dal portale.</w:t>
+              <w:t xml:space="preserve">Manuale Amministratore in Word/PDF; Manuale Utente solo in PDF per gli utenti e anche in «I tuoi documenti».</w:t>
             </w:r>
           </w:p>
         </w:tc>
@@ -1933,7 +1933,7 @@
                 <w:sz w:val="18"/>
                 <w:szCs w:val="18"/>
               </w:rPr>
-              <w:t xml:space="preserve">1.1</w:t>
+              <w:t xml:space="preserve">1.2</w:t>
             </w:r>
           </w:p>
         </w:tc>
@@ -1999,7 +1999,7 @@
                 <w:sz w:val="18"/>
                 <w:szCs w:val="18"/>
               </w:rPr>
-              <w:t xml:space="preserve">Pagina Documentazione; backlog riordinato; decisione di passare Vercel e Supabase a piani a pagamento (punto 29); riservatezza della documentazione (punto 28).</w:t>
+              <w:t xml:space="preserve">Pagina «Il mio profilo»; password (script 15 e 16, Edge Functions reimposta-password e recupera-password); SMTP Resend; email di recupero in italiano spedita dal portale.</w:t>
             </w:r>
           </w:p>
         </w:tc>
@@ -2069,6 +2069,140 @@
                 <w:sz w:val="18"/>
                 <w:szCs w:val="18"/>
               </w:rPr>
+              <w:t xml:space="preserve">1.1</w:t>
+            </w:r>
+          </w:p>
+        </w:tc>
+        <w:tc>
+          <w:tcPr>
+            <w:tcW w:type="dxa" w:w="1300"/>
+            <w:tcBorders>
+              <w:top w:val="single" w:color="D9D4C5" w:sz="4"/>
+              <w:left w:val="single" w:color="D9D4C5" w:sz="4"/>
+              <w:bottom w:val="single" w:color="D9D4C5" w:sz="4"/>
+              <w:right w:val="single" w:color="D9D4C5" w:sz="4"/>
+            </w:tcBorders>
+            <w:tcMar>
+              <w:top w:type="dxa" w:w="70"/>
+              <w:left w:type="dxa" w:w="110"/>
+              <w:bottom w:type="dxa" w:w="70"/>
+              <w:right w:type="dxa" w:w="110"/>
+            </w:tcMar>
+            <w:vAlign w:val="center"/>
+          </w:tcPr>
+          <w:p>
+            <w:pPr>
+              <w:spacing w:after="0" w:before="0"/>
+            </w:pPr>
+            <w:r>
+              <w:rPr>
+                <w:rFonts w:ascii="Arial" w:cs="Arial" w:eastAsia="Arial" w:hAnsi="Arial"/>
+                <w:color w:val="1B2118"/>
+                <w:sz w:val="18"/>
+                <w:szCs w:val="18"/>
+              </w:rPr>
+              <w:t xml:space="preserve">18/10/2026</w:t>
+            </w:r>
+          </w:p>
+        </w:tc>
+        <w:tc>
+          <w:tcPr>
+            <w:tcW w:type="dxa" w:w="5538"/>
+            <w:tcBorders>
+              <w:top w:val="single" w:color="D9D4C5" w:sz="4"/>
+              <w:left w:val="single" w:color="D9D4C5" w:sz="4"/>
+              <w:bottom w:val="single" w:color="D9D4C5" w:sz="4"/>
+              <w:right w:val="single" w:color="D9D4C5" w:sz="4"/>
+            </w:tcBorders>
+            <w:tcMar>
+              <w:top w:type="dxa" w:w="70"/>
+              <w:left w:type="dxa" w:w="110"/>
+              <w:bottom w:type="dxa" w:w="70"/>
+              <w:right w:type="dxa" w:w="110"/>
+            </w:tcMar>
+            <w:vAlign w:val="center"/>
+          </w:tcPr>
+          <w:p>
+            <w:pPr>
+              <w:spacing w:after="0" w:before="0"/>
+            </w:pPr>
+            <w:r>
+              <w:rPr>
+                <w:rFonts w:ascii="Arial" w:cs="Arial" w:eastAsia="Arial" w:hAnsi="Arial"/>
+                <w:color w:val="1B2118"/>
+                <w:sz w:val="18"/>
+                <w:szCs w:val="18"/>
+              </w:rPr>
+              <w:t xml:space="preserve">Pagina Documentazione; backlog riordinato; decisione di passare Vercel e Supabase a piani a pagamento (punto 29); riservatezza della documentazione (punto 28).</w:t>
+            </w:r>
+          </w:p>
+        </w:tc>
+        <w:tc>
+          <w:tcPr>
+            <w:tcW w:type="dxa" w:w="2000"/>
+            <w:tcBorders>
+              <w:top w:val="single" w:color="D9D4C5" w:sz="4"/>
+              <w:left w:val="single" w:color="D9D4C5" w:sz="4"/>
+              <w:bottom w:val="single" w:color="D9D4C5" w:sz="4"/>
+              <w:right w:val="single" w:color="D9D4C5" w:sz="4"/>
+            </w:tcBorders>
+            <w:tcMar>
+              <w:top w:type="dxa" w:w="70"/>
+              <w:left w:type="dxa" w:w="110"/>
+              <w:bottom w:type="dxa" w:w="70"/>
+              <w:right w:type="dxa" w:w="110"/>
+            </w:tcMar>
+            <w:vAlign w:val="center"/>
+          </w:tcPr>
+          <w:p>
+            <w:pPr>
+              <w:spacing w:after="0" w:before="0"/>
+            </w:pPr>
+            <w:r>
+              <w:rPr>
+                <w:rFonts w:ascii="Arial" w:cs="Arial" w:eastAsia="Arial" w:hAnsi="Arial"/>
+                <w:color w:val="1B2118"/>
+                <w:sz w:val="18"/>
+                <w:szCs w:val="18"/>
+              </w:rPr>
+              <w:t xml:space="preserve">Fondazione Operate</w:t>
+            </w:r>
+          </w:p>
+        </w:tc>
+      </w:tr>
+      <w:tr>
+        <w:trPr>
+          <w:cantSplit/>
+        </w:trPr>
+        <w:tc>
+          <w:tcPr>
+            <w:tcW w:type="dxa" w:w="800"/>
+            <w:tcBorders>
+              <w:top w:val="single" w:color="D9D4C5" w:sz="4"/>
+              <w:left w:val="single" w:color="D9D4C5" w:sz="4"/>
+              <w:bottom w:val="single" w:color="D9D4C5" w:sz="4"/>
+              <w:right w:val="single" w:color="D9D4C5" w:sz="4"/>
+            </w:tcBorders>
+            <w:shd w:fill="F6F4EE" w:color="auto" w:val="clear"/>
+            <w:tcMar>
+              <w:top w:type="dxa" w:w="70"/>
+              <w:left w:type="dxa" w:w="110"/>
+              <w:bottom w:type="dxa" w:w="70"/>
+              <w:right w:type="dxa" w:w="110"/>
+            </w:tcMar>
+            <w:vAlign w:val="center"/>
+          </w:tcPr>
+          <w:p>
+            <w:pPr>
+              <w:spacing w:after="0" w:before="0"/>
+            </w:pPr>
+            <w:r>
+              <w:rPr>
+                <w:rFonts w:ascii="Arial" w:cs="Arial" w:eastAsia="Arial" w:hAnsi="Arial"/>
+                <w:color w:val="1B2118"/>
+                <w:sz w:val="18"/>
+                <w:szCs w:val="18"/>
+              </w:rPr>
               <w:t xml:space="preserve">1.0</w:t>
             </w:r>
           </w:p>
@@ -2082,6 +2216,7 @@
               <w:bottom w:val="single" w:color="D9D4C5" w:sz="4"/>
               <w:right w:val="single" w:color="D9D4C5" w:sz="4"/>
             </w:tcBorders>
+            <w:shd w:fill="F6F4EE" w:color="auto" w:val="clear"/>
             <w:tcMar>
               <w:top w:type="dxa" w:w="70"/>
               <w:left w:type="dxa" w:w="110"/>
@@ -2114,6 +2249,7 @@
               <w:bottom w:val="single" w:color="D9D4C5" w:sz="4"/>
               <w:right w:val="single" w:color="D9D4C5" w:sz="4"/>
             </w:tcBorders>
+            <w:shd w:fill="F6F4EE" w:color="auto" w:val="clear"/>
             <w:tcMar>
               <w:top w:type="dxa" w:w="70"/>
               <w:left w:type="dxa" w:w="110"/>
@@ -2146,6 +2282,7 @@
               <w:bottom w:val="single" w:color="D9D4C5" w:sz="4"/>
               <w:right w:val="single" w:color="D9D4C5" w:sz="4"/>
             </w:tcBorders>
+            <w:shd w:fill="F6F4EE" w:color="auto" w:val="clear"/>
             <w:tcMar>
               <w:top w:type="dxa" w:w="70"/>
               <w:left w:type="dxa" w:w="110"/>
@@ -2187,7 +2324,7 @@
           <w:sz w:val="20"/>
           <w:szCs w:val="20"/>
         </w:rPr>
-        <w:t xml:space="preserve">Fotografia del registro alla revisione 2.0 del 18/10/2026. Il registro è aggiornato a ogni nuova funzione, servizio o rilascio; la versione corrente si scarica dall'area Documentazione del portale (solo Amministratori).</w:t>
+        <w:t xml:space="preserve">Fotografia del registro alla revisione 2.1 del 18/10/2026. Il registro è aggiornato a ogni nuova funzione, servizio o rilascio; la versione corrente si scarica dall'area Documentazione del portale (solo Amministratori).</w:t>
       </w:r>
     </w:p>
     <w:p>
@@ -2425,7 +2562,7 @@
             <w:szCs w:val="22"/>
           </w:rPr>
           <w:tab/>
-          <w:t xml:space="preserve">4</w:t>
+          <w:t xml:space="preserve">5</w:t>
         </w:r>
       </w:hyperlink>
     </w:p>
@@ -2454,7 +2591,7 @@
             <w:szCs w:val="22"/>
           </w:rPr>
           <w:tab/>
-          <w:t xml:space="preserve">5</w:t>
+          <w:t xml:space="preserve">6</w:t>
         </w:r>
       </w:hyperlink>
     </w:p>
@@ -2483,7 +2620,7 @@
             <w:szCs w:val="22"/>
           </w:rPr>
           <w:tab/>
-          <w:t xml:space="preserve">8</w:t>
+          <w:t xml:space="preserve">9</w:t>
         </w:r>
       </w:hyperlink>
     </w:p>
@@ -2512,7 +2649,7 @@
             <w:szCs w:val="22"/>
           </w:rPr>
           <w:tab/>
-          <w:t xml:space="preserve">9</w:t>
+          <w:t xml:space="preserve">10</w:t>
         </w:r>
       </w:hyperlink>
     </w:p>
@@ -2541,7 +2678,7 @@
             <w:szCs w:val="22"/>
           </w:rPr>
           <w:tab/>
-          <w:t xml:space="preserve">13</w:t>
+          <w:t xml:space="preserve">14</w:t>
         </w:r>
       </w:hyperlink>
     </w:p>
@@ -2570,7 +2707,7 @@
             <w:szCs w:val="22"/>
           </w:rPr>
           <w:tab/>
-          <w:t xml:space="preserve">14</w:t>
+          <w:t xml:space="preserve">15</w:t>
         </w:r>
       </w:hyperlink>
     </w:p>
@@ -2599,7 +2736,7 @@
             <w:szCs w:val="22"/>
           </w:rPr>
           <w:tab/>
-          <w:t xml:space="preserve">16</w:t>
+          <w:t xml:space="preserve">17</w:t>
         </w:r>
       </w:hyperlink>
     </w:p>
@@ -2628,7 +2765,7 @@
             <w:szCs w:val="22"/>
           </w:rPr>
           <w:tab/>
-          <w:t xml:space="preserve">17</w:t>
+          <w:t xml:space="preserve">18</w:t>
         </w:r>
       </w:hyperlink>
     </w:p>
@@ -2657,7 +2794,7 @@
             <w:szCs w:val="22"/>
           </w:rPr>
           <w:tab/>
-          <w:t xml:space="preserve">18</w:t>
+          <w:t xml:space="preserve">19</w:t>
         </w:r>
       </w:hyperlink>
     </w:p>
@@ -2686,7 +2823,7 @@
             <w:szCs w:val="22"/>
           </w:rPr>
           <w:tab/>
-          <w:t xml:space="preserve">23</w:t>
+          <w:t xml:space="preserve">24</w:t>
         </w:r>
       </w:hyperlink>
     </w:p>
@@ -2715,7 +2852,7 @@
             <w:szCs w:val="22"/>
           </w:rPr>
           <w:tab/>
-          <w:t xml:space="preserve">24</w:t>
+          <w:t xml:space="preserve">25</w:t>
         </w:r>
       </w:hyperlink>
     </w:p>
@@ -2744,7 +2881,7 @@
             <w:szCs w:val="22"/>
           </w:rPr>
           <w:tab/>
-          <w:t xml:space="preserve">25</w:t>
+          <w:t xml:space="preserve">27</w:t>
         </w:r>
       </w:hyperlink>
     </w:p>
@@ -2773,7 +2910,7 @@
             <w:szCs w:val="22"/>
           </w:rPr>
           <w:tab/>
-          <w:t xml:space="preserve">28</w:t>
+          <w:t xml:space="preserve">30</w:t>
         </w:r>
       </w:hyperlink>
     </w:p>
@@ -2802,7 +2939,7 @@
             <w:szCs w:val="22"/>
           </w:rPr>
           <w:tab/>
-          <w:t xml:space="preserve">29</w:t>
+          <w:t xml:space="preserve">31</w:t>
         </w:r>
       </w:hyperlink>
     </w:p>
@@ -2831,7 +2968,7 @@
             <w:szCs w:val="22"/>
           </w:rPr>
           <w:tab/>
-          <w:t xml:space="preserve">39</w:t>
+          <w:t xml:space="preserve">41</w:t>
         </w:r>
       </w:hyperlink>
     </w:p>
@@ -18469,6 +18606,36 @@
           <w:sz w:val="21"/>
           <w:szCs w:val="21"/>
         </w:rPr>
+        <w:t xml:space="preserve">Rilettura dei documenti ufficiali del Programma</w:t>
+      </w:r>
+      <w:r>
+        <w:rPr>
+          <w:rFonts w:ascii="Arial" w:cs="Arial" w:eastAsia="Arial" w:hAnsi="Arial"/>
+          <w:color w:val="1B2118"/>
+          <w:sz w:val="21"/>
+          <w:szCs w:val="21"/>
+        </w:rPr>
+        <w:t xml:space="preserve"> (Guida, Definizioni, Normativa, Standard, Metodologia, Politica di reclamo, Schema tariffario, Gestione della qualità dei dati, v1.2) in vista della presentazione del 19/10: differenze con il portale nel capitolo «Decisioni», voce «Aperte». Corretta nel Manuale Amministratore e nel Manuale Test la descrizione del buffer (somma di più voci, al massimo 80%; il codice era già corretto).</w:t>
+      </w:r>
+    </w:p>
+    <w:p>
+      <w:pPr>
+        <w:pStyle w:val="ListParagraph"/>
+        <w:numPr>
+          <w:ilvl w:val="0"/>
+          <w:numId w:val="3"/>
+        </w:numPr>
+        <w:spacing w:after="70" w:line="290"/>
+      </w:pPr>
+      <w:r>
+        <w:rPr>
+          <w:rFonts w:ascii="Arial" w:cs="Arial" w:eastAsia="Arial" w:hAnsi="Arial"/>
+          <w:b/>
+          <w:bCs/>
+          <w:color w:val="1B2118"/>
+          <w:sz w:val="21"/>
+          <w:szCs w:val="21"/>
+        </w:rPr>
         <w:t xml:space="preserve">Completamento funzionale dal confronto con i requisiti (punto 34)</w:t>
       </w:r>
       <w:r>
@@ -22178,7 +22345,7 @@
               </w:rPr>
               <w:t xml:space="preserve">Claude Doc: </w:t>
             </w:r>
-            <w:hyperlink w:history="1" r:id="rIdbaoa-2gl84tr0lw2ie9w_">
+            <w:hyperlink w:history="1" r:id="rIdijkwkxiu3n63eb4neunwx">
               <w:r>
                 <w:rPr>
                   <w:rFonts w:ascii="Arial" w:cs="Arial" w:eastAsia="Arial" w:hAnsi="Arial"/>
@@ -22525,7 +22692,7 @@
               </w:rPr>
               <w:t xml:space="preserve">Claude Doc: </w:t>
             </w:r>
-            <w:hyperlink w:history="1" r:id="rIdu0k1uvp-kpt50cpn8i4su">
+            <w:hyperlink w:history="1" r:id="rIdzar6rsdgidwbt4ns0tds4">
               <w:r>
                 <w:rPr>
                   <w:rFonts w:ascii="Arial" w:cs="Arial" w:eastAsia="Arial" w:hAnsi="Arial"/>
@@ -23129,7 +23296,7 @@
               </w:rPr>
               <w:t xml:space="preserve">Claude Doc: </w:t>
             </w:r>
-            <w:hyperlink w:history="1" r:id="rIddmnip8a4fhcfbbud8bspw">
+            <w:hyperlink w:history="1" r:id="rIdimb9kz6lxq6pkaskhwkvo">
               <w:r>
                 <w:rPr>
                   <w:rFonts w:ascii="Arial" w:cs="Arial" w:eastAsia="Arial" w:hAnsi="Arial"/>
@@ -23700,7 +23867,7 @@
             <w:pPr>
               <w:spacing w:after="0" w:before="0"/>
             </w:pPr>
-            <w:hyperlink w:history="1" r:id="rIdugbyxolftvsclgbrjap8o">
+            <w:hyperlink w:history="1" r:id="rIdjwzilhtpuqfuig-au9z6o">
               <w:r>
                 <w:rPr>
                   <w:rFonts w:ascii="Arial" w:cs="Arial" w:eastAsia="Arial" w:hAnsi="Arial"/>
@@ -24402,6 +24569,179 @@
           <w:szCs w:val="21"/>
         </w:rPr>
         <w:t xml:space="preserve">Antivirus: ClamAV su server proprio o servizio a pagamento.</w:t>
+      </w:r>
+    </w:p>
+    <w:p>
+      <w:pPr>
+        <w:pStyle w:val="ListParagraph"/>
+        <w:numPr>
+          <w:ilvl w:val="0"/>
+          <w:numId w:val="3"/>
+        </w:numPr>
+        <w:spacing w:after="70" w:line="290"/>
+      </w:pPr>
+      <w:r>
+        <w:rPr>
+          <w:rFonts w:ascii="Arial" w:cs="Arial" w:eastAsia="Arial" w:hAnsi="Arial"/>
+          <w:color w:val="1B2118"/>
+          <w:sz w:val="21"/>
+          <w:szCs w:val="21"/>
+        </w:rPr>
+        <w:t xml:space="preserve">Dalla rilettura dei documenti ufficiali del Programma (v1.2 del 04/09/2025), punti in cui il portale differisce e va deciso se allinearlo:</w:t>
+      </w:r>
+    </w:p>
+    <w:p>
+      <w:pPr>
+        <w:spacing w:after="140" w:line="300"/>
+      </w:pPr>
+      <w:r>
+        <w:rPr>
+          <w:rFonts w:ascii="Arial" w:cs="Arial" w:eastAsia="Arial" w:hAnsi="Arial"/>
+          <w:color w:val="1B2118"/>
+          <w:sz w:val="21"/>
+          <w:szCs w:val="21"/>
+        </w:rPr>
+        <w:t xml:space="preserve">1. </w:t>
+      </w:r>
+      <w:r>
+        <w:rPr>
+          <w:rFonts w:ascii="Arial" w:cs="Arial" w:eastAsia="Arial" w:hAnsi="Arial"/>
+          <w:b/>
+          <w:bCs/>
+          <w:color w:val="1B2118"/>
+          <w:sz w:val="21"/>
+          <w:szCs w:val="21"/>
+        </w:rPr>
+        <w:t xml:space="preserve">Rapporto di Monitoraggio</w:t>
+      </w:r>
+      <w:r>
+        <w:rPr>
+          <w:rFonts w:ascii="Arial" w:cs="Arial" w:eastAsia="Arial" w:hAnsi="Arial"/>
+          <w:color w:val="1B2118"/>
+          <w:sz w:val="21"/>
+          <w:szCs w:val="21"/>
+        </w:rPr>
+        <w:t xml:space="preserve">: la Guida 6.3.1 prevede lo stesso procedimento del Progetto, con feedback pubblico di 20 giorni, adeguamento in 15, verifica dell'ente in 60 e verifica documentale in 10; il portale ha 4 fasi senza feedback (decisione del 18/10) e 75 giorni per l'ente (durata modificabile dall'Admin). 2. </w:t>
+      </w:r>
+      <w:r>
+        <w:rPr>
+          <w:rFonts w:ascii="Arial" w:cs="Arial" w:eastAsia="Arial" w:hAnsi="Arial"/>
+          <w:b/>
+          <w:bCs/>
+          <w:color w:val="1B2118"/>
+          <w:sz w:val="21"/>
+          <w:szCs w:val="21"/>
+        </w:rPr>
+        <w:t xml:space="preserve">Accesso al feedback pubblico</w:t>
+      </w:r>
+      <w:r>
+        <w:rPr>
+          <w:rFonts w:ascii="Arial" w:cs="Arial" w:eastAsia="Arial" w:hAnsi="Arial"/>
+          <w:color w:val="1B2118"/>
+          <w:sz w:val="21"/>
+          <w:szCs w:val="21"/>
+        </w:rPr>
+        <w:t xml:space="preserve">: la Guida 3.9 indica SPID, CIE o CNS; il portale usa l'email confermata (decisione D). 3. </w:t>
+      </w:r>
+      <w:r>
+        <w:rPr>
+          <w:rFonts w:ascii="Arial" w:cs="Arial" w:eastAsia="Arial" w:hAnsi="Arial"/>
+          <w:b/>
+          <w:bCs/>
+          <w:color w:val="1B2118"/>
+          <w:sz w:val="21"/>
+          <w:szCs w:val="21"/>
+        </w:rPr>
+        <w:t xml:space="preserve">Conservazione</w:t>
+      </w:r>
+      <w:r>
+        <w:rPr>
+          <w:rFonts w:ascii="Arial" w:cs="Arial" w:eastAsia="Arial" w:hAnsi="Arial"/>
+          <w:color w:val="1B2118"/>
+          <w:sz w:val="21"/>
+          <w:szCs w:val="21"/>
+        </w:rPr>
+        <w:t xml:space="preserve">: la Guida (6.2.1, 6.5.1) indica 12 anni per il soggetto promotore del programma; il portale ne calcola 10 dalla chiusura. Lo Standard 4.14 chiede al promotore del progetto almeno 2 anni dopo la fine del progetto, i registri 5 anni dopo la vendita. 4. </w:t>
+      </w:r>
+      <w:r>
+        <w:rPr>
+          <w:rFonts w:ascii="Arial" w:cs="Arial" w:eastAsia="Arial" w:hAnsi="Arial"/>
+          <w:b/>
+          <w:bCs/>
+          <w:color w:val="1B2118"/>
+          <w:sz w:val="21"/>
+          <w:szCs w:val="21"/>
+        </w:rPr>
+        <w:t xml:space="preserve">Utenze</w:t>
+      </w:r>
+      <w:r>
+        <w:rPr>
+          <w:rFonts w:ascii="Arial" w:cs="Arial" w:eastAsia="Arial" w:hAnsi="Arial"/>
+          <w:color w:val="1B2118"/>
+          <w:sz w:val="21"/>
+          <w:szCs w:val="21"/>
+        </w:rPr>
+        <w:t xml:space="preserve">: la Guida 7.2 prevede fino a 2 delegati e un solo account del rappresentante autorizzato; il portale ammette più utenze. 5. </w:t>
+      </w:r>
+      <w:r>
+        <w:rPr>
+          <w:rFonts w:ascii="Arial" w:cs="Arial" w:eastAsia="Arial" w:hAnsi="Arial"/>
+          <w:b/>
+          <w:bCs/>
+          <w:color w:val="1B2118"/>
+          <w:sz w:val="21"/>
+          <w:szCs w:val="21"/>
+        </w:rPr>
+        <w:t xml:space="preserve">Numero di Rapporti</w:t>
+      </w:r>
+      <w:r>
+        <w:rPr>
+          <w:rFonts w:ascii="Arial" w:cs="Arial" w:eastAsia="Arial" w:hAnsi="Arial"/>
+          <w:color w:val="1B2118"/>
+          <w:sz w:val="21"/>
+          <w:szCs w:val="21"/>
+        </w:rPr>
+        <w:t xml:space="preserve">: il portale ne ammette 10 (requisiti §2); lo Standard 4.3.8 prevede un periodo di 10 anni oppure di 7 anni rinnovabile 3 volte. 6. </w:t>
+      </w:r>
+      <w:r>
+        <w:rPr>
+          <w:rFonts w:ascii="Arial" w:cs="Arial" w:eastAsia="Arial" w:hAnsi="Arial"/>
+          <w:b/>
+          <w:bCs/>
+          <w:color w:val="1B2118"/>
+          <w:sz w:val="21"/>
+          <w:szCs w:val="21"/>
+        </w:rPr>
+        <w:t xml:space="preserve">Soggetto promotore del programma</w:t>
+      </w:r>
+      <w:r>
+        <w:rPr>
+          <w:rFonts w:ascii="Arial" w:cs="Arial" w:eastAsia="Arial" w:hAnsi="Arial"/>
+          <w:color w:val="1B2118"/>
+          <w:sz w:val="21"/>
+          <w:szCs w:val="21"/>
+        </w:rPr>
+        <w:t xml:space="preserve">: oggi lo Studio Associato Wastelab; all'avvio della piattaforma online incarica un soggetto giuridico (Guida 3.1). 7. </w:t>
+      </w:r>
+      <w:r>
+        <w:rPr>
+          <w:rFonts w:ascii="Arial" w:cs="Arial" w:eastAsia="Arial" w:hAnsi="Arial"/>
+          <w:b/>
+          <w:bCs/>
+          <w:color w:val="1B2118"/>
+          <w:sz w:val="21"/>
+          <w:szCs w:val="21"/>
+        </w:rPr>
+        <w:t xml:space="preserve">Funzioni previste dai documenti e non ancora nel portale</w:t>
+      </w:r>
+      <w:r>
+        <w:rPr>
+          <w:rFonts w:ascii="Arial" w:cs="Arial" w:eastAsia="Arial" w:hAnsi="Arial"/>
+          <w:color w:val="1B2118"/>
+          <w:sz w:val="21"/>
+          <w:szCs w:val="21"/>
+        </w:rPr>
+        <w:t xml:space="preserve">: parte pubblica della piattaforma (elenchi di enti, registri e metodologie, rapporti di validazione e verifica, Politica di reclamo, modulistica: Guida 3.7); stati e ID univoci di progetti e crediti e collegamento al registro esterno (Standard 6); reclami e chiarimenti (Politica di reclamo, via PEC); tariffe dello Schema tariffario e sospensione fino al saldo; ritiro e rientro; avviso dopo 2 anni senza Rapporti (Guida 6.4.1); un solo progetto per territorio (codice ISTAT, Standard 4.6); controlli della Gestione qualità dei dati; tipologie ufficiali dei documenti (Standard 4.2). Confermata invece dalla Tabella 3 della Guida la mappatura delle fasi del Progetto (10, 30, 20, 75, 15 giorni).</w:t>
       </w:r>
     </w:p>
     <w:p>
@@ -46090,7 +46430,7 @@
         <w:szCs w:val="16"/>
       </w:rPr>
       <w:tab/>
-      <w:t xml:space="preserve">Registro sviluppo e deploy · Rev. 2.0 · 18/10/2026</w:t>
+      <w:t xml:space="preserve">Registro sviluppo e deploy · Rev. 2.1 · 18/10/2026</w:t>
     </w:r>
   </w:p>
 </w:hdr>
@@ -46155,7 +46495,7 @@
         <w:szCs w:val="16"/>
       </w:rPr>
       <w:tab/>
-      <w:t xml:space="preserve">Registro sviluppo e deploy · Rev. 2.0 · 18/10/2026</w:t>
+      <w:t xml:space="preserve">Registro sviluppo e deploy · Rev. 2.1 · 18/10/2026</w:t>
     </w:r>
   </w:p>
 </w:hdr>

--- a/public/documentazione/Registro_Dev_Deploy_Portale_CWP.docx
+++ b/public/documentazione/Registro_Dev_Deploy_Portale_CWP.docx
@@ -12256,22 +12256,11 @@
             <w:r>
               <w:rPr>
                 <w:rFonts w:ascii="Arial" w:cs="Arial" w:eastAsia="Arial" w:hAnsi="Arial"/>
-                <w:b/>
-                <w:bCs/>
-                <w:color w:val="1B2118"/>
-                <w:sz w:val="18"/>
-                <w:szCs w:val="18"/>
-              </w:rPr>
-              <w:t xml:space="preserve">da eseguire</w:t>
-            </w:r>
-            <w:r>
-              <w:rPr>
-                <w:rFonts w:ascii="Arial" w:cs="Arial" w:eastAsia="Arial" w:hAnsi="Arial"/>
-                <w:color w:val="1B2118"/>
-                <w:sz w:val="18"/>
-                <w:szCs w:val="18"/>
-              </w:rPr>
-              <w:t xml:space="preserve"> (Chrome scollegato la sera del 18/10)</w:t>
+                <w:color w:val="1B2118"/>
+                <w:sz w:val="18"/>
+                <w:szCs w:val="18"/>
+              </w:rPr>
+              <w:t xml:space="preserve">18/10/2026 (sera, verificato)</w:t>
             </w:r>
           </w:p>
         </w:tc>
@@ -14569,27 +14558,7 @@
                 <w:sz w:val="18"/>
                 <w:szCs w:val="18"/>
               </w:rPr>
-              <w:t xml:space="preserve"> per la pagina pubblica /programma, script 24, </w:t>
-            </w:r>
-            <w:r>
-              <w:rPr>
-                <w:rFonts w:ascii="Arial" w:cs="Arial" w:eastAsia="Arial" w:hAnsi="Arial"/>
-                <w:b/>
-                <w:bCs/>
-                <w:color w:val="1B2118"/>
-                <w:sz w:val="18"/>
-                <w:szCs w:val="18"/>
-              </w:rPr>
-              <w:t xml:space="preserve">da ripubblicare</w:t>
-            </w:r>
-            <w:r>
-              <w:rPr>
-                <w:rFonts w:ascii="Arial" w:cs="Arial" w:eastAsia="Arial" w:hAnsi="Arial"/>
-                <w:color w:val="1B2118"/>
-                <w:sz w:val="18"/>
-                <w:szCs w:val="18"/>
-              </w:rPr>
-              <w:t xml:space="preserve">): elenco, dettaglio (documento, errata corrige, osservazioni ammesse), invio di un'osservazione con allegato facoltativo ed email di conferma, conferma dell'email (l'osservazione diventa </w:t>
+              <w:t xml:space="preserve"> per la pagina pubblica /programma, script 24, ripubblicata la sera del 18/10, Verify JWT spento): elenco, dettaglio (documento, errata corrige, osservazioni ammesse), invio di un'osservazione con allegato facoltativo ed email di conferma, conferma dell'email (l'osservazione diventa </w:t>
             </w:r>
             <w:r>
               <w:rPr>
@@ -18130,9 +18099,9 @@
         <w:tblLayout w:type="fixed"/>
       </w:tblPr>
       <w:tblGrid>
-        <w:gridCol w:w="2654"/>
-        <w:gridCol w:w="2245"/>
-        <w:gridCol w:w="4739"/>
+        <w:gridCol w:w="2696"/>
+        <w:gridCol w:w="2128"/>
+        <w:gridCol w:w="4814"/>
       </w:tblGrid>
       <w:tr>
         <w:trPr>
@@ -18140,7 +18109,7 @@
         </w:trPr>
         <w:tc>
           <w:tcPr>
-            <w:tcW w:type="dxa" w:w="2654"/>
+            <w:tcW w:type="dxa" w:w="2696"/>
             <w:tcBorders>
               <w:top w:val="single" w:color="D9D4C5" w:sz="4"/>
               <w:left w:val="single" w:color="D9D4C5" w:sz="4"/>
@@ -18175,7 +18144,7 @@
         </w:tc>
         <w:tc>
           <w:tcPr>
-            <w:tcW w:type="dxa" w:w="2245"/>
+            <w:tcW w:type="dxa" w:w="2128"/>
             <w:tcBorders>
               <w:top w:val="single" w:color="D9D4C5" w:sz="4"/>
               <w:left w:val="single" w:color="D9D4C5" w:sz="4"/>
@@ -18210,7 +18179,7 @@
         </w:tc>
         <w:tc>
           <w:tcPr>
-            <w:tcW w:type="dxa" w:w="4739"/>
+            <w:tcW w:type="dxa" w:w="4814"/>
             <w:tcBorders>
               <w:top w:val="single" w:color="D9D4C5" w:sz="4"/>
               <w:left w:val="single" w:color="D9D4C5" w:sz="4"/>
@@ -18250,7 +18219,7 @@
         </w:trPr>
         <w:tc>
           <w:tcPr>
-            <w:tcW w:type="dxa" w:w="2654"/>
+            <w:tcW w:type="dxa" w:w="2696"/>
             <w:tcBorders>
               <w:top w:val="single" w:color="D9D4C5" w:sz="4"/>
               <w:left w:val="single" w:color="D9D4C5" w:sz="4"/>
@@ -18282,7 +18251,7 @@
         </w:tc>
         <w:tc>
           <w:tcPr>
-            <w:tcW w:type="dxa" w:w="2245"/>
+            <w:tcW w:type="dxa" w:w="2128"/>
             <w:tcBorders>
               <w:top w:val="single" w:color="D9D4C5" w:sz="4"/>
               <w:left w:val="single" w:color="D9D4C5" w:sz="4"/>
@@ -18314,7 +18283,7 @@
         </w:tc>
         <w:tc>
           <w:tcPr>
-            <w:tcW w:type="dxa" w:w="4739"/>
+            <w:tcW w:type="dxa" w:w="4814"/>
             <w:tcBorders>
               <w:top w:val="single" w:color="D9D4C5" w:sz="4"/>
               <w:left w:val="single" w:color="D9D4C5" w:sz="4"/>
@@ -18351,7 +18320,7 @@
         </w:trPr>
         <w:tc>
           <w:tcPr>
-            <w:tcW w:type="dxa" w:w="2654"/>
+            <w:tcW w:type="dxa" w:w="2696"/>
             <w:tcBorders>
               <w:top w:val="single" w:color="D9D4C5" w:sz="4"/>
               <w:left w:val="single" w:color="D9D4C5" w:sz="4"/>
@@ -18384,7 +18353,7 @@
         </w:tc>
         <w:tc>
           <w:tcPr>
-            <w:tcW w:type="dxa" w:w="2245"/>
+            <w:tcW w:type="dxa" w:w="2128"/>
             <w:tcBorders>
               <w:top w:val="single" w:color="D9D4C5" w:sz="4"/>
               <w:left w:val="single" w:color="D9D4C5" w:sz="4"/>
@@ -18417,7 +18386,7 @@
         </w:tc>
         <w:tc>
           <w:tcPr>
-            <w:tcW w:type="dxa" w:w="4739"/>
+            <w:tcW w:type="dxa" w:w="4814"/>
             <w:tcBorders>
               <w:top w:val="single" w:color="D9D4C5" w:sz="4"/>
               <w:left w:val="single" w:color="D9D4C5" w:sz="4"/>
@@ -18455,7 +18424,7 @@
         </w:trPr>
         <w:tc>
           <w:tcPr>
-            <w:tcW w:type="dxa" w:w="2654"/>
+            <w:tcW w:type="dxa" w:w="2696"/>
             <w:tcBorders>
               <w:top w:val="single" w:color="D9D4C5" w:sz="4"/>
               <w:left w:val="single" w:color="D9D4C5" w:sz="4"/>
@@ -18487,7 +18456,7 @@
         </w:tc>
         <w:tc>
           <w:tcPr>
-            <w:tcW w:type="dxa" w:w="2245"/>
+            <w:tcW w:type="dxa" w:w="2128"/>
             <w:tcBorders>
               <w:top w:val="single" w:color="D9D4C5" w:sz="4"/>
               <w:left w:val="single" w:color="D9D4C5" w:sz="4"/>
@@ -18519,7 +18488,7 @@
         </w:tc>
         <w:tc>
           <w:tcPr>
-            <w:tcW w:type="dxa" w:w="4739"/>
+            <w:tcW w:type="dxa" w:w="4814"/>
             <w:tcBorders>
               <w:top w:val="single" w:color="D9D4C5" w:sz="4"/>
               <w:left w:val="single" w:color="D9D4C5" w:sz="4"/>
@@ -18556,7 +18525,7 @@
         </w:trPr>
         <w:tc>
           <w:tcPr>
-            <w:tcW w:type="dxa" w:w="2654"/>
+            <w:tcW w:type="dxa" w:w="2696"/>
             <w:tcBorders>
               <w:top w:val="single" w:color="D9D4C5" w:sz="4"/>
               <w:left w:val="single" w:color="D9D4C5" w:sz="4"/>
@@ -18589,7 +18558,7 @@
         </w:tc>
         <w:tc>
           <w:tcPr>
-            <w:tcW w:type="dxa" w:w="2245"/>
+            <w:tcW w:type="dxa" w:w="2128"/>
             <w:tcBorders>
               <w:top w:val="single" w:color="D9D4C5" w:sz="4"/>
               <w:left w:val="single" w:color="D9D4C5" w:sz="4"/>
@@ -18622,7 +18591,7 @@
         </w:tc>
         <w:tc>
           <w:tcPr>
-            <w:tcW w:type="dxa" w:w="4739"/>
+            <w:tcW w:type="dxa" w:w="4814"/>
             <w:tcBorders>
               <w:top w:val="single" w:color="D9D4C5" w:sz="4"/>
               <w:left w:val="single" w:color="D9D4C5" w:sz="4"/>
@@ -18660,7 +18629,7 @@
         </w:trPr>
         <w:tc>
           <w:tcPr>
-            <w:tcW w:type="dxa" w:w="2654"/>
+            <w:tcW w:type="dxa" w:w="2696"/>
             <w:tcBorders>
               <w:top w:val="single" w:color="D9D4C5" w:sz="4"/>
               <w:left w:val="single" w:color="D9D4C5" w:sz="4"/>
@@ -18692,7 +18661,7 @@
         </w:tc>
         <w:tc>
           <w:tcPr>
-            <w:tcW w:type="dxa" w:w="2245"/>
+            <w:tcW w:type="dxa" w:w="2128"/>
             <w:tcBorders>
               <w:top w:val="single" w:color="D9D4C5" w:sz="4"/>
               <w:left w:val="single" w:color="D9D4C5" w:sz="4"/>
@@ -18724,7 +18693,7 @@
         </w:tc>
         <w:tc>
           <w:tcPr>
-            <w:tcW w:type="dxa" w:w="4739"/>
+            <w:tcW w:type="dxa" w:w="4814"/>
             <w:tcBorders>
               <w:top w:val="single" w:color="D9D4C5" w:sz="4"/>
               <w:left w:val="single" w:color="D9D4C5" w:sz="4"/>
@@ -18761,7 +18730,7 @@
         </w:trPr>
         <w:tc>
           <w:tcPr>
-            <w:tcW w:type="dxa" w:w="2654"/>
+            <w:tcW w:type="dxa" w:w="2696"/>
             <w:tcBorders>
               <w:top w:val="single" w:color="D9D4C5" w:sz="4"/>
               <w:left w:val="single" w:color="D9D4C5" w:sz="4"/>
@@ -18794,7 +18763,7 @@
         </w:tc>
         <w:tc>
           <w:tcPr>
-            <w:tcW w:type="dxa" w:w="2245"/>
+            <w:tcW w:type="dxa" w:w="2128"/>
             <w:tcBorders>
               <w:top w:val="single" w:color="D9D4C5" w:sz="4"/>
               <w:left w:val="single" w:color="D9D4C5" w:sz="4"/>
@@ -18827,7 +18796,7 @@
         </w:tc>
         <w:tc>
           <w:tcPr>
-            <w:tcW w:type="dxa" w:w="4739"/>
+            <w:tcW w:type="dxa" w:w="4814"/>
             <w:tcBorders>
               <w:top w:val="single" w:color="D9D4C5" w:sz="4"/>
               <w:left w:val="single" w:color="D9D4C5" w:sz="4"/>
@@ -18865,7 +18834,7 @@
         </w:trPr>
         <w:tc>
           <w:tcPr>
-            <w:tcW w:type="dxa" w:w="2654"/>
+            <w:tcW w:type="dxa" w:w="2696"/>
             <w:tcBorders>
               <w:top w:val="single" w:color="D9D4C5" w:sz="4"/>
               <w:left w:val="single" w:color="D9D4C5" w:sz="4"/>
@@ -18897,7 +18866,7 @@
         </w:tc>
         <w:tc>
           <w:tcPr>
-            <w:tcW w:type="dxa" w:w="2245"/>
+            <w:tcW w:type="dxa" w:w="2128"/>
             <w:tcBorders>
               <w:top w:val="single" w:color="D9D4C5" w:sz="4"/>
               <w:left w:val="single" w:color="D9D4C5" w:sz="4"/>
@@ -18929,7 +18898,7 @@
         </w:tc>
         <w:tc>
           <w:tcPr>
-            <w:tcW w:type="dxa" w:w="4739"/>
+            <w:tcW w:type="dxa" w:w="4814"/>
             <w:tcBorders>
               <w:top w:val="single" w:color="D9D4C5" w:sz="4"/>
               <w:left w:val="single" w:color="D9D4C5" w:sz="4"/>
@@ -18966,7 +18935,7 @@
         </w:trPr>
         <w:tc>
           <w:tcPr>
-            <w:tcW w:type="dxa" w:w="2654"/>
+            <w:tcW w:type="dxa" w:w="2696"/>
             <w:tcBorders>
               <w:top w:val="single" w:color="D9D4C5" w:sz="4"/>
               <w:left w:val="single" w:color="D9D4C5" w:sz="4"/>
@@ -18999,7 +18968,7 @@
         </w:tc>
         <w:tc>
           <w:tcPr>
-            <w:tcW w:type="dxa" w:w="2245"/>
+            <w:tcW w:type="dxa" w:w="2128"/>
             <w:tcBorders>
               <w:top w:val="single" w:color="D9D4C5" w:sz="4"/>
               <w:left w:val="single" w:color="D9D4C5" w:sz="4"/>
@@ -19032,7 +19001,7 @@
         </w:tc>
         <w:tc>
           <w:tcPr>
-            <w:tcW w:type="dxa" w:w="4739"/>
+            <w:tcW w:type="dxa" w:w="4814"/>
             <w:tcBorders>
               <w:top w:val="single" w:color="D9D4C5" w:sz="4"/>
               <w:left w:val="single" w:color="D9D4C5" w:sz="4"/>
@@ -19070,7 +19039,7 @@
         </w:trPr>
         <w:tc>
           <w:tcPr>
-            <w:tcW w:type="dxa" w:w="2654"/>
+            <w:tcW w:type="dxa" w:w="2696"/>
             <w:tcBorders>
               <w:top w:val="single" w:color="D9D4C5" w:sz="4"/>
               <w:left w:val="single" w:color="D9D4C5" w:sz="4"/>
@@ -19102,7 +19071,7 @@
         </w:tc>
         <w:tc>
           <w:tcPr>
-            <w:tcW w:type="dxa" w:w="2245"/>
+            <w:tcW w:type="dxa" w:w="2128"/>
             <w:tcBorders>
               <w:top w:val="single" w:color="D9D4C5" w:sz="4"/>
               <w:left w:val="single" w:color="D9D4C5" w:sz="4"/>
@@ -19134,7 +19103,7 @@
         </w:tc>
         <w:tc>
           <w:tcPr>
-            <w:tcW w:type="dxa" w:w="4739"/>
+            <w:tcW w:type="dxa" w:w="4814"/>
             <w:tcBorders>
               <w:top w:val="single" w:color="D9D4C5" w:sz="4"/>
               <w:left w:val="single" w:color="D9D4C5" w:sz="4"/>
@@ -19171,7 +19140,7 @@
         </w:trPr>
         <w:tc>
           <w:tcPr>
-            <w:tcW w:type="dxa" w:w="2654"/>
+            <w:tcW w:type="dxa" w:w="2696"/>
             <w:tcBorders>
               <w:top w:val="single" w:color="D9D4C5" w:sz="4"/>
               <w:left w:val="single" w:color="D9D4C5" w:sz="4"/>
@@ -19204,7 +19173,7 @@
         </w:tc>
         <w:tc>
           <w:tcPr>
-            <w:tcW w:type="dxa" w:w="2245"/>
+            <w:tcW w:type="dxa" w:w="2128"/>
             <w:tcBorders>
               <w:top w:val="single" w:color="D9D4C5" w:sz="4"/>
               <w:left w:val="single" w:color="D9D4C5" w:sz="4"/>
@@ -19237,7 +19206,7 @@
         </w:tc>
         <w:tc>
           <w:tcPr>
-            <w:tcW w:type="dxa" w:w="4739"/>
+            <w:tcW w:type="dxa" w:w="4814"/>
             <w:tcBorders>
               <w:top w:val="single" w:color="D9D4C5" w:sz="4"/>
               <w:left w:val="single" w:color="D9D4C5" w:sz="4"/>
@@ -19275,7 +19244,7 @@
         </w:trPr>
         <w:tc>
           <w:tcPr>
-            <w:tcW w:type="dxa" w:w="2654"/>
+            <w:tcW w:type="dxa" w:w="2696"/>
             <w:tcBorders>
               <w:top w:val="single" w:color="D9D4C5" w:sz="4"/>
               <w:left w:val="single" w:color="D9D4C5" w:sz="4"/>
@@ -19307,7 +19276,7 @@
         </w:tc>
         <w:tc>
           <w:tcPr>
-            <w:tcW w:type="dxa" w:w="2245"/>
+            <w:tcW w:type="dxa" w:w="2128"/>
             <w:tcBorders>
               <w:top w:val="single" w:color="D9D4C5" w:sz="4"/>
               <w:left w:val="single" w:color="D9D4C5" w:sz="4"/>
@@ -19339,7 +19308,7 @@
         </w:tc>
         <w:tc>
           <w:tcPr>
-            <w:tcW w:type="dxa" w:w="4739"/>
+            <w:tcW w:type="dxa" w:w="4814"/>
             <w:tcBorders>
               <w:top w:val="single" w:color="D9D4C5" w:sz="4"/>
               <w:left w:val="single" w:color="D9D4C5" w:sz="4"/>
@@ -19376,7 +19345,7 @@
         </w:trPr>
         <w:tc>
           <w:tcPr>
-            <w:tcW w:type="dxa" w:w="2654"/>
+            <w:tcW w:type="dxa" w:w="2696"/>
             <w:tcBorders>
               <w:top w:val="single" w:color="D9D4C5" w:sz="4"/>
               <w:left w:val="single" w:color="D9D4C5" w:sz="4"/>
@@ -19409,7 +19378,7 @@
         </w:tc>
         <w:tc>
           <w:tcPr>
-            <w:tcW w:type="dxa" w:w="2245"/>
+            <w:tcW w:type="dxa" w:w="2128"/>
             <w:tcBorders>
               <w:top w:val="single" w:color="D9D4C5" w:sz="4"/>
               <w:left w:val="single" w:color="D9D4C5" w:sz="4"/>
@@ -19442,7 +19411,7 @@
         </w:tc>
         <w:tc>
           <w:tcPr>
-            <w:tcW w:type="dxa" w:w="4739"/>
+            <w:tcW w:type="dxa" w:w="4814"/>
             <w:tcBorders>
               <w:top w:val="single" w:color="D9D4C5" w:sz="4"/>
               <w:left w:val="single" w:color="D9D4C5" w:sz="4"/>
@@ -19480,7 +19449,7 @@
         </w:trPr>
         <w:tc>
           <w:tcPr>
-            <w:tcW w:type="dxa" w:w="2654"/>
+            <w:tcW w:type="dxa" w:w="2696"/>
             <w:tcBorders>
               <w:top w:val="single" w:color="D9D4C5" w:sz="4"/>
               <w:left w:val="single" w:color="D9D4C5" w:sz="4"/>
@@ -19512,7 +19481,7 @@
         </w:tc>
         <w:tc>
           <w:tcPr>
-            <w:tcW w:type="dxa" w:w="2245"/>
+            <w:tcW w:type="dxa" w:w="2128"/>
             <w:tcBorders>
               <w:top w:val="single" w:color="D9D4C5" w:sz="4"/>
               <w:left w:val="single" w:color="D9D4C5" w:sz="4"/>
@@ -19544,7 +19513,7 @@
         </w:tc>
         <w:tc>
           <w:tcPr>
-            <w:tcW w:type="dxa" w:w="4739"/>
+            <w:tcW w:type="dxa" w:w="4814"/>
             <w:tcBorders>
               <w:top w:val="single" w:color="D9D4C5" w:sz="4"/>
               <w:left w:val="single" w:color="D9D4C5" w:sz="4"/>
@@ -19581,7 +19550,7 @@
         </w:trPr>
         <w:tc>
           <w:tcPr>
-            <w:tcW w:type="dxa" w:w="2654"/>
+            <w:tcW w:type="dxa" w:w="2696"/>
             <w:tcBorders>
               <w:top w:val="single" w:color="D9D4C5" w:sz="4"/>
               <w:left w:val="single" w:color="D9D4C5" w:sz="4"/>
@@ -19614,7 +19583,7 @@
         </w:tc>
         <w:tc>
           <w:tcPr>
-            <w:tcW w:type="dxa" w:w="2245"/>
+            <w:tcW w:type="dxa" w:w="2128"/>
             <w:tcBorders>
               <w:top w:val="single" w:color="D9D4C5" w:sz="4"/>
               <w:left w:val="single" w:color="D9D4C5" w:sz="4"/>
@@ -19641,13 +19610,13 @@
                 <w:sz w:val="18"/>
                 <w:szCs w:val="18"/>
               </w:rPr>
-              <w:t xml:space="preserve">Fatto (script 24 da eseguire)</w:t>
-            </w:r>
-          </w:p>
-        </w:tc>
-        <w:tc>
-          <w:tcPr>
-            <w:tcW w:type="dxa" w:w="4739"/>
+              <w:t xml:space="preserve">Fatto</w:t>
+            </w:r>
+          </w:p>
+        </w:tc>
+        <w:tc>
+          <w:tcPr>
+            <w:tcW w:type="dxa" w:w="4814"/>
             <w:tcBorders>
               <w:top w:val="single" w:color="D9D4C5" w:sz="4"/>
               <w:left w:val="single" w:color="D9D4C5" w:sz="4"/>
@@ -19685,7 +19654,7 @@
         </w:trPr>
         <w:tc>
           <w:tcPr>
-            <w:tcW w:type="dxa" w:w="2654"/>
+            <w:tcW w:type="dxa" w:w="2696"/>
             <w:tcBorders>
               <w:top w:val="single" w:color="D9D4C5" w:sz="4"/>
               <w:left w:val="single" w:color="D9D4C5" w:sz="4"/>
@@ -19717,39 +19686,39 @@
         </w:tc>
         <w:tc>
           <w:tcPr>
-            <w:tcW w:type="dxa" w:w="2245"/>
-            <w:tcBorders>
-              <w:top w:val="single" w:color="D9D4C5" w:sz="4"/>
-              <w:left w:val="single" w:color="D9D4C5" w:sz="4"/>
-              <w:bottom w:val="single" w:color="D9D4C5" w:sz="4"/>
-              <w:right w:val="single" w:color="D9D4C5" w:sz="4"/>
-            </w:tcBorders>
-            <w:tcMar>
-              <w:top w:type="dxa" w:w="70"/>
-              <w:left w:type="dxa" w:w="110"/>
-              <w:bottom w:type="dxa" w:w="70"/>
-              <w:right w:type="dxa" w:w="110"/>
-            </w:tcMar>
-            <w:vAlign w:val="center"/>
-          </w:tcPr>
-          <w:p>
-            <w:pPr>
-              <w:spacing w:after="0" w:before="0"/>
-            </w:pPr>
-            <w:r>
-              <w:rPr>
-                <w:rFonts w:ascii="Arial" w:cs="Arial" w:eastAsia="Arial" w:hAnsi="Arial"/>
-                <w:color w:val="1B2118"/>
-                <w:sz w:val="18"/>
-                <w:szCs w:val="18"/>
-              </w:rPr>
-              <w:t xml:space="preserve">Fatto (script 24 da eseguire)</w:t>
-            </w:r>
-          </w:p>
-        </w:tc>
-        <w:tc>
-          <w:tcPr>
-            <w:tcW w:type="dxa" w:w="4739"/>
+            <w:tcW w:type="dxa" w:w="2128"/>
+            <w:tcBorders>
+              <w:top w:val="single" w:color="D9D4C5" w:sz="4"/>
+              <w:left w:val="single" w:color="D9D4C5" w:sz="4"/>
+              <w:bottom w:val="single" w:color="D9D4C5" w:sz="4"/>
+              <w:right w:val="single" w:color="D9D4C5" w:sz="4"/>
+            </w:tcBorders>
+            <w:tcMar>
+              <w:top w:type="dxa" w:w="70"/>
+              <w:left w:type="dxa" w:w="110"/>
+              <w:bottom w:type="dxa" w:w="70"/>
+              <w:right w:type="dxa" w:w="110"/>
+            </w:tcMar>
+            <w:vAlign w:val="center"/>
+          </w:tcPr>
+          <w:p>
+            <w:pPr>
+              <w:spacing w:after="0" w:before="0"/>
+            </w:pPr>
+            <w:r>
+              <w:rPr>
+                <w:rFonts w:ascii="Arial" w:cs="Arial" w:eastAsia="Arial" w:hAnsi="Arial"/>
+                <w:color w:val="1B2118"/>
+                <w:sz w:val="18"/>
+                <w:szCs w:val="18"/>
+              </w:rPr>
+              <w:t xml:space="preserve">Fatto</w:t>
+            </w:r>
+          </w:p>
+        </w:tc>
+        <w:tc>
+          <w:tcPr>
+            <w:tcW w:type="dxa" w:w="4814"/>
             <w:tcBorders>
               <w:top w:val="single" w:color="D9D4C5" w:sz="4"/>
               <w:left w:val="single" w:color="D9D4C5" w:sz="4"/>
@@ -19786,7 +19755,7 @@
         </w:trPr>
         <w:tc>
           <w:tcPr>
-            <w:tcW w:type="dxa" w:w="2654"/>
+            <w:tcW w:type="dxa" w:w="2696"/>
             <w:tcBorders>
               <w:top w:val="single" w:color="D9D4C5" w:sz="4"/>
               <w:left w:val="single" w:color="D9D4C5" w:sz="4"/>
@@ -19819,7 +19788,7 @@
         </w:tc>
         <w:tc>
           <w:tcPr>
-            <w:tcW w:type="dxa" w:w="2245"/>
+            <w:tcW w:type="dxa" w:w="2128"/>
             <w:tcBorders>
               <w:top w:val="single" w:color="D9D4C5" w:sz="4"/>
               <w:left w:val="single" w:color="D9D4C5" w:sz="4"/>
@@ -19846,13 +19815,13 @@
                 <w:sz w:val="18"/>
                 <w:szCs w:val="18"/>
               </w:rPr>
-              <w:t xml:space="preserve">Fatto (script 24 da eseguire)</w:t>
-            </w:r>
-          </w:p>
-        </w:tc>
-        <w:tc>
-          <w:tcPr>
-            <w:tcW w:type="dxa" w:w="4739"/>
+              <w:t xml:space="preserve">Fatto</w:t>
+            </w:r>
+          </w:p>
+        </w:tc>
+        <w:tc>
+          <w:tcPr>
+            <w:tcW w:type="dxa" w:w="4814"/>
             <w:tcBorders>
               <w:top w:val="single" w:color="D9D4C5" w:sz="4"/>
               <w:left w:val="single" w:color="D9D4C5" w:sz="4"/>
@@ -19890,7 +19859,7 @@
         </w:trPr>
         <w:tc>
           <w:tcPr>
-            <w:tcW w:type="dxa" w:w="2654"/>
+            <w:tcW w:type="dxa" w:w="2696"/>
             <w:tcBorders>
               <w:top w:val="single" w:color="D9D4C5" w:sz="4"/>
               <w:left w:val="single" w:color="D9D4C5" w:sz="4"/>
@@ -19922,7 +19891,7 @@
         </w:tc>
         <w:tc>
           <w:tcPr>
-            <w:tcW w:type="dxa" w:w="2245"/>
+            <w:tcW w:type="dxa" w:w="2128"/>
             <w:tcBorders>
               <w:top w:val="single" w:color="D9D4C5" w:sz="4"/>
               <w:left w:val="single" w:color="D9D4C5" w:sz="4"/>
@@ -19954,7 +19923,7 @@
         </w:tc>
         <w:tc>
           <w:tcPr>
-            <w:tcW w:type="dxa" w:w="4739"/>
+            <w:tcW w:type="dxa" w:w="4814"/>
             <w:tcBorders>
               <w:top w:val="single" w:color="D9D4C5" w:sz="4"/>
               <w:left w:val="single" w:color="D9D4C5" w:sz="4"/>
@@ -19991,7 +19960,7 @@
         </w:trPr>
         <w:tc>
           <w:tcPr>
-            <w:tcW w:type="dxa" w:w="2654"/>
+            <w:tcW w:type="dxa" w:w="2696"/>
             <w:tcBorders>
               <w:top w:val="single" w:color="D9D4C5" w:sz="4"/>
               <w:left w:val="single" w:color="D9D4C5" w:sz="4"/>
@@ -20024,7 +19993,7 @@
         </w:tc>
         <w:tc>
           <w:tcPr>
-            <w:tcW w:type="dxa" w:w="2245"/>
+            <w:tcW w:type="dxa" w:w="2128"/>
             <w:tcBorders>
               <w:top w:val="single" w:color="D9D4C5" w:sz="4"/>
               <w:left w:val="single" w:color="D9D4C5" w:sz="4"/>
@@ -20057,7 +20026,7 @@
         </w:tc>
         <w:tc>
           <w:tcPr>
-            <w:tcW w:type="dxa" w:w="4739"/>
+            <w:tcW w:type="dxa" w:w="4814"/>
             <w:tcBorders>
               <w:top w:val="single" w:color="D9D4C5" w:sz="4"/>
               <w:left w:val="single" w:color="D9D4C5" w:sz="4"/>
@@ -20095,7 +20064,7 @@
         </w:trPr>
         <w:tc>
           <w:tcPr>
-            <w:tcW w:type="dxa" w:w="2654"/>
+            <w:tcW w:type="dxa" w:w="2696"/>
             <w:tcBorders>
               <w:top w:val="single" w:color="D9D4C5" w:sz="4"/>
               <w:left w:val="single" w:color="D9D4C5" w:sz="4"/>
@@ -20127,7 +20096,7 @@
         </w:tc>
         <w:tc>
           <w:tcPr>
-            <w:tcW w:type="dxa" w:w="2245"/>
+            <w:tcW w:type="dxa" w:w="2128"/>
             <w:tcBorders>
               <w:top w:val="single" w:color="D9D4C5" w:sz="4"/>
               <w:left w:val="single" w:color="D9D4C5" w:sz="4"/>
@@ -20159,7 +20128,7 @@
         </w:tc>
         <w:tc>
           <w:tcPr>
-            <w:tcW w:type="dxa" w:w="4739"/>
+            <w:tcW w:type="dxa" w:w="4814"/>
             <w:tcBorders>
               <w:top w:val="single" w:color="D9D4C5" w:sz="4"/>
               <w:left w:val="single" w:color="D9D4C5" w:sz="4"/>
@@ -21026,27 +20995,7 @@
           <w:sz w:val="21"/>
           <w:szCs w:val="21"/>
         </w:rPr>
-        <w:t xml:space="preserve">: </w:t>
-      </w:r>
-      <w:r>
-        <w:rPr>
-          <w:rFonts w:ascii="Arial" w:cs="Arial" w:eastAsia="Arial" w:hAnsi="Arial"/>
-          <w:b/>
-          <w:bCs/>
-          <w:color w:val="1B2118"/>
-          <w:sz w:val="21"/>
-          <w:szCs w:val="21"/>
-        </w:rPr>
-        <w:t xml:space="preserve">da eseguire in produzione</w:t>
-      </w:r>
-      <w:r>
-        <w:rPr>
-          <w:rFonts w:ascii="Arial" w:cs="Arial" w:eastAsia="Arial" w:hAnsi="Arial"/>
-          <w:color w:val="1B2118"/>
-          <w:sz w:val="21"/>
-          <w:szCs w:val="21"/>
-        </w:rPr>
-        <w:t xml:space="preserve"> e da portare su main (il collegamento a Chrome si è interrotto). (3) Controlli della Gestione qualità dei dati nel calcolo crediti (</w:t>
+        <w:t xml:space="preserve">: eseguito e verificato in produzione alle 22:30 (tabelle, funzioni, permessi negati ad anon, lavoro pg_cron), funzione ripubblicata, ramo portato su main. (3) Controlli della Gestione qualità dei dati nel calcolo crediti (</w:t>
       </w:r>
       <w:r>
         <w:rPr>
@@ -24860,7 +24809,7 @@
               </w:rPr>
               <w:t xml:space="preserve">Claude Doc: </w:t>
             </w:r>
-            <w:hyperlink w:history="1" r:id="rIdya66-hfz6bw7ceanw1wgk">
+            <w:hyperlink w:history="1" r:id="rIdol0-ck1_xpsrbpmkcqs1t">
               <w:r>
                 <w:rPr>
                   <w:rFonts w:ascii="Arial" w:cs="Arial" w:eastAsia="Arial" w:hAnsi="Arial"/>
@@ -25207,7 +25156,7 @@
               </w:rPr>
               <w:t xml:space="preserve">Claude Doc: </w:t>
             </w:r>
-            <w:hyperlink w:history="1" r:id="rIdevlnw9xc__oeota92cvzz">
+            <w:hyperlink w:history="1" r:id="rIde2wjz0zxpvkuc3eifsz-z">
               <w:r>
                 <w:rPr>
                   <w:rFonts w:ascii="Arial" w:cs="Arial" w:eastAsia="Arial" w:hAnsi="Arial"/>
@@ -25811,7 +25760,7 @@
               </w:rPr>
               <w:t xml:space="preserve">Claude Doc: </w:t>
             </w:r>
-            <w:hyperlink w:history="1" r:id="rIdue-onwfvlo7pqfm-bnslp">
+            <w:hyperlink w:history="1" r:id="rId7k569zcruu2gcekkfvzjj">
               <w:r>
                 <w:rPr>
                   <w:rFonts w:ascii="Arial" w:cs="Arial" w:eastAsia="Arial" w:hAnsi="Arial"/>
@@ -26382,7 +26331,7 @@
             <w:pPr>
               <w:spacing w:after="0" w:before="0"/>
             </w:pPr>
-            <w:hyperlink w:history="1" r:id="rIdxrqmupunxbhtsyvung6fp">
+            <w:hyperlink w:history="1" r:id="rIdrldsyaublxem_fghmhqyo">
               <w:r>
                 <w:rPr>
                   <w:rFonts w:ascii="Arial" w:cs="Arial" w:eastAsia="Arial" w:hAnsi="Arial"/>

--- a/public/documentazione/Registro_Dev_Deploy_Portale_CWP.docx
+++ b/public/documentazione/Registro_Dev_Deploy_Portale_CWP.docx
@@ -8162,8 +8162,8 @@
       </w:tblPr>
       <w:tblGrid>
         <w:gridCol w:w="3213"/>
-        <w:gridCol w:w="4016"/>
-        <w:gridCol w:w="2409"/>
+        <w:gridCol w:w="3954"/>
+        <w:gridCol w:w="2471"/>
       </w:tblGrid>
       <w:tr>
         <w:trPr>
@@ -8206,7 +8206,7 @@
         </w:tc>
         <w:tc>
           <w:tcPr>
-            <w:tcW w:type="dxa" w:w="4016"/>
+            <w:tcW w:type="dxa" w:w="3954"/>
             <w:tcBorders>
               <w:top w:val="single" w:color="D9D4C5" w:sz="4"/>
               <w:left w:val="single" w:color="D9D4C5" w:sz="4"/>
@@ -8241,7 +8241,7 @@
         </w:tc>
         <w:tc>
           <w:tcPr>
-            <w:tcW w:type="dxa" w:w="2409"/>
+            <w:tcW w:type="dxa" w:w="2471"/>
             <w:tcBorders>
               <w:top w:val="single" w:color="D9D4C5" w:sz="4"/>
               <w:left w:val="single" w:color="D9D4C5" w:sz="4"/>
@@ -8313,7 +8313,7 @@
         </w:tc>
         <w:tc>
           <w:tcPr>
-            <w:tcW w:type="dxa" w:w="4016"/>
+            <w:tcW w:type="dxa" w:w="3954"/>
             <w:tcBorders>
               <w:top w:val="single" w:color="D9D4C5" w:sz="4"/>
               <w:left w:val="single" w:color="D9D4C5" w:sz="4"/>
@@ -8345,7 +8345,7 @@
         </w:tc>
         <w:tc>
           <w:tcPr>
-            <w:tcW w:type="dxa" w:w="2409"/>
+            <w:tcW w:type="dxa" w:w="2471"/>
             <w:tcBorders>
               <w:top w:val="single" w:color="D9D4C5" w:sz="4"/>
               <w:left w:val="single" w:color="D9D4C5" w:sz="4"/>
@@ -8415,7 +8415,7 @@
         </w:tc>
         <w:tc>
           <w:tcPr>
-            <w:tcW w:type="dxa" w:w="4016"/>
+            <w:tcW w:type="dxa" w:w="3954"/>
             <w:tcBorders>
               <w:top w:val="single" w:color="D9D4C5" w:sz="4"/>
               <w:left w:val="single" w:color="D9D4C5" w:sz="4"/>
@@ -8448,7 +8448,7 @@
         </w:tc>
         <w:tc>
           <w:tcPr>
-            <w:tcW w:type="dxa" w:w="2409"/>
+            <w:tcW w:type="dxa" w:w="2471"/>
             <w:tcBorders>
               <w:top w:val="single" w:color="D9D4C5" w:sz="4"/>
               <w:left w:val="single" w:color="D9D4C5" w:sz="4"/>
@@ -8518,7 +8518,7 @@
         </w:tc>
         <w:tc>
           <w:tcPr>
-            <w:tcW w:type="dxa" w:w="4016"/>
+            <w:tcW w:type="dxa" w:w="3954"/>
             <w:tcBorders>
               <w:top w:val="single" w:color="D9D4C5" w:sz="4"/>
               <w:left w:val="single" w:color="D9D4C5" w:sz="4"/>
@@ -8550,7 +8550,7 @@
         </w:tc>
         <w:tc>
           <w:tcPr>
-            <w:tcW w:type="dxa" w:w="2409"/>
+            <w:tcW w:type="dxa" w:w="2471"/>
             <w:tcBorders>
               <w:top w:val="single" w:color="D9D4C5" w:sz="4"/>
               <w:left w:val="single" w:color="D9D4C5" w:sz="4"/>
@@ -8620,7 +8620,7 @@
         </w:tc>
         <w:tc>
           <w:tcPr>
-            <w:tcW w:type="dxa" w:w="4016"/>
+            <w:tcW w:type="dxa" w:w="3954"/>
             <w:tcBorders>
               <w:top w:val="single" w:color="D9D4C5" w:sz="4"/>
               <w:left w:val="single" w:color="D9D4C5" w:sz="4"/>
@@ -8671,7 +8671,7 @@
         </w:tc>
         <w:tc>
           <w:tcPr>
-            <w:tcW w:type="dxa" w:w="2409"/>
+            <w:tcW w:type="dxa" w:w="2471"/>
             <w:tcBorders>
               <w:top w:val="single" w:color="D9D4C5" w:sz="4"/>
               <w:left w:val="single" w:color="D9D4C5" w:sz="4"/>
@@ -8741,7 +8741,7 @@
         </w:tc>
         <w:tc>
           <w:tcPr>
-            <w:tcW w:type="dxa" w:w="4016"/>
+            <w:tcW w:type="dxa" w:w="3954"/>
             <w:tcBorders>
               <w:top w:val="single" w:color="D9D4C5" w:sz="4"/>
               <w:left w:val="single" w:color="D9D4C5" w:sz="4"/>
@@ -8773,7 +8773,7 @@
         </w:tc>
         <w:tc>
           <w:tcPr>
-            <w:tcW w:type="dxa" w:w="2409"/>
+            <w:tcW w:type="dxa" w:w="2471"/>
             <w:tcBorders>
               <w:top w:val="single" w:color="D9D4C5" w:sz="4"/>
               <w:left w:val="single" w:color="D9D4C5" w:sz="4"/>
@@ -8843,7 +8843,7 @@
         </w:tc>
         <w:tc>
           <w:tcPr>
-            <w:tcW w:type="dxa" w:w="4016"/>
+            <w:tcW w:type="dxa" w:w="3954"/>
             <w:tcBorders>
               <w:top w:val="single" w:color="D9D4C5" w:sz="4"/>
               <w:left w:val="single" w:color="D9D4C5" w:sz="4"/>
@@ -8876,7 +8876,7 @@
         </w:tc>
         <w:tc>
           <w:tcPr>
-            <w:tcW w:type="dxa" w:w="2409"/>
+            <w:tcW w:type="dxa" w:w="2471"/>
             <w:tcBorders>
               <w:top w:val="single" w:color="D9D4C5" w:sz="4"/>
               <w:left w:val="single" w:color="D9D4C5" w:sz="4"/>
@@ -8946,7 +8946,7 @@
         </w:tc>
         <w:tc>
           <w:tcPr>
-            <w:tcW w:type="dxa" w:w="4016"/>
+            <w:tcW w:type="dxa" w:w="3954"/>
             <w:tcBorders>
               <w:top w:val="single" w:color="D9D4C5" w:sz="4"/>
               <w:left w:val="single" w:color="D9D4C5" w:sz="4"/>
@@ -8978,7 +8978,7 @@
         </w:tc>
         <w:tc>
           <w:tcPr>
-            <w:tcW w:type="dxa" w:w="2409"/>
+            <w:tcW w:type="dxa" w:w="2471"/>
             <w:tcBorders>
               <w:top w:val="single" w:color="D9D4C5" w:sz="4"/>
               <w:left w:val="single" w:color="D9D4C5" w:sz="4"/>
@@ -9048,7 +9048,7 @@
         </w:tc>
         <w:tc>
           <w:tcPr>
-            <w:tcW w:type="dxa" w:w="4016"/>
+            <w:tcW w:type="dxa" w:w="3954"/>
             <w:tcBorders>
               <w:top w:val="single" w:color="D9D4C5" w:sz="4"/>
               <w:left w:val="single" w:color="D9D4C5" w:sz="4"/>
@@ -9081,7 +9081,7 @@
         </w:tc>
         <w:tc>
           <w:tcPr>
-            <w:tcW w:type="dxa" w:w="2409"/>
+            <w:tcW w:type="dxa" w:w="2471"/>
             <w:tcBorders>
               <w:top w:val="single" w:color="D9D4C5" w:sz="4"/>
               <w:left w:val="single" w:color="D9D4C5" w:sz="4"/>
@@ -9151,7 +9151,7 @@
         </w:tc>
         <w:tc>
           <w:tcPr>
-            <w:tcW w:type="dxa" w:w="4016"/>
+            <w:tcW w:type="dxa" w:w="3954"/>
             <w:tcBorders>
               <w:top w:val="single" w:color="D9D4C5" w:sz="4"/>
               <w:left w:val="single" w:color="D9D4C5" w:sz="4"/>
@@ -9183,7 +9183,7 @@
         </w:tc>
         <w:tc>
           <w:tcPr>
-            <w:tcW w:type="dxa" w:w="2409"/>
+            <w:tcW w:type="dxa" w:w="2471"/>
             <w:tcBorders>
               <w:top w:val="single" w:color="D9D4C5" w:sz="4"/>
               <w:left w:val="single" w:color="D9D4C5" w:sz="4"/>
@@ -9253,7 +9253,7 @@
         </w:tc>
         <w:tc>
           <w:tcPr>
-            <w:tcW w:type="dxa" w:w="4016"/>
+            <w:tcW w:type="dxa" w:w="3954"/>
             <w:tcBorders>
               <w:top w:val="single" w:color="D9D4C5" w:sz="4"/>
               <w:left w:val="single" w:color="D9D4C5" w:sz="4"/>
@@ -9322,7 +9322,7 @@
         </w:tc>
         <w:tc>
           <w:tcPr>
-            <w:tcW w:type="dxa" w:w="2409"/>
+            <w:tcW w:type="dxa" w:w="2471"/>
             <w:tcBorders>
               <w:top w:val="single" w:color="D9D4C5" w:sz="4"/>
               <w:left w:val="single" w:color="D9D4C5" w:sz="4"/>
@@ -9392,7 +9392,7 @@
         </w:tc>
         <w:tc>
           <w:tcPr>
-            <w:tcW w:type="dxa" w:w="4016"/>
+            <w:tcW w:type="dxa" w:w="3954"/>
             <w:tcBorders>
               <w:top w:val="single" w:color="D9D4C5" w:sz="4"/>
               <w:left w:val="single" w:color="D9D4C5" w:sz="4"/>
@@ -9424,7 +9424,7 @@
         </w:tc>
         <w:tc>
           <w:tcPr>
-            <w:tcW w:type="dxa" w:w="2409"/>
+            <w:tcW w:type="dxa" w:w="2471"/>
             <w:tcBorders>
               <w:top w:val="single" w:color="D9D4C5" w:sz="4"/>
               <w:left w:val="single" w:color="D9D4C5" w:sz="4"/>
@@ -9494,7 +9494,7 @@
         </w:tc>
         <w:tc>
           <w:tcPr>
-            <w:tcW w:type="dxa" w:w="4016"/>
+            <w:tcW w:type="dxa" w:w="3954"/>
             <w:tcBorders>
               <w:top w:val="single" w:color="D9D4C5" w:sz="4"/>
               <w:left w:val="single" w:color="D9D4C5" w:sz="4"/>
@@ -9527,7 +9527,7 @@
         </w:tc>
         <w:tc>
           <w:tcPr>
-            <w:tcW w:type="dxa" w:w="2409"/>
+            <w:tcW w:type="dxa" w:w="2471"/>
             <w:tcBorders>
               <w:top w:val="single" w:color="D9D4C5" w:sz="4"/>
               <w:left w:val="single" w:color="D9D4C5" w:sz="4"/>
@@ -9597,7 +9597,7 @@
         </w:tc>
         <w:tc>
           <w:tcPr>
-            <w:tcW w:type="dxa" w:w="4016"/>
+            <w:tcW w:type="dxa" w:w="3954"/>
             <w:tcBorders>
               <w:top w:val="single" w:color="D9D4C5" w:sz="4"/>
               <w:left w:val="single" w:color="D9D4C5" w:sz="4"/>
@@ -9629,7 +9629,7 @@
         </w:tc>
         <w:tc>
           <w:tcPr>
-            <w:tcW w:type="dxa" w:w="2409"/>
+            <w:tcW w:type="dxa" w:w="2471"/>
             <w:tcBorders>
               <w:top w:val="single" w:color="D9D4C5" w:sz="4"/>
               <w:left w:val="single" w:color="D9D4C5" w:sz="4"/>
@@ -9699,7 +9699,7 @@
         </w:tc>
         <w:tc>
           <w:tcPr>
-            <w:tcW w:type="dxa" w:w="4016"/>
+            <w:tcW w:type="dxa" w:w="3954"/>
             <w:tcBorders>
               <w:top w:val="single" w:color="D9D4C5" w:sz="4"/>
               <w:left w:val="single" w:color="D9D4C5" w:sz="4"/>
@@ -9732,7 +9732,7 @@
         </w:tc>
         <w:tc>
           <w:tcPr>
-            <w:tcW w:type="dxa" w:w="2409"/>
+            <w:tcW w:type="dxa" w:w="2471"/>
             <w:tcBorders>
               <w:top w:val="single" w:color="D9D4C5" w:sz="4"/>
               <w:left w:val="single" w:color="D9D4C5" w:sz="4"/>
@@ -9802,7 +9802,7 @@
         </w:tc>
         <w:tc>
           <w:tcPr>
-            <w:tcW w:type="dxa" w:w="4016"/>
+            <w:tcW w:type="dxa" w:w="3954"/>
             <w:tcBorders>
               <w:top w:val="single" w:color="D9D4C5" w:sz="4"/>
               <w:left w:val="single" w:color="D9D4C5" w:sz="4"/>
@@ -9870,7 +9870,7 @@
         </w:tc>
         <w:tc>
           <w:tcPr>
-            <w:tcW w:type="dxa" w:w="2409"/>
+            <w:tcW w:type="dxa" w:w="2471"/>
             <w:tcBorders>
               <w:top w:val="single" w:color="D9D4C5" w:sz="4"/>
               <w:left w:val="single" w:color="D9D4C5" w:sz="4"/>
@@ -9940,7 +9940,7 @@
         </w:tc>
         <w:tc>
           <w:tcPr>
-            <w:tcW w:type="dxa" w:w="4016"/>
+            <w:tcW w:type="dxa" w:w="3954"/>
             <w:tcBorders>
               <w:top w:val="single" w:color="D9D4C5" w:sz="4"/>
               <w:left w:val="single" w:color="D9D4C5" w:sz="4"/>
@@ -10009,7 +10009,7 @@
         </w:tc>
         <w:tc>
           <w:tcPr>
-            <w:tcW w:type="dxa" w:w="2409"/>
+            <w:tcW w:type="dxa" w:w="2471"/>
             <w:tcBorders>
               <w:top w:val="single" w:color="D9D4C5" w:sz="4"/>
               <w:left w:val="single" w:color="D9D4C5" w:sz="4"/>
@@ -10079,7 +10079,7 @@
         </w:tc>
         <w:tc>
           <w:tcPr>
-            <w:tcW w:type="dxa" w:w="4016"/>
+            <w:tcW w:type="dxa" w:w="3954"/>
             <w:tcBorders>
               <w:top w:val="single" w:color="D9D4C5" w:sz="4"/>
               <w:left w:val="single" w:color="D9D4C5" w:sz="4"/>
@@ -10291,7 +10291,7 @@
         </w:tc>
         <w:tc>
           <w:tcPr>
-            <w:tcW w:type="dxa" w:w="2409"/>
+            <w:tcW w:type="dxa" w:w="2471"/>
             <w:tcBorders>
               <w:top w:val="single" w:color="D9D4C5" w:sz="4"/>
               <w:left w:val="single" w:color="D9D4C5" w:sz="4"/>
@@ -10361,7 +10361,7 @@
         </w:tc>
         <w:tc>
           <w:tcPr>
-            <w:tcW w:type="dxa" w:w="4016"/>
+            <w:tcW w:type="dxa" w:w="3954"/>
             <w:tcBorders>
               <w:top w:val="single" w:color="D9D4C5" w:sz="4"/>
               <w:left w:val="single" w:color="D9D4C5" w:sz="4"/>
@@ -10484,7 +10484,7 @@
         </w:tc>
         <w:tc>
           <w:tcPr>
-            <w:tcW w:type="dxa" w:w="2409"/>
+            <w:tcW w:type="dxa" w:w="2471"/>
             <w:tcBorders>
               <w:top w:val="single" w:color="D9D4C5" w:sz="4"/>
               <w:left w:val="single" w:color="D9D4C5" w:sz="4"/>
@@ -10554,7 +10554,7 @@
         </w:tc>
         <w:tc>
           <w:tcPr>
-            <w:tcW w:type="dxa" w:w="4016"/>
+            <w:tcW w:type="dxa" w:w="3954"/>
             <w:tcBorders>
               <w:top w:val="single" w:color="D9D4C5" w:sz="4"/>
               <w:left w:val="single" w:color="D9D4C5" w:sz="4"/>
@@ -10622,7 +10622,7 @@
         </w:tc>
         <w:tc>
           <w:tcPr>
-            <w:tcW w:type="dxa" w:w="2409"/>
+            <w:tcW w:type="dxa" w:w="2471"/>
             <w:tcBorders>
               <w:top w:val="single" w:color="D9D4C5" w:sz="4"/>
               <w:left w:val="single" w:color="D9D4C5" w:sz="4"/>
@@ -10692,7 +10692,7 @@
         </w:tc>
         <w:tc>
           <w:tcPr>
-            <w:tcW w:type="dxa" w:w="4016"/>
+            <w:tcW w:type="dxa" w:w="3954"/>
             <w:tcBorders>
               <w:top w:val="single" w:color="D9D4C5" w:sz="4"/>
               <w:left w:val="single" w:color="D9D4C5" w:sz="4"/>
@@ -10887,7 +10887,7 @@
         </w:tc>
         <w:tc>
           <w:tcPr>
-            <w:tcW w:type="dxa" w:w="2409"/>
+            <w:tcW w:type="dxa" w:w="2471"/>
             <w:tcBorders>
               <w:top w:val="single" w:color="D9D4C5" w:sz="4"/>
               <w:left w:val="single" w:color="D9D4C5" w:sz="4"/>
@@ -10957,7 +10957,7 @@
         </w:tc>
         <w:tc>
           <w:tcPr>
-            <w:tcW w:type="dxa" w:w="4016"/>
+            <w:tcW w:type="dxa" w:w="3954"/>
             <w:tcBorders>
               <w:top w:val="single" w:color="D9D4C5" w:sz="4"/>
               <w:left w:val="single" w:color="D9D4C5" w:sz="4"/>
@@ -11259,7 +11259,7 @@
         </w:tc>
         <w:tc>
           <w:tcPr>
-            <w:tcW w:type="dxa" w:w="2409"/>
+            <w:tcW w:type="dxa" w:w="2471"/>
             <w:tcBorders>
               <w:top w:val="single" w:color="D9D4C5" w:sz="4"/>
               <w:left w:val="single" w:color="D9D4C5" w:sz="4"/>
@@ -11329,7 +11329,7 @@
         </w:tc>
         <w:tc>
           <w:tcPr>
-            <w:tcW w:type="dxa" w:w="4016"/>
+            <w:tcW w:type="dxa" w:w="3954"/>
             <w:tcBorders>
               <w:top w:val="single" w:color="D9D4C5" w:sz="4"/>
               <w:left w:val="single" w:color="D9D4C5" w:sz="4"/>
@@ -11380,7 +11380,7 @@
         </w:tc>
         <w:tc>
           <w:tcPr>
-            <w:tcW w:type="dxa" w:w="2409"/>
+            <w:tcW w:type="dxa" w:w="2471"/>
             <w:tcBorders>
               <w:top w:val="single" w:color="D9D4C5" w:sz="4"/>
               <w:left w:val="single" w:color="D9D4C5" w:sz="4"/>
@@ -11450,7 +11450,7 @@
         </w:tc>
         <w:tc>
           <w:tcPr>
-            <w:tcW w:type="dxa" w:w="4016"/>
+            <w:tcW w:type="dxa" w:w="3954"/>
             <w:tcBorders>
               <w:top w:val="single" w:color="D9D4C5" w:sz="4"/>
               <w:left w:val="single" w:color="D9D4C5" w:sz="4"/>
@@ -11770,7 +11770,7 @@
         </w:tc>
         <w:tc>
           <w:tcPr>
-            <w:tcW w:type="dxa" w:w="2409"/>
+            <w:tcW w:type="dxa" w:w="2471"/>
             <w:tcBorders>
               <w:top w:val="single" w:color="D9D4C5" w:sz="4"/>
               <w:left w:val="single" w:color="D9D4C5" w:sz="4"/>
@@ -11840,7 +11840,7 @@
         </w:tc>
         <w:tc>
           <w:tcPr>
-            <w:tcW w:type="dxa" w:w="4016"/>
+            <w:tcW w:type="dxa" w:w="3954"/>
             <w:tcBorders>
               <w:top w:val="single" w:color="D9D4C5" w:sz="4"/>
               <w:left w:val="single" w:color="D9D4C5" w:sz="4"/>
@@ -12233,7 +12233,7 @@
         </w:tc>
         <w:tc>
           <w:tcPr>
-            <w:tcW w:type="dxa" w:w="2409"/>
+            <w:tcW w:type="dxa" w:w="2471"/>
             <w:tcBorders>
               <w:top w:val="single" w:color="D9D4C5" w:sz="4"/>
               <w:left w:val="single" w:color="D9D4C5" w:sz="4"/>
@@ -12261,6 +12261,125 @@
                 <w:szCs w:val="18"/>
               </w:rPr>
               <w:t xml:space="preserve">18/10/2026 (sera, verificato)</w:t>
+            </w:r>
+          </w:p>
+        </w:tc>
+      </w:tr>
+      <w:tr>
+        <w:trPr>
+          <w:cantSplit/>
+        </w:trPr>
+        <w:tc>
+          <w:tcPr>
+            <w:tcW w:type="dxa" w:w="3213"/>
+            <w:tcBorders>
+              <w:top w:val="single" w:color="D9D4C5" w:sz="4"/>
+              <w:left w:val="single" w:color="D9D4C5" w:sz="4"/>
+              <w:bottom w:val="single" w:color="D9D4C5" w:sz="4"/>
+              <w:right w:val="single" w:color="D9D4C5" w:sz="4"/>
+            </w:tcBorders>
+            <w:tcMar>
+              <w:top w:type="dxa" w:w="70"/>
+              <w:left w:type="dxa" w:w="110"/>
+              <w:bottom w:type="dxa" w:w="70"/>
+              <w:right w:type="dxa" w:w="110"/>
+            </w:tcMar>
+            <w:vAlign w:val="center"/>
+          </w:tcPr>
+          <w:p>
+            <w:pPr>
+              <w:spacing w:after="0" w:before="0"/>
+            </w:pPr>
+            <w:r>
+              <w:rPr>
+                <w:rFonts w:ascii="Consolas" w:cs="Consolas" w:eastAsia="Consolas" w:hAnsi="Consolas"/>
+                <w:color w:val="2F5D3A"/>
+                <w:sz w:val="18"/>
+                <w:szCs w:val="18"/>
+              </w:rPr>
+              <w:t xml:space="preserve">25_documenti_programma.sql</w:t>
+            </w:r>
+          </w:p>
+        </w:tc>
+        <w:tc>
+          <w:tcPr>
+            <w:tcW w:type="dxa" w:w="3954"/>
+            <w:tcBorders>
+              <w:top w:val="single" w:color="D9D4C5" w:sz="4"/>
+              <w:left w:val="single" w:color="D9D4C5" w:sz="4"/>
+              <w:bottom w:val="single" w:color="D9D4C5" w:sz="4"/>
+              <w:right w:val="single" w:color="D9D4C5" w:sz="4"/>
+            </w:tcBorders>
+            <w:tcMar>
+              <w:top w:type="dxa" w:w="70"/>
+              <w:left w:type="dxa" w:w="110"/>
+              <w:bottom w:type="dxa" w:w="70"/>
+              <w:right w:type="dxa" w:w="110"/>
+            </w:tcMar>
+            <w:vAlign w:val="center"/>
+          </w:tcPr>
+          <w:p>
+            <w:pPr>
+              <w:spacing w:after="0" w:before="0"/>
+            </w:pPr>
+            <w:r>
+              <w:rPr>
+                <w:rFonts w:ascii="Arial" w:cs="Arial" w:eastAsia="Arial" w:hAnsi="Arial"/>
+                <w:color w:val="1B2118"/>
+                <w:sz w:val="18"/>
+                <w:szCs w:val="18"/>
+              </w:rPr>
+              <w:t xml:space="preserve">Gli otto documenti ufficiali del Programma v1.2 (Guida, Definizioni, Normativa, Standard, Metodologia, Politica di reclamo, Schema tariffario, Gestione qualità dei dati), caricati nella radice dell'archivio </w:t>
+            </w:r>
+            <w:r>
+              <w:rPr>
+                <w:rFonts w:ascii="Consolas" w:cs="Consolas" w:eastAsia="Consolas" w:hAnsi="Consolas"/>
+                <w:color w:val="2F5D3A"/>
+                <w:sz w:val="18"/>
+                <w:szCs w:val="18"/>
+              </w:rPr>
+              <w:t xml:space="preserve">modelli</w:t>
+            </w:r>
+            <w:r>
+              <w:rPr>
+                <w:rFonts w:ascii="Arial" w:cs="Arial" w:eastAsia="Arial" w:hAnsi="Arial"/>
+                <w:color w:val="1B2118"/>
+                <w:sz w:val="18"/>
+                <w:szCs w:val="18"/>
+              </w:rPr>
+              <w:t xml:space="preserve">, registrati come modelli pubblici «Documento del Programma»; PDF della Metodologia collegato alla metodologia approvata</w:t>
+            </w:r>
+          </w:p>
+        </w:tc>
+        <w:tc>
+          <w:tcPr>
+            <w:tcW w:type="dxa" w:w="2471"/>
+            <w:tcBorders>
+              <w:top w:val="single" w:color="D9D4C5" w:sz="4"/>
+              <w:left w:val="single" w:color="D9D4C5" w:sz="4"/>
+              <w:bottom w:val="single" w:color="D9D4C5" w:sz="4"/>
+              <w:right w:val="single" w:color="D9D4C5" w:sz="4"/>
+            </w:tcBorders>
+            <w:tcMar>
+              <w:top w:type="dxa" w:w="70"/>
+              <w:left w:type="dxa" w:w="110"/>
+              <w:bottom w:type="dxa" w:w="70"/>
+              <w:right w:type="dxa" w:w="110"/>
+            </w:tcMar>
+            <w:vAlign w:val="center"/>
+          </w:tcPr>
+          <w:p>
+            <w:pPr>
+              <w:spacing w:after="0" w:before="0"/>
+            </w:pPr>
+            <w:r>
+              <w:rPr>
+                <w:rFonts w:ascii="Arial" w:cs="Arial" w:eastAsia="Arial" w:hAnsi="Arial"/>
+                <w:color w:val="1B2118"/>
+                <w:sz w:val="18"/>
+                <w:szCs w:val="18"/>
+              </w:rPr>
+              <w:t xml:space="preserve">18/10/2026 (sera, verificato sulla pagina /programma)</w:t>
             </w:r>
           </w:p>
         </w:tc>
@@ -20896,6 +21015,72 @@
           <w:sz w:val="21"/>
           <w:szCs w:val="21"/>
         </w:rPr>
+        <w:t xml:space="preserve">Pagina pubblica popolata (sera)</w:t>
+      </w:r>
+      <w:r>
+        <w:rPr>
+          <w:rFonts w:ascii="Arial" w:cs="Arial" w:eastAsia="Arial" w:hAnsi="Arial"/>
+          <w:color w:val="1B2118"/>
+          <w:sz w:val="21"/>
+          <w:szCs w:val="21"/>
+        </w:rPr>
+        <w:t xml:space="preserve"> — caricati dalla dashboard (Storage → </w:t>
+      </w:r>
+      <w:r>
+        <w:rPr>
+          <w:rFonts w:ascii="Consolas" w:cs="Consolas" w:eastAsia="Consolas" w:hAnsi="Consolas"/>
+          <w:color w:val="2F5D3A"/>
+          <w:sz w:val="21"/>
+          <w:szCs w:val="21"/>
+        </w:rPr>
+        <w:t xml:space="preserve">modelli</w:t>
+      </w:r>
+      <w:r>
+        <w:rPr>
+          <w:rFonts w:ascii="Arial" w:cs="Arial" w:eastAsia="Arial" w:hAnsi="Arial"/>
+          <w:color w:val="1B2118"/>
+          <w:sz w:val="21"/>
+          <w:szCs w:val="21"/>
+        </w:rPr>
+        <w:t xml:space="preserve">) gli otto PDF ufficiali del Programma e registrati con lo script </w:t>
+      </w:r>
+      <w:r>
+        <w:rPr>
+          <w:rFonts w:ascii="Consolas" w:cs="Consolas" w:eastAsia="Consolas" w:hAnsi="Consolas"/>
+          <w:color w:val="2F5D3A"/>
+          <w:sz w:val="21"/>
+          <w:szCs w:val="21"/>
+        </w:rPr>
+        <w:t xml:space="preserve">25_documenti_programma.sql</w:t>
+      </w:r>
+      <w:r>
+        <w:rPr>
+          <w:rFonts w:ascii="Arial" w:cs="Arial" w:eastAsia="Arial" w:hAnsi="Arial"/>
+          <w:color w:val="1B2118"/>
+          <w:sz w:val="21"/>
+          <w:szCs w:val="21"/>
+        </w:rPr>
+        <w:t xml:space="preserve">; script 24 rieseguito per l'ordine dei documenti come nella Guida. Verificati elenco e download dalla pagina /programma. Restano da inserire, perché servono dati della Fondazione: PEC del Programma, enti di validazione e verifica e registri riconosciuti, modulistica (i moduli non sono ancora disponibili).</w:t>
+      </w:r>
+    </w:p>
+    <w:p>
+      <w:pPr>
+        <w:pStyle w:val="ListParagraph"/>
+        <w:numPr>
+          <w:ilvl w:val="0"/>
+          <w:numId w:val="3"/>
+        </w:numPr>
+        <w:spacing w:after="70" w:line="290"/>
+      </w:pPr>
+      <w:r>
+        <w:rPr>
+          <w:rFonts w:ascii="Arial" w:cs="Arial" w:eastAsia="Arial" w:hAnsi="Arial"/>
+          <w:b/>
+          <w:bCs/>
+          <w:color w:val="1B2118"/>
+          <w:sz w:val="21"/>
+          <w:szCs w:val="21"/>
+        </w:rPr>
         <w:t xml:space="preserve">Allineamento ai documenti ufficiali del Programma (punto 35, sera)</w:t>
       </w:r>
       <w:r>
@@ -24809,7 +24994,7 @@
               </w:rPr>
               <w:t xml:space="preserve">Claude Doc: </w:t>
             </w:r>
-            <w:hyperlink w:history="1" r:id="rIdol0-ck1_xpsrbpmkcqs1t">
+            <w:hyperlink w:history="1" r:id="rIdx6xoi2bw7s4dpbrumyrg1">
               <w:r>
                 <w:rPr>
                   <w:rFonts w:ascii="Arial" w:cs="Arial" w:eastAsia="Arial" w:hAnsi="Arial"/>
@@ -25156,7 +25341,7 @@
               </w:rPr>
               <w:t xml:space="preserve">Claude Doc: </w:t>
             </w:r>
-            <w:hyperlink w:history="1" r:id="rIde2wjz0zxpvkuc3eifsz-z">
+            <w:hyperlink w:history="1" r:id="rIdwzk3svqskjitmpyaaieqw">
               <w:r>
                 <w:rPr>
                   <w:rFonts w:ascii="Arial" w:cs="Arial" w:eastAsia="Arial" w:hAnsi="Arial"/>
@@ -25760,7 +25945,7 @@
               </w:rPr>
               <w:t xml:space="preserve">Claude Doc: </w:t>
             </w:r>
-            <w:hyperlink w:history="1" r:id="rId7k569zcruu2gcekkfvzjj">
+            <w:hyperlink w:history="1" r:id="rIdvdrge5hrkp-jty2avsaax">
               <w:r>
                 <w:rPr>
                   <w:rFonts w:ascii="Arial" w:cs="Arial" w:eastAsia="Arial" w:hAnsi="Arial"/>
@@ -26331,7 +26516,7 @@
             <w:pPr>
               <w:spacing w:after="0" w:before="0"/>
             </w:pPr>
-            <w:hyperlink w:history="1" r:id="rIdrldsyaublxem_fghmhqyo">
+            <w:hyperlink w:history="1" r:id="rIdzmw2wnyj8o-ddfxvkfs8y">
               <w:r>
                 <w:rPr>
                   <w:rFonts w:ascii="Arial" w:cs="Arial" w:eastAsia="Arial" w:hAnsi="Arial"/>
@@ -36803,7 +36988,7 @@
           <w:sz w:val="21"/>
           <w:szCs w:val="21"/>
         </w:rPr>
-        <w:t xml:space="preserve">: 104 file, 24.671 righe in tutto.</w:t>
+        <w:t xml:space="preserve">: 105 file, 24.706 righe in tutto.</w:t>
       </w:r>
     </w:p>
     <w:p>
@@ -43788,9 +43973,9 @@
         <w:tblLayout w:type="fixed"/>
       </w:tblPr>
       <w:tblGrid>
-        <w:gridCol w:w="3514"/>
-        <w:gridCol w:w="949"/>
-        <w:gridCol w:w="5175"/>
+        <w:gridCol w:w="3518"/>
+        <w:gridCol w:w="948"/>
+        <w:gridCol w:w="5172"/>
       </w:tblGrid>
       <w:tr>
         <w:trPr>
@@ -43798,7 +43983,7 @@
         </w:trPr>
         <w:tc>
           <w:tcPr>
-            <w:tcW w:type="dxa" w:w="3514"/>
+            <w:tcW w:type="dxa" w:w="3518"/>
             <w:tcBorders>
               <w:top w:val="single" w:color="D9D4C5" w:sz="4"/>
               <w:left w:val="single" w:color="D9D4C5" w:sz="4"/>
@@ -43833,7 +44018,7 @@
         </w:tc>
         <w:tc>
           <w:tcPr>
-            <w:tcW w:type="dxa" w:w="949"/>
+            <w:tcW w:type="dxa" w:w="948"/>
             <w:tcBorders>
               <w:top w:val="single" w:color="D9D4C5" w:sz="4"/>
               <w:left w:val="single" w:color="D9D4C5" w:sz="4"/>
@@ -43868,7 +44053,7 @@
         </w:tc>
         <w:tc>
           <w:tcPr>
-            <w:tcW w:type="dxa" w:w="5175"/>
+            <w:tcW w:type="dxa" w:w="5172"/>
             <w:tcBorders>
               <w:top w:val="single" w:color="D9D4C5" w:sz="4"/>
               <w:left w:val="single" w:color="D9D4C5" w:sz="4"/>
@@ -43908,7 +44093,7 @@
         </w:trPr>
         <w:tc>
           <w:tcPr>
-            <w:tcW w:type="dxa" w:w="3514"/>
+            <w:tcW w:type="dxa" w:w="3518"/>
             <w:tcBorders>
               <w:top w:val="single" w:color="D9D4C5" w:sz="4"/>
               <w:left w:val="single" w:color="D9D4C5" w:sz="4"/>
@@ -43940,7 +44125,7 @@
         </w:tc>
         <w:tc>
           <w:tcPr>
-            <w:tcW w:type="dxa" w:w="949"/>
+            <w:tcW w:type="dxa" w:w="948"/>
             <w:tcBorders>
               <w:top w:val="single" w:color="D9D4C5" w:sz="4"/>
               <w:left w:val="single" w:color="D9D4C5" w:sz="4"/>
@@ -43972,7 +44157,7 @@
         </w:tc>
         <w:tc>
           <w:tcPr>
-            <w:tcW w:type="dxa" w:w="5175"/>
+            <w:tcW w:type="dxa" w:w="5172"/>
             <w:tcBorders>
               <w:top w:val="single" w:color="D9D4C5" w:sz="4"/>
               <w:left w:val="single" w:color="D9D4C5" w:sz="4"/>
@@ -44009,7 +44194,7 @@
         </w:trPr>
         <w:tc>
           <w:tcPr>
-            <w:tcW w:type="dxa" w:w="3514"/>
+            <w:tcW w:type="dxa" w:w="3518"/>
             <w:tcBorders>
               <w:top w:val="single" w:color="D9D4C5" w:sz="4"/>
               <w:left w:val="single" w:color="D9D4C5" w:sz="4"/>
@@ -44042,7 +44227,7 @@
         </w:tc>
         <w:tc>
           <w:tcPr>
-            <w:tcW w:type="dxa" w:w="949"/>
+            <w:tcW w:type="dxa" w:w="948"/>
             <w:tcBorders>
               <w:top w:val="single" w:color="D9D4C5" w:sz="4"/>
               <w:left w:val="single" w:color="D9D4C5" w:sz="4"/>
@@ -44075,7 +44260,7 @@
         </w:tc>
         <w:tc>
           <w:tcPr>
-            <w:tcW w:type="dxa" w:w="5175"/>
+            <w:tcW w:type="dxa" w:w="5172"/>
             <w:tcBorders>
               <w:top w:val="single" w:color="D9D4C5" w:sz="4"/>
               <w:left w:val="single" w:color="D9D4C5" w:sz="4"/>
@@ -44113,7 +44298,7 @@
         </w:trPr>
         <w:tc>
           <w:tcPr>
-            <w:tcW w:type="dxa" w:w="3514"/>
+            <w:tcW w:type="dxa" w:w="3518"/>
             <w:tcBorders>
               <w:top w:val="single" w:color="D9D4C5" w:sz="4"/>
               <w:left w:val="single" w:color="D9D4C5" w:sz="4"/>
@@ -44145,7 +44330,7 @@
         </w:tc>
         <w:tc>
           <w:tcPr>
-            <w:tcW w:type="dxa" w:w="949"/>
+            <w:tcW w:type="dxa" w:w="948"/>
             <w:tcBorders>
               <w:top w:val="single" w:color="D9D4C5" w:sz="4"/>
               <w:left w:val="single" w:color="D9D4C5" w:sz="4"/>
@@ -44177,7 +44362,7 @@
         </w:tc>
         <w:tc>
           <w:tcPr>
-            <w:tcW w:type="dxa" w:w="5175"/>
+            <w:tcW w:type="dxa" w:w="5172"/>
             <w:tcBorders>
               <w:top w:val="single" w:color="D9D4C5" w:sz="4"/>
               <w:left w:val="single" w:color="D9D4C5" w:sz="4"/>
@@ -44214,7 +44399,7 @@
         </w:trPr>
         <w:tc>
           <w:tcPr>
-            <w:tcW w:type="dxa" w:w="3514"/>
+            <w:tcW w:type="dxa" w:w="3518"/>
             <w:tcBorders>
               <w:top w:val="single" w:color="D9D4C5" w:sz="4"/>
               <w:left w:val="single" w:color="D9D4C5" w:sz="4"/>
@@ -44247,7 +44432,7 @@
         </w:tc>
         <w:tc>
           <w:tcPr>
-            <w:tcW w:type="dxa" w:w="949"/>
+            <w:tcW w:type="dxa" w:w="948"/>
             <w:tcBorders>
               <w:top w:val="single" w:color="D9D4C5" w:sz="4"/>
               <w:left w:val="single" w:color="D9D4C5" w:sz="4"/>
@@ -44280,7 +44465,7 @@
         </w:tc>
         <w:tc>
           <w:tcPr>
-            <w:tcW w:type="dxa" w:w="5175"/>
+            <w:tcW w:type="dxa" w:w="5172"/>
             <w:tcBorders>
               <w:top w:val="single" w:color="D9D4C5" w:sz="4"/>
               <w:left w:val="single" w:color="D9D4C5" w:sz="4"/>
@@ -44318,7 +44503,7 @@
         </w:trPr>
         <w:tc>
           <w:tcPr>
-            <w:tcW w:type="dxa" w:w="3514"/>
+            <w:tcW w:type="dxa" w:w="3518"/>
             <w:tcBorders>
               <w:top w:val="single" w:color="D9D4C5" w:sz="4"/>
               <w:left w:val="single" w:color="D9D4C5" w:sz="4"/>
@@ -44350,7 +44535,7 @@
         </w:tc>
         <w:tc>
           <w:tcPr>
-            <w:tcW w:type="dxa" w:w="949"/>
+            <w:tcW w:type="dxa" w:w="948"/>
             <w:tcBorders>
               <w:top w:val="single" w:color="D9D4C5" w:sz="4"/>
               <w:left w:val="single" w:color="D9D4C5" w:sz="4"/>
@@ -44382,7 +44567,7 @@
         </w:tc>
         <w:tc>
           <w:tcPr>
-            <w:tcW w:type="dxa" w:w="5175"/>
+            <w:tcW w:type="dxa" w:w="5172"/>
             <w:tcBorders>
               <w:top w:val="single" w:color="D9D4C5" w:sz="4"/>
               <w:left w:val="single" w:color="D9D4C5" w:sz="4"/>
@@ -44419,7 +44604,7 @@
         </w:trPr>
         <w:tc>
           <w:tcPr>
-            <w:tcW w:type="dxa" w:w="3514"/>
+            <w:tcW w:type="dxa" w:w="3518"/>
             <w:tcBorders>
               <w:top w:val="single" w:color="D9D4C5" w:sz="4"/>
               <w:left w:val="single" w:color="D9D4C5" w:sz="4"/>
@@ -44452,7 +44637,7 @@
         </w:tc>
         <w:tc>
           <w:tcPr>
-            <w:tcW w:type="dxa" w:w="949"/>
+            <w:tcW w:type="dxa" w:w="948"/>
             <w:tcBorders>
               <w:top w:val="single" w:color="D9D4C5" w:sz="4"/>
               <w:left w:val="single" w:color="D9D4C5" w:sz="4"/>
@@ -44485,7 +44670,7 @@
         </w:tc>
         <w:tc>
           <w:tcPr>
-            <w:tcW w:type="dxa" w:w="5175"/>
+            <w:tcW w:type="dxa" w:w="5172"/>
             <w:tcBorders>
               <w:top w:val="single" w:color="D9D4C5" w:sz="4"/>
               <w:left w:val="single" w:color="D9D4C5" w:sz="4"/>
@@ -44523,7 +44708,7 @@
         </w:trPr>
         <w:tc>
           <w:tcPr>
-            <w:tcW w:type="dxa" w:w="3514"/>
+            <w:tcW w:type="dxa" w:w="3518"/>
             <w:tcBorders>
               <w:top w:val="single" w:color="D9D4C5" w:sz="4"/>
               <w:left w:val="single" w:color="D9D4C5" w:sz="4"/>
@@ -44555,7 +44740,7 @@
         </w:tc>
         <w:tc>
           <w:tcPr>
-            <w:tcW w:type="dxa" w:w="949"/>
+            <w:tcW w:type="dxa" w:w="948"/>
             <w:tcBorders>
               <w:top w:val="single" w:color="D9D4C5" w:sz="4"/>
               <w:left w:val="single" w:color="D9D4C5" w:sz="4"/>
@@ -44587,7 +44772,7 @@
         </w:tc>
         <w:tc>
           <w:tcPr>
-            <w:tcW w:type="dxa" w:w="5175"/>
+            <w:tcW w:type="dxa" w:w="5172"/>
             <w:tcBorders>
               <w:top w:val="single" w:color="D9D4C5" w:sz="4"/>
               <w:left w:val="single" w:color="D9D4C5" w:sz="4"/>
@@ -44624,7 +44809,7 @@
         </w:trPr>
         <w:tc>
           <w:tcPr>
-            <w:tcW w:type="dxa" w:w="3514"/>
+            <w:tcW w:type="dxa" w:w="3518"/>
             <w:tcBorders>
               <w:top w:val="single" w:color="D9D4C5" w:sz="4"/>
               <w:left w:val="single" w:color="D9D4C5" w:sz="4"/>
@@ -44657,7 +44842,7 @@
         </w:tc>
         <w:tc>
           <w:tcPr>
-            <w:tcW w:type="dxa" w:w="949"/>
+            <w:tcW w:type="dxa" w:w="948"/>
             <w:tcBorders>
               <w:top w:val="single" w:color="D9D4C5" w:sz="4"/>
               <w:left w:val="single" w:color="D9D4C5" w:sz="4"/>
@@ -44690,7 +44875,7 @@
         </w:tc>
         <w:tc>
           <w:tcPr>
-            <w:tcW w:type="dxa" w:w="5175"/>
+            <w:tcW w:type="dxa" w:w="5172"/>
             <w:tcBorders>
               <w:top w:val="single" w:color="D9D4C5" w:sz="4"/>
               <w:left w:val="single" w:color="D9D4C5" w:sz="4"/>
@@ -44728,7 +44913,7 @@
         </w:trPr>
         <w:tc>
           <w:tcPr>
-            <w:tcW w:type="dxa" w:w="3514"/>
+            <w:tcW w:type="dxa" w:w="3518"/>
             <w:tcBorders>
               <w:top w:val="single" w:color="D9D4C5" w:sz="4"/>
               <w:left w:val="single" w:color="D9D4C5" w:sz="4"/>
@@ -44760,7 +44945,7 @@
         </w:tc>
         <w:tc>
           <w:tcPr>
-            <w:tcW w:type="dxa" w:w="949"/>
+            <w:tcW w:type="dxa" w:w="948"/>
             <w:tcBorders>
               <w:top w:val="single" w:color="D9D4C5" w:sz="4"/>
               <w:left w:val="single" w:color="D9D4C5" w:sz="4"/>
@@ -44792,7 +44977,7 @@
         </w:tc>
         <w:tc>
           <w:tcPr>
-            <w:tcW w:type="dxa" w:w="5175"/>
+            <w:tcW w:type="dxa" w:w="5172"/>
             <w:tcBorders>
               <w:top w:val="single" w:color="D9D4C5" w:sz="4"/>
               <w:left w:val="single" w:color="D9D4C5" w:sz="4"/>
@@ -44829,7 +45014,7 @@
         </w:trPr>
         <w:tc>
           <w:tcPr>
-            <w:tcW w:type="dxa" w:w="3514"/>
+            <w:tcW w:type="dxa" w:w="3518"/>
             <w:tcBorders>
               <w:top w:val="single" w:color="D9D4C5" w:sz="4"/>
               <w:left w:val="single" w:color="D9D4C5" w:sz="4"/>
@@ -44862,7 +45047,7 @@
         </w:tc>
         <w:tc>
           <w:tcPr>
-            <w:tcW w:type="dxa" w:w="949"/>
+            <w:tcW w:type="dxa" w:w="948"/>
             <w:tcBorders>
               <w:top w:val="single" w:color="D9D4C5" w:sz="4"/>
               <w:left w:val="single" w:color="D9D4C5" w:sz="4"/>
@@ -44895,7 +45080,7 @@
         </w:tc>
         <w:tc>
           <w:tcPr>
-            <w:tcW w:type="dxa" w:w="5175"/>
+            <w:tcW w:type="dxa" w:w="5172"/>
             <w:tcBorders>
               <w:top w:val="single" w:color="D9D4C5" w:sz="4"/>
               <w:left w:val="single" w:color="D9D4C5" w:sz="4"/>
@@ -44933,7 +45118,7 @@
         </w:trPr>
         <w:tc>
           <w:tcPr>
-            <w:tcW w:type="dxa" w:w="3514"/>
+            <w:tcW w:type="dxa" w:w="3518"/>
             <w:tcBorders>
               <w:top w:val="single" w:color="D9D4C5" w:sz="4"/>
               <w:left w:val="single" w:color="D9D4C5" w:sz="4"/>
@@ -44965,7 +45150,7 @@
         </w:tc>
         <w:tc>
           <w:tcPr>
-            <w:tcW w:type="dxa" w:w="949"/>
+            <w:tcW w:type="dxa" w:w="948"/>
             <w:tcBorders>
               <w:top w:val="single" w:color="D9D4C5" w:sz="4"/>
               <w:left w:val="single" w:color="D9D4C5" w:sz="4"/>
@@ -44997,7 +45182,7 @@
         </w:tc>
         <w:tc>
           <w:tcPr>
-            <w:tcW w:type="dxa" w:w="5175"/>
+            <w:tcW w:type="dxa" w:w="5172"/>
             <w:tcBorders>
               <w:top w:val="single" w:color="D9D4C5" w:sz="4"/>
               <w:left w:val="single" w:color="D9D4C5" w:sz="4"/>
@@ -45034,7 +45219,7 @@
         </w:trPr>
         <w:tc>
           <w:tcPr>
-            <w:tcW w:type="dxa" w:w="3514"/>
+            <w:tcW w:type="dxa" w:w="3518"/>
             <w:tcBorders>
               <w:top w:val="single" w:color="D9D4C5" w:sz="4"/>
               <w:left w:val="single" w:color="D9D4C5" w:sz="4"/>
@@ -45067,7 +45252,7 @@
         </w:tc>
         <w:tc>
           <w:tcPr>
-            <w:tcW w:type="dxa" w:w="949"/>
+            <w:tcW w:type="dxa" w:w="948"/>
             <w:tcBorders>
               <w:top w:val="single" w:color="D9D4C5" w:sz="4"/>
               <w:left w:val="single" w:color="D9D4C5" w:sz="4"/>
@@ -45100,7 +45285,7 @@
         </w:tc>
         <w:tc>
           <w:tcPr>
-            <w:tcW w:type="dxa" w:w="5175"/>
+            <w:tcW w:type="dxa" w:w="5172"/>
             <w:tcBorders>
               <w:top w:val="single" w:color="D9D4C5" w:sz="4"/>
               <w:left w:val="single" w:color="D9D4C5" w:sz="4"/>
@@ -45138,7 +45323,7 @@
         </w:trPr>
         <w:tc>
           <w:tcPr>
-            <w:tcW w:type="dxa" w:w="3514"/>
+            <w:tcW w:type="dxa" w:w="3518"/>
             <w:tcBorders>
               <w:top w:val="single" w:color="D9D4C5" w:sz="4"/>
               <w:left w:val="single" w:color="D9D4C5" w:sz="4"/>
@@ -45170,7 +45355,7 @@
         </w:tc>
         <w:tc>
           <w:tcPr>
-            <w:tcW w:type="dxa" w:w="949"/>
+            <w:tcW w:type="dxa" w:w="948"/>
             <w:tcBorders>
               <w:top w:val="single" w:color="D9D4C5" w:sz="4"/>
               <w:left w:val="single" w:color="D9D4C5" w:sz="4"/>
@@ -45202,7 +45387,7 @@
         </w:tc>
         <w:tc>
           <w:tcPr>
-            <w:tcW w:type="dxa" w:w="5175"/>
+            <w:tcW w:type="dxa" w:w="5172"/>
             <w:tcBorders>
               <w:top w:val="single" w:color="D9D4C5" w:sz="4"/>
               <w:left w:val="single" w:color="D9D4C5" w:sz="4"/>
@@ -45239,7 +45424,7 @@
         </w:trPr>
         <w:tc>
           <w:tcPr>
-            <w:tcW w:type="dxa" w:w="3514"/>
+            <w:tcW w:type="dxa" w:w="3518"/>
             <w:tcBorders>
               <w:top w:val="single" w:color="D9D4C5" w:sz="4"/>
               <w:left w:val="single" w:color="D9D4C5" w:sz="4"/>
@@ -45272,7 +45457,7 @@
         </w:tc>
         <w:tc>
           <w:tcPr>
-            <w:tcW w:type="dxa" w:w="949"/>
+            <w:tcW w:type="dxa" w:w="948"/>
             <w:tcBorders>
               <w:top w:val="single" w:color="D9D4C5" w:sz="4"/>
               <w:left w:val="single" w:color="D9D4C5" w:sz="4"/>
@@ -45305,7 +45490,7 @@
         </w:tc>
         <w:tc>
           <w:tcPr>
-            <w:tcW w:type="dxa" w:w="5175"/>
+            <w:tcW w:type="dxa" w:w="5172"/>
             <w:tcBorders>
               <w:top w:val="single" w:color="D9D4C5" w:sz="4"/>
               <w:left w:val="single" w:color="D9D4C5" w:sz="4"/>
@@ -45343,7 +45528,7 @@
         </w:trPr>
         <w:tc>
           <w:tcPr>
-            <w:tcW w:type="dxa" w:w="3514"/>
+            <w:tcW w:type="dxa" w:w="3518"/>
             <w:tcBorders>
               <w:top w:val="single" w:color="D9D4C5" w:sz="4"/>
               <w:left w:val="single" w:color="D9D4C5" w:sz="4"/>
@@ -45375,7 +45560,7 @@
         </w:tc>
         <w:tc>
           <w:tcPr>
-            <w:tcW w:type="dxa" w:w="949"/>
+            <w:tcW w:type="dxa" w:w="948"/>
             <w:tcBorders>
               <w:top w:val="single" w:color="D9D4C5" w:sz="4"/>
               <w:left w:val="single" w:color="D9D4C5" w:sz="4"/>
@@ -45407,7 +45592,7 @@
         </w:tc>
         <w:tc>
           <w:tcPr>
-            <w:tcW w:type="dxa" w:w="5175"/>
+            <w:tcW w:type="dxa" w:w="5172"/>
             <w:tcBorders>
               <w:top w:val="single" w:color="D9D4C5" w:sz="4"/>
               <w:left w:val="single" w:color="D9D4C5" w:sz="4"/>
@@ -45444,7 +45629,7 @@
         </w:trPr>
         <w:tc>
           <w:tcPr>
-            <w:tcW w:type="dxa" w:w="3514"/>
+            <w:tcW w:type="dxa" w:w="3518"/>
             <w:tcBorders>
               <w:top w:val="single" w:color="D9D4C5" w:sz="4"/>
               <w:left w:val="single" w:color="D9D4C5" w:sz="4"/>
@@ -45477,7 +45662,7 @@
         </w:tc>
         <w:tc>
           <w:tcPr>
-            <w:tcW w:type="dxa" w:w="949"/>
+            <w:tcW w:type="dxa" w:w="948"/>
             <w:tcBorders>
               <w:top w:val="single" w:color="D9D4C5" w:sz="4"/>
               <w:left w:val="single" w:color="D9D4C5" w:sz="4"/>
@@ -45510,7 +45695,7 @@
         </w:tc>
         <w:tc>
           <w:tcPr>
-            <w:tcW w:type="dxa" w:w="5175"/>
+            <w:tcW w:type="dxa" w:w="5172"/>
             <w:tcBorders>
               <w:top w:val="single" w:color="D9D4C5" w:sz="4"/>
               <w:left w:val="single" w:color="D9D4C5" w:sz="4"/>
@@ -45548,7 +45733,7 @@
         </w:trPr>
         <w:tc>
           <w:tcPr>
-            <w:tcW w:type="dxa" w:w="3514"/>
+            <w:tcW w:type="dxa" w:w="3518"/>
             <w:tcBorders>
               <w:top w:val="single" w:color="D9D4C5" w:sz="4"/>
               <w:left w:val="single" w:color="D9D4C5" w:sz="4"/>
@@ -45580,7 +45765,7 @@
         </w:tc>
         <w:tc>
           <w:tcPr>
-            <w:tcW w:type="dxa" w:w="949"/>
+            <w:tcW w:type="dxa" w:w="948"/>
             <w:tcBorders>
               <w:top w:val="single" w:color="D9D4C5" w:sz="4"/>
               <w:left w:val="single" w:color="D9D4C5" w:sz="4"/>
@@ -45612,7 +45797,7 @@
         </w:tc>
         <w:tc>
           <w:tcPr>
-            <w:tcW w:type="dxa" w:w="5175"/>
+            <w:tcW w:type="dxa" w:w="5172"/>
             <w:tcBorders>
               <w:top w:val="single" w:color="D9D4C5" w:sz="4"/>
               <w:left w:val="single" w:color="D9D4C5" w:sz="4"/>
@@ -45649,7 +45834,7 @@
         </w:trPr>
         <w:tc>
           <w:tcPr>
-            <w:tcW w:type="dxa" w:w="3514"/>
+            <w:tcW w:type="dxa" w:w="3518"/>
             <w:tcBorders>
               <w:top w:val="single" w:color="D9D4C5" w:sz="4"/>
               <w:left w:val="single" w:color="D9D4C5" w:sz="4"/>
@@ -45682,7 +45867,7 @@
         </w:tc>
         <w:tc>
           <w:tcPr>
-            <w:tcW w:type="dxa" w:w="949"/>
+            <w:tcW w:type="dxa" w:w="948"/>
             <w:tcBorders>
               <w:top w:val="single" w:color="D9D4C5" w:sz="4"/>
               <w:left w:val="single" w:color="D9D4C5" w:sz="4"/>
@@ -45715,7 +45900,7 @@
         </w:tc>
         <w:tc>
           <w:tcPr>
-            <w:tcW w:type="dxa" w:w="5175"/>
+            <w:tcW w:type="dxa" w:w="5172"/>
             <w:tcBorders>
               <w:top w:val="single" w:color="D9D4C5" w:sz="4"/>
               <w:left w:val="single" w:color="D9D4C5" w:sz="4"/>
@@ -45753,7 +45938,7 @@
         </w:trPr>
         <w:tc>
           <w:tcPr>
-            <w:tcW w:type="dxa" w:w="3514"/>
+            <w:tcW w:type="dxa" w:w="3518"/>
             <w:tcBorders>
               <w:top w:val="single" w:color="D9D4C5" w:sz="4"/>
               <w:left w:val="single" w:color="D9D4C5" w:sz="4"/>
@@ -45785,7 +45970,7 @@
         </w:tc>
         <w:tc>
           <w:tcPr>
-            <w:tcW w:type="dxa" w:w="949"/>
+            <w:tcW w:type="dxa" w:w="948"/>
             <w:tcBorders>
               <w:top w:val="single" w:color="D9D4C5" w:sz="4"/>
               <w:left w:val="single" w:color="D9D4C5" w:sz="4"/>
@@ -45817,7 +46002,7 @@
         </w:tc>
         <w:tc>
           <w:tcPr>
-            <w:tcW w:type="dxa" w:w="5175"/>
+            <w:tcW w:type="dxa" w:w="5172"/>
             <w:tcBorders>
               <w:top w:val="single" w:color="D9D4C5" w:sz="4"/>
               <w:left w:val="single" w:color="D9D4C5" w:sz="4"/>
@@ -45854,7 +46039,7 @@
         </w:trPr>
         <w:tc>
           <w:tcPr>
-            <w:tcW w:type="dxa" w:w="3514"/>
+            <w:tcW w:type="dxa" w:w="3518"/>
             <w:tcBorders>
               <w:top w:val="single" w:color="D9D4C5" w:sz="4"/>
               <w:left w:val="single" w:color="D9D4C5" w:sz="4"/>
@@ -45887,7 +46072,7 @@
         </w:tc>
         <w:tc>
           <w:tcPr>
-            <w:tcW w:type="dxa" w:w="949"/>
+            <w:tcW w:type="dxa" w:w="948"/>
             <w:tcBorders>
               <w:top w:val="single" w:color="D9D4C5" w:sz="4"/>
               <w:left w:val="single" w:color="D9D4C5" w:sz="4"/>
@@ -45920,7 +46105,7 @@
         </w:tc>
         <w:tc>
           <w:tcPr>
-            <w:tcW w:type="dxa" w:w="5175"/>
+            <w:tcW w:type="dxa" w:w="5172"/>
             <w:tcBorders>
               <w:top w:val="single" w:color="D9D4C5" w:sz="4"/>
               <w:left w:val="single" w:color="D9D4C5" w:sz="4"/>
@@ -45958,7 +46143,7 @@
         </w:trPr>
         <w:tc>
           <w:tcPr>
-            <w:tcW w:type="dxa" w:w="3514"/>
+            <w:tcW w:type="dxa" w:w="3518"/>
             <w:tcBorders>
               <w:top w:val="single" w:color="D9D4C5" w:sz="4"/>
               <w:left w:val="single" w:color="D9D4C5" w:sz="4"/>
@@ -45990,7 +46175,7 @@
         </w:tc>
         <w:tc>
           <w:tcPr>
-            <w:tcW w:type="dxa" w:w="949"/>
+            <w:tcW w:type="dxa" w:w="948"/>
             <w:tcBorders>
               <w:top w:val="single" w:color="D9D4C5" w:sz="4"/>
               <w:left w:val="single" w:color="D9D4C5" w:sz="4"/>
@@ -46022,7 +46207,7 @@
         </w:tc>
         <w:tc>
           <w:tcPr>
-            <w:tcW w:type="dxa" w:w="5175"/>
+            <w:tcW w:type="dxa" w:w="5172"/>
             <w:tcBorders>
               <w:top w:val="single" w:color="D9D4C5" w:sz="4"/>
               <w:left w:val="single" w:color="D9D4C5" w:sz="4"/>
@@ -46059,7 +46244,7 @@
         </w:trPr>
         <w:tc>
           <w:tcPr>
-            <w:tcW w:type="dxa" w:w="3514"/>
+            <w:tcW w:type="dxa" w:w="3518"/>
             <w:tcBorders>
               <w:top w:val="single" w:color="D9D4C5" w:sz="4"/>
               <w:left w:val="single" w:color="D9D4C5" w:sz="4"/>
@@ -46092,7 +46277,7 @@
         </w:tc>
         <w:tc>
           <w:tcPr>
-            <w:tcW w:type="dxa" w:w="949"/>
+            <w:tcW w:type="dxa" w:w="948"/>
             <w:tcBorders>
               <w:top w:val="single" w:color="D9D4C5" w:sz="4"/>
               <w:left w:val="single" w:color="D9D4C5" w:sz="4"/>
@@ -46125,7 +46310,7 @@
         </w:tc>
         <w:tc>
           <w:tcPr>
-            <w:tcW w:type="dxa" w:w="5175"/>
+            <w:tcW w:type="dxa" w:w="5172"/>
             <w:tcBorders>
               <w:top w:val="single" w:color="D9D4C5" w:sz="4"/>
               <w:left w:val="single" w:color="D9D4C5" w:sz="4"/>
@@ -46163,7 +46348,7 @@
         </w:trPr>
         <w:tc>
           <w:tcPr>
-            <w:tcW w:type="dxa" w:w="3514"/>
+            <w:tcW w:type="dxa" w:w="3518"/>
             <w:tcBorders>
               <w:top w:val="single" w:color="D9D4C5" w:sz="4"/>
               <w:left w:val="single" w:color="D9D4C5" w:sz="4"/>
@@ -46195,7 +46380,7 @@
         </w:tc>
         <w:tc>
           <w:tcPr>
-            <w:tcW w:type="dxa" w:w="949"/>
+            <w:tcW w:type="dxa" w:w="948"/>
             <w:tcBorders>
               <w:top w:val="single" w:color="D9D4C5" w:sz="4"/>
               <w:left w:val="single" w:color="D9D4C5" w:sz="4"/>
@@ -46227,7 +46412,7 @@
         </w:tc>
         <w:tc>
           <w:tcPr>
-            <w:tcW w:type="dxa" w:w="5175"/>
+            <w:tcW w:type="dxa" w:w="5172"/>
             <w:tcBorders>
               <w:top w:val="single" w:color="D9D4C5" w:sz="4"/>
               <w:left w:val="single" w:color="D9D4C5" w:sz="4"/>
@@ -46264,7 +46449,7 @@
         </w:trPr>
         <w:tc>
           <w:tcPr>
-            <w:tcW w:type="dxa" w:w="3514"/>
+            <w:tcW w:type="dxa" w:w="3518"/>
             <w:tcBorders>
               <w:top w:val="single" w:color="D9D4C5" w:sz="4"/>
               <w:left w:val="single" w:color="D9D4C5" w:sz="4"/>
@@ -46297,7 +46482,7 @@
         </w:tc>
         <w:tc>
           <w:tcPr>
-            <w:tcW w:type="dxa" w:w="949"/>
+            <w:tcW w:type="dxa" w:w="948"/>
             <w:tcBorders>
               <w:top w:val="single" w:color="D9D4C5" w:sz="4"/>
               <w:left w:val="single" w:color="D9D4C5" w:sz="4"/>
@@ -46330,7 +46515,7 @@
         </w:tc>
         <w:tc>
           <w:tcPr>
-            <w:tcW w:type="dxa" w:w="5175"/>
+            <w:tcW w:type="dxa" w:w="5172"/>
             <w:tcBorders>
               <w:top w:val="single" w:color="D9D4C5" w:sz="4"/>
               <w:left w:val="single" w:color="D9D4C5" w:sz="4"/>
@@ -46368,7 +46553,7 @@
         </w:trPr>
         <w:tc>
           <w:tcPr>
-            <w:tcW w:type="dxa" w:w="3514"/>
+            <w:tcW w:type="dxa" w:w="3518"/>
             <w:tcBorders>
               <w:top w:val="single" w:color="D9D4C5" w:sz="4"/>
               <w:left w:val="single" w:color="D9D4C5" w:sz="4"/>
@@ -46394,19 +46579,122 @@
                 <w:sz w:val="18"/>
                 <w:szCs w:val="18"/>
               </w:rPr>
+              <w:t xml:space="preserve">supabase/25_documenti_programma.sql</w:t>
+            </w:r>
+          </w:p>
+        </w:tc>
+        <w:tc>
+          <w:tcPr>
+            <w:tcW w:type="dxa" w:w="948"/>
+            <w:tcBorders>
+              <w:top w:val="single" w:color="D9D4C5" w:sz="4"/>
+              <w:left w:val="single" w:color="D9D4C5" w:sz="4"/>
+              <w:bottom w:val="single" w:color="D9D4C5" w:sz="4"/>
+              <w:right w:val="single" w:color="D9D4C5" w:sz="4"/>
+            </w:tcBorders>
+            <w:tcMar>
+              <w:top w:type="dxa" w:w="70"/>
+              <w:left w:type="dxa" w:w="110"/>
+              <w:bottom w:type="dxa" w:w="70"/>
+              <w:right w:type="dxa" w:w="110"/>
+            </w:tcMar>
+            <w:vAlign w:val="center"/>
+          </w:tcPr>
+          <w:p>
+            <w:pPr>
+              <w:spacing w:after="0" w:before="0"/>
+            </w:pPr>
+            <w:r>
+              <w:rPr>
+                <w:rFonts w:ascii="Arial" w:cs="Arial" w:eastAsia="Arial" w:hAnsi="Arial"/>
+                <w:color w:val="1B2118"/>
+                <w:sz w:val="18"/>
+                <w:szCs w:val="18"/>
+              </w:rPr>
+              <w:t xml:space="preserve">35</w:t>
+            </w:r>
+          </w:p>
+        </w:tc>
+        <w:tc>
+          <w:tcPr>
+            <w:tcW w:type="dxa" w:w="5172"/>
+            <w:tcBorders>
+              <w:top w:val="single" w:color="D9D4C5" w:sz="4"/>
+              <w:left w:val="single" w:color="D9D4C5" w:sz="4"/>
+              <w:bottom w:val="single" w:color="D9D4C5" w:sz="4"/>
+              <w:right w:val="single" w:color="D9D4C5" w:sz="4"/>
+            </w:tcBorders>
+            <w:tcMar>
+              <w:top w:type="dxa" w:w="70"/>
+              <w:left w:type="dxa" w:w="110"/>
+              <w:bottom w:type="dxa" w:w="70"/>
+              <w:right w:type="dxa" w:w="110"/>
+            </w:tcMar>
+            <w:vAlign w:val="center"/>
+          </w:tcPr>
+          <w:p>
+            <w:pPr>
+              <w:spacing w:after="0" w:before="0"/>
+            </w:pPr>
+            <w:r>
+              <w:rPr>
+                <w:rFonts w:ascii="Arial" w:cs="Arial" w:eastAsia="Arial" w:hAnsi="Arial"/>
+                <w:color w:val="1B2118"/>
+                <w:sz w:val="18"/>
+                <w:szCs w:val="18"/>
+              </w:rPr>
+              <w:t xml:space="preserve">DOCUMENTI UFFICIALI DEL PROGRAMMA SULLA PAGINA PUBBLICA (18/10/2026)</w:t>
+            </w:r>
+          </w:p>
+        </w:tc>
+      </w:tr>
+      <w:tr>
+        <w:trPr>
+          <w:cantSplit/>
+        </w:trPr>
+        <w:tc>
+          <w:tcPr>
+            <w:tcW w:type="dxa" w:w="3518"/>
+            <w:tcBorders>
+              <w:top w:val="single" w:color="D9D4C5" w:sz="4"/>
+              <w:left w:val="single" w:color="D9D4C5" w:sz="4"/>
+              <w:bottom w:val="single" w:color="D9D4C5" w:sz="4"/>
+              <w:right w:val="single" w:color="D9D4C5" w:sz="4"/>
+            </w:tcBorders>
+            <w:shd w:fill="F6F4EE" w:color="auto" w:val="clear"/>
+            <w:tcMar>
+              <w:top w:type="dxa" w:w="70"/>
+              <w:left w:type="dxa" w:w="110"/>
+              <w:bottom w:type="dxa" w:w="70"/>
+              <w:right w:type="dxa" w:w="110"/>
+            </w:tcMar>
+            <w:vAlign w:val="center"/>
+          </w:tcPr>
+          <w:p>
+            <w:pPr>
+              <w:spacing w:after="0" w:before="0"/>
+            </w:pPr>
+            <w:r>
+              <w:rPr>
+                <w:rFonts w:ascii="Consolas" w:cs="Consolas" w:eastAsia="Consolas" w:hAnsi="Consolas"/>
+                <w:color w:val="2F5D3A"/>
+                <w:sz w:val="18"/>
+                <w:szCs w:val="18"/>
+              </w:rPr>
               <w:t xml:space="preserve">supabase/schema_completo.sql</w:t>
             </w:r>
           </w:p>
         </w:tc>
         <w:tc>
           <w:tcPr>
-            <w:tcW w:type="dxa" w:w="949"/>
-            <w:tcBorders>
-              <w:top w:val="single" w:color="D9D4C5" w:sz="4"/>
-              <w:left w:val="single" w:color="D9D4C5" w:sz="4"/>
-              <w:bottom w:val="single" w:color="D9D4C5" w:sz="4"/>
-              <w:right w:val="single" w:color="D9D4C5" w:sz="4"/>
-            </w:tcBorders>
+            <w:tcW w:type="dxa" w:w="948"/>
+            <w:tcBorders>
+              <w:top w:val="single" w:color="D9D4C5" w:sz="4"/>
+              <w:left w:val="single" w:color="D9D4C5" w:sz="4"/>
+              <w:bottom w:val="single" w:color="D9D4C5" w:sz="4"/>
+              <w:right w:val="single" w:color="D9D4C5" w:sz="4"/>
+            </w:tcBorders>
+            <w:shd w:fill="F6F4EE" w:color="auto" w:val="clear"/>
             <w:tcMar>
               <w:top w:type="dxa" w:w="70"/>
               <w:left w:type="dxa" w:w="110"/>
@@ -46432,13 +46720,14 @@
         </w:tc>
         <w:tc>
           <w:tcPr>
-            <w:tcW w:type="dxa" w:w="5175"/>
-            <w:tcBorders>
-              <w:top w:val="single" w:color="D9D4C5" w:sz="4"/>
-              <w:left w:val="single" w:color="D9D4C5" w:sz="4"/>
-              <w:bottom w:val="single" w:color="D9D4C5" w:sz="4"/>
-              <w:right w:val="single" w:color="D9D4C5" w:sz="4"/>
-            </w:tcBorders>
+            <w:tcW w:type="dxa" w:w="5172"/>
+            <w:tcBorders>
+              <w:top w:val="single" w:color="D9D4C5" w:sz="4"/>
+              <w:left w:val="single" w:color="D9D4C5" w:sz="4"/>
+              <w:bottom w:val="single" w:color="D9D4C5" w:sz="4"/>
+              <w:right w:val="single" w:color="D9D4C5" w:sz="4"/>
+            </w:tcBorders>
+            <w:shd w:fill="F6F4EE" w:color="auto" w:val="clear"/>
             <w:tcMar>
               <w:top w:type="dxa" w:w="70"/>
               <w:left w:type="dxa" w:w="110"/>

--- a/public/documentazione/Registro_Dev_Deploy_Portale_CWP.docx
+++ b/public/documentazione/Registro_Dev_Deploy_Portale_CWP.docx
@@ -12384,6 +12384,128 @@
           </w:p>
         </w:tc>
       </w:tr>
+      <w:tr>
+        <w:trPr>
+          <w:cantSplit/>
+        </w:trPr>
+        <w:tc>
+          <w:tcPr>
+            <w:tcW w:type="dxa" w:w="3213"/>
+            <w:tcBorders>
+              <w:top w:val="single" w:color="D9D4C5" w:sz="4"/>
+              <w:left w:val="single" w:color="D9D4C5" w:sz="4"/>
+              <w:bottom w:val="single" w:color="D9D4C5" w:sz="4"/>
+              <w:right w:val="single" w:color="D9D4C5" w:sz="4"/>
+            </w:tcBorders>
+            <w:shd w:fill="F6F4EE" w:color="auto" w:val="clear"/>
+            <w:tcMar>
+              <w:top w:type="dxa" w:w="70"/>
+              <w:left w:type="dxa" w:w="110"/>
+              <w:bottom w:type="dxa" w:w="70"/>
+              <w:right w:type="dxa" w:w="110"/>
+            </w:tcMar>
+            <w:vAlign w:val="center"/>
+          </w:tcPr>
+          <w:p>
+            <w:pPr>
+              <w:spacing w:after="0" w:before="0"/>
+            </w:pPr>
+            <w:r>
+              <w:rPr>
+                <w:rFonts w:ascii="Consolas" w:cs="Consolas" w:eastAsia="Consolas" w:hAnsi="Consolas"/>
+                <w:color w:val="2F5D3A"/>
+                <w:sz w:val="18"/>
+                <w:szCs w:val="18"/>
+              </w:rPr>
+              <w:t xml:space="preserve">26_pec_programma.sql</w:t>
+            </w:r>
+          </w:p>
+        </w:tc>
+        <w:tc>
+          <w:tcPr>
+            <w:tcW w:type="dxa" w:w="3954"/>
+            <w:tcBorders>
+              <w:top w:val="single" w:color="D9D4C5" w:sz="4"/>
+              <w:left w:val="single" w:color="D9D4C5" w:sz="4"/>
+              <w:bottom w:val="single" w:color="D9D4C5" w:sz="4"/>
+              <w:right w:val="single" w:color="D9D4C5" w:sz="4"/>
+            </w:tcBorders>
+            <w:shd w:fill="F6F4EE" w:color="auto" w:val="clear"/>
+            <w:tcMar>
+              <w:top w:type="dxa" w:w="70"/>
+              <w:left w:type="dxa" w:w="110"/>
+              <w:bottom w:type="dxa" w:w="70"/>
+              <w:right w:type="dxa" w:w="110"/>
+            </w:tcMar>
+            <w:vAlign w:val="center"/>
+          </w:tcPr>
+          <w:p>
+            <w:pPr>
+              <w:spacing w:after="0" w:before="0"/>
+            </w:pPr>
+            <w:r>
+              <w:rPr>
+                <w:rFonts w:ascii="Arial" w:cs="Arial" w:eastAsia="Arial" w:hAnsi="Arial"/>
+                <w:color w:val="1B2118"/>
+                <w:sz w:val="18"/>
+                <w:szCs w:val="18"/>
+              </w:rPr>
+              <w:t xml:space="preserve">PEC del Programma </w:t>
+            </w:r>
+            <w:r>
+              <w:rPr>
+                <w:rFonts w:ascii="Consolas" w:cs="Consolas" w:eastAsia="Consolas" w:hAnsi="Consolas"/>
+                <w:color w:val="2F5D3A"/>
+                <w:sz w:val="18"/>
+                <w:szCs w:val="18"/>
+              </w:rPr>
+              <w:t xml:space="preserve">operate@pec.it</w:t>
+            </w:r>
+            <w:r>
+              <w:rPr>
+                <w:rFonts w:ascii="Arial" w:cs="Arial" w:eastAsia="Arial" w:hAnsi="Arial"/>
+                <w:color w:val="1B2118"/>
+                <w:sz w:val="18"/>
+                <w:szCs w:val="18"/>
+              </w:rPr>
+              <w:t xml:space="preserve"> (comunicata da Luca), mostrata sulla pagina pubblica nelle informazioni del Programma e per i reclami; modificabile poi da Impostazioni</w:t>
+            </w:r>
+          </w:p>
+        </w:tc>
+        <w:tc>
+          <w:tcPr>
+            <w:tcW w:type="dxa" w:w="2471"/>
+            <w:tcBorders>
+              <w:top w:val="single" w:color="D9D4C5" w:sz="4"/>
+              <w:left w:val="single" w:color="D9D4C5" w:sz="4"/>
+              <w:bottom w:val="single" w:color="D9D4C5" w:sz="4"/>
+              <w:right w:val="single" w:color="D9D4C5" w:sz="4"/>
+            </w:tcBorders>
+            <w:shd w:fill="F6F4EE" w:color="auto" w:val="clear"/>
+            <w:tcMar>
+              <w:top w:type="dxa" w:w="70"/>
+              <w:left w:type="dxa" w:w="110"/>
+              <w:bottom w:type="dxa" w:w="70"/>
+              <w:right w:type="dxa" w:w="110"/>
+            </w:tcMar>
+            <w:vAlign w:val="center"/>
+          </w:tcPr>
+          <w:p>
+            <w:pPr>
+              <w:spacing w:after="0" w:before="0"/>
+            </w:pPr>
+            <w:r>
+              <w:rPr>
+                <w:rFonts w:ascii="Arial" w:cs="Arial" w:eastAsia="Arial" w:hAnsi="Arial"/>
+                <w:color w:val="1B2118"/>
+                <w:sz w:val="18"/>
+                <w:szCs w:val="18"/>
+              </w:rPr>
+              <w:t xml:space="preserve">19/10/2026 (verificato sulla pagina /programma)</w:t>
+            </w:r>
+          </w:p>
+        </w:tc>
+      </w:tr>
     </w:tbl>
     <w:p>
       <w:pPr>
@@ -20994,7 +21116,7 @@
           <w:sz w:val="25"/>
           <w:szCs w:val="25"/>
         </w:rPr>
-        <w:t xml:space="preserve">18 ottobre 2026</w:t>
+        <w:t xml:space="preserve">19 ottobre 2026</w:t>
       </w:r>
     </w:p>
     <w:p>
@@ -21015,16 +21137,16 @@
           <w:sz w:val="21"/>
           <w:szCs w:val="21"/>
         </w:rPr>
-        <w:t xml:space="preserve">Pagina pubblica popolata (sera)</w:t>
-      </w:r>
-      <w:r>
-        <w:rPr>
-          <w:rFonts w:ascii="Arial" w:cs="Arial" w:eastAsia="Arial" w:hAnsi="Arial"/>
-          <w:color w:val="1B2118"/>
-          <w:sz w:val="21"/>
-          <w:szCs w:val="21"/>
-        </w:rPr>
-        <w:t xml:space="preserve"> — caricati dalla dashboard (Storage → </w:t>
+        <w:t xml:space="preserve">PEC del Programma</w:t>
+      </w:r>
+      <w:r>
+        <w:rPr>
+          <w:rFonts w:ascii="Arial" w:cs="Arial" w:eastAsia="Arial" w:hAnsi="Arial"/>
+          <w:color w:val="1B2118"/>
+          <w:sz w:val="21"/>
+          <w:szCs w:val="21"/>
+        </w:rPr>
+        <w:t xml:space="preserve"> — script </w:t>
       </w:r>
       <w:r>
         <w:rPr>
@@ -21033,16 +21155,16 @@
           <w:sz w:val="21"/>
           <w:szCs w:val="21"/>
         </w:rPr>
-        <w:t xml:space="preserve">modelli</w:t>
-      </w:r>
-      <w:r>
-        <w:rPr>
-          <w:rFonts w:ascii="Arial" w:cs="Arial" w:eastAsia="Arial" w:hAnsi="Arial"/>
-          <w:color w:val="1B2118"/>
-          <w:sz w:val="21"/>
-          <w:szCs w:val="21"/>
-        </w:rPr>
-        <w:t xml:space="preserve">) gli otto PDF ufficiali del Programma e registrati con lo script </w:t>
+        <w:t xml:space="preserve">26_pec_programma.sql</w:t>
+      </w:r>
+      <w:r>
+        <w:rPr>
+          <w:rFonts w:ascii="Arial" w:cs="Arial" w:eastAsia="Arial" w:hAnsi="Arial"/>
+          <w:color w:val="1B2118"/>
+          <w:sz w:val="21"/>
+          <w:szCs w:val="21"/>
+        </w:rPr>
+        <w:t xml:space="preserve"> eseguito in produzione alle 7:00: </w:t>
       </w:r>
       <w:r>
         <w:rPr>
@@ -21051,6 +21173,90 @@
           <w:sz w:val="21"/>
           <w:szCs w:val="21"/>
         </w:rPr>
+        <w:t xml:space="preserve">operate@pec.it</w:t>
+      </w:r>
+      <w:r>
+        <w:rPr>
+          <w:rFonts w:ascii="Arial" w:cs="Arial" w:eastAsia="Arial" w:hAnsi="Arial"/>
+          <w:color w:val="1B2118"/>
+          <w:sz w:val="21"/>
+          <w:szCs w:val="21"/>
+        </w:rPr>
+        <w:t xml:space="preserve"> compare sulla pagina pubblica /programma (informazioni del Programma e reclami).</w:t>
+      </w:r>
+    </w:p>
+    <w:p>
+      <w:pPr>
+        <w:pStyle w:val="Heading2"/>
+        <w:keepNext/>
+        <w:spacing w:after="120" w:before="240"/>
+      </w:pPr>
+      <w:r>
+        <w:rPr>
+          <w:rFonts w:ascii="Arial" w:cs="Arial" w:eastAsia="Arial" w:hAnsi="Arial"/>
+          <w:b/>
+          <w:bCs/>
+          <w:color w:val="2F5D3A"/>
+          <w:sz w:val="25"/>
+          <w:szCs w:val="25"/>
+        </w:rPr>
+        <w:t xml:space="preserve">18 ottobre 2026</w:t>
+      </w:r>
+    </w:p>
+    <w:p>
+      <w:pPr>
+        <w:pStyle w:val="ListParagraph"/>
+        <w:numPr>
+          <w:ilvl w:val="0"/>
+          <w:numId w:val="3"/>
+        </w:numPr>
+        <w:spacing w:after="70" w:line="290"/>
+      </w:pPr>
+      <w:r>
+        <w:rPr>
+          <w:rFonts w:ascii="Arial" w:cs="Arial" w:eastAsia="Arial" w:hAnsi="Arial"/>
+          <w:b/>
+          <w:bCs/>
+          <w:color w:val="1B2118"/>
+          <w:sz w:val="21"/>
+          <w:szCs w:val="21"/>
+        </w:rPr>
+        <w:t xml:space="preserve">Pagina pubblica popolata (sera)</w:t>
+      </w:r>
+      <w:r>
+        <w:rPr>
+          <w:rFonts w:ascii="Arial" w:cs="Arial" w:eastAsia="Arial" w:hAnsi="Arial"/>
+          <w:color w:val="1B2118"/>
+          <w:sz w:val="21"/>
+          <w:szCs w:val="21"/>
+        </w:rPr>
+        <w:t xml:space="preserve"> — caricati dalla dashboard (Storage → </w:t>
+      </w:r>
+      <w:r>
+        <w:rPr>
+          <w:rFonts w:ascii="Consolas" w:cs="Consolas" w:eastAsia="Consolas" w:hAnsi="Consolas"/>
+          <w:color w:val="2F5D3A"/>
+          <w:sz w:val="21"/>
+          <w:szCs w:val="21"/>
+        </w:rPr>
+        <w:t xml:space="preserve">modelli</w:t>
+      </w:r>
+      <w:r>
+        <w:rPr>
+          <w:rFonts w:ascii="Arial" w:cs="Arial" w:eastAsia="Arial" w:hAnsi="Arial"/>
+          <w:color w:val="1B2118"/>
+          <w:sz w:val="21"/>
+          <w:szCs w:val="21"/>
+        </w:rPr>
+        <w:t xml:space="preserve">) gli otto PDF ufficiali del Programma e registrati con lo script </w:t>
+      </w:r>
+      <w:r>
+        <w:rPr>
+          <w:rFonts w:ascii="Consolas" w:cs="Consolas" w:eastAsia="Consolas" w:hAnsi="Consolas"/>
+          <w:color w:val="2F5D3A"/>
+          <w:sz w:val="21"/>
+          <w:szCs w:val="21"/>
+        </w:rPr>
         <w:t xml:space="preserve">25_documenti_programma.sql</w:t>
       </w:r>
       <w:r>
@@ -21060,7 +21266,7 @@
           <w:sz w:val="21"/>
           <w:szCs w:val="21"/>
         </w:rPr>
-        <w:t xml:space="preserve">; script 24 rieseguito per l'ordine dei documenti come nella Guida. Verificati elenco e download dalla pagina /programma. Restano da inserire, perché servono dati della Fondazione: PEC del Programma, enti di validazione e verifica e registri riconosciuti, modulistica (i moduli non sono ancora disponibili).</w:t>
+        <w:t xml:space="preserve">; script 24 rieseguito per l'ordine dei documenti come nella Guida. Verificati elenco e download dalla pagina /programma. Restano da inserire, perché servono dati della Fondazione: enti di validazione e verifica e registri riconosciuti, modulistica (i moduli non sono ancora disponibili).</w:t>
       </w:r>
     </w:p>
     <w:p>
@@ -24994,7 +25200,7 @@
               </w:rPr>
               <w:t xml:space="preserve">Claude Doc: </w:t>
             </w:r>
-            <w:hyperlink w:history="1" r:id="rIdx6xoi2bw7s4dpbrumyrg1">
+            <w:hyperlink w:history="1" r:id="rIdl2bgrmdkibat_jcz7vj5g">
               <w:r>
                 <w:rPr>
                   <w:rFonts w:ascii="Arial" w:cs="Arial" w:eastAsia="Arial" w:hAnsi="Arial"/>
@@ -25341,7 +25547,7 @@
               </w:rPr>
               <w:t xml:space="preserve">Claude Doc: </w:t>
             </w:r>
-            <w:hyperlink w:history="1" r:id="rIdwzk3svqskjitmpyaaieqw">
+            <w:hyperlink w:history="1" r:id="rIdskrgamr8ps-ur07tt1qpd">
               <w:r>
                 <w:rPr>
                   <w:rFonts w:ascii="Arial" w:cs="Arial" w:eastAsia="Arial" w:hAnsi="Arial"/>
@@ -25945,7 +26151,7 @@
               </w:rPr>
               <w:t xml:space="preserve">Claude Doc: </w:t>
             </w:r>
-            <w:hyperlink w:history="1" r:id="rIdvdrge5hrkp-jty2avsaax">
+            <w:hyperlink w:history="1" r:id="rIdfjhv--dmejlvxxow3j_az">
               <w:r>
                 <w:rPr>
                   <w:rFonts w:ascii="Arial" w:cs="Arial" w:eastAsia="Arial" w:hAnsi="Arial"/>
@@ -26516,7 +26722,7 @@
             <w:pPr>
               <w:spacing w:after="0" w:before="0"/>
             </w:pPr>
-            <w:hyperlink w:history="1" r:id="rIdzmw2wnyj8o-ddfxvkfs8y">
+            <w:hyperlink w:history="1" r:id="rIdmg7qzbeamw3aeovqr2yvt">
               <w:r>
                 <w:rPr>
                   <w:rFonts w:ascii="Arial" w:cs="Arial" w:eastAsia="Arial" w:hAnsi="Arial"/>
@@ -36988,7 +37194,7 @@
           <w:sz w:val="21"/>
           <w:szCs w:val="21"/>
         </w:rPr>
-        <w:t xml:space="preserve">: 105 file, 24.706 righe in tutto.</w:t>
+        <w:t xml:space="preserve">: 106 file, 24.725 righe in tutto.</w:t>
       </w:r>
     </w:p>
     <w:p>
@@ -43973,9 +44179,9 @@
         <w:tblLayout w:type="fixed"/>
       </w:tblPr>
       <w:tblGrid>
-        <w:gridCol w:w="3518"/>
-        <w:gridCol w:w="948"/>
-        <w:gridCol w:w="5172"/>
+        <w:gridCol w:w="3515"/>
+        <w:gridCol w:w="949"/>
+        <w:gridCol w:w="5174"/>
       </w:tblGrid>
       <w:tr>
         <w:trPr>
@@ -43983,7 +44189,7 @@
         </w:trPr>
         <w:tc>
           <w:tcPr>
-            <w:tcW w:type="dxa" w:w="3518"/>
+            <w:tcW w:type="dxa" w:w="3515"/>
             <w:tcBorders>
               <w:top w:val="single" w:color="D9D4C5" w:sz="4"/>
               <w:left w:val="single" w:color="D9D4C5" w:sz="4"/>
@@ -44018,7 +44224,7 @@
         </w:tc>
         <w:tc>
           <w:tcPr>
-            <w:tcW w:type="dxa" w:w="948"/>
+            <w:tcW w:type="dxa" w:w="949"/>
             <w:tcBorders>
               <w:top w:val="single" w:color="D9D4C5" w:sz="4"/>
               <w:left w:val="single" w:color="D9D4C5" w:sz="4"/>
@@ -44053,7 +44259,7 @@
         </w:tc>
         <w:tc>
           <w:tcPr>
-            <w:tcW w:type="dxa" w:w="5172"/>
+            <w:tcW w:type="dxa" w:w="5174"/>
             <w:tcBorders>
               <w:top w:val="single" w:color="D9D4C5" w:sz="4"/>
               <w:left w:val="single" w:color="D9D4C5" w:sz="4"/>
@@ -44093,7 +44299,7 @@
         </w:trPr>
         <w:tc>
           <w:tcPr>
-            <w:tcW w:type="dxa" w:w="3518"/>
+            <w:tcW w:type="dxa" w:w="3515"/>
             <w:tcBorders>
               <w:top w:val="single" w:color="D9D4C5" w:sz="4"/>
               <w:left w:val="single" w:color="D9D4C5" w:sz="4"/>
@@ -44125,7 +44331,7 @@
         </w:tc>
         <w:tc>
           <w:tcPr>
-            <w:tcW w:type="dxa" w:w="948"/>
+            <w:tcW w:type="dxa" w:w="949"/>
             <w:tcBorders>
               <w:top w:val="single" w:color="D9D4C5" w:sz="4"/>
               <w:left w:val="single" w:color="D9D4C5" w:sz="4"/>
@@ -44157,7 +44363,7 @@
         </w:tc>
         <w:tc>
           <w:tcPr>
-            <w:tcW w:type="dxa" w:w="5172"/>
+            <w:tcW w:type="dxa" w:w="5174"/>
             <w:tcBorders>
               <w:top w:val="single" w:color="D9D4C5" w:sz="4"/>
               <w:left w:val="single" w:color="D9D4C5" w:sz="4"/>
@@ -44194,7 +44400,7 @@
         </w:trPr>
         <w:tc>
           <w:tcPr>
-            <w:tcW w:type="dxa" w:w="3518"/>
+            <w:tcW w:type="dxa" w:w="3515"/>
             <w:tcBorders>
               <w:top w:val="single" w:color="D9D4C5" w:sz="4"/>
               <w:left w:val="single" w:color="D9D4C5" w:sz="4"/>
@@ -44227,7 +44433,7 @@
         </w:tc>
         <w:tc>
           <w:tcPr>
-            <w:tcW w:type="dxa" w:w="948"/>
+            <w:tcW w:type="dxa" w:w="949"/>
             <w:tcBorders>
               <w:top w:val="single" w:color="D9D4C5" w:sz="4"/>
               <w:left w:val="single" w:color="D9D4C5" w:sz="4"/>
@@ -44260,7 +44466,7 @@
         </w:tc>
         <w:tc>
           <w:tcPr>
-            <w:tcW w:type="dxa" w:w="5172"/>
+            <w:tcW w:type="dxa" w:w="5174"/>
             <w:tcBorders>
               <w:top w:val="single" w:color="D9D4C5" w:sz="4"/>
               <w:left w:val="single" w:color="D9D4C5" w:sz="4"/>
@@ -44298,7 +44504,7 @@
         </w:trPr>
         <w:tc>
           <w:tcPr>
-            <w:tcW w:type="dxa" w:w="3518"/>
+            <w:tcW w:type="dxa" w:w="3515"/>
             <w:tcBorders>
               <w:top w:val="single" w:color="D9D4C5" w:sz="4"/>
               <w:left w:val="single" w:color="D9D4C5" w:sz="4"/>
@@ -44330,7 +44536,7 @@
         </w:tc>
         <w:tc>
           <w:tcPr>
-            <w:tcW w:type="dxa" w:w="948"/>
+            <w:tcW w:type="dxa" w:w="949"/>
             <w:tcBorders>
               <w:top w:val="single" w:color="D9D4C5" w:sz="4"/>
               <w:left w:val="single" w:color="D9D4C5" w:sz="4"/>
@@ -44362,7 +44568,7 @@
         </w:tc>
         <w:tc>
           <w:tcPr>
-            <w:tcW w:type="dxa" w:w="5172"/>
+            <w:tcW w:type="dxa" w:w="5174"/>
             <w:tcBorders>
               <w:top w:val="single" w:color="D9D4C5" w:sz="4"/>
               <w:left w:val="single" w:color="D9D4C5" w:sz="4"/>
@@ -44399,7 +44605,7 @@
         </w:trPr>
         <w:tc>
           <w:tcPr>
-            <w:tcW w:type="dxa" w:w="3518"/>
+            <w:tcW w:type="dxa" w:w="3515"/>
             <w:tcBorders>
               <w:top w:val="single" w:color="D9D4C5" w:sz="4"/>
               <w:left w:val="single" w:color="D9D4C5" w:sz="4"/>
@@ -44432,7 +44638,7 @@
         </w:tc>
         <w:tc>
           <w:tcPr>
-            <w:tcW w:type="dxa" w:w="948"/>
+            <w:tcW w:type="dxa" w:w="949"/>
             <w:tcBorders>
               <w:top w:val="single" w:color="D9D4C5" w:sz="4"/>
               <w:left w:val="single" w:color="D9D4C5" w:sz="4"/>
@@ -44465,7 +44671,7 @@
         </w:tc>
         <w:tc>
           <w:tcPr>
-            <w:tcW w:type="dxa" w:w="5172"/>
+            <w:tcW w:type="dxa" w:w="5174"/>
             <w:tcBorders>
               <w:top w:val="single" w:color="D9D4C5" w:sz="4"/>
               <w:left w:val="single" w:color="D9D4C5" w:sz="4"/>
@@ -44503,7 +44709,7 @@
         </w:trPr>
         <w:tc>
           <w:tcPr>
-            <w:tcW w:type="dxa" w:w="3518"/>
+            <w:tcW w:type="dxa" w:w="3515"/>
             <w:tcBorders>
               <w:top w:val="single" w:color="D9D4C5" w:sz="4"/>
               <w:left w:val="single" w:color="D9D4C5" w:sz="4"/>
@@ -44535,7 +44741,7 @@
         </w:tc>
         <w:tc>
           <w:tcPr>
-            <w:tcW w:type="dxa" w:w="948"/>
+            <w:tcW w:type="dxa" w:w="949"/>
             <w:tcBorders>
               <w:top w:val="single" w:color="D9D4C5" w:sz="4"/>
               <w:left w:val="single" w:color="D9D4C5" w:sz="4"/>
@@ -44567,7 +44773,7 @@
         </w:tc>
         <w:tc>
           <w:tcPr>
-            <w:tcW w:type="dxa" w:w="5172"/>
+            <w:tcW w:type="dxa" w:w="5174"/>
             <w:tcBorders>
               <w:top w:val="single" w:color="D9D4C5" w:sz="4"/>
               <w:left w:val="single" w:color="D9D4C5" w:sz="4"/>
@@ -44604,7 +44810,7 @@
         </w:trPr>
         <w:tc>
           <w:tcPr>
-            <w:tcW w:type="dxa" w:w="3518"/>
+            <w:tcW w:type="dxa" w:w="3515"/>
             <w:tcBorders>
               <w:top w:val="single" w:color="D9D4C5" w:sz="4"/>
               <w:left w:val="single" w:color="D9D4C5" w:sz="4"/>
@@ -44637,7 +44843,7 @@
         </w:tc>
         <w:tc>
           <w:tcPr>
-            <w:tcW w:type="dxa" w:w="948"/>
+            <w:tcW w:type="dxa" w:w="949"/>
             <w:tcBorders>
               <w:top w:val="single" w:color="D9D4C5" w:sz="4"/>
               <w:left w:val="single" w:color="D9D4C5" w:sz="4"/>
@@ -44670,7 +44876,7 @@
         </w:tc>
         <w:tc>
           <w:tcPr>
-            <w:tcW w:type="dxa" w:w="5172"/>
+            <w:tcW w:type="dxa" w:w="5174"/>
             <w:tcBorders>
               <w:top w:val="single" w:color="D9D4C5" w:sz="4"/>
               <w:left w:val="single" w:color="D9D4C5" w:sz="4"/>
@@ -44708,7 +44914,7 @@
         </w:trPr>
         <w:tc>
           <w:tcPr>
-            <w:tcW w:type="dxa" w:w="3518"/>
+            <w:tcW w:type="dxa" w:w="3515"/>
             <w:tcBorders>
               <w:top w:val="single" w:color="D9D4C5" w:sz="4"/>
               <w:left w:val="single" w:color="D9D4C5" w:sz="4"/>
@@ -44740,7 +44946,7 @@
         </w:tc>
         <w:tc>
           <w:tcPr>
-            <w:tcW w:type="dxa" w:w="948"/>
+            <w:tcW w:type="dxa" w:w="949"/>
             <w:tcBorders>
               <w:top w:val="single" w:color="D9D4C5" w:sz="4"/>
               <w:left w:val="single" w:color="D9D4C5" w:sz="4"/>
@@ -44772,7 +44978,7 @@
         </w:tc>
         <w:tc>
           <w:tcPr>
-            <w:tcW w:type="dxa" w:w="5172"/>
+            <w:tcW w:type="dxa" w:w="5174"/>
             <w:tcBorders>
               <w:top w:val="single" w:color="D9D4C5" w:sz="4"/>
               <w:left w:val="single" w:color="D9D4C5" w:sz="4"/>
@@ -44809,7 +45015,7 @@
         </w:trPr>
         <w:tc>
           <w:tcPr>
-            <w:tcW w:type="dxa" w:w="3518"/>
+            <w:tcW w:type="dxa" w:w="3515"/>
             <w:tcBorders>
               <w:top w:val="single" w:color="D9D4C5" w:sz="4"/>
               <w:left w:val="single" w:color="D9D4C5" w:sz="4"/>
@@ -44842,7 +45048,7 @@
         </w:tc>
         <w:tc>
           <w:tcPr>
-            <w:tcW w:type="dxa" w:w="948"/>
+            <w:tcW w:type="dxa" w:w="949"/>
             <w:tcBorders>
               <w:top w:val="single" w:color="D9D4C5" w:sz="4"/>
               <w:left w:val="single" w:color="D9D4C5" w:sz="4"/>
@@ -44875,7 +45081,7 @@
         </w:tc>
         <w:tc>
           <w:tcPr>
-            <w:tcW w:type="dxa" w:w="5172"/>
+            <w:tcW w:type="dxa" w:w="5174"/>
             <w:tcBorders>
               <w:top w:val="single" w:color="D9D4C5" w:sz="4"/>
               <w:left w:val="single" w:color="D9D4C5" w:sz="4"/>
@@ -44913,7 +45119,7 @@
         </w:trPr>
         <w:tc>
           <w:tcPr>
-            <w:tcW w:type="dxa" w:w="3518"/>
+            <w:tcW w:type="dxa" w:w="3515"/>
             <w:tcBorders>
               <w:top w:val="single" w:color="D9D4C5" w:sz="4"/>
               <w:left w:val="single" w:color="D9D4C5" w:sz="4"/>
@@ -44945,7 +45151,7 @@
         </w:tc>
         <w:tc>
           <w:tcPr>
-            <w:tcW w:type="dxa" w:w="948"/>
+            <w:tcW w:type="dxa" w:w="949"/>
             <w:tcBorders>
               <w:top w:val="single" w:color="D9D4C5" w:sz="4"/>
               <w:left w:val="single" w:color="D9D4C5" w:sz="4"/>
@@ -44977,7 +45183,7 @@
         </w:tc>
         <w:tc>
           <w:tcPr>
-            <w:tcW w:type="dxa" w:w="5172"/>
+            <w:tcW w:type="dxa" w:w="5174"/>
             <w:tcBorders>
               <w:top w:val="single" w:color="D9D4C5" w:sz="4"/>
               <w:left w:val="single" w:color="D9D4C5" w:sz="4"/>
@@ -45014,7 +45220,7 @@
         </w:trPr>
         <w:tc>
           <w:tcPr>
-            <w:tcW w:type="dxa" w:w="3518"/>
+            <w:tcW w:type="dxa" w:w="3515"/>
             <w:tcBorders>
               <w:top w:val="single" w:color="D9D4C5" w:sz="4"/>
               <w:left w:val="single" w:color="D9D4C5" w:sz="4"/>
@@ -45047,7 +45253,7 @@
         </w:tc>
         <w:tc>
           <w:tcPr>
-            <w:tcW w:type="dxa" w:w="948"/>
+            <w:tcW w:type="dxa" w:w="949"/>
             <w:tcBorders>
               <w:top w:val="single" w:color="D9D4C5" w:sz="4"/>
               <w:left w:val="single" w:color="D9D4C5" w:sz="4"/>
@@ -45080,7 +45286,7 @@
         </w:tc>
         <w:tc>
           <w:tcPr>
-            <w:tcW w:type="dxa" w:w="5172"/>
+            <w:tcW w:type="dxa" w:w="5174"/>
             <w:tcBorders>
               <w:top w:val="single" w:color="D9D4C5" w:sz="4"/>
               <w:left w:val="single" w:color="D9D4C5" w:sz="4"/>
@@ -45118,7 +45324,7 @@
         </w:trPr>
         <w:tc>
           <w:tcPr>
-            <w:tcW w:type="dxa" w:w="3518"/>
+            <w:tcW w:type="dxa" w:w="3515"/>
             <w:tcBorders>
               <w:top w:val="single" w:color="D9D4C5" w:sz="4"/>
               <w:left w:val="single" w:color="D9D4C5" w:sz="4"/>
@@ -45150,7 +45356,7 @@
         </w:tc>
         <w:tc>
           <w:tcPr>
-            <w:tcW w:type="dxa" w:w="948"/>
+            <w:tcW w:type="dxa" w:w="949"/>
             <w:tcBorders>
               <w:top w:val="single" w:color="D9D4C5" w:sz="4"/>
               <w:left w:val="single" w:color="D9D4C5" w:sz="4"/>
@@ -45182,7 +45388,7 @@
         </w:tc>
         <w:tc>
           <w:tcPr>
-            <w:tcW w:type="dxa" w:w="5172"/>
+            <w:tcW w:type="dxa" w:w="5174"/>
             <w:tcBorders>
               <w:top w:val="single" w:color="D9D4C5" w:sz="4"/>
               <w:left w:val="single" w:color="D9D4C5" w:sz="4"/>
@@ -45219,7 +45425,7 @@
         </w:trPr>
         <w:tc>
           <w:tcPr>
-            <w:tcW w:type="dxa" w:w="3518"/>
+            <w:tcW w:type="dxa" w:w="3515"/>
             <w:tcBorders>
               <w:top w:val="single" w:color="D9D4C5" w:sz="4"/>
               <w:left w:val="single" w:color="D9D4C5" w:sz="4"/>
@@ -45252,7 +45458,7 @@
         </w:tc>
         <w:tc>
           <w:tcPr>
-            <w:tcW w:type="dxa" w:w="948"/>
+            <w:tcW w:type="dxa" w:w="949"/>
             <w:tcBorders>
               <w:top w:val="single" w:color="D9D4C5" w:sz="4"/>
               <w:left w:val="single" w:color="D9D4C5" w:sz="4"/>
@@ -45285,7 +45491,7 @@
         </w:tc>
         <w:tc>
           <w:tcPr>
-            <w:tcW w:type="dxa" w:w="5172"/>
+            <w:tcW w:type="dxa" w:w="5174"/>
             <w:tcBorders>
               <w:top w:val="single" w:color="D9D4C5" w:sz="4"/>
               <w:left w:val="single" w:color="D9D4C5" w:sz="4"/>
@@ -45323,7 +45529,7 @@
         </w:trPr>
         <w:tc>
           <w:tcPr>
-            <w:tcW w:type="dxa" w:w="3518"/>
+            <w:tcW w:type="dxa" w:w="3515"/>
             <w:tcBorders>
               <w:top w:val="single" w:color="D9D4C5" w:sz="4"/>
               <w:left w:val="single" w:color="D9D4C5" w:sz="4"/>
@@ -45355,7 +45561,7 @@
         </w:tc>
         <w:tc>
           <w:tcPr>
-            <w:tcW w:type="dxa" w:w="948"/>
+            <w:tcW w:type="dxa" w:w="949"/>
             <w:tcBorders>
               <w:top w:val="single" w:color="D9D4C5" w:sz="4"/>
               <w:left w:val="single" w:color="D9D4C5" w:sz="4"/>
@@ -45387,7 +45593,7 @@
         </w:tc>
         <w:tc>
           <w:tcPr>
-            <w:tcW w:type="dxa" w:w="5172"/>
+            <w:tcW w:type="dxa" w:w="5174"/>
             <w:tcBorders>
               <w:top w:val="single" w:color="D9D4C5" w:sz="4"/>
               <w:left w:val="single" w:color="D9D4C5" w:sz="4"/>
@@ -45424,7 +45630,7 @@
         </w:trPr>
         <w:tc>
           <w:tcPr>
-            <w:tcW w:type="dxa" w:w="3518"/>
+            <w:tcW w:type="dxa" w:w="3515"/>
             <w:tcBorders>
               <w:top w:val="single" w:color="D9D4C5" w:sz="4"/>
               <w:left w:val="single" w:color="D9D4C5" w:sz="4"/>
@@ -45457,7 +45663,7 @@
         </w:tc>
         <w:tc>
           <w:tcPr>
-            <w:tcW w:type="dxa" w:w="948"/>
+            <w:tcW w:type="dxa" w:w="949"/>
             <w:tcBorders>
               <w:top w:val="single" w:color="D9D4C5" w:sz="4"/>
               <w:left w:val="single" w:color="D9D4C5" w:sz="4"/>
@@ -45490,7 +45696,7 @@
         </w:tc>
         <w:tc>
           <w:tcPr>
-            <w:tcW w:type="dxa" w:w="5172"/>
+            <w:tcW w:type="dxa" w:w="5174"/>
             <w:tcBorders>
               <w:top w:val="single" w:color="D9D4C5" w:sz="4"/>
               <w:left w:val="single" w:color="D9D4C5" w:sz="4"/>
@@ -45528,7 +45734,7 @@
         </w:trPr>
         <w:tc>
           <w:tcPr>
-            <w:tcW w:type="dxa" w:w="3518"/>
+            <w:tcW w:type="dxa" w:w="3515"/>
             <w:tcBorders>
               <w:top w:val="single" w:color="D9D4C5" w:sz="4"/>
               <w:left w:val="single" w:color="D9D4C5" w:sz="4"/>
@@ -45560,7 +45766,7 @@
         </w:tc>
         <w:tc>
           <w:tcPr>
-            <w:tcW w:type="dxa" w:w="948"/>
+            <w:tcW w:type="dxa" w:w="949"/>
             <w:tcBorders>
               <w:top w:val="single" w:color="D9D4C5" w:sz="4"/>
               <w:left w:val="single" w:color="D9D4C5" w:sz="4"/>
@@ -45592,7 +45798,7 @@
         </w:tc>
         <w:tc>
           <w:tcPr>
-            <w:tcW w:type="dxa" w:w="5172"/>
+            <w:tcW w:type="dxa" w:w="5174"/>
             <w:tcBorders>
               <w:top w:val="single" w:color="D9D4C5" w:sz="4"/>
               <w:left w:val="single" w:color="D9D4C5" w:sz="4"/>
@@ -45629,7 +45835,7 @@
         </w:trPr>
         <w:tc>
           <w:tcPr>
-            <w:tcW w:type="dxa" w:w="3518"/>
+            <w:tcW w:type="dxa" w:w="3515"/>
             <w:tcBorders>
               <w:top w:val="single" w:color="D9D4C5" w:sz="4"/>
               <w:left w:val="single" w:color="D9D4C5" w:sz="4"/>
@@ -45662,7 +45868,7 @@
         </w:tc>
         <w:tc>
           <w:tcPr>
-            <w:tcW w:type="dxa" w:w="948"/>
+            <w:tcW w:type="dxa" w:w="949"/>
             <w:tcBorders>
               <w:top w:val="single" w:color="D9D4C5" w:sz="4"/>
               <w:left w:val="single" w:color="D9D4C5" w:sz="4"/>
@@ -45695,7 +45901,7 @@
         </w:tc>
         <w:tc>
           <w:tcPr>
-            <w:tcW w:type="dxa" w:w="5172"/>
+            <w:tcW w:type="dxa" w:w="5174"/>
             <w:tcBorders>
               <w:top w:val="single" w:color="D9D4C5" w:sz="4"/>
               <w:left w:val="single" w:color="D9D4C5" w:sz="4"/>
@@ -45733,7 +45939,7 @@
         </w:trPr>
         <w:tc>
           <w:tcPr>
-            <w:tcW w:type="dxa" w:w="3518"/>
+            <w:tcW w:type="dxa" w:w="3515"/>
             <w:tcBorders>
               <w:top w:val="single" w:color="D9D4C5" w:sz="4"/>
               <w:left w:val="single" w:color="D9D4C5" w:sz="4"/>
@@ -45765,7 +45971,7 @@
         </w:tc>
         <w:tc>
           <w:tcPr>
-            <w:tcW w:type="dxa" w:w="948"/>
+            <w:tcW w:type="dxa" w:w="949"/>
             <w:tcBorders>
               <w:top w:val="single" w:color="D9D4C5" w:sz="4"/>
               <w:left w:val="single" w:color="D9D4C5" w:sz="4"/>
@@ -45797,7 +46003,7 @@
         </w:tc>
         <w:tc>
           <w:tcPr>
-            <w:tcW w:type="dxa" w:w="5172"/>
+            <w:tcW w:type="dxa" w:w="5174"/>
             <w:tcBorders>
               <w:top w:val="single" w:color="D9D4C5" w:sz="4"/>
               <w:left w:val="single" w:color="D9D4C5" w:sz="4"/>
@@ -45834,7 +46040,7 @@
         </w:trPr>
         <w:tc>
           <w:tcPr>
-            <w:tcW w:type="dxa" w:w="3518"/>
+            <w:tcW w:type="dxa" w:w="3515"/>
             <w:tcBorders>
               <w:top w:val="single" w:color="D9D4C5" w:sz="4"/>
               <w:left w:val="single" w:color="D9D4C5" w:sz="4"/>
@@ -45867,7 +46073,7 @@
         </w:tc>
         <w:tc>
           <w:tcPr>
-            <w:tcW w:type="dxa" w:w="948"/>
+            <w:tcW w:type="dxa" w:w="949"/>
             <w:tcBorders>
               <w:top w:val="single" w:color="D9D4C5" w:sz="4"/>
               <w:left w:val="single" w:color="D9D4C5" w:sz="4"/>
@@ -45900,7 +46106,7 @@
         </w:tc>
         <w:tc>
           <w:tcPr>
-            <w:tcW w:type="dxa" w:w="5172"/>
+            <w:tcW w:type="dxa" w:w="5174"/>
             <w:tcBorders>
               <w:top w:val="single" w:color="D9D4C5" w:sz="4"/>
               <w:left w:val="single" w:color="D9D4C5" w:sz="4"/>
@@ -45938,7 +46144,7 @@
         </w:trPr>
         <w:tc>
           <w:tcPr>
-            <w:tcW w:type="dxa" w:w="3518"/>
+            <w:tcW w:type="dxa" w:w="3515"/>
             <w:tcBorders>
               <w:top w:val="single" w:color="D9D4C5" w:sz="4"/>
               <w:left w:val="single" w:color="D9D4C5" w:sz="4"/>
@@ -45970,7 +46176,7 @@
         </w:tc>
         <w:tc>
           <w:tcPr>
-            <w:tcW w:type="dxa" w:w="948"/>
+            <w:tcW w:type="dxa" w:w="949"/>
             <w:tcBorders>
               <w:top w:val="single" w:color="D9D4C5" w:sz="4"/>
               <w:left w:val="single" w:color="D9D4C5" w:sz="4"/>
@@ -46002,7 +46208,7 @@
         </w:tc>
         <w:tc>
           <w:tcPr>
-            <w:tcW w:type="dxa" w:w="5172"/>
+            <w:tcW w:type="dxa" w:w="5174"/>
             <w:tcBorders>
               <w:top w:val="single" w:color="D9D4C5" w:sz="4"/>
               <w:left w:val="single" w:color="D9D4C5" w:sz="4"/>
@@ -46039,7 +46245,7 @@
         </w:trPr>
         <w:tc>
           <w:tcPr>
-            <w:tcW w:type="dxa" w:w="3518"/>
+            <w:tcW w:type="dxa" w:w="3515"/>
             <w:tcBorders>
               <w:top w:val="single" w:color="D9D4C5" w:sz="4"/>
               <w:left w:val="single" w:color="D9D4C5" w:sz="4"/>
@@ -46072,7 +46278,7 @@
         </w:tc>
         <w:tc>
           <w:tcPr>
-            <w:tcW w:type="dxa" w:w="948"/>
+            <w:tcW w:type="dxa" w:w="949"/>
             <w:tcBorders>
               <w:top w:val="single" w:color="D9D4C5" w:sz="4"/>
               <w:left w:val="single" w:color="D9D4C5" w:sz="4"/>
@@ -46105,7 +46311,7 @@
         </w:tc>
         <w:tc>
           <w:tcPr>
-            <w:tcW w:type="dxa" w:w="5172"/>
+            <w:tcW w:type="dxa" w:w="5174"/>
             <w:tcBorders>
               <w:top w:val="single" w:color="D9D4C5" w:sz="4"/>
               <w:left w:val="single" w:color="D9D4C5" w:sz="4"/>
@@ -46143,7 +46349,7 @@
         </w:trPr>
         <w:tc>
           <w:tcPr>
-            <w:tcW w:type="dxa" w:w="3518"/>
+            <w:tcW w:type="dxa" w:w="3515"/>
             <w:tcBorders>
               <w:top w:val="single" w:color="D9D4C5" w:sz="4"/>
               <w:left w:val="single" w:color="D9D4C5" w:sz="4"/>
@@ -46175,7 +46381,7 @@
         </w:tc>
         <w:tc>
           <w:tcPr>
-            <w:tcW w:type="dxa" w:w="948"/>
+            <w:tcW w:type="dxa" w:w="949"/>
             <w:tcBorders>
               <w:top w:val="single" w:color="D9D4C5" w:sz="4"/>
               <w:left w:val="single" w:color="D9D4C5" w:sz="4"/>
@@ -46207,7 +46413,7 @@
         </w:tc>
         <w:tc>
           <w:tcPr>
-            <w:tcW w:type="dxa" w:w="5172"/>
+            <w:tcW w:type="dxa" w:w="5174"/>
             <w:tcBorders>
               <w:top w:val="single" w:color="D9D4C5" w:sz="4"/>
               <w:left w:val="single" w:color="D9D4C5" w:sz="4"/>
@@ -46244,7 +46450,7 @@
         </w:trPr>
         <w:tc>
           <w:tcPr>
-            <w:tcW w:type="dxa" w:w="3518"/>
+            <w:tcW w:type="dxa" w:w="3515"/>
             <w:tcBorders>
               <w:top w:val="single" w:color="D9D4C5" w:sz="4"/>
               <w:left w:val="single" w:color="D9D4C5" w:sz="4"/>
@@ -46277,7 +46483,7 @@
         </w:tc>
         <w:tc>
           <w:tcPr>
-            <w:tcW w:type="dxa" w:w="948"/>
+            <w:tcW w:type="dxa" w:w="949"/>
             <w:tcBorders>
               <w:top w:val="single" w:color="D9D4C5" w:sz="4"/>
               <w:left w:val="single" w:color="D9D4C5" w:sz="4"/>
@@ -46310,7 +46516,7 @@
         </w:tc>
         <w:tc>
           <w:tcPr>
-            <w:tcW w:type="dxa" w:w="5172"/>
+            <w:tcW w:type="dxa" w:w="5174"/>
             <w:tcBorders>
               <w:top w:val="single" w:color="D9D4C5" w:sz="4"/>
               <w:left w:val="single" w:color="D9D4C5" w:sz="4"/>
@@ -46348,7 +46554,7 @@
         </w:trPr>
         <w:tc>
           <w:tcPr>
-            <w:tcW w:type="dxa" w:w="3518"/>
+            <w:tcW w:type="dxa" w:w="3515"/>
             <w:tcBorders>
               <w:top w:val="single" w:color="D9D4C5" w:sz="4"/>
               <w:left w:val="single" w:color="D9D4C5" w:sz="4"/>
@@ -46380,7 +46586,7 @@
         </w:tc>
         <w:tc>
           <w:tcPr>
-            <w:tcW w:type="dxa" w:w="948"/>
+            <w:tcW w:type="dxa" w:w="949"/>
             <w:tcBorders>
               <w:top w:val="single" w:color="D9D4C5" w:sz="4"/>
               <w:left w:val="single" w:color="D9D4C5" w:sz="4"/>
@@ -46412,7 +46618,7 @@
         </w:tc>
         <w:tc>
           <w:tcPr>
-            <w:tcW w:type="dxa" w:w="5172"/>
+            <w:tcW w:type="dxa" w:w="5174"/>
             <w:tcBorders>
               <w:top w:val="single" w:color="D9D4C5" w:sz="4"/>
               <w:left w:val="single" w:color="D9D4C5" w:sz="4"/>
@@ -46449,7 +46655,7 @@
         </w:trPr>
         <w:tc>
           <w:tcPr>
-            <w:tcW w:type="dxa" w:w="3518"/>
+            <w:tcW w:type="dxa" w:w="3515"/>
             <w:tcBorders>
               <w:top w:val="single" w:color="D9D4C5" w:sz="4"/>
               <w:left w:val="single" w:color="D9D4C5" w:sz="4"/>
@@ -46482,7 +46688,7 @@
         </w:tc>
         <w:tc>
           <w:tcPr>
-            <w:tcW w:type="dxa" w:w="948"/>
+            <w:tcW w:type="dxa" w:w="949"/>
             <w:tcBorders>
               <w:top w:val="single" w:color="D9D4C5" w:sz="4"/>
               <w:left w:val="single" w:color="D9D4C5" w:sz="4"/>
@@ -46515,7 +46721,7 @@
         </w:tc>
         <w:tc>
           <w:tcPr>
-            <w:tcW w:type="dxa" w:w="5172"/>
+            <w:tcW w:type="dxa" w:w="5174"/>
             <w:tcBorders>
               <w:top w:val="single" w:color="D9D4C5" w:sz="4"/>
               <w:left w:val="single" w:color="D9D4C5" w:sz="4"/>
@@ -46553,7 +46759,7 @@
         </w:trPr>
         <w:tc>
           <w:tcPr>
-            <w:tcW w:type="dxa" w:w="3518"/>
+            <w:tcW w:type="dxa" w:w="3515"/>
             <w:tcBorders>
               <w:top w:val="single" w:color="D9D4C5" w:sz="4"/>
               <w:left w:val="single" w:color="D9D4C5" w:sz="4"/>
@@ -46585,7 +46791,7 @@
         </w:tc>
         <w:tc>
           <w:tcPr>
-            <w:tcW w:type="dxa" w:w="948"/>
+            <w:tcW w:type="dxa" w:w="949"/>
             <w:tcBorders>
               <w:top w:val="single" w:color="D9D4C5" w:sz="4"/>
               <w:left w:val="single" w:color="D9D4C5" w:sz="4"/>
@@ -46617,7 +46823,7 @@
         </w:tc>
         <w:tc>
           <w:tcPr>
-            <w:tcW w:type="dxa" w:w="5172"/>
+            <w:tcW w:type="dxa" w:w="5174"/>
             <w:tcBorders>
               <w:top w:val="single" w:color="D9D4C5" w:sz="4"/>
               <w:left w:val="single" w:color="D9D4C5" w:sz="4"/>
@@ -46654,7 +46860,7 @@
         </w:trPr>
         <w:tc>
           <w:tcPr>
-            <w:tcW w:type="dxa" w:w="3518"/>
+            <w:tcW w:type="dxa" w:w="3515"/>
             <w:tcBorders>
               <w:top w:val="single" w:color="D9D4C5" w:sz="4"/>
               <w:left w:val="single" w:color="D9D4C5" w:sz="4"/>
@@ -46681,20 +46887,122 @@
                 <w:sz w:val="18"/>
                 <w:szCs w:val="18"/>
               </w:rPr>
+              <w:t xml:space="preserve">supabase/26_pec_programma.sql</w:t>
+            </w:r>
+          </w:p>
+        </w:tc>
+        <w:tc>
+          <w:tcPr>
+            <w:tcW w:type="dxa" w:w="949"/>
+            <w:tcBorders>
+              <w:top w:val="single" w:color="D9D4C5" w:sz="4"/>
+              <w:left w:val="single" w:color="D9D4C5" w:sz="4"/>
+              <w:bottom w:val="single" w:color="D9D4C5" w:sz="4"/>
+              <w:right w:val="single" w:color="D9D4C5" w:sz="4"/>
+            </w:tcBorders>
+            <w:shd w:fill="F6F4EE" w:color="auto" w:val="clear"/>
+            <w:tcMar>
+              <w:top w:type="dxa" w:w="70"/>
+              <w:left w:type="dxa" w:w="110"/>
+              <w:bottom w:type="dxa" w:w="70"/>
+              <w:right w:type="dxa" w:w="110"/>
+            </w:tcMar>
+            <w:vAlign w:val="center"/>
+          </w:tcPr>
+          <w:p>
+            <w:pPr>
+              <w:spacing w:after="0" w:before="0"/>
+            </w:pPr>
+            <w:r>
+              <w:rPr>
+                <w:rFonts w:ascii="Arial" w:cs="Arial" w:eastAsia="Arial" w:hAnsi="Arial"/>
+                <w:color w:val="1B2118"/>
+                <w:sz w:val="18"/>
+                <w:szCs w:val="18"/>
+              </w:rPr>
+              <w:t xml:space="preserve">19</w:t>
+            </w:r>
+          </w:p>
+        </w:tc>
+        <w:tc>
+          <w:tcPr>
+            <w:tcW w:type="dxa" w:w="5174"/>
+            <w:tcBorders>
+              <w:top w:val="single" w:color="D9D4C5" w:sz="4"/>
+              <w:left w:val="single" w:color="D9D4C5" w:sz="4"/>
+              <w:bottom w:val="single" w:color="D9D4C5" w:sz="4"/>
+              <w:right w:val="single" w:color="D9D4C5" w:sz="4"/>
+            </w:tcBorders>
+            <w:shd w:fill="F6F4EE" w:color="auto" w:val="clear"/>
+            <w:tcMar>
+              <w:top w:type="dxa" w:w="70"/>
+              <w:left w:type="dxa" w:w="110"/>
+              <w:bottom w:type="dxa" w:w="70"/>
+              <w:right w:type="dxa" w:w="110"/>
+            </w:tcMar>
+            <w:vAlign w:val="center"/>
+          </w:tcPr>
+          <w:p>
+            <w:pPr>
+              <w:spacing w:after="0" w:before="0"/>
+            </w:pPr>
+            <w:r>
+              <w:rPr>
+                <w:rFonts w:ascii="Arial" w:cs="Arial" w:eastAsia="Arial" w:hAnsi="Arial"/>
+                <w:color w:val="1B2118"/>
+                <w:sz w:val="18"/>
+                <w:szCs w:val="18"/>
+              </w:rPr>
+              <w:t xml:space="preserve">PEC DEL PROGRAMMA (19/10/2026)</w:t>
+            </w:r>
+          </w:p>
+        </w:tc>
+      </w:tr>
+      <w:tr>
+        <w:trPr>
+          <w:cantSplit/>
+        </w:trPr>
+        <w:tc>
+          <w:tcPr>
+            <w:tcW w:type="dxa" w:w="3515"/>
+            <w:tcBorders>
+              <w:top w:val="single" w:color="D9D4C5" w:sz="4"/>
+              <w:left w:val="single" w:color="D9D4C5" w:sz="4"/>
+              <w:bottom w:val="single" w:color="D9D4C5" w:sz="4"/>
+              <w:right w:val="single" w:color="D9D4C5" w:sz="4"/>
+            </w:tcBorders>
+            <w:tcMar>
+              <w:top w:type="dxa" w:w="70"/>
+              <w:left w:type="dxa" w:w="110"/>
+              <w:bottom w:type="dxa" w:w="70"/>
+              <w:right w:type="dxa" w:w="110"/>
+            </w:tcMar>
+            <w:vAlign w:val="center"/>
+          </w:tcPr>
+          <w:p>
+            <w:pPr>
+              <w:spacing w:after="0" w:before="0"/>
+            </w:pPr>
+            <w:r>
+              <w:rPr>
+                <w:rFonts w:ascii="Consolas" w:cs="Consolas" w:eastAsia="Consolas" w:hAnsi="Consolas"/>
+                <w:color w:val="2F5D3A"/>
+                <w:sz w:val="18"/>
+                <w:szCs w:val="18"/>
+              </w:rPr>
               <w:t xml:space="preserve">supabase/schema_completo.sql</w:t>
             </w:r>
           </w:p>
         </w:tc>
         <w:tc>
           <w:tcPr>
-            <w:tcW w:type="dxa" w:w="948"/>
-            <w:tcBorders>
-              <w:top w:val="single" w:color="D9D4C5" w:sz="4"/>
-              <w:left w:val="single" w:color="D9D4C5" w:sz="4"/>
-              <w:bottom w:val="single" w:color="D9D4C5" w:sz="4"/>
-              <w:right w:val="single" w:color="D9D4C5" w:sz="4"/>
-            </w:tcBorders>
-            <w:shd w:fill="F6F4EE" w:color="auto" w:val="clear"/>
+            <w:tcW w:type="dxa" w:w="949"/>
+            <w:tcBorders>
+              <w:top w:val="single" w:color="D9D4C5" w:sz="4"/>
+              <w:left w:val="single" w:color="D9D4C5" w:sz="4"/>
+              <w:bottom w:val="single" w:color="D9D4C5" w:sz="4"/>
+              <w:right w:val="single" w:color="D9D4C5" w:sz="4"/>
+            </w:tcBorders>
             <w:tcMar>
               <w:top w:type="dxa" w:w="70"/>
               <w:left w:type="dxa" w:w="110"/>
@@ -46720,14 +47028,13 @@
         </w:tc>
         <w:tc>
           <w:tcPr>
-            <w:tcW w:type="dxa" w:w="5172"/>
-            <w:tcBorders>
-              <w:top w:val="single" w:color="D9D4C5" w:sz="4"/>
-              <w:left w:val="single" w:color="D9D4C5" w:sz="4"/>
-              <w:bottom w:val="single" w:color="D9D4C5" w:sz="4"/>
-              <w:right w:val="single" w:color="D9D4C5" w:sz="4"/>
-            </w:tcBorders>
-            <w:shd w:fill="F6F4EE" w:color="auto" w:val="clear"/>
+            <w:tcW w:type="dxa" w:w="5174"/>
+            <w:tcBorders>
+              <w:top w:val="single" w:color="D9D4C5" w:sz="4"/>
+              <w:left w:val="single" w:color="D9D4C5" w:sz="4"/>
+              <w:bottom w:val="single" w:color="D9D4C5" w:sz="4"/>
+              <w:right w:val="single" w:color="D9D4C5" w:sz="4"/>
+            </w:tcBorders>
             <w:tcMar>
               <w:top w:type="dxa" w:w="70"/>
               <w:left w:type="dxa" w:w="110"/>

--- a/public/documentazione/Registro_Dev_Deploy_Portale_CWP.docx
+++ b/public/documentazione/Registro_Dev_Deploy_Portale_CWP.docx
@@ -302,7 +302,7 @@
                 <w:sz w:val="20"/>
                 <w:szCs w:val="20"/>
               </w:rPr>
-              <w:t xml:space="preserve">Rev. 2.2</w:t>
+              <w:t xml:space="preserve">Rev. 2.3</w:t>
             </w:r>
           </w:p>
         </w:tc>
@@ -365,7 +365,7 @@
                 <w:sz w:val="20"/>
                 <w:szCs w:val="20"/>
               </w:rPr>
-              <w:t xml:space="preserve">18/10/2026</w:t>
+              <w:t xml:space="preserve">19/10/2026</w:t>
             </w:r>
           </w:p>
         </w:tc>
@@ -719,7 +719,7 @@
                 <w:sz w:val="18"/>
                 <w:szCs w:val="18"/>
               </w:rPr>
-              <w:t xml:space="preserve">2.2</w:t>
+              <w:t xml:space="preserve">2.3</w:t>
             </w:r>
           </w:p>
         </w:tc>
@@ -751,7 +751,7 @@
                 <w:sz w:val="18"/>
                 <w:szCs w:val="18"/>
               </w:rPr>
-              <w:t xml:space="preserve">18/10/2026</w:t>
+              <w:t xml:space="preserve">19/10/2026</w:t>
             </w:r>
           </w:p>
         </w:tc>
@@ -783,7 +783,7 @@
                 <w:sz w:val="18"/>
                 <w:szCs w:val="18"/>
               </w:rPr>
-              <w:t xml:space="preserve">Script 22-24, allineamento ai documenti ufficiali del Programma (punto 35), nuove pagine e funzioni, decisioni aggiornate, punto 36 (SPID/CIE/CNS).</w:t>
+              <w:t xml:space="preserve">Script 25-27 (documenti del Programma, PEC, soggetto promotore), decisione del 19/10 e presentazione aggiornata.</w:t>
             </w:r>
           </w:p>
         </w:tc>
@@ -853,7 +853,7 @@
                 <w:sz w:val="18"/>
                 <w:szCs w:val="18"/>
               </w:rPr>
-              <w:t xml:space="preserve">2.1</w:t>
+              <w:t xml:space="preserve">2.2</w:t>
             </w:r>
           </w:p>
         </w:tc>
@@ -919,7 +919,7 @@
                 <w:sz w:val="18"/>
                 <w:szCs w:val="18"/>
               </w:rPr>
-              <w:t xml:space="preserve">Rilettura dei documenti ufficiali del Programma: differenze con il portale tra le decisioni aperte; correzione del buffer nei manuali.</w:t>
+              <w:t xml:space="preserve">Script 22-24, allineamento ai documenti ufficiali del Programma (punto 35), nuove pagine e funzioni, decisioni aggiornate, punto 36 (SPID/CIE/CNS).</w:t>
             </w:r>
           </w:p>
         </w:tc>
@@ -989,7 +989,7 @@
                 <w:sz w:val="18"/>
                 <w:szCs w:val="18"/>
               </w:rPr>
-              <w:t xml:space="preserve">2.0</w:t>
+              <w:t xml:space="preserve">2.1</w:t>
             </w:r>
           </w:p>
         </w:tc>
@@ -1053,7 +1053,7 @@
                 <w:sz w:val="18"/>
                 <w:szCs w:val="18"/>
               </w:rPr>
-              <w:t xml:space="preserve">Completamento funzionale dai requisiti (script 21): Rapporti a 4 fasi, documenti richiesti, anagrafiche per lo staff, consultazione bloccata e numerata, conservazione 10 anni, fascicolo completo; funzione consultazione-pubblica ripubblicata.</w:t>
+              <w:t xml:space="preserve">Rilettura dei documenti ufficiali del Programma: differenze con il portale tra le decisioni aperte; correzione del buffer nei manuali.</w:t>
             </w:r>
           </w:p>
         </w:tc>
@@ -1123,7 +1123,7 @@
                 <w:sz w:val="18"/>
                 <w:szCs w:val="18"/>
               </w:rPr>
-              <w:t xml:space="preserve">1.9</w:t>
+              <w:t xml:space="preserve">2.0</w:t>
             </w:r>
           </w:p>
         </w:tc>
@@ -1189,7 +1189,7 @@
                 <w:sz w:val="18"/>
                 <w:szCs w:val="18"/>
               </w:rPr>
-              <w:t xml:space="preserve">Script 20 (rinforzi di integrità, ora italiana nel database), funzioni crea-utente e consultazione-pubblica ripubblicate, punto 33 completato; decisione sull'audit.</w:t>
+              <w:t xml:space="preserve">Completamento funzionale dai requisiti (script 21): Rapporti a 4 fasi, documenti richiesti, anagrafiche per lo staff, consultazione bloccata e numerata, conservazione 10 anni, fascicolo completo; funzione consultazione-pubblica ripubblicata.</w:t>
             </w:r>
           </w:p>
         </w:tc>
@@ -1259,7 +1259,7 @@
                 <w:sz w:val="18"/>
                 <w:szCs w:val="18"/>
               </w:rPr>
-              <w:t xml:space="preserve">1.8</w:t>
+              <w:t xml:space="preserve">1.9</w:t>
             </w:r>
           </w:p>
         </w:tc>
@@ -1323,7 +1323,7 @@
                 <w:sz w:val="18"/>
                 <w:szCs w:val="18"/>
               </w:rPr>
-              <w:t xml:space="preserve">Codice sorgente interamente commentato (punto 31 completato); nuovi rinforzi nel punto 33; intestazione aggiornata alla versione 0.19.</w:t>
+              <w:t xml:space="preserve">Script 20 (rinforzi di integrità, ora italiana nel database), funzioni crea-utente e consultazione-pubblica ripubblicate, punto 33 completato; decisione sull'audit.</w:t>
             </w:r>
           </w:p>
         </w:tc>
@@ -1393,7 +1393,7 @@
                 <w:sz w:val="18"/>
                 <w:szCs w:val="18"/>
               </w:rPr>
-              <w:t xml:space="preserve">1.7</w:t>
+              <w:t xml:space="preserve">1.8</w:t>
             </w:r>
           </w:p>
         </w:tc>
@@ -1459,7 +1459,7 @@
                 <w:sz w:val="18"/>
                 <w:szCs w:val="18"/>
               </w:rPr>
-              <w:t xml:space="preserve">Crediti: rapporto di calcolo in PDF, numero di registro (script 18) e registro dei crediti; avvisi di npm audit nel punto 30.</w:t>
+              <w:t xml:space="preserve">Codice sorgente interamente commentato (punto 31 completato); nuovi rinforzi nel punto 33; intestazione aggiornata alla versione 0.19.</w:t>
             </w:r>
           </w:p>
         </w:tc>
@@ -1529,7 +1529,7 @@
                 <w:sz w:val="18"/>
                 <w:szCs w:val="18"/>
               </w:rPr>
-              <w:t xml:space="preserve">1.6</w:t>
+              <w:t xml:space="preserve">1.7</w:t>
             </w:r>
           </w:p>
         </w:tc>
@@ -1593,7 +1593,7 @@
                 <w:sz w:val="18"/>
                 <w:szCs w:val="18"/>
               </w:rPr>
-              <w:t xml:space="preserve">Crediti: import diretto del tracciato, aggregazione delle letture, blocco dei dati personali, controlli di coerenza (backlog 1-5).</w:t>
+              <w:t xml:space="preserve">Crediti: rapporto di calcolo in PDF, numero di registro (script 18) e registro dei crediti; avvisi di npm audit nel punto 30.</w:t>
             </w:r>
           </w:p>
         </w:tc>
@@ -1663,7 +1663,7 @@
                 <w:sz w:val="18"/>
                 <w:szCs w:val="18"/>
               </w:rPr>
-              <w:t xml:space="preserve">1.5</w:t>
+              <w:t xml:space="preserve">1.6</w:t>
             </w:r>
           </w:p>
         </w:tc>
@@ -1729,7 +1729,7 @@
                 <w:sz w:val="18"/>
                 <w:szCs w:val="18"/>
               </w:rPr>
-              <w:t xml:space="preserve">Capitolo pratiche: script 17, funzione consultazione-pubblica, note di fase, Enti di Validazione, modelli, messaggi, pagamenti al Comune, consultazione pubblica con email confermata ed errata corrige; decisioni A, B, D.</w:t>
+              <w:t xml:space="preserve">Crediti: import diretto del tracciato, aggregazione delle letture, blocco dei dati personali, controlli di coerenza (backlog 1-5).</w:t>
             </w:r>
           </w:p>
         </w:tc>
@@ -1799,7 +1799,7 @@
                 <w:sz w:val="18"/>
                 <w:szCs w:val="18"/>
               </w:rPr>
-              <w:t xml:space="preserve">1.4</w:t>
+              <w:t xml:space="preserve">1.5</w:t>
             </w:r>
           </w:p>
         </w:tc>
@@ -1863,7 +1863,7 @@
                 <w:sz w:val="18"/>
                 <w:szCs w:val="18"/>
               </w:rPr>
-              <w:t xml:space="preserve">Manuale Test; regole di lavoro (quattro documenti aggiornati insieme, codice commentato); backlog 31 e 32.</w:t>
+              <w:t xml:space="preserve">Capitolo pratiche: script 17, funzione consultazione-pubblica, note di fase, Enti di Validazione, modelli, messaggi, pagamenti al Comune, consultazione pubblica con email confermata ed errata corrige; decisioni A, B, D.</w:t>
             </w:r>
           </w:p>
         </w:tc>
@@ -1933,7 +1933,7 @@
                 <w:sz w:val="18"/>
                 <w:szCs w:val="18"/>
               </w:rPr>
-              <w:t xml:space="preserve">1.3</w:t>
+              <w:t xml:space="preserve">1.4</w:t>
             </w:r>
           </w:p>
         </w:tc>
@@ -1999,7 +1999,7 @@
                 <w:sz w:val="18"/>
                 <w:szCs w:val="18"/>
               </w:rPr>
-              <w:t xml:space="preserve">Manuale Amministratore in Word/PDF; Manuale Utente solo in PDF per gli utenti e anche in «I tuoi documenti».</w:t>
+              <w:t xml:space="preserve">Manuale Test; regole di lavoro (quattro documenti aggiornati insieme, codice commentato); backlog 31 e 32.</w:t>
             </w:r>
           </w:p>
         </w:tc>
@@ -2069,7 +2069,7 @@
                 <w:sz w:val="18"/>
                 <w:szCs w:val="18"/>
               </w:rPr>
-              <w:t xml:space="preserve">1.2</w:t>
+              <w:t xml:space="preserve">1.3</w:t>
             </w:r>
           </w:p>
         </w:tc>
@@ -2133,7 +2133,7 @@
                 <w:sz w:val="18"/>
                 <w:szCs w:val="18"/>
               </w:rPr>
-              <w:t xml:space="preserve">Pagina «Il mio profilo»; password (script 15 e 16, Edge Functions reimposta-password e recupera-password); SMTP Resend; email di recupero in italiano spedita dal portale.</w:t>
+              <w:t xml:space="preserve">Manuale Amministratore in Word/PDF; Manuale Utente solo in PDF per gli utenti e anche in «I tuoi documenti».</w:t>
             </w:r>
           </w:p>
         </w:tc>
@@ -2203,7 +2203,7 @@
                 <w:sz w:val="18"/>
                 <w:szCs w:val="18"/>
               </w:rPr>
-              <w:t xml:space="preserve">1.1</w:t>
+              <w:t xml:space="preserve">1.2</w:t>
             </w:r>
           </w:p>
         </w:tc>
@@ -2269,7 +2269,7 @@
                 <w:sz w:val="18"/>
                 <w:szCs w:val="18"/>
               </w:rPr>
-              <w:t xml:space="preserve">Pagina Documentazione; backlog riordinato; decisione di passare Vercel e Supabase a piani a pagamento (punto 29); riservatezza della documentazione (punto 28).</w:t>
+              <w:t xml:space="preserve">Pagina «Il mio profilo»; password (script 15 e 16, Edge Functions reimposta-password e recupera-password); SMTP Resend; email di recupero in italiano spedita dal portale.</w:t>
             </w:r>
           </w:p>
         </w:tc>
@@ -2339,6 +2339,140 @@
                 <w:sz w:val="18"/>
                 <w:szCs w:val="18"/>
               </w:rPr>
+              <w:t xml:space="preserve">1.1</w:t>
+            </w:r>
+          </w:p>
+        </w:tc>
+        <w:tc>
+          <w:tcPr>
+            <w:tcW w:type="dxa" w:w="1300"/>
+            <w:tcBorders>
+              <w:top w:val="single" w:color="D9D4C5" w:sz="4"/>
+              <w:left w:val="single" w:color="D9D4C5" w:sz="4"/>
+              <w:bottom w:val="single" w:color="D9D4C5" w:sz="4"/>
+              <w:right w:val="single" w:color="D9D4C5" w:sz="4"/>
+            </w:tcBorders>
+            <w:tcMar>
+              <w:top w:type="dxa" w:w="70"/>
+              <w:left w:type="dxa" w:w="110"/>
+              <w:bottom w:type="dxa" w:w="70"/>
+              <w:right w:type="dxa" w:w="110"/>
+            </w:tcMar>
+            <w:vAlign w:val="center"/>
+          </w:tcPr>
+          <w:p>
+            <w:pPr>
+              <w:spacing w:after="0" w:before="0"/>
+            </w:pPr>
+            <w:r>
+              <w:rPr>
+                <w:rFonts w:ascii="Arial" w:cs="Arial" w:eastAsia="Arial" w:hAnsi="Arial"/>
+                <w:color w:val="1B2118"/>
+                <w:sz w:val="18"/>
+                <w:szCs w:val="18"/>
+              </w:rPr>
+              <w:t xml:space="preserve">18/10/2026</w:t>
+            </w:r>
+          </w:p>
+        </w:tc>
+        <w:tc>
+          <w:tcPr>
+            <w:tcW w:type="dxa" w:w="5538"/>
+            <w:tcBorders>
+              <w:top w:val="single" w:color="D9D4C5" w:sz="4"/>
+              <w:left w:val="single" w:color="D9D4C5" w:sz="4"/>
+              <w:bottom w:val="single" w:color="D9D4C5" w:sz="4"/>
+              <w:right w:val="single" w:color="D9D4C5" w:sz="4"/>
+            </w:tcBorders>
+            <w:tcMar>
+              <w:top w:type="dxa" w:w="70"/>
+              <w:left w:type="dxa" w:w="110"/>
+              <w:bottom w:type="dxa" w:w="70"/>
+              <w:right w:type="dxa" w:w="110"/>
+            </w:tcMar>
+            <w:vAlign w:val="center"/>
+          </w:tcPr>
+          <w:p>
+            <w:pPr>
+              <w:spacing w:after="0" w:before="0"/>
+            </w:pPr>
+            <w:r>
+              <w:rPr>
+                <w:rFonts w:ascii="Arial" w:cs="Arial" w:eastAsia="Arial" w:hAnsi="Arial"/>
+                <w:color w:val="1B2118"/>
+                <w:sz w:val="18"/>
+                <w:szCs w:val="18"/>
+              </w:rPr>
+              <w:t xml:space="preserve">Pagina Documentazione; backlog riordinato; decisione di passare Vercel e Supabase a piani a pagamento (punto 29); riservatezza della documentazione (punto 28).</w:t>
+            </w:r>
+          </w:p>
+        </w:tc>
+        <w:tc>
+          <w:tcPr>
+            <w:tcW w:type="dxa" w:w="2000"/>
+            <w:tcBorders>
+              <w:top w:val="single" w:color="D9D4C5" w:sz="4"/>
+              <w:left w:val="single" w:color="D9D4C5" w:sz="4"/>
+              <w:bottom w:val="single" w:color="D9D4C5" w:sz="4"/>
+              <w:right w:val="single" w:color="D9D4C5" w:sz="4"/>
+            </w:tcBorders>
+            <w:tcMar>
+              <w:top w:type="dxa" w:w="70"/>
+              <w:left w:type="dxa" w:w="110"/>
+              <w:bottom w:type="dxa" w:w="70"/>
+              <w:right w:type="dxa" w:w="110"/>
+            </w:tcMar>
+            <w:vAlign w:val="center"/>
+          </w:tcPr>
+          <w:p>
+            <w:pPr>
+              <w:spacing w:after="0" w:before="0"/>
+            </w:pPr>
+            <w:r>
+              <w:rPr>
+                <w:rFonts w:ascii="Arial" w:cs="Arial" w:eastAsia="Arial" w:hAnsi="Arial"/>
+                <w:color w:val="1B2118"/>
+                <w:sz w:val="18"/>
+                <w:szCs w:val="18"/>
+              </w:rPr>
+              <w:t xml:space="preserve">Fondazione Operate</w:t>
+            </w:r>
+          </w:p>
+        </w:tc>
+      </w:tr>
+      <w:tr>
+        <w:trPr>
+          <w:cantSplit/>
+        </w:trPr>
+        <w:tc>
+          <w:tcPr>
+            <w:tcW w:type="dxa" w:w="800"/>
+            <w:tcBorders>
+              <w:top w:val="single" w:color="D9D4C5" w:sz="4"/>
+              <w:left w:val="single" w:color="D9D4C5" w:sz="4"/>
+              <w:bottom w:val="single" w:color="D9D4C5" w:sz="4"/>
+              <w:right w:val="single" w:color="D9D4C5" w:sz="4"/>
+            </w:tcBorders>
+            <w:shd w:fill="F6F4EE" w:color="auto" w:val="clear"/>
+            <w:tcMar>
+              <w:top w:type="dxa" w:w="70"/>
+              <w:left w:type="dxa" w:w="110"/>
+              <w:bottom w:type="dxa" w:w="70"/>
+              <w:right w:type="dxa" w:w="110"/>
+            </w:tcMar>
+            <w:vAlign w:val="center"/>
+          </w:tcPr>
+          <w:p>
+            <w:pPr>
+              <w:spacing w:after="0" w:before="0"/>
+            </w:pPr>
+            <w:r>
+              <w:rPr>
+                <w:rFonts w:ascii="Arial" w:cs="Arial" w:eastAsia="Arial" w:hAnsi="Arial"/>
+                <w:color w:val="1B2118"/>
+                <w:sz w:val="18"/>
+                <w:szCs w:val="18"/>
+              </w:rPr>
               <w:t xml:space="preserve">1.0</w:t>
             </w:r>
           </w:p>
@@ -2352,6 +2486,7 @@
               <w:bottom w:val="single" w:color="D9D4C5" w:sz="4"/>
               <w:right w:val="single" w:color="D9D4C5" w:sz="4"/>
             </w:tcBorders>
+            <w:shd w:fill="F6F4EE" w:color="auto" w:val="clear"/>
             <w:tcMar>
               <w:top w:type="dxa" w:w="70"/>
               <w:left w:type="dxa" w:w="110"/>
@@ -2384,6 +2519,7 @@
               <w:bottom w:val="single" w:color="D9D4C5" w:sz="4"/>
               <w:right w:val="single" w:color="D9D4C5" w:sz="4"/>
             </w:tcBorders>
+            <w:shd w:fill="F6F4EE" w:color="auto" w:val="clear"/>
             <w:tcMar>
               <w:top w:type="dxa" w:w="70"/>
               <w:left w:type="dxa" w:w="110"/>
@@ -2416,6 +2552,7 @@
               <w:bottom w:val="single" w:color="D9D4C5" w:sz="4"/>
               <w:right w:val="single" w:color="D9D4C5" w:sz="4"/>
             </w:tcBorders>
+            <w:shd w:fill="F6F4EE" w:color="auto" w:val="clear"/>
             <w:tcMar>
               <w:top w:type="dxa" w:w="70"/>
               <w:left w:type="dxa" w:w="110"/>
@@ -2457,7 +2594,7 @@
           <w:sz w:val="20"/>
           <w:szCs w:val="20"/>
         </w:rPr>
-        <w:t xml:space="preserve">Fotografia del registro alla revisione 2.2 del 18/10/2026. Il registro è aggiornato a ogni nuova funzione, servizio o rilascio; la versione corrente si scarica dall'area Documentazione del portale (solo Amministratori).</w:t>
+        <w:t xml:space="preserve">Fotografia del registro alla revisione 2.3 del 19/10/2026. Il registro è aggiornato a ogni nuova funzione, servizio o rilascio; la versione corrente si scarica dall'area Documentazione del portale (solo Amministratori).</w:t>
       </w:r>
     </w:p>
     <w:p>
@@ -12506,6 +12643,107 @@
           </w:p>
         </w:tc>
       </w:tr>
+      <w:tr>
+        <w:trPr>
+          <w:cantSplit/>
+        </w:trPr>
+        <w:tc>
+          <w:tcPr>
+            <w:tcW w:type="dxa" w:w="3213"/>
+            <w:tcBorders>
+              <w:top w:val="single" w:color="D9D4C5" w:sz="4"/>
+              <w:left w:val="single" w:color="D9D4C5" w:sz="4"/>
+              <w:bottom w:val="single" w:color="D9D4C5" w:sz="4"/>
+              <w:right w:val="single" w:color="D9D4C5" w:sz="4"/>
+            </w:tcBorders>
+            <w:tcMar>
+              <w:top w:type="dxa" w:w="70"/>
+              <w:left w:type="dxa" w:w="110"/>
+              <w:bottom w:type="dxa" w:w="70"/>
+              <w:right w:type="dxa" w:w="110"/>
+            </w:tcMar>
+            <w:vAlign w:val="center"/>
+          </w:tcPr>
+          <w:p>
+            <w:pPr>
+              <w:spacing w:after="0" w:before="0"/>
+            </w:pPr>
+            <w:r>
+              <w:rPr>
+                <w:rFonts w:ascii="Consolas" w:cs="Consolas" w:eastAsia="Consolas" w:hAnsi="Consolas"/>
+                <w:color w:val="2F5D3A"/>
+                <w:sz w:val="18"/>
+                <w:szCs w:val="18"/>
+              </w:rPr>
+              <w:t xml:space="preserve">27_soggetto_promotore.sql</w:t>
+            </w:r>
+          </w:p>
+        </w:tc>
+        <w:tc>
+          <w:tcPr>
+            <w:tcW w:type="dxa" w:w="3954"/>
+            <w:tcBorders>
+              <w:top w:val="single" w:color="D9D4C5" w:sz="4"/>
+              <w:left w:val="single" w:color="D9D4C5" w:sz="4"/>
+              <w:bottom w:val="single" w:color="D9D4C5" w:sz="4"/>
+              <w:right w:val="single" w:color="D9D4C5" w:sz="4"/>
+            </w:tcBorders>
+            <w:tcMar>
+              <w:top w:type="dxa" w:w="70"/>
+              <w:left w:type="dxa" w:w="110"/>
+              <w:bottom w:type="dxa" w:w="70"/>
+              <w:right w:type="dxa" w:w="110"/>
+            </w:tcMar>
+            <w:vAlign w:val="center"/>
+          </w:tcPr>
+          <w:p>
+            <w:pPr>
+              <w:spacing w:after="0" w:before="0"/>
+            </w:pPr>
+            <w:r>
+              <w:rPr>
+                <w:rFonts w:ascii="Arial" w:cs="Arial" w:eastAsia="Arial" w:hAnsi="Arial"/>
+                <w:color w:val="1B2118"/>
+                <w:sz w:val="18"/>
+                <w:szCs w:val="18"/>
+              </w:rPr>
+              <w:t xml:space="preserve">Soggetto promotore del programma: Fondazione Operate, in esclusiva da Wastelab (gestione commerciale e tecnologica), testo sulla pagina pubblica</w:t>
+            </w:r>
+          </w:p>
+        </w:tc>
+        <w:tc>
+          <w:tcPr>
+            <w:tcW w:type="dxa" w:w="2471"/>
+            <w:tcBorders>
+              <w:top w:val="single" w:color="D9D4C5" w:sz="4"/>
+              <w:left w:val="single" w:color="D9D4C5" w:sz="4"/>
+              <w:bottom w:val="single" w:color="D9D4C5" w:sz="4"/>
+              <w:right w:val="single" w:color="D9D4C5" w:sz="4"/>
+            </w:tcBorders>
+            <w:tcMar>
+              <w:top w:type="dxa" w:w="70"/>
+              <w:left w:type="dxa" w:w="110"/>
+              <w:bottom w:type="dxa" w:w="70"/>
+              <w:right w:type="dxa" w:w="110"/>
+            </w:tcMar>
+            <w:vAlign w:val="center"/>
+          </w:tcPr>
+          <w:p>
+            <w:pPr>
+              <w:spacing w:after="0" w:before="0"/>
+            </w:pPr>
+            <w:r>
+              <w:rPr>
+                <w:rFonts w:ascii="Arial" w:cs="Arial" w:eastAsia="Arial" w:hAnsi="Arial"/>
+                <w:color w:val="1B2118"/>
+                <w:sz w:val="18"/>
+                <w:szCs w:val="18"/>
+              </w:rPr>
+              <w:t xml:space="preserve">19/10/2026 (verificato)</w:t>
+            </w:r>
+          </w:p>
+        </w:tc>
+      </w:tr>
     </w:tbl>
     <w:p>
       <w:pPr>
@@ -21137,6 +21375,54 @@
           <w:sz w:val="21"/>
           <w:szCs w:val="21"/>
         </w:rPr>
+        <w:t xml:space="preserve">Soggetto promotore del programma</w:t>
+      </w:r>
+      <w:r>
+        <w:rPr>
+          <w:rFonts w:ascii="Arial" w:cs="Arial" w:eastAsia="Arial" w:hAnsi="Arial"/>
+          <w:color w:val="1B2118"/>
+          <w:sz w:val="21"/>
+          <w:szCs w:val="21"/>
+        </w:rPr>
+        <w:t xml:space="preserve"> — script </w:t>
+      </w:r>
+      <w:r>
+        <w:rPr>
+          <w:rFonts w:ascii="Consolas" w:cs="Consolas" w:eastAsia="Consolas" w:hAnsi="Consolas"/>
+          <w:color w:val="2F5D3A"/>
+          <w:sz w:val="21"/>
+          <w:szCs w:val="21"/>
+        </w:rPr>
+        <w:t xml:space="preserve">27_soggetto_promotore.sql</w:t>
+      </w:r>
+      <w:r>
+        <w:rPr>
+          <w:rFonts w:ascii="Arial" w:cs="Arial" w:eastAsia="Arial" w:hAnsi="Arial"/>
+          <w:color w:val="1B2118"/>
+          <w:sz w:val="21"/>
+          <w:szCs w:val="21"/>
+        </w:rPr>
+        <w:t xml:space="preserve"> eseguito in produzione: la pagina /programma indica Fondazione Operate, gestore in esclusiva per conferimento di Wastelab (decisione del 19/10). Presentazione aggiornata: slide «Architettura e infrastruttura» e «Chi fa cosa nel portale», collegamenti al portale nelle slide di analisi funzionale, tolta la scelta sull'incarico del soggetto promotore.</w:t>
+      </w:r>
+    </w:p>
+    <w:p>
+      <w:pPr>
+        <w:pStyle w:val="ListParagraph"/>
+        <w:numPr>
+          <w:ilvl w:val="0"/>
+          <w:numId w:val="3"/>
+        </w:numPr>
+        <w:spacing w:after="70" w:line="290"/>
+      </w:pPr>
+      <w:r>
+        <w:rPr>
+          <w:rFonts w:ascii="Arial" w:cs="Arial" w:eastAsia="Arial" w:hAnsi="Arial"/>
+          <w:b/>
+          <w:bCs/>
+          <w:color w:val="1B2118"/>
+          <w:sz w:val="21"/>
+          <w:szCs w:val="21"/>
+        </w:rPr>
         <w:t xml:space="preserve">PEC del Programma</w:t>
       </w:r>
       <w:r>
@@ -25200,7 +25486,7 @@
               </w:rPr>
               <w:t xml:space="preserve">Claude Doc: </w:t>
             </w:r>
-            <w:hyperlink w:history="1" r:id="rIdl2bgrmdkibat_jcz7vj5g">
+            <w:hyperlink w:history="1" r:id="rIdo2w45vomy4e90ximqnjtq">
               <w:r>
                 <w:rPr>
                   <w:rFonts w:ascii="Arial" w:cs="Arial" w:eastAsia="Arial" w:hAnsi="Arial"/>
@@ -25547,7 +25833,7 @@
               </w:rPr>
               <w:t xml:space="preserve">Claude Doc: </w:t>
             </w:r>
-            <w:hyperlink w:history="1" r:id="rIdskrgamr8ps-ur07tt1qpd">
+            <w:hyperlink w:history="1" r:id="rIdoq5duggdlytiu89psftoq">
               <w:r>
                 <w:rPr>
                   <w:rFonts w:ascii="Arial" w:cs="Arial" w:eastAsia="Arial" w:hAnsi="Arial"/>
@@ -26151,7 +26437,7 @@
               </w:rPr>
               <w:t xml:space="preserve">Claude Doc: </w:t>
             </w:r>
-            <w:hyperlink w:history="1" r:id="rIdfjhv--dmejlvxxow3j_az">
+            <w:hyperlink w:history="1" r:id="rIddfhoqmoz8o9s4post7ngs">
               <w:r>
                 <w:rPr>
                   <w:rFonts w:ascii="Arial" w:cs="Arial" w:eastAsia="Arial" w:hAnsi="Arial"/>
@@ -26722,7 +27008,7 @@
             <w:pPr>
               <w:spacing w:after="0" w:before="0"/>
             </w:pPr>
-            <w:hyperlink w:history="1" r:id="rIdmg7qzbeamw3aeovqr2yvt">
+            <w:hyperlink w:history="1" r:id="rIdf3nqwk1qo8lw3lk02tnqq">
               <w:r>
                 <w:rPr>
                   <w:rFonts w:ascii="Arial" w:cs="Arial" w:eastAsia="Arial" w:hAnsi="Arial"/>
@@ -27453,6 +27739,45 @@
     </w:p>
     <w:p>
       <w:pPr>
+        <w:pStyle w:val="ListParagraph"/>
+        <w:numPr>
+          <w:ilvl w:val="0"/>
+          <w:numId w:val="3"/>
+        </w:numPr>
+        <w:spacing w:after="70" w:line="290"/>
+      </w:pPr>
+      <w:r>
+        <w:rPr>
+          <w:rFonts w:ascii="Arial" w:cs="Arial" w:eastAsia="Arial" w:hAnsi="Arial"/>
+          <w:color w:val="1B2118"/>
+          <w:sz w:val="21"/>
+          <w:szCs w:val="21"/>
+        </w:rPr>
+        <w:t xml:space="preserve">19/10 — </w:t>
+      </w:r>
+      <w:r>
+        <w:rPr>
+          <w:rFonts w:ascii="Arial" w:cs="Arial" w:eastAsia="Arial" w:hAnsi="Arial"/>
+          <w:b/>
+          <w:bCs/>
+          <w:color w:val="1B2118"/>
+          <w:sz w:val="21"/>
+          <w:szCs w:val="21"/>
+        </w:rPr>
+        <w:t xml:space="preserve">Soggetto promotore del programma: Fondazione Operate.</w:t>
+      </w:r>
+      <w:r>
+        <w:rPr>
+          <w:rFonts w:ascii="Arial" w:cs="Arial" w:eastAsia="Arial" w:hAnsi="Arial"/>
+          <w:color w:val="1B2118"/>
+          <w:sz w:val="21"/>
+          <w:szCs w:val="21"/>
+        </w:rPr>
+        <w:t xml:space="preserve"> Lo Studio Associato Wastelab, proprietario del Programma, ha conferito in esclusiva a Fondazione Operate, con accordi legali e commerciali, la gestione della parte commerciale e della parte tecnologica (portale CWP). Pubblicato sulla pagina /programma (script 27).</w:t>
+      </w:r>
+    </w:p>
+    <w:p>
+      <w:pPr>
         <w:spacing w:after="140" w:line="300"/>
       </w:pPr>
       <w:r>
@@ -27522,25 +27847,6 @@
           <w:szCs w:val="21"/>
         </w:rPr>
         <w:t xml:space="preserve">Accesso degli stakeholders al feedback pubblico con SPID, CIE o CNS (Guida 3.9): serve l'adesione della Fondazione come fornitore di servizi (direttamente con AgID o tramite un aggregatore accreditato) e il relativo contratto. Intanto resta l'email confermata (decisione D).</w:t>
-      </w:r>
-    </w:p>
-    <w:p>
-      <w:pPr>
-        <w:pStyle w:val="ListParagraph"/>
-        <w:numPr>
-          <w:ilvl w:val="0"/>
-          <w:numId w:val="3"/>
-        </w:numPr>
-        <w:spacing w:after="70" w:line="290"/>
-      </w:pPr>
-      <w:r>
-        <w:rPr>
-          <w:rFonts w:ascii="Arial" w:cs="Arial" w:eastAsia="Arial" w:hAnsi="Arial"/>
-          <w:color w:val="1B2118"/>
-          <w:sz w:val="21"/>
-          <w:szCs w:val="21"/>
-        </w:rPr>
-        <w:t xml:space="preserve">Incarico formale del soggetto promotore del programma (Guida 3.1): oggi è lo Studio Associato Wastelab, che all'avvio della piattaforma incarica un soggetto giuridico. Il testo pubblicato si aggiorna in Impostazioni.</w:t>
       </w:r>
     </w:p>
     <w:p>
@@ -29739,7 +30045,7 @@
           <w:sz w:val="21"/>
           <w:szCs w:val="21"/>
         </w:rPr>
-        <w:t xml:space="preserve">): vedi Decisioni e Cronologia. Restano SPID/CIE/CNS (punto 36) e l'incarico del soggetto promotore del programma.</w:t>
+        <w:t xml:space="preserve">): vedi Decisioni e Cronologia. Resta SPID/CIE/CNS (punto 36).</w:t>
       </w:r>
     </w:p>
     <w:p>
@@ -37194,7 +37500,7 @@
           <w:sz w:val="21"/>
           <w:szCs w:val="21"/>
         </w:rPr>
-        <w:t xml:space="preserve">: 106 file, 24.725 righe in tutto.</w:t>
+        <w:t xml:space="preserve">: 107 file, 24.777 righe in tutto.</w:t>
       </w:r>
     </w:p>
     <w:p>
@@ -44179,9 +44485,9 @@
         <w:tblLayout w:type="fixed"/>
       </w:tblPr>
       <w:tblGrid>
-        <w:gridCol w:w="3515"/>
-        <w:gridCol w:w="949"/>
-        <w:gridCol w:w="5174"/>
+        <w:gridCol w:w="3517"/>
+        <w:gridCol w:w="948"/>
+        <w:gridCol w:w="5173"/>
       </w:tblGrid>
       <w:tr>
         <w:trPr>
@@ -44189,7 +44495,7 @@
         </w:trPr>
         <w:tc>
           <w:tcPr>
-            <w:tcW w:type="dxa" w:w="3515"/>
+            <w:tcW w:type="dxa" w:w="3517"/>
             <w:tcBorders>
               <w:top w:val="single" w:color="D9D4C5" w:sz="4"/>
               <w:left w:val="single" w:color="D9D4C5" w:sz="4"/>
@@ -44224,7 +44530,7 @@
         </w:tc>
         <w:tc>
           <w:tcPr>
-            <w:tcW w:type="dxa" w:w="949"/>
+            <w:tcW w:type="dxa" w:w="948"/>
             <w:tcBorders>
               <w:top w:val="single" w:color="D9D4C5" w:sz="4"/>
               <w:left w:val="single" w:color="D9D4C5" w:sz="4"/>
@@ -44259,7 +44565,7 @@
         </w:tc>
         <w:tc>
           <w:tcPr>
-            <w:tcW w:type="dxa" w:w="5174"/>
+            <w:tcW w:type="dxa" w:w="5173"/>
             <w:tcBorders>
               <w:top w:val="single" w:color="D9D4C5" w:sz="4"/>
               <w:left w:val="single" w:color="D9D4C5" w:sz="4"/>
@@ -44299,7 +44605,7 @@
         </w:trPr>
         <w:tc>
           <w:tcPr>
-            <w:tcW w:type="dxa" w:w="3515"/>
+            <w:tcW w:type="dxa" w:w="3517"/>
             <w:tcBorders>
               <w:top w:val="single" w:color="D9D4C5" w:sz="4"/>
               <w:left w:val="single" w:color="D9D4C5" w:sz="4"/>
@@ -44331,7 +44637,7 @@
         </w:tc>
         <w:tc>
           <w:tcPr>
-            <w:tcW w:type="dxa" w:w="949"/>
+            <w:tcW w:type="dxa" w:w="948"/>
             <w:tcBorders>
               <w:top w:val="single" w:color="D9D4C5" w:sz="4"/>
               <w:left w:val="single" w:color="D9D4C5" w:sz="4"/>
@@ -44363,7 +44669,7 @@
         </w:tc>
         <w:tc>
           <w:tcPr>
-            <w:tcW w:type="dxa" w:w="5174"/>
+            <w:tcW w:type="dxa" w:w="5173"/>
             <w:tcBorders>
               <w:top w:val="single" w:color="D9D4C5" w:sz="4"/>
               <w:left w:val="single" w:color="D9D4C5" w:sz="4"/>
@@ -44400,7 +44706,7 @@
         </w:trPr>
         <w:tc>
           <w:tcPr>
-            <w:tcW w:type="dxa" w:w="3515"/>
+            <w:tcW w:type="dxa" w:w="3517"/>
             <w:tcBorders>
               <w:top w:val="single" w:color="D9D4C5" w:sz="4"/>
               <w:left w:val="single" w:color="D9D4C5" w:sz="4"/>
@@ -44433,7 +44739,7 @@
         </w:tc>
         <w:tc>
           <w:tcPr>
-            <w:tcW w:type="dxa" w:w="949"/>
+            <w:tcW w:type="dxa" w:w="948"/>
             <w:tcBorders>
               <w:top w:val="single" w:color="D9D4C5" w:sz="4"/>
               <w:left w:val="single" w:color="D9D4C5" w:sz="4"/>
@@ -44466,7 +44772,7 @@
         </w:tc>
         <w:tc>
           <w:tcPr>
-            <w:tcW w:type="dxa" w:w="5174"/>
+            <w:tcW w:type="dxa" w:w="5173"/>
             <w:tcBorders>
               <w:top w:val="single" w:color="D9D4C5" w:sz="4"/>
               <w:left w:val="single" w:color="D9D4C5" w:sz="4"/>
@@ -44504,7 +44810,7 @@
         </w:trPr>
         <w:tc>
           <w:tcPr>
-            <w:tcW w:type="dxa" w:w="3515"/>
+            <w:tcW w:type="dxa" w:w="3517"/>
             <w:tcBorders>
               <w:top w:val="single" w:color="D9D4C5" w:sz="4"/>
               <w:left w:val="single" w:color="D9D4C5" w:sz="4"/>
@@ -44536,7 +44842,7 @@
         </w:tc>
         <w:tc>
           <w:tcPr>
-            <w:tcW w:type="dxa" w:w="949"/>
+            <w:tcW w:type="dxa" w:w="948"/>
             <w:tcBorders>
               <w:top w:val="single" w:color="D9D4C5" w:sz="4"/>
               <w:left w:val="single" w:color="D9D4C5" w:sz="4"/>
@@ -44568,7 +44874,7 @@
         </w:tc>
         <w:tc>
           <w:tcPr>
-            <w:tcW w:type="dxa" w:w="5174"/>
+            <w:tcW w:type="dxa" w:w="5173"/>
             <w:tcBorders>
               <w:top w:val="single" w:color="D9D4C5" w:sz="4"/>
               <w:left w:val="single" w:color="D9D4C5" w:sz="4"/>
@@ -44605,7 +44911,7 @@
         </w:trPr>
         <w:tc>
           <w:tcPr>
-            <w:tcW w:type="dxa" w:w="3515"/>
+            <w:tcW w:type="dxa" w:w="3517"/>
             <w:tcBorders>
               <w:top w:val="single" w:color="D9D4C5" w:sz="4"/>
               <w:left w:val="single" w:color="D9D4C5" w:sz="4"/>
@@ -44638,7 +44944,7 @@
         </w:tc>
         <w:tc>
           <w:tcPr>
-            <w:tcW w:type="dxa" w:w="949"/>
+            <w:tcW w:type="dxa" w:w="948"/>
             <w:tcBorders>
               <w:top w:val="single" w:color="D9D4C5" w:sz="4"/>
               <w:left w:val="single" w:color="D9D4C5" w:sz="4"/>
@@ -44671,7 +44977,7 @@
         </w:tc>
         <w:tc>
           <w:tcPr>
-            <w:tcW w:type="dxa" w:w="5174"/>
+            <w:tcW w:type="dxa" w:w="5173"/>
             <w:tcBorders>
               <w:top w:val="single" w:color="D9D4C5" w:sz="4"/>
               <w:left w:val="single" w:color="D9D4C5" w:sz="4"/>
@@ -44709,7 +45015,7 @@
         </w:trPr>
         <w:tc>
           <w:tcPr>
-            <w:tcW w:type="dxa" w:w="3515"/>
+            <w:tcW w:type="dxa" w:w="3517"/>
             <w:tcBorders>
               <w:top w:val="single" w:color="D9D4C5" w:sz="4"/>
               <w:left w:val="single" w:color="D9D4C5" w:sz="4"/>
@@ -44741,7 +45047,7 @@
         </w:tc>
         <w:tc>
           <w:tcPr>
-            <w:tcW w:type="dxa" w:w="949"/>
+            <w:tcW w:type="dxa" w:w="948"/>
             <w:tcBorders>
               <w:top w:val="single" w:color="D9D4C5" w:sz="4"/>
               <w:left w:val="single" w:color="D9D4C5" w:sz="4"/>
@@ -44773,7 +45079,7 @@
         </w:tc>
         <w:tc>
           <w:tcPr>
-            <w:tcW w:type="dxa" w:w="5174"/>
+            <w:tcW w:type="dxa" w:w="5173"/>
             <w:tcBorders>
               <w:top w:val="single" w:color="D9D4C5" w:sz="4"/>
               <w:left w:val="single" w:color="D9D4C5" w:sz="4"/>
@@ -44810,7 +45116,7 @@
         </w:trPr>
         <w:tc>
           <w:tcPr>
-            <w:tcW w:type="dxa" w:w="3515"/>
+            <w:tcW w:type="dxa" w:w="3517"/>
             <w:tcBorders>
               <w:top w:val="single" w:color="D9D4C5" w:sz="4"/>
               <w:left w:val="single" w:color="D9D4C5" w:sz="4"/>
@@ -44843,7 +45149,7 @@
         </w:tc>
         <w:tc>
           <w:tcPr>
-            <w:tcW w:type="dxa" w:w="949"/>
+            <w:tcW w:type="dxa" w:w="948"/>
             <w:tcBorders>
               <w:top w:val="single" w:color="D9D4C5" w:sz="4"/>
               <w:left w:val="single" w:color="D9D4C5" w:sz="4"/>
@@ -44876,7 +45182,7 @@
         </w:tc>
         <w:tc>
           <w:tcPr>
-            <w:tcW w:type="dxa" w:w="5174"/>
+            <w:tcW w:type="dxa" w:w="5173"/>
             <w:tcBorders>
               <w:top w:val="single" w:color="D9D4C5" w:sz="4"/>
               <w:left w:val="single" w:color="D9D4C5" w:sz="4"/>
@@ -44914,7 +45220,7 @@
         </w:trPr>
         <w:tc>
           <w:tcPr>
-            <w:tcW w:type="dxa" w:w="3515"/>
+            <w:tcW w:type="dxa" w:w="3517"/>
             <w:tcBorders>
               <w:top w:val="single" w:color="D9D4C5" w:sz="4"/>
               <w:left w:val="single" w:color="D9D4C5" w:sz="4"/>
@@ -44946,7 +45252,7 @@
         </w:tc>
         <w:tc>
           <w:tcPr>
-            <w:tcW w:type="dxa" w:w="949"/>
+            <w:tcW w:type="dxa" w:w="948"/>
             <w:tcBorders>
               <w:top w:val="single" w:color="D9D4C5" w:sz="4"/>
               <w:left w:val="single" w:color="D9D4C5" w:sz="4"/>
@@ -44978,7 +45284,7 @@
         </w:tc>
         <w:tc>
           <w:tcPr>
-            <w:tcW w:type="dxa" w:w="5174"/>
+            <w:tcW w:type="dxa" w:w="5173"/>
             <w:tcBorders>
               <w:top w:val="single" w:color="D9D4C5" w:sz="4"/>
               <w:left w:val="single" w:color="D9D4C5" w:sz="4"/>
@@ -45015,7 +45321,7 @@
         </w:trPr>
         <w:tc>
           <w:tcPr>
-            <w:tcW w:type="dxa" w:w="3515"/>
+            <w:tcW w:type="dxa" w:w="3517"/>
             <w:tcBorders>
               <w:top w:val="single" w:color="D9D4C5" w:sz="4"/>
               <w:left w:val="single" w:color="D9D4C5" w:sz="4"/>
@@ -45048,7 +45354,7 @@
         </w:tc>
         <w:tc>
           <w:tcPr>
-            <w:tcW w:type="dxa" w:w="949"/>
+            <w:tcW w:type="dxa" w:w="948"/>
             <w:tcBorders>
               <w:top w:val="single" w:color="D9D4C5" w:sz="4"/>
               <w:left w:val="single" w:color="D9D4C5" w:sz="4"/>
@@ -45081,7 +45387,7 @@
         </w:tc>
         <w:tc>
           <w:tcPr>
-            <w:tcW w:type="dxa" w:w="5174"/>
+            <w:tcW w:type="dxa" w:w="5173"/>
             <w:tcBorders>
               <w:top w:val="single" w:color="D9D4C5" w:sz="4"/>
               <w:left w:val="single" w:color="D9D4C5" w:sz="4"/>
@@ -45119,7 +45425,7 @@
         </w:trPr>
         <w:tc>
           <w:tcPr>
-            <w:tcW w:type="dxa" w:w="3515"/>
+            <w:tcW w:type="dxa" w:w="3517"/>
             <w:tcBorders>
               <w:top w:val="single" w:color="D9D4C5" w:sz="4"/>
               <w:left w:val="single" w:color="D9D4C5" w:sz="4"/>
@@ -45151,7 +45457,7 @@
         </w:tc>
         <w:tc>
           <w:tcPr>
-            <w:tcW w:type="dxa" w:w="949"/>
+            <w:tcW w:type="dxa" w:w="948"/>
             <w:tcBorders>
               <w:top w:val="single" w:color="D9D4C5" w:sz="4"/>
               <w:left w:val="single" w:color="D9D4C5" w:sz="4"/>
@@ -45183,7 +45489,7 @@
         </w:tc>
         <w:tc>
           <w:tcPr>
-            <w:tcW w:type="dxa" w:w="5174"/>
+            <w:tcW w:type="dxa" w:w="5173"/>
             <w:tcBorders>
               <w:top w:val="single" w:color="D9D4C5" w:sz="4"/>
               <w:left w:val="single" w:color="D9D4C5" w:sz="4"/>
@@ -45220,7 +45526,7 @@
         </w:trPr>
         <w:tc>
           <w:tcPr>
-            <w:tcW w:type="dxa" w:w="3515"/>
+            <w:tcW w:type="dxa" w:w="3517"/>
             <w:tcBorders>
               <w:top w:val="single" w:color="D9D4C5" w:sz="4"/>
               <w:left w:val="single" w:color="D9D4C5" w:sz="4"/>
@@ -45253,7 +45559,7 @@
         </w:tc>
         <w:tc>
           <w:tcPr>
-            <w:tcW w:type="dxa" w:w="949"/>
+            <w:tcW w:type="dxa" w:w="948"/>
             <w:tcBorders>
               <w:top w:val="single" w:color="D9D4C5" w:sz="4"/>
               <w:left w:val="single" w:color="D9D4C5" w:sz="4"/>
@@ -45286,7 +45592,7 @@
         </w:tc>
         <w:tc>
           <w:tcPr>
-            <w:tcW w:type="dxa" w:w="5174"/>
+            <w:tcW w:type="dxa" w:w="5173"/>
             <w:tcBorders>
               <w:top w:val="single" w:color="D9D4C5" w:sz="4"/>
               <w:left w:val="single" w:color="D9D4C5" w:sz="4"/>
@@ -45324,7 +45630,7 @@
         </w:trPr>
         <w:tc>
           <w:tcPr>
-            <w:tcW w:type="dxa" w:w="3515"/>
+            <w:tcW w:type="dxa" w:w="3517"/>
             <w:tcBorders>
               <w:top w:val="single" w:color="D9D4C5" w:sz="4"/>
               <w:left w:val="single" w:color="D9D4C5" w:sz="4"/>
@@ -45356,7 +45662,7 @@
         </w:tc>
         <w:tc>
           <w:tcPr>
-            <w:tcW w:type="dxa" w:w="949"/>
+            <w:tcW w:type="dxa" w:w="948"/>
             <w:tcBorders>
               <w:top w:val="single" w:color="D9D4C5" w:sz="4"/>
               <w:left w:val="single" w:color="D9D4C5" w:sz="4"/>
@@ -45388,7 +45694,7 @@
         </w:tc>
         <w:tc>
           <w:tcPr>
-            <w:tcW w:type="dxa" w:w="5174"/>
+            <w:tcW w:type="dxa" w:w="5173"/>
             <w:tcBorders>
               <w:top w:val="single" w:color="D9D4C5" w:sz="4"/>
               <w:left w:val="single" w:color="D9D4C5" w:sz="4"/>
@@ -45425,7 +45731,7 @@
         </w:trPr>
         <w:tc>
           <w:tcPr>
-            <w:tcW w:type="dxa" w:w="3515"/>
+            <w:tcW w:type="dxa" w:w="3517"/>
             <w:tcBorders>
               <w:top w:val="single" w:color="D9D4C5" w:sz="4"/>
               <w:left w:val="single" w:color="D9D4C5" w:sz="4"/>
@@ -45458,7 +45764,7 @@
         </w:tc>
         <w:tc>
           <w:tcPr>
-            <w:tcW w:type="dxa" w:w="949"/>
+            <w:tcW w:type="dxa" w:w="948"/>
             <w:tcBorders>
               <w:top w:val="single" w:color="D9D4C5" w:sz="4"/>
               <w:left w:val="single" w:color="D9D4C5" w:sz="4"/>
@@ -45491,7 +45797,7 @@
         </w:tc>
         <w:tc>
           <w:tcPr>
-            <w:tcW w:type="dxa" w:w="5174"/>
+            <w:tcW w:type="dxa" w:w="5173"/>
             <w:tcBorders>
               <w:top w:val="single" w:color="D9D4C5" w:sz="4"/>
               <w:left w:val="single" w:color="D9D4C5" w:sz="4"/>
@@ -45529,7 +45835,7 @@
         </w:trPr>
         <w:tc>
           <w:tcPr>
-            <w:tcW w:type="dxa" w:w="3515"/>
+            <w:tcW w:type="dxa" w:w="3517"/>
             <w:tcBorders>
               <w:top w:val="single" w:color="D9D4C5" w:sz="4"/>
               <w:left w:val="single" w:color="D9D4C5" w:sz="4"/>
@@ -45561,7 +45867,7 @@
         </w:tc>
         <w:tc>
           <w:tcPr>
-            <w:tcW w:type="dxa" w:w="949"/>
+            <w:tcW w:type="dxa" w:w="948"/>
             <w:tcBorders>
               <w:top w:val="single" w:color="D9D4C5" w:sz="4"/>
               <w:left w:val="single" w:color="D9D4C5" w:sz="4"/>
@@ -45593,7 +45899,7 @@
         </w:tc>
         <w:tc>
           <w:tcPr>
-            <w:tcW w:type="dxa" w:w="5174"/>
+            <w:tcW w:type="dxa" w:w="5173"/>
             <w:tcBorders>
               <w:top w:val="single" w:color="D9D4C5" w:sz="4"/>
               <w:left w:val="single" w:color="D9D4C5" w:sz="4"/>
@@ -45630,7 +45936,7 @@
         </w:trPr>
         <w:tc>
           <w:tcPr>
-            <w:tcW w:type="dxa" w:w="3515"/>
+            <w:tcW w:type="dxa" w:w="3517"/>
             <w:tcBorders>
               <w:top w:val="single" w:color="D9D4C5" w:sz="4"/>
               <w:left w:val="single" w:color="D9D4C5" w:sz="4"/>
@@ -45663,7 +45969,7 @@
         </w:tc>
         <w:tc>
           <w:tcPr>
-            <w:tcW w:type="dxa" w:w="949"/>
+            <w:tcW w:type="dxa" w:w="948"/>
             <w:tcBorders>
               <w:top w:val="single" w:color="D9D4C5" w:sz="4"/>
               <w:left w:val="single" w:color="D9D4C5" w:sz="4"/>
@@ -45696,7 +46002,7 @@
         </w:tc>
         <w:tc>
           <w:tcPr>
-            <w:tcW w:type="dxa" w:w="5174"/>
+            <w:tcW w:type="dxa" w:w="5173"/>
             <w:tcBorders>
               <w:top w:val="single" w:color="D9D4C5" w:sz="4"/>
               <w:left w:val="single" w:color="D9D4C5" w:sz="4"/>
@@ -45734,7 +46040,7 @@
         </w:trPr>
         <w:tc>
           <w:tcPr>
-            <w:tcW w:type="dxa" w:w="3515"/>
+            <w:tcW w:type="dxa" w:w="3517"/>
             <w:tcBorders>
               <w:top w:val="single" w:color="D9D4C5" w:sz="4"/>
               <w:left w:val="single" w:color="D9D4C5" w:sz="4"/>
@@ -45766,7 +46072,7 @@
         </w:tc>
         <w:tc>
           <w:tcPr>
-            <w:tcW w:type="dxa" w:w="949"/>
+            <w:tcW w:type="dxa" w:w="948"/>
             <w:tcBorders>
               <w:top w:val="single" w:color="D9D4C5" w:sz="4"/>
               <w:left w:val="single" w:color="D9D4C5" w:sz="4"/>
@@ -45798,7 +46104,7 @@
         </w:tc>
         <w:tc>
           <w:tcPr>
-            <w:tcW w:type="dxa" w:w="5174"/>
+            <w:tcW w:type="dxa" w:w="5173"/>
             <w:tcBorders>
               <w:top w:val="single" w:color="D9D4C5" w:sz="4"/>
               <w:left w:val="single" w:color="D9D4C5" w:sz="4"/>
@@ -45835,7 +46141,7 @@
         </w:trPr>
         <w:tc>
           <w:tcPr>
-            <w:tcW w:type="dxa" w:w="3515"/>
+            <w:tcW w:type="dxa" w:w="3517"/>
             <w:tcBorders>
               <w:top w:val="single" w:color="D9D4C5" w:sz="4"/>
               <w:left w:val="single" w:color="D9D4C5" w:sz="4"/>
@@ -45868,7 +46174,7 @@
         </w:tc>
         <w:tc>
           <w:tcPr>
-            <w:tcW w:type="dxa" w:w="949"/>
+            <w:tcW w:type="dxa" w:w="948"/>
             <w:tcBorders>
               <w:top w:val="single" w:color="D9D4C5" w:sz="4"/>
               <w:left w:val="single" w:color="D9D4C5" w:sz="4"/>
@@ -45901,7 +46207,7 @@
         </w:tc>
         <w:tc>
           <w:tcPr>
-            <w:tcW w:type="dxa" w:w="5174"/>
+            <w:tcW w:type="dxa" w:w="5173"/>
             <w:tcBorders>
               <w:top w:val="single" w:color="D9D4C5" w:sz="4"/>
               <w:left w:val="single" w:color="D9D4C5" w:sz="4"/>
@@ -45939,7 +46245,7 @@
         </w:trPr>
         <w:tc>
           <w:tcPr>
-            <w:tcW w:type="dxa" w:w="3515"/>
+            <w:tcW w:type="dxa" w:w="3517"/>
             <w:tcBorders>
               <w:top w:val="single" w:color="D9D4C5" w:sz="4"/>
               <w:left w:val="single" w:color="D9D4C5" w:sz="4"/>
@@ -45971,7 +46277,7 @@
         </w:tc>
         <w:tc>
           <w:tcPr>
-            <w:tcW w:type="dxa" w:w="949"/>
+            <w:tcW w:type="dxa" w:w="948"/>
             <w:tcBorders>
               <w:top w:val="single" w:color="D9D4C5" w:sz="4"/>
               <w:left w:val="single" w:color="D9D4C5" w:sz="4"/>
@@ -46003,7 +46309,7 @@
         </w:tc>
         <w:tc>
           <w:tcPr>
-            <w:tcW w:type="dxa" w:w="5174"/>
+            <w:tcW w:type="dxa" w:w="5173"/>
             <w:tcBorders>
               <w:top w:val="single" w:color="D9D4C5" w:sz="4"/>
               <w:left w:val="single" w:color="D9D4C5" w:sz="4"/>
@@ -46040,7 +46346,7 @@
         </w:trPr>
         <w:tc>
           <w:tcPr>
-            <w:tcW w:type="dxa" w:w="3515"/>
+            <w:tcW w:type="dxa" w:w="3517"/>
             <w:tcBorders>
               <w:top w:val="single" w:color="D9D4C5" w:sz="4"/>
               <w:left w:val="single" w:color="D9D4C5" w:sz="4"/>
@@ -46073,7 +46379,7 @@
         </w:tc>
         <w:tc>
           <w:tcPr>
-            <w:tcW w:type="dxa" w:w="949"/>
+            <w:tcW w:type="dxa" w:w="948"/>
             <w:tcBorders>
               <w:top w:val="single" w:color="D9D4C5" w:sz="4"/>
               <w:left w:val="single" w:color="D9D4C5" w:sz="4"/>
@@ -46106,7 +46412,7 @@
         </w:tc>
         <w:tc>
           <w:tcPr>
-            <w:tcW w:type="dxa" w:w="5174"/>
+            <w:tcW w:type="dxa" w:w="5173"/>
             <w:tcBorders>
               <w:top w:val="single" w:color="D9D4C5" w:sz="4"/>
               <w:left w:val="single" w:color="D9D4C5" w:sz="4"/>
@@ -46144,7 +46450,7 @@
         </w:trPr>
         <w:tc>
           <w:tcPr>
-            <w:tcW w:type="dxa" w:w="3515"/>
+            <w:tcW w:type="dxa" w:w="3517"/>
             <w:tcBorders>
               <w:top w:val="single" w:color="D9D4C5" w:sz="4"/>
               <w:left w:val="single" w:color="D9D4C5" w:sz="4"/>
@@ -46176,7 +46482,7 @@
         </w:tc>
         <w:tc>
           <w:tcPr>
-            <w:tcW w:type="dxa" w:w="949"/>
+            <w:tcW w:type="dxa" w:w="948"/>
             <w:tcBorders>
               <w:top w:val="single" w:color="D9D4C5" w:sz="4"/>
               <w:left w:val="single" w:color="D9D4C5" w:sz="4"/>
@@ -46208,7 +46514,7 @@
         </w:tc>
         <w:tc>
           <w:tcPr>
-            <w:tcW w:type="dxa" w:w="5174"/>
+            <w:tcW w:type="dxa" w:w="5173"/>
             <w:tcBorders>
               <w:top w:val="single" w:color="D9D4C5" w:sz="4"/>
               <w:left w:val="single" w:color="D9D4C5" w:sz="4"/>
@@ -46245,7 +46551,7 @@
         </w:trPr>
         <w:tc>
           <w:tcPr>
-            <w:tcW w:type="dxa" w:w="3515"/>
+            <w:tcW w:type="dxa" w:w="3517"/>
             <w:tcBorders>
               <w:top w:val="single" w:color="D9D4C5" w:sz="4"/>
               <w:left w:val="single" w:color="D9D4C5" w:sz="4"/>
@@ -46278,7 +46584,7 @@
         </w:tc>
         <w:tc>
           <w:tcPr>
-            <w:tcW w:type="dxa" w:w="949"/>
+            <w:tcW w:type="dxa" w:w="948"/>
             <w:tcBorders>
               <w:top w:val="single" w:color="D9D4C5" w:sz="4"/>
               <w:left w:val="single" w:color="D9D4C5" w:sz="4"/>
@@ -46311,7 +46617,7 @@
         </w:tc>
         <w:tc>
           <w:tcPr>
-            <w:tcW w:type="dxa" w:w="5174"/>
+            <w:tcW w:type="dxa" w:w="5173"/>
             <w:tcBorders>
               <w:top w:val="single" w:color="D9D4C5" w:sz="4"/>
               <w:left w:val="single" w:color="D9D4C5" w:sz="4"/>
@@ -46349,7 +46655,7 @@
         </w:trPr>
         <w:tc>
           <w:tcPr>
-            <w:tcW w:type="dxa" w:w="3515"/>
+            <w:tcW w:type="dxa" w:w="3517"/>
             <w:tcBorders>
               <w:top w:val="single" w:color="D9D4C5" w:sz="4"/>
               <w:left w:val="single" w:color="D9D4C5" w:sz="4"/>
@@ -46381,7 +46687,7 @@
         </w:tc>
         <w:tc>
           <w:tcPr>
-            <w:tcW w:type="dxa" w:w="949"/>
+            <w:tcW w:type="dxa" w:w="948"/>
             <w:tcBorders>
               <w:top w:val="single" w:color="D9D4C5" w:sz="4"/>
               <w:left w:val="single" w:color="D9D4C5" w:sz="4"/>
@@ -46413,7 +46719,7 @@
         </w:tc>
         <w:tc>
           <w:tcPr>
-            <w:tcW w:type="dxa" w:w="5174"/>
+            <w:tcW w:type="dxa" w:w="5173"/>
             <w:tcBorders>
               <w:top w:val="single" w:color="D9D4C5" w:sz="4"/>
               <w:left w:val="single" w:color="D9D4C5" w:sz="4"/>
@@ -46450,7 +46756,7 @@
         </w:trPr>
         <w:tc>
           <w:tcPr>
-            <w:tcW w:type="dxa" w:w="3515"/>
+            <w:tcW w:type="dxa" w:w="3517"/>
             <w:tcBorders>
               <w:top w:val="single" w:color="D9D4C5" w:sz="4"/>
               <w:left w:val="single" w:color="D9D4C5" w:sz="4"/>
@@ -46483,7 +46789,7 @@
         </w:tc>
         <w:tc>
           <w:tcPr>
-            <w:tcW w:type="dxa" w:w="949"/>
+            <w:tcW w:type="dxa" w:w="948"/>
             <w:tcBorders>
               <w:top w:val="single" w:color="D9D4C5" w:sz="4"/>
               <w:left w:val="single" w:color="D9D4C5" w:sz="4"/>
@@ -46516,7 +46822,7 @@
         </w:tc>
         <w:tc>
           <w:tcPr>
-            <w:tcW w:type="dxa" w:w="5174"/>
+            <w:tcW w:type="dxa" w:w="5173"/>
             <w:tcBorders>
               <w:top w:val="single" w:color="D9D4C5" w:sz="4"/>
               <w:left w:val="single" w:color="D9D4C5" w:sz="4"/>
@@ -46554,7 +46860,7 @@
         </w:trPr>
         <w:tc>
           <w:tcPr>
-            <w:tcW w:type="dxa" w:w="3515"/>
+            <w:tcW w:type="dxa" w:w="3517"/>
             <w:tcBorders>
               <w:top w:val="single" w:color="D9D4C5" w:sz="4"/>
               <w:left w:val="single" w:color="D9D4C5" w:sz="4"/>
@@ -46586,7 +46892,7 @@
         </w:tc>
         <w:tc>
           <w:tcPr>
-            <w:tcW w:type="dxa" w:w="949"/>
+            <w:tcW w:type="dxa" w:w="948"/>
             <w:tcBorders>
               <w:top w:val="single" w:color="D9D4C5" w:sz="4"/>
               <w:left w:val="single" w:color="D9D4C5" w:sz="4"/>
@@ -46618,7 +46924,7 @@
         </w:tc>
         <w:tc>
           <w:tcPr>
-            <w:tcW w:type="dxa" w:w="5174"/>
+            <w:tcW w:type="dxa" w:w="5173"/>
             <w:tcBorders>
               <w:top w:val="single" w:color="D9D4C5" w:sz="4"/>
               <w:left w:val="single" w:color="D9D4C5" w:sz="4"/>
@@ -46655,7 +46961,7 @@
         </w:trPr>
         <w:tc>
           <w:tcPr>
-            <w:tcW w:type="dxa" w:w="3515"/>
+            <w:tcW w:type="dxa" w:w="3517"/>
             <w:tcBorders>
               <w:top w:val="single" w:color="D9D4C5" w:sz="4"/>
               <w:left w:val="single" w:color="D9D4C5" w:sz="4"/>
@@ -46688,7 +46994,7 @@
         </w:tc>
         <w:tc>
           <w:tcPr>
-            <w:tcW w:type="dxa" w:w="949"/>
+            <w:tcW w:type="dxa" w:w="948"/>
             <w:tcBorders>
               <w:top w:val="single" w:color="D9D4C5" w:sz="4"/>
               <w:left w:val="single" w:color="D9D4C5" w:sz="4"/>
@@ -46721,7 +47027,7 @@
         </w:tc>
         <w:tc>
           <w:tcPr>
-            <w:tcW w:type="dxa" w:w="5174"/>
+            <w:tcW w:type="dxa" w:w="5173"/>
             <w:tcBorders>
               <w:top w:val="single" w:color="D9D4C5" w:sz="4"/>
               <w:left w:val="single" w:color="D9D4C5" w:sz="4"/>
@@ -46759,7 +47065,7 @@
         </w:trPr>
         <w:tc>
           <w:tcPr>
-            <w:tcW w:type="dxa" w:w="3515"/>
+            <w:tcW w:type="dxa" w:w="3517"/>
             <w:tcBorders>
               <w:top w:val="single" w:color="D9D4C5" w:sz="4"/>
               <w:left w:val="single" w:color="D9D4C5" w:sz="4"/>
@@ -46791,7 +47097,7 @@
         </w:tc>
         <w:tc>
           <w:tcPr>
-            <w:tcW w:type="dxa" w:w="949"/>
+            <w:tcW w:type="dxa" w:w="948"/>
             <w:tcBorders>
               <w:top w:val="single" w:color="D9D4C5" w:sz="4"/>
               <w:left w:val="single" w:color="D9D4C5" w:sz="4"/>
@@ -46823,7 +47129,7 @@
         </w:tc>
         <w:tc>
           <w:tcPr>
-            <w:tcW w:type="dxa" w:w="5174"/>
+            <w:tcW w:type="dxa" w:w="5173"/>
             <w:tcBorders>
               <w:top w:val="single" w:color="D9D4C5" w:sz="4"/>
               <w:left w:val="single" w:color="D9D4C5" w:sz="4"/>
@@ -46860,7 +47166,7 @@
         </w:trPr>
         <w:tc>
           <w:tcPr>
-            <w:tcW w:type="dxa" w:w="3515"/>
+            <w:tcW w:type="dxa" w:w="3517"/>
             <w:tcBorders>
               <w:top w:val="single" w:color="D9D4C5" w:sz="4"/>
               <w:left w:val="single" w:color="D9D4C5" w:sz="4"/>
@@ -46893,7 +47199,7 @@
         </w:tc>
         <w:tc>
           <w:tcPr>
-            <w:tcW w:type="dxa" w:w="949"/>
+            <w:tcW w:type="dxa" w:w="948"/>
             <w:tcBorders>
               <w:top w:val="single" w:color="D9D4C5" w:sz="4"/>
               <w:left w:val="single" w:color="D9D4C5" w:sz="4"/>
@@ -46926,7 +47232,7 @@
         </w:tc>
         <w:tc>
           <w:tcPr>
-            <w:tcW w:type="dxa" w:w="5174"/>
+            <w:tcW w:type="dxa" w:w="5173"/>
             <w:tcBorders>
               <w:top w:val="single" w:color="D9D4C5" w:sz="4"/>
               <w:left w:val="single" w:color="D9D4C5" w:sz="4"/>
@@ -46964,7 +47270,7 @@
         </w:trPr>
         <w:tc>
           <w:tcPr>
-            <w:tcW w:type="dxa" w:w="3515"/>
+            <w:tcW w:type="dxa" w:w="3517"/>
             <w:tcBorders>
               <w:top w:val="single" w:color="D9D4C5" w:sz="4"/>
               <w:left w:val="single" w:color="D9D4C5" w:sz="4"/>
@@ -46990,19 +47296,122 @@
                 <w:sz w:val="18"/>
                 <w:szCs w:val="18"/>
               </w:rPr>
+              <w:t xml:space="preserve">supabase/27_soggetto_promotore.sql</w:t>
+            </w:r>
+          </w:p>
+        </w:tc>
+        <w:tc>
+          <w:tcPr>
+            <w:tcW w:type="dxa" w:w="948"/>
+            <w:tcBorders>
+              <w:top w:val="single" w:color="D9D4C5" w:sz="4"/>
+              <w:left w:val="single" w:color="D9D4C5" w:sz="4"/>
+              <w:bottom w:val="single" w:color="D9D4C5" w:sz="4"/>
+              <w:right w:val="single" w:color="D9D4C5" w:sz="4"/>
+            </w:tcBorders>
+            <w:tcMar>
+              <w:top w:type="dxa" w:w="70"/>
+              <w:left w:type="dxa" w:w="110"/>
+              <w:bottom w:type="dxa" w:w="70"/>
+              <w:right w:type="dxa" w:w="110"/>
+            </w:tcMar>
+            <w:vAlign w:val="center"/>
+          </w:tcPr>
+          <w:p>
+            <w:pPr>
+              <w:spacing w:after="0" w:before="0"/>
+            </w:pPr>
+            <w:r>
+              <w:rPr>
+                <w:rFonts w:ascii="Arial" w:cs="Arial" w:eastAsia="Arial" w:hAnsi="Arial"/>
+                <w:color w:val="1B2118"/>
+                <w:sz w:val="18"/>
+                <w:szCs w:val="18"/>
+              </w:rPr>
+              <w:t xml:space="preserve">28</w:t>
+            </w:r>
+          </w:p>
+        </w:tc>
+        <w:tc>
+          <w:tcPr>
+            <w:tcW w:type="dxa" w:w="5173"/>
+            <w:tcBorders>
+              <w:top w:val="single" w:color="D9D4C5" w:sz="4"/>
+              <w:left w:val="single" w:color="D9D4C5" w:sz="4"/>
+              <w:bottom w:val="single" w:color="D9D4C5" w:sz="4"/>
+              <w:right w:val="single" w:color="D9D4C5" w:sz="4"/>
+            </w:tcBorders>
+            <w:tcMar>
+              <w:top w:type="dxa" w:w="70"/>
+              <w:left w:type="dxa" w:w="110"/>
+              <w:bottom w:type="dxa" w:w="70"/>
+              <w:right w:type="dxa" w:w="110"/>
+            </w:tcMar>
+            <w:vAlign w:val="center"/>
+          </w:tcPr>
+          <w:p>
+            <w:pPr>
+              <w:spacing w:after="0" w:before="0"/>
+            </w:pPr>
+            <w:r>
+              <w:rPr>
+                <w:rFonts w:ascii="Arial" w:cs="Arial" w:eastAsia="Arial" w:hAnsi="Arial"/>
+                <w:color w:val="1B2118"/>
+                <w:sz w:val="18"/>
+                <w:szCs w:val="18"/>
+              </w:rPr>
+              <w:t xml:space="preserve">SOGGETTO PROMOTORE DEL PROGRAMMA (19/10/2026)</w:t>
+            </w:r>
+          </w:p>
+        </w:tc>
+      </w:tr>
+      <w:tr>
+        <w:trPr>
+          <w:cantSplit/>
+        </w:trPr>
+        <w:tc>
+          <w:tcPr>
+            <w:tcW w:type="dxa" w:w="3517"/>
+            <w:tcBorders>
+              <w:top w:val="single" w:color="D9D4C5" w:sz="4"/>
+              <w:left w:val="single" w:color="D9D4C5" w:sz="4"/>
+              <w:bottom w:val="single" w:color="D9D4C5" w:sz="4"/>
+              <w:right w:val="single" w:color="D9D4C5" w:sz="4"/>
+            </w:tcBorders>
+            <w:shd w:fill="F6F4EE" w:color="auto" w:val="clear"/>
+            <w:tcMar>
+              <w:top w:type="dxa" w:w="70"/>
+              <w:left w:type="dxa" w:w="110"/>
+              <w:bottom w:type="dxa" w:w="70"/>
+              <w:right w:type="dxa" w:w="110"/>
+            </w:tcMar>
+            <w:vAlign w:val="center"/>
+          </w:tcPr>
+          <w:p>
+            <w:pPr>
+              <w:spacing w:after="0" w:before="0"/>
+            </w:pPr>
+            <w:r>
+              <w:rPr>
+                <w:rFonts w:ascii="Consolas" w:cs="Consolas" w:eastAsia="Consolas" w:hAnsi="Consolas"/>
+                <w:color w:val="2F5D3A"/>
+                <w:sz w:val="18"/>
+                <w:szCs w:val="18"/>
+              </w:rPr>
               <w:t xml:space="preserve">supabase/schema_completo.sql</w:t>
             </w:r>
           </w:p>
         </w:tc>
         <w:tc>
           <w:tcPr>
-            <w:tcW w:type="dxa" w:w="949"/>
-            <w:tcBorders>
-              <w:top w:val="single" w:color="D9D4C5" w:sz="4"/>
-              <w:left w:val="single" w:color="D9D4C5" w:sz="4"/>
-              <w:bottom w:val="single" w:color="D9D4C5" w:sz="4"/>
-              <w:right w:val="single" w:color="D9D4C5" w:sz="4"/>
-            </w:tcBorders>
+            <w:tcW w:type="dxa" w:w="948"/>
+            <w:tcBorders>
+              <w:top w:val="single" w:color="D9D4C5" w:sz="4"/>
+              <w:left w:val="single" w:color="D9D4C5" w:sz="4"/>
+              <w:bottom w:val="single" w:color="D9D4C5" w:sz="4"/>
+              <w:right w:val="single" w:color="D9D4C5" w:sz="4"/>
+            </w:tcBorders>
+            <w:shd w:fill="F6F4EE" w:color="auto" w:val="clear"/>
             <w:tcMar>
               <w:top w:type="dxa" w:w="70"/>
               <w:left w:type="dxa" w:w="110"/>
@@ -47028,13 +47437,14 @@
         </w:tc>
         <w:tc>
           <w:tcPr>
-            <w:tcW w:type="dxa" w:w="5174"/>
-            <w:tcBorders>
-              <w:top w:val="single" w:color="D9D4C5" w:sz="4"/>
-              <w:left w:val="single" w:color="D9D4C5" w:sz="4"/>
-              <w:bottom w:val="single" w:color="D9D4C5" w:sz="4"/>
-              <w:right w:val="single" w:color="D9D4C5" w:sz="4"/>
-            </w:tcBorders>
+            <w:tcW w:type="dxa" w:w="5173"/>
+            <w:tcBorders>
+              <w:top w:val="single" w:color="D9D4C5" w:sz="4"/>
+              <w:left w:val="single" w:color="D9D4C5" w:sz="4"/>
+              <w:bottom w:val="single" w:color="D9D4C5" w:sz="4"/>
+              <w:right w:val="single" w:color="D9D4C5" w:sz="4"/>
+            </w:tcBorders>
+            <w:shd w:fill="F6F4EE" w:color="auto" w:val="clear"/>
             <w:tcMar>
               <w:top w:type="dxa" w:w="70"/>
               <w:left w:type="dxa" w:w="110"/>
@@ -49212,7 +49622,7 @@
                 <w:sz w:val="18"/>
                 <w:szCs w:val="18"/>
               </w:rPr>
-              <w:t xml:space="preserve">250</w:t>
+              <w:t xml:space="preserve">274</w:t>
             </w:r>
           </w:p>
         </w:tc>
@@ -50844,7 +51254,7 @@
         <w:szCs w:val="16"/>
       </w:rPr>
       <w:tab/>
-      <w:t xml:space="preserve">Registro sviluppo e deploy · Rev. 2.2 · 18/10/2026</w:t>
+      <w:t xml:space="preserve">Registro sviluppo e deploy · Rev. 2.3 · 19/10/2026</w:t>
     </w:r>
   </w:p>
 </w:hdr>
@@ -50909,7 +51319,7 @@
         <w:szCs w:val="16"/>
       </w:rPr>
       <w:tab/>
-      <w:t xml:space="preserve">Registro sviluppo e deploy · Rev. 2.2 · 18/10/2026</w:t>
+      <w:t xml:space="preserve">Registro sviluppo e deploy · Rev. 2.3 · 19/10/2026</w:t>
     </w:r>
   </w:p>
 </w:hdr>

--- a/public/documentazione/Registro_Dev_Deploy_Portale_CWP.docx
+++ b/public/documentazione/Registro_Dev_Deploy_Portale_CWP.docx
@@ -302,7 +302,7 @@
                 <w:sz w:val="20"/>
                 <w:szCs w:val="20"/>
               </w:rPr>
-              <w:t xml:space="preserve">Rev. 2.3</w:t>
+              <w:t xml:space="preserve">Rev. 2.4</w:t>
             </w:r>
           </w:p>
         </w:tc>
@@ -719,7 +719,7 @@
                 <w:sz w:val="18"/>
                 <w:szCs w:val="18"/>
               </w:rPr>
-              <w:t xml:space="preserve">2.3</w:t>
+              <w:t xml:space="preserve">2.4</w:t>
             </w:r>
           </w:p>
         </w:tc>
@@ -783,7 +783,7 @@
                 <w:sz w:val="18"/>
                 <w:szCs w:val="18"/>
               </w:rPr>
-              <w:t xml:space="preserve">Script 25-27 (documenti del Programma, PEC, soggetto promotore), decisione del 19/10 e presentazione aggiornata.</w:t>
+              <w:t xml:space="preserve">Archivio di backup, ramo snapshot su GitHub e nuovo documento Istruzioni di ripristino (procedure di rilascio e cronologia).</w:t>
             </w:r>
           </w:p>
         </w:tc>
@@ -853,7 +853,7 @@
                 <w:sz w:val="18"/>
                 <w:szCs w:val="18"/>
               </w:rPr>
-              <w:t xml:space="preserve">2.2</w:t>
+              <w:t xml:space="preserve">2.3</w:t>
             </w:r>
           </w:p>
         </w:tc>
@@ -886,7 +886,7 @@
                 <w:sz w:val="18"/>
                 <w:szCs w:val="18"/>
               </w:rPr>
-              <w:t xml:space="preserve">18/10/2026</w:t>
+              <w:t xml:space="preserve">19/10/2026</w:t>
             </w:r>
           </w:p>
         </w:tc>
@@ -919,7 +919,7 @@
                 <w:sz w:val="18"/>
                 <w:szCs w:val="18"/>
               </w:rPr>
-              <w:t xml:space="preserve">Script 22-24, allineamento ai documenti ufficiali del Programma (punto 35), nuove pagine e funzioni, decisioni aggiornate, punto 36 (SPID/CIE/CNS).</w:t>
+              <w:t xml:space="preserve">Script 25-27 (documenti del Programma, PEC, soggetto promotore), decisione del 19/10 e presentazione aggiornata.</w:t>
             </w:r>
           </w:p>
         </w:tc>
@@ -989,7 +989,7 @@
                 <w:sz w:val="18"/>
                 <w:szCs w:val="18"/>
               </w:rPr>
-              <w:t xml:space="preserve">2.1</w:t>
+              <w:t xml:space="preserve">2.2</w:t>
             </w:r>
           </w:p>
         </w:tc>
@@ -1053,7 +1053,7 @@
                 <w:sz w:val="18"/>
                 <w:szCs w:val="18"/>
               </w:rPr>
-              <w:t xml:space="preserve">Rilettura dei documenti ufficiali del Programma: differenze con il portale tra le decisioni aperte; correzione del buffer nei manuali.</w:t>
+              <w:t xml:space="preserve">Script 22-24, allineamento ai documenti ufficiali del Programma (punto 35), nuove pagine e funzioni, decisioni aggiornate, punto 36 (SPID/CIE/CNS).</w:t>
             </w:r>
           </w:p>
         </w:tc>
@@ -1123,7 +1123,7 @@
                 <w:sz w:val="18"/>
                 <w:szCs w:val="18"/>
               </w:rPr>
-              <w:t xml:space="preserve">2.0</w:t>
+              <w:t xml:space="preserve">2.1</w:t>
             </w:r>
           </w:p>
         </w:tc>
@@ -1189,7 +1189,7 @@
                 <w:sz w:val="18"/>
                 <w:szCs w:val="18"/>
               </w:rPr>
-              <w:t xml:space="preserve">Completamento funzionale dai requisiti (script 21): Rapporti a 4 fasi, documenti richiesti, anagrafiche per lo staff, consultazione bloccata e numerata, conservazione 10 anni, fascicolo completo; funzione consultazione-pubblica ripubblicata.</w:t>
+              <w:t xml:space="preserve">Rilettura dei documenti ufficiali del Programma: differenze con il portale tra le decisioni aperte; correzione del buffer nei manuali.</w:t>
             </w:r>
           </w:p>
         </w:tc>
@@ -1259,7 +1259,7 @@
                 <w:sz w:val="18"/>
                 <w:szCs w:val="18"/>
               </w:rPr>
-              <w:t xml:space="preserve">1.9</w:t>
+              <w:t xml:space="preserve">2.0</w:t>
             </w:r>
           </w:p>
         </w:tc>
@@ -1323,7 +1323,7 @@
                 <w:sz w:val="18"/>
                 <w:szCs w:val="18"/>
               </w:rPr>
-              <w:t xml:space="preserve">Script 20 (rinforzi di integrità, ora italiana nel database), funzioni crea-utente e consultazione-pubblica ripubblicate, punto 33 completato; decisione sull'audit.</w:t>
+              <w:t xml:space="preserve">Completamento funzionale dai requisiti (script 21): Rapporti a 4 fasi, documenti richiesti, anagrafiche per lo staff, consultazione bloccata e numerata, conservazione 10 anni, fascicolo completo; funzione consultazione-pubblica ripubblicata.</w:t>
             </w:r>
           </w:p>
         </w:tc>
@@ -1393,7 +1393,7 @@
                 <w:sz w:val="18"/>
                 <w:szCs w:val="18"/>
               </w:rPr>
-              <w:t xml:space="preserve">1.8</w:t>
+              <w:t xml:space="preserve">1.9</w:t>
             </w:r>
           </w:p>
         </w:tc>
@@ -1459,7 +1459,7 @@
                 <w:sz w:val="18"/>
                 <w:szCs w:val="18"/>
               </w:rPr>
-              <w:t xml:space="preserve">Codice sorgente interamente commentato (punto 31 completato); nuovi rinforzi nel punto 33; intestazione aggiornata alla versione 0.19.</w:t>
+              <w:t xml:space="preserve">Script 20 (rinforzi di integrità, ora italiana nel database), funzioni crea-utente e consultazione-pubblica ripubblicate, punto 33 completato; decisione sull'audit.</w:t>
             </w:r>
           </w:p>
         </w:tc>
@@ -1529,7 +1529,7 @@
                 <w:sz w:val="18"/>
                 <w:szCs w:val="18"/>
               </w:rPr>
-              <w:t xml:space="preserve">1.7</w:t>
+              <w:t xml:space="preserve">1.8</w:t>
             </w:r>
           </w:p>
         </w:tc>
@@ -1593,7 +1593,7 @@
                 <w:sz w:val="18"/>
                 <w:szCs w:val="18"/>
               </w:rPr>
-              <w:t xml:space="preserve">Crediti: rapporto di calcolo in PDF, numero di registro (script 18) e registro dei crediti; avvisi di npm audit nel punto 30.</w:t>
+              <w:t xml:space="preserve">Codice sorgente interamente commentato (punto 31 completato); nuovi rinforzi nel punto 33; intestazione aggiornata alla versione 0.19.</w:t>
             </w:r>
           </w:p>
         </w:tc>
@@ -1663,7 +1663,7 @@
                 <w:sz w:val="18"/>
                 <w:szCs w:val="18"/>
               </w:rPr>
-              <w:t xml:space="preserve">1.6</w:t>
+              <w:t xml:space="preserve">1.7</w:t>
             </w:r>
           </w:p>
         </w:tc>
@@ -1729,7 +1729,7 @@
                 <w:sz w:val="18"/>
                 <w:szCs w:val="18"/>
               </w:rPr>
-              <w:t xml:space="preserve">Crediti: import diretto del tracciato, aggregazione delle letture, blocco dei dati personali, controlli di coerenza (backlog 1-5).</w:t>
+              <w:t xml:space="preserve">Crediti: rapporto di calcolo in PDF, numero di registro (script 18) e registro dei crediti; avvisi di npm audit nel punto 30.</w:t>
             </w:r>
           </w:p>
         </w:tc>
@@ -1799,7 +1799,7 @@
                 <w:sz w:val="18"/>
                 <w:szCs w:val="18"/>
               </w:rPr>
-              <w:t xml:space="preserve">1.5</w:t>
+              <w:t xml:space="preserve">1.6</w:t>
             </w:r>
           </w:p>
         </w:tc>
@@ -1863,7 +1863,7 @@
                 <w:sz w:val="18"/>
                 <w:szCs w:val="18"/>
               </w:rPr>
-              <w:t xml:space="preserve">Capitolo pratiche: script 17, funzione consultazione-pubblica, note di fase, Enti di Validazione, modelli, messaggi, pagamenti al Comune, consultazione pubblica con email confermata ed errata corrige; decisioni A, B, D.</w:t>
+              <w:t xml:space="preserve">Crediti: import diretto del tracciato, aggregazione delle letture, blocco dei dati personali, controlli di coerenza (backlog 1-5).</w:t>
             </w:r>
           </w:p>
         </w:tc>
@@ -1933,7 +1933,7 @@
                 <w:sz w:val="18"/>
                 <w:szCs w:val="18"/>
               </w:rPr>
-              <w:t xml:space="preserve">1.4</w:t>
+              <w:t xml:space="preserve">1.5</w:t>
             </w:r>
           </w:p>
         </w:tc>
@@ -1999,7 +1999,7 @@
                 <w:sz w:val="18"/>
                 <w:szCs w:val="18"/>
               </w:rPr>
-              <w:t xml:space="preserve">Manuale Test; regole di lavoro (quattro documenti aggiornati insieme, codice commentato); backlog 31 e 32.</w:t>
+              <w:t xml:space="preserve">Capitolo pratiche: script 17, funzione consultazione-pubblica, note di fase, Enti di Validazione, modelli, messaggi, pagamenti al Comune, consultazione pubblica con email confermata ed errata corrige; decisioni A, B, D.</w:t>
             </w:r>
           </w:p>
         </w:tc>
@@ -2069,7 +2069,7 @@
                 <w:sz w:val="18"/>
                 <w:szCs w:val="18"/>
               </w:rPr>
-              <w:t xml:space="preserve">1.3</w:t>
+              <w:t xml:space="preserve">1.4</w:t>
             </w:r>
           </w:p>
         </w:tc>
@@ -2133,7 +2133,7 @@
                 <w:sz w:val="18"/>
                 <w:szCs w:val="18"/>
               </w:rPr>
-              <w:t xml:space="preserve">Manuale Amministratore in Word/PDF; Manuale Utente solo in PDF per gli utenti e anche in «I tuoi documenti».</w:t>
+              <w:t xml:space="preserve">Manuale Test; regole di lavoro (quattro documenti aggiornati insieme, codice commentato); backlog 31 e 32.</w:t>
             </w:r>
           </w:p>
         </w:tc>
@@ -2203,7 +2203,7 @@
                 <w:sz w:val="18"/>
                 <w:szCs w:val="18"/>
               </w:rPr>
-              <w:t xml:space="preserve">1.2</w:t>
+              <w:t xml:space="preserve">1.3</w:t>
             </w:r>
           </w:p>
         </w:tc>
@@ -2269,7 +2269,7 @@
                 <w:sz w:val="18"/>
                 <w:szCs w:val="18"/>
               </w:rPr>
-              <w:t xml:space="preserve">Pagina «Il mio profilo»; password (script 15 e 16, Edge Functions reimposta-password e recupera-password); SMTP Resend; email di recupero in italiano spedita dal portale.</w:t>
+              <w:t xml:space="preserve">Manuale Amministratore in Word/PDF; Manuale Utente solo in PDF per gli utenti e anche in «I tuoi documenti».</w:t>
             </w:r>
           </w:p>
         </w:tc>
@@ -2339,7 +2339,7 @@
                 <w:sz w:val="18"/>
                 <w:szCs w:val="18"/>
               </w:rPr>
-              <w:t xml:space="preserve">1.1</w:t>
+              <w:t xml:space="preserve">1.2</w:t>
             </w:r>
           </w:p>
         </w:tc>
@@ -2403,7 +2403,7 @@
                 <w:sz w:val="18"/>
                 <w:szCs w:val="18"/>
               </w:rPr>
-              <w:t xml:space="preserve">Pagina Documentazione; backlog riordinato; decisione di passare Vercel e Supabase a piani a pagamento (punto 29); riservatezza della documentazione (punto 28).</w:t>
+              <w:t xml:space="preserve">Pagina «Il mio profilo»; password (script 15 e 16, Edge Functions reimposta-password e recupera-password); SMTP Resend; email di recupero in italiano spedita dal portale.</w:t>
             </w:r>
           </w:p>
         </w:tc>
@@ -2473,6 +2473,142 @@
                 <w:sz w:val="18"/>
                 <w:szCs w:val="18"/>
               </w:rPr>
+              <w:t xml:space="preserve">1.1</w:t>
+            </w:r>
+          </w:p>
+        </w:tc>
+        <w:tc>
+          <w:tcPr>
+            <w:tcW w:type="dxa" w:w="1300"/>
+            <w:tcBorders>
+              <w:top w:val="single" w:color="D9D4C5" w:sz="4"/>
+              <w:left w:val="single" w:color="D9D4C5" w:sz="4"/>
+              <w:bottom w:val="single" w:color="D9D4C5" w:sz="4"/>
+              <w:right w:val="single" w:color="D9D4C5" w:sz="4"/>
+            </w:tcBorders>
+            <w:shd w:fill="F6F4EE" w:color="auto" w:val="clear"/>
+            <w:tcMar>
+              <w:top w:type="dxa" w:w="70"/>
+              <w:left w:type="dxa" w:w="110"/>
+              <w:bottom w:type="dxa" w:w="70"/>
+              <w:right w:type="dxa" w:w="110"/>
+            </w:tcMar>
+            <w:vAlign w:val="center"/>
+          </w:tcPr>
+          <w:p>
+            <w:pPr>
+              <w:spacing w:after="0" w:before="0"/>
+            </w:pPr>
+            <w:r>
+              <w:rPr>
+                <w:rFonts w:ascii="Arial" w:cs="Arial" w:eastAsia="Arial" w:hAnsi="Arial"/>
+                <w:color w:val="1B2118"/>
+                <w:sz w:val="18"/>
+                <w:szCs w:val="18"/>
+              </w:rPr>
+              <w:t xml:space="preserve">18/10/2026</w:t>
+            </w:r>
+          </w:p>
+        </w:tc>
+        <w:tc>
+          <w:tcPr>
+            <w:tcW w:type="dxa" w:w="5538"/>
+            <w:tcBorders>
+              <w:top w:val="single" w:color="D9D4C5" w:sz="4"/>
+              <w:left w:val="single" w:color="D9D4C5" w:sz="4"/>
+              <w:bottom w:val="single" w:color="D9D4C5" w:sz="4"/>
+              <w:right w:val="single" w:color="D9D4C5" w:sz="4"/>
+            </w:tcBorders>
+            <w:shd w:fill="F6F4EE" w:color="auto" w:val="clear"/>
+            <w:tcMar>
+              <w:top w:type="dxa" w:w="70"/>
+              <w:left w:type="dxa" w:w="110"/>
+              <w:bottom w:type="dxa" w:w="70"/>
+              <w:right w:type="dxa" w:w="110"/>
+            </w:tcMar>
+            <w:vAlign w:val="center"/>
+          </w:tcPr>
+          <w:p>
+            <w:pPr>
+              <w:spacing w:after="0" w:before="0"/>
+            </w:pPr>
+            <w:r>
+              <w:rPr>
+                <w:rFonts w:ascii="Arial" w:cs="Arial" w:eastAsia="Arial" w:hAnsi="Arial"/>
+                <w:color w:val="1B2118"/>
+                <w:sz w:val="18"/>
+                <w:szCs w:val="18"/>
+              </w:rPr>
+              <w:t xml:space="preserve">Pagina Documentazione; backlog riordinato; decisione di passare Vercel e Supabase a piani a pagamento (punto 29); riservatezza della documentazione (punto 28).</w:t>
+            </w:r>
+          </w:p>
+        </w:tc>
+        <w:tc>
+          <w:tcPr>
+            <w:tcW w:type="dxa" w:w="2000"/>
+            <w:tcBorders>
+              <w:top w:val="single" w:color="D9D4C5" w:sz="4"/>
+              <w:left w:val="single" w:color="D9D4C5" w:sz="4"/>
+              <w:bottom w:val="single" w:color="D9D4C5" w:sz="4"/>
+              <w:right w:val="single" w:color="D9D4C5" w:sz="4"/>
+            </w:tcBorders>
+            <w:shd w:fill="F6F4EE" w:color="auto" w:val="clear"/>
+            <w:tcMar>
+              <w:top w:type="dxa" w:w="70"/>
+              <w:left w:type="dxa" w:w="110"/>
+              <w:bottom w:type="dxa" w:w="70"/>
+              <w:right w:type="dxa" w:w="110"/>
+            </w:tcMar>
+            <w:vAlign w:val="center"/>
+          </w:tcPr>
+          <w:p>
+            <w:pPr>
+              <w:spacing w:after="0" w:before="0"/>
+            </w:pPr>
+            <w:r>
+              <w:rPr>
+                <w:rFonts w:ascii="Arial" w:cs="Arial" w:eastAsia="Arial" w:hAnsi="Arial"/>
+                <w:color w:val="1B2118"/>
+                <w:sz w:val="18"/>
+                <w:szCs w:val="18"/>
+              </w:rPr>
+              <w:t xml:space="preserve">Fondazione Operate</w:t>
+            </w:r>
+          </w:p>
+        </w:tc>
+      </w:tr>
+      <w:tr>
+        <w:trPr>
+          <w:cantSplit/>
+        </w:trPr>
+        <w:tc>
+          <w:tcPr>
+            <w:tcW w:type="dxa" w:w="800"/>
+            <w:tcBorders>
+              <w:top w:val="single" w:color="D9D4C5" w:sz="4"/>
+              <w:left w:val="single" w:color="D9D4C5" w:sz="4"/>
+              <w:bottom w:val="single" w:color="D9D4C5" w:sz="4"/>
+              <w:right w:val="single" w:color="D9D4C5" w:sz="4"/>
+            </w:tcBorders>
+            <w:tcMar>
+              <w:top w:type="dxa" w:w="70"/>
+              <w:left w:type="dxa" w:w="110"/>
+              <w:bottom w:type="dxa" w:w="70"/>
+              <w:right w:type="dxa" w:w="110"/>
+            </w:tcMar>
+            <w:vAlign w:val="center"/>
+          </w:tcPr>
+          <w:p>
+            <w:pPr>
+              <w:spacing w:after="0" w:before="0"/>
+            </w:pPr>
+            <w:r>
+              <w:rPr>
+                <w:rFonts w:ascii="Arial" w:cs="Arial" w:eastAsia="Arial" w:hAnsi="Arial"/>
+                <w:color w:val="1B2118"/>
+                <w:sz w:val="18"/>
+                <w:szCs w:val="18"/>
+              </w:rPr>
               <w:t xml:space="preserve">1.0</w:t>
             </w:r>
           </w:p>
@@ -2486,7 +2622,6 @@
               <w:bottom w:val="single" w:color="D9D4C5" w:sz="4"/>
               <w:right w:val="single" w:color="D9D4C5" w:sz="4"/>
             </w:tcBorders>
-            <w:shd w:fill="F6F4EE" w:color="auto" w:val="clear"/>
             <w:tcMar>
               <w:top w:type="dxa" w:w="70"/>
               <w:left w:type="dxa" w:w="110"/>
@@ -2519,7 +2654,6 @@
               <w:bottom w:val="single" w:color="D9D4C5" w:sz="4"/>
               <w:right w:val="single" w:color="D9D4C5" w:sz="4"/>
             </w:tcBorders>
-            <w:shd w:fill="F6F4EE" w:color="auto" w:val="clear"/>
             <w:tcMar>
               <w:top w:type="dxa" w:w="70"/>
               <w:left w:type="dxa" w:w="110"/>
@@ -2552,7 +2686,6 @@
               <w:bottom w:val="single" w:color="D9D4C5" w:sz="4"/>
               <w:right w:val="single" w:color="D9D4C5" w:sz="4"/>
             </w:tcBorders>
-            <w:shd w:fill="F6F4EE" w:color="auto" w:val="clear"/>
             <w:tcMar>
               <w:top w:type="dxa" w:w="70"/>
               <w:left w:type="dxa" w:w="110"/>
@@ -2594,7 +2727,7 @@
           <w:sz w:val="20"/>
           <w:szCs w:val="20"/>
         </w:rPr>
-        <w:t xml:space="preserve">Fotografia del registro alla revisione 2.3 del 19/10/2026. Il registro è aggiornato a ogni nuova funzione, servizio o rilascio; la versione corrente si scarica dall'area Documentazione del portale (solo Amministratori).</w:t>
+        <w:t xml:space="preserve">Fotografia del registro alla revisione 2.4 del 19/10/2026. Il registro è aggiornato a ogni nuova funzione, servizio o rilascio; la versione corrente si scarica dall'area Documentazione del portale (solo Amministratori).</w:t>
       </w:r>
     </w:p>
     <w:p>
@@ -3122,7 +3255,7 @@
             <w:szCs w:val="22"/>
           </w:rPr>
           <w:tab/>
-          <w:t xml:space="preserve">28</w:t>
+          <w:t xml:space="preserve">29</w:t>
         </w:r>
       </w:hyperlink>
     </w:p>
@@ -3151,7 +3284,7 @@
             <w:szCs w:val="22"/>
           </w:rPr>
           <w:tab/>
-          <w:t xml:space="preserve">30</w:t>
+          <w:t xml:space="preserve">31</w:t>
         </w:r>
       </w:hyperlink>
     </w:p>
@@ -3180,7 +3313,7 @@
             <w:szCs w:val="22"/>
           </w:rPr>
           <w:tab/>
-          <w:t xml:space="preserve">33</w:t>
+          <w:t xml:space="preserve">34</w:t>
         </w:r>
       </w:hyperlink>
     </w:p>
@@ -3209,7 +3342,7 @@
             <w:szCs w:val="22"/>
           </w:rPr>
           <w:tab/>
-          <w:t xml:space="preserve">34</w:t>
+          <w:t xml:space="preserve">35</w:t>
         </w:r>
       </w:hyperlink>
     </w:p>
@@ -3238,7 +3371,7 @@
             <w:szCs w:val="22"/>
           </w:rPr>
           <w:tab/>
-          <w:t xml:space="preserve">45</w:t>
+          <w:t xml:space="preserve">46</w:t>
         </w:r>
       </w:hyperlink>
     </w:p>
@@ -21304,6 +21437,85 @@
     </w:p>
     <w:p>
       <w:pPr>
+        <w:spacing w:after="140" w:line="300"/>
+      </w:pPr>
+      <w:r>
+        <w:rPr>
+          <w:rFonts w:ascii="Arial" w:cs="Arial" w:eastAsia="Arial" w:hAnsi="Arial"/>
+          <w:b/>
+          <w:bCs/>
+          <w:color w:val="1B2118"/>
+          <w:sz w:val="21"/>
+          <w:szCs w:val="21"/>
+        </w:rPr>
+        <w:t xml:space="preserve">Copie di sicurezza e ripristino</w:t>
+      </w:r>
+      <w:r>
+        <w:rPr>
+          <w:rFonts w:ascii="Arial" w:cs="Arial" w:eastAsia="Arial" w:hAnsi="Arial"/>
+          <w:color w:val="1B2118"/>
+          <w:sz w:val="21"/>
+          <w:szCs w:val="21"/>
+        </w:rPr>
+        <w:t xml:space="preserve">: procedure complete in </w:t>
+      </w:r>
+      <w:r>
+        <w:rPr>
+          <w:rFonts w:ascii="Consolas" w:cs="Consolas" w:eastAsia="Consolas" w:hAnsi="Consolas"/>
+          <w:color w:val="2F5D3A"/>
+          <w:sz w:val="21"/>
+          <w:szCs w:val="21"/>
+        </w:rPr>
+        <w:t xml:space="preserve">docs/ripristino.md</w:t>
+      </w:r>
+      <w:r>
+        <w:rPr>
+          <w:rFonts w:ascii="Arial" w:cs="Arial" w:eastAsia="Arial" w:hAnsi="Arial"/>
+          <w:color w:val="1B2118"/>
+          <w:sz w:val="21"/>
+          <w:szCs w:val="21"/>
+        </w:rPr>
+        <w:t xml:space="preserve"> (Istruzioni di ripristino, Word e PDF in </w:t>
+      </w:r>
+      <w:r>
+        <w:rPr>
+          <w:rFonts w:ascii="Consolas" w:cs="Consolas" w:eastAsia="Consolas" w:hAnsi="Consolas"/>
+          <w:color w:val="2F5D3A"/>
+          <w:sz w:val="21"/>
+          <w:szCs w:val="21"/>
+        </w:rPr>
+        <w:t xml:space="preserve">public/documentazione/</w:t>
+      </w:r>
+      <w:r>
+        <w:rPr>
+          <w:rFonts w:ascii="Arial" w:cs="Arial" w:eastAsia="Arial" w:hAnsi="Arial"/>
+          <w:color w:val="1B2118"/>
+          <w:sz w:val="21"/>
+          <w:szCs w:val="21"/>
+        </w:rPr>
+        <w:t xml:space="preserve">). Contiene la mappa di dove stanno codice e dati, il calendario delle copie (archivio di backup, ramo </w:t>
+      </w:r>
+      <w:r>
+        <w:rPr>
+          <w:rFonts w:ascii="Consolas" w:cs="Consolas" w:eastAsia="Consolas" w:hAnsi="Consolas"/>
+          <w:color w:val="2F5D3A"/>
+          <w:sz w:val="21"/>
+          <w:szCs w:val="21"/>
+        </w:rPr>
+        <w:t xml:space="preserve">snapshot-&lt;data&gt;</w:t>
+      </w:r>
+      <w:r>
+        <w:rPr>
+          <w:rFonts w:ascii="Arial" w:cs="Arial" w:eastAsia="Arial" w:hAnsi="Arial"/>
+          <w:color w:val="1B2118"/>
+          <w:sz w:val="21"/>
+          <w:szCs w:val="21"/>
+        </w:rPr>
+        <w:t xml:space="preserve"> su GitHub, copia manuale di database e file con la Supabase CLI) e il ripristino di GitHub, Vercel, Supabase (pausa, dati cancellati, ricostruzione da zero con gli script 01-27), Resend e progetto Claude. Si aggiorna quando cambiano servizi, script, funzioni o chiavi.</w:t>
+      </w:r>
+    </w:p>
+    <w:p>
+      <w:pPr>
         <w:pStyle w:val="Heading1"/>
         <w:pageBreakBefore/>
         <w:pBdr>
@@ -21355,6 +21567,72 @@
           <w:szCs w:val="25"/>
         </w:rPr>
         <w:t xml:space="preserve">19 ottobre 2026</w:t>
+      </w:r>
+    </w:p>
+    <w:p>
+      <w:pPr>
+        <w:pStyle w:val="ListParagraph"/>
+        <w:numPr>
+          <w:ilvl w:val="0"/>
+          <w:numId w:val="3"/>
+        </w:numPr>
+        <w:spacing w:after="70" w:line="290"/>
+      </w:pPr>
+      <w:r>
+        <w:rPr>
+          <w:rFonts w:ascii="Arial" w:cs="Arial" w:eastAsia="Arial" w:hAnsi="Arial"/>
+          <w:b/>
+          <w:bCs/>
+          <w:color w:val="1B2118"/>
+          <w:sz w:val="21"/>
+          <w:szCs w:val="21"/>
+        </w:rPr>
+        <w:t xml:space="preserve">Copie di sicurezza e istruzioni di ripristino</w:t>
+      </w:r>
+      <w:r>
+        <w:rPr>
+          <w:rFonts w:ascii="Arial" w:cs="Arial" w:eastAsia="Arial" w:hAnsi="Arial"/>
+          <w:color w:val="1B2118"/>
+          <w:sz w:val="21"/>
+          <w:szCs w:val="21"/>
+        </w:rPr>
+        <w:t xml:space="preserve"> — archivio di backup completo (codice con storia completa, manuali, presentazione, documenti ufficiali, documenti e memoria del progetto Claude, artefatti in PDF, materiale ricevuto), ramo </w:t>
+      </w:r>
+      <w:r>
+        <w:rPr>
+          <w:rFonts w:ascii="Consolas" w:cs="Consolas" w:eastAsia="Consolas" w:hAnsi="Consolas"/>
+          <w:color w:val="2F5D3A"/>
+          <w:sz w:val="21"/>
+          <w:szCs w:val="21"/>
+        </w:rPr>
+        <w:t xml:space="preserve">snapshot-2026-10-19</w:t>
+      </w:r>
+      <w:r>
+        <w:rPr>
+          <w:rFonts w:ascii="Arial" w:cs="Arial" w:eastAsia="Arial" w:hAnsi="Arial"/>
+          <w:color w:val="1B2118"/>
+          <w:sz w:val="21"/>
+          <w:szCs w:val="21"/>
+        </w:rPr>
+        <w:t xml:space="preserve"> su GitHub con la versione della presentazione, nuovo documento «Istruzioni di ripristino» (</w:t>
+      </w:r>
+      <w:r>
+        <w:rPr>
+          <w:rFonts w:ascii="Consolas" w:cs="Consolas" w:eastAsia="Consolas" w:hAnsi="Consolas"/>
+          <w:color w:val="2F5D3A"/>
+          <w:sz w:val="21"/>
+          <w:szCs w:val="21"/>
+        </w:rPr>
+        <w:t xml:space="preserve">docs/ripristino.md</w:t>
+      </w:r>
+      <w:r>
+        <w:rPr>
+          <w:rFonts w:ascii="Arial" w:cs="Arial" w:eastAsia="Arial" w:hAnsi="Arial"/>
+          <w:color w:val="1B2118"/>
+          <w:sz w:val="21"/>
+          <w:szCs w:val="21"/>
+        </w:rPr>
+        <w:t xml:space="preserve">, rev. 1.0) scaricabile dalla pagina Documentazione.</w:t>
       </w:r>
     </w:p>
     <w:p>
@@ -25306,9 +25584,9 @@
         <w:tblLayout w:type="fixed"/>
       </w:tblPr>
       <w:tblGrid>
-        <w:gridCol w:w="2754"/>
-        <w:gridCol w:w="3442"/>
-        <w:gridCol w:w="3442"/>
+        <w:gridCol w:w="2758"/>
+        <w:gridCol w:w="3440"/>
+        <w:gridCol w:w="3440"/>
       </w:tblGrid>
       <w:tr>
         <w:trPr>
@@ -25316,7 +25594,7 @@
         </w:trPr>
         <w:tc>
           <w:tcPr>
-            <w:tcW w:type="dxa" w:w="2754"/>
+            <w:tcW w:type="dxa" w:w="2758"/>
             <w:tcBorders>
               <w:top w:val="single" w:color="D9D4C5" w:sz="4"/>
               <w:left w:val="single" w:color="D9D4C5" w:sz="4"/>
@@ -25351,7 +25629,7 @@
         </w:tc>
         <w:tc>
           <w:tcPr>
-            <w:tcW w:type="dxa" w:w="3442"/>
+            <w:tcW w:type="dxa" w:w="3440"/>
             <w:tcBorders>
               <w:top w:val="single" w:color="D9D4C5" w:sz="4"/>
               <w:left w:val="single" w:color="D9D4C5" w:sz="4"/>
@@ -25386,7 +25664,7 @@
         </w:tc>
         <w:tc>
           <w:tcPr>
-            <w:tcW w:type="dxa" w:w="3442"/>
+            <w:tcW w:type="dxa" w:w="3440"/>
             <w:tcBorders>
               <w:top w:val="single" w:color="D9D4C5" w:sz="4"/>
               <w:left w:val="single" w:color="D9D4C5" w:sz="4"/>
@@ -25426,7 +25704,7 @@
         </w:trPr>
         <w:tc>
           <w:tcPr>
-            <w:tcW w:type="dxa" w:w="2754"/>
+            <w:tcW w:type="dxa" w:w="2758"/>
             <w:tcBorders>
               <w:top w:val="single" w:color="D9D4C5" w:sz="4"/>
               <w:left w:val="single" w:color="D9D4C5" w:sz="4"/>
@@ -25458,7 +25736,7 @@
         </w:tc>
         <w:tc>
           <w:tcPr>
-            <w:tcW w:type="dxa" w:w="3442"/>
+            <w:tcW w:type="dxa" w:w="3440"/>
             <w:tcBorders>
               <w:top w:val="single" w:color="D9D4C5" w:sz="4"/>
               <w:left w:val="single" w:color="D9D4C5" w:sz="4"/>
@@ -25486,7 +25764,7 @@
               </w:rPr>
               <w:t xml:space="preserve">Claude Doc: </w:t>
             </w:r>
-            <w:hyperlink w:history="1" r:id="rIdo2w45vomy4e90ximqnjtq">
+            <w:hyperlink w:history="1" r:id="rIdhe5_ul6400jgrup3z4l3j">
               <w:r>
                 <w:rPr>
                   <w:rFonts w:ascii="Arial" w:cs="Arial" w:eastAsia="Arial" w:hAnsi="Arial"/>
@@ -25502,7 +25780,7 @@
         </w:tc>
         <w:tc>
           <w:tcPr>
-            <w:tcW w:type="dxa" w:w="3442"/>
+            <w:tcW w:type="dxa" w:w="3440"/>
             <w:tcBorders>
               <w:top w:val="single" w:color="D9D4C5" w:sz="4"/>
               <w:left w:val="single" w:color="D9D4C5" w:sz="4"/>
@@ -25539,7 +25817,7 @@
         </w:trPr>
         <w:tc>
           <w:tcPr>
-            <w:tcW w:type="dxa" w:w="2754"/>
+            <w:tcW w:type="dxa" w:w="2758"/>
             <w:tcBorders>
               <w:top w:val="single" w:color="D9D4C5" w:sz="4"/>
               <w:left w:val="single" w:color="D9D4C5" w:sz="4"/>
@@ -25572,7 +25850,7 @@
         </w:tc>
         <w:tc>
           <w:tcPr>
-            <w:tcW w:type="dxa" w:w="3442"/>
+            <w:tcW w:type="dxa" w:w="3440"/>
             <w:tcBorders>
               <w:top w:val="single" w:color="D9D4C5" w:sz="4"/>
               <w:left w:val="single" w:color="D9D4C5" w:sz="4"/>
@@ -25614,7 +25892,7 @@
         </w:tc>
         <w:tc>
           <w:tcPr>
-            <w:tcW w:type="dxa" w:w="3442"/>
+            <w:tcW w:type="dxa" w:w="3440"/>
             <w:tcBorders>
               <w:top w:val="single" w:color="D9D4C5" w:sz="4"/>
               <w:left w:val="single" w:color="D9D4C5" w:sz="4"/>
@@ -25652,7 +25930,7 @@
         </w:trPr>
         <w:tc>
           <w:tcPr>
-            <w:tcW w:type="dxa" w:w="2754"/>
+            <w:tcW w:type="dxa" w:w="2758"/>
             <w:tcBorders>
               <w:top w:val="single" w:color="D9D4C5" w:sz="4"/>
               <w:left w:val="single" w:color="D9D4C5" w:sz="4"/>
@@ -25684,7 +25962,7 @@
         </w:tc>
         <w:tc>
           <w:tcPr>
-            <w:tcW w:type="dxa" w:w="3442"/>
+            <w:tcW w:type="dxa" w:w="3440"/>
             <w:tcBorders>
               <w:top w:val="single" w:color="D9D4C5" w:sz="4"/>
               <w:left w:val="single" w:color="D9D4C5" w:sz="4"/>
@@ -25734,7 +26012,7 @@
         </w:tc>
         <w:tc>
           <w:tcPr>
-            <w:tcW w:type="dxa" w:w="3442"/>
+            <w:tcW w:type="dxa" w:w="3440"/>
             <w:tcBorders>
               <w:top w:val="single" w:color="D9D4C5" w:sz="4"/>
               <w:left w:val="single" w:color="D9D4C5" w:sz="4"/>
@@ -25771,7 +26049,7 @@
         </w:trPr>
         <w:tc>
           <w:tcPr>
-            <w:tcW w:type="dxa" w:w="2754"/>
+            <w:tcW w:type="dxa" w:w="2758"/>
             <w:tcBorders>
               <w:top w:val="single" w:color="D9D4C5" w:sz="4"/>
               <w:left w:val="single" w:color="D9D4C5" w:sz="4"/>
@@ -25804,7 +26082,7 @@
         </w:tc>
         <w:tc>
           <w:tcPr>
-            <w:tcW w:type="dxa" w:w="3442"/>
+            <w:tcW w:type="dxa" w:w="3440"/>
             <w:tcBorders>
               <w:top w:val="single" w:color="D9D4C5" w:sz="4"/>
               <w:left w:val="single" w:color="D9D4C5" w:sz="4"/>
@@ -25833,7 +26111,7 @@
               </w:rPr>
               <w:t xml:space="preserve">Claude Doc: </w:t>
             </w:r>
-            <w:hyperlink w:history="1" r:id="rIdoq5duggdlytiu89psftoq">
+            <w:hyperlink w:history="1" r:id="rIdrgwr0tb2qz29-eomnxrel">
               <w:r>
                 <w:rPr>
                   <w:rFonts w:ascii="Arial" w:cs="Arial" w:eastAsia="Arial" w:hAnsi="Arial"/>
@@ -25858,7 +26136,7 @@
         </w:tc>
         <w:tc>
           <w:tcPr>
-            <w:tcW w:type="dxa" w:w="3442"/>
+            <w:tcW w:type="dxa" w:w="3440"/>
             <w:tcBorders>
               <w:top w:val="single" w:color="D9D4C5" w:sz="4"/>
               <w:left w:val="single" w:color="D9D4C5" w:sz="4"/>
@@ -25925,7 +26203,7 @@
         </w:trPr>
         <w:tc>
           <w:tcPr>
-            <w:tcW w:type="dxa" w:w="2754"/>
+            <w:tcW w:type="dxa" w:w="2758"/>
             <w:tcBorders>
               <w:top w:val="single" w:color="D9D4C5" w:sz="4"/>
               <w:left w:val="single" w:color="D9D4C5" w:sz="4"/>
@@ -25957,7 +26235,7 @@
         </w:tc>
         <w:tc>
           <w:tcPr>
-            <w:tcW w:type="dxa" w:w="3442"/>
+            <w:tcW w:type="dxa" w:w="3440"/>
             <w:tcBorders>
               <w:top w:val="single" w:color="D9D4C5" w:sz="4"/>
               <w:left w:val="single" w:color="D9D4C5" w:sz="4"/>
@@ -26025,7 +26303,7 @@
         </w:tc>
         <w:tc>
           <w:tcPr>
-            <w:tcW w:type="dxa" w:w="3442"/>
+            <w:tcW w:type="dxa" w:w="3440"/>
             <w:tcBorders>
               <w:top w:val="single" w:color="D9D4C5" w:sz="4"/>
               <w:left w:val="single" w:color="D9D4C5" w:sz="4"/>
@@ -26062,7 +26340,7 @@
         </w:trPr>
         <w:tc>
           <w:tcPr>
-            <w:tcW w:type="dxa" w:w="2754"/>
+            <w:tcW w:type="dxa" w:w="2758"/>
             <w:tcBorders>
               <w:top w:val="single" w:color="D9D4C5" w:sz="4"/>
               <w:left w:val="single" w:color="D9D4C5" w:sz="4"/>
@@ -26095,7 +26373,7 @@
         </w:tc>
         <w:tc>
           <w:tcPr>
-            <w:tcW w:type="dxa" w:w="3442"/>
+            <w:tcW w:type="dxa" w:w="3440"/>
             <w:tcBorders>
               <w:top w:val="single" w:color="D9D4C5" w:sz="4"/>
               <w:left w:val="single" w:color="D9D4C5" w:sz="4"/>
@@ -26173,7 +26451,7 @@
         </w:tc>
         <w:tc>
           <w:tcPr>
-            <w:tcW w:type="dxa" w:w="3442"/>
+            <w:tcW w:type="dxa" w:w="3440"/>
             <w:tcBorders>
               <w:top w:val="single" w:color="D9D4C5" w:sz="4"/>
               <w:left w:val="single" w:color="D9D4C5" w:sz="4"/>
@@ -26211,7 +26489,7 @@
         </w:trPr>
         <w:tc>
           <w:tcPr>
-            <w:tcW w:type="dxa" w:w="2754"/>
+            <w:tcW w:type="dxa" w:w="2758"/>
             <w:tcBorders>
               <w:top w:val="single" w:color="D9D4C5" w:sz="4"/>
               <w:left w:val="single" w:color="D9D4C5" w:sz="4"/>
@@ -26243,7 +26521,7 @@
         </w:tc>
         <w:tc>
           <w:tcPr>
-            <w:tcW w:type="dxa" w:w="3442"/>
+            <w:tcW w:type="dxa" w:w="3440"/>
             <w:tcBorders>
               <w:top w:val="single" w:color="D9D4C5" w:sz="4"/>
               <w:left w:val="single" w:color="D9D4C5" w:sz="4"/>
@@ -26338,7 +26616,7 @@
         </w:tc>
         <w:tc>
           <w:tcPr>
-            <w:tcW w:type="dxa" w:w="3442"/>
+            <w:tcW w:type="dxa" w:w="3440"/>
             <w:tcBorders>
               <w:top w:val="single" w:color="D9D4C5" w:sz="4"/>
               <w:left w:val="single" w:color="D9D4C5" w:sz="4"/>
@@ -26375,7 +26653,7 @@
         </w:trPr>
         <w:tc>
           <w:tcPr>
-            <w:tcW w:type="dxa" w:w="2754"/>
+            <w:tcW w:type="dxa" w:w="2758"/>
             <w:tcBorders>
               <w:top w:val="single" w:color="D9D4C5" w:sz="4"/>
               <w:left w:val="single" w:color="D9D4C5" w:sz="4"/>
@@ -26408,7 +26686,7 @@
         </w:tc>
         <w:tc>
           <w:tcPr>
-            <w:tcW w:type="dxa" w:w="3442"/>
+            <w:tcW w:type="dxa" w:w="3440"/>
             <w:tcBorders>
               <w:top w:val="single" w:color="D9D4C5" w:sz="4"/>
               <w:left w:val="single" w:color="D9D4C5" w:sz="4"/>
@@ -26437,7 +26715,7 @@
               </w:rPr>
               <w:t xml:space="preserve">Claude Doc: </w:t>
             </w:r>
-            <w:hyperlink w:history="1" r:id="rIddfhoqmoz8o9s4post7ngs">
+            <w:hyperlink w:history="1" r:id="rId_qgqnfpeh9ad_5krr78fn">
               <w:r>
                 <w:rPr>
                   <w:rFonts w:ascii="Arial" w:cs="Arial" w:eastAsia="Arial" w:hAnsi="Arial"/>
@@ -26462,7 +26740,7 @@
         </w:tc>
         <w:tc>
           <w:tcPr>
-            <w:tcW w:type="dxa" w:w="3442"/>
+            <w:tcW w:type="dxa" w:w="3440"/>
             <w:tcBorders>
               <w:top w:val="single" w:color="D9D4C5" w:sz="4"/>
               <w:left w:val="single" w:color="D9D4C5" w:sz="4"/>
@@ -26529,7 +26807,7 @@
         </w:trPr>
         <w:tc>
           <w:tcPr>
-            <w:tcW w:type="dxa" w:w="2754"/>
+            <w:tcW w:type="dxa" w:w="2758"/>
             <w:tcBorders>
               <w:top w:val="single" w:color="D9D4C5" w:sz="4"/>
               <w:left w:val="single" w:color="D9D4C5" w:sz="4"/>
@@ -26561,7 +26839,7 @@
         </w:tc>
         <w:tc>
           <w:tcPr>
-            <w:tcW w:type="dxa" w:w="3442"/>
+            <w:tcW w:type="dxa" w:w="3440"/>
             <w:tcBorders>
               <w:top w:val="single" w:color="D9D4C5" w:sz="4"/>
               <w:left w:val="single" w:color="D9D4C5" w:sz="4"/>
@@ -26611,7 +26889,7 @@
         </w:tc>
         <w:tc>
           <w:tcPr>
-            <w:tcW w:type="dxa" w:w="3442"/>
+            <w:tcW w:type="dxa" w:w="3440"/>
             <w:tcBorders>
               <w:top w:val="single" w:color="D9D4C5" w:sz="4"/>
               <w:left w:val="single" w:color="D9D4C5" w:sz="4"/>
@@ -26648,7 +26926,7 @@
         </w:trPr>
         <w:tc>
           <w:tcPr>
-            <w:tcW w:type="dxa" w:w="2754"/>
+            <w:tcW w:type="dxa" w:w="2758"/>
             <w:tcBorders>
               <w:top w:val="single" w:color="D9D4C5" w:sz="4"/>
               <w:left w:val="single" w:color="D9D4C5" w:sz="4"/>
@@ -26681,7 +26959,7 @@
         </w:tc>
         <w:tc>
           <w:tcPr>
-            <w:tcW w:type="dxa" w:w="3442"/>
+            <w:tcW w:type="dxa" w:w="3440"/>
             <w:tcBorders>
               <w:top w:val="single" w:color="D9D4C5" w:sz="4"/>
               <w:left w:val="single" w:color="D9D4C5" w:sz="4"/>
@@ -26714,7 +26992,7 @@
         </w:tc>
         <w:tc>
           <w:tcPr>
-            <w:tcW w:type="dxa" w:w="3442"/>
+            <w:tcW w:type="dxa" w:w="3440"/>
             <w:tcBorders>
               <w:top w:val="single" w:color="D9D4C5" w:sz="4"/>
               <w:left w:val="single" w:color="D9D4C5" w:sz="4"/>
@@ -26752,7 +27030,7 @@
         </w:trPr>
         <w:tc>
           <w:tcPr>
-            <w:tcW w:type="dxa" w:w="2754"/>
+            <w:tcW w:type="dxa" w:w="2758"/>
             <w:tcBorders>
               <w:top w:val="single" w:color="D9D4C5" w:sz="4"/>
               <w:left w:val="single" w:color="D9D4C5" w:sz="4"/>
@@ -26784,7 +27062,7 @@
         </w:tc>
         <w:tc>
           <w:tcPr>
-            <w:tcW w:type="dxa" w:w="3442"/>
+            <w:tcW w:type="dxa" w:w="3440"/>
             <w:tcBorders>
               <w:top w:val="single" w:color="D9D4C5" w:sz="4"/>
               <w:left w:val="single" w:color="D9D4C5" w:sz="4"/>
@@ -26816,7 +27094,7 @@
         </w:tc>
         <w:tc>
           <w:tcPr>
-            <w:tcW w:type="dxa" w:w="3442"/>
+            <w:tcW w:type="dxa" w:w="3440"/>
             <w:tcBorders>
               <w:top w:val="single" w:color="D9D4C5" w:sz="4"/>
               <w:left w:val="single" w:color="D9D4C5" w:sz="4"/>
@@ -26853,7 +27131,7 @@
         </w:trPr>
         <w:tc>
           <w:tcPr>
-            <w:tcW w:type="dxa" w:w="2754"/>
+            <w:tcW w:type="dxa" w:w="2758"/>
             <w:tcBorders>
               <w:top w:val="single" w:color="D9D4C5" w:sz="4"/>
               <w:left w:val="single" w:color="D9D4C5" w:sz="4"/>
@@ -26886,7 +27164,7 @@
         </w:tc>
         <w:tc>
           <w:tcPr>
-            <w:tcW w:type="dxa" w:w="3442"/>
+            <w:tcW w:type="dxa" w:w="3440"/>
             <w:tcBorders>
               <w:top w:val="single" w:color="D9D4C5" w:sz="4"/>
               <w:left w:val="single" w:color="D9D4C5" w:sz="4"/>
@@ -26919,7 +27197,7 @@
         </w:tc>
         <w:tc>
           <w:tcPr>
-            <w:tcW w:type="dxa" w:w="3442"/>
+            <w:tcW w:type="dxa" w:w="3440"/>
             <w:tcBorders>
               <w:top w:val="single" w:color="D9D4C5" w:sz="4"/>
               <w:left w:val="single" w:color="D9D4C5" w:sz="4"/>
@@ -26957,7 +27235,7 @@
         </w:trPr>
         <w:tc>
           <w:tcPr>
-            <w:tcW w:type="dxa" w:w="2754"/>
+            <w:tcW w:type="dxa" w:w="2758"/>
             <w:tcBorders>
               <w:top w:val="single" w:color="D9D4C5" w:sz="4"/>
               <w:left w:val="single" w:color="D9D4C5" w:sz="4"/>
@@ -26989,26 +27267,26 @@
         </w:tc>
         <w:tc>
           <w:tcPr>
-            <w:tcW w:type="dxa" w:w="3442"/>
-            <w:tcBorders>
-              <w:top w:val="single" w:color="D9D4C5" w:sz="4"/>
-              <w:left w:val="single" w:color="D9D4C5" w:sz="4"/>
-              <w:bottom w:val="single" w:color="D9D4C5" w:sz="4"/>
-              <w:right w:val="single" w:color="D9D4C5" w:sz="4"/>
-            </w:tcBorders>
-            <w:tcMar>
-              <w:top w:type="dxa" w:w="70"/>
-              <w:left w:type="dxa" w:w="110"/>
-              <w:bottom w:type="dxa" w:w="70"/>
-              <w:right w:type="dxa" w:w="110"/>
-            </w:tcMar>
-            <w:vAlign w:val="center"/>
-          </w:tcPr>
-          <w:p>
-            <w:pPr>
-              <w:spacing w:after="0" w:before="0"/>
-            </w:pPr>
-            <w:hyperlink w:history="1" r:id="rIdf3nqwk1qo8lw3lk02tnqq">
+            <w:tcW w:type="dxa" w:w="3440"/>
+            <w:tcBorders>
+              <w:top w:val="single" w:color="D9D4C5" w:sz="4"/>
+              <w:left w:val="single" w:color="D9D4C5" w:sz="4"/>
+              <w:bottom w:val="single" w:color="D9D4C5" w:sz="4"/>
+              <w:right w:val="single" w:color="D9D4C5" w:sz="4"/>
+            </w:tcBorders>
+            <w:tcMar>
+              <w:top w:type="dxa" w:w="70"/>
+              <w:left w:type="dxa" w:w="110"/>
+              <w:bottom w:type="dxa" w:w="70"/>
+              <w:right w:type="dxa" w:w="110"/>
+            </w:tcMar>
+            <w:vAlign w:val="center"/>
+          </w:tcPr>
+          <w:p>
+            <w:pPr>
+              <w:spacing w:after="0" w:before="0"/>
+            </w:pPr>
+            <w:hyperlink w:history="1" r:id="rIddbmhecqrrz_bc4mhj2aua">
               <w:r>
                 <w:rPr>
                   <w:rFonts w:ascii="Arial" w:cs="Arial" w:eastAsia="Arial" w:hAnsi="Arial"/>
@@ -27033,7 +27311,7 @@
         </w:tc>
         <w:tc>
           <w:tcPr>
-            <w:tcW w:type="dxa" w:w="3442"/>
+            <w:tcW w:type="dxa" w:w="3440"/>
             <w:tcBorders>
               <w:top w:val="single" w:color="D9D4C5" w:sz="4"/>
               <w:left w:val="single" w:color="D9D4C5" w:sz="4"/>
@@ -27070,7 +27348,7 @@
         </w:trPr>
         <w:tc>
           <w:tcPr>
-            <w:tcW w:type="dxa" w:w="2754"/>
+            <w:tcW w:type="dxa" w:w="2758"/>
             <w:tcBorders>
               <w:top w:val="single" w:color="D9D4C5" w:sz="4"/>
               <w:left w:val="single" w:color="D9D4C5" w:sz="4"/>
@@ -27103,7 +27381,7 @@
         </w:tc>
         <w:tc>
           <w:tcPr>
-            <w:tcW w:type="dxa" w:w="3442"/>
+            <w:tcW w:type="dxa" w:w="3440"/>
             <w:tcBorders>
               <w:top w:val="single" w:color="D9D4C5" w:sz="4"/>
               <w:left w:val="single" w:color="D9D4C5" w:sz="4"/>
@@ -27136,7 +27414,7 @@
         </w:tc>
         <w:tc>
           <w:tcPr>
-            <w:tcW w:type="dxa" w:w="3442"/>
+            <w:tcW w:type="dxa" w:w="3440"/>
             <w:tcBorders>
               <w:top w:val="single" w:color="D9D4C5" w:sz="4"/>
               <w:left w:val="single" w:color="D9D4C5" w:sz="4"/>
@@ -27186,6 +27464,301 @@
                 <w:szCs w:val="18"/>
               </w:rPr>
               <w:t xml:space="preserve">Metodologia CWP v1.2</w:t>
+            </w:r>
+          </w:p>
+        </w:tc>
+      </w:tr>
+      <w:tr>
+        <w:trPr>
+          <w:cantSplit/>
+        </w:trPr>
+        <w:tc>
+          <w:tcPr>
+            <w:tcW w:type="dxa" w:w="2758"/>
+            <w:tcBorders>
+              <w:top w:val="single" w:color="D9D4C5" w:sz="4"/>
+              <w:left w:val="single" w:color="D9D4C5" w:sz="4"/>
+              <w:bottom w:val="single" w:color="D9D4C5" w:sz="4"/>
+              <w:right w:val="single" w:color="D9D4C5" w:sz="4"/>
+            </w:tcBorders>
+            <w:tcMar>
+              <w:top w:type="dxa" w:w="70"/>
+              <w:left w:type="dxa" w:w="110"/>
+              <w:bottom w:type="dxa" w:w="70"/>
+              <w:right w:type="dxa" w:w="110"/>
+            </w:tcMar>
+            <w:vAlign w:val="center"/>
+          </w:tcPr>
+          <w:p>
+            <w:pPr>
+              <w:spacing w:after="0" w:before="0"/>
+            </w:pPr>
+            <w:r>
+              <w:rPr>
+                <w:rFonts w:ascii="Arial" w:cs="Arial" w:eastAsia="Arial" w:hAnsi="Arial"/>
+                <w:color w:val="1B2118"/>
+                <w:sz w:val="18"/>
+                <w:szCs w:val="18"/>
+              </w:rPr>
+              <w:t xml:space="preserve">Istruzioni di ripristino in Word/PDF</w:t>
+            </w:r>
+          </w:p>
+        </w:tc>
+        <w:tc>
+          <w:tcPr>
+            <w:tcW w:type="dxa" w:w="3440"/>
+            <w:tcBorders>
+              <w:top w:val="single" w:color="D9D4C5" w:sz="4"/>
+              <w:left w:val="single" w:color="D9D4C5" w:sz="4"/>
+              <w:bottom w:val="single" w:color="D9D4C5" w:sz="4"/>
+              <w:right w:val="single" w:color="D9D4C5" w:sz="4"/>
+            </w:tcBorders>
+            <w:tcMar>
+              <w:top w:type="dxa" w:w="70"/>
+              <w:left w:type="dxa" w:w="110"/>
+              <w:bottom w:type="dxa" w:w="70"/>
+              <w:right w:type="dxa" w:w="110"/>
+            </w:tcMar>
+            <w:vAlign w:val="center"/>
+          </w:tcPr>
+          <w:p>
+            <w:pPr>
+              <w:spacing w:after="0" w:before="0"/>
+            </w:pPr>
+            <w:r>
+              <w:rPr>
+                <w:rFonts w:ascii="Consolas" w:cs="Consolas" w:eastAsia="Consolas" w:hAnsi="Consolas"/>
+                <w:color w:val="2F5D3A"/>
+                <w:sz w:val="18"/>
+                <w:szCs w:val="18"/>
+              </w:rPr>
+              <w:t xml:space="preserve">docs/ripristino.md</w:t>
+            </w:r>
+            <w:r>
+              <w:rPr>
+                <w:rFonts w:ascii="Arial" w:cs="Arial" w:eastAsia="Arial" w:hAnsi="Arial"/>
+                <w:color w:val="1B2118"/>
+                <w:sz w:val="18"/>
+                <w:szCs w:val="18"/>
+              </w:rPr>
+              <w:t xml:space="preserve"> → </w:t>
+            </w:r>
+            <w:r>
+              <w:rPr>
+                <w:rFonts w:ascii="Consolas" w:cs="Consolas" w:eastAsia="Consolas" w:hAnsi="Consolas"/>
+                <w:color w:val="2F5D3A"/>
+                <w:sz w:val="18"/>
+                <w:szCs w:val="18"/>
+              </w:rPr>
+              <w:t xml:space="preserve">public/documentazione/Istruzioni_Ripristino_Portale_CWP.docx</w:t>
+            </w:r>
+            <w:r>
+              <w:rPr>
+                <w:rFonts w:ascii="Arial" w:cs="Arial" w:eastAsia="Arial" w:hAnsi="Arial"/>
+                <w:color w:val="1B2118"/>
+                <w:sz w:val="18"/>
+                <w:szCs w:val="18"/>
+              </w:rPr>
+              <w:t xml:space="preserve"> e </w:t>
+            </w:r>
+            <w:r>
+              <w:rPr>
+                <w:rFonts w:ascii="Consolas" w:cs="Consolas" w:eastAsia="Consolas" w:hAnsi="Consolas"/>
+                <w:color w:val="2F5D3A"/>
+                <w:sz w:val="18"/>
+                <w:szCs w:val="18"/>
+              </w:rPr>
+              <w:t xml:space="preserve">.pdf</w:t>
+            </w:r>
+            <w:r>
+              <w:rPr>
+                <w:rFonts w:ascii="Arial" w:cs="Arial" w:eastAsia="Arial" w:hAnsi="Arial"/>
+                <w:color w:val="1B2118"/>
+                <w:sz w:val="18"/>
+                <w:szCs w:val="18"/>
+              </w:rPr>
+              <w:t xml:space="preserve">, scaricabile da </w:t>
+            </w:r>
+            <w:r>
+              <w:rPr>
+                <w:rFonts w:ascii="Consolas" w:cs="Consolas" w:eastAsia="Consolas" w:hAnsi="Consolas"/>
+                <w:color w:val="2F5D3A"/>
+                <w:sz w:val="18"/>
+                <w:szCs w:val="18"/>
+              </w:rPr>
+              <w:t xml:space="preserve">/documentazione</w:t>
+            </w:r>
+            <w:r>
+              <w:rPr>
+                <w:rFonts w:ascii="Arial" w:cs="Arial" w:eastAsia="Arial" w:hAnsi="Arial"/>
+                <w:color w:val="1B2118"/>
+                <w:sz w:val="18"/>
+                <w:szCs w:val="18"/>
+              </w:rPr>
+              <w:t xml:space="preserve"> (Admin)</w:t>
+            </w:r>
+          </w:p>
+        </w:tc>
+        <w:tc>
+          <w:tcPr>
+            <w:tcW w:type="dxa" w:w="3440"/>
+            <w:tcBorders>
+              <w:top w:val="single" w:color="D9D4C5" w:sz="4"/>
+              <w:left w:val="single" w:color="D9D4C5" w:sz="4"/>
+              <w:bottom w:val="single" w:color="D9D4C5" w:sz="4"/>
+              <w:right w:val="single" w:color="D9D4C5" w:sz="4"/>
+            </w:tcBorders>
+            <w:tcMar>
+              <w:top w:type="dxa" w:w="70"/>
+              <w:left w:type="dxa" w:w="110"/>
+              <w:bottom w:type="dxa" w:w="70"/>
+              <w:right w:type="dxa" w:w="110"/>
+            </w:tcMar>
+            <w:vAlign w:val="center"/>
+          </w:tcPr>
+          <w:p>
+            <w:pPr>
+              <w:spacing w:after="0" w:before="0"/>
+            </w:pPr>
+            <w:r>
+              <w:rPr>
+                <w:rFonts w:ascii="Arial" w:cs="Arial" w:eastAsia="Arial" w:hAnsi="Arial"/>
+                <w:color w:val="1B2118"/>
+                <w:sz w:val="18"/>
+                <w:szCs w:val="18"/>
+              </w:rPr>
+              <w:t xml:space="preserve">Copie di sicurezza e ripristino di GitHub, Vercel, Supabase, Resend e progetto Claude</w:t>
+            </w:r>
+          </w:p>
+        </w:tc>
+      </w:tr>
+      <w:tr>
+        <w:trPr>
+          <w:cantSplit/>
+        </w:trPr>
+        <w:tc>
+          <w:tcPr>
+            <w:tcW w:type="dxa" w:w="2758"/>
+            <w:tcBorders>
+              <w:top w:val="single" w:color="D9D4C5" w:sz="4"/>
+              <w:left w:val="single" w:color="D9D4C5" w:sz="4"/>
+              <w:bottom w:val="single" w:color="D9D4C5" w:sz="4"/>
+              <w:right w:val="single" w:color="D9D4C5" w:sz="4"/>
+            </w:tcBorders>
+            <w:shd w:fill="F6F4EE" w:color="auto" w:val="clear"/>
+            <w:tcMar>
+              <w:top w:type="dxa" w:w="70"/>
+              <w:left w:type="dxa" w:w="110"/>
+              <w:bottom w:type="dxa" w:w="70"/>
+              <w:right w:type="dxa" w:w="110"/>
+            </w:tcMar>
+            <w:vAlign w:val="center"/>
+          </w:tcPr>
+          <w:p>
+            <w:pPr>
+              <w:spacing w:after="0" w:before="0"/>
+            </w:pPr>
+            <w:r>
+              <w:rPr>
+                <w:rFonts w:ascii="Arial" w:cs="Arial" w:eastAsia="Arial" w:hAnsi="Arial"/>
+                <w:color w:val="1B2118"/>
+                <w:sz w:val="18"/>
+                <w:szCs w:val="18"/>
+              </w:rPr>
+              <w:t xml:space="preserve">Archivio di backup completo</w:t>
+            </w:r>
+          </w:p>
+        </w:tc>
+        <w:tc>
+          <w:tcPr>
+            <w:tcW w:type="dxa" w:w="3440"/>
+            <w:tcBorders>
+              <w:top w:val="single" w:color="D9D4C5" w:sz="4"/>
+              <w:left w:val="single" w:color="D9D4C5" w:sz="4"/>
+              <w:bottom w:val="single" w:color="D9D4C5" w:sz="4"/>
+              <w:right w:val="single" w:color="D9D4C5" w:sz="4"/>
+            </w:tcBorders>
+            <w:shd w:fill="F6F4EE" w:color="auto" w:val="clear"/>
+            <w:tcMar>
+              <w:top w:type="dxa" w:w="70"/>
+              <w:left w:type="dxa" w:w="110"/>
+              <w:bottom w:type="dxa" w:w="70"/>
+              <w:right w:type="dxa" w:w="110"/>
+            </w:tcMar>
+            <w:vAlign w:val="center"/>
+          </w:tcPr>
+          <w:p>
+            <w:pPr>
+              <w:spacing w:after="0" w:before="0"/>
+            </w:pPr>
+            <w:r>
+              <w:rPr>
+                <w:rFonts w:ascii="Arial" w:cs="Arial" w:eastAsia="Arial" w:hAnsi="Arial"/>
+                <w:color w:val="1B2118"/>
+                <w:sz w:val="18"/>
+                <w:szCs w:val="18"/>
+              </w:rPr>
+              <w:t xml:space="preserve">File </w:t>
+            </w:r>
+            <w:r>
+              <w:rPr>
+                <w:rFonts w:ascii="Consolas" w:cs="Consolas" w:eastAsia="Consolas" w:hAnsi="Consolas"/>
+                <w:color w:val="2F5D3A"/>
+                <w:sz w:val="18"/>
+                <w:szCs w:val="18"/>
+              </w:rPr>
+              <w:t xml:space="preserve">Portale_CWP_backup_completo_&lt;data&gt;.zip</w:t>
+            </w:r>
+            <w:r>
+              <w:rPr>
+                <w:rFonts w:ascii="Arial" w:cs="Arial" w:eastAsia="Arial" w:hAnsi="Arial"/>
+                <w:color w:val="1B2118"/>
+                <w:sz w:val="18"/>
+                <w:szCs w:val="18"/>
+              </w:rPr>
+              <w:t xml:space="preserve"> consegnato a Luca (prima copia 19/10/2026) e ramo GitHub </w:t>
+            </w:r>
+            <w:r>
+              <w:rPr>
+                <w:rFonts w:ascii="Consolas" w:cs="Consolas" w:eastAsia="Consolas" w:hAnsi="Consolas"/>
+                <w:color w:val="2F5D3A"/>
+                <w:sz w:val="18"/>
+                <w:szCs w:val="18"/>
+              </w:rPr>
+              <w:t xml:space="preserve">snapshot-2026-10-19</w:t>
+            </w:r>
+          </w:p>
+        </w:tc>
+        <w:tc>
+          <w:tcPr>
+            <w:tcW w:type="dxa" w:w="3440"/>
+            <w:tcBorders>
+              <w:top w:val="single" w:color="D9D4C5" w:sz="4"/>
+              <w:left w:val="single" w:color="D9D4C5" w:sz="4"/>
+              <w:bottom w:val="single" w:color="D9D4C5" w:sz="4"/>
+              <w:right w:val="single" w:color="D9D4C5" w:sz="4"/>
+            </w:tcBorders>
+            <w:shd w:fill="F6F4EE" w:color="auto" w:val="clear"/>
+            <w:tcMar>
+              <w:top w:type="dxa" w:w="70"/>
+              <w:left w:type="dxa" w:w="110"/>
+              <w:bottom w:type="dxa" w:w="70"/>
+              <w:right w:type="dxa" w:w="110"/>
+            </w:tcMar>
+            <w:vAlign w:val="center"/>
+          </w:tcPr>
+          <w:p>
+            <w:pPr>
+              <w:spacing w:after="0" w:before="0"/>
+            </w:pPr>
+            <w:r>
+              <w:rPr>
+                <w:rFonts w:ascii="Arial" w:cs="Arial" w:eastAsia="Arial" w:hAnsi="Arial"/>
+                <w:color w:val="1B2118"/>
+                <w:sz w:val="18"/>
+                <w:szCs w:val="18"/>
+              </w:rPr>
+              <w:t xml:space="preserve">Codice con storia completa, manuali, presentazione, documenti ufficiali, progetto Claude, artefatti in PDF</w:t>
             </w:r>
           </w:p>
         </w:tc>
@@ -37500,7 +38073,7 @@
           <w:sz w:val="21"/>
           <w:szCs w:val="21"/>
         </w:rPr>
-        <w:t xml:space="preserve">: 107 file, 24.777 righe in tutto.</w:t>
+        <w:t xml:space="preserve">: 107 file, 24.832 righe in tutto.</w:t>
       </w:r>
     </w:p>
     <w:p>
@@ -39091,7 +39664,7 @@
                 <w:sz w:val="18"/>
                 <w:szCs w:val="18"/>
               </w:rPr>
-              <w:t xml:space="preserve">137</w:t>
+              <w:t xml:space="preserve">144</w:t>
             </w:r>
           </w:p>
         </w:tc>
@@ -49109,7 +49682,7 @@
                 <w:sz w:val="18"/>
                 <w:szCs w:val="18"/>
               </w:rPr>
-              <w:t xml:space="preserve">554</w:t>
+              <w:t xml:space="preserve">569</w:t>
             </w:r>
           </w:p>
         </w:tc>
@@ -49417,7 +49990,7 @@
                 <w:sz w:val="18"/>
                 <w:szCs w:val="18"/>
               </w:rPr>
-              <w:t xml:space="preserve">416</w:t>
+              <w:t xml:space="preserve">429</w:t>
             </w:r>
           </w:p>
         </w:tc>
@@ -49622,7 +50195,7 @@
                 <w:sz w:val="18"/>
                 <w:szCs w:val="18"/>
               </w:rPr>
-              <w:t xml:space="preserve">274</w:t>
+              <w:t xml:space="preserve">294</w:t>
             </w:r>
           </w:p>
         </w:tc>
@@ -51254,7 +51827,7 @@
         <w:szCs w:val="16"/>
       </w:rPr>
       <w:tab/>
-      <w:t xml:space="preserve">Registro sviluppo e deploy · Rev. 2.3 · 19/10/2026</w:t>
+      <w:t xml:space="preserve">Registro sviluppo e deploy · Rev. 2.4 · 19/10/2026</w:t>
     </w:r>
   </w:p>
 </w:hdr>
@@ -51319,7 +51892,7 @@
         <w:szCs w:val="16"/>
       </w:rPr>
       <w:tab/>
-      <w:t xml:space="preserve">Registro sviluppo e deploy · Rev. 2.3 · 19/10/2026</w:t>
+      <w:t xml:space="preserve">Registro sviluppo e deploy · Rev. 2.4 · 19/10/2026</w:t>
     </w:r>
   </w:p>
 </w:hdr>

--- a/public/documentazione/Registro_Dev_Deploy_Portale_CWP.docx
+++ b/public/documentazione/Registro_Dev_Deploy_Portale_CWP.docx
@@ -302,7 +302,7 @@
                 <w:sz w:val="20"/>
                 <w:szCs w:val="20"/>
               </w:rPr>
-              <w:t xml:space="preserve">Rev. 2.4</w:t>
+              <w:t xml:space="preserve">Rev. 2.5</w:t>
             </w:r>
           </w:p>
         </w:tc>
@@ -719,7 +719,7 @@
                 <w:sz w:val="18"/>
                 <w:szCs w:val="18"/>
               </w:rPr>
-              <w:t xml:space="preserve">2.4</w:t>
+              <w:t xml:space="preserve">2.5</w:t>
             </w:r>
           </w:p>
         </w:tc>
@@ -783,7 +783,7 @@
                 <w:sz w:val="18"/>
                 <w:szCs w:val="18"/>
               </w:rPr>
-              <w:t xml:space="preserve">Archivio di backup, ramo snapshot su GitHub e nuovo documento Istruzioni di ripristino (procedure di rilascio e cronologia).</w:t>
+              <w:t xml:space="preserve">Backlog punto 37 (simulatore di scenari), assistente virtuale in evidenza (punto 21), decisioni aperte e cronologia.</w:t>
             </w:r>
           </w:p>
         </w:tc>
@@ -853,7 +853,7 @@
                 <w:sz w:val="18"/>
                 <w:szCs w:val="18"/>
               </w:rPr>
-              <w:t xml:space="preserve">2.3</w:t>
+              <w:t xml:space="preserve">2.4</w:t>
             </w:r>
           </w:p>
         </w:tc>
@@ -919,7 +919,7 @@
                 <w:sz w:val="18"/>
                 <w:szCs w:val="18"/>
               </w:rPr>
-              <w:t xml:space="preserve">Script 25-27 (documenti del Programma, PEC, soggetto promotore), decisione del 19/10 e presentazione aggiornata.</w:t>
+              <w:t xml:space="preserve">Archivio di backup, ramo snapshot su GitHub e nuovo documento Istruzioni di ripristino (procedure di rilascio e cronologia).</w:t>
             </w:r>
           </w:p>
         </w:tc>
@@ -989,7 +989,7 @@
                 <w:sz w:val="18"/>
                 <w:szCs w:val="18"/>
               </w:rPr>
-              <w:t xml:space="preserve">2.2</w:t>
+              <w:t xml:space="preserve">2.3</w:t>
             </w:r>
           </w:p>
         </w:tc>
@@ -1021,7 +1021,7 @@
                 <w:sz w:val="18"/>
                 <w:szCs w:val="18"/>
               </w:rPr>
-              <w:t xml:space="preserve">18/10/2026</w:t>
+              <w:t xml:space="preserve">19/10/2026</w:t>
             </w:r>
           </w:p>
         </w:tc>
@@ -1053,7 +1053,7 @@
                 <w:sz w:val="18"/>
                 <w:szCs w:val="18"/>
               </w:rPr>
-              <w:t xml:space="preserve">Script 22-24, allineamento ai documenti ufficiali del Programma (punto 35), nuove pagine e funzioni, decisioni aggiornate, punto 36 (SPID/CIE/CNS).</w:t>
+              <w:t xml:space="preserve">Script 25-27 (documenti del Programma, PEC, soggetto promotore), decisione del 19/10 e presentazione aggiornata.</w:t>
             </w:r>
           </w:p>
         </w:tc>
@@ -1123,7 +1123,7 @@
                 <w:sz w:val="18"/>
                 <w:szCs w:val="18"/>
               </w:rPr>
-              <w:t xml:space="preserve">2.1</w:t>
+              <w:t xml:space="preserve">2.2</w:t>
             </w:r>
           </w:p>
         </w:tc>
@@ -1189,7 +1189,7 @@
                 <w:sz w:val="18"/>
                 <w:szCs w:val="18"/>
               </w:rPr>
-              <w:t xml:space="preserve">Rilettura dei documenti ufficiali del Programma: differenze con il portale tra le decisioni aperte; correzione del buffer nei manuali.</w:t>
+              <w:t xml:space="preserve">Script 22-24, allineamento ai documenti ufficiali del Programma (punto 35), nuove pagine e funzioni, decisioni aggiornate, punto 36 (SPID/CIE/CNS).</w:t>
             </w:r>
           </w:p>
         </w:tc>
@@ -1259,7 +1259,7 @@
                 <w:sz w:val="18"/>
                 <w:szCs w:val="18"/>
               </w:rPr>
-              <w:t xml:space="preserve">2.0</w:t>
+              <w:t xml:space="preserve">2.1</w:t>
             </w:r>
           </w:p>
         </w:tc>
@@ -1323,7 +1323,7 @@
                 <w:sz w:val="18"/>
                 <w:szCs w:val="18"/>
               </w:rPr>
-              <w:t xml:space="preserve">Completamento funzionale dai requisiti (script 21): Rapporti a 4 fasi, documenti richiesti, anagrafiche per lo staff, consultazione bloccata e numerata, conservazione 10 anni, fascicolo completo; funzione consultazione-pubblica ripubblicata.</w:t>
+              <w:t xml:space="preserve">Rilettura dei documenti ufficiali del Programma: differenze con il portale tra le decisioni aperte; correzione del buffer nei manuali.</w:t>
             </w:r>
           </w:p>
         </w:tc>
@@ -1393,7 +1393,7 @@
                 <w:sz w:val="18"/>
                 <w:szCs w:val="18"/>
               </w:rPr>
-              <w:t xml:space="preserve">1.9</w:t>
+              <w:t xml:space="preserve">2.0</w:t>
             </w:r>
           </w:p>
         </w:tc>
@@ -1459,7 +1459,7 @@
                 <w:sz w:val="18"/>
                 <w:szCs w:val="18"/>
               </w:rPr>
-              <w:t xml:space="preserve">Script 20 (rinforzi di integrità, ora italiana nel database), funzioni crea-utente e consultazione-pubblica ripubblicate, punto 33 completato; decisione sull'audit.</w:t>
+              <w:t xml:space="preserve">Completamento funzionale dai requisiti (script 21): Rapporti a 4 fasi, documenti richiesti, anagrafiche per lo staff, consultazione bloccata e numerata, conservazione 10 anni, fascicolo completo; funzione consultazione-pubblica ripubblicata.</w:t>
             </w:r>
           </w:p>
         </w:tc>
@@ -1529,7 +1529,7 @@
                 <w:sz w:val="18"/>
                 <w:szCs w:val="18"/>
               </w:rPr>
-              <w:t xml:space="preserve">1.8</w:t>
+              <w:t xml:space="preserve">1.9</w:t>
             </w:r>
           </w:p>
         </w:tc>
@@ -1593,7 +1593,7 @@
                 <w:sz w:val="18"/>
                 <w:szCs w:val="18"/>
               </w:rPr>
-              <w:t xml:space="preserve">Codice sorgente interamente commentato (punto 31 completato); nuovi rinforzi nel punto 33; intestazione aggiornata alla versione 0.19.</w:t>
+              <w:t xml:space="preserve">Script 20 (rinforzi di integrità, ora italiana nel database), funzioni crea-utente e consultazione-pubblica ripubblicate, punto 33 completato; decisione sull'audit.</w:t>
             </w:r>
           </w:p>
         </w:tc>
@@ -1663,7 +1663,7 @@
                 <w:sz w:val="18"/>
                 <w:szCs w:val="18"/>
               </w:rPr>
-              <w:t xml:space="preserve">1.7</w:t>
+              <w:t xml:space="preserve">1.8</w:t>
             </w:r>
           </w:p>
         </w:tc>
@@ -1729,7 +1729,7 @@
                 <w:sz w:val="18"/>
                 <w:szCs w:val="18"/>
               </w:rPr>
-              <w:t xml:space="preserve">Crediti: rapporto di calcolo in PDF, numero di registro (script 18) e registro dei crediti; avvisi di npm audit nel punto 30.</w:t>
+              <w:t xml:space="preserve">Codice sorgente interamente commentato (punto 31 completato); nuovi rinforzi nel punto 33; intestazione aggiornata alla versione 0.19.</w:t>
             </w:r>
           </w:p>
         </w:tc>
@@ -1799,7 +1799,7 @@
                 <w:sz w:val="18"/>
                 <w:szCs w:val="18"/>
               </w:rPr>
-              <w:t xml:space="preserve">1.6</w:t>
+              <w:t xml:space="preserve">1.7</w:t>
             </w:r>
           </w:p>
         </w:tc>
@@ -1863,7 +1863,7 @@
                 <w:sz w:val="18"/>
                 <w:szCs w:val="18"/>
               </w:rPr>
-              <w:t xml:space="preserve">Crediti: import diretto del tracciato, aggregazione delle letture, blocco dei dati personali, controlli di coerenza (backlog 1-5).</w:t>
+              <w:t xml:space="preserve">Crediti: rapporto di calcolo in PDF, numero di registro (script 18) e registro dei crediti; avvisi di npm audit nel punto 30.</w:t>
             </w:r>
           </w:p>
         </w:tc>
@@ -1933,7 +1933,7 @@
                 <w:sz w:val="18"/>
                 <w:szCs w:val="18"/>
               </w:rPr>
-              <w:t xml:space="preserve">1.5</w:t>
+              <w:t xml:space="preserve">1.6</w:t>
             </w:r>
           </w:p>
         </w:tc>
@@ -1999,7 +1999,7 @@
                 <w:sz w:val="18"/>
                 <w:szCs w:val="18"/>
               </w:rPr>
-              <w:t xml:space="preserve">Capitolo pratiche: script 17, funzione consultazione-pubblica, note di fase, Enti di Validazione, modelli, messaggi, pagamenti al Comune, consultazione pubblica con email confermata ed errata corrige; decisioni A, B, D.</w:t>
+              <w:t xml:space="preserve">Crediti: import diretto del tracciato, aggregazione delle letture, blocco dei dati personali, controlli di coerenza (backlog 1-5).</w:t>
             </w:r>
           </w:p>
         </w:tc>
@@ -2069,7 +2069,7 @@
                 <w:sz w:val="18"/>
                 <w:szCs w:val="18"/>
               </w:rPr>
-              <w:t xml:space="preserve">1.4</w:t>
+              <w:t xml:space="preserve">1.5</w:t>
             </w:r>
           </w:p>
         </w:tc>
@@ -2133,7 +2133,7 @@
                 <w:sz w:val="18"/>
                 <w:szCs w:val="18"/>
               </w:rPr>
-              <w:t xml:space="preserve">Manuale Test; regole di lavoro (quattro documenti aggiornati insieme, codice commentato); backlog 31 e 32.</w:t>
+              <w:t xml:space="preserve">Capitolo pratiche: script 17, funzione consultazione-pubblica, note di fase, Enti di Validazione, modelli, messaggi, pagamenti al Comune, consultazione pubblica con email confermata ed errata corrige; decisioni A, B, D.</w:t>
             </w:r>
           </w:p>
         </w:tc>
@@ -2203,7 +2203,7 @@
                 <w:sz w:val="18"/>
                 <w:szCs w:val="18"/>
               </w:rPr>
-              <w:t xml:space="preserve">1.3</w:t>
+              <w:t xml:space="preserve">1.4</w:t>
             </w:r>
           </w:p>
         </w:tc>
@@ -2269,7 +2269,7 @@
                 <w:sz w:val="18"/>
                 <w:szCs w:val="18"/>
               </w:rPr>
-              <w:t xml:space="preserve">Manuale Amministratore in Word/PDF; Manuale Utente solo in PDF per gli utenti e anche in «I tuoi documenti».</w:t>
+              <w:t xml:space="preserve">Manuale Test; regole di lavoro (quattro documenti aggiornati insieme, codice commentato); backlog 31 e 32.</w:t>
             </w:r>
           </w:p>
         </w:tc>
@@ -2339,7 +2339,7 @@
                 <w:sz w:val="18"/>
                 <w:szCs w:val="18"/>
               </w:rPr>
-              <w:t xml:space="preserve">1.2</w:t>
+              <w:t xml:space="preserve">1.3</w:t>
             </w:r>
           </w:p>
         </w:tc>
@@ -2403,7 +2403,7 @@
                 <w:sz w:val="18"/>
                 <w:szCs w:val="18"/>
               </w:rPr>
-              <w:t xml:space="preserve">Pagina «Il mio profilo»; password (script 15 e 16, Edge Functions reimposta-password e recupera-password); SMTP Resend; email di recupero in italiano spedita dal portale.</w:t>
+              <w:t xml:space="preserve">Manuale Amministratore in Word/PDF; Manuale Utente solo in PDF per gli utenti e anche in «I tuoi documenti».</w:t>
             </w:r>
           </w:p>
         </w:tc>
@@ -2473,7 +2473,7 @@
                 <w:sz w:val="18"/>
                 <w:szCs w:val="18"/>
               </w:rPr>
-              <w:t xml:space="preserve">1.1</w:t>
+              <w:t xml:space="preserve">1.2</w:t>
             </w:r>
           </w:p>
         </w:tc>
@@ -2539,7 +2539,7 @@
                 <w:sz w:val="18"/>
                 <w:szCs w:val="18"/>
               </w:rPr>
-              <w:t xml:space="preserve">Pagina Documentazione; backlog riordinato; decisione di passare Vercel e Supabase a piani a pagamento (punto 29); riservatezza della documentazione (punto 28).</w:t>
+              <w:t xml:space="preserve">Pagina «Il mio profilo»; password (script 15 e 16, Edge Functions reimposta-password e recupera-password); SMTP Resend; email di recupero in italiano spedita dal portale.</w:t>
             </w:r>
           </w:p>
         </w:tc>
@@ -2609,6 +2609,140 @@
                 <w:sz w:val="18"/>
                 <w:szCs w:val="18"/>
               </w:rPr>
+              <w:t xml:space="preserve">1.1</w:t>
+            </w:r>
+          </w:p>
+        </w:tc>
+        <w:tc>
+          <w:tcPr>
+            <w:tcW w:type="dxa" w:w="1300"/>
+            <w:tcBorders>
+              <w:top w:val="single" w:color="D9D4C5" w:sz="4"/>
+              <w:left w:val="single" w:color="D9D4C5" w:sz="4"/>
+              <w:bottom w:val="single" w:color="D9D4C5" w:sz="4"/>
+              <w:right w:val="single" w:color="D9D4C5" w:sz="4"/>
+            </w:tcBorders>
+            <w:tcMar>
+              <w:top w:type="dxa" w:w="70"/>
+              <w:left w:type="dxa" w:w="110"/>
+              <w:bottom w:type="dxa" w:w="70"/>
+              <w:right w:type="dxa" w:w="110"/>
+            </w:tcMar>
+            <w:vAlign w:val="center"/>
+          </w:tcPr>
+          <w:p>
+            <w:pPr>
+              <w:spacing w:after="0" w:before="0"/>
+            </w:pPr>
+            <w:r>
+              <w:rPr>
+                <w:rFonts w:ascii="Arial" w:cs="Arial" w:eastAsia="Arial" w:hAnsi="Arial"/>
+                <w:color w:val="1B2118"/>
+                <w:sz w:val="18"/>
+                <w:szCs w:val="18"/>
+              </w:rPr>
+              <w:t xml:space="preserve">18/10/2026</w:t>
+            </w:r>
+          </w:p>
+        </w:tc>
+        <w:tc>
+          <w:tcPr>
+            <w:tcW w:type="dxa" w:w="5538"/>
+            <w:tcBorders>
+              <w:top w:val="single" w:color="D9D4C5" w:sz="4"/>
+              <w:left w:val="single" w:color="D9D4C5" w:sz="4"/>
+              <w:bottom w:val="single" w:color="D9D4C5" w:sz="4"/>
+              <w:right w:val="single" w:color="D9D4C5" w:sz="4"/>
+            </w:tcBorders>
+            <w:tcMar>
+              <w:top w:type="dxa" w:w="70"/>
+              <w:left w:type="dxa" w:w="110"/>
+              <w:bottom w:type="dxa" w:w="70"/>
+              <w:right w:type="dxa" w:w="110"/>
+            </w:tcMar>
+            <w:vAlign w:val="center"/>
+          </w:tcPr>
+          <w:p>
+            <w:pPr>
+              <w:spacing w:after="0" w:before="0"/>
+            </w:pPr>
+            <w:r>
+              <w:rPr>
+                <w:rFonts w:ascii="Arial" w:cs="Arial" w:eastAsia="Arial" w:hAnsi="Arial"/>
+                <w:color w:val="1B2118"/>
+                <w:sz w:val="18"/>
+                <w:szCs w:val="18"/>
+              </w:rPr>
+              <w:t xml:space="preserve">Pagina Documentazione; backlog riordinato; decisione di passare Vercel e Supabase a piani a pagamento (punto 29); riservatezza della documentazione (punto 28).</w:t>
+            </w:r>
+          </w:p>
+        </w:tc>
+        <w:tc>
+          <w:tcPr>
+            <w:tcW w:type="dxa" w:w="2000"/>
+            <w:tcBorders>
+              <w:top w:val="single" w:color="D9D4C5" w:sz="4"/>
+              <w:left w:val="single" w:color="D9D4C5" w:sz="4"/>
+              <w:bottom w:val="single" w:color="D9D4C5" w:sz="4"/>
+              <w:right w:val="single" w:color="D9D4C5" w:sz="4"/>
+            </w:tcBorders>
+            <w:tcMar>
+              <w:top w:type="dxa" w:w="70"/>
+              <w:left w:type="dxa" w:w="110"/>
+              <w:bottom w:type="dxa" w:w="70"/>
+              <w:right w:type="dxa" w:w="110"/>
+            </w:tcMar>
+            <w:vAlign w:val="center"/>
+          </w:tcPr>
+          <w:p>
+            <w:pPr>
+              <w:spacing w:after="0" w:before="0"/>
+            </w:pPr>
+            <w:r>
+              <w:rPr>
+                <w:rFonts w:ascii="Arial" w:cs="Arial" w:eastAsia="Arial" w:hAnsi="Arial"/>
+                <w:color w:val="1B2118"/>
+                <w:sz w:val="18"/>
+                <w:szCs w:val="18"/>
+              </w:rPr>
+              <w:t xml:space="preserve">Fondazione Operate</w:t>
+            </w:r>
+          </w:p>
+        </w:tc>
+      </w:tr>
+      <w:tr>
+        <w:trPr>
+          <w:cantSplit/>
+        </w:trPr>
+        <w:tc>
+          <w:tcPr>
+            <w:tcW w:type="dxa" w:w="800"/>
+            <w:tcBorders>
+              <w:top w:val="single" w:color="D9D4C5" w:sz="4"/>
+              <w:left w:val="single" w:color="D9D4C5" w:sz="4"/>
+              <w:bottom w:val="single" w:color="D9D4C5" w:sz="4"/>
+              <w:right w:val="single" w:color="D9D4C5" w:sz="4"/>
+            </w:tcBorders>
+            <w:shd w:fill="F6F4EE" w:color="auto" w:val="clear"/>
+            <w:tcMar>
+              <w:top w:type="dxa" w:w="70"/>
+              <w:left w:type="dxa" w:w="110"/>
+              <w:bottom w:type="dxa" w:w="70"/>
+              <w:right w:type="dxa" w:w="110"/>
+            </w:tcMar>
+            <w:vAlign w:val="center"/>
+          </w:tcPr>
+          <w:p>
+            <w:pPr>
+              <w:spacing w:after="0" w:before="0"/>
+            </w:pPr>
+            <w:r>
+              <w:rPr>
+                <w:rFonts w:ascii="Arial" w:cs="Arial" w:eastAsia="Arial" w:hAnsi="Arial"/>
+                <w:color w:val="1B2118"/>
+                <w:sz w:val="18"/>
+                <w:szCs w:val="18"/>
+              </w:rPr>
               <w:t xml:space="preserve">1.0</w:t>
             </w:r>
           </w:p>
@@ -2622,6 +2756,7 @@
               <w:bottom w:val="single" w:color="D9D4C5" w:sz="4"/>
               <w:right w:val="single" w:color="D9D4C5" w:sz="4"/>
             </w:tcBorders>
+            <w:shd w:fill="F6F4EE" w:color="auto" w:val="clear"/>
             <w:tcMar>
               <w:top w:type="dxa" w:w="70"/>
               <w:left w:type="dxa" w:w="110"/>
@@ -2654,6 +2789,7 @@
               <w:bottom w:val="single" w:color="D9D4C5" w:sz="4"/>
               <w:right w:val="single" w:color="D9D4C5" w:sz="4"/>
             </w:tcBorders>
+            <w:shd w:fill="F6F4EE" w:color="auto" w:val="clear"/>
             <w:tcMar>
               <w:top w:type="dxa" w:w="70"/>
               <w:left w:type="dxa" w:w="110"/>
@@ -2686,6 +2822,7 @@
               <w:bottom w:val="single" w:color="D9D4C5" w:sz="4"/>
               <w:right w:val="single" w:color="D9D4C5" w:sz="4"/>
             </w:tcBorders>
+            <w:shd w:fill="F6F4EE" w:color="auto" w:val="clear"/>
             <w:tcMar>
               <w:top w:type="dxa" w:w="70"/>
               <w:left w:type="dxa" w:w="110"/>
@@ -2727,7 +2864,7 @@
           <w:sz w:val="20"/>
           <w:szCs w:val="20"/>
         </w:rPr>
-        <w:t xml:space="preserve">Fotografia del registro alla revisione 2.4 del 19/10/2026. Il registro è aggiornato a ogni nuova funzione, servizio o rilascio; la versione corrente si scarica dall'area Documentazione del portale (solo Amministratori).</w:t>
+        <w:t xml:space="preserve">Fotografia del registro alla revisione 2.5 del 19/10/2026. Il registro è aggiornato a ogni nuova funzione, servizio o rilascio; la versione corrente si scarica dall'area Documentazione del portale (solo Amministratori).</w:t>
       </w:r>
     </w:p>
     <w:p>
@@ -3313,7 +3450,7 @@
             <w:szCs w:val="22"/>
           </w:rPr>
           <w:tab/>
-          <w:t xml:space="preserve">34</w:t>
+          <w:t xml:space="preserve">35</w:t>
         </w:r>
       </w:hyperlink>
     </w:p>
@@ -3342,7 +3479,7 @@
             <w:szCs w:val="22"/>
           </w:rPr>
           <w:tab/>
-          <w:t xml:space="preserve">35</w:t>
+          <w:t xml:space="preserve">36</w:t>
         </w:r>
       </w:hyperlink>
     </w:p>
@@ -3371,7 +3508,7 @@
             <w:szCs w:val="22"/>
           </w:rPr>
           <w:tab/>
-          <w:t xml:space="preserve">46</w:t>
+          <w:t xml:space="preserve">47</w:t>
         </w:r>
       </w:hyperlink>
     </w:p>
@@ -21587,6 +21724,36 @@
           <w:sz w:val="21"/>
           <w:szCs w:val="21"/>
         </w:rPr>
+        <w:t xml:space="preserve">Nuovo modulo in backlog: simulatore di scenari</w:t>
+      </w:r>
+      <w:r>
+        <w:rPr>
+          <w:rFonts w:ascii="Arial" w:cs="Arial" w:eastAsia="Arial" w:hAnsi="Arial"/>
+          <w:color w:val="1B2118"/>
+          <w:sz w:val="21"/>
+          <w:szCs w:val="21"/>
+        </w:rPr>
+        <w:t xml:space="preserve"> (punto 37), richiesto da Luca: durata 7, 10 o 21 anni, più scenari per Comune, dati dell'anno base, obiettivi annui di produzione totale e pro capite e di secco residuo, ricalcolo della % di differenziata e stima dei crediti anno per anno. Assistente virtuale (punto 21) messo in evidenza tra i punti aperti. Aggiornati Registro, manuali, note sul calcolo, analisi requisiti e presentazione.</w:t>
+      </w:r>
+    </w:p>
+    <w:p>
+      <w:pPr>
+        <w:pStyle w:val="ListParagraph"/>
+        <w:numPr>
+          <w:ilvl w:val="0"/>
+          <w:numId w:val="3"/>
+        </w:numPr>
+        <w:spacing w:after="70" w:line="290"/>
+      </w:pPr>
+      <w:r>
+        <w:rPr>
+          <w:rFonts w:ascii="Arial" w:cs="Arial" w:eastAsia="Arial" w:hAnsi="Arial"/>
+          <w:b/>
+          <w:bCs/>
+          <w:color w:val="1B2118"/>
+          <w:sz w:val="21"/>
+          <w:szCs w:val="21"/>
+        </w:rPr>
         <w:t xml:space="preserve">Copie di sicurezza e istruzioni di ripristino</w:t>
       </w:r>
       <w:r>
@@ -25764,7 +25931,7 @@
               </w:rPr>
               <w:t xml:space="preserve">Claude Doc: </w:t>
             </w:r>
-            <w:hyperlink w:history="1" r:id="rIdhe5_ul6400jgrup3z4l3j">
+            <w:hyperlink w:history="1" r:id="rId810tjdeyszjnoxjwluls9">
               <w:r>
                 <w:rPr>
                   <w:rFonts w:ascii="Arial" w:cs="Arial" w:eastAsia="Arial" w:hAnsi="Arial"/>
@@ -26111,7 +26278,7 @@
               </w:rPr>
               <w:t xml:space="preserve">Claude Doc: </w:t>
             </w:r>
-            <w:hyperlink w:history="1" r:id="rIdrgwr0tb2qz29-eomnxrel">
+            <w:hyperlink w:history="1" r:id="rIdknlg21hoj6moxwbwmo54p">
               <w:r>
                 <w:rPr>
                   <w:rFonts w:ascii="Arial" w:cs="Arial" w:eastAsia="Arial" w:hAnsi="Arial"/>
@@ -26715,7 +26882,7 @@
               </w:rPr>
               <w:t xml:space="preserve">Claude Doc: </w:t>
             </w:r>
-            <w:hyperlink w:history="1" r:id="rId_qgqnfpeh9ad_5krr78fn">
+            <w:hyperlink w:history="1" r:id="rIdbscfw3y1zf7wyu1gyiuw9">
               <w:r>
                 <w:rPr>
                   <w:rFonts w:ascii="Arial" w:cs="Arial" w:eastAsia="Arial" w:hAnsi="Arial"/>
@@ -27286,7 +27453,7 @@
             <w:pPr>
               <w:spacing w:after="0" w:before="0"/>
             </w:pPr>
-            <w:hyperlink w:history="1" r:id="rIddbmhecqrrz_bc4mhj2aua">
+            <w:hyperlink w:history="1" r:id="rIdhnrd7jlk9meaw2nd9ogzw">
               <w:r>
                 <w:rPr>
                   <w:rFonts w:ascii="Arial" w:cs="Arial" w:eastAsia="Arial" w:hAnsi="Arial"/>
@@ -28443,55 +28610,21 @@
     </w:p>
     <w:p>
       <w:pPr>
-        <w:pStyle w:val="Heading1"/>
-        <w:pageBreakBefore/>
-        <w:pBdr>
-          <w:bottom w:val="single" w:color="2F5D3A" w:sz="12" w:space="6"/>
-        </w:pBdr>
-        <w:spacing w:after="240" w:before="0"/>
+        <w:pStyle w:val="ListParagraph"/>
+        <w:numPr>
+          <w:ilvl w:val="0"/>
+          <w:numId w:val="3"/>
+        </w:numPr>
+        <w:spacing w:after="70" w:line="290"/>
       </w:pPr>
-      <w:bookmarkStart w:name="cap12" w:id="1"/>
-      <w:r>
-        <w:rPr>
-          <w:rFonts w:ascii="Arial" w:cs="Arial" w:eastAsia="Arial" w:hAnsi="Arial"/>
-          <w:b/>
-          <w:bCs/>
-          <w:color w:val="2F5D3A"/>
-          <w:sz w:val="34"/>
-          <w:szCs w:val="34"/>
-        </w:rPr>
-        <w:t xml:space="preserve">12. Backlog per chiudere lo sviluppo</w:t>
-      </w:r>
-      <w:bookmarkEnd w:id="1"/>
-    </w:p>
-    <w:p>
-      <w:pPr>
-        <w:spacing w:after="140" w:line="300"/>
-      </w:pPr>
-      <w:r>
-        <w:rPr>
-          <w:rFonts w:ascii="Arial" w:cs="Arial" w:eastAsia="Arial" w:hAnsi="Arial"/>
-          <w:color w:val="1B2118"/>
-          <w:sz w:val="21"/>
-          <w:szCs w:val="21"/>
-        </w:rPr>
-        <w:t xml:space="preserve">Numerazione stabile: un punto mantiene il suo numero anche quando è completato (va barrato qui e annotato in Cronologia).</w:t>
-      </w:r>
-    </w:p>
-    <w:p>
-      <w:pPr>
-        <w:spacing w:after="140" w:line="300"/>
-      </w:pPr>
-      <w:r>
-        <w:rPr>
-          <w:rFonts w:ascii="Arial" w:cs="Arial" w:eastAsia="Arial" w:hAnsi="Arial"/>
-          <w:b/>
-          <w:bCs/>
-          <w:color w:val="1B2118"/>
-          <w:sz w:val="21"/>
-          <w:szCs w:val="21"/>
-        </w:rPr>
-        <w:t xml:space="preserve">Calcolo crediti (back-office)</w:t>
+      <w:r>
+        <w:rPr>
+          <w:rFonts w:ascii="Arial" w:cs="Arial" w:eastAsia="Arial" w:hAnsi="Arial"/>
+          <w:color w:val="1B2118"/>
+          <w:sz w:val="21"/>
+          <w:szCs w:val="21"/>
+        </w:rPr>
+        <w:t xml:space="preserve">Simulatore di scenari (punto 37): modello di stima semplificato da confermare e visibilità degli scenari (solo Fondazione o anche il Comune).</w:t>
       </w:r>
     </w:p>
     <w:p>
@@ -28506,33 +28639,64 @@
       <w:r>
         <w:rPr>
           <w:rFonts w:ascii="Arial" w:cs="Arial" w:eastAsia="Arial" w:hAnsi="Arial"/>
+          <w:color w:val="1B2118"/>
+          <w:sz w:val="21"/>
+          <w:szCs w:val="21"/>
+        </w:rPr>
+        <w:t xml:space="preserve">Assistente virtuale (punto 21): ambito, dati che può leggere, costi d'uso.</w:t>
+      </w:r>
+    </w:p>
+    <w:p>
+      <w:pPr>
+        <w:pStyle w:val="Heading1"/>
+        <w:pageBreakBefore/>
+        <w:pBdr>
+          <w:bottom w:val="single" w:color="2F5D3A" w:sz="12" w:space="6"/>
+        </w:pBdr>
+        <w:spacing w:after="240" w:before="0"/>
+      </w:pPr>
+      <w:bookmarkStart w:name="cap12" w:id="1"/>
+      <w:r>
+        <w:rPr>
+          <w:rFonts w:ascii="Arial" w:cs="Arial" w:eastAsia="Arial" w:hAnsi="Arial"/>
           <w:b/>
           <w:bCs/>
-          <w:strike/>
-          <w:color w:val="5A5E54"/>
-          <w:sz w:val="21"/>
-          <w:szCs w:val="21"/>
-        </w:rPr>
-        <w:t xml:space="preserve">1.</w:t>
-      </w:r>
-      <w:r>
-        <w:rPr>
-          <w:rFonts w:ascii="Arial" w:cs="Arial" w:eastAsia="Arial" w:hAnsi="Arial"/>
-          <w:strike/>
-          <w:color w:val="5A5E54"/>
-          <w:sz w:val="21"/>
-          <w:szCs w:val="21"/>
-        </w:rPr>
-        <w:t xml:space="preserve"> Import diretto del tracciato dati (Excel/ZIP) nel calcolo</w:t>
-      </w:r>
-      <w:r>
-        <w:rPr>
-          <w:rFonts w:ascii="Arial" w:cs="Arial" w:eastAsia="Arial" w:hAnsi="Arial"/>
-          <w:color w:val="1B2118"/>
-          <w:sz w:val="21"/>
-          <w:szCs w:val="21"/>
-        </w:rPr>
-        <w:t xml:space="preserve"> — fatto il 18/10.</w:t>
+          <w:color w:val="2F5D3A"/>
+          <w:sz w:val="34"/>
+          <w:szCs w:val="34"/>
+        </w:rPr>
+        <w:t xml:space="preserve">12. Backlog per chiudere lo sviluppo</w:t>
+      </w:r>
+      <w:bookmarkEnd w:id="1"/>
+    </w:p>
+    <w:p>
+      <w:pPr>
+        <w:spacing w:after="140" w:line="300"/>
+      </w:pPr>
+      <w:r>
+        <w:rPr>
+          <w:rFonts w:ascii="Arial" w:cs="Arial" w:eastAsia="Arial" w:hAnsi="Arial"/>
+          <w:color w:val="1B2118"/>
+          <w:sz w:val="21"/>
+          <w:szCs w:val="21"/>
+        </w:rPr>
+        <w:t xml:space="preserve">Numerazione stabile: un punto mantiene il suo numero anche quando è completato (va barrato qui e annotato in Cronologia).</w:t>
+      </w:r>
+    </w:p>
+    <w:p>
+      <w:pPr>
+        <w:spacing w:after="140" w:line="300"/>
+      </w:pPr>
+      <w:r>
+        <w:rPr>
+          <w:rFonts w:ascii="Arial" w:cs="Arial" w:eastAsia="Arial" w:hAnsi="Arial"/>
+          <w:b/>
+          <w:bCs/>
+          <w:color w:val="1B2118"/>
+          <w:sz w:val="21"/>
+          <w:szCs w:val="21"/>
+        </w:rPr>
+        <w:t xml:space="preserve">Calcolo crediti (back-office)</w:t>
       </w:r>
     </w:p>
     <w:p>
@@ -28554,7 +28718,7 @@
           <w:sz w:val="21"/>
           <w:szCs w:val="21"/>
         </w:rPr>
-        <w:t xml:space="preserve">2.</w:t>
+        <w:t xml:space="preserve">1.</w:t>
       </w:r>
       <w:r>
         <w:rPr>
@@ -28564,7 +28728,7 @@
           <w:sz w:val="21"/>
           <w:szCs w:val="21"/>
         </w:rPr>
-        <w:t xml:space="preserve"> Aggregazione automatica delle singole letture (foglio 6_Letture)</w:t>
+        <w:t xml:space="preserve"> Import diretto del tracciato dati (Excel/ZIP) nel calcolo</w:t>
       </w:r>
       <w:r>
         <w:rPr>
@@ -28595,7 +28759,7 @@
           <w:sz w:val="21"/>
           <w:szCs w:val="21"/>
         </w:rPr>
-        <w:t xml:space="preserve">3.</w:t>
+        <w:t xml:space="preserve">2.</w:t>
       </w:r>
       <w:r>
         <w:rPr>
@@ -28605,16 +28769,16 @@
           <w:sz w:val="21"/>
           <w:szCs w:val="21"/>
         </w:rPr>
-        <w:t xml:space="preserve"> Controllo privacy all'import</w:t>
-      </w:r>
-      <w:r>
-        <w:rPr>
-          <w:rFonts w:ascii="Arial" w:cs="Arial" w:eastAsia="Arial" w:hAnsi="Arial"/>
-          <w:color w:val="1B2118"/>
-          <w:sz w:val="21"/>
-          <w:szCs w:val="21"/>
-        </w:rPr>
-        <w:t xml:space="preserve"> — fatto il 18/10 (blocco dell'import).</w:t>
+        <w:t xml:space="preserve"> Aggregazione automatica delle singole letture (foglio 6_Letture)</w:t>
+      </w:r>
+      <w:r>
+        <w:rPr>
+          <w:rFonts w:ascii="Arial" w:cs="Arial" w:eastAsia="Arial" w:hAnsi="Arial"/>
+          <w:color w:val="1B2118"/>
+          <w:sz w:val="21"/>
+          <w:szCs w:val="21"/>
+        </w:rPr>
+        <w:t xml:space="preserve"> — fatto il 18/10.</w:t>
       </w:r>
     </w:p>
     <w:p>
@@ -28636,7 +28800,7 @@
           <w:sz w:val="21"/>
           <w:szCs w:val="21"/>
         </w:rPr>
-        <w:t xml:space="preserve">4.</w:t>
+        <w:t xml:space="preserve">3.</w:t>
       </w:r>
       <w:r>
         <w:rPr>
@@ -28646,16 +28810,16 @@
           <w:sz w:val="21"/>
           <w:szCs w:val="21"/>
         </w:rPr>
-        <w:t xml:space="preserve"> Scelta del file direttamente dalla pratica del Comune</w:t>
-      </w:r>
-      <w:r>
-        <w:rPr>
-          <w:rFonts w:ascii="Arial" w:cs="Arial" w:eastAsia="Arial" w:hAnsi="Arial"/>
-          <w:color w:val="1B2118"/>
-          <w:sz w:val="21"/>
-          <w:szCs w:val="21"/>
-        </w:rPr>
-        <w:t xml:space="preserve"> — fatto il 18/10.</w:t>
+        <w:t xml:space="preserve"> Controllo privacy all'import</w:t>
+      </w:r>
+      <w:r>
+        <w:rPr>
+          <w:rFonts w:ascii="Arial" w:cs="Arial" w:eastAsia="Arial" w:hAnsi="Arial"/>
+          <w:color w:val="1B2118"/>
+          <w:sz w:val="21"/>
+          <w:szCs w:val="21"/>
+        </w:rPr>
+        <w:t xml:space="preserve"> — fatto il 18/10 (blocco dell'import).</w:t>
       </w:r>
     </w:p>
     <w:p>
@@ -28677,7 +28841,7 @@
           <w:sz w:val="21"/>
           <w:szCs w:val="21"/>
         </w:rPr>
-        <w:t xml:space="preserve">5.</w:t>
+        <w:t xml:space="preserve">4.</w:t>
       </w:r>
       <w:r>
         <w:rPr>
@@ -28687,7 +28851,7 @@
           <w:sz w:val="21"/>
           <w:szCs w:val="21"/>
         </w:rPr>
-        <w:t xml:space="preserve"> Controlli di coerenza (classi, totali, valori anomali)</w:t>
+        <w:t xml:space="preserve"> Scelta del file direttamente dalla pratica del Comune</w:t>
       </w:r>
       <w:r>
         <w:rPr>
@@ -28718,7 +28882,7 @@
           <w:sz w:val="21"/>
           <w:szCs w:val="21"/>
         </w:rPr>
-        <w:t xml:space="preserve">6.</w:t>
+        <w:t xml:space="preserve">5.</w:t>
       </w:r>
       <w:r>
         <w:rPr>
@@ -28728,7 +28892,7 @@
           <w:sz w:val="21"/>
           <w:szCs w:val="21"/>
         </w:rPr>
-        <w:t xml:space="preserve"> Rapporto di calcolo in PDF</w:t>
+        <w:t xml:space="preserve"> Controlli di coerenza (classi, totali, valori anomali)</w:t>
       </w:r>
       <w:r>
         <w:rPr>
@@ -28759,7 +28923,7 @@
           <w:sz w:val="21"/>
           <w:szCs w:val="21"/>
         </w:rPr>
-        <w:t xml:space="preserve">7.</w:t>
+        <w:t xml:space="preserve">6.</w:t>
       </w:r>
       <w:r>
         <w:rPr>
@@ -28769,16 +28933,16 @@
           <w:sz w:val="21"/>
           <w:szCs w:val="21"/>
         </w:rPr>
-        <w:t xml:space="preserve"> Registro dei crediti calcolati e confermati</w:t>
-      </w:r>
-      <w:r>
-        <w:rPr>
-          <w:rFonts w:ascii="Arial" w:cs="Arial" w:eastAsia="Arial" w:hAnsi="Arial"/>
-          <w:color w:val="1B2118"/>
-          <w:sz w:val="21"/>
-          <w:szCs w:val="21"/>
-        </w:rPr>
-        <w:t xml:space="preserve"> — fatto il 18/10: numero progressivo dei calcoli (elenco interno) e, con lo script 24, emissione dei crediti con ID univoci, caricamento sul registro esterno, vendite e cancellazione tombale (Guida 6.3.2-6.3.3).</w:t>
+        <w:t xml:space="preserve"> Rapporto di calcolo in PDF</w:t>
+      </w:r>
+      <w:r>
+        <w:rPr>
+          <w:rFonts w:ascii="Arial" w:cs="Arial" w:eastAsia="Arial" w:hAnsi="Arial"/>
+          <w:color w:val="1B2118"/>
+          <w:sz w:val="21"/>
+          <w:szCs w:val="21"/>
+        </w:rPr>
+        <w:t xml:space="preserve"> — fatto il 18/10.</w:t>
       </w:r>
     </w:p>
     <w:p>
@@ -28795,20 +28959,31 @@
           <w:rFonts w:ascii="Arial" w:cs="Arial" w:eastAsia="Arial" w:hAnsi="Arial"/>
           <w:b/>
           <w:bCs/>
-          <w:color w:val="1B2118"/>
-          <w:sz w:val="21"/>
-          <w:szCs w:val="21"/>
-        </w:rPr>
-        <w:t xml:space="preserve">8.</w:t>
-      </w:r>
-      <w:r>
-        <w:rPr>
-          <w:rFonts w:ascii="Arial" w:cs="Arial" w:eastAsia="Arial" w:hAnsi="Arial"/>
-          <w:color w:val="1B2118"/>
-          <w:sz w:val="21"/>
-          <w:szCs w:val="21"/>
-        </w:rPr>
-        <w:t xml:space="preserve"> Collaudo con dati reali di un Comune.</w:t>
+          <w:strike/>
+          <w:color w:val="5A5E54"/>
+          <w:sz w:val="21"/>
+          <w:szCs w:val="21"/>
+        </w:rPr>
+        <w:t xml:space="preserve">7.</w:t>
+      </w:r>
+      <w:r>
+        <w:rPr>
+          <w:rFonts w:ascii="Arial" w:cs="Arial" w:eastAsia="Arial" w:hAnsi="Arial"/>
+          <w:strike/>
+          <w:color w:val="5A5E54"/>
+          <w:sz w:val="21"/>
+          <w:szCs w:val="21"/>
+        </w:rPr>
+        <w:t xml:space="preserve"> Registro dei crediti calcolati e confermati</w:t>
+      </w:r>
+      <w:r>
+        <w:rPr>
+          <w:rFonts w:ascii="Arial" w:cs="Arial" w:eastAsia="Arial" w:hAnsi="Arial"/>
+          <w:color w:val="1B2118"/>
+          <w:sz w:val="21"/>
+          <w:szCs w:val="21"/>
+        </w:rPr>
+        <w:t xml:space="preserve"> — fatto il 18/10: numero progressivo dei calcoli (elenco interno) e, con lo script 24, emissione dei crediti con ID univoci, caricamento sul registro esterno, vendite e cancellazione tombale (Guida 6.3.2-6.3.3).</w:t>
       </w:r>
     </w:p>
     <w:p>
@@ -28829,32 +29004,16 @@
           <w:sz w:val="21"/>
           <w:szCs w:val="21"/>
         </w:rPr>
-        <w:t xml:space="preserve">9.</w:t>
-      </w:r>
-      <w:r>
-        <w:rPr>
-          <w:rFonts w:ascii="Arial" w:cs="Arial" w:eastAsia="Arial" w:hAnsi="Arial"/>
-          <w:color w:val="1B2118"/>
-          <w:sz w:val="21"/>
-          <w:szCs w:val="21"/>
-        </w:rPr>
-        <w:t xml:space="preserve"> Conferma delle scelte interpretative.</w:t>
-      </w:r>
-    </w:p>
-    <w:p>
-      <w:pPr>
-        <w:spacing w:after="140" w:line="300"/>
-      </w:pPr>
-      <w:r>
-        <w:rPr>
-          <w:rFonts w:ascii="Arial" w:cs="Arial" w:eastAsia="Arial" w:hAnsi="Arial"/>
-          <w:b/>
-          <w:bCs/>
-          <w:color w:val="1B2118"/>
-          <w:sz w:val="21"/>
-          <w:szCs w:val="21"/>
-        </w:rPr>
-        <w:t xml:space="preserve">Pratiche</w:t>
+        <w:t xml:space="preserve">8.</w:t>
+      </w:r>
+      <w:r>
+        <w:rPr>
+          <w:rFonts w:ascii="Arial" w:cs="Arial" w:eastAsia="Arial" w:hAnsi="Arial"/>
+          <w:color w:val="1B2118"/>
+          <w:sz w:val="21"/>
+          <w:szCs w:val="21"/>
+        </w:rPr>
+        <w:t xml:space="preserve"> Collaudo con dati reali di un Comune.</w:t>
       </w:r>
     </w:p>
     <w:p>
@@ -28871,31 +29030,20 @@
           <w:rFonts w:ascii="Arial" w:cs="Arial" w:eastAsia="Arial" w:hAnsi="Arial"/>
           <w:b/>
           <w:bCs/>
-          <w:strike/>
-          <w:color w:val="5A5E54"/>
-          <w:sz w:val="21"/>
-          <w:szCs w:val="21"/>
-        </w:rPr>
-        <w:t xml:space="preserve">10.</w:t>
-      </w:r>
-      <w:r>
-        <w:rPr>
-          <w:rFonts w:ascii="Arial" w:cs="Arial" w:eastAsia="Arial" w:hAnsi="Arial"/>
-          <w:strike/>
-          <w:color w:val="5A5E54"/>
-          <w:sz w:val="21"/>
-          <w:szCs w:val="21"/>
-        </w:rPr>
-        <w:t xml:space="preserve"> Note di fase</w:t>
-      </w:r>
-      <w:r>
-        <w:rPr>
-          <w:rFonts w:ascii="Arial" w:cs="Arial" w:eastAsia="Arial" w:hAnsi="Arial"/>
-          <w:color w:val="1B2118"/>
-          <w:sz w:val="21"/>
-          <w:szCs w:val="21"/>
-        </w:rPr>
-        <w:t xml:space="preserve"> — fatto il 18/10 (script 17).</w:t>
+          <w:color w:val="1B2118"/>
+          <w:sz w:val="21"/>
+          <w:szCs w:val="21"/>
+        </w:rPr>
+        <w:t xml:space="preserve">9.</w:t>
+      </w:r>
+      <w:r>
+        <w:rPr>
+          <w:rFonts w:ascii="Arial" w:cs="Arial" w:eastAsia="Arial" w:hAnsi="Arial"/>
+          <w:color w:val="1B2118"/>
+          <w:sz w:val="21"/>
+          <w:szCs w:val="21"/>
+        </w:rPr>
+        <w:t xml:space="preserve"> Conferma delle scelte interpretative.</w:t>
       </w:r>
     </w:p>
     <w:p>
@@ -28912,31 +29060,458 @@
           <w:rFonts w:ascii="Arial" w:cs="Arial" w:eastAsia="Arial" w:hAnsi="Arial"/>
           <w:b/>
           <w:bCs/>
-          <w:strike/>
-          <w:color w:val="5A5E54"/>
-          <w:sz w:val="21"/>
-          <w:szCs w:val="21"/>
-        </w:rPr>
-        <w:t xml:space="preserve">11.</w:t>
-      </w:r>
-      <w:r>
-        <w:rPr>
-          <w:rFonts w:ascii="Arial" w:cs="Arial" w:eastAsia="Arial" w:hAnsi="Arial"/>
-          <w:strike/>
-          <w:color w:val="5A5E54"/>
-          <w:sz w:val="21"/>
-          <w:szCs w:val="21"/>
-        </w:rPr>
-        <w:t xml:space="preserve"> Schermata Enti di Validazione</w:t>
-      </w:r>
-      <w:r>
-        <w:rPr>
-          <w:rFonts w:ascii="Arial" w:cs="Arial" w:eastAsia="Arial" w:hAnsi="Arial"/>
-          <w:color w:val="1B2118"/>
-          <w:sz w:val="21"/>
-          <w:szCs w:val="21"/>
-        </w:rPr>
-        <w:t xml:space="preserve"> — fatto il 18/10 (Impostazioni).</w:t>
+          <w:color w:val="1B2118"/>
+          <w:sz w:val="21"/>
+          <w:szCs w:val="21"/>
+        </w:rPr>
+        <w:t xml:space="preserve">37.</w:t>
+      </w:r>
+      <w:r>
+        <w:rPr>
+          <w:rFonts w:ascii="Arial" w:cs="Arial" w:eastAsia="Arial" w:hAnsi="Arial"/>
+          <w:color w:val="1B2118"/>
+          <w:sz w:val="21"/>
+          <w:szCs w:val="21"/>
+        </w:rPr>
+        <w:t xml:space="preserve"> </w:t>
+      </w:r>
+      <w:r>
+        <w:rPr>
+          <w:rFonts w:ascii="Arial" w:cs="Arial" w:eastAsia="Arial" w:hAnsi="Arial"/>
+          <w:b/>
+          <w:bCs/>
+          <w:color w:val="1B2118"/>
+          <w:sz w:val="21"/>
+          <w:szCs w:val="21"/>
+        </w:rPr>
+        <w:t xml:space="preserve">Simulatore di scenari</w:t>
+      </w:r>
+      <w:r>
+        <w:rPr>
+          <w:rFonts w:ascii="Arial" w:cs="Arial" w:eastAsia="Arial" w:hAnsi="Arial"/>
+          <w:color w:val="1B2118"/>
+          <w:sz w:val="21"/>
+          <w:szCs w:val="21"/>
+        </w:rPr>
+        <w:t xml:space="preserve"> — richiesto da Luca il 19/10. Strumento previsionale (ex ante, non certificabile) per stimare quanti crediti un Comune potrebbe generare:</w:t>
+      </w:r>
+    </w:p>
+    <w:p>
+      <w:pPr>
+        <w:pStyle w:val="ListParagraph"/>
+        <w:numPr>
+          <w:ilvl w:val="1"/>
+          <w:numId w:val="3"/>
+        </w:numPr>
+        <w:spacing w:after="70" w:line="290"/>
+      </w:pPr>
+      <w:r>
+        <w:rPr>
+          <w:rFonts w:ascii="Arial" w:cs="Arial" w:eastAsia="Arial" w:hAnsi="Arial"/>
+          <w:b/>
+          <w:bCs/>
+          <w:color w:val="1B2118"/>
+          <w:sz w:val="20"/>
+          <w:szCs w:val="20"/>
+        </w:rPr>
+        <w:t xml:space="preserve">Scenari</w:t>
+      </w:r>
+      <w:r>
+        <w:rPr>
+          <w:rFonts w:ascii="Arial" w:cs="Arial" w:eastAsia="Arial" w:hAnsi="Arial"/>
+          <w:color w:val="1B2118"/>
+          <w:sz w:val="20"/>
+          <w:szCs w:val="20"/>
+        </w:rPr>
+        <w:t xml:space="preserve">: per ogni Comune più scenari con nome e note (per esempio «prudente», «obiettivo», «ambizioso»), duplicabili e confrontabili.</w:t>
+      </w:r>
+    </w:p>
+    <w:p>
+      <w:pPr>
+        <w:pStyle w:val="ListParagraph"/>
+        <w:numPr>
+          <w:ilvl w:val="1"/>
+          <w:numId w:val="3"/>
+        </w:numPr>
+        <w:spacing w:after="70" w:line="290"/>
+      </w:pPr>
+      <w:r>
+        <w:rPr>
+          <w:rFonts w:ascii="Arial" w:cs="Arial" w:eastAsia="Arial" w:hAnsi="Arial"/>
+          <w:b/>
+          <w:bCs/>
+          <w:color w:val="1B2118"/>
+          <w:sz w:val="20"/>
+          <w:szCs w:val="20"/>
+        </w:rPr>
+        <w:t xml:space="preserve">Durata</w:t>
+      </w:r>
+      <w:r>
+        <w:rPr>
+          <w:rFonts w:ascii="Arial" w:cs="Arial" w:eastAsia="Arial" w:hAnsi="Arial"/>
+          <w:color w:val="1B2118"/>
+          <w:sz w:val="20"/>
+          <w:szCs w:val="20"/>
+        </w:rPr>
+        <w:t xml:space="preserve">: menu a tendina </w:t>
+      </w:r>
+      <w:r>
+        <w:rPr>
+          <w:rFonts w:ascii="Arial" w:cs="Arial" w:eastAsia="Arial" w:hAnsi="Arial"/>
+          <w:b/>
+          <w:bCs/>
+          <w:color w:val="1B2118"/>
+          <w:sz w:val="20"/>
+          <w:szCs w:val="20"/>
+        </w:rPr>
+        <w:t xml:space="preserve">7, 10 o 21 anni</w:t>
+      </w:r>
+      <w:r>
+        <w:rPr>
+          <w:rFonts w:ascii="Arial" w:cs="Arial" w:eastAsia="Arial" w:hAnsi="Arial"/>
+          <w:color w:val="1B2118"/>
+          <w:sz w:val="20"/>
+          <w:szCs w:val="20"/>
+        </w:rPr>
+        <w:t xml:space="preserve"> (Standard 4.3.8: 10 anni, oppure 7 rinnovabili fino a 21) e anno di partenza.</w:t>
+      </w:r>
+    </w:p>
+    <w:p>
+      <w:pPr>
+        <w:pStyle w:val="ListParagraph"/>
+        <w:numPr>
+          <w:ilvl w:val="1"/>
+          <w:numId w:val="3"/>
+        </w:numPr>
+        <w:spacing w:after="70" w:line="290"/>
+      </w:pPr>
+      <w:r>
+        <w:rPr>
+          <w:rFonts w:ascii="Arial" w:cs="Arial" w:eastAsia="Arial" w:hAnsi="Arial"/>
+          <w:b/>
+          <w:bCs/>
+          <w:color w:val="1B2118"/>
+          <w:sz w:val="20"/>
+          <w:szCs w:val="20"/>
+        </w:rPr>
+        <w:t xml:space="preserve">Dati dell'anno base</w:t>
+      </w:r>
+      <w:r>
+        <w:rPr>
+          <w:rFonts w:ascii="Arial" w:cs="Arial" w:eastAsia="Arial" w:hAnsi="Arial"/>
+          <w:color w:val="1B2118"/>
+          <w:sz w:val="20"/>
+          <w:szCs w:val="20"/>
+        </w:rPr>
+        <w:t xml:space="preserve">: popolazione residente, produzione totale dei rifiuti urbani (t) e pro capite (kg/ab), percentuale di raccolta differenziata, ripartizione per frazione (Catasto ISPRA), cluster SOSE e parametri del calcolo (fattori di emissione, buffer previsto); si possono riprendere dal tracciato dati o da un calcolo esistente.</w:t>
+      </w:r>
+    </w:p>
+    <w:p>
+      <w:pPr>
+        <w:pStyle w:val="ListParagraph"/>
+        <w:numPr>
+          <w:ilvl w:val="1"/>
+          <w:numId w:val="3"/>
+        </w:numPr>
+        <w:spacing w:after="70" w:line="290"/>
+      </w:pPr>
+      <w:r>
+        <w:rPr>
+          <w:rFonts w:ascii="Arial" w:cs="Arial" w:eastAsia="Arial" w:hAnsi="Arial"/>
+          <w:b/>
+          <w:bCs/>
+          <w:color w:val="1B2118"/>
+          <w:sz w:val="20"/>
+          <w:szCs w:val="20"/>
+        </w:rPr>
+        <w:t xml:space="preserve">Obiettivi per anno</w:t>
+      </w:r>
+      <w:r>
+        <w:rPr>
+          <w:rFonts w:ascii="Arial" w:cs="Arial" w:eastAsia="Arial" w:hAnsi="Arial"/>
+          <w:color w:val="1B2118"/>
+          <w:sz w:val="20"/>
+          <w:szCs w:val="20"/>
+        </w:rPr>
+        <w:t xml:space="preserve">: per ogni anno del periodo, produzione totale prevista (t) e pro capite, e </w:t>
+      </w:r>
+      <w:r>
+        <w:rPr>
+          <w:rFonts w:ascii="Arial" w:cs="Arial" w:eastAsia="Arial" w:hAnsi="Arial"/>
+          <w:b/>
+          <w:bCs/>
+          <w:color w:val="1B2118"/>
+          <w:sz w:val="20"/>
+          <w:szCs w:val="20"/>
+        </w:rPr>
+        <w:t xml:space="preserve">secco residuo pro capite</w:t>
+      </w:r>
+      <w:r>
+        <w:rPr>
+          <w:rFonts w:ascii="Arial" w:cs="Arial" w:eastAsia="Arial" w:hAnsi="Arial"/>
+          <w:color w:val="1B2118"/>
+          <w:sz w:val="20"/>
+          <w:szCs w:val="20"/>
+        </w:rPr>
+        <w:t xml:space="preserve"> (kg/ab) obiettivo; facoltativa la popolazione prevista.</w:t>
+      </w:r>
+    </w:p>
+    <w:p>
+      <w:pPr>
+        <w:pStyle w:val="ListParagraph"/>
+        <w:numPr>
+          <w:ilvl w:val="1"/>
+          <w:numId w:val="3"/>
+        </w:numPr>
+        <w:spacing w:after="70" w:line="290"/>
+      </w:pPr>
+      <w:r>
+        <w:rPr>
+          <w:rFonts w:ascii="Arial" w:cs="Arial" w:eastAsia="Arial" w:hAnsi="Arial"/>
+          <w:b/>
+          <w:bCs/>
+          <w:color w:val="1B2118"/>
+          <w:sz w:val="20"/>
+          <w:szCs w:val="20"/>
+        </w:rPr>
+        <w:t xml:space="preserve">Ricalcolo per anno</w:t>
+      </w:r>
+      <w:r>
+        <w:rPr>
+          <w:rFonts w:ascii="Arial" w:cs="Arial" w:eastAsia="Arial" w:hAnsi="Arial"/>
+          <w:color w:val="1B2118"/>
+          <w:sz w:val="20"/>
+          <w:szCs w:val="20"/>
+        </w:rPr>
+        <w:t xml:space="preserve">: secco totale = secco pro capite × popolazione; differenziata = totale − secco; </w:t>
+      </w:r>
+      <w:r>
+        <w:rPr>
+          <w:rFonts w:ascii="Arial" w:cs="Arial" w:eastAsia="Arial" w:hAnsi="Arial"/>
+          <w:b/>
+          <w:bCs/>
+          <w:color w:val="1B2118"/>
+          <w:sz w:val="20"/>
+          <w:szCs w:val="20"/>
+        </w:rPr>
+        <w:t xml:space="preserve">% di differenziata</w:t>
+      </w:r>
+      <w:r>
+        <w:rPr>
+          <w:rFonts w:ascii="Arial" w:cs="Arial" w:eastAsia="Arial" w:hAnsi="Arial"/>
+          <w:color w:val="1B2118"/>
+          <w:sz w:val="20"/>
+          <w:szCs w:val="20"/>
+        </w:rPr>
+        <w:t xml:space="preserve"> = differenziata / totale; la differenziata si ripartisce tra le frazioni con le proporzioni dell'anno base (modificabili).</w:t>
+      </w:r>
+    </w:p>
+    <w:p>
+      <w:pPr>
+        <w:pStyle w:val="ListParagraph"/>
+        <w:numPr>
+          <w:ilvl w:val="1"/>
+          <w:numId w:val="3"/>
+        </w:numPr>
+        <w:spacing w:after="70" w:line="290"/>
+      </w:pPr>
+      <w:r>
+        <w:rPr>
+          <w:rFonts w:ascii="Arial" w:cs="Arial" w:eastAsia="Arial" w:hAnsi="Arial"/>
+          <w:b/>
+          <w:bCs/>
+          <w:color w:val="1B2118"/>
+          <w:sz w:val="20"/>
+          <w:szCs w:val="20"/>
+        </w:rPr>
+        <w:t xml:space="preserve">Crediti simulati per anno</w:t>
+      </w:r>
+      <w:r>
+        <w:rPr>
+          <w:rFonts w:ascii="Arial" w:cs="Arial" w:eastAsia="Arial" w:hAnsi="Arial"/>
+          <w:color w:val="1B2118"/>
+          <w:sz w:val="20"/>
+          <w:szCs w:val="20"/>
+        </w:rPr>
+        <w:t xml:space="preserve">: emissioni dello scenario di riferimento meno emissioni dello scenario simulato, con i fattori di emissione della Metodologia; crediti lordi, buffer, crediti netti; totale del periodo.</w:t>
+      </w:r>
+    </w:p>
+    <w:p>
+      <w:pPr>
+        <w:pStyle w:val="ListParagraph"/>
+        <w:numPr>
+          <w:ilvl w:val="1"/>
+          <w:numId w:val="3"/>
+        </w:numPr>
+        <w:spacing w:after="70" w:line="290"/>
+      </w:pPr>
+      <w:r>
+        <w:rPr>
+          <w:rFonts w:ascii="Arial" w:cs="Arial" w:eastAsia="Arial" w:hAnsi="Arial"/>
+          <w:b/>
+          <w:bCs/>
+          <w:color w:val="1B2118"/>
+          <w:sz w:val="20"/>
+          <w:szCs w:val="20"/>
+        </w:rPr>
+        <w:t xml:space="preserve">Uscite</w:t>
+      </w:r>
+      <w:r>
+        <w:rPr>
+          <w:rFonts w:ascii="Arial" w:cs="Arial" w:eastAsia="Arial" w:hAnsi="Arial"/>
+          <w:color w:val="1B2118"/>
+          <w:sz w:val="20"/>
+          <w:szCs w:val="20"/>
+        </w:rPr>
+        <w:t xml:space="preserve">: tabella anno per anno, grafico, confronto tra scenari, stampa in PDF ed export in Excel.</w:t>
+      </w:r>
+    </w:p>
+    <w:p>
+      <w:pPr>
+        <w:pStyle w:val="ListParagraph"/>
+        <w:numPr>
+          <w:ilvl w:val="1"/>
+          <w:numId w:val="3"/>
+        </w:numPr>
+        <w:spacing w:after="70" w:line="290"/>
+      </w:pPr>
+      <w:r>
+        <w:rPr>
+          <w:rFonts w:ascii="Arial" w:cs="Arial" w:eastAsia="Arial" w:hAnsi="Arial"/>
+          <w:b/>
+          <w:bCs/>
+          <w:color w:val="1B2118"/>
+          <w:sz w:val="20"/>
+          <w:szCs w:val="20"/>
+        </w:rPr>
+        <w:t xml:space="preserve">Da decidere</w:t>
+      </w:r>
+      <w:r>
+        <w:rPr>
+          <w:rFonts w:ascii="Arial" w:cs="Arial" w:eastAsia="Arial" w:hAnsi="Arial"/>
+          <w:color w:val="1B2118"/>
+          <w:sz w:val="20"/>
+          <w:szCs w:val="20"/>
+        </w:rPr>
+        <w:t xml:space="preserve">: il modello di stima semplificato (a livello di Comune, senza Banca Dati Utenze) va confermato dalla Fondazione; chi vede gli scenari (solo Fondazione o anche il Comune interessato).</w:t>
+      </w:r>
+    </w:p>
+    <w:p>
+      <w:pPr>
+        <w:pStyle w:val="ListParagraph"/>
+        <w:numPr>
+          <w:ilvl w:val="1"/>
+          <w:numId w:val="3"/>
+        </w:numPr>
+        <w:spacing w:after="70" w:line="290"/>
+      </w:pPr>
+      <w:r>
+        <w:rPr>
+          <w:rFonts w:ascii="Arial" w:cs="Arial" w:eastAsia="Arial" w:hAnsi="Arial"/>
+          <w:b/>
+          <w:bCs/>
+          <w:color w:val="1B2118"/>
+          <w:sz w:val="20"/>
+          <w:szCs w:val="20"/>
+        </w:rPr>
+        <w:t xml:space="preserve">Tecnica prevista</w:t>
+      </w:r>
+      <w:r>
+        <w:rPr>
+          <w:rFonts w:ascii="Arial" w:cs="Arial" w:eastAsia="Arial" w:hAnsi="Arial"/>
+          <w:color w:val="1B2118"/>
+          <w:sz w:val="20"/>
+          <w:szCs w:val="20"/>
+        </w:rPr>
+        <w:t xml:space="preserve">: tabelle </w:t>
+      </w:r>
+      <w:r>
+        <w:rPr>
+          <w:rFonts w:ascii="Consolas" w:cs="Consolas" w:eastAsia="Consolas" w:hAnsi="Consolas"/>
+          <w:color w:val="2F5D3A"/>
+          <w:sz w:val="20"/>
+          <w:szCs w:val="20"/>
+        </w:rPr>
+        <w:t xml:space="preserve">scenario_simulazione</w:t>
+      </w:r>
+      <w:r>
+        <w:rPr>
+          <w:rFonts w:ascii="Arial" w:cs="Arial" w:eastAsia="Arial" w:hAnsi="Arial"/>
+          <w:color w:val="1B2118"/>
+          <w:sz w:val="20"/>
+          <w:szCs w:val="20"/>
+        </w:rPr>
+        <w:t xml:space="preserve"> e </w:t>
+      </w:r>
+      <w:r>
+        <w:rPr>
+          <w:rFonts w:ascii="Consolas" w:cs="Consolas" w:eastAsia="Consolas" w:hAnsi="Consolas"/>
+          <w:color w:val="2F5D3A"/>
+          <w:sz w:val="20"/>
+          <w:szCs w:val="20"/>
+        </w:rPr>
+        <w:t xml:space="preserve">scenario_anno</w:t>
+      </w:r>
+      <w:r>
+        <w:rPr>
+          <w:rFonts w:ascii="Arial" w:cs="Arial" w:eastAsia="Arial" w:hAnsi="Arial"/>
+          <w:color w:val="1B2118"/>
+          <w:sz w:val="20"/>
+          <w:szCs w:val="20"/>
+        </w:rPr>
+        <w:t xml:space="preserve"> (nuovo script), pagina «Simulatore» nell'area Crediti, motore </w:t>
+      </w:r>
+      <w:r>
+        <w:rPr>
+          <w:rFonts w:ascii="Consolas" w:cs="Consolas" w:eastAsia="Consolas" w:hAnsi="Consolas"/>
+          <w:color w:val="2F5D3A"/>
+          <w:sz w:val="20"/>
+          <w:szCs w:val="20"/>
+        </w:rPr>
+        <w:t xml:space="preserve">src/lib/crediti/simulatore.js</w:t>
+      </w:r>
+      <w:r>
+        <w:rPr>
+          <w:rFonts w:ascii="Arial" w:cs="Arial" w:eastAsia="Arial" w:hAnsi="Arial"/>
+          <w:color w:val="1B2118"/>
+          <w:sz w:val="20"/>
+          <w:szCs w:val="20"/>
+        </w:rPr>
+        <w:t xml:space="preserve"> che riusa i parametri di </w:t>
+      </w:r>
+      <w:r>
+        <w:rPr>
+          <w:rFonts w:ascii="Consolas" w:cs="Consolas" w:eastAsia="Consolas" w:hAnsi="Consolas"/>
+          <w:color w:val="2F5D3A"/>
+          <w:sz w:val="20"/>
+          <w:szCs w:val="20"/>
+        </w:rPr>
+        <w:t xml:space="preserve">parametri.js</w:t>
+      </w:r>
+      <w:r>
+        <w:rPr>
+          <w:rFonts w:ascii="Arial" w:cs="Arial" w:eastAsia="Arial" w:hAnsi="Arial"/>
+          <w:color w:val="1B2118"/>
+          <w:sz w:val="20"/>
+          <w:szCs w:val="20"/>
+        </w:rPr>
+        <w:t xml:space="preserve">, prove automatiche, audit di creazione e modifica.</w:t>
+      </w:r>
+    </w:p>
+    <w:p>
+      <w:pPr>
+        <w:spacing w:after="140" w:line="300"/>
+      </w:pPr>
+      <w:r>
+        <w:rPr>
+          <w:rFonts w:ascii="Arial" w:cs="Arial" w:eastAsia="Arial" w:hAnsi="Arial"/>
+          <w:b/>
+          <w:bCs/>
+          <w:color w:val="1B2118"/>
+          <w:sz w:val="21"/>
+          <w:szCs w:val="21"/>
+        </w:rPr>
+        <w:t xml:space="preserve">Pratiche</w:t>
       </w:r>
     </w:p>
     <w:p>
@@ -28958,7 +29533,7 @@
           <w:sz w:val="21"/>
           <w:szCs w:val="21"/>
         </w:rPr>
-        <w:t xml:space="preserve">12.</w:t>
+        <w:t xml:space="preserve">10.</w:t>
       </w:r>
       <w:r>
         <w:rPr>
@@ -28968,16 +29543,16 @@
           <w:sz w:val="21"/>
           <w:szCs w:val="21"/>
         </w:rPr>
-        <w:t xml:space="preserve"> Template di documenti scaricabili dai Comuni</w:t>
-      </w:r>
-      <w:r>
-        <w:rPr>
-          <w:rFonts w:ascii="Arial" w:cs="Arial" w:eastAsia="Arial" w:hAnsi="Arial"/>
-          <w:color w:val="1B2118"/>
-          <w:sz w:val="21"/>
-          <w:szCs w:val="21"/>
-        </w:rPr>
-        <w:t xml:space="preserve"> — fatto il 18/10 (Impostazioni → Modelli).</w:t>
+        <w:t xml:space="preserve"> Note di fase</w:t>
+      </w:r>
+      <w:r>
+        <w:rPr>
+          <w:rFonts w:ascii="Arial" w:cs="Arial" w:eastAsia="Arial" w:hAnsi="Arial"/>
+          <w:color w:val="1B2118"/>
+          <w:sz w:val="21"/>
+          <w:szCs w:val="21"/>
+        </w:rPr>
+        <w:t xml:space="preserve"> — fatto il 18/10 (script 17).</w:t>
       </w:r>
     </w:p>
     <w:p>
@@ -28999,7 +29574,7 @@
           <w:sz w:val="21"/>
           <w:szCs w:val="21"/>
         </w:rPr>
-        <w:t xml:space="preserve">13.</w:t>
+        <w:t xml:space="preserve">11.</w:t>
       </w:r>
       <w:r>
         <w:rPr>
@@ -29009,50 +29584,16 @@
           <w:sz w:val="21"/>
           <w:szCs w:val="21"/>
         </w:rPr>
-        <w:t xml:space="preserve"> Consultazione: errata corrige, allegati ai commenti, identificazione dei commentatori esterni</w:t>
-      </w:r>
-      <w:r>
-        <w:rPr>
-          <w:rFonts w:ascii="Arial" w:cs="Arial" w:eastAsia="Arial" w:hAnsi="Arial"/>
-          <w:color w:val="1B2118"/>
-          <w:sz w:val="21"/>
-          <w:szCs w:val="21"/>
-        </w:rPr>
-        <w:t xml:space="preserve"> — fatto il 18/10 (pagina pubblica, funzione </w:t>
-      </w:r>
-      <w:r>
-        <w:rPr>
-          <w:rFonts w:ascii="Consolas" w:cs="Consolas" w:eastAsia="Consolas" w:hAnsi="Consolas"/>
-          <w:color w:val="2F5D3A"/>
-          <w:sz w:val="21"/>
-          <w:szCs w:val="21"/>
-        </w:rPr>
-        <w:t xml:space="preserve">consultazione-pubblica</w:t>
-      </w:r>
-      <w:r>
-        <w:rPr>
-          <w:rFonts w:ascii="Arial" w:cs="Arial" w:eastAsia="Arial" w:hAnsi="Arial"/>
-          <w:color w:val="1B2118"/>
-          <w:sz w:val="21"/>
-          <w:szCs w:val="21"/>
-        </w:rPr>
-        <w:t xml:space="preserve">).</w:t>
-      </w:r>
-    </w:p>
-    <w:p>
-      <w:pPr>
-        <w:spacing w:after="140" w:line="300"/>
-      </w:pPr>
-      <w:r>
-        <w:rPr>
-          <w:rFonts w:ascii="Arial" w:cs="Arial" w:eastAsia="Arial" w:hAnsi="Arial"/>
-          <w:b/>
-          <w:bCs/>
-          <w:color w:val="1B2118"/>
-          <w:sz w:val="21"/>
-          <w:szCs w:val="21"/>
-        </w:rPr>
-        <w:t xml:space="preserve">Sicurezza</w:t>
+        <w:t xml:space="preserve"> Schermata Enti di Validazione</w:t>
+      </w:r>
+      <w:r>
+        <w:rPr>
+          <w:rFonts w:ascii="Arial" w:cs="Arial" w:eastAsia="Arial" w:hAnsi="Arial"/>
+          <w:color w:val="1B2118"/>
+          <w:sz w:val="21"/>
+          <w:szCs w:val="21"/>
+        </w:rPr>
+        <w:t xml:space="preserve"> — fatto il 18/10 (Impostazioni).</w:t>
       </w:r>
     </w:p>
     <w:p>
@@ -29069,20 +29610,31 @@
           <w:rFonts w:ascii="Arial" w:cs="Arial" w:eastAsia="Arial" w:hAnsi="Arial"/>
           <w:b/>
           <w:bCs/>
-          <w:color w:val="1B2118"/>
-          <w:sz w:val="21"/>
-          <w:szCs w:val="21"/>
-        </w:rPr>
-        <w:t xml:space="preserve">14.</w:t>
-      </w:r>
-      <w:r>
-        <w:rPr>
-          <w:rFonts w:ascii="Arial" w:cs="Arial" w:eastAsia="Arial" w:hAnsi="Arial"/>
-          <w:color w:val="1B2118"/>
-          <w:sz w:val="21"/>
-          <w:szCs w:val="21"/>
-        </w:rPr>
-        <w:t xml:space="preserve"> Registro di sicurezza (accessi, tentativi falliti, cambi di permessi).</w:t>
+          <w:strike/>
+          <w:color w:val="5A5E54"/>
+          <w:sz w:val="21"/>
+          <w:szCs w:val="21"/>
+        </w:rPr>
+        <w:t xml:space="preserve">12.</w:t>
+      </w:r>
+      <w:r>
+        <w:rPr>
+          <w:rFonts w:ascii="Arial" w:cs="Arial" w:eastAsia="Arial" w:hAnsi="Arial"/>
+          <w:strike/>
+          <w:color w:val="5A5E54"/>
+          <w:sz w:val="21"/>
+          <w:szCs w:val="21"/>
+        </w:rPr>
+        <w:t xml:space="preserve"> Template di documenti scaricabili dai Comuni</w:t>
+      </w:r>
+      <w:r>
+        <w:rPr>
+          <w:rFonts w:ascii="Arial" w:cs="Arial" w:eastAsia="Arial" w:hAnsi="Arial"/>
+          <w:color w:val="1B2118"/>
+          <w:sz w:val="21"/>
+          <w:szCs w:val="21"/>
+        </w:rPr>
+        <w:t xml:space="preserve"> — fatto il 18/10 (Impostazioni → Modelli).</w:t>
       </w:r>
     </w:p>
     <w:p>
@@ -29099,20 +29651,65 @@
           <w:rFonts w:ascii="Arial" w:cs="Arial" w:eastAsia="Arial" w:hAnsi="Arial"/>
           <w:b/>
           <w:bCs/>
-          <w:color w:val="1B2118"/>
-          <w:sz w:val="21"/>
-          <w:szCs w:val="21"/>
-        </w:rPr>
-        <w:t xml:space="preserve">15.</w:t>
-      </w:r>
-      <w:r>
-        <w:rPr>
-          <w:rFonts w:ascii="Arial" w:cs="Arial" w:eastAsia="Arial" w:hAnsi="Arial"/>
-          <w:color w:val="1B2118"/>
-          <w:sz w:val="21"/>
-          <w:szCs w:val="21"/>
-        </w:rPr>
-        <w:t xml:space="preserve"> Attivazione della verifica in due passaggi (MFA).</w:t>
+          <w:strike/>
+          <w:color w:val="5A5E54"/>
+          <w:sz w:val="21"/>
+          <w:szCs w:val="21"/>
+        </w:rPr>
+        <w:t xml:space="preserve">13.</w:t>
+      </w:r>
+      <w:r>
+        <w:rPr>
+          <w:rFonts w:ascii="Arial" w:cs="Arial" w:eastAsia="Arial" w:hAnsi="Arial"/>
+          <w:strike/>
+          <w:color w:val="5A5E54"/>
+          <w:sz w:val="21"/>
+          <w:szCs w:val="21"/>
+        </w:rPr>
+        <w:t xml:space="preserve"> Consultazione: errata corrige, allegati ai commenti, identificazione dei commentatori esterni</w:t>
+      </w:r>
+      <w:r>
+        <w:rPr>
+          <w:rFonts w:ascii="Arial" w:cs="Arial" w:eastAsia="Arial" w:hAnsi="Arial"/>
+          <w:color w:val="1B2118"/>
+          <w:sz w:val="21"/>
+          <w:szCs w:val="21"/>
+        </w:rPr>
+        <w:t xml:space="preserve"> — fatto il 18/10 (pagina pubblica, funzione </w:t>
+      </w:r>
+      <w:r>
+        <w:rPr>
+          <w:rFonts w:ascii="Consolas" w:cs="Consolas" w:eastAsia="Consolas" w:hAnsi="Consolas"/>
+          <w:color w:val="2F5D3A"/>
+          <w:sz w:val="21"/>
+          <w:szCs w:val="21"/>
+        </w:rPr>
+        <w:t xml:space="preserve">consultazione-pubblica</w:t>
+      </w:r>
+      <w:r>
+        <w:rPr>
+          <w:rFonts w:ascii="Arial" w:cs="Arial" w:eastAsia="Arial" w:hAnsi="Arial"/>
+          <w:color w:val="1B2118"/>
+          <w:sz w:val="21"/>
+          <w:szCs w:val="21"/>
+        </w:rPr>
+        <w:t xml:space="preserve">).</w:t>
+      </w:r>
+    </w:p>
+    <w:p>
+      <w:pPr>
+        <w:spacing w:after="140" w:line="300"/>
+      </w:pPr>
+      <w:r>
+        <w:rPr>
+          <w:rFonts w:ascii="Arial" w:cs="Arial" w:eastAsia="Arial" w:hAnsi="Arial"/>
+          <w:b/>
+          <w:bCs/>
+          <w:color w:val="1B2118"/>
+          <w:sz w:val="21"/>
+          <w:szCs w:val="21"/>
+        </w:rPr>
+        <w:t xml:space="preserve">Sicurezza</w:t>
       </w:r>
     </w:p>
     <w:p>
@@ -29133,16 +29730,16 @@
           <w:sz w:val="21"/>
           <w:szCs w:val="21"/>
         </w:rPr>
-        <w:t xml:space="preserve">16.</w:t>
-      </w:r>
-      <w:r>
-        <w:rPr>
-          <w:rFonts w:ascii="Arial" w:cs="Arial" w:eastAsia="Arial" w:hAnsi="Arial"/>
-          <w:color w:val="1B2118"/>
-          <w:sz w:val="21"/>
-          <w:szCs w:val="21"/>
-        </w:rPr>
-        <w:t xml:space="preserve"> Antivirus sui file caricati (a fine progetto).</w:t>
+        <w:t xml:space="preserve">14.</w:t>
+      </w:r>
+      <w:r>
+        <w:rPr>
+          <w:rFonts w:ascii="Arial" w:cs="Arial" w:eastAsia="Arial" w:hAnsi="Arial"/>
+          <w:color w:val="1B2118"/>
+          <w:sz w:val="21"/>
+          <w:szCs w:val="21"/>
+        </w:rPr>
+        <w:t xml:space="preserve"> Registro di sicurezza (accessi, tentativi falliti, cambi di permessi).</w:t>
       </w:r>
     </w:p>
     <w:p>
@@ -29163,16 +29760,16 @@
           <w:sz w:val="21"/>
           <w:szCs w:val="21"/>
         </w:rPr>
-        <w:t xml:space="preserve">17.</w:t>
-      </w:r>
-      <w:r>
-        <w:rPr>
-          <w:rFonts w:ascii="Arial" w:cs="Arial" w:eastAsia="Arial" w:hAnsi="Arial"/>
-          <w:color w:val="1B2118"/>
-          <w:sz w:val="21"/>
-          <w:szCs w:val="21"/>
-        </w:rPr>
-        <w:t xml:space="preserve"> Verifica del dominio email su Resend.</w:t>
+        <w:t xml:space="preserve">15.</w:t>
+      </w:r>
+      <w:r>
+        <w:rPr>
+          <w:rFonts w:ascii="Arial" w:cs="Arial" w:eastAsia="Arial" w:hAnsi="Arial"/>
+          <w:color w:val="1B2118"/>
+          <w:sz w:val="21"/>
+          <w:szCs w:val="21"/>
+        </w:rPr>
+        <w:t xml:space="preserve"> Attivazione della verifica in due passaggi (MFA).</w:t>
       </w:r>
     </w:p>
     <w:p>
@@ -29193,32 +29790,16 @@
           <w:sz w:val="21"/>
           <w:szCs w:val="21"/>
         </w:rPr>
-        <w:t xml:space="preserve">18.</w:t>
-      </w:r>
-      <w:r>
-        <w:rPr>
-          <w:rFonts w:ascii="Arial" w:cs="Arial" w:eastAsia="Arial" w:hAnsi="Arial"/>
-          <w:color w:val="1B2118"/>
-          <w:sz w:val="21"/>
-          <w:szCs w:val="21"/>
-        </w:rPr>
-        <w:t xml:space="preserve"> Ambiente di prova, backup e procedura di ripristino.</w:t>
-      </w:r>
-    </w:p>
-    <w:p>
-      <w:pPr>
-        <w:spacing w:after="140" w:line="300"/>
-      </w:pPr>
-      <w:r>
-        <w:rPr>
-          <w:rFonts w:ascii="Arial" w:cs="Arial" w:eastAsia="Arial" w:hAnsi="Arial"/>
-          <w:b/>
-          <w:bCs/>
-          <w:color w:val="1B2118"/>
-          <w:sz w:val="21"/>
-          <w:szCs w:val="21"/>
-        </w:rPr>
-        <w:t xml:space="preserve">Chiusura</w:t>
+        <w:t xml:space="preserve">16.</w:t>
+      </w:r>
+      <w:r>
+        <w:rPr>
+          <w:rFonts w:ascii="Arial" w:cs="Arial" w:eastAsia="Arial" w:hAnsi="Arial"/>
+          <w:color w:val="1B2118"/>
+          <w:sz w:val="21"/>
+          <w:szCs w:val="21"/>
+        </w:rPr>
+        <w:t xml:space="preserve"> Antivirus sui file caricati (a fine progetto).</w:t>
       </w:r>
     </w:p>
     <w:p>
@@ -29239,16 +29820,16 @@
           <w:sz w:val="21"/>
           <w:szCs w:val="21"/>
         </w:rPr>
-        <w:t xml:space="preserve">19.</w:t>
-      </w:r>
-      <w:r>
-        <w:rPr>
-          <w:rFonts w:ascii="Arial" w:cs="Arial" w:eastAsia="Arial" w:hAnsi="Arial"/>
-          <w:color w:val="1B2118"/>
-          <w:sz w:val="21"/>
-          <w:szCs w:val="21"/>
-        </w:rPr>
-        <w:t xml:space="preserve"> Collaudo completo e pulizia dei dati di test (comprese le notifiche "Email di prova").</w:t>
+        <w:t xml:space="preserve">17.</w:t>
+      </w:r>
+      <w:r>
+        <w:rPr>
+          <w:rFonts w:ascii="Arial" w:cs="Arial" w:eastAsia="Arial" w:hAnsi="Arial"/>
+          <w:color w:val="1B2118"/>
+          <w:sz w:val="21"/>
+          <w:szCs w:val="21"/>
+        </w:rPr>
+        <w:t xml:space="preserve"> Verifica del dominio email su Resend.</w:t>
       </w:r>
     </w:p>
     <w:p>
@@ -29265,31 +29846,20 @@
           <w:rFonts w:ascii="Arial" w:cs="Arial" w:eastAsia="Arial" w:hAnsi="Arial"/>
           <w:b/>
           <w:bCs/>
-          <w:strike/>
-          <w:color w:val="5A5E54"/>
-          <w:sz w:val="21"/>
-          <w:szCs w:val="21"/>
-        </w:rPr>
-        <w:t xml:space="preserve">20.</w:t>
-      </w:r>
-      <w:r>
-        <w:rPr>
-          <w:rFonts w:ascii="Arial" w:cs="Arial" w:eastAsia="Arial" w:hAnsi="Arial"/>
-          <w:strike/>
-          <w:color w:val="5A5E54"/>
-          <w:sz w:val="21"/>
-          <w:szCs w:val="21"/>
-        </w:rPr>
-        <w:t xml:space="preserve"> Decisioni A e B della Fondazione</w:t>
-      </w:r>
-      <w:r>
-        <w:rPr>
-          <w:rFonts w:ascii="Arial" w:cs="Arial" w:eastAsia="Arial" w:hAnsi="Arial"/>
-          <w:color w:val="1B2118"/>
-          <w:sz w:val="21"/>
-          <w:szCs w:val="21"/>
-        </w:rPr>
-        <w:t xml:space="preserve"> — prese il 18/10 (capitolo Decisioni).</w:t>
+          <w:color w:val="1B2118"/>
+          <w:sz w:val="21"/>
+          <w:szCs w:val="21"/>
+        </w:rPr>
+        <w:t xml:space="preserve">18.</w:t>
+      </w:r>
+      <w:r>
+        <w:rPr>
+          <w:rFonts w:ascii="Arial" w:cs="Arial" w:eastAsia="Arial" w:hAnsi="Arial"/>
+          <w:color w:val="1B2118"/>
+          <w:sz w:val="21"/>
+          <w:szCs w:val="21"/>
+        </w:rPr>
+        <w:t xml:space="preserve"> Ambiente di prova, backup e procedura di ripristino.</w:t>
       </w:r>
     </w:p>
     <w:p>
@@ -29305,7 +29875,7 @@
           <w:sz w:val="21"/>
           <w:szCs w:val="21"/>
         </w:rPr>
-        <w:t xml:space="preserve">Rifiniture emerse dalla stesura del Manuale Utente (18/10)</w:t>
+        <w:t xml:space="preserve">Chiusura</w:t>
       </w:r>
     </w:p>
     <w:p>
@@ -29322,31 +29892,20 @@
           <w:rFonts w:ascii="Arial" w:cs="Arial" w:eastAsia="Arial" w:hAnsi="Arial"/>
           <w:b/>
           <w:bCs/>
-          <w:strike/>
-          <w:color w:val="5A5E54"/>
-          <w:sz w:val="21"/>
-          <w:szCs w:val="21"/>
-        </w:rPr>
-        <w:t xml:space="preserve">22.</w:t>
-      </w:r>
-      <w:r>
-        <w:rPr>
-          <w:rFonts w:ascii="Arial" w:cs="Arial" w:eastAsia="Arial" w:hAnsi="Arial"/>
-          <w:strike/>
-          <w:color w:val="5A5E54"/>
-          <w:sz w:val="21"/>
-          <w:szCs w:val="21"/>
-        </w:rPr>
-        <w:t xml:space="preserve"> Recupero e cambio password per gli utenti</w:t>
-      </w:r>
-      <w:r>
-        <w:rPr>
-          <w:rFonts w:ascii="Arial" w:cs="Arial" w:eastAsia="Arial" w:hAnsi="Arial"/>
-          <w:color w:val="1B2118"/>
-          <w:sz w:val="21"/>
-          <w:szCs w:val="21"/>
-        </w:rPr>
-        <w:t xml:space="preserve"> — fatto il 18/10 (resta la configurazione di Site URL, Redirect URLs e SMTP in Supabase per l'email di recupero).</w:t>
+          <w:color w:val="1B2118"/>
+          <w:sz w:val="21"/>
+          <w:szCs w:val="21"/>
+        </w:rPr>
+        <w:t xml:space="preserve">19.</w:t>
+      </w:r>
+      <w:r>
+        <w:rPr>
+          <w:rFonts w:ascii="Arial" w:cs="Arial" w:eastAsia="Arial" w:hAnsi="Arial"/>
+          <w:color w:val="1B2118"/>
+          <w:sz w:val="21"/>
+          <w:szCs w:val="21"/>
+        </w:rPr>
+        <w:t xml:space="preserve"> Collaudo completo e pulizia dei dati di test (comprese le notifiche "Email di prova").</w:t>
       </w:r>
     </w:p>
     <w:p>
@@ -29368,7 +29927,7 @@
           <w:sz w:val="21"/>
           <w:szCs w:val="21"/>
         </w:rPr>
-        <w:t xml:space="preserve">23.</w:t>
+        <w:t xml:space="preserve">20.</w:t>
       </w:r>
       <w:r>
         <w:rPr>
@@ -29378,16 +29937,32 @@
           <w:sz w:val="21"/>
           <w:szCs w:val="21"/>
         </w:rPr>
-        <w:t xml:space="preserve"> Dopo l'accesso da un link email, riportare l'utente alla pratica del link</w:t>
-      </w:r>
-      <w:r>
-        <w:rPr>
-          <w:rFonts w:ascii="Arial" w:cs="Arial" w:eastAsia="Arial" w:hAnsi="Arial"/>
-          <w:color w:val="1B2118"/>
-          <w:sz w:val="21"/>
-          <w:szCs w:val="21"/>
-        </w:rPr>
-        <w:t xml:space="preserve"> — fatto il 18/10.</w:t>
+        <w:t xml:space="preserve"> Decisioni A e B della Fondazione</w:t>
+      </w:r>
+      <w:r>
+        <w:rPr>
+          <w:rFonts w:ascii="Arial" w:cs="Arial" w:eastAsia="Arial" w:hAnsi="Arial"/>
+          <w:color w:val="1B2118"/>
+          <w:sz w:val="21"/>
+          <w:szCs w:val="21"/>
+        </w:rPr>
+        <w:t xml:space="preserve"> — prese il 18/10 (capitolo Decisioni).</w:t>
+      </w:r>
+    </w:p>
+    <w:p>
+      <w:pPr>
+        <w:spacing w:after="140" w:line="300"/>
+      </w:pPr>
+      <w:r>
+        <w:rPr>
+          <w:rFonts w:ascii="Arial" w:cs="Arial" w:eastAsia="Arial" w:hAnsi="Arial"/>
+          <w:b/>
+          <w:bCs/>
+          <w:color w:val="1B2118"/>
+          <w:sz w:val="21"/>
+          <w:szCs w:val="21"/>
+        </w:rPr>
+        <w:t xml:space="preserve">Rifiniture emerse dalla stesura del Manuale Utente (18/10)</w:t>
       </w:r>
     </w:p>
     <w:p>
@@ -29409,7 +29984,7 @@
           <w:sz w:val="21"/>
           <w:szCs w:val="21"/>
         </w:rPr>
-        <w:t xml:space="preserve">24.</w:t>
+        <w:t xml:space="preserve">22.</w:t>
       </w:r>
       <w:r>
         <w:rPr>
@@ -29419,16 +29994,16 @@
           <w:sz w:val="21"/>
           <w:szCs w:val="21"/>
         </w:rPr>
-        <w:t xml:space="preserve"> Pratica non attiva: spiegare perché i pulsanti di risposta alle integrazioni non compaiono e nascondere "+ Carica"</w:t>
-      </w:r>
-      <w:r>
-        <w:rPr>
-          <w:rFonts w:ascii="Arial" w:cs="Arial" w:eastAsia="Arial" w:hAnsi="Arial"/>
-          <w:color w:val="1B2118"/>
-          <w:sz w:val="21"/>
-          <w:szCs w:val="21"/>
-        </w:rPr>
-        <w:t xml:space="preserve"> — fatto il 18/10.</w:t>
+        <w:t xml:space="preserve"> Recupero e cambio password per gli utenti</w:t>
+      </w:r>
+      <w:r>
+        <w:rPr>
+          <w:rFonts w:ascii="Arial" w:cs="Arial" w:eastAsia="Arial" w:hAnsi="Arial"/>
+          <w:color w:val="1B2118"/>
+          <w:sz w:val="21"/>
+          <w:szCs w:val="21"/>
+        </w:rPr>
+        <w:t xml:space="preserve"> — fatto il 18/10 (resta la configurazione di Site URL, Redirect URLs e SMTP in Supabase per l'email di recupero).</w:t>
       </w:r>
     </w:p>
     <w:p>
@@ -29450,7 +30025,7 @@
           <w:sz w:val="21"/>
           <w:szCs w:val="21"/>
         </w:rPr>
-        <w:t xml:space="preserve">25.</w:t>
+        <w:t xml:space="preserve">23.</w:t>
       </w:r>
       <w:r>
         <w:rPr>
@@ -29460,7 +30035,7 @@
           <w:sz w:val="21"/>
           <w:szCs w:val="21"/>
         </w:rPr>
-        <w:t xml:space="preserve"> Date della consultazione in formato gg/mm/aaaa</w:t>
+        <w:t xml:space="preserve"> Dopo l'accesso da un link email, riportare l'utente alla pratica del link</w:t>
       </w:r>
       <w:r>
         <w:rPr>
@@ -29491,7 +30066,7 @@
           <w:sz w:val="21"/>
           <w:szCs w:val="21"/>
         </w:rPr>
-        <w:t xml:space="preserve">26.</w:t>
+        <w:t xml:space="preserve">24.</w:t>
       </w:r>
       <w:r>
         <w:rPr>
@@ -29501,16 +30076,16 @@
           <w:sz w:val="21"/>
           <w:szCs w:val="21"/>
         </w:rPr>
-        <w:t xml:space="preserve"> Canale di messaggi tra Comune e Fondazione nella pratica</w:t>
-      </w:r>
-      <w:r>
-        <w:rPr>
-          <w:rFonts w:ascii="Arial" w:cs="Arial" w:eastAsia="Arial" w:hAnsi="Arial"/>
-          <w:color w:val="1B2118"/>
-          <w:sz w:val="21"/>
-          <w:szCs w:val="21"/>
-        </w:rPr>
-        <w:t xml:space="preserve"> — fatto il 18/10 (sezione Messaggi).</w:t>
+        <w:t xml:space="preserve"> Pratica non attiva: spiegare perché i pulsanti di risposta alle integrazioni non compaiono e nascondere "+ Carica"</w:t>
+      </w:r>
+      <w:r>
+        <w:rPr>
+          <w:rFonts w:ascii="Arial" w:cs="Arial" w:eastAsia="Arial" w:hAnsi="Arial"/>
+          <w:color w:val="1B2118"/>
+          <w:sz w:val="21"/>
+          <w:szCs w:val="21"/>
+        </w:rPr>
+        <w:t xml:space="preserve"> — fatto il 18/10.</w:t>
       </w:r>
     </w:p>
     <w:p>
@@ -29532,7 +30107,7 @@
           <w:sz w:val="21"/>
           <w:szCs w:val="21"/>
         </w:rPr>
-        <w:t xml:space="preserve">27.</w:t>
+        <w:t xml:space="preserve">25.</w:t>
       </w:r>
       <w:r>
         <w:rPr>
@@ -29542,16 +30117,16 @@
           <w:sz w:val="21"/>
           <w:szCs w:val="21"/>
         </w:rPr>
-        <w:t xml:space="preserve"> Mostrare ai Comuni le voci di pagamento</w:t>
-      </w:r>
-      <w:r>
-        <w:rPr>
-          <w:rFonts w:ascii="Arial" w:cs="Arial" w:eastAsia="Arial" w:hAnsi="Arial"/>
-          <w:color w:val="1B2118"/>
-          <w:sz w:val="21"/>
-          <w:szCs w:val="21"/>
-        </w:rPr>
-        <w:t xml:space="preserve"> — fatto il 18/10 (sola lettura).</w:t>
+        <w:t xml:space="preserve"> Date della consultazione in formato gg/mm/aaaa</w:t>
+      </w:r>
+      <w:r>
+        <w:rPr>
+          <w:rFonts w:ascii="Arial" w:cs="Arial" w:eastAsia="Arial" w:hAnsi="Arial"/>
+          <w:color w:val="1B2118"/>
+          <w:sz w:val="21"/>
+          <w:szCs w:val="21"/>
+        </w:rPr>
+        <w:t xml:space="preserve"> — fatto il 18/10.</w:t>
       </w:r>
     </w:p>
     <w:p>
@@ -29568,54 +30143,31 @@
           <w:rFonts w:ascii="Arial" w:cs="Arial" w:eastAsia="Arial" w:hAnsi="Arial"/>
           <w:b/>
           <w:bCs/>
-          <w:color w:val="1B2118"/>
-          <w:sz w:val="21"/>
-          <w:szCs w:val="21"/>
-        </w:rPr>
-        <w:t xml:space="preserve">28.</w:t>
-      </w:r>
-      <w:r>
-        <w:rPr>
-          <w:rFonts w:ascii="Arial" w:cs="Arial" w:eastAsia="Arial" w:hAnsi="Arial"/>
-          <w:color w:val="1B2118"/>
-          <w:sz w:val="21"/>
-          <w:szCs w:val="21"/>
-        </w:rPr>
-        <w:t xml:space="preserve"> Riservatezza della documentazione: il registro è nel repository pubblico e i file Word/PDF di Registro, Manuale Amministratore e Manuale Test (</w:t>
-      </w:r>
-      <w:r>
-        <w:rPr>
-          <w:rFonts w:ascii="Consolas" w:cs="Consolas" w:eastAsia="Consolas" w:hAnsi="Consolas"/>
-          <w:color w:val="2F5D3A"/>
-          <w:sz w:val="21"/>
-          <w:szCs w:val="21"/>
-        </w:rPr>
-        <w:t xml:space="preserve">public/documentazione/</w:t>
-      </w:r>
-      <w:r>
-        <w:rPr>
-          <w:rFonts w:ascii="Arial" w:cs="Arial" w:eastAsia="Arial" w:hAnsi="Arial"/>
-          <w:color w:val="1B2118"/>
-          <w:sz w:val="21"/>
-          <w:szCs w:val="21"/>
-        </w:rPr>
-        <w:t xml:space="preserve">) sono raggiungibili da chi conosce l'indirizzo (il portale li mostra solo agli Amministratori). Per renderli davvero riservati: archivio privato su Supabase con accesso solo Admin, o repository privato (oggi incompatibile con il piano gratuito di Vercel).</w:t>
-      </w:r>
-    </w:p>
-    <w:p>
-      <w:pPr>
-        <w:spacing w:after="140" w:line="300"/>
-      </w:pPr>
-      <w:r>
-        <w:rPr>
-          <w:rFonts w:ascii="Arial" w:cs="Arial" w:eastAsia="Arial" w:hAnsi="Arial"/>
-          <w:b/>
-          <w:bCs/>
-          <w:color w:val="1B2118"/>
-          <w:sz w:val="21"/>
-          <w:szCs w:val="21"/>
-        </w:rPr>
-        <w:t xml:space="preserve">Infrastruttura</w:t>
+          <w:strike/>
+          <w:color w:val="5A5E54"/>
+          <w:sz w:val="21"/>
+          <w:szCs w:val="21"/>
+        </w:rPr>
+        <w:t xml:space="preserve">26.</w:t>
+      </w:r>
+      <w:r>
+        <w:rPr>
+          <w:rFonts w:ascii="Arial" w:cs="Arial" w:eastAsia="Arial" w:hAnsi="Arial"/>
+          <w:strike/>
+          <w:color w:val="5A5E54"/>
+          <w:sz w:val="21"/>
+          <w:szCs w:val="21"/>
+        </w:rPr>
+        <w:t xml:space="preserve"> Canale di messaggi tra Comune e Fondazione nella pratica</w:t>
+      </w:r>
+      <w:r>
+        <w:rPr>
+          <w:rFonts w:ascii="Arial" w:cs="Arial" w:eastAsia="Arial" w:hAnsi="Arial"/>
+          <w:color w:val="1B2118"/>
+          <w:sz w:val="21"/>
+          <w:szCs w:val="21"/>
+        </w:rPr>
+        <w:t xml:space="preserve"> — fatto il 18/10 (sezione Messaggi).</w:t>
       </w:r>
     </w:p>
     <w:p>
@@ -29632,76 +30184,31 @@
           <w:rFonts w:ascii="Arial" w:cs="Arial" w:eastAsia="Arial" w:hAnsi="Arial"/>
           <w:b/>
           <w:bCs/>
-          <w:color w:val="1B2118"/>
-          <w:sz w:val="21"/>
-          <w:szCs w:val="21"/>
-        </w:rPr>
-        <w:t xml:space="preserve">29.</w:t>
-      </w:r>
-      <w:r>
-        <w:rPr>
-          <w:rFonts w:ascii="Arial" w:cs="Arial" w:eastAsia="Arial" w:hAnsi="Arial"/>
-          <w:color w:val="1B2118"/>
-          <w:sz w:val="21"/>
-          <w:szCs w:val="21"/>
-        </w:rPr>
-        <w:t xml:space="preserve"> Passaggio a piani a pagamento di </w:t>
-      </w:r>
-      <w:r>
-        <w:rPr>
-          <w:rFonts w:ascii="Arial" w:cs="Arial" w:eastAsia="Arial" w:hAnsi="Arial"/>
-          <w:b/>
-          <w:bCs/>
-          <w:color w:val="1B2118"/>
-          <w:sz w:val="21"/>
-          <w:szCs w:val="21"/>
-        </w:rPr>
-        <w:t xml:space="preserve">Vercel</w:t>
-      </w:r>
-      <w:r>
-        <w:rPr>
-          <w:rFonts w:ascii="Arial" w:cs="Arial" w:eastAsia="Arial" w:hAnsi="Arial"/>
-          <w:color w:val="1B2118"/>
-          <w:sz w:val="21"/>
-          <w:szCs w:val="21"/>
-        </w:rPr>
-        <w:t xml:space="preserve"> e </w:t>
-      </w:r>
-      <w:r>
-        <w:rPr>
-          <w:rFonts w:ascii="Arial" w:cs="Arial" w:eastAsia="Arial" w:hAnsi="Arial"/>
-          <w:b/>
-          <w:bCs/>
-          <w:color w:val="1B2118"/>
-          <w:sz w:val="21"/>
-          <w:szCs w:val="21"/>
-        </w:rPr>
-        <w:t xml:space="preserve">Supabase</w:t>
-      </w:r>
-      <w:r>
-        <w:rPr>
-          <w:rFonts w:ascii="Arial" w:cs="Arial" w:eastAsia="Arial" w:hAnsi="Arial"/>
-          <w:color w:val="1B2118"/>
-          <w:sz w:val="21"/>
-          <w:szCs w:val="21"/>
-        </w:rPr>
-        <w:t xml:space="preserve"> (decisione del 18/10). Dopo l'attivazione: rendere privato il repository GitHub e ricollegarlo a Vercel (risolve in buona parte il punto 28); verificare i backup automatici di Supabase e scrivere la procedura di ripristino (punto 18); valutare l'ambiente di prova separato (punto 18); decidere se alzare il limite di 50 MB per file; aggiornare i §2-3 di questo registro con piani, costi e intestatario dei contratti.</w:t>
-      </w:r>
-    </w:p>
-    <w:p>
-      <w:pPr>
-        <w:spacing w:after="140" w:line="300"/>
-      </w:pPr>
-      <w:r>
-        <w:rPr>
-          <w:rFonts w:ascii="Arial" w:cs="Arial" w:eastAsia="Arial" w:hAnsi="Arial"/>
-          <w:b/>
-          <w:bCs/>
-          <w:color w:val="1B2118"/>
-          <w:sz w:val="21"/>
-          <w:szCs w:val="21"/>
-        </w:rPr>
-        <w:t xml:space="preserve">Sicurezza informatica (cyber security) — richiesta di Luca del 18/10</w:t>
+          <w:strike/>
+          <w:color w:val="5A5E54"/>
+          <w:sz w:val="21"/>
+          <w:szCs w:val="21"/>
+        </w:rPr>
+        <w:t xml:space="preserve">27.</w:t>
+      </w:r>
+      <w:r>
+        <w:rPr>
+          <w:rFonts w:ascii="Arial" w:cs="Arial" w:eastAsia="Arial" w:hAnsi="Arial"/>
+          <w:strike/>
+          <w:color w:val="5A5E54"/>
+          <w:sz w:val="21"/>
+          <w:szCs w:val="21"/>
+        </w:rPr>
+        <w:t xml:space="preserve"> Mostrare ai Comuni le voci di pagamento</w:t>
+      </w:r>
+      <w:r>
+        <w:rPr>
+          <w:rFonts w:ascii="Arial" w:cs="Arial" w:eastAsia="Arial" w:hAnsi="Arial"/>
+          <w:color w:val="1B2118"/>
+          <w:sz w:val="21"/>
+          <w:szCs w:val="21"/>
+        </w:rPr>
+        <w:t xml:space="preserve"> — fatto il 18/10 (sola lettura).</w:t>
       </w:r>
     </w:p>
     <w:p>
@@ -29722,6 +30229,156 @@
           <w:sz w:val="21"/>
           <w:szCs w:val="21"/>
         </w:rPr>
+        <w:t xml:space="preserve">28.</w:t>
+      </w:r>
+      <w:r>
+        <w:rPr>
+          <w:rFonts w:ascii="Arial" w:cs="Arial" w:eastAsia="Arial" w:hAnsi="Arial"/>
+          <w:color w:val="1B2118"/>
+          <w:sz w:val="21"/>
+          <w:szCs w:val="21"/>
+        </w:rPr>
+        <w:t xml:space="preserve"> Riservatezza della documentazione: il registro è nel repository pubblico e i file Word/PDF di Registro, Manuale Amministratore e Manuale Test (</w:t>
+      </w:r>
+      <w:r>
+        <w:rPr>
+          <w:rFonts w:ascii="Consolas" w:cs="Consolas" w:eastAsia="Consolas" w:hAnsi="Consolas"/>
+          <w:color w:val="2F5D3A"/>
+          <w:sz w:val="21"/>
+          <w:szCs w:val="21"/>
+        </w:rPr>
+        <w:t xml:space="preserve">public/documentazione/</w:t>
+      </w:r>
+      <w:r>
+        <w:rPr>
+          <w:rFonts w:ascii="Arial" w:cs="Arial" w:eastAsia="Arial" w:hAnsi="Arial"/>
+          <w:color w:val="1B2118"/>
+          <w:sz w:val="21"/>
+          <w:szCs w:val="21"/>
+        </w:rPr>
+        <w:t xml:space="preserve">) sono raggiungibili da chi conosce l'indirizzo (il portale li mostra solo agli Amministratori). Per renderli davvero riservati: archivio privato su Supabase con accesso solo Admin, o repository privato (oggi incompatibile con il piano gratuito di Vercel).</w:t>
+      </w:r>
+    </w:p>
+    <w:p>
+      <w:pPr>
+        <w:spacing w:after="140" w:line="300"/>
+      </w:pPr>
+      <w:r>
+        <w:rPr>
+          <w:rFonts w:ascii="Arial" w:cs="Arial" w:eastAsia="Arial" w:hAnsi="Arial"/>
+          <w:b/>
+          <w:bCs/>
+          <w:color w:val="1B2118"/>
+          <w:sz w:val="21"/>
+          <w:szCs w:val="21"/>
+        </w:rPr>
+        <w:t xml:space="preserve">Infrastruttura</w:t>
+      </w:r>
+    </w:p>
+    <w:p>
+      <w:pPr>
+        <w:pStyle w:val="ListParagraph"/>
+        <w:numPr>
+          <w:ilvl w:val="0"/>
+          <w:numId w:val="3"/>
+        </w:numPr>
+        <w:spacing w:after="70" w:line="290"/>
+      </w:pPr>
+      <w:r>
+        <w:rPr>
+          <w:rFonts w:ascii="Arial" w:cs="Arial" w:eastAsia="Arial" w:hAnsi="Arial"/>
+          <w:b/>
+          <w:bCs/>
+          <w:color w:val="1B2118"/>
+          <w:sz w:val="21"/>
+          <w:szCs w:val="21"/>
+        </w:rPr>
+        <w:t xml:space="preserve">29.</w:t>
+      </w:r>
+      <w:r>
+        <w:rPr>
+          <w:rFonts w:ascii="Arial" w:cs="Arial" w:eastAsia="Arial" w:hAnsi="Arial"/>
+          <w:color w:val="1B2118"/>
+          <w:sz w:val="21"/>
+          <w:szCs w:val="21"/>
+        </w:rPr>
+        <w:t xml:space="preserve"> Passaggio a piani a pagamento di </w:t>
+      </w:r>
+      <w:r>
+        <w:rPr>
+          <w:rFonts w:ascii="Arial" w:cs="Arial" w:eastAsia="Arial" w:hAnsi="Arial"/>
+          <w:b/>
+          <w:bCs/>
+          <w:color w:val="1B2118"/>
+          <w:sz w:val="21"/>
+          <w:szCs w:val="21"/>
+        </w:rPr>
+        <w:t xml:space="preserve">Vercel</w:t>
+      </w:r>
+      <w:r>
+        <w:rPr>
+          <w:rFonts w:ascii="Arial" w:cs="Arial" w:eastAsia="Arial" w:hAnsi="Arial"/>
+          <w:color w:val="1B2118"/>
+          <w:sz w:val="21"/>
+          <w:szCs w:val="21"/>
+        </w:rPr>
+        <w:t xml:space="preserve"> e </w:t>
+      </w:r>
+      <w:r>
+        <w:rPr>
+          <w:rFonts w:ascii="Arial" w:cs="Arial" w:eastAsia="Arial" w:hAnsi="Arial"/>
+          <w:b/>
+          <w:bCs/>
+          <w:color w:val="1B2118"/>
+          <w:sz w:val="21"/>
+          <w:szCs w:val="21"/>
+        </w:rPr>
+        <w:t xml:space="preserve">Supabase</w:t>
+      </w:r>
+      <w:r>
+        <w:rPr>
+          <w:rFonts w:ascii="Arial" w:cs="Arial" w:eastAsia="Arial" w:hAnsi="Arial"/>
+          <w:color w:val="1B2118"/>
+          <w:sz w:val="21"/>
+          <w:szCs w:val="21"/>
+        </w:rPr>
+        <w:t xml:space="preserve"> (decisione del 18/10). Dopo l'attivazione: rendere privato il repository GitHub e ricollegarlo a Vercel (risolve in buona parte il punto 28); verificare i backup automatici di Supabase e scrivere la procedura di ripristino (punto 18); valutare l'ambiente di prova separato (punto 18); decidere se alzare il limite di 50 MB per file; aggiornare i §2-3 di questo registro con piani, costi e intestatario dei contratti.</w:t>
+      </w:r>
+    </w:p>
+    <w:p>
+      <w:pPr>
+        <w:spacing w:after="140" w:line="300"/>
+      </w:pPr>
+      <w:r>
+        <w:rPr>
+          <w:rFonts w:ascii="Arial" w:cs="Arial" w:eastAsia="Arial" w:hAnsi="Arial"/>
+          <w:b/>
+          <w:bCs/>
+          <w:color w:val="1B2118"/>
+          <w:sz w:val="21"/>
+          <w:szCs w:val="21"/>
+        </w:rPr>
+        <w:t xml:space="preserve">Sicurezza informatica (cyber security) — richiesta di Luca del 18/10</w:t>
+      </w:r>
+    </w:p>
+    <w:p>
+      <w:pPr>
+        <w:pStyle w:val="ListParagraph"/>
+        <w:numPr>
+          <w:ilvl w:val="0"/>
+          <w:numId w:val="3"/>
+        </w:numPr>
+        <w:spacing w:after="70" w:line="290"/>
+      </w:pPr>
+      <w:r>
+        <w:rPr>
+          <w:rFonts w:ascii="Arial" w:cs="Arial" w:eastAsia="Arial" w:hAnsi="Arial"/>
+          <w:b/>
+          <w:bCs/>
+          <w:color w:val="1B2118"/>
+          <w:sz w:val="21"/>
+          <w:szCs w:val="21"/>
+        </w:rPr>
         <w:t xml:space="preserve">30.</w:t>
       </w:r>
       <w:r>
@@ -30678,7 +31335,27 @@
           <w:sz w:val="21"/>
           <w:szCs w:val="21"/>
         </w:rPr>
-        <w:t xml:space="preserve"> Agente AI (Claude) integrato nel portale — richiesto da Luca il 18/10. Ambito da definire; usi possibili: assistente per gli utenti dei Comuni (come compilare, cosa manca nella pratica), supporto agli Operatori (controllo completezza dei documenti, bozze di richieste di integrazione e di risposte ai commenti), verifica del tracciato dati prima dell'import, spiegazione dei risultati del calcolo crediti. Richiede: chiave API Anthropic (segreto in Supabase), una Edge Function che faccia da tramite, regole su quali dati l'agente può leggere (privacy) e registrazione delle sue azioni nell'audit.</w:t>
+        <w:t xml:space="preserve"> </w:t>
+      </w:r>
+      <w:r>
+        <w:rPr>
+          <w:rFonts w:ascii="Arial" w:cs="Arial" w:eastAsia="Arial" w:hAnsi="Arial"/>
+          <w:b/>
+          <w:bCs/>
+          <w:color w:val="1B2118"/>
+          <w:sz w:val="21"/>
+          <w:szCs w:val="21"/>
+        </w:rPr>
+        <w:t xml:space="preserve">Assistente virtuale (Claude)</w:t>
+      </w:r>
+      <w:r>
+        <w:rPr>
+          <w:rFonts w:ascii="Arial" w:cs="Arial" w:eastAsia="Arial" w:hAnsi="Arial"/>
+          <w:color w:val="1B2118"/>
+          <w:sz w:val="21"/>
+          <w:szCs w:val="21"/>
+        </w:rPr>
+        <w:t xml:space="preserve"> integrato nel portale — richiesto da Luca il 18/10, confermato tra i punti aperti il 19/10. Funziona con i modelli Claude di Anthropic tramite API (lo sviluppo del portale si fa con Claude Code). Ambito da definire; usi possibili: assistente per gli utenti dei Comuni (come compilare, cosa manca nella pratica), supporto agli Operatori (controllo completezza dei documenti, bozze di richieste di integrazione e di risposte ai commenti), verifica del tracciato dati prima dell'import, spiegazione dei risultati del calcolo crediti. Richiede: chiave API Anthropic (segreto in Supabase), una Edge Function che faccia da tramite, regole su quali dati l'agente può leggere (privacy) e registrazione delle sue azioni nell'audit.</w:t>
       </w:r>
     </w:p>
     <w:p>
@@ -38073,7 +38750,7 @@
           <w:sz w:val="21"/>
           <w:szCs w:val="21"/>
         </w:rPr>
-        <w:t xml:space="preserve">: 107 file, 24.832 righe in tutto.</w:t>
+        <w:t xml:space="preserve">: 107 file, 24.856 righe in tutto.</w:t>
       </w:r>
     </w:p>
     <w:p>
@@ -50195,7 +50872,7 @@
                 <w:sz w:val="18"/>
                 <w:szCs w:val="18"/>
               </w:rPr>
-              <w:t xml:space="preserve">294</w:t>
+              <w:t xml:space="preserve">318</w:t>
             </w:r>
           </w:p>
         </w:tc>
@@ -51442,6 +52119,49 @@
       <w:pPr>
         <w:spacing w:after="160"/>
       </w:pPr>
+    </w:p>
+    <w:p>
+      <w:pPr>
+        <w:spacing w:after="140" w:line="300"/>
+      </w:pPr>
+      <w:r>
+        <w:rPr>
+          <w:rFonts w:ascii="Arial" w:cs="Arial" w:eastAsia="Arial" w:hAnsi="Arial"/>
+          <w:b/>
+          <w:bCs/>
+          <w:color w:val="1B2118"/>
+          <w:sz w:val="21"/>
+          <w:szCs w:val="21"/>
+        </w:rPr>
+        <w:t xml:space="preserve">Simulatore di scenari (in progettazione, backlog punto 37)</w:t>
+      </w:r>
+      <w:r>
+        <w:rPr>
+          <w:rFonts w:ascii="Arial" w:cs="Arial" w:eastAsia="Arial" w:hAnsi="Arial"/>
+          <w:color w:val="1B2118"/>
+          <w:sz w:val="21"/>
+          <w:szCs w:val="21"/>
+        </w:rPr>
+        <w:t xml:space="preserve">: stima ex ante e non certificabile dei crediti di un Comune su 7, 10 o 21 anni, a partire dai dati dell'anno base e da obiettivi annui di produzione totale, pro capite e di secco residuo; ricalcola la % di differenziata e i crediti anno per anno, con più scenari per Comune. Descrizione completa nel backlog e in </w:t>
+      </w:r>
+      <w:r>
+        <w:rPr>
+          <w:rFonts w:ascii="Consolas" w:cs="Consolas" w:eastAsia="Consolas" w:hAnsi="Consolas"/>
+          <w:color w:val="2F5D3A"/>
+          <w:sz w:val="21"/>
+          <w:szCs w:val="21"/>
+        </w:rPr>
+        <w:t xml:space="preserve">docs/crediti-cwp.md</w:t>
+      </w:r>
+      <w:r>
+        <w:rPr>
+          <w:rFonts w:ascii="Arial" w:cs="Arial" w:eastAsia="Arial" w:hAnsi="Arial"/>
+          <w:color w:val="1B2118"/>
+          <w:sz w:val="21"/>
+          <w:szCs w:val="21"/>
+        </w:rPr>
+        <w:t xml:space="preserve">.</w:t>
+      </w:r>
     </w:p>
     <w:p>
       <w:pPr>
@@ -51827,7 +52547,7 @@
         <w:szCs w:val="16"/>
       </w:rPr>
       <w:tab/>
-      <w:t xml:space="preserve">Registro sviluppo e deploy · Rev. 2.4 · 19/10/2026</w:t>
+      <w:t xml:space="preserve">Registro sviluppo e deploy · Rev. 2.5 · 19/10/2026</w:t>
     </w:r>
   </w:p>
 </w:hdr>
@@ -51892,7 +52612,7 @@
         <w:szCs w:val="16"/>
       </w:rPr>
       <w:tab/>
-      <w:t xml:space="preserve">Registro sviluppo e deploy · Rev. 2.4 · 19/10/2026</w:t>
+      <w:t xml:space="preserve">Registro sviluppo e deploy · Rev. 2.5 · 19/10/2026</w:t>
     </w:r>
   </w:p>
 </w:hdr>

--- a/public/documentazione/Registro_Dev_Deploy_Portale_CWP.docx
+++ b/public/documentazione/Registro_Dev_Deploy_Portale_CWP.docx
@@ -302,7 +302,7 @@
                 <w:sz w:val="20"/>
                 <w:szCs w:val="20"/>
               </w:rPr>
-              <w:t xml:space="preserve">Rev. 2.5</w:t>
+              <w:t xml:space="preserve">Rev. 2.6</w:t>
             </w:r>
           </w:p>
         </w:tc>
@@ -719,7 +719,7 @@
                 <w:sz w:val="18"/>
                 <w:szCs w:val="18"/>
               </w:rPr>
-              <w:t xml:space="preserve">2.5</w:t>
+              <w:t xml:space="preserve">2.6</w:t>
             </w:r>
           </w:p>
         </w:tc>
@@ -783,7 +783,7 @@
                 <w:sz w:val="18"/>
                 <w:szCs w:val="18"/>
               </w:rPr>
-              <w:t xml:space="preserve">Backlog punto 37 (simulatore di scenari), assistente virtuale in evidenza (punto 21), decisioni aperte e cronologia.</w:t>
+              <w:t xml:space="preserve">Simulatore di scenari, prima versione: script 28, pagina /simulatore, motore e prove; decisioni aperte e cronologia.</w:t>
             </w:r>
           </w:p>
         </w:tc>
@@ -853,7 +853,7 @@
                 <w:sz w:val="18"/>
                 <w:szCs w:val="18"/>
               </w:rPr>
-              <w:t xml:space="preserve">2.4</w:t>
+              <w:t xml:space="preserve">2.5</w:t>
             </w:r>
           </w:p>
         </w:tc>
@@ -919,7 +919,7 @@
                 <w:sz w:val="18"/>
                 <w:szCs w:val="18"/>
               </w:rPr>
-              <w:t xml:space="preserve">Archivio di backup, ramo snapshot su GitHub e nuovo documento Istruzioni di ripristino (procedure di rilascio e cronologia).</w:t>
+              <w:t xml:space="preserve">Backlog punto 37 (simulatore di scenari), assistente virtuale in evidenza (punto 21), decisioni aperte e cronologia.</w:t>
             </w:r>
           </w:p>
         </w:tc>
@@ -989,7 +989,7 @@
                 <w:sz w:val="18"/>
                 <w:szCs w:val="18"/>
               </w:rPr>
-              <w:t xml:space="preserve">2.3</w:t>
+              <w:t xml:space="preserve">2.4</w:t>
             </w:r>
           </w:p>
         </w:tc>
@@ -1053,7 +1053,7 @@
                 <w:sz w:val="18"/>
                 <w:szCs w:val="18"/>
               </w:rPr>
-              <w:t xml:space="preserve">Script 25-27 (documenti del Programma, PEC, soggetto promotore), decisione del 19/10 e presentazione aggiornata.</w:t>
+              <w:t xml:space="preserve">Archivio di backup, ramo snapshot su GitHub e nuovo documento Istruzioni di ripristino (procedure di rilascio e cronologia).</w:t>
             </w:r>
           </w:p>
         </w:tc>
@@ -1123,7 +1123,7 @@
                 <w:sz w:val="18"/>
                 <w:szCs w:val="18"/>
               </w:rPr>
-              <w:t xml:space="preserve">2.2</w:t>
+              <w:t xml:space="preserve">2.3</w:t>
             </w:r>
           </w:p>
         </w:tc>
@@ -1156,7 +1156,7 @@
                 <w:sz w:val="18"/>
                 <w:szCs w:val="18"/>
               </w:rPr>
-              <w:t xml:space="preserve">18/10/2026</w:t>
+              <w:t xml:space="preserve">19/10/2026</w:t>
             </w:r>
           </w:p>
         </w:tc>
@@ -1189,7 +1189,7 @@
                 <w:sz w:val="18"/>
                 <w:szCs w:val="18"/>
               </w:rPr>
-              <w:t xml:space="preserve">Script 22-24, allineamento ai documenti ufficiali del Programma (punto 35), nuove pagine e funzioni, decisioni aggiornate, punto 36 (SPID/CIE/CNS).</w:t>
+              <w:t xml:space="preserve">Script 25-27 (documenti del Programma, PEC, soggetto promotore), decisione del 19/10 e presentazione aggiornata.</w:t>
             </w:r>
           </w:p>
         </w:tc>
@@ -1259,7 +1259,7 @@
                 <w:sz w:val="18"/>
                 <w:szCs w:val="18"/>
               </w:rPr>
-              <w:t xml:space="preserve">2.1</w:t>
+              <w:t xml:space="preserve">2.2</w:t>
             </w:r>
           </w:p>
         </w:tc>
@@ -1323,7 +1323,7 @@
                 <w:sz w:val="18"/>
                 <w:szCs w:val="18"/>
               </w:rPr>
-              <w:t xml:space="preserve">Rilettura dei documenti ufficiali del Programma: differenze con il portale tra le decisioni aperte; correzione del buffer nei manuali.</w:t>
+              <w:t xml:space="preserve">Script 22-24, allineamento ai documenti ufficiali del Programma (punto 35), nuove pagine e funzioni, decisioni aggiornate, punto 36 (SPID/CIE/CNS).</w:t>
             </w:r>
           </w:p>
         </w:tc>
@@ -1393,7 +1393,7 @@
                 <w:sz w:val="18"/>
                 <w:szCs w:val="18"/>
               </w:rPr>
-              <w:t xml:space="preserve">2.0</w:t>
+              <w:t xml:space="preserve">2.1</w:t>
             </w:r>
           </w:p>
         </w:tc>
@@ -1459,7 +1459,7 @@
                 <w:sz w:val="18"/>
                 <w:szCs w:val="18"/>
               </w:rPr>
-              <w:t xml:space="preserve">Completamento funzionale dai requisiti (script 21): Rapporti a 4 fasi, documenti richiesti, anagrafiche per lo staff, consultazione bloccata e numerata, conservazione 10 anni, fascicolo completo; funzione consultazione-pubblica ripubblicata.</w:t>
+              <w:t xml:space="preserve">Rilettura dei documenti ufficiali del Programma: differenze con il portale tra le decisioni aperte; correzione del buffer nei manuali.</w:t>
             </w:r>
           </w:p>
         </w:tc>
@@ -1529,7 +1529,7 @@
                 <w:sz w:val="18"/>
                 <w:szCs w:val="18"/>
               </w:rPr>
-              <w:t xml:space="preserve">1.9</w:t>
+              <w:t xml:space="preserve">2.0</w:t>
             </w:r>
           </w:p>
         </w:tc>
@@ -1593,7 +1593,7 @@
                 <w:sz w:val="18"/>
                 <w:szCs w:val="18"/>
               </w:rPr>
-              <w:t xml:space="preserve">Script 20 (rinforzi di integrità, ora italiana nel database), funzioni crea-utente e consultazione-pubblica ripubblicate, punto 33 completato; decisione sull'audit.</w:t>
+              <w:t xml:space="preserve">Completamento funzionale dai requisiti (script 21): Rapporti a 4 fasi, documenti richiesti, anagrafiche per lo staff, consultazione bloccata e numerata, conservazione 10 anni, fascicolo completo; funzione consultazione-pubblica ripubblicata.</w:t>
             </w:r>
           </w:p>
         </w:tc>
@@ -1663,7 +1663,7 @@
                 <w:sz w:val="18"/>
                 <w:szCs w:val="18"/>
               </w:rPr>
-              <w:t xml:space="preserve">1.8</w:t>
+              <w:t xml:space="preserve">1.9</w:t>
             </w:r>
           </w:p>
         </w:tc>
@@ -1729,7 +1729,7 @@
                 <w:sz w:val="18"/>
                 <w:szCs w:val="18"/>
               </w:rPr>
-              <w:t xml:space="preserve">Codice sorgente interamente commentato (punto 31 completato); nuovi rinforzi nel punto 33; intestazione aggiornata alla versione 0.19.</w:t>
+              <w:t xml:space="preserve">Script 20 (rinforzi di integrità, ora italiana nel database), funzioni crea-utente e consultazione-pubblica ripubblicate, punto 33 completato; decisione sull'audit.</w:t>
             </w:r>
           </w:p>
         </w:tc>
@@ -1799,7 +1799,7 @@
                 <w:sz w:val="18"/>
                 <w:szCs w:val="18"/>
               </w:rPr>
-              <w:t xml:space="preserve">1.7</w:t>
+              <w:t xml:space="preserve">1.8</w:t>
             </w:r>
           </w:p>
         </w:tc>
@@ -1863,7 +1863,7 @@
                 <w:sz w:val="18"/>
                 <w:szCs w:val="18"/>
               </w:rPr>
-              <w:t xml:space="preserve">Crediti: rapporto di calcolo in PDF, numero di registro (script 18) e registro dei crediti; avvisi di npm audit nel punto 30.</w:t>
+              <w:t xml:space="preserve">Codice sorgente interamente commentato (punto 31 completato); nuovi rinforzi nel punto 33; intestazione aggiornata alla versione 0.19.</w:t>
             </w:r>
           </w:p>
         </w:tc>
@@ -1933,7 +1933,7 @@
                 <w:sz w:val="18"/>
                 <w:szCs w:val="18"/>
               </w:rPr>
-              <w:t xml:space="preserve">1.6</w:t>
+              <w:t xml:space="preserve">1.7</w:t>
             </w:r>
           </w:p>
         </w:tc>
@@ -1999,7 +1999,7 @@
                 <w:sz w:val="18"/>
                 <w:szCs w:val="18"/>
               </w:rPr>
-              <w:t xml:space="preserve">Crediti: import diretto del tracciato, aggregazione delle letture, blocco dei dati personali, controlli di coerenza (backlog 1-5).</w:t>
+              <w:t xml:space="preserve">Crediti: rapporto di calcolo in PDF, numero di registro (script 18) e registro dei crediti; avvisi di npm audit nel punto 30.</w:t>
             </w:r>
           </w:p>
         </w:tc>
@@ -2069,7 +2069,7 @@
                 <w:sz w:val="18"/>
                 <w:szCs w:val="18"/>
               </w:rPr>
-              <w:t xml:space="preserve">1.5</w:t>
+              <w:t xml:space="preserve">1.6</w:t>
             </w:r>
           </w:p>
         </w:tc>
@@ -2133,7 +2133,7 @@
                 <w:sz w:val="18"/>
                 <w:szCs w:val="18"/>
               </w:rPr>
-              <w:t xml:space="preserve">Capitolo pratiche: script 17, funzione consultazione-pubblica, note di fase, Enti di Validazione, modelli, messaggi, pagamenti al Comune, consultazione pubblica con email confermata ed errata corrige; decisioni A, B, D.</w:t>
+              <w:t xml:space="preserve">Crediti: import diretto del tracciato, aggregazione delle letture, blocco dei dati personali, controlli di coerenza (backlog 1-5).</w:t>
             </w:r>
           </w:p>
         </w:tc>
@@ -2203,7 +2203,7 @@
                 <w:sz w:val="18"/>
                 <w:szCs w:val="18"/>
               </w:rPr>
-              <w:t xml:space="preserve">1.4</w:t>
+              <w:t xml:space="preserve">1.5</w:t>
             </w:r>
           </w:p>
         </w:tc>
@@ -2269,7 +2269,7 @@
                 <w:sz w:val="18"/>
                 <w:szCs w:val="18"/>
               </w:rPr>
-              <w:t xml:space="preserve">Manuale Test; regole di lavoro (quattro documenti aggiornati insieme, codice commentato); backlog 31 e 32.</w:t>
+              <w:t xml:space="preserve">Capitolo pratiche: script 17, funzione consultazione-pubblica, note di fase, Enti di Validazione, modelli, messaggi, pagamenti al Comune, consultazione pubblica con email confermata ed errata corrige; decisioni A, B, D.</w:t>
             </w:r>
           </w:p>
         </w:tc>
@@ -2339,7 +2339,7 @@
                 <w:sz w:val="18"/>
                 <w:szCs w:val="18"/>
               </w:rPr>
-              <w:t xml:space="preserve">1.3</w:t>
+              <w:t xml:space="preserve">1.4</w:t>
             </w:r>
           </w:p>
         </w:tc>
@@ -2403,7 +2403,7 @@
                 <w:sz w:val="18"/>
                 <w:szCs w:val="18"/>
               </w:rPr>
-              <w:t xml:space="preserve">Manuale Amministratore in Word/PDF; Manuale Utente solo in PDF per gli utenti e anche in «I tuoi documenti».</w:t>
+              <w:t xml:space="preserve">Manuale Test; regole di lavoro (quattro documenti aggiornati insieme, codice commentato); backlog 31 e 32.</w:t>
             </w:r>
           </w:p>
         </w:tc>
@@ -2473,7 +2473,7 @@
                 <w:sz w:val="18"/>
                 <w:szCs w:val="18"/>
               </w:rPr>
-              <w:t xml:space="preserve">1.2</w:t>
+              <w:t xml:space="preserve">1.3</w:t>
             </w:r>
           </w:p>
         </w:tc>
@@ -2539,7 +2539,7 @@
                 <w:sz w:val="18"/>
                 <w:szCs w:val="18"/>
               </w:rPr>
-              <w:t xml:space="preserve">Pagina «Il mio profilo»; password (script 15 e 16, Edge Functions reimposta-password e recupera-password); SMTP Resend; email di recupero in italiano spedita dal portale.</w:t>
+              <w:t xml:space="preserve">Manuale Amministratore in Word/PDF; Manuale Utente solo in PDF per gli utenti e anche in «I tuoi documenti».</w:t>
             </w:r>
           </w:p>
         </w:tc>
@@ -2609,7 +2609,7 @@
                 <w:sz w:val="18"/>
                 <w:szCs w:val="18"/>
               </w:rPr>
-              <w:t xml:space="preserve">1.1</w:t>
+              <w:t xml:space="preserve">1.2</w:t>
             </w:r>
           </w:p>
         </w:tc>
@@ -2673,7 +2673,7 @@
                 <w:sz w:val="18"/>
                 <w:szCs w:val="18"/>
               </w:rPr>
-              <w:t xml:space="preserve">Pagina Documentazione; backlog riordinato; decisione di passare Vercel e Supabase a piani a pagamento (punto 29); riservatezza della documentazione (punto 28).</w:t>
+              <w:t xml:space="preserve">Pagina «Il mio profilo»; password (script 15 e 16, Edge Functions reimposta-password e recupera-password); SMTP Resend; email di recupero in italiano spedita dal portale.</w:t>
             </w:r>
           </w:p>
         </w:tc>
@@ -2743,6 +2743,142 @@
                 <w:sz w:val="18"/>
                 <w:szCs w:val="18"/>
               </w:rPr>
+              <w:t xml:space="preserve">1.1</w:t>
+            </w:r>
+          </w:p>
+        </w:tc>
+        <w:tc>
+          <w:tcPr>
+            <w:tcW w:type="dxa" w:w="1300"/>
+            <w:tcBorders>
+              <w:top w:val="single" w:color="D9D4C5" w:sz="4"/>
+              <w:left w:val="single" w:color="D9D4C5" w:sz="4"/>
+              <w:bottom w:val="single" w:color="D9D4C5" w:sz="4"/>
+              <w:right w:val="single" w:color="D9D4C5" w:sz="4"/>
+            </w:tcBorders>
+            <w:shd w:fill="F6F4EE" w:color="auto" w:val="clear"/>
+            <w:tcMar>
+              <w:top w:type="dxa" w:w="70"/>
+              <w:left w:type="dxa" w:w="110"/>
+              <w:bottom w:type="dxa" w:w="70"/>
+              <w:right w:type="dxa" w:w="110"/>
+            </w:tcMar>
+            <w:vAlign w:val="center"/>
+          </w:tcPr>
+          <w:p>
+            <w:pPr>
+              <w:spacing w:after="0" w:before="0"/>
+            </w:pPr>
+            <w:r>
+              <w:rPr>
+                <w:rFonts w:ascii="Arial" w:cs="Arial" w:eastAsia="Arial" w:hAnsi="Arial"/>
+                <w:color w:val="1B2118"/>
+                <w:sz w:val="18"/>
+                <w:szCs w:val="18"/>
+              </w:rPr>
+              <w:t xml:space="preserve">18/10/2026</w:t>
+            </w:r>
+          </w:p>
+        </w:tc>
+        <w:tc>
+          <w:tcPr>
+            <w:tcW w:type="dxa" w:w="5538"/>
+            <w:tcBorders>
+              <w:top w:val="single" w:color="D9D4C5" w:sz="4"/>
+              <w:left w:val="single" w:color="D9D4C5" w:sz="4"/>
+              <w:bottom w:val="single" w:color="D9D4C5" w:sz="4"/>
+              <w:right w:val="single" w:color="D9D4C5" w:sz="4"/>
+            </w:tcBorders>
+            <w:shd w:fill="F6F4EE" w:color="auto" w:val="clear"/>
+            <w:tcMar>
+              <w:top w:type="dxa" w:w="70"/>
+              <w:left w:type="dxa" w:w="110"/>
+              <w:bottom w:type="dxa" w:w="70"/>
+              <w:right w:type="dxa" w:w="110"/>
+            </w:tcMar>
+            <w:vAlign w:val="center"/>
+          </w:tcPr>
+          <w:p>
+            <w:pPr>
+              <w:spacing w:after="0" w:before="0"/>
+            </w:pPr>
+            <w:r>
+              <w:rPr>
+                <w:rFonts w:ascii="Arial" w:cs="Arial" w:eastAsia="Arial" w:hAnsi="Arial"/>
+                <w:color w:val="1B2118"/>
+                <w:sz w:val="18"/>
+                <w:szCs w:val="18"/>
+              </w:rPr>
+              <w:t xml:space="preserve">Pagina Documentazione; backlog riordinato; decisione di passare Vercel e Supabase a piani a pagamento (punto 29); riservatezza della documentazione (punto 28).</w:t>
+            </w:r>
+          </w:p>
+        </w:tc>
+        <w:tc>
+          <w:tcPr>
+            <w:tcW w:type="dxa" w:w="2000"/>
+            <w:tcBorders>
+              <w:top w:val="single" w:color="D9D4C5" w:sz="4"/>
+              <w:left w:val="single" w:color="D9D4C5" w:sz="4"/>
+              <w:bottom w:val="single" w:color="D9D4C5" w:sz="4"/>
+              <w:right w:val="single" w:color="D9D4C5" w:sz="4"/>
+            </w:tcBorders>
+            <w:shd w:fill="F6F4EE" w:color="auto" w:val="clear"/>
+            <w:tcMar>
+              <w:top w:type="dxa" w:w="70"/>
+              <w:left w:type="dxa" w:w="110"/>
+              <w:bottom w:type="dxa" w:w="70"/>
+              <w:right w:type="dxa" w:w="110"/>
+            </w:tcMar>
+            <w:vAlign w:val="center"/>
+          </w:tcPr>
+          <w:p>
+            <w:pPr>
+              <w:spacing w:after="0" w:before="0"/>
+            </w:pPr>
+            <w:r>
+              <w:rPr>
+                <w:rFonts w:ascii="Arial" w:cs="Arial" w:eastAsia="Arial" w:hAnsi="Arial"/>
+                <w:color w:val="1B2118"/>
+                <w:sz w:val="18"/>
+                <w:szCs w:val="18"/>
+              </w:rPr>
+              <w:t xml:space="preserve">Fondazione Operate</w:t>
+            </w:r>
+          </w:p>
+        </w:tc>
+      </w:tr>
+      <w:tr>
+        <w:trPr>
+          <w:cantSplit/>
+        </w:trPr>
+        <w:tc>
+          <w:tcPr>
+            <w:tcW w:type="dxa" w:w="800"/>
+            <w:tcBorders>
+              <w:top w:val="single" w:color="D9D4C5" w:sz="4"/>
+              <w:left w:val="single" w:color="D9D4C5" w:sz="4"/>
+              <w:bottom w:val="single" w:color="D9D4C5" w:sz="4"/>
+              <w:right w:val="single" w:color="D9D4C5" w:sz="4"/>
+            </w:tcBorders>
+            <w:tcMar>
+              <w:top w:type="dxa" w:w="70"/>
+              <w:left w:type="dxa" w:w="110"/>
+              <w:bottom w:type="dxa" w:w="70"/>
+              <w:right w:type="dxa" w:w="110"/>
+            </w:tcMar>
+            <w:vAlign w:val="center"/>
+          </w:tcPr>
+          <w:p>
+            <w:pPr>
+              <w:spacing w:after="0" w:before="0"/>
+            </w:pPr>
+            <w:r>
+              <w:rPr>
+                <w:rFonts w:ascii="Arial" w:cs="Arial" w:eastAsia="Arial" w:hAnsi="Arial"/>
+                <w:color w:val="1B2118"/>
+                <w:sz w:val="18"/>
+                <w:szCs w:val="18"/>
+              </w:rPr>
               <w:t xml:space="preserve">1.0</w:t>
             </w:r>
           </w:p>
@@ -2756,7 +2892,6 @@
               <w:bottom w:val="single" w:color="D9D4C5" w:sz="4"/>
               <w:right w:val="single" w:color="D9D4C5" w:sz="4"/>
             </w:tcBorders>
-            <w:shd w:fill="F6F4EE" w:color="auto" w:val="clear"/>
             <w:tcMar>
               <w:top w:type="dxa" w:w="70"/>
               <w:left w:type="dxa" w:w="110"/>
@@ -2789,7 +2924,6 @@
               <w:bottom w:val="single" w:color="D9D4C5" w:sz="4"/>
               <w:right w:val="single" w:color="D9D4C5" w:sz="4"/>
             </w:tcBorders>
-            <w:shd w:fill="F6F4EE" w:color="auto" w:val="clear"/>
             <w:tcMar>
               <w:top w:type="dxa" w:w="70"/>
               <w:left w:type="dxa" w:w="110"/>
@@ -2822,7 +2956,6 @@
               <w:bottom w:val="single" w:color="D9D4C5" w:sz="4"/>
               <w:right w:val="single" w:color="D9D4C5" w:sz="4"/>
             </w:tcBorders>
-            <w:shd w:fill="F6F4EE" w:color="auto" w:val="clear"/>
             <w:tcMar>
               <w:top w:type="dxa" w:w="70"/>
               <w:left w:type="dxa" w:w="110"/>
@@ -2864,7 +2997,7 @@
           <w:sz w:val="20"/>
           <w:szCs w:val="20"/>
         </w:rPr>
-        <w:t xml:space="preserve">Fotografia del registro alla revisione 2.5 del 19/10/2026. Il registro è aggiornato a ogni nuova funzione, servizio o rilascio; la versione corrente si scarica dall'area Documentazione del portale (solo Amministratori).</w:t>
+        <w:t xml:space="preserve">Fotografia del registro alla revisione 2.6 del 19/10/2026. Il registro è aggiornato a ogni nuova funzione, servizio o rilascio; la versione corrente si scarica dall'area Documentazione del portale (solo Amministratori).</w:t>
       </w:r>
     </w:p>
     <w:p>
@@ -3218,7 +3351,7 @@
             <w:szCs w:val="22"/>
           </w:rPr>
           <w:tab/>
-          <w:t xml:space="preserve">15</w:t>
+          <w:t xml:space="preserve">16</w:t>
         </w:r>
       </w:hyperlink>
     </w:p>
@@ -3247,7 +3380,7 @@
             <w:szCs w:val="22"/>
           </w:rPr>
           <w:tab/>
-          <w:t xml:space="preserve">16</w:t>
+          <w:t xml:space="preserve">17</w:t>
         </w:r>
       </w:hyperlink>
     </w:p>
@@ -3276,7 +3409,7 @@
             <w:szCs w:val="22"/>
           </w:rPr>
           <w:tab/>
-          <w:t xml:space="preserve">18</w:t>
+          <w:t xml:space="preserve">19</w:t>
         </w:r>
       </w:hyperlink>
     </w:p>
@@ -3305,7 +3438,7 @@
             <w:szCs w:val="22"/>
           </w:rPr>
           <w:tab/>
-          <w:t xml:space="preserve">20</w:t>
+          <w:t xml:space="preserve">21</w:t>
         </w:r>
       </w:hyperlink>
     </w:p>
@@ -3334,7 +3467,7 @@
             <w:szCs w:val="22"/>
           </w:rPr>
           <w:tab/>
-          <w:t xml:space="preserve">21</w:t>
+          <w:t xml:space="preserve">22</w:t>
         </w:r>
       </w:hyperlink>
     </w:p>
@@ -3363,7 +3496,7 @@
             <w:szCs w:val="22"/>
           </w:rPr>
           <w:tab/>
-          <w:t xml:space="preserve">27</w:t>
+          <w:t xml:space="preserve">28</w:t>
         </w:r>
       </w:hyperlink>
     </w:p>
@@ -3392,7 +3525,7 @@
             <w:szCs w:val="22"/>
           </w:rPr>
           <w:tab/>
-          <w:t xml:space="preserve">29</w:t>
+          <w:t xml:space="preserve">30</w:t>
         </w:r>
       </w:hyperlink>
     </w:p>
@@ -3421,7 +3554,7 @@
             <w:szCs w:val="22"/>
           </w:rPr>
           <w:tab/>
-          <w:t xml:space="preserve">31</w:t>
+          <w:t xml:space="preserve">32</w:t>
         </w:r>
       </w:hyperlink>
     </w:p>
@@ -3450,7 +3583,7 @@
             <w:szCs w:val="22"/>
           </w:rPr>
           <w:tab/>
-          <w:t xml:space="preserve">35</w:t>
+          <w:t xml:space="preserve">36</w:t>
         </w:r>
       </w:hyperlink>
     </w:p>
@@ -3479,7 +3612,7 @@
             <w:szCs w:val="22"/>
           </w:rPr>
           <w:tab/>
-          <w:t xml:space="preserve">36</w:t>
+          <w:t xml:space="preserve">37</w:t>
         </w:r>
       </w:hyperlink>
     </w:p>
@@ -3508,7 +3641,7 @@
             <w:szCs w:val="22"/>
           </w:rPr>
           <w:tab/>
-          <w:t xml:space="preserve">47</w:t>
+          <w:t xml:space="preserve">48</w:t>
         </w:r>
       </w:hyperlink>
     </w:p>
@@ -8569,8 +8702,8 @@
       </w:tblPr>
       <w:tblGrid>
         <w:gridCol w:w="3213"/>
-        <w:gridCol w:w="3954"/>
-        <w:gridCol w:w="2471"/>
+        <w:gridCol w:w="3570"/>
+        <w:gridCol w:w="2855"/>
       </w:tblGrid>
       <w:tr>
         <w:trPr>
@@ -8613,7 +8746,7 @@
         </w:tc>
         <w:tc>
           <w:tcPr>
-            <w:tcW w:type="dxa" w:w="3954"/>
+            <w:tcW w:type="dxa" w:w="3570"/>
             <w:tcBorders>
               <w:top w:val="single" w:color="D9D4C5" w:sz="4"/>
               <w:left w:val="single" w:color="D9D4C5" w:sz="4"/>
@@ -8648,7 +8781,7 @@
         </w:tc>
         <w:tc>
           <w:tcPr>
-            <w:tcW w:type="dxa" w:w="2471"/>
+            <w:tcW w:type="dxa" w:w="2855"/>
             <w:tcBorders>
               <w:top w:val="single" w:color="D9D4C5" w:sz="4"/>
               <w:left w:val="single" w:color="D9D4C5" w:sz="4"/>
@@ -8720,7 +8853,7 @@
         </w:tc>
         <w:tc>
           <w:tcPr>
-            <w:tcW w:type="dxa" w:w="3954"/>
+            <w:tcW w:type="dxa" w:w="3570"/>
             <w:tcBorders>
               <w:top w:val="single" w:color="D9D4C5" w:sz="4"/>
               <w:left w:val="single" w:color="D9D4C5" w:sz="4"/>
@@ -8752,7 +8885,7 @@
         </w:tc>
         <w:tc>
           <w:tcPr>
-            <w:tcW w:type="dxa" w:w="2471"/>
+            <w:tcW w:type="dxa" w:w="2855"/>
             <w:tcBorders>
               <w:top w:val="single" w:color="D9D4C5" w:sz="4"/>
               <w:left w:val="single" w:color="D9D4C5" w:sz="4"/>
@@ -8822,7 +8955,7 @@
         </w:tc>
         <w:tc>
           <w:tcPr>
-            <w:tcW w:type="dxa" w:w="3954"/>
+            <w:tcW w:type="dxa" w:w="3570"/>
             <w:tcBorders>
               <w:top w:val="single" w:color="D9D4C5" w:sz="4"/>
               <w:left w:val="single" w:color="D9D4C5" w:sz="4"/>
@@ -8855,7 +8988,7 @@
         </w:tc>
         <w:tc>
           <w:tcPr>
-            <w:tcW w:type="dxa" w:w="2471"/>
+            <w:tcW w:type="dxa" w:w="2855"/>
             <w:tcBorders>
               <w:top w:val="single" w:color="D9D4C5" w:sz="4"/>
               <w:left w:val="single" w:color="D9D4C5" w:sz="4"/>
@@ -8925,7 +9058,7 @@
         </w:tc>
         <w:tc>
           <w:tcPr>
-            <w:tcW w:type="dxa" w:w="3954"/>
+            <w:tcW w:type="dxa" w:w="3570"/>
             <w:tcBorders>
               <w:top w:val="single" w:color="D9D4C5" w:sz="4"/>
               <w:left w:val="single" w:color="D9D4C5" w:sz="4"/>
@@ -8957,7 +9090,7 @@
         </w:tc>
         <w:tc>
           <w:tcPr>
-            <w:tcW w:type="dxa" w:w="2471"/>
+            <w:tcW w:type="dxa" w:w="2855"/>
             <w:tcBorders>
               <w:top w:val="single" w:color="D9D4C5" w:sz="4"/>
               <w:left w:val="single" w:color="D9D4C5" w:sz="4"/>
@@ -9027,7 +9160,7 @@
         </w:tc>
         <w:tc>
           <w:tcPr>
-            <w:tcW w:type="dxa" w:w="3954"/>
+            <w:tcW w:type="dxa" w:w="3570"/>
             <w:tcBorders>
               <w:top w:val="single" w:color="D9D4C5" w:sz="4"/>
               <w:left w:val="single" w:color="D9D4C5" w:sz="4"/>
@@ -9078,7 +9211,7 @@
         </w:tc>
         <w:tc>
           <w:tcPr>
-            <w:tcW w:type="dxa" w:w="2471"/>
+            <w:tcW w:type="dxa" w:w="2855"/>
             <w:tcBorders>
               <w:top w:val="single" w:color="D9D4C5" w:sz="4"/>
               <w:left w:val="single" w:color="D9D4C5" w:sz="4"/>
@@ -9148,7 +9281,7 @@
         </w:tc>
         <w:tc>
           <w:tcPr>
-            <w:tcW w:type="dxa" w:w="3954"/>
+            <w:tcW w:type="dxa" w:w="3570"/>
             <w:tcBorders>
               <w:top w:val="single" w:color="D9D4C5" w:sz="4"/>
               <w:left w:val="single" w:color="D9D4C5" w:sz="4"/>
@@ -9180,7 +9313,7 @@
         </w:tc>
         <w:tc>
           <w:tcPr>
-            <w:tcW w:type="dxa" w:w="2471"/>
+            <w:tcW w:type="dxa" w:w="2855"/>
             <w:tcBorders>
               <w:top w:val="single" w:color="D9D4C5" w:sz="4"/>
               <w:left w:val="single" w:color="D9D4C5" w:sz="4"/>
@@ -9250,7 +9383,7 @@
         </w:tc>
         <w:tc>
           <w:tcPr>
-            <w:tcW w:type="dxa" w:w="3954"/>
+            <w:tcW w:type="dxa" w:w="3570"/>
             <w:tcBorders>
               <w:top w:val="single" w:color="D9D4C5" w:sz="4"/>
               <w:left w:val="single" w:color="D9D4C5" w:sz="4"/>
@@ -9283,7 +9416,7 @@
         </w:tc>
         <w:tc>
           <w:tcPr>
-            <w:tcW w:type="dxa" w:w="2471"/>
+            <w:tcW w:type="dxa" w:w="2855"/>
             <w:tcBorders>
               <w:top w:val="single" w:color="D9D4C5" w:sz="4"/>
               <w:left w:val="single" w:color="D9D4C5" w:sz="4"/>
@@ -9353,7 +9486,7 @@
         </w:tc>
         <w:tc>
           <w:tcPr>
-            <w:tcW w:type="dxa" w:w="3954"/>
+            <w:tcW w:type="dxa" w:w="3570"/>
             <w:tcBorders>
               <w:top w:val="single" w:color="D9D4C5" w:sz="4"/>
               <w:left w:val="single" w:color="D9D4C5" w:sz="4"/>
@@ -9385,7 +9518,7 @@
         </w:tc>
         <w:tc>
           <w:tcPr>
-            <w:tcW w:type="dxa" w:w="2471"/>
+            <w:tcW w:type="dxa" w:w="2855"/>
             <w:tcBorders>
               <w:top w:val="single" w:color="D9D4C5" w:sz="4"/>
               <w:left w:val="single" w:color="D9D4C5" w:sz="4"/>
@@ -9455,7 +9588,7 @@
         </w:tc>
         <w:tc>
           <w:tcPr>
-            <w:tcW w:type="dxa" w:w="3954"/>
+            <w:tcW w:type="dxa" w:w="3570"/>
             <w:tcBorders>
               <w:top w:val="single" w:color="D9D4C5" w:sz="4"/>
               <w:left w:val="single" w:color="D9D4C5" w:sz="4"/>
@@ -9488,7 +9621,7 @@
         </w:tc>
         <w:tc>
           <w:tcPr>
-            <w:tcW w:type="dxa" w:w="2471"/>
+            <w:tcW w:type="dxa" w:w="2855"/>
             <w:tcBorders>
               <w:top w:val="single" w:color="D9D4C5" w:sz="4"/>
               <w:left w:val="single" w:color="D9D4C5" w:sz="4"/>
@@ -9558,7 +9691,7 @@
         </w:tc>
         <w:tc>
           <w:tcPr>
-            <w:tcW w:type="dxa" w:w="3954"/>
+            <w:tcW w:type="dxa" w:w="3570"/>
             <w:tcBorders>
               <w:top w:val="single" w:color="D9D4C5" w:sz="4"/>
               <w:left w:val="single" w:color="D9D4C5" w:sz="4"/>
@@ -9590,7 +9723,7 @@
         </w:tc>
         <w:tc>
           <w:tcPr>
-            <w:tcW w:type="dxa" w:w="2471"/>
+            <w:tcW w:type="dxa" w:w="2855"/>
             <w:tcBorders>
               <w:top w:val="single" w:color="D9D4C5" w:sz="4"/>
               <w:left w:val="single" w:color="D9D4C5" w:sz="4"/>
@@ -9660,7 +9793,7 @@
         </w:tc>
         <w:tc>
           <w:tcPr>
-            <w:tcW w:type="dxa" w:w="3954"/>
+            <w:tcW w:type="dxa" w:w="3570"/>
             <w:tcBorders>
               <w:top w:val="single" w:color="D9D4C5" w:sz="4"/>
               <w:left w:val="single" w:color="D9D4C5" w:sz="4"/>
@@ -9729,7 +9862,7 @@
         </w:tc>
         <w:tc>
           <w:tcPr>
-            <w:tcW w:type="dxa" w:w="2471"/>
+            <w:tcW w:type="dxa" w:w="2855"/>
             <w:tcBorders>
               <w:top w:val="single" w:color="D9D4C5" w:sz="4"/>
               <w:left w:val="single" w:color="D9D4C5" w:sz="4"/>
@@ -9799,7 +9932,7 @@
         </w:tc>
         <w:tc>
           <w:tcPr>
-            <w:tcW w:type="dxa" w:w="3954"/>
+            <w:tcW w:type="dxa" w:w="3570"/>
             <w:tcBorders>
               <w:top w:val="single" w:color="D9D4C5" w:sz="4"/>
               <w:left w:val="single" w:color="D9D4C5" w:sz="4"/>
@@ -9831,7 +9964,7 @@
         </w:tc>
         <w:tc>
           <w:tcPr>
-            <w:tcW w:type="dxa" w:w="2471"/>
+            <w:tcW w:type="dxa" w:w="2855"/>
             <w:tcBorders>
               <w:top w:val="single" w:color="D9D4C5" w:sz="4"/>
               <w:left w:val="single" w:color="D9D4C5" w:sz="4"/>
@@ -9901,7 +10034,7 @@
         </w:tc>
         <w:tc>
           <w:tcPr>
-            <w:tcW w:type="dxa" w:w="3954"/>
+            <w:tcW w:type="dxa" w:w="3570"/>
             <w:tcBorders>
               <w:top w:val="single" w:color="D9D4C5" w:sz="4"/>
               <w:left w:val="single" w:color="D9D4C5" w:sz="4"/>
@@ -9934,7 +10067,7 @@
         </w:tc>
         <w:tc>
           <w:tcPr>
-            <w:tcW w:type="dxa" w:w="2471"/>
+            <w:tcW w:type="dxa" w:w="2855"/>
             <w:tcBorders>
               <w:top w:val="single" w:color="D9D4C5" w:sz="4"/>
               <w:left w:val="single" w:color="D9D4C5" w:sz="4"/>
@@ -10004,7 +10137,7 @@
         </w:tc>
         <w:tc>
           <w:tcPr>
-            <w:tcW w:type="dxa" w:w="3954"/>
+            <w:tcW w:type="dxa" w:w="3570"/>
             <w:tcBorders>
               <w:top w:val="single" w:color="D9D4C5" w:sz="4"/>
               <w:left w:val="single" w:color="D9D4C5" w:sz="4"/>
@@ -10036,7 +10169,7 @@
         </w:tc>
         <w:tc>
           <w:tcPr>
-            <w:tcW w:type="dxa" w:w="2471"/>
+            <w:tcW w:type="dxa" w:w="2855"/>
             <w:tcBorders>
               <w:top w:val="single" w:color="D9D4C5" w:sz="4"/>
               <w:left w:val="single" w:color="D9D4C5" w:sz="4"/>
@@ -10106,7 +10239,7 @@
         </w:tc>
         <w:tc>
           <w:tcPr>
-            <w:tcW w:type="dxa" w:w="3954"/>
+            <w:tcW w:type="dxa" w:w="3570"/>
             <w:tcBorders>
               <w:top w:val="single" w:color="D9D4C5" w:sz="4"/>
               <w:left w:val="single" w:color="D9D4C5" w:sz="4"/>
@@ -10139,7 +10272,7 @@
         </w:tc>
         <w:tc>
           <w:tcPr>
-            <w:tcW w:type="dxa" w:w="2471"/>
+            <w:tcW w:type="dxa" w:w="2855"/>
             <w:tcBorders>
               <w:top w:val="single" w:color="D9D4C5" w:sz="4"/>
               <w:left w:val="single" w:color="D9D4C5" w:sz="4"/>
@@ -10209,7 +10342,7 @@
         </w:tc>
         <w:tc>
           <w:tcPr>
-            <w:tcW w:type="dxa" w:w="3954"/>
+            <w:tcW w:type="dxa" w:w="3570"/>
             <w:tcBorders>
               <w:top w:val="single" w:color="D9D4C5" w:sz="4"/>
               <w:left w:val="single" w:color="D9D4C5" w:sz="4"/>
@@ -10277,7 +10410,7 @@
         </w:tc>
         <w:tc>
           <w:tcPr>
-            <w:tcW w:type="dxa" w:w="2471"/>
+            <w:tcW w:type="dxa" w:w="2855"/>
             <w:tcBorders>
               <w:top w:val="single" w:color="D9D4C5" w:sz="4"/>
               <w:left w:val="single" w:color="D9D4C5" w:sz="4"/>
@@ -10347,7 +10480,7 @@
         </w:tc>
         <w:tc>
           <w:tcPr>
-            <w:tcW w:type="dxa" w:w="3954"/>
+            <w:tcW w:type="dxa" w:w="3570"/>
             <w:tcBorders>
               <w:top w:val="single" w:color="D9D4C5" w:sz="4"/>
               <w:left w:val="single" w:color="D9D4C5" w:sz="4"/>
@@ -10416,7 +10549,7 @@
         </w:tc>
         <w:tc>
           <w:tcPr>
-            <w:tcW w:type="dxa" w:w="2471"/>
+            <w:tcW w:type="dxa" w:w="2855"/>
             <w:tcBorders>
               <w:top w:val="single" w:color="D9D4C5" w:sz="4"/>
               <w:left w:val="single" w:color="D9D4C5" w:sz="4"/>
@@ -10486,7 +10619,7 @@
         </w:tc>
         <w:tc>
           <w:tcPr>
-            <w:tcW w:type="dxa" w:w="3954"/>
+            <w:tcW w:type="dxa" w:w="3570"/>
             <w:tcBorders>
               <w:top w:val="single" w:color="D9D4C5" w:sz="4"/>
               <w:left w:val="single" w:color="D9D4C5" w:sz="4"/>
@@ -10698,7 +10831,7 @@
         </w:tc>
         <w:tc>
           <w:tcPr>
-            <w:tcW w:type="dxa" w:w="2471"/>
+            <w:tcW w:type="dxa" w:w="2855"/>
             <w:tcBorders>
               <w:top w:val="single" w:color="D9D4C5" w:sz="4"/>
               <w:left w:val="single" w:color="D9D4C5" w:sz="4"/>
@@ -10768,7 +10901,7 @@
         </w:tc>
         <w:tc>
           <w:tcPr>
-            <w:tcW w:type="dxa" w:w="3954"/>
+            <w:tcW w:type="dxa" w:w="3570"/>
             <w:tcBorders>
               <w:top w:val="single" w:color="D9D4C5" w:sz="4"/>
               <w:left w:val="single" w:color="D9D4C5" w:sz="4"/>
@@ -10891,7 +11024,7 @@
         </w:tc>
         <w:tc>
           <w:tcPr>
-            <w:tcW w:type="dxa" w:w="2471"/>
+            <w:tcW w:type="dxa" w:w="2855"/>
             <w:tcBorders>
               <w:top w:val="single" w:color="D9D4C5" w:sz="4"/>
               <w:left w:val="single" w:color="D9D4C5" w:sz="4"/>
@@ -10961,7 +11094,7 @@
         </w:tc>
         <w:tc>
           <w:tcPr>
-            <w:tcW w:type="dxa" w:w="3954"/>
+            <w:tcW w:type="dxa" w:w="3570"/>
             <w:tcBorders>
               <w:top w:val="single" w:color="D9D4C5" w:sz="4"/>
               <w:left w:val="single" w:color="D9D4C5" w:sz="4"/>
@@ -11029,7 +11162,7 @@
         </w:tc>
         <w:tc>
           <w:tcPr>
-            <w:tcW w:type="dxa" w:w="2471"/>
+            <w:tcW w:type="dxa" w:w="2855"/>
             <w:tcBorders>
               <w:top w:val="single" w:color="D9D4C5" w:sz="4"/>
               <w:left w:val="single" w:color="D9D4C5" w:sz="4"/>
@@ -11099,7 +11232,7 @@
         </w:tc>
         <w:tc>
           <w:tcPr>
-            <w:tcW w:type="dxa" w:w="3954"/>
+            <w:tcW w:type="dxa" w:w="3570"/>
             <w:tcBorders>
               <w:top w:val="single" w:color="D9D4C5" w:sz="4"/>
               <w:left w:val="single" w:color="D9D4C5" w:sz="4"/>
@@ -11294,7 +11427,7 @@
         </w:tc>
         <w:tc>
           <w:tcPr>
-            <w:tcW w:type="dxa" w:w="2471"/>
+            <w:tcW w:type="dxa" w:w="2855"/>
             <w:tcBorders>
               <w:top w:val="single" w:color="D9D4C5" w:sz="4"/>
               <w:left w:val="single" w:color="D9D4C5" w:sz="4"/>
@@ -11364,7 +11497,7 @@
         </w:tc>
         <w:tc>
           <w:tcPr>
-            <w:tcW w:type="dxa" w:w="3954"/>
+            <w:tcW w:type="dxa" w:w="3570"/>
             <w:tcBorders>
               <w:top w:val="single" w:color="D9D4C5" w:sz="4"/>
               <w:left w:val="single" w:color="D9D4C5" w:sz="4"/>
@@ -11666,7 +11799,7 @@
         </w:tc>
         <w:tc>
           <w:tcPr>
-            <w:tcW w:type="dxa" w:w="2471"/>
+            <w:tcW w:type="dxa" w:w="2855"/>
             <w:tcBorders>
               <w:top w:val="single" w:color="D9D4C5" w:sz="4"/>
               <w:left w:val="single" w:color="D9D4C5" w:sz="4"/>
@@ -11736,7 +11869,7 @@
         </w:tc>
         <w:tc>
           <w:tcPr>
-            <w:tcW w:type="dxa" w:w="3954"/>
+            <w:tcW w:type="dxa" w:w="3570"/>
             <w:tcBorders>
               <w:top w:val="single" w:color="D9D4C5" w:sz="4"/>
               <w:left w:val="single" w:color="D9D4C5" w:sz="4"/>
@@ -11787,7 +11920,7 @@
         </w:tc>
         <w:tc>
           <w:tcPr>
-            <w:tcW w:type="dxa" w:w="2471"/>
+            <w:tcW w:type="dxa" w:w="2855"/>
             <w:tcBorders>
               <w:top w:val="single" w:color="D9D4C5" w:sz="4"/>
               <w:left w:val="single" w:color="D9D4C5" w:sz="4"/>
@@ -11857,7 +11990,7 @@
         </w:tc>
         <w:tc>
           <w:tcPr>
-            <w:tcW w:type="dxa" w:w="3954"/>
+            <w:tcW w:type="dxa" w:w="3570"/>
             <w:tcBorders>
               <w:top w:val="single" w:color="D9D4C5" w:sz="4"/>
               <w:left w:val="single" w:color="D9D4C5" w:sz="4"/>
@@ -12177,7 +12310,7 @@
         </w:tc>
         <w:tc>
           <w:tcPr>
-            <w:tcW w:type="dxa" w:w="2471"/>
+            <w:tcW w:type="dxa" w:w="2855"/>
             <w:tcBorders>
               <w:top w:val="single" w:color="D9D4C5" w:sz="4"/>
               <w:left w:val="single" w:color="D9D4C5" w:sz="4"/>
@@ -12247,7 +12380,7 @@
         </w:tc>
         <w:tc>
           <w:tcPr>
-            <w:tcW w:type="dxa" w:w="3954"/>
+            <w:tcW w:type="dxa" w:w="3570"/>
             <w:tcBorders>
               <w:top w:val="single" w:color="D9D4C5" w:sz="4"/>
               <w:left w:val="single" w:color="D9D4C5" w:sz="4"/>
@@ -12640,7 +12773,7 @@
         </w:tc>
         <w:tc>
           <w:tcPr>
-            <w:tcW w:type="dxa" w:w="2471"/>
+            <w:tcW w:type="dxa" w:w="2855"/>
             <w:tcBorders>
               <w:top w:val="single" w:color="D9D4C5" w:sz="4"/>
               <w:left w:val="single" w:color="D9D4C5" w:sz="4"/>
@@ -12710,7 +12843,7 @@
         </w:tc>
         <w:tc>
           <w:tcPr>
-            <w:tcW w:type="dxa" w:w="3954"/>
+            <w:tcW w:type="dxa" w:w="3570"/>
             <w:tcBorders>
               <w:top w:val="single" w:color="D9D4C5" w:sz="4"/>
               <w:left w:val="single" w:color="D9D4C5" w:sz="4"/>
@@ -12760,7 +12893,7 @@
         </w:tc>
         <w:tc>
           <w:tcPr>
-            <w:tcW w:type="dxa" w:w="2471"/>
+            <w:tcW w:type="dxa" w:w="2855"/>
             <w:tcBorders>
               <w:top w:val="single" w:color="D9D4C5" w:sz="4"/>
               <w:left w:val="single" w:color="D9D4C5" w:sz="4"/>
@@ -12830,7 +12963,7 @@
         </w:tc>
         <w:tc>
           <w:tcPr>
-            <w:tcW w:type="dxa" w:w="3954"/>
+            <w:tcW w:type="dxa" w:w="3570"/>
             <w:tcBorders>
               <w:top w:val="single" w:color="D9D4C5" w:sz="4"/>
               <w:left w:val="single" w:color="D9D4C5" w:sz="4"/>
@@ -12881,7 +13014,7 @@
         </w:tc>
         <w:tc>
           <w:tcPr>
-            <w:tcW w:type="dxa" w:w="2471"/>
+            <w:tcW w:type="dxa" w:w="2855"/>
             <w:tcBorders>
               <w:top w:val="single" w:color="D9D4C5" w:sz="4"/>
               <w:left w:val="single" w:color="D9D4C5" w:sz="4"/>
@@ -12951,7 +13084,7 @@
         </w:tc>
         <w:tc>
           <w:tcPr>
-            <w:tcW w:type="dxa" w:w="3954"/>
+            <w:tcW w:type="dxa" w:w="3570"/>
             <w:tcBorders>
               <w:top w:val="single" w:color="D9D4C5" w:sz="4"/>
               <w:left w:val="single" w:color="D9D4C5" w:sz="4"/>
@@ -12983,7 +13116,7 @@
         </w:tc>
         <w:tc>
           <w:tcPr>
-            <w:tcW w:type="dxa" w:w="2471"/>
+            <w:tcW w:type="dxa" w:w="2855"/>
             <w:tcBorders>
               <w:top w:val="single" w:color="D9D4C5" w:sz="4"/>
               <w:left w:val="single" w:color="D9D4C5" w:sz="4"/>
@@ -13010,6 +13143,175 @@
                 <w:szCs w:val="18"/>
               </w:rPr>
               <w:t xml:space="preserve">19/10/2026 (verificato)</w:t>
+            </w:r>
+          </w:p>
+        </w:tc>
+      </w:tr>
+      <w:tr>
+        <w:trPr>
+          <w:cantSplit/>
+        </w:trPr>
+        <w:tc>
+          <w:tcPr>
+            <w:tcW w:type="dxa" w:w="3213"/>
+            <w:tcBorders>
+              <w:top w:val="single" w:color="D9D4C5" w:sz="4"/>
+              <w:left w:val="single" w:color="D9D4C5" w:sz="4"/>
+              <w:bottom w:val="single" w:color="D9D4C5" w:sz="4"/>
+              <w:right w:val="single" w:color="D9D4C5" w:sz="4"/>
+            </w:tcBorders>
+            <w:shd w:fill="F6F4EE" w:color="auto" w:val="clear"/>
+            <w:tcMar>
+              <w:top w:type="dxa" w:w="70"/>
+              <w:left w:type="dxa" w:w="110"/>
+              <w:bottom w:type="dxa" w:w="70"/>
+              <w:right w:type="dxa" w:w="110"/>
+            </w:tcMar>
+            <w:vAlign w:val="center"/>
+          </w:tcPr>
+          <w:p>
+            <w:pPr>
+              <w:spacing w:after="0" w:before="0"/>
+            </w:pPr>
+            <w:r>
+              <w:rPr>
+                <w:rFonts w:ascii="Consolas" w:cs="Consolas" w:eastAsia="Consolas" w:hAnsi="Consolas"/>
+                <w:color w:val="2F5D3A"/>
+                <w:sz w:val="18"/>
+                <w:szCs w:val="18"/>
+              </w:rPr>
+              <w:t xml:space="preserve">28_simulatore.sql</w:t>
+            </w:r>
+          </w:p>
+        </w:tc>
+        <w:tc>
+          <w:tcPr>
+            <w:tcW w:type="dxa" w:w="3570"/>
+            <w:tcBorders>
+              <w:top w:val="single" w:color="D9D4C5" w:sz="4"/>
+              <w:left w:val="single" w:color="D9D4C5" w:sz="4"/>
+              <w:bottom w:val="single" w:color="D9D4C5" w:sz="4"/>
+              <w:right w:val="single" w:color="D9D4C5" w:sz="4"/>
+            </w:tcBorders>
+            <w:shd w:fill="F6F4EE" w:color="auto" w:val="clear"/>
+            <w:tcMar>
+              <w:top w:type="dxa" w:w="70"/>
+              <w:left w:type="dxa" w:w="110"/>
+              <w:bottom w:type="dxa" w:w="70"/>
+              <w:right w:type="dxa" w:w="110"/>
+            </w:tcMar>
+            <w:vAlign w:val="center"/>
+          </w:tcPr>
+          <w:p>
+            <w:pPr>
+              <w:spacing w:after="0" w:before="0"/>
+            </w:pPr>
+            <w:r>
+              <w:rPr>
+                <w:rFonts w:ascii="Arial" w:cs="Arial" w:eastAsia="Arial" w:hAnsi="Arial"/>
+                <w:color w:val="1B2118"/>
+                <w:sz w:val="18"/>
+                <w:szCs w:val="18"/>
+              </w:rPr>
+              <w:t xml:space="preserve">Simulatore di scenari: tabella </w:t>
+            </w:r>
+            <w:r>
+              <w:rPr>
+                <w:rFonts w:ascii="Consolas" w:cs="Consolas" w:eastAsia="Consolas" w:hAnsi="Consolas"/>
+                <w:color w:val="2F5D3A"/>
+                <w:sz w:val="18"/>
+                <w:szCs w:val="18"/>
+              </w:rPr>
+              <w:t xml:space="preserve">scenario_simulazione</w:t>
+            </w:r>
+            <w:r>
+              <w:rPr>
+                <w:rFonts w:ascii="Arial" w:cs="Arial" w:eastAsia="Arial" w:hAnsi="Arial"/>
+                <w:color w:val="1B2118"/>
+                <w:sz w:val="18"/>
+                <w:szCs w:val="18"/>
+              </w:rPr>
+              <w:t xml:space="preserve"> (Comune, nome, durata 7/10/21, primo anno, dati in jsonb, riepilogo), RLS solo staff (</w:t>
+            </w:r>
+            <w:r>
+              <w:rPr>
+                <w:rFonts w:ascii="Consolas" w:cs="Consolas" w:eastAsia="Consolas" w:hAnsi="Consolas"/>
+                <w:color w:val="2F5D3A"/>
+                <w:sz w:val="18"/>
+                <w:szCs w:val="18"/>
+              </w:rPr>
+              <w:t xml:space="preserve">scenario_staff</w:t>
+            </w:r>
+            <w:r>
+              <w:rPr>
+                <w:rFonts w:ascii="Arial" w:cs="Arial" w:eastAsia="Arial" w:hAnsi="Arial"/>
+                <w:color w:val="1B2118"/>
+                <w:sz w:val="18"/>
+                <w:szCs w:val="18"/>
+              </w:rPr>
+              <w:t xml:space="preserve">), data di modifica dal database, audit</w:t>
+            </w:r>
+          </w:p>
+        </w:tc>
+        <w:tc>
+          <w:tcPr>
+            <w:tcW w:type="dxa" w:w="2855"/>
+            <w:tcBorders>
+              <w:top w:val="single" w:color="D9D4C5" w:sz="4"/>
+              <w:left w:val="single" w:color="D9D4C5" w:sz="4"/>
+              <w:bottom w:val="single" w:color="D9D4C5" w:sz="4"/>
+              <w:right w:val="single" w:color="D9D4C5" w:sz="4"/>
+            </w:tcBorders>
+            <w:shd w:fill="F6F4EE" w:color="auto" w:val="clear"/>
+            <w:tcMar>
+              <w:top w:type="dxa" w:w="70"/>
+              <w:left w:type="dxa" w:w="110"/>
+              <w:bottom w:type="dxa" w:w="70"/>
+              <w:right w:type="dxa" w:w="110"/>
+            </w:tcMar>
+            <w:vAlign w:val="center"/>
+          </w:tcPr>
+          <w:p>
+            <w:pPr>
+              <w:spacing w:after="0" w:before="0"/>
+            </w:pPr>
+            <w:r>
+              <w:rPr>
+                <w:rFonts w:ascii="Arial" w:cs="Arial" w:eastAsia="Arial" w:hAnsi="Arial"/>
+                <w:color w:val="1B2118"/>
+                <w:sz w:val="18"/>
+                <w:szCs w:val="18"/>
+              </w:rPr>
+              <w:t xml:space="preserve">19/10/2026 — provato sul banco locale (</w:t>
+            </w:r>
+            <w:r>
+              <w:rPr>
+                <w:rFonts w:ascii="Consolas" w:cs="Consolas" w:eastAsia="Consolas" w:hAnsi="Consolas"/>
+                <w:color w:val="2F5D3A"/>
+                <w:sz w:val="18"/>
+                <w:szCs w:val="18"/>
+              </w:rPr>
+              <w:t xml:space="preserve">t28.sql</w:t>
+            </w:r>
+            <w:r>
+              <w:rPr>
+                <w:rFonts w:ascii="Arial" w:cs="Arial" w:eastAsia="Arial" w:hAnsi="Arial"/>
+                <w:color w:val="1B2118"/>
+                <w:sz w:val="18"/>
+                <w:szCs w:val="18"/>
+              </w:rPr>
+              <w:t xml:space="preserve">); </w:t>
+            </w:r>
+            <w:r>
+              <w:rPr>
+                <w:rFonts w:ascii="Arial" w:cs="Arial" w:eastAsia="Arial" w:hAnsi="Arial"/>
+                <w:b/>
+                <w:bCs/>
+                <w:color w:val="1B2118"/>
+                <w:sz w:val="18"/>
+                <w:szCs w:val="18"/>
+              </w:rPr>
+              <w:t xml:space="preserve">da eseguire in produzione</w:t>
             </w:r>
           </w:p>
         </w:tc>
@@ -15980,8 +16282,8 @@
       </w:tblPr>
       <w:tblGrid>
         <w:gridCol w:w="3135"/>
-        <w:gridCol w:w="4778"/>
-        <w:gridCol w:w="1725"/>
+        <w:gridCol w:w="4772"/>
+        <w:gridCol w:w="1731"/>
       </w:tblGrid>
       <w:tr>
         <w:trPr>
@@ -16024,7 +16326,7 @@
         </w:tc>
         <w:tc>
           <w:tcPr>
-            <w:tcW w:type="dxa" w:w="4778"/>
+            <w:tcW w:type="dxa" w:w="4772"/>
             <w:tcBorders>
               <w:top w:val="single" w:color="D9D4C5" w:sz="4"/>
               <w:left w:val="single" w:color="D9D4C5" w:sz="4"/>
@@ -16059,7 +16361,7 @@
         </w:tc>
         <w:tc>
           <w:tcPr>
-            <w:tcW w:type="dxa" w:w="1725"/>
+            <w:tcW w:type="dxa" w:w="1731"/>
             <w:tcBorders>
               <w:top w:val="single" w:color="D9D4C5" w:sz="4"/>
               <w:left w:val="single" w:color="D9D4C5" w:sz="4"/>
@@ -16131,7 +16433,7 @@
         </w:tc>
         <w:tc>
           <w:tcPr>
-            <w:tcW w:type="dxa" w:w="4778"/>
+            <w:tcW w:type="dxa" w:w="4772"/>
             <w:tcBorders>
               <w:top w:val="single" w:color="D9D4C5" w:sz="4"/>
               <w:left w:val="single" w:color="D9D4C5" w:sz="4"/>
@@ -16163,7 +16465,7 @@
         </w:tc>
         <w:tc>
           <w:tcPr>
-            <w:tcW w:type="dxa" w:w="1725"/>
+            <w:tcW w:type="dxa" w:w="1731"/>
             <w:tcBorders>
               <w:top w:val="single" w:color="D9D4C5" w:sz="4"/>
               <w:left w:val="single" w:color="D9D4C5" w:sz="4"/>
@@ -16233,7 +16535,7 @@
         </w:tc>
         <w:tc>
           <w:tcPr>
-            <w:tcW w:type="dxa" w:w="4778"/>
+            <w:tcW w:type="dxa" w:w="4772"/>
             <w:tcBorders>
               <w:top w:val="single" w:color="D9D4C5" w:sz="4"/>
               <w:left w:val="single" w:color="D9D4C5" w:sz="4"/>
@@ -16266,7 +16568,7 @@
         </w:tc>
         <w:tc>
           <w:tcPr>
-            <w:tcW w:type="dxa" w:w="1725"/>
+            <w:tcW w:type="dxa" w:w="1731"/>
             <w:tcBorders>
               <w:top w:val="single" w:color="D9D4C5" w:sz="4"/>
               <w:left w:val="single" w:color="D9D4C5" w:sz="4"/>
@@ -16347,7 +16649,7 @@
         </w:tc>
         <w:tc>
           <w:tcPr>
-            <w:tcW w:type="dxa" w:w="4778"/>
+            <w:tcW w:type="dxa" w:w="4772"/>
             <w:tcBorders>
               <w:top w:val="single" w:color="D9D4C5" w:sz="4"/>
               <w:left w:val="single" w:color="D9D4C5" w:sz="4"/>
@@ -16379,7 +16681,7 @@
         </w:tc>
         <w:tc>
           <w:tcPr>
-            <w:tcW w:type="dxa" w:w="1725"/>
+            <w:tcW w:type="dxa" w:w="1731"/>
             <w:tcBorders>
               <w:top w:val="single" w:color="D9D4C5" w:sz="4"/>
               <w:left w:val="single" w:color="D9D4C5" w:sz="4"/>
@@ -16449,7 +16751,7 @@
         </w:tc>
         <w:tc>
           <w:tcPr>
-            <w:tcW w:type="dxa" w:w="4778"/>
+            <w:tcW w:type="dxa" w:w="4772"/>
             <w:tcBorders>
               <w:top w:val="single" w:color="D9D4C5" w:sz="4"/>
               <w:left w:val="single" w:color="D9D4C5" w:sz="4"/>
@@ -16482,7 +16784,7 @@
         </w:tc>
         <w:tc>
           <w:tcPr>
-            <w:tcW w:type="dxa" w:w="1725"/>
+            <w:tcW w:type="dxa" w:w="1731"/>
             <w:tcBorders>
               <w:top w:val="single" w:color="D9D4C5" w:sz="4"/>
               <w:left w:val="single" w:color="D9D4C5" w:sz="4"/>
@@ -16588,7 +16890,7 @@
         </w:tc>
         <w:tc>
           <w:tcPr>
-            <w:tcW w:type="dxa" w:w="4778"/>
+            <w:tcW w:type="dxa" w:w="4772"/>
             <w:tcBorders>
               <w:top w:val="single" w:color="D9D4C5" w:sz="4"/>
               <w:left w:val="single" w:color="D9D4C5" w:sz="4"/>
@@ -16620,7 +16922,7 @@
         </w:tc>
         <w:tc>
           <w:tcPr>
-            <w:tcW w:type="dxa" w:w="1725"/>
+            <w:tcW w:type="dxa" w:w="1731"/>
             <w:tcBorders>
               <w:top w:val="single" w:color="D9D4C5" w:sz="4"/>
               <w:left w:val="single" w:color="D9D4C5" w:sz="4"/>
@@ -16701,7 +17003,7 @@
         </w:tc>
         <w:tc>
           <w:tcPr>
-            <w:tcW w:type="dxa" w:w="4778"/>
+            <w:tcW w:type="dxa" w:w="4772"/>
             <w:tcBorders>
               <w:top w:val="single" w:color="D9D4C5" w:sz="4"/>
               <w:left w:val="single" w:color="D9D4C5" w:sz="4"/>
@@ -16734,7 +17036,7 @@
         </w:tc>
         <w:tc>
           <w:tcPr>
-            <w:tcW w:type="dxa" w:w="1725"/>
+            <w:tcW w:type="dxa" w:w="1731"/>
             <w:tcBorders>
               <w:top w:val="single" w:color="D9D4C5" w:sz="4"/>
               <w:left w:val="single" w:color="D9D4C5" w:sz="4"/>
@@ -16815,7 +17117,7 @@
         </w:tc>
         <w:tc>
           <w:tcPr>
-            <w:tcW w:type="dxa" w:w="4778"/>
+            <w:tcW w:type="dxa" w:w="4772"/>
             <w:tcBorders>
               <w:top w:val="single" w:color="D9D4C5" w:sz="4"/>
               <w:left w:val="single" w:color="D9D4C5" w:sz="4"/>
@@ -16847,7 +17149,7 @@
         </w:tc>
         <w:tc>
           <w:tcPr>
-            <w:tcW w:type="dxa" w:w="1725"/>
+            <w:tcW w:type="dxa" w:w="1731"/>
             <w:tcBorders>
               <w:top w:val="single" w:color="D9D4C5" w:sz="4"/>
               <w:left w:val="single" w:color="D9D4C5" w:sz="4"/>
@@ -16917,7 +17219,7 @@
         </w:tc>
         <w:tc>
           <w:tcPr>
-            <w:tcW w:type="dxa" w:w="4778"/>
+            <w:tcW w:type="dxa" w:w="4772"/>
             <w:tcBorders>
               <w:top w:val="single" w:color="D9D4C5" w:sz="4"/>
               <w:left w:val="single" w:color="D9D4C5" w:sz="4"/>
@@ -16950,7 +17252,7 @@
         </w:tc>
         <w:tc>
           <w:tcPr>
-            <w:tcW w:type="dxa" w:w="1725"/>
+            <w:tcW w:type="dxa" w:w="1731"/>
             <w:tcBorders>
               <w:top w:val="single" w:color="D9D4C5" w:sz="4"/>
               <w:left w:val="single" w:color="D9D4C5" w:sz="4"/>
@@ -17020,7 +17322,7 @@
         </w:tc>
         <w:tc>
           <w:tcPr>
-            <w:tcW w:type="dxa" w:w="4778"/>
+            <w:tcW w:type="dxa" w:w="4772"/>
             <w:tcBorders>
               <w:top w:val="single" w:color="D9D4C5" w:sz="4"/>
               <w:left w:val="single" w:color="D9D4C5" w:sz="4"/>
@@ -17052,7 +17354,7 @@
         </w:tc>
         <w:tc>
           <w:tcPr>
-            <w:tcW w:type="dxa" w:w="1725"/>
+            <w:tcW w:type="dxa" w:w="1731"/>
             <w:tcBorders>
               <w:top w:val="single" w:color="D9D4C5" w:sz="4"/>
               <w:left w:val="single" w:color="D9D4C5" w:sz="4"/>
@@ -17133,7 +17435,7 @@
         </w:tc>
         <w:tc>
           <w:tcPr>
-            <w:tcW w:type="dxa" w:w="4778"/>
+            <w:tcW w:type="dxa" w:w="4772"/>
             <w:tcBorders>
               <w:top w:val="single" w:color="D9D4C5" w:sz="4"/>
               <w:left w:val="single" w:color="D9D4C5" w:sz="4"/>
@@ -17166,7 +17468,7 @@
         </w:tc>
         <w:tc>
           <w:tcPr>
-            <w:tcW w:type="dxa" w:w="1725"/>
+            <w:tcW w:type="dxa" w:w="1731"/>
             <w:tcBorders>
               <w:top w:val="single" w:color="D9D4C5" w:sz="4"/>
               <w:left w:val="single" w:color="D9D4C5" w:sz="4"/>
@@ -17236,7 +17538,7 @@
         </w:tc>
         <w:tc>
           <w:tcPr>
-            <w:tcW w:type="dxa" w:w="4778"/>
+            <w:tcW w:type="dxa" w:w="4772"/>
             <w:tcBorders>
               <w:top w:val="single" w:color="D9D4C5" w:sz="4"/>
               <w:left w:val="single" w:color="D9D4C5" w:sz="4"/>
@@ -17286,7 +17588,7 @@
         </w:tc>
         <w:tc>
           <w:tcPr>
-            <w:tcW w:type="dxa" w:w="1725"/>
+            <w:tcW w:type="dxa" w:w="1731"/>
             <w:tcBorders>
               <w:top w:val="single" w:color="D9D4C5" w:sz="4"/>
               <w:left w:val="single" w:color="D9D4C5" w:sz="4"/>
@@ -17356,7 +17658,7 @@
         </w:tc>
         <w:tc>
           <w:tcPr>
-            <w:tcW w:type="dxa" w:w="4778"/>
+            <w:tcW w:type="dxa" w:w="4772"/>
             <w:tcBorders>
               <w:top w:val="single" w:color="D9D4C5" w:sz="4"/>
               <w:left w:val="single" w:color="D9D4C5" w:sz="4"/>
@@ -17389,7 +17691,7 @@
         </w:tc>
         <w:tc>
           <w:tcPr>
-            <w:tcW w:type="dxa" w:w="1725"/>
+            <w:tcW w:type="dxa" w:w="1731"/>
             <w:tcBorders>
               <w:top w:val="single" w:color="D9D4C5" w:sz="4"/>
               <w:left w:val="single" w:color="D9D4C5" w:sz="4"/>
@@ -17459,7 +17761,7 @@
         </w:tc>
         <w:tc>
           <w:tcPr>
-            <w:tcW w:type="dxa" w:w="4778"/>
+            <w:tcW w:type="dxa" w:w="4772"/>
             <w:tcBorders>
               <w:top w:val="single" w:color="D9D4C5" w:sz="4"/>
               <w:left w:val="single" w:color="D9D4C5" w:sz="4"/>
@@ -17491,7 +17793,7 @@
         </w:tc>
         <w:tc>
           <w:tcPr>
-            <w:tcW w:type="dxa" w:w="1725"/>
+            <w:tcW w:type="dxa" w:w="1731"/>
             <w:tcBorders>
               <w:top w:val="single" w:color="D9D4C5" w:sz="4"/>
               <w:left w:val="single" w:color="D9D4C5" w:sz="4"/>
@@ -17561,7 +17863,7 @@
         </w:tc>
         <w:tc>
           <w:tcPr>
-            <w:tcW w:type="dxa" w:w="4778"/>
+            <w:tcW w:type="dxa" w:w="4772"/>
             <w:tcBorders>
               <w:top w:val="single" w:color="D9D4C5" w:sz="4"/>
               <w:left w:val="single" w:color="D9D4C5" w:sz="4"/>
@@ -17594,7 +17896,7 @@
         </w:tc>
         <w:tc>
           <w:tcPr>
-            <w:tcW w:type="dxa" w:w="1725"/>
+            <w:tcW w:type="dxa" w:w="1731"/>
             <w:tcBorders>
               <w:top w:val="single" w:color="D9D4C5" w:sz="4"/>
               <w:left w:val="single" w:color="D9D4C5" w:sz="4"/>
@@ -17664,7 +17966,7 @@
         </w:tc>
         <w:tc>
           <w:tcPr>
-            <w:tcW w:type="dxa" w:w="4778"/>
+            <w:tcW w:type="dxa" w:w="4772"/>
             <w:tcBorders>
               <w:top w:val="single" w:color="D9D4C5" w:sz="4"/>
               <w:left w:val="single" w:color="D9D4C5" w:sz="4"/>
@@ -17696,7 +17998,7 @@
         </w:tc>
         <w:tc>
           <w:tcPr>
-            <w:tcW w:type="dxa" w:w="1725"/>
+            <w:tcW w:type="dxa" w:w="1731"/>
             <w:tcBorders>
               <w:top w:val="single" w:color="D9D4C5" w:sz="4"/>
               <w:left w:val="single" w:color="D9D4C5" w:sz="4"/>
@@ -17784,7 +18086,7 @@
         </w:tc>
         <w:tc>
           <w:tcPr>
-            <w:tcW w:type="dxa" w:w="4778"/>
+            <w:tcW w:type="dxa" w:w="4772"/>
             <w:tcBorders>
               <w:top w:val="single" w:color="D9D4C5" w:sz="4"/>
               <w:left w:val="single" w:color="D9D4C5" w:sz="4"/>
@@ -17817,7 +18119,7 @@
         </w:tc>
         <w:tc>
           <w:tcPr>
-            <w:tcW w:type="dxa" w:w="1725"/>
+            <w:tcW w:type="dxa" w:w="1731"/>
             <w:tcBorders>
               <w:top w:val="single" w:color="D9D4C5" w:sz="4"/>
               <w:left w:val="single" w:color="D9D4C5" w:sz="4"/>
@@ -17881,71 +18183,71 @@
                 <w:sz w:val="18"/>
                 <w:szCs w:val="18"/>
               </w:rPr>
-              <w:t xml:space="preserve">/impostazioni</w:t>
-            </w:r>
-          </w:p>
-        </w:tc>
-        <w:tc>
-          <w:tcPr>
-            <w:tcW w:type="dxa" w:w="4778"/>
-            <w:tcBorders>
-              <w:top w:val="single" w:color="D9D4C5" w:sz="4"/>
-              <w:left w:val="single" w:color="D9D4C5" w:sz="4"/>
-              <w:bottom w:val="single" w:color="D9D4C5" w:sz="4"/>
-              <w:right w:val="single" w:color="D9D4C5" w:sz="4"/>
-            </w:tcBorders>
-            <w:tcMar>
-              <w:top w:type="dxa" w:w="70"/>
-              <w:left w:type="dxa" w:w="110"/>
-              <w:bottom w:type="dxa" w:w="70"/>
-              <w:right w:type="dxa" w:w="110"/>
-            </w:tcMar>
-            <w:vAlign w:val="center"/>
-          </w:tcPr>
-          <w:p>
-            <w:pPr>
-              <w:spacing w:after="0" w:before="0"/>
-            </w:pPr>
-            <w:r>
-              <w:rPr>
-                <w:rFonts w:ascii="Arial" w:cs="Arial" w:eastAsia="Arial" w:hAnsi="Arial"/>
-                <w:color w:val="1B2118"/>
-                <w:sz w:val="18"/>
-                <w:szCs w:val="18"/>
-              </w:rPr>
-              <w:t xml:space="preserve">Informazioni del Programma e metodologie, durata delle fasi (Progetto e Rapporto), documenti richiesti per fase, modelli di documento (anche pubblici)</w:t>
-            </w:r>
-          </w:p>
-        </w:tc>
-        <w:tc>
-          <w:tcPr>
-            <w:tcW w:type="dxa" w:w="1725"/>
-            <w:tcBorders>
-              <w:top w:val="single" w:color="D9D4C5" w:sz="4"/>
-              <w:left w:val="single" w:color="D9D4C5" w:sz="4"/>
-              <w:bottom w:val="single" w:color="D9D4C5" w:sz="4"/>
-              <w:right w:val="single" w:color="D9D4C5" w:sz="4"/>
-            </w:tcBorders>
-            <w:tcMar>
-              <w:top w:type="dxa" w:w="70"/>
-              <w:left w:type="dxa" w:w="110"/>
-              <w:bottom w:type="dxa" w:w="70"/>
-              <w:right w:type="dxa" w:w="110"/>
-            </w:tcMar>
-            <w:vAlign w:val="center"/>
-          </w:tcPr>
-          <w:p>
-            <w:pPr>
-              <w:spacing w:after="0" w:before="0"/>
-            </w:pPr>
-            <w:r>
-              <w:rPr>
-                <w:rFonts w:ascii="Arial" w:cs="Arial" w:eastAsia="Arial" w:hAnsi="Arial"/>
-                <w:color w:val="1B2118"/>
-                <w:sz w:val="18"/>
-                <w:szCs w:val="18"/>
-              </w:rPr>
-              <w:t xml:space="preserve">Admin</w:t>
+              <w:t xml:space="preserve">/simulatore</w:t>
+            </w:r>
+          </w:p>
+        </w:tc>
+        <w:tc>
+          <w:tcPr>
+            <w:tcW w:type="dxa" w:w="4772"/>
+            <w:tcBorders>
+              <w:top w:val="single" w:color="D9D4C5" w:sz="4"/>
+              <w:left w:val="single" w:color="D9D4C5" w:sz="4"/>
+              <w:bottom w:val="single" w:color="D9D4C5" w:sz="4"/>
+              <w:right w:val="single" w:color="D9D4C5" w:sz="4"/>
+            </w:tcBorders>
+            <w:tcMar>
+              <w:top w:type="dxa" w:w="70"/>
+              <w:left w:type="dxa" w:w="110"/>
+              <w:bottom w:type="dxa" w:w="70"/>
+              <w:right w:type="dxa" w:w="110"/>
+            </w:tcMar>
+            <w:vAlign w:val="center"/>
+          </w:tcPr>
+          <w:p>
+            <w:pPr>
+              <w:spacing w:after="0" w:before="0"/>
+            </w:pPr>
+            <w:r>
+              <w:rPr>
+                <w:rFonts w:ascii="Arial" w:cs="Arial" w:eastAsia="Arial" w:hAnsi="Arial"/>
+                <w:color w:val="1B2118"/>
+                <w:sz w:val="18"/>
+                <w:szCs w:val="18"/>
+              </w:rPr>
+              <w:t xml:space="preserve">Simulatore di scenari: stima ex ante dei crediti di un Comune su 7, 10 o 21 anni</w:t>
+            </w:r>
+          </w:p>
+        </w:tc>
+        <w:tc>
+          <w:tcPr>
+            <w:tcW w:type="dxa" w:w="1731"/>
+            <w:tcBorders>
+              <w:top w:val="single" w:color="D9D4C5" w:sz="4"/>
+              <w:left w:val="single" w:color="D9D4C5" w:sz="4"/>
+              <w:bottom w:val="single" w:color="D9D4C5" w:sz="4"/>
+              <w:right w:val="single" w:color="D9D4C5" w:sz="4"/>
+            </w:tcBorders>
+            <w:tcMar>
+              <w:top w:type="dxa" w:w="70"/>
+              <w:left w:type="dxa" w:w="110"/>
+              <w:bottom w:type="dxa" w:w="70"/>
+              <w:right w:type="dxa" w:w="110"/>
+            </w:tcMar>
+            <w:vAlign w:val="center"/>
+          </w:tcPr>
+          <w:p>
+            <w:pPr>
+              <w:spacing w:after="0" w:before="0"/>
+            </w:pPr>
+            <w:r>
+              <w:rPr>
+                <w:rFonts w:ascii="Arial" w:cs="Arial" w:eastAsia="Arial" w:hAnsi="Arial"/>
+                <w:color w:val="1B2118"/>
+                <w:sz w:val="18"/>
+                <w:szCs w:val="18"/>
+              </w:rPr>
+              <w:t xml:space="preserve">Operatore, Admin</w:t>
             </w:r>
           </w:p>
         </w:tc>
@@ -17983,20 +18285,122 @@
                 <w:sz w:val="18"/>
                 <w:szCs w:val="18"/>
               </w:rPr>
+              <w:t xml:space="preserve">/impostazioni</w:t>
+            </w:r>
+          </w:p>
+        </w:tc>
+        <w:tc>
+          <w:tcPr>
+            <w:tcW w:type="dxa" w:w="4772"/>
+            <w:tcBorders>
+              <w:top w:val="single" w:color="D9D4C5" w:sz="4"/>
+              <w:left w:val="single" w:color="D9D4C5" w:sz="4"/>
+              <w:bottom w:val="single" w:color="D9D4C5" w:sz="4"/>
+              <w:right w:val="single" w:color="D9D4C5" w:sz="4"/>
+            </w:tcBorders>
+            <w:shd w:fill="F6F4EE" w:color="auto" w:val="clear"/>
+            <w:tcMar>
+              <w:top w:type="dxa" w:w="70"/>
+              <w:left w:type="dxa" w:w="110"/>
+              <w:bottom w:type="dxa" w:w="70"/>
+              <w:right w:type="dxa" w:w="110"/>
+            </w:tcMar>
+            <w:vAlign w:val="center"/>
+          </w:tcPr>
+          <w:p>
+            <w:pPr>
+              <w:spacing w:after="0" w:before="0"/>
+            </w:pPr>
+            <w:r>
+              <w:rPr>
+                <w:rFonts w:ascii="Arial" w:cs="Arial" w:eastAsia="Arial" w:hAnsi="Arial"/>
+                <w:color w:val="1B2118"/>
+                <w:sz w:val="18"/>
+                <w:szCs w:val="18"/>
+              </w:rPr>
+              <w:t xml:space="preserve">Informazioni del Programma e metodologie, durata delle fasi (Progetto e Rapporto), documenti richiesti per fase, modelli di documento (anche pubblici)</w:t>
+            </w:r>
+          </w:p>
+        </w:tc>
+        <w:tc>
+          <w:tcPr>
+            <w:tcW w:type="dxa" w:w="1731"/>
+            <w:tcBorders>
+              <w:top w:val="single" w:color="D9D4C5" w:sz="4"/>
+              <w:left w:val="single" w:color="D9D4C5" w:sz="4"/>
+              <w:bottom w:val="single" w:color="D9D4C5" w:sz="4"/>
+              <w:right w:val="single" w:color="D9D4C5" w:sz="4"/>
+            </w:tcBorders>
+            <w:shd w:fill="F6F4EE" w:color="auto" w:val="clear"/>
+            <w:tcMar>
+              <w:top w:type="dxa" w:w="70"/>
+              <w:left w:type="dxa" w:w="110"/>
+              <w:bottom w:type="dxa" w:w="70"/>
+              <w:right w:type="dxa" w:w="110"/>
+            </w:tcMar>
+            <w:vAlign w:val="center"/>
+          </w:tcPr>
+          <w:p>
+            <w:pPr>
+              <w:spacing w:after="0" w:before="0"/>
+            </w:pPr>
+            <w:r>
+              <w:rPr>
+                <w:rFonts w:ascii="Arial" w:cs="Arial" w:eastAsia="Arial" w:hAnsi="Arial"/>
+                <w:color w:val="1B2118"/>
+                <w:sz w:val="18"/>
+                <w:szCs w:val="18"/>
+              </w:rPr>
+              <w:t xml:space="preserve">Admin</w:t>
+            </w:r>
+          </w:p>
+        </w:tc>
+      </w:tr>
+      <w:tr>
+        <w:trPr>
+          <w:cantSplit/>
+        </w:trPr>
+        <w:tc>
+          <w:tcPr>
+            <w:tcW w:type="dxa" w:w="3135"/>
+            <w:tcBorders>
+              <w:top w:val="single" w:color="D9D4C5" w:sz="4"/>
+              <w:left w:val="single" w:color="D9D4C5" w:sz="4"/>
+              <w:bottom w:val="single" w:color="D9D4C5" w:sz="4"/>
+              <w:right w:val="single" w:color="D9D4C5" w:sz="4"/>
+            </w:tcBorders>
+            <w:tcMar>
+              <w:top w:type="dxa" w:w="70"/>
+              <w:left w:type="dxa" w:w="110"/>
+              <w:bottom w:type="dxa" w:w="70"/>
+              <w:right w:type="dxa" w:w="110"/>
+            </w:tcMar>
+            <w:vAlign w:val="center"/>
+          </w:tcPr>
+          <w:p>
+            <w:pPr>
+              <w:spacing w:after="0" w:before="0"/>
+            </w:pPr>
+            <w:r>
+              <w:rPr>
+                <w:rFonts w:ascii="Consolas" w:cs="Consolas" w:eastAsia="Consolas" w:hAnsi="Consolas"/>
+                <w:color w:val="2F5D3A"/>
+                <w:sz w:val="18"/>
+                <w:szCs w:val="18"/>
+              </w:rPr>
               <w:t xml:space="preserve">/documentazione</w:t>
             </w:r>
           </w:p>
         </w:tc>
         <w:tc>
           <w:tcPr>
-            <w:tcW w:type="dxa" w:w="4778"/>
-            <w:tcBorders>
-              <w:top w:val="single" w:color="D9D4C5" w:sz="4"/>
-              <w:left w:val="single" w:color="D9D4C5" w:sz="4"/>
-              <w:bottom w:val="single" w:color="D9D4C5" w:sz="4"/>
-              <w:right w:val="single" w:color="D9D4C5" w:sz="4"/>
-            </w:tcBorders>
-            <w:shd w:fill="F6F4EE" w:color="auto" w:val="clear"/>
+            <w:tcW w:type="dxa" w:w="4772"/>
+            <w:tcBorders>
+              <w:top w:val="single" w:color="D9D4C5" w:sz="4"/>
+              <w:left w:val="single" w:color="D9D4C5" w:sz="4"/>
+              <w:bottom w:val="single" w:color="D9D4C5" w:sz="4"/>
+              <w:right w:val="single" w:color="D9D4C5" w:sz="4"/>
+            </w:tcBorders>
             <w:tcMar>
               <w:top w:type="dxa" w:w="70"/>
               <w:left w:type="dxa" w:w="110"/>
@@ -18022,14 +18426,13 @@
         </w:tc>
         <w:tc>
           <w:tcPr>
-            <w:tcW w:type="dxa" w:w="1725"/>
-            <w:tcBorders>
-              <w:top w:val="single" w:color="D9D4C5" w:sz="4"/>
-              <w:left w:val="single" w:color="D9D4C5" w:sz="4"/>
-              <w:bottom w:val="single" w:color="D9D4C5" w:sz="4"/>
-              <w:right w:val="single" w:color="D9D4C5" w:sz="4"/>
-            </w:tcBorders>
-            <w:shd w:fill="F6F4EE" w:color="auto" w:val="clear"/>
+            <w:tcW w:type="dxa" w:w="1731"/>
+            <w:tcBorders>
+              <w:top w:val="single" w:color="D9D4C5" w:sz="4"/>
+              <w:left w:val="single" w:color="D9D4C5" w:sz="4"/>
+              <w:bottom w:val="single" w:color="D9D4C5" w:sz="4"/>
+              <w:right w:val="single" w:color="D9D4C5" w:sz="4"/>
+            </w:tcBorders>
             <w:tcMar>
               <w:top w:type="dxa" w:w="70"/>
               <w:left w:type="dxa" w:w="110"/>
@@ -21724,6 +22127,108 @@
           <w:sz w:val="21"/>
           <w:szCs w:val="21"/>
         </w:rPr>
+        <w:t xml:space="preserve">Simulatore di scenari, prima versione</w:t>
+      </w:r>
+      <w:r>
+        <w:rPr>
+          <w:rFonts w:ascii="Arial" w:cs="Arial" w:eastAsia="Arial" w:hAnsi="Arial"/>
+          <w:color w:val="1B2118"/>
+          <w:sz w:val="21"/>
+          <w:szCs w:val="21"/>
+        </w:rPr>
+        <w:t xml:space="preserve"> (backlog 37) — script </w:t>
+      </w:r>
+      <w:r>
+        <w:rPr>
+          <w:rFonts w:ascii="Consolas" w:cs="Consolas" w:eastAsia="Consolas" w:hAnsi="Consolas"/>
+          <w:color w:val="2F5D3A"/>
+          <w:sz w:val="21"/>
+          <w:szCs w:val="21"/>
+        </w:rPr>
+        <w:t xml:space="preserve">28_simulatore.sql</w:t>
+      </w:r>
+      <w:r>
+        <w:rPr>
+          <w:rFonts w:ascii="Arial" w:cs="Arial" w:eastAsia="Arial" w:hAnsi="Arial"/>
+          <w:color w:val="1B2118"/>
+          <w:sz w:val="21"/>
+          <w:szCs w:val="21"/>
+        </w:rPr>
+        <w:t xml:space="preserve"> (tabella </w:t>
+      </w:r>
+      <w:r>
+        <w:rPr>
+          <w:rFonts w:ascii="Consolas" w:cs="Consolas" w:eastAsia="Consolas" w:hAnsi="Consolas"/>
+          <w:color w:val="2F5D3A"/>
+          <w:sz w:val="21"/>
+          <w:szCs w:val="21"/>
+        </w:rPr>
+        <w:t xml:space="preserve">scenario_simulazione</w:t>
+      </w:r>
+      <w:r>
+        <w:rPr>
+          <w:rFonts w:ascii="Arial" w:cs="Arial" w:eastAsia="Arial" w:hAnsi="Arial"/>
+          <w:color w:val="1B2118"/>
+          <w:sz w:val="21"/>
+          <w:szCs w:val="21"/>
+        </w:rPr>
+        <w:t xml:space="preserve">, solo staff, audit; provato sul banco locale), pagina </w:t>
+      </w:r>
+      <w:r>
+        <w:rPr>
+          <w:rFonts w:ascii="Consolas" w:cs="Consolas" w:eastAsia="Consolas" w:hAnsi="Consolas"/>
+          <w:color w:val="2F5D3A"/>
+          <w:sz w:val="21"/>
+          <w:szCs w:val="21"/>
+        </w:rPr>
+        <w:t xml:space="preserve">/simulatore</w:t>
+      </w:r>
+      <w:r>
+        <w:rPr>
+          <w:rFonts w:ascii="Arial" w:cs="Arial" w:eastAsia="Arial" w:hAnsi="Arial"/>
+          <w:color w:val="1B2118"/>
+          <w:sz w:val="21"/>
+          <w:szCs w:val="21"/>
+        </w:rPr>
+        <w:t xml:space="preserve"> nel menu di Operatori e Amministratori, motore </w:t>
+      </w:r>
+      <w:r>
+        <w:rPr>
+          <w:rFonts w:ascii="Consolas" w:cs="Consolas" w:eastAsia="Consolas" w:hAnsi="Consolas"/>
+          <w:color w:val="2F5D3A"/>
+          <w:sz w:val="21"/>
+          <w:szCs w:val="21"/>
+        </w:rPr>
+        <w:t xml:space="preserve">src/lib/crediti/simulatore.js</w:t>
+      </w:r>
+      <w:r>
+        <w:rPr>
+          <w:rFonts w:ascii="Arial" w:cs="Arial" w:eastAsia="Arial" w:hAnsi="Arial"/>
+          <w:color w:val="1B2118"/>
+          <w:sz w:val="21"/>
+          <w:szCs w:val="21"/>
+        </w:rPr>
+        <w:t xml:space="preserve"> con 9 prove automatiche. Durata da menu 7/10/21 anni, più scenari per Comune, anno base (a mano, cluster SOSE o calcolo esistente), obiettivi annui con traiettoria lineare, % di differenziata e crediti anno per anno, grafici, confronto, CSV e stampa. Lo script 28 va eseguito in produzione.</w:t>
+      </w:r>
+    </w:p>
+    <w:p>
+      <w:pPr>
+        <w:pStyle w:val="ListParagraph"/>
+        <w:numPr>
+          <w:ilvl w:val="0"/>
+          <w:numId w:val="3"/>
+        </w:numPr>
+        <w:spacing w:after="70" w:line="290"/>
+      </w:pPr>
+      <w:r>
+        <w:rPr>
+          <w:rFonts w:ascii="Arial" w:cs="Arial" w:eastAsia="Arial" w:hAnsi="Arial"/>
+          <w:b/>
+          <w:bCs/>
+          <w:color w:val="1B2118"/>
+          <w:sz w:val="21"/>
+          <w:szCs w:val="21"/>
+        </w:rPr>
         <w:t xml:space="preserve">Nuovo modulo in backlog: simulatore di scenari</w:t>
       </w:r>
       <w:r>
@@ -25931,7 +26436,7 @@
               </w:rPr>
               <w:t xml:space="preserve">Claude Doc: </w:t>
             </w:r>
-            <w:hyperlink w:history="1" r:id="rId810tjdeyszjnoxjwluls9">
+            <w:hyperlink w:history="1" r:id="rIdpae_pyqjafse8qtrpx9d9">
               <w:r>
                 <w:rPr>
                   <w:rFonts w:ascii="Arial" w:cs="Arial" w:eastAsia="Arial" w:hAnsi="Arial"/>
@@ -26278,7 +26783,7 @@
               </w:rPr>
               <w:t xml:space="preserve">Claude Doc: </w:t>
             </w:r>
-            <w:hyperlink w:history="1" r:id="rIdknlg21hoj6moxwbwmo54p">
+            <w:hyperlink w:history="1" r:id="rId_ozsmnr03osxgbe3qncsi">
               <w:r>
                 <w:rPr>
                   <w:rFonts w:ascii="Arial" w:cs="Arial" w:eastAsia="Arial" w:hAnsi="Arial"/>
@@ -26882,7 +27387,7 @@
               </w:rPr>
               <w:t xml:space="preserve">Claude Doc: </w:t>
             </w:r>
-            <w:hyperlink w:history="1" r:id="rIdbscfw3y1zf7wyu1gyiuw9">
+            <w:hyperlink w:history="1" r:id="rIdxhwd0fr6p2uyh4lgoalao">
               <w:r>
                 <w:rPr>
                   <w:rFonts w:ascii="Arial" w:cs="Arial" w:eastAsia="Arial" w:hAnsi="Arial"/>
@@ -27453,7 +27958,7 @@
             <w:pPr>
               <w:spacing w:after="0" w:before="0"/>
             </w:pPr>
-            <w:hyperlink w:history="1" r:id="rIdhnrd7jlk9meaw2nd9ogzw">
+            <w:hyperlink w:history="1" r:id="rIdoddo-bb69gj7azgpoypt0">
               <w:r>
                 <w:rPr>
                   <w:rFonts w:ascii="Arial" w:cs="Arial" w:eastAsia="Arial" w:hAnsi="Arial"/>
@@ -28624,7 +29129,7 @@
           <w:sz w:val="21"/>
           <w:szCs w:val="21"/>
         </w:rPr>
-        <w:t xml:space="preserve">Simulatore di scenari (punto 37): modello di stima semplificato da confermare e visibilità degli scenari (solo Fondazione o anche il Comune).</w:t>
+        <w:t xml:space="preserve">Simulatore di scenari (punto 37): modello di stima semplificato da confermare (con le formule della Metodologia i crediti nascono solo dai rifiuti evitati, non dall'aumento della differenziata a parità di totale) e visibilità degli scenari (oggi solo staff, scelta provvisoria del 19/10).</w:t>
       </w:r>
     </w:p>
     <w:p>
@@ -29093,7 +29598,63 @@
           <w:sz w:val="21"/>
           <w:szCs w:val="21"/>
         </w:rPr>
-        <w:t xml:space="preserve"> — richiesto da Luca il 19/10. Strumento previsionale (ex ante, non certificabile) per stimare quanti crediti un Comune potrebbe generare:</w:t>
+        <w:t xml:space="preserve"> — richiesto da Luca il 19/10; </w:t>
+      </w:r>
+      <w:r>
+        <w:rPr>
+          <w:rFonts w:ascii="Arial" w:cs="Arial" w:eastAsia="Arial" w:hAnsi="Arial"/>
+          <w:b/>
+          <w:bCs/>
+          <w:color w:val="1B2118"/>
+          <w:sz w:val="21"/>
+          <w:szCs w:val="21"/>
+        </w:rPr>
+        <w:t xml:space="preserve">prima versione fatta il 19/10</w:t>
+      </w:r>
+      <w:r>
+        <w:rPr>
+          <w:rFonts w:ascii="Arial" w:cs="Arial" w:eastAsia="Arial" w:hAnsi="Arial"/>
+          <w:color w:val="1B2118"/>
+          <w:sz w:val="21"/>
+          <w:szCs w:val="21"/>
+        </w:rPr>
+        <w:t xml:space="preserve"> (script 28, pagina </w:t>
+      </w:r>
+      <w:r>
+        <w:rPr>
+          <w:rFonts w:ascii="Consolas" w:cs="Consolas" w:eastAsia="Consolas" w:hAnsi="Consolas"/>
+          <w:color w:val="2F5D3A"/>
+          <w:sz w:val="21"/>
+          <w:szCs w:val="21"/>
+        </w:rPr>
+        <w:t xml:space="preserve">/simulatore</w:t>
+      </w:r>
+      <w:r>
+        <w:rPr>
+          <w:rFonts w:ascii="Arial" w:cs="Arial" w:eastAsia="Arial" w:hAnsi="Arial"/>
+          <w:color w:val="1B2118"/>
+          <w:sz w:val="21"/>
+          <w:szCs w:val="21"/>
+        </w:rPr>
+        <w:t xml:space="preserve">, motore </w:t>
+      </w:r>
+      <w:r>
+        <w:rPr>
+          <w:rFonts w:ascii="Consolas" w:cs="Consolas" w:eastAsia="Consolas" w:hAnsi="Consolas"/>
+          <w:color w:val="2F5D3A"/>
+          <w:sz w:val="21"/>
+          <w:szCs w:val="21"/>
+        </w:rPr>
+        <w:t xml:space="preserve">simulatore.js</w:t>
+      </w:r>
+      <w:r>
+        <w:rPr>
+          <w:rFonts w:ascii="Arial" w:cs="Arial" w:eastAsia="Arial" w:hAnsi="Arial"/>
+          <w:color w:val="1B2118"/>
+          <w:sz w:val="21"/>
+          <w:szCs w:val="21"/>
+        </w:rPr>
+        <w:t xml:space="preserve">; da eseguire lo script in produzione). Restano: stampa PDF impaginata, eventuale visione da parte del Comune, conferma del modello. Strumento previsionale (ex ante, non certificabile) per stimare quanti crediti un Comune potrebbe generare:</w:t>
       </w:r>
     </w:p>
     <w:p>
@@ -38750,7 +39311,7 @@
           <w:sz w:val="21"/>
           <w:szCs w:val="21"/>
         </w:rPr>
-        <w:t xml:space="preserve">: 107 file, 24.856 righe in tutto.</w:t>
+        <w:t xml:space="preserve">: 112 file, 26.180 righe in tutto.</w:t>
       </w:r>
     </w:p>
     <w:p>
@@ -38961,7 +39522,7 @@
                 <w:sz w:val="18"/>
                 <w:szCs w:val="18"/>
               </w:rPr>
-              <w:t xml:space="preserve">235</w:t>
+              <w:t xml:space="preserve">244</w:t>
             </w:r>
           </w:p>
         </w:tc>
@@ -41129,7 +41690,7 @@
                 <w:sz w:val="18"/>
                 <w:szCs w:val="18"/>
               </w:rPr>
-              <w:t xml:space="preserve">src/pages/TuoiDocumenti.jsx</w:t>
+              <w:t xml:space="preserve">src/pages/Simulatore.jsx</w:t>
             </w:r>
           </w:p>
         </w:tc>
@@ -41161,7 +41722,7 @@
                 <w:sz w:val="18"/>
                 <w:szCs w:val="18"/>
               </w:rPr>
-              <w:t xml:space="preserve">175</w:t>
+              <w:t xml:space="preserve">735</w:t>
             </w:r>
           </w:p>
         </w:tc>
@@ -41193,7 +41754,7 @@
                 <w:sz w:val="18"/>
                 <w:szCs w:val="18"/>
               </w:rPr>
-              <w:t xml:space="preserve">(requisiti §5) raccoglie i documenti GENERALI (non legati a una fase) di tutte le pratiche dell'organizzazione: contratto, allegati, documentazione amministrativa e altri documenti della Fondazione, raggruppati per tipologia,…</w:t>
+              <w:t xml:space="preserve">stima ex ante, non certificabile, dei crediti che un Comune potrebbe generare in 7, 10 o 21 anni (Registro, backlog punto 37). - Elenco degli scenari raggruppati per Comune, con confronto dei totali; «+ Nuovo scenario» (Comune…</w:t>
             </w:r>
           </w:p>
         </w:tc>
@@ -41231,6 +41792,109 @@
                 <w:sz w:val="18"/>
                 <w:szCs w:val="18"/>
               </w:rPr>
+              <w:t xml:space="preserve">src/pages/TuoiDocumenti.jsx</w:t>
+            </w:r>
+          </w:p>
+        </w:tc>
+        <w:tc>
+          <w:tcPr>
+            <w:tcW w:type="dxa" w:w="995"/>
+            <w:tcBorders>
+              <w:top w:val="single" w:color="D9D4C5" w:sz="4"/>
+              <w:left w:val="single" w:color="D9D4C5" w:sz="4"/>
+              <w:bottom w:val="single" w:color="D9D4C5" w:sz="4"/>
+              <w:right w:val="single" w:color="D9D4C5" w:sz="4"/>
+            </w:tcBorders>
+            <w:shd w:fill="F6F4EE" w:color="auto" w:val="clear"/>
+            <w:tcMar>
+              <w:top w:type="dxa" w:w="70"/>
+              <w:left w:type="dxa" w:w="110"/>
+              <w:bottom w:type="dxa" w:w="70"/>
+              <w:right w:type="dxa" w:w="110"/>
+            </w:tcMar>
+            <w:vAlign w:val="center"/>
+          </w:tcPr>
+          <w:p>
+            <w:pPr>
+              <w:spacing w:after="0" w:before="0"/>
+            </w:pPr>
+            <w:r>
+              <w:rPr>
+                <w:rFonts w:ascii="Arial" w:cs="Arial" w:eastAsia="Arial" w:hAnsi="Arial"/>
+                <w:color w:val="1B2118"/>
+                <w:sz w:val="18"/>
+                <w:szCs w:val="18"/>
+              </w:rPr>
+              <w:t xml:space="preserve">175</w:t>
+            </w:r>
+          </w:p>
+        </w:tc>
+        <w:tc>
+          <w:tcPr>
+            <w:tcW w:type="dxa" w:w="5430"/>
+            <w:tcBorders>
+              <w:top w:val="single" w:color="D9D4C5" w:sz="4"/>
+              <w:left w:val="single" w:color="D9D4C5" w:sz="4"/>
+              <w:bottom w:val="single" w:color="D9D4C5" w:sz="4"/>
+              <w:right w:val="single" w:color="D9D4C5" w:sz="4"/>
+            </w:tcBorders>
+            <w:shd w:fill="F6F4EE" w:color="auto" w:val="clear"/>
+            <w:tcMar>
+              <w:top w:type="dxa" w:w="70"/>
+              <w:left w:type="dxa" w:w="110"/>
+              <w:bottom w:type="dxa" w:w="70"/>
+              <w:right w:type="dxa" w:w="110"/>
+            </w:tcMar>
+            <w:vAlign w:val="center"/>
+          </w:tcPr>
+          <w:p>
+            <w:pPr>
+              <w:spacing w:after="0" w:before="0"/>
+            </w:pPr>
+            <w:r>
+              <w:rPr>
+                <w:rFonts w:ascii="Arial" w:cs="Arial" w:eastAsia="Arial" w:hAnsi="Arial"/>
+                <w:color w:val="1B2118"/>
+                <w:sz w:val="18"/>
+                <w:szCs w:val="18"/>
+              </w:rPr>
+              <w:t xml:space="preserve">(requisiti §5) raccoglie i documenti GENERALI (non legati a una fase) di tutte le pratiche dell'organizzazione: contratto, allegati, documentazione amministrativa e altri documenti della Fondazione, raggruppati per tipologia,…</w:t>
+            </w:r>
+          </w:p>
+        </w:tc>
+      </w:tr>
+      <w:tr>
+        <w:trPr>
+          <w:cantSplit/>
+        </w:trPr>
+        <w:tc>
+          <w:tcPr>
+            <w:tcW w:type="dxa" w:w="3213"/>
+            <w:tcBorders>
+              <w:top w:val="single" w:color="D9D4C5" w:sz="4"/>
+              <w:left w:val="single" w:color="D9D4C5" w:sz="4"/>
+              <w:bottom w:val="single" w:color="D9D4C5" w:sz="4"/>
+              <w:right w:val="single" w:color="D9D4C5" w:sz="4"/>
+            </w:tcBorders>
+            <w:tcMar>
+              <w:top w:type="dxa" w:w="70"/>
+              <w:left w:type="dxa" w:w="110"/>
+              <w:bottom w:type="dxa" w:w="70"/>
+              <w:right w:type="dxa" w:w="110"/>
+            </w:tcMar>
+            <w:vAlign w:val="center"/>
+          </w:tcPr>
+          <w:p>
+            <w:pPr>
+              <w:spacing w:after="0" w:before="0"/>
+            </w:pPr>
+            <w:r>
+              <w:rPr>
+                <w:rFonts w:ascii="Consolas" w:cs="Consolas" w:eastAsia="Consolas" w:hAnsi="Consolas"/>
+                <w:color w:val="2F5D3A"/>
+                <w:sz w:val="18"/>
+                <w:szCs w:val="18"/>
+              </w:rPr>
               <w:t xml:space="preserve">src/pages/VerificaMfa.jsx</w:t>
             </w:r>
           </w:p>
@@ -41244,7 +41908,6 @@
               <w:bottom w:val="single" w:color="D9D4C5" w:sz="4"/>
               <w:right w:val="single" w:color="D9D4C5" w:sz="4"/>
             </w:tcBorders>
-            <w:shd w:fill="F6F4EE" w:color="auto" w:val="clear"/>
             <w:tcMar>
               <w:top w:type="dxa" w:w="70"/>
               <w:left w:type="dxa" w:w="110"/>
@@ -41277,7 +41940,6 @@
               <w:bottom w:val="single" w:color="D9D4C5" w:sz="4"/>
               <w:right w:val="single" w:color="D9D4C5" w:sz="4"/>
             </w:tcBorders>
-            <w:shd w:fill="F6F4EE" w:color="auto" w:val="clear"/>
             <w:tcMar>
               <w:top w:type="dxa" w:w="70"/>
               <w:left w:type="dxa" w:w="110"/>
@@ -42029,7 +42691,7 @@
                 <w:sz w:val="18"/>
                 <w:szCs w:val="18"/>
               </w:rPr>
-              <w:t xml:space="preserve">162</w:t>
+              <w:t xml:space="preserve">164</w:t>
             </w:r>
           </w:p>
         </w:tc>
@@ -44605,6 +45267,211 @@
                 <w:sz w:val="18"/>
                 <w:szCs w:val="18"/>
               </w:rPr>
+              <w:t xml:space="preserve">src/lib/crediti/scenari.js</w:t>
+            </w:r>
+          </w:p>
+        </w:tc>
+        <w:tc>
+          <w:tcPr>
+            <w:tcW w:type="dxa" w:w="995"/>
+            <w:tcBorders>
+              <w:top w:val="single" w:color="D9D4C5" w:sz="4"/>
+              <w:left w:val="single" w:color="D9D4C5" w:sz="4"/>
+              <w:bottom w:val="single" w:color="D9D4C5" w:sz="4"/>
+              <w:right w:val="single" w:color="D9D4C5" w:sz="4"/>
+            </w:tcBorders>
+            <w:tcMar>
+              <w:top w:type="dxa" w:w="70"/>
+              <w:left w:type="dxa" w:w="110"/>
+              <w:bottom w:type="dxa" w:w="70"/>
+              <w:right w:type="dxa" w:w="110"/>
+            </w:tcMar>
+            <w:vAlign w:val="center"/>
+          </w:tcPr>
+          <w:p>
+            <w:pPr>
+              <w:spacing w:after="0" w:before="0"/>
+            </w:pPr>
+            <w:r>
+              <w:rPr>
+                <w:rFonts w:ascii="Arial" w:cs="Arial" w:eastAsia="Arial" w:hAnsi="Arial"/>
+                <w:color w:val="1B2118"/>
+                <w:sz w:val="18"/>
+                <w:szCs w:val="18"/>
+              </w:rPr>
+              <w:t xml:space="preserve">60</w:t>
+            </w:r>
+          </w:p>
+        </w:tc>
+        <w:tc>
+          <w:tcPr>
+            <w:tcW w:type="dxa" w:w="5430"/>
+            <w:tcBorders>
+              <w:top w:val="single" w:color="D9D4C5" w:sz="4"/>
+              <w:left w:val="single" w:color="D9D4C5" w:sz="4"/>
+              <w:bottom w:val="single" w:color="D9D4C5" w:sz="4"/>
+              <w:right w:val="single" w:color="D9D4C5" w:sz="4"/>
+            </w:tcBorders>
+            <w:tcMar>
+              <w:top w:type="dxa" w:w="70"/>
+              <w:left w:type="dxa" w:w="110"/>
+              <w:bottom w:type="dxa" w:w="70"/>
+              <w:right w:type="dxa" w:w="110"/>
+            </w:tcMar>
+            <w:vAlign w:val="center"/>
+          </w:tcPr>
+          <w:p>
+            <w:pPr>
+              <w:spacing w:after="0" w:before="0"/>
+            </w:pPr>
+            <w:r>
+              <w:rPr>
+                <w:rFonts w:ascii="Arial" w:cs="Arial" w:eastAsia="Arial" w:hAnsi="Arial"/>
+                <w:color w:val="1B2118"/>
+                <w:sz w:val="18"/>
+                <w:szCs w:val="18"/>
+              </w:rPr>
+              <w:t xml:space="preserve">unico punto in cui il portale legge e scrive la tabella scenario_simulazione (supabase/28_simulatore.sql).</w:t>
+            </w:r>
+          </w:p>
+        </w:tc>
+      </w:tr>
+      <w:tr>
+        <w:trPr>
+          <w:cantSplit/>
+        </w:trPr>
+        <w:tc>
+          <w:tcPr>
+            <w:tcW w:type="dxa" w:w="3213"/>
+            <w:tcBorders>
+              <w:top w:val="single" w:color="D9D4C5" w:sz="4"/>
+              <w:left w:val="single" w:color="D9D4C5" w:sz="4"/>
+              <w:bottom w:val="single" w:color="D9D4C5" w:sz="4"/>
+              <w:right w:val="single" w:color="D9D4C5" w:sz="4"/>
+            </w:tcBorders>
+            <w:shd w:fill="F6F4EE" w:color="auto" w:val="clear"/>
+            <w:tcMar>
+              <w:top w:type="dxa" w:w="70"/>
+              <w:left w:type="dxa" w:w="110"/>
+              <w:bottom w:type="dxa" w:w="70"/>
+              <w:right w:type="dxa" w:w="110"/>
+            </w:tcMar>
+            <w:vAlign w:val="center"/>
+          </w:tcPr>
+          <w:p>
+            <w:pPr>
+              <w:spacing w:after="0" w:before="0"/>
+            </w:pPr>
+            <w:r>
+              <w:rPr>
+                <w:rFonts w:ascii="Consolas" w:cs="Consolas" w:eastAsia="Consolas" w:hAnsi="Consolas"/>
+                <w:color w:val="2F5D3A"/>
+                <w:sz w:val="18"/>
+                <w:szCs w:val="18"/>
+              </w:rPr>
+              <w:t xml:space="preserve">src/lib/crediti/simulatore.js</w:t>
+            </w:r>
+          </w:p>
+        </w:tc>
+        <w:tc>
+          <w:tcPr>
+            <w:tcW w:type="dxa" w:w="995"/>
+            <w:tcBorders>
+              <w:top w:val="single" w:color="D9D4C5" w:sz="4"/>
+              <w:left w:val="single" w:color="D9D4C5" w:sz="4"/>
+              <w:bottom w:val="single" w:color="D9D4C5" w:sz="4"/>
+              <w:right w:val="single" w:color="D9D4C5" w:sz="4"/>
+            </w:tcBorders>
+            <w:shd w:fill="F6F4EE" w:color="auto" w:val="clear"/>
+            <w:tcMar>
+              <w:top w:type="dxa" w:w="70"/>
+              <w:left w:type="dxa" w:w="110"/>
+              <w:bottom w:type="dxa" w:w="70"/>
+              <w:right w:type="dxa" w:w="110"/>
+            </w:tcMar>
+            <w:vAlign w:val="center"/>
+          </w:tcPr>
+          <w:p>
+            <w:pPr>
+              <w:spacing w:after="0" w:before="0"/>
+            </w:pPr>
+            <w:r>
+              <w:rPr>
+                <w:rFonts w:ascii="Arial" w:cs="Arial" w:eastAsia="Arial" w:hAnsi="Arial"/>
+                <w:color w:val="1B2118"/>
+                <w:sz w:val="18"/>
+                <w:szCs w:val="18"/>
+              </w:rPr>
+              <w:t xml:space="preserve">297</w:t>
+            </w:r>
+          </w:p>
+        </w:tc>
+        <w:tc>
+          <w:tcPr>
+            <w:tcW w:type="dxa" w:w="5430"/>
+            <w:tcBorders>
+              <w:top w:val="single" w:color="D9D4C5" w:sz="4"/>
+              <w:left w:val="single" w:color="D9D4C5" w:sz="4"/>
+              <w:bottom w:val="single" w:color="D9D4C5" w:sz="4"/>
+              <w:right w:val="single" w:color="D9D4C5" w:sz="4"/>
+            </w:tcBorders>
+            <w:shd w:fill="F6F4EE" w:color="auto" w:val="clear"/>
+            <w:tcMar>
+              <w:top w:type="dxa" w:w="70"/>
+              <w:left w:type="dxa" w:w="110"/>
+              <w:bottom w:type="dxa" w:w="70"/>
+              <w:right w:type="dxa" w:w="110"/>
+            </w:tcMar>
+            <w:vAlign w:val="center"/>
+          </w:tcPr>
+          <w:p>
+            <w:pPr>
+              <w:spacing w:after="0" w:before="0"/>
+            </w:pPr>
+            <w:r>
+              <w:rPr>
+                <w:rFonts w:ascii="Arial" w:cs="Arial" w:eastAsia="Arial" w:hAnsi="Arial"/>
+                <w:color w:val="1B2118"/>
+                <w:sz w:val="18"/>
+                <w:szCs w:val="18"/>
+              </w:rPr>
+              <w:t xml:space="preserve">dati i rifiuti dell'anno base (per tipologia) e, per ogni anno del periodo, gli obiettivi di produzione totale e di secco residuo pro capite, ricalcola la percentuale di raccolta differenziata e stima i crediti anno per anno con…</w:t>
+            </w:r>
+          </w:p>
+        </w:tc>
+      </w:tr>
+      <w:tr>
+        <w:trPr>
+          <w:cantSplit/>
+        </w:trPr>
+        <w:tc>
+          <w:tcPr>
+            <w:tcW w:type="dxa" w:w="3213"/>
+            <w:tcBorders>
+              <w:top w:val="single" w:color="D9D4C5" w:sz="4"/>
+              <w:left w:val="single" w:color="D9D4C5" w:sz="4"/>
+              <w:bottom w:val="single" w:color="D9D4C5" w:sz="4"/>
+              <w:right w:val="single" w:color="D9D4C5" w:sz="4"/>
+            </w:tcBorders>
+            <w:tcMar>
+              <w:top w:type="dxa" w:w="70"/>
+              <w:left w:type="dxa" w:w="110"/>
+              <w:bottom w:type="dxa" w:w="70"/>
+              <w:right w:type="dxa" w:w="110"/>
+            </w:tcMar>
+            <w:vAlign w:val="center"/>
+          </w:tcPr>
+          <w:p>
+            <w:pPr>
+              <w:spacing w:after="0" w:before="0"/>
+            </w:pPr>
+            <w:r>
+              <w:rPr>
+                <w:rFonts w:ascii="Consolas" w:cs="Consolas" w:eastAsia="Consolas" w:hAnsi="Consolas"/>
+                <w:color w:val="2F5D3A"/>
+                <w:sz w:val="18"/>
+                <w:szCs w:val="18"/>
+              </w:rPr>
               <w:t xml:space="preserve">src/lib/crediti/tracciato.js</w:t>
             </w:r>
           </w:p>
@@ -45735,9 +46602,9 @@
         <w:tblLayout w:type="fixed"/>
       </w:tblPr>
       <w:tblGrid>
-        <w:gridCol w:w="3517"/>
-        <w:gridCol w:w="948"/>
-        <w:gridCol w:w="5173"/>
+        <w:gridCol w:w="3512"/>
+        <w:gridCol w:w="949"/>
+        <w:gridCol w:w="5177"/>
       </w:tblGrid>
       <w:tr>
         <w:trPr>
@@ -45745,7 +46612,7 @@
         </w:trPr>
         <w:tc>
           <w:tcPr>
-            <w:tcW w:type="dxa" w:w="3517"/>
+            <w:tcW w:type="dxa" w:w="3512"/>
             <w:tcBorders>
               <w:top w:val="single" w:color="D9D4C5" w:sz="4"/>
               <w:left w:val="single" w:color="D9D4C5" w:sz="4"/>
@@ -45780,7 +46647,7 @@
         </w:tc>
         <w:tc>
           <w:tcPr>
-            <w:tcW w:type="dxa" w:w="948"/>
+            <w:tcW w:type="dxa" w:w="949"/>
             <w:tcBorders>
               <w:top w:val="single" w:color="D9D4C5" w:sz="4"/>
               <w:left w:val="single" w:color="D9D4C5" w:sz="4"/>
@@ -45815,7 +46682,7 @@
         </w:tc>
         <w:tc>
           <w:tcPr>
-            <w:tcW w:type="dxa" w:w="5173"/>
+            <w:tcW w:type="dxa" w:w="5177"/>
             <w:tcBorders>
               <w:top w:val="single" w:color="D9D4C5" w:sz="4"/>
               <w:left w:val="single" w:color="D9D4C5" w:sz="4"/>
@@ -45855,7 +46722,7 @@
         </w:trPr>
         <w:tc>
           <w:tcPr>
-            <w:tcW w:type="dxa" w:w="3517"/>
+            <w:tcW w:type="dxa" w:w="3512"/>
             <w:tcBorders>
               <w:top w:val="single" w:color="D9D4C5" w:sz="4"/>
               <w:left w:val="single" w:color="D9D4C5" w:sz="4"/>
@@ -45887,7 +46754,7 @@
         </w:tc>
         <w:tc>
           <w:tcPr>
-            <w:tcW w:type="dxa" w:w="948"/>
+            <w:tcW w:type="dxa" w:w="949"/>
             <w:tcBorders>
               <w:top w:val="single" w:color="D9D4C5" w:sz="4"/>
               <w:left w:val="single" w:color="D9D4C5" w:sz="4"/>
@@ -45919,7 +46786,7 @@
         </w:tc>
         <w:tc>
           <w:tcPr>
-            <w:tcW w:type="dxa" w:w="5173"/>
+            <w:tcW w:type="dxa" w:w="5177"/>
             <w:tcBorders>
               <w:top w:val="single" w:color="D9D4C5" w:sz="4"/>
               <w:left w:val="single" w:color="D9D4C5" w:sz="4"/>
@@ -45956,7 +46823,7 @@
         </w:trPr>
         <w:tc>
           <w:tcPr>
-            <w:tcW w:type="dxa" w:w="3517"/>
+            <w:tcW w:type="dxa" w:w="3512"/>
             <w:tcBorders>
               <w:top w:val="single" w:color="D9D4C5" w:sz="4"/>
               <w:left w:val="single" w:color="D9D4C5" w:sz="4"/>
@@ -45989,7 +46856,7 @@
         </w:tc>
         <w:tc>
           <w:tcPr>
-            <w:tcW w:type="dxa" w:w="948"/>
+            <w:tcW w:type="dxa" w:w="949"/>
             <w:tcBorders>
               <w:top w:val="single" w:color="D9D4C5" w:sz="4"/>
               <w:left w:val="single" w:color="D9D4C5" w:sz="4"/>
@@ -46022,7 +46889,7 @@
         </w:tc>
         <w:tc>
           <w:tcPr>
-            <w:tcW w:type="dxa" w:w="5173"/>
+            <w:tcW w:type="dxa" w:w="5177"/>
             <w:tcBorders>
               <w:top w:val="single" w:color="D9D4C5" w:sz="4"/>
               <w:left w:val="single" w:color="D9D4C5" w:sz="4"/>
@@ -46060,7 +46927,7 @@
         </w:trPr>
         <w:tc>
           <w:tcPr>
-            <w:tcW w:type="dxa" w:w="3517"/>
+            <w:tcW w:type="dxa" w:w="3512"/>
             <w:tcBorders>
               <w:top w:val="single" w:color="D9D4C5" w:sz="4"/>
               <w:left w:val="single" w:color="D9D4C5" w:sz="4"/>
@@ -46092,7 +46959,7 @@
         </w:tc>
         <w:tc>
           <w:tcPr>
-            <w:tcW w:type="dxa" w:w="948"/>
+            <w:tcW w:type="dxa" w:w="949"/>
             <w:tcBorders>
               <w:top w:val="single" w:color="D9D4C5" w:sz="4"/>
               <w:left w:val="single" w:color="D9D4C5" w:sz="4"/>
@@ -46124,7 +46991,7 @@
         </w:tc>
         <w:tc>
           <w:tcPr>
-            <w:tcW w:type="dxa" w:w="5173"/>
+            <w:tcW w:type="dxa" w:w="5177"/>
             <w:tcBorders>
               <w:top w:val="single" w:color="D9D4C5" w:sz="4"/>
               <w:left w:val="single" w:color="D9D4C5" w:sz="4"/>
@@ -46161,7 +47028,7 @@
         </w:trPr>
         <w:tc>
           <w:tcPr>
-            <w:tcW w:type="dxa" w:w="3517"/>
+            <w:tcW w:type="dxa" w:w="3512"/>
             <w:tcBorders>
               <w:top w:val="single" w:color="D9D4C5" w:sz="4"/>
               <w:left w:val="single" w:color="D9D4C5" w:sz="4"/>
@@ -46194,7 +47061,7 @@
         </w:tc>
         <w:tc>
           <w:tcPr>
-            <w:tcW w:type="dxa" w:w="948"/>
+            <w:tcW w:type="dxa" w:w="949"/>
             <w:tcBorders>
               <w:top w:val="single" w:color="D9D4C5" w:sz="4"/>
               <w:left w:val="single" w:color="D9D4C5" w:sz="4"/>
@@ -46227,7 +47094,7 @@
         </w:tc>
         <w:tc>
           <w:tcPr>
-            <w:tcW w:type="dxa" w:w="5173"/>
+            <w:tcW w:type="dxa" w:w="5177"/>
             <w:tcBorders>
               <w:top w:val="single" w:color="D9D4C5" w:sz="4"/>
               <w:left w:val="single" w:color="D9D4C5" w:sz="4"/>
@@ -46265,7 +47132,7 @@
         </w:trPr>
         <w:tc>
           <w:tcPr>
-            <w:tcW w:type="dxa" w:w="3517"/>
+            <w:tcW w:type="dxa" w:w="3512"/>
             <w:tcBorders>
               <w:top w:val="single" w:color="D9D4C5" w:sz="4"/>
               <w:left w:val="single" w:color="D9D4C5" w:sz="4"/>
@@ -46297,7 +47164,7 @@
         </w:tc>
         <w:tc>
           <w:tcPr>
-            <w:tcW w:type="dxa" w:w="948"/>
+            <w:tcW w:type="dxa" w:w="949"/>
             <w:tcBorders>
               <w:top w:val="single" w:color="D9D4C5" w:sz="4"/>
               <w:left w:val="single" w:color="D9D4C5" w:sz="4"/>
@@ -46329,7 +47196,7 @@
         </w:tc>
         <w:tc>
           <w:tcPr>
-            <w:tcW w:type="dxa" w:w="5173"/>
+            <w:tcW w:type="dxa" w:w="5177"/>
             <w:tcBorders>
               <w:top w:val="single" w:color="D9D4C5" w:sz="4"/>
               <w:left w:val="single" w:color="D9D4C5" w:sz="4"/>
@@ -46366,7 +47233,7 @@
         </w:trPr>
         <w:tc>
           <w:tcPr>
-            <w:tcW w:type="dxa" w:w="3517"/>
+            <w:tcW w:type="dxa" w:w="3512"/>
             <w:tcBorders>
               <w:top w:val="single" w:color="D9D4C5" w:sz="4"/>
               <w:left w:val="single" w:color="D9D4C5" w:sz="4"/>
@@ -46399,7 +47266,7 @@
         </w:tc>
         <w:tc>
           <w:tcPr>
-            <w:tcW w:type="dxa" w:w="948"/>
+            <w:tcW w:type="dxa" w:w="949"/>
             <w:tcBorders>
               <w:top w:val="single" w:color="D9D4C5" w:sz="4"/>
               <w:left w:val="single" w:color="D9D4C5" w:sz="4"/>
@@ -46432,7 +47299,7 @@
         </w:tc>
         <w:tc>
           <w:tcPr>
-            <w:tcW w:type="dxa" w:w="5173"/>
+            <w:tcW w:type="dxa" w:w="5177"/>
             <w:tcBorders>
               <w:top w:val="single" w:color="D9D4C5" w:sz="4"/>
               <w:left w:val="single" w:color="D9D4C5" w:sz="4"/>
@@ -46470,7 +47337,7 @@
         </w:trPr>
         <w:tc>
           <w:tcPr>
-            <w:tcW w:type="dxa" w:w="3517"/>
+            <w:tcW w:type="dxa" w:w="3512"/>
             <w:tcBorders>
               <w:top w:val="single" w:color="D9D4C5" w:sz="4"/>
               <w:left w:val="single" w:color="D9D4C5" w:sz="4"/>
@@ -46502,7 +47369,7 @@
         </w:tc>
         <w:tc>
           <w:tcPr>
-            <w:tcW w:type="dxa" w:w="948"/>
+            <w:tcW w:type="dxa" w:w="949"/>
             <w:tcBorders>
               <w:top w:val="single" w:color="D9D4C5" w:sz="4"/>
               <w:left w:val="single" w:color="D9D4C5" w:sz="4"/>
@@ -46534,7 +47401,7 @@
         </w:tc>
         <w:tc>
           <w:tcPr>
-            <w:tcW w:type="dxa" w:w="5173"/>
+            <w:tcW w:type="dxa" w:w="5177"/>
             <w:tcBorders>
               <w:top w:val="single" w:color="D9D4C5" w:sz="4"/>
               <w:left w:val="single" w:color="D9D4C5" w:sz="4"/>
@@ -46571,7 +47438,7 @@
         </w:trPr>
         <w:tc>
           <w:tcPr>
-            <w:tcW w:type="dxa" w:w="3517"/>
+            <w:tcW w:type="dxa" w:w="3512"/>
             <w:tcBorders>
               <w:top w:val="single" w:color="D9D4C5" w:sz="4"/>
               <w:left w:val="single" w:color="D9D4C5" w:sz="4"/>
@@ -46604,7 +47471,7 @@
         </w:tc>
         <w:tc>
           <w:tcPr>
-            <w:tcW w:type="dxa" w:w="948"/>
+            <w:tcW w:type="dxa" w:w="949"/>
             <w:tcBorders>
               <w:top w:val="single" w:color="D9D4C5" w:sz="4"/>
               <w:left w:val="single" w:color="D9D4C5" w:sz="4"/>
@@ -46637,7 +47504,7 @@
         </w:tc>
         <w:tc>
           <w:tcPr>
-            <w:tcW w:type="dxa" w:w="5173"/>
+            <w:tcW w:type="dxa" w:w="5177"/>
             <w:tcBorders>
               <w:top w:val="single" w:color="D9D4C5" w:sz="4"/>
               <w:left w:val="single" w:color="D9D4C5" w:sz="4"/>
@@ -46675,7 +47542,7 @@
         </w:trPr>
         <w:tc>
           <w:tcPr>
-            <w:tcW w:type="dxa" w:w="3517"/>
+            <w:tcW w:type="dxa" w:w="3512"/>
             <w:tcBorders>
               <w:top w:val="single" w:color="D9D4C5" w:sz="4"/>
               <w:left w:val="single" w:color="D9D4C5" w:sz="4"/>
@@ -46707,7 +47574,7 @@
         </w:tc>
         <w:tc>
           <w:tcPr>
-            <w:tcW w:type="dxa" w:w="948"/>
+            <w:tcW w:type="dxa" w:w="949"/>
             <w:tcBorders>
               <w:top w:val="single" w:color="D9D4C5" w:sz="4"/>
               <w:left w:val="single" w:color="D9D4C5" w:sz="4"/>
@@ -46739,7 +47606,7 @@
         </w:tc>
         <w:tc>
           <w:tcPr>
-            <w:tcW w:type="dxa" w:w="5173"/>
+            <w:tcW w:type="dxa" w:w="5177"/>
             <w:tcBorders>
               <w:top w:val="single" w:color="D9D4C5" w:sz="4"/>
               <w:left w:val="single" w:color="D9D4C5" w:sz="4"/>
@@ -46776,7 +47643,7 @@
         </w:trPr>
         <w:tc>
           <w:tcPr>
-            <w:tcW w:type="dxa" w:w="3517"/>
+            <w:tcW w:type="dxa" w:w="3512"/>
             <w:tcBorders>
               <w:top w:val="single" w:color="D9D4C5" w:sz="4"/>
               <w:left w:val="single" w:color="D9D4C5" w:sz="4"/>
@@ -46809,7 +47676,7 @@
         </w:tc>
         <w:tc>
           <w:tcPr>
-            <w:tcW w:type="dxa" w:w="948"/>
+            <w:tcW w:type="dxa" w:w="949"/>
             <w:tcBorders>
               <w:top w:val="single" w:color="D9D4C5" w:sz="4"/>
               <w:left w:val="single" w:color="D9D4C5" w:sz="4"/>
@@ -46842,7 +47709,7 @@
         </w:tc>
         <w:tc>
           <w:tcPr>
-            <w:tcW w:type="dxa" w:w="5173"/>
+            <w:tcW w:type="dxa" w:w="5177"/>
             <w:tcBorders>
               <w:top w:val="single" w:color="D9D4C5" w:sz="4"/>
               <w:left w:val="single" w:color="D9D4C5" w:sz="4"/>
@@ -46880,7 +47747,7 @@
         </w:trPr>
         <w:tc>
           <w:tcPr>
-            <w:tcW w:type="dxa" w:w="3517"/>
+            <w:tcW w:type="dxa" w:w="3512"/>
             <w:tcBorders>
               <w:top w:val="single" w:color="D9D4C5" w:sz="4"/>
               <w:left w:val="single" w:color="D9D4C5" w:sz="4"/>
@@ -46912,7 +47779,7 @@
         </w:tc>
         <w:tc>
           <w:tcPr>
-            <w:tcW w:type="dxa" w:w="948"/>
+            <w:tcW w:type="dxa" w:w="949"/>
             <w:tcBorders>
               <w:top w:val="single" w:color="D9D4C5" w:sz="4"/>
               <w:left w:val="single" w:color="D9D4C5" w:sz="4"/>
@@ -46944,7 +47811,7 @@
         </w:tc>
         <w:tc>
           <w:tcPr>
-            <w:tcW w:type="dxa" w:w="5173"/>
+            <w:tcW w:type="dxa" w:w="5177"/>
             <w:tcBorders>
               <w:top w:val="single" w:color="D9D4C5" w:sz="4"/>
               <w:left w:val="single" w:color="D9D4C5" w:sz="4"/>
@@ -46981,7 +47848,7 @@
         </w:trPr>
         <w:tc>
           <w:tcPr>
-            <w:tcW w:type="dxa" w:w="3517"/>
+            <w:tcW w:type="dxa" w:w="3512"/>
             <w:tcBorders>
               <w:top w:val="single" w:color="D9D4C5" w:sz="4"/>
               <w:left w:val="single" w:color="D9D4C5" w:sz="4"/>
@@ -47014,7 +47881,7 @@
         </w:tc>
         <w:tc>
           <w:tcPr>
-            <w:tcW w:type="dxa" w:w="948"/>
+            <w:tcW w:type="dxa" w:w="949"/>
             <w:tcBorders>
               <w:top w:val="single" w:color="D9D4C5" w:sz="4"/>
               <w:left w:val="single" w:color="D9D4C5" w:sz="4"/>
@@ -47047,7 +47914,7 @@
         </w:tc>
         <w:tc>
           <w:tcPr>
-            <w:tcW w:type="dxa" w:w="5173"/>
+            <w:tcW w:type="dxa" w:w="5177"/>
             <w:tcBorders>
               <w:top w:val="single" w:color="D9D4C5" w:sz="4"/>
               <w:left w:val="single" w:color="D9D4C5" w:sz="4"/>
@@ -47085,7 +47952,7 @@
         </w:trPr>
         <w:tc>
           <w:tcPr>
-            <w:tcW w:type="dxa" w:w="3517"/>
+            <w:tcW w:type="dxa" w:w="3512"/>
             <w:tcBorders>
               <w:top w:val="single" w:color="D9D4C5" w:sz="4"/>
               <w:left w:val="single" w:color="D9D4C5" w:sz="4"/>
@@ -47117,7 +47984,7 @@
         </w:tc>
         <w:tc>
           <w:tcPr>
-            <w:tcW w:type="dxa" w:w="948"/>
+            <w:tcW w:type="dxa" w:w="949"/>
             <w:tcBorders>
               <w:top w:val="single" w:color="D9D4C5" w:sz="4"/>
               <w:left w:val="single" w:color="D9D4C5" w:sz="4"/>
@@ -47149,7 +48016,7 @@
         </w:tc>
         <w:tc>
           <w:tcPr>
-            <w:tcW w:type="dxa" w:w="5173"/>
+            <w:tcW w:type="dxa" w:w="5177"/>
             <w:tcBorders>
               <w:top w:val="single" w:color="D9D4C5" w:sz="4"/>
               <w:left w:val="single" w:color="D9D4C5" w:sz="4"/>
@@ -47186,7 +48053,7 @@
         </w:trPr>
         <w:tc>
           <w:tcPr>
-            <w:tcW w:type="dxa" w:w="3517"/>
+            <w:tcW w:type="dxa" w:w="3512"/>
             <w:tcBorders>
               <w:top w:val="single" w:color="D9D4C5" w:sz="4"/>
               <w:left w:val="single" w:color="D9D4C5" w:sz="4"/>
@@ -47219,7 +48086,7 @@
         </w:tc>
         <w:tc>
           <w:tcPr>
-            <w:tcW w:type="dxa" w:w="948"/>
+            <w:tcW w:type="dxa" w:w="949"/>
             <w:tcBorders>
               <w:top w:val="single" w:color="D9D4C5" w:sz="4"/>
               <w:left w:val="single" w:color="D9D4C5" w:sz="4"/>
@@ -47252,7 +48119,7 @@
         </w:tc>
         <w:tc>
           <w:tcPr>
-            <w:tcW w:type="dxa" w:w="5173"/>
+            <w:tcW w:type="dxa" w:w="5177"/>
             <w:tcBorders>
               <w:top w:val="single" w:color="D9D4C5" w:sz="4"/>
               <w:left w:val="single" w:color="D9D4C5" w:sz="4"/>
@@ -47290,7 +48157,7 @@
         </w:trPr>
         <w:tc>
           <w:tcPr>
-            <w:tcW w:type="dxa" w:w="3517"/>
+            <w:tcW w:type="dxa" w:w="3512"/>
             <w:tcBorders>
               <w:top w:val="single" w:color="D9D4C5" w:sz="4"/>
               <w:left w:val="single" w:color="D9D4C5" w:sz="4"/>
@@ -47322,7 +48189,7 @@
         </w:tc>
         <w:tc>
           <w:tcPr>
-            <w:tcW w:type="dxa" w:w="948"/>
+            <w:tcW w:type="dxa" w:w="949"/>
             <w:tcBorders>
               <w:top w:val="single" w:color="D9D4C5" w:sz="4"/>
               <w:left w:val="single" w:color="D9D4C5" w:sz="4"/>
@@ -47354,7 +48221,7 @@
         </w:tc>
         <w:tc>
           <w:tcPr>
-            <w:tcW w:type="dxa" w:w="5173"/>
+            <w:tcW w:type="dxa" w:w="5177"/>
             <w:tcBorders>
               <w:top w:val="single" w:color="D9D4C5" w:sz="4"/>
               <w:left w:val="single" w:color="D9D4C5" w:sz="4"/>
@@ -47391,7 +48258,7 @@
         </w:trPr>
         <w:tc>
           <w:tcPr>
-            <w:tcW w:type="dxa" w:w="3517"/>
+            <w:tcW w:type="dxa" w:w="3512"/>
             <w:tcBorders>
               <w:top w:val="single" w:color="D9D4C5" w:sz="4"/>
               <w:left w:val="single" w:color="D9D4C5" w:sz="4"/>
@@ -47424,7 +48291,7 @@
         </w:tc>
         <w:tc>
           <w:tcPr>
-            <w:tcW w:type="dxa" w:w="948"/>
+            <w:tcW w:type="dxa" w:w="949"/>
             <w:tcBorders>
               <w:top w:val="single" w:color="D9D4C5" w:sz="4"/>
               <w:left w:val="single" w:color="D9D4C5" w:sz="4"/>
@@ -47457,7 +48324,7 @@
         </w:tc>
         <w:tc>
           <w:tcPr>
-            <w:tcW w:type="dxa" w:w="5173"/>
+            <w:tcW w:type="dxa" w:w="5177"/>
             <w:tcBorders>
               <w:top w:val="single" w:color="D9D4C5" w:sz="4"/>
               <w:left w:val="single" w:color="D9D4C5" w:sz="4"/>
@@ -47495,7 +48362,7 @@
         </w:trPr>
         <w:tc>
           <w:tcPr>
-            <w:tcW w:type="dxa" w:w="3517"/>
+            <w:tcW w:type="dxa" w:w="3512"/>
             <w:tcBorders>
               <w:top w:val="single" w:color="D9D4C5" w:sz="4"/>
               <w:left w:val="single" w:color="D9D4C5" w:sz="4"/>
@@ -47527,7 +48394,7 @@
         </w:tc>
         <w:tc>
           <w:tcPr>
-            <w:tcW w:type="dxa" w:w="948"/>
+            <w:tcW w:type="dxa" w:w="949"/>
             <w:tcBorders>
               <w:top w:val="single" w:color="D9D4C5" w:sz="4"/>
               <w:left w:val="single" w:color="D9D4C5" w:sz="4"/>
@@ -47559,7 +48426,7 @@
         </w:tc>
         <w:tc>
           <w:tcPr>
-            <w:tcW w:type="dxa" w:w="5173"/>
+            <w:tcW w:type="dxa" w:w="5177"/>
             <w:tcBorders>
               <w:top w:val="single" w:color="D9D4C5" w:sz="4"/>
               <w:left w:val="single" w:color="D9D4C5" w:sz="4"/>
@@ -47596,7 +48463,7 @@
         </w:trPr>
         <w:tc>
           <w:tcPr>
-            <w:tcW w:type="dxa" w:w="3517"/>
+            <w:tcW w:type="dxa" w:w="3512"/>
             <w:tcBorders>
               <w:top w:val="single" w:color="D9D4C5" w:sz="4"/>
               <w:left w:val="single" w:color="D9D4C5" w:sz="4"/>
@@ -47629,7 +48496,7 @@
         </w:tc>
         <w:tc>
           <w:tcPr>
-            <w:tcW w:type="dxa" w:w="948"/>
+            <w:tcW w:type="dxa" w:w="949"/>
             <w:tcBorders>
               <w:top w:val="single" w:color="D9D4C5" w:sz="4"/>
               <w:left w:val="single" w:color="D9D4C5" w:sz="4"/>
@@ -47662,7 +48529,7 @@
         </w:tc>
         <w:tc>
           <w:tcPr>
-            <w:tcW w:type="dxa" w:w="5173"/>
+            <w:tcW w:type="dxa" w:w="5177"/>
             <w:tcBorders>
               <w:top w:val="single" w:color="D9D4C5" w:sz="4"/>
               <w:left w:val="single" w:color="D9D4C5" w:sz="4"/>
@@ -47700,7 +48567,7 @@
         </w:trPr>
         <w:tc>
           <w:tcPr>
-            <w:tcW w:type="dxa" w:w="3517"/>
+            <w:tcW w:type="dxa" w:w="3512"/>
             <w:tcBorders>
               <w:top w:val="single" w:color="D9D4C5" w:sz="4"/>
               <w:left w:val="single" w:color="D9D4C5" w:sz="4"/>
@@ -47732,7 +48599,7 @@
         </w:tc>
         <w:tc>
           <w:tcPr>
-            <w:tcW w:type="dxa" w:w="948"/>
+            <w:tcW w:type="dxa" w:w="949"/>
             <w:tcBorders>
               <w:top w:val="single" w:color="D9D4C5" w:sz="4"/>
               <w:left w:val="single" w:color="D9D4C5" w:sz="4"/>
@@ -47764,7 +48631,7 @@
         </w:tc>
         <w:tc>
           <w:tcPr>
-            <w:tcW w:type="dxa" w:w="5173"/>
+            <w:tcW w:type="dxa" w:w="5177"/>
             <w:tcBorders>
               <w:top w:val="single" w:color="D9D4C5" w:sz="4"/>
               <w:left w:val="single" w:color="D9D4C5" w:sz="4"/>
@@ -47801,7 +48668,7 @@
         </w:trPr>
         <w:tc>
           <w:tcPr>
-            <w:tcW w:type="dxa" w:w="3517"/>
+            <w:tcW w:type="dxa" w:w="3512"/>
             <w:tcBorders>
               <w:top w:val="single" w:color="D9D4C5" w:sz="4"/>
               <w:left w:val="single" w:color="D9D4C5" w:sz="4"/>
@@ -47834,7 +48701,7 @@
         </w:tc>
         <w:tc>
           <w:tcPr>
-            <w:tcW w:type="dxa" w:w="948"/>
+            <w:tcW w:type="dxa" w:w="949"/>
             <w:tcBorders>
               <w:top w:val="single" w:color="D9D4C5" w:sz="4"/>
               <w:left w:val="single" w:color="D9D4C5" w:sz="4"/>
@@ -47867,7 +48734,7 @@
         </w:tc>
         <w:tc>
           <w:tcPr>
-            <w:tcW w:type="dxa" w:w="5173"/>
+            <w:tcW w:type="dxa" w:w="5177"/>
             <w:tcBorders>
               <w:top w:val="single" w:color="D9D4C5" w:sz="4"/>
               <w:left w:val="single" w:color="D9D4C5" w:sz="4"/>
@@ -47905,7 +48772,7 @@
         </w:trPr>
         <w:tc>
           <w:tcPr>
-            <w:tcW w:type="dxa" w:w="3517"/>
+            <w:tcW w:type="dxa" w:w="3512"/>
             <w:tcBorders>
               <w:top w:val="single" w:color="D9D4C5" w:sz="4"/>
               <w:left w:val="single" w:color="D9D4C5" w:sz="4"/>
@@ -47937,7 +48804,7 @@
         </w:tc>
         <w:tc>
           <w:tcPr>
-            <w:tcW w:type="dxa" w:w="948"/>
+            <w:tcW w:type="dxa" w:w="949"/>
             <w:tcBorders>
               <w:top w:val="single" w:color="D9D4C5" w:sz="4"/>
               <w:left w:val="single" w:color="D9D4C5" w:sz="4"/>
@@ -47969,7 +48836,7 @@
         </w:tc>
         <w:tc>
           <w:tcPr>
-            <w:tcW w:type="dxa" w:w="5173"/>
+            <w:tcW w:type="dxa" w:w="5177"/>
             <w:tcBorders>
               <w:top w:val="single" w:color="D9D4C5" w:sz="4"/>
               <w:left w:val="single" w:color="D9D4C5" w:sz="4"/>
@@ -48006,7 +48873,7 @@
         </w:trPr>
         <w:tc>
           <w:tcPr>
-            <w:tcW w:type="dxa" w:w="3517"/>
+            <w:tcW w:type="dxa" w:w="3512"/>
             <w:tcBorders>
               <w:top w:val="single" w:color="D9D4C5" w:sz="4"/>
               <w:left w:val="single" w:color="D9D4C5" w:sz="4"/>
@@ -48039,7 +48906,7 @@
         </w:tc>
         <w:tc>
           <w:tcPr>
-            <w:tcW w:type="dxa" w:w="948"/>
+            <w:tcW w:type="dxa" w:w="949"/>
             <w:tcBorders>
               <w:top w:val="single" w:color="D9D4C5" w:sz="4"/>
               <w:left w:val="single" w:color="D9D4C5" w:sz="4"/>
@@ -48072,7 +48939,7 @@
         </w:tc>
         <w:tc>
           <w:tcPr>
-            <w:tcW w:type="dxa" w:w="5173"/>
+            <w:tcW w:type="dxa" w:w="5177"/>
             <w:tcBorders>
               <w:top w:val="single" w:color="D9D4C5" w:sz="4"/>
               <w:left w:val="single" w:color="D9D4C5" w:sz="4"/>
@@ -48110,7 +48977,7 @@
         </w:trPr>
         <w:tc>
           <w:tcPr>
-            <w:tcW w:type="dxa" w:w="3517"/>
+            <w:tcW w:type="dxa" w:w="3512"/>
             <w:tcBorders>
               <w:top w:val="single" w:color="D9D4C5" w:sz="4"/>
               <w:left w:val="single" w:color="D9D4C5" w:sz="4"/>
@@ -48142,7 +49009,7 @@
         </w:tc>
         <w:tc>
           <w:tcPr>
-            <w:tcW w:type="dxa" w:w="948"/>
+            <w:tcW w:type="dxa" w:w="949"/>
             <w:tcBorders>
               <w:top w:val="single" w:color="D9D4C5" w:sz="4"/>
               <w:left w:val="single" w:color="D9D4C5" w:sz="4"/>
@@ -48174,7 +49041,7 @@
         </w:tc>
         <w:tc>
           <w:tcPr>
-            <w:tcW w:type="dxa" w:w="5173"/>
+            <w:tcW w:type="dxa" w:w="5177"/>
             <w:tcBorders>
               <w:top w:val="single" w:color="D9D4C5" w:sz="4"/>
               <w:left w:val="single" w:color="D9D4C5" w:sz="4"/>
@@ -48211,7 +49078,7 @@
         </w:trPr>
         <w:tc>
           <w:tcPr>
-            <w:tcW w:type="dxa" w:w="3517"/>
+            <w:tcW w:type="dxa" w:w="3512"/>
             <w:tcBorders>
               <w:top w:val="single" w:color="D9D4C5" w:sz="4"/>
               <w:left w:val="single" w:color="D9D4C5" w:sz="4"/>
@@ -48244,7 +49111,7 @@
         </w:tc>
         <w:tc>
           <w:tcPr>
-            <w:tcW w:type="dxa" w:w="948"/>
+            <w:tcW w:type="dxa" w:w="949"/>
             <w:tcBorders>
               <w:top w:val="single" w:color="D9D4C5" w:sz="4"/>
               <w:left w:val="single" w:color="D9D4C5" w:sz="4"/>
@@ -48277,7 +49144,7 @@
         </w:tc>
         <w:tc>
           <w:tcPr>
-            <w:tcW w:type="dxa" w:w="5173"/>
+            <w:tcW w:type="dxa" w:w="5177"/>
             <w:tcBorders>
               <w:top w:val="single" w:color="D9D4C5" w:sz="4"/>
               <w:left w:val="single" w:color="D9D4C5" w:sz="4"/>
@@ -48315,7 +49182,7 @@
         </w:trPr>
         <w:tc>
           <w:tcPr>
-            <w:tcW w:type="dxa" w:w="3517"/>
+            <w:tcW w:type="dxa" w:w="3512"/>
             <w:tcBorders>
               <w:top w:val="single" w:color="D9D4C5" w:sz="4"/>
               <w:left w:val="single" w:color="D9D4C5" w:sz="4"/>
@@ -48347,7 +49214,7 @@
         </w:tc>
         <w:tc>
           <w:tcPr>
-            <w:tcW w:type="dxa" w:w="948"/>
+            <w:tcW w:type="dxa" w:w="949"/>
             <w:tcBorders>
               <w:top w:val="single" w:color="D9D4C5" w:sz="4"/>
               <w:left w:val="single" w:color="D9D4C5" w:sz="4"/>
@@ -48379,7 +49246,7 @@
         </w:tc>
         <w:tc>
           <w:tcPr>
-            <w:tcW w:type="dxa" w:w="5173"/>
+            <w:tcW w:type="dxa" w:w="5177"/>
             <w:tcBorders>
               <w:top w:val="single" w:color="D9D4C5" w:sz="4"/>
               <w:left w:val="single" w:color="D9D4C5" w:sz="4"/>
@@ -48416,7 +49283,7 @@
         </w:trPr>
         <w:tc>
           <w:tcPr>
-            <w:tcW w:type="dxa" w:w="3517"/>
+            <w:tcW w:type="dxa" w:w="3512"/>
             <w:tcBorders>
               <w:top w:val="single" w:color="D9D4C5" w:sz="4"/>
               <w:left w:val="single" w:color="D9D4C5" w:sz="4"/>
@@ -48449,7 +49316,7 @@
         </w:tc>
         <w:tc>
           <w:tcPr>
-            <w:tcW w:type="dxa" w:w="948"/>
+            <w:tcW w:type="dxa" w:w="949"/>
             <w:tcBorders>
               <w:top w:val="single" w:color="D9D4C5" w:sz="4"/>
               <w:left w:val="single" w:color="D9D4C5" w:sz="4"/>
@@ -48482,7 +49349,7 @@
         </w:tc>
         <w:tc>
           <w:tcPr>
-            <w:tcW w:type="dxa" w:w="5173"/>
+            <w:tcW w:type="dxa" w:w="5177"/>
             <w:tcBorders>
               <w:top w:val="single" w:color="D9D4C5" w:sz="4"/>
               <w:left w:val="single" w:color="D9D4C5" w:sz="4"/>
@@ -48520,7 +49387,7 @@
         </w:trPr>
         <w:tc>
           <w:tcPr>
-            <w:tcW w:type="dxa" w:w="3517"/>
+            <w:tcW w:type="dxa" w:w="3512"/>
             <w:tcBorders>
               <w:top w:val="single" w:color="D9D4C5" w:sz="4"/>
               <w:left w:val="single" w:color="D9D4C5" w:sz="4"/>
@@ -48552,7 +49419,7 @@
         </w:tc>
         <w:tc>
           <w:tcPr>
-            <w:tcW w:type="dxa" w:w="948"/>
+            <w:tcW w:type="dxa" w:w="949"/>
             <w:tcBorders>
               <w:top w:val="single" w:color="D9D4C5" w:sz="4"/>
               <w:left w:val="single" w:color="D9D4C5" w:sz="4"/>
@@ -48584,7 +49451,7 @@
         </w:tc>
         <w:tc>
           <w:tcPr>
-            <w:tcW w:type="dxa" w:w="5173"/>
+            <w:tcW w:type="dxa" w:w="5177"/>
             <w:tcBorders>
               <w:top w:val="single" w:color="D9D4C5" w:sz="4"/>
               <w:left w:val="single" w:color="D9D4C5" w:sz="4"/>
@@ -48621,7 +49488,7 @@
         </w:trPr>
         <w:tc>
           <w:tcPr>
-            <w:tcW w:type="dxa" w:w="3517"/>
+            <w:tcW w:type="dxa" w:w="3512"/>
             <w:tcBorders>
               <w:top w:val="single" w:color="D9D4C5" w:sz="4"/>
               <w:left w:val="single" w:color="D9D4C5" w:sz="4"/>
@@ -48648,20 +49515,122 @@
                 <w:sz w:val="18"/>
                 <w:szCs w:val="18"/>
               </w:rPr>
+              <w:t xml:space="preserve">supabase/28_simulatore.sql</w:t>
+            </w:r>
+          </w:p>
+        </w:tc>
+        <w:tc>
+          <w:tcPr>
+            <w:tcW w:type="dxa" w:w="949"/>
+            <w:tcBorders>
+              <w:top w:val="single" w:color="D9D4C5" w:sz="4"/>
+              <w:left w:val="single" w:color="D9D4C5" w:sz="4"/>
+              <w:bottom w:val="single" w:color="D9D4C5" w:sz="4"/>
+              <w:right w:val="single" w:color="D9D4C5" w:sz="4"/>
+            </w:tcBorders>
+            <w:shd w:fill="F6F4EE" w:color="auto" w:val="clear"/>
+            <w:tcMar>
+              <w:top w:type="dxa" w:w="70"/>
+              <w:left w:type="dxa" w:w="110"/>
+              <w:bottom w:type="dxa" w:w="70"/>
+              <w:right w:type="dxa" w:w="110"/>
+            </w:tcMar>
+            <w:vAlign w:val="center"/>
+          </w:tcPr>
+          <w:p>
+            <w:pPr>
+              <w:spacing w:after="0" w:before="0"/>
+            </w:pPr>
+            <w:r>
+              <w:rPr>
+                <w:rFonts w:ascii="Arial" w:cs="Arial" w:eastAsia="Arial" w:hAnsi="Arial"/>
+                <w:color w:val="1B2118"/>
+                <w:sz w:val="18"/>
+                <w:szCs w:val="18"/>
+              </w:rPr>
+              <w:t xml:space="preserve">75</w:t>
+            </w:r>
+          </w:p>
+        </w:tc>
+        <w:tc>
+          <w:tcPr>
+            <w:tcW w:type="dxa" w:w="5177"/>
+            <w:tcBorders>
+              <w:top w:val="single" w:color="D9D4C5" w:sz="4"/>
+              <w:left w:val="single" w:color="D9D4C5" w:sz="4"/>
+              <w:bottom w:val="single" w:color="D9D4C5" w:sz="4"/>
+              <w:right w:val="single" w:color="D9D4C5" w:sz="4"/>
+            </w:tcBorders>
+            <w:shd w:fill="F6F4EE" w:color="auto" w:val="clear"/>
+            <w:tcMar>
+              <w:top w:type="dxa" w:w="70"/>
+              <w:left w:type="dxa" w:w="110"/>
+              <w:bottom w:type="dxa" w:w="70"/>
+              <w:right w:type="dxa" w:w="110"/>
+            </w:tcMar>
+            <w:vAlign w:val="center"/>
+          </w:tcPr>
+          <w:p>
+            <w:pPr>
+              <w:spacing w:after="0" w:before="0"/>
+            </w:pPr>
+            <w:r>
+              <w:rPr>
+                <w:rFonts w:ascii="Arial" w:cs="Arial" w:eastAsia="Arial" w:hAnsi="Arial"/>
+                <w:color w:val="1B2118"/>
+                <w:sz w:val="18"/>
+                <w:szCs w:val="18"/>
+              </w:rPr>
+              <w:t xml:space="preserve">salva gli scenari del simulatore dei crediti (Registro, backlog punto 37). Uno scenario è una stima ex ante, non certificabile, di quanti crediti un Comune potrebbe generare in 7, 10 o 21 anni (Standard 4.3.8), a partire dai…</w:t>
+            </w:r>
+          </w:p>
+        </w:tc>
+      </w:tr>
+      <w:tr>
+        <w:trPr>
+          <w:cantSplit/>
+        </w:trPr>
+        <w:tc>
+          <w:tcPr>
+            <w:tcW w:type="dxa" w:w="3512"/>
+            <w:tcBorders>
+              <w:top w:val="single" w:color="D9D4C5" w:sz="4"/>
+              <w:left w:val="single" w:color="D9D4C5" w:sz="4"/>
+              <w:bottom w:val="single" w:color="D9D4C5" w:sz="4"/>
+              <w:right w:val="single" w:color="D9D4C5" w:sz="4"/>
+            </w:tcBorders>
+            <w:tcMar>
+              <w:top w:type="dxa" w:w="70"/>
+              <w:left w:type="dxa" w:w="110"/>
+              <w:bottom w:type="dxa" w:w="70"/>
+              <w:right w:type="dxa" w:w="110"/>
+            </w:tcMar>
+            <w:vAlign w:val="center"/>
+          </w:tcPr>
+          <w:p>
+            <w:pPr>
+              <w:spacing w:after="0" w:before="0"/>
+            </w:pPr>
+            <w:r>
+              <w:rPr>
+                <w:rFonts w:ascii="Consolas" w:cs="Consolas" w:eastAsia="Consolas" w:hAnsi="Consolas"/>
+                <w:color w:val="2F5D3A"/>
+                <w:sz w:val="18"/>
+                <w:szCs w:val="18"/>
+              </w:rPr>
               <w:t xml:space="preserve">supabase/schema_completo.sql</w:t>
             </w:r>
           </w:p>
         </w:tc>
         <w:tc>
           <w:tcPr>
-            <w:tcW w:type="dxa" w:w="948"/>
-            <w:tcBorders>
-              <w:top w:val="single" w:color="D9D4C5" w:sz="4"/>
-              <w:left w:val="single" w:color="D9D4C5" w:sz="4"/>
-              <w:bottom w:val="single" w:color="D9D4C5" w:sz="4"/>
-              <w:right w:val="single" w:color="D9D4C5" w:sz="4"/>
-            </w:tcBorders>
-            <w:shd w:fill="F6F4EE" w:color="auto" w:val="clear"/>
+            <w:tcW w:type="dxa" w:w="949"/>
+            <w:tcBorders>
+              <w:top w:val="single" w:color="D9D4C5" w:sz="4"/>
+              <w:left w:val="single" w:color="D9D4C5" w:sz="4"/>
+              <w:bottom w:val="single" w:color="D9D4C5" w:sz="4"/>
+              <w:right w:val="single" w:color="D9D4C5" w:sz="4"/>
+            </w:tcBorders>
             <w:tcMar>
               <w:top w:type="dxa" w:w="70"/>
               <w:left w:type="dxa" w:w="110"/>
@@ -48687,14 +49656,13 @@
         </w:tc>
         <w:tc>
           <w:tcPr>
-            <w:tcW w:type="dxa" w:w="5173"/>
-            <w:tcBorders>
-              <w:top w:val="single" w:color="D9D4C5" w:sz="4"/>
-              <w:left w:val="single" w:color="D9D4C5" w:sz="4"/>
-              <w:bottom w:val="single" w:color="D9D4C5" w:sz="4"/>
-              <w:right w:val="single" w:color="D9D4C5" w:sz="4"/>
-            </w:tcBorders>
-            <w:shd w:fill="F6F4EE" w:color="auto" w:val="clear"/>
+            <w:tcW w:type="dxa" w:w="5177"/>
+            <w:tcBorders>
+              <w:top w:val="single" w:color="D9D4C5" w:sz="4"/>
+              <w:left w:val="single" w:color="D9D4C5" w:sz="4"/>
+              <w:bottom w:val="single" w:color="D9D4C5" w:sz="4"/>
+              <w:right w:val="single" w:color="D9D4C5" w:sz="4"/>
+            </w:tcBorders>
             <w:tcMar>
               <w:top w:type="dxa" w:w="70"/>
               <w:left w:type="dxa" w:w="110"/>
@@ -49416,9 +50384,9 @@
         <w:tblLayout w:type="fixed"/>
       </w:tblPr>
       <w:tblGrid>
-        <w:gridCol w:w="3135"/>
-        <w:gridCol w:w="1008"/>
-        <w:gridCol w:w="5495"/>
+        <w:gridCol w:w="3213"/>
+        <w:gridCol w:w="995"/>
+        <w:gridCol w:w="5430"/>
       </w:tblGrid>
       <w:tr>
         <w:trPr>
@@ -49426,7 +50394,7 @@
         </w:trPr>
         <w:tc>
           <w:tcPr>
-            <w:tcW w:type="dxa" w:w="3135"/>
+            <w:tcW w:type="dxa" w:w="3213"/>
             <w:tcBorders>
               <w:top w:val="single" w:color="D9D4C5" w:sz="4"/>
               <w:left w:val="single" w:color="D9D4C5" w:sz="4"/>
@@ -49461,7 +50429,7 @@
         </w:tc>
         <w:tc>
           <w:tcPr>
-            <w:tcW w:type="dxa" w:w="1008"/>
+            <w:tcW w:type="dxa" w:w="995"/>
             <w:tcBorders>
               <w:top w:val="single" w:color="D9D4C5" w:sz="4"/>
               <w:left w:val="single" w:color="D9D4C5" w:sz="4"/>
@@ -49496,7 +50464,7 @@
         </w:tc>
         <w:tc>
           <w:tcPr>
-            <w:tcW w:type="dxa" w:w="5495"/>
+            <w:tcW w:type="dxa" w:w="5430"/>
             <w:tcBorders>
               <w:top w:val="single" w:color="D9D4C5" w:sz="4"/>
               <w:left w:val="single" w:color="D9D4C5" w:sz="4"/>
@@ -49536,7 +50504,7 @@
         </w:trPr>
         <w:tc>
           <w:tcPr>
-            <w:tcW w:type="dxa" w:w="3135"/>
+            <w:tcW w:type="dxa" w:w="3213"/>
             <w:tcBorders>
               <w:top w:val="single" w:color="D9D4C5" w:sz="4"/>
               <w:left w:val="single" w:color="D9D4C5" w:sz="4"/>
@@ -49568,7 +50536,7 @@
         </w:tc>
         <w:tc>
           <w:tcPr>
-            <w:tcW w:type="dxa" w:w="1008"/>
+            <w:tcW w:type="dxa" w:w="995"/>
             <w:tcBorders>
               <w:top w:val="single" w:color="D9D4C5" w:sz="4"/>
               <w:left w:val="single" w:color="D9D4C5" w:sz="4"/>
@@ -49600,7 +50568,7 @@
         </w:tc>
         <w:tc>
           <w:tcPr>
-            <w:tcW w:type="dxa" w:w="5495"/>
+            <w:tcW w:type="dxa" w:w="5430"/>
             <w:tcBorders>
               <w:top w:val="single" w:color="D9D4C5" w:sz="4"/>
               <w:left w:val="single" w:color="D9D4C5" w:sz="4"/>
@@ -49637,7 +50605,7 @@
         </w:trPr>
         <w:tc>
           <w:tcPr>
-            <w:tcW w:type="dxa" w:w="3135"/>
+            <w:tcW w:type="dxa" w:w="3213"/>
             <w:tcBorders>
               <w:top w:val="single" w:color="D9D4C5" w:sz="4"/>
               <w:left w:val="single" w:color="D9D4C5" w:sz="4"/>
@@ -49670,7 +50638,7 @@
         </w:tc>
         <w:tc>
           <w:tcPr>
-            <w:tcW w:type="dxa" w:w="1008"/>
+            <w:tcW w:type="dxa" w:w="995"/>
             <w:tcBorders>
               <w:top w:val="single" w:color="D9D4C5" w:sz="4"/>
               <w:left w:val="single" w:color="D9D4C5" w:sz="4"/>
@@ -49703,7 +50671,7 @@
         </w:tc>
         <w:tc>
           <w:tcPr>
-            <w:tcW w:type="dxa" w:w="5495"/>
+            <w:tcW w:type="dxa" w:w="5430"/>
             <w:tcBorders>
               <w:top w:val="single" w:color="D9D4C5" w:sz="4"/>
               <w:left w:val="single" w:color="D9D4C5" w:sz="4"/>
@@ -49741,7 +50709,7 @@
         </w:trPr>
         <w:tc>
           <w:tcPr>
-            <w:tcW w:type="dxa" w:w="3135"/>
+            <w:tcW w:type="dxa" w:w="3213"/>
             <w:tcBorders>
               <w:top w:val="single" w:color="D9D4C5" w:sz="4"/>
               <w:left w:val="single" w:color="D9D4C5" w:sz="4"/>
@@ -49773,7 +50741,7 @@
         </w:tc>
         <w:tc>
           <w:tcPr>
-            <w:tcW w:type="dxa" w:w="1008"/>
+            <w:tcW w:type="dxa" w:w="995"/>
             <w:tcBorders>
               <w:top w:val="single" w:color="D9D4C5" w:sz="4"/>
               <w:left w:val="single" w:color="D9D4C5" w:sz="4"/>
@@ -49805,7 +50773,7 @@
         </w:tc>
         <w:tc>
           <w:tcPr>
-            <w:tcW w:type="dxa" w:w="5495"/>
+            <w:tcW w:type="dxa" w:w="5430"/>
             <w:tcBorders>
               <w:top w:val="single" w:color="D9D4C5" w:sz="4"/>
               <w:left w:val="single" w:color="D9D4C5" w:sz="4"/>
@@ -49842,7 +50810,7 @@
         </w:trPr>
         <w:tc>
           <w:tcPr>
-            <w:tcW w:type="dxa" w:w="3135"/>
+            <w:tcW w:type="dxa" w:w="3213"/>
             <w:tcBorders>
               <w:top w:val="single" w:color="D9D4C5" w:sz="4"/>
               <w:left w:val="single" w:color="D9D4C5" w:sz="4"/>
@@ -49875,7 +50843,7 @@
         </w:tc>
         <w:tc>
           <w:tcPr>
-            <w:tcW w:type="dxa" w:w="1008"/>
+            <w:tcW w:type="dxa" w:w="995"/>
             <w:tcBorders>
               <w:top w:val="single" w:color="D9D4C5" w:sz="4"/>
               <w:left w:val="single" w:color="D9D4C5" w:sz="4"/>
@@ -49908,7 +50876,7 @@
         </w:tc>
         <w:tc>
           <w:tcPr>
-            <w:tcW w:type="dxa" w:w="5495"/>
+            <w:tcW w:type="dxa" w:w="5430"/>
             <w:tcBorders>
               <w:top w:val="single" w:color="D9D4C5" w:sz="4"/>
               <w:left w:val="single" w:color="D9D4C5" w:sz="4"/>
@@ -49946,7 +50914,7 @@
         </w:trPr>
         <w:tc>
           <w:tcPr>
-            <w:tcW w:type="dxa" w:w="3135"/>
+            <w:tcW w:type="dxa" w:w="3213"/>
             <w:tcBorders>
               <w:top w:val="single" w:color="D9D4C5" w:sz="4"/>
               <w:left w:val="single" w:color="D9D4C5" w:sz="4"/>
@@ -49972,71 +50940,71 @@
                 <w:sz w:val="18"/>
                 <w:szCs w:val="18"/>
               </w:rPr>
-              <w:t xml:space="preserve">test/tariffe.test.mjs</w:t>
-            </w:r>
-          </w:p>
-        </w:tc>
-        <w:tc>
-          <w:tcPr>
-            <w:tcW w:type="dxa" w:w="1008"/>
-            <w:tcBorders>
-              <w:top w:val="single" w:color="D9D4C5" w:sz="4"/>
-              <w:left w:val="single" w:color="D9D4C5" w:sz="4"/>
-              <w:bottom w:val="single" w:color="D9D4C5" w:sz="4"/>
-              <w:right w:val="single" w:color="D9D4C5" w:sz="4"/>
-            </w:tcBorders>
-            <w:tcMar>
-              <w:top w:type="dxa" w:w="70"/>
-              <w:left w:type="dxa" w:w="110"/>
-              <w:bottom w:type="dxa" w:w="70"/>
-              <w:right w:type="dxa" w:w="110"/>
-            </w:tcMar>
-            <w:vAlign w:val="center"/>
-          </w:tcPr>
-          <w:p>
-            <w:pPr>
-              <w:spacing w:after="0" w:before="0"/>
-            </w:pPr>
-            <w:r>
-              <w:rPr>
-                <w:rFonts w:ascii="Arial" w:cs="Arial" w:eastAsia="Arial" w:hAnsi="Arial"/>
-                <w:color w:val="1B2118"/>
-                <w:sz w:val="18"/>
-                <w:szCs w:val="18"/>
-              </w:rPr>
-              <w:t xml:space="preserve">44</w:t>
-            </w:r>
-          </w:p>
-        </w:tc>
-        <w:tc>
-          <w:tcPr>
-            <w:tcW w:type="dxa" w:w="5495"/>
-            <w:tcBorders>
-              <w:top w:val="single" w:color="D9D4C5" w:sz="4"/>
-              <w:left w:val="single" w:color="D9D4C5" w:sz="4"/>
-              <w:bottom w:val="single" w:color="D9D4C5" w:sz="4"/>
-              <w:right w:val="single" w:color="D9D4C5" w:sz="4"/>
-            </w:tcBorders>
-            <w:tcMar>
-              <w:top w:type="dxa" w:w="70"/>
-              <w:left w:type="dxa" w:w="110"/>
-              <w:bottom w:type="dxa" w:w="70"/>
-              <w:right w:type="dxa" w:w="110"/>
-            </w:tcMar>
-            <w:vAlign w:val="center"/>
-          </w:tcPr>
-          <w:p>
-            <w:pPr>
-              <w:spacing w:after="0" w:before="0"/>
-            </w:pPr>
-            <w:r>
-              <w:rPr>
-                <w:rFonts w:ascii="Arial" w:cs="Arial" w:eastAsia="Arial" w:hAnsi="Arial"/>
-                <w:color w:val="1B2118"/>
-                <w:sz w:val="18"/>
-                <w:szCs w:val="18"/>
-              </w:rPr>
-              <w:t xml:space="preserve">verificare gli importi proposti per le voci di pagamento con gli esempi dello Schema tariffario v1.2: fasce di popolazione, quote per credito previsto, scaglioni cumulativi di emissione e minimo di vendita.</w:t>
+              <w:t xml:space="preserve">test/simulatore.test.mjs</w:t>
+            </w:r>
+          </w:p>
+        </w:tc>
+        <w:tc>
+          <w:tcPr>
+            <w:tcW w:type="dxa" w:w="995"/>
+            <w:tcBorders>
+              <w:top w:val="single" w:color="D9D4C5" w:sz="4"/>
+              <w:left w:val="single" w:color="D9D4C5" w:sz="4"/>
+              <w:bottom w:val="single" w:color="D9D4C5" w:sz="4"/>
+              <w:right w:val="single" w:color="D9D4C5" w:sz="4"/>
+            </w:tcBorders>
+            <w:tcMar>
+              <w:top w:type="dxa" w:w="70"/>
+              <w:left w:type="dxa" w:w="110"/>
+              <w:bottom w:type="dxa" w:w="70"/>
+              <w:right w:type="dxa" w:w="110"/>
+            </w:tcMar>
+            <w:vAlign w:val="center"/>
+          </w:tcPr>
+          <w:p>
+            <w:pPr>
+              <w:spacing w:after="0" w:before="0"/>
+            </w:pPr>
+            <w:r>
+              <w:rPr>
+                <w:rFonts w:ascii="Arial" w:cs="Arial" w:eastAsia="Arial" w:hAnsi="Arial"/>
+                <w:color w:val="1B2118"/>
+                <w:sz w:val="18"/>
+                <w:szCs w:val="18"/>
+              </w:rPr>
+              <w:t xml:space="preserve">122</w:t>
+            </w:r>
+          </w:p>
+        </w:tc>
+        <w:tc>
+          <w:tcPr>
+            <w:tcW w:type="dxa" w:w="5430"/>
+            <w:tcBorders>
+              <w:top w:val="single" w:color="D9D4C5" w:sz="4"/>
+              <w:left w:val="single" w:color="D9D4C5" w:sz="4"/>
+              <w:bottom w:val="single" w:color="D9D4C5" w:sz="4"/>
+              <w:right w:val="single" w:color="D9D4C5" w:sz="4"/>
+            </w:tcBorders>
+            <w:tcMar>
+              <w:top w:type="dxa" w:w="70"/>
+              <w:left w:type="dxa" w:w="110"/>
+              <w:bottom w:type="dxa" w:w="70"/>
+              <w:right w:type="dxa" w:w="110"/>
+            </w:tcMar>
+            <w:vAlign w:val="center"/>
+          </w:tcPr>
+          <w:p>
+            <w:pPr>
+              <w:spacing w:after="0" w:before="0"/>
+            </w:pPr>
+            <w:r>
+              <w:rPr>
+                <w:rFonts w:ascii="Arial" w:cs="Arial" w:eastAsia="Arial" w:hAnsi="Arial"/>
+                <w:color w:val="1B2118"/>
+                <w:sz w:val="18"/>
+                <w:szCs w:val="18"/>
+              </w:rPr>
+              <w:t xml:space="preserve">verificare il riepilogo dell'anno base (totale, pro capite, % differenziata, fattore del secco), i dati dal cluster SOSE e da un calcolo, gli anni del periodo (7, 10, 21), la traiettoria lineare e la stima dei crediti anno per…</w:t>
             </w:r>
           </w:p>
         </w:tc>
@@ -50047,7 +51015,7 @@
         </w:trPr>
         <w:tc>
           <w:tcPr>
-            <w:tcW w:type="dxa" w:w="3135"/>
+            <w:tcW w:type="dxa" w:w="3213"/>
             <w:tcBorders>
               <w:top w:val="single" w:color="D9D4C5" w:sz="4"/>
               <w:left w:val="single" w:color="D9D4C5" w:sz="4"/>
@@ -50074,20 +51042,122 @@
                 <w:sz w:val="18"/>
                 <w:szCs w:val="18"/>
               </w:rPr>
+              <w:t xml:space="preserve">test/tariffe.test.mjs</w:t>
+            </w:r>
+          </w:p>
+        </w:tc>
+        <w:tc>
+          <w:tcPr>
+            <w:tcW w:type="dxa" w:w="995"/>
+            <w:tcBorders>
+              <w:top w:val="single" w:color="D9D4C5" w:sz="4"/>
+              <w:left w:val="single" w:color="D9D4C5" w:sz="4"/>
+              <w:bottom w:val="single" w:color="D9D4C5" w:sz="4"/>
+              <w:right w:val="single" w:color="D9D4C5" w:sz="4"/>
+            </w:tcBorders>
+            <w:shd w:fill="F6F4EE" w:color="auto" w:val="clear"/>
+            <w:tcMar>
+              <w:top w:type="dxa" w:w="70"/>
+              <w:left w:type="dxa" w:w="110"/>
+              <w:bottom w:type="dxa" w:w="70"/>
+              <w:right w:type="dxa" w:w="110"/>
+            </w:tcMar>
+            <w:vAlign w:val="center"/>
+          </w:tcPr>
+          <w:p>
+            <w:pPr>
+              <w:spacing w:after="0" w:before="0"/>
+            </w:pPr>
+            <w:r>
+              <w:rPr>
+                <w:rFonts w:ascii="Arial" w:cs="Arial" w:eastAsia="Arial" w:hAnsi="Arial"/>
+                <w:color w:val="1B2118"/>
+                <w:sz w:val="18"/>
+                <w:szCs w:val="18"/>
+              </w:rPr>
+              <w:t xml:space="preserve">44</w:t>
+            </w:r>
+          </w:p>
+        </w:tc>
+        <w:tc>
+          <w:tcPr>
+            <w:tcW w:type="dxa" w:w="5430"/>
+            <w:tcBorders>
+              <w:top w:val="single" w:color="D9D4C5" w:sz="4"/>
+              <w:left w:val="single" w:color="D9D4C5" w:sz="4"/>
+              <w:bottom w:val="single" w:color="D9D4C5" w:sz="4"/>
+              <w:right w:val="single" w:color="D9D4C5" w:sz="4"/>
+            </w:tcBorders>
+            <w:shd w:fill="F6F4EE" w:color="auto" w:val="clear"/>
+            <w:tcMar>
+              <w:top w:type="dxa" w:w="70"/>
+              <w:left w:type="dxa" w:w="110"/>
+              <w:bottom w:type="dxa" w:w="70"/>
+              <w:right w:type="dxa" w:w="110"/>
+            </w:tcMar>
+            <w:vAlign w:val="center"/>
+          </w:tcPr>
+          <w:p>
+            <w:pPr>
+              <w:spacing w:after="0" w:before="0"/>
+            </w:pPr>
+            <w:r>
+              <w:rPr>
+                <w:rFonts w:ascii="Arial" w:cs="Arial" w:eastAsia="Arial" w:hAnsi="Arial"/>
+                <w:color w:val="1B2118"/>
+                <w:sz w:val="18"/>
+                <w:szCs w:val="18"/>
+              </w:rPr>
+              <w:t xml:space="preserve">verificare gli importi proposti per le voci di pagamento con gli esempi dello Schema tariffario v1.2: fasce di popolazione, quote per credito previsto, scaglioni cumulativi di emissione e minimo di vendita.</w:t>
+            </w:r>
+          </w:p>
+        </w:tc>
+      </w:tr>
+      <w:tr>
+        <w:trPr>
+          <w:cantSplit/>
+        </w:trPr>
+        <w:tc>
+          <w:tcPr>
+            <w:tcW w:type="dxa" w:w="3213"/>
+            <w:tcBorders>
+              <w:top w:val="single" w:color="D9D4C5" w:sz="4"/>
+              <w:left w:val="single" w:color="D9D4C5" w:sz="4"/>
+              <w:bottom w:val="single" w:color="D9D4C5" w:sz="4"/>
+              <w:right w:val="single" w:color="D9D4C5" w:sz="4"/>
+            </w:tcBorders>
+            <w:tcMar>
+              <w:top w:type="dxa" w:w="70"/>
+              <w:left w:type="dxa" w:w="110"/>
+              <w:bottom w:type="dxa" w:w="70"/>
+              <w:right w:type="dxa" w:w="110"/>
+            </w:tcMar>
+            <w:vAlign w:val="center"/>
+          </w:tcPr>
+          <w:p>
+            <w:pPr>
+              <w:spacing w:after="0" w:before="0"/>
+            </w:pPr>
+            <w:r>
+              <w:rPr>
+                <w:rFonts w:ascii="Consolas" w:cs="Consolas" w:eastAsia="Consolas" w:hAnsi="Consolas"/>
+                <w:color w:val="2F5D3A"/>
+                <w:sz w:val="18"/>
+                <w:szCs w:val="18"/>
+              </w:rPr>
               <w:t xml:space="preserve">test/tracciato.test.mjs</w:t>
             </w:r>
           </w:p>
         </w:tc>
         <w:tc>
           <w:tcPr>
-            <w:tcW w:type="dxa" w:w="1008"/>
-            <w:tcBorders>
-              <w:top w:val="single" w:color="D9D4C5" w:sz="4"/>
-              <w:left w:val="single" w:color="D9D4C5" w:sz="4"/>
-              <w:bottom w:val="single" w:color="D9D4C5" w:sz="4"/>
-              <w:right w:val="single" w:color="D9D4C5" w:sz="4"/>
-            </w:tcBorders>
-            <w:shd w:fill="F6F4EE" w:color="auto" w:val="clear"/>
+            <w:tcW w:type="dxa" w:w="995"/>
+            <w:tcBorders>
+              <w:top w:val="single" w:color="D9D4C5" w:sz="4"/>
+              <w:left w:val="single" w:color="D9D4C5" w:sz="4"/>
+              <w:bottom w:val="single" w:color="D9D4C5" w:sz="4"/>
+              <w:right w:val="single" w:color="D9D4C5" w:sz="4"/>
+            </w:tcBorders>
             <w:tcMar>
               <w:top w:type="dxa" w:w="70"/>
               <w:left w:type="dxa" w:w="110"/>
@@ -50113,14 +51183,13 @@
         </w:tc>
         <w:tc>
           <w:tcPr>
-            <w:tcW w:type="dxa" w:w="5495"/>
-            <w:tcBorders>
-              <w:top w:val="single" w:color="D9D4C5" w:sz="4"/>
-              <w:left w:val="single" w:color="D9D4C5" w:sz="4"/>
-              <w:bottom w:val="single" w:color="D9D4C5" w:sz="4"/>
-              <w:right w:val="single" w:color="D9D4C5" w:sz="4"/>
-            </w:tcBorders>
-            <w:shd w:fill="F6F4EE" w:color="auto" w:val="clear"/>
+            <w:tcW w:type="dxa" w:w="5430"/>
+            <w:tcBorders>
+              <w:top w:val="single" w:color="D9D4C5" w:sz="4"/>
+              <w:left w:val="single" w:color="D9D4C5" w:sz="4"/>
+              <w:bottom w:val="single" w:color="D9D4C5" w:sz="4"/>
+              <w:right w:val="single" w:color="D9D4C5" w:sz="4"/>
+            </w:tcBorders>
             <w:tcMar>
               <w:top w:type="dxa" w:w="70"/>
               <w:left w:type="dxa" w:w="110"/>
@@ -50872,7 +51941,7 @@
                 <w:sz w:val="18"/>
                 <w:szCs w:val="18"/>
               </w:rPr>
-              <w:t xml:space="preserve">318</w:t>
+              <w:t xml:space="preserve">342</w:t>
             </w:r>
           </w:p>
         </w:tc>
@@ -52133,16 +53202,673 @@
           <w:sz w:val="21"/>
           <w:szCs w:val="21"/>
         </w:rPr>
-        <w:t xml:space="preserve">Simulatore di scenari (in progettazione, backlog punto 37)</w:t>
-      </w:r>
-      <w:r>
-        <w:rPr>
-          <w:rFonts w:ascii="Arial" w:cs="Arial" w:eastAsia="Arial" w:hAnsi="Arial"/>
-          <w:color w:val="1B2118"/>
-          <w:sz w:val="21"/>
-          <w:szCs w:val="21"/>
-        </w:rPr>
-        <w:t xml:space="preserve">: stima ex ante e non certificabile dei crediti di un Comune su 7, 10 o 21 anni, a partire dai dati dell'anno base e da obiettivi annui di produzione totale, pro capite e di secco residuo; ricalcola la % di differenziata e i crediti anno per anno, con più scenari per Comune. Descrizione completa nel backlog e in </w:t>
+        <w:t xml:space="preserve">Simulatore di scenari (backlog punto 37, prima versione 19/10)</w:t>
+      </w:r>
+      <w:r>
+        <w:rPr>
+          <w:rFonts w:ascii="Arial" w:cs="Arial" w:eastAsia="Arial" w:hAnsi="Arial"/>
+          <w:color w:val="1B2118"/>
+          <w:sz w:val="21"/>
+          <w:szCs w:val="21"/>
+        </w:rPr>
+        <w:t xml:space="preserve">: stima ex ante e non certificabile dei crediti di un Comune su 7, 10 o 21 anni.</w:t>
+      </w:r>
+    </w:p>
+    <w:tbl>
+      <w:tblPr>
+        <w:tblW w:type="dxa" w:w="9638"/>
+        <w:tblBorders>
+          <w:top w:val="single" w:color="auto" w:sz="4"/>
+          <w:left w:val="single" w:color="auto" w:sz="4"/>
+          <w:bottom w:val="single" w:color="auto" w:sz="4"/>
+          <w:right w:val="single" w:color="auto" w:sz="4"/>
+          <w:insideH w:val="single" w:color="auto" w:sz="4"/>
+          <w:insideV w:val="single" w:color="auto" w:sz="4"/>
+        </w:tblBorders>
+        <w:tblLayout w:type="fixed"/>
+      </w:tblPr>
+      <w:tblGrid>
+        <w:gridCol w:w="3354"/>
+        <w:gridCol w:w="3524"/>
+        <w:gridCol w:w="2760"/>
+      </w:tblGrid>
+      <w:tr>
+        <w:trPr>
+          <w:tblHeader/>
+        </w:trPr>
+        <w:tc>
+          <w:tcPr>
+            <w:tcW w:type="dxa" w:w="3354"/>
+            <w:tcBorders>
+              <w:top w:val="single" w:color="D9D4C5" w:sz="4"/>
+              <w:left w:val="single" w:color="D9D4C5" w:sz="4"/>
+              <w:bottom w:val="single" w:color="D9D4C5" w:sz="4"/>
+              <w:right w:val="single" w:color="D9D4C5" w:sz="4"/>
+            </w:tcBorders>
+            <w:shd w:fill="2F5D3A" w:color="auto" w:val="clear"/>
+            <w:tcMar>
+              <w:top w:type="dxa" w:w="70"/>
+              <w:left w:type="dxa" w:w="110"/>
+              <w:bottom w:type="dxa" w:w="70"/>
+              <w:right w:type="dxa" w:w="110"/>
+            </w:tcMar>
+            <w:vAlign w:val="center"/>
+          </w:tcPr>
+          <w:p>
+            <w:pPr>
+              <w:spacing w:after="0" w:before="0"/>
+            </w:pPr>
+            <w:r>
+              <w:rPr>
+                <w:rFonts w:ascii="Arial" w:cs="Arial" w:eastAsia="Arial" w:hAnsi="Arial"/>
+                <w:b/>
+                <w:bCs/>
+                <w:color w:val="FFFFFF"/>
+                <w:sz w:val="18"/>
+                <w:szCs w:val="18"/>
+              </w:rPr>
+              <w:t xml:space="preserve">Parte</w:t>
+            </w:r>
+          </w:p>
+        </w:tc>
+        <w:tc>
+          <w:tcPr>
+            <w:tcW w:type="dxa" w:w="3524"/>
+            <w:tcBorders>
+              <w:top w:val="single" w:color="D9D4C5" w:sz="4"/>
+              <w:left w:val="single" w:color="D9D4C5" w:sz="4"/>
+              <w:bottom w:val="single" w:color="D9D4C5" w:sz="4"/>
+              <w:right w:val="single" w:color="D9D4C5" w:sz="4"/>
+            </w:tcBorders>
+            <w:shd w:fill="2F5D3A" w:color="auto" w:val="clear"/>
+            <w:tcMar>
+              <w:top w:type="dxa" w:w="70"/>
+              <w:left w:type="dxa" w:w="110"/>
+              <w:bottom w:type="dxa" w:w="70"/>
+              <w:right w:type="dxa" w:w="110"/>
+            </w:tcMar>
+            <w:vAlign w:val="center"/>
+          </w:tcPr>
+          <w:p>
+            <w:pPr>
+              <w:spacing w:after="0" w:before="0"/>
+            </w:pPr>
+            <w:r>
+              <w:rPr>
+                <w:rFonts w:ascii="Arial" w:cs="Arial" w:eastAsia="Arial" w:hAnsi="Arial"/>
+                <w:b/>
+                <w:bCs/>
+                <w:color w:val="FFFFFF"/>
+                <w:sz w:val="18"/>
+                <w:szCs w:val="18"/>
+              </w:rPr>
+              <w:t xml:space="preserve">File</w:t>
+            </w:r>
+          </w:p>
+        </w:tc>
+        <w:tc>
+          <w:tcPr>
+            <w:tcW w:type="dxa" w:w="2760"/>
+            <w:tcBorders>
+              <w:top w:val="single" w:color="D9D4C5" w:sz="4"/>
+              <w:left w:val="single" w:color="D9D4C5" w:sz="4"/>
+              <w:bottom w:val="single" w:color="D9D4C5" w:sz="4"/>
+              <w:right w:val="single" w:color="D9D4C5" w:sz="4"/>
+            </w:tcBorders>
+            <w:shd w:fill="2F5D3A" w:color="auto" w:val="clear"/>
+            <w:tcMar>
+              <w:top w:type="dxa" w:w="70"/>
+              <w:left w:type="dxa" w:w="110"/>
+              <w:bottom w:type="dxa" w:w="70"/>
+              <w:right w:type="dxa" w:w="110"/>
+            </w:tcMar>
+            <w:vAlign w:val="center"/>
+          </w:tcPr>
+          <w:p>
+            <w:pPr>
+              <w:spacing w:after="0" w:before="0"/>
+            </w:pPr>
+            <w:r>
+              <w:rPr>
+                <w:rFonts w:ascii="Arial" w:cs="Arial" w:eastAsia="Arial" w:hAnsi="Arial"/>
+                <w:b/>
+                <w:bCs/>
+                <w:color w:val="FFFFFF"/>
+                <w:sz w:val="18"/>
+                <w:szCs w:val="18"/>
+              </w:rPr>
+              <w:t xml:space="preserve">Database</w:t>
+            </w:r>
+          </w:p>
+        </w:tc>
+      </w:tr>
+      <w:tr>
+        <w:trPr>
+          <w:cantSplit/>
+        </w:trPr>
+        <w:tc>
+          <w:tcPr>
+            <w:tcW w:type="dxa" w:w="3354"/>
+            <w:tcBorders>
+              <w:top w:val="single" w:color="D9D4C5" w:sz="4"/>
+              <w:left w:val="single" w:color="D9D4C5" w:sz="4"/>
+              <w:bottom w:val="single" w:color="D9D4C5" w:sz="4"/>
+              <w:right w:val="single" w:color="D9D4C5" w:sz="4"/>
+            </w:tcBorders>
+            <w:tcMar>
+              <w:top w:type="dxa" w:w="70"/>
+              <w:left w:type="dxa" w:w="110"/>
+              <w:bottom w:type="dxa" w:w="70"/>
+              <w:right w:type="dxa" w:w="110"/>
+            </w:tcMar>
+            <w:vAlign w:val="center"/>
+          </w:tcPr>
+          <w:p>
+            <w:pPr>
+              <w:spacing w:after="0" w:before="0"/>
+            </w:pPr>
+            <w:r>
+              <w:rPr>
+                <w:rFonts w:ascii="Arial" w:cs="Arial" w:eastAsia="Arial" w:hAnsi="Arial"/>
+                <w:color w:val="1B2118"/>
+                <w:sz w:val="18"/>
+                <w:szCs w:val="18"/>
+              </w:rPr>
+              <w:t xml:space="preserve">Pagina (elenco per Comune, editor in 4 parti, grafici, CSV, stampa)</w:t>
+            </w:r>
+          </w:p>
+        </w:tc>
+        <w:tc>
+          <w:tcPr>
+            <w:tcW w:type="dxa" w:w="3524"/>
+            <w:tcBorders>
+              <w:top w:val="single" w:color="D9D4C5" w:sz="4"/>
+              <w:left w:val="single" w:color="D9D4C5" w:sz="4"/>
+              <w:bottom w:val="single" w:color="D9D4C5" w:sz="4"/>
+              <w:right w:val="single" w:color="D9D4C5" w:sz="4"/>
+            </w:tcBorders>
+            <w:tcMar>
+              <w:top w:type="dxa" w:w="70"/>
+              <w:left w:type="dxa" w:w="110"/>
+              <w:bottom w:type="dxa" w:w="70"/>
+              <w:right w:type="dxa" w:w="110"/>
+            </w:tcMar>
+            <w:vAlign w:val="center"/>
+          </w:tcPr>
+          <w:p>
+            <w:pPr>
+              <w:spacing w:after="0" w:before="0"/>
+            </w:pPr>
+            <w:r>
+              <w:rPr>
+                <w:rFonts w:ascii="Consolas" w:cs="Consolas" w:eastAsia="Consolas" w:hAnsi="Consolas"/>
+                <w:color w:val="2F5D3A"/>
+                <w:sz w:val="18"/>
+                <w:szCs w:val="18"/>
+              </w:rPr>
+              <w:t xml:space="preserve">src/pages/Simulatore.jsx</w:t>
+            </w:r>
+          </w:p>
+        </w:tc>
+        <w:tc>
+          <w:tcPr>
+            <w:tcW w:type="dxa" w:w="2760"/>
+            <w:tcBorders>
+              <w:top w:val="single" w:color="D9D4C5" w:sz="4"/>
+              <w:left w:val="single" w:color="D9D4C5" w:sz="4"/>
+              <w:bottom w:val="single" w:color="D9D4C5" w:sz="4"/>
+              <w:right w:val="single" w:color="D9D4C5" w:sz="4"/>
+            </w:tcBorders>
+            <w:tcMar>
+              <w:top w:type="dxa" w:w="70"/>
+              <w:left w:type="dxa" w:w="110"/>
+              <w:bottom w:type="dxa" w:w="70"/>
+              <w:right w:type="dxa" w:w="110"/>
+            </w:tcMar>
+            <w:vAlign w:val="center"/>
+          </w:tcPr>
+          <w:p>
+            <w:pPr>
+              <w:spacing w:after="0" w:before="0"/>
+            </w:pPr>
+            <w:r>
+              <w:rPr>
+                <w:rFonts w:ascii="Arial" w:cs="Arial" w:eastAsia="Arial" w:hAnsi="Arial"/>
+                <w:color w:val="1B2118"/>
+                <w:sz w:val="18"/>
+                <w:szCs w:val="18"/>
+              </w:rPr>
+              <w:t xml:space="preserve">—</w:t>
+            </w:r>
+          </w:p>
+        </w:tc>
+      </w:tr>
+      <w:tr>
+        <w:trPr>
+          <w:cantSplit/>
+        </w:trPr>
+        <w:tc>
+          <w:tcPr>
+            <w:tcW w:type="dxa" w:w="3354"/>
+            <w:tcBorders>
+              <w:top w:val="single" w:color="D9D4C5" w:sz="4"/>
+              <w:left w:val="single" w:color="D9D4C5" w:sz="4"/>
+              <w:bottom w:val="single" w:color="D9D4C5" w:sz="4"/>
+              <w:right w:val="single" w:color="D9D4C5" w:sz="4"/>
+            </w:tcBorders>
+            <w:shd w:fill="F6F4EE" w:color="auto" w:val="clear"/>
+            <w:tcMar>
+              <w:top w:type="dxa" w:w="70"/>
+              <w:left w:type="dxa" w:w="110"/>
+              <w:bottom w:type="dxa" w:w="70"/>
+              <w:right w:type="dxa" w:w="110"/>
+            </w:tcMar>
+            <w:vAlign w:val="center"/>
+          </w:tcPr>
+          <w:p>
+            <w:pPr>
+              <w:spacing w:after="0" w:before="0"/>
+            </w:pPr>
+            <w:r>
+              <w:rPr>
+                <w:rFonts w:ascii="Arial" w:cs="Arial" w:eastAsia="Arial" w:hAnsi="Arial"/>
+                <w:color w:val="1B2118"/>
+                <w:sz w:val="18"/>
+                <w:szCs w:val="18"/>
+              </w:rPr>
+              <w:t xml:space="preserve">Motore (anno base, anni del periodo, traiettoria, simulazione)</w:t>
+            </w:r>
+          </w:p>
+        </w:tc>
+        <w:tc>
+          <w:tcPr>
+            <w:tcW w:type="dxa" w:w="3524"/>
+            <w:tcBorders>
+              <w:top w:val="single" w:color="D9D4C5" w:sz="4"/>
+              <w:left w:val="single" w:color="D9D4C5" w:sz="4"/>
+              <w:bottom w:val="single" w:color="D9D4C5" w:sz="4"/>
+              <w:right w:val="single" w:color="D9D4C5" w:sz="4"/>
+            </w:tcBorders>
+            <w:shd w:fill="F6F4EE" w:color="auto" w:val="clear"/>
+            <w:tcMar>
+              <w:top w:type="dxa" w:w="70"/>
+              <w:left w:type="dxa" w:w="110"/>
+              <w:bottom w:type="dxa" w:w="70"/>
+              <w:right w:type="dxa" w:w="110"/>
+            </w:tcMar>
+            <w:vAlign w:val="center"/>
+          </w:tcPr>
+          <w:p>
+            <w:pPr>
+              <w:spacing w:after="0" w:before="0"/>
+            </w:pPr>
+            <w:r>
+              <w:rPr>
+                <w:rFonts w:ascii="Consolas" w:cs="Consolas" w:eastAsia="Consolas" w:hAnsi="Consolas"/>
+                <w:color w:val="2F5D3A"/>
+                <w:sz w:val="18"/>
+                <w:szCs w:val="18"/>
+              </w:rPr>
+              <w:t xml:space="preserve">src/lib/crediti/simulatore.js</w:t>
+            </w:r>
+            <w:r>
+              <w:rPr>
+                <w:rFonts w:ascii="Arial" w:cs="Arial" w:eastAsia="Arial" w:hAnsi="Arial"/>
+                <w:color w:val="1B2118"/>
+                <w:sz w:val="18"/>
+                <w:szCs w:val="18"/>
+              </w:rPr>
+              <w:t xml:space="preserve"> (usa </w:t>
+            </w:r>
+            <w:r>
+              <w:rPr>
+                <w:rFonts w:ascii="Consolas" w:cs="Consolas" w:eastAsia="Consolas" w:hAnsi="Consolas"/>
+                <w:color w:val="2F5D3A"/>
+                <w:sz w:val="18"/>
+                <w:szCs w:val="18"/>
+              </w:rPr>
+              <w:t xml:space="preserve">parametri.js</w:t>
+            </w:r>
+            <w:r>
+              <w:rPr>
+                <w:rFonts w:ascii="Arial" w:cs="Arial" w:eastAsia="Arial" w:hAnsi="Arial"/>
+                <w:color w:val="1B2118"/>
+                <w:sz w:val="18"/>
+                <w:szCs w:val="18"/>
+              </w:rPr>
+              <w:t xml:space="preserve">, </w:t>
+            </w:r>
+            <w:r>
+              <w:rPr>
+                <w:rFonts w:ascii="Consolas" w:cs="Consolas" w:eastAsia="Consolas" w:hAnsi="Consolas"/>
+                <w:color w:val="2F5D3A"/>
+                <w:sz w:val="18"/>
+                <w:szCs w:val="18"/>
+              </w:rPr>
+              <w:t xml:space="preserve">calcolo.js</w:t>
+            </w:r>
+            <w:r>
+              <w:rPr>
+                <w:rFonts w:ascii="Arial" w:cs="Arial" w:eastAsia="Arial" w:hAnsi="Arial"/>
+                <w:color w:val="1B2118"/>
+                <w:sz w:val="18"/>
+                <w:szCs w:val="18"/>
+              </w:rPr>
+              <w:t xml:space="preserve">, </w:t>
+            </w:r>
+            <w:r>
+              <w:rPr>
+                <w:rFonts w:ascii="Consolas" w:cs="Consolas" w:eastAsia="Consolas" w:hAnsi="Consolas"/>
+                <w:color w:val="2F5D3A"/>
+                <w:sz w:val="18"/>
+                <w:szCs w:val="18"/>
+              </w:rPr>
+              <w:t xml:space="preserve">qualita.js</w:t>
+            </w:r>
+            <w:r>
+              <w:rPr>
+                <w:rFonts w:ascii="Arial" w:cs="Arial" w:eastAsia="Arial" w:hAnsi="Arial"/>
+                <w:color w:val="1B2118"/>
+                <w:sz w:val="18"/>
+                <w:szCs w:val="18"/>
+              </w:rPr>
+              <w:t xml:space="preserve">)</w:t>
+            </w:r>
+          </w:p>
+        </w:tc>
+        <w:tc>
+          <w:tcPr>
+            <w:tcW w:type="dxa" w:w="2760"/>
+            <w:tcBorders>
+              <w:top w:val="single" w:color="D9D4C5" w:sz="4"/>
+              <w:left w:val="single" w:color="D9D4C5" w:sz="4"/>
+              <w:bottom w:val="single" w:color="D9D4C5" w:sz="4"/>
+              <w:right w:val="single" w:color="D9D4C5" w:sz="4"/>
+            </w:tcBorders>
+            <w:shd w:fill="F6F4EE" w:color="auto" w:val="clear"/>
+            <w:tcMar>
+              <w:top w:type="dxa" w:w="70"/>
+              <w:left w:type="dxa" w:w="110"/>
+              <w:bottom w:type="dxa" w:w="70"/>
+              <w:right w:type="dxa" w:w="110"/>
+            </w:tcMar>
+            <w:vAlign w:val="center"/>
+          </w:tcPr>
+          <w:p>
+            <w:pPr>
+              <w:spacing w:after="0" w:before="0"/>
+            </w:pPr>
+            <w:r>
+              <w:rPr>
+                <w:rFonts w:ascii="Arial" w:cs="Arial" w:eastAsia="Arial" w:hAnsi="Arial"/>
+                <w:color w:val="1B2118"/>
+                <w:sz w:val="18"/>
+                <w:szCs w:val="18"/>
+              </w:rPr>
+              <w:t xml:space="preserve">— (nel browser)</w:t>
+            </w:r>
+          </w:p>
+        </w:tc>
+      </w:tr>
+      <w:tr>
+        <w:trPr>
+          <w:cantSplit/>
+        </w:trPr>
+        <w:tc>
+          <w:tcPr>
+            <w:tcW w:type="dxa" w:w="3354"/>
+            <w:tcBorders>
+              <w:top w:val="single" w:color="D9D4C5" w:sz="4"/>
+              <w:left w:val="single" w:color="D9D4C5" w:sz="4"/>
+              <w:bottom w:val="single" w:color="D9D4C5" w:sz="4"/>
+              <w:right w:val="single" w:color="D9D4C5" w:sz="4"/>
+            </w:tcBorders>
+            <w:tcMar>
+              <w:top w:type="dxa" w:w="70"/>
+              <w:left w:type="dxa" w:w="110"/>
+              <w:bottom w:type="dxa" w:w="70"/>
+              <w:right w:type="dxa" w:w="110"/>
+            </w:tcMar>
+            <w:vAlign w:val="center"/>
+          </w:tcPr>
+          <w:p>
+            <w:pPr>
+              <w:spacing w:after="0" w:before="0"/>
+            </w:pPr>
+            <w:r>
+              <w:rPr>
+                <w:rFonts w:ascii="Arial" w:cs="Arial" w:eastAsia="Arial" w:hAnsi="Arial"/>
+                <w:color w:val="1B2118"/>
+                <w:sz w:val="18"/>
+                <w:szCs w:val="18"/>
+              </w:rPr>
+              <w:t xml:space="preserve">Salvataggio</w:t>
+            </w:r>
+          </w:p>
+        </w:tc>
+        <w:tc>
+          <w:tcPr>
+            <w:tcW w:type="dxa" w:w="3524"/>
+            <w:tcBorders>
+              <w:top w:val="single" w:color="D9D4C5" w:sz="4"/>
+              <w:left w:val="single" w:color="D9D4C5" w:sz="4"/>
+              <w:bottom w:val="single" w:color="D9D4C5" w:sz="4"/>
+              <w:right w:val="single" w:color="D9D4C5" w:sz="4"/>
+            </w:tcBorders>
+            <w:tcMar>
+              <w:top w:type="dxa" w:w="70"/>
+              <w:left w:type="dxa" w:w="110"/>
+              <w:bottom w:type="dxa" w:w="70"/>
+              <w:right w:type="dxa" w:w="110"/>
+            </w:tcMar>
+            <w:vAlign w:val="center"/>
+          </w:tcPr>
+          <w:p>
+            <w:pPr>
+              <w:spacing w:after="0" w:before="0"/>
+            </w:pPr>
+            <w:r>
+              <w:rPr>
+                <w:rFonts w:ascii="Consolas" w:cs="Consolas" w:eastAsia="Consolas" w:hAnsi="Consolas"/>
+                <w:color w:val="2F5D3A"/>
+                <w:sz w:val="18"/>
+                <w:szCs w:val="18"/>
+              </w:rPr>
+              <w:t xml:space="preserve">src/lib/crediti/scenari.js</w:t>
+            </w:r>
+          </w:p>
+        </w:tc>
+        <w:tc>
+          <w:tcPr>
+            <w:tcW w:type="dxa" w:w="2760"/>
+            <w:tcBorders>
+              <w:top w:val="single" w:color="D9D4C5" w:sz="4"/>
+              <w:left w:val="single" w:color="D9D4C5" w:sz="4"/>
+              <w:bottom w:val="single" w:color="D9D4C5" w:sz="4"/>
+              <w:right w:val="single" w:color="D9D4C5" w:sz="4"/>
+            </w:tcBorders>
+            <w:tcMar>
+              <w:top w:type="dxa" w:w="70"/>
+              <w:left w:type="dxa" w:w="110"/>
+              <w:bottom w:type="dxa" w:w="70"/>
+              <w:right w:type="dxa" w:w="110"/>
+            </w:tcMar>
+            <w:vAlign w:val="center"/>
+          </w:tcPr>
+          <w:p>
+            <w:pPr>
+              <w:spacing w:after="0" w:before="0"/>
+            </w:pPr>
+            <w:r>
+              <w:rPr>
+                <w:rFonts w:ascii="Consolas" w:cs="Consolas" w:eastAsia="Consolas" w:hAnsi="Consolas"/>
+                <w:color w:val="2F5D3A"/>
+                <w:sz w:val="18"/>
+                <w:szCs w:val="18"/>
+              </w:rPr>
+              <w:t xml:space="preserve">scenario_simulazione</w:t>
+            </w:r>
+            <w:r>
+              <w:rPr>
+                <w:rFonts w:ascii="Arial" w:cs="Arial" w:eastAsia="Arial" w:hAnsi="Arial"/>
+                <w:color w:val="1B2118"/>
+                <w:sz w:val="18"/>
+                <w:szCs w:val="18"/>
+              </w:rPr>
+              <w:t xml:space="preserve"> (28), policy </w:t>
+            </w:r>
+            <w:r>
+              <w:rPr>
+                <w:rFonts w:ascii="Consolas" w:cs="Consolas" w:eastAsia="Consolas" w:hAnsi="Consolas"/>
+                <w:color w:val="2F5D3A"/>
+                <w:sz w:val="18"/>
+                <w:szCs w:val="18"/>
+              </w:rPr>
+              <w:t xml:space="preserve">scenario_staff</w:t>
+            </w:r>
+            <w:r>
+              <w:rPr>
+                <w:rFonts w:ascii="Arial" w:cs="Arial" w:eastAsia="Arial" w:hAnsi="Arial"/>
+                <w:color w:val="1B2118"/>
+                <w:sz w:val="18"/>
+                <w:szCs w:val="18"/>
+              </w:rPr>
+              <w:t xml:space="preserve">, audit</w:t>
+            </w:r>
+          </w:p>
+        </w:tc>
+      </w:tr>
+      <w:tr>
+        <w:trPr>
+          <w:cantSplit/>
+        </w:trPr>
+        <w:tc>
+          <w:tcPr>
+            <w:tcW w:type="dxa" w:w="3354"/>
+            <w:tcBorders>
+              <w:top w:val="single" w:color="D9D4C5" w:sz="4"/>
+              <w:left w:val="single" w:color="D9D4C5" w:sz="4"/>
+              <w:bottom w:val="single" w:color="D9D4C5" w:sz="4"/>
+              <w:right w:val="single" w:color="D9D4C5" w:sz="4"/>
+            </w:tcBorders>
+            <w:shd w:fill="F6F4EE" w:color="auto" w:val="clear"/>
+            <w:tcMar>
+              <w:top w:type="dxa" w:w="70"/>
+              <w:left w:type="dxa" w:w="110"/>
+              <w:bottom w:type="dxa" w:w="70"/>
+              <w:right w:type="dxa" w:w="110"/>
+            </w:tcMar>
+            <w:vAlign w:val="center"/>
+          </w:tcPr>
+          <w:p>
+            <w:pPr>
+              <w:spacing w:after="0" w:before="0"/>
+            </w:pPr>
+            <w:r>
+              <w:rPr>
+                <w:rFonts w:ascii="Arial" w:cs="Arial" w:eastAsia="Arial" w:hAnsi="Arial"/>
+                <w:color w:val="1B2118"/>
+                <w:sz w:val="18"/>
+                <w:szCs w:val="18"/>
+              </w:rPr>
+              <w:t xml:space="preserve">Prove</w:t>
+            </w:r>
+          </w:p>
+        </w:tc>
+        <w:tc>
+          <w:tcPr>
+            <w:tcW w:type="dxa" w:w="3524"/>
+            <w:tcBorders>
+              <w:top w:val="single" w:color="D9D4C5" w:sz="4"/>
+              <w:left w:val="single" w:color="D9D4C5" w:sz="4"/>
+              <w:bottom w:val="single" w:color="D9D4C5" w:sz="4"/>
+              <w:right w:val="single" w:color="D9D4C5" w:sz="4"/>
+            </w:tcBorders>
+            <w:shd w:fill="F6F4EE" w:color="auto" w:val="clear"/>
+            <w:tcMar>
+              <w:top w:type="dxa" w:w="70"/>
+              <w:left w:type="dxa" w:w="110"/>
+              <w:bottom w:type="dxa" w:w="70"/>
+              <w:right w:type="dxa" w:w="110"/>
+            </w:tcMar>
+            <w:vAlign w:val="center"/>
+          </w:tcPr>
+          <w:p>
+            <w:pPr>
+              <w:spacing w:after="0" w:before="0"/>
+            </w:pPr>
+            <w:r>
+              <w:rPr>
+                <w:rFonts w:ascii="Consolas" w:cs="Consolas" w:eastAsia="Consolas" w:hAnsi="Consolas"/>
+                <w:color w:val="2F5D3A"/>
+                <w:sz w:val="18"/>
+                <w:szCs w:val="18"/>
+              </w:rPr>
+              <w:t xml:space="preserve">test/simulatore.test.mjs</w:t>
+            </w:r>
+          </w:p>
+        </w:tc>
+        <w:tc>
+          <w:tcPr>
+            <w:tcW w:type="dxa" w:w="2760"/>
+            <w:tcBorders>
+              <w:top w:val="single" w:color="D9D4C5" w:sz="4"/>
+              <w:left w:val="single" w:color="D9D4C5" w:sz="4"/>
+              <w:bottom w:val="single" w:color="D9D4C5" w:sz="4"/>
+              <w:right w:val="single" w:color="D9D4C5" w:sz="4"/>
+            </w:tcBorders>
+            <w:shd w:fill="F6F4EE" w:color="auto" w:val="clear"/>
+            <w:tcMar>
+              <w:top w:type="dxa" w:w="70"/>
+              <w:left w:type="dxa" w:w="110"/>
+              <w:bottom w:type="dxa" w:w="70"/>
+              <w:right w:type="dxa" w:w="110"/>
+            </w:tcMar>
+            <w:vAlign w:val="center"/>
+          </w:tcPr>
+          <w:p>
+            <w:pPr>
+              <w:spacing w:after="0" w:before="0"/>
+            </w:pPr>
+            <w:r>
+              <w:rPr>
+                <w:rFonts w:ascii="Consolas" w:cs="Consolas" w:eastAsia="Consolas" w:hAnsi="Consolas"/>
+                <w:color w:val="2F5D3A"/>
+                <w:sz w:val="18"/>
+                <w:szCs w:val="18"/>
+              </w:rPr>
+              <w:t xml:space="preserve">t28.sql</w:t>
+            </w:r>
+            <w:r>
+              <w:rPr>
+                <w:rFonts w:ascii="Arial" w:cs="Arial" w:eastAsia="Arial" w:hAnsi="Arial"/>
+                <w:color w:val="1B2118"/>
+                <w:sz w:val="18"/>
+                <w:szCs w:val="18"/>
+              </w:rPr>
+              <w:t xml:space="preserve"> sul banco locale</w:t>
+            </w:r>
+          </w:p>
+        </w:tc>
+      </w:tr>
+    </w:tbl>
+    <w:p>
+      <w:pPr>
+        <w:spacing w:after="160"/>
+      </w:pPr>
+    </w:p>
+    <w:p>
+      <w:pPr>
+        <w:spacing w:after="140" w:line="300"/>
+      </w:pPr>
+      <w:r>
+        <w:rPr>
+          <w:rFonts w:ascii="Arial" w:cs="Arial" w:eastAsia="Arial" w:hAnsi="Arial"/>
+          <w:color w:val="1B2118"/>
+          <w:sz w:val="21"/>
+          <w:szCs w:val="21"/>
+        </w:rPr>
+        <w:t xml:space="preserve">Modello e conseguenze (i crediti nascono dai rifiuti evitati; più differenziata a parità di totale non genera crediti) in </w:t>
       </w:r>
       <w:r>
         <w:rPr>
@@ -52547,7 +54273,7 @@
         <w:szCs w:val="16"/>
       </w:rPr>
       <w:tab/>
-      <w:t xml:space="preserve">Registro sviluppo e deploy · Rev. 2.5 · 19/10/2026</w:t>
+      <w:t xml:space="preserve">Registro sviluppo e deploy · Rev. 2.6 · 19/10/2026</w:t>
     </w:r>
   </w:p>
 </w:hdr>
@@ -52612,7 +54338,7 @@
         <w:szCs w:val="16"/>
       </w:rPr>
       <w:tab/>
-      <w:t xml:space="preserve">Registro sviluppo e deploy · Rev. 2.5 · 19/10/2026</w:t>
+      <w:t xml:space="preserve">Registro sviluppo e deploy · Rev. 2.6 · 19/10/2026</w:t>
     </w:r>
   </w:p>
 </w:hdr>

--- a/public/documentazione/Registro_Dev_Deploy_Portale_CWP.docx
+++ b/public/documentazione/Registro_Dev_Deploy_Portale_CWP.docx
@@ -302,7 +302,7 @@
                 <w:sz w:val="20"/>
                 <w:szCs w:val="20"/>
               </w:rPr>
-              <w:t xml:space="preserve">Rev. 2.6</w:t>
+              <w:t xml:space="preserve">Rev. 2.7</w:t>
             </w:r>
           </w:p>
         </w:tc>
@@ -719,7 +719,7 @@
                 <w:sz w:val="18"/>
                 <w:szCs w:val="18"/>
               </w:rPr>
-              <w:t xml:space="preserve">2.6</w:t>
+              <w:t xml:space="preserve">2.7</w:t>
             </w:r>
           </w:p>
         </w:tc>
@@ -783,7 +783,7 @@
                 <w:sz w:val="18"/>
                 <w:szCs w:val="18"/>
               </w:rPr>
-              <w:t xml:space="preserve">Simulatore di scenari, prima versione: script 28, pagina /simulatore, motore e prove; decisioni aperte e cronologia.</w:t>
+              <w:t xml:space="preserve">Script 28 del simulatore eseguito in produzione.</w:t>
             </w:r>
           </w:p>
         </w:tc>
@@ -853,7 +853,7 @@
                 <w:sz w:val="18"/>
                 <w:szCs w:val="18"/>
               </w:rPr>
-              <w:t xml:space="preserve">2.5</w:t>
+              <w:t xml:space="preserve">2.6</w:t>
             </w:r>
           </w:p>
         </w:tc>
@@ -919,7 +919,7 @@
                 <w:sz w:val="18"/>
                 <w:szCs w:val="18"/>
               </w:rPr>
-              <w:t xml:space="preserve">Backlog punto 37 (simulatore di scenari), assistente virtuale in evidenza (punto 21), decisioni aperte e cronologia.</w:t>
+              <w:t xml:space="preserve">Simulatore di scenari, prima versione: script 28, pagina /simulatore, motore e prove; decisioni aperte e cronologia.</w:t>
             </w:r>
           </w:p>
         </w:tc>
@@ -989,7 +989,7 @@
                 <w:sz w:val="18"/>
                 <w:szCs w:val="18"/>
               </w:rPr>
-              <w:t xml:space="preserve">2.4</w:t>
+              <w:t xml:space="preserve">2.5</w:t>
             </w:r>
           </w:p>
         </w:tc>
@@ -1053,7 +1053,7 @@
                 <w:sz w:val="18"/>
                 <w:szCs w:val="18"/>
               </w:rPr>
-              <w:t xml:space="preserve">Archivio di backup, ramo snapshot su GitHub e nuovo documento Istruzioni di ripristino (procedure di rilascio e cronologia).</w:t>
+              <w:t xml:space="preserve">Backlog punto 37 (simulatore di scenari), assistente virtuale in evidenza (punto 21), decisioni aperte e cronologia.</w:t>
             </w:r>
           </w:p>
         </w:tc>
@@ -1123,7 +1123,7 @@
                 <w:sz w:val="18"/>
                 <w:szCs w:val="18"/>
               </w:rPr>
-              <w:t xml:space="preserve">2.3</w:t>
+              <w:t xml:space="preserve">2.4</w:t>
             </w:r>
           </w:p>
         </w:tc>
@@ -1189,7 +1189,7 @@
                 <w:sz w:val="18"/>
                 <w:szCs w:val="18"/>
               </w:rPr>
-              <w:t xml:space="preserve">Script 25-27 (documenti del Programma, PEC, soggetto promotore), decisione del 19/10 e presentazione aggiornata.</w:t>
+              <w:t xml:space="preserve">Archivio di backup, ramo snapshot su GitHub e nuovo documento Istruzioni di ripristino (procedure di rilascio e cronologia).</w:t>
             </w:r>
           </w:p>
         </w:tc>
@@ -1259,7 +1259,7 @@
                 <w:sz w:val="18"/>
                 <w:szCs w:val="18"/>
               </w:rPr>
-              <w:t xml:space="preserve">2.2</w:t>
+              <w:t xml:space="preserve">2.3</w:t>
             </w:r>
           </w:p>
         </w:tc>
@@ -1291,7 +1291,7 @@
                 <w:sz w:val="18"/>
                 <w:szCs w:val="18"/>
               </w:rPr>
-              <w:t xml:space="preserve">18/10/2026</w:t>
+              <w:t xml:space="preserve">19/10/2026</w:t>
             </w:r>
           </w:p>
         </w:tc>
@@ -1323,7 +1323,7 @@
                 <w:sz w:val="18"/>
                 <w:szCs w:val="18"/>
               </w:rPr>
-              <w:t xml:space="preserve">Script 22-24, allineamento ai documenti ufficiali del Programma (punto 35), nuove pagine e funzioni, decisioni aggiornate, punto 36 (SPID/CIE/CNS).</w:t>
+              <w:t xml:space="preserve">Script 25-27 (documenti del Programma, PEC, soggetto promotore), decisione del 19/10 e presentazione aggiornata.</w:t>
             </w:r>
           </w:p>
         </w:tc>
@@ -1393,7 +1393,7 @@
                 <w:sz w:val="18"/>
                 <w:szCs w:val="18"/>
               </w:rPr>
-              <w:t xml:space="preserve">2.1</w:t>
+              <w:t xml:space="preserve">2.2</w:t>
             </w:r>
           </w:p>
         </w:tc>
@@ -1459,7 +1459,7 @@
                 <w:sz w:val="18"/>
                 <w:szCs w:val="18"/>
               </w:rPr>
-              <w:t xml:space="preserve">Rilettura dei documenti ufficiali del Programma: differenze con il portale tra le decisioni aperte; correzione del buffer nei manuali.</w:t>
+              <w:t xml:space="preserve">Script 22-24, allineamento ai documenti ufficiali del Programma (punto 35), nuove pagine e funzioni, decisioni aggiornate, punto 36 (SPID/CIE/CNS).</w:t>
             </w:r>
           </w:p>
         </w:tc>
@@ -1529,7 +1529,7 @@
                 <w:sz w:val="18"/>
                 <w:szCs w:val="18"/>
               </w:rPr>
-              <w:t xml:space="preserve">2.0</w:t>
+              <w:t xml:space="preserve">2.1</w:t>
             </w:r>
           </w:p>
         </w:tc>
@@ -1593,7 +1593,7 @@
                 <w:sz w:val="18"/>
                 <w:szCs w:val="18"/>
               </w:rPr>
-              <w:t xml:space="preserve">Completamento funzionale dai requisiti (script 21): Rapporti a 4 fasi, documenti richiesti, anagrafiche per lo staff, consultazione bloccata e numerata, conservazione 10 anni, fascicolo completo; funzione consultazione-pubblica ripubblicata.</w:t>
+              <w:t xml:space="preserve">Rilettura dei documenti ufficiali del Programma: differenze con il portale tra le decisioni aperte; correzione del buffer nei manuali.</w:t>
             </w:r>
           </w:p>
         </w:tc>
@@ -1663,7 +1663,7 @@
                 <w:sz w:val="18"/>
                 <w:szCs w:val="18"/>
               </w:rPr>
-              <w:t xml:space="preserve">1.9</w:t>
+              <w:t xml:space="preserve">2.0</w:t>
             </w:r>
           </w:p>
         </w:tc>
@@ -1729,7 +1729,7 @@
                 <w:sz w:val="18"/>
                 <w:szCs w:val="18"/>
               </w:rPr>
-              <w:t xml:space="preserve">Script 20 (rinforzi di integrità, ora italiana nel database), funzioni crea-utente e consultazione-pubblica ripubblicate, punto 33 completato; decisione sull'audit.</w:t>
+              <w:t xml:space="preserve">Completamento funzionale dai requisiti (script 21): Rapporti a 4 fasi, documenti richiesti, anagrafiche per lo staff, consultazione bloccata e numerata, conservazione 10 anni, fascicolo completo; funzione consultazione-pubblica ripubblicata.</w:t>
             </w:r>
           </w:p>
         </w:tc>
@@ -1799,7 +1799,7 @@
                 <w:sz w:val="18"/>
                 <w:szCs w:val="18"/>
               </w:rPr>
-              <w:t xml:space="preserve">1.8</w:t>
+              <w:t xml:space="preserve">1.9</w:t>
             </w:r>
           </w:p>
         </w:tc>
@@ -1863,7 +1863,7 @@
                 <w:sz w:val="18"/>
                 <w:szCs w:val="18"/>
               </w:rPr>
-              <w:t xml:space="preserve">Codice sorgente interamente commentato (punto 31 completato); nuovi rinforzi nel punto 33; intestazione aggiornata alla versione 0.19.</w:t>
+              <w:t xml:space="preserve">Script 20 (rinforzi di integrità, ora italiana nel database), funzioni crea-utente e consultazione-pubblica ripubblicate, punto 33 completato; decisione sull'audit.</w:t>
             </w:r>
           </w:p>
         </w:tc>
@@ -1933,7 +1933,7 @@
                 <w:sz w:val="18"/>
                 <w:szCs w:val="18"/>
               </w:rPr>
-              <w:t xml:space="preserve">1.7</w:t>
+              <w:t xml:space="preserve">1.8</w:t>
             </w:r>
           </w:p>
         </w:tc>
@@ -1999,7 +1999,7 @@
                 <w:sz w:val="18"/>
                 <w:szCs w:val="18"/>
               </w:rPr>
-              <w:t xml:space="preserve">Crediti: rapporto di calcolo in PDF, numero di registro (script 18) e registro dei crediti; avvisi di npm audit nel punto 30.</w:t>
+              <w:t xml:space="preserve">Codice sorgente interamente commentato (punto 31 completato); nuovi rinforzi nel punto 33; intestazione aggiornata alla versione 0.19.</w:t>
             </w:r>
           </w:p>
         </w:tc>
@@ -2069,7 +2069,7 @@
                 <w:sz w:val="18"/>
                 <w:szCs w:val="18"/>
               </w:rPr>
-              <w:t xml:space="preserve">1.6</w:t>
+              <w:t xml:space="preserve">1.7</w:t>
             </w:r>
           </w:p>
         </w:tc>
@@ -2133,7 +2133,7 @@
                 <w:sz w:val="18"/>
                 <w:szCs w:val="18"/>
               </w:rPr>
-              <w:t xml:space="preserve">Crediti: import diretto del tracciato, aggregazione delle letture, blocco dei dati personali, controlli di coerenza (backlog 1-5).</w:t>
+              <w:t xml:space="preserve">Crediti: rapporto di calcolo in PDF, numero di registro (script 18) e registro dei crediti; avvisi di npm audit nel punto 30.</w:t>
             </w:r>
           </w:p>
         </w:tc>
@@ -2203,7 +2203,7 @@
                 <w:sz w:val="18"/>
                 <w:szCs w:val="18"/>
               </w:rPr>
-              <w:t xml:space="preserve">1.5</w:t>
+              <w:t xml:space="preserve">1.6</w:t>
             </w:r>
           </w:p>
         </w:tc>
@@ -2269,7 +2269,7 @@
                 <w:sz w:val="18"/>
                 <w:szCs w:val="18"/>
               </w:rPr>
-              <w:t xml:space="preserve">Capitolo pratiche: script 17, funzione consultazione-pubblica, note di fase, Enti di Validazione, modelli, messaggi, pagamenti al Comune, consultazione pubblica con email confermata ed errata corrige; decisioni A, B, D.</w:t>
+              <w:t xml:space="preserve">Crediti: import diretto del tracciato, aggregazione delle letture, blocco dei dati personali, controlli di coerenza (backlog 1-5).</w:t>
             </w:r>
           </w:p>
         </w:tc>
@@ -2339,7 +2339,7 @@
                 <w:sz w:val="18"/>
                 <w:szCs w:val="18"/>
               </w:rPr>
-              <w:t xml:space="preserve">1.4</w:t>
+              <w:t xml:space="preserve">1.5</w:t>
             </w:r>
           </w:p>
         </w:tc>
@@ -2403,7 +2403,7 @@
                 <w:sz w:val="18"/>
                 <w:szCs w:val="18"/>
               </w:rPr>
-              <w:t xml:space="preserve">Manuale Test; regole di lavoro (quattro documenti aggiornati insieme, codice commentato); backlog 31 e 32.</w:t>
+              <w:t xml:space="preserve">Capitolo pratiche: script 17, funzione consultazione-pubblica, note di fase, Enti di Validazione, modelli, messaggi, pagamenti al Comune, consultazione pubblica con email confermata ed errata corrige; decisioni A, B, D.</w:t>
             </w:r>
           </w:p>
         </w:tc>
@@ -2473,7 +2473,7 @@
                 <w:sz w:val="18"/>
                 <w:szCs w:val="18"/>
               </w:rPr>
-              <w:t xml:space="preserve">1.3</w:t>
+              <w:t xml:space="preserve">1.4</w:t>
             </w:r>
           </w:p>
         </w:tc>
@@ -2539,7 +2539,7 @@
                 <w:sz w:val="18"/>
                 <w:szCs w:val="18"/>
               </w:rPr>
-              <w:t xml:space="preserve">Manuale Amministratore in Word/PDF; Manuale Utente solo in PDF per gli utenti e anche in «I tuoi documenti».</w:t>
+              <w:t xml:space="preserve">Manuale Test; regole di lavoro (quattro documenti aggiornati insieme, codice commentato); backlog 31 e 32.</w:t>
             </w:r>
           </w:p>
         </w:tc>
@@ -2609,7 +2609,7 @@
                 <w:sz w:val="18"/>
                 <w:szCs w:val="18"/>
               </w:rPr>
-              <w:t xml:space="preserve">1.2</w:t>
+              <w:t xml:space="preserve">1.3</w:t>
             </w:r>
           </w:p>
         </w:tc>
@@ -2673,7 +2673,7 @@
                 <w:sz w:val="18"/>
                 <w:szCs w:val="18"/>
               </w:rPr>
-              <w:t xml:space="preserve">Pagina «Il mio profilo»; password (script 15 e 16, Edge Functions reimposta-password e recupera-password); SMTP Resend; email di recupero in italiano spedita dal portale.</w:t>
+              <w:t xml:space="preserve">Manuale Amministratore in Word/PDF; Manuale Utente solo in PDF per gli utenti e anche in «I tuoi documenti».</w:t>
             </w:r>
           </w:p>
         </w:tc>
@@ -2743,7 +2743,7 @@
                 <w:sz w:val="18"/>
                 <w:szCs w:val="18"/>
               </w:rPr>
-              <w:t xml:space="preserve">1.1</w:t>
+              <w:t xml:space="preserve">1.2</w:t>
             </w:r>
           </w:p>
         </w:tc>
@@ -2809,7 +2809,7 @@
                 <w:sz w:val="18"/>
                 <w:szCs w:val="18"/>
               </w:rPr>
-              <w:t xml:space="preserve">Pagina Documentazione; backlog riordinato; decisione di passare Vercel e Supabase a piani a pagamento (punto 29); riservatezza della documentazione (punto 28).</w:t>
+              <w:t xml:space="preserve">Pagina «Il mio profilo»; password (script 15 e 16, Edge Functions reimposta-password e recupera-password); SMTP Resend; email di recupero in italiano spedita dal portale.</w:t>
             </w:r>
           </w:p>
         </w:tc>
@@ -2879,6 +2879,140 @@
                 <w:sz w:val="18"/>
                 <w:szCs w:val="18"/>
               </w:rPr>
+              <w:t xml:space="preserve">1.1</w:t>
+            </w:r>
+          </w:p>
+        </w:tc>
+        <w:tc>
+          <w:tcPr>
+            <w:tcW w:type="dxa" w:w="1300"/>
+            <w:tcBorders>
+              <w:top w:val="single" w:color="D9D4C5" w:sz="4"/>
+              <w:left w:val="single" w:color="D9D4C5" w:sz="4"/>
+              <w:bottom w:val="single" w:color="D9D4C5" w:sz="4"/>
+              <w:right w:val="single" w:color="D9D4C5" w:sz="4"/>
+            </w:tcBorders>
+            <w:tcMar>
+              <w:top w:type="dxa" w:w="70"/>
+              <w:left w:type="dxa" w:w="110"/>
+              <w:bottom w:type="dxa" w:w="70"/>
+              <w:right w:type="dxa" w:w="110"/>
+            </w:tcMar>
+            <w:vAlign w:val="center"/>
+          </w:tcPr>
+          <w:p>
+            <w:pPr>
+              <w:spacing w:after="0" w:before="0"/>
+            </w:pPr>
+            <w:r>
+              <w:rPr>
+                <w:rFonts w:ascii="Arial" w:cs="Arial" w:eastAsia="Arial" w:hAnsi="Arial"/>
+                <w:color w:val="1B2118"/>
+                <w:sz w:val="18"/>
+                <w:szCs w:val="18"/>
+              </w:rPr>
+              <w:t xml:space="preserve">18/10/2026</w:t>
+            </w:r>
+          </w:p>
+        </w:tc>
+        <w:tc>
+          <w:tcPr>
+            <w:tcW w:type="dxa" w:w="5538"/>
+            <w:tcBorders>
+              <w:top w:val="single" w:color="D9D4C5" w:sz="4"/>
+              <w:left w:val="single" w:color="D9D4C5" w:sz="4"/>
+              <w:bottom w:val="single" w:color="D9D4C5" w:sz="4"/>
+              <w:right w:val="single" w:color="D9D4C5" w:sz="4"/>
+            </w:tcBorders>
+            <w:tcMar>
+              <w:top w:type="dxa" w:w="70"/>
+              <w:left w:type="dxa" w:w="110"/>
+              <w:bottom w:type="dxa" w:w="70"/>
+              <w:right w:type="dxa" w:w="110"/>
+            </w:tcMar>
+            <w:vAlign w:val="center"/>
+          </w:tcPr>
+          <w:p>
+            <w:pPr>
+              <w:spacing w:after="0" w:before="0"/>
+            </w:pPr>
+            <w:r>
+              <w:rPr>
+                <w:rFonts w:ascii="Arial" w:cs="Arial" w:eastAsia="Arial" w:hAnsi="Arial"/>
+                <w:color w:val="1B2118"/>
+                <w:sz w:val="18"/>
+                <w:szCs w:val="18"/>
+              </w:rPr>
+              <w:t xml:space="preserve">Pagina Documentazione; backlog riordinato; decisione di passare Vercel e Supabase a piani a pagamento (punto 29); riservatezza della documentazione (punto 28).</w:t>
+            </w:r>
+          </w:p>
+        </w:tc>
+        <w:tc>
+          <w:tcPr>
+            <w:tcW w:type="dxa" w:w="2000"/>
+            <w:tcBorders>
+              <w:top w:val="single" w:color="D9D4C5" w:sz="4"/>
+              <w:left w:val="single" w:color="D9D4C5" w:sz="4"/>
+              <w:bottom w:val="single" w:color="D9D4C5" w:sz="4"/>
+              <w:right w:val="single" w:color="D9D4C5" w:sz="4"/>
+            </w:tcBorders>
+            <w:tcMar>
+              <w:top w:type="dxa" w:w="70"/>
+              <w:left w:type="dxa" w:w="110"/>
+              <w:bottom w:type="dxa" w:w="70"/>
+              <w:right w:type="dxa" w:w="110"/>
+            </w:tcMar>
+            <w:vAlign w:val="center"/>
+          </w:tcPr>
+          <w:p>
+            <w:pPr>
+              <w:spacing w:after="0" w:before="0"/>
+            </w:pPr>
+            <w:r>
+              <w:rPr>
+                <w:rFonts w:ascii="Arial" w:cs="Arial" w:eastAsia="Arial" w:hAnsi="Arial"/>
+                <w:color w:val="1B2118"/>
+                <w:sz w:val="18"/>
+                <w:szCs w:val="18"/>
+              </w:rPr>
+              <w:t xml:space="preserve">Fondazione Operate</w:t>
+            </w:r>
+          </w:p>
+        </w:tc>
+      </w:tr>
+      <w:tr>
+        <w:trPr>
+          <w:cantSplit/>
+        </w:trPr>
+        <w:tc>
+          <w:tcPr>
+            <w:tcW w:type="dxa" w:w="800"/>
+            <w:tcBorders>
+              <w:top w:val="single" w:color="D9D4C5" w:sz="4"/>
+              <w:left w:val="single" w:color="D9D4C5" w:sz="4"/>
+              <w:bottom w:val="single" w:color="D9D4C5" w:sz="4"/>
+              <w:right w:val="single" w:color="D9D4C5" w:sz="4"/>
+            </w:tcBorders>
+            <w:shd w:fill="F6F4EE" w:color="auto" w:val="clear"/>
+            <w:tcMar>
+              <w:top w:type="dxa" w:w="70"/>
+              <w:left w:type="dxa" w:w="110"/>
+              <w:bottom w:type="dxa" w:w="70"/>
+              <w:right w:type="dxa" w:w="110"/>
+            </w:tcMar>
+            <w:vAlign w:val="center"/>
+          </w:tcPr>
+          <w:p>
+            <w:pPr>
+              <w:spacing w:after="0" w:before="0"/>
+            </w:pPr>
+            <w:r>
+              <w:rPr>
+                <w:rFonts w:ascii="Arial" w:cs="Arial" w:eastAsia="Arial" w:hAnsi="Arial"/>
+                <w:color w:val="1B2118"/>
+                <w:sz w:val="18"/>
+                <w:szCs w:val="18"/>
+              </w:rPr>
               <w:t xml:space="preserve">1.0</w:t>
             </w:r>
           </w:p>
@@ -2892,6 +3026,7 @@
               <w:bottom w:val="single" w:color="D9D4C5" w:sz="4"/>
               <w:right w:val="single" w:color="D9D4C5" w:sz="4"/>
             </w:tcBorders>
+            <w:shd w:fill="F6F4EE" w:color="auto" w:val="clear"/>
             <w:tcMar>
               <w:top w:type="dxa" w:w="70"/>
               <w:left w:type="dxa" w:w="110"/>
@@ -2924,6 +3059,7 @@
               <w:bottom w:val="single" w:color="D9D4C5" w:sz="4"/>
               <w:right w:val="single" w:color="D9D4C5" w:sz="4"/>
             </w:tcBorders>
+            <w:shd w:fill="F6F4EE" w:color="auto" w:val="clear"/>
             <w:tcMar>
               <w:top w:type="dxa" w:w="70"/>
               <w:left w:type="dxa" w:w="110"/>
@@ -2956,6 +3092,7 @@
               <w:bottom w:val="single" w:color="D9D4C5" w:sz="4"/>
               <w:right w:val="single" w:color="D9D4C5" w:sz="4"/>
             </w:tcBorders>
+            <w:shd w:fill="F6F4EE" w:color="auto" w:val="clear"/>
             <w:tcMar>
               <w:top w:type="dxa" w:w="70"/>
               <w:left w:type="dxa" w:w="110"/>
@@ -2997,7 +3134,7 @@
           <w:sz w:val="20"/>
           <w:szCs w:val="20"/>
         </w:rPr>
-        <w:t xml:space="preserve">Fotografia del registro alla revisione 2.6 del 19/10/2026. Il registro è aggiornato a ogni nuova funzione, servizio o rilascio; la versione corrente si scarica dall'area Documentazione del portale (solo Amministratori).</w:t>
+        <w:t xml:space="preserve">Fotografia del registro alla revisione 2.7 del 19/10/2026. Il registro è aggiornato a ogni nuova funzione, servizio o rilascio; la versione corrente si scarica dall'area Documentazione del portale (solo Amministratori).</w:t>
       </w:r>
     </w:p>
     <w:p>
@@ -8702,8 +8839,8 @@
       </w:tblPr>
       <w:tblGrid>
         <w:gridCol w:w="3213"/>
-        <w:gridCol w:w="3570"/>
-        <w:gridCol w:w="2855"/>
+        <w:gridCol w:w="3213"/>
+        <w:gridCol w:w="3212"/>
       </w:tblGrid>
       <w:tr>
         <w:trPr>
@@ -8746,7 +8883,7 @@
         </w:tc>
         <w:tc>
           <w:tcPr>
-            <w:tcW w:type="dxa" w:w="3570"/>
+            <w:tcW w:type="dxa" w:w="3213"/>
             <w:tcBorders>
               <w:top w:val="single" w:color="D9D4C5" w:sz="4"/>
               <w:left w:val="single" w:color="D9D4C5" w:sz="4"/>
@@ -8781,7 +8918,7 @@
         </w:tc>
         <w:tc>
           <w:tcPr>
-            <w:tcW w:type="dxa" w:w="2855"/>
+            <w:tcW w:type="dxa" w:w="3212"/>
             <w:tcBorders>
               <w:top w:val="single" w:color="D9D4C5" w:sz="4"/>
               <w:left w:val="single" w:color="D9D4C5" w:sz="4"/>
@@ -8853,7 +8990,7 @@
         </w:tc>
         <w:tc>
           <w:tcPr>
-            <w:tcW w:type="dxa" w:w="3570"/>
+            <w:tcW w:type="dxa" w:w="3213"/>
             <w:tcBorders>
               <w:top w:val="single" w:color="D9D4C5" w:sz="4"/>
               <w:left w:val="single" w:color="D9D4C5" w:sz="4"/>
@@ -8885,7 +9022,7 @@
         </w:tc>
         <w:tc>
           <w:tcPr>
-            <w:tcW w:type="dxa" w:w="2855"/>
+            <w:tcW w:type="dxa" w:w="3212"/>
             <w:tcBorders>
               <w:top w:val="single" w:color="D9D4C5" w:sz="4"/>
               <w:left w:val="single" w:color="D9D4C5" w:sz="4"/>
@@ -8955,7 +9092,7 @@
         </w:tc>
         <w:tc>
           <w:tcPr>
-            <w:tcW w:type="dxa" w:w="3570"/>
+            <w:tcW w:type="dxa" w:w="3213"/>
             <w:tcBorders>
               <w:top w:val="single" w:color="D9D4C5" w:sz="4"/>
               <w:left w:val="single" w:color="D9D4C5" w:sz="4"/>
@@ -8988,7 +9125,7 @@
         </w:tc>
         <w:tc>
           <w:tcPr>
-            <w:tcW w:type="dxa" w:w="2855"/>
+            <w:tcW w:type="dxa" w:w="3212"/>
             <w:tcBorders>
               <w:top w:val="single" w:color="D9D4C5" w:sz="4"/>
               <w:left w:val="single" w:color="D9D4C5" w:sz="4"/>
@@ -9058,7 +9195,7 @@
         </w:tc>
         <w:tc>
           <w:tcPr>
-            <w:tcW w:type="dxa" w:w="3570"/>
+            <w:tcW w:type="dxa" w:w="3213"/>
             <w:tcBorders>
               <w:top w:val="single" w:color="D9D4C5" w:sz="4"/>
               <w:left w:val="single" w:color="D9D4C5" w:sz="4"/>
@@ -9090,7 +9227,7 @@
         </w:tc>
         <w:tc>
           <w:tcPr>
-            <w:tcW w:type="dxa" w:w="2855"/>
+            <w:tcW w:type="dxa" w:w="3212"/>
             <w:tcBorders>
               <w:top w:val="single" w:color="D9D4C5" w:sz="4"/>
               <w:left w:val="single" w:color="D9D4C5" w:sz="4"/>
@@ -9160,7 +9297,7 @@
         </w:tc>
         <w:tc>
           <w:tcPr>
-            <w:tcW w:type="dxa" w:w="3570"/>
+            <w:tcW w:type="dxa" w:w="3213"/>
             <w:tcBorders>
               <w:top w:val="single" w:color="D9D4C5" w:sz="4"/>
               <w:left w:val="single" w:color="D9D4C5" w:sz="4"/>
@@ -9211,7 +9348,7 @@
         </w:tc>
         <w:tc>
           <w:tcPr>
-            <w:tcW w:type="dxa" w:w="2855"/>
+            <w:tcW w:type="dxa" w:w="3212"/>
             <w:tcBorders>
               <w:top w:val="single" w:color="D9D4C5" w:sz="4"/>
               <w:left w:val="single" w:color="D9D4C5" w:sz="4"/>
@@ -9281,7 +9418,7 @@
         </w:tc>
         <w:tc>
           <w:tcPr>
-            <w:tcW w:type="dxa" w:w="3570"/>
+            <w:tcW w:type="dxa" w:w="3213"/>
             <w:tcBorders>
               <w:top w:val="single" w:color="D9D4C5" w:sz="4"/>
               <w:left w:val="single" w:color="D9D4C5" w:sz="4"/>
@@ -9313,7 +9450,7 @@
         </w:tc>
         <w:tc>
           <w:tcPr>
-            <w:tcW w:type="dxa" w:w="2855"/>
+            <w:tcW w:type="dxa" w:w="3212"/>
             <w:tcBorders>
               <w:top w:val="single" w:color="D9D4C5" w:sz="4"/>
               <w:left w:val="single" w:color="D9D4C5" w:sz="4"/>
@@ -9383,7 +9520,7 @@
         </w:tc>
         <w:tc>
           <w:tcPr>
-            <w:tcW w:type="dxa" w:w="3570"/>
+            <w:tcW w:type="dxa" w:w="3213"/>
             <w:tcBorders>
               <w:top w:val="single" w:color="D9D4C5" w:sz="4"/>
               <w:left w:val="single" w:color="D9D4C5" w:sz="4"/>
@@ -9416,7 +9553,7 @@
         </w:tc>
         <w:tc>
           <w:tcPr>
-            <w:tcW w:type="dxa" w:w="2855"/>
+            <w:tcW w:type="dxa" w:w="3212"/>
             <w:tcBorders>
               <w:top w:val="single" w:color="D9D4C5" w:sz="4"/>
               <w:left w:val="single" w:color="D9D4C5" w:sz="4"/>
@@ -9486,7 +9623,7 @@
         </w:tc>
         <w:tc>
           <w:tcPr>
-            <w:tcW w:type="dxa" w:w="3570"/>
+            <w:tcW w:type="dxa" w:w="3213"/>
             <w:tcBorders>
               <w:top w:val="single" w:color="D9D4C5" w:sz="4"/>
               <w:left w:val="single" w:color="D9D4C5" w:sz="4"/>
@@ -9518,7 +9655,7 @@
         </w:tc>
         <w:tc>
           <w:tcPr>
-            <w:tcW w:type="dxa" w:w="2855"/>
+            <w:tcW w:type="dxa" w:w="3212"/>
             <w:tcBorders>
               <w:top w:val="single" w:color="D9D4C5" w:sz="4"/>
               <w:left w:val="single" w:color="D9D4C5" w:sz="4"/>
@@ -9588,7 +9725,7 @@
         </w:tc>
         <w:tc>
           <w:tcPr>
-            <w:tcW w:type="dxa" w:w="3570"/>
+            <w:tcW w:type="dxa" w:w="3213"/>
             <w:tcBorders>
               <w:top w:val="single" w:color="D9D4C5" w:sz="4"/>
               <w:left w:val="single" w:color="D9D4C5" w:sz="4"/>
@@ -9621,7 +9758,7 @@
         </w:tc>
         <w:tc>
           <w:tcPr>
-            <w:tcW w:type="dxa" w:w="2855"/>
+            <w:tcW w:type="dxa" w:w="3212"/>
             <w:tcBorders>
               <w:top w:val="single" w:color="D9D4C5" w:sz="4"/>
               <w:left w:val="single" w:color="D9D4C5" w:sz="4"/>
@@ -9691,7 +9828,7 @@
         </w:tc>
         <w:tc>
           <w:tcPr>
-            <w:tcW w:type="dxa" w:w="3570"/>
+            <w:tcW w:type="dxa" w:w="3213"/>
             <w:tcBorders>
               <w:top w:val="single" w:color="D9D4C5" w:sz="4"/>
               <w:left w:val="single" w:color="D9D4C5" w:sz="4"/>
@@ -9723,7 +9860,7 @@
         </w:tc>
         <w:tc>
           <w:tcPr>
-            <w:tcW w:type="dxa" w:w="2855"/>
+            <w:tcW w:type="dxa" w:w="3212"/>
             <w:tcBorders>
               <w:top w:val="single" w:color="D9D4C5" w:sz="4"/>
               <w:left w:val="single" w:color="D9D4C5" w:sz="4"/>
@@ -9793,7 +9930,7 @@
         </w:tc>
         <w:tc>
           <w:tcPr>
-            <w:tcW w:type="dxa" w:w="3570"/>
+            <w:tcW w:type="dxa" w:w="3213"/>
             <w:tcBorders>
               <w:top w:val="single" w:color="D9D4C5" w:sz="4"/>
               <w:left w:val="single" w:color="D9D4C5" w:sz="4"/>
@@ -9862,7 +9999,7 @@
         </w:tc>
         <w:tc>
           <w:tcPr>
-            <w:tcW w:type="dxa" w:w="2855"/>
+            <w:tcW w:type="dxa" w:w="3212"/>
             <w:tcBorders>
               <w:top w:val="single" w:color="D9D4C5" w:sz="4"/>
               <w:left w:val="single" w:color="D9D4C5" w:sz="4"/>
@@ -9932,7 +10069,7 @@
         </w:tc>
         <w:tc>
           <w:tcPr>
-            <w:tcW w:type="dxa" w:w="3570"/>
+            <w:tcW w:type="dxa" w:w="3213"/>
             <w:tcBorders>
               <w:top w:val="single" w:color="D9D4C5" w:sz="4"/>
               <w:left w:val="single" w:color="D9D4C5" w:sz="4"/>
@@ -9964,7 +10101,7 @@
         </w:tc>
         <w:tc>
           <w:tcPr>
-            <w:tcW w:type="dxa" w:w="2855"/>
+            <w:tcW w:type="dxa" w:w="3212"/>
             <w:tcBorders>
               <w:top w:val="single" w:color="D9D4C5" w:sz="4"/>
               <w:left w:val="single" w:color="D9D4C5" w:sz="4"/>
@@ -10034,7 +10171,7 @@
         </w:tc>
         <w:tc>
           <w:tcPr>
-            <w:tcW w:type="dxa" w:w="3570"/>
+            <w:tcW w:type="dxa" w:w="3213"/>
             <w:tcBorders>
               <w:top w:val="single" w:color="D9D4C5" w:sz="4"/>
               <w:left w:val="single" w:color="D9D4C5" w:sz="4"/>
@@ -10067,7 +10204,7 @@
         </w:tc>
         <w:tc>
           <w:tcPr>
-            <w:tcW w:type="dxa" w:w="2855"/>
+            <w:tcW w:type="dxa" w:w="3212"/>
             <w:tcBorders>
               <w:top w:val="single" w:color="D9D4C5" w:sz="4"/>
               <w:left w:val="single" w:color="D9D4C5" w:sz="4"/>
@@ -10137,7 +10274,7 @@
         </w:tc>
         <w:tc>
           <w:tcPr>
-            <w:tcW w:type="dxa" w:w="3570"/>
+            <w:tcW w:type="dxa" w:w="3213"/>
             <w:tcBorders>
               <w:top w:val="single" w:color="D9D4C5" w:sz="4"/>
               <w:left w:val="single" w:color="D9D4C5" w:sz="4"/>
@@ -10169,7 +10306,7 @@
         </w:tc>
         <w:tc>
           <w:tcPr>
-            <w:tcW w:type="dxa" w:w="2855"/>
+            <w:tcW w:type="dxa" w:w="3212"/>
             <w:tcBorders>
               <w:top w:val="single" w:color="D9D4C5" w:sz="4"/>
               <w:left w:val="single" w:color="D9D4C5" w:sz="4"/>
@@ -10239,7 +10376,7 @@
         </w:tc>
         <w:tc>
           <w:tcPr>
-            <w:tcW w:type="dxa" w:w="3570"/>
+            <w:tcW w:type="dxa" w:w="3213"/>
             <w:tcBorders>
               <w:top w:val="single" w:color="D9D4C5" w:sz="4"/>
               <w:left w:val="single" w:color="D9D4C5" w:sz="4"/>
@@ -10272,7 +10409,7 @@
         </w:tc>
         <w:tc>
           <w:tcPr>
-            <w:tcW w:type="dxa" w:w="2855"/>
+            <w:tcW w:type="dxa" w:w="3212"/>
             <w:tcBorders>
               <w:top w:val="single" w:color="D9D4C5" w:sz="4"/>
               <w:left w:val="single" w:color="D9D4C5" w:sz="4"/>
@@ -10342,7 +10479,7 @@
         </w:tc>
         <w:tc>
           <w:tcPr>
-            <w:tcW w:type="dxa" w:w="3570"/>
+            <w:tcW w:type="dxa" w:w="3213"/>
             <w:tcBorders>
               <w:top w:val="single" w:color="D9D4C5" w:sz="4"/>
               <w:left w:val="single" w:color="D9D4C5" w:sz="4"/>
@@ -10410,7 +10547,7 @@
         </w:tc>
         <w:tc>
           <w:tcPr>
-            <w:tcW w:type="dxa" w:w="2855"/>
+            <w:tcW w:type="dxa" w:w="3212"/>
             <w:tcBorders>
               <w:top w:val="single" w:color="D9D4C5" w:sz="4"/>
               <w:left w:val="single" w:color="D9D4C5" w:sz="4"/>
@@ -10480,7 +10617,7 @@
         </w:tc>
         <w:tc>
           <w:tcPr>
-            <w:tcW w:type="dxa" w:w="3570"/>
+            <w:tcW w:type="dxa" w:w="3213"/>
             <w:tcBorders>
               <w:top w:val="single" w:color="D9D4C5" w:sz="4"/>
               <w:left w:val="single" w:color="D9D4C5" w:sz="4"/>
@@ -10549,7 +10686,7 @@
         </w:tc>
         <w:tc>
           <w:tcPr>
-            <w:tcW w:type="dxa" w:w="2855"/>
+            <w:tcW w:type="dxa" w:w="3212"/>
             <w:tcBorders>
               <w:top w:val="single" w:color="D9D4C5" w:sz="4"/>
               <w:left w:val="single" w:color="D9D4C5" w:sz="4"/>
@@ -10619,7 +10756,7 @@
         </w:tc>
         <w:tc>
           <w:tcPr>
-            <w:tcW w:type="dxa" w:w="3570"/>
+            <w:tcW w:type="dxa" w:w="3213"/>
             <w:tcBorders>
               <w:top w:val="single" w:color="D9D4C5" w:sz="4"/>
               <w:left w:val="single" w:color="D9D4C5" w:sz="4"/>
@@ -10831,7 +10968,7 @@
         </w:tc>
         <w:tc>
           <w:tcPr>
-            <w:tcW w:type="dxa" w:w="2855"/>
+            <w:tcW w:type="dxa" w:w="3212"/>
             <w:tcBorders>
               <w:top w:val="single" w:color="D9D4C5" w:sz="4"/>
               <w:left w:val="single" w:color="D9D4C5" w:sz="4"/>
@@ -10901,7 +11038,7 @@
         </w:tc>
         <w:tc>
           <w:tcPr>
-            <w:tcW w:type="dxa" w:w="3570"/>
+            <w:tcW w:type="dxa" w:w="3213"/>
             <w:tcBorders>
               <w:top w:val="single" w:color="D9D4C5" w:sz="4"/>
               <w:left w:val="single" w:color="D9D4C5" w:sz="4"/>
@@ -11024,7 +11161,7 @@
         </w:tc>
         <w:tc>
           <w:tcPr>
-            <w:tcW w:type="dxa" w:w="2855"/>
+            <w:tcW w:type="dxa" w:w="3212"/>
             <w:tcBorders>
               <w:top w:val="single" w:color="D9D4C5" w:sz="4"/>
               <w:left w:val="single" w:color="D9D4C5" w:sz="4"/>
@@ -11094,7 +11231,7 @@
         </w:tc>
         <w:tc>
           <w:tcPr>
-            <w:tcW w:type="dxa" w:w="3570"/>
+            <w:tcW w:type="dxa" w:w="3213"/>
             <w:tcBorders>
               <w:top w:val="single" w:color="D9D4C5" w:sz="4"/>
               <w:left w:val="single" w:color="D9D4C5" w:sz="4"/>
@@ -11162,7 +11299,7 @@
         </w:tc>
         <w:tc>
           <w:tcPr>
-            <w:tcW w:type="dxa" w:w="2855"/>
+            <w:tcW w:type="dxa" w:w="3212"/>
             <w:tcBorders>
               <w:top w:val="single" w:color="D9D4C5" w:sz="4"/>
               <w:left w:val="single" w:color="D9D4C5" w:sz="4"/>
@@ -11232,7 +11369,7 @@
         </w:tc>
         <w:tc>
           <w:tcPr>
-            <w:tcW w:type="dxa" w:w="3570"/>
+            <w:tcW w:type="dxa" w:w="3213"/>
             <w:tcBorders>
               <w:top w:val="single" w:color="D9D4C5" w:sz="4"/>
               <w:left w:val="single" w:color="D9D4C5" w:sz="4"/>
@@ -11427,7 +11564,7 @@
         </w:tc>
         <w:tc>
           <w:tcPr>
-            <w:tcW w:type="dxa" w:w="2855"/>
+            <w:tcW w:type="dxa" w:w="3212"/>
             <w:tcBorders>
               <w:top w:val="single" w:color="D9D4C5" w:sz="4"/>
               <w:left w:val="single" w:color="D9D4C5" w:sz="4"/>
@@ -11497,7 +11634,7 @@
         </w:tc>
         <w:tc>
           <w:tcPr>
-            <w:tcW w:type="dxa" w:w="3570"/>
+            <w:tcW w:type="dxa" w:w="3213"/>
             <w:tcBorders>
               <w:top w:val="single" w:color="D9D4C5" w:sz="4"/>
               <w:left w:val="single" w:color="D9D4C5" w:sz="4"/>
@@ -11799,7 +11936,7 @@
         </w:tc>
         <w:tc>
           <w:tcPr>
-            <w:tcW w:type="dxa" w:w="2855"/>
+            <w:tcW w:type="dxa" w:w="3212"/>
             <w:tcBorders>
               <w:top w:val="single" w:color="D9D4C5" w:sz="4"/>
               <w:left w:val="single" w:color="D9D4C5" w:sz="4"/>
@@ -11869,7 +12006,7 @@
         </w:tc>
         <w:tc>
           <w:tcPr>
-            <w:tcW w:type="dxa" w:w="3570"/>
+            <w:tcW w:type="dxa" w:w="3213"/>
             <w:tcBorders>
               <w:top w:val="single" w:color="D9D4C5" w:sz="4"/>
               <w:left w:val="single" w:color="D9D4C5" w:sz="4"/>
@@ -11920,7 +12057,7 @@
         </w:tc>
         <w:tc>
           <w:tcPr>
-            <w:tcW w:type="dxa" w:w="2855"/>
+            <w:tcW w:type="dxa" w:w="3212"/>
             <w:tcBorders>
               <w:top w:val="single" w:color="D9D4C5" w:sz="4"/>
               <w:left w:val="single" w:color="D9D4C5" w:sz="4"/>
@@ -11990,7 +12127,7 @@
         </w:tc>
         <w:tc>
           <w:tcPr>
-            <w:tcW w:type="dxa" w:w="3570"/>
+            <w:tcW w:type="dxa" w:w="3213"/>
             <w:tcBorders>
               <w:top w:val="single" w:color="D9D4C5" w:sz="4"/>
               <w:left w:val="single" w:color="D9D4C5" w:sz="4"/>
@@ -12310,7 +12447,7 @@
         </w:tc>
         <w:tc>
           <w:tcPr>
-            <w:tcW w:type="dxa" w:w="2855"/>
+            <w:tcW w:type="dxa" w:w="3212"/>
             <w:tcBorders>
               <w:top w:val="single" w:color="D9D4C5" w:sz="4"/>
               <w:left w:val="single" w:color="D9D4C5" w:sz="4"/>
@@ -12380,7 +12517,7 @@
         </w:tc>
         <w:tc>
           <w:tcPr>
-            <w:tcW w:type="dxa" w:w="3570"/>
+            <w:tcW w:type="dxa" w:w="3213"/>
             <w:tcBorders>
               <w:top w:val="single" w:color="D9D4C5" w:sz="4"/>
               <w:left w:val="single" w:color="D9D4C5" w:sz="4"/>
@@ -12773,7 +12910,7 @@
         </w:tc>
         <w:tc>
           <w:tcPr>
-            <w:tcW w:type="dxa" w:w="2855"/>
+            <w:tcW w:type="dxa" w:w="3212"/>
             <w:tcBorders>
               <w:top w:val="single" w:color="D9D4C5" w:sz="4"/>
               <w:left w:val="single" w:color="D9D4C5" w:sz="4"/>
@@ -12843,7 +12980,7 @@
         </w:tc>
         <w:tc>
           <w:tcPr>
-            <w:tcW w:type="dxa" w:w="3570"/>
+            <w:tcW w:type="dxa" w:w="3213"/>
             <w:tcBorders>
               <w:top w:val="single" w:color="D9D4C5" w:sz="4"/>
               <w:left w:val="single" w:color="D9D4C5" w:sz="4"/>
@@ -12893,7 +13030,7 @@
         </w:tc>
         <w:tc>
           <w:tcPr>
-            <w:tcW w:type="dxa" w:w="2855"/>
+            <w:tcW w:type="dxa" w:w="3212"/>
             <w:tcBorders>
               <w:top w:val="single" w:color="D9D4C5" w:sz="4"/>
               <w:left w:val="single" w:color="D9D4C5" w:sz="4"/>
@@ -12963,7 +13100,7 @@
         </w:tc>
         <w:tc>
           <w:tcPr>
-            <w:tcW w:type="dxa" w:w="3570"/>
+            <w:tcW w:type="dxa" w:w="3213"/>
             <w:tcBorders>
               <w:top w:val="single" w:color="D9D4C5" w:sz="4"/>
               <w:left w:val="single" w:color="D9D4C5" w:sz="4"/>
@@ -13014,7 +13151,7 @@
         </w:tc>
         <w:tc>
           <w:tcPr>
-            <w:tcW w:type="dxa" w:w="2855"/>
+            <w:tcW w:type="dxa" w:w="3212"/>
             <w:tcBorders>
               <w:top w:val="single" w:color="D9D4C5" w:sz="4"/>
               <w:left w:val="single" w:color="D9D4C5" w:sz="4"/>
@@ -13084,7 +13221,7 @@
         </w:tc>
         <w:tc>
           <w:tcPr>
-            <w:tcW w:type="dxa" w:w="3570"/>
+            <w:tcW w:type="dxa" w:w="3213"/>
             <w:tcBorders>
               <w:top w:val="single" w:color="D9D4C5" w:sz="4"/>
               <w:left w:val="single" w:color="D9D4C5" w:sz="4"/>
@@ -13116,7 +13253,7 @@
         </w:tc>
         <w:tc>
           <w:tcPr>
-            <w:tcW w:type="dxa" w:w="2855"/>
+            <w:tcW w:type="dxa" w:w="3212"/>
             <w:tcBorders>
               <w:top w:val="single" w:color="D9D4C5" w:sz="4"/>
               <w:left w:val="single" w:color="D9D4C5" w:sz="4"/>
@@ -13186,7 +13323,7 @@
         </w:tc>
         <w:tc>
           <w:tcPr>
-            <w:tcW w:type="dxa" w:w="3570"/>
+            <w:tcW w:type="dxa" w:w="3213"/>
             <w:tcBorders>
               <w:top w:val="single" w:color="D9D4C5" w:sz="4"/>
               <w:left w:val="single" w:color="D9D4C5" w:sz="4"/>
@@ -13255,7 +13392,7 @@
         </w:tc>
         <w:tc>
           <w:tcPr>
-            <w:tcW w:type="dxa" w:w="2855"/>
+            <w:tcW w:type="dxa" w:w="3212"/>
             <w:tcBorders>
               <w:top w:val="single" w:color="D9D4C5" w:sz="4"/>
               <w:left w:val="single" w:color="D9D4C5" w:sz="4"/>
@@ -13300,18 +13437,7 @@
                 <w:sz w:val="18"/>
                 <w:szCs w:val="18"/>
               </w:rPr>
-              <w:t xml:space="preserve">); </w:t>
-            </w:r>
-            <w:r>
-              <w:rPr>
-                <w:rFonts w:ascii="Arial" w:cs="Arial" w:eastAsia="Arial" w:hAnsi="Arial"/>
-                <w:b/>
-                <w:bCs/>
-                <w:color w:val="1B2118"/>
-                <w:sz w:val="18"/>
-                <w:szCs w:val="18"/>
-              </w:rPr>
-              <w:t xml:space="preserve">da eseguire in produzione</w:t>
+              <w:t xml:space="preserve">); eseguito in produzione da Luca il 19/10 (testo senza commenti, stesso contenuto)</w:t>
             </w:r>
           </w:p>
         </w:tc>
@@ -22208,7 +22334,7 @@
           <w:sz w:val="21"/>
           <w:szCs w:val="21"/>
         </w:rPr>
-        <w:t xml:space="preserve"> con 9 prove automatiche. Durata da menu 7/10/21 anni, più scenari per Comune, anno base (a mano, cluster SOSE o calcolo esistente), obiettivi annui con traiettoria lineare, % di differenziata e crediti anno per anno, grafici, confronto, CSV e stampa. Lo script 28 va eseguito in produzione.</w:t>
+        <w:t xml:space="preserve"> con 9 prove automatiche. Durata da menu 7/10/21 anni, più scenari per Comune, anno base (a mano, cluster SOSE o calcolo esistente), obiettivi annui con traiettoria lineare, % di differenziata e crediti anno per anno, grafici, confronto, CSV e stampa. Script 28 eseguito in produzione da Luca nel SQL Editor (in questa sessione i clic nel browser erano bloccati da un controllo di sicurezza).</w:t>
       </w:r>
     </w:p>
     <w:p>
@@ -26436,7 +26562,7 @@
               </w:rPr>
               <w:t xml:space="preserve">Claude Doc: </w:t>
             </w:r>
-            <w:hyperlink w:history="1" r:id="rIdpae_pyqjafse8qtrpx9d9">
+            <w:hyperlink w:history="1" r:id="rIdqwo8oqqunwot1rcsuwoob">
               <w:r>
                 <w:rPr>
                   <w:rFonts w:ascii="Arial" w:cs="Arial" w:eastAsia="Arial" w:hAnsi="Arial"/>
@@ -26783,7 +26909,7 @@
               </w:rPr>
               <w:t xml:space="preserve">Claude Doc: </w:t>
             </w:r>
-            <w:hyperlink w:history="1" r:id="rId_ozsmnr03osxgbe3qncsi">
+            <w:hyperlink w:history="1" r:id="rId6uf0da2eme__08tld5tpl">
               <w:r>
                 <w:rPr>
                   <w:rFonts w:ascii="Arial" w:cs="Arial" w:eastAsia="Arial" w:hAnsi="Arial"/>
@@ -27387,7 +27513,7 @@
               </w:rPr>
               <w:t xml:space="preserve">Claude Doc: </w:t>
             </w:r>
-            <w:hyperlink w:history="1" r:id="rIdxhwd0fr6p2uyh4lgoalao">
+            <w:hyperlink w:history="1" r:id="rIdudtogutavmtvb83hcj7qu">
               <w:r>
                 <w:rPr>
                   <w:rFonts w:ascii="Arial" w:cs="Arial" w:eastAsia="Arial" w:hAnsi="Arial"/>
@@ -27958,7 +28084,7 @@
             <w:pPr>
               <w:spacing w:after="0" w:before="0"/>
             </w:pPr>
-            <w:hyperlink w:history="1" r:id="rIdoddo-bb69gj7azgpoypt0">
+            <w:hyperlink w:history="1" r:id="rIdgr_ngpqcxgnvoyz86xfem">
               <w:r>
                 <w:rPr>
                   <w:rFonts w:ascii="Arial" w:cs="Arial" w:eastAsia="Arial" w:hAnsi="Arial"/>
@@ -29618,7 +29744,7 @@
           <w:sz w:val="21"/>
           <w:szCs w:val="21"/>
         </w:rPr>
-        <w:t xml:space="preserve"> (script 28, pagina </w:t>
+        <w:t xml:space="preserve"> (script 28 eseguito in produzione, pagina </w:t>
       </w:r>
       <w:r>
         <w:rPr>
@@ -29654,7 +29780,7 @@
           <w:sz w:val="21"/>
           <w:szCs w:val="21"/>
         </w:rPr>
-        <w:t xml:space="preserve">; da eseguire lo script in produzione). Restano: stampa PDF impaginata, eventuale visione da parte del Comune, conferma del modello. Strumento previsionale (ex ante, non certificabile) per stimare quanti crediti un Comune potrebbe generare:</w:t>
+        <w:t xml:space="preserve">). Restano: stampa PDF impaginata, eventuale visione da parte del Comune, conferma del modello. Strumento previsionale (ex ante, non certificabile) per stimare quanti crediti un Comune potrebbe generare:</w:t>
       </w:r>
     </w:p>
     <w:p>
@@ -54273,7 +54399,7 @@
         <w:szCs w:val="16"/>
       </w:rPr>
       <w:tab/>
-      <w:t xml:space="preserve">Registro sviluppo e deploy · Rev. 2.6 · 19/10/2026</w:t>
+      <w:t xml:space="preserve">Registro sviluppo e deploy · Rev. 2.7 · 19/10/2026</w:t>
     </w:r>
   </w:p>
 </w:hdr>
@@ -54338,7 +54464,7 @@
         <w:szCs w:val="16"/>
       </w:rPr>
       <w:tab/>
-      <w:t xml:space="preserve">Registro sviluppo e deploy · Rev. 2.6 · 19/10/2026</w:t>
+      <w:t xml:space="preserve">Registro sviluppo e deploy · Rev. 2.7 · 19/10/2026</w:t>
     </w:r>
   </w:p>
 </w:hdr>
